--- a/NCA_Assistant_User_Manual_v1.9.docx
+++ b/NCA_Assistant_User_Manual_v1.9.docx
@@ -18749,7 +18749,7 @@
         <w:spacing w:after="120" w:line="276" w:lineRule="auto"/>
       </w:pPr>
       <w:r>
-        <w:t>Change it at once, and tell the system owner, when you think someone else knows it. If you have forgotten it, ask the system owner for a reset: you then sign in with admin and choose a new password.</w:t>
+        <w:t>If you think someone else knows it, change it at once and tell the system owner. If you have forgotten it, ask the system owner for a reset: you then sign in with admin and choose a new password.</w:t>
       </w:r>
     </w:p>
     <w:p>
@@ -19074,7 +19074,7 @@
         <w:t>Sign</w:t>
       </w:r>
       <w:r>
-        <w:t>, or press Enter. After a wrong password the message says how many attempts are left; the third failure signs you out. A record is reviewed once. After that it stays approved, or rejected.</w:t>
+        <w:t>, or press Enter. After a wrong password the message says how many attempts are left; the third failure signs you out. A record is reviewed once, and then stays approved or rejected.</w:t>
       </w:r>
     </w:p>
     <w:p>
@@ -19243,20 +19243,16 @@
         <w:t>Export CSV</w:t>
       </w:r>
       <w:r>
-        <w:t xml:space="preserve"> saves the entries of the current filter, for example one study, with the result of the check at the top. After a review, reviewers click </w:t>
+        <w:t xml:space="preserve"> saves the entries of the current filter, for example one study, with the result of the check at the top. After a review, a reviewer clicks Sign trail review and signs with user ID and password; this records the period</w:t>
       </w:r>
       <w:r>
         <w:rPr>
           <w:b/>
         </w:rPr>
-        <w:t>Sign trail review</w:t>
-      </w:r>
-      <w:r>
-        <w:t xml:space="preserve"> and sign with user ID and </w:t>
-      </w:r>
-      <w:r>
-        <w:lastRenderedPageBreak/>
-        <w:t>password; this records the period you reviewed. How often to review, and what else triggers a review, is set by your organisation's procedure.</w:t>
+      </w:r>
+      <w:r/>
+      <w:r>
+        <w:t xml:space="preserve"> reviewed. How often to review, and what else triggers a review, is set by your organisation's procedure.</w:t>
       </w:r>
     </w:p>
     <w:p>
@@ -19480,7 +19476,7 @@
         <w:spacing w:after="120" w:line="276" w:lineRule="auto"/>
       </w:pPr>
       <w:r>
-        <w:t>NCA Assistant is open-source software without warranty or supplier support, and it is not validated for your use. It performs average bioequivalence only, not ABEL or RSABE. The public instance on shinyapps.io is outside the scope of any qualification: its package versions are set by the deployment, not by the validated release. For records under 21 CFR Part 11 or EU GMP Annex 11, use a controlled installation; controlled mode is qualified for the server on which it was qualified, not in general.</w:t>
+        <w:t>NCA Assistant is open-source software without warranty or supplier support, and it is not validated for your use. It performs average bioequivalence only, not ABEL or RSABE. The public instance on shinyapps.io is outside the scope of any qualification: its package versions are set by the deployment, not by the validated release. For records under 21 CFR Part 11 or EU GMP Annex 11, use a controlled installation; a qualification of controlled mode holds only for the server on which it was carried out, not in general.</w:t>
       </w:r>
     </w:p>
     <w:p>
@@ -19719,7 +19715,7 @@
         <w:t>Limits you accept.</w:t>
       </w:r>
       <w:r>
-        <w:t xml:space="preserve"> A new account can be taken over with the starting password admin by someone who knows the user ID, until its owner signs in: create accounts only when the owner signs in at once. The audit trail shows any change, but someone with root access to the server could rebuild it; the heads you file, the signature sheets and the backups are what show this. Reviewers see every study on the server: separate sponsors need separate installations. A deactivated user's open session runs on until the 15-minute timeout, although signing is refused at once.</w:t>
+        <w:t xml:space="preserve"> Until its owner signs in, a new account can be taken over with the starting password admin by anyone who knows the user ID: create accounts only when the owner signs in at once. The audit trail shows any change, but someone with root access to the server could rebuild it; the heads you file, the signature sheets and the backups would reveal such a rebuild. Reviewers see every study on the server: separate sponsors need separate installations. A deactivated user's open session runs on until the 15-minute timeout, although signing is refused at once.</w:t>
       </w:r>
     </w:p>
     <w:p>
@@ -30833,7 +30829,7 @@
                 <w:sz w:val="20"/>
                 <w:szCs w:val="20"/>
               </w:rPr>
-              <w:t>On a controlled installation: the record of who did what, when and on which data, kept on the server and protected against change</w:t>
+              <w:t>On a controlled installation: the record of who did what, when and on which data, kept on the server; entries cannot be changed through the app, and any change made otherwise shows</w:t>
             </w:r>
           </w:p>
         </w:tc>
@@ -34272,7 +34268,7 @@
         <w:t>I was signed out while working</w:t>
       </w:r>
       <w:r>
-        <w:t>: nothing happened for 15 minutes. Upload the file again; records you created are stored on the server.</w:t>
+        <w:t>: there was no activity for 15 minutes. Upload the file again; records you created are stored on the server.</w:t>
       </w:r>
     </w:p>
     <w:p>
@@ -34407,7 +34403,7 @@
         <w:spacing w:after="120" w:line="276" w:lineRule="auto"/>
       </w:pPr>
       <w:r>
-        <w:t>2. Put the tagged release in /srv/shiny-server/nca, owned by root and read-only for the service account shiny. Create the empty file gxp/CONTROLLED in it, owned by root: with it, the app does not start without controlled mode.</w:t>
+        <w:t>2. Put the tagged release in /srv/shiny-server/nca, owned by root and read-only for the service account shiny. Create the empty file gxp/CONTROLLED in it, owned by root: while this file exists, the app starts only in controlled mode.</w:t>
       </w:r>
     </w:p>
     <w:p>

--- a/NCA_Assistant_User_Manual_v1.9.docx
+++ b/NCA_Assistant_User_Manual_v1.9.docx
@@ -35261,7 +35261,7 @@
                 <w:sz w:val="20"/>
                 <w:szCs w:val="20"/>
               </w:rPr>
-              <w:t>verify</w:t>
+              <w:t>verify [folder] [seq:hash ...]</w:t>
             </w:r>
           </w:p>
         </w:tc>
@@ -35287,7 +35287,7 @@
                 <w:sz w:val="20"/>
                 <w:szCs w:val="20"/>
               </w:rPr>
-              <w:t>Checks the audit trail; verify folder checks an archived copy, also on another computer</w:t>
+              <w:t>Checks the audit trail; verify folder checks an archived copy, also on another computer. Add the heads you filed, for example verify 1234:&lt;hash&gt;, to check that those entries are still there: without them, entries removed from the end of the trail do not show.</w:t>
             </w:r>
           </w:p>
         </w:tc>
@@ -35341,7 +35341,7 @@
                 <w:sz w:val="20"/>
                 <w:szCs w:val="20"/>
               </w:rPr>
-              <w:t>Prints the last entry of the trail: file it in your quality system at a fixed interval</w:t>
+              <w:t>Prints the last entry of the trail as seq:hash: file it in your quality system at a fixed interval, and give the filed heads to verify</w:t>
             </w:r>
           </w:p>
         </w:tc>

--- a/NCA_Assistant_User_Manual_v1.9.docx
+++ b/NCA_Assistant_User_Manual_v1.9.docx
@@ -34395,7 +34395,7 @@
         <w:spacing w:after="120" w:line="276" w:lineRule="auto"/>
       </w:pPr>
       <w:r>
-        <w:t>1. Install R, the system programs zip (the Analysis Records are built with it) and logger (security alerts go through it; on most Linux systems it comes with util-linux or bsdutils), and the validated package versions from validation/renv.lock into the site library, including shinymanager, DBI and RSQLite.</w:t>
+        <w:t>1. Install R, the system programs zip (the Analysis Records are built with it) and logger (security alerts go through it; on most Linux systems it comes with util-linux or bsdutils), and the validated package versions from validation/renv.lock into the site library, including shinymanager, DBI and RSQLite. Packages that are built from source need the OpenSSL development files and cmake (on Debian and Ubuntu: libssl-dev and cmake).</w:t>
       </w:r>
     </w:p>
     <w:p>

--- a/NCA_Assistant_User_Manual_v1.9.docx
+++ b/NCA_Assistant_User_Manual_v1.9.docx
@@ -34395,7 +34395,7 @@
         <w:spacing w:after="120" w:line="276" w:lineRule="auto"/>
       </w:pPr>
       <w:r>
-        <w:t>1. Install R, the system programs zip (the Analysis Records are built with it) and logger (security alerts go through it; on most Linux systems it comes with util-linux or bsdutils), and the validated package versions from validation/renv.lock into the site library, including shinymanager, DBI and RSQLite. Packages that are built from source need the OpenSSL development files and cmake (on Debian and Ubuntu: libssl-dev and cmake).</w:t>
+        <w:t>1. Install R, the system programs zip (the Analysis Records are built with it) and logger (security alerts go through it; on most Linux systems it comes with util-linux or bsdutils), and the validated package versions from validation/renv.lock into the site library, including shinymanager, DBI and RSQLite. On Linux, the packages also need system libraries: OpenSSL and cmake to build them from source, and libuv for the package fs (on Debian and Ubuntu: libssl-dev, cmake and libuv1-dev).</w:t>
       </w:r>
     </w:p>
     <w:p>

--- a/NCA_Assistant_User_Manual_v1.9.docx
+++ b/NCA_Assistant_User_Manual_v1.9.docx
@@ -154,7 +154,7 @@
       <w:pPr>
         <w:pStyle w:val="Kop1"/>
       </w:pPr>
-      <w:bookmarkStart w:id="0" w:name="_Toc241354257"/>
+      <w:bookmarkStart w:id="0" w:name="_Toc241361694"/>
       <w:r>
         <w:lastRenderedPageBreak/>
         <w:t>Table of Contents</w:t>
@@ -192,7 +192,7 @@
           <w:r>
             <w:fldChar w:fldCharType="separate"/>
           </w:r>
-          <w:hyperlink w:anchor="_Toc241354257" w:history="1">
+          <w:hyperlink w:anchor="_Toc241361694" w:history="1">
             <w:r>
               <w:rPr>
                 <w:rStyle w:val="Hyperlink"/>
@@ -216,7 +216,7 @@
               <w:rPr>
                 <w:noProof/>
               </w:rPr>
-              <w:instrText xml:space="preserve"> PAGEREF _Toc241354257 \h </w:instrText>
+              <w:instrText xml:space="preserve"> PAGEREF _Toc241361694 \h </w:instrText>
             </w:r>
             <w:r>
               <w:rPr>
@@ -258,7 +258,7 @@
               <w14:ligatures w14:val="standardContextual"/>
             </w:rPr>
           </w:pPr>
-          <w:hyperlink w:anchor="_Toc241354258" w:history="1">
+          <w:hyperlink w:anchor="_Toc241361695" w:history="1">
             <w:r>
               <w:rPr>
                 <w:rStyle w:val="Hyperlink"/>
@@ -282,7 +282,7 @@
               <w:rPr>
                 <w:noProof/>
               </w:rPr>
-              <w:instrText xml:space="preserve"> PAGEREF _Toc241354258 \h </w:instrText>
+              <w:instrText xml:space="preserve"> PAGEREF _Toc241361695 \h </w:instrText>
             </w:r>
             <w:r>
               <w:rPr>
@@ -324,7 +324,7 @@
               <w14:ligatures w14:val="standardContextual"/>
             </w:rPr>
           </w:pPr>
-          <w:hyperlink w:anchor="_Toc241354259" w:history="1">
+          <w:hyperlink w:anchor="_Toc241361696" w:history="1">
             <w:r>
               <w:rPr>
                 <w:rStyle w:val="Hyperlink"/>
@@ -348,7 +348,7 @@
               <w:rPr>
                 <w:noProof/>
               </w:rPr>
-              <w:instrText xml:space="preserve"> PAGEREF _Toc241354259 \h </w:instrText>
+              <w:instrText xml:space="preserve"> PAGEREF _Toc241361696 \h </w:instrText>
             </w:r>
             <w:r>
               <w:rPr>
@@ -390,7 +390,7 @@
               <w14:ligatures w14:val="standardContextual"/>
             </w:rPr>
           </w:pPr>
-          <w:hyperlink w:anchor="_Toc241354260" w:history="1">
+          <w:hyperlink w:anchor="_Toc241361697" w:history="1">
             <w:r>
               <w:rPr>
                 <w:rStyle w:val="Hyperlink"/>
@@ -414,7 +414,7 @@
               <w:rPr>
                 <w:noProof/>
               </w:rPr>
-              <w:instrText xml:space="preserve"> PAGEREF _Toc241354260 \h </w:instrText>
+              <w:instrText xml:space="preserve"> PAGEREF _Toc241361697 \h </w:instrText>
             </w:r>
             <w:r>
               <w:rPr>
@@ -456,7 +456,7 @@
               <w14:ligatures w14:val="standardContextual"/>
             </w:rPr>
           </w:pPr>
-          <w:hyperlink w:anchor="_Toc241354261" w:history="1">
+          <w:hyperlink w:anchor="_Toc241361698" w:history="1">
             <w:r>
               <w:rPr>
                 <w:rStyle w:val="Hyperlink"/>
@@ -480,7 +480,7 @@
               <w:rPr>
                 <w:noProof/>
               </w:rPr>
-              <w:instrText xml:space="preserve"> PAGEREF _Toc241354261 \h </w:instrText>
+              <w:instrText xml:space="preserve"> PAGEREF _Toc241361698 \h </w:instrText>
             </w:r>
             <w:r>
               <w:rPr>
@@ -522,7 +522,7 @@
               <w14:ligatures w14:val="standardContextual"/>
             </w:rPr>
           </w:pPr>
-          <w:hyperlink w:anchor="_Toc241354262" w:history="1">
+          <w:hyperlink w:anchor="_Toc241361699" w:history="1">
             <w:r>
               <w:rPr>
                 <w:rStyle w:val="Hyperlink"/>
@@ -546,7 +546,7 @@
               <w:rPr>
                 <w:noProof/>
               </w:rPr>
-              <w:instrText xml:space="preserve"> PAGEREF _Toc241354262 \h </w:instrText>
+              <w:instrText xml:space="preserve"> PAGEREF _Toc241361699 \h </w:instrText>
             </w:r>
             <w:r>
               <w:rPr>
@@ -588,7 +588,7 @@
               <w14:ligatures w14:val="standardContextual"/>
             </w:rPr>
           </w:pPr>
-          <w:hyperlink w:anchor="_Toc241354263" w:history="1">
+          <w:hyperlink w:anchor="_Toc241361700" w:history="1">
             <w:r>
               <w:rPr>
                 <w:rStyle w:val="Hyperlink"/>
@@ -612,7 +612,7 @@
               <w:rPr>
                 <w:noProof/>
               </w:rPr>
-              <w:instrText xml:space="preserve"> PAGEREF _Toc241354263 \h </w:instrText>
+              <w:instrText xml:space="preserve"> PAGEREF _Toc241361700 \h </w:instrText>
             </w:r>
             <w:r>
               <w:rPr>
@@ -654,7 +654,7 @@
               <w14:ligatures w14:val="standardContextual"/>
             </w:rPr>
           </w:pPr>
-          <w:hyperlink w:anchor="_Toc241354264" w:history="1">
+          <w:hyperlink w:anchor="_Toc241361701" w:history="1">
             <w:r>
               <w:rPr>
                 <w:rStyle w:val="Hyperlink"/>
@@ -678,7 +678,7 @@
               <w:rPr>
                 <w:noProof/>
               </w:rPr>
-              <w:instrText xml:space="preserve"> PAGEREF _Toc241354264 \h </w:instrText>
+              <w:instrText xml:space="preserve"> PAGEREF _Toc241361701 \h </w:instrText>
             </w:r>
             <w:r>
               <w:rPr>
@@ -720,7 +720,7 @@
               <w14:ligatures w14:val="standardContextual"/>
             </w:rPr>
           </w:pPr>
-          <w:hyperlink w:anchor="_Toc241354265" w:history="1">
+          <w:hyperlink w:anchor="_Toc241361702" w:history="1">
             <w:r>
               <w:rPr>
                 <w:rStyle w:val="Hyperlink"/>
@@ -744,7 +744,7 @@
               <w:rPr>
                 <w:noProof/>
               </w:rPr>
-              <w:instrText xml:space="preserve"> PAGEREF _Toc241354265 \h </w:instrText>
+              <w:instrText xml:space="preserve"> PAGEREF _Toc241361702 \h </w:instrText>
             </w:r>
             <w:r>
               <w:rPr>
@@ -786,7 +786,7 @@
               <w14:ligatures w14:val="standardContextual"/>
             </w:rPr>
           </w:pPr>
-          <w:hyperlink w:anchor="_Toc241354266" w:history="1">
+          <w:hyperlink w:anchor="_Toc241361703" w:history="1">
             <w:r>
               <w:rPr>
                 <w:rStyle w:val="Hyperlink"/>
@@ -810,7 +810,7 @@
               <w:rPr>
                 <w:noProof/>
               </w:rPr>
-              <w:instrText xml:space="preserve"> PAGEREF _Toc241354266 \h </w:instrText>
+              <w:instrText xml:space="preserve"> PAGEREF _Toc241361703 \h </w:instrText>
             </w:r>
             <w:r>
               <w:rPr>
@@ -852,7 +852,7 @@
               <w14:ligatures w14:val="standardContextual"/>
             </w:rPr>
           </w:pPr>
-          <w:hyperlink w:anchor="_Toc241354267" w:history="1">
+          <w:hyperlink w:anchor="_Toc241361704" w:history="1">
             <w:r>
               <w:rPr>
                 <w:rStyle w:val="Hyperlink"/>
@@ -876,7 +876,7 @@
               <w:rPr>
                 <w:noProof/>
               </w:rPr>
-              <w:instrText xml:space="preserve"> PAGEREF _Toc241354267 \h </w:instrText>
+              <w:instrText xml:space="preserve"> PAGEREF _Toc241361704 \h </w:instrText>
             </w:r>
             <w:r>
               <w:rPr>
@@ -918,7 +918,7 @@
               <w14:ligatures w14:val="standardContextual"/>
             </w:rPr>
           </w:pPr>
-          <w:hyperlink w:anchor="_Toc241354268" w:history="1">
+          <w:hyperlink w:anchor="_Toc241361705" w:history="1">
             <w:r>
               <w:rPr>
                 <w:rStyle w:val="Hyperlink"/>
@@ -942,7 +942,7 @@
               <w:rPr>
                 <w:noProof/>
               </w:rPr>
-              <w:instrText xml:space="preserve"> PAGEREF _Toc241354268 \h </w:instrText>
+              <w:instrText xml:space="preserve"> PAGEREF _Toc241361705 \h </w:instrText>
             </w:r>
             <w:r>
               <w:rPr>
@@ -984,7 +984,7 @@
               <w14:ligatures w14:val="standardContextual"/>
             </w:rPr>
           </w:pPr>
-          <w:hyperlink w:anchor="_Toc241354269" w:history="1">
+          <w:hyperlink w:anchor="_Toc241361706" w:history="1">
             <w:r>
               <w:rPr>
                 <w:rStyle w:val="Hyperlink"/>
@@ -1008,7 +1008,7 @@
               <w:rPr>
                 <w:noProof/>
               </w:rPr>
-              <w:instrText xml:space="preserve"> PAGEREF _Toc241354269 \h </w:instrText>
+              <w:instrText xml:space="preserve"> PAGEREF _Toc241361706 \h </w:instrText>
             </w:r>
             <w:r>
               <w:rPr>
@@ -1050,7 +1050,7 @@
               <w14:ligatures w14:val="standardContextual"/>
             </w:rPr>
           </w:pPr>
-          <w:hyperlink w:anchor="_Toc241354270" w:history="1">
+          <w:hyperlink w:anchor="_Toc241361707" w:history="1">
             <w:r>
               <w:rPr>
                 <w:rStyle w:val="Hyperlink"/>
@@ -1074,7 +1074,7 @@
               <w:rPr>
                 <w:noProof/>
               </w:rPr>
-              <w:instrText xml:space="preserve"> PAGEREF _Toc241354270 \h </w:instrText>
+              <w:instrText xml:space="preserve"> PAGEREF _Toc241361707 \h </w:instrText>
             </w:r>
             <w:r>
               <w:rPr>
@@ -1116,7 +1116,7 @@
               <w14:ligatures w14:val="standardContextual"/>
             </w:rPr>
           </w:pPr>
-          <w:hyperlink w:anchor="_Toc241354271" w:history="1">
+          <w:hyperlink w:anchor="_Toc241361708" w:history="1">
             <w:r>
               <w:rPr>
                 <w:rStyle w:val="Hyperlink"/>
@@ -1140,7 +1140,7 @@
               <w:rPr>
                 <w:noProof/>
               </w:rPr>
-              <w:instrText xml:space="preserve"> PAGEREF _Toc241354271 \h </w:instrText>
+              <w:instrText xml:space="preserve"> PAGEREF _Toc241361708 \h </w:instrText>
             </w:r>
             <w:r>
               <w:rPr>
@@ -1182,7 +1182,7 @@
               <w14:ligatures w14:val="standardContextual"/>
             </w:rPr>
           </w:pPr>
-          <w:hyperlink w:anchor="_Toc241354272" w:history="1">
+          <w:hyperlink w:anchor="_Toc241361709" w:history="1">
             <w:r>
               <w:rPr>
                 <w:rStyle w:val="Hyperlink"/>
@@ -1206,7 +1206,7 @@
               <w:rPr>
                 <w:noProof/>
               </w:rPr>
-              <w:instrText xml:space="preserve"> PAGEREF _Toc241354272 \h </w:instrText>
+              <w:instrText xml:space="preserve"> PAGEREF _Toc241361709 \h </w:instrText>
             </w:r>
             <w:r>
               <w:rPr>
@@ -1248,7 +1248,7 @@
               <w14:ligatures w14:val="standardContextual"/>
             </w:rPr>
           </w:pPr>
-          <w:hyperlink w:anchor="_Toc241354273" w:history="1">
+          <w:hyperlink w:anchor="_Toc241361710" w:history="1">
             <w:r>
               <w:rPr>
                 <w:rStyle w:val="Hyperlink"/>
@@ -1272,7 +1272,7 @@
               <w:rPr>
                 <w:noProof/>
               </w:rPr>
-              <w:instrText xml:space="preserve"> PAGEREF _Toc241354273 \h </w:instrText>
+              <w:instrText xml:space="preserve"> PAGEREF _Toc241361710 \h </w:instrText>
             </w:r>
             <w:r>
               <w:rPr>
@@ -1314,7 +1314,7 @@
               <w14:ligatures w14:val="standardContextual"/>
             </w:rPr>
           </w:pPr>
-          <w:hyperlink w:anchor="_Toc241354274" w:history="1">
+          <w:hyperlink w:anchor="_Toc241361711" w:history="1">
             <w:r>
               <w:rPr>
                 <w:rStyle w:val="Hyperlink"/>
@@ -1338,7 +1338,7 @@
               <w:rPr>
                 <w:noProof/>
               </w:rPr>
-              <w:instrText xml:space="preserve"> PAGEREF _Toc241354274 \h </w:instrText>
+              <w:instrText xml:space="preserve"> PAGEREF _Toc241361711 \h </w:instrText>
             </w:r>
             <w:r>
               <w:rPr>
@@ -1380,7 +1380,7 @@
               <w14:ligatures w14:val="standardContextual"/>
             </w:rPr>
           </w:pPr>
-          <w:hyperlink w:anchor="_Toc241354275" w:history="1">
+          <w:hyperlink w:anchor="_Toc241361712" w:history="1">
             <w:r>
               <w:rPr>
                 <w:rStyle w:val="Hyperlink"/>
@@ -1404,7 +1404,7 @@
               <w:rPr>
                 <w:noProof/>
               </w:rPr>
-              <w:instrText xml:space="preserve"> PAGEREF _Toc241354275 \h </w:instrText>
+              <w:instrText xml:space="preserve"> PAGEREF _Toc241361712 \h </w:instrText>
             </w:r>
             <w:r>
               <w:rPr>
@@ -1446,7 +1446,7 @@
               <w14:ligatures w14:val="standardContextual"/>
             </w:rPr>
           </w:pPr>
-          <w:hyperlink w:anchor="_Toc241354276" w:history="1">
+          <w:hyperlink w:anchor="_Toc241361713" w:history="1">
             <w:r>
               <w:rPr>
                 <w:rStyle w:val="Hyperlink"/>
@@ -1470,7 +1470,7 @@
               <w:rPr>
                 <w:noProof/>
               </w:rPr>
-              <w:instrText xml:space="preserve"> PAGEREF _Toc241354276 \h </w:instrText>
+              <w:instrText xml:space="preserve"> PAGEREF _Toc241361713 \h </w:instrText>
             </w:r>
             <w:r>
               <w:rPr>
@@ -1512,7 +1512,7 @@
               <w14:ligatures w14:val="standardContextual"/>
             </w:rPr>
           </w:pPr>
-          <w:hyperlink w:anchor="_Toc241354277" w:history="1">
+          <w:hyperlink w:anchor="_Toc241361714" w:history="1">
             <w:r>
               <w:rPr>
                 <w:rStyle w:val="Hyperlink"/>
@@ -1536,7 +1536,7 @@
               <w:rPr>
                 <w:noProof/>
               </w:rPr>
-              <w:instrText xml:space="preserve"> PAGEREF _Toc241354277 \h </w:instrText>
+              <w:instrText xml:space="preserve"> PAGEREF _Toc241361714 \h </w:instrText>
             </w:r>
             <w:r>
               <w:rPr>
@@ -1578,7 +1578,7 @@
               <w14:ligatures w14:val="standardContextual"/>
             </w:rPr>
           </w:pPr>
-          <w:hyperlink w:anchor="_Toc241354278" w:history="1">
+          <w:hyperlink w:anchor="_Toc241361715" w:history="1">
             <w:r>
               <w:rPr>
                 <w:rStyle w:val="Hyperlink"/>
@@ -1602,7 +1602,7 @@
               <w:rPr>
                 <w:noProof/>
               </w:rPr>
-              <w:instrText xml:space="preserve"> PAGEREF _Toc241354278 \h </w:instrText>
+              <w:instrText xml:space="preserve"> PAGEREF _Toc241361715 \h </w:instrText>
             </w:r>
             <w:r>
               <w:rPr>
@@ -1644,7 +1644,7 @@
               <w14:ligatures w14:val="standardContextual"/>
             </w:rPr>
           </w:pPr>
-          <w:hyperlink w:anchor="_Toc241354279" w:history="1">
+          <w:hyperlink w:anchor="_Toc241361716" w:history="1">
             <w:r>
               <w:rPr>
                 <w:rStyle w:val="Hyperlink"/>
@@ -1668,7 +1668,7 @@
               <w:rPr>
                 <w:noProof/>
               </w:rPr>
-              <w:instrText xml:space="preserve"> PAGEREF _Toc241354279 \h </w:instrText>
+              <w:instrText xml:space="preserve"> PAGEREF _Toc241361716 \h </w:instrText>
             </w:r>
             <w:r>
               <w:rPr>
@@ -1710,7 +1710,7 @@
               <w14:ligatures w14:val="standardContextual"/>
             </w:rPr>
           </w:pPr>
-          <w:hyperlink w:anchor="_Toc241354280" w:history="1">
+          <w:hyperlink w:anchor="_Toc241361717" w:history="1">
             <w:r>
               <w:rPr>
                 <w:rStyle w:val="Hyperlink"/>
@@ -1734,7 +1734,7 @@
               <w:rPr>
                 <w:noProof/>
               </w:rPr>
-              <w:instrText xml:space="preserve"> PAGEREF _Toc241354280 \h </w:instrText>
+              <w:instrText xml:space="preserve"> PAGEREF _Toc241361717 \h </w:instrText>
             </w:r>
             <w:r>
               <w:rPr>
@@ -1776,7 +1776,7 @@
               <w14:ligatures w14:val="standardContextual"/>
             </w:rPr>
           </w:pPr>
-          <w:hyperlink w:anchor="_Toc241354281" w:history="1">
+          <w:hyperlink w:anchor="_Toc241361718" w:history="1">
             <w:r>
               <w:rPr>
                 <w:rStyle w:val="Hyperlink"/>
@@ -1800,7 +1800,7 @@
               <w:rPr>
                 <w:noProof/>
               </w:rPr>
-              <w:instrText xml:space="preserve"> PAGEREF _Toc241354281 \h </w:instrText>
+              <w:instrText xml:space="preserve"> PAGEREF _Toc241361718 \h </w:instrText>
             </w:r>
             <w:r>
               <w:rPr>
@@ -1842,7 +1842,7 @@
               <w14:ligatures w14:val="standardContextual"/>
             </w:rPr>
           </w:pPr>
-          <w:hyperlink w:anchor="_Toc241354282" w:history="1">
+          <w:hyperlink w:anchor="_Toc241361719" w:history="1">
             <w:r>
               <w:rPr>
                 <w:rStyle w:val="Hyperlink"/>
@@ -1866,7 +1866,7 @@
               <w:rPr>
                 <w:noProof/>
               </w:rPr>
-              <w:instrText xml:space="preserve"> PAGEREF _Toc241354282 \h </w:instrText>
+              <w:instrText xml:space="preserve"> PAGEREF _Toc241361719 \h </w:instrText>
             </w:r>
             <w:r>
               <w:rPr>
@@ -1908,7 +1908,7 @@
               <w14:ligatures w14:val="standardContextual"/>
             </w:rPr>
           </w:pPr>
-          <w:hyperlink w:anchor="_Toc241354283" w:history="1">
+          <w:hyperlink w:anchor="_Toc241361720" w:history="1">
             <w:r>
               <w:rPr>
                 <w:rStyle w:val="Hyperlink"/>
@@ -1932,7 +1932,7 @@
               <w:rPr>
                 <w:noProof/>
               </w:rPr>
-              <w:instrText xml:space="preserve"> PAGEREF _Toc241354283 \h </w:instrText>
+              <w:instrText xml:space="preserve"> PAGEREF _Toc241361720 \h </w:instrText>
             </w:r>
             <w:r>
               <w:rPr>
@@ -1974,7 +1974,7 @@
               <w14:ligatures w14:val="standardContextual"/>
             </w:rPr>
           </w:pPr>
-          <w:hyperlink w:anchor="_Toc241354284" w:history="1">
+          <w:hyperlink w:anchor="_Toc241361721" w:history="1">
             <w:r>
               <w:rPr>
                 <w:rStyle w:val="Hyperlink"/>
@@ -1998,7 +1998,7 @@
               <w:rPr>
                 <w:noProof/>
               </w:rPr>
-              <w:instrText xml:space="preserve"> PAGEREF _Toc241354284 \h </w:instrText>
+              <w:instrText xml:space="preserve"> PAGEREF _Toc241361721 \h </w:instrText>
             </w:r>
             <w:r>
               <w:rPr>
@@ -2040,7 +2040,7 @@
               <w14:ligatures w14:val="standardContextual"/>
             </w:rPr>
           </w:pPr>
-          <w:hyperlink w:anchor="_Toc241354285" w:history="1">
+          <w:hyperlink w:anchor="_Toc241361722" w:history="1">
             <w:r>
               <w:rPr>
                 <w:rStyle w:val="Hyperlink"/>
@@ -2064,7 +2064,7 @@
               <w:rPr>
                 <w:noProof/>
               </w:rPr>
-              <w:instrText xml:space="preserve"> PAGEREF _Toc241354285 \h </w:instrText>
+              <w:instrText xml:space="preserve"> PAGEREF _Toc241361722 \h </w:instrText>
             </w:r>
             <w:r>
               <w:rPr>
@@ -2106,7 +2106,7 @@
               <w14:ligatures w14:val="standardContextual"/>
             </w:rPr>
           </w:pPr>
-          <w:hyperlink w:anchor="_Toc241354286" w:history="1">
+          <w:hyperlink w:anchor="_Toc241361723" w:history="1">
             <w:r>
               <w:rPr>
                 <w:rStyle w:val="Hyperlink"/>
@@ -2130,7 +2130,7 @@
               <w:rPr>
                 <w:noProof/>
               </w:rPr>
-              <w:instrText xml:space="preserve"> PAGEREF _Toc241354286 \h </w:instrText>
+              <w:instrText xml:space="preserve"> PAGEREF _Toc241361723 \h </w:instrText>
             </w:r>
             <w:r>
               <w:rPr>
@@ -2172,7 +2172,7 @@
               <w14:ligatures w14:val="standardContextual"/>
             </w:rPr>
           </w:pPr>
-          <w:hyperlink w:anchor="_Toc241354287" w:history="1">
+          <w:hyperlink w:anchor="_Toc241361724" w:history="1">
             <w:r>
               <w:rPr>
                 <w:rStyle w:val="Hyperlink"/>
@@ -2196,7 +2196,7 @@
               <w:rPr>
                 <w:noProof/>
               </w:rPr>
-              <w:instrText xml:space="preserve"> PAGEREF _Toc241354287 \h </w:instrText>
+              <w:instrText xml:space="preserve"> PAGEREF _Toc241361724 \h </w:instrText>
             </w:r>
             <w:r>
               <w:rPr>
@@ -2238,7 +2238,7 @@
               <w14:ligatures w14:val="standardContextual"/>
             </w:rPr>
           </w:pPr>
-          <w:hyperlink w:anchor="_Toc241354288" w:history="1">
+          <w:hyperlink w:anchor="_Toc241361725" w:history="1">
             <w:r>
               <w:rPr>
                 <w:rStyle w:val="Hyperlink"/>
@@ -2262,7 +2262,7 @@
               <w:rPr>
                 <w:noProof/>
               </w:rPr>
-              <w:instrText xml:space="preserve"> PAGEREF _Toc241354288 \h </w:instrText>
+              <w:instrText xml:space="preserve"> PAGEREF _Toc241361725 \h </w:instrText>
             </w:r>
             <w:r>
               <w:rPr>
@@ -2304,7 +2304,7 @@
               <w14:ligatures w14:val="standardContextual"/>
             </w:rPr>
           </w:pPr>
-          <w:hyperlink w:anchor="_Toc241354289" w:history="1">
+          <w:hyperlink w:anchor="_Toc241361726" w:history="1">
             <w:r>
               <w:rPr>
                 <w:rStyle w:val="Hyperlink"/>
@@ -2328,7 +2328,7 @@
               <w:rPr>
                 <w:noProof/>
               </w:rPr>
-              <w:instrText xml:space="preserve"> PAGEREF _Toc241354289 \h </w:instrText>
+              <w:instrText xml:space="preserve"> PAGEREF _Toc241361726 \h </w:instrText>
             </w:r>
             <w:r>
               <w:rPr>
@@ -2370,7 +2370,7 @@
               <w14:ligatures w14:val="standardContextual"/>
             </w:rPr>
           </w:pPr>
-          <w:hyperlink w:anchor="_Toc241354290" w:history="1">
+          <w:hyperlink w:anchor="_Toc241361727" w:history="1">
             <w:r>
               <w:rPr>
                 <w:rStyle w:val="Hyperlink"/>
@@ -2394,7 +2394,7 @@
               <w:rPr>
                 <w:noProof/>
               </w:rPr>
-              <w:instrText xml:space="preserve"> PAGEREF _Toc241354290 \h </w:instrText>
+              <w:instrText xml:space="preserve"> PAGEREF _Toc241361727 \h </w:instrText>
             </w:r>
             <w:r>
               <w:rPr>
@@ -2436,7 +2436,7 @@
               <w14:ligatures w14:val="standardContextual"/>
             </w:rPr>
           </w:pPr>
-          <w:hyperlink w:anchor="_Toc241354291" w:history="1">
+          <w:hyperlink w:anchor="_Toc241361728" w:history="1">
             <w:r>
               <w:rPr>
                 <w:rStyle w:val="Hyperlink"/>
@@ -2460,7 +2460,7 @@
               <w:rPr>
                 <w:noProof/>
               </w:rPr>
-              <w:instrText xml:space="preserve"> PAGEREF _Toc241354291 \h </w:instrText>
+              <w:instrText xml:space="preserve"> PAGEREF _Toc241361728 \h </w:instrText>
             </w:r>
             <w:r>
               <w:rPr>
@@ -2502,7 +2502,7 @@
               <w14:ligatures w14:val="standardContextual"/>
             </w:rPr>
           </w:pPr>
-          <w:hyperlink w:anchor="_Toc241354292" w:history="1">
+          <w:hyperlink w:anchor="_Toc241361729" w:history="1">
             <w:r>
               <w:rPr>
                 <w:rStyle w:val="Hyperlink"/>
@@ -2526,7 +2526,7 @@
               <w:rPr>
                 <w:noProof/>
               </w:rPr>
-              <w:instrText xml:space="preserve"> PAGEREF _Toc241354292 \h </w:instrText>
+              <w:instrText xml:space="preserve"> PAGEREF _Toc241361729 \h </w:instrText>
             </w:r>
             <w:r>
               <w:rPr>
@@ -2568,7 +2568,7 @@
               <w14:ligatures w14:val="standardContextual"/>
             </w:rPr>
           </w:pPr>
-          <w:hyperlink w:anchor="_Toc241354293" w:history="1">
+          <w:hyperlink w:anchor="_Toc241361730" w:history="1">
             <w:r>
               <w:rPr>
                 <w:rStyle w:val="Hyperlink"/>
@@ -2592,7 +2592,7 @@
               <w:rPr>
                 <w:noProof/>
               </w:rPr>
-              <w:instrText xml:space="preserve"> PAGEREF _Toc241354293 \h </w:instrText>
+              <w:instrText xml:space="preserve"> PAGEREF _Toc241361730 \h </w:instrText>
             </w:r>
             <w:r>
               <w:rPr>
@@ -2634,7 +2634,7 @@
               <w14:ligatures w14:val="standardContextual"/>
             </w:rPr>
           </w:pPr>
-          <w:hyperlink w:anchor="_Toc241354294" w:history="1">
+          <w:hyperlink w:anchor="_Toc241361731" w:history="1">
             <w:r>
               <w:rPr>
                 <w:rStyle w:val="Hyperlink"/>
@@ -2658,7 +2658,7 @@
               <w:rPr>
                 <w:noProof/>
               </w:rPr>
-              <w:instrText xml:space="preserve"> PAGEREF _Toc241354294 \h </w:instrText>
+              <w:instrText xml:space="preserve"> PAGEREF _Toc241361731 \h </w:instrText>
             </w:r>
             <w:r>
               <w:rPr>
@@ -2700,7 +2700,7 @@
               <w14:ligatures w14:val="standardContextual"/>
             </w:rPr>
           </w:pPr>
-          <w:hyperlink w:anchor="_Toc241354295" w:history="1">
+          <w:hyperlink w:anchor="_Toc241361732" w:history="1">
             <w:r>
               <w:rPr>
                 <w:rStyle w:val="Hyperlink"/>
@@ -2724,7 +2724,7 @@
               <w:rPr>
                 <w:noProof/>
               </w:rPr>
-              <w:instrText xml:space="preserve"> PAGEREF _Toc241354295 \h </w:instrText>
+              <w:instrText xml:space="preserve"> PAGEREF _Toc241361732 \h </w:instrText>
             </w:r>
             <w:r>
               <w:rPr>
@@ -2766,7 +2766,7 @@
               <w14:ligatures w14:val="standardContextual"/>
             </w:rPr>
           </w:pPr>
-          <w:hyperlink w:anchor="_Toc241354296" w:history="1">
+          <w:hyperlink w:anchor="_Toc241361733" w:history="1">
             <w:r>
               <w:rPr>
                 <w:rStyle w:val="Hyperlink"/>
@@ -2790,7 +2790,7 @@
               <w:rPr>
                 <w:noProof/>
               </w:rPr>
-              <w:instrText xml:space="preserve"> PAGEREF _Toc241354296 \h </w:instrText>
+              <w:instrText xml:space="preserve"> PAGEREF _Toc241361733 \h </w:instrText>
             </w:r>
             <w:r>
               <w:rPr>
@@ -2832,7 +2832,7 @@
               <w14:ligatures w14:val="standardContextual"/>
             </w:rPr>
           </w:pPr>
-          <w:hyperlink w:anchor="_Toc241354297" w:history="1">
+          <w:hyperlink w:anchor="_Toc241361734" w:history="1">
             <w:r>
               <w:rPr>
                 <w:rStyle w:val="Hyperlink"/>
@@ -2856,7 +2856,7 @@
               <w:rPr>
                 <w:noProof/>
               </w:rPr>
-              <w:instrText xml:space="preserve"> PAGEREF _Toc241354297 \h </w:instrText>
+              <w:instrText xml:space="preserve"> PAGEREF _Toc241361734 \h </w:instrText>
             </w:r>
             <w:r>
               <w:rPr>
@@ -2898,7 +2898,7 @@
               <w14:ligatures w14:val="standardContextual"/>
             </w:rPr>
           </w:pPr>
-          <w:hyperlink w:anchor="_Toc241354298" w:history="1">
+          <w:hyperlink w:anchor="_Toc241361735" w:history="1">
             <w:r>
               <w:rPr>
                 <w:rStyle w:val="Hyperlink"/>
@@ -2922,7 +2922,7 @@
               <w:rPr>
                 <w:noProof/>
               </w:rPr>
-              <w:instrText xml:space="preserve"> PAGEREF _Toc241354298 \h </w:instrText>
+              <w:instrText xml:space="preserve"> PAGEREF _Toc241361735 \h </w:instrText>
             </w:r>
             <w:r>
               <w:rPr>
@@ -2964,7 +2964,7 @@
               <w14:ligatures w14:val="standardContextual"/>
             </w:rPr>
           </w:pPr>
-          <w:hyperlink w:anchor="_Toc241354299" w:history="1">
+          <w:hyperlink w:anchor="_Toc241361736" w:history="1">
             <w:r>
               <w:rPr>
                 <w:rStyle w:val="Hyperlink"/>
@@ -2988,7 +2988,7 @@
               <w:rPr>
                 <w:noProof/>
               </w:rPr>
-              <w:instrText xml:space="preserve"> PAGEREF _Toc241354299 \h </w:instrText>
+              <w:instrText xml:space="preserve"> PAGEREF _Toc241361736 \h </w:instrText>
             </w:r>
             <w:r>
               <w:rPr>
@@ -3030,7 +3030,7 @@
               <w14:ligatures w14:val="standardContextual"/>
             </w:rPr>
           </w:pPr>
-          <w:hyperlink w:anchor="_Toc241354300" w:history="1">
+          <w:hyperlink w:anchor="_Toc241361737" w:history="1">
             <w:r>
               <w:rPr>
                 <w:rStyle w:val="Hyperlink"/>
@@ -3054,7 +3054,7 @@
               <w:rPr>
                 <w:noProof/>
               </w:rPr>
-              <w:instrText xml:space="preserve"> PAGEREF _Toc241354300 \h </w:instrText>
+              <w:instrText xml:space="preserve"> PAGEREF _Toc241361737 \h </w:instrText>
             </w:r>
             <w:r>
               <w:rPr>
@@ -3096,7 +3096,7 @@
               <w14:ligatures w14:val="standardContextual"/>
             </w:rPr>
           </w:pPr>
-          <w:hyperlink w:anchor="_Toc241354301" w:history="1">
+          <w:hyperlink w:anchor="_Toc241361738" w:history="1">
             <w:r>
               <w:rPr>
                 <w:rStyle w:val="Hyperlink"/>
@@ -3120,7 +3120,7 @@
               <w:rPr>
                 <w:noProof/>
               </w:rPr>
-              <w:instrText xml:space="preserve"> PAGEREF _Toc241354301 \h </w:instrText>
+              <w:instrText xml:space="preserve"> PAGEREF _Toc241361738 \h </w:instrText>
             </w:r>
             <w:r>
               <w:rPr>
@@ -3162,7 +3162,7 @@
               <w14:ligatures w14:val="standardContextual"/>
             </w:rPr>
           </w:pPr>
-          <w:hyperlink w:anchor="_Toc241354302" w:history="1">
+          <w:hyperlink w:anchor="_Toc241361739" w:history="1">
             <w:r>
               <w:rPr>
                 <w:rStyle w:val="Hyperlink"/>
@@ -3186,7 +3186,7 @@
               <w:rPr>
                 <w:noProof/>
               </w:rPr>
-              <w:instrText xml:space="preserve"> PAGEREF _Toc241354302 \h </w:instrText>
+              <w:instrText xml:space="preserve"> PAGEREF _Toc241361739 \h </w:instrText>
             </w:r>
             <w:r>
               <w:rPr>
@@ -3228,7 +3228,7 @@
               <w14:ligatures w14:val="standardContextual"/>
             </w:rPr>
           </w:pPr>
-          <w:hyperlink w:anchor="_Toc241354303" w:history="1">
+          <w:hyperlink w:anchor="_Toc241361740" w:history="1">
             <w:r>
               <w:rPr>
                 <w:rStyle w:val="Hyperlink"/>
@@ -3252,7 +3252,7 @@
               <w:rPr>
                 <w:noProof/>
               </w:rPr>
-              <w:instrText xml:space="preserve"> PAGEREF _Toc241354303 \h </w:instrText>
+              <w:instrText xml:space="preserve"> PAGEREF _Toc241361740 \h </w:instrText>
             </w:r>
             <w:r>
               <w:rPr>
@@ -3294,7 +3294,7 @@
               <w14:ligatures w14:val="standardContextual"/>
             </w:rPr>
           </w:pPr>
-          <w:hyperlink w:anchor="_Toc241354304" w:history="1">
+          <w:hyperlink w:anchor="_Toc241361741" w:history="1">
             <w:r>
               <w:rPr>
                 <w:rStyle w:val="Hyperlink"/>
@@ -3318,7 +3318,7 @@
               <w:rPr>
                 <w:noProof/>
               </w:rPr>
-              <w:instrText xml:space="preserve"> PAGEREF _Toc241354304 \h </w:instrText>
+              <w:instrText xml:space="preserve"> PAGEREF _Toc241361741 \h </w:instrText>
             </w:r>
             <w:r>
               <w:rPr>
@@ -3360,7 +3360,7 @@
               <w14:ligatures w14:val="standardContextual"/>
             </w:rPr>
           </w:pPr>
-          <w:hyperlink w:anchor="_Toc241354305" w:history="1">
+          <w:hyperlink w:anchor="_Toc241361742" w:history="1">
             <w:r>
               <w:rPr>
                 <w:rStyle w:val="Hyperlink"/>
@@ -3384,7 +3384,7 @@
               <w:rPr>
                 <w:noProof/>
               </w:rPr>
-              <w:instrText xml:space="preserve"> PAGEREF _Toc241354305 \h </w:instrText>
+              <w:instrText xml:space="preserve"> PAGEREF _Toc241361742 \h </w:instrText>
             </w:r>
             <w:r>
               <w:rPr>
@@ -3426,7 +3426,7 @@
               <w14:ligatures w14:val="standardContextual"/>
             </w:rPr>
           </w:pPr>
-          <w:hyperlink w:anchor="_Toc241354306" w:history="1">
+          <w:hyperlink w:anchor="_Toc241361743" w:history="1">
             <w:r>
               <w:rPr>
                 <w:rStyle w:val="Hyperlink"/>
@@ -3450,7 +3450,7 @@
               <w:rPr>
                 <w:noProof/>
               </w:rPr>
-              <w:instrText xml:space="preserve"> PAGEREF _Toc241354306 \h </w:instrText>
+              <w:instrText xml:space="preserve"> PAGEREF _Toc241361743 \h </w:instrText>
             </w:r>
             <w:r>
               <w:rPr>
@@ -3492,7 +3492,7 @@
               <w14:ligatures w14:val="standardContextual"/>
             </w:rPr>
           </w:pPr>
-          <w:hyperlink w:anchor="_Toc241354307" w:history="1">
+          <w:hyperlink w:anchor="_Toc241361744" w:history="1">
             <w:r>
               <w:rPr>
                 <w:rStyle w:val="Hyperlink"/>
@@ -3516,7 +3516,7 @@
               <w:rPr>
                 <w:noProof/>
               </w:rPr>
-              <w:instrText xml:space="preserve"> PAGEREF _Toc241354307 \h </w:instrText>
+              <w:instrText xml:space="preserve"> PAGEREF _Toc241361744 \h </w:instrText>
             </w:r>
             <w:r>
               <w:rPr>
@@ -3558,7 +3558,7 @@
               <w14:ligatures w14:val="standardContextual"/>
             </w:rPr>
           </w:pPr>
-          <w:hyperlink w:anchor="_Toc241354308" w:history="1">
+          <w:hyperlink w:anchor="_Toc241361745" w:history="1">
             <w:r>
               <w:rPr>
                 <w:rStyle w:val="Hyperlink"/>
@@ -3582,7 +3582,7 @@
               <w:rPr>
                 <w:noProof/>
               </w:rPr>
-              <w:instrText xml:space="preserve"> PAGEREF _Toc241354308 \h </w:instrText>
+              <w:instrText xml:space="preserve"> PAGEREF _Toc241361745 \h </w:instrText>
             </w:r>
             <w:r>
               <w:rPr>
@@ -3624,7 +3624,7 @@
               <w14:ligatures w14:val="standardContextual"/>
             </w:rPr>
           </w:pPr>
-          <w:hyperlink w:anchor="_Toc241354309" w:history="1">
+          <w:hyperlink w:anchor="_Toc241361746" w:history="1">
             <w:r>
               <w:rPr>
                 <w:rStyle w:val="Hyperlink"/>
@@ -3648,7 +3648,7 @@
               <w:rPr>
                 <w:noProof/>
               </w:rPr>
-              <w:instrText xml:space="preserve"> PAGEREF _Toc241354309 \h </w:instrText>
+              <w:instrText xml:space="preserve"> PAGEREF _Toc241361746 \h </w:instrText>
             </w:r>
             <w:r>
               <w:rPr>
@@ -3690,7 +3690,7 @@
               <w14:ligatures w14:val="standardContextual"/>
             </w:rPr>
           </w:pPr>
-          <w:hyperlink w:anchor="_Toc241354310" w:history="1">
+          <w:hyperlink w:anchor="_Toc241361747" w:history="1">
             <w:r>
               <w:rPr>
                 <w:rStyle w:val="Hyperlink"/>
@@ -3714,7 +3714,7 @@
               <w:rPr>
                 <w:noProof/>
               </w:rPr>
-              <w:instrText xml:space="preserve"> PAGEREF _Toc241354310 \h </w:instrText>
+              <w:instrText xml:space="preserve"> PAGEREF _Toc241361747 \h </w:instrText>
             </w:r>
             <w:r>
               <w:rPr>
@@ -3756,7 +3756,7 @@
               <w14:ligatures w14:val="standardContextual"/>
             </w:rPr>
           </w:pPr>
-          <w:hyperlink w:anchor="_Toc241354311" w:history="1">
+          <w:hyperlink w:anchor="_Toc241361748" w:history="1">
             <w:r>
               <w:rPr>
                 <w:rStyle w:val="Hyperlink"/>
@@ -3780,7 +3780,7 @@
               <w:rPr>
                 <w:noProof/>
               </w:rPr>
-              <w:instrText xml:space="preserve"> PAGEREF _Toc241354311 \h </w:instrText>
+              <w:instrText xml:space="preserve"> PAGEREF _Toc241361748 \h </w:instrText>
             </w:r>
             <w:r>
               <w:rPr>
@@ -3822,7 +3822,7 @@
               <w14:ligatures w14:val="standardContextual"/>
             </w:rPr>
           </w:pPr>
-          <w:hyperlink w:anchor="_Toc241354312" w:history="1">
+          <w:hyperlink w:anchor="_Toc241361749" w:history="1">
             <w:r>
               <w:rPr>
                 <w:rStyle w:val="Hyperlink"/>
@@ -3846,7 +3846,7 @@
               <w:rPr>
                 <w:noProof/>
               </w:rPr>
-              <w:instrText xml:space="preserve"> PAGEREF _Toc241354312 \h </w:instrText>
+              <w:instrText xml:space="preserve"> PAGEREF _Toc241361749 \h </w:instrText>
             </w:r>
             <w:r>
               <w:rPr>
@@ -3888,7 +3888,7 @@
               <w14:ligatures w14:val="standardContextual"/>
             </w:rPr>
           </w:pPr>
-          <w:hyperlink w:anchor="_Toc241354313" w:history="1">
+          <w:hyperlink w:anchor="_Toc241361750" w:history="1">
             <w:r>
               <w:rPr>
                 <w:rStyle w:val="Hyperlink"/>
@@ -3912,7 +3912,7 @@
               <w:rPr>
                 <w:noProof/>
               </w:rPr>
-              <w:instrText xml:space="preserve"> PAGEREF _Toc241354313 \h </w:instrText>
+              <w:instrText xml:space="preserve"> PAGEREF _Toc241361750 \h </w:instrText>
             </w:r>
             <w:r>
               <w:rPr>
@@ -3954,7 +3954,7 @@
               <w14:ligatures w14:val="standardContextual"/>
             </w:rPr>
           </w:pPr>
-          <w:hyperlink w:anchor="_Toc241354314" w:history="1">
+          <w:hyperlink w:anchor="_Toc241361751" w:history="1">
             <w:r>
               <w:rPr>
                 <w:rStyle w:val="Hyperlink"/>
@@ -3978,7 +3978,7 @@
               <w:rPr>
                 <w:noProof/>
               </w:rPr>
-              <w:instrText xml:space="preserve"> PAGEREF _Toc241354314 \h </w:instrText>
+              <w:instrText xml:space="preserve"> PAGEREF _Toc241361751 \h </w:instrText>
             </w:r>
             <w:r>
               <w:rPr>
@@ -4020,7 +4020,7 @@
               <w14:ligatures w14:val="standardContextual"/>
             </w:rPr>
           </w:pPr>
-          <w:hyperlink w:anchor="_Toc241354315" w:history="1">
+          <w:hyperlink w:anchor="_Toc241361752" w:history="1">
             <w:r>
               <w:rPr>
                 <w:rStyle w:val="Hyperlink"/>
@@ -4044,7 +4044,7 @@
               <w:rPr>
                 <w:noProof/>
               </w:rPr>
-              <w:instrText xml:space="preserve"> PAGEREF _Toc241354315 \h </w:instrText>
+              <w:instrText xml:space="preserve"> PAGEREF _Toc241361752 \h </w:instrText>
             </w:r>
             <w:r>
               <w:rPr>
@@ -4086,7 +4086,7 @@
               <w14:ligatures w14:val="standardContextual"/>
             </w:rPr>
           </w:pPr>
-          <w:hyperlink w:anchor="_Toc241354316" w:history="1">
+          <w:hyperlink w:anchor="_Toc241361753" w:history="1">
             <w:r>
               <w:rPr>
                 <w:rStyle w:val="Hyperlink"/>
@@ -4110,7 +4110,7 @@
               <w:rPr>
                 <w:noProof/>
               </w:rPr>
-              <w:instrText xml:space="preserve"> PAGEREF _Toc241354316 \h </w:instrText>
+              <w:instrText xml:space="preserve"> PAGEREF _Toc241361753 \h </w:instrText>
             </w:r>
             <w:r>
               <w:rPr>
@@ -4152,7 +4152,7 @@
               <w14:ligatures w14:val="standardContextual"/>
             </w:rPr>
           </w:pPr>
-          <w:hyperlink w:anchor="_Toc241354317" w:history="1">
+          <w:hyperlink w:anchor="_Toc241361754" w:history="1">
             <w:r>
               <w:rPr>
                 <w:rStyle w:val="Hyperlink"/>
@@ -4176,7 +4176,7 @@
               <w:rPr>
                 <w:noProof/>
               </w:rPr>
-              <w:instrText xml:space="preserve"> PAGEREF _Toc241354317 \h </w:instrText>
+              <w:instrText xml:space="preserve"> PAGEREF _Toc241361754 \h </w:instrText>
             </w:r>
             <w:r>
               <w:rPr>
@@ -4218,7 +4218,7 @@
               <w14:ligatures w14:val="standardContextual"/>
             </w:rPr>
           </w:pPr>
-          <w:hyperlink w:anchor="_Toc241354318" w:history="1">
+          <w:hyperlink w:anchor="_Toc241361755" w:history="1">
             <w:r>
               <w:rPr>
                 <w:rStyle w:val="Hyperlink"/>
@@ -4242,7 +4242,7 @@
               <w:rPr>
                 <w:noProof/>
               </w:rPr>
-              <w:instrText xml:space="preserve"> PAGEREF _Toc241354318 \h </w:instrText>
+              <w:instrText xml:space="preserve"> PAGEREF _Toc241361755 \h </w:instrText>
             </w:r>
             <w:r>
               <w:rPr>
@@ -4284,7 +4284,7 @@
               <w14:ligatures w14:val="standardContextual"/>
             </w:rPr>
           </w:pPr>
-          <w:hyperlink w:anchor="_Toc241354319" w:history="1">
+          <w:hyperlink w:anchor="_Toc241361756" w:history="1">
             <w:r>
               <w:rPr>
                 <w:rStyle w:val="Hyperlink"/>
@@ -4308,7 +4308,7 @@
               <w:rPr>
                 <w:noProof/>
               </w:rPr>
-              <w:instrText xml:space="preserve"> PAGEREF _Toc241354319 \h </w:instrText>
+              <w:instrText xml:space="preserve"> PAGEREF _Toc241361756 \h </w:instrText>
             </w:r>
             <w:r>
               <w:rPr>
@@ -4350,7 +4350,7 @@
               <w14:ligatures w14:val="standardContextual"/>
             </w:rPr>
           </w:pPr>
-          <w:hyperlink w:anchor="_Toc241354320" w:history="1">
+          <w:hyperlink w:anchor="_Toc241361757" w:history="1">
             <w:r>
               <w:rPr>
                 <w:rStyle w:val="Hyperlink"/>
@@ -4374,7 +4374,7 @@
               <w:rPr>
                 <w:noProof/>
               </w:rPr>
-              <w:instrText xml:space="preserve"> PAGEREF _Toc241354320 \h </w:instrText>
+              <w:instrText xml:space="preserve"> PAGEREF _Toc241361757 \h </w:instrText>
             </w:r>
             <w:r>
               <w:rPr>
@@ -4416,7 +4416,7 @@
               <w14:ligatures w14:val="standardContextual"/>
             </w:rPr>
           </w:pPr>
-          <w:hyperlink w:anchor="_Toc241354321" w:history="1">
+          <w:hyperlink w:anchor="_Toc241361758" w:history="1">
             <w:r>
               <w:rPr>
                 <w:rStyle w:val="Hyperlink"/>
@@ -4440,7 +4440,7 @@
               <w:rPr>
                 <w:noProof/>
               </w:rPr>
-              <w:instrText xml:space="preserve"> PAGEREF _Toc241354321 \h </w:instrText>
+              <w:instrText xml:space="preserve"> PAGEREF _Toc241361758 \h </w:instrText>
             </w:r>
             <w:r>
               <w:rPr>
@@ -4482,7 +4482,7 @@
               <w14:ligatures w14:val="standardContextual"/>
             </w:rPr>
           </w:pPr>
-          <w:hyperlink w:anchor="_Toc241354322" w:history="1">
+          <w:hyperlink w:anchor="_Toc241361759" w:history="1">
             <w:r>
               <w:rPr>
                 <w:rStyle w:val="Hyperlink"/>
@@ -4506,7 +4506,7 @@
               <w:rPr>
                 <w:noProof/>
               </w:rPr>
-              <w:instrText xml:space="preserve"> PAGEREF _Toc241354322 \h </w:instrText>
+              <w:instrText xml:space="preserve"> PAGEREF _Toc241361759 \h </w:instrText>
             </w:r>
             <w:r>
               <w:rPr>
@@ -4548,7 +4548,7 @@
               <w14:ligatures w14:val="standardContextual"/>
             </w:rPr>
           </w:pPr>
-          <w:hyperlink w:anchor="_Toc241354323" w:history="1">
+          <w:hyperlink w:anchor="_Toc241361760" w:history="1">
             <w:r>
               <w:rPr>
                 <w:rStyle w:val="Hyperlink"/>
@@ -4572,7 +4572,7 @@
               <w:rPr>
                 <w:noProof/>
               </w:rPr>
-              <w:instrText xml:space="preserve"> PAGEREF _Toc241354323 \h </w:instrText>
+              <w:instrText xml:space="preserve"> PAGEREF _Toc241361760 \h </w:instrText>
             </w:r>
             <w:r>
               <w:rPr>
@@ -4614,7 +4614,7 @@
               <w14:ligatures w14:val="standardContextual"/>
             </w:rPr>
           </w:pPr>
-          <w:hyperlink w:anchor="_Toc241354324" w:history="1">
+          <w:hyperlink w:anchor="_Toc241361761" w:history="1">
             <w:r>
               <w:rPr>
                 <w:rStyle w:val="Hyperlink"/>
@@ -4638,7 +4638,7 @@
               <w:rPr>
                 <w:noProof/>
               </w:rPr>
-              <w:instrText xml:space="preserve"> PAGEREF _Toc241354324 \h </w:instrText>
+              <w:instrText xml:space="preserve"> PAGEREF _Toc241361761 \h </w:instrText>
             </w:r>
             <w:r>
               <w:rPr>
@@ -4680,7 +4680,7 @@
               <w14:ligatures w14:val="standardContextual"/>
             </w:rPr>
           </w:pPr>
-          <w:hyperlink w:anchor="_Toc241354325" w:history="1">
+          <w:hyperlink w:anchor="_Toc241361762" w:history="1">
             <w:r>
               <w:rPr>
                 <w:rStyle w:val="Hyperlink"/>
@@ -4704,7 +4704,7 @@
               <w:rPr>
                 <w:noProof/>
               </w:rPr>
-              <w:instrText xml:space="preserve"> PAGEREF _Toc241354325 \h </w:instrText>
+              <w:instrText xml:space="preserve"> PAGEREF _Toc241361762 \h </w:instrText>
             </w:r>
             <w:r>
               <w:rPr>
@@ -4746,7 +4746,7 @@
               <w14:ligatures w14:val="standardContextual"/>
             </w:rPr>
           </w:pPr>
-          <w:hyperlink w:anchor="_Toc241354326" w:history="1">
+          <w:hyperlink w:anchor="_Toc241361763" w:history="1">
             <w:r>
               <w:rPr>
                 <w:rStyle w:val="Hyperlink"/>
@@ -4770,7 +4770,7 @@
               <w:rPr>
                 <w:noProof/>
               </w:rPr>
-              <w:instrText xml:space="preserve"> PAGEREF _Toc241354326 \h </w:instrText>
+              <w:instrText xml:space="preserve"> PAGEREF _Toc241361763 \h </w:instrText>
             </w:r>
             <w:r>
               <w:rPr>
@@ -4812,7 +4812,7 @@
               <w14:ligatures w14:val="standardContextual"/>
             </w:rPr>
           </w:pPr>
-          <w:hyperlink w:anchor="_Toc241354327" w:history="1">
+          <w:hyperlink w:anchor="_Toc241361764" w:history="1">
             <w:r>
               <w:rPr>
                 <w:rStyle w:val="Hyperlink"/>
@@ -4836,7 +4836,7 @@
               <w:rPr>
                 <w:noProof/>
               </w:rPr>
-              <w:instrText xml:space="preserve"> PAGEREF _Toc241354327 \h </w:instrText>
+              <w:instrText xml:space="preserve"> PAGEREF _Toc241361764 \h </w:instrText>
             </w:r>
             <w:r>
               <w:rPr>
@@ -4878,7 +4878,7 @@
               <w14:ligatures w14:val="standardContextual"/>
             </w:rPr>
           </w:pPr>
-          <w:hyperlink w:anchor="_Toc241354328" w:history="1">
+          <w:hyperlink w:anchor="_Toc241361765" w:history="1">
             <w:r>
               <w:rPr>
                 <w:rStyle w:val="Hyperlink"/>
@@ -4902,7 +4902,7 @@
               <w:rPr>
                 <w:noProof/>
               </w:rPr>
-              <w:instrText xml:space="preserve"> PAGEREF _Toc241354328 \h </w:instrText>
+              <w:instrText xml:space="preserve"> PAGEREF _Toc241361765 \h </w:instrText>
             </w:r>
             <w:r>
               <w:rPr>
@@ -4944,7 +4944,7 @@
               <w14:ligatures w14:val="standardContextual"/>
             </w:rPr>
           </w:pPr>
-          <w:hyperlink w:anchor="_Toc241354329" w:history="1">
+          <w:hyperlink w:anchor="_Toc241361766" w:history="1">
             <w:r>
               <w:rPr>
                 <w:rStyle w:val="Hyperlink"/>
@@ -4968,7 +4968,7 @@
               <w:rPr>
                 <w:noProof/>
               </w:rPr>
-              <w:instrText xml:space="preserve"> PAGEREF _Toc241354329 \h </w:instrText>
+              <w:instrText xml:space="preserve"> PAGEREF _Toc241361766 \h </w:instrText>
             </w:r>
             <w:r>
               <w:rPr>
@@ -5010,7 +5010,7 @@
               <w14:ligatures w14:val="standardContextual"/>
             </w:rPr>
           </w:pPr>
-          <w:hyperlink w:anchor="_Toc241354330" w:history="1">
+          <w:hyperlink w:anchor="_Toc241361767" w:history="1">
             <w:r>
               <w:rPr>
                 <w:rStyle w:val="Hyperlink"/>
@@ -5034,7 +5034,7 @@
               <w:rPr>
                 <w:noProof/>
               </w:rPr>
-              <w:instrText xml:space="preserve"> PAGEREF _Toc241354330 \h </w:instrText>
+              <w:instrText xml:space="preserve"> PAGEREF _Toc241361767 \h </w:instrText>
             </w:r>
             <w:r>
               <w:rPr>
@@ -5076,7 +5076,7 @@
               <w14:ligatures w14:val="standardContextual"/>
             </w:rPr>
           </w:pPr>
-          <w:hyperlink w:anchor="_Toc241354331" w:history="1">
+          <w:hyperlink w:anchor="_Toc241361768" w:history="1">
             <w:r>
               <w:rPr>
                 <w:rStyle w:val="Hyperlink"/>
@@ -5100,7 +5100,7 @@
               <w:rPr>
                 <w:noProof/>
               </w:rPr>
-              <w:instrText xml:space="preserve"> PAGEREF _Toc241354331 \h </w:instrText>
+              <w:instrText xml:space="preserve"> PAGEREF _Toc241361768 \h </w:instrText>
             </w:r>
             <w:r>
               <w:rPr>
@@ -5142,7 +5142,7 @@
               <w14:ligatures w14:val="standardContextual"/>
             </w:rPr>
           </w:pPr>
-          <w:hyperlink w:anchor="_Toc241354332" w:history="1">
+          <w:hyperlink w:anchor="_Toc241361769" w:history="1">
             <w:r>
               <w:rPr>
                 <w:rStyle w:val="Hyperlink"/>
@@ -5166,7 +5166,7 @@
               <w:rPr>
                 <w:noProof/>
               </w:rPr>
-              <w:instrText xml:space="preserve"> PAGEREF _Toc241354332 \h </w:instrText>
+              <w:instrText xml:space="preserve"> PAGEREF _Toc241361769 \h </w:instrText>
             </w:r>
             <w:r>
               <w:rPr>
@@ -5208,7 +5208,7 @@
               <w14:ligatures w14:val="standardContextual"/>
             </w:rPr>
           </w:pPr>
-          <w:hyperlink w:anchor="_Toc241354333" w:history="1">
+          <w:hyperlink w:anchor="_Toc241361770" w:history="1">
             <w:r>
               <w:rPr>
                 <w:rStyle w:val="Hyperlink"/>
@@ -5232,7 +5232,7 @@
               <w:rPr>
                 <w:noProof/>
               </w:rPr>
-              <w:instrText xml:space="preserve"> PAGEREF _Toc241354333 \h </w:instrText>
+              <w:instrText xml:space="preserve"> PAGEREF _Toc241361770 \h </w:instrText>
             </w:r>
             <w:r>
               <w:rPr>
@@ -5274,7 +5274,7 @@
               <w14:ligatures w14:val="standardContextual"/>
             </w:rPr>
           </w:pPr>
-          <w:hyperlink w:anchor="_Toc241354334" w:history="1">
+          <w:hyperlink w:anchor="_Toc241361771" w:history="1">
             <w:r>
               <w:rPr>
                 <w:rStyle w:val="Hyperlink"/>
@@ -5298,7 +5298,7 @@
               <w:rPr>
                 <w:noProof/>
               </w:rPr>
-              <w:instrText xml:space="preserve"> PAGEREF _Toc241354334 \h </w:instrText>
+              <w:instrText xml:space="preserve"> PAGEREF _Toc241361771 \h </w:instrText>
             </w:r>
             <w:r>
               <w:rPr>
@@ -5340,7 +5340,7 @@
               <w14:ligatures w14:val="standardContextual"/>
             </w:rPr>
           </w:pPr>
-          <w:hyperlink w:anchor="_Toc241354335" w:history="1">
+          <w:hyperlink w:anchor="_Toc241361772" w:history="1">
             <w:r>
               <w:rPr>
                 <w:rStyle w:val="Hyperlink"/>
@@ -5364,7 +5364,7 @@
               <w:rPr>
                 <w:noProof/>
               </w:rPr>
-              <w:instrText xml:space="preserve"> PAGEREF _Toc241354335 \h </w:instrText>
+              <w:instrText xml:space="preserve"> PAGEREF _Toc241361772 \h </w:instrText>
             </w:r>
             <w:r>
               <w:rPr>
@@ -5406,7 +5406,7 @@
               <w14:ligatures w14:val="standardContextual"/>
             </w:rPr>
           </w:pPr>
-          <w:hyperlink w:anchor="_Toc241354336" w:history="1">
+          <w:hyperlink w:anchor="_Toc241361773" w:history="1">
             <w:r>
               <w:rPr>
                 <w:rStyle w:val="Hyperlink"/>
@@ -5430,7 +5430,7 @@
               <w:rPr>
                 <w:noProof/>
               </w:rPr>
-              <w:instrText xml:space="preserve"> PAGEREF _Toc241354336 \h </w:instrText>
+              <w:instrText xml:space="preserve"> PAGEREF _Toc241361773 \h </w:instrText>
             </w:r>
             <w:r>
               <w:rPr>
@@ -5472,7 +5472,7 @@
               <w14:ligatures w14:val="standardContextual"/>
             </w:rPr>
           </w:pPr>
-          <w:hyperlink w:anchor="_Toc241354337" w:history="1">
+          <w:hyperlink w:anchor="_Toc241361774" w:history="1">
             <w:r>
               <w:rPr>
                 <w:rStyle w:val="Hyperlink"/>
@@ -5496,7 +5496,7 @@
               <w:rPr>
                 <w:noProof/>
               </w:rPr>
-              <w:instrText xml:space="preserve"> PAGEREF _Toc241354337 \h </w:instrText>
+              <w:instrText xml:space="preserve"> PAGEREF _Toc241361774 \h </w:instrText>
             </w:r>
             <w:r>
               <w:rPr>
@@ -5538,7 +5538,7 @@
               <w14:ligatures w14:val="standardContextual"/>
             </w:rPr>
           </w:pPr>
-          <w:hyperlink w:anchor="_Toc241354338" w:history="1">
+          <w:hyperlink w:anchor="_Toc241361775" w:history="1">
             <w:r>
               <w:rPr>
                 <w:rStyle w:val="Hyperlink"/>
@@ -5562,7 +5562,7 @@
               <w:rPr>
                 <w:noProof/>
               </w:rPr>
-              <w:instrText xml:space="preserve"> PAGEREF _Toc241354338 \h </w:instrText>
+              <w:instrText xml:space="preserve"> PAGEREF _Toc241361775 \h </w:instrText>
             </w:r>
             <w:r>
               <w:rPr>
@@ -5604,7 +5604,7 @@
               <w14:ligatures w14:val="standardContextual"/>
             </w:rPr>
           </w:pPr>
-          <w:hyperlink w:anchor="_Toc241354339" w:history="1">
+          <w:hyperlink w:anchor="_Toc241361776" w:history="1">
             <w:r>
               <w:rPr>
                 <w:rStyle w:val="Hyperlink"/>
@@ -5628,7 +5628,7 @@
               <w:rPr>
                 <w:noProof/>
               </w:rPr>
-              <w:instrText xml:space="preserve"> PAGEREF _Toc241354339 \h </w:instrText>
+              <w:instrText xml:space="preserve"> PAGEREF _Toc241361776 \h </w:instrText>
             </w:r>
             <w:r>
               <w:rPr>
@@ -5670,7 +5670,7 @@
               <w14:ligatures w14:val="standardContextual"/>
             </w:rPr>
           </w:pPr>
-          <w:hyperlink w:anchor="_Toc241354340" w:history="1">
+          <w:hyperlink w:anchor="_Toc241361777" w:history="1">
             <w:r>
               <w:rPr>
                 <w:rStyle w:val="Hyperlink"/>
@@ -5694,7 +5694,7 @@
               <w:rPr>
                 <w:noProof/>
               </w:rPr>
-              <w:instrText xml:space="preserve"> PAGEREF _Toc241354340 \h </w:instrText>
+              <w:instrText xml:space="preserve"> PAGEREF _Toc241361777 \h </w:instrText>
             </w:r>
             <w:r>
               <w:rPr>
@@ -5736,7 +5736,7 @@
               <w14:ligatures w14:val="standardContextual"/>
             </w:rPr>
           </w:pPr>
-          <w:hyperlink w:anchor="_Toc241354341" w:history="1">
+          <w:hyperlink w:anchor="_Toc241361778" w:history="1">
             <w:r>
               <w:rPr>
                 <w:rStyle w:val="Hyperlink"/>
@@ -5760,7 +5760,7 @@
               <w:rPr>
                 <w:noProof/>
               </w:rPr>
-              <w:instrText xml:space="preserve"> PAGEREF _Toc241354341 \h </w:instrText>
+              <w:instrText xml:space="preserve"> PAGEREF _Toc241361778 \h </w:instrText>
             </w:r>
             <w:r>
               <w:rPr>
@@ -5802,7 +5802,7 @@
               <w14:ligatures w14:val="standardContextual"/>
             </w:rPr>
           </w:pPr>
-          <w:hyperlink w:anchor="_Toc241354342" w:history="1">
+          <w:hyperlink w:anchor="_Toc241361779" w:history="1">
             <w:r>
               <w:rPr>
                 <w:rStyle w:val="Hyperlink"/>
@@ -5826,7 +5826,7 @@
               <w:rPr>
                 <w:noProof/>
               </w:rPr>
-              <w:instrText xml:space="preserve"> PAGEREF _Toc241354342 \h </w:instrText>
+              <w:instrText xml:space="preserve"> PAGEREF _Toc241361779 \h </w:instrText>
             </w:r>
             <w:r>
               <w:rPr>
@@ -5868,7 +5868,7 @@
               <w14:ligatures w14:val="standardContextual"/>
             </w:rPr>
           </w:pPr>
-          <w:hyperlink w:anchor="_Toc241354343" w:history="1">
+          <w:hyperlink w:anchor="_Toc241361780" w:history="1">
             <w:r>
               <w:rPr>
                 <w:rStyle w:val="Hyperlink"/>
@@ -5892,7 +5892,7 @@
               <w:rPr>
                 <w:noProof/>
               </w:rPr>
-              <w:instrText xml:space="preserve"> PAGEREF _Toc241354343 \h </w:instrText>
+              <w:instrText xml:space="preserve"> PAGEREF _Toc241361780 \h </w:instrText>
             </w:r>
             <w:r>
               <w:rPr>
@@ -5934,7 +5934,7 @@
               <w14:ligatures w14:val="standardContextual"/>
             </w:rPr>
           </w:pPr>
-          <w:hyperlink w:anchor="_Toc241354344" w:history="1">
+          <w:hyperlink w:anchor="_Toc241361781" w:history="1">
             <w:r>
               <w:rPr>
                 <w:rStyle w:val="Hyperlink"/>
@@ -5958,7 +5958,7 @@
               <w:rPr>
                 <w:noProof/>
               </w:rPr>
-              <w:instrText xml:space="preserve"> PAGEREF _Toc241354344 \h </w:instrText>
+              <w:instrText xml:space="preserve"> PAGEREF _Toc241361781 \h </w:instrText>
             </w:r>
             <w:r>
               <w:rPr>
@@ -6000,7 +6000,7 @@
               <w14:ligatures w14:val="standardContextual"/>
             </w:rPr>
           </w:pPr>
-          <w:hyperlink w:anchor="_Toc241354345" w:history="1">
+          <w:hyperlink w:anchor="_Toc241361782" w:history="1">
             <w:r>
               <w:rPr>
                 <w:rStyle w:val="Hyperlink"/>
@@ -6024,7 +6024,7 @@
               <w:rPr>
                 <w:noProof/>
               </w:rPr>
-              <w:instrText xml:space="preserve"> PAGEREF _Toc241354345 \h </w:instrText>
+              <w:instrText xml:space="preserve"> PAGEREF _Toc241361782 \h </w:instrText>
             </w:r>
             <w:r>
               <w:rPr>
@@ -6066,7 +6066,7 @@
               <w14:ligatures w14:val="standardContextual"/>
             </w:rPr>
           </w:pPr>
-          <w:hyperlink w:anchor="_Toc241354346" w:history="1">
+          <w:hyperlink w:anchor="_Toc241361783" w:history="1">
             <w:r>
               <w:rPr>
                 <w:rStyle w:val="Hyperlink"/>
@@ -6090,7 +6090,7 @@
               <w:rPr>
                 <w:noProof/>
               </w:rPr>
-              <w:instrText xml:space="preserve"> PAGEREF _Toc241354346 \h </w:instrText>
+              <w:instrText xml:space="preserve"> PAGEREF _Toc241361783 \h </w:instrText>
             </w:r>
             <w:r>
               <w:rPr>
@@ -6132,7 +6132,7 @@
               <w14:ligatures w14:val="standardContextual"/>
             </w:rPr>
           </w:pPr>
-          <w:hyperlink w:anchor="_Toc241354347" w:history="1">
+          <w:hyperlink w:anchor="_Toc241361784" w:history="1">
             <w:r>
               <w:rPr>
                 <w:rStyle w:val="Hyperlink"/>
@@ -6156,7 +6156,7 @@
               <w:rPr>
                 <w:noProof/>
               </w:rPr>
-              <w:instrText xml:space="preserve"> PAGEREF _Toc241354347 \h </w:instrText>
+              <w:instrText xml:space="preserve"> PAGEREF _Toc241361784 \h </w:instrText>
             </w:r>
             <w:r>
               <w:rPr>
@@ -6198,7 +6198,7 @@
               <w14:ligatures w14:val="standardContextual"/>
             </w:rPr>
           </w:pPr>
-          <w:hyperlink w:anchor="_Toc241354348" w:history="1">
+          <w:hyperlink w:anchor="_Toc241361785" w:history="1">
             <w:r>
               <w:rPr>
                 <w:rStyle w:val="Hyperlink"/>
@@ -6222,7 +6222,7 @@
               <w:rPr>
                 <w:noProof/>
               </w:rPr>
-              <w:instrText xml:space="preserve"> PAGEREF _Toc241354348 \h </w:instrText>
+              <w:instrText xml:space="preserve"> PAGEREF _Toc241361785 \h </w:instrText>
             </w:r>
             <w:r>
               <w:rPr>
@@ -6264,7 +6264,7 @@
               <w14:ligatures w14:val="standardContextual"/>
             </w:rPr>
           </w:pPr>
-          <w:hyperlink w:anchor="_Toc241354349" w:history="1">
+          <w:hyperlink w:anchor="_Toc241361786" w:history="1">
             <w:r>
               <w:rPr>
                 <w:rStyle w:val="Hyperlink"/>
@@ -6288,7 +6288,7 @@
               <w:rPr>
                 <w:noProof/>
               </w:rPr>
-              <w:instrText xml:space="preserve"> PAGEREF _Toc241354349 \h </w:instrText>
+              <w:instrText xml:space="preserve"> PAGEREF _Toc241361786 \h </w:instrText>
             </w:r>
             <w:r>
               <w:rPr>
@@ -6330,7 +6330,7 @@
               <w14:ligatures w14:val="standardContextual"/>
             </w:rPr>
           </w:pPr>
-          <w:hyperlink w:anchor="_Toc241354350" w:history="1">
+          <w:hyperlink w:anchor="_Toc241361787" w:history="1">
             <w:r>
               <w:rPr>
                 <w:rStyle w:val="Hyperlink"/>
@@ -6354,7 +6354,7 @@
               <w:rPr>
                 <w:noProof/>
               </w:rPr>
-              <w:instrText xml:space="preserve"> PAGEREF _Toc241354350 \h </w:instrText>
+              <w:instrText xml:space="preserve"> PAGEREF _Toc241361787 \h </w:instrText>
             </w:r>
             <w:r>
               <w:rPr>
@@ -6396,7 +6396,7 @@
               <w14:ligatures w14:val="standardContextual"/>
             </w:rPr>
           </w:pPr>
-          <w:hyperlink w:anchor="_Toc241354351" w:history="1">
+          <w:hyperlink w:anchor="_Toc241361788" w:history="1">
             <w:r>
               <w:rPr>
                 <w:rStyle w:val="Hyperlink"/>
@@ -6420,7 +6420,7 @@
               <w:rPr>
                 <w:noProof/>
               </w:rPr>
-              <w:instrText xml:space="preserve"> PAGEREF _Toc241354351 \h </w:instrText>
+              <w:instrText xml:space="preserve"> PAGEREF _Toc241361788 \h </w:instrText>
             </w:r>
             <w:r>
               <w:rPr>
@@ -6462,7 +6462,7 @@
               <w14:ligatures w14:val="standardContextual"/>
             </w:rPr>
           </w:pPr>
-          <w:hyperlink w:anchor="_Toc241354352" w:history="1">
+          <w:hyperlink w:anchor="_Toc241361789" w:history="1">
             <w:r>
               <w:rPr>
                 <w:rStyle w:val="Hyperlink"/>
@@ -6486,7 +6486,7 @@
               <w:rPr>
                 <w:noProof/>
               </w:rPr>
-              <w:instrText xml:space="preserve"> PAGEREF _Toc241354352 \h </w:instrText>
+              <w:instrText xml:space="preserve"> PAGEREF _Toc241361789 \h </w:instrText>
             </w:r>
             <w:r>
               <w:rPr>
@@ -6528,7 +6528,7 @@
               <w14:ligatures w14:val="standardContextual"/>
             </w:rPr>
           </w:pPr>
-          <w:hyperlink w:anchor="_Toc241354353" w:history="1">
+          <w:hyperlink w:anchor="_Toc241361790" w:history="1">
             <w:r>
               <w:rPr>
                 <w:rStyle w:val="Hyperlink"/>
@@ -6552,7 +6552,7 @@
               <w:rPr>
                 <w:noProof/>
               </w:rPr>
-              <w:instrText xml:space="preserve"> PAGEREF _Toc241354353 \h </w:instrText>
+              <w:instrText xml:space="preserve"> PAGEREF _Toc241361790 \h </w:instrText>
             </w:r>
             <w:r>
               <w:rPr>
@@ -6594,7 +6594,7 @@
               <w14:ligatures w14:val="standardContextual"/>
             </w:rPr>
           </w:pPr>
-          <w:hyperlink w:anchor="_Toc241354354" w:history="1">
+          <w:hyperlink w:anchor="_Toc241361791" w:history="1">
             <w:r>
               <w:rPr>
                 <w:rStyle w:val="Hyperlink"/>
@@ -6618,7 +6618,7 @@
               <w:rPr>
                 <w:noProof/>
               </w:rPr>
-              <w:instrText xml:space="preserve"> PAGEREF _Toc241354354 \h </w:instrText>
+              <w:instrText xml:space="preserve"> PAGEREF _Toc241361791 \h </w:instrText>
             </w:r>
             <w:r>
               <w:rPr>
@@ -6660,7 +6660,7 @@
               <w14:ligatures w14:val="standardContextual"/>
             </w:rPr>
           </w:pPr>
-          <w:hyperlink w:anchor="_Toc241354355" w:history="1">
+          <w:hyperlink w:anchor="_Toc241361792" w:history="1">
             <w:r>
               <w:rPr>
                 <w:rStyle w:val="Hyperlink"/>
@@ -6684,7 +6684,7 @@
               <w:rPr>
                 <w:noProof/>
               </w:rPr>
-              <w:instrText xml:space="preserve"> PAGEREF _Toc241354355 \h </w:instrText>
+              <w:instrText xml:space="preserve"> PAGEREF _Toc241361792 \h </w:instrText>
             </w:r>
             <w:r>
               <w:rPr>
@@ -6726,7 +6726,7 @@
               <w14:ligatures w14:val="standardContextual"/>
             </w:rPr>
           </w:pPr>
-          <w:hyperlink w:anchor="_Toc241354356" w:history="1">
+          <w:hyperlink w:anchor="_Toc241361793" w:history="1">
             <w:r>
               <w:rPr>
                 <w:rStyle w:val="Hyperlink"/>
@@ -6750,7 +6750,7 @@
               <w:rPr>
                 <w:noProof/>
               </w:rPr>
-              <w:instrText xml:space="preserve"> PAGEREF _Toc241354356 \h </w:instrText>
+              <w:instrText xml:space="preserve"> PAGEREF _Toc241361793 \h </w:instrText>
             </w:r>
             <w:r>
               <w:rPr>
@@ -6792,7 +6792,7 @@
               <w14:ligatures w14:val="standardContextual"/>
             </w:rPr>
           </w:pPr>
-          <w:hyperlink w:anchor="_Toc241354357" w:history="1">
+          <w:hyperlink w:anchor="_Toc241361794" w:history="1">
             <w:r>
               <w:rPr>
                 <w:rStyle w:val="Hyperlink"/>
@@ -6816,7 +6816,7 @@
               <w:rPr>
                 <w:noProof/>
               </w:rPr>
-              <w:instrText xml:space="preserve"> PAGEREF _Toc241354357 \h </w:instrText>
+              <w:instrText xml:space="preserve"> PAGEREF _Toc241361794 \h </w:instrText>
             </w:r>
             <w:r>
               <w:rPr>
@@ -6858,7 +6858,7 @@
               <w14:ligatures w14:val="standardContextual"/>
             </w:rPr>
           </w:pPr>
-          <w:hyperlink w:anchor="_Toc241354358" w:history="1">
+          <w:hyperlink w:anchor="_Toc241361795" w:history="1">
             <w:r>
               <w:rPr>
                 <w:rStyle w:val="Hyperlink"/>
@@ -6882,7 +6882,7 @@
               <w:rPr>
                 <w:noProof/>
               </w:rPr>
-              <w:instrText xml:space="preserve"> PAGEREF _Toc241354358 \h </w:instrText>
+              <w:instrText xml:space="preserve"> PAGEREF _Toc241361795 \h </w:instrText>
             </w:r>
             <w:r>
               <w:rPr>
@@ -6924,7 +6924,7 @@
               <w14:ligatures w14:val="standardContextual"/>
             </w:rPr>
           </w:pPr>
-          <w:hyperlink w:anchor="_Toc241354359" w:history="1">
+          <w:hyperlink w:anchor="_Toc241361796" w:history="1">
             <w:r>
               <w:rPr>
                 <w:rStyle w:val="Hyperlink"/>
@@ -6948,7 +6948,7 @@
               <w:rPr>
                 <w:noProof/>
               </w:rPr>
-              <w:instrText xml:space="preserve"> PAGEREF _Toc241354359 \h </w:instrText>
+              <w:instrText xml:space="preserve"> PAGEREF _Toc241361796 \h </w:instrText>
             </w:r>
             <w:r>
               <w:rPr>
@@ -6990,7 +6990,7 @@
               <w14:ligatures w14:val="standardContextual"/>
             </w:rPr>
           </w:pPr>
-          <w:hyperlink w:anchor="_Toc241354360" w:history="1">
+          <w:hyperlink w:anchor="_Toc241361797" w:history="1">
             <w:r>
               <w:rPr>
                 <w:rStyle w:val="Hyperlink"/>
@@ -7014,7 +7014,7 @@
               <w:rPr>
                 <w:noProof/>
               </w:rPr>
-              <w:instrText xml:space="preserve"> PAGEREF _Toc241354360 \h </w:instrText>
+              <w:instrText xml:space="preserve"> PAGEREF _Toc241361797 \h </w:instrText>
             </w:r>
             <w:r>
               <w:rPr>
@@ -7056,7 +7056,7 @@
               <w14:ligatures w14:val="standardContextual"/>
             </w:rPr>
           </w:pPr>
-          <w:hyperlink w:anchor="_Toc241354361" w:history="1">
+          <w:hyperlink w:anchor="_Toc241361798" w:history="1">
             <w:r>
               <w:rPr>
                 <w:rStyle w:val="Hyperlink"/>
@@ -7080,7 +7080,7 @@
               <w:rPr>
                 <w:noProof/>
               </w:rPr>
-              <w:instrText xml:space="preserve"> PAGEREF _Toc241354361 \h </w:instrText>
+              <w:instrText xml:space="preserve"> PAGEREF _Toc241361798 \h </w:instrText>
             </w:r>
             <w:r>
               <w:rPr>
@@ -7122,7 +7122,7 @@
               <w14:ligatures w14:val="standardContextual"/>
             </w:rPr>
           </w:pPr>
-          <w:hyperlink w:anchor="_Toc241354362" w:history="1">
+          <w:hyperlink w:anchor="_Toc241361799" w:history="1">
             <w:r>
               <w:rPr>
                 <w:rStyle w:val="Hyperlink"/>
@@ -7146,7 +7146,7 @@
               <w:rPr>
                 <w:noProof/>
               </w:rPr>
-              <w:instrText xml:space="preserve"> PAGEREF _Toc241354362 \h </w:instrText>
+              <w:instrText xml:space="preserve"> PAGEREF _Toc241361799 \h </w:instrText>
             </w:r>
             <w:r>
               <w:rPr>
@@ -7188,7 +7188,7 @@
               <w14:ligatures w14:val="standardContextual"/>
             </w:rPr>
           </w:pPr>
-          <w:hyperlink w:anchor="_Toc241354363" w:history="1">
+          <w:hyperlink w:anchor="_Toc241361800" w:history="1">
             <w:r>
               <w:rPr>
                 <w:rStyle w:val="Hyperlink"/>
@@ -7212,7 +7212,7 @@
               <w:rPr>
                 <w:noProof/>
               </w:rPr>
-              <w:instrText xml:space="preserve"> PAGEREF _Toc241354363 \h </w:instrText>
+              <w:instrText xml:space="preserve"> PAGEREF _Toc241361800 \h </w:instrText>
             </w:r>
             <w:r>
               <w:rPr>
@@ -7254,7 +7254,7 @@
               <w14:ligatures w14:val="standardContextual"/>
             </w:rPr>
           </w:pPr>
-          <w:hyperlink w:anchor="_Toc241354364" w:history="1">
+          <w:hyperlink w:anchor="_Toc241361801" w:history="1">
             <w:r>
               <w:rPr>
                 <w:rStyle w:val="Hyperlink"/>
@@ -7278,7 +7278,7 @@
               <w:rPr>
                 <w:noProof/>
               </w:rPr>
-              <w:instrText xml:space="preserve"> PAGEREF _Toc241354364 \h </w:instrText>
+              <w:instrText xml:space="preserve"> PAGEREF _Toc241361801 \h </w:instrText>
             </w:r>
             <w:r>
               <w:rPr>
@@ -7320,7 +7320,7 @@
               <w14:ligatures w14:val="standardContextual"/>
             </w:rPr>
           </w:pPr>
-          <w:hyperlink w:anchor="_Toc241354365" w:history="1">
+          <w:hyperlink w:anchor="_Toc241361802" w:history="1">
             <w:r>
               <w:rPr>
                 <w:rStyle w:val="Hyperlink"/>
@@ -7344,7 +7344,7 @@
               <w:rPr>
                 <w:noProof/>
               </w:rPr>
-              <w:instrText xml:space="preserve"> PAGEREF _Toc241354365 \h </w:instrText>
+              <w:instrText xml:space="preserve"> PAGEREF _Toc241361802 \h </w:instrText>
             </w:r>
             <w:r>
               <w:rPr>
@@ -7386,7 +7386,7 @@
               <w14:ligatures w14:val="standardContextual"/>
             </w:rPr>
           </w:pPr>
-          <w:hyperlink w:anchor="_Toc241354366" w:history="1">
+          <w:hyperlink w:anchor="_Toc241361803" w:history="1">
             <w:r>
               <w:rPr>
                 <w:rStyle w:val="Hyperlink"/>
@@ -7410,7 +7410,7 @@
               <w:rPr>
                 <w:noProof/>
               </w:rPr>
-              <w:instrText xml:space="preserve"> PAGEREF _Toc241354366 \h </w:instrText>
+              <w:instrText xml:space="preserve"> PAGEREF _Toc241361803 \h </w:instrText>
             </w:r>
             <w:r>
               <w:rPr>
@@ -7463,7 +7463,7 @@
         <w:pStyle w:val="Kop1"/>
         <w:pageBreakBefore/>
       </w:pPr>
-      <w:bookmarkStart w:id="1" w:name="_Toc241354258"/>
+      <w:bookmarkStart w:id="1" w:name="_Toc241361695"/>
       <w:r>
         <w:lastRenderedPageBreak/>
         <w:t>Intended Use and Your Data</w:t>
@@ -7524,7 +7524,7 @@
       <w:pPr>
         <w:pStyle w:val="Kop2"/>
       </w:pPr>
-      <w:bookmarkStart w:id="2" w:name="_Toc241354259"/>
+      <w:bookmarkStart w:id="2" w:name="_Toc241361696"/>
       <w:r>
         <w:t>What the App Does Not Do</w:t>
       </w:r>
@@ -8065,7 +8065,7 @@
         <w:pStyle w:val="Kop1"/>
         <w:pageBreakBefore/>
       </w:pPr>
-      <w:bookmarkStart w:id="3" w:name="_Toc241354260"/>
+      <w:bookmarkStart w:id="3" w:name="_Toc241361697"/>
       <w:r>
         <w:lastRenderedPageBreak/>
         <w:t>Getting Started</w:t>
@@ -8076,7 +8076,7 @@
       <w:pPr>
         <w:pStyle w:val="Kop2"/>
       </w:pPr>
-      <w:bookmarkStart w:id="4" w:name="_Toc241354261"/>
+      <w:bookmarkStart w:id="4" w:name="_Toc241361698"/>
       <w:r>
         <w:t>Opening the Public App</w:t>
       </w:r>
@@ -8094,7 +8094,7 @@
       <w:pPr>
         <w:pStyle w:val="Kop2"/>
       </w:pPr>
-      <w:bookmarkStart w:id="5" w:name="_Toc241354262"/>
+      <w:bookmarkStart w:id="5" w:name="_Toc241361699"/>
       <w:r>
         <w:t>Installing the App on Your Own Computer</w:t>
       </w:r>
@@ -8174,7 +8174,7 @@
       <w:pPr>
         <w:pStyle w:val="Kop2"/>
       </w:pPr>
-      <w:bookmarkStart w:id="6" w:name="_Toc241354263"/>
+      <w:bookmarkStart w:id="6" w:name="_Toc241361700"/>
       <w:r>
         <w:t>The Hub Screen</w:t>
       </w:r>
@@ -8801,7 +8801,7 @@
       <w:pPr>
         <w:pStyle w:val="Kop2"/>
       </w:pPr>
-      <w:bookmarkStart w:id="7" w:name="_Toc241354264"/>
+      <w:bookmarkStart w:id="7" w:name="_Toc241361701"/>
       <w:r>
         <w:t>Getting Help Inside the App</w:t>
       </w:r>
@@ -8819,7 +8819,7 @@
       <w:pPr>
         <w:pStyle w:val="Kop2"/>
       </w:pPr>
-      <w:bookmarkStart w:id="8" w:name="_Toc241354265"/>
+      <w:bookmarkStart w:id="8" w:name="_Toc241361702"/>
       <w:r>
         <w:t>Saving Your Work</w:t>
       </w:r>
@@ -8838,7 +8838,7 @@
         <w:pStyle w:val="Kop1"/>
         <w:pageBreakBefore/>
       </w:pPr>
-      <w:bookmarkStart w:id="9" w:name="_Toc241354266"/>
+      <w:bookmarkStart w:id="9" w:name="_Toc241361703"/>
       <w:r>
         <w:lastRenderedPageBreak/>
         <w:t>Tutorials</w:t>
@@ -8857,7 +8857,7 @@
       <w:pPr>
         <w:pStyle w:val="Kop2"/>
       </w:pPr>
-      <w:bookmarkStart w:id="10" w:name="_Toc241354267"/>
+      <w:bookmarkStart w:id="10" w:name="_Toc241361704"/>
       <w:r>
         <w:t>Tutorial 1: A First Analysis Without a File</w:t>
       </w:r>
@@ -8996,7 +8996,7 @@
       <w:pPr>
         <w:pStyle w:val="Kop2"/>
       </w:pPr>
-      <w:bookmarkStart w:id="11" w:name="_Toc241354268"/>
+      <w:bookmarkStart w:id="11" w:name="_Toc241361705"/>
       <w:r>
         <w:t>Tutorial 2: Uploading Data with BLQ Results</w:t>
       </w:r>
@@ -9215,7 +9215,7 @@
       <w:pPr>
         <w:pStyle w:val="Kop2"/>
       </w:pPr>
-      <w:bookmarkStart w:id="12" w:name="_Toc241354269"/>
+      <w:bookmarkStart w:id="12" w:name="_Toc241361706"/>
       <w:r>
         <w:t>Tutorial 3: All Subjects at Once (Theophylline)</w:t>
       </w:r>
@@ -9383,7 +9383,7 @@
       <w:pPr>
         <w:pStyle w:val="Kop2"/>
       </w:pPr>
-      <w:bookmarkStart w:id="13" w:name="_Toc241354270"/>
+      <w:bookmarkStart w:id="13" w:name="_Toc241361707"/>
       <w:r>
         <w:t>Tutorial 4: Bioequivalence</w:t>
       </w:r>
@@ -9568,7 +9568,7 @@
       <w:pPr>
         <w:pStyle w:val="Kop2"/>
       </w:pPr>
-      <w:bookmarkStart w:id="14" w:name="_Toc241354271"/>
+      <w:bookmarkStart w:id="14" w:name="_Toc241361708"/>
       <w:r>
         <w:lastRenderedPageBreak/>
         <w:t>Tutorial 5: Planning a Study</w:t>
@@ -9728,7 +9728,7 @@
       <w:pPr>
         <w:pStyle w:val="Kop2"/>
       </w:pPr>
-      <w:bookmarkStart w:id="15" w:name="_Toc241354272"/>
+      <w:bookmarkStart w:id="15" w:name="_Toc241361709"/>
       <w:r>
         <w:t>Tutorial 6: Partial AUCs</w:t>
       </w:r>
@@ -9860,7 +9860,7 @@
       <w:pPr>
         <w:pStyle w:val="Kop2"/>
       </w:pPr>
-      <w:bookmarkStart w:id="16" w:name="_Toc241354273"/>
+      <w:bookmarkStart w:id="16" w:name="_Toc241361710"/>
       <w:r>
         <w:t>Tutorial 7: Figures</w:t>
       </w:r>
@@ -9966,7 +9966,7 @@
       <w:pPr>
         <w:pStyle w:val="Kop2"/>
       </w:pPr>
-      <w:bookmarkStart w:id="17" w:name="_Toc241354274"/>
+      <w:bookmarkStart w:id="17" w:name="_Toc241361711"/>
       <w:r>
         <w:t>Answer Key</w:t>
       </w:r>
@@ -10075,7 +10075,7 @@
         <w:pStyle w:val="Kop1"/>
         <w:pageBreakBefore/>
       </w:pPr>
-      <w:bookmarkStart w:id="18" w:name="_Toc241354275"/>
+      <w:bookmarkStart w:id="18" w:name="_Toc241361712"/>
       <w:r>
         <w:lastRenderedPageBreak/>
         <w:t>Preparing Your Data and Study Types</w:t>
@@ -10086,7 +10086,7 @@
       <w:pPr>
         <w:pStyle w:val="Kop2"/>
       </w:pPr>
-      <w:bookmarkStart w:id="19" w:name="_Toc241354276"/>
+      <w:bookmarkStart w:id="19" w:name="_Toc241361713"/>
       <w:r>
         <w:t>General Format Rules</w:t>
       </w:r>
@@ -10181,7 +10181,7 @@
       <w:pPr>
         <w:pStyle w:val="Kop2"/>
       </w:pPr>
-      <w:bookmarkStart w:id="20" w:name="_Toc241354277"/>
+      <w:bookmarkStart w:id="20" w:name="_Toc241361714"/>
       <w:r>
         <w:t>Scenario 1: Single Subject</w:t>
       </w:r>
@@ -10880,7 +10880,7 @@
       <w:pPr>
         <w:pStyle w:val="Kop2"/>
       </w:pPr>
-      <w:bookmarkStart w:id="21" w:name="_Toc241354278"/>
+      <w:bookmarkStart w:id="21" w:name="_Toc241361715"/>
       <w:r>
         <w:t>Scenario 2: Multiple Subjects, Same Dose</w:t>
       </w:r>
@@ -11490,7 +11490,7 @@
       <w:pPr>
         <w:pStyle w:val="Kop2"/>
       </w:pPr>
-      <w:bookmarkStart w:id="22" w:name="_Toc241354279"/>
+      <w:bookmarkStart w:id="22" w:name="_Toc241361716"/>
       <w:r>
         <w:t>Scenario 3: Multiple Subjects, Different Doses</w:t>
       </w:r>
@@ -11508,7 +11508,7 @@
       <w:pPr>
         <w:pStyle w:val="Kop2"/>
       </w:pPr>
-      <w:bookmarkStart w:id="23" w:name="_Toc241354280"/>
+      <w:bookmarkStart w:id="23" w:name="_Toc241361717"/>
       <w:r>
         <w:t>Scenario 4: Standard 2-Period Crossover (BE)</w:t>
       </w:r>
@@ -12380,7 +12380,7 @@
       <w:pPr>
         <w:pStyle w:val="Kop2"/>
       </w:pPr>
-      <w:bookmarkStart w:id="24" w:name="_Toc241354281"/>
+      <w:bookmarkStart w:id="24" w:name="_Toc241361718"/>
       <w:r>
         <w:t>Scenario 5: Replicate Designs and Paired Comparison</w:t>
       </w:r>
@@ -12398,7 +12398,7 @@
       <w:pPr>
         <w:pStyle w:val="Kop2"/>
       </w:pPr>
-      <w:bookmarkStart w:id="25" w:name="_Toc241354282"/>
+      <w:bookmarkStart w:id="25" w:name="_Toc241361719"/>
       <w:r>
         <w:t>Scenario 6: Parallel-Group BE</w:t>
       </w:r>
@@ -12416,7 +12416,7 @@
       <w:pPr>
         <w:pStyle w:val="Kop2"/>
       </w:pPr>
-      <w:bookmarkStart w:id="26" w:name="_Toc241354283"/>
+      <w:bookmarkStart w:id="26" w:name="_Toc241361720"/>
       <w:r>
         <w:t>Scenario 7: Steady-State PK</w:t>
       </w:r>
@@ -12450,7 +12450,7 @@
       <w:pPr>
         <w:pStyle w:val="Kop2"/>
       </w:pPr>
-      <w:bookmarkStart w:id="27" w:name="_Toc241354284"/>
+      <w:bookmarkStart w:id="27" w:name="_Toc241361721"/>
       <w:r>
         <w:t>Scenario 8: Drug–Drug Interaction Study</w:t>
       </w:r>
@@ -12476,7 +12476,7 @@
       <w:pPr>
         <w:pStyle w:val="Kop2"/>
       </w:pPr>
-      <w:bookmarkStart w:id="28" w:name="_Toc241354285"/>
+      <w:bookmarkStart w:id="28" w:name="_Toc241361722"/>
       <w:r>
         <w:lastRenderedPageBreak/>
         <w:t>Scenario 9: CDISC ADNCA Dataset</w:t>
@@ -12535,7 +12535,7 @@
       <w:pPr>
         <w:pStyle w:val="Kop2"/>
       </w:pPr>
-      <w:bookmarkStart w:id="29" w:name="_Toc241354286"/>
+      <w:bookmarkStart w:id="29" w:name="_Toc241361723"/>
       <w:r>
         <w:t>Scenario 10: IV Bolus and IV Infusion</w:t>
       </w:r>
@@ -12561,7 +12561,7 @@
       <w:pPr>
         <w:pStyle w:val="Kop2"/>
       </w:pPr>
-      <w:bookmarkStart w:id="30" w:name="_Toc241354287"/>
+      <w:bookmarkStart w:id="30" w:name="_Toc241361724"/>
       <w:r>
         <w:t>Scenario 11: Single Ascending Dose and Dose Proportionality</w:t>
       </w:r>
@@ -12579,7 +12579,7 @@
       <w:pPr>
         <w:pStyle w:val="Kop2"/>
       </w:pPr>
-      <w:bookmarkStart w:id="31" w:name="_Toc241354288"/>
+      <w:bookmarkStart w:id="31" w:name="_Toc241361725"/>
       <w:r>
         <w:t>Scenario 12: Multiple Dosing and Accumulation</w:t>
       </w:r>
@@ -12625,7 +12625,7 @@
       <w:pPr>
         <w:pStyle w:val="Kop2"/>
       </w:pPr>
-      <w:bookmarkStart w:id="32" w:name="_Toc241354289"/>
+      <w:bookmarkStart w:id="32" w:name="_Toc241361726"/>
       <w:r>
         <w:t>Scenario 13: Food Effect</w:t>
       </w:r>
@@ -12643,7 +12643,7 @@
       <w:pPr>
         <w:pStyle w:val="Kop2"/>
       </w:pPr>
-      <w:bookmarkStart w:id="33" w:name="_Toc241354290"/>
+      <w:bookmarkStart w:id="33" w:name="_Toc241361727"/>
       <w:r>
         <w:t>Scenario 14: Metabolites and Several Analytes</w:t>
       </w:r>
@@ -12661,7 +12661,7 @@
       <w:pPr>
         <w:pStyle w:val="Kop2"/>
       </w:pPr>
-      <w:bookmarkStart w:id="34" w:name="_Toc241354291"/>
+      <w:bookmarkStart w:id="34" w:name="_Toc241361728"/>
       <w:r>
         <w:t>Scenario 15: Absolute and Relative Bioavailability</w:t>
       </w:r>
@@ -12679,7 +12679,7 @@
       <w:pPr>
         <w:pStyle w:val="Kop2"/>
       </w:pPr>
-      <w:bookmarkStart w:id="35" w:name="_Toc241354292"/>
+      <w:bookmarkStart w:id="35" w:name="_Toc241361729"/>
       <w:r>
         <w:t>Studies with Three or More Treatments</w:t>
       </w:r>
@@ -12697,7 +12697,7 @@
       <w:pPr>
         <w:pStyle w:val="Kop2"/>
       </w:pPr>
-      <w:bookmarkStart w:id="36" w:name="_Toc241354293"/>
+      <w:bookmarkStart w:id="36" w:name="_Toc241361730"/>
       <w:r>
         <w:t>BLQ Handling</w:t>
       </w:r>
@@ -13527,7 +13527,7 @@
       <w:pPr>
         <w:pStyle w:val="Kop2"/>
       </w:pPr>
-      <w:bookmarkStart w:id="37" w:name="_Toc241354294"/>
+      <w:bookmarkStart w:id="37" w:name="_Toc241361731"/>
       <w:r>
         <w:t>Common Mistakes</w:t>
       </w:r>
@@ -13665,7 +13665,7 @@
         <w:pStyle w:val="Kop1"/>
         <w:pageBreakBefore/>
       </w:pPr>
-      <w:bookmarkStart w:id="38" w:name="_Toc241354295"/>
+      <w:bookmarkStart w:id="38" w:name="_Toc241361732"/>
       <w:r>
         <w:lastRenderedPageBreak/>
         <w:t>Using the App</w:t>
@@ -13684,7 +13684,7 @@
       <w:pPr>
         <w:pStyle w:val="Kop2"/>
       </w:pPr>
-      <w:bookmarkStart w:id="39" w:name="_Toc241354296"/>
+      <w:bookmarkStart w:id="39" w:name="_Toc241361733"/>
       <w:r>
         <w:t>Path 1: Plan a Study</w:t>
       </w:r>
@@ -14157,7 +14157,7 @@
       <w:pPr>
         <w:pStyle w:val="Kop2"/>
       </w:pPr>
-      <w:bookmarkStart w:id="40" w:name="_Toc241354297"/>
+      <w:bookmarkStart w:id="40" w:name="_Toc241361734"/>
       <w:r>
         <w:lastRenderedPageBreak/>
         <w:t>Path 2: Upload &amp; Check Data</w:t>
@@ -14230,7 +14230,7 @@
       <w:pPr>
         <w:pStyle w:val="Kop2"/>
       </w:pPr>
-      <w:bookmarkStart w:id="41" w:name="_Toc241354298"/>
+      <w:bookmarkStart w:id="41" w:name="_Toc241361735"/>
       <w:r>
         <w:t>Path 3: Visualize Data</w:t>
       </w:r>
@@ -14487,7 +14487,7 @@
       <w:pPr>
         <w:pStyle w:val="Kop2"/>
       </w:pPr>
-      <w:bookmarkStart w:id="42" w:name="_Toc241354299"/>
+      <w:bookmarkStart w:id="42" w:name="_Toc241361736"/>
       <w:r>
         <w:t>Path 4: One Subject at a Time</w:t>
       </w:r>
@@ -14663,7 +14663,7 @@
       <w:pPr>
         <w:pStyle w:val="Kop2"/>
       </w:pPr>
-      <w:bookmarkStart w:id="43" w:name="_Toc241354300"/>
+      <w:bookmarkStart w:id="43" w:name="_Toc241361737"/>
       <w:r>
         <w:t>Path 5: All Subjects (Batch)</w:t>
       </w:r>
@@ -14938,7 +14938,7 @@
       <w:pPr>
         <w:pStyle w:val="Kop2"/>
       </w:pPr>
-      <w:bookmarkStart w:id="44" w:name="_Toc241354301"/>
+      <w:bookmarkStart w:id="44" w:name="_Toc241361738"/>
       <w:r>
         <w:t>Path 6: Bioequivalence</w:t>
       </w:r>
@@ -15789,7 +15789,7 @@
       <w:pPr>
         <w:pStyle w:val="Kop2"/>
       </w:pPr>
-      <w:bookmarkStart w:id="45" w:name="_Toc241354302"/>
+      <w:bookmarkStart w:id="45" w:name="_Toc241361739"/>
       <w:r>
         <w:t>Analysing Drug–Drug Interaction Studies</w:t>
       </w:r>
@@ -15918,7 +15918,7 @@
       <w:pPr>
         <w:pStyle w:val="Kop2"/>
       </w:pPr>
-      <w:bookmarkStart w:id="46" w:name="_Toc241354303"/>
+      <w:bookmarkStart w:id="46" w:name="_Toc241361740"/>
       <w:r>
         <w:t>Complete Analysis Record</w:t>
       </w:r>
@@ -16333,7 +16333,7 @@
         <w:pStyle w:val="Kop1"/>
         <w:pageBreakBefore/>
       </w:pPr>
-      <w:bookmarkStart w:id="47" w:name="_Toc241354304"/>
+      <w:bookmarkStart w:id="47" w:name="_Toc241361741"/>
       <w:r>
         <w:lastRenderedPageBreak/>
         <w:t>Reading Your Results</w:t>
@@ -16344,7 +16344,7 @@
       <w:pPr>
         <w:pStyle w:val="Kop2"/>
       </w:pPr>
-      <w:bookmarkStart w:id="48" w:name="_Toc241354305"/>
+      <w:bookmarkStart w:id="48" w:name="_Toc241361742"/>
       <w:r>
         <w:t>The Data Quality Report</w:t>
       </w:r>
@@ -16729,7 +16729,7 @@
       <w:pPr>
         <w:pStyle w:val="Kop2"/>
       </w:pPr>
-      <w:bookmarkStart w:id="49" w:name="_Toc241354306"/>
+      <w:bookmarkStart w:id="49" w:name="_Toc241361743"/>
       <w:r>
         <w:t>The Parameter Table</w:t>
       </w:r>
@@ -16747,7 +16747,7 @@
       <w:pPr>
         <w:pStyle w:val="Kop2"/>
       </w:pPr>
-      <w:bookmarkStart w:id="50" w:name="_Toc241354307"/>
+      <w:bookmarkStart w:id="50" w:name="_Toc241361744"/>
       <w:r>
         <w:t>Summary Statistics</w:t>
       </w:r>
@@ -17187,7 +17187,7 @@
       <w:pPr>
         <w:pStyle w:val="Kop2"/>
       </w:pPr>
-      <w:bookmarkStart w:id="51" w:name="_Toc241354308"/>
+      <w:bookmarkStart w:id="51" w:name="_Toc241361745"/>
       <w:r>
         <w:t>The Bioequivalence Table and Forest Plot</w:t>
       </w:r>
@@ -17796,7 +17796,7 @@
       <w:pPr>
         <w:pStyle w:val="Kop2"/>
       </w:pPr>
-      <w:bookmarkStart w:id="52" w:name="_Toc241354309"/>
+      <w:bookmarkStart w:id="52" w:name="_Toc241361746"/>
       <w:r>
         <w:t>Judging the Terminal Phase</w:t>
       </w:r>
@@ -17891,7 +17891,7 @@
       <w:pPr>
         <w:pStyle w:val="Kop2"/>
       </w:pPr>
-      <w:bookmarkStart w:id="53" w:name="_Toc241354310"/>
+      <w:bookmarkStart w:id="53" w:name="_Toc241361747"/>
       <w:r>
         <w:t>Checking Plausibility</w:t>
       </w:r>
@@ -18021,7 +18021,7 @@
         <w:pStyle w:val="Kop1"/>
         <w:pageBreakBefore/>
       </w:pPr>
-      <w:bookmarkStart w:id="54" w:name="_Toc241354311"/>
+      <w:bookmarkStart w:id="54" w:name="_Toc241361748"/>
       <w:r>
         <w:lastRenderedPageBreak/>
         <w:t>Working on a Controlled Installation</w:t>
@@ -18040,7 +18040,7 @@
       <w:pPr>
         <w:pStyle w:val="Kop2"/>
       </w:pPr>
-      <w:bookmarkStart w:id="55" w:name="_Toc241354312"/>
+      <w:bookmarkStart w:id="55" w:name="_Toc241361749"/>
       <w:r>
         <w:t>What Is Different on a Controlled Installation</w:t>
       </w:r>
@@ -18661,7 +18661,7 @@
       <w:pPr>
         <w:pStyle w:val="Kop2"/>
       </w:pPr>
-      <w:bookmarkStart w:id="56" w:name="_Toc241354313"/>
+      <w:bookmarkStart w:id="56" w:name="_Toc241361750"/>
       <w:r>
         <w:t>Signing In for the First Time</w:t>
       </w:r>
@@ -18720,7 +18720,7 @@
       <w:pPr>
         <w:pStyle w:val="Kop2"/>
       </w:pPr>
-      <w:bookmarkStart w:id="57" w:name="_Toc241354314"/>
+      <w:bookmarkStart w:id="57" w:name="_Toc241361751"/>
       <w:r>
         <w:lastRenderedPageBreak/>
         <w:t>Changing Your Password</w:t>
@@ -18764,7 +18764,7 @@
       <w:pPr>
         <w:pStyle w:val="Kop2"/>
       </w:pPr>
-      <w:bookmarkStart w:id="58" w:name="_Toc241354315"/>
+      <w:bookmarkStart w:id="58" w:name="_Toc241361752"/>
       <w:r>
         <w:t>Staying Signed In</w:t>
       </w:r>
@@ -18808,7 +18808,7 @@
       <w:pPr>
         <w:pStyle w:val="Kop2"/>
       </w:pPr>
-      <w:bookmarkStart w:id="59" w:name="_Toc241354316"/>
+      <w:bookmarkStart w:id="59" w:name="_Toc241361753"/>
       <w:r>
         <w:t>Creating a Record for Review</w:t>
       </w:r>
@@ -18893,7 +18893,7 @@
       <w:pPr>
         <w:pStyle w:val="Kop2"/>
       </w:pPr>
-      <w:bookmarkStart w:id="60" w:name="_Toc241354317"/>
+      <w:bookmarkStart w:id="60" w:name="_Toc241361754"/>
       <w:r>
         <w:t>Reviewing and Signing a Record</w:t>
       </w:r>
@@ -19081,7 +19081,7 @@
       <w:pPr>
         <w:pStyle w:val="Kop2"/>
       </w:pPr>
-      <w:bookmarkStart w:id="61" w:name="_Toc241354318"/>
+      <w:bookmarkStart w:id="61" w:name="_Toc241361755"/>
       <w:r>
         <w:t>The Signature Sheet</w:t>
       </w:r>
@@ -19143,7 +19143,7 @@
       <w:pPr>
         <w:pStyle w:val="Kop2"/>
       </w:pPr>
-      <w:bookmarkStart w:id="62" w:name="_Toc241354319"/>
+      <w:bookmarkStart w:id="62" w:name="_Toc241361756"/>
       <w:r>
         <w:t>Reviewing the Audit Trail</w:t>
       </w:r>
@@ -19243,23 +19243,18 @@
         <w:t>Export CSV</w:t>
       </w:r>
       <w:r>
-        <w:t xml:space="preserve"> saves the entries of the current filter, for example one study, with the result of the check at the top. After a review, a reviewer clicks Sign trail review and signs with user ID and password; this records the period</w:t>
-      </w:r>
-      <w:r>
-        <w:rPr>
-          <w:b/>
-        </w:rPr>
-      </w:r>
-      <w:r/>
-      <w:r>
-        <w:t xml:space="preserve"> reviewed. How often to review, and what else triggers a review, is set by your organisation's procedure.</w:t>
+        <w:t xml:space="preserve"> saves the entries of the current filter, for example one study, with the result of the check at the top. After a review, a reviewer clicks Sign trail review and signs with user ID and </w:t>
+      </w:r>
+      <w:r>
+        <w:lastRenderedPageBreak/>
+        <w:t>password; this records the period reviewed. How often to review, and what else triggers a review, is set by your organisation's procedure.</w:t>
       </w:r>
     </w:p>
     <w:p>
       <w:pPr>
         <w:pStyle w:val="Kop2"/>
       </w:pPr>
-      <w:bookmarkStart w:id="63" w:name="_Toc241354320"/>
+      <w:bookmarkStart w:id="63" w:name="_Toc241361757"/>
       <w:r>
         <w:t>For Inspectors</w:t>
       </w:r>
@@ -19277,7 +19272,7 @@
       <w:pPr>
         <w:pStyle w:val="Kop2"/>
       </w:pPr>
-      <w:bookmarkStart w:id="64" w:name="_Toc241354321"/>
+      <w:bookmarkStart w:id="64" w:name="_Toc241361758"/>
       <w:r>
         <w:t>Tutorial 8: From Analysis to Approved Record</w:t>
       </w:r>
@@ -19446,7 +19441,7 @@
         <w:pStyle w:val="Kop1"/>
         <w:pageBreakBefore/>
       </w:pPr>
-      <w:bookmarkStart w:id="65" w:name="_Toc241354322"/>
+      <w:bookmarkStart w:id="65" w:name="_Toc241361759"/>
       <w:r>
         <w:lastRenderedPageBreak/>
         <w:t>Using NCA Assistant in a Regulated Environment</w:t>
@@ -19465,7 +19460,7 @@
       <w:pPr>
         <w:pStyle w:val="Kop2"/>
       </w:pPr>
-      <w:bookmarkStart w:id="66" w:name="_Toc241354323"/>
+      <w:bookmarkStart w:id="66" w:name="_Toc241361760"/>
       <w:r>
         <w:t>Status and Scope</w:t>
       </w:r>
@@ -19483,7 +19478,7 @@
       <w:pPr>
         <w:pStyle w:val="Kop2"/>
       </w:pPr>
-      <w:bookmarkStart w:id="67" w:name="_Toc241354324"/>
+      <w:bookmarkStart w:id="67" w:name="_Toc241361761"/>
       <w:r>
         <w:t>Which Rules Apply</w:t>
       </w:r>
@@ -19501,7 +19496,7 @@
       <w:pPr>
         <w:pStyle w:val="Kop2"/>
       </w:pPr>
-      <w:bookmarkStart w:id="68" w:name="_Toc241354325"/>
+      <w:bookmarkStart w:id="68" w:name="_Toc241361762"/>
       <w:r>
         <w:t>Installing a Qualified Instance</w:t>
       </w:r>
@@ -19519,7 +19514,7 @@
       <w:pPr>
         <w:pStyle w:val="Kop2"/>
       </w:pPr>
-      <w:bookmarkStart w:id="69" w:name="_Toc241354326"/>
+      <w:bookmarkStart w:id="69" w:name="_Toc241361763"/>
       <w:r>
         <w:t>Qualification</w:t>
       </w:r>
@@ -19577,7 +19572,7 @@
       <w:pPr>
         <w:pStyle w:val="Kop2"/>
       </w:pPr>
-      <w:bookmarkStart w:id="70" w:name="_Toc241354327"/>
+      <w:bookmarkStart w:id="70" w:name="_Toc241361764"/>
       <w:r>
         <w:lastRenderedPageBreak/>
         <w:t>Controls on a Controlled Installation, and Your Responsibilities</w:t>
@@ -19722,7 +19717,7 @@
       <w:pPr>
         <w:pStyle w:val="Kop2"/>
       </w:pPr>
-      <w:bookmarkStart w:id="71" w:name="_Toc241354328"/>
+      <w:bookmarkStart w:id="71" w:name="_Toc241361765"/>
       <w:r>
         <w:lastRenderedPageBreak/>
         <w:t>Before Each Analysis</w:t>
@@ -19741,7 +19736,7 @@
       <w:pPr>
         <w:pStyle w:val="Kop2"/>
       </w:pPr>
-      <w:bookmarkStart w:id="72" w:name="_Toc241354329"/>
+      <w:bookmarkStart w:id="72" w:name="_Toc241361766"/>
       <w:r>
         <w:t>Exclusions, Outliers and Deviations</w:t>
       </w:r>
@@ -19815,7 +19810,7 @@
       <w:pPr>
         <w:pStyle w:val="Kop2"/>
       </w:pPr>
-      <w:bookmarkStart w:id="73" w:name="_Toc241354330"/>
+      <w:bookmarkStart w:id="73" w:name="_Toc241361767"/>
       <w:r>
         <w:t>Reading Verdicts in a Regulated Context</w:t>
       </w:r>
@@ -19857,7 +19852,7 @@
       <w:pPr>
         <w:pStyle w:val="Kop2"/>
       </w:pPr>
-      <w:bookmarkStart w:id="74" w:name="_Toc241354331"/>
+      <w:bookmarkStart w:id="74" w:name="_Toc241361768"/>
       <w:r>
         <w:t>The Analysis Record in a Regulated Context</w:t>
       </w:r>
@@ -19876,7 +19871,7 @@
       <w:pPr>
         <w:pStyle w:val="Kop2"/>
       </w:pPr>
-      <w:bookmarkStart w:id="75" w:name="_Toc241354332"/>
+      <w:bookmarkStart w:id="75" w:name="_Toc241361769"/>
       <w:r>
         <w:t>Reporting and Citing</w:t>
       </w:r>
@@ -19894,7 +19889,7 @@
       <w:pPr>
         <w:pStyle w:val="Kop2"/>
       </w:pPr>
-      <w:bookmarkStart w:id="76" w:name="_Toc241354333"/>
+      <w:bookmarkStart w:id="76" w:name="_Toc241361770"/>
       <w:r>
         <w:t>Archiving and Retention</w:t>
       </w:r>
@@ -19912,7 +19907,7 @@
       <w:pPr>
         <w:pStyle w:val="Kop2"/>
       </w:pPr>
-      <w:bookmarkStart w:id="77" w:name="_Toc241354334"/>
+      <w:bookmarkStart w:id="77" w:name="_Toc241361771"/>
       <w:r>
         <w:t>Upgrades and Change Control</w:t>
       </w:r>
@@ -19930,7 +19925,7 @@
       <w:pPr>
         <w:pStyle w:val="Kop2"/>
       </w:pPr>
-      <w:bookmarkStart w:id="78" w:name="_Toc241354335"/>
+      <w:bookmarkStart w:id="78" w:name="_Toc241361772"/>
       <w:r>
         <w:t>Data Protection</w:t>
       </w:r>
@@ -19948,7 +19943,7 @@
       <w:pPr>
         <w:pStyle w:val="Kop2"/>
       </w:pPr>
-      <w:bookmarkStart w:id="79" w:name="_Toc241354336"/>
+      <w:bookmarkStart w:id="79" w:name="_Toc241361773"/>
       <w:r>
         <w:lastRenderedPageBreak/>
         <w:t>Reporting Problems</w:t>
@@ -19968,7 +19963,7 @@
         <w:pStyle w:val="Kop1"/>
         <w:pageBreakBefore/>
       </w:pPr>
-      <w:bookmarkStart w:id="80" w:name="_Toc241354337"/>
+      <w:bookmarkStart w:id="80" w:name="_Toc241361774"/>
       <w:r>
         <w:lastRenderedPageBreak/>
         <w:t>Introduction to Non-Compartmental Analysis</w:t>
@@ -19979,7 +19974,7 @@
       <w:pPr>
         <w:pStyle w:val="Kop2"/>
       </w:pPr>
-      <w:bookmarkStart w:id="81" w:name="_Toc241354338"/>
+      <w:bookmarkStart w:id="81" w:name="_Toc241361775"/>
       <w:r>
         <w:t>What Is Non-Compartmental Analysis?</w:t>
       </w:r>
@@ -20005,7 +20000,7 @@
       <w:pPr>
         <w:pStyle w:val="Kop2"/>
       </w:pPr>
-      <w:bookmarkStart w:id="82" w:name="_Toc241354339"/>
+      <w:bookmarkStart w:id="82" w:name="_Toc241361776"/>
       <w:r>
         <w:t>The Concentration–Time Curve</w:t>
       </w:r>
@@ -20023,7 +20018,7 @@
       <w:pPr>
         <w:pStyle w:val="Kop2"/>
       </w:pPr>
-      <w:bookmarkStart w:id="83" w:name="_Toc241354340"/>
+      <w:bookmarkStart w:id="83" w:name="_Toc241361777"/>
       <w:r>
         <w:t>Key Pharmacokinetic Parameters</w:t>
       </w:r>
@@ -21122,7 +21117,7 @@
       <w:pPr>
         <w:pStyle w:val="Kop2"/>
       </w:pPr>
-      <w:bookmarkStart w:id="84" w:name="_Toc241354341"/>
+      <w:bookmarkStart w:id="84" w:name="_Toc241361778"/>
       <w:r>
         <w:t>Why NCA Is Used So Widely</w:t>
       </w:r>
@@ -21157,7 +21152,7 @@
       <w:pPr>
         <w:pStyle w:val="Kop2"/>
       </w:pPr>
-      <w:bookmarkStart w:id="85" w:name="_Toc241354342"/>
+      <w:bookmarkStart w:id="85" w:name="_Toc241361779"/>
       <w:r>
         <w:t>When to Use NCA vs. Compartmental Modelling</w:t>
       </w:r>
@@ -21176,7 +21171,7 @@
         <w:pStyle w:val="Kop1"/>
         <w:pageBreakBefore/>
       </w:pPr>
-      <w:bookmarkStart w:id="86" w:name="_Toc241354343"/>
+      <w:bookmarkStart w:id="86" w:name="_Toc241361780"/>
       <w:r>
         <w:lastRenderedPageBreak/>
         <w:t>Theoretical Background</w:t>
@@ -21187,7 +21182,7 @@
       <w:pPr>
         <w:pStyle w:val="Kop2"/>
       </w:pPr>
-      <w:bookmarkStart w:id="87" w:name="_Toc241354344"/>
+      <w:bookmarkStart w:id="87" w:name="_Toc241361781"/>
       <w:r>
         <w:t>Trapezoidal Methods for AUC Calculation</w:t>
       </w:r>
@@ -21337,7 +21332,7 @@
       <w:pPr>
         <w:pStyle w:val="Kop2"/>
       </w:pPr>
-      <w:bookmarkStart w:id="88" w:name="_Toc241354345"/>
+      <w:bookmarkStart w:id="88" w:name="_Toc241361782"/>
       <w:r>
         <w:t>Terminal Phase Characterisation and Half-Life Estimation</w:t>
       </w:r>
@@ -21496,7 +21491,7 @@
       <w:pPr>
         <w:pStyle w:val="Kop2"/>
       </w:pPr>
-      <w:bookmarkStart w:id="89" w:name="_Toc241354346"/>
+      <w:bookmarkStart w:id="89" w:name="_Toc241361783"/>
       <w:r>
         <w:t>BLQ Handling: Pharmacological Rationale</w:t>
       </w:r>
@@ -21518,7 +21513,7 @@
       <w:pPr>
         <w:pStyle w:val="Kop2"/>
       </w:pPr>
-      <w:bookmarkStart w:id="90" w:name="_Toc241354347"/>
+      <w:bookmarkStart w:id="90" w:name="_Toc241361784"/>
       <w:r>
         <w:t>Steady-State Considerations</w:t>
       </w:r>
@@ -21536,7 +21531,7 @@
       <w:pPr>
         <w:pStyle w:val="Kop2"/>
       </w:pPr>
-      <w:bookmarkStart w:id="91" w:name="_Toc241354348"/>
+      <w:bookmarkStart w:id="91" w:name="_Toc241361785"/>
       <w:r>
         <w:t>Partial AUCs: Interpolation and the End of the Interval</w:t>
       </w:r>
@@ -21579,7 +21574,7 @@
         <w:pStyle w:val="Kop1"/>
         <w:pageBreakBefore/>
       </w:pPr>
-      <w:bookmarkStart w:id="92" w:name="_Toc241354349"/>
+      <w:bookmarkStart w:id="92" w:name="_Toc241361786"/>
       <w:r>
         <w:lastRenderedPageBreak/>
         <w:t>Statistical Methods</w:t>
@@ -21590,7 +21585,7 @@
       <w:pPr>
         <w:pStyle w:val="Kop2"/>
       </w:pPr>
-      <w:bookmarkStart w:id="93" w:name="_Toc241354350"/>
+      <w:bookmarkStart w:id="93" w:name="_Toc241361787"/>
       <w:r>
         <w:t>The Two One-Sided Tests (TOST) Procedure</w:t>
       </w:r>
@@ -21659,7 +21654,7 @@
       <w:pPr>
         <w:pStyle w:val="Kop2"/>
       </w:pPr>
-      <w:bookmarkStart w:id="94" w:name="_Toc241354351"/>
+      <w:bookmarkStart w:id="94" w:name="_Toc241361788"/>
       <w:r>
         <w:t>The ANOVA Model for Crossover Designs</w:t>
       </w:r>
@@ -21693,7 +21688,7 @@
       <w:pPr>
         <w:pStyle w:val="Kop2"/>
       </w:pPr>
-      <w:bookmarkStart w:id="95" w:name="_Toc241354352"/>
+      <w:bookmarkStart w:id="95" w:name="_Toc241361789"/>
       <w:r>
         <w:t>Fixed-Effects vs. Mixed-Effects Models</w:t>
       </w:r>
@@ -21719,7 +21714,7 @@
       <w:pPr>
         <w:pStyle w:val="Kop2"/>
       </w:pPr>
-      <w:bookmarkStart w:id="96" w:name="_Toc241354353"/>
+      <w:bookmarkStart w:id="96" w:name="_Toc241361790"/>
       <w:r>
         <w:t>Confidence Interval Construction</w:t>
       </w:r>
@@ -21749,7 +21744,7 @@
       <w:pPr>
         <w:pStyle w:val="Kop2"/>
       </w:pPr>
-      <w:bookmarkStart w:id="97" w:name="_Toc241354354"/>
+      <w:bookmarkStart w:id="97" w:name="_Toc241361791"/>
       <w:r>
         <w:t>Design-Specific Models</w:t>
       </w:r>
@@ -21833,7 +21828,7 @@
       <w:pPr>
         <w:pStyle w:val="Kop2"/>
       </w:pPr>
-      <w:bookmarkStart w:id="98" w:name="_Toc241354355"/>
+      <w:bookmarkStart w:id="98" w:name="_Toc241361792"/>
       <w:r>
         <w:t>Drug–Drug Interaction Analysis</w:t>
       </w:r>
@@ -21859,7 +21854,7 @@
       <w:pPr>
         <w:pStyle w:val="Kop2"/>
       </w:pPr>
-      <w:bookmarkStart w:id="99" w:name="_Toc241354356"/>
+      <w:bookmarkStart w:id="99" w:name="_Toc241361793"/>
       <w:r>
         <w:t>Power and Sample Size for Bioequivalence</w:t>
       </w:r>
@@ -21889,7 +21884,7 @@
       <w:pPr>
         <w:pStyle w:val="Kop2"/>
       </w:pPr>
-      <w:bookmarkStart w:id="100" w:name="_Toc241354357"/>
+      <w:bookmarkStart w:id="100" w:name="_Toc241361794"/>
       <w:r>
         <w:t>Partial AUCs in Bioequivalence</w:t>
       </w:r>
@@ -21955,7 +21950,7 @@
       <w:pPr>
         <w:pStyle w:val="Kop2"/>
       </w:pPr>
-      <w:bookmarkStart w:id="101" w:name="_Toc241354358"/>
+      <w:bookmarkStart w:id="101" w:name="_Toc241361795"/>
       <w:r>
         <w:t>Regulatory Guidelines</w:t>
       </w:r>
@@ -22148,7 +22143,7 @@
         <w:pStyle w:val="Kop1"/>
         <w:pageBreakBefore/>
       </w:pPr>
-      <w:bookmarkStart w:id="102" w:name="_Toc241354359"/>
+      <w:bookmarkStart w:id="102" w:name="_Toc241361796"/>
       <w:r>
         <w:lastRenderedPageBreak/>
         <w:t>Appendices</w:t>
@@ -22159,7 +22154,7 @@
       <w:pPr>
         <w:pStyle w:val="Kop2"/>
       </w:pPr>
-      <w:bookmarkStart w:id="103" w:name="_Toc241354360"/>
+      <w:bookmarkStart w:id="103" w:name="_Toc241361797"/>
       <w:r>
         <w:t>Appendix A: Output Parameters</w:t>
       </w:r>
@@ -30150,7 +30145,7 @@
       <w:pPr>
         <w:pStyle w:val="Kop2"/>
       </w:pPr>
-      <w:bookmarkStart w:id="104" w:name="_Toc241354361"/>
+      <w:bookmarkStart w:id="104" w:name="_Toc241361798"/>
       <w:r>
         <w:lastRenderedPageBreak/>
         <w:t>Appendix B: Glossary</w:t>
@@ -33338,7 +33333,7 @@
       <w:pPr>
         <w:pStyle w:val="Kop2"/>
       </w:pPr>
-      <w:bookmarkStart w:id="105" w:name="_Toc241354362"/>
+      <w:bookmarkStart w:id="105" w:name="_Toc241361799"/>
       <w:r>
         <w:t>Appendix C: Recognised Column Names</w:t>
       </w:r>
@@ -33823,7 +33818,7 @@
       <w:pPr>
         <w:pStyle w:val="Kop2"/>
       </w:pPr>
-      <w:bookmarkStart w:id="106" w:name="_Toc241354363"/>
+      <w:bookmarkStart w:id="106" w:name="_Toc241361800"/>
       <w:r>
         <w:t>Appendix D: Troubleshooting</w:t>
       </w:r>
@@ -34368,7 +34363,7 @@
       <w:pPr>
         <w:pStyle w:val="Kop2"/>
       </w:pPr>
-      <w:bookmarkStart w:id="107" w:name="_Toc241354364"/>
+      <w:bookmarkStart w:id="107" w:name="_Toc241361801"/>
       <w:r>
         <w:t>Appendix E: Setting Up and Administering a Controlled Installation</w:t>
       </w:r>
@@ -34467,6 +34462,7 @@
         <w:spacing w:after="120" w:line="276" w:lineRule="auto"/>
       </w:pPr>
       <w:r>
+        <w:lastRenderedPageBreak/>
         <w:t>10. Make sure the server can only be reached through your two-factor sign-in, from managed devices whose browsers do not save passwords, and that the system log is monitored: security alerts are logged under the tag nca-assistant.</w:t>
       </w:r>
     </w:p>
@@ -34475,7 +34471,6 @@
         <w:pStyle w:val="Kop3"/>
       </w:pPr>
       <w:r>
-        <w:lastRenderedPageBreak/>
         <w:t>Example Configuration</w:t>
       </w:r>
     </w:p>
@@ -34865,6 +34860,7 @@
         <w:spacing w:after="120" w:line="276" w:lineRule="auto"/>
       </w:pPr>
       <w:r>
+        <w:lastRenderedPageBreak/>
         <w:t>After a change to these files, restart Shiny Server and reload nginx. Then check that the app starts in controlled mode: the audit trail's first app_started entry names the controlled directory, and a file of 5 MB or more uploads without an error.</w:t>
       </w:r>
     </w:p>
@@ -34881,7 +34877,6 @@
         <w:spacing w:after="120" w:line="276" w:lineRule="auto"/>
       </w:pPr>
       <w:r>
-        <w:lastRenderedPageBreak/>
         <w:t>The system owner runs every command as: sudo -H -u shiny Rscript /srv/shiny-server/nca/gxp/manage_users.R command. Every change is logged under the system owner's own name, with the reason given. There is no delete: a user ID is never used again.</w:t>
       </w:r>
     </w:p>
@@ -35443,7 +35438,11 @@
         <w:spacing w:after="120" w:line="276" w:lineRule="auto"/>
       </w:pPr>
       <w:r>
-        <w:t>If verify, or Verify chain in the app, reports that the trail is not intact, stop using the installation for regulated work, keep the server as it is, and start an investigation under your procedure. Compare the trail with the heads you filed and with the backups to find out what changed. If the app says an action could not be recorded in the audit trail, check the disk space and the permissions of the controlled directory.</w:t>
+        <w:t xml:space="preserve">If verify, or Verify chain in the app, reports that the trail is not intact, stop using the installation for regulated work, keep the server as it is, and start an investigation under your procedure. Compare the trail with the heads you filed and with the backups to find out what </w:t>
+      </w:r>
+      <w:r>
+        <w:lastRenderedPageBreak/>
+        <w:t>changed. If the app says an action could not be recorded in the audit trail, check the disk space and the permissions of the controlled directory.</w:t>
       </w:r>
     </w:p>
     <w:p>
@@ -35467,7 +35466,6 @@
         <w:spacing w:after="120" w:line="276" w:lineRule="auto"/>
       </w:pPr>
       <w:r>
-        <w:lastRenderedPageBreak/>
         <w:t>On macOS and Linux:</w:t>
       </w:r>
     </w:p>
@@ -35607,7 +35605,7 @@
       <w:pPr>
         <w:pStyle w:val="Kop2"/>
       </w:pPr>
-      <w:bookmarkStart w:id="108" w:name="_Toc241354365"/>
+      <w:bookmarkStart w:id="108" w:name="_Toc241361802"/>
       <w:r>
         <w:t>Appendix F: References</w:t>
       </w:r>
@@ -35643,6 +35641,7 @@
         <w:spacing w:after="120" w:line="276" w:lineRule="auto"/>
       </w:pPr>
       <w:r>
+        <w:lastRenderedPageBreak/>
         <w:t>European Medicines Agency. Guideline on the investigation of bioequivalence. CPMP/EWP/QWP/1401/98 Rev. 1, 2010.</w:t>
       </w:r>
     </w:p>
@@ -35667,7 +35666,6 @@
         <w:spacing w:after="120" w:line="276" w:lineRule="auto"/>
       </w:pPr>
       <w:r>
-        <w:lastRenderedPageBreak/>
         <w:t xml:space="preserve">Hopefl R, et al. A 2024 update on US FDA implementation of partial area under the curve into bioavailability and bioequivalence assessments. </w:t>
       </w:r>
       <w:r>
@@ -35834,7 +35832,7 @@
       <w:pPr>
         <w:pStyle w:val="Kop2"/>
       </w:pPr>
-      <w:bookmarkStart w:id="109" w:name="_Toc241354366"/>
+      <w:bookmarkStart w:id="109" w:name="_Toc241361803"/>
       <w:r>
         <w:t>Appendix G: Document Control</w:t>
       </w:r>
@@ -36118,6 +36116,7 @@
                 <w:sz w:val="20"/>
                 <w:szCs w:val="20"/>
               </w:rPr>
+              <w:lastRenderedPageBreak/>
               <w:t>1.1</w:t>
             </w:r>
           </w:p>
@@ -36294,15 +36293,7 @@
                 <w:sz w:val="20"/>
                 <w:szCs w:val="20"/>
               </w:rPr>
-              <w:t xml:space="preserve">Quick Start data preparation callout, grid plot fix documentation, single-subject Analysis Record, DDI </w:t>
-            </w:r>
-            <w:r>
-              <w:rPr>
-                <w:sz w:val="20"/>
-                <w:szCs w:val="20"/>
-              </w:rPr>
-              <w:lastRenderedPageBreak/>
-              <w:t>interpretation thresholds, regulatory DDI guideline links, troubleshooting updates</w:t>
+              <w:t>Quick Start data preparation callout, grid plot fix documentation, single-subject Analysis Record, DDI interpretation thresholds, regulatory DDI guideline links, troubleshooting updates</w:t>
             </w:r>
           </w:p>
         </w:tc>
@@ -36330,7 +36321,6 @@
                 <w:sz w:val="20"/>
                 <w:szCs w:val="20"/>
               </w:rPr>
-              <w:lastRenderedPageBreak/>
               <w:t>1.3</w:t>
             </w:r>
           </w:p>
@@ -36711,7 +36701,15 @@
                 <w:sz w:val="20"/>
                 <w:szCs w:val="20"/>
               </w:rPr>
-              <w:t>Updated for NCA Assistant v1.5.0: partial AUCs in Paths 4, 5 and 6, with intervals ending at a time or at the last measurable concentration, Cmax and Tmax within an interval, pivotal and supportive metrics in bioequivalence, and interval shading in Visualize Data. New Exercise 4, new sections in Parts V and VI, and new glossary, troubleshooting and reference entries.</w:t>
+              <w:t xml:space="preserve">Updated for NCA Assistant v1.5.0: partial AUCs in Paths 4, 5 and 6, with intervals ending at a time or at the last measurable concentration, Cmax and Tmax within an interval, pivotal and supportive metrics in bioequivalence, and interval shading in Visualize Data. New Exercise 4, new sections in Parts V and VI, and </w:t>
+            </w:r>
+            <w:r>
+              <w:rPr>
+                <w:sz w:val="20"/>
+                <w:szCs w:val="20"/>
+              </w:rPr>
+              <w:lastRenderedPageBreak/>
+              <w:t>new glossary, troubleshooting and reference entries.</w:t>
             </w:r>
           </w:p>
         </w:tc>
@@ -36739,6 +36737,7 @@
                 <w:sz w:val="20"/>
                 <w:szCs w:val="20"/>
               </w:rPr>
+              <w:lastRenderedPageBreak/>
               <w:t>1.7</w:t>
             </w:r>
           </w:p>
@@ -36813,15 +36812,7 @@
                 <w:sz w:val="20"/>
                 <w:szCs w:val="20"/>
               </w:rPr>
-              <w:t xml:space="preserve">Updated for NCA Assistant v1.6.0, after a review of the whole app. New: intended use and data notice; ICH M13A (Cmax and AUC to last point compared by default, BLQ values kept out of the half-life, checks listed with the results, </w:t>
-            </w:r>
-            <w:r>
-              <w:rPr>
-                <w:sz w:val="20"/>
-                <w:szCs w:val="20"/>
-              </w:rPr>
-              <w:lastRenderedPageBreak/>
-              <w:t>no verdict where the guideline excludes one); widened limits for Cmax only; Rules 4 and 6 changed; IV bolus samples at time 0 set aside; thousands separators in decimal-comma files; unique subject IDs; units taken from the data; settings kept and results cleared; file integrity in the reproduction check; the Welch interval; excluding subjects. Exercise answers checked against v1.6.0.</w:t>
+              <w:t>Updated for NCA Assistant v1.6.0, after a review of the whole app. New: intended use and data notice; ICH M13A (Cmax and AUC to last point compared by default, BLQ values kept out of the half-life, checks listed with the results, no verdict where the guideline excludes one); widened limits for Cmax only; Rules 4 and 6 changed; IV bolus samples at time 0 set aside; thousands separators in decimal-comma files; unique subject IDs; units taken from the data; settings kept and results cleared; file integrity in the reproduction check; the Welch interval; excluding subjects. Exercise answers checked against v1.6.0.</w:t>
             </w:r>
           </w:p>
         </w:tc>
@@ -36849,7 +36840,6 @@
                 <w:sz w:val="20"/>
                 <w:szCs w:val="20"/>
               </w:rPr>
-              <w:lastRenderedPageBreak/>
               <w:t>1.8</w:t>
             </w:r>
           </w:p>

--- a/NCA_Assistant_User_Manual_v1.9.docx
+++ b/NCA_Assistant_User_Manual_v1.9.docx
@@ -154,7 +154,7 @@
       <w:pPr>
         <w:pStyle w:val="Kop1"/>
       </w:pPr>
-      <w:bookmarkStart w:id="0" w:name="_Toc241361694"/>
+      <w:bookmarkStart w:id="0" w:name="_Toc241392032"/>
       <w:r>
         <w:lastRenderedPageBreak/>
         <w:t>Table of Contents</w:t>
@@ -192,7 +192,7 @@
           <w:r>
             <w:fldChar w:fldCharType="separate"/>
           </w:r>
-          <w:hyperlink w:anchor="_Toc241361694" w:history="1">
+          <w:hyperlink w:anchor="_Toc241392032" w:history="1">
             <w:r>
               <w:rPr>
                 <w:rStyle w:val="Hyperlink"/>
@@ -216,7 +216,7 @@
               <w:rPr>
                 <w:noProof/>
               </w:rPr>
-              <w:instrText xml:space="preserve"> PAGEREF _Toc241361694 \h </w:instrText>
+              <w:instrText xml:space="preserve"> PAGEREF _Toc241392032 \h </w:instrText>
             </w:r>
             <w:r>
               <w:rPr>
@@ -258,7 +258,7 @@
               <w14:ligatures w14:val="standardContextual"/>
             </w:rPr>
           </w:pPr>
-          <w:hyperlink w:anchor="_Toc241361695" w:history="1">
+          <w:hyperlink w:anchor="_Toc241392033" w:history="1">
             <w:r>
               <w:rPr>
                 <w:rStyle w:val="Hyperlink"/>
@@ -282,7 +282,7 @@
               <w:rPr>
                 <w:noProof/>
               </w:rPr>
-              <w:instrText xml:space="preserve"> PAGEREF _Toc241361695 \h </w:instrText>
+              <w:instrText xml:space="preserve"> PAGEREF _Toc241392033 \h </w:instrText>
             </w:r>
             <w:r>
               <w:rPr>
@@ -324,7 +324,7 @@
               <w14:ligatures w14:val="standardContextual"/>
             </w:rPr>
           </w:pPr>
-          <w:hyperlink w:anchor="_Toc241361696" w:history="1">
+          <w:hyperlink w:anchor="_Toc241392034" w:history="1">
             <w:r>
               <w:rPr>
                 <w:rStyle w:val="Hyperlink"/>
@@ -348,7 +348,7 @@
               <w:rPr>
                 <w:noProof/>
               </w:rPr>
-              <w:instrText xml:space="preserve"> PAGEREF _Toc241361696 \h </w:instrText>
+              <w:instrText xml:space="preserve"> PAGEREF _Toc241392034 \h </w:instrText>
             </w:r>
             <w:r>
               <w:rPr>
@@ -390,7 +390,7 @@
               <w14:ligatures w14:val="standardContextual"/>
             </w:rPr>
           </w:pPr>
-          <w:hyperlink w:anchor="_Toc241361697" w:history="1">
+          <w:hyperlink w:anchor="_Toc241392035" w:history="1">
             <w:r>
               <w:rPr>
                 <w:rStyle w:val="Hyperlink"/>
@@ -414,7 +414,7 @@
               <w:rPr>
                 <w:noProof/>
               </w:rPr>
-              <w:instrText xml:space="preserve"> PAGEREF _Toc241361697 \h </w:instrText>
+              <w:instrText xml:space="preserve"> PAGEREF _Toc241392035 \h </w:instrText>
             </w:r>
             <w:r>
               <w:rPr>
@@ -456,7 +456,7 @@
               <w14:ligatures w14:val="standardContextual"/>
             </w:rPr>
           </w:pPr>
-          <w:hyperlink w:anchor="_Toc241361698" w:history="1">
+          <w:hyperlink w:anchor="_Toc241392036" w:history="1">
             <w:r>
               <w:rPr>
                 <w:rStyle w:val="Hyperlink"/>
@@ -480,7 +480,7 @@
               <w:rPr>
                 <w:noProof/>
               </w:rPr>
-              <w:instrText xml:space="preserve"> PAGEREF _Toc241361698 \h </w:instrText>
+              <w:instrText xml:space="preserve"> PAGEREF _Toc241392036 \h </w:instrText>
             </w:r>
             <w:r>
               <w:rPr>
@@ -522,7 +522,7 @@
               <w14:ligatures w14:val="standardContextual"/>
             </w:rPr>
           </w:pPr>
-          <w:hyperlink w:anchor="_Toc241361699" w:history="1">
+          <w:hyperlink w:anchor="_Toc241392037" w:history="1">
             <w:r>
               <w:rPr>
                 <w:rStyle w:val="Hyperlink"/>
@@ -546,7 +546,7 @@
               <w:rPr>
                 <w:noProof/>
               </w:rPr>
-              <w:instrText xml:space="preserve"> PAGEREF _Toc241361699 \h </w:instrText>
+              <w:instrText xml:space="preserve"> PAGEREF _Toc241392037 \h </w:instrText>
             </w:r>
             <w:r>
               <w:rPr>
@@ -588,7 +588,7 @@
               <w14:ligatures w14:val="standardContextual"/>
             </w:rPr>
           </w:pPr>
-          <w:hyperlink w:anchor="_Toc241361700" w:history="1">
+          <w:hyperlink w:anchor="_Toc241392038" w:history="1">
             <w:r>
               <w:rPr>
                 <w:rStyle w:val="Hyperlink"/>
@@ -612,7 +612,7 @@
               <w:rPr>
                 <w:noProof/>
               </w:rPr>
-              <w:instrText xml:space="preserve"> PAGEREF _Toc241361700 \h </w:instrText>
+              <w:instrText xml:space="preserve"> PAGEREF _Toc241392038 \h </w:instrText>
             </w:r>
             <w:r>
               <w:rPr>
@@ -654,7 +654,7 @@
               <w14:ligatures w14:val="standardContextual"/>
             </w:rPr>
           </w:pPr>
-          <w:hyperlink w:anchor="_Toc241361701" w:history="1">
+          <w:hyperlink w:anchor="_Toc241392039" w:history="1">
             <w:r>
               <w:rPr>
                 <w:rStyle w:val="Hyperlink"/>
@@ -678,7 +678,7 @@
               <w:rPr>
                 <w:noProof/>
               </w:rPr>
-              <w:instrText xml:space="preserve"> PAGEREF _Toc241361701 \h </w:instrText>
+              <w:instrText xml:space="preserve"> PAGEREF _Toc241392039 \h </w:instrText>
             </w:r>
             <w:r>
               <w:rPr>
@@ -720,7 +720,7 @@
               <w14:ligatures w14:val="standardContextual"/>
             </w:rPr>
           </w:pPr>
-          <w:hyperlink w:anchor="_Toc241361702" w:history="1">
+          <w:hyperlink w:anchor="_Toc241392040" w:history="1">
             <w:r>
               <w:rPr>
                 <w:rStyle w:val="Hyperlink"/>
@@ -744,7 +744,7 @@
               <w:rPr>
                 <w:noProof/>
               </w:rPr>
-              <w:instrText xml:space="preserve"> PAGEREF _Toc241361702 \h </w:instrText>
+              <w:instrText xml:space="preserve"> PAGEREF _Toc241392040 \h </w:instrText>
             </w:r>
             <w:r>
               <w:rPr>
@@ -786,7 +786,7 @@
               <w14:ligatures w14:val="standardContextual"/>
             </w:rPr>
           </w:pPr>
-          <w:hyperlink w:anchor="_Toc241361703" w:history="1">
+          <w:hyperlink w:anchor="_Toc241392041" w:history="1">
             <w:r>
               <w:rPr>
                 <w:rStyle w:val="Hyperlink"/>
@@ -810,7 +810,7 @@
               <w:rPr>
                 <w:noProof/>
               </w:rPr>
-              <w:instrText xml:space="preserve"> PAGEREF _Toc241361703 \h </w:instrText>
+              <w:instrText xml:space="preserve"> PAGEREF _Toc241392041 \h </w:instrText>
             </w:r>
             <w:r>
               <w:rPr>
@@ -852,7 +852,7 @@
               <w14:ligatures w14:val="standardContextual"/>
             </w:rPr>
           </w:pPr>
-          <w:hyperlink w:anchor="_Toc241361704" w:history="1">
+          <w:hyperlink w:anchor="_Toc241392042" w:history="1">
             <w:r>
               <w:rPr>
                 <w:rStyle w:val="Hyperlink"/>
@@ -876,7 +876,7 @@
               <w:rPr>
                 <w:noProof/>
               </w:rPr>
-              <w:instrText xml:space="preserve"> PAGEREF _Toc241361704 \h </w:instrText>
+              <w:instrText xml:space="preserve"> PAGEREF _Toc241392042 \h </w:instrText>
             </w:r>
             <w:r>
               <w:rPr>
@@ -918,7 +918,7 @@
               <w14:ligatures w14:val="standardContextual"/>
             </w:rPr>
           </w:pPr>
-          <w:hyperlink w:anchor="_Toc241361705" w:history="1">
+          <w:hyperlink w:anchor="_Toc241392043" w:history="1">
             <w:r>
               <w:rPr>
                 <w:rStyle w:val="Hyperlink"/>
@@ -942,7 +942,7 @@
               <w:rPr>
                 <w:noProof/>
               </w:rPr>
-              <w:instrText xml:space="preserve"> PAGEREF _Toc241361705 \h </w:instrText>
+              <w:instrText xml:space="preserve"> PAGEREF _Toc241392043 \h </w:instrText>
             </w:r>
             <w:r>
               <w:rPr>
@@ -984,7 +984,7 @@
               <w14:ligatures w14:val="standardContextual"/>
             </w:rPr>
           </w:pPr>
-          <w:hyperlink w:anchor="_Toc241361706" w:history="1">
+          <w:hyperlink w:anchor="_Toc241392044" w:history="1">
             <w:r>
               <w:rPr>
                 <w:rStyle w:val="Hyperlink"/>
@@ -1008,7 +1008,7 @@
               <w:rPr>
                 <w:noProof/>
               </w:rPr>
-              <w:instrText xml:space="preserve"> PAGEREF _Toc241361706 \h </w:instrText>
+              <w:instrText xml:space="preserve"> PAGEREF _Toc241392044 \h </w:instrText>
             </w:r>
             <w:r>
               <w:rPr>
@@ -1050,7 +1050,7 @@
               <w14:ligatures w14:val="standardContextual"/>
             </w:rPr>
           </w:pPr>
-          <w:hyperlink w:anchor="_Toc241361707" w:history="1">
+          <w:hyperlink w:anchor="_Toc241392045" w:history="1">
             <w:r>
               <w:rPr>
                 <w:rStyle w:val="Hyperlink"/>
@@ -1074,7 +1074,7 @@
               <w:rPr>
                 <w:noProof/>
               </w:rPr>
-              <w:instrText xml:space="preserve"> PAGEREF _Toc241361707 \h </w:instrText>
+              <w:instrText xml:space="preserve"> PAGEREF _Toc241392045 \h </w:instrText>
             </w:r>
             <w:r>
               <w:rPr>
@@ -1116,7 +1116,7 @@
               <w14:ligatures w14:val="standardContextual"/>
             </w:rPr>
           </w:pPr>
-          <w:hyperlink w:anchor="_Toc241361708" w:history="1">
+          <w:hyperlink w:anchor="_Toc241392046" w:history="1">
             <w:r>
               <w:rPr>
                 <w:rStyle w:val="Hyperlink"/>
@@ -1140,7 +1140,7 @@
               <w:rPr>
                 <w:noProof/>
               </w:rPr>
-              <w:instrText xml:space="preserve"> PAGEREF _Toc241361708 \h </w:instrText>
+              <w:instrText xml:space="preserve"> PAGEREF _Toc241392046 \h </w:instrText>
             </w:r>
             <w:r>
               <w:rPr>
@@ -1182,7 +1182,7 @@
               <w14:ligatures w14:val="standardContextual"/>
             </w:rPr>
           </w:pPr>
-          <w:hyperlink w:anchor="_Toc241361709" w:history="1">
+          <w:hyperlink w:anchor="_Toc241392047" w:history="1">
             <w:r>
               <w:rPr>
                 <w:rStyle w:val="Hyperlink"/>
@@ -1206,7 +1206,7 @@
               <w:rPr>
                 <w:noProof/>
               </w:rPr>
-              <w:instrText xml:space="preserve"> PAGEREF _Toc241361709 \h </w:instrText>
+              <w:instrText xml:space="preserve"> PAGEREF _Toc241392047 \h </w:instrText>
             </w:r>
             <w:r>
               <w:rPr>
@@ -1248,7 +1248,7 @@
               <w14:ligatures w14:val="standardContextual"/>
             </w:rPr>
           </w:pPr>
-          <w:hyperlink w:anchor="_Toc241361710" w:history="1">
+          <w:hyperlink w:anchor="_Toc241392048" w:history="1">
             <w:r>
               <w:rPr>
                 <w:rStyle w:val="Hyperlink"/>
@@ -1272,7 +1272,7 @@
               <w:rPr>
                 <w:noProof/>
               </w:rPr>
-              <w:instrText xml:space="preserve"> PAGEREF _Toc241361710 \h </w:instrText>
+              <w:instrText xml:space="preserve"> PAGEREF _Toc241392048 \h </w:instrText>
             </w:r>
             <w:r>
               <w:rPr>
@@ -1314,7 +1314,7 @@
               <w14:ligatures w14:val="standardContextual"/>
             </w:rPr>
           </w:pPr>
-          <w:hyperlink w:anchor="_Toc241361711" w:history="1">
+          <w:hyperlink w:anchor="_Toc241392049" w:history="1">
             <w:r>
               <w:rPr>
                 <w:rStyle w:val="Hyperlink"/>
@@ -1338,7 +1338,7 @@
               <w:rPr>
                 <w:noProof/>
               </w:rPr>
-              <w:instrText xml:space="preserve"> PAGEREF _Toc241361711 \h </w:instrText>
+              <w:instrText xml:space="preserve"> PAGEREF _Toc241392049 \h </w:instrText>
             </w:r>
             <w:r>
               <w:rPr>
@@ -1380,7 +1380,7 @@
               <w14:ligatures w14:val="standardContextual"/>
             </w:rPr>
           </w:pPr>
-          <w:hyperlink w:anchor="_Toc241361712" w:history="1">
+          <w:hyperlink w:anchor="_Toc241392050" w:history="1">
             <w:r>
               <w:rPr>
                 <w:rStyle w:val="Hyperlink"/>
@@ -1404,7 +1404,7 @@
               <w:rPr>
                 <w:noProof/>
               </w:rPr>
-              <w:instrText xml:space="preserve"> PAGEREF _Toc241361712 \h </w:instrText>
+              <w:instrText xml:space="preserve"> PAGEREF _Toc241392050 \h </w:instrText>
             </w:r>
             <w:r>
               <w:rPr>
@@ -1446,7 +1446,7 @@
               <w14:ligatures w14:val="standardContextual"/>
             </w:rPr>
           </w:pPr>
-          <w:hyperlink w:anchor="_Toc241361713" w:history="1">
+          <w:hyperlink w:anchor="_Toc241392051" w:history="1">
             <w:r>
               <w:rPr>
                 <w:rStyle w:val="Hyperlink"/>
@@ -1470,7 +1470,7 @@
               <w:rPr>
                 <w:noProof/>
               </w:rPr>
-              <w:instrText xml:space="preserve"> PAGEREF _Toc241361713 \h </w:instrText>
+              <w:instrText xml:space="preserve"> PAGEREF _Toc241392051 \h </w:instrText>
             </w:r>
             <w:r>
               <w:rPr>
@@ -1512,7 +1512,7 @@
               <w14:ligatures w14:val="standardContextual"/>
             </w:rPr>
           </w:pPr>
-          <w:hyperlink w:anchor="_Toc241361714" w:history="1">
+          <w:hyperlink w:anchor="_Toc241392052" w:history="1">
             <w:r>
               <w:rPr>
                 <w:rStyle w:val="Hyperlink"/>
@@ -1536,7 +1536,7 @@
               <w:rPr>
                 <w:noProof/>
               </w:rPr>
-              <w:instrText xml:space="preserve"> PAGEREF _Toc241361714 \h </w:instrText>
+              <w:instrText xml:space="preserve"> PAGEREF _Toc241392052 \h </w:instrText>
             </w:r>
             <w:r>
               <w:rPr>
@@ -1578,7 +1578,7 @@
               <w14:ligatures w14:val="standardContextual"/>
             </w:rPr>
           </w:pPr>
-          <w:hyperlink w:anchor="_Toc241361715" w:history="1">
+          <w:hyperlink w:anchor="_Toc241392053" w:history="1">
             <w:r>
               <w:rPr>
                 <w:rStyle w:val="Hyperlink"/>
@@ -1602,7 +1602,7 @@
               <w:rPr>
                 <w:noProof/>
               </w:rPr>
-              <w:instrText xml:space="preserve"> PAGEREF _Toc241361715 \h </w:instrText>
+              <w:instrText xml:space="preserve"> PAGEREF _Toc241392053 \h </w:instrText>
             </w:r>
             <w:r>
               <w:rPr>
@@ -1644,7 +1644,7 @@
               <w14:ligatures w14:val="standardContextual"/>
             </w:rPr>
           </w:pPr>
-          <w:hyperlink w:anchor="_Toc241361716" w:history="1">
+          <w:hyperlink w:anchor="_Toc241392054" w:history="1">
             <w:r>
               <w:rPr>
                 <w:rStyle w:val="Hyperlink"/>
@@ -1668,7 +1668,7 @@
               <w:rPr>
                 <w:noProof/>
               </w:rPr>
-              <w:instrText xml:space="preserve"> PAGEREF _Toc241361716 \h </w:instrText>
+              <w:instrText xml:space="preserve"> PAGEREF _Toc241392054 \h </w:instrText>
             </w:r>
             <w:r>
               <w:rPr>
@@ -1710,7 +1710,7 @@
               <w14:ligatures w14:val="standardContextual"/>
             </w:rPr>
           </w:pPr>
-          <w:hyperlink w:anchor="_Toc241361717" w:history="1">
+          <w:hyperlink w:anchor="_Toc241392055" w:history="1">
             <w:r>
               <w:rPr>
                 <w:rStyle w:val="Hyperlink"/>
@@ -1734,7 +1734,7 @@
               <w:rPr>
                 <w:noProof/>
               </w:rPr>
-              <w:instrText xml:space="preserve"> PAGEREF _Toc241361717 \h </w:instrText>
+              <w:instrText xml:space="preserve"> PAGEREF _Toc241392055 \h </w:instrText>
             </w:r>
             <w:r>
               <w:rPr>
@@ -1776,7 +1776,7 @@
               <w14:ligatures w14:val="standardContextual"/>
             </w:rPr>
           </w:pPr>
-          <w:hyperlink w:anchor="_Toc241361718" w:history="1">
+          <w:hyperlink w:anchor="_Toc241392056" w:history="1">
             <w:r>
               <w:rPr>
                 <w:rStyle w:val="Hyperlink"/>
@@ -1800,7 +1800,7 @@
               <w:rPr>
                 <w:noProof/>
               </w:rPr>
-              <w:instrText xml:space="preserve"> PAGEREF _Toc241361718 \h </w:instrText>
+              <w:instrText xml:space="preserve"> PAGEREF _Toc241392056 \h </w:instrText>
             </w:r>
             <w:r>
               <w:rPr>
@@ -1842,7 +1842,7 @@
               <w14:ligatures w14:val="standardContextual"/>
             </w:rPr>
           </w:pPr>
-          <w:hyperlink w:anchor="_Toc241361719" w:history="1">
+          <w:hyperlink w:anchor="_Toc241392057" w:history="1">
             <w:r>
               <w:rPr>
                 <w:rStyle w:val="Hyperlink"/>
@@ -1866,7 +1866,7 @@
               <w:rPr>
                 <w:noProof/>
               </w:rPr>
-              <w:instrText xml:space="preserve"> PAGEREF _Toc241361719 \h </w:instrText>
+              <w:instrText xml:space="preserve"> PAGEREF _Toc241392057 \h </w:instrText>
             </w:r>
             <w:r>
               <w:rPr>
@@ -1908,7 +1908,7 @@
               <w14:ligatures w14:val="standardContextual"/>
             </w:rPr>
           </w:pPr>
-          <w:hyperlink w:anchor="_Toc241361720" w:history="1">
+          <w:hyperlink w:anchor="_Toc241392058" w:history="1">
             <w:r>
               <w:rPr>
                 <w:rStyle w:val="Hyperlink"/>
@@ -1932,7 +1932,7 @@
               <w:rPr>
                 <w:noProof/>
               </w:rPr>
-              <w:instrText xml:space="preserve"> PAGEREF _Toc241361720 \h </w:instrText>
+              <w:instrText xml:space="preserve"> PAGEREF _Toc241392058 \h </w:instrText>
             </w:r>
             <w:r>
               <w:rPr>
@@ -1974,7 +1974,7 @@
               <w14:ligatures w14:val="standardContextual"/>
             </w:rPr>
           </w:pPr>
-          <w:hyperlink w:anchor="_Toc241361721" w:history="1">
+          <w:hyperlink w:anchor="_Toc241392059" w:history="1">
             <w:r>
               <w:rPr>
                 <w:rStyle w:val="Hyperlink"/>
@@ -1998,7 +1998,7 @@
               <w:rPr>
                 <w:noProof/>
               </w:rPr>
-              <w:instrText xml:space="preserve"> PAGEREF _Toc241361721 \h </w:instrText>
+              <w:instrText xml:space="preserve"> PAGEREF _Toc241392059 \h </w:instrText>
             </w:r>
             <w:r>
               <w:rPr>
@@ -2040,7 +2040,7 @@
               <w14:ligatures w14:val="standardContextual"/>
             </w:rPr>
           </w:pPr>
-          <w:hyperlink w:anchor="_Toc241361722" w:history="1">
+          <w:hyperlink w:anchor="_Toc241392060" w:history="1">
             <w:r>
               <w:rPr>
                 <w:rStyle w:val="Hyperlink"/>
@@ -2064,7 +2064,7 @@
               <w:rPr>
                 <w:noProof/>
               </w:rPr>
-              <w:instrText xml:space="preserve"> PAGEREF _Toc241361722 \h </w:instrText>
+              <w:instrText xml:space="preserve"> PAGEREF _Toc241392060 \h </w:instrText>
             </w:r>
             <w:r>
               <w:rPr>
@@ -2106,7 +2106,7 @@
               <w14:ligatures w14:val="standardContextual"/>
             </w:rPr>
           </w:pPr>
-          <w:hyperlink w:anchor="_Toc241361723" w:history="1">
+          <w:hyperlink w:anchor="_Toc241392061" w:history="1">
             <w:r>
               <w:rPr>
                 <w:rStyle w:val="Hyperlink"/>
@@ -2130,7 +2130,7 @@
               <w:rPr>
                 <w:noProof/>
               </w:rPr>
-              <w:instrText xml:space="preserve"> PAGEREF _Toc241361723 \h </w:instrText>
+              <w:instrText xml:space="preserve"> PAGEREF _Toc241392061 \h </w:instrText>
             </w:r>
             <w:r>
               <w:rPr>
@@ -2172,7 +2172,7 @@
               <w14:ligatures w14:val="standardContextual"/>
             </w:rPr>
           </w:pPr>
-          <w:hyperlink w:anchor="_Toc241361724" w:history="1">
+          <w:hyperlink w:anchor="_Toc241392062" w:history="1">
             <w:r>
               <w:rPr>
                 <w:rStyle w:val="Hyperlink"/>
@@ -2196,7 +2196,7 @@
               <w:rPr>
                 <w:noProof/>
               </w:rPr>
-              <w:instrText xml:space="preserve"> PAGEREF _Toc241361724 \h </w:instrText>
+              <w:instrText xml:space="preserve"> PAGEREF _Toc241392062 \h </w:instrText>
             </w:r>
             <w:r>
               <w:rPr>
@@ -2238,7 +2238,7 @@
               <w14:ligatures w14:val="standardContextual"/>
             </w:rPr>
           </w:pPr>
-          <w:hyperlink w:anchor="_Toc241361725" w:history="1">
+          <w:hyperlink w:anchor="_Toc241392063" w:history="1">
             <w:r>
               <w:rPr>
                 <w:rStyle w:val="Hyperlink"/>
@@ -2262,7 +2262,7 @@
               <w:rPr>
                 <w:noProof/>
               </w:rPr>
-              <w:instrText xml:space="preserve"> PAGEREF _Toc241361725 \h </w:instrText>
+              <w:instrText xml:space="preserve"> PAGEREF _Toc241392063 \h </w:instrText>
             </w:r>
             <w:r>
               <w:rPr>
@@ -2304,7 +2304,7 @@
               <w14:ligatures w14:val="standardContextual"/>
             </w:rPr>
           </w:pPr>
-          <w:hyperlink w:anchor="_Toc241361726" w:history="1">
+          <w:hyperlink w:anchor="_Toc241392064" w:history="1">
             <w:r>
               <w:rPr>
                 <w:rStyle w:val="Hyperlink"/>
@@ -2328,7 +2328,7 @@
               <w:rPr>
                 <w:noProof/>
               </w:rPr>
-              <w:instrText xml:space="preserve"> PAGEREF _Toc241361726 \h </w:instrText>
+              <w:instrText xml:space="preserve"> PAGEREF _Toc241392064 \h </w:instrText>
             </w:r>
             <w:r>
               <w:rPr>
@@ -2370,7 +2370,7 @@
               <w14:ligatures w14:val="standardContextual"/>
             </w:rPr>
           </w:pPr>
-          <w:hyperlink w:anchor="_Toc241361727" w:history="1">
+          <w:hyperlink w:anchor="_Toc241392065" w:history="1">
             <w:r>
               <w:rPr>
                 <w:rStyle w:val="Hyperlink"/>
@@ -2394,7 +2394,7 @@
               <w:rPr>
                 <w:noProof/>
               </w:rPr>
-              <w:instrText xml:space="preserve"> PAGEREF _Toc241361727 \h </w:instrText>
+              <w:instrText xml:space="preserve"> PAGEREF _Toc241392065 \h </w:instrText>
             </w:r>
             <w:r>
               <w:rPr>
@@ -2436,7 +2436,7 @@
               <w14:ligatures w14:val="standardContextual"/>
             </w:rPr>
           </w:pPr>
-          <w:hyperlink w:anchor="_Toc241361728" w:history="1">
+          <w:hyperlink w:anchor="_Toc241392066" w:history="1">
             <w:r>
               <w:rPr>
                 <w:rStyle w:val="Hyperlink"/>
@@ -2460,7 +2460,7 @@
               <w:rPr>
                 <w:noProof/>
               </w:rPr>
-              <w:instrText xml:space="preserve"> PAGEREF _Toc241361728 \h </w:instrText>
+              <w:instrText xml:space="preserve"> PAGEREF _Toc241392066 \h </w:instrText>
             </w:r>
             <w:r>
               <w:rPr>
@@ -2502,7 +2502,7 @@
               <w14:ligatures w14:val="standardContextual"/>
             </w:rPr>
           </w:pPr>
-          <w:hyperlink w:anchor="_Toc241361729" w:history="1">
+          <w:hyperlink w:anchor="_Toc241392067" w:history="1">
             <w:r>
               <w:rPr>
                 <w:rStyle w:val="Hyperlink"/>
@@ -2526,7 +2526,7 @@
               <w:rPr>
                 <w:noProof/>
               </w:rPr>
-              <w:instrText xml:space="preserve"> PAGEREF _Toc241361729 \h </w:instrText>
+              <w:instrText xml:space="preserve"> PAGEREF _Toc241392067 \h </w:instrText>
             </w:r>
             <w:r>
               <w:rPr>
@@ -2568,7 +2568,7 @@
               <w14:ligatures w14:val="standardContextual"/>
             </w:rPr>
           </w:pPr>
-          <w:hyperlink w:anchor="_Toc241361730" w:history="1">
+          <w:hyperlink w:anchor="_Toc241392068" w:history="1">
             <w:r>
               <w:rPr>
                 <w:rStyle w:val="Hyperlink"/>
@@ -2592,7 +2592,7 @@
               <w:rPr>
                 <w:noProof/>
               </w:rPr>
-              <w:instrText xml:space="preserve"> PAGEREF _Toc241361730 \h </w:instrText>
+              <w:instrText xml:space="preserve"> PAGEREF _Toc241392068 \h </w:instrText>
             </w:r>
             <w:r>
               <w:rPr>
@@ -2634,7 +2634,7 @@
               <w14:ligatures w14:val="standardContextual"/>
             </w:rPr>
           </w:pPr>
-          <w:hyperlink w:anchor="_Toc241361731" w:history="1">
+          <w:hyperlink w:anchor="_Toc241392069" w:history="1">
             <w:r>
               <w:rPr>
                 <w:rStyle w:val="Hyperlink"/>
@@ -2658,7 +2658,7 @@
               <w:rPr>
                 <w:noProof/>
               </w:rPr>
-              <w:instrText xml:space="preserve"> PAGEREF _Toc241361731 \h </w:instrText>
+              <w:instrText xml:space="preserve"> PAGEREF _Toc241392069 \h </w:instrText>
             </w:r>
             <w:r>
               <w:rPr>
@@ -2700,7 +2700,7 @@
               <w14:ligatures w14:val="standardContextual"/>
             </w:rPr>
           </w:pPr>
-          <w:hyperlink w:anchor="_Toc241361732" w:history="1">
+          <w:hyperlink w:anchor="_Toc241392070" w:history="1">
             <w:r>
               <w:rPr>
                 <w:rStyle w:val="Hyperlink"/>
@@ -2724,7 +2724,7 @@
               <w:rPr>
                 <w:noProof/>
               </w:rPr>
-              <w:instrText xml:space="preserve"> PAGEREF _Toc241361732 \h </w:instrText>
+              <w:instrText xml:space="preserve"> PAGEREF _Toc241392070 \h </w:instrText>
             </w:r>
             <w:r>
               <w:rPr>
@@ -2766,7 +2766,7 @@
               <w14:ligatures w14:val="standardContextual"/>
             </w:rPr>
           </w:pPr>
-          <w:hyperlink w:anchor="_Toc241361733" w:history="1">
+          <w:hyperlink w:anchor="_Toc241392071" w:history="1">
             <w:r>
               <w:rPr>
                 <w:rStyle w:val="Hyperlink"/>
@@ -2790,7 +2790,7 @@
               <w:rPr>
                 <w:noProof/>
               </w:rPr>
-              <w:instrText xml:space="preserve"> PAGEREF _Toc241361733 \h </w:instrText>
+              <w:instrText xml:space="preserve"> PAGEREF _Toc241392071 \h </w:instrText>
             </w:r>
             <w:r>
               <w:rPr>
@@ -2832,7 +2832,7 @@
               <w14:ligatures w14:val="standardContextual"/>
             </w:rPr>
           </w:pPr>
-          <w:hyperlink w:anchor="_Toc241361734" w:history="1">
+          <w:hyperlink w:anchor="_Toc241392072" w:history="1">
             <w:r>
               <w:rPr>
                 <w:rStyle w:val="Hyperlink"/>
@@ -2856,7 +2856,7 @@
               <w:rPr>
                 <w:noProof/>
               </w:rPr>
-              <w:instrText xml:space="preserve"> PAGEREF _Toc241361734 \h </w:instrText>
+              <w:instrText xml:space="preserve"> PAGEREF _Toc241392072 \h </w:instrText>
             </w:r>
             <w:r>
               <w:rPr>
@@ -2898,7 +2898,7 @@
               <w14:ligatures w14:val="standardContextual"/>
             </w:rPr>
           </w:pPr>
-          <w:hyperlink w:anchor="_Toc241361735" w:history="1">
+          <w:hyperlink w:anchor="_Toc241392073" w:history="1">
             <w:r>
               <w:rPr>
                 <w:rStyle w:val="Hyperlink"/>
@@ -2922,7 +2922,7 @@
               <w:rPr>
                 <w:noProof/>
               </w:rPr>
-              <w:instrText xml:space="preserve"> PAGEREF _Toc241361735 \h </w:instrText>
+              <w:instrText xml:space="preserve"> PAGEREF _Toc241392073 \h </w:instrText>
             </w:r>
             <w:r>
               <w:rPr>
@@ -2964,7 +2964,7 @@
               <w14:ligatures w14:val="standardContextual"/>
             </w:rPr>
           </w:pPr>
-          <w:hyperlink w:anchor="_Toc241361736" w:history="1">
+          <w:hyperlink w:anchor="_Toc241392074" w:history="1">
             <w:r>
               <w:rPr>
                 <w:rStyle w:val="Hyperlink"/>
@@ -2988,7 +2988,7 @@
               <w:rPr>
                 <w:noProof/>
               </w:rPr>
-              <w:instrText xml:space="preserve"> PAGEREF _Toc241361736 \h </w:instrText>
+              <w:instrText xml:space="preserve"> PAGEREF _Toc241392074 \h </w:instrText>
             </w:r>
             <w:r>
               <w:rPr>
@@ -3030,7 +3030,7 @@
               <w14:ligatures w14:val="standardContextual"/>
             </w:rPr>
           </w:pPr>
-          <w:hyperlink w:anchor="_Toc241361737" w:history="1">
+          <w:hyperlink w:anchor="_Toc241392075" w:history="1">
             <w:r>
               <w:rPr>
                 <w:rStyle w:val="Hyperlink"/>
@@ -3054,7 +3054,7 @@
               <w:rPr>
                 <w:noProof/>
               </w:rPr>
-              <w:instrText xml:space="preserve"> PAGEREF _Toc241361737 \h </w:instrText>
+              <w:instrText xml:space="preserve"> PAGEREF _Toc241392075 \h </w:instrText>
             </w:r>
             <w:r>
               <w:rPr>
@@ -3096,7 +3096,7 @@
               <w14:ligatures w14:val="standardContextual"/>
             </w:rPr>
           </w:pPr>
-          <w:hyperlink w:anchor="_Toc241361738" w:history="1">
+          <w:hyperlink w:anchor="_Toc241392076" w:history="1">
             <w:r>
               <w:rPr>
                 <w:rStyle w:val="Hyperlink"/>
@@ -3120,7 +3120,7 @@
               <w:rPr>
                 <w:noProof/>
               </w:rPr>
-              <w:instrText xml:space="preserve"> PAGEREF _Toc241361738 \h </w:instrText>
+              <w:instrText xml:space="preserve"> PAGEREF _Toc241392076 \h </w:instrText>
             </w:r>
             <w:r>
               <w:rPr>
@@ -3162,7 +3162,7 @@
               <w14:ligatures w14:val="standardContextual"/>
             </w:rPr>
           </w:pPr>
-          <w:hyperlink w:anchor="_Toc241361739" w:history="1">
+          <w:hyperlink w:anchor="_Toc241392077" w:history="1">
             <w:r>
               <w:rPr>
                 <w:rStyle w:val="Hyperlink"/>
@@ -3186,7 +3186,7 @@
               <w:rPr>
                 <w:noProof/>
               </w:rPr>
-              <w:instrText xml:space="preserve"> PAGEREF _Toc241361739 \h </w:instrText>
+              <w:instrText xml:space="preserve"> PAGEREF _Toc241392077 \h </w:instrText>
             </w:r>
             <w:r>
               <w:rPr>
@@ -3228,7 +3228,7 @@
               <w14:ligatures w14:val="standardContextual"/>
             </w:rPr>
           </w:pPr>
-          <w:hyperlink w:anchor="_Toc241361740" w:history="1">
+          <w:hyperlink w:anchor="_Toc241392078" w:history="1">
             <w:r>
               <w:rPr>
                 <w:rStyle w:val="Hyperlink"/>
@@ -3252,7 +3252,7 @@
               <w:rPr>
                 <w:noProof/>
               </w:rPr>
-              <w:instrText xml:space="preserve"> PAGEREF _Toc241361740 \h </w:instrText>
+              <w:instrText xml:space="preserve"> PAGEREF _Toc241392078 \h </w:instrText>
             </w:r>
             <w:r>
               <w:rPr>
@@ -3294,7 +3294,7 @@
               <w14:ligatures w14:val="standardContextual"/>
             </w:rPr>
           </w:pPr>
-          <w:hyperlink w:anchor="_Toc241361741" w:history="1">
+          <w:hyperlink w:anchor="_Toc241392079" w:history="1">
             <w:r>
               <w:rPr>
                 <w:rStyle w:val="Hyperlink"/>
@@ -3318,7 +3318,7 @@
               <w:rPr>
                 <w:noProof/>
               </w:rPr>
-              <w:instrText xml:space="preserve"> PAGEREF _Toc241361741 \h </w:instrText>
+              <w:instrText xml:space="preserve"> PAGEREF _Toc241392079 \h </w:instrText>
             </w:r>
             <w:r>
               <w:rPr>
@@ -3360,7 +3360,7 @@
               <w14:ligatures w14:val="standardContextual"/>
             </w:rPr>
           </w:pPr>
-          <w:hyperlink w:anchor="_Toc241361742" w:history="1">
+          <w:hyperlink w:anchor="_Toc241392080" w:history="1">
             <w:r>
               <w:rPr>
                 <w:rStyle w:val="Hyperlink"/>
@@ -3384,7 +3384,7 @@
               <w:rPr>
                 <w:noProof/>
               </w:rPr>
-              <w:instrText xml:space="preserve"> PAGEREF _Toc241361742 \h </w:instrText>
+              <w:instrText xml:space="preserve"> PAGEREF _Toc241392080 \h </w:instrText>
             </w:r>
             <w:r>
               <w:rPr>
@@ -3426,7 +3426,7 @@
               <w14:ligatures w14:val="standardContextual"/>
             </w:rPr>
           </w:pPr>
-          <w:hyperlink w:anchor="_Toc241361743" w:history="1">
+          <w:hyperlink w:anchor="_Toc241392081" w:history="1">
             <w:r>
               <w:rPr>
                 <w:rStyle w:val="Hyperlink"/>
@@ -3450,7 +3450,7 @@
               <w:rPr>
                 <w:noProof/>
               </w:rPr>
-              <w:instrText xml:space="preserve"> PAGEREF _Toc241361743 \h </w:instrText>
+              <w:instrText xml:space="preserve"> PAGEREF _Toc241392081 \h </w:instrText>
             </w:r>
             <w:r>
               <w:rPr>
@@ -3492,7 +3492,7 @@
               <w14:ligatures w14:val="standardContextual"/>
             </w:rPr>
           </w:pPr>
-          <w:hyperlink w:anchor="_Toc241361744" w:history="1">
+          <w:hyperlink w:anchor="_Toc241392082" w:history="1">
             <w:r>
               <w:rPr>
                 <w:rStyle w:val="Hyperlink"/>
@@ -3516,7 +3516,7 @@
               <w:rPr>
                 <w:noProof/>
               </w:rPr>
-              <w:instrText xml:space="preserve"> PAGEREF _Toc241361744 \h </w:instrText>
+              <w:instrText xml:space="preserve"> PAGEREF _Toc241392082 \h </w:instrText>
             </w:r>
             <w:r>
               <w:rPr>
@@ -3558,7 +3558,7 @@
               <w14:ligatures w14:val="standardContextual"/>
             </w:rPr>
           </w:pPr>
-          <w:hyperlink w:anchor="_Toc241361745" w:history="1">
+          <w:hyperlink w:anchor="_Toc241392083" w:history="1">
             <w:r>
               <w:rPr>
                 <w:rStyle w:val="Hyperlink"/>
@@ -3582,7 +3582,7 @@
               <w:rPr>
                 <w:noProof/>
               </w:rPr>
-              <w:instrText xml:space="preserve"> PAGEREF _Toc241361745 \h </w:instrText>
+              <w:instrText xml:space="preserve"> PAGEREF _Toc241392083 \h </w:instrText>
             </w:r>
             <w:r>
               <w:rPr>
@@ -3624,7 +3624,7 @@
               <w14:ligatures w14:val="standardContextual"/>
             </w:rPr>
           </w:pPr>
-          <w:hyperlink w:anchor="_Toc241361746" w:history="1">
+          <w:hyperlink w:anchor="_Toc241392084" w:history="1">
             <w:r>
               <w:rPr>
                 <w:rStyle w:val="Hyperlink"/>
@@ -3648,7 +3648,7 @@
               <w:rPr>
                 <w:noProof/>
               </w:rPr>
-              <w:instrText xml:space="preserve"> PAGEREF _Toc241361746 \h </w:instrText>
+              <w:instrText xml:space="preserve"> PAGEREF _Toc241392084 \h </w:instrText>
             </w:r>
             <w:r>
               <w:rPr>
@@ -3690,7 +3690,7 @@
               <w14:ligatures w14:val="standardContextual"/>
             </w:rPr>
           </w:pPr>
-          <w:hyperlink w:anchor="_Toc241361747" w:history="1">
+          <w:hyperlink w:anchor="_Toc241392085" w:history="1">
             <w:r>
               <w:rPr>
                 <w:rStyle w:val="Hyperlink"/>
@@ -3714,7 +3714,7 @@
               <w:rPr>
                 <w:noProof/>
               </w:rPr>
-              <w:instrText xml:space="preserve"> PAGEREF _Toc241361747 \h </w:instrText>
+              <w:instrText xml:space="preserve"> PAGEREF _Toc241392085 \h </w:instrText>
             </w:r>
             <w:r>
               <w:rPr>
@@ -3756,7 +3756,7 @@
               <w14:ligatures w14:val="standardContextual"/>
             </w:rPr>
           </w:pPr>
-          <w:hyperlink w:anchor="_Toc241361748" w:history="1">
+          <w:hyperlink w:anchor="_Toc241392086" w:history="1">
             <w:r>
               <w:rPr>
                 <w:rStyle w:val="Hyperlink"/>
@@ -3780,7 +3780,7 @@
               <w:rPr>
                 <w:noProof/>
               </w:rPr>
-              <w:instrText xml:space="preserve"> PAGEREF _Toc241361748 \h </w:instrText>
+              <w:instrText xml:space="preserve"> PAGEREF _Toc241392086 \h </w:instrText>
             </w:r>
             <w:r>
               <w:rPr>
@@ -3822,7 +3822,7 @@
               <w14:ligatures w14:val="standardContextual"/>
             </w:rPr>
           </w:pPr>
-          <w:hyperlink w:anchor="_Toc241361749" w:history="1">
+          <w:hyperlink w:anchor="_Toc241392087" w:history="1">
             <w:r>
               <w:rPr>
                 <w:rStyle w:val="Hyperlink"/>
@@ -3846,7 +3846,7 @@
               <w:rPr>
                 <w:noProof/>
               </w:rPr>
-              <w:instrText xml:space="preserve"> PAGEREF _Toc241361749 \h </w:instrText>
+              <w:instrText xml:space="preserve"> PAGEREF _Toc241392087 \h </w:instrText>
             </w:r>
             <w:r>
               <w:rPr>
@@ -3888,7 +3888,7 @@
               <w14:ligatures w14:val="standardContextual"/>
             </w:rPr>
           </w:pPr>
-          <w:hyperlink w:anchor="_Toc241361750" w:history="1">
+          <w:hyperlink w:anchor="_Toc241392088" w:history="1">
             <w:r>
               <w:rPr>
                 <w:rStyle w:val="Hyperlink"/>
@@ -3912,7 +3912,7 @@
               <w:rPr>
                 <w:noProof/>
               </w:rPr>
-              <w:instrText xml:space="preserve"> PAGEREF _Toc241361750 \h </w:instrText>
+              <w:instrText xml:space="preserve"> PAGEREF _Toc241392088 \h </w:instrText>
             </w:r>
             <w:r>
               <w:rPr>
@@ -3954,7 +3954,7 @@
               <w14:ligatures w14:val="standardContextual"/>
             </w:rPr>
           </w:pPr>
-          <w:hyperlink w:anchor="_Toc241361751" w:history="1">
+          <w:hyperlink w:anchor="_Toc241392089" w:history="1">
             <w:r>
               <w:rPr>
                 <w:rStyle w:val="Hyperlink"/>
@@ -3978,7 +3978,7 @@
               <w:rPr>
                 <w:noProof/>
               </w:rPr>
-              <w:instrText xml:space="preserve"> PAGEREF _Toc241361751 \h </w:instrText>
+              <w:instrText xml:space="preserve"> PAGEREF _Toc241392089 \h </w:instrText>
             </w:r>
             <w:r>
               <w:rPr>
@@ -4020,7 +4020,7 @@
               <w14:ligatures w14:val="standardContextual"/>
             </w:rPr>
           </w:pPr>
-          <w:hyperlink w:anchor="_Toc241361752" w:history="1">
+          <w:hyperlink w:anchor="_Toc241392090" w:history="1">
             <w:r>
               <w:rPr>
                 <w:rStyle w:val="Hyperlink"/>
@@ -4044,7 +4044,7 @@
               <w:rPr>
                 <w:noProof/>
               </w:rPr>
-              <w:instrText xml:space="preserve"> PAGEREF _Toc241361752 \h </w:instrText>
+              <w:instrText xml:space="preserve"> PAGEREF _Toc241392090 \h </w:instrText>
             </w:r>
             <w:r>
               <w:rPr>
@@ -4086,7 +4086,7 @@
               <w14:ligatures w14:val="standardContextual"/>
             </w:rPr>
           </w:pPr>
-          <w:hyperlink w:anchor="_Toc241361753" w:history="1">
+          <w:hyperlink w:anchor="_Toc241392091" w:history="1">
             <w:r>
               <w:rPr>
                 <w:rStyle w:val="Hyperlink"/>
@@ -4110,7 +4110,7 @@
               <w:rPr>
                 <w:noProof/>
               </w:rPr>
-              <w:instrText xml:space="preserve"> PAGEREF _Toc241361753 \h </w:instrText>
+              <w:instrText xml:space="preserve"> PAGEREF _Toc241392091 \h </w:instrText>
             </w:r>
             <w:r>
               <w:rPr>
@@ -4152,7 +4152,7 @@
               <w14:ligatures w14:val="standardContextual"/>
             </w:rPr>
           </w:pPr>
-          <w:hyperlink w:anchor="_Toc241361754" w:history="1">
+          <w:hyperlink w:anchor="_Toc241392092" w:history="1">
             <w:r>
               <w:rPr>
                 <w:rStyle w:val="Hyperlink"/>
@@ -4176,7 +4176,7 @@
               <w:rPr>
                 <w:noProof/>
               </w:rPr>
-              <w:instrText xml:space="preserve"> PAGEREF _Toc241361754 \h </w:instrText>
+              <w:instrText xml:space="preserve"> PAGEREF _Toc241392092 \h </w:instrText>
             </w:r>
             <w:r>
               <w:rPr>
@@ -4218,7 +4218,7 @@
               <w14:ligatures w14:val="standardContextual"/>
             </w:rPr>
           </w:pPr>
-          <w:hyperlink w:anchor="_Toc241361755" w:history="1">
+          <w:hyperlink w:anchor="_Toc241392093" w:history="1">
             <w:r>
               <w:rPr>
                 <w:rStyle w:val="Hyperlink"/>
@@ -4242,7 +4242,7 @@
               <w:rPr>
                 <w:noProof/>
               </w:rPr>
-              <w:instrText xml:space="preserve"> PAGEREF _Toc241361755 \h </w:instrText>
+              <w:instrText xml:space="preserve"> PAGEREF _Toc241392093 \h </w:instrText>
             </w:r>
             <w:r>
               <w:rPr>
@@ -4284,7 +4284,7 @@
               <w14:ligatures w14:val="standardContextual"/>
             </w:rPr>
           </w:pPr>
-          <w:hyperlink w:anchor="_Toc241361756" w:history="1">
+          <w:hyperlink w:anchor="_Toc241392094" w:history="1">
             <w:r>
               <w:rPr>
                 <w:rStyle w:val="Hyperlink"/>
@@ -4308,7 +4308,7 @@
               <w:rPr>
                 <w:noProof/>
               </w:rPr>
-              <w:instrText xml:space="preserve"> PAGEREF _Toc241361756 \h </w:instrText>
+              <w:instrText xml:space="preserve"> PAGEREF _Toc241392094 \h </w:instrText>
             </w:r>
             <w:r>
               <w:rPr>
@@ -4350,7 +4350,7 @@
               <w14:ligatures w14:val="standardContextual"/>
             </w:rPr>
           </w:pPr>
-          <w:hyperlink w:anchor="_Toc241361757" w:history="1">
+          <w:hyperlink w:anchor="_Toc241392095" w:history="1">
             <w:r>
               <w:rPr>
                 <w:rStyle w:val="Hyperlink"/>
@@ -4374,7 +4374,7 @@
               <w:rPr>
                 <w:noProof/>
               </w:rPr>
-              <w:instrText xml:space="preserve"> PAGEREF _Toc241361757 \h </w:instrText>
+              <w:instrText xml:space="preserve"> PAGEREF _Toc241392095 \h </w:instrText>
             </w:r>
             <w:r>
               <w:rPr>
@@ -4416,7 +4416,7 @@
               <w14:ligatures w14:val="standardContextual"/>
             </w:rPr>
           </w:pPr>
-          <w:hyperlink w:anchor="_Toc241361758" w:history="1">
+          <w:hyperlink w:anchor="_Toc241392096" w:history="1">
             <w:r>
               <w:rPr>
                 <w:rStyle w:val="Hyperlink"/>
@@ -4440,7 +4440,7 @@
               <w:rPr>
                 <w:noProof/>
               </w:rPr>
-              <w:instrText xml:space="preserve"> PAGEREF _Toc241361758 \h </w:instrText>
+              <w:instrText xml:space="preserve"> PAGEREF _Toc241392096 \h </w:instrText>
             </w:r>
             <w:r>
               <w:rPr>
@@ -4482,7 +4482,7 @@
               <w14:ligatures w14:val="standardContextual"/>
             </w:rPr>
           </w:pPr>
-          <w:hyperlink w:anchor="_Toc241361759" w:history="1">
+          <w:hyperlink w:anchor="_Toc241392097" w:history="1">
             <w:r>
               <w:rPr>
                 <w:rStyle w:val="Hyperlink"/>
@@ -4506,7 +4506,7 @@
               <w:rPr>
                 <w:noProof/>
               </w:rPr>
-              <w:instrText xml:space="preserve"> PAGEREF _Toc241361759 \h </w:instrText>
+              <w:instrText xml:space="preserve"> PAGEREF _Toc241392097 \h </w:instrText>
             </w:r>
             <w:r>
               <w:rPr>
@@ -4548,7 +4548,7 @@
               <w14:ligatures w14:val="standardContextual"/>
             </w:rPr>
           </w:pPr>
-          <w:hyperlink w:anchor="_Toc241361760" w:history="1">
+          <w:hyperlink w:anchor="_Toc241392098" w:history="1">
             <w:r>
               <w:rPr>
                 <w:rStyle w:val="Hyperlink"/>
@@ -4572,7 +4572,7 @@
               <w:rPr>
                 <w:noProof/>
               </w:rPr>
-              <w:instrText xml:space="preserve"> PAGEREF _Toc241361760 \h </w:instrText>
+              <w:instrText xml:space="preserve"> PAGEREF _Toc241392098 \h </w:instrText>
             </w:r>
             <w:r>
               <w:rPr>
@@ -4614,7 +4614,7 @@
               <w14:ligatures w14:val="standardContextual"/>
             </w:rPr>
           </w:pPr>
-          <w:hyperlink w:anchor="_Toc241361761" w:history="1">
+          <w:hyperlink w:anchor="_Toc241392099" w:history="1">
             <w:r>
               <w:rPr>
                 <w:rStyle w:val="Hyperlink"/>
@@ -4638,7 +4638,7 @@
               <w:rPr>
                 <w:noProof/>
               </w:rPr>
-              <w:instrText xml:space="preserve"> PAGEREF _Toc241361761 \h </w:instrText>
+              <w:instrText xml:space="preserve"> PAGEREF _Toc241392099 \h </w:instrText>
             </w:r>
             <w:r>
               <w:rPr>
@@ -4680,7 +4680,7 @@
               <w14:ligatures w14:val="standardContextual"/>
             </w:rPr>
           </w:pPr>
-          <w:hyperlink w:anchor="_Toc241361762" w:history="1">
+          <w:hyperlink w:anchor="_Toc241392100" w:history="1">
             <w:r>
               <w:rPr>
                 <w:rStyle w:val="Hyperlink"/>
@@ -4704,7 +4704,7 @@
               <w:rPr>
                 <w:noProof/>
               </w:rPr>
-              <w:instrText xml:space="preserve"> PAGEREF _Toc241361762 \h </w:instrText>
+              <w:instrText xml:space="preserve"> PAGEREF _Toc241392100 \h </w:instrText>
             </w:r>
             <w:r>
               <w:rPr>
@@ -4746,7 +4746,7 @@
               <w14:ligatures w14:val="standardContextual"/>
             </w:rPr>
           </w:pPr>
-          <w:hyperlink w:anchor="_Toc241361763" w:history="1">
+          <w:hyperlink w:anchor="_Toc241392101" w:history="1">
             <w:r>
               <w:rPr>
                 <w:rStyle w:val="Hyperlink"/>
@@ -4770,7 +4770,7 @@
               <w:rPr>
                 <w:noProof/>
               </w:rPr>
-              <w:instrText xml:space="preserve"> PAGEREF _Toc241361763 \h </w:instrText>
+              <w:instrText xml:space="preserve"> PAGEREF _Toc241392101 \h </w:instrText>
             </w:r>
             <w:r>
               <w:rPr>
@@ -4812,7 +4812,7 @@
               <w14:ligatures w14:val="standardContextual"/>
             </w:rPr>
           </w:pPr>
-          <w:hyperlink w:anchor="_Toc241361764" w:history="1">
+          <w:hyperlink w:anchor="_Toc241392102" w:history="1">
             <w:r>
               <w:rPr>
                 <w:rStyle w:val="Hyperlink"/>
@@ -4836,7 +4836,7 @@
               <w:rPr>
                 <w:noProof/>
               </w:rPr>
-              <w:instrText xml:space="preserve"> PAGEREF _Toc241361764 \h </w:instrText>
+              <w:instrText xml:space="preserve"> PAGEREF _Toc241392102 \h </w:instrText>
             </w:r>
             <w:r>
               <w:rPr>
@@ -4878,7 +4878,7 @@
               <w14:ligatures w14:val="standardContextual"/>
             </w:rPr>
           </w:pPr>
-          <w:hyperlink w:anchor="_Toc241361765" w:history="1">
+          <w:hyperlink w:anchor="_Toc241392103" w:history="1">
             <w:r>
               <w:rPr>
                 <w:rStyle w:val="Hyperlink"/>
@@ -4902,7 +4902,7 @@
               <w:rPr>
                 <w:noProof/>
               </w:rPr>
-              <w:instrText xml:space="preserve"> PAGEREF _Toc241361765 \h </w:instrText>
+              <w:instrText xml:space="preserve"> PAGEREF _Toc241392103 \h </w:instrText>
             </w:r>
             <w:r>
               <w:rPr>
@@ -4944,7 +4944,7 @@
               <w14:ligatures w14:val="standardContextual"/>
             </w:rPr>
           </w:pPr>
-          <w:hyperlink w:anchor="_Toc241361766" w:history="1">
+          <w:hyperlink w:anchor="_Toc241392104" w:history="1">
             <w:r>
               <w:rPr>
                 <w:rStyle w:val="Hyperlink"/>
@@ -4968,7 +4968,7 @@
               <w:rPr>
                 <w:noProof/>
               </w:rPr>
-              <w:instrText xml:space="preserve"> PAGEREF _Toc241361766 \h </w:instrText>
+              <w:instrText xml:space="preserve"> PAGEREF _Toc241392104 \h </w:instrText>
             </w:r>
             <w:r>
               <w:rPr>
@@ -5010,7 +5010,7 @@
               <w14:ligatures w14:val="standardContextual"/>
             </w:rPr>
           </w:pPr>
-          <w:hyperlink w:anchor="_Toc241361767" w:history="1">
+          <w:hyperlink w:anchor="_Toc241392105" w:history="1">
             <w:r>
               <w:rPr>
                 <w:rStyle w:val="Hyperlink"/>
@@ -5034,7 +5034,7 @@
               <w:rPr>
                 <w:noProof/>
               </w:rPr>
-              <w:instrText xml:space="preserve"> PAGEREF _Toc241361767 \h </w:instrText>
+              <w:instrText xml:space="preserve"> PAGEREF _Toc241392105 \h </w:instrText>
             </w:r>
             <w:r>
               <w:rPr>
@@ -5076,7 +5076,7 @@
               <w14:ligatures w14:val="standardContextual"/>
             </w:rPr>
           </w:pPr>
-          <w:hyperlink w:anchor="_Toc241361768" w:history="1">
+          <w:hyperlink w:anchor="_Toc241392106" w:history="1">
             <w:r>
               <w:rPr>
                 <w:rStyle w:val="Hyperlink"/>
@@ -5100,7 +5100,7 @@
               <w:rPr>
                 <w:noProof/>
               </w:rPr>
-              <w:instrText xml:space="preserve"> PAGEREF _Toc241361768 \h </w:instrText>
+              <w:instrText xml:space="preserve"> PAGEREF _Toc241392106 \h </w:instrText>
             </w:r>
             <w:r>
               <w:rPr>
@@ -5142,7 +5142,7 @@
               <w14:ligatures w14:val="standardContextual"/>
             </w:rPr>
           </w:pPr>
-          <w:hyperlink w:anchor="_Toc241361769" w:history="1">
+          <w:hyperlink w:anchor="_Toc241392107" w:history="1">
             <w:r>
               <w:rPr>
                 <w:rStyle w:val="Hyperlink"/>
@@ -5166,7 +5166,7 @@
               <w:rPr>
                 <w:noProof/>
               </w:rPr>
-              <w:instrText xml:space="preserve"> PAGEREF _Toc241361769 \h </w:instrText>
+              <w:instrText xml:space="preserve"> PAGEREF _Toc241392107 \h </w:instrText>
             </w:r>
             <w:r>
               <w:rPr>
@@ -5208,7 +5208,7 @@
               <w14:ligatures w14:val="standardContextual"/>
             </w:rPr>
           </w:pPr>
-          <w:hyperlink w:anchor="_Toc241361770" w:history="1">
+          <w:hyperlink w:anchor="_Toc241392108" w:history="1">
             <w:r>
               <w:rPr>
                 <w:rStyle w:val="Hyperlink"/>
@@ -5232,7 +5232,7 @@
               <w:rPr>
                 <w:noProof/>
               </w:rPr>
-              <w:instrText xml:space="preserve"> PAGEREF _Toc241361770 \h </w:instrText>
+              <w:instrText xml:space="preserve"> PAGEREF _Toc241392108 \h </w:instrText>
             </w:r>
             <w:r>
               <w:rPr>
@@ -5274,7 +5274,7 @@
               <w14:ligatures w14:val="standardContextual"/>
             </w:rPr>
           </w:pPr>
-          <w:hyperlink w:anchor="_Toc241361771" w:history="1">
+          <w:hyperlink w:anchor="_Toc241392109" w:history="1">
             <w:r>
               <w:rPr>
                 <w:rStyle w:val="Hyperlink"/>
@@ -5298,7 +5298,7 @@
               <w:rPr>
                 <w:noProof/>
               </w:rPr>
-              <w:instrText xml:space="preserve"> PAGEREF _Toc241361771 \h </w:instrText>
+              <w:instrText xml:space="preserve"> PAGEREF _Toc241392109 \h </w:instrText>
             </w:r>
             <w:r>
               <w:rPr>
@@ -5340,7 +5340,7 @@
               <w14:ligatures w14:val="standardContextual"/>
             </w:rPr>
           </w:pPr>
-          <w:hyperlink w:anchor="_Toc241361772" w:history="1">
+          <w:hyperlink w:anchor="_Toc241392110" w:history="1">
             <w:r>
               <w:rPr>
                 <w:rStyle w:val="Hyperlink"/>
@@ -5364,7 +5364,7 @@
               <w:rPr>
                 <w:noProof/>
               </w:rPr>
-              <w:instrText xml:space="preserve"> PAGEREF _Toc241361772 \h </w:instrText>
+              <w:instrText xml:space="preserve"> PAGEREF _Toc241392110 \h </w:instrText>
             </w:r>
             <w:r>
               <w:rPr>
@@ -5406,7 +5406,7 @@
               <w14:ligatures w14:val="standardContextual"/>
             </w:rPr>
           </w:pPr>
-          <w:hyperlink w:anchor="_Toc241361773" w:history="1">
+          <w:hyperlink w:anchor="_Toc241392111" w:history="1">
             <w:r>
               <w:rPr>
                 <w:rStyle w:val="Hyperlink"/>
@@ -5430,7 +5430,7 @@
               <w:rPr>
                 <w:noProof/>
               </w:rPr>
-              <w:instrText xml:space="preserve"> PAGEREF _Toc241361773 \h </w:instrText>
+              <w:instrText xml:space="preserve"> PAGEREF _Toc241392111 \h </w:instrText>
             </w:r>
             <w:r>
               <w:rPr>
@@ -5472,7 +5472,7 @@
               <w14:ligatures w14:val="standardContextual"/>
             </w:rPr>
           </w:pPr>
-          <w:hyperlink w:anchor="_Toc241361774" w:history="1">
+          <w:hyperlink w:anchor="_Toc241392112" w:history="1">
             <w:r>
               <w:rPr>
                 <w:rStyle w:val="Hyperlink"/>
@@ -5496,7 +5496,7 @@
               <w:rPr>
                 <w:noProof/>
               </w:rPr>
-              <w:instrText xml:space="preserve"> PAGEREF _Toc241361774 \h </w:instrText>
+              <w:instrText xml:space="preserve"> PAGEREF _Toc241392112 \h </w:instrText>
             </w:r>
             <w:r>
               <w:rPr>
@@ -5538,7 +5538,7 @@
               <w14:ligatures w14:val="standardContextual"/>
             </w:rPr>
           </w:pPr>
-          <w:hyperlink w:anchor="_Toc241361775" w:history="1">
+          <w:hyperlink w:anchor="_Toc241392113" w:history="1">
             <w:r>
               <w:rPr>
                 <w:rStyle w:val="Hyperlink"/>
@@ -5562,7 +5562,7 @@
               <w:rPr>
                 <w:noProof/>
               </w:rPr>
-              <w:instrText xml:space="preserve"> PAGEREF _Toc241361775 \h </w:instrText>
+              <w:instrText xml:space="preserve"> PAGEREF _Toc241392113 \h </w:instrText>
             </w:r>
             <w:r>
               <w:rPr>
@@ -5604,7 +5604,7 @@
               <w14:ligatures w14:val="standardContextual"/>
             </w:rPr>
           </w:pPr>
-          <w:hyperlink w:anchor="_Toc241361776" w:history="1">
+          <w:hyperlink w:anchor="_Toc241392114" w:history="1">
             <w:r>
               <w:rPr>
                 <w:rStyle w:val="Hyperlink"/>
@@ -5628,7 +5628,7 @@
               <w:rPr>
                 <w:noProof/>
               </w:rPr>
-              <w:instrText xml:space="preserve"> PAGEREF _Toc241361776 \h </w:instrText>
+              <w:instrText xml:space="preserve"> PAGEREF _Toc241392114 \h </w:instrText>
             </w:r>
             <w:r>
               <w:rPr>
@@ -5670,7 +5670,7 @@
               <w14:ligatures w14:val="standardContextual"/>
             </w:rPr>
           </w:pPr>
-          <w:hyperlink w:anchor="_Toc241361777" w:history="1">
+          <w:hyperlink w:anchor="_Toc241392115" w:history="1">
             <w:r>
               <w:rPr>
                 <w:rStyle w:val="Hyperlink"/>
@@ -5694,7 +5694,7 @@
               <w:rPr>
                 <w:noProof/>
               </w:rPr>
-              <w:instrText xml:space="preserve"> PAGEREF _Toc241361777 \h </w:instrText>
+              <w:instrText xml:space="preserve"> PAGEREF _Toc241392115 \h </w:instrText>
             </w:r>
             <w:r>
               <w:rPr>
@@ -5736,7 +5736,7 @@
               <w14:ligatures w14:val="standardContextual"/>
             </w:rPr>
           </w:pPr>
-          <w:hyperlink w:anchor="_Toc241361778" w:history="1">
+          <w:hyperlink w:anchor="_Toc241392116" w:history="1">
             <w:r>
               <w:rPr>
                 <w:rStyle w:val="Hyperlink"/>
@@ -5760,7 +5760,7 @@
               <w:rPr>
                 <w:noProof/>
               </w:rPr>
-              <w:instrText xml:space="preserve"> PAGEREF _Toc241361778 \h </w:instrText>
+              <w:instrText xml:space="preserve"> PAGEREF _Toc241392116 \h </w:instrText>
             </w:r>
             <w:r>
               <w:rPr>
@@ -5802,7 +5802,7 @@
               <w14:ligatures w14:val="standardContextual"/>
             </w:rPr>
           </w:pPr>
-          <w:hyperlink w:anchor="_Toc241361779" w:history="1">
+          <w:hyperlink w:anchor="_Toc241392117" w:history="1">
             <w:r>
               <w:rPr>
                 <w:rStyle w:val="Hyperlink"/>
@@ -5826,7 +5826,7 @@
               <w:rPr>
                 <w:noProof/>
               </w:rPr>
-              <w:instrText xml:space="preserve"> PAGEREF _Toc241361779 \h </w:instrText>
+              <w:instrText xml:space="preserve"> PAGEREF _Toc241392117 \h </w:instrText>
             </w:r>
             <w:r>
               <w:rPr>
@@ -5868,7 +5868,7 @@
               <w14:ligatures w14:val="standardContextual"/>
             </w:rPr>
           </w:pPr>
-          <w:hyperlink w:anchor="_Toc241361780" w:history="1">
+          <w:hyperlink w:anchor="_Toc241392118" w:history="1">
             <w:r>
               <w:rPr>
                 <w:rStyle w:val="Hyperlink"/>
@@ -5892,7 +5892,7 @@
               <w:rPr>
                 <w:noProof/>
               </w:rPr>
-              <w:instrText xml:space="preserve"> PAGEREF _Toc241361780 \h </w:instrText>
+              <w:instrText xml:space="preserve"> PAGEREF _Toc241392118 \h </w:instrText>
             </w:r>
             <w:r>
               <w:rPr>
@@ -5934,7 +5934,7 @@
               <w14:ligatures w14:val="standardContextual"/>
             </w:rPr>
           </w:pPr>
-          <w:hyperlink w:anchor="_Toc241361781" w:history="1">
+          <w:hyperlink w:anchor="_Toc241392119" w:history="1">
             <w:r>
               <w:rPr>
                 <w:rStyle w:val="Hyperlink"/>
@@ -5958,7 +5958,7 @@
               <w:rPr>
                 <w:noProof/>
               </w:rPr>
-              <w:instrText xml:space="preserve"> PAGEREF _Toc241361781 \h </w:instrText>
+              <w:instrText xml:space="preserve"> PAGEREF _Toc241392119 \h </w:instrText>
             </w:r>
             <w:r>
               <w:rPr>
@@ -6000,7 +6000,7 @@
               <w14:ligatures w14:val="standardContextual"/>
             </w:rPr>
           </w:pPr>
-          <w:hyperlink w:anchor="_Toc241361782" w:history="1">
+          <w:hyperlink w:anchor="_Toc241392120" w:history="1">
             <w:r>
               <w:rPr>
                 <w:rStyle w:val="Hyperlink"/>
@@ -6024,7 +6024,7 @@
               <w:rPr>
                 <w:noProof/>
               </w:rPr>
-              <w:instrText xml:space="preserve"> PAGEREF _Toc241361782 \h </w:instrText>
+              <w:instrText xml:space="preserve"> PAGEREF _Toc241392120 \h </w:instrText>
             </w:r>
             <w:r>
               <w:rPr>
@@ -6066,7 +6066,7 @@
               <w14:ligatures w14:val="standardContextual"/>
             </w:rPr>
           </w:pPr>
-          <w:hyperlink w:anchor="_Toc241361783" w:history="1">
+          <w:hyperlink w:anchor="_Toc241392121" w:history="1">
             <w:r>
               <w:rPr>
                 <w:rStyle w:val="Hyperlink"/>
@@ -6090,7 +6090,7 @@
               <w:rPr>
                 <w:noProof/>
               </w:rPr>
-              <w:instrText xml:space="preserve"> PAGEREF _Toc241361783 \h </w:instrText>
+              <w:instrText xml:space="preserve"> PAGEREF _Toc241392121 \h </w:instrText>
             </w:r>
             <w:r>
               <w:rPr>
@@ -6132,7 +6132,7 @@
               <w14:ligatures w14:val="standardContextual"/>
             </w:rPr>
           </w:pPr>
-          <w:hyperlink w:anchor="_Toc241361784" w:history="1">
+          <w:hyperlink w:anchor="_Toc241392122" w:history="1">
             <w:r>
               <w:rPr>
                 <w:rStyle w:val="Hyperlink"/>
@@ -6156,7 +6156,7 @@
               <w:rPr>
                 <w:noProof/>
               </w:rPr>
-              <w:instrText xml:space="preserve"> PAGEREF _Toc241361784 \h </w:instrText>
+              <w:instrText xml:space="preserve"> PAGEREF _Toc241392122 \h </w:instrText>
             </w:r>
             <w:r>
               <w:rPr>
@@ -6198,7 +6198,7 @@
               <w14:ligatures w14:val="standardContextual"/>
             </w:rPr>
           </w:pPr>
-          <w:hyperlink w:anchor="_Toc241361785" w:history="1">
+          <w:hyperlink w:anchor="_Toc241392123" w:history="1">
             <w:r>
               <w:rPr>
                 <w:rStyle w:val="Hyperlink"/>
@@ -6222,7 +6222,7 @@
               <w:rPr>
                 <w:noProof/>
               </w:rPr>
-              <w:instrText xml:space="preserve"> PAGEREF _Toc241361785 \h </w:instrText>
+              <w:instrText xml:space="preserve"> PAGEREF _Toc241392123 \h </w:instrText>
             </w:r>
             <w:r>
               <w:rPr>
@@ -6264,7 +6264,7 @@
               <w14:ligatures w14:val="standardContextual"/>
             </w:rPr>
           </w:pPr>
-          <w:hyperlink w:anchor="_Toc241361786" w:history="1">
+          <w:hyperlink w:anchor="_Toc241392124" w:history="1">
             <w:r>
               <w:rPr>
                 <w:rStyle w:val="Hyperlink"/>
@@ -6288,7 +6288,7 @@
               <w:rPr>
                 <w:noProof/>
               </w:rPr>
-              <w:instrText xml:space="preserve"> PAGEREF _Toc241361786 \h </w:instrText>
+              <w:instrText xml:space="preserve"> PAGEREF _Toc241392124 \h </w:instrText>
             </w:r>
             <w:r>
               <w:rPr>
@@ -6330,7 +6330,7 @@
               <w14:ligatures w14:val="standardContextual"/>
             </w:rPr>
           </w:pPr>
-          <w:hyperlink w:anchor="_Toc241361787" w:history="1">
+          <w:hyperlink w:anchor="_Toc241392125" w:history="1">
             <w:r>
               <w:rPr>
                 <w:rStyle w:val="Hyperlink"/>
@@ -6354,7 +6354,7 @@
               <w:rPr>
                 <w:noProof/>
               </w:rPr>
-              <w:instrText xml:space="preserve"> PAGEREF _Toc241361787 \h </w:instrText>
+              <w:instrText xml:space="preserve"> PAGEREF _Toc241392125 \h </w:instrText>
             </w:r>
             <w:r>
               <w:rPr>
@@ -6396,7 +6396,7 @@
               <w14:ligatures w14:val="standardContextual"/>
             </w:rPr>
           </w:pPr>
-          <w:hyperlink w:anchor="_Toc241361788" w:history="1">
+          <w:hyperlink w:anchor="_Toc241392126" w:history="1">
             <w:r>
               <w:rPr>
                 <w:rStyle w:val="Hyperlink"/>
@@ -6420,7 +6420,7 @@
               <w:rPr>
                 <w:noProof/>
               </w:rPr>
-              <w:instrText xml:space="preserve"> PAGEREF _Toc241361788 \h </w:instrText>
+              <w:instrText xml:space="preserve"> PAGEREF _Toc241392126 \h </w:instrText>
             </w:r>
             <w:r>
               <w:rPr>
@@ -6462,7 +6462,7 @@
               <w14:ligatures w14:val="standardContextual"/>
             </w:rPr>
           </w:pPr>
-          <w:hyperlink w:anchor="_Toc241361789" w:history="1">
+          <w:hyperlink w:anchor="_Toc241392127" w:history="1">
             <w:r>
               <w:rPr>
                 <w:rStyle w:val="Hyperlink"/>
@@ -6486,7 +6486,7 @@
               <w:rPr>
                 <w:noProof/>
               </w:rPr>
-              <w:instrText xml:space="preserve"> PAGEREF _Toc241361789 \h </w:instrText>
+              <w:instrText xml:space="preserve"> PAGEREF _Toc241392127 \h </w:instrText>
             </w:r>
             <w:r>
               <w:rPr>
@@ -6528,7 +6528,7 @@
               <w14:ligatures w14:val="standardContextual"/>
             </w:rPr>
           </w:pPr>
-          <w:hyperlink w:anchor="_Toc241361790" w:history="1">
+          <w:hyperlink w:anchor="_Toc241392128" w:history="1">
             <w:r>
               <w:rPr>
                 <w:rStyle w:val="Hyperlink"/>
@@ -6552,7 +6552,7 @@
               <w:rPr>
                 <w:noProof/>
               </w:rPr>
-              <w:instrText xml:space="preserve"> PAGEREF _Toc241361790 \h </w:instrText>
+              <w:instrText xml:space="preserve"> PAGEREF _Toc241392128 \h </w:instrText>
             </w:r>
             <w:r>
               <w:rPr>
@@ -6594,7 +6594,7 @@
               <w14:ligatures w14:val="standardContextual"/>
             </w:rPr>
           </w:pPr>
-          <w:hyperlink w:anchor="_Toc241361791" w:history="1">
+          <w:hyperlink w:anchor="_Toc241392129" w:history="1">
             <w:r>
               <w:rPr>
                 <w:rStyle w:val="Hyperlink"/>
@@ -6618,7 +6618,7 @@
               <w:rPr>
                 <w:noProof/>
               </w:rPr>
-              <w:instrText xml:space="preserve"> PAGEREF _Toc241361791 \h </w:instrText>
+              <w:instrText xml:space="preserve"> PAGEREF _Toc241392129 \h </w:instrText>
             </w:r>
             <w:r>
               <w:rPr>
@@ -6660,7 +6660,7 @@
               <w14:ligatures w14:val="standardContextual"/>
             </w:rPr>
           </w:pPr>
-          <w:hyperlink w:anchor="_Toc241361792" w:history="1">
+          <w:hyperlink w:anchor="_Toc241392130" w:history="1">
             <w:r>
               <w:rPr>
                 <w:rStyle w:val="Hyperlink"/>
@@ -6684,7 +6684,7 @@
               <w:rPr>
                 <w:noProof/>
               </w:rPr>
-              <w:instrText xml:space="preserve"> PAGEREF _Toc241361792 \h </w:instrText>
+              <w:instrText xml:space="preserve"> PAGEREF _Toc241392130 \h </w:instrText>
             </w:r>
             <w:r>
               <w:rPr>
@@ -6726,7 +6726,7 @@
               <w14:ligatures w14:val="standardContextual"/>
             </w:rPr>
           </w:pPr>
-          <w:hyperlink w:anchor="_Toc241361793" w:history="1">
+          <w:hyperlink w:anchor="_Toc241392131" w:history="1">
             <w:r>
               <w:rPr>
                 <w:rStyle w:val="Hyperlink"/>
@@ -6750,7 +6750,7 @@
               <w:rPr>
                 <w:noProof/>
               </w:rPr>
-              <w:instrText xml:space="preserve"> PAGEREF _Toc241361793 \h </w:instrText>
+              <w:instrText xml:space="preserve"> PAGEREF _Toc241392131 \h </w:instrText>
             </w:r>
             <w:r>
               <w:rPr>
@@ -6792,7 +6792,7 @@
               <w14:ligatures w14:val="standardContextual"/>
             </w:rPr>
           </w:pPr>
-          <w:hyperlink w:anchor="_Toc241361794" w:history="1">
+          <w:hyperlink w:anchor="_Toc241392132" w:history="1">
             <w:r>
               <w:rPr>
                 <w:rStyle w:val="Hyperlink"/>
@@ -6816,7 +6816,7 @@
               <w:rPr>
                 <w:noProof/>
               </w:rPr>
-              <w:instrText xml:space="preserve"> PAGEREF _Toc241361794 \h </w:instrText>
+              <w:instrText xml:space="preserve"> PAGEREF _Toc241392132 \h </w:instrText>
             </w:r>
             <w:r>
               <w:rPr>
@@ -6858,7 +6858,7 @@
               <w14:ligatures w14:val="standardContextual"/>
             </w:rPr>
           </w:pPr>
-          <w:hyperlink w:anchor="_Toc241361795" w:history="1">
+          <w:hyperlink w:anchor="_Toc241392133" w:history="1">
             <w:r>
               <w:rPr>
                 <w:rStyle w:val="Hyperlink"/>
@@ -6882,7 +6882,7 @@
               <w:rPr>
                 <w:noProof/>
               </w:rPr>
-              <w:instrText xml:space="preserve"> PAGEREF _Toc241361795 \h </w:instrText>
+              <w:instrText xml:space="preserve"> PAGEREF _Toc241392133 \h </w:instrText>
             </w:r>
             <w:r>
               <w:rPr>
@@ -6924,7 +6924,7 @@
               <w14:ligatures w14:val="standardContextual"/>
             </w:rPr>
           </w:pPr>
-          <w:hyperlink w:anchor="_Toc241361796" w:history="1">
+          <w:hyperlink w:anchor="_Toc241392134" w:history="1">
             <w:r>
               <w:rPr>
                 <w:rStyle w:val="Hyperlink"/>
@@ -6948,7 +6948,7 @@
               <w:rPr>
                 <w:noProof/>
               </w:rPr>
-              <w:instrText xml:space="preserve"> PAGEREF _Toc241361796 \h </w:instrText>
+              <w:instrText xml:space="preserve"> PAGEREF _Toc241392134 \h </w:instrText>
             </w:r>
             <w:r>
               <w:rPr>
@@ -6990,7 +6990,7 @@
               <w14:ligatures w14:val="standardContextual"/>
             </w:rPr>
           </w:pPr>
-          <w:hyperlink w:anchor="_Toc241361797" w:history="1">
+          <w:hyperlink w:anchor="_Toc241392135" w:history="1">
             <w:r>
               <w:rPr>
                 <w:rStyle w:val="Hyperlink"/>
@@ -7014,7 +7014,7 @@
               <w:rPr>
                 <w:noProof/>
               </w:rPr>
-              <w:instrText xml:space="preserve"> PAGEREF _Toc241361797 \h </w:instrText>
+              <w:instrText xml:space="preserve"> PAGEREF _Toc241392135 \h </w:instrText>
             </w:r>
             <w:r>
               <w:rPr>
@@ -7056,7 +7056,7 @@
               <w14:ligatures w14:val="standardContextual"/>
             </w:rPr>
           </w:pPr>
-          <w:hyperlink w:anchor="_Toc241361798" w:history="1">
+          <w:hyperlink w:anchor="_Toc241392136" w:history="1">
             <w:r>
               <w:rPr>
                 <w:rStyle w:val="Hyperlink"/>
@@ -7080,7 +7080,7 @@
               <w:rPr>
                 <w:noProof/>
               </w:rPr>
-              <w:instrText xml:space="preserve"> PAGEREF _Toc241361798 \h </w:instrText>
+              <w:instrText xml:space="preserve"> PAGEREF _Toc241392136 \h </w:instrText>
             </w:r>
             <w:r>
               <w:rPr>
@@ -7122,7 +7122,7 @@
               <w14:ligatures w14:val="standardContextual"/>
             </w:rPr>
           </w:pPr>
-          <w:hyperlink w:anchor="_Toc241361799" w:history="1">
+          <w:hyperlink w:anchor="_Toc241392137" w:history="1">
             <w:r>
               <w:rPr>
                 <w:rStyle w:val="Hyperlink"/>
@@ -7146,7 +7146,7 @@
               <w:rPr>
                 <w:noProof/>
               </w:rPr>
-              <w:instrText xml:space="preserve"> PAGEREF _Toc241361799 \h </w:instrText>
+              <w:instrText xml:space="preserve"> PAGEREF _Toc241392137 \h </w:instrText>
             </w:r>
             <w:r>
               <w:rPr>
@@ -7188,7 +7188,7 @@
               <w14:ligatures w14:val="standardContextual"/>
             </w:rPr>
           </w:pPr>
-          <w:hyperlink w:anchor="_Toc241361800" w:history="1">
+          <w:hyperlink w:anchor="_Toc241392138" w:history="1">
             <w:r>
               <w:rPr>
                 <w:rStyle w:val="Hyperlink"/>
@@ -7212,7 +7212,7 @@
               <w:rPr>
                 <w:noProof/>
               </w:rPr>
-              <w:instrText xml:space="preserve"> PAGEREF _Toc241361800 \h </w:instrText>
+              <w:instrText xml:space="preserve"> PAGEREF _Toc241392138 \h </w:instrText>
             </w:r>
             <w:r>
               <w:rPr>
@@ -7254,7 +7254,7 @@
               <w14:ligatures w14:val="standardContextual"/>
             </w:rPr>
           </w:pPr>
-          <w:hyperlink w:anchor="_Toc241361801" w:history="1">
+          <w:hyperlink w:anchor="_Toc241392139" w:history="1">
             <w:r>
               <w:rPr>
                 <w:rStyle w:val="Hyperlink"/>
@@ -7278,7 +7278,7 @@
               <w:rPr>
                 <w:noProof/>
               </w:rPr>
-              <w:instrText xml:space="preserve"> PAGEREF _Toc241361801 \h </w:instrText>
+              <w:instrText xml:space="preserve"> PAGEREF _Toc241392139 \h </w:instrText>
             </w:r>
             <w:r>
               <w:rPr>
@@ -7320,7 +7320,7 @@
               <w14:ligatures w14:val="standardContextual"/>
             </w:rPr>
           </w:pPr>
-          <w:hyperlink w:anchor="_Toc241361802" w:history="1">
+          <w:hyperlink w:anchor="_Toc241392140" w:history="1">
             <w:r>
               <w:rPr>
                 <w:rStyle w:val="Hyperlink"/>
@@ -7344,7 +7344,7 @@
               <w:rPr>
                 <w:noProof/>
               </w:rPr>
-              <w:instrText xml:space="preserve"> PAGEREF _Toc241361802 \h </w:instrText>
+              <w:instrText xml:space="preserve"> PAGEREF _Toc241392140 \h </w:instrText>
             </w:r>
             <w:r>
               <w:rPr>
@@ -7386,7 +7386,7 @@
               <w14:ligatures w14:val="standardContextual"/>
             </w:rPr>
           </w:pPr>
-          <w:hyperlink w:anchor="_Toc241361803" w:history="1">
+          <w:hyperlink w:anchor="_Toc241392141" w:history="1">
             <w:r>
               <w:rPr>
                 <w:rStyle w:val="Hyperlink"/>
@@ -7410,7 +7410,7 @@
               <w:rPr>
                 <w:noProof/>
               </w:rPr>
-              <w:instrText xml:space="preserve"> PAGEREF _Toc241361803 \h </w:instrText>
+              <w:instrText xml:space="preserve"> PAGEREF _Toc241392141 \h </w:instrText>
             </w:r>
             <w:r>
               <w:rPr>
@@ -7463,7 +7463,7 @@
         <w:pStyle w:val="Kop1"/>
         <w:pageBreakBefore/>
       </w:pPr>
-      <w:bookmarkStart w:id="1" w:name="_Toc241361695"/>
+      <w:bookmarkStart w:id="1" w:name="_Toc241392033"/>
       <w:r>
         <w:lastRenderedPageBreak/>
         <w:t>Intended Use and Your Data</w:t>
@@ -7489,7 +7489,7 @@
         <w:t>Your data.</w:t>
       </w:r>
       <w:r>
-        <w:t xml:space="preserve"> On the public instance, uploads are processed on shinyapps.io servers run by Posit PBC (USA). Upload only synthetic, example or anonymised data there. Pseudonymised trial data are still personal data under the GDPR. Sending them to a third-party host needs agreements your organisation must have in place, and may breach sponsor confidentiality. For real study data, run the app on your own computer.</w:t>
+        <w:t xml:space="preserve"> On the public instance, uploads are processed on shinyapps.io servers run by Posit PBC (USA). Upload only synthetic, example or anonymised data there. Pseudonymised trial data are still personal data under the GDPR. Sending them to a third-party host needs agreements your organisation must have in place, and may breach sponsor confidentiality. For real study data, run the app on your own computer. A controlled installation shows its own notice instead: there, uploads stay on your organisation's server.</w:t>
       </w:r>
     </w:p>
     <w:p>
@@ -7524,7 +7524,7 @@
       <w:pPr>
         <w:pStyle w:val="Kop2"/>
       </w:pPr>
-      <w:bookmarkStart w:id="2" w:name="_Toc241361696"/>
+      <w:bookmarkStart w:id="2" w:name="_Toc241392034"/>
       <w:r>
         <w:t>What the App Does Not Do</w:t>
       </w:r>
@@ -8065,7 +8065,7 @@
         <w:pStyle w:val="Kop1"/>
         <w:pageBreakBefore/>
       </w:pPr>
-      <w:bookmarkStart w:id="3" w:name="_Toc241361697"/>
+      <w:bookmarkStart w:id="3" w:name="_Toc241392035"/>
       <w:r>
         <w:lastRenderedPageBreak/>
         <w:t>Getting Started</w:t>
@@ -8076,7 +8076,7 @@
       <w:pPr>
         <w:pStyle w:val="Kop2"/>
       </w:pPr>
-      <w:bookmarkStart w:id="4" w:name="_Toc241361698"/>
+      <w:bookmarkStart w:id="4" w:name="_Toc241392036"/>
       <w:r>
         <w:t>Opening the Public App</w:t>
       </w:r>
@@ -8094,7 +8094,7 @@
       <w:pPr>
         <w:pStyle w:val="Kop2"/>
       </w:pPr>
-      <w:bookmarkStart w:id="5" w:name="_Toc241361699"/>
+      <w:bookmarkStart w:id="5" w:name="_Toc241392037"/>
       <w:r>
         <w:t>Installing the App on Your Own Computer</w:t>
       </w:r>
@@ -8174,7 +8174,7 @@
       <w:pPr>
         <w:pStyle w:val="Kop2"/>
       </w:pPr>
-      <w:bookmarkStart w:id="6" w:name="_Toc241361700"/>
+      <w:bookmarkStart w:id="6" w:name="_Toc241392038"/>
       <w:r>
         <w:t>The Hub Screen</w:t>
       </w:r>
@@ -8801,7 +8801,7 @@
       <w:pPr>
         <w:pStyle w:val="Kop2"/>
       </w:pPr>
-      <w:bookmarkStart w:id="7" w:name="_Toc241361701"/>
+      <w:bookmarkStart w:id="7" w:name="_Toc241392039"/>
       <w:r>
         <w:t>Getting Help Inside the App</w:t>
       </w:r>
@@ -8819,7 +8819,7 @@
       <w:pPr>
         <w:pStyle w:val="Kop2"/>
       </w:pPr>
-      <w:bookmarkStart w:id="8" w:name="_Toc241361702"/>
+      <w:bookmarkStart w:id="8" w:name="_Toc241392040"/>
       <w:r>
         <w:t>Saving Your Work</w:t>
       </w:r>
@@ -8838,7 +8838,7 @@
         <w:pStyle w:val="Kop1"/>
         <w:pageBreakBefore/>
       </w:pPr>
-      <w:bookmarkStart w:id="9" w:name="_Toc241361703"/>
+      <w:bookmarkStart w:id="9" w:name="_Toc241392041"/>
       <w:r>
         <w:lastRenderedPageBreak/>
         <w:t>Tutorials</w:t>
@@ -8857,7 +8857,7 @@
       <w:pPr>
         <w:pStyle w:val="Kop2"/>
       </w:pPr>
-      <w:bookmarkStart w:id="10" w:name="_Toc241361704"/>
+      <w:bookmarkStart w:id="10" w:name="_Toc241392042"/>
       <w:r>
         <w:t>Tutorial 1: A First Analysis Without a File</w:t>
       </w:r>
@@ -8996,7 +8996,7 @@
       <w:pPr>
         <w:pStyle w:val="Kop2"/>
       </w:pPr>
-      <w:bookmarkStart w:id="11" w:name="_Toc241361705"/>
+      <w:bookmarkStart w:id="11" w:name="_Toc241392043"/>
       <w:r>
         <w:t>Tutorial 2: Uploading Data with BLQ Results</w:t>
       </w:r>
@@ -9215,7 +9215,7 @@
       <w:pPr>
         <w:pStyle w:val="Kop2"/>
       </w:pPr>
-      <w:bookmarkStart w:id="12" w:name="_Toc241361706"/>
+      <w:bookmarkStart w:id="12" w:name="_Toc241392044"/>
       <w:r>
         <w:t>Tutorial 3: All Subjects at Once (Theophylline)</w:t>
       </w:r>
@@ -9383,7 +9383,7 @@
       <w:pPr>
         <w:pStyle w:val="Kop2"/>
       </w:pPr>
-      <w:bookmarkStart w:id="13" w:name="_Toc241361707"/>
+      <w:bookmarkStart w:id="13" w:name="_Toc241392045"/>
       <w:r>
         <w:t>Tutorial 4: Bioequivalence</w:t>
       </w:r>
@@ -9568,7 +9568,7 @@
       <w:pPr>
         <w:pStyle w:val="Kop2"/>
       </w:pPr>
-      <w:bookmarkStart w:id="14" w:name="_Toc241361708"/>
+      <w:bookmarkStart w:id="14" w:name="_Toc241392046"/>
       <w:r>
         <w:lastRenderedPageBreak/>
         <w:t>Tutorial 5: Planning a Study</w:t>
@@ -9728,7 +9728,7 @@
       <w:pPr>
         <w:pStyle w:val="Kop2"/>
       </w:pPr>
-      <w:bookmarkStart w:id="15" w:name="_Toc241361709"/>
+      <w:bookmarkStart w:id="15" w:name="_Toc241392047"/>
       <w:r>
         <w:t>Tutorial 6: Partial AUCs</w:t>
       </w:r>
@@ -9860,7 +9860,7 @@
       <w:pPr>
         <w:pStyle w:val="Kop2"/>
       </w:pPr>
-      <w:bookmarkStart w:id="16" w:name="_Toc241361710"/>
+      <w:bookmarkStart w:id="16" w:name="_Toc241392048"/>
       <w:r>
         <w:t>Tutorial 7: Figures</w:t>
       </w:r>
@@ -9966,7 +9966,7 @@
       <w:pPr>
         <w:pStyle w:val="Kop2"/>
       </w:pPr>
-      <w:bookmarkStart w:id="17" w:name="_Toc241361711"/>
+      <w:bookmarkStart w:id="17" w:name="_Toc241392049"/>
       <w:r>
         <w:t>Answer Key</w:t>
       </w:r>
@@ -10075,7 +10075,7 @@
         <w:pStyle w:val="Kop1"/>
         <w:pageBreakBefore/>
       </w:pPr>
-      <w:bookmarkStart w:id="18" w:name="_Toc241361712"/>
+      <w:bookmarkStart w:id="18" w:name="_Toc241392050"/>
       <w:r>
         <w:lastRenderedPageBreak/>
         <w:t>Preparing Your Data and Study Types</w:t>
@@ -10086,7 +10086,7 @@
       <w:pPr>
         <w:pStyle w:val="Kop2"/>
       </w:pPr>
-      <w:bookmarkStart w:id="19" w:name="_Toc241361713"/>
+      <w:bookmarkStart w:id="19" w:name="_Toc241392051"/>
       <w:r>
         <w:t>General Format Rules</w:t>
       </w:r>
@@ -10181,7 +10181,7 @@
       <w:pPr>
         <w:pStyle w:val="Kop2"/>
       </w:pPr>
-      <w:bookmarkStart w:id="20" w:name="_Toc241361714"/>
+      <w:bookmarkStart w:id="20" w:name="_Toc241392052"/>
       <w:r>
         <w:t>Scenario 1: Single Subject</w:t>
       </w:r>
@@ -10880,7 +10880,7 @@
       <w:pPr>
         <w:pStyle w:val="Kop2"/>
       </w:pPr>
-      <w:bookmarkStart w:id="21" w:name="_Toc241361715"/>
+      <w:bookmarkStart w:id="21" w:name="_Toc241392053"/>
       <w:r>
         <w:t>Scenario 2: Multiple Subjects, Same Dose</w:t>
       </w:r>
@@ -11490,7 +11490,7 @@
       <w:pPr>
         <w:pStyle w:val="Kop2"/>
       </w:pPr>
-      <w:bookmarkStart w:id="22" w:name="_Toc241361716"/>
+      <w:bookmarkStart w:id="22" w:name="_Toc241392054"/>
       <w:r>
         <w:t>Scenario 3: Multiple Subjects, Different Doses</w:t>
       </w:r>
@@ -11508,7 +11508,7 @@
       <w:pPr>
         <w:pStyle w:val="Kop2"/>
       </w:pPr>
-      <w:bookmarkStart w:id="23" w:name="_Toc241361717"/>
+      <w:bookmarkStart w:id="23" w:name="_Toc241392055"/>
       <w:r>
         <w:t>Scenario 4: Standard 2-Period Crossover (BE)</w:t>
       </w:r>
@@ -12380,7 +12380,7 @@
       <w:pPr>
         <w:pStyle w:val="Kop2"/>
       </w:pPr>
-      <w:bookmarkStart w:id="24" w:name="_Toc241361718"/>
+      <w:bookmarkStart w:id="24" w:name="_Toc241392056"/>
       <w:r>
         <w:t>Scenario 5: Replicate Designs and Paired Comparison</w:t>
       </w:r>
@@ -12398,7 +12398,7 @@
       <w:pPr>
         <w:pStyle w:val="Kop2"/>
       </w:pPr>
-      <w:bookmarkStart w:id="25" w:name="_Toc241361719"/>
+      <w:bookmarkStart w:id="25" w:name="_Toc241392057"/>
       <w:r>
         <w:t>Scenario 6: Parallel-Group BE</w:t>
       </w:r>
@@ -12416,7 +12416,7 @@
       <w:pPr>
         <w:pStyle w:val="Kop2"/>
       </w:pPr>
-      <w:bookmarkStart w:id="26" w:name="_Toc241361720"/>
+      <w:bookmarkStart w:id="26" w:name="_Toc241392058"/>
       <w:r>
         <w:t>Scenario 7: Steady-State PK</w:t>
       </w:r>
@@ -12450,7 +12450,7 @@
       <w:pPr>
         <w:pStyle w:val="Kop2"/>
       </w:pPr>
-      <w:bookmarkStart w:id="27" w:name="_Toc241361721"/>
+      <w:bookmarkStart w:id="27" w:name="_Toc241392059"/>
       <w:r>
         <w:t>Scenario 8: Drug–Drug Interaction Study</w:t>
       </w:r>
@@ -12476,7 +12476,7 @@
       <w:pPr>
         <w:pStyle w:val="Kop2"/>
       </w:pPr>
-      <w:bookmarkStart w:id="28" w:name="_Toc241361722"/>
+      <w:bookmarkStart w:id="28" w:name="_Toc241392060"/>
       <w:r>
         <w:lastRenderedPageBreak/>
         <w:t>Scenario 9: CDISC ADNCA Dataset</w:t>
@@ -12535,7 +12535,7 @@
       <w:pPr>
         <w:pStyle w:val="Kop2"/>
       </w:pPr>
-      <w:bookmarkStart w:id="29" w:name="_Toc241361723"/>
+      <w:bookmarkStart w:id="29" w:name="_Toc241392061"/>
       <w:r>
         <w:t>Scenario 10: IV Bolus and IV Infusion</w:t>
       </w:r>
@@ -12561,7 +12561,7 @@
       <w:pPr>
         <w:pStyle w:val="Kop2"/>
       </w:pPr>
-      <w:bookmarkStart w:id="30" w:name="_Toc241361724"/>
+      <w:bookmarkStart w:id="30" w:name="_Toc241392062"/>
       <w:r>
         <w:t>Scenario 11: Single Ascending Dose and Dose Proportionality</w:t>
       </w:r>
@@ -12579,7 +12579,7 @@
       <w:pPr>
         <w:pStyle w:val="Kop2"/>
       </w:pPr>
-      <w:bookmarkStart w:id="31" w:name="_Toc241361725"/>
+      <w:bookmarkStart w:id="31" w:name="_Toc241392063"/>
       <w:r>
         <w:t>Scenario 12: Multiple Dosing and Accumulation</w:t>
       </w:r>
@@ -12625,7 +12625,7 @@
       <w:pPr>
         <w:pStyle w:val="Kop2"/>
       </w:pPr>
-      <w:bookmarkStart w:id="32" w:name="_Toc241361726"/>
+      <w:bookmarkStart w:id="32" w:name="_Toc241392064"/>
       <w:r>
         <w:t>Scenario 13: Food Effect</w:t>
       </w:r>
@@ -12643,7 +12643,7 @@
       <w:pPr>
         <w:pStyle w:val="Kop2"/>
       </w:pPr>
-      <w:bookmarkStart w:id="33" w:name="_Toc241361727"/>
+      <w:bookmarkStart w:id="33" w:name="_Toc241392065"/>
       <w:r>
         <w:t>Scenario 14: Metabolites and Several Analytes</w:t>
       </w:r>
@@ -12661,7 +12661,7 @@
       <w:pPr>
         <w:pStyle w:val="Kop2"/>
       </w:pPr>
-      <w:bookmarkStart w:id="34" w:name="_Toc241361728"/>
+      <w:bookmarkStart w:id="34" w:name="_Toc241392066"/>
       <w:r>
         <w:t>Scenario 15: Absolute and Relative Bioavailability</w:t>
       </w:r>
@@ -12679,7 +12679,7 @@
       <w:pPr>
         <w:pStyle w:val="Kop2"/>
       </w:pPr>
-      <w:bookmarkStart w:id="35" w:name="_Toc241361729"/>
+      <w:bookmarkStart w:id="35" w:name="_Toc241392067"/>
       <w:r>
         <w:t>Studies with Three or More Treatments</w:t>
       </w:r>
@@ -12697,7 +12697,7 @@
       <w:pPr>
         <w:pStyle w:val="Kop2"/>
       </w:pPr>
-      <w:bookmarkStart w:id="36" w:name="_Toc241361730"/>
+      <w:bookmarkStart w:id="36" w:name="_Toc241392068"/>
       <w:r>
         <w:t>BLQ Handling</w:t>
       </w:r>
@@ -13527,7 +13527,7 @@
       <w:pPr>
         <w:pStyle w:val="Kop2"/>
       </w:pPr>
-      <w:bookmarkStart w:id="37" w:name="_Toc241361731"/>
+      <w:bookmarkStart w:id="37" w:name="_Toc241392069"/>
       <w:r>
         <w:t>Common Mistakes</w:t>
       </w:r>
@@ -13665,7 +13665,7 @@
         <w:pStyle w:val="Kop1"/>
         <w:pageBreakBefore/>
       </w:pPr>
-      <w:bookmarkStart w:id="38" w:name="_Toc241361732"/>
+      <w:bookmarkStart w:id="38" w:name="_Toc241392070"/>
       <w:r>
         <w:lastRenderedPageBreak/>
         <w:t>Using the App</w:t>
@@ -13684,7 +13684,7 @@
       <w:pPr>
         <w:pStyle w:val="Kop2"/>
       </w:pPr>
-      <w:bookmarkStart w:id="39" w:name="_Toc241361733"/>
+      <w:bookmarkStart w:id="39" w:name="_Toc241392071"/>
       <w:r>
         <w:t>Path 1: Plan a Study</w:t>
       </w:r>
@@ -14157,7 +14157,7 @@
       <w:pPr>
         <w:pStyle w:val="Kop2"/>
       </w:pPr>
-      <w:bookmarkStart w:id="40" w:name="_Toc241361734"/>
+      <w:bookmarkStart w:id="40" w:name="_Toc241392072"/>
       <w:r>
         <w:lastRenderedPageBreak/>
         <w:t>Path 2: Upload &amp; Check Data</w:t>
@@ -14230,7 +14230,7 @@
       <w:pPr>
         <w:pStyle w:val="Kop2"/>
       </w:pPr>
-      <w:bookmarkStart w:id="41" w:name="_Toc241361735"/>
+      <w:bookmarkStart w:id="41" w:name="_Toc241392073"/>
       <w:r>
         <w:t>Path 3: Visualize Data</w:t>
       </w:r>
@@ -14487,7 +14487,7 @@
       <w:pPr>
         <w:pStyle w:val="Kop2"/>
       </w:pPr>
-      <w:bookmarkStart w:id="42" w:name="_Toc241361736"/>
+      <w:bookmarkStart w:id="42" w:name="_Toc241392074"/>
       <w:r>
         <w:t>Path 4: One Subject at a Time</w:t>
       </w:r>
@@ -14663,7 +14663,7 @@
       <w:pPr>
         <w:pStyle w:val="Kop2"/>
       </w:pPr>
-      <w:bookmarkStart w:id="43" w:name="_Toc241361737"/>
+      <w:bookmarkStart w:id="43" w:name="_Toc241392075"/>
       <w:r>
         <w:t>Path 5: All Subjects (Batch)</w:t>
       </w:r>
@@ -14938,7 +14938,7 @@
       <w:pPr>
         <w:pStyle w:val="Kop2"/>
       </w:pPr>
-      <w:bookmarkStart w:id="44" w:name="_Toc241361738"/>
+      <w:bookmarkStart w:id="44" w:name="_Toc241392076"/>
       <w:r>
         <w:t>Path 6: Bioequivalence</w:t>
       </w:r>
@@ -15789,7 +15789,7 @@
       <w:pPr>
         <w:pStyle w:val="Kop2"/>
       </w:pPr>
-      <w:bookmarkStart w:id="45" w:name="_Toc241361739"/>
+      <w:bookmarkStart w:id="45" w:name="_Toc241392077"/>
       <w:r>
         <w:t>Analysing Drug–Drug Interaction Studies</w:t>
       </w:r>
@@ -15918,7 +15918,7 @@
       <w:pPr>
         <w:pStyle w:val="Kop2"/>
       </w:pPr>
-      <w:bookmarkStart w:id="46" w:name="_Toc241361740"/>
+      <w:bookmarkStart w:id="46" w:name="_Toc241392078"/>
       <w:r>
         <w:t>Complete Analysis Record</w:t>
       </w:r>
@@ -16333,7 +16333,7 @@
         <w:pStyle w:val="Kop1"/>
         <w:pageBreakBefore/>
       </w:pPr>
-      <w:bookmarkStart w:id="47" w:name="_Toc241361741"/>
+      <w:bookmarkStart w:id="47" w:name="_Toc241392079"/>
       <w:r>
         <w:lastRenderedPageBreak/>
         <w:t>Reading Your Results</w:t>
@@ -16344,7 +16344,7 @@
       <w:pPr>
         <w:pStyle w:val="Kop2"/>
       </w:pPr>
-      <w:bookmarkStart w:id="48" w:name="_Toc241361742"/>
+      <w:bookmarkStart w:id="48" w:name="_Toc241392080"/>
       <w:r>
         <w:t>The Data Quality Report</w:t>
       </w:r>
@@ -16729,7 +16729,7 @@
       <w:pPr>
         <w:pStyle w:val="Kop2"/>
       </w:pPr>
-      <w:bookmarkStart w:id="49" w:name="_Toc241361743"/>
+      <w:bookmarkStart w:id="49" w:name="_Toc241392081"/>
       <w:r>
         <w:t>The Parameter Table</w:t>
       </w:r>
@@ -16747,7 +16747,7 @@
       <w:pPr>
         <w:pStyle w:val="Kop2"/>
       </w:pPr>
-      <w:bookmarkStart w:id="50" w:name="_Toc241361744"/>
+      <w:bookmarkStart w:id="50" w:name="_Toc241392082"/>
       <w:r>
         <w:t>Summary Statistics</w:t>
       </w:r>
@@ -17187,7 +17187,7 @@
       <w:pPr>
         <w:pStyle w:val="Kop2"/>
       </w:pPr>
-      <w:bookmarkStart w:id="51" w:name="_Toc241361745"/>
+      <w:bookmarkStart w:id="51" w:name="_Toc241392083"/>
       <w:r>
         <w:t>The Bioequivalence Table and Forest Plot</w:t>
       </w:r>
@@ -17796,7 +17796,7 @@
       <w:pPr>
         <w:pStyle w:val="Kop2"/>
       </w:pPr>
-      <w:bookmarkStart w:id="52" w:name="_Toc241361746"/>
+      <w:bookmarkStart w:id="52" w:name="_Toc241392084"/>
       <w:r>
         <w:t>Judging the Terminal Phase</w:t>
       </w:r>
@@ -17891,7 +17891,7 @@
       <w:pPr>
         <w:pStyle w:val="Kop2"/>
       </w:pPr>
-      <w:bookmarkStart w:id="53" w:name="_Toc241361747"/>
+      <w:bookmarkStart w:id="53" w:name="_Toc241392085"/>
       <w:r>
         <w:t>Checking Plausibility</w:t>
       </w:r>
@@ -18021,7 +18021,7 @@
         <w:pStyle w:val="Kop1"/>
         <w:pageBreakBefore/>
       </w:pPr>
-      <w:bookmarkStart w:id="54" w:name="_Toc241361748"/>
+      <w:bookmarkStart w:id="54" w:name="_Toc241392086"/>
       <w:r>
         <w:lastRenderedPageBreak/>
         <w:t>Working on a Controlled Installation</w:t>
@@ -18040,7 +18040,7 @@
       <w:pPr>
         <w:pStyle w:val="Kop2"/>
       </w:pPr>
-      <w:bookmarkStart w:id="55" w:name="_Toc241361749"/>
+      <w:bookmarkStart w:id="55" w:name="_Toc241392087"/>
       <w:r>
         <w:t>What Is Different on a Controlled Installation</w:t>
       </w:r>
@@ -18661,7 +18661,7 @@
       <w:pPr>
         <w:pStyle w:val="Kop2"/>
       </w:pPr>
-      <w:bookmarkStart w:id="56" w:name="_Toc241361750"/>
+      <w:bookmarkStart w:id="56" w:name="_Toc241392088"/>
       <w:r>
         <w:t>Signing In for the First Time</w:t>
       </w:r>
@@ -18720,7 +18720,7 @@
       <w:pPr>
         <w:pStyle w:val="Kop2"/>
       </w:pPr>
-      <w:bookmarkStart w:id="57" w:name="_Toc241361751"/>
+      <w:bookmarkStart w:id="57" w:name="_Toc241392089"/>
       <w:r>
         <w:lastRenderedPageBreak/>
         <w:t>Changing Your Password</w:t>
@@ -18764,7 +18764,7 @@
       <w:pPr>
         <w:pStyle w:val="Kop2"/>
       </w:pPr>
-      <w:bookmarkStart w:id="58" w:name="_Toc241361752"/>
+      <w:bookmarkStart w:id="58" w:name="_Toc241392090"/>
       <w:r>
         <w:t>Staying Signed In</w:t>
       </w:r>
@@ -18808,7 +18808,7 @@
       <w:pPr>
         <w:pStyle w:val="Kop2"/>
       </w:pPr>
-      <w:bookmarkStart w:id="59" w:name="_Toc241361753"/>
+      <w:bookmarkStart w:id="59" w:name="_Toc241392091"/>
       <w:r>
         <w:t>Creating a Record for Review</w:t>
       </w:r>
@@ -18893,7 +18893,7 @@
       <w:pPr>
         <w:pStyle w:val="Kop2"/>
       </w:pPr>
-      <w:bookmarkStart w:id="60" w:name="_Toc241361754"/>
+      <w:bookmarkStart w:id="60" w:name="_Toc241392092"/>
       <w:r>
         <w:t>Reviewing and Signing a Record</w:t>
       </w:r>
@@ -19081,7 +19081,7 @@
       <w:pPr>
         <w:pStyle w:val="Kop2"/>
       </w:pPr>
-      <w:bookmarkStart w:id="61" w:name="_Toc241361755"/>
+      <w:bookmarkStart w:id="61" w:name="_Toc241392093"/>
       <w:r>
         <w:t>The Signature Sheet</w:t>
       </w:r>
@@ -19143,7 +19143,7 @@
       <w:pPr>
         <w:pStyle w:val="Kop2"/>
       </w:pPr>
-      <w:bookmarkStart w:id="62" w:name="_Toc241361756"/>
+      <w:bookmarkStart w:id="62" w:name="_Toc241392094"/>
       <w:r>
         <w:t>Reviewing the Audit Trail</w:t>
       </w:r>
@@ -19254,7 +19254,7 @@
       <w:pPr>
         <w:pStyle w:val="Kop2"/>
       </w:pPr>
-      <w:bookmarkStart w:id="63" w:name="_Toc241361757"/>
+      <w:bookmarkStart w:id="63" w:name="_Toc241392095"/>
       <w:r>
         <w:t>For Inspectors</w:t>
       </w:r>
@@ -19272,7 +19272,7 @@
       <w:pPr>
         <w:pStyle w:val="Kop2"/>
       </w:pPr>
-      <w:bookmarkStart w:id="64" w:name="_Toc241361758"/>
+      <w:bookmarkStart w:id="64" w:name="_Toc241392096"/>
       <w:r>
         <w:t>Tutorial 8: From Analysis to Approved Record</w:t>
       </w:r>
@@ -19441,7 +19441,7 @@
         <w:pStyle w:val="Kop1"/>
         <w:pageBreakBefore/>
       </w:pPr>
-      <w:bookmarkStart w:id="65" w:name="_Toc241361759"/>
+      <w:bookmarkStart w:id="65" w:name="_Toc241392097"/>
       <w:r>
         <w:lastRenderedPageBreak/>
         <w:t>Using NCA Assistant in a Regulated Environment</w:t>
@@ -19460,7 +19460,7 @@
       <w:pPr>
         <w:pStyle w:val="Kop2"/>
       </w:pPr>
-      <w:bookmarkStart w:id="66" w:name="_Toc241361760"/>
+      <w:bookmarkStart w:id="66" w:name="_Toc241392098"/>
       <w:r>
         <w:t>Status and Scope</w:t>
       </w:r>
@@ -19478,7 +19478,7 @@
       <w:pPr>
         <w:pStyle w:val="Kop2"/>
       </w:pPr>
-      <w:bookmarkStart w:id="67" w:name="_Toc241361761"/>
+      <w:bookmarkStart w:id="67" w:name="_Toc241392099"/>
       <w:r>
         <w:t>Which Rules Apply</w:t>
       </w:r>
@@ -19496,7 +19496,7 @@
       <w:pPr>
         <w:pStyle w:val="Kop2"/>
       </w:pPr>
-      <w:bookmarkStart w:id="68" w:name="_Toc241361762"/>
+      <w:bookmarkStart w:id="68" w:name="_Toc241392100"/>
       <w:r>
         <w:t>Installing a Qualified Instance</w:t>
       </w:r>
@@ -19514,7 +19514,7 @@
       <w:pPr>
         <w:pStyle w:val="Kop2"/>
       </w:pPr>
-      <w:bookmarkStart w:id="69" w:name="_Toc241361763"/>
+      <w:bookmarkStart w:id="69" w:name="_Toc241392101"/>
       <w:r>
         <w:t>Qualification</w:t>
       </w:r>
@@ -19572,7 +19572,7 @@
       <w:pPr>
         <w:pStyle w:val="Kop2"/>
       </w:pPr>
-      <w:bookmarkStart w:id="70" w:name="_Toc241361764"/>
+      <w:bookmarkStart w:id="70" w:name="_Toc241392102"/>
       <w:r>
         <w:lastRenderedPageBreak/>
         <w:t>Controls on a Controlled Installation, and Your Responsibilities</w:t>
@@ -19717,7 +19717,7 @@
       <w:pPr>
         <w:pStyle w:val="Kop2"/>
       </w:pPr>
-      <w:bookmarkStart w:id="71" w:name="_Toc241361765"/>
+      <w:bookmarkStart w:id="71" w:name="_Toc241392103"/>
       <w:r>
         <w:lastRenderedPageBreak/>
         <w:t>Before Each Analysis</w:t>
@@ -19736,7 +19736,7 @@
       <w:pPr>
         <w:pStyle w:val="Kop2"/>
       </w:pPr>
-      <w:bookmarkStart w:id="72" w:name="_Toc241361766"/>
+      <w:bookmarkStart w:id="72" w:name="_Toc241392104"/>
       <w:r>
         <w:t>Exclusions, Outliers and Deviations</w:t>
       </w:r>
@@ -19810,7 +19810,7 @@
       <w:pPr>
         <w:pStyle w:val="Kop2"/>
       </w:pPr>
-      <w:bookmarkStart w:id="73" w:name="_Toc241361767"/>
+      <w:bookmarkStart w:id="73" w:name="_Toc241392105"/>
       <w:r>
         <w:t>Reading Verdicts in a Regulated Context</w:t>
       </w:r>
@@ -19852,7 +19852,7 @@
       <w:pPr>
         <w:pStyle w:val="Kop2"/>
       </w:pPr>
-      <w:bookmarkStart w:id="74" w:name="_Toc241361768"/>
+      <w:bookmarkStart w:id="74" w:name="_Toc241392106"/>
       <w:r>
         <w:t>The Analysis Record in a Regulated Context</w:t>
       </w:r>
@@ -19871,7 +19871,7 @@
       <w:pPr>
         <w:pStyle w:val="Kop2"/>
       </w:pPr>
-      <w:bookmarkStart w:id="75" w:name="_Toc241361769"/>
+      <w:bookmarkStart w:id="75" w:name="_Toc241392107"/>
       <w:r>
         <w:t>Reporting and Citing</w:t>
       </w:r>
@@ -19889,7 +19889,7 @@
       <w:pPr>
         <w:pStyle w:val="Kop2"/>
       </w:pPr>
-      <w:bookmarkStart w:id="76" w:name="_Toc241361770"/>
+      <w:bookmarkStart w:id="76" w:name="_Toc241392108"/>
       <w:r>
         <w:t>Archiving and Retention</w:t>
       </w:r>
@@ -19907,7 +19907,7 @@
       <w:pPr>
         <w:pStyle w:val="Kop2"/>
       </w:pPr>
-      <w:bookmarkStart w:id="77" w:name="_Toc241361771"/>
+      <w:bookmarkStart w:id="77" w:name="_Toc241392109"/>
       <w:r>
         <w:t>Upgrades and Change Control</w:t>
       </w:r>
@@ -19925,7 +19925,7 @@
       <w:pPr>
         <w:pStyle w:val="Kop2"/>
       </w:pPr>
-      <w:bookmarkStart w:id="78" w:name="_Toc241361772"/>
+      <w:bookmarkStart w:id="78" w:name="_Toc241392110"/>
       <w:r>
         <w:t>Data Protection</w:t>
       </w:r>
@@ -19943,7 +19943,7 @@
       <w:pPr>
         <w:pStyle w:val="Kop2"/>
       </w:pPr>
-      <w:bookmarkStart w:id="79" w:name="_Toc241361773"/>
+      <w:bookmarkStart w:id="79" w:name="_Toc241392111"/>
       <w:r>
         <w:lastRenderedPageBreak/>
         <w:t>Reporting Problems</w:t>
@@ -19963,7 +19963,7 @@
         <w:pStyle w:val="Kop1"/>
         <w:pageBreakBefore/>
       </w:pPr>
-      <w:bookmarkStart w:id="80" w:name="_Toc241361774"/>
+      <w:bookmarkStart w:id="80" w:name="_Toc241392112"/>
       <w:r>
         <w:lastRenderedPageBreak/>
         <w:t>Introduction to Non-Compartmental Analysis</w:t>
@@ -19974,7 +19974,7 @@
       <w:pPr>
         <w:pStyle w:val="Kop2"/>
       </w:pPr>
-      <w:bookmarkStart w:id="81" w:name="_Toc241361775"/>
+      <w:bookmarkStart w:id="81" w:name="_Toc241392113"/>
       <w:r>
         <w:t>What Is Non-Compartmental Analysis?</w:t>
       </w:r>
@@ -20000,7 +20000,7 @@
       <w:pPr>
         <w:pStyle w:val="Kop2"/>
       </w:pPr>
-      <w:bookmarkStart w:id="82" w:name="_Toc241361776"/>
+      <w:bookmarkStart w:id="82" w:name="_Toc241392114"/>
       <w:r>
         <w:t>The Concentration–Time Curve</w:t>
       </w:r>
@@ -20018,7 +20018,7 @@
       <w:pPr>
         <w:pStyle w:val="Kop2"/>
       </w:pPr>
-      <w:bookmarkStart w:id="83" w:name="_Toc241361777"/>
+      <w:bookmarkStart w:id="83" w:name="_Toc241392115"/>
       <w:r>
         <w:t>Key Pharmacokinetic Parameters</w:t>
       </w:r>
@@ -21117,7 +21117,7 @@
       <w:pPr>
         <w:pStyle w:val="Kop2"/>
       </w:pPr>
-      <w:bookmarkStart w:id="84" w:name="_Toc241361778"/>
+      <w:bookmarkStart w:id="84" w:name="_Toc241392116"/>
       <w:r>
         <w:t>Why NCA Is Used So Widely</w:t>
       </w:r>
@@ -21152,7 +21152,7 @@
       <w:pPr>
         <w:pStyle w:val="Kop2"/>
       </w:pPr>
-      <w:bookmarkStart w:id="85" w:name="_Toc241361779"/>
+      <w:bookmarkStart w:id="85" w:name="_Toc241392117"/>
       <w:r>
         <w:t>When to Use NCA vs. Compartmental Modelling</w:t>
       </w:r>
@@ -21171,7 +21171,7 @@
         <w:pStyle w:val="Kop1"/>
         <w:pageBreakBefore/>
       </w:pPr>
-      <w:bookmarkStart w:id="86" w:name="_Toc241361780"/>
+      <w:bookmarkStart w:id="86" w:name="_Toc241392118"/>
       <w:r>
         <w:lastRenderedPageBreak/>
         <w:t>Theoretical Background</w:t>
@@ -21182,7 +21182,7 @@
       <w:pPr>
         <w:pStyle w:val="Kop2"/>
       </w:pPr>
-      <w:bookmarkStart w:id="87" w:name="_Toc241361781"/>
+      <w:bookmarkStart w:id="87" w:name="_Toc241392119"/>
       <w:r>
         <w:t>Trapezoidal Methods for AUC Calculation</w:t>
       </w:r>
@@ -21332,7 +21332,7 @@
       <w:pPr>
         <w:pStyle w:val="Kop2"/>
       </w:pPr>
-      <w:bookmarkStart w:id="88" w:name="_Toc241361782"/>
+      <w:bookmarkStart w:id="88" w:name="_Toc241392120"/>
       <w:r>
         <w:t>Terminal Phase Characterisation and Half-Life Estimation</w:t>
       </w:r>
@@ -21491,7 +21491,7 @@
       <w:pPr>
         <w:pStyle w:val="Kop2"/>
       </w:pPr>
-      <w:bookmarkStart w:id="89" w:name="_Toc241361783"/>
+      <w:bookmarkStart w:id="89" w:name="_Toc241392121"/>
       <w:r>
         <w:t>BLQ Handling: Pharmacological Rationale</w:t>
       </w:r>
@@ -21513,7 +21513,7 @@
       <w:pPr>
         <w:pStyle w:val="Kop2"/>
       </w:pPr>
-      <w:bookmarkStart w:id="90" w:name="_Toc241361784"/>
+      <w:bookmarkStart w:id="90" w:name="_Toc241392122"/>
       <w:r>
         <w:t>Steady-State Considerations</w:t>
       </w:r>
@@ -21531,7 +21531,7 @@
       <w:pPr>
         <w:pStyle w:val="Kop2"/>
       </w:pPr>
-      <w:bookmarkStart w:id="91" w:name="_Toc241361785"/>
+      <w:bookmarkStart w:id="91" w:name="_Toc241392123"/>
       <w:r>
         <w:t>Partial AUCs: Interpolation and the End of the Interval</w:t>
       </w:r>
@@ -21574,7 +21574,7 @@
         <w:pStyle w:val="Kop1"/>
         <w:pageBreakBefore/>
       </w:pPr>
-      <w:bookmarkStart w:id="92" w:name="_Toc241361786"/>
+      <w:bookmarkStart w:id="92" w:name="_Toc241392124"/>
       <w:r>
         <w:lastRenderedPageBreak/>
         <w:t>Statistical Methods</w:t>
@@ -21585,7 +21585,7 @@
       <w:pPr>
         <w:pStyle w:val="Kop2"/>
       </w:pPr>
-      <w:bookmarkStart w:id="93" w:name="_Toc241361787"/>
+      <w:bookmarkStart w:id="93" w:name="_Toc241392125"/>
       <w:r>
         <w:t>The Two One-Sided Tests (TOST) Procedure</w:t>
       </w:r>
@@ -21654,7 +21654,7 @@
       <w:pPr>
         <w:pStyle w:val="Kop2"/>
       </w:pPr>
-      <w:bookmarkStart w:id="94" w:name="_Toc241361788"/>
+      <w:bookmarkStart w:id="94" w:name="_Toc241392126"/>
       <w:r>
         <w:t>The ANOVA Model for Crossover Designs</w:t>
       </w:r>
@@ -21688,7 +21688,7 @@
       <w:pPr>
         <w:pStyle w:val="Kop2"/>
       </w:pPr>
-      <w:bookmarkStart w:id="95" w:name="_Toc241361789"/>
+      <w:bookmarkStart w:id="95" w:name="_Toc241392127"/>
       <w:r>
         <w:t>Fixed-Effects vs. Mixed-Effects Models</w:t>
       </w:r>
@@ -21714,7 +21714,7 @@
       <w:pPr>
         <w:pStyle w:val="Kop2"/>
       </w:pPr>
-      <w:bookmarkStart w:id="96" w:name="_Toc241361790"/>
+      <w:bookmarkStart w:id="96" w:name="_Toc241392128"/>
       <w:r>
         <w:t>Confidence Interval Construction</w:t>
       </w:r>
@@ -21744,7 +21744,7 @@
       <w:pPr>
         <w:pStyle w:val="Kop2"/>
       </w:pPr>
-      <w:bookmarkStart w:id="97" w:name="_Toc241361791"/>
+      <w:bookmarkStart w:id="97" w:name="_Toc241392129"/>
       <w:r>
         <w:t>Design-Specific Models</w:t>
       </w:r>
@@ -21828,7 +21828,7 @@
       <w:pPr>
         <w:pStyle w:val="Kop2"/>
       </w:pPr>
-      <w:bookmarkStart w:id="98" w:name="_Toc241361792"/>
+      <w:bookmarkStart w:id="98" w:name="_Toc241392130"/>
       <w:r>
         <w:t>Drug–Drug Interaction Analysis</w:t>
       </w:r>
@@ -21854,7 +21854,7 @@
       <w:pPr>
         <w:pStyle w:val="Kop2"/>
       </w:pPr>
-      <w:bookmarkStart w:id="99" w:name="_Toc241361793"/>
+      <w:bookmarkStart w:id="99" w:name="_Toc241392131"/>
       <w:r>
         <w:t>Power and Sample Size for Bioequivalence</w:t>
       </w:r>
@@ -21884,7 +21884,7 @@
       <w:pPr>
         <w:pStyle w:val="Kop2"/>
       </w:pPr>
-      <w:bookmarkStart w:id="100" w:name="_Toc241361794"/>
+      <w:bookmarkStart w:id="100" w:name="_Toc241392132"/>
       <w:r>
         <w:t>Partial AUCs in Bioequivalence</w:t>
       </w:r>
@@ -21950,7 +21950,7 @@
       <w:pPr>
         <w:pStyle w:val="Kop2"/>
       </w:pPr>
-      <w:bookmarkStart w:id="101" w:name="_Toc241361795"/>
+      <w:bookmarkStart w:id="101" w:name="_Toc241392133"/>
       <w:r>
         <w:t>Regulatory Guidelines</w:t>
       </w:r>
@@ -22143,7 +22143,7 @@
         <w:pStyle w:val="Kop1"/>
         <w:pageBreakBefore/>
       </w:pPr>
-      <w:bookmarkStart w:id="102" w:name="_Toc241361796"/>
+      <w:bookmarkStart w:id="102" w:name="_Toc241392134"/>
       <w:r>
         <w:lastRenderedPageBreak/>
         <w:t>Appendices</w:t>
@@ -22154,7 +22154,7 @@
       <w:pPr>
         <w:pStyle w:val="Kop2"/>
       </w:pPr>
-      <w:bookmarkStart w:id="103" w:name="_Toc241361797"/>
+      <w:bookmarkStart w:id="103" w:name="_Toc241392135"/>
       <w:r>
         <w:t>Appendix A: Output Parameters</w:t>
       </w:r>
@@ -30145,7 +30145,7 @@
       <w:pPr>
         <w:pStyle w:val="Kop2"/>
       </w:pPr>
-      <w:bookmarkStart w:id="104" w:name="_Toc241361798"/>
+      <w:bookmarkStart w:id="104" w:name="_Toc241392136"/>
       <w:r>
         <w:lastRenderedPageBreak/>
         <w:t>Appendix B: Glossary</w:t>
@@ -33333,7 +33333,7 @@
       <w:pPr>
         <w:pStyle w:val="Kop2"/>
       </w:pPr>
-      <w:bookmarkStart w:id="105" w:name="_Toc241361799"/>
+      <w:bookmarkStart w:id="105" w:name="_Toc241392137"/>
       <w:r>
         <w:t>Appendix C: Recognised Column Names</w:t>
       </w:r>
@@ -33818,7 +33818,7 @@
       <w:pPr>
         <w:pStyle w:val="Kop2"/>
       </w:pPr>
-      <w:bookmarkStart w:id="106" w:name="_Toc241361800"/>
+      <w:bookmarkStart w:id="106" w:name="_Toc241392138"/>
       <w:r>
         <w:t>Appendix D: Troubleshooting</w:t>
       </w:r>
@@ -34363,7 +34363,7 @@
       <w:pPr>
         <w:pStyle w:val="Kop2"/>
       </w:pPr>
-      <w:bookmarkStart w:id="107" w:name="_Toc241361801"/>
+      <w:bookmarkStart w:id="107" w:name="_Toc241392139"/>
       <w:r>
         <w:t>Appendix E: Setting Up and Administering a Controlled Installation</w:t>
       </w:r>
@@ -35605,7 +35605,7 @@
       <w:pPr>
         <w:pStyle w:val="Kop2"/>
       </w:pPr>
-      <w:bookmarkStart w:id="108" w:name="_Toc241361802"/>
+      <w:bookmarkStart w:id="108" w:name="_Toc241392140"/>
       <w:r>
         <w:t>Appendix F: References</w:t>
       </w:r>
@@ -35832,7 +35832,7 @@
       <w:pPr>
         <w:pStyle w:val="Kop2"/>
       </w:pPr>
-      <w:bookmarkStart w:id="109" w:name="_Toc241361803"/>
+      <w:bookmarkStart w:id="109" w:name="_Toc241392141"/>
       <w:r>
         <w:t>Appendix G: Document Control</w:t>
       </w:r>

--- a/NCA_Assistant_User_Manual_v1.9.docx
+++ b/NCA_Assistant_User_Manual_v1.9.docx
@@ -18697,15 +18697,15 @@
         <w:spacing w:after="120" w:line="276" w:lineRule="auto"/>
       </w:pPr>
       <w:r>
-        <w:t>3. The app asks for a new password. Use at least 12 characters, with a digit, a lower-case and an upper-case letter. The app refuses admin and anything shorter.</w:t>
-      </w:r>
-    </w:p>
-    <w:p>
-      <w:pPr>
-        <w:spacing w:after="120" w:line="276" w:lineRule="auto"/>
-      </w:pPr>
-      <w:r>
-        <w:t>4. Sign in again with the new password. The top bar now shows your name.</w:t>
+        <w:t>3. A window asks you to choose your own password: type admin as the current password, then the new one twice. Use at least 12 characters, with a digit, a lower-case and an upper-case letter; the app refuses admin and anything shorter.</w:t>
+      </w:r>
+    </w:p>
+    <w:p>
+      <w:pPr>
+        <w:spacing w:after="120" w:line="276" w:lineRule="auto"/>
+      </w:pPr>
+      <w:r>
+        <w:t>4. Click Change password. The app opens, and the top bar shows your name.</w:t>
       </w:r>
     </w:p>
     <w:p>

--- a/NCA_Assistant_User_Manual_v1.9.docx
+++ b/NCA_Assistant_User_Manual_v1.9.docx
@@ -154,7 +154,7 @@
       <w:pPr>
         <w:pStyle w:val="Kop1"/>
       </w:pPr>
-      <w:bookmarkStart w:id="0" w:name="_Toc241392032"/>
+      <w:bookmarkStart w:id="0" w:name="_Toc241395666"/>
       <w:r>
         <w:lastRenderedPageBreak/>
         <w:t>Table of Contents</w:t>
@@ -192,7 +192,7 @@
           <w:r>
             <w:fldChar w:fldCharType="separate"/>
           </w:r>
-          <w:hyperlink w:anchor="_Toc241392032" w:history="1">
+          <w:hyperlink w:anchor="_Toc241395666" w:history="1">
             <w:r>
               <w:rPr>
                 <w:rStyle w:val="Hyperlink"/>
@@ -216,7 +216,7 @@
               <w:rPr>
                 <w:noProof/>
               </w:rPr>
-              <w:instrText xml:space="preserve"> PAGEREF _Toc241392032 \h </w:instrText>
+              <w:instrText xml:space="preserve"> PAGEREF _Toc241395666 \h </w:instrText>
             </w:r>
             <w:r>
               <w:rPr>
@@ -258,7 +258,7 @@
               <w14:ligatures w14:val="standardContextual"/>
             </w:rPr>
           </w:pPr>
-          <w:hyperlink w:anchor="_Toc241392033" w:history="1">
+          <w:hyperlink w:anchor="_Toc241395667" w:history="1">
             <w:r>
               <w:rPr>
                 <w:rStyle w:val="Hyperlink"/>
@@ -282,7 +282,7 @@
               <w:rPr>
                 <w:noProof/>
               </w:rPr>
-              <w:instrText xml:space="preserve"> PAGEREF _Toc241392033 \h </w:instrText>
+              <w:instrText xml:space="preserve"> PAGEREF _Toc241395667 \h </w:instrText>
             </w:r>
             <w:r>
               <w:rPr>
@@ -324,7 +324,7 @@
               <w14:ligatures w14:val="standardContextual"/>
             </w:rPr>
           </w:pPr>
-          <w:hyperlink w:anchor="_Toc241392034" w:history="1">
+          <w:hyperlink w:anchor="_Toc241395668" w:history="1">
             <w:r>
               <w:rPr>
                 <w:rStyle w:val="Hyperlink"/>
@@ -348,7 +348,7 @@
               <w:rPr>
                 <w:noProof/>
               </w:rPr>
-              <w:instrText xml:space="preserve"> PAGEREF _Toc241392034 \h </w:instrText>
+              <w:instrText xml:space="preserve"> PAGEREF _Toc241395668 \h </w:instrText>
             </w:r>
             <w:r>
               <w:rPr>
@@ -390,7 +390,7 @@
               <w14:ligatures w14:val="standardContextual"/>
             </w:rPr>
           </w:pPr>
-          <w:hyperlink w:anchor="_Toc241392035" w:history="1">
+          <w:hyperlink w:anchor="_Toc241395669" w:history="1">
             <w:r>
               <w:rPr>
                 <w:rStyle w:val="Hyperlink"/>
@@ -414,7 +414,7 @@
               <w:rPr>
                 <w:noProof/>
               </w:rPr>
-              <w:instrText xml:space="preserve"> PAGEREF _Toc241392035 \h </w:instrText>
+              <w:instrText xml:space="preserve"> PAGEREF _Toc241395669 \h </w:instrText>
             </w:r>
             <w:r>
               <w:rPr>
@@ -456,7 +456,7 @@
               <w14:ligatures w14:val="standardContextual"/>
             </w:rPr>
           </w:pPr>
-          <w:hyperlink w:anchor="_Toc241392036" w:history="1">
+          <w:hyperlink w:anchor="_Toc241395670" w:history="1">
             <w:r>
               <w:rPr>
                 <w:rStyle w:val="Hyperlink"/>
@@ -480,7 +480,7 @@
               <w:rPr>
                 <w:noProof/>
               </w:rPr>
-              <w:instrText xml:space="preserve"> PAGEREF _Toc241392036 \h </w:instrText>
+              <w:instrText xml:space="preserve"> PAGEREF _Toc241395670 \h </w:instrText>
             </w:r>
             <w:r>
               <w:rPr>
@@ -522,7 +522,7 @@
               <w14:ligatures w14:val="standardContextual"/>
             </w:rPr>
           </w:pPr>
-          <w:hyperlink w:anchor="_Toc241392037" w:history="1">
+          <w:hyperlink w:anchor="_Toc241395671" w:history="1">
             <w:r>
               <w:rPr>
                 <w:rStyle w:val="Hyperlink"/>
@@ -546,7 +546,7 @@
               <w:rPr>
                 <w:noProof/>
               </w:rPr>
-              <w:instrText xml:space="preserve"> PAGEREF _Toc241392037 \h </w:instrText>
+              <w:instrText xml:space="preserve"> PAGEREF _Toc241395671 \h </w:instrText>
             </w:r>
             <w:r>
               <w:rPr>
@@ -588,7 +588,7 @@
               <w14:ligatures w14:val="standardContextual"/>
             </w:rPr>
           </w:pPr>
-          <w:hyperlink w:anchor="_Toc241392038" w:history="1">
+          <w:hyperlink w:anchor="_Toc241395672" w:history="1">
             <w:r>
               <w:rPr>
                 <w:rStyle w:val="Hyperlink"/>
@@ -612,7 +612,7 @@
               <w:rPr>
                 <w:noProof/>
               </w:rPr>
-              <w:instrText xml:space="preserve"> PAGEREF _Toc241392038 \h </w:instrText>
+              <w:instrText xml:space="preserve"> PAGEREF _Toc241395672 \h </w:instrText>
             </w:r>
             <w:r>
               <w:rPr>
@@ -654,7 +654,7 @@
               <w14:ligatures w14:val="standardContextual"/>
             </w:rPr>
           </w:pPr>
-          <w:hyperlink w:anchor="_Toc241392039" w:history="1">
+          <w:hyperlink w:anchor="_Toc241395673" w:history="1">
             <w:r>
               <w:rPr>
                 <w:rStyle w:val="Hyperlink"/>
@@ -678,7 +678,7 @@
               <w:rPr>
                 <w:noProof/>
               </w:rPr>
-              <w:instrText xml:space="preserve"> PAGEREF _Toc241392039 \h </w:instrText>
+              <w:instrText xml:space="preserve"> PAGEREF _Toc241395673 \h </w:instrText>
             </w:r>
             <w:r>
               <w:rPr>
@@ -720,7 +720,7 @@
               <w14:ligatures w14:val="standardContextual"/>
             </w:rPr>
           </w:pPr>
-          <w:hyperlink w:anchor="_Toc241392040" w:history="1">
+          <w:hyperlink w:anchor="_Toc241395674" w:history="1">
             <w:r>
               <w:rPr>
                 <w:rStyle w:val="Hyperlink"/>
@@ -744,7 +744,7 @@
               <w:rPr>
                 <w:noProof/>
               </w:rPr>
-              <w:instrText xml:space="preserve"> PAGEREF _Toc241392040 \h </w:instrText>
+              <w:instrText xml:space="preserve"> PAGEREF _Toc241395674 \h </w:instrText>
             </w:r>
             <w:r>
               <w:rPr>
@@ -786,7 +786,7 @@
               <w14:ligatures w14:val="standardContextual"/>
             </w:rPr>
           </w:pPr>
-          <w:hyperlink w:anchor="_Toc241392041" w:history="1">
+          <w:hyperlink w:anchor="_Toc241395675" w:history="1">
             <w:r>
               <w:rPr>
                 <w:rStyle w:val="Hyperlink"/>
@@ -810,7 +810,7 @@
               <w:rPr>
                 <w:noProof/>
               </w:rPr>
-              <w:instrText xml:space="preserve"> PAGEREF _Toc241392041 \h </w:instrText>
+              <w:instrText xml:space="preserve"> PAGEREF _Toc241395675 \h </w:instrText>
             </w:r>
             <w:r>
               <w:rPr>
@@ -852,7 +852,7 @@
               <w14:ligatures w14:val="standardContextual"/>
             </w:rPr>
           </w:pPr>
-          <w:hyperlink w:anchor="_Toc241392042" w:history="1">
+          <w:hyperlink w:anchor="_Toc241395676" w:history="1">
             <w:r>
               <w:rPr>
                 <w:rStyle w:val="Hyperlink"/>
@@ -876,7 +876,7 @@
               <w:rPr>
                 <w:noProof/>
               </w:rPr>
-              <w:instrText xml:space="preserve"> PAGEREF _Toc241392042 \h </w:instrText>
+              <w:instrText xml:space="preserve"> PAGEREF _Toc241395676 \h </w:instrText>
             </w:r>
             <w:r>
               <w:rPr>
@@ -918,7 +918,7 @@
               <w14:ligatures w14:val="standardContextual"/>
             </w:rPr>
           </w:pPr>
-          <w:hyperlink w:anchor="_Toc241392043" w:history="1">
+          <w:hyperlink w:anchor="_Toc241395677" w:history="1">
             <w:r>
               <w:rPr>
                 <w:rStyle w:val="Hyperlink"/>
@@ -942,7 +942,7 @@
               <w:rPr>
                 <w:noProof/>
               </w:rPr>
-              <w:instrText xml:space="preserve"> PAGEREF _Toc241392043 \h </w:instrText>
+              <w:instrText xml:space="preserve"> PAGEREF _Toc241395677 \h </w:instrText>
             </w:r>
             <w:r>
               <w:rPr>
@@ -984,7 +984,7 @@
               <w14:ligatures w14:val="standardContextual"/>
             </w:rPr>
           </w:pPr>
-          <w:hyperlink w:anchor="_Toc241392044" w:history="1">
+          <w:hyperlink w:anchor="_Toc241395678" w:history="1">
             <w:r>
               <w:rPr>
                 <w:rStyle w:val="Hyperlink"/>
@@ -1008,7 +1008,7 @@
               <w:rPr>
                 <w:noProof/>
               </w:rPr>
-              <w:instrText xml:space="preserve"> PAGEREF _Toc241392044 \h </w:instrText>
+              <w:instrText xml:space="preserve"> PAGEREF _Toc241395678 \h </w:instrText>
             </w:r>
             <w:r>
               <w:rPr>
@@ -1050,7 +1050,7 @@
               <w14:ligatures w14:val="standardContextual"/>
             </w:rPr>
           </w:pPr>
-          <w:hyperlink w:anchor="_Toc241392045" w:history="1">
+          <w:hyperlink w:anchor="_Toc241395679" w:history="1">
             <w:r>
               <w:rPr>
                 <w:rStyle w:val="Hyperlink"/>
@@ -1074,7 +1074,7 @@
               <w:rPr>
                 <w:noProof/>
               </w:rPr>
-              <w:instrText xml:space="preserve"> PAGEREF _Toc241392045 \h </w:instrText>
+              <w:instrText xml:space="preserve"> PAGEREF _Toc241395679 \h </w:instrText>
             </w:r>
             <w:r>
               <w:rPr>
@@ -1116,7 +1116,7 @@
               <w14:ligatures w14:val="standardContextual"/>
             </w:rPr>
           </w:pPr>
-          <w:hyperlink w:anchor="_Toc241392046" w:history="1">
+          <w:hyperlink w:anchor="_Toc241395680" w:history="1">
             <w:r>
               <w:rPr>
                 <w:rStyle w:val="Hyperlink"/>
@@ -1140,7 +1140,7 @@
               <w:rPr>
                 <w:noProof/>
               </w:rPr>
-              <w:instrText xml:space="preserve"> PAGEREF _Toc241392046 \h </w:instrText>
+              <w:instrText xml:space="preserve"> PAGEREF _Toc241395680 \h </w:instrText>
             </w:r>
             <w:r>
               <w:rPr>
@@ -1182,7 +1182,7 @@
               <w14:ligatures w14:val="standardContextual"/>
             </w:rPr>
           </w:pPr>
-          <w:hyperlink w:anchor="_Toc241392047" w:history="1">
+          <w:hyperlink w:anchor="_Toc241395681" w:history="1">
             <w:r>
               <w:rPr>
                 <w:rStyle w:val="Hyperlink"/>
@@ -1206,7 +1206,7 @@
               <w:rPr>
                 <w:noProof/>
               </w:rPr>
-              <w:instrText xml:space="preserve"> PAGEREF _Toc241392047 \h </w:instrText>
+              <w:instrText xml:space="preserve"> PAGEREF _Toc241395681 \h </w:instrText>
             </w:r>
             <w:r>
               <w:rPr>
@@ -1248,7 +1248,7 @@
               <w14:ligatures w14:val="standardContextual"/>
             </w:rPr>
           </w:pPr>
-          <w:hyperlink w:anchor="_Toc241392048" w:history="1">
+          <w:hyperlink w:anchor="_Toc241395682" w:history="1">
             <w:r>
               <w:rPr>
                 <w:rStyle w:val="Hyperlink"/>
@@ -1272,7 +1272,7 @@
               <w:rPr>
                 <w:noProof/>
               </w:rPr>
-              <w:instrText xml:space="preserve"> PAGEREF _Toc241392048 \h </w:instrText>
+              <w:instrText xml:space="preserve"> PAGEREF _Toc241395682 \h </w:instrText>
             </w:r>
             <w:r>
               <w:rPr>
@@ -1314,7 +1314,7 @@
               <w14:ligatures w14:val="standardContextual"/>
             </w:rPr>
           </w:pPr>
-          <w:hyperlink w:anchor="_Toc241392049" w:history="1">
+          <w:hyperlink w:anchor="_Toc241395683" w:history="1">
             <w:r>
               <w:rPr>
                 <w:rStyle w:val="Hyperlink"/>
@@ -1338,7 +1338,7 @@
               <w:rPr>
                 <w:noProof/>
               </w:rPr>
-              <w:instrText xml:space="preserve"> PAGEREF _Toc241392049 \h </w:instrText>
+              <w:instrText xml:space="preserve"> PAGEREF _Toc241395683 \h </w:instrText>
             </w:r>
             <w:r>
               <w:rPr>
@@ -1380,7 +1380,7 @@
               <w14:ligatures w14:val="standardContextual"/>
             </w:rPr>
           </w:pPr>
-          <w:hyperlink w:anchor="_Toc241392050" w:history="1">
+          <w:hyperlink w:anchor="_Toc241395684" w:history="1">
             <w:r>
               <w:rPr>
                 <w:rStyle w:val="Hyperlink"/>
@@ -1404,7 +1404,7 @@
               <w:rPr>
                 <w:noProof/>
               </w:rPr>
-              <w:instrText xml:space="preserve"> PAGEREF _Toc241392050 \h </w:instrText>
+              <w:instrText xml:space="preserve"> PAGEREF _Toc241395684 \h </w:instrText>
             </w:r>
             <w:r>
               <w:rPr>
@@ -1446,7 +1446,7 @@
               <w14:ligatures w14:val="standardContextual"/>
             </w:rPr>
           </w:pPr>
-          <w:hyperlink w:anchor="_Toc241392051" w:history="1">
+          <w:hyperlink w:anchor="_Toc241395685" w:history="1">
             <w:r>
               <w:rPr>
                 <w:rStyle w:val="Hyperlink"/>
@@ -1470,7 +1470,7 @@
               <w:rPr>
                 <w:noProof/>
               </w:rPr>
-              <w:instrText xml:space="preserve"> PAGEREF _Toc241392051 \h </w:instrText>
+              <w:instrText xml:space="preserve"> PAGEREF _Toc241395685 \h </w:instrText>
             </w:r>
             <w:r>
               <w:rPr>
@@ -1512,7 +1512,7 @@
               <w14:ligatures w14:val="standardContextual"/>
             </w:rPr>
           </w:pPr>
-          <w:hyperlink w:anchor="_Toc241392052" w:history="1">
+          <w:hyperlink w:anchor="_Toc241395686" w:history="1">
             <w:r>
               <w:rPr>
                 <w:rStyle w:val="Hyperlink"/>
@@ -1536,7 +1536,7 @@
               <w:rPr>
                 <w:noProof/>
               </w:rPr>
-              <w:instrText xml:space="preserve"> PAGEREF _Toc241392052 \h </w:instrText>
+              <w:instrText xml:space="preserve"> PAGEREF _Toc241395686 \h </w:instrText>
             </w:r>
             <w:r>
               <w:rPr>
@@ -1578,7 +1578,7 @@
               <w14:ligatures w14:val="standardContextual"/>
             </w:rPr>
           </w:pPr>
-          <w:hyperlink w:anchor="_Toc241392053" w:history="1">
+          <w:hyperlink w:anchor="_Toc241395687" w:history="1">
             <w:r>
               <w:rPr>
                 <w:rStyle w:val="Hyperlink"/>
@@ -1602,7 +1602,7 @@
               <w:rPr>
                 <w:noProof/>
               </w:rPr>
-              <w:instrText xml:space="preserve"> PAGEREF _Toc241392053 \h </w:instrText>
+              <w:instrText xml:space="preserve"> PAGEREF _Toc241395687 \h </w:instrText>
             </w:r>
             <w:r>
               <w:rPr>
@@ -1644,7 +1644,7 @@
               <w14:ligatures w14:val="standardContextual"/>
             </w:rPr>
           </w:pPr>
-          <w:hyperlink w:anchor="_Toc241392054" w:history="1">
+          <w:hyperlink w:anchor="_Toc241395688" w:history="1">
             <w:r>
               <w:rPr>
                 <w:rStyle w:val="Hyperlink"/>
@@ -1668,7 +1668,7 @@
               <w:rPr>
                 <w:noProof/>
               </w:rPr>
-              <w:instrText xml:space="preserve"> PAGEREF _Toc241392054 \h </w:instrText>
+              <w:instrText xml:space="preserve"> PAGEREF _Toc241395688 \h </w:instrText>
             </w:r>
             <w:r>
               <w:rPr>
@@ -1710,7 +1710,7 @@
               <w14:ligatures w14:val="standardContextual"/>
             </w:rPr>
           </w:pPr>
-          <w:hyperlink w:anchor="_Toc241392055" w:history="1">
+          <w:hyperlink w:anchor="_Toc241395689" w:history="1">
             <w:r>
               <w:rPr>
                 <w:rStyle w:val="Hyperlink"/>
@@ -1734,7 +1734,7 @@
               <w:rPr>
                 <w:noProof/>
               </w:rPr>
-              <w:instrText xml:space="preserve"> PAGEREF _Toc241392055 \h </w:instrText>
+              <w:instrText xml:space="preserve"> PAGEREF _Toc241395689 \h </w:instrText>
             </w:r>
             <w:r>
               <w:rPr>
@@ -1776,7 +1776,7 @@
               <w14:ligatures w14:val="standardContextual"/>
             </w:rPr>
           </w:pPr>
-          <w:hyperlink w:anchor="_Toc241392056" w:history="1">
+          <w:hyperlink w:anchor="_Toc241395690" w:history="1">
             <w:r>
               <w:rPr>
                 <w:rStyle w:val="Hyperlink"/>
@@ -1800,7 +1800,7 @@
               <w:rPr>
                 <w:noProof/>
               </w:rPr>
-              <w:instrText xml:space="preserve"> PAGEREF _Toc241392056 \h </w:instrText>
+              <w:instrText xml:space="preserve"> PAGEREF _Toc241395690 \h </w:instrText>
             </w:r>
             <w:r>
               <w:rPr>
@@ -1842,7 +1842,7 @@
               <w14:ligatures w14:val="standardContextual"/>
             </w:rPr>
           </w:pPr>
-          <w:hyperlink w:anchor="_Toc241392057" w:history="1">
+          <w:hyperlink w:anchor="_Toc241395691" w:history="1">
             <w:r>
               <w:rPr>
                 <w:rStyle w:val="Hyperlink"/>
@@ -1866,7 +1866,7 @@
               <w:rPr>
                 <w:noProof/>
               </w:rPr>
-              <w:instrText xml:space="preserve"> PAGEREF _Toc241392057 \h </w:instrText>
+              <w:instrText xml:space="preserve"> PAGEREF _Toc241395691 \h </w:instrText>
             </w:r>
             <w:r>
               <w:rPr>
@@ -1908,7 +1908,7 @@
               <w14:ligatures w14:val="standardContextual"/>
             </w:rPr>
           </w:pPr>
-          <w:hyperlink w:anchor="_Toc241392058" w:history="1">
+          <w:hyperlink w:anchor="_Toc241395692" w:history="1">
             <w:r>
               <w:rPr>
                 <w:rStyle w:val="Hyperlink"/>
@@ -1932,7 +1932,7 @@
               <w:rPr>
                 <w:noProof/>
               </w:rPr>
-              <w:instrText xml:space="preserve"> PAGEREF _Toc241392058 \h </w:instrText>
+              <w:instrText xml:space="preserve"> PAGEREF _Toc241395692 \h </w:instrText>
             </w:r>
             <w:r>
               <w:rPr>
@@ -1974,7 +1974,7 @@
               <w14:ligatures w14:val="standardContextual"/>
             </w:rPr>
           </w:pPr>
-          <w:hyperlink w:anchor="_Toc241392059" w:history="1">
+          <w:hyperlink w:anchor="_Toc241395693" w:history="1">
             <w:r>
               <w:rPr>
                 <w:rStyle w:val="Hyperlink"/>
@@ -1998,7 +1998,7 @@
               <w:rPr>
                 <w:noProof/>
               </w:rPr>
-              <w:instrText xml:space="preserve"> PAGEREF _Toc241392059 \h </w:instrText>
+              <w:instrText xml:space="preserve"> PAGEREF _Toc241395693 \h </w:instrText>
             </w:r>
             <w:r>
               <w:rPr>
@@ -2040,7 +2040,7 @@
               <w14:ligatures w14:val="standardContextual"/>
             </w:rPr>
           </w:pPr>
-          <w:hyperlink w:anchor="_Toc241392060" w:history="1">
+          <w:hyperlink w:anchor="_Toc241395694" w:history="1">
             <w:r>
               <w:rPr>
                 <w:rStyle w:val="Hyperlink"/>
@@ -2064,7 +2064,7 @@
               <w:rPr>
                 <w:noProof/>
               </w:rPr>
-              <w:instrText xml:space="preserve"> PAGEREF _Toc241392060 \h </w:instrText>
+              <w:instrText xml:space="preserve"> PAGEREF _Toc241395694 \h </w:instrText>
             </w:r>
             <w:r>
               <w:rPr>
@@ -2106,7 +2106,7 @@
               <w14:ligatures w14:val="standardContextual"/>
             </w:rPr>
           </w:pPr>
-          <w:hyperlink w:anchor="_Toc241392061" w:history="1">
+          <w:hyperlink w:anchor="_Toc241395695" w:history="1">
             <w:r>
               <w:rPr>
                 <w:rStyle w:val="Hyperlink"/>
@@ -2130,7 +2130,7 @@
               <w:rPr>
                 <w:noProof/>
               </w:rPr>
-              <w:instrText xml:space="preserve"> PAGEREF _Toc241392061 \h </w:instrText>
+              <w:instrText xml:space="preserve"> PAGEREF _Toc241395695 \h </w:instrText>
             </w:r>
             <w:r>
               <w:rPr>
@@ -2172,7 +2172,7 @@
               <w14:ligatures w14:val="standardContextual"/>
             </w:rPr>
           </w:pPr>
-          <w:hyperlink w:anchor="_Toc241392062" w:history="1">
+          <w:hyperlink w:anchor="_Toc241395696" w:history="1">
             <w:r>
               <w:rPr>
                 <w:rStyle w:val="Hyperlink"/>
@@ -2196,7 +2196,7 @@
               <w:rPr>
                 <w:noProof/>
               </w:rPr>
-              <w:instrText xml:space="preserve"> PAGEREF _Toc241392062 \h </w:instrText>
+              <w:instrText xml:space="preserve"> PAGEREF _Toc241395696 \h </w:instrText>
             </w:r>
             <w:r>
               <w:rPr>
@@ -2238,7 +2238,7 @@
               <w14:ligatures w14:val="standardContextual"/>
             </w:rPr>
           </w:pPr>
-          <w:hyperlink w:anchor="_Toc241392063" w:history="1">
+          <w:hyperlink w:anchor="_Toc241395697" w:history="1">
             <w:r>
               <w:rPr>
                 <w:rStyle w:val="Hyperlink"/>
@@ -2262,7 +2262,7 @@
               <w:rPr>
                 <w:noProof/>
               </w:rPr>
-              <w:instrText xml:space="preserve"> PAGEREF _Toc241392063 \h </w:instrText>
+              <w:instrText xml:space="preserve"> PAGEREF _Toc241395697 \h </w:instrText>
             </w:r>
             <w:r>
               <w:rPr>
@@ -2304,7 +2304,7 @@
               <w14:ligatures w14:val="standardContextual"/>
             </w:rPr>
           </w:pPr>
-          <w:hyperlink w:anchor="_Toc241392064" w:history="1">
+          <w:hyperlink w:anchor="_Toc241395698" w:history="1">
             <w:r>
               <w:rPr>
                 <w:rStyle w:val="Hyperlink"/>
@@ -2328,7 +2328,7 @@
               <w:rPr>
                 <w:noProof/>
               </w:rPr>
-              <w:instrText xml:space="preserve"> PAGEREF _Toc241392064 \h </w:instrText>
+              <w:instrText xml:space="preserve"> PAGEREF _Toc241395698 \h </w:instrText>
             </w:r>
             <w:r>
               <w:rPr>
@@ -2370,7 +2370,7 @@
               <w14:ligatures w14:val="standardContextual"/>
             </w:rPr>
           </w:pPr>
-          <w:hyperlink w:anchor="_Toc241392065" w:history="1">
+          <w:hyperlink w:anchor="_Toc241395699" w:history="1">
             <w:r>
               <w:rPr>
                 <w:rStyle w:val="Hyperlink"/>
@@ -2394,7 +2394,7 @@
               <w:rPr>
                 <w:noProof/>
               </w:rPr>
-              <w:instrText xml:space="preserve"> PAGEREF _Toc241392065 \h </w:instrText>
+              <w:instrText xml:space="preserve"> PAGEREF _Toc241395699 \h </w:instrText>
             </w:r>
             <w:r>
               <w:rPr>
@@ -2436,7 +2436,7 @@
               <w14:ligatures w14:val="standardContextual"/>
             </w:rPr>
           </w:pPr>
-          <w:hyperlink w:anchor="_Toc241392066" w:history="1">
+          <w:hyperlink w:anchor="_Toc241395700" w:history="1">
             <w:r>
               <w:rPr>
                 <w:rStyle w:val="Hyperlink"/>
@@ -2460,7 +2460,7 @@
               <w:rPr>
                 <w:noProof/>
               </w:rPr>
-              <w:instrText xml:space="preserve"> PAGEREF _Toc241392066 \h </w:instrText>
+              <w:instrText xml:space="preserve"> PAGEREF _Toc241395700 \h </w:instrText>
             </w:r>
             <w:r>
               <w:rPr>
@@ -2502,7 +2502,7 @@
               <w14:ligatures w14:val="standardContextual"/>
             </w:rPr>
           </w:pPr>
-          <w:hyperlink w:anchor="_Toc241392067" w:history="1">
+          <w:hyperlink w:anchor="_Toc241395701" w:history="1">
             <w:r>
               <w:rPr>
                 <w:rStyle w:val="Hyperlink"/>
@@ -2526,7 +2526,7 @@
               <w:rPr>
                 <w:noProof/>
               </w:rPr>
-              <w:instrText xml:space="preserve"> PAGEREF _Toc241392067 \h </w:instrText>
+              <w:instrText xml:space="preserve"> PAGEREF _Toc241395701 \h </w:instrText>
             </w:r>
             <w:r>
               <w:rPr>
@@ -2568,7 +2568,7 @@
               <w14:ligatures w14:val="standardContextual"/>
             </w:rPr>
           </w:pPr>
-          <w:hyperlink w:anchor="_Toc241392068" w:history="1">
+          <w:hyperlink w:anchor="_Toc241395702" w:history="1">
             <w:r>
               <w:rPr>
                 <w:rStyle w:val="Hyperlink"/>
@@ -2592,7 +2592,7 @@
               <w:rPr>
                 <w:noProof/>
               </w:rPr>
-              <w:instrText xml:space="preserve"> PAGEREF _Toc241392068 \h </w:instrText>
+              <w:instrText xml:space="preserve"> PAGEREF _Toc241395702 \h </w:instrText>
             </w:r>
             <w:r>
               <w:rPr>
@@ -2634,7 +2634,7 @@
               <w14:ligatures w14:val="standardContextual"/>
             </w:rPr>
           </w:pPr>
-          <w:hyperlink w:anchor="_Toc241392069" w:history="1">
+          <w:hyperlink w:anchor="_Toc241395703" w:history="1">
             <w:r>
               <w:rPr>
                 <w:rStyle w:val="Hyperlink"/>
@@ -2658,7 +2658,7 @@
               <w:rPr>
                 <w:noProof/>
               </w:rPr>
-              <w:instrText xml:space="preserve"> PAGEREF _Toc241392069 \h </w:instrText>
+              <w:instrText xml:space="preserve"> PAGEREF _Toc241395703 \h </w:instrText>
             </w:r>
             <w:r>
               <w:rPr>
@@ -2700,7 +2700,7 @@
               <w14:ligatures w14:val="standardContextual"/>
             </w:rPr>
           </w:pPr>
-          <w:hyperlink w:anchor="_Toc241392070" w:history="1">
+          <w:hyperlink w:anchor="_Toc241395704" w:history="1">
             <w:r>
               <w:rPr>
                 <w:rStyle w:val="Hyperlink"/>
@@ -2724,7 +2724,7 @@
               <w:rPr>
                 <w:noProof/>
               </w:rPr>
-              <w:instrText xml:space="preserve"> PAGEREF _Toc241392070 \h </w:instrText>
+              <w:instrText xml:space="preserve"> PAGEREF _Toc241395704 \h </w:instrText>
             </w:r>
             <w:r>
               <w:rPr>
@@ -2766,7 +2766,7 @@
               <w14:ligatures w14:val="standardContextual"/>
             </w:rPr>
           </w:pPr>
-          <w:hyperlink w:anchor="_Toc241392071" w:history="1">
+          <w:hyperlink w:anchor="_Toc241395705" w:history="1">
             <w:r>
               <w:rPr>
                 <w:rStyle w:val="Hyperlink"/>
@@ -2790,7 +2790,7 @@
               <w:rPr>
                 <w:noProof/>
               </w:rPr>
-              <w:instrText xml:space="preserve"> PAGEREF _Toc241392071 \h </w:instrText>
+              <w:instrText xml:space="preserve"> PAGEREF _Toc241395705 \h </w:instrText>
             </w:r>
             <w:r>
               <w:rPr>
@@ -2832,7 +2832,7 @@
               <w14:ligatures w14:val="standardContextual"/>
             </w:rPr>
           </w:pPr>
-          <w:hyperlink w:anchor="_Toc241392072" w:history="1">
+          <w:hyperlink w:anchor="_Toc241395706" w:history="1">
             <w:r>
               <w:rPr>
                 <w:rStyle w:val="Hyperlink"/>
@@ -2856,7 +2856,7 @@
               <w:rPr>
                 <w:noProof/>
               </w:rPr>
-              <w:instrText xml:space="preserve"> PAGEREF _Toc241392072 \h </w:instrText>
+              <w:instrText xml:space="preserve"> PAGEREF _Toc241395706 \h </w:instrText>
             </w:r>
             <w:r>
               <w:rPr>
@@ -2898,7 +2898,7 @@
               <w14:ligatures w14:val="standardContextual"/>
             </w:rPr>
           </w:pPr>
-          <w:hyperlink w:anchor="_Toc241392073" w:history="1">
+          <w:hyperlink w:anchor="_Toc241395707" w:history="1">
             <w:r>
               <w:rPr>
                 <w:rStyle w:val="Hyperlink"/>
@@ -2922,7 +2922,7 @@
               <w:rPr>
                 <w:noProof/>
               </w:rPr>
-              <w:instrText xml:space="preserve"> PAGEREF _Toc241392073 \h </w:instrText>
+              <w:instrText xml:space="preserve"> PAGEREF _Toc241395707 \h </w:instrText>
             </w:r>
             <w:r>
               <w:rPr>
@@ -2964,7 +2964,7 @@
               <w14:ligatures w14:val="standardContextual"/>
             </w:rPr>
           </w:pPr>
-          <w:hyperlink w:anchor="_Toc241392074" w:history="1">
+          <w:hyperlink w:anchor="_Toc241395708" w:history="1">
             <w:r>
               <w:rPr>
                 <w:rStyle w:val="Hyperlink"/>
@@ -2988,7 +2988,7 @@
               <w:rPr>
                 <w:noProof/>
               </w:rPr>
-              <w:instrText xml:space="preserve"> PAGEREF _Toc241392074 \h </w:instrText>
+              <w:instrText xml:space="preserve"> PAGEREF _Toc241395708 \h </w:instrText>
             </w:r>
             <w:r>
               <w:rPr>
@@ -3030,7 +3030,7 @@
               <w14:ligatures w14:val="standardContextual"/>
             </w:rPr>
           </w:pPr>
-          <w:hyperlink w:anchor="_Toc241392075" w:history="1">
+          <w:hyperlink w:anchor="_Toc241395709" w:history="1">
             <w:r>
               <w:rPr>
                 <w:rStyle w:val="Hyperlink"/>
@@ -3054,7 +3054,7 @@
               <w:rPr>
                 <w:noProof/>
               </w:rPr>
-              <w:instrText xml:space="preserve"> PAGEREF _Toc241392075 \h </w:instrText>
+              <w:instrText xml:space="preserve"> PAGEREF _Toc241395709 \h </w:instrText>
             </w:r>
             <w:r>
               <w:rPr>
@@ -3096,7 +3096,7 @@
               <w14:ligatures w14:val="standardContextual"/>
             </w:rPr>
           </w:pPr>
-          <w:hyperlink w:anchor="_Toc241392076" w:history="1">
+          <w:hyperlink w:anchor="_Toc241395710" w:history="1">
             <w:r>
               <w:rPr>
                 <w:rStyle w:val="Hyperlink"/>
@@ -3120,7 +3120,7 @@
               <w:rPr>
                 <w:noProof/>
               </w:rPr>
-              <w:instrText xml:space="preserve"> PAGEREF _Toc241392076 \h </w:instrText>
+              <w:instrText xml:space="preserve"> PAGEREF _Toc241395710 \h </w:instrText>
             </w:r>
             <w:r>
               <w:rPr>
@@ -3162,7 +3162,7 @@
               <w14:ligatures w14:val="standardContextual"/>
             </w:rPr>
           </w:pPr>
-          <w:hyperlink w:anchor="_Toc241392077" w:history="1">
+          <w:hyperlink w:anchor="_Toc241395711" w:history="1">
             <w:r>
               <w:rPr>
                 <w:rStyle w:val="Hyperlink"/>
@@ -3186,7 +3186,7 @@
               <w:rPr>
                 <w:noProof/>
               </w:rPr>
-              <w:instrText xml:space="preserve"> PAGEREF _Toc241392077 \h </w:instrText>
+              <w:instrText xml:space="preserve"> PAGEREF _Toc241395711 \h </w:instrText>
             </w:r>
             <w:r>
               <w:rPr>
@@ -3228,7 +3228,7 @@
               <w14:ligatures w14:val="standardContextual"/>
             </w:rPr>
           </w:pPr>
-          <w:hyperlink w:anchor="_Toc241392078" w:history="1">
+          <w:hyperlink w:anchor="_Toc241395712" w:history="1">
             <w:r>
               <w:rPr>
                 <w:rStyle w:val="Hyperlink"/>
@@ -3252,7 +3252,7 @@
               <w:rPr>
                 <w:noProof/>
               </w:rPr>
-              <w:instrText xml:space="preserve"> PAGEREF _Toc241392078 \h </w:instrText>
+              <w:instrText xml:space="preserve"> PAGEREF _Toc241395712 \h </w:instrText>
             </w:r>
             <w:r>
               <w:rPr>
@@ -3294,7 +3294,7 @@
               <w14:ligatures w14:val="standardContextual"/>
             </w:rPr>
           </w:pPr>
-          <w:hyperlink w:anchor="_Toc241392079" w:history="1">
+          <w:hyperlink w:anchor="_Toc241395713" w:history="1">
             <w:r>
               <w:rPr>
                 <w:rStyle w:val="Hyperlink"/>
@@ -3318,7 +3318,7 @@
               <w:rPr>
                 <w:noProof/>
               </w:rPr>
-              <w:instrText xml:space="preserve"> PAGEREF _Toc241392079 \h </w:instrText>
+              <w:instrText xml:space="preserve"> PAGEREF _Toc241395713 \h </w:instrText>
             </w:r>
             <w:r>
               <w:rPr>
@@ -3360,7 +3360,7 @@
               <w14:ligatures w14:val="standardContextual"/>
             </w:rPr>
           </w:pPr>
-          <w:hyperlink w:anchor="_Toc241392080" w:history="1">
+          <w:hyperlink w:anchor="_Toc241395714" w:history="1">
             <w:r>
               <w:rPr>
                 <w:rStyle w:val="Hyperlink"/>
@@ -3384,7 +3384,7 @@
               <w:rPr>
                 <w:noProof/>
               </w:rPr>
-              <w:instrText xml:space="preserve"> PAGEREF _Toc241392080 \h </w:instrText>
+              <w:instrText xml:space="preserve"> PAGEREF _Toc241395714 \h </w:instrText>
             </w:r>
             <w:r>
               <w:rPr>
@@ -3426,7 +3426,7 @@
               <w14:ligatures w14:val="standardContextual"/>
             </w:rPr>
           </w:pPr>
-          <w:hyperlink w:anchor="_Toc241392081" w:history="1">
+          <w:hyperlink w:anchor="_Toc241395715" w:history="1">
             <w:r>
               <w:rPr>
                 <w:rStyle w:val="Hyperlink"/>
@@ -3450,7 +3450,7 @@
               <w:rPr>
                 <w:noProof/>
               </w:rPr>
-              <w:instrText xml:space="preserve"> PAGEREF _Toc241392081 \h </w:instrText>
+              <w:instrText xml:space="preserve"> PAGEREF _Toc241395715 \h </w:instrText>
             </w:r>
             <w:r>
               <w:rPr>
@@ -3492,7 +3492,7 @@
               <w14:ligatures w14:val="standardContextual"/>
             </w:rPr>
           </w:pPr>
-          <w:hyperlink w:anchor="_Toc241392082" w:history="1">
+          <w:hyperlink w:anchor="_Toc241395716" w:history="1">
             <w:r>
               <w:rPr>
                 <w:rStyle w:val="Hyperlink"/>
@@ -3516,7 +3516,7 @@
               <w:rPr>
                 <w:noProof/>
               </w:rPr>
-              <w:instrText xml:space="preserve"> PAGEREF _Toc241392082 \h </w:instrText>
+              <w:instrText xml:space="preserve"> PAGEREF _Toc241395716 \h </w:instrText>
             </w:r>
             <w:r>
               <w:rPr>
@@ -3558,7 +3558,7 @@
               <w14:ligatures w14:val="standardContextual"/>
             </w:rPr>
           </w:pPr>
-          <w:hyperlink w:anchor="_Toc241392083" w:history="1">
+          <w:hyperlink w:anchor="_Toc241395717" w:history="1">
             <w:r>
               <w:rPr>
                 <w:rStyle w:val="Hyperlink"/>
@@ -3582,7 +3582,7 @@
               <w:rPr>
                 <w:noProof/>
               </w:rPr>
-              <w:instrText xml:space="preserve"> PAGEREF _Toc241392083 \h </w:instrText>
+              <w:instrText xml:space="preserve"> PAGEREF _Toc241395717 \h </w:instrText>
             </w:r>
             <w:r>
               <w:rPr>
@@ -3624,7 +3624,7 @@
               <w14:ligatures w14:val="standardContextual"/>
             </w:rPr>
           </w:pPr>
-          <w:hyperlink w:anchor="_Toc241392084" w:history="1">
+          <w:hyperlink w:anchor="_Toc241395718" w:history="1">
             <w:r>
               <w:rPr>
                 <w:rStyle w:val="Hyperlink"/>
@@ -3648,7 +3648,7 @@
               <w:rPr>
                 <w:noProof/>
               </w:rPr>
-              <w:instrText xml:space="preserve"> PAGEREF _Toc241392084 \h </w:instrText>
+              <w:instrText xml:space="preserve"> PAGEREF _Toc241395718 \h </w:instrText>
             </w:r>
             <w:r>
               <w:rPr>
@@ -3690,7 +3690,7 @@
               <w14:ligatures w14:val="standardContextual"/>
             </w:rPr>
           </w:pPr>
-          <w:hyperlink w:anchor="_Toc241392085" w:history="1">
+          <w:hyperlink w:anchor="_Toc241395719" w:history="1">
             <w:r>
               <w:rPr>
                 <w:rStyle w:val="Hyperlink"/>
@@ -3714,7 +3714,7 @@
               <w:rPr>
                 <w:noProof/>
               </w:rPr>
-              <w:instrText xml:space="preserve"> PAGEREF _Toc241392085 \h </w:instrText>
+              <w:instrText xml:space="preserve"> PAGEREF _Toc241395719 \h </w:instrText>
             </w:r>
             <w:r>
               <w:rPr>
@@ -3756,7 +3756,7 @@
               <w14:ligatures w14:val="standardContextual"/>
             </w:rPr>
           </w:pPr>
-          <w:hyperlink w:anchor="_Toc241392086" w:history="1">
+          <w:hyperlink w:anchor="_Toc241395720" w:history="1">
             <w:r>
               <w:rPr>
                 <w:rStyle w:val="Hyperlink"/>
@@ -3780,7 +3780,7 @@
               <w:rPr>
                 <w:noProof/>
               </w:rPr>
-              <w:instrText xml:space="preserve"> PAGEREF _Toc241392086 \h </w:instrText>
+              <w:instrText xml:space="preserve"> PAGEREF _Toc241395720 \h </w:instrText>
             </w:r>
             <w:r>
               <w:rPr>
@@ -3822,7 +3822,7 @@
               <w14:ligatures w14:val="standardContextual"/>
             </w:rPr>
           </w:pPr>
-          <w:hyperlink w:anchor="_Toc241392087" w:history="1">
+          <w:hyperlink w:anchor="_Toc241395721" w:history="1">
             <w:r>
               <w:rPr>
                 <w:rStyle w:val="Hyperlink"/>
@@ -3846,7 +3846,7 @@
               <w:rPr>
                 <w:noProof/>
               </w:rPr>
-              <w:instrText xml:space="preserve"> PAGEREF _Toc241392087 \h </w:instrText>
+              <w:instrText xml:space="preserve"> PAGEREF _Toc241395721 \h </w:instrText>
             </w:r>
             <w:r>
               <w:rPr>
@@ -3888,7 +3888,7 @@
               <w14:ligatures w14:val="standardContextual"/>
             </w:rPr>
           </w:pPr>
-          <w:hyperlink w:anchor="_Toc241392088" w:history="1">
+          <w:hyperlink w:anchor="_Toc241395722" w:history="1">
             <w:r>
               <w:rPr>
                 <w:rStyle w:val="Hyperlink"/>
@@ -3912,7 +3912,7 @@
               <w:rPr>
                 <w:noProof/>
               </w:rPr>
-              <w:instrText xml:space="preserve"> PAGEREF _Toc241392088 \h </w:instrText>
+              <w:instrText xml:space="preserve"> PAGEREF _Toc241395722 \h </w:instrText>
             </w:r>
             <w:r>
               <w:rPr>
@@ -3954,7 +3954,7 @@
               <w14:ligatures w14:val="standardContextual"/>
             </w:rPr>
           </w:pPr>
-          <w:hyperlink w:anchor="_Toc241392089" w:history="1">
+          <w:hyperlink w:anchor="_Toc241395723" w:history="1">
             <w:r>
               <w:rPr>
                 <w:rStyle w:val="Hyperlink"/>
@@ -3978,7 +3978,7 @@
               <w:rPr>
                 <w:noProof/>
               </w:rPr>
-              <w:instrText xml:space="preserve"> PAGEREF _Toc241392089 \h </w:instrText>
+              <w:instrText xml:space="preserve"> PAGEREF _Toc241395723 \h </w:instrText>
             </w:r>
             <w:r>
               <w:rPr>
@@ -4020,7 +4020,7 @@
               <w14:ligatures w14:val="standardContextual"/>
             </w:rPr>
           </w:pPr>
-          <w:hyperlink w:anchor="_Toc241392090" w:history="1">
+          <w:hyperlink w:anchor="_Toc241395724" w:history="1">
             <w:r>
               <w:rPr>
                 <w:rStyle w:val="Hyperlink"/>
@@ -4044,7 +4044,7 @@
               <w:rPr>
                 <w:noProof/>
               </w:rPr>
-              <w:instrText xml:space="preserve"> PAGEREF _Toc241392090 \h </w:instrText>
+              <w:instrText xml:space="preserve"> PAGEREF _Toc241395724 \h </w:instrText>
             </w:r>
             <w:r>
               <w:rPr>
@@ -4086,7 +4086,7 @@
               <w14:ligatures w14:val="standardContextual"/>
             </w:rPr>
           </w:pPr>
-          <w:hyperlink w:anchor="_Toc241392091" w:history="1">
+          <w:hyperlink w:anchor="_Toc241395725" w:history="1">
             <w:r>
               <w:rPr>
                 <w:rStyle w:val="Hyperlink"/>
@@ -4110,7 +4110,7 @@
               <w:rPr>
                 <w:noProof/>
               </w:rPr>
-              <w:instrText xml:space="preserve"> PAGEREF _Toc241392091 \h </w:instrText>
+              <w:instrText xml:space="preserve"> PAGEREF _Toc241395725 \h </w:instrText>
             </w:r>
             <w:r>
               <w:rPr>
@@ -4152,7 +4152,7 @@
               <w14:ligatures w14:val="standardContextual"/>
             </w:rPr>
           </w:pPr>
-          <w:hyperlink w:anchor="_Toc241392092" w:history="1">
+          <w:hyperlink w:anchor="_Toc241395726" w:history="1">
             <w:r>
               <w:rPr>
                 <w:rStyle w:val="Hyperlink"/>
@@ -4176,7 +4176,7 @@
               <w:rPr>
                 <w:noProof/>
               </w:rPr>
-              <w:instrText xml:space="preserve"> PAGEREF _Toc241392092 \h </w:instrText>
+              <w:instrText xml:space="preserve"> PAGEREF _Toc241395726 \h </w:instrText>
             </w:r>
             <w:r>
               <w:rPr>
@@ -4218,7 +4218,7 @@
               <w14:ligatures w14:val="standardContextual"/>
             </w:rPr>
           </w:pPr>
-          <w:hyperlink w:anchor="_Toc241392093" w:history="1">
+          <w:hyperlink w:anchor="_Toc241395727" w:history="1">
             <w:r>
               <w:rPr>
                 <w:rStyle w:val="Hyperlink"/>
@@ -4242,7 +4242,7 @@
               <w:rPr>
                 <w:noProof/>
               </w:rPr>
-              <w:instrText xml:space="preserve"> PAGEREF _Toc241392093 \h </w:instrText>
+              <w:instrText xml:space="preserve"> PAGEREF _Toc241395727 \h </w:instrText>
             </w:r>
             <w:r>
               <w:rPr>
@@ -4284,7 +4284,7 @@
               <w14:ligatures w14:val="standardContextual"/>
             </w:rPr>
           </w:pPr>
-          <w:hyperlink w:anchor="_Toc241392094" w:history="1">
+          <w:hyperlink w:anchor="_Toc241395728" w:history="1">
             <w:r>
               <w:rPr>
                 <w:rStyle w:val="Hyperlink"/>
@@ -4308,7 +4308,7 @@
               <w:rPr>
                 <w:noProof/>
               </w:rPr>
-              <w:instrText xml:space="preserve"> PAGEREF _Toc241392094 \h </w:instrText>
+              <w:instrText xml:space="preserve"> PAGEREF _Toc241395728 \h </w:instrText>
             </w:r>
             <w:r>
               <w:rPr>
@@ -4350,7 +4350,7 @@
               <w14:ligatures w14:val="standardContextual"/>
             </w:rPr>
           </w:pPr>
-          <w:hyperlink w:anchor="_Toc241392095" w:history="1">
+          <w:hyperlink w:anchor="_Toc241395729" w:history="1">
             <w:r>
               <w:rPr>
                 <w:rStyle w:val="Hyperlink"/>
@@ -4374,7 +4374,7 @@
               <w:rPr>
                 <w:noProof/>
               </w:rPr>
-              <w:instrText xml:space="preserve"> PAGEREF _Toc241392095 \h </w:instrText>
+              <w:instrText xml:space="preserve"> PAGEREF _Toc241395729 \h </w:instrText>
             </w:r>
             <w:r>
               <w:rPr>
@@ -4416,7 +4416,7 @@
               <w14:ligatures w14:val="standardContextual"/>
             </w:rPr>
           </w:pPr>
-          <w:hyperlink w:anchor="_Toc241392096" w:history="1">
+          <w:hyperlink w:anchor="_Toc241395730" w:history="1">
             <w:r>
               <w:rPr>
                 <w:rStyle w:val="Hyperlink"/>
@@ -4440,7 +4440,7 @@
               <w:rPr>
                 <w:noProof/>
               </w:rPr>
-              <w:instrText xml:space="preserve"> PAGEREF _Toc241392096 \h </w:instrText>
+              <w:instrText xml:space="preserve"> PAGEREF _Toc241395730 \h </w:instrText>
             </w:r>
             <w:r>
               <w:rPr>
@@ -4482,7 +4482,7 @@
               <w14:ligatures w14:val="standardContextual"/>
             </w:rPr>
           </w:pPr>
-          <w:hyperlink w:anchor="_Toc241392097" w:history="1">
+          <w:hyperlink w:anchor="_Toc241395731" w:history="1">
             <w:r>
               <w:rPr>
                 <w:rStyle w:val="Hyperlink"/>
@@ -4506,7 +4506,7 @@
               <w:rPr>
                 <w:noProof/>
               </w:rPr>
-              <w:instrText xml:space="preserve"> PAGEREF _Toc241392097 \h </w:instrText>
+              <w:instrText xml:space="preserve"> PAGEREF _Toc241395731 \h </w:instrText>
             </w:r>
             <w:r>
               <w:rPr>
@@ -4548,7 +4548,7 @@
               <w14:ligatures w14:val="standardContextual"/>
             </w:rPr>
           </w:pPr>
-          <w:hyperlink w:anchor="_Toc241392098" w:history="1">
+          <w:hyperlink w:anchor="_Toc241395732" w:history="1">
             <w:r>
               <w:rPr>
                 <w:rStyle w:val="Hyperlink"/>
@@ -4572,7 +4572,7 @@
               <w:rPr>
                 <w:noProof/>
               </w:rPr>
-              <w:instrText xml:space="preserve"> PAGEREF _Toc241392098 \h </w:instrText>
+              <w:instrText xml:space="preserve"> PAGEREF _Toc241395732 \h </w:instrText>
             </w:r>
             <w:r>
               <w:rPr>
@@ -4614,7 +4614,7 @@
               <w14:ligatures w14:val="standardContextual"/>
             </w:rPr>
           </w:pPr>
-          <w:hyperlink w:anchor="_Toc241392099" w:history="1">
+          <w:hyperlink w:anchor="_Toc241395733" w:history="1">
             <w:r>
               <w:rPr>
                 <w:rStyle w:val="Hyperlink"/>
@@ -4638,7 +4638,7 @@
               <w:rPr>
                 <w:noProof/>
               </w:rPr>
-              <w:instrText xml:space="preserve"> PAGEREF _Toc241392099 \h </w:instrText>
+              <w:instrText xml:space="preserve"> PAGEREF _Toc241395733 \h </w:instrText>
             </w:r>
             <w:r>
               <w:rPr>
@@ -4680,7 +4680,7 @@
               <w14:ligatures w14:val="standardContextual"/>
             </w:rPr>
           </w:pPr>
-          <w:hyperlink w:anchor="_Toc241392100" w:history="1">
+          <w:hyperlink w:anchor="_Toc241395734" w:history="1">
             <w:r>
               <w:rPr>
                 <w:rStyle w:val="Hyperlink"/>
@@ -4704,7 +4704,7 @@
               <w:rPr>
                 <w:noProof/>
               </w:rPr>
-              <w:instrText xml:space="preserve"> PAGEREF _Toc241392100 \h </w:instrText>
+              <w:instrText xml:space="preserve"> PAGEREF _Toc241395734 \h </w:instrText>
             </w:r>
             <w:r>
               <w:rPr>
@@ -4746,7 +4746,7 @@
               <w14:ligatures w14:val="standardContextual"/>
             </w:rPr>
           </w:pPr>
-          <w:hyperlink w:anchor="_Toc241392101" w:history="1">
+          <w:hyperlink w:anchor="_Toc241395735" w:history="1">
             <w:r>
               <w:rPr>
                 <w:rStyle w:val="Hyperlink"/>
@@ -4770,7 +4770,7 @@
               <w:rPr>
                 <w:noProof/>
               </w:rPr>
-              <w:instrText xml:space="preserve"> PAGEREF _Toc241392101 \h </w:instrText>
+              <w:instrText xml:space="preserve"> PAGEREF _Toc241395735 \h </w:instrText>
             </w:r>
             <w:r>
               <w:rPr>
@@ -4812,7 +4812,7 @@
               <w14:ligatures w14:val="standardContextual"/>
             </w:rPr>
           </w:pPr>
-          <w:hyperlink w:anchor="_Toc241392102" w:history="1">
+          <w:hyperlink w:anchor="_Toc241395736" w:history="1">
             <w:r>
               <w:rPr>
                 <w:rStyle w:val="Hyperlink"/>
@@ -4836,7 +4836,7 @@
               <w:rPr>
                 <w:noProof/>
               </w:rPr>
-              <w:instrText xml:space="preserve"> PAGEREF _Toc241392102 \h </w:instrText>
+              <w:instrText xml:space="preserve"> PAGEREF _Toc241395736 \h </w:instrText>
             </w:r>
             <w:r>
               <w:rPr>
@@ -4878,7 +4878,7 @@
               <w14:ligatures w14:val="standardContextual"/>
             </w:rPr>
           </w:pPr>
-          <w:hyperlink w:anchor="_Toc241392103" w:history="1">
+          <w:hyperlink w:anchor="_Toc241395737" w:history="1">
             <w:r>
               <w:rPr>
                 <w:rStyle w:val="Hyperlink"/>
@@ -4902,7 +4902,7 @@
               <w:rPr>
                 <w:noProof/>
               </w:rPr>
-              <w:instrText xml:space="preserve"> PAGEREF _Toc241392103 \h </w:instrText>
+              <w:instrText xml:space="preserve"> PAGEREF _Toc241395737 \h </w:instrText>
             </w:r>
             <w:r>
               <w:rPr>
@@ -4944,7 +4944,7 @@
               <w14:ligatures w14:val="standardContextual"/>
             </w:rPr>
           </w:pPr>
-          <w:hyperlink w:anchor="_Toc241392104" w:history="1">
+          <w:hyperlink w:anchor="_Toc241395738" w:history="1">
             <w:r>
               <w:rPr>
                 <w:rStyle w:val="Hyperlink"/>
@@ -4968,7 +4968,7 @@
               <w:rPr>
                 <w:noProof/>
               </w:rPr>
-              <w:instrText xml:space="preserve"> PAGEREF _Toc241392104 \h </w:instrText>
+              <w:instrText xml:space="preserve"> PAGEREF _Toc241395738 \h </w:instrText>
             </w:r>
             <w:r>
               <w:rPr>
@@ -5010,7 +5010,7 @@
               <w14:ligatures w14:val="standardContextual"/>
             </w:rPr>
           </w:pPr>
-          <w:hyperlink w:anchor="_Toc241392105" w:history="1">
+          <w:hyperlink w:anchor="_Toc241395739" w:history="1">
             <w:r>
               <w:rPr>
                 <w:rStyle w:val="Hyperlink"/>
@@ -5034,7 +5034,7 @@
               <w:rPr>
                 <w:noProof/>
               </w:rPr>
-              <w:instrText xml:space="preserve"> PAGEREF _Toc241392105 \h </w:instrText>
+              <w:instrText xml:space="preserve"> PAGEREF _Toc241395739 \h </w:instrText>
             </w:r>
             <w:r>
               <w:rPr>
@@ -5076,7 +5076,7 @@
               <w14:ligatures w14:val="standardContextual"/>
             </w:rPr>
           </w:pPr>
-          <w:hyperlink w:anchor="_Toc241392106" w:history="1">
+          <w:hyperlink w:anchor="_Toc241395740" w:history="1">
             <w:r>
               <w:rPr>
                 <w:rStyle w:val="Hyperlink"/>
@@ -5100,7 +5100,7 @@
               <w:rPr>
                 <w:noProof/>
               </w:rPr>
-              <w:instrText xml:space="preserve"> PAGEREF _Toc241392106 \h </w:instrText>
+              <w:instrText xml:space="preserve"> PAGEREF _Toc241395740 \h </w:instrText>
             </w:r>
             <w:r>
               <w:rPr>
@@ -5142,7 +5142,7 @@
               <w14:ligatures w14:val="standardContextual"/>
             </w:rPr>
           </w:pPr>
-          <w:hyperlink w:anchor="_Toc241392107" w:history="1">
+          <w:hyperlink w:anchor="_Toc241395741" w:history="1">
             <w:r>
               <w:rPr>
                 <w:rStyle w:val="Hyperlink"/>
@@ -5166,7 +5166,7 @@
               <w:rPr>
                 <w:noProof/>
               </w:rPr>
-              <w:instrText xml:space="preserve"> PAGEREF _Toc241392107 \h </w:instrText>
+              <w:instrText xml:space="preserve"> PAGEREF _Toc241395741 \h </w:instrText>
             </w:r>
             <w:r>
               <w:rPr>
@@ -5208,7 +5208,7 @@
               <w14:ligatures w14:val="standardContextual"/>
             </w:rPr>
           </w:pPr>
-          <w:hyperlink w:anchor="_Toc241392108" w:history="1">
+          <w:hyperlink w:anchor="_Toc241395742" w:history="1">
             <w:r>
               <w:rPr>
                 <w:rStyle w:val="Hyperlink"/>
@@ -5232,7 +5232,7 @@
               <w:rPr>
                 <w:noProof/>
               </w:rPr>
-              <w:instrText xml:space="preserve"> PAGEREF _Toc241392108 \h </w:instrText>
+              <w:instrText xml:space="preserve"> PAGEREF _Toc241395742 \h </w:instrText>
             </w:r>
             <w:r>
               <w:rPr>
@@ -5274,7 +5274,7 @@
               <w14:ligatures w14:val="standardContextual"/>
             </w:rPr>
           </w:pPr>
-          <w:hyperlink w:anchor="_Toc241392109" w:history="1">
+          <w:hyperlink w:anchor="_Toc241395743" w:history="1">
             <w:r>
               <w:rPr>
                 <w:rStyle w:val="Hyperlink"/>
@@ -5298,7 +5298,7 @@
               <w:rPr>
                 <w:noProof/>
               </w:rPr>
-              <w:instrText xml:space="preserve"> PAGEREF _Toc241392109 \h </w:instrText>
+              <w:instrText xml:space="preserve"> PAGEREF _Toc241395743 \h </w:instrText>
             </w:r>
             <w:r>
               <w:rPr>
@@ -5340,7 +5340,7 @@
               <w14:ligatures w14:val="standardContextual"/>
             </w:rPr>
           </w:pPr>
-          <w:hyperlink w:anchor="_Toc241392110" w:history="1">
+          <w:hyperlink w:anchor="_Toc241395744" w:history="1">
             <w:r>
               <w:rPr>
                 <w:rStyle w:val="Hyperlink"/>
@@ -5364,7 +5364,7 @@
               <w:rPr>
                 <w:noProof/>
               </w:rPr>
-              <w:instrText xml:space="preserve"> PAGEREF _Toc241392110 \h </w:instrText>
+              <w:instrText xml:space="preserve"> PAGEREF _Toc241395744 \h </w:instrText>
             </w:r>
             <w:r>
               <w:rPr>
@@ -5406,7 +5406,7 @@
               <w14:ligatures w14:val="standardContextual"/>
             </w:rPr>
           </w:pPr>
-          <w:hyperlink w:anchor="_Toc241392111" w:history="1">
+          <w:hyperlink w:anchor="_Toc241395745" w:history="1">
             <w:r>
               <w:rPr>
                 <w:rStyle w:val="Hyperlink"/>
@@ -5430,7 +5430,7 @@
               <w:rPr>
                 <w:noProof/>
               </w:rPr>
-              <w:instrText xml:space="preserve"> PAGEREF _Toc241392111 \h </w:instrText>
+              <w:instrText xml:space="preserve"> PAGEREF _Toc241395745 \h </w:instrText>
             </w:r>
             <w:r>
               <w:rPr>
@@ -5472,7 +5472,7 @@
               <w14:ligatures w14:val="standardContextual"/>
             </w:rPr>
           </w:pPr>
-          <w:hyperlink w:anchor="_Toc241392112" w:history="1">
+          <w:hyperlink w:anchor="_Toc241395746" w:history="1">
             <w:r>
               <w:rPr>
                 <w:rStyle w:val="Hyperlink"/>
@@ -5496,7 +5496,7 @@
               <w:rPr>
                 <w:noProof/>
               </w:rPr>
-              <w:instrText xml:space="preserve"> PAGEREF _Toc241392112 \h </w:instrText>
+              <w:instrText xml:space="preserve"> PAGEREF _Toc241395746 \h </w:instrText>
             </w:r>
             <w:r>
               <w:rPr>
@@ -5538,7 +5538,7 @@
               <w14:ligatures w14:val="standardContextual"/>
             </w:rPr>
           </w:pPr>
-          <w:hyperlink w:anchor="_Toc241392113" w:history="1">
+          <w:hyperlink w:anchor="_Toc241395747" w:history="1">
             <w:r>
               <w:rPr>
                 <w:rStyle w:val="Hyperlink"/>
@@ -5562,7 +5562,7 @@
               <w:rPr>
                 <w:noProof/>
               </w:rPr>
-              <w:instrText xml:space="preserve"> PAGEREF _Toc241392113 \h </w:instrText>
+              <w:instrText xml:space="preserve"> PAGEREF _Toc241395747 \h </w:instrText>
             </w:r>
             <w:r>
               <w:rPr>
@@ -5604,7 +5604,7 @@
               <w14:ligatures w14:val="standardContextual"/>
             </w:rPr>
           </w:pPr>
-          <w:hyperlink w:anchor="_Toc241392114" w:history="1">
+          <w:hyperlink w:anchor="_Toc241395748" w:history="1">
             <w:r>
               <w:rPr>
                 <w:rStyle w:val="Hyperlink"/>
@@ -5628,7 +5628,7 @@
               <w:rPr>
                 <w:noProof/>
               </w:rPr>
-              <w:instrText xml:space="preserve"> PAGEREF _Toc241392114 \h </w:instrText>
+              <w:instrText xml:space="preserve"> PAGEREF _Toc241395748 \h </w:instrText>
             </w:r>
             <w:r>
               <w:rPr>
@@ -5670,7 +5670,7 @@
               <w14:ligatures w14:val="standardContextual"/>
             </w:rPr>
           </w:pPr>
-          <w:hyperlink w:anchor="_Toc241392115" w:history="1">
+          <w:hyperlink w:anchor="_Toc241395749" w:history="1">
             <w:r>
               <w:rPr>
                 <w:rStyle w:val="Hyperlink"/>
@@ -5694,7 +5694,7 @@
               <w:rPr>
                 <w:noProof/>
               </w:rPr>
-              <w:instrText xml:space="preserve"> PAGEREF _Toc241392115 \h </w:instrText>
+              <w:instrText xml:space="preserve"> PAGEREF _Toc241395749 \h </w:instrText>
             </w:r>
             <w:r>
               <w:rPr>
@@ -5736,7 +5736,7 @@
               <w14:ligatures w14:val="standardContextual"/>
             </w:rPr>
           </w:pPr>
-          <w:hyperlink w:anchor="_Toc241392116" w:history="1">
+          <w:hyperlink w:anchor="_Toc241395750" w:history="1">
             <w:r>
               <w:rPr>
                 <w:rStyle w:val="Hyperlink"/>
@@ -5760,7 +5760,7 @@
               <w:rPr>
                 <w:noProof/>
               </w:rPr>
-              <w:instrText xml:space="preserve"> PAGEREF _Toc241392116 \h </w:instrText>
+              <w:instrText xml:space="preserve"> PAGEREF _Toc241395750 \h </w:instrText>
             </w:r>
             <w:r>
               <w:rPr>
@@ -5802,7 +5802,7 @@
               <w14:ligatures w14:val="standardContextual"/>
             </w:rPr>
           </w:pPr>
-          <w:hyperlink w:anchor="_Toc241392117" w:history="1">
+          <w:hyperlink w:anchor="_Toc241395751" w:history="1">
             <w:r>
               <w:rPr>
                 <w:rStyle w:val="Hyperlink"/>
@@ -5826,7 +5826,7 @@
               <w:rPr>
                 <w:noProof/>
               </w:rPr>
-              <w:instrText xml:space="preserve"> PAGEREF _Toc241392117 \h </w:instrText>
+              <w:instrText xml:space="preserve"> PAGEREF _Toc241395751 \h </w:instrText>
             </w:r>
             <w:r>
               <w:rPr>
@@ -5868,7 +5868,7 @@
               <w14:ligatures w14:val="standardContextual"/>
             </w:rPr>
           </w:pPr>
-          <w:hyperlink w:anchor="_Toc241392118" w:history="1">
+          <w:hyperlink w:anchor="_Toc241395752" w:history="1">
             <w:r>
               <w:rPr>
                 <w:rStyle w:val="Hyperlink"/>
@@ -5892,7 +5892,7 @@
               <w:rPr>
                 <w:noProof/>
               </w:rPr>
-              <w:instrText xml:space="preserve"> PAGEREF _Toc241392118 \h </w:instrText>
+              <w:instrText xml:space="preserve"> PAGEREF _Toc241395752 \h </w:instrText>
             </w:r>
             <w:r>
               <w:rPr>
@@ -5934,7 +5934,7 @@
               <w14:ligatures w14:val="standardContextual"/>
             </w:rPr>
           </w:pPr>
-          <w:hyperlink w:anchor="_Toc241392119" w:history="1">
+          <w:hyperlink w:anchor="_Toc241395753" w:history="1">
             <w:r>
               <w:rPr>
                 <w:rStyle w:val="Hyperlink"/>
@@ -5958,7 +5958,7 @@
               <w:rPr>
                 <w:noProof/>
               </w:rPr>
-              <w:instrText xml:space="preserve"> PAGEREF _Toc241392119 \h </w:instrText>
+              <w:instrText xml:space="preserve"> PAGEREF _Toc241395753 \h </w:instrText>
             </w:r>
             <w:r>
               <w:rPr>
@@ -6000,7 +6000,7 @@
               <w14:ligatures w14:val="standardContextual"/>
             </w:rPr>
           </w:pPr>
-          <w:hyperlink w:anchor="_Toc241392120" w:history="1">
+          <w:hyperlink w:anchor="_Toc241395754" w:history="1">
             <w:r>
               <w:rPr>
                 <w:rStyle w:val="Hyperlink"/>
@@ -6024,7 +6024,7 @@
               <w:rPr>
                 <w:noProof/>
               </w:rPr>
-              <w:instrText xml:space="preserve"> PAGEREF _Toc241392120 \h </w:instrText>
+              <w:instrText xml:space="preserve"> PAGEREF _Toc241395754 \h </w:instrText>
             </w:r>
             <w:r>
               <w:rPr>
@@ -6066,7 +6066,7 @@
               <w14:ligatures w14:val="standardContextual"/>
             </w:rPr>
           </w:pPr>
-          <w:hyperlink w:anchor="_Toc241392121" w:history="1">
+          <w:hyperlink w:anchor="_Toc241395755" w:history="1">
             <w:r>
               <w:rPr>
                 <w:rStyle w:val="Hyperlink"/>
@@ -6090,7 +6090,7 @@
               <w:rPr>
                 <w:noProof/>
               </w:rPr>
-              <w:instrText xml:space="preserve"> PAGEREF _Toc241392121 \h </w:instrText>
+              <w:instrText xml:space="preserve"> PAGEREF _Toc241395755 \h </w:instrText>
             </w:r>
             <w:r>
               <w:rPr>
@@ -6132,7 +6132,7 @@
               <w14:ligatures w14:val="standardContextual"/>
             </w:rPr>
           </w:pPr>
-          <w:hyperlink w:anchor="_Toc241392122" w:history="1">
+          <w:hyperlink w:anchor="_Toc241395756" w:history="1">
             <w:r>
               <w:rPr>
                 <w:rStyle w:val="Hyperlink"/>
@@ -6156,7 +6156,7 @@
               <w:rPr>
                 <w:noProof/>
               </w:rPr>
-              <w:instrText xml:space="preserve"> PAGEREF _Toc241392122 \h </w:instrText>
+              <w:instrText xml:space="preserve"> PAGEREF _Toc241395756 \h </w:instrText>
             </w:r>
             <w:r>
               <w:rPr>
@@ -6198,7 +6198,7 @@
               <w14:ligatures w14:val="standardContextual"/>
             </w:rPr>
           </w:pPr>
-          <w:hyperlink w:anchor="_Toc241392123" w:history="1">
+          <w:hyperlink w:anchor="_Toc241395757" w:history="1">
             <w:r>
               <w:rPr>
                 <w:rStyle w:val="Hyperlink"/>
@@ -6222,7 +6222,7 @@
               <w:rPr>
                 <w:noProof/>
               </w:rPr>
-              <w:instrText xml:space="preserve"> PAGEREF _Toc241392123 \h </w:instrText>
+              <w:instrText xml:space="preserve"> PAGEREF _Toc241395757 \h </w:instrText>
             </w:r>
             <w:r>
               <w:rPr>
@@ -6264,7 +6264,7 @@
               <w14:ligatures w14:val="standardContextual"/>
             </w:rPr>
           </w:pPr>
-          <w:hyperlink w:anchor="_Toc241392124" w:history="1">
+          <w:hyperlink w:anchor="_Toc241395758" w:history="1">
             <w:r>
               <w:rPr>
                 <w:rStyle w:val="Hyperlink"/>
@@ -6288,7 +6288,7 @@
               <w:rPr>
                 <w:noProof/>
               </w:rPr>
-              <w:instrText xml:space="preserve"> PAGEREF _Toc241392124 \h </w:instrText>
+              <w:instrText xml:space="preserve"> PAGEREF _Toc241395758 \h </w:instrText>
             </w:r>
             <w:r>
               <w:rPr>
@@ -6330,7 +6330,7 @@
               <w14:ligatures w14:val="standardContextual"/>
             </w:rPr>
           </w:pPr>
-          <w:hyperlink w:anchor="_Toc241392125" w:history="1">
+          <w:hyperlink w:anchor="_Toc241395759" w:history="1">
             <w:r>
               <w:rPr>
                 <w:rStyle w:val="Hyperlink"/>
@@ -6354,7 +6354,7 @@
               <w:rPr>
                 <w:noProof/>
               </w:rPr>
-              <w:instrText xml:space="preserve"> PAGEREF _Toc241392125 \h </w:instrText>
+              <w:instrText xml:space="preserve"> PAGEREF _Toc241395759 \h </w:instrText>
             </w:r>
             <w:r>
               <w:rPr>
@@ -6396,7 +6396,7 @@
               <w14:ligatures w14:val="standardContextual"/>
             </w:rPr>
           </w:pPr>
-          <w:hyperlink w:anchor="_Toc241392126" w:history="1">
+          <w:hyperlink w:anchor="_Toc241395760" w:history="1">
             <w:r>
               <w:rPr>
                 <w:rStyle w:val="Hyperlink"/>
@@ -6420,7 +6420,7 @@
               <w:rPr>
                 <w:noProof/>
               </w:rPr>
-              <w:instrText xml:space="preserve"> PAGEREF _Toc241392126 \h </w:instrText>
+              <w:instrText xml:space="preserve"> PAGEREF _Toc241395760 \h </w:instrText>
             </w:r>
             <w:r>
               <w:rPr>
@@ -6462,7 +6462,7 @@
               <w14:ligatures w14:val="standardContextual"/>
             </w:rPr>
           </w:pPr>
-          <w:hyperlink w:anchor="_Toc241392127" w:history="1">
+          <w:hyperlink w:anchor="_Toc241395761" w:history="1">
             <w:r>
               <w:rPr>
                 <w:rStyle w:val="Hyperlink"/>
@@ -6486,7 +6486,7 @@
               <w:rPr>
                 <w:noProof/>
               </w:rPr>
-              <w:instrText xml:space="preserve"> PAGEREF _Toc241392127 \h </w:instrText>
+              <w:instrText xml:space="preserve"> PAGEREF _Toc241395761 \h </w:instrText>
             </w:r>
             <w:r>
               <w:rPr>
@@ -6528,7 +6528,7 @@
               <w14:ligatures w14:val="standardContextual"/>
             </w:rPr>
           </w:pPr>
-          <w:hyperlink w:anchor="_Toc241392128" w:history="1">
+          <w:hyperlink w:anchor="_Toc241395762" w:history="1">
             <w:r>
               <w:rPr>
                 <w:rStyle w:val="Hyperlink"/>
@@ -6552,7 +6552,7 @@
               <w:rPr>
                 <w:noProof/>
               </w:rPr>
-              <w:instrText xml:space="preserve"> PAGEREF _Toc241392128 \h </w:instrText>
+              <w:instrText xml:space="preserve"> PAGEREF _Toc241395762 \h </w:instrText>
             </w:r>
             <w:r>
               <w:rPr>
@@ -6594,7 +6594,7 @@
               <w14:ligatures w14:val="standardContextual"/>
             </w:rPr>
           </w:pPr>
-          <w:hyperlink w:anchor="_Toc241392129" w:history="1">
+          <w:hyperlink w:anchor="_Toc241395763" w:history="1">
             <w:r>
               <w:rPr>
                 <w:rStyle w:val="Hyperlink"/>
@@ -6618,7 +6618,7 @@
               <w:rPr>
                 <w:noProof/>
               </w:rPr>
-              <w:instrText xml:space="preserve"> PAGEREF _Toc241392129 \h </w:instrText>
+              <w:instrText xml:space="preserve"> PAGEREF _Toc241395763 \h </w:instrText>
             </w:r>
             <w:r>
               <w:rPr>
@@ -6660,7 +6660,7 @@
               <w14:ligatures w14:val="standardContextual"/>
             </w:rPr>
           </w:pPr>
-          <w:hyperlink w:anchor="_Toc241392130" w:history="1">
+          <w:hyperlink w:anchor="_Toc241395764" w:history="1">
             <w:r>
               <w:rPr>
                 <w:rStyle w:val="Hyperlink"/>
@@ -6684,7 +6684,7 @@
               <w:rPr>
                 <w:noProof/>
               </w:rPr>
-              <w:instrText xml:space="preserve"> PAGEREF _Toc241392130 \h </w:instrText>
+              <w:instrText xml:space="preserve"> PAGEREF _Toc241395764 \h </w:instrText>
             </w:r>
             <w:r>
               <w:rPr>
@@ -6726,7 +6726,7 @@
               <w14:ligatures w14:val="standardContextual"/>
             </w:rPr>
           </w:pPr>
-          <w:hyperlink w:anchor="_Toc241392131" w:history="1">
+          <w:hyperlink w:anchor="_Toc241395765" w:history="1">
             <w:r>
               <w:rPr>
                 <w:rStyle w:val="Hyperlink"/>
@@ -6750,7 +6750,7 @@
               <w:rPr>
                 <w:noProof/>
               </w:rPr>
-              <w:instrText xml:space="preserve"> PAGEREF _Toc241392131 \h </w:instrText>
+              <w:instrText xml:space="preserve"> PAGEREF _Toc241395765 \h </w:instrText>
             </w:r>
             <w:r>
               <w:rPr>
@@ -6792,7 +6792,7 @@
               <w14:ligatures w14:val="standardContextual"/>
             </w:rPr>
           </w:pPr>
-          <w:hyperlink w:anchor="_Toc241392132" w:history="1">
+          <w:hyperlink w:anchor="_Toc241395766" w:history="1">
             <w:r>
               <w:rPr>
                 <w:rStyle w:val="Hyperlink"/>
@@ -6816,7 +6816,7 @@
               <w:rPr>
                 <w:noProof/>
               </w:rPr>
-              <w:instrText xml:space="preserve"> PAGEREF _Toc241392132 \h </w:instrText>
+              <w:instrText xml:space="preserve"> PAGEREF _Toc241395766 \h </w:instrText>
             </w:r>
             <w:r>
               <w:rPr>
@@ -6858,7 +6858,7 @@
               <w14:ligatures w14:val="standardContextual"/>
             </w:rPr>
           </w:pPr>
-          <w:hyperlink w:anchor="_Toc241392133" w:history="1">
+          <w:hyperlink w:anchor="_Toc241395767" w:history="1">
             <w:r>
               <w:rPr>
                 <w:rStyle w:val="Hyperlink"/>
@@ -6882,7 +6882,7 @@
               <w:rPr>
                 <w:noProof/>
               </w:rPr>
-              <w:instrText xml:space="preserve"> PAGEREF _Toc241392133 \h </w:instrText>
+              <w:instrText xml:space="preserve"> PAGEREF _Toc241395767 \h </w:instrText>
             </w:r>
             <w:r>
               <w:rPr>
@@ -6924,7 +6924,7 @@
               <w14:ligatures w14:val="standardContextual"/>
             </w:rPr>
           </w:pPr>
-          <w:hyperlink w:anchor="_Toc241392134" w:history="1">
+          <w:hyperlink w:anchor="_Toc241395768" w:history="1">
             <w:r>
               <w:rPr>
                 <w:rStyle w:val="Hyperlink"/>
@@ -6948,7 +6948,7 @@
               <w:rPr>
                 <w:noProof/>
               </w:rPr>
-              <w:instrText xml:space="preserve"> PAGEREF _Toc241392134 \h </w:instrText>
+              <w:instrText xml:space="preserve"> PAGEREF _Toc241395768 \h </w:instrText>
             </w:r>
             <w:r>
               <w:rPr>
@@ -6990,7 +6990,7 @@
               <w14:ligatures w14:val="standardContextual"/>
             </w:rPr>
           </w:pPr>
-          <w:hyperlink w:anchor="_Toc241392135" w:history="1">
+          <w:hyperlink w:anchor="_Toc241395769" w:history="1">
             <w:r>
               <w:rPr>
                 <w:rStyle w:val="Hyperlink"/>
@@ -7014,7 +7014,7 @@
               <w:rPr>
                 <w:noProof/>
               </w:rPr>
-              <w:instrText xml:space="preserve"> PAGEREF _Toc241392135 \h </w:instrText>
+              <w:instrText xml:space="preserve"> PAGEREF _Toc241395769 \h </w:instrText>
             </w:r>
             <w:r>
               <w:rPr>
@@ -7056,7 +7056,7 @@
               <w14:ligatures w14:val="standardContextual"/>
             </w:rPr>
           </w:pPr>
-          <w:hyperlink w:anchor="_Toc241392136" w:history="1">
+          <w:hyperlink w:anchor="_Toc241395770" w:history="1">
             <w:r>
               <w:rPr>
                 <w:rStyle w:val="Hyperlink"/>
@@ -7080,7 +7080,7 @@
               <w:rPr>
                 <w:noProof/>
               </w:rPr>
-              <w:instrText xml:space="preserve"> PAGEREF _Toc241392136 \h </w:instrText>
+              <w:instrText xml:space="preserve"> PAGEREF _Toc241395770 \h </w:instrText>
             </w:r>
             <w:r>
               <w:rPr>
@@ -7122,7 +7122,7 @@
               <w14:ligatures w14:val="standardContextual"/>
             </w:rPr>
           </w:pPr>
-          <w:hyperlink w:anchor="_Toc241392137" w:history="1">
+          <w:hyperlink w:anchor="_Toc241395771" w:history="1">
             <w:r>
               <w:rPr>
                 <w:rStyle w:val="Hyperlink"/>
@@ -7146,7 +7146,7 @@
               <w:rPr>
                 <w:noProof/>
               </w:rPr>
-              <w:instrText xml:space="preserve"> PAGEREF _Toc241392137 \h </w:instrText>
+              <w:instrText xml:space="preserve"> PAGEREF _Toc241395771 \h </w:instrText>
             </w:r>
             <w:r>
               <w:rPr>
@@ -7188,7 +7188,7 @@
               <w14:ligatures w14:val="standardContextual"/>
             </w:rPr>
           </w:pPr>
-          <w:hyperlink w:anchor="_Toc241392138" w:history="1">
+          <w:hyperlink w:anchor="_Toc241395772" w:history="1">
             <w:r>
               <w:rPr>
                 <w:rStyle w:val="Hyperlink"/>
@@ -7212,7 +7212,7 @@
               <w:rPr>
                 <w:noProof/>
               </w:rPr>
-              <w:instrText xml:space="preserve"> PAGEREF _Toc241392138 \h </w:instrText>
+              <w:instrText xml:space="preserve"> PAGEREF _Toc241395772 \h </w:instrText>
             </w:r>
             <w:r>
               <w:rPr>
@@ -7254,7 +7254,7 @@
               <w14:ligatures w14:val="standardContextual"/>
             </w:rPr>
           </w:pPr>
-          <w:hyperlink w:anchor="_Toc241392139" w:history="1">
+          <w:hyperlink w:anchor="_Toc241395773" w:history="1">
             <w:r>
               <w:rPr>
                 <w:rStyle w:val="Hyperlink"/>
@@ -7278,7 +7278,7 @@
               <w:rPr>
                 <w:noProof/>
               </w:rPr>
-              <w:instrText xml:space="preserve"> PAGEREF _Toc241392139 \h </w:instrText>
+              <w:instrText xml:space="preserve"> PAGEREF _Toc241395773 \h </w:instrText>
             </w:r>
             <w:r>
               <w:rPr>
@@ -7320,7 +7320,7 @@
               <w14:ligatures w14:val="standardContextual"/>
             </w:rPr>
           </w:pPr>
-          <w:hyperlink w:anchor="_Toc241392140" w:history="1">
+          <w:hyperlink w:anchor="_Toc241395774" w:history="1">
             <w:r>
               <w:rPr>
                 <w:rStyle w:val="Hyperlink"/>
@@ -7344,7 +7344,7 @@
               <w:rPr>
                 <w:noProof/>
               </w:rPr>
-              <w:instrText xml:space="preserve"> PAGEREF _Toc241392140 \h </w:instrText>
+              <w:instrText xml:space="preserve"> PAGEREF _Toc241395774 \h </w:instrText>
             </w:r>
             <w:r>
               <w:rPr>
@@ -7386,7 +7386,7 @@
               <w14:ligatures w14:val="standardContextual"/>
             </w:rPr>
           </w:pPr>
-          <w:hyperlink w:anchor="_Toc241392141" w:history="1">
+          <w:hyperlink w:anchor="_Toc241395775" w:history="1">
             <w:r>
               <w:rPr>
                 <w:rStyle w:val="Hyperlink"/>
@@ -7410,7 +7410,7 @@
               <w:rPr>
                 <w:noProof/>
               </w:rPr>
-              <w:instrText xml:space="preserve"> PAGEREF _Toc241392141 \h </w:instrText>
+              <w:instrText xml:space="preserve"> PAGEREF _Toc241395775 \h </w:instrText>
             </w:r>
             <w:r>
               <w:rPr>
@@ -7463,7 +7463,7 @@
         <w:pStyle w:val="Kop1"/>
         <w:pageBreakBefore/>
       </w:pPr>
-      <w:bookmarkStart w:id="1" w:name="_Toc241392033"/>
+      <w:bookmarkStart w:id="1" w:name="_Toc241395667"/>
       <w:r>
         <w:lastRenderedPageBreak/>
         <w:t>Intended Use and Your Data</w:t>
@@ -7524,7 +7524,7 @@
       <w:pPr>
         <w:pStyle w:val="Kop2"/>
       </w:pPr>
-      <w:bookmarkStart w:id="2" w:name="_Toc241392034"/>
+      <w:bookmarkStart w:id="2" w:name="_Toc241395668"/>
       <w:r>
         <w:t>What the App Does Not Do</w:t>
       </w:r>
@@ -8065,7 +8065,7 @@
         <w:pStyle w:val="Kop1"/>
         <w:pageBreakBefore/>
       </w:pPr>
-      <w:bookmarkStart w:id="3" w:name="_Toc241392035"/>
+      <w:bookmarkStart w:id="3" w:name="_Toc241395669"/>
       <w:r>
         <w:lastRenderedPageBreak/>
         <w:t>Getting Started</w:t>
@@ -8076,7 +8076,7 @@
       <w:pPr>
         <w:pStyle w:val="Kop2"/>
       </w:pPr>
-      <w:bookmarkStart w:id="4" w:name="_Toc241392036"/>
+      <w:bookmarkStart w:id="4" w:name="_Toc241395670"/>
       <w:r>
         <w:t>Opening the Public App</w:t>
       </w:r>
@@ -8094,7 +8094,7 @@
       <w:pPr>
         <w:pStyle w:val="Kop2"/>
       </w:pPr>
-      <w:bookmarkStart w:id="5" w:name="_Toc241392037"/>
+      <w:bookmarkStart w:id="5" w:name="_Toc241395671"/>
       <w:r>
         <w:t>Installing the App on Your Own Computer</w:t>
       </w:r>
@@ -8174,7 +8174,7 @@
       <w:pPr>
         <w:pStyle w:val="Kop2"/>
       </w:pPr>
-      <w:bookmarkStart w:id="6" w:name="_Toc241392038"/>
+      <w:bookmarkStart w:id="6" w:name="_Toc241395672"/>
       <w:r>
         <w:t>The Hub Screen</w:t>
       </w:r>
@@ -8801,7 +8801,7 @@
       <w:pPr>
         <w:pStyle w:val="Kop2"/>
       </w:pPr>
-      <w:bookmarkStart w:id="7" w:name="_Toc241392039"/>
+      <w:bookmarkStart w:id="7" w:name="_Toc241395673"/>
       <w:r>
         <w:t>Getting Help Inside the App</w:t>
       </w:r>
@@ -8819,7 +8819,7 @@
       <w:pPr>
         <w:pStyle w:val="Kop2"/>
       </w:pPr>
-      <w:bookmarkStart w:id="8" w:name="_Toc241392040"/>
+      <w:bookmarkStart w:id="8" w:name="_Toc241395674"/>
       <w:r>
         <w:t>Saving Your Work</w:t>
       </w:r>
@@ -8838,7 +8838,7 @@
         <w:pStyle w:val="Kop1"/>
         <w:pageBreakBefore/>
       </w:pPr>
-      <w:bookmarkStart w:id="9" w:name="_Toc241392041"/>
+      <w:bookmarkStart w:id="9" w:name="_Toc241395675"/>
       <w:r>
         <w:lastRenderedPageBreak/>
         <w:t>Tutorials</w:t>
@@ -8857,7 +8857,7 @@
       <w:pPr>
         <w:pStyle w:val="Kop2"/>
       </w:pPr>
-      <w:bookmarkStart w:id="10" w:name="_Toc241392042"/>
+      <w:bookmarkStart w:id="10" w:name="_Toc241395676"/>
       <w:r>
         <w:t>Tutorial 1: A First Analysis Without a File</w:t>
       </w:r>
@@ -8996,7 +8996,7 @@
       <w:pPr>
         <w:pStyle w:val="Kop2"/>
       </w:pPr>
-      <w:bookmarkStart w:id="11" w:name="_Toc241392043"/>
+      <w:bookmarkStart w:id="11" w:name="_Toc241395677"/>
       <w:r>
         <w:t>Tutorial 2: Uploading Data with BLQ Results</w:t>
       </w:r>
@@ -9215,7 +9215,7 @@
       <w:pPr>
         <w:pStyle w:val="Kop2"/>
       </w:pPr>
-      <w:bookmarkStart w:id="12" w:name="_Toc241392044"/>
+      <w:bookmarkStart w:id="12" w:name="_Toc241395678"/>
       <w:r>
         <w:t>Tutorial 3: All Subjects at Once (Theophylline)</w:t>
       </w:r>
@@ -9383,7 +9383,7 @@
       <w:pPr>
         <w:pStyle w:val="Kop2"/>
       </w:pPr>
-      <w:bookmarkStart w:id="13" w:name="_Toc241392045"/>
+      <w:bookmarkStart w:id="13" w:name="_Toc241395679"/>
       <w:r>
         <w:t>Tutorial 4: Bioequivalence</w:t>
       </w:r>
@@ -9568,7 +9568,7 @@
       <w:pPr>
         <w:pStyle w:val="Kop2"/>
       </w:pPr>
-      <w:bookmarkStart w:id="14" w:name="_Toc241392046"/>
+      <w:bookmarkStart w:id="14" w:name="_Toc241395680"/>
       <w:r>
         <w:lastRenderedPageBreak/>
         <w:t>Tutorial 5: Planning a Study</w:t>
@@ -9728,7 +9728,7 @@
       <w:pPr>
         <w:pStyle w:val="Kop2"/>
       </w:pPr>
-      <w:bookmarkStart w:id="15" w:name="_Toc241392047"/>
+      <w:bookmarkStart w:id="15" w:name="_Toc241395681"/>
       <w:r>
         <w:t>Tutorial 6: Partial AUCs</w:t>
       </w:r>
@@ -9860,7 +9860,7 @@
       <w:pPr>
         <w:pStyle w:val="Kop2"/>
       </w:pPr>
-      <w:bookmarkStart w:id="16" w:name="_Toc241392048"/>
+      <w:bookmarkStart w:id="16" w:name="_Toc241395682"/>
       <w:r>
         <w:t>Tutorial 7: Figures</w:t>
       </w:r>
@@ -9966,7 +9966,7 @@
       <w:pPr>
         <w:pStyle w:val="Kop2"/>
       </w:pPr>
-      <w:bookmarkStart w:id="17" w:name="_Toc241392049"/>
+      <w:bookmarkStart w:id="17" w:name="_Toc241395683"/>
       <w:r>
         <w:t>Answer Key</w:t>
       </w:r>
@@ -10075,7 +10075,7 @@
         <w:pStyle w:val="Kop1"/>
         <w:pageBreakBefore/>
       </w:pPr>
-      <w:bookmarkStart w:id="18" w:name="_Toc241392050"/>
+      <w:bookmarkStart w:id="18" w:name="_Toc241395684"/>
       <w:r>
         <w:lastRenderedPageBreak/>
         <w:t>Preparing Your Data and Study Types</w:t>
@@ -10086,7 +10086,7 @@
       <w:pPr>
         <w:pStyle w:val="Kop2"/>
       </w:pPr>
-      <w:bookmarkStart w:id="19" w:name="_Toc241392051"/>
+      <w:bookmarkStart w:id="19" w:name="_Toc241395685"/>
       <w:r>
         <w:t>General Format Rules</w:t>
       </w:r>
@@ -10181,7 +10181,7 @@
       <w:pPr>
         <w:pStyle w:val="Kop2"/>
       </w:pPr>
-      <w:bookmarkStart w:id="20" w:name="_Toc241392052"/>
+      <w:bookmarkStart w:id="20" w:name="_Toc241395686"/>
       <w:r>
         <w:t>Scenario 1: Single Subject</w:t>
       </w:r>
@@ -10880,7 +10880,7 @@
       <w:pPr>
         <w:pStyle w:val="Kop2"/>
       </w:pPr>
-      <w:bookmarkStart w:id="21" w:name="_Toc241392053"/>
+      <w:bookmarkStart w:id="21" w:name="_Toc241395687"/>
       <w:r>
         <w:t>Scenario 2: Multiple Subjects, Same Dose</w:t>
       </w:r>
@@ -11490,7 +11490,7 @@
       <w:pPr>
         <w:pStyle w:val="Kop2"/>
       </w:pPr>
-      <w:bookmarkStart w:id="22" w:name="_Toc241392054"/>
+      <w:bookmarkStart w:id="22" w:name="_Toc241395688"/>
       <w:r>
         <w:t>Scenario 3: Multiple Subjects, Different Doses</w:t>
       </w:r>
@@ -11508,7 +11508,7 @@
       <w:pPr>
         <w:pStyle w:val="Kop2"/>
       </w:pPr>
-      <w:bookmarkStart w:id="23" w:name="_Toc241392055"/>
+      <w:bookmarkStart w:id="23" w:name="_Toc241395689"/>
       <w:r>
         <w:t>Scenario 4: Standard 2-Period Crossover (BE)</w:t>
       </w:r>
@@ -12380,7 +12380,7 @@
       <w:pPr>
         <w:pStyle w:val="Kop2"/>
       </w:pPr>
-      <w:bookmarkStart w:id="24" w:name="_Toc241392056"/>
+      <w:bookmarkStart w:id="24" w:name="_Toc241395690"/>
       <w:r>
         <w:t>Scenario 5: Replicate Designs and Paired Comparison</w:t>
       </w:r>
@@ -12398,7 +12398,7 @@
       <w:pPr>
         <w:pStyle w:val="Kop2"/>
       </w:pPr>
-      <w:bookmarkStart w:id="25" w:name="_Toc241392057"/>
+      <w:bookmarkStart w:id="25" w:name="_Toc241395691"/>
       <w:r>
         <w:t>Scenario 6: Parallel-Group BE</w:t>
       </w:r>
@@ -12416,7 +12416,7 @@
       <w:pPr>
         <w:pStyle w:val="Kop2"/>
       </w:pPr>
-      <w:bookmarkStart w:id="26" w:name="_Toc241392058"/>
+      <w:bookmarkStart w:id="26" w:name="_Toc241395692"/>
       <w:r>
         <w:t>Scenario 7: Steady-State PK</w:t>
       </w:r>
@@ -12450,7 +12450,7 @@
       <w:pPr>
         <w:pStyle w:val="Kop2"/>
       </w:pPr>
-      <w:bookmarkStart w:id="27" w:name="_Toc241392059"/>
+      <w:bookmarkStart w:id="27" w:name="_Toc241395693"/>
       <w:r>
         <w:t>Scenario 8: Drug–Drug Interaction Study</w:t>
       </w:r>
@@ -12476,7 +12476,7 @@
       <w:pPr>
         <w:pStyle w:val="Kop2"/>
       </w:pPr>
-      <w:bookmarkStart w:id="28" w:name="_Toc241392060"/>
+      <w:bookmarkStart w:id="28" w:name="_Toc241395694"/>
       <w:r>
         <w:lastRenderedPageBreak/>
         <w:t>Scenario 9: CDISC ADNCA Dataset</w:t>
@@ -12535,7 +12535,7 @@
       <w:pPr>
         <w:pStyle w:val="Kop2"/>
       </w:pPr>
-      <w:bookmarkStart w:id="29" w:name="_Toc241392061"/>
+      <w:bookmarkStart w:id="29" w:name="_Toc241395695"/>
       <w:r>
         <w:t>Scenario 10: IV Bolus and IV Infusion</w:t>
       </w:r>
@@ -12561,7 +12561,7 @@
       <w:pPr>
         <w:pStyle w:val="Kop2"/>
       </w:pPr>
-      <w:bookmarkStart w:id="30" w:name="_Toc241392062"/>
+      <w:bookmarkStart w:id="30" w:name="_Toc241395696"/>
       <w:r>
         <w:t>Scenario 11: Single Ascending Dose and Dose Proportionality</w:t>
       </w:r>
@@ -12579,7 +12579,7 @@
       <w:pPr>
         <w:pStyle w:val="Kop2"/>
       </w:pPr>
-      <w:bookmarkStart w:id="31" w:name="_Toc241392063"/>
+      <w:bookmarkStart w:id="31" w:name="_Toc241395697"/>
       <w:r>
         <w:t>Scenario 12: Multiple Dosing and Accumulation</w:t>
       </w:r>
@@ -12625,7 +12625,7 @@
       <w:pPr>
         <w:pStyle w:val="Kop2"/>
       </w:pPr>
-      <w:bookmarkStart w:id="32" w:name="_Toc241392064"/>
+      <w:bookmarkStart w:id="32" w:name="_Toc241395698"/>
       <w:r>
         <w:t>Scenario 13: Food Effect</w:t>
       </w:r>
@@ -12643,7 +12643,7 @@
       <w:pPr>
         <w:pStyle w:val="Kop2"/>
       </w:pPr>
-      <w:bookmarkStart w:id="33" w:name="_Toc241392065"/>
+      <w:bookmarkStart w:id="33" w:name="_Toc241395699"/>
       <w:r>
         <w:t>Scenario 14: Metabolites and Several Analytes</w:t>
       </w:r>
@@ -12661,7 +12661,7 @@
       <w:pPr>
         <w:pStyle w:val="Kop2"/>
       </w:pPr>
-      <w:bookmarkStart w:id="34" w:name="_Toc241392066"/>
+      <w:bookmarkStart w:id="34" w:name="_Toc241395700"/>
       <w:r>
         <w:t>Scenario 15: Absolute and Relative Bioavailability</w:t>
       </w:r>
@@ -12679,7 +12679,7 @@
       <w:pPr>
         <w:pStyle w:val="Kop2"/>
       </w:pPr>
-      <w:bookmarkStart w:id="35" w:name="_Toc241392067"/>
+      <w:bookmarkStart w:id="35" w:name="_Toc241395701"/>
       <w:r>
         <w:t>Studies with Three or More Treatments</w:t>
       </w:r>
@@ -12697,7 +12697,7 @@
       <w:pPr>
         <w:pStyle w:val="Kop2"/>
       </w:pPr>
-      <w:bookmarkStart w:id="36" w:name="_Toc241392068"/>
+      <w:bookmarkStart w:id="36" w:name="_Toc241395702"/>
       <w:r>
         <w:t>BLQ Handling</w:t>
       </w:r>
@@ -13527,7 +13527,7 @@
       <w:pPr>
         <w:pStyle w:val="Kop2"/>
       </w:pPr>
-      <w:bookmarkStart w:id="37" w:name="_Toc241392069"/>
+      <w:bookmarkStart w:id="37" w:name="_Toc241395703"/>
       <w:r>
         <w:t>Common Mistakes</w:t>
       </w:r>
@@ -13665,7 +13665,7 @@
         <w:pStyle w:val="Kop1"/>
         <w:pageBreakBefore/>
       </w:pPr>
-      <w:bookmarkStart w:id="38" w:name="_Toc241392070"/>
+      <w:bookmarkStart w:id="38" w:name="_Toc241395704"/>
       <w:r>
         <w:lastRenderedPageBreak/>
         <w:t>Using the App</w:t>
@@ -13684,7 +13684,7 @@
       <w:pPr>
         <w:pStyle w:val="Kop2"/>
       </w:pPr>
-      <w:bookmarkStart w:id="39" w:name="_Toc241392071"/>
+      <w:bookmarkStart w:id="39" w:name="_Toc241395705"/>
       <w:r>
         <w:t>Path 1: Plan a Study</w:t>
       </w:r>
@@ -14157,7 +14157,7 @@
       <w:pPr>
         <w:pStyle w:val="Kop2"/>
       </w:pPr>
-      <w:bookmarkStart w:id="40" w:name="_Toc241392072"/>
+      <w:bookmarkStart w:id="40" w:name="_Toc241395706"/>
       <w:r>
         <w:lastRenderedPageBreak/>
         <w:t>Path 2: Upload &amp; Check Data</w:t>
@@ -14230,7 +14230,7 @@
       <w:pPr>
         <w:pStyle w:val="Kop2"/>
       </w:pPr>
-      <w:bookmarkStart w:id="41" w:name="_Toc241392073"/>
+      <w:bookmarkStart w:id="41" w:name="_Toc241395707"/>
       <w:r>
         <w:t>Path 3: Visualize Data</w:t>
       </w:r>
@@ -14487,7 +14487,7 @@
       <w:pPr>
         <w:pStyle w:val="Kop2"/>
       </w:pPr>
-      <w:bookmarkStart w:id="42" w:name="_Toc241392074"/>
+      <w:bookmarkStart w:id="42" w:name="_Toc241395708"/>
       <w:r>
         <w:t>Path 4: One Subject at a Time</w:t>
       </w:r>
@@ -14663,7 +14663,7 @@
       <w:pPr>
         <w:pStyle w:val="Kop2"/>
       </w:pPr>
-      <w:bookmarkStart w:id="43" w:name="_Toc241392075"/>
+      <w:bookmarkStart w:id="43" w:name="_Toc241395709"/>
       <w:r>
         <w:t>Path 5: All Subjects (Batch)</w:t>
       </w:r>
@@ -14938,7 +14938,7 @@
       <w:pPr>
         <w:pStyle w:val="Kop2"/>
       </w:pPr>
-      <w:bookmarkStart w:id="44" w:name="_Toc241392076"/>
+      <w:bookmarkStart w:id="44" w:name="_Toc241395710"/>
       <w:r>
         <w:t>Path 6: Bioequivalence</w:t>
       </w:r>
@@ -15789,7 +15789,7 @@
       <w:pPr>
         <w:pStyle w:val="Kop2"/>
       </w:pPr>
-      <w:bookmarkStart w:id="45" w:name="_Toc241392077"/>
+      <w:bookmarkStart w:id="45" w:name="_Toc241395711"/>
       <w:r>
         <w:t>Analysing Drug–Drug Interaction Studies</w:t>
       </w:r>
@@ -15918,7 +15918,7 @@
       <w:pPr>
         <w:pStyle w:val="Kop2"/>
       </w:pPr>
-      <w:bookmarkStart w:id="46" w:name="_Toc241392078"/>
+      <w:bookmarkStart w:id="46" w:name="_Toc241395712"/>
       <w:r>
         <w:t>Complete Analysis Record</w:t>
       </w:r>
@@ -16333,7 +16333,7 @@
         <w:pStyle w:val="Kop1"/>
         <w:pageBreakBefore/>
       </w:pPr>
-      <w:bookmarkStart w:id="47" w:name="_Toc241392079"/>
+      <w:bookmarkStart w:id="47" w:name="_Toc241395713"/>
       <w:r>
         <w:lastRenderedPageBreak/>
         <w:t>Reading Your Results</w:t>
@@ -16344,7 +16344,7 @@
       <w:pPr>
         <w:pStyle w:val="Kop2"/>
       </w:pPr>
-      <w:bookmarkStart w:id="48" w:name="_Toc241392080"/>
+      <w:bookmarkStart w:id="48" w:name="_Toc241395714"/>
       <w:r>
         <w:t>The Data Quality Report</w:t>
       </w:r>
@@ -16729,7 +16729,7 @@
       <w:pPr>
         <w:pStyle w:val="Kop2"/>
       </w:pPr>
-      <w:bookmarkStart w:id="49" w:name="_Toc241392081"/>
+      <w:bookmarkStart w:id="49" w:name="_Toc241395715"/>
       <w:r>
         <w:t>The Parameter Table</w:t>
       </w:r>
@@ -16747,7 +16747,7 @@
       <w:pPr>
         <w:pStyle w:val="Kop2"/>
       </w:pPr>
-      <w:bookmarkStart w:id="50" w:name="_Toc241392082"/>
+      <w:bookmarkStart w:id="50" w:name="_Toc241395716"/>
       <w:r>
         <w:t>Summary Statistics</w:t>
       </w:r>
@@ -17187,7 +17187,7 @@
       <w:pPr>
         <w:pStyle w:val="Kop2"/>
       </w:pPr>
-      <w:bookmarkStart w:id="51" w:name="_Toc241392083"/>
+      <w:bookmarkStart w:id="51" w:name="_Toc241395717"/>
       <w:r>
         <w:t>The Bioequivalence Table and Forest Plot</w:t>
       </w:r>
@@ -17796,7 +17796,7 @@
       <w:pPr>
         <w:pStyle w:val="Kop2"/>
       </w:pPr>
-      <w:bookmarkStart w:id="52" w:name="_Toc241392084"/>
+      <w:bookmarkStart w:id="52" w:name="_Toc241395718"/>
       <w:r>
         <w:t>Judging the Terminal Phase</w:t>
       </w:r>
@@ -17891,7 +17891,7 @@
       <w:pPr>
         <w:pStyle w:val="Kop2"/>
       </w:pPr>
-      <w:bookmarkStart w:id="53" w:name="_Toc241392085"/>
+      <w:bookmarkStart w:id="53" w:name="_Toc241395719"/>
       <w:r>
         <w:t>Checking Plausibility</w:t>
       </w:r>
@@ -18021,7 +18021,7 @@
         <w:pStyle w:val="Kop1"/>
         <w:pageBreakBefore/>
       </w:pPr>
-      <w:bookmarkStart w:id="54" w:name="_Toc241392086"/>
+      <w:bookmarkStart w:id="54" w:name="_Toc241395720"/>
       <w:r>
         <w:lastRenderedPageBreak/>
         <w:t>Working on a Controlled Installation</w:t>
@@ -18040,7 +18040,7 @@
       <w:pPr>
         <w:pStyle w:val="Kop2"/>
       </w:pPr>
-      <w:bookmarkStart w:id="55" w:name="_Toc241392087"/>
+      <w:bookmarkStart w:id="55" w:name="_Toc241395721"/>
       <w:r>
         <w:t>What Is Different on a Controlled Installation</w:t>
       </w:r>
@@ -18661,7 +18661,7 @@
       <w:pPr>
         <w:pStyle w:val="Kop2"/>
       </w:pPr>
-      <w:bookmarkStart w:id="56" w:name="_Toc241392088"/>
+      <w:bookmarkStart w:id="56" w:name="_Toc241395722"/>
       <w:r>
         <w:t>Signing In for the First Time</w:t>
       </w:r>
@@ -18720,7 +18720,7 @@
       <w:pPr>
         <w:pStyle w:val="Kop2"/>
       </w:pPr>
-      <w:bookmarkStart w:id="57" w:name="_Toc241392089"/>
+      <w:bookmarkStart w:id="57" w:name="_Toc241395723"/>
       <w:r>
         <w:lastRenderedPageBreak/>
         <w:t>Changing Your Password</w:t>
@@ -18764,7 +18764,7 @@
       <w:pPr>
         <w:pStyle w:val="Kop2"/>
       </w:pPr>
-      <w:bookmarkStart w:id="58" w:name="_Toc241392090"/>
+      <w:bookmarkStart w:id="58" w:name="_Toc241395724"/>
       <w:r>
         <w:t>Staying Signed In</w:t>
       </w:r>
@@ -18808,7 +18808,7 @@
       <w:pPr>
         <w:pStyle w:val="Kop2"/>
       </w:pPr>
-      <w:bookmarkStart w:id="59" w:name="_Toc241392091"/>
+      <w:bookmarkStart w:id="59" w:name="_Toc241395725"/>
       <w:r>
         <w:t>Creating a Record for Review</w:t>
       </w:r>
@@ -18893,7 +18893,7 @@
       <w:pPr>
         <w:pStyle w:val="Kop2"/>
       </w:pPr>
-      <w:bookmarkStart w:id="60" w:name="_Toc241392092"/>
+      <w:bookmarkStart w:id="60" w:name="_Toc241395726"/>
       <w:r>
         <w:t>Reviewing and Signing a Record</w:t>
       </w:r>
@@ -19081,7 +19081,7 @@
       <w:pPr>
         <w:pStyle w:val="Kop2"/>
       </w:pPr>
-      <w:bookmarkStart w:id="61" w:name="_Toc241392093"/>
+      <w:bookmarkStart w:id="61" w:name="_Toc241395727"/>
       <w:r>
         <w:t>The Signature Sheet</w:t>
       </w:r>
@@ -19143,7 +19143,7 @@
       <w:pPr>
         <w:pStyle w:val="Kop2"/>
       </w:pPr>
-      <w:bookmarkStart w:id="62" w:name="_Toc241392094"/>
+      <w:bookmarkStart w:id="62" w:name="_Toc241395728"/>
       <w:r>
         <w:t>Reviewing the Audit Trail</w:t>
       </w:r>
@@ -19254,7 +19254,7 @@
       <w:pPr>
         <w:pStyle w:val="Kop2"/>
       </w:pPr>
-      <w:bookmarkStart w:id="63" w:name="_Toc241392095"/>
+      <w:bookmarkStart w:id="63" w:name="_Toc241395729"/>
       <w:r>
         <w:t>For Inspectors</w:t>
       </w:r>
@@ -19272,7 +19272,7 @@
       <w:pPr>
         <w:pStyle w:val="Kop2"/>
       </w:pPr>
-      <w:bookmarkStart w:id="64" w:name="_Toc241392096"/>
+      <w:bookmarkStart w:id="64" w:name="_Toc241395730"/>
       <w:r>
         <w:t>Tutorial 8: From Analysis to Approved Record</w:t>
       </w:r>
@@ -19441,7 +19441,7 @@
         <w:pStyle w:val="Kop1"/>
         <w:pageBreakBefore/>
       </w:pPr>
-      <w:bookmarkStart w:id="65" w:name="_Toc241392097"/>
+      <w:bookmarkStart w:id="65" w:name="_Toc241395731"/>
       <w:r>
         <w:lastRenderedPageBreak/>
         <w:t>Using NCA Assistant in a Regulated Environment</w:t>
@@ -19460,7 +19460,7 @@
       <w:pPr>
         <w:pStyle w:val="Kop2"/>
       </w:pPr>
-      <w:bookmarkStart w:id="66" w:name="_Toc241392098"/>
+      <w:bookmarkStart w:id="66" w:name="_Toc241395732"/>
       <w:r>
         <w:t>Status and Scope</w:t>
       </w:r>
@@ -19478,7 +19478,7 @@
       <w:pPr>
         <w:pStyle w:val="Kop2"/>
       </w:pPr>
-      <w:bookmarkStart w:id="67" w:name="_Toc241392099"/>
+      <w:bookmarkStart w:id="67" w:name="_Toc241395733"/>
       <w:r>
         <w:t>Which Rules Apply</w:t>
       </w:r>
@@ -19496,7 +19496,7 @@
       <w:pPr>
         <w:pStyle w:val="Kop2"/>
       </w:pPr>
-      <w:bookmarkStart w:id="68" w:name="_Toc241392100"/>
+      <w:bookmarkStart w:id="68" w:name="_Toc241395734"/>
       <w:r>
         <w:t>Installing a Qualified Instance</w:t>
       </w:r>
@@ -19514,7 +19514,7 @@
       <w:pPr>
         <w:pStyle w:val="Kop2"/>
       </w:pPr>
-      <w:bookmarkStart w:id="69" w:name="_Toc241392101"/>
+      <w:bookmarkStart w:id="69" w:name="_Toc241395735"/>
       <w:r>
         <w:t>Qualification</w:t>
       </w:r>
@@ -19572,7 +19572,7 @@
       <w:pPr>
         <w:pStyle w:val="Kop2"/>
       </w:pPr>
-      <w:bookmarkStart w:id="70" w:name="_Toc241392102"/>
+      <w:bookmarkStart w:id="70" w:name="_Toc241395736"/>
       <w:r>
         <w:lastRenderedPageBreak/>
         <w:t>Controls on a Controlled Installation, and Your Responsibilities</w:t>
@@ -19717,7 +19717,7 @@
       <w:pPr>
         <w:pStyle w:val="Kop2"/>
       </w:pPr>
-      <w:bookmarkStart w:id="71" w:name="_Toc241392103"/>
+      <w:bookmarkStart w:id="71" w:name="_Toc241395737"/>
       <w:r>
         <w:lastRenderedPageBreak/>
         <w:t>Before Each Analysis</w:t>
@@ -19736,7 +19736,7 @@
       <w:pPr>
         <w:pStyle w:val="Kop2"/>
       </w:pPr>
-      <w:bookmarkStart w:id="72" w:name="_Toc241392104"/>
+      <w:bookmarkStart w:id="72" w:name="_Toc241395738"/>
       <w:r>
         <w:t>Exclusions, Outliers and Deviations</w:t>
       </w:r>
@@ -19810,7 +19810,7 @@
       <w:pPr>
         <w:pStyle w:val="Kop2"/>
       </w:pPr>
-      <w:bookmarkStart w:id="73" w:name="_Toc241392105"/>
+      <w:bookmarkStart w:id="73" w:name="_Toc241395739"/>
       <w:r>
         <w:t>Reading Verdicts in a Regulated Context</w:t>
       </w:r>
@@ -19852,7 +19852,7 @@
       <w:pPr>
         <w:pStyle w:val="Kop2"/>
       </w:pPr>
-      <w:bookmarkStart w:id="74" w:name="_Toc241392106"/>
+      <w:bookmarkStart w:id="74" w:name="_Toc241395740"/>
       <w:r>
         <w:t>The Analysis Record in a Regulated Context</w:t>
       </w:r>
@@ -19871,7 +19871,7 @@
       <w:pPr>
         <w:pStyle w:val="Kop2"/>
       </w:pPr>
-      <w:bookmarkStart w:id="75" w:name="_Toc241392107"/>
+      <w:bookmarkStart w:id="75" w:name="_Toc241395741"/>
       <w:r>
         <w:t>Reporting and Citing</w:t>
       </w:r>
@@ -19889,7 +19889,7 @@
       <w:pPr>
         <w:pStyle w:val="Kop2"/>
       </w:pPr>
-      <w:bookmarkStart w:id="76" w:name="_Toc241392108"/>
+      <w:bookmarkStart w:id="76" w:name="_Toc241395742"/>
       <w:r>
         <w:t>Archiving and Retention</w:t>
       </w:r>
@@ -19907,7 +19907,7 @@
       <w:pPr>
         <w:pStyle w:val="Kop2"/>
       </w:pPr>
-      <w:bookmarkStart w:id="77" w:name="_Toc241392109"/>
+      <w:bookmarkStart w:id="77" w:name="_Toc241395743"/>
       <w:r>
         <w:t>Upgrades and Change Control</w:t>
       </w:r>
@@ -19925,7 +19925,7 @@
       <w:pPr>
         <w:pStyle w:val="Kop2"/>
       </w:pPr>
-      <w:bookmarkStart w:id="78" w:name="_Toc241392110"/>
+      <w:bookmarkStart w:id="78" w:name="_Toc241395744"/>
       <w:r>
         <w:t>Data Protection</w:t>
       </w:r>
@@ -19943,7 +19943,7 @@
       <w:pPr>
         <w:pStyle w:val="Kop2"/>
       </w:pPr>
-      <w:bookmarkStart w:id="79" w:name="_Toc241392111"/>
+      <w:bookmarkStart w:id="79" w:name="_Toc241395745"/>
       <w:r>
         <w:lastRenderedPageBreak/>
         <w:t>Reporting Problems</w:t>
@@ -19963,7 +19963,7 @@
         <w:pStyle w:val="Kop1"/>
         <w:pageBreakBefore/>
       </w:pPr>
-      <w:bookmarkStart w:id="80" w:name="_Toc241392112"/>
+      <w:bookmarkStart w:id="80" w:name="_Toc241395746"/>
       <w:r>
         <w:lastRenderedPageBreak/>
         <w:t>Introduction to Non-Compartmental Analysis</w:t>
@@ -19974,7 +19974,7 @@
       <w:pPr>
         <w:pStyle w:val="Kop2"/>
       </w:pPr>
-      <w:bookmarkStart w:id="81" w:name="_Toc241392113"/>
+      <w:bookmarkStart w:id="81" w:name="_Toc241395747"/>
       <w:r>
         <w:t>What Is Non-Compartmental Analysis?</w:t>
       </w:r>
@@ -20000,7 +20000,7 @@
       <w:pPr>
         <w:pStyle w:val="Kop2"/>
       </w:pPr>
-      <w:bookmarkStart w:id="82" w:name="_Toc241392114"/>
+      <w:bookmarkStart w:id="82" w:name="_Toc241395748"/>
       <w:r>
         <w:t>The Concentration–Time Curve</w:t>
       </w:r>
@@ -20018,7 +20018,7 @@
       <w:pPr>
         <w:pStyle w:val="Kop2"/>
       </w:pPr>
-      <w:bookmarkStart w:id="83" w:name="_Toc241392115"/>
+      <w:bookmarkStart w:id="83" w:name="_Toc241395749"/>
       <w:r>
         <w:t>Key Pharmacokinetic Parameters</w:t>
       </w:r>
@@ -21117,7 +21117,7 @@
       <w:pPr>
         <w:pStyle w:val="Kop2"/>
       </w:pPr>
-      <w:bookmarkStart w:id="84" w:name="_Toc241392116"/>
+      <w:bookmarkStart w:id="84" w:name="_Toc241395750"/>
       <w:r>
         <w:t>Why NCA Is Used So Widely</w:t>
       </w:r>
@@ -21152,7 +21152,7 @@
       <w:pPr>
         <w:pStyle w:val="Kop2"/>
       </w:pPr>
-      <w:bookmarkStart w:id="85" w:name="_Toc241392117"/>
+      <w:bookmarkStart w:id="85" w:name="_Toc241395751"/>
       <w:r>
         <w:t>When to Use NCA vs. Compartmental Modelling</w:t>
       </w:r>
@@ -21171,7 +21171,7 @@
         <w:pStyle w:val="Kop1"/>
         <w:pageBreakBefore/>
       </w:pPr>
-      <w:bookmarkStart w:id="86" w:name="_Toc241392118"/>
+      <w:bookmarkStart w:id="86" w:name="_Toc241395752"/>
       <w:r>
         <w:lastRenderedPageBreak/>
         <w:t>Theoretical Background</w:t>
@@ -21182,7 +21182,7 @@
       <w:pPr>
         <w:pStyle w:val="Kop2"/>
       </w:pPr>
-      <w:bookmarkStart w:id="87" w:name="_Toc241392119"/>
+      <w:bookmarkStart w:id="87" w:name="_Toc241395753"/>
       <w:r>
         <w:t>Trapezoidal Methods for AUC Calculation</w:t>
       </w:r>
@@ -21332,7 +21332,7 @@
       <w:pPr>
         <w:pStyle w:val="Kop2"/>
       </w:pPr>
-      <w:bookmarkStart w:id="88" w:name="_Toc241392120"/>
+      <w:bookmarkStart w:id="88" w:name="_Toc241395754"/>
       <w:r>
         <w:t>Terminal Phase Characterisation and Half-Life Estimation</w:t>
       </w:r>
@@ -21491,7 +21491,7 @@
       <w:pPr>
         <w:pStyle w:val="Kop2"/>
       </w:pPr>
-      <w:bookmarkStart w:id="89" w:name="_Toc241392121"/>
+      <w:bookmarkStart w:id="89" w:name="_Toc241395755"/>
       <w:r>
         <w:t>BLQ Handling: Pharmacological Rationale</w:t>
       </w:r>
@@ -21513,7 +21513,7 @@
       <w:pPr>
         <w:pStyle w:val="Kop2"/>
       </w:pPr>
-      <w:bookmarkStart w:id="90" w:name="_Toc241392122"/>
+      <w:bookmarkStart w:id="90" w:name="_Toc241395756"/>
       <w:r>
         <w:t>Steady-State Considerations</w:t>
       </w:r>
@@ -21531,7 +21531,7 @@
       <w:pPr>
         <w:pStyle w:val="Kop2"/>
       </w:pPr>
-      <w:bookmarkStart w:id="91" w:name="_Toc241392123"/>
+      <w:bookmarkStart w:id="91" w:name="_Toc241395757"/>
       <w:r>
         <w:t>Partial AUCs: Interpolation and the End of the Interval</w:t>
       </w:r>
@@ -21574,7 +21574,7 @@
         <w:pStyle w:val="Kop1"/>
         <w:pageBreakBefore/>
       </w:pPr>
-      <w:bookmarkStart w:id="92" w:name="_Toc241392124"/>
+      <w:bookmarkStart w:id="92" w:name="_Toc241395758"/>
       <w:r>
         <w:lastRenderedPageBreak/>
         <w:t>Statistical Methods</w:t>
@@ -21585,7 +21585,7 @@
       <w:pPr>
         <w:pStyle w:val="Kop2"/>
       </w:pPr>
-      <w:bookmarkStart w:id="93" w:name="_Toc241392125"/>
+      <w:bookmarkStart w:id="93" w:name="_Toc241395759"/>
       <w:r>
         <w:t>The Two One-Sided Tests (TOST) Procedure</w:t>
       </w:r>
@@ -21654,7 +21654,7 @@
       <w:pPr>
         <w:pStyle w:val="Kop2"/>
       </w:pPr>
-      <w:bookmarkStart w:id="94" w:name="_Toc241392126"/>
+      <w:bookmarkStart w:id="94" w:name="_Toc241395760"/>
       <w:r>
         <w:t>The ANOVA Model for Crossover Designs</w:t>
       </w:r>
@@ -21688,7 +21688,7 @@
       <w:pPr>
         <w:pStyle w:val="Kop2"/>
       </w:pPr>
-      <w:bookmarkStart w:id="95" w:name="_Toc241392127"/>
+      <w:bookmarkStart w:id="95" w:name="_Toc241395761"/>
       <w:r>
         <w:t>Fixed-Effects vs. Mixed-Effects Models</w:t>
       </w:r>
@@ -21714,7 +21714,7 @@
       <w:pPr>
         <w:pStyle w:val="Kop2"/>
       </w:pPr>
-      <w:bookmarkStart w:id="96" w:name="_Toc241392128"/>
+      <w:bookmarkStart w:id="96" w:name="_Toc241395762"/>
       <w:r>
         <w:t>Confidence Interval Construction</w:t>
       </w:r>
@@ -21744,7 +21744,7 @@
       <w:pPr>
         <w:pStyle w:val="Kop2"/>
       </w:pPr>
-      <w:bookmarkStart w:id="97" w:name="_Toc241392129"/>
+      <w:bookmarkStart w:id="97" w:name="_Toc241395763"/>
       <w:r>
         <w:t>Design-Specific Models</w:t>
       </w:r>
@@ -21828,7 +21828,7 @@
       <w:pPr>
         <w:pStyle w:val="Kop2"/>
       </w:pPr>
-      <w:bookmarkStart w:id="98" w:name="_Toc241392130"/>
+      <w:bookmarkStart w:id="98" w:name="_Toc241395764"/>
       <w:r>
         <w:t>Drug–Drug Interaction Analysis</w:t>
       </w:r>
@@ -21854,7 +21854,7 @@
       <w:pPr>
         <w:pStyle w:val="Kop2"/>
       </w:pPr>
-      <w:bookmarkStart w:id="99" w:name="_Toc241392131"/>
+      <w:bookmarkStart w:id="99" w:name="_Toc241395765"/>
       <w:r>
         <w:t>Power and Sample Size for Bioequivalence</w:t>
       </w:r>
@@ -21884,7 +21884,7 @@
       <w:pPr>
         <w:pStyle w:val="Kop2"/>
       </w:pPr>
-      <w:bookmarkStart w:id="100" w:name="_Toc241392132"/>
+      <w:bookmarkStart w:id="100" w:name="_Toc241395766"/>
       <w:r>
         <w:t>Partial AUCs in Bioequivalence</w:t>
       </w:r>
@@ -21950,7 +21950,7 @@
       <w:pPr>
         <w:pStyle w:val="Kop2"/>
       </w:pPr>
-      <w:bookmarkStart w:id="101" w:name="_Toc241392133"/>
+      <w:bookmarkStart w:id="101" w:name="_Toc241395767"/>
       <w:r>
         <w:t>Regulatory Guidelines</w:t>
       </w:r>
@@ -22143,7 +22143,7 @@
         <w:pStyle w:val="Kop1"/>
         <w:pageBreakBefore/>
       </w:pPr>
-      <w:bookmarkStart w:id="102" w:name="_Toc241392134"/>
+      <w:bookmarkStart w:id="102" w:name="_Toc241395768"/>
       <w:r>
         <w:lastRenderedPageBreak/>
         <w:t>Appendices</w:t>
@@ -22154,7 +22154,7 @@
       <w:pPr>
         <w:pStyle w:val="Kop2"/>
       </w:pPr>
-      <w:bookmarkStart w:id="103" w:name="_Toc241392135"/>
+      <w:bookmarkStart w:id="103" w:name="_Toc241395769"/>
       <w:r>
         <w:t>Appendix A: Output Parameters</w:t>
       </w:r>
@@ -30145,7 +30145,7 @@
       <w:pPr>
         <w:pStyle w:val="Kop2"/>
       </w:pPr>
-      <w:bookmarkStart w:id="104" w:name="_Toc241392136"/>
+      <w:bookmarkStart w:id="104" w:name="_Toc241395770"/>
       <w:r>
         <w:lastRenderedPageBreak/>
         <w:t>Appendix B: Glossary</w:t>
@@ -33333,7 +33333,7 @@
       <w:pPr>
         <w:pStyle w:val="Kop2"/>
       </w:pPr>
-      <w:bookmarkStart w:id="105" w:name="_Toc241392137"/>
+      <w:bookmarkStart w:id="105" w:name="_Toc241395771"/>
       <w:r>
         <w:t>Appendix C: Recognised Column Names</w:t>
       </w:r>
@@ -33818,7 +33818,7 @@
       <w:pPr>
         <w:pStyle w:val="Kop2"/>
       </w:pPr>
-      <w:bookmarkStart w:id="106" w:name="_Toc241392138"/>
+      <w:bookmarkStart w:id="106" w:name="_Toc241395772"/>
       <w:r>
         <w:t>Appendix D: Troubleshooting</w:t>
       </w:r>
@@ -34363,7 +34363,7 @@
       <w:pPr>
         <w:pStyle w:val="Kop2"/>
       </w:pPr>
-      <w:bookmarkStart w:id="107" w:name="_Toc241392139"/>
+      <w:bookmarkStart w:id="107" w:name="_Toc241395773"/>
       <w:r>
         <w:t>Appendix E: Setting Up and Administering a Controlled Installation</w:t>
       </w:r>
@@ -35605,7 +35605,7 @@
       <w:pPr>
         <w:pStyle w:val="Kop2"/>
       </w:pPr>
-      <w:bookmarkStart w:id="108" w:name="_Toc241392140"/>
+      <w:bookmarkStart w:id="108" w:name="_Toc241395774"/>
       <w:r>
         <w:t>Appendix F: References</w:t>
       </w:r>
@@ -35832,7 +35832,7 @@
       <w:pPr>
         <w:pStyle w:val="Kop2"/>
       </w:pPr>
-      <w:bookmarkStart w:id="109" w:name="_Toc241392141"/>
+      <w:bookmarkStart w:id="109" w:name="_Toc241395775"/>
       <w:r>
         <w:t>Appendix G: Document Control</w:t>
       </w:r>

--- a/NCA_Assistant_User_Manual_v1.9.docx
+++ b/NCA_Assistant_User_Manual_v1.9.docx
@@ -154,7 +154,7 @@
       <w:pPr>
         <w:pStyle w:val="Kop1"/>
       </w:pPr>
-      <w:bookmarkStart w:id="0" w:name="_Toc241395666"/>
+      <w:bookmarkStart w:id="0" w:name="_Toc241418826"/>
       <w:r>
         <w:lastRenderedPageBreak/>
         <w:t>Table of Contents</w:t>
@@ -192,7 +192,7 @@
           <w:r>
             <w:fldChar w:fldCharType="separate"/>
           </w:r>
-          <w:hyperlink w:anchor="_Toc241395666" w:history="1">
+          <w:hyperlink w:anchor="_Toc241418826" w:history="1">
             <w:r>
               <w:rPr>
                 <w:rStyle w:val="Hyperlink"/>
@@ -216,7 +216,7 @@
               <w:rPr>
                 <w:noProof/>
               </w:rPr>
-              <w:instrText xml:space="preserve"> PAGEREF _Toc241395666 \h </w:instrText>
+              <w:instrText xml:space="preserve"> PAGEREF _Toc241418826 \h </w:instrText>
             </w:r>
             <w:r>
               <w:rPr>
@@ -258,7 +258,7 @@
               <w14:ligatures w14:val="standardContextual"/>
             </w:rPr>
           </w:pPr>
-          <w:hyperlink w:anchor="_Toc241395667" w:history="1">
+          <w:hyperlink w:anchor="_Toc241418827" w:history="1">
             <w:r>
               <w:rPr>
                 <w:rStyle w:val="Hyperlink"/>
@@ -282,7 +282,7 @@
               <w:rPr>
                 <w:noProof/>
               </w:rPr>
-              <w:instrText xml:space="preserve"> PAGEREF _Toc241395667 \h </w:instrText>
+              <w:instrText xml:space="preserve"> PAGEREF _Toc241418827 \h </w:instrText>
             </w:r>
             <w:r>
               <w:rPr>
@@ -324,7 +324,7 @@
               <w14:ligatures w14:val="standardContextual"/>
             </w:rPr>
           </w:pPr>
-          <w:hyperlink w:anchor="_Toc241395668" w:history="1">
+          <w:hyperlink w:anchor="_Toc241418828" w:history="1">
             <w:r>
               <w:rPr>
                 <w:rStyle w:val="Hyperlink"/>
@@ -348,7 +348,7 @@
               <w:rPr>
                 <w:noProof/>
               </w:rPr>
-              <w:instrText xml:space="preserve"> PAGEREF _Toc241395668 \h </w:instrText>
+              <w:instrText xml:space="preserve"> PAGEREF _Toc241418828 \h </w:instrText>
             </w:r>
             <w:r>
               <w:rPr>
@@ -390,7 +390,7 @@
               <w14:ligatures w14:val="standardContextual"/>
             </w:rPr>
           </w:pPr>
-          <w:hyperlink w:anchor="_Toc241395669" w:history="1">
+          <w:hyperlink w:anchor="_Toc241418829" w:history="1">
             <w:r>
               <w:rPr>
                 <w:rStyle w:val="Hyperlink"/>
@@ -414,7 +414,7 @@
               <w:rPr>
                 <w:noProof/>
               </w:rPr>
-              <w:instrText xml:space="preserve"> PAGEREF _Toc241395669 \h </w:instrText>
+              <w:instrText xml:space="preserve"> PAGEREF _Toc241418829 \h </w:instrText>
             </w:r>
             <w:r>
               <w:rPr>
@@ -456,7 +456,7 @@
               <w14:ligatures w14:val="standardContextual"/>
             </w:rPr>
           </w:pPr>
-          <w:hyperlink w:anchor="_Toc241395670" w:history="1">
+          <w:hyperlink w:anchor="_Toc241418830" w:history="1">
             <w:r>
               <w:rPr>
                 <w:rStyle w:val="Hyperlink"/>
@@ -480,7 +480,7 @@
               <w:rPr>
                 <w:noProof/>
               </w:rPr>
-              <w:instrText xml:space="preserve"> PAGEREF _Toc241395670 \h </w:instrText>
+              <w:instrText xml:space="preserve"> PAGEREF _Toc241418830 \h </w:instrText>
             </w:r>
             <w:r>
               <w:rPr>
@@ -522,7 +522,7 @@
               <w14:ligatures w14:val="standardContextual"/>
             </w:rPr>
           </w:pPr>
-          <w:hyperlink w:anchor="_Toc241395671" w:history="1">
+          <w:hyperlink w:anchor="_Toc241418831" w:history="1">
             <w:r>
               <w:rPr>
                 <w:rStyle w:val="Hyperlink"/>
@@ -546,7 +546,7 @@
               <w:rPr>
                 <w:noProof/>
               </w:rPr>
-              <w:instrText xml:space="preserve"> PAGEREF _Toc241395671 \h </w:instrText>
+              <w:instrText xml:space="preserve"> PAGEREF _Toc241418831 \h </w:instrText>
             </w:r>
             <w:r>
               <w:rPr>
@@ -588,7 +588,7 @@
               <w14:ligatures w14:val="standardContextual"/>
             </w:rPr>
           </w:pPr>
-          <w:hyperlink w:anchor="_Toc241395672" w:history="1">
+          <w:hyperlink w:anchor="_Toc241418832" w:history="1">
             <w:r>
               <w:rPr>
                 <w:rStyle w:val="Hyperlink"/>
@@ -612,7 +612,7 @@
               <w:rPr>
                 <w:noProof/>
               </w:rPr>
-              <w:instrText xml:space="preserve"> PAGEREF _Toc241395672 \h </w:instrText>
+              <w:instrText xml:space="preserve"> PAGEREF _Toc241418832 \h </w:instrText>
             </w:r>
             <w:r>
               <w:rPr>
@@ -654,7 +654,7 @@
               <w14:ligatures w14:val="standardContextual"/>
             </w:rPr>
           </w:pPr>
-          <w:hyperlink w:anchor="_Toc241395673" w:history="1">
+          <w:hyperlink w:anchor="_Toc241418833" w:history="1">
             <w:r>
               <w:rPr>
                 <w:rStyle w:val="Hyperlink"/>
@@ -678,7 +678,7 @@
               <w:rPr>
                 <w:noProof/>
               </w:rPr>
-              <w:instrText xml:space="preserve"> PAGEREF _Toc241395673 \h </w:instrText>
+              <w:instrText xml:space="preserve"> PAGEREF _Toc241418833 \h </w:instrText>
             </w:r>
             <w:r>
               <w:rPr>
@@ -720,7 +720,7 @@
               <w14:ligatures w14:val="standardContextual"/>
             </w:rPr>
           </w:pPr>
-          <w:hyperlink w:anchor="_Toc241395674" w:history="1">
+          <w:hyperlink w:anchor="_Toc241418834" w:history="1">
             <w:r>
               <w:rPr>
                 <w:rStyle w:val="Hyperlink"/>
@@ -744,7 +744,7 @@
               <w:rPr>
                 <w:noProof/>
               </w:rPr>
-              <w:instrText xml:space="preserve"> PAGEREF _Toc241395674 \h </w:instrText>
+              <w:instrText xml:space="preserve"> PAGEREF _Toc241418834 \h </w:instrText>
             </w:r>
             <w:r>
               <w:rPr>
@@ -786,7 +786,7 @@
               <w14:ligatures w14:val="standardContextual"/>
             </w:rPr>
           </w:pPr>
-          <w:hyperlink w:anchor="_Toc241395675" w:history="1">
+          <w:hyperlink w:anchor="_Toc241418835" w:history="1">
             <w:r>
               <w:rPr>
                 <w:rStyle w:val="Hyperlink"/>
@@ -810,7 +810,7 @@
               <w:rPr>
                 <w:noProof/>
               </w:rPr>
-              <w:instrText xml:space="preserve"> PAGEREF _Toc241395675 \h </w:instrText>
+              <w:instrText xml:space="preserve"> PAGEREF _Toc241418835 \h </w:instrText>
             </w:r>
             <w:r>
               <w:rPr>
@@ -852,7 +852,7 @@
               <w14:ligatures w14:val="standardContextual"/>
             </w:rPr>
           </w:pPr>
-          <w:hyperlink w:anchor="_Toc241395676" w:history="1">
+          <w:hyperlink w:anchor="_Toc241418836" w:history="1">
             <w:r>
               <w:rPr>
                 <w:rStyle w:val="Hyperlink"/>
@@ -876,7 +876,7 @@
               <w:rPr>
                 <w:noProof/>
               </w:rPr>
-              <w:instrText xml:space="preserve"> PAGEREF _Toc241395676 \h </w:instrText>
+              <w:instrText xml:space="preserve"> PAGEREF _Toc241418836 \h </w:instrText>
             </w:r>
             <w:r>
               <w:rPr>
@@ -918,7 +918,7 @@
               <w14:ligatures w14:val="standardContextual"/>
             </w:rPr>
           </w:pPr>
-          <w:hyperlink w:anchor="_Toc241395677" w:history="1">
+          <w:hyperlink w:anchor="_Toc241418837" w:history="1">
             <w:r>
               <w:rPr>
                 <w:rStyle w:val="Hyperlink"/>
@@ -942,7 +942,7 @@
               <w:rPr>
                 <w:noProof/>
               </w:rPr>
-              <w:instrText xml:space="preserve"> PAGEREF _Toc241395677 \h </w:instrText>
+              <w:instrText xml:space="preserve"> PAGEREF _Toc241418837 \h </w:instrText>
             </w:r>
             <w:r>
               <w:rPr>
@@ -984,7 +984,7 @@
               <w14:ligatures w14:val="standardContextual"/>
             </w:rPr>
           </w:pPr>
-          <w:hyperlink w:anchor="_Toc241395678" w:history="1">
+          <w:hyperlink w:anchor="_Toc241418838" w:history="1">
             <w:r>
               <w:rPr>
                 <w:rStyle w:val="Hyperlink"/>
@@ -1008,7 +1008,7 @@
               <w:rPr>
                 <w:noProof/>
               </w:rPr>
-              <w:instrText xml:space="preserve"> PAGEREF _Toc241395678 \h </w:instrText>
+              <w:instrText xml:space="preserve"> PAGEREF _Toc241418838 \h </w:instrText>
             </w:r>
             <w:r>
               <w:rPr>
@@ -1050,7 +1050,7 @@
               <w14:ligatures w14:val="standardContextual"/>
             </w:rPr>
           </w:pPr>
-          <w:hyperlink w:anchor="_Toc241395679" w:history="1">
+          <w:hyperlink w:anchor="_Toc241418839" w:history="1">
             <w:r>
               <w:rPr>
                 <w:rStyle w:val="Hyperlink"/>
@@ -1074,7 +1074,7 @@
               <w:rPr>
                 <w:noProof/>
               </w:rPr>
-              <w:instrText xml:space="preserve"> PAGEREF _Toc241395679 \h </w:instrText>
+              <w:instrText xml:space="preserve"> PAGEREF _Toc241418839 \h </w:instrText>
             </w:r>
             <w:r>
               <w:rPr>
@@ -1116,7 +1116,7 @@
               <w14:ligatures w14:val="standardContextual"/>
             </w:rPr>
           </w:pPr>
-          <w:hyperlink w:anchor="_Toc241395680" w:history="1">
+          <w:hyperlink w:anchor="_Toc241418840" w:history="1">
             <w:r>
               <w:rPr>
                 <w:rStyle w:val="Hyperlink"/>
@@ -1140,7 +1140,7 @@
               <w:rPr>
                 <w:noProof/>
               </w:rPr>
-              <w:instrText xml:space="preserve"> PAGEREF _Toc241395680 \h </w:instrText>
+              <w:instrText xml:space="preserve"> PAGEREF _Toc241418840 \h </w:instrText>
             </w:r>
             <w:r>
               <w:rPr>
@@ -1182,7 +1182,7 @@
               <w14:ligatures w14:val="standardContextual"/>
             </w:rPr>
           </w:pPr>
-          <w:hyperlink w:anchor="_Toc241395681" w:history="1">
+          <w:hyperlink w:anchor="_Toc241418841" w:history="1">
             <w:r>
               <w:rPr>
                 <w:rStyle w:val="Hyperlink"/>
@@ -1206,7 +1206,7 @@
               <w:rPr>
                 <w:noProof/>
               </w:rPr>
-              <w:instrText xml:space="preserve"> PAGEREF _Toc241395681 \h </w:instrText>
+              <w:instrText xml:space="preserve"> PAGEREF _Toc241418841 \h </w:instrText>
             </w:r>
             <w:r>
               <w:rPr>
@@ -1248,7 +1248,7 @@
               <w14:ligatures w14:val="standardContextual"/>
             </w:rPr>
           </w:pPr>
-          <w:hyperlink w:anchor="_Toc241395682" w:history="1">
+          <w:hyperlink w:anchor="_Toc241418842" w:history="1">
             <w:r>
               <w:rPr>
                 <w:rStyle w:val="Hyperlink"/>
@@ -1272,7 +1272,7 @@
               <w:rPr>
                 <w:noProof/>
               </w:rPr>
-              <w:instrText xml:space="preserve"> PAGEREF _Toc241395682 \h </w:instrText>
+              <w:instrText xml:space="preserve"> PAGEREF _Toc241418842 \h </w:instrText>
             </w:r>
             <w:r>
               <w:rPr>
@@ -1314,7 +1314,7 @@
               <w14:ligatures w14:val="standardContextual"/>
             </w:rPr>
           </w:pPr>
-          <w:hyperlink w:anchor="_Toc241395683" w:history="1">
+          <w:hyperlink w:anchor="_Toc241418843" w:history="1">
             <w:r>
               <w:rPr>
                 <w:rStyle w:val="Hyperlink"/>
@@ -1338,7 +1338,7 @@
               <w:rPr>
                 <w:noProof/>
               </w:rPr>
-              <w:instrText xml:space="preserve"> PAGEREF _Toc241395683 \h </w:instrText>
+              <w:instrText xml:space="preserve"> PAGEREF _Toc241418843 \h </w:instrText>
             </w:r>
             <w:r>
               <w:rPr>
@@ -1380,7 +1380,7 @@
               <w14:ligatures w14:val="standardContextual"/>
             </w:rPr>
           </w:pPr>
-          <w:hyperlink w:anchor="_Toc241395684" w:history="1">
+          <w:hyperlink w:anchor="_Toc241418844" w:history="1">
             <w:r>
               <w:rPr>
                 <w:rStyle w:val="Hyperlink"/>
@@ -1404,7 +1404,7 @@
               <w:rPr>
                 <w:noProof/>
               </w:rPr>
-              <w:instrText xml:space="preserve"> PAGEREF _Toc241395684 \h </w:instrText>
+              <w:instrText xml:space="preserve"> PAGEREF _Toc241418844 \h </w:instrText>
             </w:r>
             <w:r>
               <w:rPr>
@@ -1446,7 +1446,7 @@
               <w14:ligatures w14:val="standardContextual"/>
             </w:rPr>
           </w:pPr>
-          <w:hyperlink w:anchor="_Toc241395685" w:history="1">
+          <w:hyperlink w:anchor="_Toc241418845" w:history="1">
             <w:r>
               <w:rPr>
                 <w:rStyle w:val="Hyperlink"/>
@@ -1470,7 +1470,7 @@
               <w:rPr>
                 <w:noProof/>
               </w:rPr>
-              <w:instrText xml:space="preserve"> PAGEREF _Toc241395685 \h </w:instrText>
+              <w:instrText xml:space="preserve"> PAGEREF _Toc241418845 \h </w:instrText>
             </w:r>
             <w:r>
               <w:rPr>
@@ -1512,7 +1512,7 @@
               <w14:ligatures w14:val="standardContextual"/>
             </w:rPr>
           </w:pPr>
-          <w:hyperlink w:anchor="_Toc241395686" w:history="1">
+          <w:hyperlink w:anchor="_Toc241418846" w:history="1">
             <w:r>
               <w:rPr>
                 <w:rStyle w:val="Hyperlink"/>
@@ -1536,7 +1536,7 @@
               <w:rPr>
                 <w:noProof/>
               </w:rPr>
-              <w:instrText xml:space="preserve"> PAGEREF _Toc241395686 \h </w:instrText>
+              <w:instrText xml:space="preserve"> PAGEREF _Toc241418846 \h </w:instrText>
             </w:r>
             <w:r>
               <w:rPr>
@@ -1578,7 +1578,7 @@
               <w14:ligatures w14:val="standardContextual"/>
             </w:rPr>
           </w:pPr>
-          <w:hyperlink w:anchor="_Toc241395687" w:history="1">
+          <w:hyperlink w:anchor="_Toc241418847" w:history="1">
             <w:r>
               <w:rPr>
                 <w:rStyle w:val="Hyperlink"/>
@@ -1602,7 +1602,7 @@
               <w:rPr>
                 <w:noProof/>
               </w:rPr>
-              <w:instrText xml:space="preserve"> PAGEREF _Toc241395687 \h </w:instrText>
+              <w:instrText xml:space="preserve"> PAGEREF _Toc241418847 \h </w:instrText>
             </w:r>
             <w:r>
               <w:rPr>
@@ -1644,7 +1644,7 @@
               <w14:ligatures w14:val="standardContextual"/>
             </w:rPr>
           </w:pPr>
-          <w:hyperlink w:anchor="_Toc241395688" w:history="1">
+          <w:hyperlink w:anchor="_Toc241418848" w:history="1">
             <w:r>
               <w:rPr>
                 <w:rStyle w:val="Hyperlink"/>
@@ -1668,7 +1668,7 @@
               <w:rPr>
                 <w:noProof/>
               </w:rPr>
-              <w:instrText xml:space="preserve"> PAGEREF _Toc241395688 \h </w:instrText>
+              <w:instrText xml:space="preserve"> PAGEREF _Toc241418848 \h </w:instrText>
             </w:r>
             <w:r>
               <w:rPr>
@@ -1710,7 +1710,7 @@
               <w14:ligatures w14:val="standardContextual"/>
             </w:rPr>
           </w:pPr>
-          <w:hyperlink w:anchor="_Toc241395689" w:history="1">
+          <w:hyperlink w:anchor="_Toc241418849" w:history="1">
             <w:r>
               <w:rPr>
                 <w:rStyle w:val="Hyperlink"/>
@@ -1734,7 +1734,7 @@
               <w:rPr>
                 <w:noProof/>
               </w:rPr>
-              <w:instrText xml:space="preserve"> PAGEREF _Toc241395689 \h </w:instrText>
+              <w:instrText xml:space="preserve"> PAGEREF _Toc241418849 \h </w:instrText>
             </w:r>
             <w:r>
               <w:rPr>
@@ -1776,7 +1776,7 @@
               <w14:ligatures w14:val="standardContextual"/>
             </w:rPr>
           </w:pPr>
-          <w:hyperlink w:anchor="_Toc241395690" w:history="1">
+          <w:hyperlink w:anchor="_Toc241418850" w:history="1">
             <w:r>
               <w:rPr>
                 <w:rStyle w:val="Hyperlink"/>
@@ -1800,7 +1800,7 @@
               <w:rPr>
                 <w:noProof/>
               </w:rPr>
-              <w:instrText xml:space="preserve"> PAGEREF _Toc241395690 \h </w:instrText>
+              <w:instrText xml:space="preserve"> PAGEREF _Toc241418850 \h </w:instrText>
             </w:r>
             <w:r>
               <w:rPr>
@@ -1842,7 +1842,7 @@
               <w14:ligatures w14:val="standardContextual"/>
             </w:rPr>
           </w:pPr>
-          <w:hyperlink w:anchor="_Toc241395691" w:history="1">
+          <w:hyperlink w:anchor="_Toc241418851" w:history="1">
             <w:r>
               <w:rPr>
                 <w:rStyle w:val="Hyperlink"/>
@@ -1866,7 +1866,7 @@
               <w:rPr>
                 <w:noProof/>
               </w:rPr>
-              <w:instrText xml:space="preserve"> PAGEREF _Toc241395691 \h </w:instrText>
+              <w:instrText xml:space="preserve"> PAGEREF _Toc241418851 \h </w:instrText>
             </w:r>
             <w:r>
               <w:rPr>
@@ -1908,7 +1908,7 @@
               <w14:ligatures w14:val="standardContextual"/>
             </w:rPr>
           </w:pPr>
-          <w:hyperlink w:anchor="_Toc241395692" w:history="1">
+          <w:hyperlink w:anchor="_Toc241418852" w:history="1">
             <w:r>
               <w:rPr>
                 <w:rStyle w:val="Hyperlink"/>
@@ -1932,7 +1932,7 @@
               <w:rPr>
                 <w:noProof/>
               </w:rPr>
-              <w:instrText xml:space="preserve"> PAGEREF _Toc241395692 \h </w:instrText>
+              <w:instrText xml:space="preserve"> PAGEREF _Toc241418852 \h </w:instrText>
             </w:r>
             <w:r>
               <w:rPr>
@@ -1974,7 +1974,7 @@
               <w14:ligatures w14:val="standardContextual"/>
             </w:rPr>
           </w:pPr>
-          <w:hyperlink w:anchor="_Toc241395693" w:history="1">
+          <w:hyperlink w:anchor="_Toc241418853" w:history="1">
             <w:r>
               <w:rPr>
                 <w:rStyle w:val="Hyperlink"/>
@@ -1998,7 +1998,7 @@
               <w:rPr>
                 <w:noProof/>
               </w:rPr>
-              <w:instrText xml:space="preserve"> PAGEREF _Toc241395693 \h </w:instrText>
+              <w:instrText xml:space="preserve"> PAGEREF _Toc241418853 \h </w:instrText>
             </w:r>
             <w:r>
               <w:rPr>
@@ -2040,7 +2040,7 @@
               <w14:ligatures w14:val="standardContextual"/>
             </w:rPr>
           </w:pPr>
-          <w:hyperlink w:anchor="_Toc241395694" w:history="1">
+          <w:hyperlink w:anchor="_Toc241418854" w:history="1">
             <w:r>
               <w:rPr>
                 <w:rStyle w:val="Hyperlink"/>
@@ -2064,7 +2064,7 @@
               <w:rPr>
                 <w:noProof/>
               </w:rPr>
-              <w:instrText xml:space="preserve"> PAGEREF _Toc241395694 \h </w:instrText>
+              <w:instrText xml:space="preserve"> PAGEREF _Toc241418854 \h </w:instrText>
             </w:r>
             <w:r>
               <w:rPr>
@@ -2106,7 +2106,7 @@
               <w14:ligatures w14:val="standardContextual"/>
             </w:rPr>
           </w:pPr>
-          <w:hyperlink w:anchor="_Toc241395695" w:history="1">
+          <w:hyperlink w:anchor="_Toc241418855" w:history="1">
             <w:r>
               <w:rPr>
                 <w:rStyle w:val="Hyperlink"/>
@@ -2130,7 +2130,7 @@
               <w:rPr>
                 <w:noProof/>
               </w:rPr>
-              <w:instrText xml:space="preserve"> PAGEREF _Toc241395695 \h </w:instrText>
+              <w:instrText xml:space="preserve"> PAGEREF _Toc241418855 \h </w:instrText>
             </w:r>
             <w:r>
               <w:rPr>
@@ -2172,7 +2172,7 @@
               <w14:ligatures w14:val="standardContextual"/>
             </w:rPr>
           </w:pPr>
-          <w:hyperlink w:anchor="_Toc241395696" w:history="1">
+          <w:hyperlink w:anchor="_Toc241418856" w:history="1">
             <w:r>
               <w:rPr>
                 <w:rStyle w:val="Hyperlink"/>
@@ -2196,7 +2196,7 @@
               <w:rPr>
                 <w:noProof/>
               </w:rPr>
-              <w:instrText xml:space="preserve"> PAGEREF _Toc241395696 \h </w:instrText>
+              <w:instrText xml:space="preserve"> PAGEREF _Toc241418856 \h </w:instrText>
             </w:r>
             <w:r>
               <w:rPr>
@@ -2238,7 +2238,7 @@
               <w14:ligatures w14:val="standardContextual"/>
             </w:rPr>
           </w:pPr>
-          <w:hyperlink w:anchor="_Toc241395697" w:history="1">
+          <w:hyperlink w:anchor="_Toc241418857" w:history="1">
             <w:r>
               <w:rPr>
                 <w:rStyle w:val="Hyperlink"/>
@@ -2262,7 +2262,7 @@
               <w:rPr>
                 <w:noProof/>
               </w:rPr>
-              <w:instrText xml:space="preserve"> PAGEREF _Toc241395697 \h </w:instrText>
+              <w:instrText xml:space="preserve"> PAGEREF _Toc241418857 \h </w:instrText>
             </w:r>
             <w:r>
               <w:rPr>
@@ -2304,7 +2304,7 @@
               <w14:ligatures w14:val="standardContextual"/>
             </w:rPr>
           </w:pPr>
-          <w:hyperlink w:anchor="_Toc241395698" w:history="1">
+          <w:hyperlink w:anchor="_Toc241418858" w:history="1">
             <w:r>
               <w:rPr>
                 <w:rStyle w:val="Hyperlink"/>
@@ -2328,7 +2328,7 @@
               <w:rPr>
                 <w:noProof/>
               </w:rPr>
-              <w:instrText xml:space="preserve"> PAGEREF _Toc241395698 \h </w:instrText>
+              <w:instrText xml:space="preserve"> PAGEREF _Toc241418858 \h </w:instrText>
             </w:r>
             <w:r>
               <w:rPr>
@@ -2370,7 +2370,7 @@
               <w14:ligatures w14:val="standardContextual"/>
             </w:rPr>
           </w:pPr>
-          <w:hyperlink w:anchor="_Toc241395699" w:history="1">
+          <w:hyperlink w:anchor="_Toc241418859" w:history="1">
             <w:r>
               <w:rPr>
                 <w:rStyle w:val="Hyperlink"/>
@@ -2394,7 +2394,7 @@
               <w:rPr>
                 <w:noProof/>
               </w:rPr>
-              <w:instrText xml:space="preserve"> PAGEREF _Toc241395699 \h </w:instrText>
+              <w:instrText xml:space="preserve"> PAGEREF _Toc241418859 \h </w:instrText>
             </w:r>
             <w:r>
               <w:rPr>
@@ -2436,7 +2436,7 @@
               <w14:ligatures w14:val="standardContextual"/>
             </w:rPr>
           </w:pPr>
-          <w:hyperlink w:anchor="_Toc241395700" w:history="1">
+          <w:hyperlink w:anchor="_Toc241418860" w:history="1">
             <w:r>
               <w:rPr>
                 <w:rStyle w:val="Hyperlink"/>
@@ -2460,7 +2460,7 @@
               <w:rPr>
                 <w:noProof/>
               </w:rPr>
-              <w:instrText xml:space="preserve"> PAGEREF _Toc241395700 \h </w:instrText>
+              <w:instrText xml:space="preserve"> PAGEREF _Toc241418860 \h </w:instrText>
             </w:r>
             <w:r>
               <w:rPr>
@@ -2502,7 +2502,7 @@
               <w14:ligatures w14:val="standardContextual"/>
             </w:rPr>
           </w:pPr>
-          <w:hyperlink w:anchor="_Toc241395701" w:history="1">
+          <w:hyperlink w:anchor="_Toc241418861" w:history="1">
             <w:r>
               <w:rPr>
                 <w:rStyle w:val="Hyperlink"/>
@@ -2526,7 +2526,7 @@
               <w:rPr>
                 <w:noProof/>
               </w:rPr>
-              <w:instrText xml:space="preserve"> PAGEREF _Toc241395701 \h </w:instrText>
+              <w:instrText xml:space="preserve"> PAGEREF _Toc241418861 \h </w:instrText>
             </w:r>
             <w:r>
               <w:rPr>
@@ -2568,7 +2568,7 @@
               <w14:ligatures w14:val="standardContextual"/>
             </w:rPr>
           </w:pPr>
-          <w:hyperlink w:anchor="_Toc241395702" w:history="1">
+          <w:hyperlink w:anchor="_Toc241418862" w:history="1">
             <w:r>
               <w:rPr>
                 <w:rStyle w:val="Hyperlink"/>
@@ -2592,7 +2592,7 @@
               <w:rPr>
                 <w:noProof/>
               </w:rPr>
-              <w:instrText xml:space="preserve"> PAGEREF _Toc241395702 \h </w:instrText>
+              <w:instrText xml:space="preserve"> PAGEREF _Toc241418862 \h </w:instrText>
             </w:r>
             <w:r>
               <w:rPr>
@@ -2634,7 +2634,7 @@
               <w14:ligatures w14:val="standardContextual"/>
             </w:rPr>
           </w:pPr>
-          <w:hyperlink w:anchor="_Toc241395703" w:history="1">
+          <w:hyperlink w:anchor="_Toc241418863" w:history="1">
             <w:r>
               <w:rPr>
                 <w:rStyle w:val="Hyperlink"/>
@@ -2658,7 +2658,7 @@
               <w:rPr>
                 <w:noProof/>
               </w:rPr>
-              <w:instrText xml:space="preserve"> PAGEREF _Toc241395703 \h </w:instrText>
+              <w:instrText xml:space="preserve"> PAGEREF _Toc241418863 \h </w:instrText>
             </w:r>
             <w:r>
               <w:rPr>
@@ -2675,7 +2675,7 @@
               <w:rPr>
                 <w:noProof/>
               </w:rPr>
-              <w:t>18</w:t>
+              <w:t>19</w:t>
             </w:r>
             <w:r>
               <w:rPr>
@@ -2700,7 +2700,7 @@
               <w14:ligatures w14:val="standardContextual"/>
             </w:rPr>
           </w:pPr>
-          <w:hyperlink w:anchor="_Toc241395704" w:history="1">
+          <w:hyperlink w:anchor="_Toc241418864" w:history="1">
             <w:r>
               <w:rPr>
                 <w:rStyle w:val="Hyperlink"/>
@@ -2724,7 +2724,7 @@
               <w:rPr>
                 <w:noProof/>
               </w:rPr>
-              <w:instrText xml:space="preserve"> PAGEREF _Toc241395704 \h </w:instrText>
+              <w:instrText xml:space="preserve"> PAGEREF _Toc241418864 \h </w:instrText>
             </w:r>
             <w:r>
               <w:rPr>
@@ -2766,7 +2766,7 @@
               <w14:ligatures w14:val="standardContextual"/>
             </w:rPr>
           </w:pPr>
-          <w:hyperlink w:anchor="_Toc241395705" w:history="1">
+          <w:hyperlink w:anchor="_Toc241418865" w:history="1">
             <w:r>
               <w:rPr>
                 <w:rStyle w:val="Hyperlink"/>
@@ -2790,7 +2790,7 @@
               <w:rPr>
                 <w:noProof/>
               </w:rPr>
-              <w:instrText xml:space="preserve"> PAGEREF _Toc241395705 \h </w:instrText>
+              <w:instrText xml:space="preserve"> PAGEREF _Toc241418865 \h </w:instrText>
             </w:r>
             <w:r>
               <w:rPr>
@@ -2832,7 +2832,7 @@
               <w14:ligatures w14:val="standardContextual"/>
             </w:rPr>
           </w:pPr>
-          <w:hyperlink w:anchor="_Toc241395706" w:history="1">
+          <w:hyperlink w:anchor="_Toc241418866" w:history="1">
             <w:r>
               <w:rPr>
                 <w:rStyle w:val="Hyperlink"/>
@@ -2856,7 +2856,7 @@
               <w:rPr>
                 <w:noProof/>
               </w:rPr>
-              <w:instrText xml:space="preserve"> PAGEREF _Toc241395706 \h </w:instrText>
+              <w:instrText xml:space="preserve"> PAGEREF _Toc241418866 \h </w:instrText>
             </w:r>
             <w:r>
               <w:rPr>
@@ -2898,7 +2898,7 @@
               <w14:ligatures w14:val="standardContextual"/>
             </w:rPr>
           </w:pPr>
-          <w:hyperlink w:anchor="_Toc241395707" w:history="1">
+          <w:hyperlink w:anchor="_Toc241418867" w:history="1">
             <w:r>
               <w:rPr>
                 <w:rStyle w:val="Hyperlink"/>
@@ -2922,7 +2922,7 @@
               <w:rPr>
                 <w:noProof/>
               </w:rPr>
-              <w:instrText xml:space="preserve"> PAGEREF _Toc241395707 \h </w:instrText>
+              <w:instrText xml:space="preserve"> PAGEREF _Toc241418867 \h </w:instrText>
             </w:r>
             <w:r>
               <w:rPr>
@@ -2964,7 +2964,7 @@
               <w14:ligatures w14:val="standardContextual"/>
             </w:rPr>
           </w:pPr>
-          <w:hyperlink w:anchor="_Toc241395708" w:history="1">
+          <w:hyperlink w:anchor="_Toc241418868" w:history="1">
             <w:r>
               <w:rPr>
                 <w:rStyle w:val="Hyperlink"/>
@@ -2988,7 +2988,7 @@
               <w:rPr>
                 <w:noProof/>
               </w:rPr>
-              <w:instrText xml:space="preserve"> PAGEREF _Toc241395708 \h </w:instrText>
+              <w:instrText xml:space="preserve"> PAGEREF _Toc241418868 \h </w:instrText>
             </w:r>
             <w:r>
               <w:rPr>
@@ -3030,7 +3030,7 @@
               <w14:ligatures w14:val="standardContextual"/>
             </w:rPr>
           </w:pPr>
-          <w:hyperlink w:anchor="_Toc241395709" w:history="1">
+          <w:hyperlink w:anchor="_Toc241418869" w:history="1">
             <w:r>
               <w:rPr>
                 <w:rStyle w:val="Hyperlink"/>
@@ -3054,7 +3054,7 @@
               <w:rPr>
                 <w:noProof/>
               </w:rPr>
-              <w:instrText xml:space="preserve"> PAGEREF _Toc241395709 \h </w:instrText>
+              <w:instrText xml:space="preserve"> PAGEREF _Toc241418869 \h </w:instrText>
             </w:r>
             <w:r>
               <w:rPr>
@@ -3096,7 +3096,7 @@
               <w14:ligatures w14:val="standardContextual"/>
             </w:rPr>
           </w:pPr>
-          <w:hyperlink w:anchor="_Toc241395710" w:history="1">
+          <w:hyperlink w:anchor="_Toc241418870" w:history="1">
             <w:r>
               <w:rPr>
                 <w:rStyle w:val="Hyperlink"/>
@@ -3120,7 +3120,7 @@
               <w:rPr>
                 <w:noProof/>
               </w:rPr>
-              <w:instrText xml:space="preserve"> PAGEREF _Toc241395710 \h </w:instrText>
+              <w:instrText xml:space="preserve"> PAGEREF _Toc241418870 \h </w:instrText>
             </w:r>
             <w:r>
               <w:rPr>
@@ -3162,7 +3162,7 @@
               <w14:ligatures w14:val="standardContextual"/>
             </w:rPr>
           </w:pPr>
-          <w:hyperlink w:anchor="_Toc241395711" w:history="1">
+          <w:hyperlink w:anchor="_Toc241418871" w:history="1">
             <w:r>
               <w:rPr>
                 <w:rStyle w:val="Hyperlink"/>
@@ -3186,7 +3186,7 @@
               <w:rPr>
                 <w:noProof/>
               </w:rPr>
-              <w:instrText xml:space="preserve"> PAGEREF _Toc241395711 \h </w:instrText>
+              <w:instrText xml:space="preserve"> PAGEREF _Toc241418871 \h </w:instrText>
             </w:r>
             <w:r>
               <w:rPr>
@@ -3228,7 +3228,7 @@
               <w14:ligatures w14:val="standardContextual"/>
             </w:rPr>
           </w:pPr>
-          <w:hyperlink w:anchor="_Toc241395712" w:history="1">
+          <w:hyperlink w:anchor="_Toc241418872" w:history="1">
             <w:r>
               <w:rPr>
                 <w:rStyle w:val="Hyperlink"/>
@@ -3252,7 +3252,7 @@
               <w:rPr>
                 <w:noProof/>
               </w:rPr>
-              <w:instrText xml:space="preserve"> PAGEREF _Toc241395712 \h </w:instrText>
+              <w:instrText xml:space="preserve"> PAGEREF _Toc241418872 \h </w:instrText>
             </w:r>
             <w:r>
               <w:rPr>
@@ -3294,7 +3294,7 @@
               <w14:ligatures w14:val="standardContextual"/>
             </w:rPr>
           </w:pPr>
-          <w:hyperlink w:anchor="_Toc241395713" w:history="1">
+          <w:hyperlink w:anchor="_Toc241418873" w:history="1">
             <w:r>
               <w:rPr>
                 <w:rStyle w:val="Hyperlink"/>
@@ -3318,7 +3318,7 @@
               <w:rPr>
                 <w:noProof/>
               </w:rPr>
-              <w:instrText xml:space="preserve"> PAGEREF _Toc241395713 \h </w:instrText>
+              <w:instrText xml:space="preserve"> PAGEREF _Toc241418873 \h </w:instrText>
             </w:r>
             <w:r>
               <w:rPr>
@@ -3360,7 +3360,7 @@
               <w14:ligatures w14:val="standardContextual"/>
             </w:rPr>
           </w:pPr>
-          <w:hyperlink w:anchor="_Toc241395714" w:history="1">
+          <w:hyperlink w:anchor="_Toc241418874" w:history="1">
             <w:r>
               <w:rPr>
                 <w:rStyle w:val="Hyperlink"/>
@@ -3384,7 +3384,7 @@
               <w:rPr>
                 <w:noProof/>
               </w:rPr>
-              <w:instrText xml:space="preserve"> PAGEREF _Toc241395714 \h </w:instrText>
+              <w:instrText xml:space="preserve"> PAGEREF _Toc241418874 \h </w:instrText>
             </w:r>
             <w:r>
               <w:rPr>
@@ -3426,7 +3426,7 @@
               <w14:ligatures w14:val="standardContextual"/>
             </w:rPr>
           </w:pPr>
-          <w:hyperlink w:anchor="_Toc241395715" w:history="1">
+          <w:hyperlink w:anchor="_Toc241418875" w:history="1">
             <w:r>
               <w:rPr>
                 <w:rStyle w:val="Hyperlink"/>
@@ -3450,7 +3450,7 @@
               <w:rPr>
                 <w:noProof/>
               </w:rPr>
-              <w:instrText xml:space="preserve"> PAGEREF _Toc241395715 \h </w:instrText>
+              <w:instrText xml:space="preserve"> PAGEREF _Toc241418875 \h </w:instrText>
             </w:r>
             <w:r>
               <w:rPr>
@@ -3492,7 +3492,7 @@
               <w14:ligatures w14:val="standardContextual"/>
             </w:rPr>
           </w:pPr>
-          <w:hyperlink w:anchor="_Toc241395716" w:history="1">
+          <w:hyperlink w:anchor="_Toc241418876" w:history="1">
             <w:r>
               <w:rPr>
                 <w:rStyle w:val="Hyperlink"/>
@@ -3516,7 +3516,7 @@
               <w:rPr>
                 <w:noProof/>
               </w:rPr>
-              <w:instrText xml:space="preserve"> PAGEREF _Toc241395716 \h </w:instrText>
+              <w:instrText xml:space="preserve"> PAGEREF _Toc241418876 \h </w:instrText>
             </w:r>
             <w:r>
               <w:rPr>
@@ -3558,7 +3558,7 @@
               <w14:ligatures w14:val="standardContextual"/>
             </w:rPr>
           </w:pPr>
-          <w:hyperlink w:anchor="_Toc241395717" w:history="1">
+          <w:hyperlink w:anchor="_Toc241418877" w:history="1">
             <w:r>
               <w:rPr>
                 <w:rStyle w:val="Hyperlink"/>
@@ -3582,7 +3582,7 @@
               <w:rPr>
                 <w:noProof/>
               </w:rPr>
-              <w:instrText xml:space="preserve"> PAGEREF _Toc241395717 \h </w:instrText>
+              <w:instrText xml:space="preserve"> PAGEREF _Toc241418877 \h </w:instrText>
             </w:r>
             <w:r>
               <w:rPr>
@@ -3624,7 +3624,7 @@
               <w14:ligatures w14:val="standardContextual"/>
             </w:rPr>
           </w:pPr>
-          <w:hyperlink w:anchor="_Toc241395718" w:history="1">
+          <w:hyperlink w:anchor="_Toc241418878" w:history="1">
             <w:r>
               <w:rPr>
                 <w:rStyle w:val="Hyperlink"/>
@@ -3648,7 +3648,7 @@
               <w:rPr>
                 <w:noProof/>
               </w:rPr>
-              <w:instrText xml:space="preserve"> PAGEREF _Toc241395718 \h </w:instrText>
+              <w:instrText xml:space="preserve"> PAGEREF _Toc241418878 \h </w:instrText>
             </w:r>
             <w:r>
               <w:rPr>
@@ -3690,7 +3690,7 @@
               <w14:ligatures w14:val="standardContextual"/>
             </w:rPr>
           </w:pPr>
-          <w:hyperlink w:anchor="_Toc241395719" w:history="1">
+          <w:hyperlink w:anchor="_Toc241418879" w:history="1">
             <w:r>
               <w:rPr>
                 <w:rStyle w:val="Hyperlink"/>
@@ -3714,7 +3714,7 @@
               <w:rPr>
                 <w:noProof/>
               </w:rPr>
-              <w:instrText xml:space="preserve"> PAGEREF _Toc241395719 \h </w:instrText>
+              <w:instrText xml:space="preserve"> PAGEREF _Toc241418879 \h </w:instrText>
             </w:r>
             <w:r>
               <w:rPr>
@@ -3756,7 +3756,7 @@
               <w14:ligatures w14:val="standardContextual"/>
             </w:rPr>
           </w:pPr>
-          <w:hyperlink w:anchor="_Toc241395720" w:history="1">
+          <w:hyperlink w:anchor="_Toc241418880" w:history="1">
             <w:r>
               <w:rPr>
                 <w:rStyle w:val="Hyperlink"/>
@@ -3780,7 +3780,7 @@
               <w:rPr>
                 <w:noProof/>
               </w:rPr>
-              <w:instrText xml:space="preserve"> PAGEREF _Toc241395720 \h </w:instrText>
+              <w:instrText xml:space="preserve"> PAGEREF _Toc241418880 \h </w:instrText>
             </w:r>
             <w:r>
               <w:rPr>
@@ -3822,7 +3822,7 @@
               <w14:ligatures w14:val="standardContextual"/>
             </w:rPr>
           </w:pPr>
-          <w:hyperlink w:anchor="_Toc241395721" w:history="1">
+          <w:hyperlink w:anchor="_Toc241418881" w:history="1">
             <w:r>
               <w:rPr>
                 <w:rStyle w:val="Hyperlink"/>
@@ -3846,7 +3846,7 @@
               <w:rPr>
                 <w:noProof/>
               </w:rPr>
-              <w:instrText xml:space="preserve"> PAGEREF _Toc241395721 \h </w:instrText>
+              <w:instrText xml:space="preserve"> PAGEREF _Toc241418881 \h </w:instrText>
             </w:r>
             <w:r>
               <w:rPr>
@@ -3888,7 +3888,7 @@
               <w14:ligatures w14:val="standardContextual"/>
             </w:rPr>
           </w:pPr>
-          <w:hyperlink w:anchor="_Toc241395722" w:history="1">
+          <w:hyperlink w:anchor="_Toc241418882" w:history="1">
             <w:r>
               <w:rPr>
                 <w:rStyle w:val="Hyperlink"/>
@@ -3912,7 +3912,7 @@
               <w:rPr>
                 <w:noProof/>
               </w:rPr>
-              <w:instrText xml:space="preserve"> PAGEREF _Toc241395722 \h </w:instrText>
+              <w:instrText xml:space="preserve"> PAGEREF _Toc241418882 \h </w:instrText>
             </w:r>
             <w:r>
               <w:rPr>
@@ -3954,7 +3954,7 @@
               <w14:ligatures w14:val="standardContextual"/>
             </w:rPr>
           </w:pPr>
-          <w:hyperlink w:anchor="_Toc241395723" w:history="1">
+          <w:hyperlink w:anchor="_Toc241418883" w:history="1">
             <w:r>
               <w:rPr>
                 <w:rStyle w:val="Hyperlink"/>
@@ -3978,7 +3978,7 @@
               <w:rPr>
                 <w:noProof/>
               </w:rPr>
-              <w:instrText xml:space="preserve"> PAGEREF _Toc241395723 \h </w:instrText>
+              <w:instrText xml:space="preserve"> PAGEREF _Toc241418883 \h </w:instrText>
             </w:r>
             <w:r>
               <w:rPr>
@@ -4020,7 +4020,7 @@
               <w14:ligatures w14:val="standardContextual"/>
             </w:rPr>
           </w:pPr>
-          <w:hyperlink w:anchor="_Toc241395724" w:history="1">
+          <w:hyperlink w:anchor="_Toc241418884" w:history="1">
             <w:r>
               <w:rPr>
                 <w:rStyle w:val="Hyperlink"/>
@@ -4044,7 +4044,7 @@
               <w:rPr>
                 <w:noProof/>
               </w:rPr>
-              <w:instrText xml:space="preserve"> PAGEREF _Toc241395724 \h </w:instrText>
+              <w:instrText xml:space="preserve"> PAGEREF _Toc241418884 \h </w:instrText>
             </w:r>
             <w:r>
               <w:rPr>
@@ -4086,7 +4086,7 @@
               <w14:ligatures w14:val="standardContextual"/>
             </w:rPr>
           </w:pPr>
-          <w:hyperlink w:anchor="_Toc241395725" w:history="1">
+          <w:hyperlink w:anchor="_Toc241418885" w:history="1">
             <w:r>
               <w:rPr>
                 <w:rStyle w:val="Hyperlink"/>
@@ -4110,7 +4110,7 @@
               <w:rPr>
                 <w:noProof/>
               </w:rPr>
-              <w:instrText xml:space="preserve"> PAGEREF _Toc241395725 \h </w:instrText>
+              <w:instrText xml:space="preserve"> PAGEREF _Toc241418885 \h </w:instrText>
             </w:r>
             <w:r>
               <w:rPr>
@@ -4152,7 +4152,7 @@
               <w14:ligatures w14:val="standardContextual"/>
             </w:rPr>
           </w:pPr>
-          <w:hyperlink w:anchor="_Toc241395726" w:history="1">
+          <w:hyperlink w:anchor="_Toc241418886" w:history="1">
             <w:r>
               <w:rPr>
                 <w:rStyle w:val="Hyperlink"/>
@@ -4176,7 +4176,7 @@
               <w:rPr>
                 <w:noProof/>
               </w:rPr>
-              <w:instrText xml:space="preserve"> PAGEREF _Toc241395726 \h </w:instrText>
+              <w:instrText xml:space="preserve"> PAGEREF _Toc241418886 \h </w:instrText>
             </w:r>
             <w:r>
               <w:rPr>
@@ -4218,7 +4218,7 @@
               <w14:ligatures w14:val="standardContextual"/>
             </w:rPr>
           </w:pPr>
-          <w:hyperlink w:anchor="_Toc241395727" w:history="1">
+          <w:hyperlink w:anchor="_Toc241418887" w:history="1">
             <w:r>
               <w:rPr>
                 <w:rStyle w:val="Hyperlink"/>
@@ -4242,7 +4242,7 @@
               <w:rPr>
                 <w:noProof/>
               </w:rPr>
-              <w:instrText xml:space="preserve"> PAGEREF _Toc241395727 \h </w:instrText>
+              <w:instrText xml:space="preserve"> PAGEREF _Toc241418887 \h </w:instrText>
             </w:r>
             <w:r>
               <w:rPr>
@@ -4284,7 +4284,7 @@
               <w14:ligatures w14:val="standardContextual"/>
             </w:rPr>
           </w:pPr>
-          <w:hyperlink w:anchor="_Toc241395728" w:history="1">
+          <w:hyperlink w:anchor="_Toc241418888" w:history="1">
             <w:r>
               <w:rPr>
                 <w:rStyle w:val="Hyperlink"/>
@@ -4308,7 +4308,7 @@
               <w:rPr>
                 <w:noProof/>
               </w:rPr>
-              <w:instrText xml:space="preserve"> PAGEREF _Toc241395728 \h </w:instrText>
+              <w:instrText xml:space="preserve"> PAGEREF _Toc241418888 \h </w:instrText>
             </w:r>
             <w:r>
               <w:rPr>
@@ -4350,7 +4350,7 @@
               <w14:ligatures w14:val="standardContextual"/>
             </w:rPr>
           </w:pPr>
-          <w:hyperlink w:anchor="_Toc241395729" w:history="1">
+          <w:hyperlink w:anchor="_Toc241418889" w:history="1">
             <w:r>
               <w:rPr>
                 <w:rStyle w:val="Hyperlink"/>
@@ -4374,7 +4374,7 @@
               <w:rPr>
                 <w:noProof/>
               </w:rPr>
-              <w:instrText xml:space="preserve"> PAGEREF _Toc241395729 \h </w:instrText>
+              <w:instrText xml:space="preserve"> PAGEREF _Toc241418889 \h </w:instrText>
             </w:r>
             <w:r>
               <w:rPr>
@@ -4416,7 +4416,7 @@
               <w14:ligatures w14:val="standardContextual"/>
             </w:rPr>
           </w:pPr>
-          <w:hyperlink w:anchor="_Toc241395730" w:history="1">
+          <w:hyperlink w:anchor="_Toc241418890" w:history="1">
             <w:r>
               <w:rPr>
                 <w:rStyle w:val="Hyperlink"/>
@@ -4440,7 +4440,7 @@
               <w:rPr>
                 <w:noProof/>
               </w:rPr>
-              <w:instrText xml:space="preserve"> PAGEREF _Toc241395730 \h </w:instrText>
+              <w:instrText xml:space="preserve"> PAGEREF _Toc241418890 \h </w:instrText>
             </w:r>
             <w:r>
               <w:rPr>
@@ -4482,7 +4482,7 @@
               <w14:ligatures w14:val="standardContextual"/>
             </w:rPr>
           </w:pPr>
-          <w:hyperlink w:anchor="_Toc241395731" w:history="1">
+          <w:hyperlink w:anchor="_Toc241418891" w:history="1">
             <w:r>
               <w:rPr>
                 <w:rStyle w:val="Hyperlink"/>
@@ -4506,7 +4506,7 @@
               <w:rPr>
                 <w:noProof/>
               </w:rPr>
-              <w:instrText xml:space="preserve"> PAGEREF _Toc241395731 \h </w:instrText>
+              <w:instrText xml:space="preserve"> PAGEREF _Toc241418891 \h </w:instrText>
             </w:r>
             <w:r>
               <w:rPr>
@@ -4548,7 +4548,7 @@
               <w14:ligatures w14:val="standardContextual"/>
             </w:rPr>
           </w:pPr>
-          <w:hyperlink w:anchor="_Toc241395732" w:history="1">
+          <w:hyperlink w:anchor="_Toc241418892" w:history="1">
             <w:r>
               <w:rPr>
                 <w:rStyle w:val="Hyperlink"/>
@@ -4572,7 +4572,7 @@
               <w:rPr>
                 <w:noProof/>
               </w:rPr>
-              <w:instrText xml:space="preserve"> PAGEREF _Toc241395732 \h </w:instrText>
+              <w:instrText xml:space="preserve"> PAGEREF _Toc241418892 \h </w:instrText>
             </w:r>
             <w:r>
               <w:rPr>
@@ -4614,7 +4614,7 @@
               <w14:ligatures w14:val="standardContextual"/>
             </w:rPr>
           </w:pPr>
-          <w:hyperlink w:anchor="_Toc241395733" w:history="1">
+          <w:hyperlink w:anchor="_Toc241418893" w:history="1">
             <w:r>
               <w:rPr>
                 <w:rStyle w:val="Hyperlink"/>
@@ -4638,7 +4638,7 @@
               <w:rPr>
                 <w:noProof/>
               </w:rPr>
-              <w:instrText xml:space="preserve"> PAGEREF _Toc241395733 \h </w:instrText>
+              <w:instrText xml:space="preserve"> PAGEREF _Toc241418893 \h </w:instrText>
             </w:r>
             <w:r>
               <w:rPr>
@@ -4680,7 +4680,7 @@
               <w14:ligatures w14:val="standardContextual"/>
             </w:rPr>
           </w:pPr>
-          <w:hyperlink w:anchor="_Toc241395734" w:history="1">
+          <w:hyperlink w:anchor="_Toc241418894" w:history="1">
             <w:r>
               <w:rPr>
                 <w:rStyle w:val="Hyperlink"/>
@@ -4704,7 +4704,7 @@
               <w:rPr>
                 <w:noProof/>
               </w:rPr>
-              <w:instrText xml:space="preserve"> PAGEREF _Toc241395734 \h </w:instrText>
+              <w:instrText xml:space="preserve"> PAGEREF _Toc241418894 \h </w:instrText>
             </w:r>
             <w:r>
               <w:rPr>
@@ -4746,7 +4746,7 @@
               <w14:ligatures w14:val="standardContextual"/>
             </w:rPr>
           </w:pPr>
-          <w:hyperlink w:anchor="_Toc241395735" w:history="1">
+          <w:hyperlink w:anchor="_Toc241418895" w:history="1">
             <w:r>
               <w:rPr>
                 <w:rStyle w:val="Hyperlink"/>
@@ -4770,7 +4770,7 @@
               <w:rPr>
                 <w:noProof/>
               </w:rPr>
-              <w:instrText xml:space="preserve"> PAGEREF _Toc241395735 \h </w:instrText>
+              <w:instrText xml:space="preserve"> PAGEREF _Toc241418895 \h </w:instrText>
             </w:r>
             <w:r>
               <w:rPr>
@@ -4812,7 +4812,7 @@
               <w14:ligatures w14:val="standardContextual"/>
             </w:rPr>
           </w:pPr>
-          <w:hyperlink w:anchor="_Toc241395736" w:history="1">
+          <w:hyperlink w:anchor="_Toc241418896" w:history="1">
             <w:r>
               <w:rPr>
                 <w:rStyle w:val="Hyperlink"/>
@@ -4836,7 +4836,7 @@
               <w:rPr>
                 <w:noProof/>
               </w:rPr>
-              <w:instrText xml:space="preserve"> PAGEREF _Toc241395736 \h </w:instrText>
+              <w:instrText xml:space="preserve"> PAGEREF _Toc241418896 \h </w:instrText>
             </w:r>
             <w:r>
               <w:rPr>
@@ -4878,7 +4878,7 @@
               <w14:ligatures w14:val="standardContextual"/>
             </w:rPr>
           </w:pPr>
-          <w:hyperlink w:anchor="_Toc241395737" w:history="1">
+          <w:hyperlink w:anchor="_Toc241418897" w:history="1">
             <w:r>
               <w:rPr>
                 <w:rStyle w:val="Hyperlink"/>
@@ -4902,7 +4902,7 @@
               <w:rPr>
                 <w:noProof/>
               </w:rPr>
-              <w:instrText xml:space="preserve"> PAGEREF _Toc241395737 \h </w:instrText>
+              <w:instrText xml:space="preserve"> PAGEREF _Toc241418897 \h </w:instrText>
             </w:r>
             <w:r>
               <w:rPr>
@@ -4944,7 +4944,7 @@
               <w14:ligatures w14:val="standardContextual"/>
             </w:rPr>
           </w:pPr>
-          <w:hyperlink w:anchor="_Toc241395738" w:history="1">
+          <w:hyperlink w:anchor="_Toc241418898" w:history="1">
             <w:r>
               <w:rPr>
                 <w:rStyle w:val="Hyperlink"/>
@@ -4968,7 +4968,7 @@
               <w:rPr>
                 <w:noProof/>
               </w:rPr>
-              <w:instrText xml:space="preserve"> PAGEREF _Toc241395738 \h </w:instrText>
+              <w:instrText xml:space="preserve"> PAGEREF _Toc241418898 \h </w:instrText>
             </w:r>
             <w:r>
               <w:rPr>
@@ -5010,7 +5010,7 @@
               <w14:ligatures w14:val="standardContextual"/>
             </w:rPr>
           </w:pPr>
-          <w:hyperlink w:anchor="_Toc241395739" w:history="1">
+          <w:hyperlink w:anchor="_Toc241418899" w:history="1">
             <w:r>
               <w:rPr>
                 <w:rStyle w:val="Hyperlink"/>
@@ -5034,7 +5034,7 @@
               <w:rPr>
                 <w:noProof/>
               </w:rPr>
-              <w:instrText xml:space="preserve"> PAGEREF _Toc241395739 \h </w:instrText>
+              <w:instrText xml:space="preserve"> PAGEREF _Toc241418899 \h </w:instrText>
             </w:r>
             <w:r>
               <w:rPr>
@@ -5076,7 +5076,7 @@
               <w14:ligatures w14:val="standardContextual"/>
             </w:rPr>
           </w:pPr>
-          <w:hyperlink w:anchor="_Toc241395740" w:history="1">
+          <w:hyperlink w:anchor="_Toc241418900" w:history="1">
             <w:r>
               <w:rPr>
                 <w:rStyle w:val="Hyperlink"/>
@@ -5100,7 +5100,7 @@
               <w:rPr>
                 <w:noProof/>
               </w:rPr>
-              <w:instrText xml:space="preserve"> PAGEREF _Toc241395740 \h </w:instrText>
+              <w:instrText xml:space="preserve"> PAGEREF _Toc241418900 \h </w:instrText>
             </w:r>
             <w:r>
               <w:rPr>
@@ -5117,7 +5117,7 @@
               <w:rPr>
                 <w:noProof/>
               </w:rPr>
-              <w:t>38</w:t>
+              <w:t>39</w:t>
             </w:r>
             <w:r>
               <w:rPr>
@@ -5142,7 +5142,7 @@
               <w14:ligatures w14:val="standardContextual"/>
             </w:rPr>
           </w:pPr>
-          <w:hyperlink w:anchor="_Toc241395741" w:history="1">
+          <w:hyperlink w:anchor="_Toc241418901" w:history="1">
             <w:r>
               <w:rPr>
                 <w:rStyle w:val="Hyperlink"/>
@@ -5166,7 +5166,7 @@
               <w:rPr>
                 <w:noProof/>
               </w:rPr>
-              <w:instrText xml:space="preserve"> PAGEREF _Toc241395741 \h </w:instrText>
+              <w:instrText xml:space="preserve"> PAGEREF _Toc241418901 \h </w:instrText>
             </w:r>
             <w:r>
               <w:rPr>
@@ -5208,7 +5208,7 @@
               <w14:ligatures w14:val="standardContextual"/>
             </w:rPr>
           </w:pPr>
-          <w:hyperlink w:anchor="_Toc241395742" w:history="1">
+          <w:hyperlink w:anchor="_Toc241418902" w:history="1">
             <w:r>
               <w:rPr>
                 <w:rStyle w:val="Hyperlink"/>
@@ -5232,7 +5232,7 @@
               <w:rPr>
                 <w:noProof/>
               </w:rPr>
-              <w:instrText xml:space="preserve"> PAGEREF _Toc241395742 \h </w:instrText>
+              <w:instrText xml:space="preserve"> PAGEREF _Toc241418902 \h </w:instrText>
             </w:r>
             <w:r>
               <w:rPr>
@@ -5274,7 +5274,7 @@
               <w14:ligatures w14:val="standardContextual"/>
             </w:rPr>
           </w:pPr>
-          <w:hyperlink w:anchor="_Toc241395743" w:history="1">
+          <w:hyperlink w:anchor="_Toc241418903" w:history="1">
             <w:r>
               <w:rPr>
                 <w:rStyle w:val="Hyperlink"/>
@@ -5298,7 +5298,7 @@
               <w:rPr>
                 <w:noProof/>
               </w:rPr>
-              <w:instrText xml:space="preserve"> PAGEREF _Toc241395743 \h </w:instrText>
+              <w:instrText xml:space="preserve"> PAGEREF _Toc241418903 \h </w:instrText>
             </w:r>
             <w:r>
               <w:rPr>
@@ -5340,7 +5340,7 @@
               <w14:ligatures w14:val="standardContextual"/>
             </w:rPr>
           </w:pPr>
-          <w:hyperlink w:anchor="_Toc241395744" w:history="1">
+          <w:hyperlink w:anchor="_Toc241418904" w:history="1">
             <w:r>
               <w:rPr>
                 <w:rStyle w:val="Hyperlink"/>
@@ -5364,7 +5364,7 @@
               <w:rPr>
                 <w:noProof/>
               </w:rPr>
-              <w:instrText xml:space="preserve"> PAGEREF _Toc241395744 \h </w:instrText>
+              <w:instrText xml:space="preserve"> PAGEREF _Toc241418904 \h </w:instrText>
             </w:r>
             <w:r>
               <w:rPr>
@@ -5406,7 +5406,7 @@
               <w14:ligatures w14:val="standardContextual"/>
             </w:rPr>
           </w:pPr>
-          <w:hyperlink w:anchor="_Toc241395745" w:history="1">
+          <w:hyperlink w:anchor="_Toc241418905" w:history="1">
             <w:r>
               <w:rPr>
                 <w:rStyle w:val="Hyperlink"/>
@@ -5430,7 +5430,7 @@
               <w:rPr>
                 <w:noProof/>
               </w:rPr>
-              <w:instrText xml:space="preserve"> PAGEREF _Toc241395745 \h </w:instrText>
+              <w:instrText xml:space="preserve"> PAGEREF _Toc241418905 \h </w:instrText>
             </w:r>
             <w:r>
               <w:rPr>
@@ -5472,7 +5472,7 @@
               <w14:ligatures w14:val="standardContextual"/>
             </w:rPr>
           </w:pPr>
-          <w:hyperlink w:anchor="_Toc241395746" w:history="1">
+          <w:hyperlink w:anchor="_Toc241418906" w:history="1">
             <w:r>
               <w:rPr>
                 <w:rStyle w:val="Hyperlink"/>
@@ -5496,7 +5496,7 @@
               <w:rPr>
                 <w:noProof/>
               </w:rPr>
-              <w:instrText xml:space="preserve"> PAGEREF _Toc241395746 \h </w:instrText>
+              <w:instrText xml:space="preserve"> PAGEREF _Toc241418906 \h </w:instrText>
             </w:r>
             <w:r>
               <w:rPr>
@@ -5538,7 +5538,7 @@
               <w14:ligatures w14:val="standardContextual"/>
             </w:rPr>
           </w:pPr>
-          <w:hyperlink w:anchor="_Toc241395747" w:history="1">
+          <w:hyperlink w:anchor="_Toc241418907" w:history="1">
             <w:r>
               <w:rPr>
                 <w:rStyle w:val="Hyperlink"/>
@@ -5562,7 +5562,7 @@
               <w:rPr>
                 <w:noProof/>
               </w:rPr>
-              <w:instrText xml:space="preserve"> PAGEREF _Toc241395747 \h </w:instrText>
+              <w:instrText xml:space="preserve"> PAGEREF _Toc241418907 \h </w:instrText>
             </w:r>
             <w:r>
               <w:rPr>
@@ -5604,7 +5604,7 @@
               <w14:ligatures w14:val="standardContextual"/>
             </w:rPr>
           </w:pPr>
-          <w:hyperlink w:anchor="_Toc241395748" w:history="1">
+          <w:hyperlink w:anchor="_Toc241418908" w:history="1">
             <w:r>
               <w:rPr>
                 <w:rStyle w:val="Hyperlink"/>
@@ -5628,7 +5628,7 @@
               <w:rPr>
                 <w:noProof/>
               </w:rPr>
-              <w:instrText xml:space="preserve"> PAGEREF _Toc241395748 \h </w:instrText>
+              <w:instrText xml:space="preserve"> PAGEREF _Toc241418908 \h </w:instrText>
             </w:r>
             <w:r>
               <w:rPr>
@@ -5670,7 +5670,7 @@
               <w14:ligatures w14:val="standardContextual"/>
             </w:rPr>
           </w:pPr>
-          <w:hyperlink w:anchor="_Toc241395749" w:history="1">
+          <w:hyperlink w:anchor="_Toc241418909" w:history="1">
             <w:r>
               <w:rPr>
                 <w:rStyle w:val="Hyperlink"/>
@@ -5694,7 +5694,7 @@
               <w:rPr>
                 <w:noProof/>
               </w:rPr>
-              <w:instrText xml:space="preserve"> PAGEREF _Toc241395749 \h </w:instrText>
+              <w:instrText xml:space="preserve"> PAGEREF _Toc241418909 \h </w:instrText>
             </w:r>
             <w:r>
               <w:rPr>
@@ -5736,7 +5736,7 @@
               <w14:ligatures w14:val="standardContextual"/>
             </w:rPr>
           </w:pPr>
-          <w:hyperlink w:anchor="_Toc241395750" w:history="1">
+          <w:hyperlink w:anchor="_Toc241418910" w:history="1">
             <w:r>
               <w:rPr>
                 <w:rStyle w:val="Hyperlink"/>
@@ -5760,7 +5760,7 @@
               <w:rPr>
                 <w:noProof/>
               </w:rPr>
-              <w:instrText xml:space="preserve"> PAGEREF _Toc241395750 \h </w:instrText>
+              <w:instrText xml:space="preserve"> PAGEREF _Toc241418910 \h </w:instrText>
             </w:r>
             <w:r>
               <w:rPr>
@@ -5802,7 +5802,7 @@
               <w14:ligatures w14:val="standardContextual"/>
             </w:rPr>
           </w:pPr>
-          <w:hyperlink w:anchor="_Toc241395751" w:history="1">
+          <w:hyperlink w:anchor="_Toc241418911" w:history="1">
             <w:r>
               <w:rPr>
                 <w:rStyle w:val="Hyperlink"/>
@@ -5826,7 +5826,7 @@
               <w:rPr>
                 <w:noProof/>
               </w:rPr>
-              <w:instrText xml:space="preserve"> PAGEREF _Toc241395751 \h </w:instrText>
+              <w:instrText xml:space="preserve"> PAGEREF _Toc241418911 \h </w:instrText>
             </w:r>
             <w:r>
               <w:rPr>
@@ -5868,7 +5868,7 @@
               <w14:ligatures w14:val="standardContextual"/>
             </w:rPr>
           </w:pPr>
-          <w:hyperlink w:anchor="_Toc241395752" w:history="1">
+          <w:hyperlink w:anchor="_Toc241418912" w:history="1">
             <w:r>
               <w:rPr>
                 <w:rStyle w:val="Hyperlink"/>
@@ -5892,7 +5892,7 @@
               <w:rPr>
                 <w:noProof/>
               </w:rPr>
-              <w:instrText xml:space="preserve"> PAGEREF _Toc241395752 \h </w:instrText>
+              <w:instrText xml:space="preserve"> PAGEREF _Toc241418912 \h </w:instrText>
             </w:r>
             <w:r>
               <w:rPr>
@@ -5934,7 +5934,7 @@
               <w14:ligatures w14:val="standardContextual"/>
             </w:rPr>
           </w:pPr>
-          <w:hyperlink w:anchor="_Toc241395753" w:history="1">
+          <w:hyperlink w:anchor="_Toc241418913" w:history="1">
             <w:r>
               <w:rPr>
                 <w:rStyle w:val="Hyperlink"/>
@@ -5958,7 +5958,7 @@
               <w:rPr>
                 <w:noProof/>
               </w:rPr>
-              <w:instrText xml:space="preserve"> PAGEREF _Toc241395753 \h </w:instrText>
+              <w:instrText xml:space="preserve"> PAGEREF _Toc241418913 \h </w:instrText>
             </w:r>
             <w:r>
               <w:rPr>
@@ -6000,7 +6000,7 @@
               <w14:ligatures w14:val="standardContextual"/>
             </w:rPr>
           </w:pPr>
-          <w:hyperlink w:anchor="_Toc241395754" w:history="1">
+          <w:hyperlink w:anchor="_Toc241418914" w:history="1">
             <w:r>
               <w:rPr>
                 <w:rStyle w:val="Hyperlink"/>
@@ -6024,7 +6024,7 @@
               <w:rPr>
                 <w:noProof/>
               </w:rPr>
-              <w:instrText xml:space="preserve"> PAGEREF _Toc241395754 \h </w:instrText>
+              <w:instrText xml:space="preserve"> PAGEREF _Toc241418914 \h </w:instrText>
             </w:r>
             <w:r>
               <w:rPr>
@@ -6066,7 +6066,7 @@
               <w14:ligatures w14:val="standardContextual"/>
             </w:rPr>
           </w:pPr>
-          <w:hyperlink w:anchor="_Toc241395755" w:history="1">
+          <w:hyperlink w:anchor="_Toc241418915" w:history="1">
             <w:r>
               <w:rPr>
                 <w:rStyle w:val="Hyperlink"/>
@@ -6090,7 +6090,7 @@
               <w:rPr>
                 <w:noProof/>
               </w:rPr>
-              <w:instrText xml:space="preserve"> PAGEREF _Toc241395755 \h </w:instrText>
+              <w:instrText xml:space="preserve"> PAGEREF _Toc241418915 \h </w:instrText>
             </w:r>
             <w:r>
               <w:rPr>
@@ -6132,7 +6132,7 @@
               <w14:ligatures w14:val="standardContextual"/>
             </w:rPr>
           </w:pPr>
-          <w:hyperlink w:anchor="_Toc241395756" w:history="1">
+          <w:hyperlink w:anchor="_Toc241418916" w:history="1">
             <w:r>
               <w:rPr>
                 <w:rStyle w:val="Hyperlink"/>
@@ -6156,7 +6156,7 @@
               <w:rPr>
                 <w:noProof/>
               </w:rPr>
-              <w:instrText xml:space="preserve"> PAGEREF _Toc241395756 \h </w:instrText>
+              <w:instrText xml:space="preserve"> PAGEREF _Toc241418916 \h </w:instrText>
             </w:r>
             <w:r>
               <w:rPr>
@@ -6198,7 +6198,7 @@
               <w14:ligatures w14:val="standardContextual"/>
             </w:rPr>
           </w:pPr>
-          <w:hyperlink w:anchor="_Toc241395757" w:history="1">
+          <w:hyperlink w:anchor="_Toc241418917" w:history="1">
             <w:r>
               <w:rPr>
                 <w:rStyle w:val="Hyperlink"/>
@@ -6222,7 +6222,7 @@
               <w:rPr>
                 <w:noProof/>
               </w:rPr>
-              <w:instrText xml:space="preserve"> PAGEREF _Toc241395757 \h </w:instrText>
+              <w:instrText xml:space="preserve"> PAGEREF _Toc241418917 \h </w:instrText>
             </w:r>
             <w:r>
               <w:rPr>
@@ -6264,7 +6264,7 @@
               <w14:ligatures w14:val="standardContextual"/>
             </w:rPr>
           </w:pPr>
-          <w:hyperlink w:anchor="_Toc241395758" w:history="1">
+          <w:hyperlink w:anchor="_Toc241418918" w:history="1">
             <w:r>
               <w:rPr>
                 <w:rStyle w:val="Hyperlink"/>
@@ -6288,7 +6288,7 @@
               <w:rPr>
                 <w:noProof/>
               </w:rPr>
-              <w:instrText xml:space="preserve"> PAGEREF _Toc241395758 \h </w:instrText>
+              <w:instrText xml:space="preserve"> PAGEREF _Toc241418918 \h </w:instrText>
             </w:r>
             <w:r>
               <w:rPr>
@@ -6330,7 +6330,7 @@
               <w14:ligatures w14:val="standardContextual"/>
             </w:rPr>
           </w:pPr>
-          <w:hyperlink w:anchor="_Toc241395759" w:history="1">
+          <w:hyperlink w:anchor="_Toc241418919" w:history="1">
             <w:r>
               <w:rPr>
                 <w:rStyle w:val="Hyperlink"/>
@@ -6354,7 +6354,7 @@
               <w:rPr>
                 <w:noProof/>
               </w:rPr>
-              <w:instrText xml:space="preserve"> PAGEREF _Toc241395759 \h </w:instrText>
+              <w:instrText xml:space="preserve"> PAGEREF _Toc241418919 \h </w:instrText>
             </w:r>
             <w:r>
               <w:rPr>
@@ -6396,7 +6396,7 @@
               <w14:ligatures w14:val="standardContextual"/>
             </w:rPr>
           </w:pPr>
-          <w:hyperlink w:anchor="_Toc241395760" w:history="1">
+          <w:hyperlink w:anchor="_Toc241418920" w:history="1">
             <w:r>
               <w:rPr>
                 <w:rStyle w:val="Hyperlink"/>
@@ -6420,7 +6420,7 @@
               <w:rPr>
                 <w:noProof/>
               </w:rPr>
-              <w:instrText xml:space="preserve"> PAGEREF _Toc241395760 \h </w:instrText>
+              <w:instrText xml:space="preserve"> PAGEREF _Toc241418920 \h </w:instrText>
             </w:r>
             <w:r>
               <w:rPr>
@@ -6462,7 +6462,7 @@
               <w14:ligatures w14:val="standardContextual"/>
             </w:rPr>
           </w:pPr>
-          <w:hyperlink w:anchor="_Toc241395761" w:history="1">
+          <w:hyperlink w:anchor="_Toc241418921" w:history="1">
             <w:r>
               <w:rPr>
                 <w:rStyle w:val="Hyperlink"/>
@@ -6486,7 +6486,7 @@
               <w:rPr>
                 <w:noProof/>
               </w:rPr>
-              <w:instrText xml:space="preserve"> PAGEREF _Toc241395761 \h </w:instrText>
+              <w:instrText xml:space="preserve"> PAGEREF _Toc241418921 \h </w:instrText>
             </w:r>
             <w:r>
               <w:rPr>
@@ -6528,7 +6528,7 @@
               <w14:ligatures w14:val="standardContextual"/>
             </w:rPr>
           </w:pPr>
-          <w:hyperlink w:anchor="_Toc241395762" w:history="1">
+          <w:hyperlink w:anchor="_Toc241418922" w:history="1">
             <w:r>
               <w:rPr>
                 <w:rStyle w:val="Hyperlink"/>
@@ -6552,7 +6552,7 @@
               <w:rPr>
                 <w:noProof/>
               </w:rPr>
-              <w:instrText xml:space="preserve"> PAGEREF _Toc241395762 \h </w:instrText>
+              <w:instrText xml:space="preserve"> PAGEREF _Toc241418922 \h </w:instrText>
             </w:r>
             <w:r>
               <w:rPr>
@@ -6594,7 +6594,7 @@
               <w14:ligatures w14:val="standardContextual"/>
             </w:rPr>
           </w:pPr>
-          <w:hyperlink w:anchor="_Toc241395763" w:history="1">
+          <w:hyperlink w:anchor="_Toc241418923" w:history="1">
             <w:r>
               <w:rPr>
                 <w:rStyle w:val="Hyperlink"/>
@@ -6618,7 +6618,7 @@
               <w:rPr>
                 <w:noProof/>
               </w:rPr>
-              <w:instrText xml:space="preserve"> PAGEREF _Toc241395763 \h </w:instrText>
+              <w:instrText xml:space="preserve"> PAGEREF _Toc241418923 \h </w:instrText>
             </w:r>
             <w:r>
               <w:rPr>
@@ -6660,7 +6660,7 @@
               <w14:ligatures w14:val="standardContextual"/>
             </w:rPr>
           </w:pPr>
-          <w:hyperlink w:anchor="_Toc241395764" w:history="1">
+          <w:hyperlink w:anchor="_Toc241418924" w:history="1">
             <w:r>
               <w:rPr>
                 <w:rStyle w:val="Hyperlink"/>
@@ -6684,7 +6684,7 @@
               <w:rPr>
                 <w:noProof/>
               </w:rPr>
-              <w:instrText xml:space="preserve"> PAGEREF _Toc241395764 \h </w:instrText>
+              <w:instrText xml:space="preserve"> PAGEREF _Toc241418924 \h </w:instrText>
             </w:r>
             <w:r>
               <w:rPr>
@@ -6726,7 +6726,7 @@
               <w14:ligatures w14:val="standardContextual"/>
             </w:rPr>
           </w:pPr>
-          <w:hyperlink w:anchor="_Toc241395765" w:history="1">
+          <w:hyperlink w:anchor="_Toc241418925" w:history="1">
             <w:r>
               <w:rPr>
                 <w:rStyle w:val="Hyperlink"/>
@@ -6750,7 +6750,7 @@
               <w:rPr>
                 <w:noProof/>
               </w:rPr>
-              <w:instrText xml:space="preserve"> PAGEREF _Toc241395765 \h </w:instrText>
+              <w:instrText xml:space="preserve"> PAGEREF _Toc241418925 \h </w:instrText>
             </w:r>
             <w:r>
               <w:rPr>
@@ -6792,7 +6792,7 @@
               <w14:ligatures w14:val="standardContextual"/>
             </w:rPr>
           </w:pPr>
-          <w:hyperlink w:anchor="_Toc241395766" w:history="1">
+          <w:hyperlink w:anchor="_Toc241418926" w:history="1">
             <w:r>
               <w:rPr>
                 <w:rStyle w:val="Hyperlink"/>
@@ -6816,7 +6816,7 @@
               <w:rPr>
                 <w:noProof/>
               </w:rPr>
-              <w:instrText xml:space="preserve"> PAGEREF _Toc241395766 \h </w:instrText>
+              <w:instrText xml:space="preserve"> PAGEREF _Toc241418926 \h </w:instrText>
             </w:r>
             <w:r>
               <w:rPr>
@@ -6858,7 +6858,7 @@
               <w14:ligatures w14:val="standardContextual"/>
             </w:rPr>
           </w:pPr>
-          <w:hyperlink w:anchor="_Toc241395767" w:history="1">
+          <w:hyperlink w:anchor="_Toc241418927" w:history="1">
             <w:r>
               <w:rPr>
                 <w:rStyle w:val="Hyperlink"/>
@@ -6882,7 +6882,7 @@
               <w:rPr>
                 <w:noProof/>
               </w:rPr>
-              <w:instrText xml:space="preserve"> PAGEREF _Toc241395767 \h </w:instrText>
+              <w:instrText xml:space="preserve"> PAGEREF _Toc241418927 \h </w:instrText>
             </w:r>
             <w:r>
               <w:rPr>
@@ -6924,7 +6924,7 @@
               <w14:ligatures w14:val="standardContextual"/>
             </w:rPr>
           </w:pPr>
-          <w:hyperlink w:anchor="_Toc241395768" w:history="1">
+          <w:hyperlink w:anchor="_Toc241418928" w:history="1">
             <w:r>
               <w:rPr>
                 <w:rStyle w:val="Hyperlink"/>
@@ -6948,7 +6948,7 @@
               <w:rPr>
                 <w:noProof/>
               </w:rPr>
-              <w:instrText xml:space="preserve"> PAGEREF _Toc241395768 \h </w:instrText>
+              <w:instrText xml:space="preserve"> PAGEREF _Toc241418928 \h </w:instrText>
             </w:r>
             <w:r>
               <w:rPr>
@@ -6990,7 +6990,7 @@
               <w14:ligatures w14:val="standardContextual"/>
             </w:rPr>
           </w:pPr>
-          <w:hyperlink w:anchor="_Toc241395769" w:history="1">
+          <w:hyperlink w:anchor="_Toc241418929" w:history="1">
             <w:r>
               <w:rPr>
                 <w:rStyle w:val="Hyperlink"/>
@@ -7014,7 +7014,7 @@
               <w:rPr>
                 <w:noProof/>
               </w:rPr>
-              <w:instrText xml:space="preserve"> PAGEREF _Toc241395769 \h </w:instrText>
+              <w:instrText xml:space="preserve"> PAGEREF _Toc241418929 \h </w:instrText>
             </w:r>
             <w:r>
               <w:rPr>
@@ -7056,7 +7056,7 @@
               <w14:ligatures w14:val="standardContextual"/>
             </w:rPr>
           </w:pPr>
-          <w:hyperlink w:anchor="_Toc241395770" w:history="1">
+          <w:hyperlink w:anchor="_Toc241418930" w:history="1">
             <w:r>
               <w:rPr>
                 <w:rStyle w:val="Hyperlink"/>
@@ -7080,7 +7080,7 @@
               <w:rPr>
                 <w:noProof/>
               </w:rPr>
-              <w:instrText xml:space="preserve"> PAGEREF _Toc241395770 \h </w:instrText>
+              <w:instrText xml:space="preserve"> PAGEREF _Toc241418930 \h </w:instrText>
             </w:r>
             <w:r>
               <w:rPr>
@@ -7122,7 +7122,7 @@
               <w14:ligatures w14:val="standardContextual"/>
             </w:rPr>
           </w:pPr>
-          <w:hyperlink w:anchor="_Toc241395771" w:history="1">
+          <w:hyperlink w:anchor="_Toc241418931" w:history="1">
             <w:r>
               <w:rPr>
                 <w:rStyle w:val="Hyperlink"/>
@@ -7146,7 +7146,7 @@
               <w:rPr>
                 <w:noProof/>
               </w:rPr>
-              <w:instrText xml:space="preserve"> PAGEREF _Toc241395771 \h </w:instrText>
+              <w:instrText xml:space="preserve"> PAGEREF _Toc241418931 \h </w:instrText>
             </w:r>
             <w:r>
               <w:rPr>
@@ -7188,7 +7188,7 @@
               <w14:ligatures w14:val="standardContextual"/>
             </w:rPr>
           </w:pPr>
-          <w:hyperlink w:anchor="_Toc241395772" w:history="1">
+          <w:hyperlink w:anchor="_Toc241418932" w:history="1">
             <w:r>
               <w:rPr>
                 <w:rStyle w:val="Hyperlink"/>
@@ -7212,7 +7212,7 @@
               <w:rPr>
                 <w:noProof/>
               </w:rPr>
-              <w:instrText xml:space="preserve"> PAGEREF _Toc241395772 \h </w:instrText>
+              <w:instrText xml:space="preserve"> PAGEREF _Toc241418932 \h </w:instrText>
             </w:r>
             <w:r>
               <w:rPr>
@@ -7254,7 +7254,7 @@
               <w14:ligatures w14:val="standardContextual"/>
             </w:rPr>
           </w:pPr>
-          <w:hyperlink w:anchor="_Toc241395773" w:history="1">
+          <w:hyperlink w:anchor="_Toc241418933" w:history="1">
             <w:r>
               <w:rPr>
                 <w:rStyle w:val="Hyperlink"/>
@@ -7278,7 +7278,7 @@
               <w:rPr>
                 <w:noProof/>
               </w:rPr>
-              <w:instrText xml:space="preserve"> PAGEREF _Toc241395773 \h </w:instrText>
+              <w:instrText xml:space="preserve"> PAGEREF _Toc241418933 \h </w:instrText>
             </w:r>
             <w:r>
               <w:rPr>
@@ -7320,7 +7320,7 @@
               <w14:ligatures w14:val="standardContextual"/>
             </w:rPr>
           </w:pPr>
-          <w:hyperlink w:anchor="_Toc241395774" w:history="1">
+          <w:hyperlink w:anchor="_Toc241418934" w:history="1">
             <w:r>
               <w:rPr>
                 <w:rStyle w:val="Hyperlink"/>
@@ -7344,7 +7344,7 @@
               <w:rPr>
                 <w:noProof/>
               </w:rPr>
-              <w:instrText xml:space="preserve"> PAGEREF _Toc241395774 \h </w:instrText>
+              <w:instrText xml:space="preserve"> PAGEREF _Toc241418934 \h </w:instrText>
             </w:r>
             <w:r>
               <w:rPr>
@@ -7386,7 +7386,7 @@
               <w14:ligatures w14:val="standardContextual"/>
             </w:rPr>
           </w:pPr>
-          <w:hyperlink w:anchor="_Toc241395775" w:history="1">
+          <w:hyperlink w:anchor="_Toc241418935" w:history="1">
             <w:r>
               <w:rPr>
                 <w:rStyle w:val="Hyperlink"/>
@@ -7410,7 +7410,7 @@
               <w:rPr>
                 <w:noProof/>
               </w:rPr>
-              <w:instrText xml:space="preserve"> PAGEREF _Toc241395775 \h </w:instrText>
+              <w:instrText xml:space="preserve"> PAGEREF _Toc241418935 \h </w:instrText>
             </w:r>
             <w:r>
               <w:rPr>
@@ -7463,7 +7463,7 @@
         <w:pStyle w:val="Kop1"/>
         <w:pageBreakBefore/>
       </w:pPr>
-      <w:bookmarkStart w:id="1" w:name="_Toc241395667"/>
+      <w:bookmarkStart w:id="1" w:name="_Toc241418827"/>
       <w:r>
         <w:lastRenderedPageBreak/>
         <w:t>Intended Use and Your Data</w:t>
@@ -7524,7 +7524,7 @@
       <w:pPr>
         <w:pStyle w:val="Kop2"/>
       </w:pPr>
-      <w:bookmarkStart w:id="2" w:name="_Toc241395668"/>
+      <w:bookmarkStart w:id="2" w:name="_Toc241418828"/>
       <w:r>
         <w:t>What the App Does Not Do</w:t>
       </w:r>
@@ -8065,7 +8065,7 @@
         <w:pStyle w:val="Kop1"/>
         <w:pageBreakBefore/>
       </w:pPr>
-      <w:bookmarkStart w:id="3" w:name="_Toc241395669"/>
+      <w:bookmarkStart w:id="3" w:name="_Toc241418829"/>
       <w:r>
         <w:lastRenderedPageBreak/>
         <w:t>Getting Started</w:t>
@@ -8076,7 +8076,7 @@
       <w:pPr>
         <w:pStyle w:val="Kop2"/>
       </w:pPr>
-      <w:bookmarkStart w:id="4" w:name="_Toc241395670"/>
+      <w:bookmarkStart w:id="4" w:name="_Toc241418830"/>
       <w:r>
         <w:t>Opening the Public App</w:t>
       </w:r>
@@ -8094,7 +8094,7 @@
       <w:pPr>
         <w:pStyle w:val="Kop2"/>
       </w:pPr>
-      <w:bookmarkStart w:id="5" w:name="_Toc241395671"/>
+      <w:bookmarkStart w:id="5" w:name="_Toc241418831"/>
       <w:r>
         <w:t>Installing the App on Your Own Computer</w:t>
       </w:r>
@@ -8174,7 +8174,7 @@
       <w:pPr>
         <w:pStyle w:val="Kop2"/>
       </w:pPr>
-      <w:bookmarkStart w:id="6" w:name="_Toc241395672"/>
+      <w:bookmarkStart w:id="6" w:name="_Toc241418832"/>
       <w:r>
         <w:t>The Hub Screen</w:t>
       </w:r>
@@ -8801,7 +8801,7 @@
       <w:pPr>
         <w:pStyle w:val="Kop2"/>
       </w:pPr>
-      <w:bookmarkStart w:id="7" w:name="_Toc241395673"/>
+      <w:bookmarkStart w:id="7" w:name="_Toc241418833"/>
       <w:r>
         <w:t>Getting Help Inside the App</w:t>
       </w:r>
@@ -8819,7 +8819,7 @@
       <w:pPr>
         <w:pStyle w:val="Kop2"/>
       </w:pPr>
-      <w:bookmarkStart w:id="8" w:name="_Toc241395674"/>
+      <w:bookmarkStart w:id="8" w:name="_Toc241418834"/>
       <w:r>
         <w:t>Saving Your Work</w:t>
       </w:r>
@@ -8838,7 +8838,7 @@
         <w:pStyle w:val="Kop1"/>
         <w:pageBreakBefore/>
       </w:pPr>
-      <w:bookmarkStart w:id="9" w:name="_Toc241395675"/>
+      <w:bookmarkStart w:id="9" w:name="_Toc241418835"/>
       <w:r>
         <w:lastRenderedPageBreak/>
         <w:t>Tutorials</w:t>
@@ -8857,7 +8857,7 @@
       <w:pPr>
         <w:pStyle w:val="Kop2"/>
       </w:pPr>
-      <w:bookmarkStart w:id="10" w:name="_Toc241395676"/>
+      <w:bookmarkStart w:id="10" w:name="_Toc241418836"/>
       <w:r>
         <w:t>Tutorial 1: A First Analysis Without a File</w:t>
       </w:r>
@@ -8996,7 +8996,7 @@
       <w:pPr>
         <w:pStyle w:val="Kop2"/>
       </w:pPr>
-      <w:bookmarkStart w:id="11" w:name="_Toc241395677"/>
+      <w:bookmarkStart w:id="11" w:name="_Toc241418837"/>
       <w:r>
         <w:t>Tutorial 2: Uploading Data with BLQ Results</w:t>
       </w:r>
@@ -9215,7 +9215,7 @@
       <w:pPr>
         <w:pStyle w:val="Kop2"/>
       </w:pPr>
-      <w:bookmarkStart w:id="12" w:name="_Toc241395678"/>
+      <w:bookmarkStart w:id="12" w:name="_Toc241418838"/>
       <w:r>
         <w:t>Tutorial 3: All Subjects at Once (Theophylline)</w:t>
       </w:r>
@@ -9383,7 +9383,7 @@
       <w:pPr>
         <w:pStyle w:val="Kop2"/>
       </w:pPr>
-      <w:bookmarkStart w:id="13" w:name="_Toc241395679"/>
+      <w:bookmarkStart w:id="13" w:name="_Toc241418839"/>
       <w:r>
         <w:t>Tutorial 4: Bioequivalence</w:t>
       </w:r>
@@ -9568,7 +9568,7 @@
       <w:pPr>
         <w:pStyle w:val="Kop2"/>
       </w:pPr>
-      <w:bookmarkStart w:id="14" w:name="_Toc241395680"/>
+      <w:bookmarkStart w:id="14" w:name="_Toc241418840"/>
       <w:r>
         <w:lastRenderedPageBreak/>
         <w:t>Tutorial 5: Planning a Study</w:t>
@@ -9728,7 +9728,7 @@
       <w:pPr>
         <w:pStyle w:val="Kop2"/>
       </w:pPr>
-      <w:bookmarkStart w:id="15" w:name="_Toc241395681"/>
+      <w:bookmarkStart w:id="15" w:name="_Toc241418841"/>
       <w:r>
         <w:t>Tutorial 6: Partial AUCs</w:t>
       </w:r>
@@ -9860,7 +9860,7 @@
       <w:pPr>
         <w:pStyle w:val="Kop2"/>
       </w:pPr>
-      <w:bookmarkStart w:id="16" w:name="_Toc241395682"/>
+      <w:bookmarkStart w:id="16" w:name="_Toc241418842"/>
       <w:r>
         <w:t>Tutorial 7: Figures</w:t>
       </w:r>
@@ -9966,7 +9966,7 @@
       <w:pPr>
         <w:pStyle w:val="Kop2"/>
       </w:pPr>
-      <w:bookmarkStart w:id="17" w:name="_Toc241395683"/>
+      <w:bookmarkStart w:id="17" w:name="_Toc241418843"/>
       <w:r>
         <w:t>Answer Key</w:t>
       </w:r>
@@ -10075,7 +10075,7 @@
         <w:pStyle w:val="Kop1"/>
         <w:pageBreakBefore/>
       </w:pPr>
-      <w:bookmarkStart w:id="18" w:name="_Toc241395684"/>
+      <w:bookmarkStart w:id="18" w:name="_Toc241418844"/>
       <w:r>
         <w:lastRenderedPageBreak/>
         <w:t>Preparing Your Data and Study Types</w:t>
@@ -10086,7 +10086,7 @@
       <w:pPr>
         <w:pStyle w:val="Kop2"/>
       </w:pPr>
-      <w:bookmarkStart w:id="19" w:name="_Toc241395685"/>
+      <w:bookmarkStart w:id="19" w:name="_Toc241418845"/>
       <w:r>
         <w:t>General Format Rules</w:t>
       </w:r>
@@ -10181,7 +10181,7 @@
       <w:pPr>
         <w:pStyle w:val="Kop2"/>
       </w:pPr>
-      <w:bookmarkStart w:id="20" w:name="_Toc241395686"/>
+      <w:bookmarkStart w:id="20" w:name="_Toc241418846"/>
       <w:r>
         <w:t>Scenario 1: Single Subject</w:t>
       </w:r>
@@ -10880,7 +10880,7 @@
       <w:pPr>
         <w:pStyle w:val="Kop2"/>
       </w:pPr>
-      <w:bookmarkStart w:id="21" w:name="_Toc241395687"/>
+      <w:bookmarkStart w:id="21" w:name="_Toc241418847"/>
       <w:r>
         <w:t>Scenario 2: Multiple Subjects, Same Dose</w:t>
       </w:r>
@@ -11490,7 +11490,7 @@
       <w:pPr>
         <w:pStyle w:val="Kop2"/>
       </w:pPr>
-      <w:bookmarkStart w:id="22" w:name="_Toc241395688"/>
+      <w:bookmarkStart w:id="22" w:name="_Toc241418848"/>
       <w:r>
         <w:t>Scenario 3: Multiple Subjects, Different Doses</w:t>
       </w:r>
@@ -11508,7 +11508,7 @@
       <w:pPr>
         <w:pStyle w:val="Kop2"/>
       </w:pPr>
-      <w:bookmarkStart w:id="23" w:name="_Toc241395689"/>
+      <w:bookmarkStart w:id="23" w:name="_Toc241418849"/>
       <w:r>
         <w:t>Scenario 4: Standard 2-Period Crossover (BE)</w:t>
       </w:r>
@@ -12380,7 +12380,7 @@
       <w:pPr>
         <w:pStyle w:val="Kop2"/>
       </w:pPr>
-      <w:bookmarkStart w:id="24" w:name="_Toc241395690"/>
+      <w:bookmarkStart w:id="24" w:name="_Toc241418850"/>
       <w:r>
         <w:t>Scenario 5: Replicate Designs and Paired Comparison</w:t>
       </w:r>
@@ -12398,7 +12398,7 @@
       <w:pPr>
         <w:pStyle w:val="Kop2"/>
       </w:pPr>
-      <w:bookmarkStart w:id="25" w:name="_Toc241395691"/>
+      <w:bookmarkStart w:id="25" w:name="_Toc241418851"/>
       <w:r>
         <w:t>Scenario 6: Parallel-Group BE</w:t>
       </w:r>
@@ -12416,7 +12416,7 @@
       <w:pPr>
         <w:pStyle w:val="Kop2"/>
       </w:pPr>
-      <w:bookmarkStart w:id="26" w:name="_Toc241395692"/>
+      <w:bookmarkStart w:id="26" w:name="_Toc241418852"/>
       <w:r>
         <w:t>Scenario 7: Steady-State PK</w:t>
       </w:r>
@@ -12450,7 +12450,7 @@
       <w:pPr>
         <w:pStyle w:val="Kop2"/>
       </w:pPr>
-      <w:bookmarkStart w:id="27" w:name="_Toc241395693"/>
+      <w:bookmarkStart w:id="27" w:name="_Toc241418853"/>
       <w:r>
         <w:t>Scenario 8: Drug–Drug Interaction Study</w:t>
       </w:r>
@@ -12476,7 +12476,7 @@
       <w:pPr>
         <w:pStyle w:val="Kop2"/>
       </w:pPr>
-      <w:bookmarkStart w:id="28" w:name="_Toc241395694"/>
+      <w:bookmarkStart w:id="28" w:name="_Toc241418854"/>
       <w:r>
         <w:lastRenderedPageBreak/>
         <w:t>Scenario 9: CDISC ADNCA Dataset</w:t>
@@ -12535,7 +12535,7 @@
       <w:pPr>
         <w:pStyle w:val="Kop2"/>
       </w:pPr>
-      <w:bookmarkStart w:id="29" w:name="_Toc241395695"/>
+      <w:bookmarkStart w:id="29" w:name="_Toc241418855"/>
       <w:r>
         <w:t>Scenario 10: IV Bolus and IV Infusion</w:t>
       </w:r>
@@ -12561,7 +12561,7 @@
       <w:pPr>
         <w:pStyle w:val="Kop2"/>
       </w:pPr>
-      <w:bookmarkStart w:id="30" w:name="_Toc241395696"/>
+      <w:bookmarkStart w:id="30" w:name="_Toc241418856"/>
       <w:r>
         <w:t>Scenario 11: Single Ascending Dose and Dose Proportionality</w:t>
       </w:r>
@@ -12579,7 +12579,7 @@
       <w:pPr>
         <w:pStyle w:val="Kop2"/>
       </w:pPr>
-      <w:bookmarkStart w:id="31" w:name="_Toc241395697"/>
+      <w:bookmarkStart w:id="31" w:name="_Toc241418857"/>
       <w:r>
         <w:t>Scenario 12: Multiple Dosing and Accumulation</w:t>
       </w:r>
@@ -12625,7 +12625,7 @@
       <w:pPr>
         <w:pStyle w:val="Kop2"/>
       </w:pPr>
-      <w:bookmarkStart w:id="32" w:name="_Toc241395698"/>
+      <w:bookmarkStart w:id="32" w:name="_Toc241418858"/>
       <w:r>
         <w:t>Scenario 13: Food Effect</w:t>
       </w:r>
@@ -12643,7 +12643,7 @@
       <w:pPr>
         <w:pStyle w:val="Kop2"/>
       </w:pPr>
-      <w:bookmarkStart w:id="33" w:name="_Toc241395699"/>
+      <w:bookmarkStart w:id="33" w:name="_Toc241418859"/>
       <w:r>
         <w:t>Scenario 14: Metabolites and Several Analytes</w:t>
       </w:r>
@@ -12661,7 +12661,7 @@
       <w:pPr>
         <w:pStyle w:val="Kop2"/>
       </w:pPr>
-      <w:bookmarkStart w:id="34" w:name="_Toc241395700"/>
+      <w:bookmarkStart w:id="34" w:name="_Toc241418860"/>
       <w:r>
         <w:t>Scenario 15: Absolute and Relative Bioavailability</w:t>
       </w:r>
@@ -12679,7 +12679,7 @@
       <w:pPr>
         <w:pStyle w:val="Kop2"/>
       </w:pPr>
-      <w:bookmarkStart w:id="35" w:name="_Toc241395701"/>
+      <w:bookmarkStart w:id="35" w:name="_Toc241418861"/>
       <w:r>
         <w:t>Studies with Three or More Treatments</w:t>
       </w:r>
@@ -12697,7 +12697,7 @@
       <w:pPr>
         <w:pStyle w:val="Kop2"/>
       </w:pPr>
-      <w:bookmarkStart w:id="36" w:name="_Toc241395702"/>
+      <w:bookmarkStart w:id="36" w:name="_Toc241418862"/>
       <w:r>
         <w:t>BLQ Handling</w:t>
       </w:r>
@@ -13496,7 +13496,7 @@
         <w:spacing w:after="120" w:line="276" w:lineRule="auto"/>
       </w:pPr>
       <w:r>
-        <w:t>Every assay has a lower limit of quantification (LLOQ): the lowest concentration it can measure reliably. Samples below it are reported as BLQ (below the limit of quantification). The app recognises “&lt;0.5” (also “&lt;0,5”), BLQ, BQL, BLOQ, ND (not detected) and NQ (not quantifiable), in any capitals. Set the LLOQ above 0 so the chosen rule is applied to these entries; each rule works per profile, in time order. NS (no sample), N/A and “missing” are treated as missing values, not as BLQ. If you click Process Data with the LLOQ left at 0, the app stops; when the entries look like “&lt;0.5”, it shows the value it found and a button Set LLOQ to 0.5, which fills in the field (Tutorial 2).</w:t>
+        <w:t>Every assay has a lower limit of quantification (LLOQ): the lowest concentration it can measure reliably. Samples below it are reported as BLQ (below the limit of quantification). The app recognises “&lt;0.5” (also “&lt;0,5”), BLQ, BQL, BLOQ, ND (not detected) and NQ (not quantifiable), in any capitals. Set the LLOQ above 0 so the chosen rule is applied to these entries; each rule works per profile, in time order. NS (no sample), N/A and “missing” are treated as missing values, not as BLQ. If you click Process Data with the LLOQ left at 0, the app stops. When the entries look like “&lt;0.5”, it shows the value it found and a button Set LLOQ to 0.5, which fills in the field (Tutorial 2). When they give different limits, say “&lt;0.5” and “&lt;0.1”, it lists both and offers no button, since it cannot tell which is right: take the LLOQ from the assay report. Different limits usually mean a data-entry error or a mixed export, and the quality report warns about them.</w:t>
       </w:r>
     </w:p>
     <w:p>
@@ -13527,8 +13527,9 @@
       <w:pPr>
         <w:pStyle w:val="Kop2"/>
       </w:pPr>
-      <w:bookmarkStart w:id="37" w:name="_Toc241395703"/>
-      <w:r>
+      <w:bookmarkStart w:id="37" w:name="_Toc241418863"/>
+      <w:r>
+        <w:lastRenderedPageBreak/>
         <w:t>Common Mistakes</w:t>
       </w:r>
       <w:bookmarkEnd w:id="37"/>
@@ -13571,11 +13572,7 @@
         <w:t>0 for a missing sample</w:t>
       </w:r>
       <w:r>
-        <w:t xml:space="preserve">: </w:t>
-      </w:r>
-      <w:r>
-        <w:lastRenderedPageBreak/>
-        <w:t xml:space="preserve">leave the cell empty, or write NS. </w:t>
+        <w:t xml:space="preserve">: leave the cell empty, or write NS. </w:t>
       </w:r>
       <w:r>
         <w:rPr>
@@ -13665,7 +13662,7 @@
         <w:pStyle w:val="Kop1"/>
         <w:pageBreakBefore/>
       </w:pPr>
-      <w:bookmarkStart w:id="38" w:name="_Toc241395704"/>
+      <w:bookmarkStart w:id="38" w:name="_Toc241418864"/>
       <w:r>
         <w:lastRenderedPageBreak/>
         <w:t>Using the App</w:t>
@@ -13684,7 +13681,7 @@
       <w:pPr>
         <w:pStyle w:val="Kop2"/>
       </w:pPr>
-      <w:bookmarkStart w:id="39" w:name="_Toc241395705"/>
+      <w:bookmarkStart w:id="39" w:name="_Toc241418865"/>
       <w:r>
         <w:t>Path 1: Plan a Study</w:t>
       </w:r>
@@ -14157,7 +14154,7 @@
       <w:pPr>
         <w:pStyle w:val="Kop2"/>
       </w:pPr>
-      <w:bookmarkStart w:id="40" w:name="_Toc241395706"/>
+      <w:bookmarkStart w:id="40" w:name="_Toc241418866"/>
       <w:r>
         <w:lastRenderedPageBreak/>
         <w:t>Path 2: Upload &amp; Check Data</w:t>
@@ -14230,7 +14227,7 @@
       <w:pPr>
         <w:pStyle w:val="Kop2"/>
       </w:pPr>
-      <w:bookmarkStart w:id="41" w:name="_Toc241395707"/>
+      <w:bookmarkStart w:id="41" w:name="_Toc241418867"/>
       <w:r>
         <w:t>Path 3: Visualize Data</w:t>
       </w:r>
@@ -14487,7 +14484,7 @@
       <w:pPr>
         <w:pStyle w:val="Kop2"/>
       </w:pPr>
-      <w:bookmarkStart w:id="42" w:name="_Toc241395708"/>
+      <w:bookmarkStart w:id="42" w:name="_Toc241418868"/>
       <w:r>
         <w:t>Path 4: One Subject at a Time</w:t>
       </w:r>
@@ -14663,7 +14660,7 @@
       <w:pPr>
         <w:pStyle w:val="Kop2"/>
       </w:pPr>
-      <w:bookmarkStart w:id="43" w:name="_Toc241395709"/>
+      <w:bookmarkStart w:id="43" w:name="_Toc241418869"/>
       <w:r>
         <w:t>Path 5: All Subjects (Batch)</w:t>
       </w:r>
@@ -14938,7 +14935,7 @@
       <w:pPr>
         <w:pStyle w:val="Kop2"/>
       </w:pPr>
-      <w:bookmarkStart w:id="44" w:name="_Toc241395710"/>
+      <w:bookmarkStart w:id="44" w:name="_Toc241418870"/>
       <w:r>
         <w:t>Path 6: Bioequivalence</w:t>
       </w:r>
@@ -15789,7 +15786,7 @@
       <w:pPr>
         <w:pStyle w:val="Kop2"/>
       </w:pPr>
-      <w:bookmarkStart w:id="45" w:name="_Toc241395711"/>
+      <w:bookmarkStart w:id="45" w:name="_Toc241418871"/>
       <w:r>
         <w:t>Analysing Drug–Drug Interaction Studies</w:t>
       </w:r>
@@ -15918,7 +15915,7 @@
       <w:pPr>
         <w:pStyle w:val="Kop2"/>
       </w:pPr>
-      <w:bookmarkStart w:id="46" w:name="_Toc241395712"/>
+      <w:bookmarkStart w:id="46" w:name="_Toc241418872"/>
       <w:r>
         <w:t>Complete Analysis Record</w:t>
       </w:r>
@@ -16325,7 +16322,7 @@
         <w:t>Re-running a record.</w:t>
       </w:r>
       <w:r>
-        <w:t xml:space="preserve"> Unzip it into an empty folder. In R, set the working directory to that folder (setwd("path/to/folder")) and run source("reproduce_analysis.R"). The script checks the data hash, recomputes the results and prints the outcome.</w:t>
+        <w:t xml:space="preserve"> Unzip it into an empty folder. In R, set the working directory to that folder (setwd("path/to/folder")) and run source("reproduce_analysis.R"). The script checks the data hash, recomputes the results and prints the outcome. It also says whether R and the packages are the versions the record was made with. Under other versions, a result other than MATCH can come from the versions alone.</w:t>
       </w:r>
     </w:p>
     <w:p>
@@ -16333,7 +16330,7 @@
         <w:pStyle w:val="Kop1"/>
         <w:pageBreakBefore/>
       </w:pPr>
-      <w:bookmarkStart w:id="47" w:name="_Toc241395713"/>
+      <w:bookmarkStart w:id="47" w:name="_Toc241418873"/>
       <w:r>
         <w:lastRenderedPageBreak/>
         <w:t>Reading Your Results</w:t>
@@ -16344,7 +16341,7 @@
       <w:pPr>
         <w:pStyle w:val="Kop2"/>
       </w:pPr>
-      <w:bookmarkStart w:id="48" w:name="_Toc241395714"/>
+      <w:bookmarkStart w:id="48" w:name="_Toc241418874"/>
       <w:r>
         <w:t>The Data Quality Report</w:t>
       </w:r>
@@ -16729,7 +16726,7 @@
       <w:pPr>
         <w:pStyle w:val="Kop2"/>
       </w:pPr>
-      <w:bookmarkStart w:id="49" w:name="_Toc241395715"/>
+      <w:bookmarkStart w:id="49" w:name="_Toc241418875"/>
       <w:r>
         <w:t>The Parameter Table</w:t>
       </w:r>
@@ -16747,7 +16744,7 @@
       <w:pPr>
         <w:pStyle w:val="Kop2"/>
       </w:pPr>
-      <w:bookmarkStart w:id="50" w:name="_Toc241395716"/>
+      <w:bookmarkStart w:id="50" w:name="_Toc241418876"/>
       <w:r>
         <w:t>Summary Statistics</w:t>
       </w:r>
@@ -17187,7 +17184,7 @@
       <w:pPr>
         <w:pStyle w:val="Kop2"/>
       </w:pPr>
-      <w:bookmarkStart w:id="51" w:name="_Toc241395717"/>
+      <w:bookmarkStart w:id="51" w:name="_Toc241418877"/>
       <w:r>
         <w:t>The Bioequivalence Table and Forest Plot</w:t>
       </w:r>
@@ -17796,7 +17793,7 @@
       <w:pPr>
         <w:pStyle w:val="Kop2"/>
       </w:pPr>
-      <w:bookmarkStart w:id="52" w:name="_Toc241395718"/>
+      <w:bookmarkStart w:id="52" w:name="_Toc241418878"/>
       <w:r>
         <w:t>Judging the Terminal Phase</w:t>
       </w:r>
@@ -17891,7 +17888,7 @@
       <w:pPr>
         <w:pStyle w:val="Kop2"/>
       </w:pPr>
-      <w:bookmarkStart w:id="53" w:name="_Toc241395719"/>
+      <w:bookmarkStart w:id="53" w:name="_Toc241418879"/>
       <w:r>
         <w:t>Checking Plausibility</w:t>
       </w:r>
@@ -18021,7 +18018,7 @@
         <w:pStyle w:val="Kop1"/>
         <w:pageBreakBefore/>
       </w:pPr>
-      <w:bookmarkStart w:id="54" w:name="_Toc241395720"/>
+      <w:bookmarkStart w:id="54" w:name="_Toc241418880"/>
       <w:r>
         <w:lastRenderedPageBreak/>
         <w:t>Working on a Controlled Installation</w:t>
@@ -18040,7 +18037,7 @@
       <w:pPr>
         <w:pStyle w:val="Kop2"/>
       </w:pPr>
-      <w:bookmarkStart w:id="55" w:name="_Toc241395721"/>
+      <w:bookmarkStart w:id="55" w:name="_Toc241418881"/>
       <w:r>
         <w:t>What Is Different on a Controlled Installation</w:t>
       </w:r>
@@ -18661,7 +18658,7 @@
       <w:pPr>
         <w:pStyle w:val="Kop2"/>
       </w:pPr>
-      <w:bookmarkStart w:id="56" w:name="_Toc241395722"/>
+      <w:bookmarkStart w:id="56" w:name="_Toc241418882"/>
       <w:r>
         <w:t>Signing In for the First Time</w:t>
       </w:r>
@@ -18720,7 +18717,7 @@
       <w:pPr>
         <w:pStyle w:val="Kop2"/>
       </w:pPr>
-      <w:bookmarkStart w:id="57" w:name="_Toc241395723"/>
+      <w:bookmarkStart w:id="57" w:name="_Toc241418883"/>
       <w:r>
         <w:lastRenderedPageBreak/>
         <w:t>Changing Your Password</w:t>
@@ -18764,7 +18761,7 @@
       <w:pPr>
         <w:pStyle w:val="Kop2"/>
       </w:pPr>
-      <w:bookmarkStart w:id="58" w:name="_Toc241395724"/>
+      <w:bookmarkStart w:id="58" w:name="_Toc241418884"/>
       <w:r>
         <w:t>Staying Signed In</w:t>
       </w:r>
@@ -18808,7 +18805,7 @@
       <w:pPr>
         <w:pStyle w:val="Kop2"/>
       </w:pPr>
-      <w:bookmarkStart w:id="59" w:name="_Toc241395725"/>
+      <w:bookmarkStart w:id="59" w:name="_Toc241418885"/>
       <w:r>
         <w:t>Creating a Record for Review</w:t>
       </w:r>
@@ -18893,7 +18890,7 @@
       <w:pPr>
         <w:pStyle w:val="Kop2"/>
       </w:pPr>
-      <w:bookmarkStart w:id="60" w:name="_Toc241395726"/>
+      <w:bookmarkStart w:id="60" w:name="_Toc241418886"/>
       <w:r>
         <w:t>Reviewing and Signing a Record</w:t>
       </w:r>
@@ -19081,7 +19078,7 @@
       <w:pPr>
         <w:pStyle w:val="Kop2"/>
       </w:pPr>
-      <w:bookmarkStart w:id="61" w:name="_Toc241395727"/>
+      <w:bookmarkStart w:id="61" w:name="_Toc241418887"/>
       <w:r>
         <w:t>The Signature Sheet</w:t>
       </w:r>
@@ -19143,7 +19140,7 @@
       <w:pPr>
         <w:pStyle w:val="Kop2"/>
       </w:pPr>
-      <w:bookmarkStart w:id="62" w:name="_Toc241395728"/>
+      <w:bookmarkStart w:id="62" w:name="_Toc241418888"/>
       <w:r>
         <w:t>Reviewing the Audit Trail</w:t>
       </w:r>
@@ -19254,7 +19251,7 @@
       <w:pPr>
         <w:pStyle w:val="Kop2"/>
       </w:pPr>
-      <w:bookmarkStart w:id="63" w:name="_Toc241395729"/>
+      <w:bookmarkStart w:id="63" w:name="_Toc241418889"/>
       <w:r>
         <w:t>For Inspectors</w:t>
       </w:r>
@@ -19272,7 +19269,7 @@
       <w:pPr>
         <w:pStyle w:val="Kop2"/>
       </w:pPr>
-      <w:bookmarkStart w:id="64" w:name="_Toc241395730"/>
+      <w:bookmarkStart w:id="64" w:name="_Toc241418890"/>
       <w:r>
         <w:t>Tutorial 8: From Analysis to Approved Record</w:t>
       </w:r>
@@ -19441,7 +19438,7 @@
         <w:pStyle w:val="Kop1"/>
         <w:pageBreakBefore/>
       </w:pPr>
-      <w:bookmarkStart w:id="65" w:name="_Toc241395731"/>
+      <w:bookmarkStart w:id="65" w:name="_Toc241418891"/>
       <w:r>
         <w:lastRenderedPageBreak/>
         <w:t>Using NCA Assistant in a Regulated Environment</w:t>
@@ -19460,7 +19457,7 @@
       <w:pPr>
         <w:pStyle w:val="Kop2"/>
       </w:pPr>
-      <w:bookmarkStart w:id="66" w:name="_Toc241395732"/>
+      <w:bookmarkStart w:id="66" w:name="_Toc241418892"/>
       <w:r>
         <w:t>Status and Scope</w:t>
       </w:r>
@@ -19478,7 +19475,7 @@
       <w:pPr>
         <w:pStyle w:val="Kop2"/>
       </w:pPr>
-      <w:bookmarkStart w:id="67" w:name="_Toc241395733"/>
+      <w:bookmarkStart w:id="67" w:name="_Toc241418893"/>
       <w:r>
         <w:t>Which Rules Apply</w:t>
       </w:r>
@@ -19496,7 +19493,7 @@
       <w:pPr>
         <w:pStyle w:val="Kop2"/>
       </w:pPr>
-      <w:bookmarkStart w:id="68" w:name="_Toc241395734"/>
+      <w:bookmarkStart w:id="68" w:name="_Toc241418894"/>
       <w:r>
         <w:t>Installing a Qualified Instance</w:t>
       </w:r>
@@ -19514,7 +19511,7 @@
       <w:pPr>
         <w:pStyle w:val="Kop2"/>
       </w:pPr>
-      <w:bookmarkStart w:id="69" w:name="_Toc241395735"/>
+      <w:bookmarkStart w:id="69" w:name="_Toc241418895"/>
       <w:r>
         <w:t>Qualification</w:t>
       </w:r>
@@ -19541,7 +19538,7 @@
         <w:spacing w:after="120" w:line="276" w:lineRule="auto"/>
       </w:pPr>
       <w:r>
-        <w:t>2. Run Rscript validation/validation.R and keep validation_results.csv and validation_environment.txt. The installation checks IQ-REL-01 and IQ-REL-02 compare your files and package versions with the release.</w:t>
+        <w:t>2. Run Rscript validation/validation.R and keep validation_results.csv and validation_environment.txt. The installation checks IQ-REL-01 and IQ-REL-02 compare your files and package versions with the release; IQ-REL-02 names every package that differs. The script installs nothing. If a package is missing it stops, and you install the validated versions first.</w:t>
       </w:r>
     </w:p>
     <w:p>
@@ -19565,6 +19562,7 @@
         <w:spacing w:after="120" w:line="276" w:lineRule="auto"/>
       </w:pPr>
       <w:r>
+        <w:lastRenderedPageBreak/>
         <w:t>The checklist for adopting organisations in section 1.3 of the protocol lists these steps.</w:t>
       </w:r>
     </w:p>
@@ -19572,380 +19570,385 @@
       <w:pPr>
         <w:pStyle w:val="Kop2"/>
       </w:pPr>
-      <w:bookmarkStart w:id="70" w:name="_Toc241395736"/>
+      <w:bookmarkStart w:id="70" w:name="_Toc241418896"/>
+      <w:r>
+        <w:t>Controls on a Controlled Installation, and Your Responsibilities</w:t>
+      </w:r>
+      <w:bookmarkEnd w:id="70"/>
+    </w:p>
+    <w:p>
+      <w:pPr>
+        <w:spacing w:after="120" w:line="276" w:lineRule="auto"/>
+      </w:pPr>
+      <w:r>
+        <w:t>On the public app and in a standard installation, the app has no user accounts, no audit trail and no electronic signatures. Put these controls in place around it:</w:t>
+      </w:r>
+    </w:p>
+    <w:p>
+      <w:pPr>
+        <w:spacing w:after="120" w:line="276" w:lineRule="auto"/>
+      </w:pPr>
+      <w:r>
+        <w:t>• access to the qualified installation restricted to trained users;</w:t>
+      </w:r>
+    </w:p>
+    <w:p>
+      <w:pPr>
+        <w:spacing w:after="120" w:line="276" w:lineRule="auto"/>
+      </w:pPr>
+      <w:r>
+        <w:t>• a log entry for every analysis: who ran it, when, on which data file (with its SHA-256), with which release, and for what purpose;</w:t>
+      </w:r>
+    </w:p>
+    <w:p>
+      <w:pPr>
+        <w:spacing w:after="120" w:line="276" w:lineRule="auto"/>
+      </w:pPr>
+      <w:r>
+        <w:t>• a second person who checks the settings against the protocol and the results before they are used;</w:t>
+      </w:r>
+    </w:p>
+    <w:p>
+      <w:pPr>
+        <w:spacing w:after="120" w:line="276" w:lineRule="auto"/>
+      </w:pPr>
+      <w:r>
+        <w:t>• archiving of the source files and the Analysis Records in a system with an audit trail.</w:t>
+      </w:r>
+    </w:p>
+    <w:p>
+      <w:pPr>
+        <w:spacing w:after="120" w:line="276" w:lineRule="auto"/>
+      </w:pPr>
+      <w:r>
+        <w:t>A controlled installation provides personal accounts with roles, a password policy, an audit trail, stored records, review signatures, an audit trail page and archives (Working on a Controlled Installation, and Appendix E). What stays with your organisation:</w:t>
+      </w:r>
+    </w:p>
+    <w:p>
+      <w:pPr>
+        <w:spacing w:after="120" w:line="276" w:lineRule="auto"/>
+      </w:pPr>
+      <w:r>
+        <w:t>• the server as set up in Appendix E, reached only through two-factor sign-in from managed devices, with a monitored system log;</w:t>
+      </w:r>
+    </w:p>
+    <w:p>
+      <w:pPr>
+        <w:spacing w:after="120" w:line="276" w:lineRule="auto"/>
+      </w:pPr>
+      <w:r>
+        <w:t>• a named system owner who is not an analyst or reviewer on the same studies, and root access only for IT;</w:t>
+      </w:r>
+    </w:p>
+    <w:p>
+      <w:pPr>
+        <w:spacing w:after="120" w:line="276" w:lineRule="auto"/>
+      </w:pPr>
+      <w:r>
+        <w:t>• account management: an identity check before an account is given out, accounts created or reset only when the person signs in at once, reporting when admin does not work, a periodic review of accounts, and deactivation on the day someone leaves;</w:t>
+      </w:r>
+    </w:p>
+    <w:p>
+      <w:pPr>
+        <w:spacing w:after="120" w:line="276" w:lineRule="auto"/>
+      </w:pPr>
+      <w:r>
+        <w:t>• training records, and a written policy that electronic signatures are binding (for submissions to the FDA, also the certification letter of 21 CFR 11.100(c));</w:t>
+      </w:r>
+    </w:p>
+    <w:p>
+      <w:pPr>
+        <w:spacing w:after="120" w:line="276" w:lineRule="auto"/>
+      </w:pPr>
+      <w:r>
+        <w:t>• review of the audit trail at a fixed interval and before each study report, with extra reviews after failed sign-ins, a broken chain or repeated runs, and filing the trail head in your quality system;</w:t>
+      </w:r>
+    </w:p>
+    <w:p>
+      <w:pPr>
+        <w:spacing w:after="120" w:line="276" w:lineRule="auto"/>
+      </w:pPr>
+      <w:r>
+        <w:t>• an investigation, with corrective action, of a broken chain or an unexplained gap between an app stop and start;</w:t>
+      </w:r>
+    </w:p>
+    <w:p>
+      <w:pPr>
+        <w:spacing w:after="120" w:line="276" w:lineRule="auto"/>
+      </w:pPr>
+      <w:r>
+        <w:t>• producing the trail in an inspection: the CSV export of the study, the signature sheets, and on request the archive with its verification report, and an inspector account for the inspection;</w:t>
+      </w:r>
+    </w:p>
+    <w:p>
+      <w:pPr>
+        <w:spacing w:after="120" w:line="276" w:lineRule="auto"/>
+      </w:pPr>
+      <w:r>
+        <w:t>• archives at the end of each study and when the server is retired, backups at a separate site, restore tests and a disaster recovery plan;</w:t>
+      </w:r>
+    </w:p>
+    <w:p>
+      <w:pPr>
+        <w:spacing w:after="120" w:line="276" w:lineRule="auto"/>
+      </w:pPr>
+      <w:r>
+        <w:t>• a privacy notice for users, and patching, security testing and incident response for the server.</w:t>
+      </w:r>
+    </w:p>
+    <w:p>
+      <w:pPr>
+        <w:spacing w:after="120" w:line="276" w:lineRule="auto"/>
+      </w:pPr>
+      <w:r>
+        <w:rPr>
+          <w:b/>
+        </w:rPr>
+        <w:t>Limits you accept.</w:t>
+      </w:r>
+      <w:r>
+        <w:t xml:space="preserve"> Until its owner signs in, a new account can be taken over with the starting password admin by anyone who knows the user ID: create accounts only when the owner signs in at once. The audit trail shows any change, but someone with root access to the server could rebuild it; the heads you file, the signature sheets and the backups would reveal such a rebuild. Reviewers see every study on the server: separate sponsors need </w:t>
+      </w:r>
       <w:r>
         <w:lastRenderedPageBreak/>
-        <w:t>Controls on a Controlled Installation, and Your Responsibilities</w:t>
-      </w:r>
-      <w:bookmarkEnd w:id="70"/>
-    </w:p>
-    <w:p>
-      <w:pPr>
-        <w:spacing w:after="120" w:line="276" w:lineRule="auto"/>
-      </w:pPr>
-      <w:r>
-        <w:t>On the public app and in a standard installation, the app has no user accounts, no audit trail and no electronic signatures. Put these controls in place around it:</w:t>
-      </w:r>
-    </w:p>
-    <w:p>
-      <w:pPr>
-        <w:spacing w:after="120" w:line="276" w:lineRule="auto"/>
-      </w:pPr>
-      <w:r>
-        <w:t>• access to the qualified installation restricted to trained users;</w:t>
-      </w:r>
-    </w:p>
-    <w:p>
-      <w:pPr>
-        <w:spacing w:after="120" w:line="276" w:lineRule="auto"/>
-      </w:pPr>
-      <w:r>
-        <w:t>• a log entry for every analysis: who ran it, when, on which data file (with its SHA-256), with which release, and for what purpose;</w:t>
-      </w:r>
-    </w:p>
-    <w:p>
-      <w:pPr>
-        <w:spacing w:after="120" w:line="276" w:lineRule="auto"/>
-      </w:pPr>
-      <w:r>
-        <w:t>• a second person who checks the settings against the protocol and the results before they are used;</w:t>
-      </w:r>
-    </w:p>
-    <w:p>
-      <w:pPr>
-        <w:spacing w:after="120" w:line="276" w:lineRule="auto"/>
-      </w:pPr>
-      <w:r>
-        <w:t>• archiving of the source files and the Analysis Records in a system with an audit trail.</w:t>
-      </w:r>
-    </w:p>
-    <w:p>
-      <w:pPr>
-        <w:spacing w:after="120" w:line="276" w:lineRule="auto"/>
-      </w:pPr>
-      <w:r>
-        <w:t>A controlled installation provides personal accounts with roles, a password policy, an audit trail, stored records, review signatures, an audit trail page and archives (Working on a Controlled Installation, and Appendix E). What stays with your organisation:</w:t>
-      </w:r>
-    </w:p>
-    <w:p>
-      <w:pPr>
-        <w:spacing w:after="120" w:line="276" w:lineRule="auto"/>
-      </w:pPr>
-      <w:r>
-        <w:t>• the server as set up in Appendix E, reached only through two-factor sign-in from managed devices, with a monitored system log;</w:t>
-      </w:r>
-    </w:p>
-    <w:p>
-      <w:pPr>
-        <w:spacing w:after="120" w:line="276" w:lineRule="auto"/>
-      </w:pPr>
-      <w:r>
-        <w:t>• a named system owner who is not an analyst or reviewer on the same studies, and root access only for IT;</w:t>
-      </w:r>
-    </w:p>
-    <w:p>
-      <w:pPr>
-        <w:spacing w:after="120" w:line="276" w:lineRule="auto"/>
-      </w:pPr>
-      <w:r>
-        <w:t>• account management: an identity check before an account is given out, accounts created or reset only when the person signs in at once, reporting when admin does not work, a periodic review of accounts, and deactivation on the day someone leaves;</w:t>
-      </w:r>
-    </w:p>
-    <w:p>
-      <w:pPr>
-        <w:spacing w:after="120" w:line="276" w:lineRule="auto"/>
-      </w:pPr>
-      <w:r>
-        <w:t>• training records, and a written policy that electronic signatures are binding (for submissions to the FDA, also the certification letter of 21 CFR 11.100(c));</w:t>
-      </w:r>
-    </w:p>
-    <w:p>
-      <w:pPr>
-        <w:spacing w:after="120" w:line="276" w:lineRule="auto"/>
-      </w:pPr>
-      <w:r>
-        <w:t>• review of the audit trail at a fixed interval and before each study report, with extra reviews after failed sign-ins, a broken chain or repeated runs, and filing the trail head in your quality system;</w:t>
-      </w:r>
-    </w:p>
-    <w:p>
-      <w:pPr>
-        <w:spacing w:after="120" w:line="276" w:lineRule="auto"/>
-      </w:pPr>
-      <w:r>
-        <w:t>• an investigation, with corrective action, of a broken chain or an unexplained gap between an app stop and start;</w:t>
-      </w:r>
-    </w:p>
-    <w:p>
-      <w:pPr>
-        <w:spacing w:after="120" w:line="276" w:lineRule="auto"/>
-      </w:pPr>
-      <w:r>
-        <w:t>• producing the trail in an inspection: the CSV export of the study, the signature sheets, and on request the archive with its verification report, and an inspector account for the inspection;</w:t>
-      </w:r>
-    </w:p>
-    <w:p>
-      <w:pPr>
-        <w:spacing w:after="120" w:line="276" w:lineRule="auto"/>
-      </w:pPr>
-      <w:r>
-        <w:t>• archives at the end of each study and when the server is retired, backups at a separate site, restore tests and a disaster recovery plan;</w:t>
-      </w:r>
-    </w:p>
-    <w:p>
-      <w:pPr>
-        <w:spacing w:after="120" w:line="276" w:lineRule="auto"/>
-      </w:pPr>
-      <w:r>
-        <w:t>• a privacy notice for users, and patching, security testing and incident response for the server.</w:t>
-      </w:r>
-    </w:p>
-    <w:p>
-      <w:pPr>
-        <w:spacing w:after="120" w:line="276" w:lineRule="auto"/>
-      </w:pPr>
-      <w:r>
-        <w:rPr>
-          <w:b/>
-        </w:rPr>
-        <w:t>Limits you accept.</w:t>
-      </w:r>
-      <w:r>
-        <w:t xml:space="preserve"> Until its owner signs in, a new account can be taken over with the starting password admin by anyone who knows the user ID: create accounts only when the owner signs in at once. The audit trail shows any change, but someone with root access to the server could rebuild it; the heads you file, the signature sheets and the backups would reveal such a rebuild. Reviewers see every study on the server: separate sponsors need separate installations. A deactivated user's open session runs on until the 15-minute timeout, although signing is refused at once.</w:t>
+        <w:t>separate installations. A deactivated user's open session runs on until the 15-minute timeout, although signing is refused at once.</w:t>
       </w:r>
     </w:p>
     <w:p>
       <w:pPr>
         <w:pStyle w:val="Kop2"/>
       </w:pPr>
-      <w:bookmarkStart w:id="71" w:name="_Toc241395737"/>
+      <w:bookmarkStart w:id="71" w:name="_Toc241418897"/>
+      <w:r>
+        <w:t>Before Each Analysis</w:t>
+      </w:r>
+      <w:bookmarkEnd w:id="71"/>
+    </w:p>
+    <w:p>
+      <w:pPr>
+        <w:spacing w:after="120" w:line="276" w:lineRule="auto"/>
+      </w:pPr>
+      <w:r>
+        <w:t>On a controlled installation, check that the top bar shows the shield icon and your name. Check on the About page that the version and the pipeline SHA-256 are those of your qualified release (the release manifest, validation/release_manifest.csv, lists the hash of every file). Record the SHA-256 of the source data file. Check the settings against the protocol and the statistical analysis plan: design, Reference treatment, model, acceptance limits and their scope, BLQ rule and LLOQ, partial AUC intervals and their roles.</w:t>
+      </w:r>
+    </w:p>
+    <w:p>
+      <w:pPr>
+        <w:pStyle w:val="Kop2"/>
+      </w:pPr>
+      <w:bookmarkStart w:id="72" w:name="_Toc241418898"/>
+      <w:r>
+        <w:t>Exclusions, Outliers and Deviations</w:t>
+      </w:r>
+      <w:bookmarkEnd w:id="72"/>
+    </w:p>
+    <w:p>
+      <w:pPr>
+        <w:spacing w:after="120" w:line="276" w:lineRule="auto"/>
+      </w:pPr>
+      <w:r>
+        <w:t>The app has no control to exclude a subject or a period, so an exclusion means preparing a second data file. ICH M13A (2.2.1) asks for the criteria to be defined in the protocol and for any exclusion to be documented before the bioanalysis. Extreme values should not be removed on statistical grounds alone; only contemporaneously documented protocol violations justify removal (M13A 2.2.1.1). A subject without measurable concentrations, or with very low ones (AUC below 5% of the geometric mean), may be excluded only as an exception, in general for no more than one subject. A period with a pre-dose concentration above 5% of Cmax is excluded from the primary analysis (2.2.3.3).</w:t>
+      </w:r>
+    </w:p>
+    <w:p>
+      <w:pPr>
+        <w:spacing w:after="120" w:line="276" w:lineRule="auto"/>
+      </w:pPr>
+      <w:r>
+        <w:t>A procedure that keeps the chain from source to result intact:</w:t>
+      </w:r>
+    </w:p>
+    <w:p>
+      <w:pPr>
+        <w:spacing w:after="120" w:line="276" w:lineRule="auto"/>
+      </w:pPr>
+      <w:r>
+        <w:t>1. Record the SHA-256 of the unedited source file.</w:t>
+      </w:r>
+    </w:p>
+    <w:p>
+      <w:pPr>
+        <w:spacing w:after="120" w:line="276" w:lineRule="auto"/>
+      </w:pPr>
+      <w:r>
+        <w:t>2. Make the analysis file with a documented, repeatable step, for example a short R script under version control, rather than by hand.</w:t>
+      </w:r>
+    </w:p>
+    <w:p>
+      <w:pPr>
+        <w:spacing w:after="120" w:line="276" w:lineRule="auto"/>
+      </w:pPr>
+      <w:r>
+        <w:t>3. Keep both files, the list of exclusions with the reason for each, and the protocol reference.</w:t>
+      </w:r>
+    </w:p>
+    <w:p>
+      <w:pPr>
+        <w:spacing w:after="120" w:line="276" w:lineRule="auto"/>
+      </w:pPr>
+      <w:r>
+        <w:t>4. Run the analysis on the analysis file and create the Analysis Record.</w:t>
+      </w:r>
+    </w:p>
+    <w:p>
+      <w:pPr>
+        <w:spacing w:after="120" w:line="276" w:lineRule="auto"/>
+      </w:pPr>
+      <w:r>
+        <w:t>5. File the source hash and the exclusion list with the record.</w:t>
+      </w:r>
+    </w:p>
+    <w:p>
+      <w:pPr>
+        <w:spacing w:after="120" w:line="276" w:lineRule="auto"/>
+      </w:pPr>
+      <w:r>
+        <w:t>6. Where the plan asks for it, run the analysis with and without the excluded data and report both.</w:t>
+      </w:r>
+    </w:p>
+    <w:p>
+      <w:pPr>
+        <w:pStyle w:val="Kop2"/>
+      </w:pPr>
+      <w:bookmarkStart w:id="73" w:name="_Toc241418899"/>
+      <w:r>
+        <w:t>Reading Verdicts in a Regulated Context</w:t>
+      </w:r>
+      <w:bookmarkEnd w:id="73"/>
+    </w:p>
+    <w:p>
+      <w:pPr>
+        <w:spacing w:after="120" w:line="276" w:lineRule="auto"/>
+      </w:pPr>
+      <w:r>
+        <w:t>• A verdict is computed on all the data you uploaded. When the checks name data that ICH M13A excludes, the verdict is not the M13A primary analysis (Path 6, Running and Reading the Results).</w:t>
+      </w:r>
+    </w:p>
+    <w:p>
+      <w:pPr>
+        <w:spacing w:after="120" w:line="276" w:lineRule="auto"/>
+      </w:pPr>
+      <w:r>
+        <w:t>• Widened limits are not ABEL or RSABE, and All compared metrics also widens AUC to last point and AUC to infinity, which no guideline allows for bioequivalence. To widen a partial AUC, choose Cmax and partial AUCs.</w:t>
+      </w:r>
+    </w:p>
+    <w:p>
+      <w:pPr>
+        <w:spacing w:after="120" w:line="276" w:lineRule="auto"/>
+      </w:pPr>
+      <w:r>
+        <w:t>• ICH M13A allows a fixed or a mixed model, but its primary analysis includes only subjects with data for both treatments (2.2.3.2). The mixed model also uses subjects with one treatment, which is not that population; use it only when the plan specifies it.</w:t>
+      </w:r>
+    </w:p>
+    <w:p>
+      <w:pPr>
+        <w:spacing w:after="120" w:line="276" w:lineRule="auto"/>
+      </w:pPr>
+      <w:r>
+        <w:t>• For parallel groups the pooled-variance interval is the app's primary result; if the plan specifies an unequal-variance (Welch) analysis, that is your primary result.</w:t>
+      </w:r>
+    </w:p>
+    <w:p>
+      <w:pPr>
+        <w:pStyle w:val="Kop2"/>
+      </w:pPr>
+      <w:bookmarkStart w:id="74" w:name="_Toc241418900"/>
       <w:r>
         <w:lastRenderedPageBreak/>
-        <w:t>Before Each Analysis</w:t>
-      </w:r>
-      <w:bookmarkEnd w:id="71"/>
-    </w:p>
-    <w:p>
-      <w:pPr>
-        <w:spacing w:after="120" w:line="276" w:lineRule="auto"/>
-      </w:pPr>
-      <w:r>
-        <w:t>On a controlled installation, check that the top bar shows the shield icon and your name. Check on the About page that the version and the pipeline SHA-256 are those of your qualified release (the release manifest, validation/release_manifest.csv, lists the hash of every file). Record the SHA-256 of the source data file. Check the settings against the protocol and the statistical analysis plan: design, Reference treatment, model, acceptance limits and their scope, BLQ rule and LLOQ, partial AUC intervals and their roles.</w:t>
+        <w:t>The Analysis Record in a Regulated Context</w:t>
+      </w:r>
+      <w:bookmarkEnd w:id="74"/>
+    </w:p>
+    <w:p>
+      <w:pPr>
+        <w:spacing w:after="120" w:line="276" w:lineRule="auto"/>
+      </w:pPr>
+      <w:r>
+        <w:t>The record documents one analysis and shows that it can be reproduced with the same code and packages (Complete Analysis Record, in the chapter on using the app). It does not re-derive the bioequivalence statistics, it is not signed, and whoever changes a file can recompute its hash. Store the zip, or its SHA-256, in a controlled system. The Analyst name and Study name fields are typed, not signed in: record who ran the analysis in your log. For a manual selection of half-life points, the record keeps the final selection but not the reason: write the reason in the study file. On a controlled installation the record is stored on the server, the analyst is the signed-in user, and the review signature is kept in the audit trail and shown on the signature sheet, bound to the record's SHA-256.</w:t>
       </w:r>
     </w:p>
     <w:p>
       <w:pPr>
         <w:pStyle w:val="Kop2"/>
       </w:pPr>
-      <w:bookmarkStart w:id="72" w:name="_Toc241395738"/>
-      <w:r>
-        <w:t>Exclusions, Outliers and Deviations</w:t>
-      </w:r>
-      <w:bookmarkEnd w:id="72"/>
-    </w:p>
-    <w:p>
-      <w:pPr>
-        <w:spacing w:after="120" w:line="276" w:lineRule="auto"/>
-      </w:pPr>
-      <w:r>
-        <w:t>The app has no control to exclude a subject or a period, so an exclusion means preparing a second data file. ICH M13A (2.2.1) asks for the criteria to be defined in the protocol and for any exclusion to be documented before the bioanalysis. Extreme values should not be removed on statistical grounds alone; only contemporaneously documented protocol violations justify removal (M13A 2.2.1.1). A subject without measurable concentrations, or with very low ones (AUC below 5% of the geometric mean), may be excluded only as an exception, in general for no more than one subject. A period with a pre-dose concentration above 5% of Cmax is excluded from the primary analysis (2.2.3.3).</w:t>
-      </w:r>
-    </w:p>
-    <w:p>
-      <w:pPr>
-        <w:spacing w:after="120" w:line="276" w:lineRule="auto"/>
-      </w:pPr>
-      <w:r>
-        <w:t>A procedure that keeps the chain from source to result intact:</w:t>
-      </w:r>
-    </w:p>
-    <w:p>
-      <w:pPr>
-        <w:spacing w:after="120" w:line="276" w:lineRule="auto"/>
-      </w:pPr>
-      <w:r>
-        <w:t>1. Record the SHA-256 of the unedited source file.</w:t>
-      </w:r>
-    </w:p>
-    <w:p>
-      <w:pPr>
-        <w:spacing w:after="120" w:line="276" w:lineRule="auto"/>
-      </w:pPr>
-      <w:r>
-        <w:t>2. Make the analysis file with a documented, repeatable step, for example a short R script under version control, rather than by hand.</w:t>
-      </w:r>
-    </w:p>
-    <w:p>
-      <w:pPr>
-        <w:spacing w:after="120" w:line="276" w:lineRule="auto"/>
-      </w:pPr>
-      <w:r>
-        <w:t>3. Keep both files, the list of exclusions with the reason for each, and the protocol reference.</w:t>
-      </w:r>
-    </w:p>
-    <w:p>
-      <w:pPr>
-        <w:spacing w:after="120" w:line="276" w:lineRule="auto"/>
-      </w:pPr>
-      <w:r>
-        <w:t>4. Run the analysis on the analysis file and create the Analysis Record.</w:t>
-      </w:r>
-    </w:p>
-    <w:p>
-      <w:pPr>
-        <w:spacing w:after="120" w:line="276" w:lineRule="auto"/>
-      </w:pPr>
-      <w:r>
-        <w:t>5. File the source hash and the exclusion list with the record.</w:t>
-      </w:r>
-    </w:p>
-    <w:p>
-      <w:pPr>
-        <w:spacing w:after="120" w:line="276" w:lineRule="auto"/>
-      </w:pPr>
-      <w:r>
-        <w:t>6. Where the plan asks for it, run the analysis with and without the excluded data and report both.</w:t>
+      <w:bookmarkStart w:id="75" w:name="_Toc241418901"/>
+      <w:r>
+        <w:t>Reporting and Citing</w:t>
+      </w:r>
+      <w:bookmarkEnd w:id="75"/>
+    </w:p>
+    <w:p>
+      <w:pPr>
+        <w:spacing w:after="120" w:line="276" w:lineRule="auto"/>
+      </w:pPr>
+      <w:r>
+        <w:t>Cite the software with its version: ter Heine R. NCA Assistant (v1.8.0). Radboud Applied Pharmacometrics, Radboudumc, Nijmegen, The Netherlands. https://github.com/Robterheine/NCAassistant. Add the pipeline SHA-256, the reference of your qualification, and the SHA-256 of the Analysis Record. The Example Methods Paragraphs on the Statistical Methods page describe the calculations; they say the analysis follows ICH M13A, EMA and FDA guidance, so check that your study design and analysis do before you keep that sentence. For a sample-size justification, record the planner's inputs and result (Path 1).</w:t>
       </w:r>
     </w:p>
     <w:p>
       <w:pPr>
         <w:pStyle w:val="Kop2"/>
       </w:pPr>
-      <w:bookmarkStart w:id="73" w:name="_Toc241395739"/>
-      <w:r>
-        <w:t>Reading Verdicts in a Regulated Context</w:t>
-      </w:r>
-      <w:bookmarkEnd w:id="73"/>
-    </w:p>
-    <w:p>
-      <w:pPr>
-        <w:spacing w:after="120" w:line="276" w:lineRule="auto"/>
-      </w:pPr>
-      <w:r>
-        <w:t>• A verdict is computed on all the data you uploaded. When the checks name data that ICH M13A excludes, the verdict is not the M13A primary analysis (Path 6, Running and Reading the Results).</w:t>
-      </w:r>
-    </w:p>
-    <w:p>
-      <w:pPr>
-        <w:spacing w:after="120" w:line="276" w:lineRule="auto"/>
-      </w:pPr>
-      <w:r>
-        <w:t>• Widened limits are not ABEL or RSABE, and All compared metrics also widens AUC to last point and AUC to infinity, which no guideline allows for bioequivalence. To widen a partial AUC, choose Cmax and partial AUCs.</w:t>
-      </w:r>
-    </w:p>
-    <w:p>
-      <w:pPr>
-        <w:spacing w:after="120" w:line="276" w:lineRule="auto"/>
-      </w:pPr>
-      <w:r>
-        <w:t>• ICH M13A allows a fixed or a mixed model, but its primary analysis includes only subjects with data for both treatments (2.2.3.2). The mixed model also uses subjects with one treatment, which is not that population; use it only when the plan specifies it.</w:t>
-      </w:r>
-    </w:p>
-    <w:p>
-      <w:pPr>
-        <w:spacing w:after="120" w:line="276" w:lineRule="auto"/>
-      </w:pPr>
-      <w:r>
-        <w:t>• For parallel groups the pooled-variance interval is the app's primary result; if the plan specifies an unequal-variance (Welch) analysis, that is your primary result.</w:t>
+      <w:bookmarkStart w:id="76" w:name="_Toc241418902"/>
+      <w:r>
+        <w:t>Archiving and Retention</w:t>
+      </w:r>
+      <w:bookmarkEnd w:id="76"/>
+    </w:p>
+    <w:p>
+      <w:pPr>
+        <w:spacing w:after="120" w:line="276" w:lineRule="auto"/>
+      </w:pPr>
+      <w:r>
+        <w:t>File the source data file, the analysis file, the Analysis Record, the SHA-256 of the zip, the release tag, validation/renv.lock and the qualification reference together. Keep them as long as your procedures and the law require; in the EU the trial master file of a clinical trial is kept for at least 25 years (Regulation (EU) No 536/2014, Article 58). The app keeps nothing: download the record before you close the session. On a controlled installation, the system owner archives the audit trail and the records with manage_users.R archive (Appendix E), which also keeps the software needed to verify and restore them.</w:t>
       </w:r>
     </w:p>
     <w:p>
       <w:pPr>
         <w:pStyle w:val="Kop2"/>
       </w:pPr>
-      <w:bookmarkStart w:id="74" w:name="_Toc241395740"/>
-      <w:r>
-        <w:t>The Analysis Record in a Regulated Context</w:t>
-      </w:r>
-      <w:bookmarkEnd w:id="74"/>
-    </w:p>
-    <w:p>
-      <w:pPr>
-        <w:spacing w:after="120" w:line="276" w:lineRule="auto"/>
-      </w:pPr>
+      <w:bookmarkStart w:id="77" w:name="_Toc241418903"/>
+      <w:r>
+        <w:t>Upgrades and Change Control</w:t>
+      </w:r>
+      <w:bookmarkEnd w:id="77"/>
+    </w:p>
+    <w:p>
+      <w:pPr>
+        <w:spacing w:after="120" w:line="276" w:lineRule="auto"/>
+      </w:pPr>
+      <w:r>
+        <w:t>Read the version history on the About page before you upgrade. Entries marked "Results can differ" and "Correctness fix" tell you which analyses a new version may change. A new release, a new R version or a new package version needs at least a targeted re-qualification (URS section 7); decide in advance whether completed analyses are repeated. On a controlled installation the audit trail continues across versions; each app start records the version and configuration in use.</w:t>
+      </w:r>
+    </w:p>
+    <w:p>
+      <w:pPr>
+        <w:pStyle w:val="Kop2"/>
+      </w:pPr>
+      <w:bookmarkStart w:id="78" w:name="_Toc241418904"/>
+      <w:r>
+        <w:t>Data Protection</w:t>
+      </w:r>
+      <w:bookmarkEnd w:id="78"/>
+    </w:p>
+    <w:p>
+      <w:pPr>
+        <w:spacing w:after="120" w:line="276" w:lineRule="auto"/>
+      </w:pPr>
+      <w:r>
+        <w:t xml:space="preserve">Use a local installation for real study data. Pseudonymised data are still personal data under the GDPR (Article 4(5)), and pharmacokinetic data from a trial are health data (Article 9). Sending them to a hosted service needs a processor agreement and, for a host outside the EU, a transfer basis. Upload only synthetic, example or anonymised data to the public instance. The audit trail of a controlled installation holds personal data about its users: who </w:t>
+      </w:r>
       <w:r>
         <w:lastRenderedPageBreak/>
-        <w:t>The record documents one analysis and shows that it can be reproduced with the same code and packages (Complete Analysis Record, in the chapter on using the app). It does not re-derive the bioequivalence statistics, it is not signed, and whoever changes a file can recompute its hash. Store the zip, or its SHA-256, in a controlled system. The Analyst name and Study name fields are typed, not signed in: record who ran the analysis in your log. For a manual selection of half-life points, the record keeps the final selection but not the reason: write the reason in the study file. On a controlled installation the record is stored on the server, the analyst is the signed-in user, and the review signature is kept in the audit trail and shown on the signature sheet, bound to the record's SHA-256.</w:t>
+        <w:t>did what, and when. Tell users in a privacy notice, and keep the trail as long as the records it belongs to.</w:t>
       </w:r>
     </w:p>
     <w:p>
       <w:pPr>
         <w:pStyle w:val="Kop2"/>
       </w:pPr>
-      <w:bookmarkStart w:id="75" w:name="_Toc241395741"/>
-      <w:r>
-        <w:t>Reporting and Citing</w:t>
-      </w:r>
-      <w:bookmarkEnd w:id="75"/>
-    </w:p>
-    <w:p>
-      <w:pPr>
-        <w:spacing w:after="120" w:line="276" w:lineRule="auto"/>
-      </w:pPr>
-      <w:r>
-        <w:t>Cite the software with its version: ter Heine R. NCA Assistant (v1.8.0). Radboud Applied Pharmacometrics, Radboudumc, Nijmegen, The Netherlands. https://github.com/Robterheine/NCAassistant. Add the pipeline SHA-256, the reference of your qualification, and the SHA-256 of the Analysis Record. The Example Methods Paragraphs on the Statistical Methods page describe the calculations; they say the analysis follows ICH M13A, EMA and FDA guidance, so check that your study design and analysis do before you keep that sentence. For a sample-size justification, record the planner's inputs and result (Path 1).</w:t>
-      </w:r>
-    </w:p>
-    <w:p>
-      <w:pPr>
-        <w:pStyle w:val="Kop2"/>
-      </w:pPr>
-      <w:bookmarkStart w:id="76" w:name="_Toc241395742"/>
-      <w:r>
-        <w:t>Archiving and Retention</w:t>
-      </w:r>
-      <w:bookmarkEnd w:id="76"/>
-    </w:p>
-    <w:p>
-      <w:pPr>
-        <w:spacing w:after="120" w:line="276" w:lineRule="auto"/>
-      </w:pPr>
-      <w:r>
-        <w:t>File the source data file, the analysis file, the Analysis Record, the SHA-256 of the zip, the release tag, validation/renv.lock and the qualification reference together. Keep them as long as your procedures and the law require; in the EU the trial master file of a clinical trial is kept for at least 25 years (Regulation (EU) No 536/2014, Article 58). The app keeps nothing: download the record before you close the session. On a controlled installation, the system owner archives the audit trail and the records with manage_users.R archive (Appendix E), which also keeps the software needed to verify and restore them.</w:t>
-      </w:r>
-    </w:p>
-    <w:p>
-      <w:pPr>
-        <w:pStyle w:val="Kop2"/>
-      </w:pPr>
-      <w:bookmarkStart w:id="77" w:name="_Toc241395743"/>
-      <w:r>
-        <w:t>Upgrades and Change Control</w:t>
-      </w:r>
-      <w:bookmarkEnd w:id="77"/>
-    </w:p>
-    <w:p>
-      <w:pPr>
-        <w:spacing w:after="120" w:line="276" w:lineRule="auto"/>
-      </w:pPr>
-      <w:r>
-        <w:t>Read the version history on the About page before you upgrade. Entries marked "Results can differ" and "Correctness fix" tell you which analyses a new version may change. A new release, a new R version or a new package version needs at least a targeted re-qualification (URS section 7); decide in advance whether completed analyses are repeated. On a controlled installation the audit trail continues across versions; each app start records the version and configuration in use.</w:t>
-      </w:r>
-    </w:p>
-    <w:p>
-      <w:pPr>
-        <w:pStyle w:val="Kop2"/>
-      </w:pPr>
-      <w:bookmarkStart w:id="78" w:name="_Toc241395744"/>
-      <w:r>
-        <w:t>Data Protection</w:t>
-      </w:r>
-      <w:bookmarkEnd w:id="78"/>
-    </w:p>
-    <w:p>
-      <w:pPr>
-        <w:spacing w:after="120" w:line="276" w:lineRule="auto"/>
-      </w:pPr>
-      <w:r>
-        <w:t>Use a local installation for real study data. Pseudonymised data are still personal data under the GDPR (Article 4(5)), and pharmacokinetic data from a trial are health data (Article 9). Sending them to a hosted service needs a processor agreement and, for a host outside the EU, a transfer basis. Upload only synthetic, example or anonymised data to the public instance. The audit trail of a controlled installation holds personal data about its users: who did what, and when. Tell users in a privacy notice, and keep the trail as long as the records it belongs to.</w:t>
-      </w:r>
-    </w:p>
-    <w:p>
-      <w:pPr>
-        <w:pStyle w:val="Kop2"/>
-      </w:pPr>
-      <w:bookmarkStart w:id="79" w:name="_Toc241395745"/>
-      <w:r>
-        <w:lastRenderedPageBreak/>
+      <w:bookmarkStart w:id="79" w:name="_Toc241418905"/>
+      <w:r>
         <w:t>Reporting Problems</w:t>
       </w:r>
       <w:bookmarkEnd w:id="79"/>
@@ -19963,7 +19966,7 @@
         <w:pStyle w:val="Kop1"/>
         <w:pageBreakBefore/>
       </w:pPr>
-      <w:bookmarkStart w:id="80" w:name="_Toc241395746"/>
+      <w:bookmarkStart w:id="80" w:name="_Toc241418906"/>
       <w:r>
         <w:lastRenderedPageBreak/>
         <w:t>Introduction to Non-Compartmental Analysis</w:t>
@@ -19974,7 +19977,7 @@
       <w:pPr>
         <w:pStyle w:val="Kop2"/>
       </w:pPr>
-      <w:bookmarkStart w:id="81" w:name="_Toc241395747"/>
+      <w:bookmarkStart w:id="81" w:name="_Toc241418907"/>
       <w:r>
         <w:t>What Is Non-Compartmental Analysis?</w:t>
       </w:r>
@@ -20000,7 +20003,7 @@
       <w:pPr>
         <w:pStyle w:val="Kop2"/>
       </w:pPr>
-      <w:bookmarkStart w:id="82" w:name="_Toc241395748"/>
+      <w:bookmarkStart w:id="82" w:name="_Toc241418908"/>
       <w:r>
         <w:t>The Concentration–Time Curve</w:t>
       </w:r>
@@ -20018,7 +20021,7 @@
       <w:pPr>
         <w:pStyle w:val="Kop2"/>
       </w:pPr>
-      <w:bookmarkStart w:id="83" w:name="_Toc241395749"/>
+      <w:bookmarkStart w:id="83" w:name="_Toc241418909"/>
       <w:r>
         <w:t>Key Pharmacokinetic Parameters</w:t>
       </w:r>
@@ -21117,7 +21120,7 @@
       <w:pPr>
         <w:pStyle w:val="Kop2"/>
       </w:pPr>
-      <w:bookmarkStart w:id="84" w:name="_Toc241395750"/>
+      <w:bookmarkStart w:id="84" w:name="_Toc241418910"/>
       <w:r>
         <w:t>Why NCA Is Used So Widely</w:t>
       </w:r>
@@ -21152,7 +21155,7 @@
       <w:pPr>
         <w:pStyle w:val="Kop2"/>
       </w:pPr>
-      <w:bookmarkStart w:id="85" w:name="_Toc241395751"/>
+      <w:bookmarkStart w:id="85" w:name="_Toc241418911"/>
       <w:r>
         <w:t>When to Use NCA vs. Compartmental Modelling</w:t>
       </w:r>
@@ -21171,7 +21174,7 @@
         <w:pStyle w:val="Kop1"/>
         <w:pageBreakBefore/>
       </w:pPr>
-      <w:bookmarkStart w:id="86" w:name="_Toc241395752"/>
+      <w:bookmarkStart w:id="86" w:name="_Toc241418912"/>
       <w:r>
         <w:lastRenderedPageBreak/>
         <w:t>Theoretical Background</w:t>
@@ -21182,7 +21185,7 @@
       <w:pPr>
         <w:pStyle w:val="Kop2"/>
       </w:pPr>
-      <w:bookmarkStart w:id="87" w:name="_Toc241395753"/>
+      <w:bookmarkStart w:id="87" w:name="_Toc241418913"/>
       <w:r>
         <w:t>Trapezoidal Methods for AUC Calculation</w:t>
       </w:r>
@@ -21332,7 +21335,7 @@
       <w:pPr>
         <w:pStyle w:val="Kop2"/>
       </w:pPr>
-      <w:bookmarkStart w:id="88" w:name="_Toc241395754"/>
+      <w:bookmarkStart w:id="88" w:name="_Toc241418914"/>
       <w:r>
         <w:t>Terminal Phase Characterisation and Half-Life Estimation</w:t>
       </w:r>
@@ -21420,7 +21423,7 @@
         <w:spacing w:after="120" w:line="276" w:lineRule="auto"/>
       </w:pPr>
       <w:r>
-        <w:t>Adjust the points yourself for multi-phasic elimination, enterohepatic recirculation or late samples near the LLOQ. In Half-Life Review, select a profile, tick the terminal-phase points and click Recalculate. The slope must be negative, and although 2 points are accepted, a fit to be reported needs at least 3. NonCompart then recomputes half-life, AUC∞, CL/F, Vz/F and MRT from those points, with its unit conversions. A hand-picked selection is used whatever its adjusted R², so judge the fit on the plot. Selections are kept when you run the analysis again and are listed in the Analysis Record.</w:t>
+        <w:t>Adjust the points yourself for multi-phasic elimination, enterohepatic recirculation or late samples near the LLOQ. In Half-Life Review, select a profile, tick the terminal-phase points and click Recalculate. Values set by the BLQ rule are not offered (the automatic fit does not use them either), and the label above the points says how many were left out. The slope must be negative, and although 2 points are accepted, a fit to be reported needs at least 3. NonCompart then recomputes half-life, AUC∞, CL/F, Vz/F and MRT from those points, with its unit conversions. A hand-picked selection is used whatever its adjusted R², so judge the fit on the plot. Selections are kept when you run the analysis again and are listed in the Analysis Record.</w:t>
       </w:r>
     </w:p>
     <w:p>
@@ -21491,7 +21494,7 @@
       <w:pPr>
         <w:pStyle w:val="Kop2"/>
       </w:pPr>
-      <w:bookmarkStart w:id="89" w:name="_Toc241395755"/>
+      <w:bookmarkStart w:id="89" w:name="_Toc241418915"/>
       <w:r>
         <w:t>BLQ Handling: Pharmacological Rationale</w:t>
       </w:r>
@@ -21502,18 +21505,18 @@
         <w:spacing w:after="120" w:line="276" w:lineRule="auto"/>
       </w:pPr>
       <w:r>
-        <w:t xml:space="preserve">Every assay has a lower limit of quantification (LLOQ). How BLQ samples are handled changes AUC. Setting early BLQ samples to 0 is usual before absorption; treating late BLQ samples as missing avoids adding area that was never measured. LLOQ/2 is a compromise that adds a little area wherever it is used. Rule 1, the default, follows the usual convention and ICH M13A, which treats BLQ values as zero. Rules 4 and 6 put LLOQ/2 into the absorption phase: that adds area during a lag, though the lag time itself is not changed, because a value set by a rule is not a measured concentration. They belong in sensitivity analyses, or in a protocol that asks for them. Running two rules and comparing the results </w:t>
+        <w:t xml:space="preserve">Every assay has a lower limit of quantification (LLOQ). How BLQ samples are handled changes AUC. Setting early BLQ samples to 0 is usual before absorption; treating late BLQ samples as missing avoids adding area that was never measured. LLOQ/2 is a compromise that adds a little area wherever it is used. Rule 1, the default, follows the usual convention and ICH M13A, which treats BLQ values as zero. Rules 4 and 6 put LLOQ/2 into the absorption phase: that adds area during a lag, though the lag time itself is not changed, </w:t>
       </w:r>
       <w:r>
         <w:lastRenderedPageBreak/>
-        <w:t>shows how much the choice matters. Beal (2001) compares methods for BLQ data in model-based (population) analysis, not in NCA.</w:t>
+        <w:t>because a value set by a rule is not a measured concentration. They belong in sensitivity analyses, or in a protocol that asks for them. Running two rules and comparing the results shows how much the choice matters. Beal (2001) compares methods for BLQ data in model-based (population) analysis, not in NCA.</w:t>
       </w:r>
     </w:p>
     <w:p>
       <w:pPr>
         <w:pStyle w:val="Kop2"/>
       </w:pPr>
-      <w:bookmarkStart w:id="90" w:name="_Toc241395756"/>
+      <w:bookmarkStart w:id="90" w:name="_Toc241418916"/>
       <w:r>
         <w:t>Steady-State Considerations</w:t>
       </w:r>
@@ -21524,14 +21527,14 @@
         <w:spacing w:after="120" w:line="276" w:lineRule="auto"/>
       </w:pPr>
       <w:r>
-        <w:t>At steady state AUCτ replaces AUC∞. You enter the dosing interval τ; AUCτ is the AUC from 0 to τ, interpolated between samples and extrapolated with λz when the last sample is missing or earlier than τ (not reported if that fit was rejected). Cavg = AUCτ/τ, fluctuation = (Cmax − Cmin)/Cavg × 100 and swing = (Cmax − Cmin)/Cmin. Cmin is the lowest observed concentration from 0 to τ, the pre-dose sample included, and Cτ is the observed concentration at τ; the two differ when the minimum falls after the dose. CL/F and Vz/F are calculated from AUCτ. AUC∞, its % extrapolated, AUMC∞, and the single-dose Vss and MRT are not meaningful during repeated dosing and are left empty. A half-life from one interval is unreliable when the interval does not cover the terminal phase.</w:t>
+        <w:t>At steady state AUCτ replaces AUC∞. You enter the dosing interval τ; AUCτ is the AUC from 0 to τ, interpolated between samples and extrapolated with λz when the last sample is missing or earlier than τ (not reported if that fit was rejected). Cavg = AUCτ/τ, fluctuation = (Cmax − Cmin)/Cavg × 100 and swing = (Cmax − Cmin)/Cmin. In fluctuation and swing, Cmax is the highest observed concentration from 0 to τ. The Cmax column is NonCompart's and covers the whole profile. When sampling goes on after τ and the highest value lies there, the two differ and a note names the profile; check the dosing times, because a sample after τ may follow the next dose. Cmin is the lowest observed concentration from 0 to τ, the pre-dose sample included, and Cτ is the observed concentration at τ; the two differ when the minimum falls after the dose. A BLQ result within the interval enters Cmin at the value the BLQ rule gave it (0 or LLOQ/2). CL/F and Vz/F are calculated from AUCτ. AUC∞, its % extrapolated, AUMC∞, and the single-dose Vss and MRT are not meaningful during repeated dosing and are left empty. A half-life from one interval is unreliable when the interval does not cover the terminal phase.</w:t>
       </w:r>
     </w:p>
     <w:p>
       <w:pPr>
         <w:pStyle w:val="Kop2"/>
       </w:pPr>
-      <w:bookmarkStart w:id="91" w:name="_Toc241395757"/>
+      <w:bookmarkStart w:id="91" w:name="_Toc241418917"/>
       <w:r>
         <w:t>Partial AUCs: Interpolation and the End of the Interval</w:t>
       </w:r>
@@ -21574,7 +21577,7 @@
         <w:pStyle w:val="Kop1"/>
         <w:pageBreakBefore/>
       </w:pPr>
-      <w:bookmarkStart w:id="92" w:name="_Toc241395758"/>
+      <w:bookmarkStart w:id="92" w:name="_Toc241418918"/>
       <w:r>
         <w:lastRenderedPageBreak/>
         <w:t>Statistical Methods</w:t>
@@ -21585,7 +21588,7 @@
       <w:pPr>
         <w:pStyle w:val="Kop2"/>
       </w:pPr>
-      <w:bookmarkStart w:id="93" w:name="_Toc241395759"/>
+      <w:bookmarkStart w:id="93" w:name="_Toc241418919"/>
       <w:r>
         <w:t>The Two One-Sided Tests (TOST) Procedure</w:t>
       </w:r>
@@ -21654,7 +21657,7 @@
       <w:pPr>
         <w:pStyle w:val="Kop2"/>
       </w:pPr>
-      <w:bookmarkStart w:id="94" w:name="_Toc241395760"/>
+      <w:bookmarkStart w:id="94" w:name="_Toc241418920"/>
       <w:r>
         <w:t>The ANOVA Model for Crossover Designs</w:t>
       </w:r>
@@ -21688,7 +21691,7 @@
       <w:pPr>
         <w:pStyle w:val="Kop2"/>
       </w:pPr>
-      <w:bookmarkStart w:id="95" w:name="_Toc241395761"/>
+      <w:bookmarkStart w:id="95" w:name="_Toc241418921"/>
       <w:r>
         <w:t>Fixed-Effects vs. Mixed-Effects Models</w:t>
       </w:r>
@@ -21714,7 +21717,7 @@
       <w:pPr>
         <w:pStyle w:val="Kop2"/>
       </w:pPr>
-      <w:bookmarkStart w:id="96" w:name="_Toc241395762"/>
+      <w:bookmarkStart w:id="96" w:name="_Toc241418922"/>
       <w:r>
         <w:t>Confidence Interval Construction</w:t>
       </w:r>
@@ -21744,7 +21747,7 @@
       <w:pPr>
         <w:pStyle w:val="Kop2"/>
       </w:pPr>
-      <w:bookmarkStart w:id="97" w:name="_Toc241395763"/>
+      <w:bookmarkStart w:id="97" w:name="_Toc241418923"/>
       <w:r>
         <w:t>Design-Specific Models</w:t>
       </w:r>
@@ -21828,7 +21831,7 @@
       <w:pPr>
         <w:pStyle w:val="Kop2"/>
       </w:pPr>
-      <w:bookmarkStart w:id="98" w:name="_Toc241395764"/>
+      <w:bookmarkStart w:id="98" w:name="_Toc241418924"/>
       <w:r>
         <w:t>Drug–Drug Interaction Analysis</w:t>
       </w:r>
@@ -21854,7 +21857,7 @@
       <w:pPr>
         <w:pStyle w:val="Kop2"/>
       </w:pPr>
-      <w:bookmarkStart w:id="99" w:name="_Toc241395765"/>
+      <w:bookmarkStart w:id="99" w:name="_Toc241418925"/>
       <w:r>
         <w:t>Power and Sample Size for Bioequivalence</w:t>
       </w:r>
@@ -21884,7 +21887,7 @@
       <w:pPr>
         <w:pStyle w:val="Kop2"/>
       </w:pPr>
-      <w:bookmarkStart w:id="100" w:name="_Toc241395766"/>
+      <w:bookmarkStart w:id="100" w:name="_Toc241418926"/>
       <w:r>
         <w:t>Partial AUCs in Bioequivalence</w:t>
       </w:r>
@@ -21950,7 +21953,7 @@
       <w:pPr>
         <w:pStyle w:val="Kop2"/>
       </w:pPr>
-      <w:bookmarkStart w:id="101" w:name="_Toc241395767"/>
+      <w:bookmarkStart w:id="101" w:name="_Toc241418927"/>
       <w:r>
         <w:t>Regulatory Guidelines</w:t>
       </w:r>
@@ -22143,7 +22146,7 @@
         <w:pStyle w:val="Kop1"/>
         <w:pageBreakBefore/>
       </w:pPr>
-      <w:bookmarkStart w:id="102" w:name="_Toc241395768"/>
+      <w:bookmarkStart w:id="102" w:name="_Toc241418928"/>
       <w:r>
         <w:lastRenderedPageBreak/>
         <w:t>Appendices</w:t>
@@ -22154,7 +22157,7 @@
       <w:pPr>
         <w:pStyle w:val="Kop2"/>
       </w:pPr>
-      <w:bookmarkStart w:id="103" w:name="_Toc241395769"/>
+      <w:bookmarkStart w:id="103" w:name="_Toc241418929"/>
       <w:r>
         <w:t>Appendix A: Output Parameters</w:t>
       </w:r>
@@ -28362,7 +28365,7 @@
                 <w:sz w:val="20"/>
                 <w:szCs w:val="20"/>
               </w:rPr>
-              <w:t>(Cmax − Cmin)/Cavg × 100</w:t>
+              <w:t>(Cmax − Cmin)/Cavg × 100, Cmax and Cmin from 0 to τ</w:t>
             </w:r>
           </w:p>
         </w:tc>
@@ -28494,7 +28497,7 @@
                 <w:sz w:val="20"/>
                 <w:szCs w:val="20"/>
               </w:rPr>
-              <w:t>(Cmax − Cmin)/Cmin</w:t>
+              <w:t>(Cmax − Cmin)/Cmin, Cmax and Cmin from 0 to τ</w:t>
             </w:r>
           </w:p>
         </w:tc>
@@ -30026,6 +30029,7 @@
                 <w:sz w:val="20"/>
                 <w:szCs w:val="20"/>
               </w:rPr>
+              <w:lastRenderedPageBreak/>
               <w:t>VSSP</w:t>
             </w:r>
           </w:p>
@@ -30145,9 +30149,8 @@
       <w:pPr>
         <w:pStyle w:val="Kop2"/>
       </w:pPr>
-      <w:bookmarkStart w:id="104" w:name="_Toc241395770"/>
-      <w:r>
-        <w:lastRenderedPageBreak/>
+      <w:bookmarkStart w:id="104" w:name="_Toc241418930"/>
+      <w:r>
         <w:t>Appendix B: Glossary</w:t>
       </w:r>
       <w:bookmarkEnd w:id="104"/>
@@ -31392,6 +31395,7 @@
                 <w:sz w:val="20"/>
                 <w:szCs w:val="20"/>
               </w:rPr>
+              <w:lastRenderedPageBreak/>
               <w:t>Geometric mean</w:t>
             </w:r>
           </w:p>
@@ -31554,7 +31558,6 @@
                 <w:sz w:val="20"/>
                 <w:szCs w:val="20"/>
               </w:rPr>
-              <w:lastRenderedPageBreak/>
               <w:t>HVD</w:t>
             </w:r>
           </w:p>
@@ -32743,6 +32746,7 @@
                 <w:sz w:val="20"/>
                 <w:szCs w:val="20"/>
               </w:rPr>
+              <w:lastRenderedPageBreak/>
               <w:t>Signature sheet</w:t>
             </w:r>
           </w:p>
@@ -32905,7 +32909,6 @@
                 <w:sz w:val="20"/>
                 <w:szCs w:val="20"/>
               </w:rPr>
-              <w:lastRenderedPageBreak/>
               <w:t>t (last measurable)</w:t>
             </w:r>
           </w:p>
@@ -33333,7 +33336,7 @@
       <w:pPr>
         <w:pStyle w:val="Kop2"/>
       </w:pPr>
-      <w:bookmarkStart w:id="105" w:name="_Toc241395771"/>
+      <w:bookmarkStart w:id="105" w:name="_Toc241418931"/>
       <w:r>
         <w:t>Appendix C: Recognised Column Names</w:t>
       </w:r>
@@ -33818,7 +33821,7 @@
       <w:pPr>
         <w:pStyle w:val="Kop2"/>
       </w:pPr>
-      <w:bookmarkStart w:id="106" w:name="_Toc241395772"/>
+      <w:bookmarkStart w:id="106" w:name="_Toc241418932"/>
       <w:r>
         <w:t>Appendix D: Troubleshooting</w:t>
       </w:r>
@@ -33829,6 +33832,7 @@
         <w:pStyle w:val="Kop3"/>
       </w:pPr>
       <w:r>
+        <w:lastRenderedPageBreak/>
         <w:t>Opening and Installing</w:t>
       </w:r>
     </w:p>
@@ -33865,8 +33869,206 @@
         <w:pStyle w:val="Kop3"/>
       </w:pPr>
       <w:r>
+        <w:t>Uploading and Processing</w:t>
+      </w:r>
+    </w:p>
+    <w:p>
+      <w:pPr>
+        <w:spacing w:after="120" w:line="276" w:lineRule="auto"/>
+      </w:pPr>
+      <w:r>
+        <w:rPr>
+          <w:b/>
+        </w:rPr>
+        <w:t>Comma decimals not recognised</w:t>
+      </w:r>
+      <w:r>
+        <w:t>: set Decimal point to comma (and the Delimiter, often semicolon) in the upload settings.</w:t>
+      </w:r>
+    </w:p>
+    <w:p>
+      <w:pPr>
+        <w:spacing w:after="120" w:line="276" w:lineRule="auto"/>
+      </w:pPr>
+      <w:r>
+        <w:rPr>
+          <w:b/>
+        </w:rPr>
+        <w:t>A decimal point in a decimal-comma file</w:t>
+      </w:r>
+      <w:r>
+        <w:t>: the file mixes decimal marks. Correct the values, or set the decimal mark to period if the file uses points throughout.</w:t>
+      </w:r>
+    </w:p>
+    <w:p>
+      <w:pPr>
+        <w:spacing w:after="120" w:line="276" w:lineRule="auto"/>
+      </w:pPr>
+      <w:r>
+        <w:rPr>
+          <w:b/>
+        </w:rPr>
+        <w:t>“N BLQ entries detected but LLOQ is not set”</w:t>
+      </w:r>
+      <w:r>
+        <w:t>: set the LLOQ and click Process Data again; for “&lt;X” entries, the button Set LLOQ to X fills in the value (Tutorial 2). If the “&lt;” entries give different limits, there is no button: take the LLOQ from the assay report.</w:t>
+      </w:r>
+    </w:p>
+    <w:p>
+      <w:pPr>
+        <w:spacing w:after="120" w:line="276" w:lineRule="auto"/>
+      </w:pPr>
+      <w:r>
+        <w:rPr>
+          <w:b/>
+        </w:rPr>
+        <w:t>“Profile(s) do not start near time zero”</w:t>
+      </w:r>
+      <w:r>
+        <w:t>: time is probably measured from the first dose of the study. Use the time since the dose of each period (in CDISC terms ARRLT or NRRLT, not AFRLT).</w:t>
+      </w:r>
+    </w:p>
+    <w:p>
+      <w:pPr>
+        <w:spacing w:after="120" w:line="276" w:lineRule="auto"/>
+      </w:pPr>
+      <w:r>
+        <w:rPr>
+          <w:b/>
+        </w:rPr>
+        <w:t>Subject IDs that restart in each sequence</w:t>
+      </w:r>
+      <w:r>
+        <w:t>: give every subject an ID that is unique in the study, for example TR-01 and RT-01.</w:t>
+      </w:r>
+    </w:p>
+    <w:p>
+      <w:pPr>
+        <w:spacing w:after="120" w:line="276" w:lineRule="auto"/>
+      </w:pPr>
+      <w:r>
+        <w:rPr>
+          <w:b/>
+        </w:rPr>
+        <w:t>“The data give concentrations in …”</w:t>
+      </w:r>
+      <w:r>
+        <w:t>: the unit column of the file says one unit and the analysis settings another. Select the unit the file states, or correct the file.</w:t>
+      </w:r>
+    </w:p>
+    <w:p>
+      <w:pPr>
+        <w:spacing w:after="120" w:line="276" w:lineRule="auto"/>
+      </w:pPr>
+      <w:r>
+        <w:rPr>
+          <w:b/>
+        </w:rPr>
+        <w:t>Large sampling gap warning</w:t>
+      </w:r>
+      <w:r>
+        <w:t>: for studies longer than 48 h the threshold is 48 h, so daily trough samples are not flagged; for shorter studies it is 24 h. A gap close to the threshold is usually normal sampling.</w:t>
+      </w:r>
+    </w:p>
+    <w:p>
+      <w:pPr>
+        <w:spacing w:after="120" w:line="276" w:lineRule="auto"/>
+      </w:pPr>
+      <w:r>
+        <w:rPr>
+          <w:b/>
+        </w:rPr>
+        <w:t>“Refused: …”</w:t>
+      </w:r>
+      <w:r>
+        <w:t xml:space="preserve"> in the CDISC ADNCA upload: the message says why (for example derived records, several units, AFRLT as time, or AVAL missing without a BLQ result). Fix the dataset upstream or make the choice the message asks for.</w:t>
+      </w:r>
+    </w:p>
+    <w:p>
+      <w:pPr>
+        <w:pStyle w:val="Kop3"/>
+      </w:pPr>
+      <w:r>
+        <w:t>NCA</w:t>
+      </w:r>
+    </w:p>
+    <w:p>
+      <w:pPr>
+        <w:spacing w:after="120" w:line="276" w:lineRule="auto"/>
+      </w:pPr>
+      <w:r>
+        <w:rPr>
+          <w:b/>
+        </w:rPr>
+        <w:t>Unit error before the NCA runs</w:t>
+      </w:r>
+      <w:r>
+        <w:t>: the combination of dose, time and concentration units is not supported, or molar units are combined with a mass dose without a molecular weight. Select supported units and enter the molecular weight.</w:t>
+      </w:r>
+    </w:p>
+    <w:p>
+      <w:pPr>
+        <w:spacing w:after="120" w:line="276" w:lineRule="auto"/>
+      </w:pPr>
+      <w:r>
+        <w:rPr>
+          <w:b/>
+        </w:rPr>
+        <w:t>“NCA failed”</w:t>
+      </w:r>
+      <w:r>
+        <w:t>: the message gives the reason, usually no profile with at least 2 positive concentrations, or a mapping problem. Check the mapping and the quality report.</w:t>
+      </w:r>
+    </w:p>
+    <w:p>
+      <w:pPr>
+        <w:spacing w:after="120" w:line="276" w:lineRule="auto"/>
+      </w:pPr>
+      <w:r>
+        <w:rPr>
+          <w:b/>
+        </w:rPr>
+        <w:t>Half-life is empty</w:t>
+      </w:r>
+      <w:r>
+        <w:t>: the automatic fit is below the minimum adjusted R², or fewer than 3 usable points remain. Review the profile in Half-Life Review, or lower the minimum if your analysis plan allows it.</w:t>
+      </w:r>
+    </w:p>
+    <w:p>
+      <w:pPr>
+        <w:spacing w:after="120" w:line="276" w:lineRule="auto"/>
+      </w:pPr>
+      <w:r>
+        <w:rPr>
+          <w:b/>
+        </w:rPr>
+        <w:t>Half-life differs from other NCA software</w:t>
+      </w:r>
+      <w:r>
+        <w:t>: check the minimum R², the point selection in Half-Life Review, the BLQ rule and the trapezoidal method; programs differ in how they choose the terminal-phase points.</w:t>
+      </w:r>
+    </w:p>
+    <w:p>
+      <w:pPr>
+        <w:spacing w:after="120" w:line="276" w:lineRule="auto"/>
+      </w:pPr>
+      <w:r>
+        <w:rPr>
+          <w:b/>
+        </w:rPr>
         <w:lastRenderedPageBreak/>
-        <w:t>Uploading and Processing</w:t>
+        <w:t>My partial AUC is empty</w:t>
+      </w:r>
+      <w:r>
+        <w:t>: the interval reaches past the last measurable concentration of that profile, or starts after it. The note above the results names the profile and its last measurable time. Partial AUCs are not extrapolated.</w:t>
+      </w:r>
+    </w:p>
+    <w:p>
+      <w:pPr>
+        <w:pStyle w:val="Kop3"/>
+      </w:pPr>
+      <w:r>
+        <w:t>Bioequivalence</w:t>
       </w:r>
     </w:p>
     <w:p>
@@ -33877,10 +34079,10 @@
         <w:rPr>
           <w:b/>
         </w:rPr>
-        <w:t>Comma decimals not recognised</w:t>
-      </w:r>
-      <w:r>
-        <w:t>: set Decimal point to comma (and the Delimiter, often semicolon) in the upload settings.</w:t>
+        <w:t>“Choose the Reference treatment”</w:t>
+      </w:r>
+      <w:r>
+        <w:t>: the run is blocked until you choose the Reference treatment in the Bioequivalence settings. The app pre-selects it only for unambiguous names (R, Ref, Reference, Comparator, Innovator, Originator, RLD).</w:t>
       </w:r>
     </w:p>
     <w:p>
@@ -33891,10 +34093,10 @@
         <w:rPr>
           <w:b/>
         </w:rPr>
-        <w:t>A decimal point in a decimal-comma file</w:t>
-      </w:r>
-      <w:r>
-        <w:t>: the file mixes decimal marks. Correct the values, or set the decimal mark to period if the file uses points throughout.</w:t>
+        <w:t>No verdict</w:t>
+      </w:r>
+      <w:r>
+        <w:t>: see When There Is No Verdict, in Path 6. The Bioequivalent? column gives the reason.</w:t>
       </w:r>
     </w:p>
     <w:p>
@@ -33905,10 +34107,10 @@
         <w:rPr>
           <w:b/>
         </w:rPr>
-        <w:t>“N BLQ entries detected but LLOQ is not set”</w:t>
-      </w:r>
-      <w:r>
-        <w:t>: set the LLOQ and click Process Data again; for “&lt;X” entries, the button Set LLOQ to X fills in the value (Tutorial 2).</w:t>
+        <w:t>No verdict for my partial AUC</w:t>
+      </w:r>
+      <w:r>
+        <w:t>: the interval is marked supportive, or the metric has a value of zero in at least one profile. The table gives the reason and the number of zero values per treatment.</w:t>
       </w:r>
     </w:p>
     <w:p>
@@ -33919,10 +34121,18 @@
         <w:rPr>
           <w:b/>
         </w:rPr>
-        <w:t>“Profile(s) do not start near time zero”</w:t>
-      </w:r>
-      <w:r>
-        <w:t>: time is probably measured from the first dose of the study. Use the time since the dose of each period (in CDISC terms ARRLT or NRRLT, not AFRLT).</w:t>
+        <w:t>“Treatment column must have exactly 2 levels”</w:t>
+      </w:r>
+      <w:r>
+        <w:t>: see Studies with Three or More Treatments.</w:t>
+      </w:r>
+    </w:p>
+    <w:p>
+      <w:pPr>
+        <w:pStyle w:val="Kop3"/>
+      </w:pPr>
+      <w:r>
+        <w:t>Figures</w:t>
       </w:r>
     </w:p>
     <w:p>
@@ -33933,10 +34143,10 @@
         <w:rPr>
           <w:b/>
         </w:rPr>
-        <w:t>Subject IDs that restart in each sequence</w:t>
-      </w:r>
-      <w:r>
-        <w:t>: give every subject an ID that is unique in the study, for example TR-01 and RT-01.</w:t>
+        <w:t>Download Figure is grey</w:t>
+      </w:r>
+      <w:r>
+        <w:t>: it becomes active once the first plot has appeared; wait for it.</w:t>
       </w:r>
     </w:p>
     <w:p>
@@ -33947,10 +34157,10 @@
         <w:rPr>
           <w:b/>
         </w:rPr>
-        <w:t>“The data give concentrations in …”</w:t>
-      </w:r>
-      <w:r>
-        <w:t>: the unit column of the file says one unit and the analysis settings another. Select the unit the file states, or correct the file.</w:t>
+        <w:t>Time points are missing from my summary plot</w:t>
+      </w:r>
+      <w:r>
+        <w:t>: the summary plot averages per time value. With actual sampling times (0.95 h and 1.05 h for a nominal 1 h), use a copy of the file with nominal times for the figure; keep the actual times for the NCA.</w:t>
       </w:r>
     </w:p>
     <w:p>
@@ -33961,10 +34171,10 @@
         <w:rPr>
           <w:b/>
         </w:rPr>
-        <w:t>Large sampling gap warning</w:t>
-      </w:r>
-      <w:r>
-        <w:t>: for studies longer than 48 h the threshold is 48 h, so daily trough samples are not flagged; for shorter studies it is 24 h. A gap close to the threshold is usually normal sampling.</w:t>
+        <w:t>“N observations with concentration ≤ 0 excluded”</w:t>
+      </w:r>
+      <w:r>
+        <w:t>: zeros, for example BLQ values set to 0 by Rules 1, 2 or 5, cannot be log-transformed, so they are left out of the geometric mean at that time point. They stay in your data.</w:t>
       </w:r>
     </w:p>
     <w:p>
@@ -33975,10 +34185,10 @@
         <w:rPr>
           <w:b/>
         </w:rPr>
-        <w:t>“Refused: …”</w:t>
-      </w:r>
-      <w:r>
-        <w:t xml:space="preserve"> in the CDISC ADNCA upload: the message says why (for example derived records, several units, AFRLT as time, or AVAL missing without a BLQ result). Fix the dataset upstream or make the choice the message asks for.</w:t>
+        <w:t>Too many colours to distinguish</w:t>
+      </w:r>
+      <w:r>
+        <w:t>: try the Colorblind-safe (Okabe-Ito) palette. With more than eight groups, switch to Grayscale and annotate the exported figure in a graphics program.</w:t>
       </w:r>
     </w:p>
     <w:p>
@@ -33986,7 +34196,7 @@
         <w:pStyle w:val="Kop3"/>
       </w:pPr>
       <w:r>
-        <w:t>NCA</w:t>
+        <w:t>Controlled Installation</w:t>
       </w:r>
     </w:p>
     <w:p>
@@ -33997,10 +34207,10 @@
         <w:rPr>
           <w:b/>
         </w:rPr>
-        <w:t>Unit error before the NCA runs</w:t>
-      </w:r>
-      <w:r>
-        <w:t>: the combination of dose, time and concentration units is not supported, or molar units are combined with a mass dose without a molecular weight. Select supported units and enter the molecular weight.</w:t>
+        <w:t>I cannot sign in</w:t>
+      </w:r>
+      <w:r>
+        <w:t>: check your user ID; after five wrong passwords the account is locked, and only the system owner can unlock it (reset).</w:t>
       </w:r>
     </w:p>
     <w:p>
@@ -34011,10 +34221,10 @@
         <w:rPr>
           <w:b/>
         </w:rPr>
-        <w:t>“NCA failed”</w:t>
-      </w:r>
-      <w:r>
-        <w:t>: the message gives the reason, usually no profile with at least 2 positive concentrations, or a mapping problem. Check the mapping and the quality report.</w:t>
+        <w:t>admin does not work for my new account</w:t>
+      </w:r>
+      <w:r>
+        <w:t>: someone may have used it first. Tell the system owner at once.</w:t>
       </w:r>
     </w:p>
     <w:p>
@@ -34025,10 +34235,10 @@
         <w:rPr>
           <w:b/>
         </w:rPr>
-        <w:t>Half-life is empty</w:t>
-      </w:r>
-      <w:r>
-        <w:t>: the automatic fit is below the minimum adjusted R², or fewer than 3 usable points remain. Review the profile in Half-Life Review, or lower the minimum if your analysis plan allows it.</w:t>
+        <w:t>I think someone knows my password</w:t>
+      </w:r>
+      <w:r>
+        <w:t>: change it at once (Change password in the menu with your name) and tell the system owner.</w:t>
       </w:r>
     </w:p>
     <w:p>
@@ -34039,10 +34249,10 @@
         <w:rPr>
           <w:b/>
         </w:rPr>
-        <w:t>Half-life differs from other NCA software</w:t>
-      </w:r>
-      <w:r>
-        <w:t>: check the minimum R², the point selection in Half-Life Review, the BLQ rule and the trapezoidal method; programs differ in how they choose the terminal-phase points.</w:t>
+        <w:t>I forgot my password</w:t>
+      </w:r>
+      <w:r>
+        <w:t>: ask the system owner for a reset, then sign in with admin and choose a new password.</w:t>
       </w:r>
     </w:p>
     <w:p>
@@ -34053,10 +34263,67 @@
         <w:rPr>
           <w:b/>
         </w:rPr>
-        <w:t>My partial AUC is empty</w:t>
-      </w:r>
-      <w:r>
-        <w:t>: the interval reaches past the last measurable concentration of that profile, or starts after it. The note above the results names the profile and its last measurable time. Partial AUCs are not extrapolated.</w:t>
+        <w:t>I was signed out while working</w:t>
+      </w:r>
+      <w:r>
+        <w:t>: there was no activity for 15 minutes. Upload the file again; records you created are stored on the server.</w:t>
+      </w:r>
+    </w:p>
+    <w:p>
+      <w:pPr>
+        <w:spacing w:after="120" w:line="276" w:lineRule="auto"/>
+      </w:pPr>
+      <w:r>
+        <w:rPr>
+          <w:b/>
+        </w:rPr>
+        <w:t>"This action was not carried out because it could not be recorded in the audit trail"</w:t>
+      </w:r>
+      <w:r>
+        <w:t>: nothing was done and nothing was lost. Tell the system owner.</w:t>
+      </w:r>
+    </w:p>
+    <w:p>
+      <w:pPr>
+        <w:spacing w:after="120" w:line="276" w:lineRule="auto"/>
+      </w:pPr>
+      <w:r>
+        <w:rPr>
+          <w:b/>
+        </w:rPr>
+        <w:t>My record was rejected</w:t>
+      </w:r>
+      <w:r>
+        <w:t>: read the reason on the Records page, change the analysis, and create a new record.</w:t>
+      </w:r>
+    </w:p>
+    <w:p>
+      <w:pPr>
+        <w:spacing w:after="120" w:line="276" w:lineRule="auto"/>
+      </w:pPr>
+      <w:r>
+        <w:rPr>
+          <w:b/>
+        </w:rPr>
+        <w:lastRenderedPageBreak/>
+        <w:t>I signed the wrong record</w:t>
+      </w:r>
+      <w:r>
+        <w:t>: a signature cannot be undone. Tell the reviewer or the system owner; the analyst creates a new record, which is reviewed again. The mistaken signature stays visible in the audit trail.</w:t>
+      </w:r>
+    </w:p>
+    <w:p>
+      <w:pPr>
+        <w:spacing w:after="120" w:line="276" w:lineRule="auto"/>
+      </w:pPr>
+      <w:r>
+        <w:rPr>
+          <w:b/>
+        </w:rPr>
+        <w:t>Signature INVALID</w:t>
+      </w:r>
+      <w:r>
+        <w:t>: the stored copy has changed since it was signed. Tell the system owner at once.</w:t>
       </w:r>
     </w:p>
     <w:p>
@@ -34064,7 +34331,7 @@
         <w:pStyle w:val="Kop3"/>
       </w:pPr>
       <w:r>
-        <w:t>Bioequivalence</w:t>
+        <w:t>Records and Exports</w:t>
       </w:r>
     </w:p>
     <w:p>
@@ -34075,10 +34342,10 @@
         <w:rPr>
           <w:b/>
         </w:rPr>
-        <w:t>“Choose the Reference treatment”</w:t>
-      </w:r>
-      <w:r>
-        <w:t>: the run is blocked until you choose the Reference treatment in the Bioequivalence settings. The app pre-selects it only for unambiguous names (R, Ref, Reference, Comparator, Innovator, Originator, RLD).</w:t>
+        <w:t>The reproduction check says DIFFERENT</w:t>
+      </w:r>
+      <w:r>
+        <w:t>: a file in the record was changed after it was made, a parameter is present on one side only, or the results differ. reproduction_check.txt gives the reason.</w:t>
       </w:r>
     </w:p>
     <w:p>
@@ -34089,363 +34356,100 @@
         <w:rPr>
           <w:b/>
         </w:rPr>
+        <w:t>The record holds a CSV instead of my Excel file</w:t>
+      </w:r>
+      <w:r>
+        <w:t>: the uploaded file was no longer available; see Complete Analysis Record.</w:t>
+      </w:r>
+    </w:p>
+    <w:p>
+      <w:pPr>
+        <w:pStyle w:val="Kop2"/>
+      </w:pPr>
+      <w:bookmarkStart w:id="107" w:name="_Toc241418933"/>
+      <w:r>
+        <w:t>Appendix E: Setting Up and Administering a Controlled Installation</w:t>
+      </w:r>
+      <w:bookmarkEnd w:id="107"/>
+    </w:p>
+    <w:p>
+      <w:pPr>
+        <w:spacing w:after="120" w:line="276" w:lineRule="auto"/>
+      </w:pPr>
+      <w:r>
+        <w:t>For IT and the system owner. The installation checks of the IQ/OQ/PQ protocol (section 2.1) test the server against these steps, so follow them as written. Controlled mode is qualified per installation: a changed step is a deviation.</w:t>
+      </w:r>
+    </w:p>
+    <w:p>
+      <w:pPr>
+        <w:pStyle w:val="Kop3"/>
+      </w:pPr>
+      <w:r>
+        <w:t>Setting Up the Server</w:t>
+      </w:r>
+    </w:p>
+    <w:p>
+      <w:pPr>
+        <w:spacing w:after="120" w:line="276" w:lineRule="auto"/>
+      </w:pPr>
+      <w:r>
+        <w:t>1. Install R, the system programs zip (the Analysis Records are built with it) and logger (security alerts go through it; on most Linux systems it comes with util-linux or bsdutils), and the validated package versions from validation/renv.lock into the site library, including shinymanager, DBI and RSQLite. On Linux, the packages also need system libraries: OpenSSL and cmake to build them from source, and libuv for the package fs (on Debian and Ubuntu: libssl-dev, cmake and libuv1-dev).</w:t>
+      </w:r>
+    </w:p>
+    <w:p>
+      <w:pPr>
+        <w:spacing w:after="120" w:line="276" w:lineRule="auto"/>
+      </w:pPr>
+      <w:r>
+        <w:t>2. Put the tagged release in /srv/shiny-server/nca, owned by root and read-only for the service account shiny. Create the empty file gxp/CONTROLLED in it, owned by root: while this file exists, the app starts only in controlled mode.</w:t>
+      </w:r>
+    </w:p>
+    <w:p>
+      <w:pPr>
+        <w:spacing w:after="120" w:line="276" w:lineRule="auto"/>
+      </w:pPr>
+      <w:r>
+        <w:t>3. In /etc/shiny-server/shiny-server.conf, set run_as shiny, let Shiny Server listen on 127.0.0.1 only, and set app_idle_timeout 0 so that the app keeps running (otherwise every idle stop shows up as an exception in the audit trail).</w:t>
+      </w:r>
+    </w:p>
+    <w:p>
+      <w:pPr>
+        <w:spacing w:after="120" w:line="276" w:lineRule="auto"/>
+      </w:pPr>
+      <w:r>
+        <w:t>4. Put nginx in front of it with HTTPS only, redirecting HTTP. Three settings differ from nginx's defaults: WebSocket forwarding (the app talks to the browser over a WebSocket), a read timeout of an hour so that an open session is not cut off, and an upload limit above the app's 50 MB (the default of 1 MB refuses most data files). The example below has all three.</w:t>
+      </w:r>
+    </w:p>
+    <w:p>
+      <w:pPr>
+        <w:spacing w:after="120" w:line="276" w:lineRule="auto"/>
+      </w:pPr>
+      <w:r>
+        <w:t>5. Create the controlled directory on the server's local disk, never on a network or cloud-synced share: mkdir /srv/nca-gxp, owned by shiny, mode 0700.</w:t>
+      </w:r>
+    </w:p>
+    <w:p>
+      <w:pPr>
+        <w:spacing w:after="120" w:line="276" w:lineRule="auto"/>
+      </w:pPr>
+      <w:r>
+        <w:t>6. Create /home/shiny/.Renviron, mode 0600, with NCA_GXP_DIR=/srv/nca-gxp, NCA_GXP_KEY (a passphrase for the user store, kept nowhere else in plain text), NCA_GXP_ORG (your organisation's name, recorded in every audit entry) and, if needed, NCA_GXP_WORK_HOURS (for example 07:00-19:00).</w:t>
+      </w:r>
+    </w:p>
+    <w:p>
+      <w:pPr>
+        <w:spacing w:after="120" w:line="276" w:lineRule="auto"/>
+      </w:pPr>
+      <w:r>
+        <w:t>7. Add a sudoers rule that lets the system owner run exactly Rscript /srv/shiny-server/nca/gxp/manage_users.R as shiny, and nothing else (example below). Root access stays with IT, with the operating system's audit logging.</w:t>
+      </w:r>
+    </w:p>
+    <w:p>
+      <w:pPr>
+        <w:spacing w:after="120" w:line="276" w:lineRule="auto"/>
+      </w:pPr>
+      <w:r>
         <w:lastRenderedPageBreak/>
-        <w:t>No verdict</w:t>
-      </w:r>
-      <w:r>
-        <w:t>: see When There Is No Verdict, in Path 6. The Bioequivalent? column gives the reason.</w:t>
-      </w:r>
-    </w:p>
-    <w:p>
-      <w:pPr>
-        <w:spacing w:after="120" w:line="276" w:lineRule="auto"/>
-      </w:pPr>
-      <w:r>
-        <w:rPr>
-          <w:b/>
-        </w:rPr>
-        <w:t>No verdict for my partial AUC</w:t>
-      </w:r>
-      <w:r>
-        <w:t>: the interval is marked supportive, or the metric has a value of zero in at least one profile. The table gives the reason and the number of zero values per treatment.</w:t>
-      </w:r>
-    </w:p>
-    <w:p>
-      <w:pPr>
-        <w:spacing w:after="120" w:line="276" w:lineRule="auto"/>
-      </w:pPr>
-      <w:r>
-        <w:rPr>
-          <w:b/>
-        </w:rPr>
-        <w:t>“Treatment column must have exactly 2 levels”</w:t>
-      </w:r>
-      <w:r>
-        <w:t>: see Studies with Three or More Treatments.</w:t>
-      </w:r>
-    </w:p>
-    <w:p>
-      <w:pPr>
-        <w:pStyle w:val="Kop3"/>
-      </w:pPr>
-      <w:r>
-        <w:t>Figures</w:t>
-      </w:r>
-    </w:p>
-    <w:p>
-      <w:pPr>
-        <w:spacing w:after="120" w:line="276" w:lineRule="auto"/>
-      </w:pPr>
-      <w:r>
-        <w:rPr>
-          <w:b/>
-        </w:rPr>
-        <w:t>Download Figure is grey</w:t>
-      </w:r>
-      <w:r>
-        <w:t>: it becomes active once the first plot has appeared; wait for it.</w:t>
-      </w:r>
-    </w:p>
-    <w:p>
-      <w:pPr>
-        <w:spacing w:after="120" w:line="276" w:lineRule="auto"/>
-      </w:pPr>
-      <w:r>
-        <w:rPr>
-          <w:b/>
-        </w:rPr>
-        <w:t>Time points are missing from my summary plot</w:t>
-      </w:r>
-      <w:r>
-        <w:t>: the summary plot averages per time value. With actual sampling times (0.95 h and 1.05 h for a nominal 1 h), use a copy of the file with nominal times for the figure; keep the actual times for the NCA.</w:t>
-      </w:r>
-    </w:p>
-    <w:p>
-      <w:pPr>
-        <w:spacing w:after="120" w:line="276" w:lineRule="auto"/>
-      </w:pPr>
-      <w:r>
-        <w:rPr>
-          <w:b/>
-        </w:rPr>
-        <w:t>“N observations with concentration ≤ 0 excluded”</w:t>
-      </w:r>
-      <w:r>
-        <w:t>: zeros, for example BLQ values set to 0 by Rules 1, 2 or 5, cannot be log-transformed, so they are left out of the geometric mean at that time point. They stay in your data.</w:t>
-      </w:r>
-    </w:p>
-    <w:p>
-      <w:pPr>
-        <w:spacing w:after="120" w:line="276" w:lineRule="auto"/>
-      </w:pPr>
-      <w:r>
-        <w:rPr>
-          <w:b/>
-        </w:rPr>
-        <w:t>Too many colours to distinguish</w:t>
-      </w:r>
-      <w:r>
-        <w:t>: try the Colorblind-safe (Okabe-Ito) palette. With more than eight groups, switch to Grayscale and annotate the exported figure in a graphics program.</w:t>
-      </w:r>
-    </w:p>
-    <w:p>
-      <w:pPr>
-        <w:pStyle w:val="Kop3"/>
-      </w:pPr>
-      <w:r>
-        <w:t>Controlled Installation</w:t>
-      </w:r>
-    </w:p>
-    <w:p>
-      <w:pPr>
-        <w:spacing w:after="120" w:line="276" w:lineRule="auto"/>
-      </w:pPr>
-      <w:r>
-        <w:rPr>
-          <w:b/>
-        </w:rPr>
-        <w:t>I cannot sign in</w:t>
-      </w:r>
-      <w:r>
-        <w:t>: check your user ID; after five wrong passwords the account is locked, and only the system owner can unlock it (reset).</w:t>
-      </w:r>
-    </w:p>
-    <w:p>
-      <w:pPr>
-        <w:spacing w:after="120" w:line="276" w:lineRule="auto"/>
-      </w:pPr>
-      <w:r>
-        <w:rPr>
-          <w:b/>
-        </w:rPr>
-        <w:t>admin does not work for my new account</w:t>
-      </w:r>
-      <w:r>
-        <w:t>: someone may have used it first. Tell the system owner at once.</w:t>
-      </w:r>
-    </w:p>
-    <w:p>
-      <w:pPr>
-        <w:spacing w:after="120" w:line="276" w:lineRule="auto"/>
-      </w:pPr>
-      <w:r>
-        <w:rPr>
-          <w:b/>
-        </w:rPr>
-        <w:t>I think someone knows my password</w:t>
-      </w:r>
-      <w:r>
-        <w:t>: change it at once (Change password in the menu with your name) and tell the system owner.</w:t>
-      </w:r>
-    </w:p>
-    <w:p>
-      <w:pPr>
-        <w:spacing w:after="120" w:line="276" w:lineRule="auto"/>
-      </w:pPr>
-      <w:r>
-        <w:rPr>
-          <w:b/>
-        </w:rPr>
-        <w:t>I forgot my password</w:t>
-      </w:r>
-      <w:r>
-        <w:t>: ask the system owner for a reset, then sign in with admin and choose a new password.</w:t>
-      </w:r>
-    </w:p>
-    <w:p>
-      <w:pPr>
-        <w:spacing w:after="120" w:line="276" w:lineRule="auto"/>
-      </w:pPr>
-      <w:r>
-        <w:rPr>
-          <w:b/>
-        </w:rPr>
-        <w:t>I was signed out while working</w:t>
-      </w:r>
-      <w:r>
-        <w:t>: there was no activity for 15 minutes. Upload the file again; records you created are stored on the server.</w:t>
-      </w:r>
-    </w:p>
-    <w:p>
-      <w:pPr>
-        <w:spacing w:after="120" w:line="276" w:lineRule="auto"/>
-      </w:pPr>
-      <w:r>
-        <w:rPr>
-          <w:b/>
-        </w:rPr>
-        <w:t>"This action was not carried out because it could not be recorded in the audit trail"</w:t>
-      </w:r>
-      <w:r>
-        <w:t>: nothing was done and nothing was lost. Tell the system owner.</w:t>
-      </w:r>
-    </w:p>
-    <w:p>
-      <w:pPr>
-        <w:spacing w:after="120" w:line="276" w:lineRule="auto"/>
-      </w:pPr>
-      <w:r>
-        <w:rPr>
-          <w:b/>
-        </w:rPr>
-        <w:t>My record was rejected</w:t>
-      </w:r>
-      <w:r>
-        <w:t>: read the reason on the Records page, change the analysis, and create a new record.</w:t>
-      </w:r>
-    </w:p>
-    <w:p>
-      <w:pPr>
-        <w:spacing w:after="120" w:line="276" w:lineRule="auto"/>
-      </w:pPr>
-      <w:r>
-        <w:rPr>
-          <w:b/>
-        </w:rPr>
-        <w:t>I signed the wrong record</w:t>
-      </w:r>
-      <w:r>
-        <w:t>: a signature cannot be undone. Tell the reviewer or the system owner; the analyst creates a new record, which is reviewed again. The mistaken signature stays visible in the audit trail.</w:t>
-      </w:r>
-    </w:p>
-    <w:p>
-      <w:pPr>
-        <w:spacing w:after="120" w:line="276" w:lineRule="auto"/>
-      </w:pPr>
-      <w:r>
-        <w:rPr>
-          <w:b/>
-        </w:rPr>
-        <w:t>Signature INVALID</w:t>
-      </w:r>
-      <w:r>
-        <w:t>: the stored copy has changed since it was signed. Tell the system owner at once.</w:t>
-      </w:r>
-    </w:p>
-    <w:p>
-      <w:pPr>
-        <w:pStyle w:val="Kop3"/>
-      </w:pPr>
-      <w:r>
-        <w:t>Records and Exports</w:t>
-      </w:r>
-    </w:p>
-    <w:p>
-      <w:pPr>
-        <w:spacing w:after="120" w:line="276" w:lineRule="auto"/>
-      </w:pPr>
-      <w:r>
-        <w:rPr>
-          <w:b/>
-        </w:rPr>
-        <w:lastRenderedPageBreak/>
-        <w:t>The reproduction check says DIFFERENT</w:t>
-      </w:r>
-      <w:r>
-        <w:t>: a file in the record was changed after it was made, a parameter is present on one side only, or the results differ. reproduction_check.txt gives the reason.</w:t>
-      </w:r>
-    </w:p>
-    <w:p>
-      <w:pPr>
-        <w:spacing w:after="120" w:line="276" w:lineRule="auto"/>
-      </w:pPr>
-      <w:r>
-        <w:rPr>
-          <w:b/>
-        </w:rPr>
-        <w:t>The record holds a CSV instead of my Excel file</w:t>
-      </w:r>
-      <w:r>
-        <w:t>: the uploaded file was no longer available; see Complete Analysis Record.</w:t>
-      </w:r>
-    </w:p>
-    <w:p>
-      <w:pPr>
-        <w:pStyle w:val="Kop2"/>
-      </w:pPr>
-      <w:bookmarkStart w:id="107" w:name="_Toc241395773"/>
-      <w:r>
-        <w:t>Appendix E: Setting Up and Administering a Controlled Installation</w:t>
-      </w:r>
-      <w:bookmarkEnd w:id="107"/>
-    </w:p>
-    <w:p>
-      <w:pPr>
-        <w:spacing w:after="120" w:line="276" w:lineRule="auto"/>
-      </w:pPr>
-      <w:r>
-        <w:t>For IT and the system owner. The installation checks of the IQ/OQ/PQ protocol (section 2.1) test the server against these steps, so follow them as written. Controlled mode is qualified per installation: a changed step is a deviation.</w:t>
-      </w:r>
-    </w:p>
-    <w:p>
-      <w:pPr>
-        <w:pStyle w:val="Kop3"/>
-      </w:pPr>
-      <w:r>
-        <w:t>Setting Up the Server</w:t>
-      </w:r>
-    </w:p>
-    <w:p>
-      <w:pPr>
-        <w:spacing w:after="120" w:line="276" w:lineRule="auto"/>
-      </w:pPr>
-      <w:r>
-        <w:t>1. Install R, the system programs zip (the Analysis Records are built with it) and logger (security alerts go through it; on most Linux systems it comes with util-linux or bsdutils), and the validated package versions from validation/renv.lock into the site library, including shinymanager, DBI and RSQLite. On Linux, the packages also need system libraries: OpenSSL and cmake to build them from source, and libuv for the package fs (on Debian and Ubuntu: libssl-dev, cmake and libuv1-dev).</w:t>
-      </w:r>
-    </w:p>
-    <w:p>
-      <w:pPr>
-        <w:spacing w:after="120" w:line="276" w:lineRule="auto"/>
-      </w:pPr>
-      <w:r>
-        <w:t>2. Put the tagged release in /srv/shiny-server/nca, owned by root and read-only for the service account shiny. Create the empty file gxp/CONTROLLED in it, owned by root: while this file exists, the app starts only in controlled mode.</w:t>
-      </w:r>
-    </w:p>
-    <w:p>
-      <w:pPr>
-        <w:spacing w:after="120" w:line="276" w:lineRule="auto"/>
-      </w:pPr>
-      <w:r>
-        <w:t>3. In /etc/shiny-server/shiny-server.conf, set run_as shiny, let Shiny Server listen on 127.0.0.1 only, and set app_idle_timeout 0 so that the app keeps running (otherwise every idle stop shows up as an exception in the audit trail).</w:t>
-      </w:r>
-    </w:p>
-    <w:p>
-      <w:pPr>
-        <w:spacing w:after="120" w:line="276" w:lineRule="auto"/>
-      </w:pPr>
-      <w:r>
-        <w:t>4. Put nginx in front of it with HTTPS only, redirecting HTTP. Three settings differ from nginx's defaults: WebSocket forwarding (the app talks to the browser over a WebSocket), a read timeout of an hour so that an open session is not cut off, and an upload limit above the app's 50 MB (the default of 1 MB refuses most data files). The example below has all three.</w:t>
-      </w:r>
-    </w:p>
-    <w:p>
-      <w:pPr>
-        <w:spacing w:after="120" w:line="276" w:lineRule="auto"/>
-      </w:pPr>
-      <w:r>
-        <w:t>5. Create the controlled directory on the server's local disk, never on a network or cloud-synced share: mkdir /srv/nca-gxp, owned by shiny, mode 0700.</w:t>
-      </w:r>
-    </w:p>
-    <w:p>
-      <w:pPr>
-        <w:spacing w:after="120" w:line="276" w:lineRule="auto"/>
-      </w:pPr>
-      <w:r>
-        <w:t>6. Create /home/shiny/.Renviron, mode 0600, with NCA_GXP_DIR=/srv/nca-gxp, NCA_GXP_KEY (a passphrase for the user store, kept nowhere else in plain text), NCA_GXP_ORG (your organisation's name, recorded in every audit entry) and, if needed, NCA_GXP_WORK_HOURS (for example 07:00-19:00).</w:t>
-      </w:r>
-    </w:p>
-    <w:p>
-      <w:pPr>
-        <w:spacing w:after="120" w:line="276" w:lineRule="auto"/>
-      </w:pPr>
-      <w:r>
-        <w:t>7. Add a sudoers rule that lets the system owner run exactly Rscript /srv/shiny-server/nca/gxp/manage_users.R as shiny, and nothing else (example below). Root access stays with IT, with the operating system's audit logging.</w:t>
-      </w:r>
-    </w:p>
-    <w:p>
-      <w:pPr>
-        <w:spacing w:after="120" w:line="276" w:lineRule="auto"/>
-      </w:pPr>
-      <w:r>
         <w:t>8. Run sudo -H -u shiny Rscript /srv/shiny-server/nca/gxp/manage_users.R init. The -H matters: without it R reads the system owner's own .Renviron and does not find the settings.</w:t>
       </w:r>
     </w:p>
@@ -34462,7 +34466,6 @@
         <w:spacing w:after="120" w:line="276" w:lineRule="auto"/>
       </w:pPr>
       <w:r>
-        <w:lastRenderedPageBreak/>
         <w:t>10. Make sure the server can only be reached through your two-factor sign-in, from managed devices whose browsers do not save passwords, and that the system log is monitored: security alerts are logged under the tag nca-assistant.</w:t>
       </w:r>
     </w:p>
@@ -34838,6 +34841,7 @@
         <w:spacing w:after="120" w:line="276" w:lineRule="auto"/>
       </w:pPr>
       <w:r>
+        <w:lastRenderedPageBreak/>
         <w:t>/etc/sudoers.d/nca (edit with visudo -f /etc/sudoers.d/nca; replace jdoe by the system owner's account, and /usr/bin/Rscript by the path that which Rscript shows):</w:t>
       </w:r>
     </w:p>
@@ -34860,7 +34864,6 @@
         <w:spacing w:after="120" w:line="276" w:lineRule="auto"/>
       </w:pPr>
       <w:r>
-        <w:lastRenderedPageBreak/>
         <w:t>After a change to these files, restart Shiny Server and reload nginx. Then check that the app starts in controlled mode: the audit trail's first app_started entry names the controlled directory, and a file of 5 MB or more uploads without an error.</w:t>
       </w:r>
     </w:p>
@@ -35438,11 +35441,8 @@
         <w:spacing w:after="120" w:line="276" w:lineRule="auto"/>
       </w:pPr>
       <w:r>
-        <w:t xml:space="preserve">If verify, or Verify chain in the app, reports that the trail is not intact, stop using the installation for regulated work, keep the server as it is, and start an investigation under your procedure. Compare the trail with the heads you filed and with the backups to find out what </w:t>
-      </w:r>
-      <w:r>
         <w:lastRenderedPageBreak/>
-        <w:t>changed. If the app says an action could not be recorded in the audit trail, check the disk space and the permissions of the controlled directory.</w:t>
+        <w:t>If verify, or Verify chain in the app, reports that the trail is not intact, stop using the installation for regulated work, keep the server as it is, and start an investigation under your procedure. Compare the trail with the heads you filed and with the backups to find out what changed. If the app says an action could not be recorded in the audit trail, check the disk space and the permissions of the controlled directory.</w:t>
       </w:r>
     </w:p>
     <w:p>
@@ -35605,7 +35605,7 @@
       <w:pPr>
         <w:pStyle w:val="Kop2"/>
       </w:pPr>
-      <w:bookmarkStart w:id="108" w:name="_Toc241395774"/>
+      <w:bookmarkStart w:id="108" w:name="_Toc241418934"/>
       <w:r>
         <w:t>Appendix F: References</w:t>
       </w:r>
@@ -35616,6 +35616,7 @@
         <w:spacing w:after="120" w:line="276" w:lineRule="auto"/>
       </w:pPr>
       <w:r>
+        <w:lastRenderedPageBreak/>
         <w:t xml:space="preserve">Beal SL. Ways to fit a PK model with some data below the quantification limit. </w:t>
       </w:r>
       <w:r>
@@ -35641,208 +35642,208 @@
         <w:spacing w:after="120" w:line="276" w:lineRule="auto"/>
       </w:pPr>
       <w:r>
+        <w:t>European Medicines Agency. Guideline on the investigation of bioequivalence. CPMP/EWP/QWP/1401/98 Rev. 1, 2010.</w:t>
+      </w:r>
+    </w:p>
+    <w:p>
+      <w:pPr>
+        <w:spacing w:after="120" w:line="276" w:lineRule="auto"/>
+      </w:pPr>
+      <w:r>
+        <w:t>European Medicines Agency. Guideline on the pharmacokinetic and clinical evaluation of modified release dosage forms. EMA/CHMP/EWP/280/96 Rev1. Adopted 20 November 2014, effective 1 June 2015.</w:t>
+      </w:r>
+    </w:p>
+    <w:p>
+      <w:pPr>
+        <w:spacing w:after="120" w:line="276" w:lineRule="auto"/>
+      </w:pPr>
+      <w:r>
+        <w:t>European Medicines Agency. Guideline on computerised systems and electronic data in clinical trials. EMA/INS/GCP/112288/2023.</w:t>
+      </w:r>
+    </w:p>
+    <w:p>
+      <w:pPr>
+        <w:spacing w:after="120" w:line="276" w:lineRule="auto"/>
+      </w:pPr>
+      <w:r>
+        <w:t xml:space="preserve">Hopefl R, et al. A 2024 update on US FDA implementation of partial area under the curve into bioavailability and bioequivalence assessments. </w:t>
+      </w:r>
+      <w:r>
+        <w:rPr>
+          <w:i/>
+        </w:rPr>
+        <w:t>Clin Pharmacol Ther</w:t>
+      </w:r>
+      <w:r>
+        <w:t>. 2025;117:1185–1193.</w:t>
+      </w:r>
+    </w:p>
+    <w:p>
+      <w:pPr>
+        <w:spacing w:after="120" w:line="276" w:lineRule="auto"/>
+      </w:pPr>
+      <w:r>
+        <w:t>International Council for Harmonisation. ICH E6(R3): Guideline for Good Clinical Practice. Step 4, 2025.</w:t>
+      </w:r>
+    </w:p>
+    <w:p>
+      <w:pPr>
+        <w:spacing w:after="120" w:line="276" w:lineRule="auto"/>
+      </w:pPr>
+      <w:r>
+        <w:t>International Council for Harmonisation. ICH M12: Drug Interaction Studies. Step 4 guideline, 21 May 2024.</w:t>
+      </w:r>
+    </w:p>
+    <w:p>
+      <w:pPr>
+        <w:spacing w:after="120" w:line="276" w:lineRule="auto"/>
+      </w:pPr>
+      <w:r>
+        <w:t>International Council for Harmonisation. ICH M13A: Bioequivalence for Immediate-Release Solid Oral Dosage Forms. Step 4 guideline, 23 July 2024.</w:t>
+      </w:r>
+    </w:p>
+    <w:p>
+      <w:pPr>
+        <w:spacing w:after="120" w:line="276" w:lineRule="auto"/>
+      </w:pPr>
+      <w:r>
+        <w:t xml:space="preserve">Kim H, Han S, Cho YS, Yoon SK, Bae KS. Development of R packages: ‘NonCompart’ and ‘ncar’ for noncompartmental analysis (NCA). </w:t>
+      </w:r>
+      <w:r>
+        <w:rPr>
+          <w:i/>
+        </w:rPr>
+        <w:t>Transl Clin Pharmacol</w:t>
+      </w:r>
+      <w:r>
+        <w:t>. 2018;26(1):10–15.</w:t>
+      </w:r>
+    </w:p>
+    <w:p>
+      <w:pPr>
+        <w:spacing w:after="120" w:line="276" w:lineRule="auto"/>
+      </w:pPr>
+      <w:r>
+        <w:t>Labes D, Schütz H. replicateBE: Average Bioequivalence with Expanding Limits (ABEL). R package version 1.1.3 (used to test the replicate-design results).</w:t>
+      </w:r>
+    </w:p>
+    <w:p>
+      <w:pPr>
+        <w:spacing w:after="120" w:line="276" w:lineRule="auto"/>
+      </w:pPr>
+      <w:r>
+        <w:t>Labes D, Schütz H, Lang B. PowerTOST: Power and Sample Size for (Bio)Equivalence Studies. R package version 1.5.7.</w:t>
+      </w:r>
+    </w:p>
+    <w:p>
+      <w:pPr>
+        <w:spacing w:after="120" w:line="276" w:lineRule="auto"/>
+      </w:pPr>
+      <w:r>
+        <w:t xml:space="preserve">Owen DB. A special case of a bivariate non-central t-distribution. </w:t>
+      </w:r>
+      <w:r>
+        <w:rPr>
+          <w:i/>
+        </w:rPr>
+        <w:t>Biometrika</w:t>
+      </w:r>
+      <w:r>
+        <w:t>. 1965;52(3/4):437–446.</w:t>
+      </w:r>
+    </w:p>
+    <w:p>
+      <w:pPr>
+        <w:spacing w:after="120" w:line="276" w:lineRule="auto"/>
+      </w:pPr>
+      <w:r>
+        <w:t xml:space="preserve">Pinheiro JC, Bates DM. </w:t>
+      </w:r>
+      <w:r>
+        <w:rPr>
+          <w:i/>
+        </w:rPr>
+        <w:t>Mixed-Effects Models in S and S-PLUS</w:t>
+      </w:r>
+      <w:r>
+        <w:t>. Springer, 2000.</w:t>
+      </w:r>
+    </w:p>
+    <w:p>
+      <w:pPr>
+        <w:spacing w:after="120" w:line="276" w:lineRule="auto"/>
+      </w:pPr>
+      <w:r>
+        <w:t>R Core Team. R: A Language and Environment for Statistical Computing. R Foundation for Statistical Computing, Vienna, Austria; 2026 (version 4.6.0).</w:t>
+      </w:r>
+    </w:p>
+    <w:p>
+      <w:pPr>
+        <w:spacing w:after="120" w:line="276" w:lineRule="auto"/>
+      </w:pPr>
+      <w:r>
+        <w:t xml:space="preserve">Schuirmann DJ. A comparison of the two one-sided tests procedure and the power approach. </w:t>
+      </w:r>
+      <w:r>
+        <w:rPr>
+          <w:i/>
+        </w:rPr>
+        <w:t>J Pharmacokinet Biopharm</w:t>
+      </w:r>
+      <w:r>
+        <w:t>. 1987;15(6):657–680.</w:t>
+      </w:r>
+    </w:p>
+    <w:p>
+      <w:pPr>
+        <w:spacing w:after="120" w:line="276" w:lineRule="auto"/>
+      </w:pPr>
+      <w:r>
+        <w:t xml:space="preserve">Smith BP, Vandenhende FR, DeSante KA, et al. Confidence interval criteria for assessment of dose proportionality. </w:t>
+      </w:r>
+      <w:r>
+        <w:rPr>
+          <w:i/>
+        </w:rPr>
+        <w:t>Pharm Res</w:t>
+      </w:r>
+      <w:r>
+        <w:t>. 2000;17(10):1278–1283.</w:t>
+      </w:r>
+    </w:p>
+    <w:p>
+      <w:pPr>
+        <w:spacing w:after="120" w:line="276" w:lineRule="auto"/>
+      </w:pPr>
+      <w:r>
+        <w:t xml:space="preserve">Yeh KC, Kwan KC. A comparison of numerical integrating algorithms by trapezoidal, Lagrange, and spline approximation. </w:t>
+      </w:r>
+      <w:r>
+        <w:rPr>
+          <w:i/>
+        </w:rPr>
+        <w:t>J Pharmacokinet Biopharm</w:t>
+      </w:r>
+      <w:r>
+        <w:t>. 1978;6(1):79–98.</w:t>
+      </w:r>
+    </w:p>
+    <w:p>
+      <w:pPr>
+        <w:pStyle w:val="Kop2"/>
+      </w:pPr>
+      <w:bookmarkStart w:id="109" w:name="_Toc241418935"/>
+      <w:r>
+        <w:t>Appendix G: Document Control</w:t>
+      </w:r>
+      <w:bookmarkEnd w:id="109"/>
+    </w:p>
+    <w:p>
+      <w:pPr>
+        <w:spacing w:after="120" w:line="276" w:lineRule="auto"/>
+      </w:pPr>
+      <w:r>
         <w:lastRenderedPageBreak/>
-        <w:t>European Medicines Agency. Guideline on the investigation of bioequivalence. CPMP/EWP/QWP/1401/98 Rev. 1, 2010.</w:t>
-      </w:r>
-    </w:p>
-    <w:p>
-      <w:pPr>
-        <w:spacing w:after="120" w:line="276" w:lineRule="auto"/>
-      </w:pPr>
-      <w:r>
-        <w:t>European Medicines Agency. Guideline on the pharmacokinetic and clinical evaluation of modified release dosage forms. EMA/CHMP/EWP/280/96 Rev1. Adopted 20 November 2014, effective 1 June 2015.</w:t>
-      </w:r>
-    </w:p>
-    <w:p>
-      <w:pPr>
-        <w:spacing w:after="120" w:line="276" w:lineRule="auto"/>
-      </w:pPr>
-      <w:r>
-        <w:t>European Medicines Agency. Guideline on computerised systems and electronic data in clinical trials. EMA/INS/GCP/112288/2023.</w:t>
-      </w:r>
-    </w:p>
-    <w:p>
-      <w:pPr>
-        <w:spacing w:after="120" w:line="276" w:lineRule="auto"/>
-      </w:pPr>
-      <w:r>
-        <w:t xml:space="preserve">Hopefl R, et al. A 2024 update on US FDA implementation of partial area under the curve into bioavailability and bioequivalence assessments. </w:t>
-      </w:r>
-      <w:r>
-        <w:rPr>
-          <w:i/>
-        </w:rPr>
-        <w:t>Clin Pharmacol Ther</w:t>
-      </w:r>
-      <w:r>
-        <w:t>. 2025;117:1185–1193.</w:t>
-      </w:r>
-    </w:p>
-    <w:p>
-      <w:pPr>
-        <w:spacing w:after="120" w:line="276" w:lineRule="auto"/>
-      </w:pPr>
-      <w:r>
-        <w:t>International Council for Harmonisation. ICH E6(R3): Guideline for Good Clinical Practice. Step 4, 2025.</w:t>
-      </w:r>
-    </w:p>
-    <w:p>
-      <w:pPr>
-        <w:spacing w:after="120" w:line="276" w:lineRule="auto"/>
-      </w:pPr>
-      <w:r>
-        <w:t>International Council for Harmonisation. ICH M12: Drug Interaction Studies. Step 4 guideline, 21 May 2024.</w:t>
-      </w:r>
-    </w:p>
-    <w:p>
-      <w:pPr>
-        <w:spacing w:after="120" w:line="276" w:lineRule="auto"/>
-      </w:pPr>
-      <w:r>
-        <w:t>International Council for Harmonisation. ICH M13A: Bioequivalence for Immediate-Release Solid Oral Dosage Forms. Step 4 guideline, 23 July 2024.</w:t>
-      </w:r>
-    </w:p>
-    <w:p>
-      <w:pPr>
-        <w:spacing w:after="120" w:line="276" w:lineRule="auto"/>
-      </w:pPr>
-      <w:r>
-        <w:t xml:space="preserve">Kim H, Han S, Cho YS, Yoon SK, Bae KS. Development of R packages: ‘NonCompart’ and ‘ncar’ for noncompartmental analysis (NCA). </w:t>
-      </w:r>
-      <w:r>
-        <w:rPr>
-          <w:i/>
-        </w:rPr>
-        <w:t>Transl Clin Pharmacol</w:t>
-      </w:r>
-      <w:r>
-        <w:t>. 2018;26(1):10–15.</w:t>
-      </w:r>
-    </w:p>
-    <w:p>
-      <w:pPr>
-        <w:spacing w:after="120" w:line="276" w:lineRule="auto"/>
-      </w:pPr>
-      <w:r>
-        <w:t>Labes D, Schütz H. replicateBE: Average Bioequivalence with Expanding Limits (ABEL). R package version 1.1.3 (used to test the replicate-design results).</w:t>
-      </w:r>
-    </w:p>
-    <w:p>
-      <w:pPr>
-        <w:spacing w:after="120" w:line="276" w:lineRule="auto"/>
-      </w:pPr>
-      <w:r>
-        <w:t>Labes D, Schütz H, Lang B. PowerTOST: Power and Sample Size for (Bio)Equivalence Studies. R package version 1.5.7.</w:t>
-      </w:r>
-    </w:p>
-    <w:p>
-      <w:pPr>
-        <w:spacing w:after="120" w:line="276" w:lineRule="auto"/>
-      </w:pPr>
-      <w:r>
-        <w:t xml:space="preserve">Owen DB. A special case of a bivariate non-central t-distribution. </w:t>
-      </w:r>
-      <w:r>
-        <w:rPr>
-          <w:i/>
-        </w:rPr>
-        <w:t>Biometrika</w:t>
-      </w:r>
-      <w:r>
-        <w:t>. 1965;52(3/4):437–446.</w:t>
-      </w:r>
-    </w:p>
-    <w:p>
-      <w:pPr>
-        <w:spacing w:after="120" w:line="276" w:lineRule="auto"/>
-      </w:pPr>
-      <w:r>
-        <w:t xml:space="preserve">Pinheiro JC, Bates DM. </w:t>
-      </w:r>
-      <w:r>
-        <w:rPr>
-          <w:i/>
-        </w:rPr>
-        <w:t>Mixed-Effects Models in S and S-PLUS</w:t>
-      </w:r>
-      <w:r>
-        <w:t>. Springer, 2000.</w:t>
-      </w:r>
-    </w:p>
-    <w:p>
-      <w:pPr>
-        <w:spacing w:after="120" w:line="276" w:lineRule="auto"/>
-      </w:pPr>
-      <w:r>
-        <w:t>R Core Team. R: A Language and Environment for Statistical Computing. R Foundation for Statistical Computing, Vienna, Austria; 2026 (version 4.6.0).</w:t>
-      </w:r>
-    </w:p>
-    <w:p>
-      <w:pPr>
-        <w:spacing w:after="120" w:line="276" w:lineRule="auto"/>
-      </w:pPr>
-      <w:r>
-        <w:t xml:space="preserve">Schuirmann DJ. A comparison of the two one-sided tests procedure and the power approach. </w:t>
-      </w:r>
-      <w:r>
-        <w:rPr>
-          <w:i/>
-        </w:rPr>
-        <w:t>J Pharmacokinet Biopharm</w:t>
-      </w:r>
-      <w:r>
-        <w:t>. 1987;15(6):657–680.</w:t>
-      </w:r>
-    </w:p>
-    <w:p>
-      <w:pPr>
-        <w:spacing w:after="120" w:line="276" w:lineRule="auto"/>
-      </w:pPr>
-      <w:r>
-        <w:t xml:space="preserve">Smith BP, Vandenhende FR, DeSante KA, et al. Confidence interval criteria for assessment of dose proportionality. </w:t>
-      </w:r>
-      <w:r>
-        <w:rPr>
-          <w:i/>
-        </w:rPr>
-        <w:t>Pharm Res</w:t>
-      </w:r>
-      <w:r>
-        <w:t>. 2000;17(10):1278–1283.</w:t>
-      </w:r>
-    </w:p>
-    <w:p>
-      <w:pPr>
-        <w:spacing w:after="120" w:line="276" w:lineRule="auto"/>
-      </w:pPr>
-      <w:r>
-        <w:t xml:space="preserve">Yeh KC, Kwan KC. A comparison of numerical integrating algorithms by trapezoidal, Lagrange, and spline approximation. </w:t>
-      </w:r>
-      <w:r>
-        <w:rPr>
-          <w:i/>
-        </w:rPr>
-        <w:t>J Pharmacokinet Biopharm</w:t>
-      </w:r>
-      <w:r>
-        <w:t>. 1978;6(1):79–98.</w:t>
-      </w:r>
-    </w:p>
-    <w:p>
-      <w:pPr>
-        <w:pStyle w:val="Kop2"/>
-      </w:pPr>
-      <w:bookmarkStart w:id="109" w:name="_Toc241395775"/>
-      <w:r>
-        <w:t>Appendix G: Document Control</w:t>
-      </w:r>
-      <w:bookmarkEnd w:id="109"/>
-    </w:p>
-    <w:p>
-      <w:pPr>
-        <w:spacing w:after="120" w:line="276" w:lineRule="auto"/>
-      </w:pPr>
-      <w:r>
         <w:t>Document ID NCA-UM-001. The PDF of this manual is part of each release of the app; its SHA-256 is listed in validation/release_manifest.csv, so an installation can be checked to hold the manual of its release.</w:t>
       </w:r>
     </w:p>
@@ -36116,7 +36117,6 @@
                 <w:sz w:val="20"/>
                 <w:szCs w:val="20"/>
               </w:rPr>
-              <w:lastRenderedPageBreak/>
               <w:t>1.1</w:t>
             </w:r>
           </w:p>
@@ -36701,7 +36701,7 @@
                 <w:sz w:val="20"/>
                 <w:szCs w:val="20"/>
               </w:rPr>
-              <w:t xml:space="preserve">Updated for NCA Assistant v1.5.0: partial AUCs in Paths 4, 5 and 6, with intervals ending at a time or at the last measurable concentration, Cmax and Tmax within an interval, pivotal and supportive metrics in bioequivalence, and interval shading in Visualize Data. New Exercise 4, new sections in Parts V and VI, and </w:t>
+              <w:t xml:space="preserve">Updated for NCA Assistant v1.5.0: partial AUCs in Paths 4, 5 and 6, with intervals ending at a time or at the last measurable concentration, </w:t>
             </w:r>
             <w:r>
               <w:rPr>
@@ -36709,7 +36709,7 @@
                 <w:szCs w:val="20"/>
               </w:rPr>
               <w:lastRenderedPageBreak/>
-              <w:t>new glossary, troubleshooting and reference entries.</w:t>
+              <w:t>Cmax and Tmax within an interval, pivotal and supportive metrics in bioequivalence, and interval shading in Visualize Data. New Exercise 4, new sections in Parts V and VI, and new glossary, troubleshooting and reference entries.</w:t>
             </w:r>
           </w:p>
         </w:tc>
@@ -37016,7 +37016,15 @@
                 <w:sz w:val="20"/>
                 <w:szCs w:val="20"/>
               </w:rPr>
-              <w:t>For NCA Assistant v1.8.0. New: chapter Working on a Controlled Installation (sign-in, records for review, review signatures, signature sheets, the audit trail page), Tutorial 8, Appendix E on setting up and administering a controlled installation, troubleshooting for controlled installations. The chapter on regulated use describes the controls of a controlled installation and the organisation's responsibilities.</w:t>
+              <w:t xml:space="preserve">For NCA Assistant v1.8.0. New: chapter Working on a Controlled Installation (sign-in, records for review, review signatures, signature sheets, the audit trail page), Tutorial 8, Appendix E on setting up and administering a controlled installation, troubleshooting for </w:t>
+            </w:r>
+            <w:r>
+              <w:rPr>
+                <w:sz w:val="20"/>
+                <w:szCs w:val="20"/>
+              </w:rPr>
+              <w:lastRenderedPageBreak/>
+              <w:t>controlled installations. The chapter on regulated use describes the controls of a controlled installation and the organisation's responsibilities.</w:t>
             </w:r>
           </w:p>
         </w:tc>

--- a/NCA_Assistant_User_Manual_v1.9.docx
+++ b/NCA_Assistant_User_Manual_v1.9.docx
@@ -154,7 +154,7 @@
       <w:pPr>
         <w:pStyle w:val="Kop1"/>
       </w:pPr>
-      <w:bookmarkStart w:id="0" w:name="_Toc241418826"/>
+      <w:bookmarkStart w:id="0" w:name="_Toc241443515"/>
       <w:r>
         <w:lastRenderedPageBreak/>
         <w:t>Table of Contents</w:t>
@@ -192,7 +192,7 @@
           <w:r>
             <w:fldChar w:fldCharType="separate"/>
           </w:r>
-          <w:hyperlink w:anchor="_Toc241418826" w:history="1">
+          <w:hyperlink w:anchor="_Toc241443515" w:history="1">
             <w:r>
               <w:rPr>
                 <w:rStyle w:val="Hyperlink"/>
@@ -216,7 +216,7 @@
               <w:rPr>
                 <w:noProof/>
               </w:rPr>
-              <w:instrText xml:space="preserve"> PAGEREF _Toc241418826 \h </w:instrText>
+              <w:instrText xml:space="preserve"> PAGEREF _Toc241443515 \h </w:instrText>
             </w:r>
             <w:r>
               <w:rPr>
@@ -258,7 +258,7 @@
               <w14:ligatures w14:val="standardContextual"/>
             </w:rPr>
           </w:pPr>
-          <w:hyperlink w:anchor="_Toc241418827" w:history="1">
+          <w:hyperlink w:anchor="_Toc241443516" w:history="1">
             <w:r>
               <w:rPr>
                 <w:rStyle w:val="Hyperlink"/>
@@ -282,7 +282,7 @@
               <w:rPr>
                 <w:noProof/>
               </w:rPr>
-              <w:instrText xml:space="preserve"> PAGEREF _Toc241418827 \h </w:instrText>
+              <w:instrText xml:space="preserve"> PAGEREF _Toc241443516 \h </w:instrText>
             </w:r>
             <w:r>
               <w:rPr>
@@ -324,7 +324,7 @@
               <w14:ligatures w14:val="standardContextual"/>
             </w:rPr>
           </w:pPr>
-          <w:hyperlink w:anchor="_Toc241418828" w:history="1">
+          <w:hyperlink w:anchor="_Toc241443517" w:history="1">
             <w:r>
               <w:rPr>
                 <w:rStyle w:val="Hyperlink"/>
@@ -348,7 +348,7 @@
               <w:rPr>
                 <w:noProof/>
               </w:rPr>
-              <w:instrText xml:space="preserve"> PAGEREF _Toc241418828 \h </w:instrText>
+              <w:instrText xml:space="preserve"> PAGEREF _Toc241443517 \h </w:instrText>
             </w:r>
             <w:r>
               <w:rPr>
@@ -390,7 +390,7 @@
               <w14:ligatures w14:val="standardContextual"/>
             </w:rPr>
           </w:pPr>
-          <w:hyperlink w:anchor="_Toc241418829" w:history="1">
+          <w:hyperlink w:anchor="_Toc241443518" w:history="1">
             <w:r>
               <w:rPr>
                 <w:rStyle w:val="Hyperlink"/>
@@ -414,7 +414,7 @@
               <w:rPr>
                 <w:noProof/>
               </w:rPr>
-              <w:instrText xml:space="preserve"> PAGEREF _Toc241418829 \h </w:instrText>
+              <w:instrText xml:space="preserve"> PAGEREF _Toc241443518 \h </w:instrText>
             </w:r>
             <w:r>
               <w:rPr>
@@ -456,7 +456,7 @@
               <w14:ligatures w14:val="standardContextual"/>
             </w:rPr>
           </w:pPr>
-          <w:hyperlink w:anchor="_Toc241418830" w:history="1">
+          <w:hyperlink w:anchor="_Toc241443519" w:history="1">
             <w:r>
               <w:rPr>
                 <w:rStyle w:val="Hyperlink"/>
@@ -480,7 +480,7 @@
               <w:rPr>
                 <w:noProof/>
               </w:rPr>
-              <w:instrText xml:space="preserve"> PAGEREF _Toc241418830 \h </w:instrText>
+              <w:instrText xml:space="preserve"> PAGEREF _Toc241443519 \h </w:instrText>
             </w:r>
             <w:r>
               <w:rPr>
@@ -522,7 +522,7 @@
               <w14:ligatures w14:val="standardContextual"/>
             </w:rPr>
           </w:pPr>
-          <w:hyperlink w:anchor="_Toc241418831" w:history="1">
+          <w:hyperlink w:anchor="_Toc241443520" w:history="1">
             <w:r>
               <w:rPr>
                 <w:rStyle w:val="Hyperlink"/>
@@ -546,7 +546,7 @@
               <w:rPr>
                 <w:noProof/>
               </w:rPr>
-              <w:instrText xml:space="preserve"> PAGEREF _Toc241418831 \h </w:instrText>
+              <w:instrText xml:space="preserve"> PAGEREF _Toc241443520 \h </w:instrText>
             </w:r>
             <w:r>
               <w:rPr>
@@ -588,7 +588,7 @@
               <w14:ligatures w14:val="standardContextual"/>
             </w:rPr>
           </w:pPr>
-          <w:hyperlink w:anchor="_Toc241418832" w:history="1">
+          <w:hyperlink w:anchor="_Toc241443521" w:history="1">
             <w:r>
               <w:rPr>
                 <w:rStyle w:val="Hyperlink"/>
@@ -612,7 +612,7 @@
               <w:rPr>
                 <w:noProof/>
               </w:rPr>
-              <w:instrText xml:space="preserve"> PAGEREF _Toc241418832 \h </w:instrText>
+              <w:instrText xml:space="preserve"> PAGEREF _Toc241443521 \h </w:instrText>
             </w:r>
             <w:r>
               <w:rPr>
@@ -654,7 +654,7 @@
               <w14:ligatures w14:val="standardContextual"/>
             </w:rPr>
           </w:pPr>
-          <w:hyperlink w:anchor="_Toc241418833" w:history="1">
+          <w:hyperlink w:anchor="_Toc241443522" w:history="1">
             <w:r>
               <w:rPr>
                 <w:rStyle w:val="Hyperlink"/>
@@ -678,7 +678,7 @@
               <w:rPr>
                 <w:noProof/>
               </w:rPr>
-              <w:instrText xml:space="preserve"> PAGEREF _Toc241418833 \h </w:instrText>
+              <w:instrText xml:space="preserve"> PAGEREF _Toc241443522 \h </w:instrText>
             </w:r>
             <w:r>
               <w:rPr>
@@ -720,7 +720,7 @@
               <w14:ligatures w14:val="standardContextual"/>
             </w:rPr>
           </w:pPr>
-          <w:hyperlink w:anchor="_Toc241418834" w:history="1">
+          <w:hyperlink w:anchor="_Toc241443523" w:history="1">
             <w:r>
               <w:rPr>
                 <w:rStyle w:val="Hyperlink"/>
@@ -744,7 +744,7 @@
               <w:rPr>
                 <w:noProof/>
               </w:rPr>
-              <w:instrText xml:space="preserve"> PAGEREF _Toc241418834 \h </w:instrText>
+              <w:instrText xml:space="preserve"> PAGEREF _Toc241443523 \h </w:instrText>
             </w:r>
             <w:r>
               <w:rPr>
@@ -786,7 +786,7 @@
               <w14:ligatures w14:val="standardContextual"/>
             </w:rPr>
           </w:pPr>
-          <w:hyperlink w:anchor="_Toc241418835" w:history="1">
+          <w:hyperlink w:anchor="_Toc241443524" w:history="1">
             <w:r>
               <w:rPr>
                 <w:rStyle w:val="Hyperlink"/>
@@ -810,7 +810,7 @@
               <w:rPr>
                 <w:noProof/>
               </w:rPr>
-              <w:instrText xml:space="preserve"> PAGEREF _Toc241418835 \h </w:instrText>
+              <w:instrText xml:space="preserve"> PAGEREF _Toc241443524 \h </w:instrText>
             </w:r>
             <w:r>
               <w:rPr>
@@ -852,7 +852,7 @@
               <w14:ligatures w14:val="standardContextual"/>
             </w:rPr>
           </w:pPr>
-          <w:hyperlink w:anchor="_Toc241418836" w:history="1">
+          <w:hyperlink w:anchor="_Toc241443525" w:history="1">
             <w:r>
               <w:rPr>
                 <w:rStyle w:val="Hyperlink"/>
@@ -876,7 +876,7 @@
               <w:rPr>
                 <w:noProof/>
               </w:rPr>
-              <w:instrText xml:space="preserve"> PAGEREF _Toc241418836 \h </w:instrText>
+              <w:instrText xml:space="preserve"> PAGEREF _Toc241443525 \h </w:instrText>
             </w:r>
             <w:r>
               <w:rPr>
@@ -918,7 +918,7 @@
               <w14:ligatures w14:val="standardContextual"/>
             </w:rPr>
           </w:pPr>
-          <w:hyperlink w:anchor="_Toc241418837" w:history="1">
+          <w:hyperlink w:anchor="_Toc241443526" w:history="1">
             <w:r>
               <w:rPr>
                 <w:rStyle w:val="Hyperlink"/>
@@ -942,7 +942,7 @@
               <w:rPr>
                 <w:noProof/>
               </w:rPr>
-              <w:instrText xml:space="preserve"> PAGEREF _Toc241418837 \h </w:instrText>
+              <w:instrText xml:space="preserve"> PAGEREF _Toc241443526 \h </w:instrText>
             </w:r>
             <w:r>
               <w:rPr>
@@ -984,7 +984,7 @@
               <w14:ligatures w14:val="standardContextual"/>
             </w:rPr>
           </w:pPr>
-          <w:hyperlink w:anchor="_Toc241418838" w:history="1">
+          <w:hyperlink w:anchor="_Toc241443527" w:history="1">
             <w:r>
               <w:rPr>
                 <w:rStyle w:val="Hyperlink"/>
@@ -1008,7 +1008,7 @@
               <w:rPr>
                 <w:noProof/>
               </w:rPr>
-              <w:instrText xml:space="preserve"> PAGEREF _Toc241418838 \h </w:instrText>
+              <w:instrText xml:space="preserve"> PAGEREF _Toc241443527 \h </w:instrText>
             </w:r>
             <w:r>
               <w:rPr>
@@ -1050,7 +1050,7 @@
               <w14:ligatures w14:val="standardContextual"/>
             </w:rPr>
           </w:pPr>
-          <w:hyperlink w:anchor="_Toc241418839" w:history="1">
+          <w:hyperlink w:anchor="_Toc241443528" w:history="1">
             <w:r>
               <w:rPr>
                 <w:rStyle w:val="Hyperlink"/>
@@ -1074,7 +1074,7 @@
               <w:rPr>
                 <w:noProof/>
               </w:rPr>
-              <w:instrText xml:space="preserve"> PAGEREF _Toc241418839 \h </w:instrText>
+              <w:instrText xml:space="preserve"> PAGEREF _Toc241443528 \h </w:instrText>
             </w:r>
             <w:r>
               <w:rPr>
@@ -1116,7 +1116,7 @@
               <w14:ligatures w14:val="standardContextual"/>
             </w:rPr>
           </w:pPr>
-          <w:hyperlink w:anchor="_Toc241418840" w:history="1">
+          <w:hyperlink w:anchor="_Toc241443529" w:history="1">
             <w:r>
               <w:rPr>
                 <w:rStyle w:val="Hyperlink"/>
@@ -1140,7 +1140,7 @@
               <w:rPr>
                 <w:noProof/>
               </w:rPr>
-              <w:instrText xml:space="preserve"> PAGEREF _Toc241418840 \h </w:instrText>
+              <w:instrText xml:space="preserve"> PAGEREF _Toc241443529 \h </w:instrText>
             </w:r>
             <w:r>
               <w:rPr>
@@ -1182,7 +1182,7 @@
               <w14:ligatures w14:val="standardContextual"/>
             </w:rPr>
           </w:pPr>
-          <w:hyperlink w:anchor="_Toc241418841" w:history="1">
+          <w:hyperlink w:anchor="_Toc241443530" w:history="1">
             <w:r>
               <w:rPr>
                 <w:rStyle w:val="Hyperlink"/>
@@ -1206,7 +1206,7 @@
               <w:rPr>
                 <w:noProof/>
               </w:rPr>
-              <w:instrText xml:space="preserve"> PAGEREF _Toc241418841 \h </w:instrText>
+              <w:instrText xml:space="preserve"> PAGEREF _Toc241443530 \h </w:instrText>
             </w:r>
             <w:r>
               <w:rPr>
@@ -1248,7 +1248,7 @@
               <w14:ligatures w14:val="standardContextual"/>
             </w:rPr>
           </w:pPr>
-          <w:hyperlink w:anchor="_Toc241418842" w:history="1">
+          <w:hyperlink w:anchor="_Toc241443531" w:history="1">
             <w:r>
               <w:rPr>
                 <w:rStyle w:val="Hyperlink"/>
@@ -1272,7 +1272,7 @@
               <w:rPr>
                 <w:noProof/>
               </w:rPr>
-              <w:instrText xml:space="preserve"> PAGEREF _Toc241418842 \h </w:instrText>
+              <w:instrText xml:space="preserve"> PAGEREF _Toc241443531 \h </w:instrText>
             </w:r>
             <w:r>
               <w:rPr>
@@ -1314,7 +1314,7 @@
               <w14:ligatures w14:val="standardContextual"/>
             </w:rPr>
           </w:pPr>
-          <w:hyperlink w:anchor="_Toc241418843" w:history="1">
+          <w:hyperlink w:anchor="_Toc241443532" w:history="1">
             <w:r>
               <w:rPr>
                 <w:rStyle w:val="Hyperlink"/>
@@ -1338,7 +1338,7 @@
               <w:rPr>
                 <w:noProof/>
               </w:rPr>
-              <w:instrText xml:space="preserve"> PAGEREF _Toc241418843 \h </w:instrText>
+              <w:instrText xml:space="preserve"> PAGEREF _Toc241443532 \h </w:instrText>
             </w:r>
             <w:r>
               <w:rPr>
@@ -1380,7 +1380,7 @@
               <w14:ligatures w14:val="standardContextual"/>
             </w:rPr>
           </w:pPr>
-          <w:hyperlink w:anchor="_Toc241418844" w:history="1">
+          <w:hyperlink w:anchor="_Toc241443533" w:history="1">
             <w:r>
               <w:rPr>
                 <w:rStyle w:val="Hyperlink"/>
@@ -1404,7 +1404,7 @@
               <w:rPr>
                 <w:noProof/>
               </w:rPr>
-              <w:instrText xml:space="preserve"> PAGEREF _Toc241418844 \h </w:instrText>
+              <w:instrText xml:space="preserve"> PAGEREF _Toc241443533 \h </w:instrText>
             </w:r>
             <w:r>
               <w:rPr>
@@ -1446,7 +1446,7 @@
               <w14:ligatures w14:val="standardContextual"/>
             </w:rPr>
           </w:pPr>
-          <w:hyperlink w:anchor="_Toc241418845" w:history="1">
+          <w:hyperlink w:anchor="_Toc241443534" w:history="1">
             <w:r>
               <w:rPr>
                 <w:rStyle w:val="Hyperlink"/>
@@ -1470,7 +1470,7 @@
               <w:rPr>
                 <w:noProof/>
               </w:rPr>
-              <w:instrText xml:space="preserve"> PAGEREF _Toc241418845 \h </w:instrText>
+              <w:instrText xml:space="preserve"> PAGEREF _Toc241443534 \h </w:instrText>
             </w:r>
             <w:r>
               <w:rPr>
@@ -1512,7 +1512,7 @@
               <w14:ligatures w14:val="standardContextual"/>
             </w:rPr>
           </w:pPr>
-          <w:hyperlink w:anchor="_Toc241418846" w:history="1">
+          <w:hyperlink w:anchor="_Toc241443535" w:history="1">
             <w:r>
               <w:rPr>
                 <w:rStyle w:val="Hyperlink"/>
@@ -1536,7 +1536,7 @@
               <w:rPr>
                 <w:noProof/>
               </w:rPr>
-              <w:instrText xml:space="preserve"> PAGEREF _Toc241418846 \h </w:instrText>
+              <w:instrText xml:space="preserve"> PAGEREF _Toc241443535 \h </w:instrText>
             </w:r>
             <w:r>
               <w:rPr>
@@ -1578,7 +1578,7 @@
               <w14:ligatures w14:val="standardContextual"/>
             </w:rPr>
           </w:pPr>
-          <w:hyperlink w:anchor="_Toc241418847" w:history="1">
+          <w:hyperlink w:anchor="_Toc241443536" w:history="1">
             <w:r>
               <w:rPr>
                 <w:rStyle w:val="Hyperlink"/>
@@ -1602,7 +1602,7 @@
               <w:rPr>
                 <w:noProof/>
               </w:rPr>
-              <w:instrText xml:space="preserve"> PAGEREF _Toc241418847 \h </w:instrText>
+              <w:instrText xml:space="preserve"> PAGEREF _Toc241443536 \h </w:instrText>
             </w:r>
             <w:r>
               <w:rPr>
@@ -1644,7 +1644,7 @@
               <w14:ligatures w14:val="standardContextual"/>
             </w:rPr>
           </w:pPr>
-          <w:hyperlink w:anchor="_Toc241418848" w:history="1">
+          <w:hyperlink w:anchor="_Toc241443537" w:history="1">
             <w:r>
               <w:rPr>
                 <w:rStyle w:val="Hyperlink"/>
@@ -1668,7 +1668,7 @@
               <w:rPr>
                 <w:noProof/>
               </w:rPr>
-              <w:instrText xml:space="preserve"> PAGEREF _Toc241418848 \h </w:instrText>
+              <w:instrText xml:space="preserve"> PAGEREF _Toc241443537 \h </w:instrText>
             </w:r>
             <w:r>
               <w:rPr>
@@ -1710,7 +1710,7 @@
               <w14:ligatures w14:val="standardContextual"/>
             </w:rPr>
           </w:pPr>
-          <w:hyperlink w:anchor="_Toc241418849" w:history="1">
+          <w:hyperlink w:anchor="_Toc241443538" w:history="1">
             <w:r>
               <w:rPr>
                 <w:rStyle w:val="Hyperlink"/>
@@ -1734,7 +1734,7 @@
               <w:rPr>
                 <w:noProof/>
               </w:rPr>
-              <w:instrText xml:space="preserve"> PAGEREF _Toc241418849 \h </w:instrText>
+              <w:instrText xml:space="preserve"> PAGEREF _Toc241443538 \h </w:instrText>
             </w:r>
             <w:r>
               <w:rPr>
@@ -1776,7 +1776,7 @@
               <w14:ligatures w14:val="standardContextual"/>
             </w:rPr>
           </w:pPr>
-          <w:hyperlink w:anchor="_Toc241418850" w:history="1">
+          <w:hyperlink w:anchor="_Toc241443539" w:history="1">
             <w:r>
               <w:rPr>
                 <w:rStyle w:val="Hyperlink"/>
@@ -1800,7 +1800,7 @@
               <w:rPr>
                 <w:noProof/>
               </w:rPr>
-              <w:instrText xml:space="preserve"> PAGEREF _Toc241418850 \h </w:instrText>
+              <w:instrText xml:space="preserve"> PAGEREF _Toc241443539 \h </w:instrText>
             </w:r>
             <w:r>
               <w:rPr>
@@ -1842,7 +1842,7 @@
               <w14:ligatures w14:val="standardContextual"/>
             </w:rPr>
           </w:pPr>
-          <w:hyperlink w:anchor="_Toc241418851" w:history="1">
+          <w:hyperlink w:anchor="_Toc241443540" w:history="1">
             <w:r>
               <w:rPr>
                 <w:rStyle w:val="Hyperlink"/>
@@ -1866,7 +1866,7 @@
               <w:rPr>
                 <w:noProof/>
               </w:rPr>
-              <w:instrText xml:space="preserve"> PAGEREF _Toc241418851 \h </w:instrText>
+              <w:instrText xml:space="preserve"> PAGEREF _Toc241443540 \h </w:instrText>
             </w:r>
             <w:r>
               <w:rPr>
@@ -1908,7 +1908,7 @@
               <w14:ligatures w14:val="standardContextual"/>
             </w:rPr>
           </w:pPr>
-          <w:hyperlink w:anchor="_Toc241418852" w:history="1">
+          <w:hyperlink w:anchor="_Toc241443541" w:history="1">
             <w:r>
               <w:rPr>
                 <w:rStyle w:val="Hyperlink"/>
@@ -1932,7 +1932,7 @@
               <w:rPr>
                 <w:noProof/>
               </w:rPr>
-              <w:instrText xml:space="preserve"> PAGEREF _Toc241418852 \h </w:instrText>
+              <w:instrText xml:space="preserve"> PAGEREF _Toc241443541 \h </w:instrText>
             </w:r>
             <w:r>
               <w:rPr>
@@ -1974,7 +1974,7 @@
               <w14:ligatures w14:val="standardContextual"/>
             </w:rPr>
           </w:pPr>
-          <w:hyperlink w:anchor="_Toc241418853" w:history="1">
+          <w:hyperlink w:anchor="_Toc241443542" w:history="1">
             <w:r>
               <w:rPr>
                 <w:rStyle w:val="Hyperlink"/>
@@ -1998,7 +1998,7 @@
               <w:rPr>
                 <w:noProof/>
               </w:rPr>
-              <w:instrText xml:space="preserve"> PAGEREF _Toc241418853 \h </w:instrText>
+              <w:instrText xml:space="preserve"> PAGEREF _Toc241443542 \h </w:instrText>
             </w:r>
             <w:r>
               <w:rPr>
@@ -2040,7 +2040,7 @@
               <w14:ligatures w14:val="standardContextual"/>
             </w:rPr>
           </w:pPr>
-          <w:hyperlink w:anchor="_Toc241418854" w:history="1">
+          <w:hyperlink w:anchor="_Toc241443543" w:history="1">
             <w:r>
               <w:rPr>
                 <w:rStyle w:val="Hyperlink"/>
@@ -2064,7 +2064,7 @@
               <w:rPr>
                 <w:noProof/>
               </w:rPr>
-              <w:instrText xml:space="preserve"> PAGEREF _Toc241418854 \h </w:instrText>
+              <w:instrText xml:space="preserve"> PAGEREF _Toc241443543 \h </w:instrText>
             </w:r>
             <w:r>
               <w:rPr>
@@ -2106,7 +2106,7 @@
               <w14:ligatures w14:val="standardContextual"/>
             </w:rPr>
           </w:pPr>
-          <w:hyperlink w:anchor="_Toc241418855" w:history="1">
+          <w:hyperlink w:anchor="_Toc241443544" w:history="1">
             <w:r>
               <w:rPr>
                 <w:rStyle w:val="Hyperlink"/>
@@ -2130,7 +2130,7 @@
               <w:rPr>
                 <w:noProof/>
               </w:rPr>
-              <w:instrText xml:space="preserve"> PAGEREF _Toc241418855 \h </w:instrText>
+              <w:instrText xml:space="preserve"> PAGEREF _Toc241443544 \h </w:instrText>
             </w:r>
             <w:r>
               <w:rPr>
@@ -2172,7 +2172,7 @@
               <w14:ligatures w14:val="standardContextual"/>
             </w:rPr>
           </w:pPr>
-          <w:hyperlink w:anchor="_Toc241418856" w:history="1">
+          <w:hyperlink w:anchor="_Toc241443545" w:history="1">
             <w:r>
               <w:rPr>
                 <w:rStyle w:val="Hyperlink"/>
@@ -2196,7 +2196,7 @@
               <w:rPr>
                 <w:noProof/>
               </w:rPr>
-              <w:instrText xml:space="preserve"> PAGEREF _Toc241418856 \h </w:instrText>
+              <w:instrText xml:space="preserve"> PAGEREF _Toc241443545 \h </w:instrText>
             </w:r>
             <w:r>
               <w:rPr>
@@ -2238,7 +2238,7 @@
               <w14:ligatures w14:val="standardContextual"/>
             </w:rPr>
           </w:pPr>
-          <w:hyperlink w:anchor="_Toc241418857" w:history="1">
+          <w:hyperlink w:anchor="_Toc241443546" w:history="1">
             <w:r>
               <w:rPr>
                 <w:rStyle w:val="Hyperlink"/>
@@ -2262,7 +2262,7 @@
               <w:rPr>
                 <w:noProof/>
               </w:rPr>
-              <w:instrText xml:space="preserve"> PAGEREF _Toc241418857 \h </w:instrText>
+              <w:instrText xml:space="preserve"> PAGEREF _Toc241443546 \h </w:instrText>
             </w:r>
             <w:r>
               <w:rPr>
@@ -2304,7 +2304,7 @@
               <w14:ligatures w14:val="standardContextual"/>
             </w:rPr>
           </w:pPr>
-          <w:hyperlink w:anchor="_Toc241418858" w:history="1">
+          <w:hyperlink w:anchor="_Toc241443547" w:history="1">
             <w:r>
               <w:rPr>
                 <w:rStyle w:val="Hyperlink"/>
@@ -2328,7 +2328,7 @@
               <w:rPr>
                 <w:noProof/>
               </w:rPr>
-              <w:instrText xml:space="preserve"> PAGEREF _Toc241418858 \h </w:instrText>
+              <w:instrText xml:space="preserve"> PAGEREF _Toc241443547 \h </w:instrText>
             </w:r>
             <w:r>
               <w:rPr>
@@ -2370,7 +2370,7 @@
               <w14:ligatures w14:val="standardContextual"/>
             </w:rPr>
           </w:pPr>
-          <w:hyperlink w:anchor="_Toc241418859" w:history="1">
+          <w:hyperlink w:anchor="_Toc241443548" w:history="1">
             <w:r>
               <w:rPr>
                 <w:rStyle w:val="Hyperlink"/>
@@ -2394,7 +2394,7 @@
               <w:rPr>
                 <w:noProof/>
               </w:rPr>
-              <w:instrText xml:space="preserve"> PAGEREF _Toc241418859 \h </w:instrText>
+              <w:instrText xml:space="preserve"> PAGEREF _Toc241443548 \h </w:instrText>
             </w:r>
             <w:r>
               <w:rPr>
@@ -2436,7 +2436,7 @@
               <w14:ligatures w14:val="standardContextual"/>
             </w:rPr>
           </w:pPr>
-          <w:hyperlink w:anchor="_Toc241418860" w:history="1">
+          <w:hyperlink w:anchor="_Toc241443549" w:history="1">
             <w:r>
               <w:rPr>
                 <w:rStyle w:val="Hyperlink"/>
@@ -2460,7 +2460,7 @@
               <w:rPr>
                 <w:noProof/>
               </w:rPr>
-              <w:instrText xml:space="preserve"> PAGEREF _Toc241418860 \h </w:instrText>
+              <w:instrText xml:space="preserve"> PAGEREF _Toc241443549 \h </w:instrText>
             </w:r>
             <w:r>
               <w:rPr>
@@ -2502,7 +2502,7 @@
               <w14:ligatures w14:val="standardContextual"/>
             </w:rPr>
           </w:pPr>
-          <w:hyperlink w:anchor="_Toc241418861" w:history="1">
+          <w:hyperlink w:anchor="_Toc241443550" w:history="1">
             <w:r>
               <w:rPr>
                 <w:rStyle w:val="Hyperlink"/>
@@ -2526,7 +2526,7 @@
               <w:rPr>
                 <w:noProof/>
               </w:rPr>
-              <w:instrText xml:space="preserve"> PAGEREF _Toc241418861 \h </w:instrText>
+              <w:instrText xml:space="preserve"> PAGEREF _Toc241443550 \h </w:instrText>
             </w:r>
             <w:r>
               <w:rPr>
@@ -2568,7 +2568,7 @@
               <w14:ligatures w14:val="standardContextual"/>
             </w:rPr>
           </w:pPr>
-          <w:hyperlink w:anchor="_Toc241418862" w:history="1">
+          <w:hyperlink w:anchor="_Toc241443551" w:history="1">
             <w:r>
               <w:rPr>
                 <w:rStyle w:val="Hyperlink"/>
@@ -2592,7 +2592,7 @@
               <w:rPr>
                 <w:noProof/>
               </w:rPr>
-              <w:instrText xml:space="preserve"> PAGEREF _Toc241418862 \h </w:instrText>
+              <w:instrText xml:space="preserve"> PAGEREF _Toc241443551 \h </w:instrText>
             </w:r>
             <w:r>
               <w:rPr>
@@ -2634,7 +2634,7 @@
               <w14:ligatures w14:val="standardContextual"/>
             </w:rPr>
           </w:pPr>
-          <w:hyperlink w:anchor="_Toc241418863" w:history="1">
+          <w:hyperlink w:anchor="_Toc241443552" w:history="1">
             <w:r>
               <w:rPr>
                 <w:rStyle w:val="Hyperlink"/>
@@ -2658,7 +2658,7 @@
               <w:rPr>
                 <w:noProof/>
               </w:rPr>
-              <w:instrText xml:space="preserve"> PAGEREF _Toc241418863 \h </w:instrText>
+              <w:instrText xml:space="preserve"> PAGEREF _Toc241443552 \h </w:instrText>
             </w:r>
             <w:r>
               <w:rPr>
@@ -2700,7 +2700,7 @@
               <w14:ligatures w14:val="standardContextual"/>
             </w:rPr>
           </w:pPr>
-          <w:hyperlink w:anchor="_Toc241418864" w:history="1">
+          <w:hyperlink w:anchor="_Toc241443553" w:history="1">
             <w:r>
               <w:rPr>
                 <w:rStyle w:val="Hyperlink"/>
@@ -2724,7 +2724,7 @@
               <w:rPr>
                 <w:noProof/>
               </w:rPr>
-              <w:instrText xml:space="preserve"> PAGEREF _Toc241418864 \h </w:instrText>
+              <w:instrText xml:space="preserve"> PAGEREF _Toc241443553 \h </w:instrText>
             </w:r>
             <w:r>
               <w:rPr>
@@ -2766,7 +2766,7 @@
               <w14:ligatures w14:val="standardContextual"/>
             </w:rPr>
           </w:pPr>
-          <w:hyperlink w:anchor="_Toc241418865" w:history="1">
+          <w:hyperlink w:anchor="_Toc241443554" w:history="1">
             <w:r>
               <w:rPr>
                 <w:rStyle w:val="Hyperlink"/>
@@ -2790,7 +2790,7 @@
               <w:rPr>
                 <w:noProof/>
               </w:rPr>
-              <w:instrText xml:space="preserve"> PAGEREF _Toc241418865 \h </w:instrText>
+              <w:instrText xml:space="preserve"> PAGEREF _Toc241443554 \h </w:instrText>
             </w:r>
             <w:r>
               <w:rPr>
@@ -2832,7 +2832,7 @@
               <w14:ligatures w14:val="standardContextual"/>
             </w:rPr>
           </w:pPr>
-          <w:hyperlink w:anchor="_Toc241418866" w:history="1">
+          <w:hyperlink w:anchor="_Toc241443555" w:history="1">
             <w:r>
               <w:rPr>
                 <w:rStyle w:val="Hyperlink"/>
@@ -2856,7 +2856,7 @@
               <w:rPr>
                 <w:noProof/>
               </w:rPr>
-              <w:instrText xml:space="preserve"> PAGEREF _Toc241418866 \h </w:instrText>
+              <w:instrText xml:space="preserve"> PAGEREF _Toc241443555 \h </w:instrText>
             </w:r>
             <w:r>
               <w:rPr>
@@ -2898,7 +2898,7 @@
               <w14:ligatures w14:val="standardContextual"/>
             </w:rPr>
           </w:pPr>
-          <w:hyperlink w:anchor="_Toc241418867" w:history="1">
+          <w:hyperlink w:anchor="_Toc241443556" w:history="1">
             <w:r>
               <w:rPr>
                 <w:rStyle w:val="Hyperlink"/>
@@ -2922,7 +2922,7 @@
               <w:rPr>
                 <w:noProof/>
               </w:rPr>
-              <w:instrText xml:space="preserve"> PAGEREF _Toc241418867 \h </w:instrText>
+              <w:instrText xml:space="preserve"> PAGEREF _Toc241443556 \h </w:instrText>
             </w:r>
             <w:r>
               <w:rPr>
@@ -2964,7 +2964,7 @@
               <w14:ligatures w14:val="standardContextual"/>
             </w:rPr>
           </w:pPr>
-          <w:hyperlink w:anchor="_Toc241418868" w:history="1">
+          <w:hyperlink w:anchor="_Toc241443557" w:history="1">
             <w:r>
               <w:rPr>
                 <w:rStyle w:val="Hyperlink"/>
@@ -2988,7 +2988,7 @@
               <w:rPr>
                 <w:noProof/>
               </w:rPr>
-              <w:instrText xml:space="preserve"> PAGEREF _Toc241418868 \h </w:instrText>
+              <w:instrText xml:space="preserve"> PAGEREF _Toc241443557 \h </w:instrText>
             </w:r>
             <w:r>
               <w:rPr>
@@ -3030,7 +3030,7 @@
               <w14:ligatures w14:val="standardContextual"/>
             </w:rPr>
           </w:pPr>
-          <w:hyperlink w:anchor="_Toc241418869" w:history="1">
+          <w:hyperlink w:anchor="_Toc241443558" w:history="1">
             <w:r>
               <w:rPr>
                 <w:rStyle w:val="Hyperlink"/>
@@ -3054,7 +3054,7 @@
               <w:rPr>
                 <w:noProof/>
               </w:rPr>
-              <w:instrText xml:space="preserve"> PAGEREF _Toc241418869 \h </w:instrText>
+              <w:instrText xml:space="preserve"> PAGEREF _Toc241443558 \h </w:instrText>
             </w:r>
             <w:r>
               <w:rPr>
@@ -3096,7 +3096,7 @@
               <w14:ligatures w14:val="standardContextual"/>
             </w:rPr>
           </w:pPr>
-          <w:hyperlink w:anchor="_Toc241418870" w:history="1">
+          <w:hyperlink w:anchor="_Toc241443559" w:history="1">
             <w:r>
               <w:rPr>
                 <w:rStyle w:val="Hyperlink"/>
@@ -3120,7 +3120,7 @@
               <w:rPr>
                 <w:noProof/>
               </w:rPr>
-              <w:instrText xml:space="preserve"> PAGEREF _Toc241418870 \h </w:instrText>
+              <w:instrText xml:space="preserve"> PAGEREF _Toc241443559 \h </w:instrText>
             </w:r>
             <w:r>
               <w:rPr>
@@ -3137,7 +3137,7 @@
               <w:rPr>
                 <w:noProof/>
               </w:rPr>
-              <w:t>23</w:t>
+              <w:t>24</w:t>
             </w:r>
             <w:r>
               <w:rPr>
@@ -3162,7 +3162,7 @@
               <w14:ligatures w14:val="standardContextual"/>
             </w:rPr>
           </w:pPr>
-          <w:hyperlink w:anchor="_Toc241418871" w:history="1">
+          <w:hyperlink w:anchor="_Toc241443560" w:history="1">
             <w:r>
               <w:rPr>
                 <w:rStyle w:val="Hyperlink"/>
@@ -3186,7 +3186,7 @@
               <w:rPr>
                 <w:noProof/>
               </w:rPr>
-              <w:instrText xml:space="preserve"> PAGEREF _Toc241418871 \h </w:instrText>
+              <w:instrText xml:space="preserve"> PAGEREF _Toc241443560 \h </w:instrText>
             </w:r>
             <w:r>
               <w:rPr>
@@ -3228,7 +3228,7 @@
               <w14:ligatures w14:val="standardContextual"/>
             </w:rPr>
           </w:pPr>
-          <w:hyperlink w:anchor="_Toc241418872" w:history="1">
+          <w:hyperlink w:anchor="_Toc241443561" w:history="1">
             <w:r>
               <w:rPr>
                 <w:rStyle w:val="Hyperlink"/>
@@ -3252,7 +3252,7 @@
               <w:rPr>
                 <w:noProof/>
               </w:rPr>
-              <w:instrText xml:space="preserve"> PAGEREF _Toc241418872 \h </w:instrText>
+              <w:instrText xml:space="preserve"> PAGEREF _Toc241443561 \h </w:instrText>
             </w:r>
             <w:r>
               <w:rPr>
@@ -3294,7 +3294,7 @@
               <w14:ligatures w14:val="standardContextual"/>
             </w:rPr>
           </w:pPr>
-          <w:hyperlink w:anchor="_Toc241418873" w:history="1">
+          <w:hyperlink w:anchor="_Toc241443562" w:history="1">
             <w:r>
               <w:rPr>
                 <w:rStyle w:val="Hyperlink"/>
@@ -3318,7 +3318,7 @@
               <w:rPr>
                 <w:noProof/>
               </w:rPr>
-              <w:instrText xml:space="preserve"> PAGEREF _Toc241418873 \h </w:instrText>
+              <w:instrText xml:space="preserve"> PAGEREF _Toc241443562 \h </w:instrText>
             </w:r>
             <w:r>
               <w:rPr>
@@ -3360,7 +3360,7 @@
               <w14:ligatures w14:val="standardContextual"/>
             </w:rPr>
           </w:pPr>
-          <w:hyperlink w:anchor="_Toc241418874" w:history="1">
+          <w:hyperlink w:anchor="_Toc241443563" w:history="1">
             <w:r>
               <w:rPr>
                 <w:rStyle w:val="Hyperlink"/>
@@ -3384,7 +3384,7 @@
               <w:rPr>
                 <w:noProof/>
               </w:rPr>
-              <w:instrText xml:space="preserve"> PAGEREF _Toc241418874 \h </w:instrText>
+              <w:instrText xml:space="preserve"> PAGEREF _Toc241443563 \h </w:instrText>
             </w:r>
             <w:r>
               <w:rPr>
@@ -3426,7 +3426,7 @@
               <w14:ligatures w14:val="standardContextual"/>
             </w:rPr>
           </w:pPr>
-          <w:hyperlink w:anchor="_Toc241418875" w:history="1">
+          <w:hyperlink w:anchor="_Toc241443564" w:history="1">
             <w:r>
               <w:rPr>
                 <w:rStyle w:val="Hyperlink"/>
@@ -3450,7 +3450,7 @@
               <w:rPr>
                 <w:noProof/>
               </w:rPr>
-              <w:instrText xml:space="preserve"> PAGEREF _Toc241418875 \h </w:instrText>
+              <w:instrText xml:space="preserve"> PAGEREF _Toc241443564 \h </w:instrText>
             </w:r>
             <w:r>
               <w:rPr>
@@ -3492,7 +3492,7 @@
               <w14:ligatures w14:val="standardContextual"/>
             </w:rPr>
           </w:pPr>
-          <w:hyperlink w:anchor="_Toc241418876" w:history="1">
+          <w:hyperlink w:anchor="_Toc241443565" w:history="1">
             <w:r>
               <w:rPr>
                 <w:rStyle w:val="Hyperlink"/>
@@ -3516,7 +3516,7 @@
               <w:rPr>
                 <w:noProof/>
               </w:rPr>
-              <w:instrText xml:space="preserve"> PAGEREF _Toc241418876 \h </w:instrText>
+              <w:instrText xml:space="preserve"> PAGEREF _Toc241443565 \h </w:instrText>
             </w:r>
             <w:r>
               <w:rPr>
@@ -3558,7 +3558,7 @@
               <w14:ligatures w14:val="standardContextual"/>
             </w:rPr>
           </w:pPr>
-          <w:hyperlink w:anchor="_Toc241418877" w:history="1">
+          <w:hyperlink w:anchor="_Toc241443566" w:history="1">
             <w:r>
               <w:rPr>
                 <w:rStyle w:val="Hyperlink"/>
@@ -3582,7 +3582,7 @@
               <w:rPr>
                 <w:noProof/>
               </w:rPr>
-              <w:instrText xml:space="preserve"> PAGEREF _Toc241418877 \h </w:instrText>
+              <w:instrText xml:space="preserve"> PAGEREF _Toc241443566 \h </w:instrText>
             </w:r>
             <w:r>
               <w:rPr>
@@ -3624,7 +3624,7 @@
               <w14:ligatures w14:val="standardContextual"/>
             </w:rPr>
           </w:pPr>
-          <w:hyperlink w:anchor="_Toc241418878" w:history="1">
+          <w:hyperlink w:anchor="_Toc241443567" w:history="1">
             <w:r>
               <w:rPr>
                 <w:rStyle w:val="Hyperlink"/>
@@ -3648,7 +3648,7 @@
               <w:rPr>
                 <w:noProof/>
               </w:rPr>
-              <w:instrText xml:space="preserve"> PAGEREF _Toc241418878 \h </w:instrText>
+              <w:instrText xml:space="preserve"> PAGEREF _Toc241443567 \h </w:instrText>
             </w:r>
             <w:r>
               <w:rPr>
@@ -3690,7 +3690,7 @@
               <w14:ligatures w14:val="standardContextual"/>
             </w:rPr>
           </w:pPr>
-          <w:hyperlink w:anchor="_Toc241418879" w:history="1">
+          <w:hyperlink w:anchor="_Toc241443568" w:history="1">
             <w:r>
               <w:rPr>
                 <w:rStyle w:val="Hyperlink"/>
@@ -3714,7 +3714,7 @@
               <w:rPr>
                 <w:noProof/>
               </w:rPr>
-              <w:instrText xml:space="preserve"> PAGEREF _Toc241418879 \h </w:instrText>
+              <w:instrText xml:space="preserve"> PAGEREF _Toc241443568 \h </w:instrText>
             </w:r>
             <w:r>
               <w:rPr>
@@ -3756,7 +3756,7 @@
               <w14:ligatures w14:val="standardContextual"/>
             </w:rPr>
           </w:pPr>
-          <w:hyperlink w:anchor="_Toc241418880" w:history="1">
+          <w:hyperlink w:anchor="_Toc241443569" w:history="1">
             <w:r>
               <w:rPr>
                 <w:rStyle w:val="Hyperlink"/>
@@ -3780,7 +3780,7 @@
               <w:rPr>
                 <w:noProof/>
               </w:rPr>
-              <w:instrText xml:space="preserve"> PAGEREF _Toc241418880 \h </w:instrText>
+              <w:instrText xml:space="preserve"> PAGEREF _Toc241443569 \h </w:instrText>
             </w:r>
             <w:r>
               <w:rPr>
@@ -3822,7 +3822,7 @@
               <w14:ligatures w14:val="standardContextual"/>
             </w:rPr>
           </w:pPr>
-          <w:hyperlink w:anchor="_Toc241418881" w:history="1">
+          <w:hyperlink w:anchor="_Toc241443570" w:history="1">
             <w:r>
               <w:rPr>
                 <w:rStyle w:val="Hyperlink"/>
@@ -3846,7 +3846,7 @@
               <w:rPr>
                 <w:noProof/>
               </w:rPr>
-              <w:instrText xml:space="preserve"> PAGEREF _Toc241418881 \h </w:instrText>
+              <w:instrText xml:space="preserve"> PAGEREF _Toc241443570 \h </w:instrText>
             </w:r>
             <w:r>
               <w:rPr>
@@ -3888,7 +3888,7 @@
               <w14:ligatures w14:val="standardContextual"/>
             </w:rPr>
           </w:pPr>
-          <w:hyperlink w:anchor="_Toc241418882" w:history="1">
+          <w:hyperlink w:anchor="_Toc241443571" w:history="1">
             <w:r>
               <w:rPr>
                 <w:rStyle w:val="Hyperlink"/>
@@ -3912,7 +3912,7 @@
               <w:rPr>
                 <w:noProof/>
               </w:rPr>
-              <w:instrText xml:space="preserve"> PAGEREF _Toc241418882 \h </w:instrText>
+              <w:instrText xml:space="preserve"> PAGEREF _Toc241443571 \h </w:instrText>
             </w:r>
             <w:r>
               <w:rPr>
@@ -3954,7 +3954,7 @@
               <w14:ligatures w14:val="standardContextual"/>
             </w:rPr>
           </w:pPr>
-          <w:hyperlink w:anchor="_Toc241418883" w:history="1">
+          <w:hyperlink w:anchor="_Toc241443572" w:history="1">
             <w:r>
               <w:rPr>
                 <w:rStyle w:val="Hyperlink"/>
@@ -3978,7 +3978,7 @@
               <w:rPr>
                 <w:noProof/>
               </w:rPr>
-              <w:instrText xml:space="preserve"> PAGEREF _Toc241418883 \h </w:instrText>
+              <w:instrText xml:space="preserve"> PAGEREF _Toc241443572 \h </w:instrText>
             </w:r>
             <w:r>
               <w:rPr>
@@ -4020,7 +4020,7 @@
               <w14:ligatures w14:val="standardContextual"/>
             </w:rPr>
           </w:pPr>
-          <w:hyperlink w:anchor="_Toc241418884" w:history="1">
+          <w:hyperlink w:anchor="_Toc241443573" w:history="1">
             <w:r>
               <w:rPr>
                 <w:rStyle w:val="Hyperlink"/>
@@ -4044,7 +4044,7 @@
               <w:rPr>
                 <w:noProof/>
               </w:rPr>
-              <w:instrText xml:space="preserve"> PAGEREF _Toc241418884 \h </w:instrText>
+              <w:instrText xml:space="preserve"> PAGEREF _Toc241443573 \h </w:instrText>
             </w:r>
             <w:r>
               <w:rPr>
@@ -4086,7 +4086,7 @@
               <w14:ligatures w14:val="standardContextual"/>
             </w:rPr>
           </w:pPr>
-          <w:hyperlink w:anchor="_Toc241418885" w:history="1">
+          <w:hyperlink w:anchor="_Toc241443574" w:history="1">
             <w:r>
               <w:rPr>
                 <w:rStyle w:val="Hyperlink"/>
@@ -4110,7 +4110,7 @@
               <w:rPr>
                 <w:noProof/>
               </w:rPr>
-              <w:instrText xml:space="preserve"> PAGEREF _Toc241418885 \h </w:instrText>
+              <w:instrText xml:space="preserve"> PAGEREF _Toc241443574 \h </w:instrText>
             </w:r>
             <w:r>
               <w:rPr>
@@ -4152,7 +4152,7 @@
               <w14:ligatures w14:val="standardContextual"/>
             </w:rPr>
           </w:pPr>
-          <w:hyperlink w:anchor="_Toc241418886" w:history="1">
+          <w:hyperlink w:anchor="_Toc241443575" w:history="1">
             <w:r>
               <w:rPr>
                 <w:rStyle w:val="Hyperlink"/>
@@ -4176,7 +4176,7 @@
               <w:rPr>
                 <w:noProof/>
               </w:rPr>
-              <w:instrText xml:space="preserve"> PAGEREF _Toc241418886 \h </w:instrText>
+              <w:instrText xml:space="preserve"> PAGEREF _Toc241443575 \h </w:instrText>
             </w:r>
             <w:r>
               <w:rPr>
@@ -4218,7 +4218,7 @@
               <w14:ligatures w14:val="standardContextual"/>
             </w:rPr>
           </w:pPr>
-          <w:hyperlink w:anchor="_Toc241418887" w:history="1">
+          <w:hyperlink w:anchor="_Toc241443576" w:history="1">
             <w:r>
               <w:rPr>
                 <w:rStyle w:val="Hyperlink"/>
@@ -4242,7 +4242,7 @@
               <w:rPr>
                 <w:noProof/>
               </w:rPr>
-              <w:instrText xml:space="preserve"> PAGEREF _Toc241418887 \h </w:instrText>
+              <w:instrText xml:space="preserve"> PAGEREF _Toc241443576 \h </w:instrText>
             </w:r>
             <w:r>
               <w:rPr>
@@ -4284,7 +4284,7 @@
               <w14:ligatures w14:val="standardContextual"/>
             </w:rPr>
           </w:pPr>
-          <w:hyperlink w:anchor="_Toc241418888" w:history="1">
+          <w:hyperlink w:anchor="_Toc241443577" w:history="1">
             <w:r>
               <w:rPr>
                 <w:rStyle w:val="Hyperlink"/>
@@ -4308,7 +4308,7 @@
               <w:rPr>
                 <w:noProof/>
               </w:rPr>
-              <w:instrText xml:space="preserve"> PAGEREF _Toc241418888 \h </w:instrText>
+              <w:instrText xml:space="preserve"> PAGEREF _Toc241443577 \h </w:instrText>
             </w:r>
             <w:r>
               <w:rPr>
@@ -4350,7 +4350,7 @@
               <w14:ligatures w14:val="standardContextual"/>
             </w:rPr>
           </w:pPr>
-          <w:hyperlink w:anchor="_Toc241418889" w:history="1">
+          <w:hyperlink w:anchor="_Toc241443578" w:history="1">
             <w:r>
               <w:rPr>
                 <w:rStyle w:val="Hyperlink"/>
@@ -4374,7 +4374,7 @@
               <w:rPr>
                 <w:noProof/>
               </w:rPr>
-              <w:instrText xml:space="preserve"> PAGEREF _Toc241418889 \h </w:instrText>
+              <w:instrText xml:space="preserve"> PAGEREF _Toc241443578 \h </w:instrText>
             </w:r>
             <w:r>
               <w:rPr>
@@ -4416,7 +4416,7 @@
               <w14:ligatures w14:val="standardContextual"/>
             </w:rPr>
           </w:pPr>
-          <w:hyperlink w:anchor="_Toc241418890" w:history="1">
+          <w:hyperlink w:anchor="_Toc241443579" w:history="1">
             <w:r>
               <w:rPr>
                 <w:rStyle w:val="Hyperlink"/>
@@ -4440,7 +4440,7 @@
               <w:rPr>
                 <w:noProof/>
               </w:rPr>
-              <w:instrText xml:space="preserve"> PAGEREF _Toc241418890 \h </w:instrText>
+              <w:instrText xml:space="preserve"> PAGEREF _Toc241443579 \h </w:instrText>
             </w:r>
             <w:r>
               <w:rPr>
@@ -4482,7 +4482,7 @@
               <w14:ligatures w14:val="standardContextual"/>
             </w:rPr>
           </w:pPr>
-          <w:hyperlink w:anchor="_Toc241418891" w:history="1">
+          <w:hyperlink w:anchor="_Toc241443580" w:history="1">
             <w:r>
               <w:rPr>
                 <w:rStyle w:val="Hyperlink"/>
@@ -4506,7 +4506,7 @@
               <w:rPr>
                 <w:noProof/>
               </w:rPr>
-              <w:instrText xml:space="preserve"> PAGEREF _Toc241418891 \h </w:instrText>
+              <w:instrText xml:space="preserve"> PAGEREF _Toc241443580 \h </w:instrText>
             </w:r>
             <w:r>
               <w:rPr>
@@ -4548,7 +4548,7 @@
               <w14:ligatures w14:val="standardContextual"/>
             </w:rPr>
           </w:pPr>
-          <w:hyperlink w:anchor="_Toc241418892" w:history="1">
+          <w:hyperlink w:anchor="_Toc241443581" w:history="1">
             <w:r>
               <w:rPr>
                 <w:rStyle w:val="Hyperlink"/>
@@ -4572,7 +4572,7 @@
               <w:rPr>
                 <w:noProof/>
               </w:rPr>
-              <w:instrText xml:space="preserve"> PAGEREF _Toc241418892 \h </w:instrText>
+              <w:instrText xml:space="preserve"> PAGEREF _Toc241443581 \h </w:instrText>
             </w:r>
             <w:r>
               <w:rPr>
@@ -4614,7 +4614,7 @@
               <w14:ligatures w14:val="standardContextual"/>
             </w:rPr>
           </w:pPr>
-          <w:hyperlink w:anchor="_Toc241418893" w:history="1">
+          <w:hyperlink w:anchor="_Toc241443582" w:history="1">
             <w:r>
               <w:rPr>
                 <w:rStyle w:val="Hyperlink"/>
@@ -4638,7 +4638,7 @@
               <w:rPr>
                 <w:noProof/>
               </w:rPr>
-              <w:instrText xml:space="preserve"> PAGEREF _Toc241418893 \h </w:instrText>
+              <w:instrText xml:space="preserve"> PAGEREF _Toc241443582 \h </w:instrText>
             </w:r>
             <w:r>
               <w:rPr>
@@ -4680,7 +4680,7 @@
               <w14:ligatures w14:val="standardContextual"/>
             </w:rPr>
           </w:pPr>
-          <w:hyperlink w:anchor="_Toc241418894" w:history="1">
+          <w:hyperlink w:anchor="_Toc241443583" w:history="1">
             <w:r>
               <w:rPr>
                 <w:rStyle w:val="Hyperlink"/>
@@ -4704,7 +4704,7 @@
               <w:rPr>
                 <w:noProof/>
               </w:rPr>
-              <w:instrText xml:space="preserve"> PAGEREF _Toc241418894 \h </w:instrText>
+              <w:instrText xml:space="preserve"> PAGEREF _Toc241443583 \h </w:instrText>
             </w:r>
             <w:r>
               <w:rPr>
@@ -4746,7 +4746,7 @@
               <w14:ligatures w14:val="standardContextual"/>
             </w:rPr>
           </w:pPr>
-          <w:hyperlink w:anchor="_Toc241418895" w:history="1">
+          <w:hyperlink w:anchor="_Toc241443584" w:history="1">
             <w:r>
               <w:rPr>
                 <w:rStyle w:val="Hyperlink"/>
@@ -4770,7 +4770,7 @@
               <w:rPr>
                 <w:noProof/>
               </w:rPr>
-              <w:instrText xml:space="preserve"> PAGEREF _Toc241418895 \h </w:instrText>
+              <w:instrText xml:space="preserve"> PAGEREF _Toc241443584 \h </w:instrText>
             </w:r>
             <w:r>
               <w:rPr>
@@ -4812,7 +4812,7 @@
               <w14:ligatures w14:val="standardContextual"/>
             </w:rPr>
           </w:pPr>
-          <w:hyperlink w:anchor="_Toc241418896" w:history="1">
+          <w:hyperlink w:anchor="_Toc241443585" w:history="1">
             <w:r>
               <w:rPr>
                 <w:rStyle w:val="Hyperlink"/>
@@ -4836,7 +4836,7 @@
               <w:rPr>
                 <w:noProof/>
               </w:rPr>
-              <w:instrText xml:space="preserve"> PAGEREF _Toc241418896 \h </w:instrText>
+              <w:instrText xml:space="preserve"> PAGEREF _Toc241443585 \h </w:instrText>
             </w:r>
             <w:r>
               <w:rPr>
@@ -4878,7 +4878,7 @@
               <w14:ligatures w14:val="standardContextual"/>
             </w:rPr>
           </w:pPr>
-          <w:hyperlink w:anchor="_Toc241418897" w:history="1">
+          <w:hyperlink w:anchor="_Toc241443586" w:history="1">
             <w:r>
               <w:rPr>
                 <w:rStyle w:val="Hyperlink"/>
@@ -4902,7 +4902,7 @@
               <w:rPr>
                 <w:noProof/>
               </w:rPr>
-              <w:instrText xml:space="preserve"> PAGEREF _Toc241418897 \h </w:instrText>
+              <w:instrText xml:space="preserve"> PAGEREF _Toc241443586 \h </w:instrText>
             </w:r>
             <w:r>
               <w:rPr>
@@ -4944,7 +4944,7 @@
               <w14:ligatures w14:val="standardContextual"/>
             </w:rPr>
           </w:pPr>
-          <w:hyperlink w:anchor="_Toc241418898" w:history="1">
+          <w:hyperlink w:anchor="_Toc241443587" w:history="1">
             <w:r>
               <w:rPr>
                 <w:rStyle w:val="Hyperlink"/>
@@ -4968,7 +4968,7 @@
               <w:rPr>
                 <w:noProof/>
               </w:rPr>
-              <w:instrText xml:space="preserve"> PAGEREF _Toc241418898 \h </w:instrText>
+              <w:instrText xml:space="preserve"> PAGEREF _Toc241443587 \h </w:instrText>
             </w:r>
             <w:r>
               <w:rPr>
@@ -5010,7 +5010,7 @@
               <w14:ligatures w14:val="standardContextual"/>
             </w:rPr>
           </w:pPr>
-          <w:hyperlink w:anchor="_Toc241418899" w:history="1">
+          <w:hyperlink w:anchor="_Toc241443588" w:history="1">
             <w:r>
               <w:rPr>
                 <w:rStyle w:val="Hyperlink"/>
@@ -5034,7 +5034,7 @@
               <w:rPr>
                 <w:noProof/>
               </w:rPr>
-              <w:instrText xml:space="preserve"> PAGEREF _Toc241418899 \h </w:instrText>
+              <w:instrText xml:space="preserve"> PAGEREF _Toc241443588 \h </w:instrText>
             </w:r>
             <w:r>
               <w:rPr>
@@ -5076,7 +5076,7 @@
               <w14:ligatures w14:val="standardContextual"/>
             </w:rPr>
           </w:pPr>
-          <w:hyperlink w:anchor="_Toc241418900" w:history="1">
+          <w:hyperlink w:anchor="_Toc241443589" w:history="1">
             <w:r>
               <w:rPr>
                 <w:rStyle w:val="Hyperlink"/>
@@ -5100,7 +5100,7 @@
               <w:rPr>
                 <w:noProof/>
               </w:rPr>
-              <w:instrText xml:space="preserve"> PAGEREF _Toc241418900 \h </w:instrText>
+              <w:instrText xml:space="preserve"> PAGEREF _Toc241443589 \h </w:instrText>
             </w:r>
             <w:r>
               <w:rPr>
@@ -5142,7 +5142,7 @@
               <w14:ligatures w14:val="standardContextual"/>
             </w:rPr>
           </w:pPr>
-          <w:hyperlink w:anchor="_Toc241418901" w:history="1">
+          <w:hyperlink w:anchor="_Toc241443590" w:history="1">
             <w:r>
               <w:rPr>
                 <w:rStyle w:val="Hyperlink"/>
@@ -5166,7 +5166,7 @@
               <w:rPr>
                 <w:noProof/>
               </w:rPr>
-              <w:instrText xml:space="preserve"> PAGEREF _Toc241418901 \h </w:instrText>
+              <w:instrText xml:space="preserve"> PAGEREF _Toc241443590 \h </w:instrText>
             </w:r>
             <w:r>
               <w:rPr>
@@ -5208,7 +5208,7 @@
               <w14:ligatures w14:val="standardContextual"/>
             </w:rPr>
           </w:pPr>
-          <w:hyperlink w:anchor="_Toc241418902" w:history="1">
+          <w:hyperlink w:anchor="_Toc241443591" w:history="1">
             <w:r>
               <w:rPr>
                 <w:rStyle w:val="Hyperlink"/>
@@ -5232,7 +5232,7 @@
               <w:rPr>
                 <w:noProof/>
               </w:rPr>
-              <w:instrText xml:space="preserve"> PAGEREF _Toc241418902 \h </w:instrText>
+              <w:instrText xml:space="preserve"> PAGEREF _Toc241443591 \h </w:instrText>
             </w:r>
             <w:r>
               <w:rPr>
@@ -5274,7 +5274,7 @@
               <w14:ligatures w14:val="standardContextual"/>
             </w:rPr>
           </w:pPr>
-          <w:hyperlink w:anchor="_Toc241418903" w:history="1">
+          <w:hyperlink w:anchor="_Toc241443592" w:history="1">
             <w:r>
               <w:rPr>
                 <w:rStyle w:val="Hyperlink"/>
@@ -5298,7 +5298,7 @@
               <w:rPr>
                 <w:noProof/>
               </w:rPr>
-              <w:instrText xml:space="preserve"> PAGEREF _Toc241418903 \h </w:instrText>
+              <w:instrText xml:space="preserve"> PAGEREF _Toc241443592 \h </w:instrText>
             </w:r>
             <w:r>
               <w:rPr>
@@ -5340,7 +5340,7 @@
               <w14:ligatures w14:val="standardContextual"/>
             </w:rPr>
           </w:pPr>
-          <w:hyperlink w:anchor="_Toc241418904" w:history="1">
+          <w:hyperlink w:anchor="_Toc241443593" w:history="1">
             <w:r>
               <w:rPr>
                 <w:rStyle w:val="Hyperlink"/>
@@ -5364,7 +5364,7 @@
               <w:rPr>
                 <w:noProof/>
               </w:rPr>
-              <w:instrText xml:space="preserve"> PAGEREF _Toc241418904 \h </w:instrText>
+              <w:instrText xml:space="preserve"> PAGEREF _Toc241443593 \h </w:instrText>
             </w:r>
             <w:r>
               <w:rPr>
@@ -5406,7 +5406,7 @@
               <w14:ligatures w14:val="standardContextual"/>
             </w:rPr>
           </w:pPr>
-          <w:hyperlink w:anchor="_Toc241418905" w:history="1">
+          <w:hyperlink w:anchor="_Toc241443594" w:history="1">
             <w:r>
               <w:rPr>
                 <w:rStyle w:val="Hyperlink"/>
@@ -5430,7 +5430,7 @@
               <w:rPr>
                 <w:noProof/>
               </w:rPr>
-              <w:instrText xml:space="preserve"> PAGEREF _Toc241418905 \h </w:instrText>
+              <w:instrText xml:space="preserve"> PAGEREF _Toc241443594 \h </w:instrText>
             </w:r>
             <w:r>
               <w:rPr>
@@ -5472,7 +5472,7 @@
               <w14:ligatures w14:val="standardContextual"/>
             </w:rPr>
           </w:pPr>
-          <w:hyperlink w:anchor="_Toc241418906" w:history="1">
+          <w:hyperlink w:anchor="_Toc241443595" w:history="1">
             <w:r>
               <w:rPr>
                 <w:rStyle w:val="Hyperlink"/>
@@ -5496,7 +5496,7 @@
               <w:rPr>
                 <w:noProof/>
               </w:rPr>
-              <w:instrText xml:space="preserve"> PAGEREF _Toc241418906 \h </w:instrText>
+              <w:instrText xml:space="preserve"> PAGEREF _Toc241443595 \h </w:instrText>
             </w:r>
             <w:r>
               <w:rPr>
@@ -5538,7 +5538,7 @@
               <w14:ligatures w14:val="standardContextual"/>
             </w:rPr>
           </w:pPr>
-          <w:hyperlink w:anchor="_Toc241418907" w:history="1">
+          <w:hyperlink w:anchor="_Toc241443596" w:history="1">
             <w:r>
               <w:rPr>
                 <w:rStyle w:val="Hyperlink"/>
@@ -5562,7 +5562,7 @@
               <w:rPr>
                 <w:noProof/>
               </w:rPr>
-              <w:instrText xml:space="preserve"> PAGEREF _Toc241418907 \h </w:instrText>
+              <w:instrText xml:space="preserve"> PAGEREF _Toc241443596 \h </w:instrText>
             </w:r>
             <w:r>
               <w:rPr>
@@ -5604,7 +5604,7 @@
               <w14:ligatures w14:val="standardContextual"/>
             </w:rPr>
           </w:pPr>
-          <w:hyperlink w:anchor="_Toc241418908" w:history="1">
+          <w:hyperlink w:anchor="_Toc241443597" w:history="1">
             <w:r>
               <w:rPr>
                 <w:rStyle w:val="Hyperlink"/>
@@ -5628,7 +5628,7 @@
               <w:rPr>
                 <w:noProof/>
               </w:rPr>
-              <w:instrText xml:space="preserve"> PAGEREF _Toc241418908 \h </w:instrText>
+              <w:instrText xml:space="preserve"> PAGEREF _Toc241443597 \h </w:instrText>
             </w:r>
             <w:r>
               <w:rPr>
@@ -5670,7 +5670,7 @@
               <w14:ligatures w14:val="standardContextual"/>
             </w:rPr>
           </w:pPr>
-          <w:hyperlink w:anchor="_Toc241418909" w:history="1">
+          <w:hyperlink w:anchor="_Toc241443598" w:history="1">
             <w:r>
               <w:rPr>
                 <w:rStyle w:val="Hyperlink"/>
@@ -5694,7 +5694,7 @@
               <w:rPr>
                 <w:noProof/>
               </w:rPr>
-              <w:instrText xml:space="preserve"> PAGEREF _Toc241418909 \h </w:instrText>
+              <w:instrText xml:space="preserve"> PAGEREF _Toc241443598 \h </w:instrText>
             </w:r>
             <w:r>
               <w:rPr>
@@ -5736,7 +5736,7 @@
               <w14:ligatures w14:val="standardContextual"/>
             </w:rPr>
           </w:pPr>
-          <w:hyperlink w:anchor="_Toc241418910" w:history="1">
+          <w:hyperlink w:anchor="_Toc241443599" w:history="1">
             <w:r>
               <w:rPr>
                 <w:rStyle w:val="Hyperlink"/>
@@ -5760,7 +5760,7 @@
               <w:rPr>
                 <w:noProof/>
               </w:rPr>
-              <w:instrText xml:space="preserve"> PAGEREF _Toc241418910 \h </w:instrText>
+              <w:instrText xml:space="preserve"> PAGEREF _Toc241443599 \h </w:instrText>
             </w:r>
             <w:r>
               <w:rPr>
@@ -5802,7 +5802,7 @@
               <w14:ligatures w14:val="standardContextual"/>
             </w:rPr>
           </w:pPr>
-          <w:hyperlink w:anchor="_Toc241418911" w:history="1">
+          <w:hyperlink w:anchor="_Toc241443600" w:history="1">
             <w:r>
               <w:rPr>
                 <w:rStyle w:val="Hyperlink"/>
@@ -5826,7 +5826,7 @@
               <w:rPr>
                 <w:noProof/>
               </w:rPr>
-              <w:instrText xml:space="preserve"> PAGEREF _Toc241418911 \h </w:instrText>
+              <w:instrText xml:space="preserve"> PAGEREF _Toc241443600 \h </w:instrText>
             </w:r>
             <w:r>
               <w:rPr>
@@ -5868,7 +5868,7 @@
               <w14:ligatures w14:val="standardContextual"/>
             </w:rPr>
           </w:pPr>
-          <w:hyperlink w:anchor="_Toc241418912" w:history="1">
+          <w:hyperlink w:anchor="_Toc241443601" w:history="1">
             <w:r>
               <w:rPr>
                 <w:rStyle w:val="Hyperlink"/>
@@ -5892,7 +5892,7 @@
               <w:rPr>
                 <w:noProof/>
               </w:rPr>
-              <w:instrText xml:space="preserve"> PAGEREF _Toc241418912 \h </w:instrText>
+              <w:instrText xml:space="preserve"> PAGEREF _Toc241443601 \h </w:instrText>
             </w:r>
             <w:r>
               <w:rPr>
@@ -5934,7 +5934,7 @@
               <w14:ligatures w14:val="standardContextual"/>
             </w:rPr>
           </w:pPr>
-          <w:hyperlink w:anchor="_Toc241418913" w:history="1">
+          <w:hyperlink w:anchor="_Toc241443602" w:history="1">
             <w:r>
               <w:rPr>
                 <w:rStyle w:val="Hyperlink"/>
@@ -5958,7 +5958,7 @@
               <w:rPr>
                 <w:noProof/>
               </w:rPr>
-              <w:instrText xml:space="preserve"> PAGEREF _Toc241418913 \h </w:instrText>
+              <w:instrText xml:space="preserve"> PAGEREF _Toc241443602 \h </w:instrText>
             </w:r>
             <w:r>
               <w:rPr>
@@ -6000,7 +6000,7 @@
               <w14:ligatures w14:val="standardContextual"/>
             </w:rPr>
           </w:pPr>
-          <w:hyperlink w:anchor="_Toc241418914" w:history="1">
+          <w:hyperlink w:anchor="_Toc241443603" w:history="1">
             <w:r>
               <w:rPr>
                 <w:rStyle w:val="Hyperlink"/>
@@ -6024,7 +6024,7 @@
               <w:rPr>
                 <w:noProof/>
               </w:rPr>
-              <w:instrText xml:space="preserve"> PAGEREF _Toc241418914 \h </w:instrText>
+              <w:instrText xml:space="preserve"> PAGEREF _Toc241443603 \h </w:instrText>
             </w:r>
             <w:r>
               <w:rPr>
@@ -6066,7 +6066,7 @@
               <w14:ligatures w14:val="standardContextual"/>
             </w:rPr>
           </w:pPr>
-          <w:hyperlink w:anchor="_Toc241418915" w:history="1">
+          <w:hyperlink w:anchor="_Toc241443604" w:history="1">
             <w:r>
               <w:rPr>
                 <w:rStyle w:val="Hyperlink"/>
@@ -6090,7 +6090,7 @@
               <w:rPr>
                 <w:noProof/>
               </w:rPr>
-              <w:instrText xml:space="preserve"> PAGEREF _Toc241418915 \h </w:instrText>
+              <w:instrText xml:space="preserve"> PAGEREF _Toc241443604 \h </w:instrText>
             </w:r>
             <w:r>
               <w:rPr>
@@ -6132,7 +6132,7 @@
               <w14:ligatures w14:val="standardContextual"/>
             </w:rPr>
           </w:pPr>
-          <w:hyperlink w:anchor="_Toc241418916" w:history="1">
+          <w:hyperlink w:anchor="_Toc241443605" w:history="1">
             <w:r>
               <w:rPr>
                 <w:rStyle w:val="Hyperlink"/>
@@ -6156,7 +6156,7 @@
               <w:rPr>
                 <w:noProof/>
               </w:rPr>
-              <w:instrText xml:space="preserve"> PAGEREF _Toc241418916 \h </w:instrText>
+              <w:instrText xml:space="preserve"> PAGEREF _Toc241443605 \h </w:instrText>
             </w:r>
             <w:r>
               <w:rPr>
@@ -6198,7 +6198,7 @@
               <w14:ligatures w14:val="standardContextual"/>
             </w:rPr>
           </w:pPr>
-          <w:hyperlink w:anchor="_Toc241418917" w:history="1">
+          <w:hyperlink w:anchor="_Toc241443606" w:history="1">
             <w:r>
               <w:rPr>
                 <w:rStyle w:val="Hyperlink"/>
@@ -6222,7 +6222,7 @@
               <w:rPr>
                 <w:noProof/>
               </w:rPr>
-              <w:instrText xml:space="preserve"> PAGEREF _Toc241418917 \h </w:instrText>
+              <w:instrText xml:space="preserve"> PAGEREF _Toc241443606 \h </w:instrText>
             </w:r>
             <w:r>
               <w:rPr>
@@ -6264,7 +6264,7 @@
               <w14:ligatures w14:val="standardContextual"/>
             </w:rPr>
           </w:pPr>
-          <w:hyperlink w:anchor="_Toc241418918" w:history="1">
+          <w:hyperlink w:anchor="_Toc241443607" w:history="1">
             <w:r>
               <w:rPr>
                 <w:rStyle w:val="Hyperlink"/>
@@ -6288,7 +6288,7 @@
               <w:rPr>
                 <w:noProof/>
               </w:rPr>
-              <w:instrText xml:space="preserve"> PAGEREF _Toc241418918 \h </w:instrText>
+              <w:instrText xml:space="preserve"> PAGEREF _Toc241443607 \h </w:instrText>
             </w:r>
             <w:r>
               <w:rPr>
@@ -6330,7 +6330,7 @@
               <w14:ligatures w14:val="standardContextual"/>
             </w:rPr>
           </w:pPr>
-          <w:hyperlink w:anchor="_Toc241418919" w:history="1">
+          <w:hyperlink w:anchor="_Toc241443608" w:history="1">
             <w:r>
               <w:rPr>
                 <w:rStyle w:val="Hyperlink"/>
@@ -6354,7 +6354,7 @@
               <w:rPr>
                 <w:noProof/>
               </w:rPr>
-              <w:instrText xml:space="preserve"> PAGEREF _Toc241418919 \h </w:instrText>
+              <w:instrText xml:space="preserve"> PAGEREF _Toc241443608 \h </w:instrText>
             </w:r>
             <w:r>
               <w:rPr>
@@ -6396,7 +6396,7 @@
               <w14:ligatures w14:val="standardContextual"/>
             </w:rPr>
           </w:pPr>
-          <w:hyperlink w:anchor="_Toc241418920" w:history="1">
+          <w:hyperlink w:anchor="_Toc241443609" w:history="1">
             <w:r>
               <w:rPr>
                 <w:rStyle w:val="Hyperlink"/>
@@ -6420,7 +6420,7 @@
               <w:rPr>
                 <w:noProof/>
               </w:rPr>
-              <w:instrText xml:space="preserve"> PAGEREF _Toc241418920 \h </w:instrText>
+              <w:instrText xml:space="preserve"> PAGEREF _Toc241443609 \h </w:instrText>
             </w:r>
             <w:r>
               <w:rPr>
@@ -6462,7 +6462,7 @@
               <w14:ligatures w14:val="standardContextual"/>
             </w:rPr>
           </w:pPr>
-          <w:hyperlink w:anchor="_Toc241418921" w:history="1">
+          <w:hyperlink w:anchor="_Toc241443610" w:history="1">
             <w:r>
               <w:rPr>
                 <w:rStyle w:val="Hyperlink"/>
@@ -6486,7 +6486,7 @@
               <w:rPr>
                 <w:noProof/>
               </w:rPr>
-              <w:instrText xml:space="preserve"> PAGEREF _Toc241418921 \h </w:instrText>
+              <w:instrText xml:space="preserve"> PAGEREF _Toc241443610 \h </w:instrText>
             </w:r>
             <w:r>
               <w:rPr>
@@ -6528,7 +6528,7 @@
               <w14:ligatures w14:val="standardContextual"/>
             </w:rPr>
           </w:pPr>
-          <w:hyperlink w:anchor="_Toc241418922" w:history="1">
+          <w:hyperlink w:anchor="_Toc241443611" w:history="1">
             <w:r>
               <w:rPr>
                 <w:rStyle w:val="Hyperlink"/>
@@ -6552,7 +6552,7 @@
               <w:rPr>
                 <w:noProof/>
               </w:rPr>
-              <w:instrText xml:space="preserve"> PAGEREF _Toc241418922 \h </w:instrText>
+              <w:instrText xml:space="preserve"> PAGEREF _Toc241443611 \h </w:instrText>
             </w:r>
             <w:r>
               <w:rPr>
@@ -6594,7 +6594,7 @@
               <w14:ligatures w14:val="standardContextual"/>
             </w:rPr>
           </w:pPr>
-          <w:hyperlink w:anchor="_Toc241418923" w:history="1">
+          <w:hyperlink w:anchor="_Toc241443612" w:history="1">
             <w:r>
               <w:rPr>
                 <w:rStyle w:val="Hyperlink"/>
@@ -6618,7 +6618,7 @@
               <w:rPr>
                 <w:noProof/>
               </w:rPr>
-              <w:instrText xml:space="preserve"> PAGEREF _Toc241418923 \h </w:instrText>
+              <w:instrText xml:space="preserve"> PAGEREF _Toc241443612 \h </w:instrText>
             </w:r>
             <w:r>
               <w:rPr>
@@ -6660,7 +6660,7 @@
               <w14:ligatures w14:val="standardContextual"/>
             </w:rPr>
           </w:pPr>
-          <w:hyperlink w:anchor="_Toc241418924" w:history="1">
+          <w:hyperlink w:anchor="_Toc241443613" w:history="1">
             <w:r>
               <w:rPr>
                 <w:rStyle w:val="Hyperlink"/>
@@ -6684,7 +6684,7 @@
               <w:rPr>
                 <w:noProof/>
               </w:rPr>
-              <w:instrText xml:space="preserve"> PAGEREF _Toc241418924 \h </w:instrText>
+              <w:instrText xml:space="preserve"> PAGEREF _Toc241443613 \h </w:instrText>
             </w:r>
             <w:r>
               <w:rPr>
@@ -6726,7 +6726,7 @@
               <w14:ligatures w14:val="standardContextual"/>
             </w:rPr>
           </w:pPr>
-          <w:hyperlink w:anchor="_Toc241418925" w:history="1">
+          <w:hyperlink w:anchor="_Toc241443614" w:history="1">
             <w:r>
               <w:rPr>
                 <w:rStyle w:val="Hyperlink"/>
@@ -6750,7 +6750,7 @@
               <w:rPr>
                 <w:noProof/>
               </w:rPr>
-              <w:instrText xml:space="preserve"> PAGEREF _Toc241418925 \h </w:instrText>
+              <w:instrText xml:space="preserve"> PAGEREF _Toc241443614 \h </w:instrText>
             </w:r>
             <w:r>
               <w:rPr>
@@ -6792,7 +6792,7 @@
               <w14:ligatures w14:val="standardContextual"/>
             </w:rPr>
           </w:pPr>
-          <w:hyperlink w:anchor="_Toc241418926" w:history="1">
+          <w:hyperlink w:anchor="_Toc241443615" w:history="1">
             <w:r>
               <w:rPr>
                 <w:rStyle w:val="Hyperlink"/>
@@ -6816,7 +6816,7 @@
               <w:rPr>
                 <w:noProof/>
               </w:rPr>
-              <w:instrText xml:space="preserve"> PAGEREF _Toc241418926 \h </w:instrText>
+              <w:instrText xml:space="preserve"> PAGEREF _Toc241443615 \h </w:instrText>
             </w:r>
             <w:r>
               <w:rPr>
@@ -6858,7 +6858,7 @@
               <w14:ligatures w14:val="standardContextual"/>
             </w:rPr>
           </w:pPr>
-          <w:hyperlink w:anchor="_Toc241418927" w:history="1">
+          <w:hyperlink w:anchor="_Toc241443616" w:history="1">
             <w:r>
               <w:rPr>
                 <w:rStyle w:val="Hyperlink"/>
@@ -6882,7 +6882,7 @@
               <w:rPr>
                 <w:noProof/>
               </w:rPr>
-              <w:instrText xml:space="preserve"> PAGEREF _Toc241418927 \h </w:instrText>
+              <w:instrText xml:space="preserve"> PAGEREF _Toc241443616 \h </w:instrText>
             </w:r>
             <w:r>
               <w:rPr>
@@ -6924,7 +6924,7 @@
               <w14:ligatures w14:val="standardContextual"/>
             </w:rPr>
           </w:pPr>
-          <w:hyperlink w:anchor="_Toc241418928" w:history="1">
+          <w:hyperlink w:anchor="_Toc241443617" w:history="1">
             <w:r>
               <w:rPr>
                 <w:rStyle w:val="Hyperlink"/>
@@ -6948,7 +6948,7 @@
               <w:rPr>
                 <w:noProof/>
               </w:rPr>
-              <w:instrText xml:space="preserve"> PAGEREF _Toc241418928 \h </w:instrText>
+              <w:instrText xml:space="preserve"> PAGEREF _Toc241443617 \h </w:instrText>
             </w:r>
             <w:r>
               <w:rPr>
@@ -6990,7 +6990,7 @@
               <w14:ligatures w14:val="standardContextual"/>
             </w:rPr>
           </w:pPr>
-          <w:hyperlink w:anchor="_Toc241418929" w:history="1">
+          <w:hyperlink w:anchor="_Toc241443618" w:history="1">
             <w:r>
               <w:rPr>
                 <w:rStyle w:val="Hyperlink"/>
@@ -7014,7 +7014,7 @@
               <w:rPr>
                 <w:noProof/>
               </w:rPr>
-              <w:instrText xml:space="preserve"> PAGEREF _Toc241418929 \h </w:instrText>
+              <w:instrText xml:space="preserve"> PAGEREF _Toc241443618 \h </w:instrText>
             </w:r>
             <w:r>
               <w:rPr>
@@ -7056,7 +7056,7 @@
               <w14:ligatures w14:val="standardContextual"/>
             </w:rPr>
           </w:pPr>
-          <w:hyperlink w:anchor="_Toc241418930" w:history="1">
+          <w:hyperlink w:anchor="_Toc241443619" w:history="1">
             <w:r>
               <w:rPr>
                 <w:rStyle w:val="Hyperlink"/>
@@ -7080,7 +7080,7 @@
               <w:rPr>
                 <w:noProof/>
               </w:rPr>
-              <w:instrText xml:space="preserve"> PAGEREF _Toc241418930 \h </w:instrText>
+              <w:instrText xml:space="preserve"> PAGEREF _Toc241443619 \h </w:instrText>
             </w:r>
             <w:r>
               <w:rPr>
@@ -7122,7 +7122,7 @@
               <w14:ligatures w14:val="standardContextual"/>
             </w:rPr>
           </w:pPr>
-          <w:hyperlink w:anchor="_Toc241418931" w:history="1">
+          <w:hyperlink w:anchor="_Toc241443620" w:history="1">
             <w:r>
               <w:rPr>
                 <w:rStyle w:val="Hyperlink"/>
@@ -7146,7 +7146,7 @@
               <w:rPr>
                 <w:noProof/>
               </w:rPr>
-              <w:instrText xml:space="preserve"> PAGEREF _Toc241418931 \h </w:instrText>
+              <w:instrText xml:space="preserve"> PAGEREF _Toc241443620 \h </w:instrText>
             </w:r>
             <w:r>
               <w:rPr>
@@ -7188,7 +7188,7 @@
               <w14:ligatures w14:val="standardContextual"/>
             </w:rPr>
           </w:pPr>
-          <w:hyperlink w:anchor="_Toc241418932" w:history="1">
+          <w:hyperlink w:anchor="_Toc241443621" w:history="1">
             <w:r>
               <w:rPr>
                 <w:rStyle w:val="Hyperlink"/>
@@ -7212,7 +7212,7 @@
               <w:rPr>
                 <w:noProof/>
               </w:rPr>
-              <w:instrText xml:space="preserve"> PAGEREF _Toc241418932 \h </w:instrText>
+              <w:instrText xml:space="preserve"> PAGEREF _Toc241443621 \h </w:instrText>
             </w:r>
             <w:r>
               <w:rPr>
@@ -7254,7 +7254,7 @@
               <w14:ligatures w14:val="standardContextual"/>
             </w:rPr>
           </w:pPr>
-          <w:hyperlink w:anchor="_Toc241418933" w:history="1">
+          <w:hyperlink w:anchor="_Toc241443622" w:history="1">
             <w:r>
               <w:rPr>
                 <w:rStyle w:val="Hyperlink"/>
@@ -7278,7 +7278,7 @@
               <w:rPr>
                 <w:noProof/>
               </w:rPr>
-              <w:instrText xml:space="preserve"> PAGEREF _Toc241418933 \h </w:instrText>
+              <w:instrText xml:space="preserve"> PAGEREF _Toc241443622 \h </w:instrText>
             </w:r>
             <w:r>
               <w:rPr>
@@ -7320,7 +7320,7 @@
               <w14:ligatures w14:val="standardContextual"/>
             </w:rPr>
           </w:pPr>
-          <w:hyperlink w:anchor="_Toc241418934" w:history="1">
+          <w:hyperlink w:anchor="_Toc241443623" w:history="1">
             <w:r>
               <w:rPr>
                 <w:rStyle w:val="Hyperlink"/>
@@ -7344,7 +7344,7 @@
               <w:rPr>
                 <w:noProof/>
               </w:rPr>
-              <w:instrText xml:space="preserve"> PAGEREF _Toc241418934 \h </w:instrText>
+              <w:instrText xml:space="preserve"> PAGEREF _Toc241443623 \h </w:instrText>
             </w:r>
             <w:r>
               <w:rPr>
@@ -7361,7 +7361,7 @@
               <w:rPr>
                 <w:noProof/>
               </w:rPr>
-              <w:t>62</w:t>
+              <w:t>63</w:t>
             </w:r>
             <w:r>
               <w:rPr>
@@ -7386,7 +7386,7 @@
               <w14:ligatures w14:val="standardContextual"/>
             </w:rPr>
           </w:pPr>
-          <w:hyperlink w:anchor="_Toc241418935" w:history="1">
+          <w:hyperlink w:anchor="_Toc241443624" w:history="1">
             <w:r>
               <w:rPr>
                 <w:rStyle w:val="Hyperlink"/>
@@ -7410,7 +7410,7 @@
               <w:rPr>
                 <w:noProof/>
               </w:rPr>
-              <w:instrText xml:space="preserve"> PAGEREF _Toc241418935 \h </w:instrText>
+              <w:instrText xml:space="preserve"> PAGEREF _Toc241443624 \h </w:instrText>
             </w:r>
             <w:r>
               <w:rPr>
@@ -7463,7 +7463,7 @@
         <w:pStyle w:val="Kop1"/>
         <w:pageBreakBefore/>
       </w:pPr>
-      <w:bookmarkStart w:id="1" w:name="_Toc241418827"/>
+      <w:bookmarkStart w:id="1" w:name="_Toc241443516"/>
       <w:r>
         <w:lastRenderedPageBreak/>
         <w:t>Intended Use and Your Data</w:t>
@@ -7524,7 +7524,7 @@
       <w:pPr>
         <w:pStyle w:val="Kop2"/>
       </w:pPr>
-      <w:bookmarkStart w:id="2" w:name="_Toc241418828"/>
+      <w:bookmarkStart w:id="2" w:name="_Toc241443517"/>
       <w:r>
         <w:t>What the App Does Not Do</w:t>
       </w:r>
@@ -8065,7 +8065,7 @@
         <w:pStyle w:val="Kop1"/>
         <w:pageBreakBefore/>
       </w:pPr>
-      <w:bookmarkStart w:id="3" w:name="_Toc241418829"/>
+      <w:bookmarkStart w:id="3" w:name="_Toc241443518"/>
       <w:r>
         <w:lastRenderedPageBreak/>
         <w:t>Getting Started</w:t>
@@ -8076,7 +8076,7 @@
       <w:pPr>
         <w:pStyle w:val="Kop2"/>
       </w:pPr>
-      <w:bookmarkStart w:id="4" w:name="_Toc241418830"/>
+      <w:bookmarkStart w:id="4" w:name="_Toc241443519"/>
       <w:r>
         <w:t>Opening the Public App</w:t>
       </w:r>
@@ -8094,7 +8094,7 @@
       <w:pPr>
         <w:pStyle w:val="Kop2"/>
       </w:pPr>
-      <w:bookmarkStart w:id="5" w:name="_Toc241418831"/>
+      <w:bookmarkStart w:id="5" w:name="_Toc241443520"/>
       <w:r>
         <w:t>Installing the App on Your Own Computer</w:t>
       </w:r>
@@ -8174,7 +8174,7 @@
       <w:pPr>
         <w:pStyle w:val="Kop2"/>
       </w:pPr>
-      <w:bookmarkStart w:id="6" w:name="_Toc241418832"/>
+      <w:bookmarkStart w:id="6" w:name="_Toc241443521"/>
       <w:r>
         <w:t>The Hub Screen</w:t>
       </w:r>
@@ -8801,7 +8801,7 @@
       <w:pPr>
         <w:pStyle w:val="Kop2"/>
       </w:pPr>
-      <w:bookmarkStart w:id="7" w:name="_Toc241418833"/>
+      <w:bookmarkStart w:id="7" w:name="_Toc241443522"/>
       <w:r>
         <w:t>Getting Help Inside the App</w:t>
       </w:r>
@@ -8819,7 +8819,7 @@
       <w:pPr>
         <w:pStyle w:val="Kop2"/>
       </w:pPr>
-      <w:bookmarkStart w:id="8" w:name="_Toc241418834"/>
+      <w:bookmarkStart w:id="8" w:name="_Toc241443523"/>
       <w:r>
         <w:t>Saving Your Work</w:t>
       </w:r>
@@ -8838,7 +8838,7 @@
         <w:pStyle w:val="Kop1"/>
         <w:pageBreakBefore/>
       </w:pPr>
-      <w:bookmarkStart w:id="9" w:name="_Toc241418835"/>
+      <w:bookmarkStart w:id="9" w:name="_Toc241443524"/>
       <w:r>
         <w:lastRenderedPageBreak/>
         <w:t>Tutorials</w:t>
@@ -8857,7 +8857,7 @@
       <w:pPr>
         <w:pStyle w:val="Kop2"/>
       </w:pPr>
-      <w:bookmarkStart w:id="10" w:name="_Toc241418836"/>
+      <w:bookmarkStart w:id="10" w:name="_Toc241443525"/>
       <w:r>
         <w:t>Tutorial 1: A First Analysis Without a File</w:t>
       </w:r>
@@ -8996,7 +8996,7 @@
       <w:pPr>
         <w:pStyle w:val="Kop2"/>
       </w:pPr>
-      <w:bookmarkStart w:id="11" w:name="_Toc241418837"/>
+      <w:bookmarkStart w:id="11" w:name="_Toc241443526"/>
       <w:r>
         <w:t>Tutorial 2: Uploading Data with BLQ Results</w:t>
       </w:r>
@@ -9215,7 +9215,7 @@
       <w:pPr>
         <w:pStyle w:val="Kop2"/>
       </w:pPr>
-      <w:bookmarkStart w:id="12" w:name="_Toc241418838"/>
+      <w:bookmarkStart w:id="12" w:name="_Toc241443527"/>
       <w:r>
         <w:t>Tutorial 3: All Subjects at Once (Theophylline)</w:t>
       </w:r>
@@ -9383,7 +9383,7 @@
       <w:pPr>
         <w:pStyle w:val="Kop2"/>
       </w:pPr>
-      <w:bookmarkStart w:id="13" w:name="_Toc241418839"/>
+      <w:bookmarkStart w:id="13" w:name="_Toc241443528"/>
       <w:r>
         <w:t>Tutorial 4: Bioequivalence</w:t>
       </w:r>
@@ -9568,7 +9568,7 @@
       <w:pPr>
         <w:pStyle w:val="Kop2"/>
       </w:pPr>
-      <w:bookmarkStart w:id="14" w:name="_Toc241418840"/>
+      <w:bookmarkStart w:id="14" w:name="_Toc241443529"/>
       <w:r>
         <w:lastRenderedPageBreak/>
         <w:t>Tutorial 5: Planning a Study</w:t>
@@ -9728,7 +9728,7 @@
       <w:pPr>
         <w:pStyle w:val="Kop2"/>
       </w:pPr>
-      <w:bookmarkStart w:id="15" w:name="_Toc241418841"/>
+      <w:bookmarkStart w:id="15" w:name="_Toc241443530"/>
       <w:r>
         <w:t>Tutorial 6: Partial AUCs</w:t>
       </w:r>
@@ -9860,7 +9860,7 @@
       <w:pPr>
         <w:pStyle w:val="Kop2"/>
       </w:pPr>
-      <w:bookmarkStart w:id="16" w:name="_Toc241418842"/>
+      <w:bookmarkStart w:id="16" w:name="_Toc241443531"/>
       <w:r>
         <w:t>Tutorial 7: Figures</w:t>
       </w:r>
@@ -9966,7 +9966,7 @@
       <w:pPr>
         <w:pStyle w:val="Kop2"/>
       </w:pPr>
-      <w:bookmarkStart w:id="17" w:name="_Toc241418843"/>
+      <w:bookmarkStart w:id="17" w:name="_Toc241443532"/>
       <w:r>
         <w:t>Answer Key</w:t>
       </w:r>
@@ -10075,7 +10075,7 @@
         <w:pStyle w:val="Kop1"/>
         <w:pageBreakBefore/>
       </w:pPr>
-      <w:bookmarkStart w:id="18" w:name="_Toc241418844"/>
+      <w:bookmarkStart w:id="18" w:name="_Toc241443533"/>
       <w:r>
         <w:lastRenderedPageBreak/>
         <w:t>Preparing Your Data and Study Types</w:t>
@@ -10086,7 +10086,7 @@
       <w:pPr>
         <w:pStyle w:val="Kop2"/>
       </w:pPr>
-      <w:bookmarkStart w:id="19" w:name="_Toc241418845"/>
+      <w:bookmarkStart w:id="19" w:name="_Toc241443534"/>
       <w:r>
         <w:t>General Format Rules</w:t>
       </w:r>
@@ -10120,7 +10120,7 @@
         <w:t>Time</w:t>
       </w:r>
       <w:r>
-        <w:t xml:space="preserve"> is the time since the dose of that profile, with the pre-dose sample at 0. A negative pre-dose time is used as it is: the lag time then becomes negative and AUC includes the time before the dose, so set the pre-dose sample to 0.</w:t>
+        <w:t xml:space="preserve"> is the time since the dose of that profile, with the pre-dose sample at 0. A negative pre-dose time is refused: it would make the lag time negative and add the time before the dose to AUC, so set the pre-dose sample to 0.</w:t>
       </w:r>
     </w:p>
     <w:p>
@@ -10150,7 +10150,7 @@
         <w:spacing w:after="120" w:line="276" w:lineRule="auto"/>
       </w:pPr>
       <w:r>
-        <w:t>Choose the delimiter (comma, semicolon or tab) and the decimal point (period or comma) in the upload settings. With a decimal comma, values such as 12,5 are read correctly, also in a concentration column that contains BLQ text such as “&lt;0,5”. Excel files need no settings, because Excel stores numbers as numbers. In a decimal-comma file a point can only separate thousands, so 12.500 is read as 12500. Any other point in a number is refused, and the message names the column.</w:t>
+        <w:t>Choose the delimiter (comma, semicolon or tab) and the decimal point (period or comma) in the upload settings. With a decimal comma, values such as 12,5 are read correctly, also in a concentration column that contains BLQ text such as “&lt;0,5”. Excel files need no settings, because Excel stores numbers as numbers. In a decimal-comma file a point can only separate thousands, so 12.500 is read as 12500. Any other point in a number, including 0.250, is refused, and the message names the column.</w:t>
       </w:r>
     </w:p>
     <w:p>
@@ -10181,7 +10181,7 @@
       <w:pPr>
         <w:pStyle w:val="Kop2"/>
       </w:pPr>
-      <w:bookmarkStart w:id="20" w:name="_Toc241418846"/>
+      <w:bookmarkStart w:id="20" w:name="_Toc241443535"/>
       <w:r>
         <w:t>Scenario 1: Single Subject</w:t>
       </w:r>
@@ -10880,7 +10880,7 @@
       <w:pPr>
         <w:pStyle w:val="Kop2"/>
       </w:pPr>
-      <w:bookmarkStart w:id="21" w:name="_Toc241418847"/>
+      <w:bookmarkStart w:id="21" w:name="_Toc241443536"/>
       <w:r>
         <w:t>Scenario 2: Multiple Subjects, Same Dose</w:t>
       </w:r>
@@ -11490,7 +11490,7 @@
       <w:pPr>
         <w:pStyle w:val="Kop2"/>
       </w:pPr>
-      <w:bookmarkStart w:id="22" w:name="_Toc241418848"/>
+      <w:bookmarkStart w:id="22" w:name="_Toc241443537"/>
       <w:r>
         <w:t>Scenario 3: Multiple Subjects, Different Doses</w:t>
       </w:r>
@@ -11508,7 +11508,7 @@
       <w:pPr>
         <w:pStyle w:val="Kop2"/>
       </w:pPr>
-      <w:bookmarkStart w:id="23" w:name="_Toc241418849"/>
+      <w:bookmarkStart w:id="23" w:name="_Toc241443538"/>
       <w:r>
         <w:t>Scenario 4: Standard 2-Period Crossover (BE)</w:t>
       </w:r>
@@ -12380,7 +12380,7 @@
       <w:pPr>
         <w:pStyle w:val="Kop2"/>
       </w:pPr>
-      <w:bookmarkStart w:id="24" w:name="_Toc241418850"/>
+      <w:bookmarkStart w:id="24" w:name="_Toc241443539"/>
       <w:r>
         <w:t>Scenario 5: Replicate Designs and Paired Comparison</w:t>
       </w:r>
@@ -12398,7 +12398,7 @@
       <w:pPr>
         <w:pStyle w:val="Kop2"/>
       </w:pPr>
-      <w:bookmarkStart w:id="25" w:name="_Toc241418851"/>
+      <w:bookmarkStart w:id="25" w:name="_Toc241443540"/>
       <w:r>
         <w:t>Scenario 6: Parallel-Group BE</w:t>
       </w:r>
@@ -12416,7 +12416,7 @@
       <w:pPr>
         <w:pStyle w:val="Kop2"/>
       </w:pPr>
-      <w:bookmarkStart w:id="26" w:name="_Toc241418852"/>
+      <w:bookmarkStart w:id="26" w:name="_Toc241443541"/>
       <w:r>
         <w:t>Scenario 7: Steady-State PK</w:t>
       </w:r>
@@ -12450,7 +12450,7 @@
       <w:pPr>
         <w:pStyle w:val="Kop2"/>
       </w:pPr>
-      <w:bookmarkStart w:id="27" w:name="_Toc241418853"/>
+      <w:bookmarkStart w:id="27" w:name="_Toc241443542"/>
       <w:r>
         <w:t>Scenario 8: Drug–Drug Interaction Study</w:t>
       </w:r>
@@ -12476,7 +12476,7 @@
       <w:pPr>
         <w:pStyle w:val="Kop2"/>
       </w:pPr>
-      <w:bookmarkStart w:id="28" w:name="_Toc241418854"/>
+      <w:bookmarkStart w:id="28" w:name="_Toc241443543"/>
       <w:r>
         <w:lastRenderedPageBreak/>
         <w:t>Scenario 9: CDISC ADNCA Dataset</w:t>
@@ -12535,7 +12535,7 @@
       <w:pPr>
         <w:pStyle w:val="Kop2"/>
       </w:pPr>
-      <w:bookmarkStart w:id="29" w:name="_Toc241418855"/>
+      <w:bookmarkStart w:id="29" w:name="_Toc241443544"/>
       <w:r>
         <w:t>Scenario 10: IV Bolus and IV Infusion</w:t>
       </w:r>
@@ -12561,7 +12561,7 @@
       <w:pPr>
         <w:pStyle w:val="Kop2"/>
       </w:pPr>
-      <w:bookmarkStart w:id="30" w:name="_Toc241418856"/>
+      <w:bookmarkStart w:id="30" w:name="_Toc241443545"/>
       <w:r>
         <w:t>Scenario 11: Single Ascending Dose and Dose Proportionality</w:t>
       </w:r>
@@ -12579,7 +12579,7 @@
       <w:pPr>
         <w:pStyle w:val="Kop2"/>
       </w:pPr>
-      <w:bookmarkStart w:id="31" w:name="_Toc241418857"/>
+      <w:bookmarkStart w:id="31" w:name="_Toc241443546"/>
       <w:r>
         <w:t>Scenario 12: Multiple Dosing and Accumulation</w:t>
       </w:r>
@@ -12625,7 +12625,7 @@
       <w:pPr>
         <w:pStyle w:val="Kop2"/>
       </w:pPr>
-      <w:bookmarkStart w:id="32" w:name="_Toc241418858"/>
+      <w:bookmarkStart w:id="32" w:name="_Toc241443547"/>
       <w:r>
         <w:t>Scenario 13: Food Effect</w:t>
       </w:r>
@@ -12643,7 +12643,7 @@
       <w:pPr>
         <w:pStyle w:val="Kop2"/>
       </w:pPr>
-      <w:bookmarkStart w:id="33" w:name="_Toc241418859"/>
+      <w:bookmarkStart w:id="33" w:name="_Toc241443548"/>
       <w:r>
         <w:t>Scenario 14: Metabolites and Several Analytes</w:t>
       </w:r>
@@ -12654,14 +12654,14 @@
         <w:spacing w:after="120" w:line="276" w:lineRule="auto"/>
       </w:pPr>
       <w:r>
-        <w:t>Analyse one analyte per run. Filter a flat file to one analyte first, or choose it during the ADNCA upload. A metabolite-to-parent ratio needs both in molar units: enter the molecular weight of each in its own run, and compute the ratio from the exported tables.</w:t>
+        <w:t>Analyse one analyte per run. Filter a flat file to one analyte first, or choose it during the ADNCA upload. A flat file with a column such as Analyte, PARAMCD or Matrix that changes within a subject is refused. A metabolite-to-parent ratio needs both in molar units: enter the molecular weight of each in its own run, and compute the ratio from the exported tables.</w:t>
       </w:r>
     </w:p>
     <w:p>
       <w:pPr>
         <w:pStyle w:val="Kop2"/>
       </w:pPr>
-      <w:bookmarkStart w:id="34" w:name="_Toc241418860"/>
+      <w:bookmarkStart w:id="34" w:name="_Toc241443549"/>
       <w:r>
         <w:t>Scenario 15: Absolute and Relative Bioavailability</w:t>
       </w:r>
@@ -12679,7 +12679,7 @@
       <w:pPr>
         <w:pStyle w:val="Kop2"/>
       </w:pPr>
-      <w:bookmarkStart w:id="35" w:name="_Toc241418861"/>
+      <w:bookmarkStart w:id="35" w:name="_Toc241443550"/>
       <w:r>
         <w:t>Studies with Three or More Treatments</w:t>
       </w:r>
@@ -12697,7 +12697,7 @@
       <w:pPr>
         <w:pStyle w:val="Kop2"/>
       </w:pPr>
-      <w:bookmarkStart w:id="36" w:name="_Toc241418862"/>
+      <w:bookmarkStart w:id="36" w:name="_Toc241443551"/>
       <w:r>
         <w:t>BLQ Handling</w:t>
       </w:r>
@@ -12923,7 +12923,15 @@
                 <w:sz w:val="20"/>
                 <w:szCs w:val="20"/>
               </w:rPr>
-              <w:t>BLQ before the first and between measurable values = 0; after the last = missing</w:t>
+              <w:t xml:space="preserve">BLQ before the first and between measurable values = </w:t>
+            </w:r>
+            <w:r>
+              <w:rPr>
+                <w:sz w:val="20"/>
+                <w:szCs w:val="20"/>
+              </w:rPr>
+              <w:lastRenderedPageBreak/>
+              <w:t>0; after the last = missing</w:t>
             </w:r>
           </w:p>
         </w:tc>
@@ -12949,6 +12957,7 @@
                 <w:sz w:val="20"/>
                 <w:szCs w:val="20"/>
               </w:rPr>
+              <w:lastRenderedPageBreak/>
               <w:t>The usual convention for NCA and bioequivalence (see below)</w:t>
             </w:r>
           </w:p>
@@ -12977,7 +12986,6 @@
                 <w:sz w:val="20"/>
                 <w:szCs w:val="20"/>
               </w:rPr>
-              <w:lastRenderedPageBreak/>
               <w:t>Rule 2</w:t>
             </w:r>
           </w:p>
@@ -13520,16 +13528,19 @@
         <w:spacing w:after="120" w:line="276" w:lineRule="auto"/>
       </w:pPr>
       <w:r>
-        <w:t>The rule matters most for partial AUCs. An early window often holds BLQ samples, which Rule 1 sets to 0 and Rule 6 to LLOQ/2, and a late window over a plateau near the LLOQ can rest mainly on values the rule produced. The app says so when more than half of the samples in a window come from the BLQ rule, or when fewer than three measurable concentrations are left in it.</w:t>
+        <w:t xml:space="preserve">The rule matters most for partial AUCs. An early window often holds BLQ samples, which Rule 1 sets to 0 and Rule 6 to LLOQ/2, and a late window over a plateau near the LLOQ can rest mainly on values the rule produced. The app says so when more than half of the </w:t>
+      </w:r>
+      <w:r>
+        <w:lastRenderedPageBreak/>
+        <w:t>samples in a window come from the BLQ rule, or when fewer than three measurable concentrations are left in it.</w:t>
       </w:r>
     </w:p>
     <w:p>
       <w:pPr>
         <w:pStyle w:val="Kop2"/>
       </w:pPr>
-      <w:bookmarkStart w:id="37" w:name="_Toc241418863"/>
-      <w:r>
-        <w:lastRenderedPageBreak/>
+      <w:bookmarkStart w:id="37" w:name="_Toc241443552"/>
+      <w:r>
         <w:t>Common Mistakes</w:t>
       </w:r>
       <w:bookmarkEnd w:id="37"/>
@@ -13662,7 +13673,7 @@
         <w:pStyle w:val="Kop1"/>
         <w:pageBreakBefore/>
       </w:pPr>
-      <w:bookmarkStart w:id="38" w:name="_Toc241418864"/>
+      <w:bookmarkStart w:id="38" w:name="_Toc241443553"/>
       <w:r>
         <w:lastRenderedPageBreak/>
         <w:t>Using the App</w:t>
@@ -13681,7 +13692,7 @@
       <w:pPr>
         <w:pStyle w:val="Kop2"/>
       </w:pPr>
-      <w:bookmarkStart w:id="39" w:name="_Toc241418865"/>
+      <w:bookmarkStart w:id="39" w:name="_Toc241443554"/>
       <w:r>
         <w:t>Path 1: Plan a Study</w:t>
       </w:r>
@@ -14154,7 +14165,7 @@
       <w:pPr>
         <w:pStyle w:val="Kop2"/>
       </w:pPr>
-      <w:bookmarkStart w:id="40" w:name="_Toc241418866"/>
+      <w:bookmarkStart w:id="40" w:name="_Toc241443555"/>
       <w:r>
         <w:lastRenderedPageBreak/>
         <w:t>Path 2: Upload &amp; Check Data</w:t>
@@ -14227,7 +14238,7 @@
       <w:pPr>
         <w:pStyle w:val="Kop2"/>
       </w:pPr>
-      <w:bookmarkStart w:id="41" w:name="_Toc241418867"/>
+      <w:bookmarkStart w:id="41" w:name="_Toc241443556"/>
       <w:r>
         <w:t>Path 3: Visualize Data</w:t>
       </w:r>
@@ -14295,7 +14306,7 @@
         <w:t>Summary statistic</w:t>
       </w:r>
       <w:r>
-        <w:t xml:space="preserve"> dropdown also offers the arithmetic mean ± SD, labelled as arithmetic and with a warning. Values of zero, for example BLQ results set to 0, cannot enter a geometric mean and are left out at that time point, so at time points where most samples are BLQ the mean is biased upwards; the figure legend counts the values left out.</w:t>
+        <w:t xml:space="preserve"> dropdown also offers the arithmetic mean ± SD, labelled as arithmetic and with a warning. Values of zero, for example BLQ results set to 0, cannot enter a geometric mean and are left out at that time point. Where more than half of the samples at a time point are zero or BLQ, no geometric mean is drawn there, because the remaining values would overstate the typical concentration. The figure legend counts the values left out. The mean profile groups samples by exact time. With actual sampling times that differ between subjects it then shows single values, and the app says so; use nominal times for this figure.</w:t>
       </w:r>
     </w:p>
     <w:p>
@@ -14349,7 +14360,11 @@
         <w:t>Overlay individual observations</w:t>
       </w:r>
       <w:r>
-        <w:t xml:space="preserve"> adds them to the summary plot. </w:t>
+        <w:t xml:space="preserve"> adds them </w:t>
+      </w:r>
+      <w:r>
+        <w:lastRenderedPageBreak/>
+        <w:t xml:space="preserve">to the summary plot. </w:t>
       </w:r>
       <w:r>
         <w:rPr>
@@ -14369,25 +14384,252 @@
         <w:rPr>
           <w:b/>
         </w:rPr>
+        <w:t>Normalise to dose (show C/Dose)</w:t>
+      </w:r>
+      <w:r>
+        <w:t>, a checkbox that appears only when a Dose column was mapped: concentrations are divided by the dose, so the Y axis shows C/Dose (for example ng/mL per mg). A missing or zero dose gives a missing value. Change the Y-axis label to match, for example “C/Dose (ng·mL⁻¹·mg⁻¹)”.</w:t>
+      </w:r>
+    </w:p>
+    <w:p>
+      <w:pPr>
+        <w:spacing w:after="120" w:line="276" w:lineRule="auto"/>
+      </w:pPr>
+      <w:r>
+        <w:rPr>
+          <w:b/>
+        </w:rPr>
+        <w:t>Shade the partial AUC intervals of the last analysis</w:t>
+      </w:r>
+      <w:r>
+        <w:t xml:space="preserve"> shades on the summary plot the intervals of the last batch or bioequivalence run; the Figure Record reproduces the shading.</w:t>
+      </w:r>
+    </w:p>
+    <w:p>
+      <w:pPr>
+        <w:spacing w:after="120" w:line="276" w:lineRule="auto"/>
+      </w:pPr>
+      <w:r>
+        <w:rPr>
+          <w:b/>
+        </w:rPr>
+        <w:t>Colour palette</w:t>
+      </w:r>
+      <w:r>
+        <w:t xml:space="preserve">: Default (app palette), Colorblind-safe (Okabe-Ito), or Grayscale. For print, choose Grayscale and export at 600 DPI. </w:t>
+      </w:r>
+      <w:r>
+        <w:rPr>
+          <w:b/>
+        </w:rPr>
+        <w:t>Theme</w:t>
+      </w:r>
+      <w:r>
+        <w:t>: Clean (white background), recommended for reports, Minimal, or Classic. The X-axis label, Y-axis label, Plot title and Base font size (pt) (8–18) can be edited. The default Y-axis label is “Concentration”; add the drug and unit, for example “Cyclosporin (ng/mL)”. The default X-axis label is “Time (h)”.</w:t>
+      </w:r>
+    </w:p>
+    <w:p>
+      <w:pPr>
+        <w:pStyle w:val="Kop3"/>
+      </w:pPr>
+      <w:r>
+        <w:t>Suggested Figure Legend</w:t>
+      </w:r>
+    </w:p>
+    <w:p>
+      <w:pPr>
+        <w:spacing w:after="120" w:line="276" w:lineRule="auto"/>
+      </w:pPr>
+      <w:r>
+        <w:t xml:space="preserve">Above the plots, a card titled Suggested figure legend holds a ready-to-copy description of the current figure: number of subjects and observations, plot type, summary statistic, error bars, treatment names, the number of concentrations ≤ 0 left out of the geometric mean, </w:t>
+      </w:r>
+      <w:r>
+        <w:rPr>
+          <w:b/>
+        </w:rPr>
+        <w:t>Y-axis scale</w:t>
+      </w:r>
+      <w:r>
+        <w:t xml:space="preserve"> and colour grouping. It updates when you change settings. Paste it into your report and add the drug name and units.</w:t>
+      </w:r>
+    </w:p>
+    <w:p>
+      <w:pPr>
+        <w:pStyle w:val="Kop3"/>
+      </w:pPr>
+      <w:r>
+        <w:t>Exporting a Figure</w:t>
+      </w:r>
+    </w:p>
+    <w:p>
+      <w:pPr>
+        <w:spacing w:after="120" w:line="276" w:lineRule="auto"/>
+      </w:pPr>
+      <w:r>
+        <w:t xml:space="preserve">Export controls are at the bottom of the sidebar under </w:t>
+      </w:r>
+      <w:r>
+        <w:rPr>
+          <w:b/>
+        </w:rPr>
+        <w:t>Export Figure</w:t>
+      </w:r>
+      <w:r>
+        <w:t xml:space="preserve">, always visible. A small “Will export” label above the button shows which plot will be downloaded; with Both plots, Which plot to export? chooses one. Format: PNG (Word documents, presentations, email), PDF (vector; recommended for journals that accept PDF figures), or SVG (to edit in Inkscape or Adobe Illustrator). Width (in) and Height (in) take 2–20 inches; journals usually ask for 3.0–3.5 in for a single column and 6.5–7.0 in for a double column. Resolution (DPI): 150 (screen and drafts), 300 (print, default) or 600 (high-resolution submission). </w:t>
+      </w:r>
+      <w:r>
+        <w:rPr>
+          <w:b/>
+        </w:rPr>
+        <w:t>Download Figure</w:t>
+      </w:r>
+      <w:r>
+        <w:t xml:space="preserve"> is grey until the first plot has appeared. The file name includes the plot type (spaghetti_plot.png or summary_plot.png), so both can be downloaded without overwriting each other.</w:t>
+      </w:r>
+    </w:p>
+    <w:p>
+      <w:pPr>
+        <w:spacing w:after="120" w:line="276" w:lineRule="auto"/>
+      </w:pPr>
+      <w:r>
+        <w:t>The plots on screen are interactive (plotly): hover to see subject, time and concentration; drag to zoom; reset with the home icon. The exported file is a separate static figure (ggplot2) built from your sidebar settings.</w:t>
+      </w:r>
+    </w:p>
+    <w:p>
+      <w:pPr>
+        <w:pStyle w:val="Kop2"/>
+      </w:pPr>
+      <w:bookmarkStart w:id="42" w:name="_Toc241443557"/>
+      <w:r>
+        <w:t>Path 4: One Subject at a Time</w:t>
+      </w:r>
+      <w:bookmarkEnd w:id="42"/>
+    </w:p>
+    <w:p>
+      <w:pPr>
+        <w:spacing w:after="120" w:line="276" w:lineRule="auto"/>
+      </w:pPr>
+      <w:r>
+        <w:t xml:space="preserve">Under </w:t>
+      </w:r>
+      <w:r>
+        <w:rPr>
+          <w:b/>
+        </w:rPr>
+        <w:t>Where is your data?</w:t>
+      </w:r>
+      <w:r>
+        <w:t xml:space="preserve">, choose </w:t>
+      </w:r>
+      <w:r>
+        <w:rPr>
+          <w:b/>
+        </w:rPr>
+        <w:t>Use my uploaded dataset (from step 2)</w:t>
+      </w:r>
+      <w:r>
+        <w:t xml:space="preserve"> to step through the profiles with the arrow buttons, or </w:t>
+      </w:r>
+      <w:r>
+        <w:rPr>
+          <w:b/>
+        </w:rPr>
+        <w:t>Enter data manually (type values directly)</w:t>
+      </w:r>
+      <w:r>
+        <w:t xml:space="preserve"> to type times and concentrations, one per line, and click </w:t>
+      </w:r>
+      <w:r>
+        <w:rPr>
+          <w:b/>
+        </w:rPr>
+        <w:t>Use This Data</w:t>
+      </w:r>
+      <w:r>
+        <w:t xml:space="preserve"> (at least 3 points; Tutorial 1). Under </w:t>
+      </w:r>
+      <w:r>
+        <w:rPr>
+          <w:b/>
+        </w:rPr>
+        <w:t>Analysis Settings</w:t>
+      </w:r>
+      <w:r>
+        <w:t xml:space="preserve">, set the Dose (filled in from the Dose column when there is one), the units, the </w:t>
+      </w:r>
+      <w:r>
+        <w:rPr>
+          <w:b/>
+        </w:rPr>
+        <w:t>Route of administration</w:t>
+      </w:r>
+      <w:r>
+        <w:t xml:space="preserve"> and the minimum R², and click </w:t>
+      </w:r>
+      <w:r>
+        <w:rPr>
+          <w:b/>
+        </w:rPr>
+        <w:t>Run PK Analysis</w:t>
+      </w:r>
+      <w:r>
+        <w:t xml:space="preserve">. The </w:t>
+      </w:r>
+      <w:r>
+        <w:rPr>
+          <w:b/>
+        </w:rPr>
+        <w:t>PK Parameters</w:t>
+      </w:r>
+      <w:r>
+        <w:t xml:space="preserve"> card shows the results; the </w:t>
+      </w:r>
+      <w:r>
+        <w:rPr>
+          <w:b/>
+        </w:rPr>
+        <w:t>Half-Life Calculation</w:t>
+      </w:r>
+      <w:r>
+        <w:t xml:space="preserve"> card shows the terminal-phase points, which you can change under </w:t>
+      </w:r>
+      <w:r>
+        <w:rPr>
+          <w:b/>
+        </w:rPr>
+        <w:t>Points for half-life:</w:t>
+      </w:r>
+      <w:r>
+        <w:t xml:space="preserve"> and </w:t>
+      </w:r>
+      <w:r>
+        <w:rPr>
+          <w:b/>
+        </w:rPr>
+        <w:t>Recalculate</w:t>
+      </w:r>
+      <w:r>
+        <w:t xml:space="preserve">. The result belongs to the profile and settings it was computed with: selecting </w:t>
+      </w:r>
+      <w:r>
         <w:lastRenderedPageBreak/>
-        <w:t>Normalise to dose (show C/Dose)</w:t>
-      </w:r>
-      <w:r>
-        <w:t>, a checkbox that appears only when a Dose column was mapped: concentrations are divided by the dose, so the Y axis shows C/Dose (for example ng/mL per mg). A missing or zero dose gives a missing value. Change the Y-axis label to match, for example “C/Dose (ng·mL⁻¹·mg⁻¹)”.</w:t>
-      </w:r>
-    </w:p>
-    <w:p>
-      <w:pPr>
-        <w:spacing w:after="120" w:line="276" w:lineRule="auto"/>
-      </w:pPr>
+        <w:t xml:space="preserve">another profile, or changing a setting, clears it. Downloads: </w:t>
+      </w:r>
       <w:r>
         <w:rPr>
           <w:b/>
         </w:rPr>
-        <w:t>Shade the partial AUC intervals of the last analysis</w:t>
-      </w:r>
-      <w:r>
-        <w:t xml:space="preserve"> shades on the summary plot the intervals of the last batch or bioequivalence run; the Figure Record reproduces the shading.</w:t>
+        <w:t>Download Results (CSV)</w:t>
+      </w:r>
+      <w:r>
+        <w:t xml:space="preserve"> and a Complete Analysis Record.</w:t>
+      </w:r>
+    </w:p>
+    <w:p>
+      <w:pPr>
+        <w:spacing w:after="120" w:line="276" w:lineRule="auto"/>
+      </w:pPr>
+      <w:r>
+        <w:t>On a controlled installation, data you type in are marked in the audit trail and on the Records page, and the reviewer checks every value against the source document.</w:t>
       </w:r>
     </w:p>
     <w:p>
@@ -14398,19 +14640,331 @@
         <w:rPr>
           <w:b/>
         </w:rPr>
-        <w:t>Colour palette</w:t>
-      </w:r>
-      <w:r>
-        <w:t xml:space="preserve">: Default (app palette), Colorblind-safe (Okabe-Ito), or Grayscale. For print, choose Grayscale and export at 600 DPI. </w:t>
+        <w:t>Partial AUCs (optional)</w:t>
+      </w:r>
+      <w:r>
+        <w:t xml:space="preserve">: set </w:t>
       </w:r>
       <w:r>
         <w:rPr>
           <w:b/>
         </w:rPr>
-        <w:t>Theme</w:t>
-      </w:r>
-      <w:r>
-        <w:t>: Clean (white background), recommended for reports, Minimal, or Classic. The X-axis label, Y-axis label, Plot title and Base font size (pt) (8–18) can be edited. The default Y-axis label is “Concentration”; add the drug and unit, for example “Cyclosporin (ng/mL)”. The default X-axis label is “Time (h)”.</w:t>
+        <w:t>Number of intervals</w:t>
+      </w:r>
+      <w:r>
+        <w:t xml:space="preserve"> and enter the start and end of each, in the time unit of your data. Tick </w:t>
+      </w:r>
+      <w:r>
+        <w:rPr>
+          <w:b/>
+        </w:rPr>
+        <w:t>End at the last measurable concentration (t)</w:t>
+      </w:r>
+      <w:r>
+        <w:t xml:space="preserve"> for an interval that runs to the end of the profile, and </w:t>
+      </w:r>
+      <w:r>
+        <w:rPr>
+          <w:b/>
+        </w:rPr>
+        <w:t>Also report Cmax and Tmax in this interval</w:t>
+      </w:r>
+      <w:r>
+        <w:t xml:space="preserve"> when the protocol asks for the peak inside a window. An interval that reaches past the last measurable concentration stays empty, with a note saying so: partial AUCs are never extrapolated.</w:t>
+      </w:r>
+    </w:p>
+    <w:p>
+      <w:pPr>
+        <w:pStyle w:val="Kop2"/>
+      </w:pPr>
+      <w:bookmarkStart w:id="43" w:name="_Toc241443558"/>
+      <w:r>
+        <w:t>Path 5: All Subjects (Batch)</w:t>
+      </w:r>
+      <w:bookmarkEnd w:id="43"/>
+    </w:p>
+    <w:p>
+      <w:pPr>
+        <w:spacing w:after="120" w:line="276" w:lineRule="auto"/>
+      </w:pPr>
+      <w:r>
+        <w:t xml:space="preserve">The sidebar has three cards. </w:t>
+      </w:r>
+      <w:r>
+        <w:rPr>
+          <w:b/>
+        </w:rPr>
+        <w:t>Administration</w:t>
+      </w:r>
+      <w:r>
+        <w:t xml:space="preserve">: </w:t>
+      </w:r>
+      <w:r>
+        <w:rPr>
+          <w:b/>
+        </w:rPr>
+        <w:t>Route of administration</w:t>
+      </w:r>
+      <w:r>
+        <w:t xml:space="preserve">, </w:t>
+      </w:r>
+      <w:r>
+        <w:rPr>
+          <w:b/>
+        </w:rPr>
+        <w:t>Dose information</w:t>
+      </w:r>
+      <w:r>
+        <w:t xml:space="preserve"> (</w:t>
+      </w:r>
+      <w:r>
+        <w:rPr>
+          <w:b/>
+        </w:rPr>
+        <w:t>Same dose for all subjects</w:t>
+      </w:r>
+      <w:r>
+        <w:t xml:space="preserve">, or </w:t>
+      </w:r>
+      <w:r>
+        <w:rPr>
+          <w:b/>
+        </w:rPr>
+        <w:t>Doses differ by subject or period (from Dose column in data)</w:t>
+      </w:r>
+      <w:r>
+        <w:t xml:space="preserve">), the dose, the infusion duration for an infusion, and </w:t>
+      </w:r>
+      <w:r>
+        <w:rPr>
+          <w:b/>
+        </w:rPr>
+        <w:t>Steady-state (drug given repeatedly)</w:t>
+      </w:r>
+      <w:r>
+        <w:t xml:space="preserve"> with the Dosing interval τ. </w:t>
+      </w:r>
+      <w:r>
+        <w:rPr>
+          <w:b/>
+        </w:rPr>
+        <w:t>Units</w:t>
+      </w:r>
+      <w:r>
+        <w:t xml:space="preserve">: Dose unit, Time unit, Conc unit, and the molecular weight for molar units. </w:t>
+      </w:r>
+      <w:r>
+        <w:rPr>
+          <w:b/>
+        </w:rPr>
+        <w:t>Calculation Method</w:t>
+      </w:r>
+      <w:r>
+        <w:t xml:space="preserve">: </w:t>
+      </w:r>
+      <w:r>
+        <w:rPr>
+          <w:b/>
+        </w:rPr>
+        <w:t>Trapezoidal method</w:t>
+      </w:r>
+      <w:r>
+        <w:t xml:space="preserve"> (</w:t>
+      </w:r>
+      <w:r>
+        <w:rPr>
+          <w:b/>
+        </w:rPr>
+        <w:t>Linear-up / Log-down</w:t>
+      </w:r>
+      <w:r>
+        <w:t xml:space="preserve">, the default, or </w:t>
+      </w:r>
+      <w:r>
+        <w:rPr>
+          <w:b/>
+        </w:rPr>
+        <w:t>Linear-up / Linear-down</w:t>
+      </w:r>
+      <w:r>
+        <w:t xml:space="preserve">), </w:t>
+      </w:r>
+      <w:r>
+        <w:rPr>
+          <w:b/>
+        </w:rPr>
+        <w:t>Minimum R² for half-life estimation</w:t>
+      </w:r>
+      <w:r>
+        <w:t xml:space="preserve"> (default 0.70), and </w:t>
+      </w:r>
+      <w:r>
+        <w:rPr>
+          <w:b/>
+        </w:rPr>
+        <w:t>Calculate dose-normalised parameters</w:t>
+      </w:r>
+      <w:r>
+        <w:t xml:space="preserve"> (at steady state also AUCτ, Cavg, Cmin and Cτ). Then </w:t>
+      </w:r>
+      <w:r>
+        <w:rPr>
+          <w:b/>
+        </w:rPr>
+        <w:t>Partial AUCs (optional)</w:t>
+      </w:r>
+      <w:r>
+        <w:t xml:space="preserve"> and </w:t>
+      </w:r>
+      <w:r>
+        <w:rPr>
+          <w:b/>
+        </w:rPr>
+        <w:t>Run Analysis on All Subjects</w:t>
+      </w:r>
+      <w:r>
+        <w:t>.</w:t>
+      </w:r>
+    </w:p>
+    <w:p>
+      <w:pPr>
+        <w:spacing w:after="120" w:line="276" w:lineRule="auto"/>
+      </w:pPr>
+      <w:r>
+        <w:t xml:space="preserve">The results are in five tabs. Concentration-Time Profiles shows all profiles and a Mean ± SD plot; that mean is arithmetic, so use Visualize Data for geometric summaries. </w:t>
+      </w:r>
+      <w:r>
+        <w:rPr>
+          <w:b/>
+        </w:rPr>
+        <w:t>All Parameters (per profile)</w:t>
+      </w:r>
+      <w:r>
+        <w:t xml:space="preserve"> is the table, with a short default view and </w:t>
+      </w:r>
+      <w:r>
+        <w:rPr>
+          <w:b/>
+        </w:rPr>
+        <w:t>Show all parameters</w:t>
+      </w:r>
+      <w:r>
+        <w:t xml:space="preserve"> for every column; AUC % Extrapolated above 20% is flagged in amber. </w:t>
+      </w:r>
+      <w:r>
+        <w:rPr>
+          <w:b/>
+        </w:rPr>
+        <w:t>Summary Statistics</w:t>
+      </w:r>
+      <w:r>
+        <w:t xml:space="preserve"> gives the statistics per treatment. Individual Profiles (grid view) shows one small plot per profile, and </w:t>
+      </w:r>
+      <w:r>
+        <w:rPr>
+          <w:b/>
+        </w:rPr>
+        <w:t>Half-Life Review</w:t>
+      </w:r>
+      <w:r>
+        <w:t xml:space="preserve"> lets you choose the terminal-phase points of any profile: select it under Profile:, tick the points under </w:t>
+      </w:r>
+      <w:r>
+        <w:rPr>
+          <w:b/>
+        </w:rPr>
+        <w:t>Points for half-life:</w:t>
+      </w:r>
+      <w:r>
+        <w:t xml:space="preserve"> and click </w:t>
+      </w:r>
+      <w:r>
+        <w:rPr>
+          <w:b/>
+        </w:rPr>
+        <w:t>Recalculate</w:t>
+      </w:r>
+      <w:r>
+        <w:t xml:space="preserve">. A selection stays with its profile; </w:t>
+      </w:r>
+      <w:r>
+        <w:rPr>
+          <w:b/>
+        </w:rPr>
+        <w:t>Remove override (automatic fit)</w:t>
+      </w:r>
+      <w:r>
+        <w:t xml:space="preserve"> returns it to the automatic fit. A CDISC parameter codes panel lists the official code of each parameter.</w:t>
+      </w:r>
+    </w:p>
+    <w:p>
+      <w:pPr>
+        <w:spacing w:after="120" w:line="276" w:lineRule="auto"/>
+      </w:pPr>
+      <w:r>
+        <w:t xml:space="preserve">When the automatic terminal fit of a profile has an adjusted R² below the minimum, its half-life, AUC∞, CL/F, Vz/F and MRT are left empty and a note names the profile; select the points in </w:t>
+      </w:r>
+      <w:r>
+        <w:rPr>
+          <w:b/>
+        </w:rPr>
+        <w:t>Half-Life Review</w:t>
+      </w:r>
+      <w:r>
+        <w:t xml:space="preserve"> if you want a value. Profiles with fewer than 2 positive concentrations are left out, with an amber note listing them. A single-dose run also notes profiles whose pre-dose concentration is above 5% of Cmax. At steady state, parameters extrapolated to infinity and the single-dose volume and MRT are left empty. Changing a setting clears the results, so run the analysis again.</w:t>
+      </w:r>
+    </w:p>
+    <w:p>
+      <w:pPr>
+        <w:spacing w:after="120" w:line="276" w:lineRule="auto"/>
+      </w:pPr>
+      <w:r>
+        <w:t>Partial AUCs join the table, the summary statistics and the downloads. An interval that reaches past the last measurable concentration of a profile stays empty for that profile, and a note names the profile and its last measurable time. With dose normalisation switched on, the partial AUCs and the Cmax within an interval are divided by the dose as well; the time of that maximum is not.</w:t>
+      </w:r>
+    </w:p>
+    <w:p>
+      <w:pPr>
+        <w:spacing w:after="120" w:line="276" w:lineRule="auto"/>
+      </w:pPr>
+      <w:r>
+        <w:t xml:space="preserve">Downloads: </w:t>
+      </w:r>
+      <w:r>
+        <w:rPr>
+          <w:b/>
+        </w:rPr>
+        <w:t>Download Results (CSV)</w:t>
+      </w:r>
+      <w:r>
+        <w:t xml:space="preserve">, </w:t>
+      </w:r>
+      <w:r>
+        <w:rPr>
+          <w:b/>
+        </w:rPr>
+        <w:t>Download Results (Excel)</w:t>
+      </w:r>
+      <w:r>
+        <w:t>, with summary statistics per treatment and a sheet of CDISC codes, and a Complete Analysis Record. For a study report, use the record: the plain downloads carry no app version, data hash or settings.</w:t>
+      </w:r>
+    </w:p>
+    <w:p>
+      <w:pPr>
+        <w:pStyle w:val="Kop2"/>
+      </w:pPr>
+      <w:bookmarkStart w:id="44" w:name="_Toc241443559"/>
+      <w:r>
+        <w:lastRenderedPageBreak/>
+        <w:t>Path 6: Bioequivalence</w:t>
+      </w:r>
+      <w:bookmarkEnd w:id="44"/>
+    </w:p>
+    <w:p>
+      <w:pPr>
+        <w:spacing w:after="120" w:line="276" w:lineRule="auto"/>
+      </w:pPr>
+      <w:r>
+        <w:t>Runs the NCA, then the ANOVA, then the confidence interval and a forest plot, and gives a verdict where one is justified.</w:t>
       </w:r>
     </w:p>
     <w:p>
@@ -14418,24 +14972,39 @@
         <w:pStyle w:val="Kop3"/>
       </w:pPr>
       <w:r>
-        <w:t>Suggested Figure Legend</w:t>
-      </w:r>
-    </w:p>
-    <w:p>
-      <w:pPr>
-        <w:spacing w:after="120" w:line="276" w:lineRule="auto"/>
-      </w:pPr>
-      <w:r>
-        <w:t xml:space="preserve">Above the plots, a card titled Suggested figure legend holds a ready-to-copy description of the current figure: number of subjects and observations, plot type, summary statistic, error bars, treatment names, the number of concentrations ≤ 0 left out of the geometric mean, </w:t>
-      </w:r>
+        <w:t>Step 1: PK Analysis Settings</w:t>
+      </w:r>
+    </w:p>
+    <w:p>
+      <w:pPr>
+        <w:spacing w:after="120" w:line="276" w:lineRule="auto"/>
+      </w:pPr>
       <w:r>
         <w:rPr>
           <w:b/>
         </w:rPr>
-        <w:t>Y-axis scale</w:t>
-      </w:r>
-      <w:r>
-        <w:t xml:space="preserve"> and colour grouping. It updates when you change settings. Paste it into your report and add the drug name and units.</w:t>
+        <w:t>Dose information</w:t>
+      </w:r>
+      <w:r>
+        <w:t xml:space="preserve">, dose, units, </w:t>
+      </w:r>
+      <w:r>
+        <w:rPr>
+          <w:b/>
+        </w:rPr>
+        <w:t>Route of administration</w:t>
+      </w:r>
+      <w:r>
+        <w:t xml:space="preserve"> (oral, IM or SC, or IV bolus; an IV infusion is not supported here), trapezoidal method and minimum R², as in Path 5, and </w:t>
+      </w:r>
+      <w:r>
+        <w:rPr>
+          <w:b/>
+        </w:rPr>
+        <w:t>Steady-state (drug given repeatedly)</w:t>
+      </w:r>
+      <w:r>
+        <w:t xml:space="preserve"> with τ for steady-state data. At steady state AUC Within Dosing Interval replaces AUC to last point and AUC to infinity; after a first run, Minimum Concentration (Cmin) and Concentration at Tau (Ctau) can be added to the parameters to compare.</w:t>
       </w:r>
     </w:p>
     <w:p>
@@ -14443,765 +15012,213 @@
         <w:pStyle w:val="Kop3"/>
       </w:pPr>
       <w:r>
-        <w:t>Exporting a Figure</w:t>
-      </w:r>
-    </w:p>
-    <w:p>
-      <w:pPr>
-        <w:spacing w:after="120" w:line="276" w:lineRule="auto"/>
-      </w:pPr>
-      <w:r>
-        <w:t xml:space="preserve">Export controls are at the bottom of the sidebar under </w:t>
-      </w:r>
+        <w:t>Step 2: Bioequivalence Settings</w:t>
+      </w:r>
+    </w:p>
+    <w:p>
+      <w:pPr>
+        <w:spacing w:after="120" w:line="276" w:lineRule="auto"/>
+      </w:pPr>
       <w:r>
         <w:rPr>
           <w:b/>
         </w:rPr>
-        <w:t>Export Figure</w:t>
-      </w:r>
-      <w:r>
-        <w:t xml:space="preserve">, always visible. A small “Will export” label above the button shows which plot will be downloaded; with Both plots, Which plot to export? chooses one. Format: PNG (Word documents, presentations, email), PDF (vector; recommended for journals that accept PDF figures), or SVG (to edit in Inkscape or Adobe Illustrator). Width (in) and Height (in) take 2–20 inches; journals usually ask for 3.0–3.5 in for a single column and 6.5–7.0 in for a double column. Resolution (DPI): 150 (screen and drafts), 300 (print, default) or 600 (high-resolution submission). </w:t>
-      </w:r>
+        <w:t>Study design</w:t>
+      </w:r>
+      <w:r>
+        <w:t>: 2×2 standard crossover, 2×2×3 or 2×2×4 full replicate, 2×3×3 partial replicate, parallel groups, or paired comparison. The design found at upload is pre-selected, and a crossover chosen for one-period data is flagged. If all subjects received the treatments in the same order, the data are analysed as a paired comparison.</w:t>
+      </w:r>
+    </w:p>
+    <w:p>
+      <w:pPr>
+        <w:spacing w:after="120" w:line="276" w:lineRule="auto"/>
+      </w:pPr>
       <w:r>
         <w:rPr>
           <w:b/>
         </w:rPr>
-        <w:t>Download Figure</w:t>
-      </w:r>
-      <w:r>
-        <w:t xml:space="preserve"> is grey until the first plot has appeared. The file name includes the plot type (spaghetti_plot.png or summary_plot.png), so both can be downloaded without overwriting each other.</w:t>
-      </w:r>
-    </w:p>
-    <w:p>
-      <w:pPr>
-        <w:spacing w:after="120" w:line="276" w:lineRule="auto"/>
-      </w:pPr>
-      <w:r>
-        <w:t>The plots on screen are interactive (plotly): hover to see subject, time and concentration; drag to zoom; reset with the home icon. The exported file is a separate static figure (ggplot2) built from your sidebar settings.</w:t>
-      </w:r>
-    </w:p>
-    <w:p>
-      <w:pPr>
-        <w:pStyle w:val="Kop2"/>
-      </w:pPr>
-      <w:bookmarkStart w:id="42" w:name="_Toc241418868"/>
-      <w:r>
-        <w:t>Path 4: One Subject at a Time</w:t>
-      </w:r>
-      <w:bookmarkEnd w:id="42"/>
-    </w:p>
-    <w:p>
-      <w:pPr>
-        <w:spacing w:after="120" w:line="276" w:lineRule="auto"/>
-      </w:pPr>
-      <w:r>
-        <w:t xml:space="preserve">Under </w:t>
-      </w:r>
+        <w:t>Reference treatment</w:t>
+      </w:r>
+      <w:r>
+        <w:t>: the ratio is Test ÷ Reference. The run is blocked until one is chosen, and the results table shows the comparison, for example “New / Old”.</w:t>
+      </w:r>
+    </w:p>
+    <w:p>
+      <w:pPr>
+        <w:spacing w:after="120" w:line="276" w:lineRule="auto"/>
+      </w:pPr>
       <w:r>
         <w:rPr>
           <w:b/>
         </w:rPr>
-        <w:t>Where is your data?</w:t>
-      </w:r>
-      <w:r>
-        <w:t xml:space="preserve">, choose </w:t>
+        <w:t>Statistical model</w:t>
+      </w:r>
+      <w:r>
+        <w:t xml:space="preserve">: leave it at </w:t>
       </w:r>
       <w:r>
         <w:rPr>
           <w:b/>
         </w:rPr>
-        <w:t>Use my uploaded dataset (from step 2)</w:t>
-      </w:r>
-      <w:r>
-        <w:t xml:space="preserve"> to step through the profiles with the arrow buttons, or </w:t>
-      </w:r>
+        <w:t>Fixed effects (all terms fixed)</w:t>
+      </w:r>
+      <w:r>
+        <w:t xml:space="preserve"> unless the protocol specifies the mixed model. The model has Sequence, Subject, Period and Treatment as factors; with fixed effects this is EMA Method A, and the mixed model (random subject intercept) is EMA Method B, not the FDA model for replicate designs. Fixed-Effects vs. Mixed-Effects Models, in Statistical Methods, explains the difference.</w:t>
+      </w:r>
+    </w:p>
+    <w:p>
+      <w:pPr>
+        <w:spacing w:after="120" w:line="276" w:lineRule="auto"/>
+      </w:pPr>
       <w:r>
         <w:rPr>
           <w:b/>
         </w:rPr>
-        <w:t>Enter data manually (type values directly)</w:t>
-      </w:r>
-      <w:r>
-        <w:t xml:space="preserve"> to type times and concentrations, one per line, and click </w:t>
+        <w:t>Log-transform (recommended)</w:t>
+      </w:r>
+      <w:r>
+        <w:t xml:space="preserve">, </w:t>
       </w:r>
       <w:r>
         <w:rPr>
           <w:b/>
         </w:rPr>
-        <w:t>Use This Data</w:t>
-      </w:r>
-      <w:r>
-        <w:t xml:space="preserve"> (at least 3 points; Tutorial 1). Under </w:t>
+        <w:t>Parameters to compare</w:t>
+      </w:r>
+      <w:r>
+        <w:t xml:space="preserve"> (Cmax and AUC to last point by default, the primary parameters of ICH M13A; AUC to infinity, Tmax and half-life can be added), </w:t>
       </w:r>
       <w:r>
         <w:rPr>
           <w:b/>
         </w:rPr>
-        <w:t>Analysis Settings</w:t>
-      </w:r>
-      <w:r>
-        <w:t xml:space="preserve">, set the Dose (filled in from the Dose column when there is one), the units, the </w:t>
+        <w:t>Confidence interval</w:t>
+      </w:r>
+      <w:r>
+        <w:t xml:space="preserve"> (80 to 99%; a verdict is given only at 90%) and the acceptance limits </w:t>
       </w:r>
       <w:r>
         <w:rPr>
           <w:b/>
         </w:rPr>
-        <w:t>Route of administration</w:t>
-      </w:r>
-      <w:r>
-        <w:t xml:space="preserve"> and the minimum R², and click </w:t>
+        <w:t>Lower (%)</w:t>
+      </w:r>
+      <w:r>
+        <w:t xml:space="preserve"> and </w:t>
       </w:r>
       <w:r>
         <w:rPr>
           <w:b/>
         </w:rPr>
-        <w:t>Run PK Analysis</w:t>
-      </w:r>
-      <w:r>
-        <w:t xml:space="preserve">. The </w:t>
+        <w:t>Upper (%)</w:t>
+      </w:r>
+      <w:r>
+        <w:t xml:space="preserve">. Click </w:t>
       </w:r>
       <w:r>
         <w:rPr>
           <w:b/>
         </w:rPr>
-        <w:t>PK Parameters</w:t>
-      </w:r>
-      <w:r>
-        <w:t xml:space="preserve"> card shows the results; the </w:t>
+        <w:t>Run Complete BE Analysis</w:t>
+      </w:r>
+      <w:r>
+        <w:t>. Changing a setting clears the results; the parameters you chose are kept.</w:t>
+      </w:r>
+    </w:p>
+    <w:p>
+      <w:pPr>
+        <w:pStyle w:val="Kop3"/>
+      </w:pPr>
+      <w:r>
+        <w:t>Widened and Narrowed Limits</w:t>
+      </w:r>
+    </w:p>
+    <w:p>
+      <w:pPr>
+        <w:spacing w:after="120" w:line="276" w:lineRule="auto"/>
+      </w:pPr>
+      <w:r>
+        <w:t xml:space="preserve">With limits wider than 80–125%, two more settings appear. </w:t>
       </w:r>
       <w:r>
         <w:rPr>
           <w:b/>
         </w:rPr>
-        <w:t>Half-Life Calculation</w:t>
-      </w:r>
-      <w:r>
-        <w:t xml:space="preserve"> card shows the terminal-phase points, which you can change under </w:t>
-      </w:r>
+        <w:t>Widened limits apply to</w:t>
+      </w:r>
+      <w:r>
+        <w:t xml:space="preserve"> chooses Cmax only, Cmax and partial AUCs (not AUC to last point or to infinity), or All compared metrics (e.g. no-effect boundaries); the default is Cmax only. Also require the point estimate within 80.00–125.00% is ticked; untick it only for comparisons without such a rule, such as drug-interaction no-effect boundaries.</w:t>
+      </w:r>
+    </w:p>
+    <w:p>
+      <w:pPr>
+        <w:spacing w:after="120" w:line="276" w:lineRule="auto"/>
+      </w:pPr>
       <w:r>
         <w:rPr>
           <w:b/>
         </w:rPr>
-        <w:t>Points for half-life:</w:t>
-      </w:r>
-      <w:r>
-        <w:t xml:space="preserve"> and </w:t>
+        <w:t>Widened limits are not ABEL or RSABE.</w:t>
+      </w:r>
+      <w:r>
+        <w:t xml:space="preserve"> Entering limits wider than 80.00–125.00% does not perform a reference-scaled analysis: the app does not check the conditions for widening (a pre-specified, clinically justified widening, CVwR of this study above 30%, the cap at 50%, a CVwR not driven by outliers; EMA 2010, section 4.1.10), and it does not compute the FDA scaled criterion. Use widened limits only when the protocol fixes them in advance, and document the justification outside the app. For replicate designs a table shows the within-subject variability of the Reference (and of the Test when replicated) and the EMA widened limits it would imply, for information only.</w:t>
+      </w:r>
+    </w:p>
+    <w:p>
+      <w:pPr>
+        <w:spacing w:after="120" w:line="276" w:lineRule="auto"/>
+      </w:pPr>
+      <w:r>
+        <w:lastRenderedPageBreak/>
+        <w:t>For a narrow therapeutic index drug under the EMA approach, enter 90.00 and 111.11. Narrowed limits apply to every compared metric; the FDA NTID scaled test and its variability comparison are not available.</w:t>
+      </w:r>
+    </w:p>
+    <w:p>
+      <w:pPr>
+        <w:pStyle w:val="Kop3"/>
+      </w:pPr>
+      <w:r>
+        <w:t>Running and Reading the Results</w:t>
+      </w:r>
+    </w:p>
+    <w:p>
+      <w:pPr>
+        <w:spacing w:after="120" w:line="276" w:lineRule="auto"/>
+      </w:pPr>
+      <w:r>
+        <w:t xml:space="preserve">The tabs are </w:t>
       </w:r>
       <w:r>
         <w:rPr>
           <w:b/>
         </w:rPr>
-        <w:t>Recalculate</w:t>
-      </w:r>
-      <w:r>
-        <w:t xml:space="preserve">. The result belongs to the profile and settings it was computed with: selecting another profile, or changing a setting, clears it. Downloads: </w:t>
+        <w:t>Test vs. Reference Comparison</w:t>
+      </w:r>
+      <w:r>
+        <w:t xml:space="preserve"> (the table and the forest plot), PK Parameter Table, Statistical Details (ANOVA), Concentration-Time Profiles, Individual Profiles and </w:t>
       </w:r>
       <w:r>
         <w:rPr>
           <w:b/>
         </w:rPr>
-        <w:t>Download Results (CSV)</w:t>
-      </w:r>
-      <w:r>
-        <w:t xml:space="preserve"> and a Complete Analysis Record.</w:t>
-      </w:r>
-    </w:p>
-    <w:p>
-      <w:pPr>
-        <w:spacing w:after="120" w:line="276" w:lineRule="auto"/>
-      </w:pPr>
-      <w:r>
-        <w:lastRenderedPageBreak/>
-        <w:t>On a controlled installation, data you type in are marked in the audit trail and on the Records page, and the reviewer checks every value against the source document.</w:t>
-      </w:r>
-    </w:p>
-    <w:p>
-      <w:pPr>
-        <w:spacing w:after="120" w:line="276" w:lineRule="auto"/>
-      </w:pPr>
+        <w:t>Half-Life Review</w:t>
+      </w:r>
+      <w:r>
+        <w:t xml:space="preserve">. Downloads: </w:t>
+      </w:r>
       <w:r>
         <w:rPr>
           <w:b/>
         </w:rPr>
-        <w:t>Partial AUCs (optional)</w:t>
-      </w:r>
-      <w:r>
-        <w:t xml:space="preserve">: set </w:t>
+        <w:t>Download Complete BE Report (Excel)</w:t>
+      </w:r>
+      <w:r>
+        <w:t xml:space="preserve">, </w:t>
       </w:r>
       <w:r>
         <w:rPr>
           <w:b/>
         </w:rPr>
-        <w:t>Number of intervals</w:t>
-      </w:r>
-      <w:r>
-        <w:t xml:space="preserve"> and enter the start and end of each, in the time unit of your data. Tick </w:t>
-      </w:r>
-      <w:r>
-        <w:rPr>
-          <w:b/>
-        </w:rPr>
-        <w:t>End at the last measurable concentration (t)</w:t>
-      </w:r>
-      <w:r>
-        <w:t xml:space="preserve"> for an interval that runs to the end of the profile, and </w:t>
-      </w:r>
-      <w:r>
-        <w:rPr>
-          <w:b/>
-        </w:rPr>
-        <w:t>Also report Cmax and Tmax in this interval</w:t>
-      </w:r>
-      <w:r>
-        <w:t xml:space="preserve"> when the protocol asks for the peak inside a window. An interval that reaches past the last measurable concentration stays empty, with a note saying so: partial AUCs are never extrapolated.</w:t>
-      </w:r>
-    </w:p>
-    <w:p>
-      <w:pPr>
-        <w:pStyle w:val="Kop2"/>
-      </w:pPr>
-      <w:bookmarkStart w:id="43" w:name="_Toc241418869"/>
-      <w:r>
-        <w:t>Path 5: All Subjects (Batch)</w:t>
-      </w:r>
-      <w:bookmarkEnd w:id="43"/>
-    </w:p>
-    <w:p>
-      <w:pPr>
-        <w:spacing w:after="120" w:line="276" w:lineRule="auto"/>
-      </w:pPr>
-      <w:r>
-        <w:t xml:space="preserve">The sidebar has three cards. </w:t>
-      </w:r>
-      <w:r>
-        <w:rPr>
-          <w:b/>
-        </w:rPr>
-        <w:t>Administration</w:t>
-      </w:r>
-      <w:r>
-        <w:t xml:space="preserve">: </w:t>
-      </w:r>
-      <w:r>
-        <w:rPr>
-          <w:b/>
-        </w:rPr>
-        <w:t>Route of administration</w:t>
-      </w:r>
-      <w:r>
-        <w:t xml:space="preserve">, </w:t>
-      </w:r>
-      <w:r>
-        <w:rPr>
-          <w:b/>
-        </w:rPr>
-        <w:t>Dose information</w:t>
-      </w:r>
-      <w:r>
-        <w:t xml:space="preserve"> (</w:t>
-      </w:r>
-      <w:r>
-        <w:rPr>
-          <w:b/>
-        </w:rPr>
-        <w:t>Same dose for all subjects</w:t>
-      </w:r>
-      <w:r>
-        <w:t xml:space="preserve">, or </w:t>
-      </w:r>
-      <w:r>
-        <w:rPr>
-          <w:b/>
-        </w:rPr>
-        <w:t>Doses differ by subject or period (from Dose column in data)</w:t>
-      </w:r>
-      <w:r>
-        <w:t xml:space="preserve">), the dose, the infusion duration for an infusion, and </w:t>
-      </w:r>
-      <w:r>
-        <w:rPr>
-          <w:b/>
-        </w:rPr>
-        <w:t>Steady-state (drug given repeatedly)</w:t>
-      </w:r>
-      <w:r>
-        <w:t xml:space="preserve"> with the Dosing interval τ. </w:t>
-      </w:r>
-      <w:r>
-        <w:rPr>
-          <w:b/>
-        </w:rPr>
-        <w:t>Units</w:t>
-      </w:r>
-      <w:r>
-        <w:t xml:space="preserve">: Dose unit, Time unit, Conc unit, and the molecular weight for molar units. </w:t>
-      </w:r>
-      <w:r>
-        <w:rPr>
-          <w:b/>
-        </w:rPr>
-        <w:t>Calculation Method</w:t>
-      </w:r>
-      <w:r>
-        <w:t xml:space="preserve">: </w:t>
-      </w:r>
-      <w:r>
-        <w:rPr>
-          <w:b/>
-        </w:rPr>
-        <w:t>Trapezoidal method</w:t>
-      </w:r>
-      <w:r>
-        <w:t xml:space="preserve"> (</w:t>
-      </w:r>
-      <w:r>
-        <w:rPr>
-          <w:b/>
-        </w:rPr>
-        <w:t>Linear-up / Log-down</w:t>
-      </w:r>
-      <w:r>
-        <w:t xml:space="preserve">, the default, or </w:t>
-      </w:r>
-      <w:r>
-        <w:rPr>
-          <w:b/>
-        </w:rPr>
-        <w:t>Linear-up / Linear-down</w:t>
-      </w:r>
-      <w:r>
-        <w:t xml:space="preserve">), </w:t>
-      </w:r>
-      <w:r>
-        <w:rPr>
-          <w:b/>
-        </w:rPr>
-        <w:t>Minimum R² for half-life estimation</w:t>
-      </w:r>
-      <w:r>
-        <w:t xml:space="preserve"> (default 0.70), and </w:t>
-      </w:r>
-      <w:r>
-        <w:rPr>
-          <w:b/>
-        </w:rPr>
-        <w:t>Calculate dose-normalised parameters</w:t>
-      </w:r>
-      <w:r>
-        <w:t xml:space="preserve">. Then </w:t>
-      </w:r>
-      <w:r>
-        <w:rPr>
-          <w:b/>
-        </w:rPr>
-        <w:t>Partial AUCs (optional)</w:t>
-      </w:r>
-      <w:r>
-        <w:t xml:space="preserve"> and </w:t>
-      </w:r>
-      <w:r>
-        <w:rPr>
-          <w:b/>
-        </w:rPr>
-        <w:t>Run Analysis on All Subjects</w:t>
-      </w:r>
-      <w:r>
-        <w:t>.</w:t>
-      </w:r>
-    </w:p>
-    <w:p>
-      <w:pPr>
-        <w:spacing w:after="120" w:line="276" w:lineRule="auto"/>
-      </w:pPr>
-      <w:r>
-        <w:t xml:space="preserve">The results are in five tabs. Concentration-Time Profiles shows all profiles and a Mean ± SD plot; that mean is arithmetic, so use Visualize Data for geometric summaries. </w:t>
-      </w:r>
-      <w:r>
-        <w:rPr>
-          <w:b/>
-        </w:rPr>
-        <w:t>All Parameters (per profile)</w:t>
-      </w:r>
-      <w:r>
-        <w:t xml:space="preserve"> is the table, with a short default view and </w:t>
-      </w:r>
-      <w:r>
-        <w:rPr>
-          <w:b/>
-        </w:rPr>
-        <w:t>Show all parameters</w:t>
-      </w:r>
-      <w:r>
-        <w:t xml:space="preserve"> for every column; AUC % Extrapolated above 20% is flagged in amber. </w:t>
-      </w:r>
-      <w:r>
-        <w:rPr>
-          <w:b/>
-        </w:rPr>
-        <w:t>Summary Statistics</w:t>
-      </w:r>
-      <w:r>
-        <w:t xml:space="preserve"> gives the statistics per treatment. Individual Profiles (grid view) shows one small plot per profile, and </w:t>
-      </w:r>
-      <w:r>
-        <w:rPr>
-          <w:b/>
-        </w:rPr>
-        <w:t>Half-Life Review</w:t>
-      </w:r>
-      <w:r>
-        <w:t xml:space="preserve"> lets you choose the terminal-phase points of any profile: select it under Profile:, tick the points under </w:t>
-      </w:r>
-      <w:r>
-        <w:rPr>
-          <w:b/>
-        </w:rPr>
-        <w:t>Points for half-life:</w:t>
-      </w:r>
-      <w:r>
-        <w:t xml:space="preserve"> and click </w:t>
-      </w:r>
-      <w:r>
-        <w:rPr>
-          <w:b/>
-        </w:rPr>
-        <w:t>Recalculate</w:t>
-      </w:r>
-      <w:r>
-        <w:t xml:space="preserve">. A selection stays with its profile; </w:t>
-      </w:r>
-      <w:r>
-        <w:rPr>
-          <w:b/>
-        </w:rPr>
-        <w:t>Remove override (automatic fit)</w:t>
-      </w:r>
-      <w:r>
-        <w:t xml:space="preserve"> returns it to the automatic fit. A CDISC parameter codes panel lists the official code of each parameter.</w:t>
-      </w:r>
-    </w:p>
-    <w:p>
-      <w:pPr>
-        <w:spacing w:after="120" w:line="276" w:lineRule="auto"/>
-      </w:pPr>
-      <w:r>
-        <w:t xml:space="preserve">When the automatic terminal fit of a profile has an adjusted R² below the minimum, its half-life, AUC∞, CL/F, Vz/F and MRT are left empty and a note names the profile; select the points in </w:t>
-      </w:r>
-      <w:r>
-        <w:rPr>
-          <w:b/>
-        </w:rPr>
-        <w:t>Half-Life Review</w:t>
-      </w:r>
-      <w:r>
-        <w:t xml:space="preserve"> if you want a value. Profiles with fewer than 2 positive concentrations are left out, with an amber note listing them. A single-dose run also notes profiles whose pre-dose concentration is above 5% of Cmax. At steady state, parameters extrapolated to infinity and the single-dose volume and MRT are left empty. Changing a setting clears the results, so run the analysis again.</w:t>
-      </w:r>
-    </w:p>
-    <w:p>
-      <w:pPr>
-        <w:spacing w:after="120" w:line="276" w:lineRule="auto"/>
-      </w:pPr>
-      <w:r>
-        <w:t>Partial AUCs join the table, the summary statistics and the downloads. An interval that reaches past the last measurable concentration of a profile stays empty for that profile, and a note names the profile and its last measurable time. With dose normalisation switched on, the partial AUCs and the Cmax within an interval are divided by the dose as well; the time of that maximum is not.</w:t>
-      </w:r>
-    </w:p>
-    <w:p>
-      <w:pPr>
-        <w:spacing w:after="120" w:line="276" w:lineRule="auto"/>
-      </w:pPr>
-      <w:r>
-        <w:t xml:space="preserve">Downloads: </w:t>
-      </w:r>
-      <w:r>
-        <w:rPr>
-          <w:b/>
-        </w:rPr>
-        <w:t>Download Results (CSV)</w:t>
-      </w:r>
-      <w:r>
-        <w:t xml:space="preserve">, </w:t>
-      </w:r>
-      <w:r>
-        <w:rPr>
-          <w:b/>
-        </w:rPr>
-        <w:t>Download Results (Excel)</w:t>
-      </w:r>
-      <w:r>
-        <w:t>, with summary statistics per treatment and a sheet of CDISC codes, and a Complete Analysis Record. For a study report, use the record: the plain downloads carry no app version, data hash or settings.</w:t>
-      </w:r>
-    </w:p>
-    <w:p>
-      <w:pPr>
-        <w:pStyle w:val="Kop2"/>
-      </w:pPr>
-      <w:bookmarkStart w:id="44" w:name="_Toc241418870"/>
-      <w:r>
-        <w:t>Path 6: Bioequivalence</w:t>
-      </w:r>
-      <w:bookmarkEnd w:id="44"/>
-    </w:p>
-    <w:p>
-      <w:pPr>
-        <w:spacing w:after="120" w:line="276" w:lineRule="auto"/>
-      </w:pPr>
-      <w:r>
-        <w:lastRenderedPageBreak/>
-        <w:t>Runs the NCA, then the ANOVA, then the confidence interval and a forest plot, and gives a verdict where one is justified.</w:t>
-      </w:r>
-    </w:p>
-    <w:p>
-      <w:pPr>
-        <w:pStyle w:val="Kop3"/>
-      </w:pPr>
-      <w:r>
-        <w:t>Step 1: PK Analysis Settings</w:t>
-      </w:r>
-    </w:p>
-    <w:p>
-      <w:pPr>
-        <w:spacing w:after="120" w:line="276" w:lineRule="auto"/>
-      </w:pPr>
-      <w:r>
-        <w:rPr>
-          <w:b/>
-        </w:rPr>
-        <w:t>Dose information</w:t>
-      </w:r>
-      <w:r>
-        <w:t xml:space="preserve">, dose, units, </w:t>
-      </w:r>
-      <w:r>
-        <w:rPr>
-          <w:b/>
-        </w:rPr>
-        <w:t>Route of administration</w:t>
-      </w:r>
-      <w:r>
-        <w:t xml:space="preserve"> (oral, IM or SC, or IV bolus; an IV infusion is not supported here), trapezoidal method and minimum R², as in Path 5, and </w:t>
-      </w:r>
-      <w:r>
-        <w:rPr>
-          <w:b/>
-        </w:rPr>
-        <w:t>Steady-state (drug given repeatedly)</w:t>
-      </w:r>
-      <w:r>
-        <w:t xml:space="preserve"> with τ for steady-state data. At steady state AUC Within Dosing Interval replaces AUC to last point and AUC to infinity; after a first run, Minimum Concentration (Cmin) and Concentration at Tau (Ctau) can be added to the parameters to compare.</w:t>
-      </w:r>
-    </w:p>
-    <w:p>
-      <w:pPr>
-        <w:pStyle w:val="Kop3"/>
-      </w:pPr>
-      <w:r>
-        <w:t>Step 2: Bioequivalence Settings</w:t>
-      </w:r>
-    </w:p>
-    <w:p>
-      <w:pPr>
-        <w:spacing w:after="120" w:line="276" w:lineRule="auto"/>
-      </w:pPr>
-      <w:r>
-        <w:rPr>
-          <w:b/>
-        </w:rPr>
-        <w:t>Study design</w:t>
-      </w:r>
-      <w:r>
-        <w:t>: 2×2 standard crossover, 2×2×3 or 2×2×4 full replicate, 2×3×3 partial replicate, parallel groups, or paired comparison. The design found at upload is pre-selected, and a crossover chosen for one-period data is flagged. If all subjects received the treatments in the same order, the data are analysed as a paired comparison.</w:t>
-      </w:r>
-    </w:p>
-    <w:p>
-      <w:pPr>
-        <w:spacing w:after="120" w:line="276" w:lineRule="auto"/>
-      </w:pPr>
-      <w:r>
-        <w:rPr>
-          <w:b/>
-        </w:rPr>
-        <w:t>Reference treatment</w:t>
-      </w:r>
-      <w:r>
-        <w:t>: the ratio is Test ÷ Reference. The run is blocked until one is chosen, and the results table shows the comparison, for example “New / Old”.</w:t>
-      </w:r>
-    </w:p>
-    <w:p>
-      <w:pPr>
-        <w:spacing w:after="120" w:line="276" w:lineRule="auto"/>
-      </w:pPr>
-      <w:r>
-        <w:rPr>
-          <w:b/>
-        </w:rPr>
-        <w:t>Statistical model</w:t>
-      </w:r>
-      <w:r>
-        <w:t xml:space="preserve">: leave it at </w:t>
-      </w:r>
-      <w:r>
-        <w:rPr>
-          <w:b/>
-        </w:rPr>
-        <w:t>Fixed effects (all terms fixed)</w:t>
-      </w:r>
-      <w:r>
-        <w:t xml:space="preserve"> unless the protocol specifies the mixed model. The model has Sequence, Subject, Period and Treatment as factors; with fixed effects this is EMA Method A, and the mixed model (random subject intercept) is EMA Method B, not the FDA model for replicate designs. Fixed-Effects vs. Mixed-Effects Models, in Statistical Methods, explains the difference.</w:t>
-      </w:r>
-    </w:p>
-    <w:p>
-      <w:pPr>
-        <w:spacing w:after="120" w:line="276" w:lineRule="auto"/>
-      </w:pPr>
-      <w:r>
-        <w:rPr>
-          <w:b/>
-        </w:rPr>
-        <w:t>Log-transform (recommended)</w:t>
-      </w:r>
-      <w:r>
-        <w:t xml:space="preserve">, </w:t>
-      </w:r>
-      <w:r>
-        <w:rPr>
-          <w:b/>
-        </w:rPr>
-        <w:t>Parameters to compare</w:t>
-      </w:r>
-      <w:r>
-        <w:t xml:space="preserve"> (Cmax and AUC to last point by default, the primary parameters of ICH M13A; AUC to infinity, Tmax and half-life can be added), </w:t>
-      </w:r>
-      <w:r>
-        <w:rPr>
-          <w:b/>
-        </w:rPr>
-        <w:t>Confidence interval</w:t>
-      </w:r>
-      <w:r>
-        <w:t xml:space="preserve"> (80 to 99%; a verdict is given only at 90%) and the acceptance limits </w:t>
-      </w:r>
-      <w:r>
-        <w:rPr>
-          <w:b/>
-        </w:rPr>
-        <w:t>Lower (%)</w:t>
-      </w:r>
-      <w:r>
-        <w:t xml:space="preserve"> and </w:t>
-      </w:r>
-      <w:r>
-        <w:rPr>
-          <w:b/>
-        </w:rPr>
-        <w:t>Upper (%)</w:t>
-      </w:r>
-      <w:r>
-        <w:t xml:space="preserve">. Click </w:t>
-      </w:r>
-      <w:r>
-        <w:rPr>
-          <w:b/>
-        </w:rPr>
-        <w:t>Run Complete BE Analysis</w:t>
-      </w:r>
-      <w:r>
-        <w:t>. Changing a setting clears the results; the parameters you chose are kept.</w:t>
-      </w:r>
-    </w:p>
-    <w:p>
-      <w:pPr>
-        <w:pStyle w:val="Kop3"/>
-      </w:pPr>
-      <w:r>
-        <w:t>Widened and Narrowed Limits</w:t>
-      </w:r>
-    </w:p>
-    <w:p>
-      <w:pPr>
-        <w:spacing w:after="120" w:line="276" w:lineRule="auto"/>
-      </w:pPr>
-      <w:r>
-        <w:t xml:space="preserve">With limits wider than 80–125%, two more settings appear. </w:t>
-      </w:r>
-      <w:r>
-        <w:rPr>
-          <w:b/>
-        </w:rPr>
-        <w:t>Widened limits apply to</w:t>
-      </w:r>
-      <w:r>
-        <w:t xml:space="preserve"> chooses Cmax only, Cmax and partial AUCs (not AUC to last point or to infinity), or All compared metrics (e.g. no-effect boundaries); the default is Cmax only. Also require the point estimate within 80.00–125.00% is ticked; untick it only for comparisons without such a rule, such as drug-interaction no-effect boundaries.</w:t>
-      </w:r>
-    </w:p>
-    <w:p>
-      <w:pPr>
-        <w:spacing w:after="120" w:line="276" w:lineRule="auto"/>
-      </w:pPr>
-      <w:r>
-        <w:rPr>
-          <w:b/>
-        </w:rPr>
-        <w:t>Widened limits are not ABEL or RSABE.</w:t>
-      </w:r>
-      <w:r>
-        <w:t xml:space="preserve"> Entering limits wider than 80.00–125.00% does not perform a reference-scaled analysis: the app does not check the conditions for widening (a pre-specified, clinically justified widening, CVwR of this study above 30%, the cap at 50%, a CVwR not driven by outliers; EMA 2010, section 4.1.10), and it does not compute the FDA scaled criterion. Use widened limits only when the protocol fixes them in advance, and document the justification outside the app. For replicate designs a table shows the within-subject variability of the Reference (and of the Test when replicated) and the EMA widened limits it would imply, for information only.</w:t>
-      </w:r>
-    </w:p>
-    <w:p>
-      <w:pPr>
-        <w:spacing w:after="120" w:line="276" w:lineRule="auto"/>
-      </w:pPr>
-      <w:r>
-        <w:t>For a narrow therapeutic index drug under the EMA approach, enter 90.00 and 111.11. Narrowed limits apply to every compared metric; the FDA NTID scaled test and its variability comparison are not available.</w:t>
-      </w:r>
-    </w:p>
-    <w:p>
-      <w:pPr>
-        <w:pStyle w:val="Kop3"/>
-      </w:pPr>
-      <w:r>
-        <w:lastRenderedPageBreak/>
-        <w:t>Running and Reading the Results</w:t>
-      </w:r>
-    </w:p>
-    <w:p>
-      <w:pPr>
-        <w:spacing w:after="120" w:line="276" w:lineRule="auto"/>
-      </w:pPr>
-      <w:r>
-        <w:t xml:space="preserve">The tabs are </w:t>
-      </w:r>
-      <w:r>
-        <w:rPr>
-          <w:b/>
-        </w:rPr>
-        <w:t>Test vs. Reference Comparison</w:t>
-      </w:r>
-      <w:r>
-        <w:t xml:space="preserve"> (the table and the forest plot), PK Parameter Table, Statistical Details (ANOVA), Concentration-Time Profiles, Individual Profiles and </w:t>
-      </w:r>
-      <w:r>
-        <w:rPr>
-          <w:b/>
-        </w:rPr>
-        <w:t>Half-Life Review</w:t>
-      </w:r>
-      <w:r>
-        <w:t xml:space="preserve">. Downloads: </w:t>
-      </w:r>
-      <w:r>
-        <w:rPr>
-          <w:b/>
-        </w:rPr>
-        <w:t>Download Complete BE Report (Excel)</w:t>
-      </w:r>
-      <w:r>
-        <w:t xml:space="preserve">, </w:t>
-      </w:r>
-      <w:r>
-        <w:rPr>
-          <w:b/>
-        </w:rPr>
         <w:t>Download CI Table (CSV)</w:t>
       </w:r>
       <w:r>
@@ -15213,7 +15230,7 @@
         <w:spacing w:after="120" w:line="276" w:lineRule="auto"/>
       </w:pPr>
       <w:r>
-        <w:t>With the results the app lists points that ICH M13A asks you to check. A profile with fewer than 2 measurable concentrations has no NCA result and is counted under Profiles missing; its subject leaves the comparison, which M13A (2.2.1.1) accepts only as a planned exception, in general for no more than one subject. A period whose AUC to last point is below 5% of the geometric mean of that treatment is flagged as very low exposure, on the same terms. A single-dose study also lists a pre-dose concentration above 5% of Cmax, and AUC to last point covering less than 80% of AUC∞ in more than 20% of the profiles; neither check runs at steady state. Fewer than 12 evaluable subjects is checked on the smaller of the Test and Reference counts.</w:t>
+        <w:t>With the results the app lists points that ICH M13A asks you to check. A profile without any measurable concentration has no NCA result and is counted under Profiles missing; its subject leaves the comparison, which M13A (2.2.1.1) accepts only as a planned exception, in general for no more than one subject. A profile with a single measurable concentration keeps its Cmax, Tmax and AUC to last point and stays in the comparison. A period whose AUC to last point is below 5% of the geometric mean of that treatment is flagged as very low exposure, on the same terms. A single-dose study also lists a pre-dose concentration above 5% of Cmax, and AUC to last point covering less than 80% of AUC∞ in more than 20% of the profiles; neither check runs at steady state. Fewer than 12 evaluable subjects is checked on the smaller of the Test and Reference counts.</w:t>
       </w:r>
     </w:p>
     <w:p>
@@ -15630,6 +15647,7 @@
                 <w:sz w:val="20"/>
                 <w:szCs w:val="20"/>
               </w:rPr>
+              <w:lastRenderedPageBreak/>
               <w:t>A supportive partial AUC</w:t>
             </w:r>
           </w:p>
@@ -15726,196 +15744,192 @@
         <w:spacing w:after="120" w:line="276" w:lineRule="auto"/>
       </w:pPr>
       <w:r>
+        <w:t>Tmax is compared as an untransformed difference with a t-based interval. Tmax is discrete and is usually reported as median and range, with a nonparametric test when the plan asks for one; do that outside the app, and ignore geometric statistics for Tmax.</w:t>
+      </w:r>
+    </w:p>
+    <w:p>
+      <w:pPr>
+        <w:pStyle w:val="Kop3"/>
+      </w:pPr>
+      <w:r>
+        <w:t>Partial AUCs in Bioequivalence</w:t>
+      </w:r>
+    </w:p>
+    <w:p>
+      <w:pPr>
+        <w:spacing w:after="120" w:line="276" w:lineRule="auto"/>
+      </w:pPr>
+      <w:r>
+        <w:t xml:space="preserve">Partial AUC intervals here also carry a role, set under </w:t>
+      </w:r>
+      <w:r>
+        <w:rPr>
+          <w:b/>
+        </w:rPr>
+        <w:t>Role in bioequivalence</w:t>
+      </w:r>
+      <w:r>
+        <w:t xml:space="preserve">. A </w:t>
+      </w:r>
+      <w:r>
+        <w:rPr>
+          <w:b/>
+        </w:rPr>
+        <w:t>Pivotal (verdict)</w:t>
+      </w:r>
+      <w:r>
+        <w:t xml:space="preserve"> interval receives a bioequivalence verdict, a </w:t>
+      </w:r>
+      <w:r>
+        <w:rPr>
+          <w:b/>
+        </w:rPr>
+        <w:t>Supportive (no verdict)</w:t>
+      </w:r>
+      <w:r>
+        <w:t xml:space="preserve"> interval only its ratio and confidence interval. The metrics appear under </w:t>
+      </w:r>
+      <w:r>
+        <w:rPr>
+          <w:b/>
+        </w:rPr>
+        <w:t>Parameters to compare</w:t>
+      </w:r>
+      <w:r>
+        <w:t>, ticked, as soon as the intervals are valid, and Cmax within an interval can be compared as well. A metric whose value is zero in any profile receives no estimate and no verdict, because zero cannot be log-transformed and the profiles that would drop out are the low-exposure ones. That metric keeps its row in the table and in the forest plot, with the reason, the zero counts per treatment and the number of profiles that have no value.</w:t>
+      </w:r>
+    </w:p>
+    <w:p>
+      <w:pPr>
+        <w:pStyle w:val="Kop2"/>
+      </w:pPr>
+      <w:bookmarkStart w:id="45" w:name="_Toc241443560"/>
+      <w:r>
+        <w:t>Analysing Drug–Drug Interaction Studies</w:t>
+      </w:r>
+      <w:bookmarkEnd w:id="45"/>
+    </w:p>
+    <w:p>
+      <w:pPr>
+        <w:spacing w:after="120" w:line="276" w:lineRule="auto"/>
+      </w:pPr>
+      <w:r>
+        <w:t>Bioequivalence (Path 6) can also analyse drug–drug interaction (DDI) studies: the design compares two conditions within subjects, with an ANOVA model and a confidence interval for the geometric mean ratio.</w:t>
+      </w:r>
+    </w:p>
+    <w:p>
+      <w:pPr>
+        <w:pStyle w:val="Kop3"/>
+      </w:pPr>
+      <w:r>
+        <w:t>How to Set Up a DDI Analysis</w:t>
+      </w:r>
+    </w:p>
+    <w:p>
+      <w:pPr>
+        <w:spacing w:after="120" w:line="276" w:lineRule="auto"/>
+      </w:pPr>
+      <w:r>
+        <w:t xml:space="preserve">Prepare the data as a crossover dataset (Scenario 4 or 5). Choose the victim drug given alone as the </w:t>
+      </w:r>
+      <w:r>
+        <w:rPr>
+          <w:b/>
+        </w:rPr>
+        <w:t>Reference treatment</w:t>
+      </w:r>
+      <w:r>
+        <w:t xml:space="preserve">, so the ratio is (with perpetrator) ÷ (alone): the fold-change in exposure. For a single-dose victim, tick AUC to infinity under </w:t>
+      </w:r>
+      <w:r>
+        <w:rPr>
+          <w:b/>
+        </w:rPr>
+        <w:t>Parameters to compare</w:t>
+      </w:r>
+      <w:r>
+        <w:t xml:space="preserve"> as well; at steady state compare AUC Within Dosing Interval, Cmax and Cmin.</w:t>
+      </w:r>
+    </w:p>
+    <w:p>
+      <w:pPr>
+        <w:spacing w:after="120" w:line="276" w:lineRule="auto"/>
+      </w:pPr>
+      <w:r>
+        <w:t>Run the analysis. A ratio of 200% means the perpetrator doubled the victim's exposure; 50% means it halved it. Check the Comparison column to confirm which treatment is in the denominator.</w:t>
+      </w:r>
+    </w:p>
+    <w:p>
+      <w:pPr>
+        <w:pStyle w:val="Kop3"/>
+      </w:pPr>
+      <w:r>
+        <w:t>Interpreting DDI Results</w:t>
+      </w:r>
+    </w:p>
+    <w:p>
+      <w:pPr>
+        <w:spacing w:after="120" w:line="276" w:lineRule="auto"/>
+      </w:pPr>
+      <w:r>
+        <w:t>A DDI study quantifies how large the interaction is; it is not a test of equivalence. ICH M12 (section 5.2) asks for the geometric mean ratio with and without the precipitant and its 90% confidence interval for AUC and Cmax (and Cmin when relevant), and for the range of individual ratios. The app does not give individual ratios: compute them from the exported PK Parameter Table. Interpret the result against no-effect boundaries for the victim drug, preferably based on its exposure-response relationship (section 5.3.1). The default no-effect boundaries are a 90% CI within 80–125%, which M12 calls generally acceptable but overly conservative for most drugs.</w:t>
+      </w:r>
+    </w:p>
+    <w:p>
+      <w:pPr>
+        <w:spacing w:after="120" w:line="276" w:lineRule="auto"/>
+      </w:pPr>
+      <w:r>
+        <w:t>If the study used a sensitive index substrate, the point estimate also classifies the precipitant (M12 section 5.3.2): a strong, moderate or weak inhibitor raises the substrate's AUC at least 5-fold, 2- to 5-fold, or 1.25- to 2-fold; a strong, moderate or weak inducer lowers it by at least 80%, by 50 to 80%, or by 20 to 50%. These classes describe the precipitant, not the size of the interaction for other victim drugs.</w:t>
+      </w:r>
+    </w:p>
+    <w:p>
+      <w:pPr>
+        <w:pStyle w:val="Kop3"/>
+      </w:pPr>
+      <w:r>
         <w:lastRenderedPageBreak/>
-        <w:t>Tmax is compared as an untransformed difference with a t-based interval. Tmax is discrete and is usually reported as median and range, with a nonparametric test when the plan asks for one; do that outside the app, and ignore geometric statistics for Tmax.</w:t>
-      </w:r>
-    </w:p>
-    <w:p>
-      <w:pPr>
-        <w:pStyle w:val="Kop3"/>
-      </w:pPr>
-      <w:r>
-        <w:t>Partial AUCs in Bioequivalence</w:t>
-      </w:r>
-    </w:p>
-    <w:p>
-      <w:pPr>
-        <w:spacing w:after="120" w:line="276" w:lineRule="auto"/>
-      </w:pPr>
-      <w:r>
-        <w:t xml:space="preserve">Partial AUC intervals here also carry a role, set under </w:t>
+        <w:t>Practical Considerations</w:t>
+      </w:r>
+    </w:p>
+    <w:p>
+      <w:pPr>
+        <w:spacing w:after="120" w:line="276" w:lineRule="auto"/>
+      </w:pPr>
+      <w:r>
+        <w:t xml:space="preserve">To compare with no-effect boundaries, enter them as acceptance limits, choose All compared metrics under </w:t>
       </w:r>
       <w:r>
         <w:rPr>
           <w:b/>
         </w:rPr>
-        <w:t>Role in bioequivalence</w:t>
-      </w:r>
-      <w:r>
-        <w:t xml:space="preserve">. A </w:t>
-      </w:r>
-      <w:r>
-        <w:rPr>
-          <w:b/>
-        </w:rPr>
-        <w:t>Pivotal (verdict)</w:t>
-      </w:r>
-      <w:r>
-        <w:t xml:space="preserve"> interval receives a bioequivalence verdict, a </w:t>
-      </w:r>
-      <w:r>
-        <w:rPr>
-          <w:b/>
-        </w:rPr>
-        <w:t>Supportive (no verdict)</w:t>
-      </w:r>
-      <w:r>
-        <w:t xml:space="preserve"> interval only its ratio and confidence interval. The metrics appear under </w:t>
-      </w:r>
-      <w:r>
-        <w:rPr>
-          <w:b/>
-        </w:rPr>
-        <w:t>Parameters to compare</w:t>
-      </w:r>
-      <w:r>
-        <w:t>, ticked, as soon as the intervals are valid, and Cmax within an interval can be compared as well. A metric whose value is zero in any profile receives no estimate and no verdict, because zero cannot be log-transformed and the profiles that would drop out are the low-exposure ones. That metric keeps its row in the table and in the forest plot, with the reason, the zero counts per treatment and the number of profiles that have no value.</w:t>
+        <w:t>Widened limits apply to</w:t>
+      </w:r>
+      <w:r>
+        <w:t>, and untick the point-estimate requirement if it does not apply. A YES in the Bioequivalent? column then means that the 90% CI lies within the boundaries you entered; it is not a bioequivalence conclusion.</w:t>
+      </w:r>
+    </w:p>
+    <w:p>
+      <w:pPr>
+        <w:spacing w:after="120" w:line="276" w:lineRule="auto"/>
+      </w:pPr>
+      <w:r>
+        <w:t>For fixed-order DDI studies (all subjects receive the victim alone first, then with the perpetrator), select Paired comparison. The app reports the ratio and its confidence interval without a verdict, because period and interaction effects cannot be separated: read the interval against the boundaries yourself.</w:t>
+      </w:r>
+    </w:p>
+    <w:p>
+      <w:pPr>
+        <w:spacing w:after="120" w:line="276" w:lineRule="auto"/>
+      </w:pPr>
+      <w:r>
+        <w:t>The forest plot and confidence interval table can go into the DDI section of a clinical study report when they were produced on a qualified installation and reviewed according to your procedures.</w:t>
       </w:r>
     </w:p>
     <w:p>
       <w:pPr>
         <w:pStyle w:val="Kop2"/>
       </w:pPr>
-      <w:bookmarkStart w:id="45" w:name="_Toc241418871"/>
-      <w:r>
-        <w:t>Analysing Drug–Drug Interaction Studies</w:t>
-      </w:r>
-      <w:bookmarkEnd w:id="45"/>
-    </w:p>
-    <w:p>
-      <w:pPr>
-        <w:spacing w:after="120" w:line="276" w:lineRule="auto"/>
-      </w:pPr>
-      <w:r>
-        <w:t>Bioequivalence (Path 6) can also analyse drug–drug interaction (DDI) studies: the design compares two conditions within subjects, with an ANOVA model and a confidence interval for the geometric mean ratio.</w:t>
-      </w:r>
-    </w:p>
-    <w:p>
-      <w:pPr>
-        <w:pStyle w:val="Kop3"/>
-      </w:pPr>
-      <w:r>
-        <w:t>How to Set Up a DDI Analysis</w:t>
-      </w:r>
-    </w:p>
-    <w:p>
-      <w:pPr>
-        <w:spacing w:after="120" w:line="276" w:lineRule="auto"/>
-      </w:pPr>
-      <w:r>
-        <w:t xml:space="preserve">Prepare the data as a crossover dataset (Scenario 4 or 5). Choose the victim drug given alone as the </w:t>
-      </w:r>
-      <w:r>
-        <w:rPr>
-          <w:b/>
-        </w:rPr>
-        <w:t>Reference treatment</w:t>
-      </w:r>
-      <w:r>
-        <w:t xml:space="preserve">, so the ratio is (with perpetrator) ÷ (alone): the fold-change in exposure. For a single-dose victim, tick AUC to infinity under </w:t>
-      </w:r>
-      <w:r>
-        <w:rPr>
-          <w:b/>
-        </w:rPr>
-        <w:t>Parameters to compare</w:t>
-      </w:r>
-      <w:r>
-        <w:t xml:space="preserve"> as well; at steady state compare AUC Within Dosing Interval, Cmax and Cmin.</w:t>
-      </w:r>
-    </w:p>
-    <w:p>
-      <w:pPr>
-        <w:spacing w:after="120" w:line="276" w:lineRule="auto"/>
-      </w:pPr>
-      <w:r>
-        <w:t>Run the analysis. A ratio of 200% means the perpetrator doubled the victim's exposure; 50% means it halved it. Check the Comparison column to confirm which treatment is in the denominator.</w:t>
-      </w:r>
-    </w:p>
-    <w:p>
-      <w:pPr>
-        <w:pStyle w:val="Kop3"/>
-      </w:pPr>
-      <w:r>
-        <w:t>Interpreting DDI Results</w:t>
-      </w:r>
-    </w:p>
-    <w:p>
-      <w:pPr>
-        <w:spacing w:after="120" w:line="276" w:lineRule="auto"/>
-      </w:pPr>
-      <w:r>
-        <w:t>A DDI study quantifies how large the interaction is; it is not a test of equivalence. ICH M12 (section 5.2) asks for the geometric mean ratio with and without the precipitant and its 90% confidence interval for AUC and Cmax (and Cmin when relevant), and for the range of individual ratios. The app does not give individual ratios: compute them from the exported PK Parameter Table. Interpret the result against no-effect boundaries for the victim drug, preferably based on its exposure-response relationship (section 5.3.1). The default no-effect boundaries are a 90% CI within 80–125%, which M12 calls generally acceptable but overly conservative for most drugs.</w:t>
-      </w:r>
-    </w:p>
-    <w:p>
-      <w:pPr>
-        <w:spacing w:after="120" w:line="276" w:lineRule="auto"/>
-      </w:pPr>
-      <w:r>
-        <w:t>If the study used a sensitive index substrate, the point estimate also classifies the precipitant (M12 section 5.3.2): a strong, moderate or weak inhibitor raises the substrate's AUC at least 5-fold, 2- to 5-fold, or 1.25- to 2-fold; a strong, moderate or weak inducer lowers it by at least 80%, by 50 to 80%, or by 20 to 50%. These classes describe the precipitant, not the size of the interaction for other victim drugs.</w:t>
-      </w:r>
-    </w:p>
-    <w:p>
-      <w:pPr>
-        <w:pStyle w:val="Kop3"/>
-      </w:pPr>
-      <w:r>
-        <w:t>Practical Considerations</w:t>
-      </w:r>
-    </w:p>
-    <w:p>
-      <w:pPr>
-        <w:spacing w:after="120" w:line="276" w:lineRule="auto"/>
-      </w:pPr>
-      <w:r>
-        <w:t xml:space="preserve">To compare with no-effect boundaries, enter them as acceptance limits, choose All compared metrics under </w:t>
-      </w:r>
-      <w:r>
-        <w:rPr>
-          <w:b/>
-        </w:rPr>
-        <w:t>Widened limits apply to</w:t>
-      </w:r>
-      <w:r>
-        <w:t xml:space="preserve">, and untick the point-estimate </w:t>
-      </w:r>
-      <w:r>
-        <w:lastRenderedPageBreak/>
-        <w:t>requirement if it does not apply. A YES in the Bioequivalent? column then means that the 90% CI lies within the boundaries you entered; it is not a bioequivalence conclusion.</w:t>
-      </w:r>
-    </w:p>
-    <w:p>
-      <w:pPr>
-        <w:spacing w:after="120" w:line="276" w:lineRule="auto"/>
-      </w:pPr>
-      <w:r>
-        <w:t>For fixed-order DDI studies (all subjects receive the victim alone first, then with the perpetrator), select Paired comparison. The app reports the ratio and its confidence interval without a verdict, because period and interaction effects cannot be separated: read the interval against the boundaries yourself.</w:t>
-      </w:r>
-    </w:p>
-    <w:p>
-      <w:pPr>
-        <w:spacing w:after="120" w:line="276" w:lineRule="auto"/>
-      </w:pPr>
-      <w:r>
-        <w:t>The forest plot and confidence interval table can go into the DDI section of a clinical study report when they were produced on a qualified installation and reviewed according to your procedures.</w:t>
-      </w:r>
-    </w:p>
-    <w:p>
-      <w:pPr>
-        <w:pStyle w:val="Kop2"/>
-      </w:pPr>
-      <w:bookmarkStart w:id="46" w:name="_Toc241418872"/>
+      <w:bookmarkStart w:id="46" w:name="_Toc241443561"/>
       <w:r>
         <w:t>Complete Analysis Record</w:t>
       </w:r>
@@ -16285,14 +16299,11 @@
         <w:rPr>
           <w:b/>
         </w:rPr>
+        <w:lastRenderedPageBreak/>
         <w:t>What the record shows and what it does not.</w:t>
       </w:r>
       <w:r>
-        <w:t xml:space="preserve"> MATCH shows that the analysis can be reproduced with the same code and packages. It is not independent verification. For a bioequivalence record the script recomputes the NCA parameters only: the ANOVA, the </w:t>
-      </w:r>
-      <w:r>
-        <w:lastRenderedPageBreak/>
-        <w:t>confidence intervals and the verdict are recorded in results.xlsx and are not recomputed, and the script does not check results.xlsx. The manifest is not signed: whoever changes a file can also recompute its hash. To make the record tamper-evident, store the zip, or its SHA-256, in a controlled system. The record is not an audit trail in the sense of 21 CFR Part 11 or EU GMP Annex 11; it documents one analysis. Timestamps come from the clock of the computer that ran the app (UTC on shinyapps.io), and the summary names the time zone. On a controlled installation, the stored copy on the server is covered by the audit trail, and the reviewer's signature is bound to the record's SHA-256 (The Signature Sheet, in the chapter Working on a Controlled Installation).</w:t>
+        <w:t xml:space="preserve"> MATCH shows that the analysis can be reproduced with the same code and packages. It is not independent verification. For a bioequivalence record the script recomputes the NCA parameters only: the ANOVA, the confidence intervals and the verdict are recorded in results.xlsx and are not recomputed, and the script does not check results.xlsx. The manifest is not signed: whoever changes a file can also recompute its hash. To make the record tamper-evident, store the zip, or its SHA-256, in a controlled system. The record is not an audit trail in the sense of 21 CFR Part 11 or EU GMP Annex 11; it documents one analysis. Timestamps come from the clock of the computer that ran the app (UTC on shinyapps.io), and the summary names the time zone. On a controlled installation, the stored copy on the server is covered by the audit trail, and the reviewer's signature is bound to the record's SHA-256 (The Signature Sheet, in the chapter Working on a Controlled Installation).</w:t>
       </w:r>
     </w:p>
     <w:p>
@@ -16330,7 +16341,7 @@
         <w:pStyle w:val="Kop1"/>
         <w:pageBreakBefore/>
       </w:pPr>
-      <w:bookmarkStart w:id="47" w:name="_Toc241418873"/>
+      <w:bookmarkStart w:id="47" w:name="_Toc241443562"/>
       <w:r>
         <w:lastRenderedPageBreak/>
         <w:t>Reading Your Results</w:t>
@@ -16341,7 +16352,7 @@
       <w:pPr>
         <w:pStyle w:val="Kop2"/>
       </w:pPr>
-      <w:bookmarkStart w:id="48" w:name="_Toc241418874"/>
+      <w:bookmarkStart w:id="48" w:name="_Toc241443563"/>
       <w:r>
         <w:t>The Data Quality Report</w:t>
       </w:r>
@@ -16726,7 +16737,7 @@
       <w:pPr>
         <w:pStyle w:val="Kop2"/>
       </w:pPr>
-      <w:bookmarkStart w:id="49" w:name="_Toc241418875"/>
+      <w:bookmarkStart w:id="49" w:name="_Toc241443564"/>
       <w:r>
         <w:t>The Parameter Table</w:t>
       </w:r>
@@ -16744,7 +16755,7 @@
       <w:pPr>
         <w:pStyle w:val="Kop2"/>
       </w:pPr>
-      <w:bookmarkStart w:id="50" w:name="_Toc241418876"/>
+      <w:bookmarkStart w:id="50" w:name="_Toc241443565"/>
       <w:r>
         <w:t>Summary Statistics</w:t>
       </w:r>
@@ -17184,7 +17195,7 @@
       <w:pPr>
         <w:pStyle w:val="Kop2"/>
       </w:pPr>
-      <w:bookmarkStart w:id="51" w:name="_Toc241418877"/>
+      <w:bookmarkStart w:id="51" w:name="_Toc241443566"/>
       <w:r>
         <w:t>The Bioequivalence Table and Forest Plot</w:t>
       </w:r>
@@ -17793,7 +17804,7 @@
       <w:pPr>
         <w:pStyle w:val="Kop2"/>
       </w:pPr>
-      <w:bookmarkStart w:id="52" w:name="_Toc241418878"/>
+      <w:bookmarkStart w:id="52" w:name="_Toc241443567"/>
       <w:r>
         <w:t>Judging the Terminal Phase</w:t>
       </w:r>
@@ -17888,7 +17899,7 @@
       <w:pPr>
         <w:pStyle w:val="Kop2"/>
       </w:pPr>
-      <w:bookmarkStart w:id="53" w:name="_Toc241418879"/>
+      <w:bookmarkStart w:id="53" w:name="_Toc241443568"/>
       <w:r>
         <w:t>Checking Plausibility</w:t>
       </w:r>
@@ -18018,7 +18029,7 @@
         <w:pStyle w:val="Kop1"/>
         <w:pageBreakBefore/>
       </w:pPr>
-      <w:bookmarkStart w:id="54" w:name="_Toc241418880"/>
+      <w:bookmarkStart w:id="54" w:name="_Toc241443569"/>
       <w:r>
         <w:lastRenderedPageBreak/>
         <w:t>Working on a Controlled Installation</w:t>
@@ -18037,7 +18048,7 @@
       <w:pPr>
         <w:pStyle w:val="Kop2"/>
       </w:pPr>
-      <w:bookmarkStart w:id="55" w:name="_Toc241418881"/>
+      <w:bookmarkStart w:id="55" w:name="_Toc241443570"/>
       <w:r>
         <w:t>What Is Different on a Controlled Installation</w:t>
       </w:r>
@@ -18658,7 +18669,7 @@
       <w:pPr>
         <w:pStyle w:val="Kop2"/>
       </w:pPr>
-      <w:bookmarkStart w:id="56" w:name="_Toc241418882"/>
+      <w:bookmarkStart w:id="56" w:name="_Toc241443571"/>
       <w:r>
         <w:t>Signing In for the First Time</w:t>
       </w:r>
@@ -18717,7 +18728,7 @@
       <w:pPr>
         <w:pStyle w:val="Kop2"/>
       </w:pPr>
-      <w:bookmarkStart w:id="57" w:name="_Toc241418883"/>
+      <w:bookmarkStart w:id="57" w:name="_Toc241443572"/>
       <w:r>
         <w:lastRenderedPageBreak/>
         <w:t>Changing Your Password</w:t>
@@ -18761,7 +18772,7 @@
       <w:pPr>
         <w:pStyle w:val="Kop2"/>
       </w:pPr>
-      <w:bookmarkStart w:id="58" w:name="_Toc241418884"/>
+      <w:bookmarkStart w:id="58" w:name="_Toc241443573"/>
       <w:r>
         <w:t>Staying Signed In</w:t>
       </w:r>
@@ -18805,7 +18816,7 @@
       <w:pPr>
         <w:pStyle w:val="Kop2"/>
       </w:pPr>
-      <w:bookmarkStart w:id="59" w:name="_Toc241418885"/>
+      <w:bookmarkStart w:id="59" w:name="_Toc241443574"/>
       <w:r>
         <w:t>Creating a Record for Review</w:t>
       </w:r>
@@ -18890,7 +18901,7 @@
       <w:pPr>
         <w:pStyle w:val="Kop2"/>
       </w:pPr>
-      <w:bookmarkStart w:id="60" w:name="_Toc241418886"/>
+      <w:bookmarkStart w:id="60" w:name="_Toc241443575"/>
       <w:r>
         <w:t>Reviewing and Signing a Record</w:t>
       </w:r>
@@ -19078,7 +19089,7 @@
       <w:pPr>
         <w:pStyle w:val="Kop2"/>
       </w:pPr>
-      <w:bookmarkStart w:id="61" w:name="_Toc241418887"/>
+      <w:bookmarkStart w:id="61" w:name="_Toc241443576"/>
       <w:r>
         <w:t>The Signature Sheet</w:t>
       </w:r>
@@ -19140,7 +19151,7 @@
       <w:pPr>
         <w:pStyle w:val="Kop2"/>
       </w:pPr>
-      <w:bookmarkStart w:id="62" w:name="_Toc241418888"/>
+      <w:bookmarkStart w:id="62" w:name="_Toc241443577"/>
       <w:r>
         <w:t>Reviewing the Audit Trail</w:t>
       </w:r>
@@ -19251,7 +19262,7 @@
       <w:pPr>
         <w:pStyle w:val="Kop2"/>
       </w:pPr>
-      <w:bookmarkStart w:id="63" w:name="_Toc241418889"/>
+      <w:bookmarkStart w:id="63" w:name="_Toc241443578"/>
       <w:r>
         <w:t>For Inspectors</w:t>
       </w:r>
@@ -19269,7 +19280,7 @@
       <w:pPr>
         <w:pStyle w:val="Kop2"/>
       </w:pPr>
-      <w:bookmarkStart w:id="64" w:name="_Toc241418890"/>
+      <w:bookmarkStart w:id="64" w:name="_Toc241443579"/>
       <w:r>
         <w:t>Tutorial 8: From Analysis to Approved Record</w:t>
       </w:r>
@@ -19438,7 +19449,7 @@
         <w:pStyle w:val="Kop1"/>
         <w:pageBreakBefore/>
       </w:pPr>
-      <w:bookmarkStart w:id="65" w:name="_Toc241418891"/>
+      <w:bookmarkStart w:id="65" w:name="_Toc241443580"/>
       <w:r>
         <w:lastRenderedPageBreak/>
         <w:t>Using NCA Assistant in a Regulated Environment</w:t>
@@ -19457,7 +19468,7 @@
       <w:pPr>
         <w:pStyle w:val="Kop2"/>
       </w:pPr>
-      <w:bookmarkStart w:id="66" w:name="_Toc241418892"/>
+      <w:bookmarkStart w:id="66" w:name="_Toc241443581"/>
       <w:r>
         <w:t>Status and Scope</w:t>
       </w:r>
@@ -19475,7 +19486,7 @@
       <w:pPr>
         <w:pStyle w:val="Kop2"/>
       </w:pPr>
-      <w:bookmarkStart w:id="67" w:name="_Toc241418893"/>
+      <w:bookmarkStart w:id="67" w:name="_Toc241443582"/>
       <w:r>
         <w:t>Which Rules Apply</w:t>
       </w:r>
@@ -19493,7 +19504,7 @@
       <w:pPr>
         <w:pStyle w:val="Kop2"/>
       </w:pPr>
-      <w:bookmarkStart w:id="68" w:name="_Toc241418894"/>
+      <w:bookmarkStart w:id="68" w:name="_Toc241443583"/>
       <w:r>
         <w:t>Installing a Qualified Instance</w:t>
       </w:r>
@@ -19511,7 +19522,7 @@
       <w:pPr>
         <w:pStyle w:val="Kop2"/>
       </w:pPr>
-      <w:bookmarkStart w:id="69" w:name="_Toc241418895"/>
+      <w:bookmarkStart w:id="69" w:name="_Toc241443584"/>
       <w:r>
         <w:t>Qualification</w:t>
       </w:r>
@@ -19570,7 +19581,7 @@
       <w:pPr>
         <w:pStyle w:val="Kop2"/>
       </w:pPr>
-      <w:bookmarkStart w:id="70" w:name="_Toc241418896"/>
+      <w:bookmarkStart w:id="70" w:name="_Toc241443585"/>
       <w:r>
         <w:t>Controls on a Controlled Installation, and Your Responsibilities</w:t>
       </w:r>
@@ -19718,7 +19729,7 @@
       <w:pPr>
         <w:pStyle w:val="Kop2"/>
       </w:pPr>
-      <w:bookmarkStart w:id="71" w:name="_Toc241418897"/>
+      <w:bookmarkStart w:id="71" w:name="_Toc241443586"/>
       <w:r>
         <w:t>Before Each Analysis</w:t>
       </w:r>
@@ -19736,7 +19747,7 @@
       <w:pPr>
         <w:pStyle w:val="Kop2"/>
       </w:pPr>
-      <w:bookmarkStart w:id="72" w:name="_Toc241418898"/>
+      <w:bookmarkStart w:id="72" w:name="_Toc241443587"/>
       <w:r>
         <w:t>Exclusions, Outliers and Deviations</w:t>
       </w:r>
@@ -19810,7 +19821,7 @@
       <w:pPr>
         <w:pStyle w:val="Kop2"/>
       </w:pPr>
-      <w:bookmarkStart w:id="73" w:name="_Toc241418899"/>
+      <w:bookmarkStart w:id="73" w:name="_Toc241443588"/>
       <w:r>
         <w:t>Reading Verdicts in a Regulated Context</w:t>
       </w:r>
@@ -19852,7 +19863,7 @@
       <w:pPr>
         <w:pStyle w:val="Kop2"/>
       </w:pPr>
-      <w:bookmarkStart w:id="74" w:name="_Toc241418900"/>
+      <w:bookmarkStart w:id="74" w:name="_Toc241443589"/>
       <w:r>
         <w:lastRenderedPageBreak/>
         <w:t>The Analysis Record in a Regulated Context</w:t>
@@ -19871,7 +19882,7 @@
       <w:pPr>
         <w:pStyle w:val="Kop2"/>
       </w:pPr>
-      <w:bookmarkStart w:id="75" w:name="_Toc241418901"/>
+      <w:bookmarkStart w:id="75" w:name="_Toc241443590"/>
       <w:r>
         <w:t>Reporting and Citing</w:t>
       </w:r>
@@ -19889,7 +19900,7 @@
       <w:pPr>
         <w:pStyle w:val="Kop2"/>
       </w:pPr>
-      <w:bookmarkStart w:id="76" w:name="_Toc241418902"/>
+      <w:bookmarkStart w:id="76" w:name="_Toc241443591"/>
       <w:r>
         <w:t>Archiving and Retention</w:t>
       </w:r>
@@ -19907,7 +19918,7 @@
       <w:pPr>
         <w:pStyle w:val="Kop2"/>
       </w:pPr>
-      <w:bookmarkStart w:id="77" w:name="_Toc241418903"/>
+      <w:bookmarkStart w:id="77" w:name="_Toc241443592"/>
       <w:r>
         <w:t>Upgrades and Change Control</w:t>
       </w:r>
@@ -19925,7 +19936,7 @@
       <w:pPr>
         <w:pStyle w:val="Kop2"/>
       </w:pPr>
-      <w:bookmarkStart w:id="78" w:name="_Toc241418904"/>
+      <w:bookmarkStart w:id="78" w:name="_Toc241443593"/>
       <w:r>
         <w:t>Data Protection</w:t>
       </w:r>
@@ -19947,7 +19958,7 @@
       <w:pPr>
         <w:pStyle w:val="Kop2"/>
       </w:pPr>
-      <w:bookmarkStart w:id="79" w:name="_Toc241418905"/>
+      <w:bookmarkStart w:id="79" w:name="_Toc241443594"/>
       <w:r>
         <w:t>Reporting Problems</w:t>
       </w:r>
@@ -19966,7 +19977,7 @@
         <w:pStyle w:val="Kop1"/>
         <w:pageBreakBefore/>
       </w:pPr>
-      <w:bookmarkStart w:id="80" w:name="_Toc241418906"/>
+      <w:bookmarkStart w:id="80" w:name="_Toc241443595"/>
       <w:r>
         <w:lastRenderedPageBreak/>
         <w:t>Introduction to Non-Compartmental Analysis</w:t>
@@ -19977,7 +19988,7 @@
       <w:pPr>
         <w:pStyle w:val="Kop2"/>
       </w:pPr>
-      <w:bookmarkStart w:id="81" w:name="_Toc241418907"/>
+      <w:bookmarkStart w:id="81" w:name="_Toc241443596"/>
       <w:r>
         <w:t>What Is Non-Compartmental Analysis?</w:t>
       </w:r>
@@ -20003,7 +20014,7 @@
       <w:pPr>
         <w:pStyle w:val="Kop2"/>
       </w:pPr>
-      <w:bookmarkStart w:id="82" w:name="_Toc241418908"/>
+      <w:bookmarkStart w:id="82" w:name="_Toc241443597"/>
       <w:r>
         <w:t>The Concentration–Time Curve</w:t>
       </w:r>
@@ -20021,7 +20032,7 @@
       <w:pPr>
         <w:pStyle w:val="Kop2"/>
       </w:pPr>
-      <w:bookmarkStart w:id="83" w:name="_Toc241418909"/>
+      <w:bookmarkStart w:id="83" w:name="_Toc241443598"/>
       <w:r>
         <w:t>Key Pharmacokinetic Parameters</w:t>
       </w:r>
@@ -21120,7 +21131,7 @@
       <w:pPr>
         <w:pStyle w:val="Kop2"/>
       </w:pPr>
-      <w:bookmarkStart w:id="84" w:name="_Toc241418910"/>
+      <w:bookmarkStart w:id="84" w:name="_Toc241443599"/>
       <w:r>
         <w:t>Why NCA Is Used So Widely</w:t>
       </w:r>
@@ -21155,7 +21166,7 @@
       <w:pPr>
         <w:pStyle w:val="Kop2"/>
       </w:pPr>
-      <w:bookmarkStart w:id="85" w:name="_Toc241418911"/>
+      <w:bookmarkStart w:id="85" w:name="_Toc241443600"/>
       <w:r>
         <w:t>When to Use NCA vs. Compartmental Modelling</w:t>
       </w:r>
@@ -21174,7 +21185,7 @@
         <w:pStyle w:val="Kop1"/>
         <w:pageBreakBefore/>
       </w:pPr>
-      <w:bookmarkStart w:id="86" w:name="_Toc241418912"/>
+      <w:bookmarkStart w:id="86" w:name="_Toc241443601"/>
       <w:r>
         <w:lastRenderedPageBreak/>
         <w:t>Theoretical Background</w:t>
@@ -21185,7 +21196,7 @@
       <w:pPr>
         <w:pStyle w:val="Kop2"/>
       </w:pPr>
-      <w:bookmarkStart w:id="87" w:name="_Toc241418913"/>
+      <w:bookmarkStart w:id="87" w:name="_Toc241443602"/>
       <w:r>
         <w:t>Trapezoidal Methods for AUC Calculation</w:t>
       </w:r>
@@ -21335,7 +21346,7 @@
       <w:pPr>
         <w:pStyle w:val="Kop2"/>
       </w:pPr>
-      <w:bookmarkStart w:id="88" w:name="_Toc241418914"/>
+      <w:bookmarkStart w:id="88" w:name="_Toc241443603"/>
       <w:r>
         <w:t>Terminal Phase Characterisation and Half-Life Estimation</w:t>
       </w:r>
@@ -21494,7 +21505,7 @@
       <w:pPr>
         <w:pStyle w:val="Kop2"/>
       </w:pPr>
-      <w:bookmarkStart w:id="89" w:name="_Toc241418915"/>
+      <w:bookmarkStart w:id="89" w:name="_Toc241443604"/>
       <w:r>
         <w:t>BLQ Handling: Pharmacological Rationale</w:t>
       </w:r>
@@ -21516,7 +21527,7 @@
       <w:pPr>
         <w:pStyle w:val="Kop2"/>
       </w:pPr>
-      <w:bookmarkStart w:id="90" w:name="_Toc241418916"/>
+      <w:bookmarkStart w:id="90" w:name="_Toc241443605"/>
       <w:r>
         <w:t>Steady-State Considerations</w:t>
       </w:r>
@@ -21534,7 +21545,7 @@
       <w:pPr>
         <w:pStyle w:val="Kop2"/>
       </w:pPr>
-      <w:bookmarkStart w:id="91" w:name="_Toc241418917"/>
+      <w:bookmarkStart w:id="91" w:name="_Toc241443606"/>
       <w:r>
         <w:t>Partial AUCs: Interpolation and the End of the Interval</w:t>
       </w:r>
@@ -21577,7 +21588,7 @@
         <w:pStyle w:val="Kop1"/>
         <w:pageBreakBefore/>
       </w:pPr>
-      <w:bookmarkStart w:id="92" w:name="_Toc241418918"/>
+      <w:bookmarkStart w:id="92" w:name="_Toc241443607"/>
       <w:r>
         <w:lastRenderedPageBreak/>
         <w:t>Statistical Methods</w:t>
@@ -21588,7 +21599,7 @@
       <w:pPr>
         <w:pStyle w:val="Kop2"/>
       </w:pPr>
-      <w:bookmarkStart w:id="93" w:name="_Toc241418919"/>
+      <w:bookmarkStart w:id="93" w:name="_Toc241443608"/>
       <w:r>
         <w:t>The Two One-Sided Tests (TOST) Procedure</w:t>
       </w:r>
@@ -21657,7 +21668,7 @@
       <w:pPr>
         <w:pStyle w:val="Kop2"/>
       </w:pPr>
-      <w:bookmarkStart w:id="94" w:name="_Toc241418920"/>
+      <w:bookmarkStart w:id="94" w:name="_Toc241443609"/>
       <w:r>
         <w:t>The ANOVA Model for Crossover Designs</w:t>
       </w:r>
@@ -21691,7 +21702,7 @@
       <w:pPr>
         <w:pStyle w:val="Kop2"/>
       </w:pPr>
-      <w:bookmarkStart w:id="95" w:name="_Toc241418921"/>
+      <w:bookmarkStart w:id="95" w:name="_Toc241443610"/>
       <w:r>
         <w:t>Fixed-Effects vs. Mixed-Effects Models</w:t>
       </w:r>
@@ -21717,7 +21728,7 @@
       <w:pPr>
         <w:pStyle w:val="Kop2"/>
       </w:pPr>
-      <w:bookmarkStart w:id="96" w:name="_Toc241418922"/>
+      <w:bookmarkStart w:id="96" w:name="_Toc241443611"/>
       <w:r>
         <w:t>Confidence Interval Construction</w:t>
       </w:r>
@@ -21747,7 +21758,7 @@
       <w:pPr>
         <w:pStyle w:val="Kop2"/>
       </w:pPr>
-      <w:bookmarkStart w:id="97" w:name="_Toc241418923"/>
+      <w:bookmarkStart w:id="97" w:name="_Toc241443612"/>
       <w:r>
         <w:t>Design-Specific Models</w:t>
       </w:r>
@@ -21831,7 +21842,7 @@
       <w:pPr>
         <w:pStyle w:val="Kop2"/>
       </w:pPr>
-      <w:bookmarkStart w:id="98" w:name="_Toc241418924"/>
+      <w:bookmarkStart w:id="98" w:name="_Toc241443613"/>
       <w:r>
         <w:t>Drug–Drug Interaction Analysis</w:t>
       </w:r>
@@ -21857,7 +21868,7 @@
       <w:pPr>
         <w:pStyle w:val="Kop2"/>
       </w:pPr>
-      <w:bookmarkStart w:id="99" w:name="_Toc241418925"/>
+      <w:bookmarkStart w:id="99" w:name="_Toc241443614"/>
       <w:r>
         <w:t>Power and Sample Size for Bioequivalence</w:t>
       </w:r>
@@ -21887,7 +21898,7 @@
       <w:pPr>
         <w:pStyle w:val="Kop2"/>
       </w:pPr>
-      <w:bookmarkStart w:id="100" w:name="_Toc241418926"/>
+      <w:bookmarkStart w:id="100" w:name="_Toc241443615"/>
       <w:r>
         <w:t>Partial AUCs in Bioequivalence</w:t>
       </w:r>
@@ -21953,7 +21964,7 @@
       <w:pPr>
         <w:pStyle w:val="Kop2"/>
       </w:pPr>
-      <w:bookmarkStart w:id="101" w:name="_Toc241418927"/>
+      <w:bookmarkStart w:id="101" w:name="_Toc241443616"/>
       <w:r>
         <w:t>Regulatory Guidelines</w:t>
       </w:r>
@@ -22146,7 +22157,7 @@
         <w:pStyle w:val="Kop1"/>
         <w:pageBreakBefore/>
       </w:pPr>
-      <w:bookmarkStart w:id="102" w:name="_Toc241418928"/>
+      <w:bookmarkStart w:id="102" w:name="_Toc241443617"/>
       <w:r>
         <w:lastRenderedPageBreak/>
         <w:t>Appendices</w:t>
@@ -22157,7 +22168,7 @@
       <w:pPr>
         <w:pStyle w:val="Kop2"/>
       </w:pPr>
-      <w:bookmarkStart w:id="103" w:name="_Toc241418929"/>
+      <w:bookmarkStart w:id="103" w:name="_Toc241443618"/>
       <w:r>
         <w:t>Appendix A: Output Parameters</w:t>
       </w:r>
@@ -30149,7 +30160,7 @@
       <w:pPr>
         <w:pStyle w:val="Kop2"/>
       </w:pPr>
-      <w:bookmarkStart w:id="104" w:name="_Toc241418930"/>
+      <w:bookmarkStart w:id="104" w:name="_Toc241443619"/>
       <w:r>
         <w:t>Appendix B: Glossary</w:t>
       </w:r>
@@ -33336,7 +33347,7 @@
       <w:pPr>
         <w:pStyle w:val="Kop2"/>
       </w:pPr>
-      <w:bookmarkStart w:id="105" w:name="_Toc241418931"/>
+      <w:bookmarkStart w:id="105" w:name="_Toc241443620"/>
       <w:r>
         <w:t>Appendix C: Recognised Column Names</w:t>
       </w:r>
@@ -33821,7 +33832,7 @@
       <w:pPr>
         <w:pStyle w:val="Kop2"/>
       </w:pPr>
-      <w:bookmarkStart w:id="106" w:name="_Toc241418932"/>
+      <w:bookmarkStart w:id="106" w:name="_Toc241443621"/>
       <w:r>
         <w:t>Appendix D: Troubleshooting</w:t>
       </w:r>
@@ -33897,7 +33908,7 @@
         <w:t>A decimal point in a decimal-comma file</w:t>
       </w:r>
       <w:r>
-        <w:t>: the file mixes decimal marks. Correct the values, or set the decimal mark to period if the file uses points throughout.</w:t>
+        <w:t>: the file mixes decimal marks (a value such as 0.250 also counts). Correct the values, or set the decimal mark to period if the file uses points throughout.</w:t>
       </w:r>
     </w:p>
     <w:p>
@@ -34060,7 +34071,7 @@
         <w:t>My partial AUC is empty</w:t>
       </w:r>
       <w:r>
-        <w:t>: the interval reaches past the last measurable concentration of that profile, or starts after it. The note above the results names the profile and its last measurable time. Partial AUCs are not extrapolated.</w:t>
+        <w:t>: the interval reaches past the last measurable concentration of that profile, or starts after it. The note above the results names the profile and its last measurable time. Partial AUCs are not extrapolated. In bioequivalence such an interval gives no estimate and no verdict for that metric. The profiles that would drop out are the low-exposure ones, so the ratio of the others would be biased.</w:t>
       </w:r>
     </w:p>
     <w:p>
@@ -34291,6 +34302,7 @@
         <w:rPr>
           <w:b/>
         </w:rPr>
+        <w:lastRenderedPageBreak/>
         <w:t>My record was rejected</w:t>
       </w:r>
       <w:r>
@@ -34305,142 +34317,142 @@
         <w:rPr>
           <w:b/>
         </w:rPr>
+        <w:t>I signed the wrong record</w:t>
+      </w:r>
+      <w:r>
+        <w:t>: a signature cannot be undone. Tell the reviewer or the system owner; the analyst creates a new record, which is reviewed again. The mistaken signature stays visible in the audit trail.</w:t>
+      </w:r>
+    </w:p>
+    <w:p>
+      <w:pPr>
+        <w:spacing w:after="120" w:line="276" w:lineRule="auto"/>
+      </w:pPr>
+      <w:r>
+        <w:rPr>
+          <w:b/>
+        </w:rPr>
+        <w:t>Signature INVALID</w:t>
+      </w:r>
+      <w:r>
+        <w:t>: the stored copy has changed since it was signed. Tell the system owner at once.</w:t>
+      </w:r>
+    </w:p>
+    <w:p>
+      <w:pPr>
+        <w:pStyle w:val="Kop3"/>
+      </w:pPr>
+      <w:r>
+        <w:t>Records and Exports</w:t>
+      </w:r>
+    </w:p>
+    <w:p>
+      <w:pPr>
+        <w:spacing w:after="120" w:line="276" w:lineRule="auto"/>
+      </w:pPr>
+      <w:r>
+        <w:rPr>
+          <w:b/>
+        </w:rPr>
+        <w:t>The reproduction check says DIFFERENT</w:t>
+      </w:r>
+      <w:r>
+        <w:t>: a file in the record was changed after it was made, a parameter is present on one side only, or the results differ. reproduction_check.txt gives the reason.</w:t>
+      </w:r>
+    </w:p>
+    <w:p>
+      <w:pPr>
+        <w:spacing w:after="120" w:line="276" w:lineRule="auto"/>
+      </w:pPr>
+      <w:r>
+        <w:rPr>
+          <w:b/>
+        </w:rPr>
+        <w:t>The record holds a CSV instead of my Excel file</w:t>
+      </w:r>
+      <w:r>
+        <w:t>: the uploaded file was no longer available; see Complete Analysis Record.</w:t>
+      </w:r>
+    </w:p>
+    <w:p>
+      <w:pPr>
+        <w:pStyle w:val="Kop2"/>
+      </w:pPr>
+      <w:bookmarkStart w:id="107" w:name="_Toc241443622"/>
+      <w:r>
+        <w:t>Appendix E: Setting Up and Administering a Controlled Installation</w:t>
+      </w:r>
+      <w:bookmarkEnd w:id="107"/>
+    </w:p>
+    <w:p>
+      <w:pPr>
+        <w:spacing w:after="120" w:line="276" w:lineRule="auto"/>
+      </w:pPr>
+      <w:r>
+        <w:t>For IT and the system owner. The installation checks of the IQ/OQ/PQ protocol (section 2.1) test the server against these steps, so follow them as written. Controlled mode is qualified per installation: a changed step is a deviation.</w:t>
+      </w:r>
+    </w:p>
+    <w:p>
+      <w:pPr>
+        <w:pStyle w:val="Kop3"/>
+      </w:pPr>
+      <w:r>
+        <w:t>Setting Up the Server</w:t>
+      </w:r>
+    </w:p>
+    <w:p>
+      <w:pPr>
+        <w:spacing w:after="120" w:line="276" w:lineRule="auto"/>
+      </w:pPr>
+      <w:r>
+        <w:t>1. Install R, the system programs zip (the Analysis Records are built with it) and logger (security alerts go through it; on most Linux systems it comes with util-linux or bsdutils), and the validated package versions from validation/renv.lock into the site library, including shinymanager, DBI and RSQLite. On Linux, the packages also need system libraries: OpenSSL and cmake to build them from source, and libuv for the package fs (on Debian and Ubuntu: libssl-dev, cmake and libuv1-dev).</w:t>
+      </w:r>
+    </w:p>
+    <w:p>
+      <w:pPr>
+        <w:spacing w:after="120" w:line="276" w:lineRule="auto"/>
+      </w:pPr>
+      <w:r>
+        <w:t>2. Put the tagged release in /srv/shiny-server/nca, owned by root and read-only for the service account shiny. Create the empty file gxp/CONTROLLED in it, owned by root: while this file exists, the app starts only in controlled mode.</w:t>
+      </w:r>
+    </w:p>
+    <w:p>
+      <w:pPr>
+        <w:spacing w:after="120" w:line="276" w:lineRule="auto"/>
+      </w:pPr>
+      <w:r>
+        <w:t>3. In /etc/shiny-server/shiny-server.conf, set run_as shiny, let Shiny Server listen on 127.0.0.1 only, and set app_idle_timeout 0 so that the app keeps running (otherwise every idle stop shows up as an exception in the audit trail).</w:t>
+      </w:r>
+    </w:p>
+    <w:p>
+      <w:pPr>
+        <w:spacing w:after="120" w:line="276" w:lineRule="auto"/>
+      </w:pPr>
+      <w:r>
+        <w:t>4. Put nginx in front of it with HTTPS only, redirecting HTTP. Three settings differ from nginx's defaults: WebSocket forwarding (the app talks to the browser over a WebSocket), a read timeout of an hour so that an open session is not cut off, and an upload limit above the app's 50 MB (the default of 1 MB refuses most data files). The example below has all three.</w:t>
+      </w:r>
+    </w:p>
+    <w:p>
+      <w:pPr>
+        <w:spacing w:after="120" w:line="276" w:lineRule="auto"/>
+      </w:pPr>
+      <w:r>
+        <w:t>5. Create the controlled directory on the server's local disk, never on a network or cloud-synced share: mkdir /srv/nca-gxp, owned by shiny, mode 0700.</w:t>
+      </w:r>
+    </w:p>
+    <w:p>
+      <w:pPr>
+        <w:spacing w:after="120" w:line="276" w:lineRule="auto"/>
+      </w:pPr>
+      <w:r>
+        <w:t>6. Create /home/shiny/.Renviron, mode 0600, with NCA_GXP_DIR=/srv/nca-gxp, NCA_GXP_KEY (a passphrase for the user store, kept nowhere else in plain text), NCA_GXP_ORG (your organisation's name, recorded in every audit entry) and, if needed, NCA_GXP_WORK_HOURS (for example 07:00-19:00).</w:t>
+      </w:r>
+    </w:p>
+    <w:p>
+      <w:pPr>
+        <w:spacing w:after="120" w:line="276" w:lineRule="auto"/>
+      </w:pPr>
+      <w:r>
         <w:lastRenderedPageBreak/>
-        <w:t>I signed the wrong record</w:t>
-      </w:r>
-      <w:r>
-        <w:t>: a signature cannot be undone. Tell the reviewer or the system owner; the analyst creates a new record, which is reviewed again. The mistaken signature stays visible in the audit trail.</w:t>
-      </w:r>
-    </w:p>
-    <w:p>
-      <w:pPr>
-        <w:spacing w:after="120" w:line="276" w:lineRule="auto"/>
-      </w:pPr>
-      <w:r>
-        <w:rPr>
-          <w:b/>
-        </w:rPr>
-        <w:t>Signature INVALID</w:t>
-      </w:r>
-      <w:r>
-        <w:t>: the stored copy has changed since it was signed. Tell the system owner at once.</w:t>
-      </w:r>
-    </w:p>
-    <w:p>
-      <w:pPr>
-        <w:pStyle w:val="Kop3"/>
-      </w:pPr>
-      <w:r>
-        <w:t>Records and Exports</w:t>
-      </w:r>
-    </w:p>
-    <w:p>
-      <w:pPr>
-        <w:spacing w:after="120" w:line="276" w:lineRule="auto"/>
-      </w:pPr>
-      <w:r>
-        <w:rPr>
-          <w:b/>
-        </w:rPr>
-        <w:t>The reproduction check says DIFFERENT</w:t>
-      </w:r>
-      <w:r>
-        <w:t>: a file in the record was changed after it was made, a parameter is present on one side only, or the results differ. reproduction_check.txt gives the reason.</w:t>
-      </w:r>
-    </w:p>
-    <w:p>
-      <w:pPr>
-        <w:spacing w:after="120" w:line="276" w:lineRule="auto"/>
-      </w:pPr>
-      <w:r>
-        <w:rPr>
-          <w:b/>
-        </w:rPr>
-        <w:t>The record holds a CSV instead of my Excel file</w:t>
-      </w:r>
-      <w:r>
-        <w:t>: the uploaded file was no longer available; see Complete Analysis Record.</w:t>
-      </w:r>
-    </w:p>
-    <w:p>
-      <w:pPr>
-        <w:pStyle w:val="Kop2"/>
-      </w:pPr>
-      <w:bookmarkStart w:id="107" w:name="_Toc241418933"/>
-      <w:r>
-        <w:t>Appendix E: Setting Up and Administering a Controlled Installation</w:t>
-      </w:r>
-      <w:bookmarkEnd w:id="107"/>
-    </w:p>
-    <w:p>
-      <w:pPr>
-        <w:spacing w:after="120" w:line="276" w:lineRule="auto"/>
-      </w:pPr>
-      <w:r>
-        <w:t>For IT and the system owner. The installation checks of the IQ/OQ/PQ protocol (section 2.1) test the server against these steps, so follow them as written. Controlled mode is qualified per installation: a changed step is a deviation.</w:t>
-      </w:r>
-    </w:p>
-    <w:p>
-      <w:pPr>
-        <w:pStyle w:val="Kop3"/>
-      </w:pPr>
-      <w:r>
-        <w:t>Setting Up the Server</w:t>
-      </w:r>
-    </w:p>
-    <w:p>
-      <w:pPr>
-        <w:spacing w:after="120" w:line="276" w:lineRule="auto"/>
-      </w:pPr>
-      <w:r>
-        <w:t>1. Install R, the system programs zip (the Analysis Records are built with it) and logger (security alerts go through it; on most Linux systems it comes with util-linux or bsdutils), and the validated package versions from validation/renv.lock into the site library, including shinymanager, DBI and RSQLite. On Linux, the packages also need system libraries: OpenSSL and cmake to build them from source, and libuv for the package fs (on Debian and Ubuntu: libssl-dev, cmake and libuv1-dev).</w:t>
-      </w:r>
-    </w:p>
-    <w:p>
-      <w:pPr>
-        <w:spacing w:after="120" w:line="276" w:lineRule="auto"/>
-      </w:pPr>
-      <w:r>
-        <w:t>2. Put the tagged release in /srv/shiny-server/nca, owned by root and read-only for the service account shiny. Create the empty file gxp/CONTROLLED in it, owned by root: while this file exists, the app starts only in controlled mode.</w:t>
-      </w:r>
-    </w:p>
-    <w:p>
-      <w:pPr>
-        <w:spacing w:after="120" w:line="276" w:lineRule="auto"/>
-      </w:pPr>
-      <w:r>
-        <w:t>3. In /etc/shiny-server/shiny-server.conf, set run_as shiny, let Shiny Server listen on 127.0.0.1 only, and set app_idle_timeout 0 so that the app keeps running (otherwise every idle stop shows up as an exception in the audit trail).</w:t>
-      </w:r>
-    </w:p>
-    <w:p>
-      <w:pPr>
-        <w:spacing w:after="120" w:line="276" w:lineRule="auto"/>
-      </w:pPr>
-      <w:r>
-        <w:t>4. Put nginx in front of it with HTTPS only, redirecting HTTP. Three settings differ from nginx's defaults: WebSocket forwarding (the app talks to the browser over a WebSocket), a read timeout of an hour so that an open session is not cut off, and an upload limit above the app's 50 MB (the default of 1 MB refuses most data files). The example below has all three.</w:t>
-      </w:r>
-    </w:p>
-    <w:p>
-      <w:pPr>
-        <w:spacing w:after="120" w:line="276" w:lineRule="auto"/>
-      </w:pPr>
-      <w:r>
-        <w:t>5. Create the controlled directory on the server's local disk, never on a network or cloud-synced share: mkdir /srv/nca-gxp, owned by shiny, mode 0700.</w:t>
-      </w:r>
-    </w:p>
-    <w:p>
-      <w:pPr>
-        <w:spacing w:after="120" w:line="276" w:lineRule="auto"/>
-      </w:pPr>
-      <w:r>
-        <w:t>6. Create /home/shiny/.Renviron, mode 0600, with NCA_GXP_DIR=/srv/nca-gxp, NCA_GXP_KEY (a passphrase for the user store, kept nowhere else in plain text), NCA_GXP_ORG (your organisation's name, recorded in every audit entry) and, if needed, NCA_GXP_WORK_HOURS (for example 07:00-19:00).</w:t>
-      </w:r>
-    </w:p>
-    <w:p>
-      <w:pPr>
-        <w:spacing w:after="120" w:line="276" w:lineRule="auto"/>
-      </w:pPr>
-      <w:r>
         <w:t>7. Add a sudoers rule that lets the system owner run exactly Rscript /srv/shiny-server/nca/gxp/manage_users.R as shiny, and nothing else (example below). Root access stays with IT, with the operating system's audit logging.</w:t>
       </w:r>
     </w:p>
@@ -34449,7 +34461,6 @@
         <w:spacing w:after="120" w:line="276" w:lineRule="auto"/>
       </w:pPr>
       <w:r>
-        <w:lastRenderedPageBreak/>
         <w:t>8. Run sudo -H -u shiny Rscript /srv/shiny-server/nca/gxp/manage_users.R init. The -H matters: without it R reads the system owner's own .Renviron and does not find the settings.</w:t>
       </w:r>
     </w:p>
@@ -34809,6 +34820,7 @@
           <w:rFonts w:ascii="Courier New" w:eastAsia="Courier New" w:hAnsi="Courier New"/>
           <w:sz w:val="17"/>
         </w:rPr>
+        <w:lastRenderedPageBreak/>
         <w:t>NCA_GXP_DIR=/srv/nca-gxp</w:t>
       </w:r>
       <w:r>
@@ -34841,7 +34853,6 @@
         <w:spacing w:after="120" w:line="276" w:lineRule="auto"/>
       </w:pPr>
       <w:r>
-        <w:lastRenderedPageBreak/>
         <w:t>/etc/sudoers.d/nca (edit with visudo -f /etc/sudoers.d/nca; replace jdoe by the system owner's account, and /usr/bin/Rscript by the path that which Rscript shows):</w:t>
       </w:r>
     </w:p>
@@ -35425,7 +35436,11 @@
         <w:spacing w:after="120" w:line="276" w:lineRule="auto"/>
       </w:pPr>
       <w:r>
-        <w:t>manage_users.R archive folder writes a dated, read-only folder with a consistent copy of the audit trail, the stored records, the app files that are running, validation/renv.lock, the release manifest, the validation files, a verification report, restore steps (RESTORE.md) and a SHA-256 manifest of everything. Archive at the end of a study and when the server is retired, and keep the archive as long as the records. The restore steps bring the archived release back on a clean computer, on a copy of the archive; test this once during installation qualification.</w:t>
+        <w:t xml:space="preserve">manage_users.R archive folder writes a dated, read-only folder with a consistent copy of the audit trail, the stored records, the app files that are running, validation/renv.lock, the release manifest, the validation files, a verification report, restore steps (RESTORE.md) and a SHA-256 manifest of everything. Archive at the end of a study and when the server is retired, and </w:t>
+      </w:r>
+      <w:r>
+        <w:lastRenderedPageBreak/>
+        <w:t>keep the archive as long as the records. The restore steps bring the archived release back on a clean computer, on a copy of the archive; test this once during installation qualification.</w:t>
       </w:r>
     </w:p>
     <w:p>
@@ -35441,7 +35456,6 @@
         <w:spacing w:after="120" w:line="276" w:lineRule="auto"/>
       </w:pPr>
       <w:r>
-        <w:lastRenderedPageBreak/>
         <w:t>If verify, or Verify chain in the app, reports that the trail is not intact, stop using the installation for regulated work, keep the server as it is, and start an investigation under your procedure. Compare the trail with the heads you filed and with the backups to find out what changed. If the app says an action could not be recorded in the audit trail, check the disk space and the permissions of the controlled directory.</w:t>
       </w:r>
     </w:p>
@@ -35605,8 +35619,9 @@
       <w:pPr>
         <w:pStyle w:val="Kop2"/>
       </w:pPr>
-      <w:bookmarkStart w:id="108" w:name="_Toc241418934"/>
-      <w:r>
+      <w:bookmarkStart w:id="108" w:name="_Toc241443623"/>
+      <w:r>
+        <w:lastRenderedPageBreak/>
         <w:t>Appendix F: References</w:t>
       </w:r>
       <w:bookmarkEnd w:id="108"/>
@@ -35616,7 +35631,6 @@
         <w:spacing w:after="120" w:line="276" w:lineRule="auto"/>
       </w:pPr>
       <w:r>
-        <w:lastRenderedPageBreak/>
         <w:t xml:space="preserve">Beal SL. Ways to fit a PK model with some data below the quantification limit. </w:t>
       </w:r>
       <w:r>
@@ -35832,7 +35846,7 @@
       <w:pPr>
         <w:pStyle w:val="Kop2"/>
       </w:pPr>
-      <w:bookmarkStart w:id="109" w:name="_Toc241418935"/>
+      <w:bookmarkStart w:id="109" w:name="_Toc241443624"/>
       <w:r>
         <w:t>Appendix G: Document Control</w:t>
       </w:r>

--- a/NCA_Assistant_User_Manual_v1.9.docx
+++ b/NCA_Assistant_User_Manual_v1.9.docx
@@ -9032,8 +9032,40 @@
         </w:rPr>
         <w:t>Simple table (one row per sample)</w:t>
       </w:r>
-      <w:r>
-        <w:t>, and choose example_blq.csv.</w:t>
+      <w:r/>
+      <w:r>
+        <w:rPr/>
+        <w:t xml:space="preserve">. Under </w:t>
+      </w:r>
+      <w:r>
+        <w:rPr>
+          <w:b/>
+        </w:rPr>
+        <w:t>Or use an example</w:t>
+      </w:r>
+      <w:r>
+        <w:rPr/>
+        <w:t xml:space="preserve">, choose example_blq.csv and click </w:t>
+      </w:r>
+      <w:r>
+        <w:rPr>
+          <w:b/>
+        </w:rPr>
+        <w:t>Load example</w:t>
+      </w:r>
+      <w:r>
+        <w:rPr/>
+        <w:t xml:space="preserve">. To see how the file is laid out, click </w:t>
+      </w:r>
+      <w:r>
+        <w:rPr>
+          <w:b/>
+        </w:rPr>
+        <w:t>Download</w:t>
+      </w:r>
+      <w:r>
+        <w:rPr/>
+        <w:t xml:space="preserve"> next to it.</w:t>
       </w:r>
     </w:p>
     <w:p>
@@ -9226,12 +9258,36 @@
         <w:spacing w:after="120" w:line="276" w:lineRule="auto"/>
       </w:pPr>
       <w:r>
-        <w:t xml:space="preserve">1. Download example_theoph.csv and upload it. Map Subject ID to Subject, Time to Time and Concentration to conc. The app also maps the Dose column, which holds mg/kg. Leave </w:t>
+        <w:t xml:space="preserve">1. </w:t>
+      </w:r>
+      <w:r>
+        <w:rPr/>
+        <w:t xml:space="preserve">Under </w:t>
       </w:r>
       <w:r>
         <w:rPr>
           <w:b/>
         </w:rPr>
+        <w:t>Or use an example</w:t>
+      </w:r>
+      <w:r>
+        <w:rPr/>
+        <w:t xml:space="preserve">, choose example_theoph.csv and click </w:t>
+      </w:r>
+      <w:r>
+        <w:rPr>
+          <w:b/>
+        </w:rPr>
+        <w:t>Load example</w:t>
+      </w:r>
+      <w:r>
+        <w:rPr/>
+        <w:t xml:space="preserve">. Map Subject ID to Subject, Time to Time and Concentration to conc. The app also maps the Dose column, which holds mg/kg. Leave </w:t>
+      </w:r>
+      <w:r>
+        <w:rPr>
+          <w:b/>
+        </w:rPr>
         <w:t>LLOQ value</w:t>
       </w:r>
       <w:r>
@@ -9394,7 +9450,31 @@
         <w:spacing w:after="120" w:line="276" w:lineRule="auto"/>
       </w:pPr>
       <w:r>
-        <w:t xml:space="preserve">1. Download example_be_crossover.csv and upload it. Map Subject ID, Time and Concentration, and also Treatment / Formulation to Treatment, Period to Period and Sequence to Sequence. Click </w:t>
+        <w:t xml:space="preserve">1. </w:t>
+      </w:r>
+      <w:r>
+        <w:rPr/>
+        <w:t>Load example_be_crossover.csv the same way (</w:t>
+      </w:r>
+      <w:r>
+        <w:rPr>
+          <w:b/>
+        </w:rPr>
+        <w:t>Or use an example</w:t>
+      </w:r>
+      <w:r>
+        <w:rPr/>
+        <w:t xml:space="preserve">, then </w:t>
+      </w:r>
+      <w:r>
+        <w:rPr>
+          <w:b/>
+        </w:rPr>
+        <w:t>Load example</w:t>
+      </w:r>
+      <w:r>
+        <w:rPr/>
+        <w:t xml:space="preserve">). Map Subject ID, Time and Concentration, and also Treatment / Formulation to Treatment, Period to Period and Sequence to Sequence. Click </w:t>
       </w:r>
       <w:r>
         <w:rPr>
@@ -9884,8 +9964,10 @@
         </w:rPr>
         <w:t>A quick look after upload.</w:t>
       </w:r>
-      <w:r>
-        <w:t xml:space="preserve"> Upload example_theoph.csv (Tutorial 3) and open 3. Visualize Data. The individual profiles plot shows 12 lines, one per profile, on a linear axis. Switch </w:t>
+      <w:r/>
+      <w:r>
+        <w:rPr/>
+        <w:t xml:space="preserve"> Load example_theoph.csv (Tutorial 3) and open 3. Visualize Data. The individual profiles plot shows 12 lines, one per profile, on a linear axis. Switch </w:t>
       </w:r>
       <w:r>
         <w:rPr>
@@ -9907,8 +9989,10 @@
         </w:rPr>
         <w:t>A summary plot for a crossover.</w:t>
       </w:r>
-      <w:r>
-        <w:t xml:space="preserve"> Upload example_be_crossover.csv with the Treatment column mapped (Tutorial 4), open Visualize Data and choose </w:t>
+      <w:r/>
+      <w:r>
+        <w:rPr/>
+        <w:t xml:space="preserve"> Load example_be_crossover.csv with the Treatment column mapped (Tutorial 4), open Visualize Data and choose </w:t>
       </w:r>
       <w:r>
         <w:rPr>
@@ -14231,7 +14315,146 @@
         <w:t>Process Data</w:t>
       </w:r>
       <w:r>
-        <w:t>. The app runs more than 30 quality checks: errors block processing, warnings do not. Some checks stop data the app cannot analyse safely: a CDISC-style file uploaded as a simple table, mixed units, dates or clock times in the Time column, profiles that do not start near time zero (time since the first dose), several profiles stacked in one column (duplicate times), subject IDs that restart in each sequence, and a decimal point in a decimal-comma file. A second dose inside one profile, or a multi-period file without a mapped Period, gives a warning. Processing a new file clears all previous results. Afterwards a panel links to the next steps: Visualize Data, Single Subject, Batch Analysis and Bioequivalence. Reading Your Results explains the quality report.</w:t>
+        <w:t xml:space="preserve">. The app runs more than 30 quality checks: errors block processing, warnings do not. Some checks stop data the app cannot analyse safely: a CDISC-style file uploaded as a simple table, mixed units, dates or clock times in the Time column, profiles that do not start near time zero (time since the first dose), several profiles stacked in one column (duplicate times), subject IDs that restart in each sequence, and a decimal point in a decimal-comma file. A second dose inside one profile, or a multi-period file without a mapped Period, gives a warning. </w:t>
+      </w:r>
+      <w:r>
+        <w:rPr/>
+        <w:t xml:space="preserve">Processing a new file clears all previous results, and your exclusions after asking first. </w:t>
+      </w:r>
+      <w:r>
+        <w:rPr>
+          <w:b/>
+        </w:rPr>
+        <w:t>Or use an example</w:t>
+      </w:r>
+      <w:r>
+        <w:rPr/>
+        <w:t xml:space="preserve"> loads one of the six example files with </w:t>
+      </w:r>
+      <w:r>
+        <w:rPr>
+          <w:b/>
+        </w:rPr>
+        <w:t>Load example</w:t>
+      </w:r>
+      <w:r>
+        <w:rPr/>
+        <w:t xml:space="preserve">; </w:t>
+      </w:r>
+      <w:r>
+        <w:rPr>
+          <w:b/>
+        </w:rPr>
+        <w:t>Download</w:t>
+      </w:r>
+      <w:r>
+        <w:rPr/>
+        <w:t xml:space="preserve"> saves a copy so you can see how it is laid out. Afterwards a panel links to the next steps: Visualize Data, Single Subject, Batch Analysis and Bioequivalence. Reading Your Results explains the quality report.</w:t>
+      </w:r>
+    </w:p>
+    <w:p>
+      <w:pPr>
+        <w:pStyle w:val="Kop3"/>
+      </w:pPr>
+      <w:r>
+        <w:t>Leaving Out Data</w:t>
+      </w:r>
+    </w:p>
+    <w:p>
+      <w:pPr>
+        <w:spacing w:after="120" w:line="276" w:lineRule="auto"/>
+      </w:pPr>
+      <w:r>
+        <w:rPr/>
+        <w:t xml:space="preserve">Some data should not enter the analysis: a sample the laboratory reported as invalid, or a period in which the subject vomited soon after dosing. After </w:t>
+      </w:r>
+      <w:r>
+        <w:rPr>
+          <w:b/>
+        </w:rPr>
+        <w:t>Process Data</w:t>
+      </w:r>
+      <w:r>
+        <w:rPr/>
+        <w:t xml:space="preserve">, click </w:t>
+      </w:r>
+      <w:r>
+        <w:rPr>
+          <w:b/>
+        </w:rPr>
+        <w:t>Add an exclusion</w:t>
+      </w:r>
+      <w:r>
+        <w:rPr/>
+        <w:t xml:space="preserve"> in the </w:t>
+      </w:r>
+      <w:r>
+        <w:rPr>
+          <w:b/>
+        </w:rPr>
+        <w:t>Exclusions</w:t>
+      </w:r>
+      <w:r>
+        <w:rPr/>
+        <w:t xml:space="preserve"> card, choose the profile, and choose whether to leave out samples or the whole profile. Pick a reason from the list. Other, protocol, dosing and adverse-event reasons also need a detail, such as the deviation number. Say whether the exclusion was pre-specified in the protocol, and give the section if it was.</w:t>
+      </w:r>
+    </w:p>
+    <w:p>
+      <w:pPr>
+        <w:spacing w:after="120" w:line="276" w:lineRule="auto"/>
+      </w:pPr>
+      <w:r>
+        <w:rPr/>
+        <w:t xml:space="preserve">An excluded sample is treated as if it was never collected. Cmax, Tmax, AUC and the half-life of that profile are calculated without it, and the BLQ rule is applied afterwards. The dialog warns when you pick the Cmax sample, the last measurable sample or a pre-dose sample. An excluded profile keeps its NCA result, with a 1 in the </w:t>
+      </w:r>
+      <w:r>
+        <w:rPr>
+          <w:b/>
+        </w:rPr>
+        <w:t>Excluded by Analyst</w:t>
+      </w:r>
+      <w:r>
+        <w:rPr/>
+        <w:t xml:space="preserve"> column, but is left out of summary statistics, mean curves and the bioequivalence comparison.</w:t>
+      </w:r>
+    </w:p>
+    <w:p>
+      <w:pPr>
+        <w:spacing w:after="120" w:line="276" w:lineRule="auto"/>
+      </w:pPr>
+      <w:r>
+        <w:rPr/>
+        <w:t xml:space="preserve">Nothing is deleted. The register lists each exclusion with its reason, who made it and when, and whether bioequivalence results had been seen. </w:t>
+      </w:r>
+      <w:r>
+        <w:rPr>
+          <w:b/>
+        </w:rPr>
+        <w:t>Restore</w:t>
+      </w:r>
+      <w:r>
+        <w:rPr/>
+        <w:t xml:space="preserve"> brings the data back; on a controlled installation it asks for a reason, and both steps go into the audit trail. Every path shows a line </w:t>
+      </w:r>
+      <w:r>
+        <w:rPr>
+          <w:b/>
+        </w:rPr>
+        <w:t>Left out by you</w:t>
+      </w:r>
+      <w:r>
+        <w:rPr/>
+        <w:t xml:space="preserve"> with a link to the register, and changing the exclusions clears the results. You can also start an exclusion from Half-Life Review, with </w:t>
+      </w:r>
+      <w:r>
+        <w:rPr>
+          <w:b/>
+        </w:rPr>
+        <w:t>Exclude samples or this profile…</w:t>
+      </w:r>
+      <w:r>
+        <w:rPr/>
+        <w:t>. The exclusions go into the downloads and the Analysis Record, whose reproduction script applies them again.</w:t>
       </w:r>
     </w:p>
     <w:p>
@@ -14796,12 +15019,26 @@
         <w:t>Minimum R² for half-life estimation</w:t>
       </w:r>
       <w:r>
-        <w:t xml:space="preserve"> (default 0.70), and </w:t>
+        <w:t xml:space="preserve"> </w:t>
+      </w:r>
+      <w:r>
+        <w:rPr/>
+        <w:t>(default 0.70), the half-life rules below it (</w:t>
       </w:r>
       <w:r>
         <w:rPr>
           <w:b/>
         </w:rPr>
+        <w:t>Edit half-life rules…</w:t>
+      </w:r>
+      <w:r>
+        <w:rPr/>
+        <w:t xml:space="preserve">), and </w:t>
+      </w:r>
+      <w:r>
+        <w:rPr>
+          <w:b/>
+        </w:rPr>
         <w:t>Calculate dose-normalised parameters</w:t>
       </w:r>
       <w:r>
@@ -14849,12 +15086,26 @@
         <w:t>Show all parameters</w:t>
       </w:r>
       <w:r>
-        <w:t xml:space="preserve"> for every column; AUC % Extrapolated above 20% is flagged in amber. </w:t>
+        <w:t xml:space="preserve"> for every column; AUC % Extrapolated above 20% is </w:t>
+      </w:r>
+      <w:r>
+        <w:rPr/>
+        <w:t xml:space="preserve">flagged in amber, and </w:t>
       </w:r>
       <w:r>
         <w:rPr>
           <w:b/>
         </w:rPr>
+        <w:t>Half-Life Flags</w:t>
+      </w:r>
+      <w:r>
+        <w:rPr/>
+        <w:t xml:space="preserve"> names any half-life rule a fit breaks. </w:t>
+      </w:r>
+      <w:r>
+        <w:rPr>
+          <w:b/>
+        </w:rPr>
         <w:t>Summary Statistics</w:t>
       </w:r>
       <w:r>
@@ -14912,6 +15163,31 @@
       </w:r>
       <w:r>
         <w:t xml:space="preserve"> if you want a value. Profiles with fewer than 2 positive concentrations are left out, with an amber note listing them. A single-dose run also notes profiles whose pre-dose concentration is above 5% of Cmax. At steady state, parameters extrapolated to infinity and the single-dose volume and MRT are left empty. Changing a setting clears the results, so run the analysis again.</w:t>
+      </w:r>
+    </w:p>
+    <w:p>
+      <w:pPr>
+        <w:spacing w:after="120" w:line="276" w:lineRule="auto"/>
+      </w:pPr>
+      <w:r>
+        <w:rPr>
+          <w:b/>
+        </w:rPr>
+        <w:t>Half-life rules.</w:t>
+      </w:r>
+      <w:r>
+        <w:rPr/>
+        <w:t xml:space="preserve"> The line under the minimum R² shows the rules in force; </w:t>
+      </w:r>
+      <w:r>
+        <w:rPr>
+          <w:b/>
+        </w:rPr>
+        <w:t>Edit half-life rules…</w:t>
+      </w:r>
+      <w:r>
+        <w:rPr/>
+        <w:t xml:space="preserve"> changes them or switches them off. By default a fit is flagged when its points span less than two half-lives, when AUC∞ is more than 20% extrapolated (not at steady state) or, after an IV bolus, more than 20% back-extrapolated. A flag changes no value and leaves nothing out. It marks the fits worth a second look: Half-Life Review adds (flagged) to those profiles in its list and shows each rule as pass or fail. All paths use the same rules, and the Analysis Record stores them.</w:t>
       </w:r>
     </w:p>
     <w:p>
@@ -15244,7 +15520,11 @@
         <w:t>A verdict is computed on all the data you uploaded.</w:t>
       </w:r>
       <w:r>
-        <w:t xml:space="preserve"> When the checks name a period with a pre-dose concentration above 5% of Cmax, ICH M13A (2.2.3.3) excludes it from the primary analysis, so the verdict shown is not the M13A primary analysis: exclude the period as the protocol says (see Exclusions, Outliers and Deviations) and run again. With fewer than 12 evaluable subjects, M13A (2.2.3.1) does not accept the study as pivotal, and the verdict is a statistical result only.</w:t>
+        <w:t xml:space="preserve"> When the checks name a period with a pre-dose concentration above 5% of Cmax, ICH M13A (2.2.3.3) excludes it from the primary analysis, so the verdict shown is not the M13A primary analysis: </w:t>
+      </w:r>
+      <w:r>
+        <w:rPr/>
+        <w:t>exclude the period in the Exclusions card on the Upload page, with the protocol's reason (see Leaving Out Data), and run again. With fewer than 12 evaluable subjects, M13A (2.2.3.1) does not accept the study as pivotal, and the verdict is a statistical result only.</w:t>
       </w:r>
     </w:p>
     <w:p>
@@ -15253,6 +15533,41 @@
       </w:pPr>
       <w:r>
         <w:t>For parallel groups the app also calculates the Welch interval, which does not assume equal variances, and reports it when it would change the conclusion. The pooled interval stays the primary result; if your statistical analysis plan or a guidance asks for an unequal-variance analysis, the app's verdict is not your primary result.</w:t>
+      </w:r>
+    </w:p>
+    <w:p>
+      <w:pPr>
+        <w:spacing w:after="120" w:line="276" w:lineRule="auto"/>
+      </w:pPr>
+      <w:r>
+        <w:rPr>
+          <w:b/>
+        </w:rPr>
+        <w:t>With exclusions.</w:t>
+      </w:r>
+      <w:r>
+        <w:rPr/>
+        <w:t xml:space="preserve"> The line </w:t>
+      </w:r>
+      <w:r>
+        <w:rPr>
+          <w:b/>
+        </w:rPr>
+        <w:t>Left out by you</w:t>
+      </w:r>
+      <w:r>
+        <w:rPr/>
+        <w:t xml:space="preserve"> says what you left out, and the table counts excluded profiles per treatment. Under the table, </w:t>
+      </w:r>
+      <w:r>
+        <w:rPr>
+          <w:b/>
+        </w:rPr>
+        <w:t>Sensitivity analysis: without your exclusions</w:t>
+      </w:r>
+      <w:r>
+        <w:rPr/>
+        <w:t xml:space="preserve"> repeats the comparison on all data, as ICH M13A expects. The M13A checks always use the data before exclusions, so leaving out a pre-dose sample does not hide its finding; a note says when the exclusions would change their outcome. The Excel report and the Analysis Record hold both results.</w:t>
       </w:r>
     </w:p>
     <w:p>
@@ -16750,6 +17065,30 @@
       <w:r>
         <w:t>All Parameters (per profile) in Path 5, and PK Parameter Table in Path 6, have one row per profile: a subject under one treatment in one period. Subject, Treatment and Period identify the row; the other columns are parameters, labelled in words with their unit, for example "AUC to Last Point (ng/mL·h)". The default view shows the main parameters; Show all parameters shows every column. Appendix A lists each parameter with its definition, unit and when it is reported. An empty cell is not an error: it means the parameter could not be estimated for that profile, and a note above the table says why (for example a terminal fit below the minimum adjusted R²).</w:t>
       </w:r>
+      <w:r>
+        <w:rPr/>
+        <w:t xml:space="preserve"> </w:t>
+      </w:r>
+      <w:r>
+        <w:rPr>
+          <w:b/>
+        </w:rPr>
+        <w:t>Half-Life Flags</w:t>
+      </w:r>
+      <w:r>
+        <w:rPr/>
+        <w:t xml:space="preserve"> names any half-life rule the fit breaks, and </w:t>
+      </w:r>
+      <w:r>
+        <w:rPr>
+          <w:b/>
+        </w:rPr>
+        <w:t>Excluded by Analyst</w:t>
+      </w:r>
+      <w:r>
+        <w:rPr/>
+        <w:t xml:space="preserve"> is 1 for a profile you left out.</w:t>
+      </w:r>
     </w:p>
     <w:p>
       <w:pPr>
@@ -17778,6 +18117,60 @@
           </w:p>
         </w:tc>
       </w:tr>
+      <w:tr>
+        <w:tc>
+          <w:tcPr>
+            <w:tcW w:w="4513" w:type="dxa"/>
+            <w:tcBorders>
+              <w:top w:val="single" w:sz="1" w:space="0" w:color="CCCCCC"/>
+              <w:left w:val="single" w:sz="1" w:space="0" w:color="CCCCCC"/>
+              <w:bottom w:val="single" w:sz="1" w:space="0" w:color="CCCCCC"/>
+              <w:right w:val="single" w:sz="1" w:space="0" w:color="CCCCCC"/>
+            </w:tcBorders>
+            <w:tcMar>
+              <w:top w:w="60" w:type="dxa"/>
+              <w:left w:w="100" w:type="dxa"/>
+              <w:bottom w:w="60" w:type="dxa"/>
+              <w:right w:w="100" w:type="dxa"/>
+            </w:tcMar>
+          </w:tcPr>
+          <w:p>
+            <w:r>
+              <w:rPr>
+                <w:sz w:val="20"/>
+                <w:szCs w:val="20"/>
+              </w:rPr>
+              <w:t>Profiles excluded, Half-life flags (Test and Reference)</w:t>
+            </w:r>
+          </w:p>
+        </w:tc>
+        <w:tc>
+          <w:tcPr>
+            <w:tcW w:w="4513" w:type="dxa"/>
+            <w:tcBorders>
+              <w:top w:val="single" w:sz="1" w:space="0" w:color="CCCCCC"/>
+              <w:left w:val="single" w:sz="1" w:space="0" w:color="CCCCCC"/>
+              <w:bottom w:val="single" w:sz="1" w:space="0" w:color="CCCCCC"/>
+              <w:right w:val="single" w:sz="1" w:space="0" w:color="CCCCCC"/>
+            </w:tcBorders>
+            <w:tcMar>
+              <w:top w:w="60" w:type="dxa"/>
+              <w:left w:w="100" w:type="dxa"/>
+              <w:bottom w:w="60" w:type="dxa"/>
+              <w:right w:w="100" w:type="dxa"/>
+            </w:tcMar>
+          </w:tcPr>
+          <w:p>
+            <w:r>
+              <w:rPr>
+                <w:sz w:val="20"/>
+                <w:szCs w:val="20"/>
+              </w:rPr>
+              <w:t>Profiles you left out, and profiles whose half-life fit breaks a rule; shown when there are any</w:t>
+            </w:r>
+          </w:p>
+        </w:tc>
+      </w:tr>
     </w:tbl>
     <w:p>
       <w:pPr>
@@ -17850,6 +18243,20 @@
       </w:r>
       <w:r>
         <w:t>: as a rule of thumb the points should cover at least two half-lives; ICH M13A (2.1.8) asks for sampling over at least three.</w:t>
+      </w:r>
+      <w:r>
+        <w:rPr/>
+        <w:t xml:space="preserve"> The </w:t>
+      </w:r>
+      <w:r>
+        <w:rPr>
+          <w:b/>
+        </w:rPr>
+        <w:t>Half-Life Flags</w:t>
+      </w:r>
+      <w:r>
+        <w:rPr/>
+        <w:t xml:space="preserve"> column marks a fit that spans less than two half-lives.</w:t>
       </w:r>
     </w:p>
     <w:p>
@@ -17885,6 +18292,20 @@
       </w:r>
       <w:r>
         <w:t xml:space="preserve"> above 20% (amber in the table): the extrapolated part carries much of AUC to infinity. Report AUC to infinity, CL/F, Vz/F and half-life with a flag, or leave them out of the descriptive statistics, as the plan says.</w:t>
+      </w:r>
+      <w:r>
+        <w:rPr/>
+        <w:t xml:space="preserve"> The </w:t>
+      </w:r>
+      <w:r>
+        <w:rPr>
+          <w:b/>
+        </w:rPr>
+        <w:t>Half-Life Flags</w:t>
+      </w:r>
+      <w:r>
+        <w:rPr/>
+        <w:t xml:space="preserve"> column marks it too.</w:t>
       </w:r>
     </w:p>
     <w:p>
@@ -19757,8 +20178,20 @@
       <w:pPr>
         <w:spacing w:after="120" w:line="276" w:lineRule="auto"/>
       </w:pPr>
-      <w:r>
-        <w:t>The app has no control to exclude a subject or a period, so an exclusion means preparing a second data file. ICH M13A (2.2.1) asks for the criteria to be defined in the protocol and for any exclusion to be documented before the bioanalysis. Extreme values should not be removed on statistical grounds alone; only contemporaneously documented protocol violations justify removal (M13A 2.2.1.1). A subject without measurable concentrations, or with very low ones (AUC below 5% of the geometric mean), may be excluded only as an exception, in general for no more than one subject. A period with a pre-dose concentration above 5% of Cmax is excluded from the primary analysis (2.2.3.3).</w:t>
+      <w:r/>
+      <w:r>
+        <w:rPr/>
+        <w:t xml:space="preserve">Leave data out in the app, with </w:t>
+      </w:r>
+      <w:r>
+        <w:rPr>
+          <w:b/>
+        </w:rPr>
+        <w:t>Add an exclusion</w:t>
+      </w:r>
+      <w:r>
+        <w:rPr/>
+        <w:t xml:space="preserve"> on the Upload page (see Leaving Out Data), rather than by editing the file. ICH M13A (2.2.1) asks for the criteria to be defined in the protocol and for any exclusion to be documented before the bioanalysis. Extreme values should not be removed on statistical grounds alone; only contemporaneously documented protocol violations justify removal (M13A 2.2.1.1). A subject without measurable concentrations, or with very low ones (AUC below 5% of the geometric mean), may be excluded only as an exception, in general for no more than one subject. A period with a pre-dose concentration above 5% of Cmax is excluded from the primary analysis (2.2.3.3).</w:t>
       </w:r>
     </w:p>
     <w:p>
@@ -19774,47 +20207,39 @@
         <w:spacing w:after="120" w:line="276" w:lineRule="auto"/>
       </w:pPr>
       <w:r>
-        <w:t>1. Record the SHA-256 of the unedited source file.</w:t>
-      </w:r>
-    </w:p>
-    <w:p>
-      <w:pPr>
-        <w:spacing w:after="120" w:line="276" w:lineRule="auto"/>
-      </w:pPr>
-      <w:r>
-        <w:t>2. Make the analysis file with a documented, repeatable step, for example a short R script under version control, rather than by hand.</w:t>
-      </w:r>
-    </w:p>
-    <w:p>
-      <w:pPr>
-        <w:spacing w:after="120" w:line="276" w:lineRule="auto"/>
-      </w:pPr>
-      <w:r>
-        <w:t>3. Keep both files, the list of exclusions with the reason for each, and the protocol reference.</w:t>
-      </w:r>
-    </w:p>
-    <w:p>
-      <w:pPr>
-        <w:spacing w:after="120" w:line="276" w:lineRule="auto"/>
-      </w:pPr>
-      <w:r>
-        <w:t>4. Run the analysis on the analysis file and create the Analysis Record.</w:t>
-      </w:r>
-    </w:p>
-    <w:p>
-      <w:pPr>
-        <w:spacing w:after="120" w:line="276" w:lineRule="auto"/>
-      </w:pPr>
-      <w:r>
-        <w:t>5. File the source hash and the exclusion list with the record.</w:t>
-      </w:r>
-    </w:p>
-    <w:p>
-      <w:pPr>
-        <w:spacing w:after="120" w:line="276" w:lineRule="auto"/>
-      </w:pPr>
-      <w:r>
-        <w:t>6. Where the plan asks for it, run the analysis with and without the excluded data and report both.</w:t>
+        <w:t>1. Upload the unedited source file; the Analysis Record holds its SHA-256.</w:t>
+      </w:r>
+    </w:p>
+    <w:p>
+      <w:pPr>
+        <w:spacing w:after="120" w:line="276" w:lineRule="auto"/>
+      </w:pPr>
+      <w:r>
+        <w:t>2. Enter each exclusion with its reason and, where it applies, the protocol section. Enter pre-specified exclusions before you run the bioequivalence analysis: the register marks any exclusion made after the results were seen.</w:t>
+      </w:r>
+    </w:p>
+    <w:p>
+      <w:pPr>
+        <w:spacing w:after="120" w:line="276" w:lineRule="auto"/>
+      </w:pPr>
+      <w:r>
+        <w:t>3. Run the analysis and create the Analysis Record. It holds the register, the results with and without the exclusions, and a reproduction script that applies the same exclusions.</w:t>
+      </w:r>
+    </w:p>
+    <w:p>
+      <w:pPr>
+        <w:spacing w:after="120" w:line="276" w:lineRule="auto"/>
+      </w:pPr>
+      <w:r>
+        <w:t>4. Report the sensitivity analysis where the plan asks for it.</w:t>
+      </w:r>
+    </w:p>
+    <w:p>
+      <w:pPr>
+        <w:spacing w:after="120" w:line="276" w:lineRule="auto"/>
+      </w:pPr>
+      <w:r>
+        <w:t>5. If you still prepare a separate analysis file, file the SHA-256 of both files and the script that made it with the record.</w:t>
       </w:r>
     </w:p>
     <w:p>
@@ -21435,6 +21860,10 @@
       </w:pPr>
       <w:r>
         <w:t>Adjust the points yourself for multi-phasic elimination, enterohepatic recirculation or late samples near the LLOQ. In Half-Life Review, select a profile, tick the terminal-phase points and click Recalculate. Values set by the BLQ rule are not offered (the automatic fit does not use them either), and the label above the points says how many were left out. The slope must be negative, and although 2 points are accepted, a fit to be reported needs at least 3. NonCompart then recomputes half-life, AUC∞, CL/F, Vz/F and MRT from those points, with its unit conversions. A hand-picked selection is used whatever its adjusted R², so judge the fit on the plot. Selections are kept when you run the analysis again and are listed in the Analysis Record.</w:t>
+      </w:r>
+      <w:r>
+        <w:rPr/>
+        <w:t xml:space="preserve"> The half-life rules flag a hand-picked fit as well.</w:t>
       </w:r>
     </w:p>
     <w:p>
@@ -24362,7 +24791,7 @@
                 <w:sz w:val="20"/>
                 <w:szCs w:val="20"/>
               </w:rPr>
-              <w:t>AUCLST</w:t>
+              <w:t>LZSPAN</w:t>
             </w:r>
           </w:p>
         </w:tc>
@@ -24388,7 +24817,7 @@
                 <w:sz w:val="20"/>
                 <w:szCs w:val="20"/>
               </w:rPr>
-              <w:t>AUC to Last Point</w:t>
+              <w:t>Half-Life Span Ratio</w:t>
             </w:r>
           </w:p>
         </w:tc>
@@ -24414,7 +24843,7 @@
                 <w:sz w:val="20"/>
                 <w:szCs w:val="20"/>
               </w:rPr>
-              <w:t>AUC from 0 to Tlast (AUC0–t)</w:t>
+              <w:t>Time from the first to the last point of the terminal regression, divided by the half-life</w:t>
             </w:r>
           </w:p>
         </w:tc>
@@ -24440,7 +24869,7 @@
                 <w:sz w:val="20"/>
                 <w:szCs w:val="20"/>
               </w:rPr>
-              <w:t>ng/mL·h</w:t>
+              <w:t>(none)</w:t>
             </w:r>
           </w:p>
         </w:tc>
@@ -24466,7 +24895,7 @@
                 <w:sz w:val="20"/>
                 <w:szCs w:val="20"/>
               </w:rPr>
-              <w:t>All</w:t>
+              <w:t>All, with λz</w:t>
             </w:r>
           </w:p>
         </w:tc>
@@ -24494,7 +24923,7 @@
                 <w:sz w:val="20"/>
                 <w:szCs w:val="20"/>
               </w:rPr>
-              <w:t>AUCALL</w:t>
+              <w:t>FLAGS</w:t>
             </w:r>
           </w:p>
         </w:tc>
@@ -24520,7 +24949,7 @@
                 <w:sz w:val="20"/>
                 <w:szCs w:val="20"/>
               </w:rPr>
-              <w:t>AUC All (incl. trailing zero)</w:t>
+              <w:t>Half-Life Flags</w:t>
             </w:r>
           </w:p>
         </w:tc>
@@ -24546,7 +24975,7 @@
                 <w:sz w:val="20"/>
                 <w:szCs w:val="20"/>
               </w:rPr>
-              <w:t>AUC from 0 to the last sample, including a trailing zero</w:t>
+              <w:t>The half-life rules the fit breaks, in words; empty when it breaks none</w:t>
             </w:r>
           </w:p>
         </w:tc>
@@ -24572,7 +25001,7 @@
                 <w:sz w:val="20"/>
                 <w:szCs w:val="20"/>
               </w:rPr>
-              <w:t>ng/mL·h</w:t>
+              <w:t>(none)</w:t>
             </w:r>
           </w:p>
         </w:tc>
@@ -24598,7 +25027,7 @@
                 <w:sz w:val="20"/>
                 <w:szCs w:val="20"/>
               </w:rPr>
-              <w:t>All</w:t>
+              <w:t>All, with λz</w:t>
             </w:r>
           </w:p>
         </w:tc>
@@ -24626,7 +25055,7 @@
                 <w:sz w:val="20"/>
                 <w:szCs w:val="20"/>
               </w:rPr>
-              <w:t>AUCIFO</w:t>
+              <w:t>FLAG_SPAN, FLAG_AUCPE, FLAG_AUCPBE</w:t>
             </w:r>
           </w:p>
         </w:tc>
@@ -24652,7 +25081,7 @@
                 <w:sz w:val="20"/>
                 <w:szCs w:val="20"/>
               </w:rPr>
-              <w:t>AUC to Infinity (observed)</w:t>
+              <w:t>Flag: …</w:t>
             </w:r>
           </w:p>
         </w:tc>
@@ -24678,7 +25107,7 @@
                 <w:sz w:val="20"/>
                 <w:szCs w:val="20"/>
               </w:rPr>
-              <w:t>AUC0–t + Clast/λz</w:t>
+              <w:t>1 when the fit breaks the span, extrapolation or back-extrapolation rule, 0 when it does not; empty when the rule is off or does not apply</w:t>
             </w:r>
           </w:p>
         </w:tc>
@@ -24704,7 +25133,7 @@
                 <w:sz w:val="20"/>
                 <w:szCs w:val="20"/>
               </w:rPr>
-              <w:t>ng/mL·h</w:t>
+              <w:t>(none)</w:t>
             </w:r>
           </w:p>
         </w:tc>
@@ -24730,7 +25159,7 @@
                 <w:sz w:val="20"/>
                 <w:szCs w:val="20"/>
               </w:rPr>
-              <w:t>Single dose, with λz</w:t>
+              <w:t>All, with λz (FLAG_AUCPE single dose, FLAG_AUCPBE IV bolus)</w:t>
             </w:r>
           </w:p>
         </w:tc>
@@ -24758,7 +25187,7 @@
                 <w:sz w:val="20"/>
                 <w:szCs w:val="20"/>
               </w:rPr>
-              <w:t>AUCIFP</w:t>
+              <w:t>AUCLST</w:t>
             </w:r>
           </w:p>
         </w:tc>
@@ -24784,7 +25213,7 @@
                 <w:sz w:val="20"/>
                 <w:szCs w:val="20"/>
               </w:rPr>
-              <w:t>AUC to Infinity (predicted)</w:t>
+              <w:t>AUC to Last Point</w:t>
             </w:r>
           </w:p>
         </w:tc>
@@ -24810,7 +25239,7 @@
                 <w:sz w:val="20"/>
                 <w:szCs w:val="20"/>
               </w:rPr>
-              <w:t>AUC0–t + Clast,pred/λz</w:t>
+              <w:t>AUC from 0 to Tlast (AUC0–t)</w:t>
             </w:r>
           </w:p>
         </w:tc>
@@ -24862,7 +25291,7 @@
                 <w:sz w:val="20"/>
                 <w:szCs w:val="20"/>
               </w:rPr>
-              <w:t>Single dose, with λz</w:t>
+              <w:t>All</w:t>
             </w:r>
           </w:p>
         </w:tc>
@@ -24890,7 +25319,7 @@
                 <w:sz w:val="20"/>
                 <w:szCs w:val="20"/>
               </w:rPr>
-              <w:t>AUCPEO</w:t>
+              <w:t>AUCALL</w:t>
             </w:r>
           </w:p>
         </w:tc>
@@ -24916,7 +25345,7 @@
                 <w:sz w:val="20"/>
                 <w:szCs w:val="20"/>
               </w:rPr>
-              <w:t>AUC % Extrapolated (observed)</w:t>
+              <w:t>AUC All (incl. trailing zero)</w:t>
             </w:r>
           </w:p>
         </w:tc>
@@ -24942,7 +25371,7 @@
                 <w:sz w:val="20"/>
                 <w:szCs w:val="20"/>
               </w:rPr>
-              <w:t>Share of AUC0–∞ (observed) that is extrapolated, %</w:t>
+              <w:t>AUC from 0 to the last sample, including a trailing zero</w:t>
             </w:r>
           </w:p>
         </w:tc>
@@ -24968,7 +25397,7 @@
                 <w:sz w:val="20"/>
                 <w:szCs w:val="20"/>
               </w:rPr>
-              <w:t>(none)</w:t>
+              <w:t>ng/mL·h</w:t>
             </w:r>
           </w:p>
         </w:tc>
@@ -24994,7 +25423,7 @@
                 <w:sz w:val="20"/>
                 <w:szCs w:val="20"/>
               </w:rPr>
-              <w:t>Single dose, with λz</w:t>
+              <w:t>All</w:t>
             </w:r>
           </w:p>
         </w:tc>
@@ -25022,7 +25451,7 @@
                 <w:sz w:val="20"/>
                 <w:szCs w:val="20"/>
               </w:rPr>
-              <w:t>AUCPEP</w:t>
+              <w:t>AUCIFO</w:t>
             </w:r>
           </w:p>
         </w:tc>
@@ -25048,7 +25477,7 @@
                 <w:sz w:val="20"/>
                 <w:szCs w:val="20"/>
               </w:rPr>
-              <w:t>AUC % Extrapolated (predicted)</w:t>
+              <w:t>AUC to Infinity (observed)</w:t>
             </w:r>
           </w:p>
         </w:tc>
@@ -25074,7 +25503,7 @@
                 <w:sz w:val="20"/>
                 <w:szCs w:val="20"/>
               </w:rPr>
-              <w:t>Share of AUC0–∞ (predicted) that is extrapolated, %</w:t>
+              <w:t>AUC0–t + Clast/λz</w:t>
             </w:r>
           </w:p>
         </w:tc>
@@ -25100,7 +25529,7 @@
                 <w:sz w:val="20"/>
                 <w:szCs w:val="20"/>
               </w:rPr>
-              <w:t>(none)</w:t>
+              <w:t>ng/mL·h</w:t>
             </w:r>
           </w:p>
         </w:tc>
@@ -25154,7 +25583,7 @@
                 <w:sz w:val="20"/>
                 <w:szCs w:val="20"/>
               </w:rPr>
-              <w:t>AUMCLST</w:t>
+              <w:t>AUCIFP</w:t>
             </w:r>
           </w:p>
         </w:tc>
@@ -25180,7 +25609,7 @@
                 <w:sz w:val="20"/>
                 <w:szCs w:val="20"/>
               </w:rPr>
-              <w:t>AUMC to Last Point</w:t>
+              <w:t>AUC to Infinity (predicted)</w:t>
             </w:r>
           </w:p>
         </w:tc>
@@ -25206,7 +25635,7 @@
                 <w:sz w:val="20"/>
                 <w:szCs w:val="20"/>
               </w:rPr>
-              <w:t>Area under the first-moment curve (C × t) from 0 to Tlast</w:t>
+              <w:t>AUC0–t + Clast,pred/λz</w:t>
             </w:r>
           </w:p>
         </w:tc>
@@ -25232,7 +25661,7 @@
                 <w:sz w:val="20"/>
                 <w:szCs w:val="20"/>
               </w:rPr>
-              <w:t>ng/mL·h²</w:t>
+              <w:t>ng/mL·h</w:t>
             </w:r>
           </w:p>
         </w:tc>
@@ -25258,7 +25687,7 @@
                 <w:sz w:val="20"/>
                 <w:szCs w:val="20"/>
               </w:rPr>
-              <w:t>All</w:t>
+              <w:t>Single dose, with λz</w:t>
             </w:r>
           </w:p>
         </w:tc>
@@ -25286,7 +25715,7 @@
                 <w:sz w:val="20"/>
                 <w:szCs w:val="20"/>
               </w:rPr>
-              <w:t>AUMCIFO</w:t>
+              <w:t>AUCPEO</w:t>
             </w:r>
           </w:p>
         </w:tc>
@@ -25312,7 +25741,7 @@
                 <w:sz w:val="20"/>
                 <w:szCs w:val="20"/>
               </w:rPr>
-              <w:t>AUMC to Infinity (observed)</w:t>
+              <w:t>AUC % Extrapolated (observed)</w:t>
             </w:r>
           </w:p>
         </w:tc>
@@ -25338,7 +25767,7 @@
                 <w:sz w:val="20"/>
                 <w:szCs w:val="20"/>
               </w:rPr>
-              <w:t>AUMC extrapolated to infinity with Clast</w:t>
+              <w:t>Share of AUC0–∞ (observed) that is extrapolated, %</w:t>
             </w:r>
           </w:p>
         </w:tc>
@@ -25364,7 +25793,7 @@
                 <w:sz w:val="20"/>
                 <w:szCs w:val="20"/>
               </w:rPr>
-              <w:t>ng/mL·h²</w:t>
+              <w:t>(none)</w:t>
             </w:r>
           </w:p>
         </w:tc>
@@ -25418,7 +25847,7 @@
                 <w:sz w:val="20"/>
                 <w:szCs w:val="20"/>
               </w:rPr>
-              <w:t>AUMCIFP</w:t>
+              <w:t>AUCPEP</w:t>
             </w:r>
           </w:p>
         </w:tc>
@@ -25444,7 +25873,7 @@
                 <w:sz w:val="20"/>
                 <w:szCs w:val="20"/>
               </w:rPr>
-              <w:t>AUMC to Infinity (predicted)</w:t>
+              <w:t>AUC % Extrapolated (predicted)</w:t>
             </w:r>
           </w:p>
         </w:tc>
@@ -25470,7 +25899,7 @@
                 <w:sz w:val="20"/>
                 <w:szCs w:val="20"/>
               </w:rPr>
-              <w:t>AUMC extrapolated to infinity with Clast,pred</w:t>
+              <w:t>Share of AUC0–∞ (predicted) that is extrapolated, %</w:t>
             </w:r>
           </w:p>
         </w:tc>
@@ -25496,7 +25925,7 @@
                 <w:sz w:val="20"/>
                 <w:szCs w:val="20"/>
               </w:rPr>
-              <w:t>ng/mL·h²</w:t>
+              <w:t>(none)</w:t>
             </w:r>
           </w:p>
         </w:tc>
@@ -25550,7 +25979,7 @@
                 <w:sz w:val="20"/>
                 <w:szCs w:val="20"/>
               </w:rPr>
-              <w:t>AUMCPEO</w:t>
+              <w:t>AUMCLST</w:t>
             </w:r>
           </w:p>
         </w:tc>
@@ -25576,7 +26005,7 @@
                 <w:sz w:val="20"/>
                 <w:szCs w:val="20"/>
               </w:rPr>
-              <w:t>AUMC % Extrapolated (obs)</w:t>
+              <w:t>AUMC to Last Point</w:t>
             </w:r>
           </w:p>
         </w:tc>
@@ -25602,7 +26031,7 @@
                 <w:sz w:val="20"/>
                 <w:szCs w:val="20"/>
               </w:rPr>
-              <w:t>Share of AUMC0–∞ (observed) that is extrapolated, %</w:t>
+              <w:t>Area under the first-moment curve (C × t) from 0 to Tlast</w:t>
             </w:r>
           </w:p>
         </w:tc>
@@ -25628,7 +26057,7 @@
                 <w:sz w:val="20"/>
                 <w:szCs w:val="20"/>
               </w:rPr>
-              <w:t>(none)</w:t>
+              <w:t>ng/mL·h²</w:t>
             </w:r>
           </w:p>
         </w:tc>
@@ -25654,7 +26083,7 @@
                 <w:sz w:val="20"/>
                 <w:szCs w:val="20"/>
               </w:rPr>
-              <w:t>Single dose, with λz</w:t>
+              <w:t>All</w:t>
             </w:r>
           </w:p>
         </w:tc>
@@ -25682,7 +26111,7 @@
                 <w:sz w:val="20"/>
                 <w:szCs w:val="20"/>
               </w:rPr>
-              <w:t>AUMCPEP</w:t>
+              <w:t>AUMCIFO</w:t>
             </w:r>
           </w:p>
         </w:tc>
@@ -25708,7 +26137,7 @@
                 <w:sz w:val="20"/>
                 <w:szCs w:val="20"/>
               </w:rPr>
-              <w:t>AUMC % Extrapolated (pred)</w:t>
+              <w:t>AUMC to Infinity (observed)</w:t>
             </w:r>
           </w:p>
         </w:tc>
@@ -25734,7 +26163,7 @@
                 <w:sz w:val="20"/>
                 <w:szCs w:val="20"/>
               </w:rPr>
-              <w:t>Share of AUMC0–∞ (predicted) that is extrapolated, %</w:t>
+              <w:t>AUMC extrapolated to infinity with Clast</w:t>
             </w:r>
           </w:p>
         </w:tc>
@@ -25760,7 +26189,7 @@
                 <w:sz w:val="20"/>
                 <w:szCs w:val="20"/>
               </w:rPr>
-              <w:t>(none)</w:t>
+              <w:t>ng/mL·h²</w:t>
             </w:r>
           </w:p>
         </w:tc>
@@ -25814,7 +26243,7 @@
                 <w:sz w:val="20"/>
                 <w:szCs w:val="20"/>
               </w:rPr>
-              <w:t>VZFO</w:t>
+              <w:t>AUMCIFP</w:t>
             </w:r>
           </w:p>
         </w:tc>
@@ -25840,7 +26269,7 @@
                 <w:sz w:val="20"/>
                 <w:szCs w:val="20"/>
               </w:rPr>
-              <w:t>Apparent Volume (Vz/F)</w:t>
+              <w:t>AUMC to Infinity (predicted)</w:t>
             </w:r>
           </w:p>
         </w:tc>
@@ -25866,7 +26295,7 @@
                 <w:sz w:val="20"/>
                 <w:szCs w:val="20"/>
               </w:rPr>
-              <w:t>Dose/(λz × AUC0–∞); at steady state from AUCτ</w:t>
+              <w:t>AUMC extrapolated to infinity with Clast,pred</w:t>
             </w:r>
           </w:p>
         </w:tc>
@@ -25892,7 +26321,7 @@
                 <w:sz w:val="20"/>
                 <w:szCs w:val="20"/>
               </w:rPr>
-              <w:t>L</w:t>
+              <w:t>ng/mL·h²</w:t>
             </w:r>
           </w:p>
         </w:tc>
@@ -25918,7 +26347,7 @@
                 <w:sz w:val="20"/>
                 <w:szCs w:val="20"/>
               </w:rPr>
-              <w:t>Extravascular, with λz</w:t>
+              <w:t>Single dose, with λz</w:t>
             </w:r>
           </w:p>
         </w:tc>
@@ -25946,7 +26375,7 @@
                 <w:sz w:val="20"/>
                 <w:szCs w:val="20"/>
               </w:rPr>
-              <w:t>VZFP</w:t>
+              <w:t>AUMCPEO</w:t>
             </w:r>
           </w:p>
         </w:tc>
@@ -25972,7 +26401,7 @@
                 <w:sz w:val="20"/>
                 <w:szCs w:val="20"/>
               </w:rPr>
-              <w:t>Apparent Volume (pred)</w:t>
+              <w:t>AUMC % Extrapolated (obs)</w:t>
             </w:r>
           </w:p>
         </w:tc>
@@ -25998,7 +26427,7 @@
                 <w:sz w:val="20"/>
                 <w:szCs w:val="20"/>
               </w:rPr>
-              <w:t>As Vz/F, with the predicted AUC0–∞</w:t>
+              <w:t>Share of AUMC0–∞ (observed) that is extrapolated, %</w:t>
             </w:r>
           </w:p>
         </w:tc>
@@ -26024,7 +26453,7 @@
                 <w:sz w:val="20"/>
                 <w:szCs w:val="20"/>
               </w:rPr>
-              <w:t>L</w:t>
+              <w:t>(none)</w:t>
             </w:r>
           </w:p>
         </w:tc>
@@ -26050,7 +26479,7 @@
                 <w:sz w:val="20"/>
                 <w:szCs w:val="20"/>
               </w:rPr>
-              <w:t>Extravascular single dose</w:t>
+              <w:t>Single dose, with λz</w:t>
             </w:r>
           </w:p>
         </w:tc>
@@ -26078,7 +26507,7 @@
                 <w:sz w:val="20"/>
                 <w:szCs w:val="20"/>
               </w:rPr>
-              <w:t>CLFO</w:t>
+              <w:t>AUMCPEP</w:t>
             </w:r>
           </w:p>
         </w:tc>
@@ -26104,7 +26533,7 @@
                 <w:sz w:val="20"/>
                 <w:szCs w:val="20"/>
               </w:rPr>
-              <w:t>Apparent Clearance (CL/F)</w:t>
+              <w:t>AUMC % Extrapolated (pred)</w:t>
             </w:r>
           </w:p>
         </w:tc>
@@ -26130,7 +26559,7 @@
                 <w:sz w:val="20"/>
                 <w:szCs w:val="20"/>
               </w:rPr>
-              <w:t>Dose/AUC0–∞; at steady state Dose/AUCτ</w:t>
+              <w:t>Share of AUMC0–∞ (predicted) that is extrapolated, %</w:t>
             </w:r>
           </w:p>
         </w:tc>
@@ -26156,7 +26585,7 @@
                 <w:sz w:val="20"/>
                 <w:szCs w:val="20"/>
               </w:rPr>
-              <w:t>L/h</w:t>
+              <w:t>(none)</w:t>
             </w:r>
           </w:p>
         </w:tc>
@@ -26182,7 +26611,7 @@
                 <w:sz w:val="20"/>
                 <w:szCs w:val="20"/>
               </w:rPr>
-              <w:t>Extravascular</w:t>
+              <w:t>Single dose, with λz</w:t>
             </w:r>
           </w:p>
         </w:tc>
@@ -26210,6 +26639,402 @@
                 <w:sz w:val="20"/>
                 <w:szCs w:val="20"/>
               </w:rPr>
+              <w:t>VZFO</w:t>
+            </w:r>
+          </w:p>
+        </w:tc>
+        <w:tc>
+          <w:tcPr>
+            <w:tcW w:w="1805" w:type="dxa"/>
+            <w:tcBorders>
+              <w:top w:val="single" w:sz="1" w:space="0" w:color="CCCCCC"/>
+              <w:left w:val="single" w:sz="1" w:space="0" w:color="CCCCCC"/>
+              <w:bottom w:val="single" w:sz="1" w:space="0" w:color="CCCCCC"/>
+              <w:right w:val="single" w:sz="1" w:space="0" w:color="CCCCCC"/>
+            </w:tcBorders>
+            <w:tcMar>
+              <w:top w:w="60" w:type="dxa"/>
+              <w:left w:w="100" w:type="dxa"/>
+              <w:bottom w:w="60" w:type="dxa"/>
+              <w:right w:w="100" w:type="dxa"/>
+            </w:tcMar>
+          </w:tcPr>
+          <w:p>
+            <w:r>
+              <w:rPr>
+                <w:sz w:val="20"/>
+                <w:szCs w:val="20"/>
+              </w:rPr>
+              <w:t>Apparent Volume (Vz/F)</w:t>
+            </w:r>
+          </w:p>
+        </w:tc>
+        <w:tc>
+          <w:tcPr>
+            <w:tcW w:w="1805" w:type="dxa"/>
+            <w:tcBorders>
+              <w:top w:val="single" w:sz="1" w:space="0" w:color="CCCCCC"/>
+              <w:left w:val="single" w:sz="1" w:space="0" w:color="CCCCCC"/>
+              <w:bottom w:val="single" w:sz="1" w:space="0" w:color="CCCCCC"/>
+              <w:right w:val="single" w:sz="1" w:space="0" w:color="CCCCCC"/>
+            </w:tcBorders>
+            <w:tcMar>
+              <w:top w:w="60" w:type="dxa"/>
+              <w:left w:w="100" w:type="dxa"/>
+              <w:bottom w:w="60" w:type="dxa"/>
+              <w:right w:w="100" w:type="dxa"/>
+            </w:tcMar>
+          </w:tcPr>
+          <w:p>
+            <w:r>
+              <w:rPr>
+                <w:sz w:val="20"/>
+                <w:szCs w:val="20"/>
+              </w:rPr>
+              <w:t>Dose/(λz × AUC0–∞); at steady state from AUCτ</w:t>
+            </w:r>
+          </w:p>
+        </w:tc>
+        <w:tc>
+          <w:tcPr>
+            <w:tcW w:w="1805" w:type="dxa"/>
+            <w:tcBorders>
+              <w:top w:val="single" w:sz="1" w:space="0" w:color="CCCCCC"/>
+              <w:left w:val="single" w:sz="1" w:space="0" w:color="CCCCCC"/>
+              <w:bottom w:val="single" w:sz="1" w:space="0" w:color="CCCCCC"/>
+              <w:right w:val="single" w:sz="1" w:space="0" w:color="CCCCCC"/>
+            </w:tcBorders>
+            <w:tcMar>
+              <w:top w:w="60" w:type="dxa"/>
+              <w:left w:w="100" w:type="dxa"/>
+              <w:bottom w:w="60" w:type="dxa"/>
+              <w:right w:w="100" w:type="dxa"/>
+            </w:tcMar>
+          </w:tcPr>
+          <w:p>
+            <w:r>
+              <w:rPr>
+                <w:sz w:val="20"/>
+                <w:szCs w:val="20"/>
+              </w:rPr>
+              <w:t>L</w:t>
+            </w:r>
+          </w:p>
+        </w:tc>
+        <w:tc>
+          <w:tcPr>
+            <w:tcW w:w="1805" w:type="dxa"/>
+            <w:tcBorders>
+              <w:top w:val="single" w:sz="1" w:space="0" w:color="CCCCCC"/>
+              <w:left w:val="single" w:sz="1" w:space="0" w:color="CCCCCC"/>
+              <w:bottom w:val="single" w:sz="1" w:space="0" w:color="CCCCCC"/>
+              <w:right w:val="single" w:sz="1" w:space="0" w:color="CCCCCC"/>
+            </w:tcBorders>
+            <w:tcMar>
+              <w:top w:w="60" w:type="dxa"/>
+              <w:left w:w="100" w:type="dxa"/>
+              <w:bottom w:w="60" w:type="dxa"/>
+              <w:right w:w="100" w:type="dxa"/>
+            </w:tcMar>
+          </w:tcPr>
+          <w:p>
+            <w:r>
+              <w:rPr>
+                <w:sz w:val="20"/>
+                <w:szCs w:val="20"/>
+              </w:rPr>
+              <w:t>Extravascular, with λz</w:t>
+            </w:r>
+          </w:p>
+        </w:tc>
+      </w:tr>
+      <w:tr>
+        <w:tc>
+          <w:tcPr>
+            <w:tcW w:w="1805" w:type="dxa"/>
+            <w:tcBorders>
+              <w:top w:val="single" w:sz="1" w:space="0" w:color="CCCCCC"/>
+              <w:left w:val="single" w:sz="1" w:space="0" w:color="CCCCCC"/>
+              <w:bottom w:val="single" w:sz="1" w:space="0" w:color="CCCCCC"/>
+              <w:right w:val="single" w:sz="1" w:space="0" w:color="CCCCCC"/>
+            </w:tcBorders>
+            <w:tcMar>
+              <w:top w:w="60" w:type="dxa"/>
+              <w:left w:w="100" w:type="dxa"/>
+              <w:bottom w:w="60" w:type="dxa"/>
+              <w:right w:w="100" w:type="dxa"/>
+            </w:tcMar>
+          </w:tcPr>
+          <w:p>
+            <w:r>
+              <w:rPr>
+                <w:sz w:val="20"/>
+                <w:szCs w:val="20"/>
+              </w:rPr>
+              <w:t>VZFP</w:t>
+            </w:r>
+          </w:p>
+        </w:tc>
+        <w:tc>
+          <w:tcPr>
+            <w:tcW w:w="1805" w:type="dxa"/>
+            <w:tcBorders>
+              <w:top w:val="single" w:sz="1" w:space="0" w:color="CCCCCC"/>
+              <w:left w:val="single" w:sz="1" w:space="0" w:color="CCCCCC"/>
+              <w:bottom w:val="single" w:sz="1" w:space="0" w:color="CCCCCC"/>
+              <w:right w:val="single" w:sz="1" w:space="0" w:color="CCCCCC"/>
+            </w:tcBorders>
+            <w:tcMar>
+              <w:top w:w="60" w:type="dxa"/>
+              <w:left w:w="100" w:type="dxa"/>
+              <w:bottom w:w="60" w:type="dxa"/>
+              <w:right w:w="100" w:type="dxa"/>
+            </w:tcMar>
+          </w:tcPr>
+          <w:p>
+            <w:r>
+              <w:rPr>
+                <w:sz w:val="20"/>
+                <w:szCs w:val="20"/>
+              </w:rPr>
+              <w:t>Apparent Volume (pred)</w:t>
+            </w:r>
+          </w:p>
+        </w:tc>
+        <w:tc>
+          <w:tcPr>
+            <w:tcW w:w="1805" w:type="dxa"/>
+            <w:tcBorders>
+              <w:top w:val="single" w:sz="1" w:space="0" w:color="CCCCCC"/>
+              <w:left w:val="single" w:sz="1" w:space="0" w:color="CCCCCC"/>
+              <w:bottom w:val="single" w:sz="1" w:space="0" w:color="CCCCCC"/>
+              <w:right w:val="single" w:sz="1" w:space="0" w:color="CCCCCC"/>
+            </w:tcBorders>
+            <w:tcMar>
+              <w:top w:w="60" w:type="dxa"/>
+              <w:left w:w="100" w:type="dxa"/>
+              <w:bottom w:w="60" w:type="dxa"/>
+              <w:right w:w="100" w:type="dxa"/>
+            </w:tcMar>
+          </w:tcPr>
+          <w:p>
+            <w:r>
+              <w:rPr>
+                <w:sz w:val="20"/>
+                <w:szCs w:val="20"/>
+              </w:rPr>
+              <w:t>As Vz/F, with the predicted AUC0–∞</w:t>
+            </w:r>
+          </w:p>
+        </w:tc>
+        <w:tc>
+          <w:tcPr>
+            <w:tcW w:w="1805" w:type="dxa"/>
+            <w:tcBorders>
+              <w:top w:val="single" w:sz="1" w:space="0" w:color="CCCCCC"/>
+              <w:left w:val="single" w:sz="1" w:space="0" w:color="CCCCCC"/>
+              <w:bottom w:val="single" w:sz="1" w:space="0" w:color="CCCCCC"/>
+              <w:right w:val="single" w:sz="1" w:space="0" w:color="CCCCCC"/>
+            </w:tcBorders>
+            <w:tcMar>
+              <w:top w:w="60" w:type="dxa"/>
+              <w:left w:w="100" w:type="dxa"/>
+              <w:bottom w:w="60" w:type="dxa"/>
+              <w:right w:w="100" w:type="dxa"/>
+            </w:tcMar>
+          </w:tcPr>
+          <w:p>
+            <w:r>
+              <w:rPr>
+                <w:sz w:val="20"/>
+                <w:szCs w:val="20"/>
+              </w:rPr>
+              <w:t>L</w:t>
+            </w:r>
+          </w:p>
+        </w:tc>
+        <w:tc>
+          <w:tcPr>
+            <w:tcW w:w="1805" w:type="dxa"/>
+            <w:tcBorders>
+              <w:top w:val="single" w:sz="1" w:space="0" w:color="CCCCCC"/>
+              <w:left w:val="single" w:sz="1" w:space="0" w:color="CCCCCC"/>
+              <w:bottom w:val="single" w:sz="1" w:space="0" w:color="CCCCCC"/>
+              <w:right w:val="single" w:sz="1" w:space="0" w:color="CCCCCC"/>
+            </w:tcBorders>
+            <w:tcMar>
+              <w:top w:w="60" w:type="dxa"/>
+              <w:left w:w="100" w:type="dxa"/>
+              <w:bottom w:w="60" w:type="dxa"/>
+              <w:right w:w="100" w:type="dxa"/>
+            </w:tcMar>
+          </w:tcPr>
+          <w:p>
+            <w:r>
+              <w:rPr>
+                <w:sz w:val="20"/>
+                <w:szCs w:val="20"/>
+              </w:rPr>
+              <w:t>Extravascular single dose</w:t>
+            </w:r>
+          </w:p>
+        </w:tc>
+      </w:tr>
+      <w:tr>
+        <w:tc>
+          <w:tcPr>
+            <w:tcW w:w="1805" w:type="dxa"/>
+            <w:tcBorders>
+              <w:top w:val="single" w:sz="1" w:space="0" w:color="CCCCCC"/>
+              <w:left w:val="single" w:sz="1" w:space="0" w:color="CCCCCC"/>
+              <w:bottom w:val="single" w:sz="1" w:space="0" w:color="CCCCCC"/>
+              <w:right w:val="single" w:sz="1" w:space="0" w:color="CCCCCC"/>
+            </w:tcBorders>
+            <w:tcMar>
+              <w:top w:w="60" w:type="dxa"/>
+              <w:left w:w="100" w:type="dxa"/>
+              <w:bottom w:w="60" w:type="dxa"/>
+              <w:right w:w="100" w:type="dxa"/>
+            </w:tcMar>
+          </w:tcPr>
+          <w:p>
+            <w:r>
+              <w:rPr>
+                <w:sz w:val="20"/>
+                <w:szCs w:val="20"/>
+              </w:rPr>
+              <w:t>CLFO</w:t>
+            </w:r>
+          </w:p>
+        </w:tc>
+        <w:tc>
+          <w:tcPr>
+            <w:tcW w:w="1805" w:type="dxa"/>
+            <w:tcBorders>
+              <w:top w:val="single" w:sz="1" w:space="0" w:color="CCCCCC"/>
+              <w:left w:val="single" w:sz="1" w:space="0" w:color="CCCCCC"/>
+              <w:bottom w:val="single" w:sz="1" w:space="0" w:color="CCCCCC"/>
+              <w:right w:val="single" w:sz="1" w:space="0" w:color="CCCCCC"/>
+            </w:tcBorders>
+            <w:tcMar>
+              <w:top w:w="60" w:type="dxa"/>
+              <w:left w:w="100" w:type="dxa"/>
+              <w:bottom w:w="60" w:type="dxa"/>
+              <w:right w:w="100" w:type="dxa"/>
+            </w:tcMar>
+          </w:tcPr>
+          <w:p>
+            <w:r>
+              <w:rPr>
+                <w:sz w:val="20"/>
+                <w:szCs w:val="20"/>
+              </w:rPr>
+              <w:t>Apparent Clearance (CL/F)</w:t>
+            </w:r>
+          </w:p>
+        </w:tc>
+        <w:tc>
+          <w:tcPr>
+            <w:tcW w:w="1805" w:type="dxa"/>
+            <w:tcBorders>
+              <w:top w:val="single" w:sz="1" w:space="0" w:color="CCCCCC"/>
+              <w:left w:val="single" w:sz="1" w:space="0" w:color="CCCCCC"/>
+              <w:bottom w:val="single" w:sz="1" w:space="0" w:color="CCCCCC"/>
+              <w:right w:val="single" w:sz="1" w:space="0" w:color="CCCCCC"/>
+            </w:tcBorders>
+            <w:tcMar>
+              <w:top w:w="60" w:type="dxa"/>
+              <w:left w:w="100" w:type="dxa"/>
+              <w:bottom w:w="60" w:type="dxa"/>
+              <w:right w:w="100" w:type="dxa"/>
+            </w:tcMar>
+          </w:tcPr>
+          <w:p>
+            <w:r>
+              <w:rPr>
+                <w:sz w:val="20"/>
+                <w:szCs w:val="20"/>
+              </w:rPr>
+              <w:t>Dose/AUC0–∞; at steady state Dose/AUCτ</w:t>
+            </w:r>
+          </w:p>
+        </w:tc>
+        <w:tc>
+          <w:tcPr>
+            <w:tcW w:w="1805" w:type="dxa"/>
+            <w:tcBorders>
+              <w:top w:val="single" w:sz="1" w:space="0" w:color="CCCCCC"/>
+              <w:left w:val="single" w:sz="1" w:space="0" w:color="CCCCCC"/>
+              <w:bottom w:val="single" w:sz="1" w:space="0" w:color="CCCCCC"/>
+              <w:right w:val="single" w:sz="1" w:space="0" w:color="CCCCCC"/>
+            </w:tcBorders>
+            <w:tcMar>
+              <w:top w:w="60" w:type="dxa"/>
+              <w:left w:w="100" w:type="dxa"/>
+              <w:bottom w:w="60" w:type="dxa"/>
+              <w:right w:w="100" w:type="dxa"/>
+            </w:tcMar>
+          </w:tcPr>
+          <w:p>
+            <w:r>
+              <w:rPr>
+                <w:sz w:val="20"/>
+                <w:szCs w:val="20"/>
+              </w:rPr>
+              <w:t>L/h</w:t>
+            </w:r>
+          </w:p>
+        </w:tc>
+        <w:tc>
+          <w:tcPr>
+            <w:tcW w:w="1805" w:type="dxa"/>
+            <w:tcBorders>
+              <w:top w:val="single" w:sz="1" w:space="0" w:color="CCCCCC"/>
+              <w:left w:val="single" w:sz="1" w:space="0" w:color="CCCCCC"/>
+              <w:bottom w:val="single" w:sz="1" w:space="0" w:color="CCCCCC"/>
+              <w:right w:val="single" w:sz="1" w:space="0" w:color="CCCCCC"/>
+            </w:tcBorders>
+            <w:tcMar>
+              <w:top w:w="60" w:type="dxa"/>
+              <w:left w:w="100" w:type="dxa"/>
+              <w:bottom w:w="60" w:type="dxa"/>
+              <w:right w:w="100" w:type="dxa"/>
+            </w:tcMar>
+          </w:tcPr>
+          <w:p>
+            <w:r>
+              <w:rPr>
+                <w:sz w:val="20"/>
+                <w:szCs w:val="20"/>
+              </w:rPr>
+              <w:t>Extravascular</w:t>
+            </w:r>
+          </w:p>
+        </w:tc>
+      </w:tr>
+      <w:tr>
+        <w:tc>
+          <w:tcPr>
+            <w:tcW w:w="1805" w:type="dxa"/>
+            <w:tcBorders>
+              <w:top w:val="single" w:sz="1" w:space="0" w:color="CCCCCC"/>
+              <w:left w:val="single" w:sz="1" w:space="0" w:color="CCCCCC"/>
+              <w:bottom w:val="single" w:sz="1" w:space="0" w:color="CCCCCC"/>
+              <w:right w:val="single" w:sz="1" w:space="0" w:color="CCCCCC"/>
+            </w:tcBorders>
+            <w:tcMar>
+              <w:top w:w="60" w:type="dxa"/>
+              <w:left w:w="100" w:type="dxa"/>
+              <w:bottom w:w="60" w:type="dxa"/>
+              <w:right w:w="100" w:type="dxa"/>
+            </w:tcMar>
+          </w:tcPr>
+          <w:p>
+            <w:r>
+              <w:rPr>
+                <w:sz w:val="20"/>
+                <w:szCs w:val="20"/>
+              </w:rPr>
               <w:lastRenderedPageBreak/>
               <w:t>CLFP</w:t>
             </w:r>
@@ -30146,6 +30971,138 @@
                 <w:szCs w:val="20"/>
               </w:rPr>
               <w:t>IV single dose</w:t>
+            </w:r>
+          </w:p>
+        </w:tc>
+      </w:tr>
+      <w:tr>
+        <w:tc>
+          <w:tcPr>
+            <w:tcW w:w="1805" w:type="dxa"/>
+            <w:tcBorders>
+              <w:top w:val="single" w:sz="1" w:space="0" w:color="CCCCCC"/>
+              <w:left w:val="single" w:sz="1" w:space="0" w:color="CCCCCC"/>
+              <w:bottom w:val="single" w:sz="1" w:space="0" w:color="CCCCCC"/>
+              <w:right w:val="single" w:sz="1" w:space="0" w:color="CCCCCC"/>
+            </w:tcBorders>
+            <w:tcMar>
+              <w:top w:w="60" w:type="dxa"/>
+              <w:left w:w="100" w:type="dxa"/>
+              <w:bottom w:w="60" w:type="dxa"/>
+              <w:right w:w="100" w:type="dxa"/>
+            </w:tcMar>
+          </w:tcPr>
+          <w:p>
+            <w:r>
+              <w:rPr>
+                <w:sz w:val="20"/>
+                <w:szCs w:val="20"/>
+              </w:rPr>
+              <w:t>EXCL</w:t>
+            </w:r>
+          </w:p>
+        </w:tc>
+        <w:tc>
+          <w:tcPr>
+            <w:tcW w:w="1805" w:type="dxa"/>
+            <w:tcBorders>
+              <w:top w:val="single" w:sz="1" w:space="0" w:color="CCCCCC"/>
+              <w:left w:val="single" w:sz="1" w:space="0" w:color="CCCCCC"/>
+              <w:bottom w:val="single" w:sz="1" w:space="0" w:color="CCCCCC"/>
+              <w:right w:val="single" w:sz="1" w:space="0" w:color="CCCCCC"/>
+            </w:tcBorders>
+            <w:tcMar>
+              <w:top w:w="60" w:type="dxa"/>
+              <w:left w:w="100" w:type="dxa"/>
+              <w:bottom w:w="60" w:type="dxa"/>
+              <w:right w:w="100" w:type="dxa"/>
+            </w:tcMar>
+          </w:tcPr>
+          <w:p>
+            <w:r>
+              <w:rPr>
+                <w:sz w:val="20"/>
+                <w:szCs w:val="20"/>
+              </w:rPr>
+              <w:t>Excluded by Analyst (1 = yes)</w:t>
+            </w:r>
+          </w:p>
+        </w:tc>
+        <w:tc>
+          <w:tcPr>
+            <w:tcW w:w="1805" w:type="dxa"/>
+            <w:tcBorders>
+              <w:top w:val="single" w:sz="1" w:space="0" w:color="CCCCCC"/>
+              <w:left w:val="single" w:sz="1" w:space="0" w:color="CCCCCC"/>
+              <w:bottom w:val="single" w:sz="1" w:space="0" w:color="CCCCCC"/>
+              <w:right w:val="single" w:sz="1" w:space="0" w:color="CCCCCC"/>
+            </w:tcBorders>
+            <w:tcMar>
+              <w:top w:w="60" w:type="dxa"/>
+              <w:left w:w="100" w:type="dxa"/>
+              <w:bottom w:w="60" w:type="dxa"/>
+              <w:right w:w="100" w:type="dxa"/>
+            </w:tcMar>
+          </w:tcPr>
+          <w:p>
+            <w:r>
+              <w:rPr>
+                <w:sz w:val="20"/>
+                <w:szCs w:val="20"/>
+              </w:rPr>
+              <w:t>1 for a profile you left out; its result is kept but not used in summaries or bioequivalence</w:t>
+            </w:r>
+          </w:p>
+        </w:tc>
+        <w:tc>
+          <w:tcPr>
+            <w:tcW w:w="1805" w:type="dxa"/>
+            <w:tcBorders>
+              <w:top w:val="single" w:sz="1" w:space="0" w:color="CCCCCC"/>
+              <w:left w:val="single" w:sz="1" w:space="0" w:color="CCCCCC"/>
+              <w:bottom w:val="single" w:sz="1" w:space="0" w:color="CCCCCC"/>
+              <w:right w:val="single" w:sz="1" w:space="0" w:color="CCCCCC"/>
+            </w:tcBorders>
+            <w:tcMar>
+              <w:top w:w="60" w:type="dxa"/>
+              <w:left w:w="100" w:type="dxa"/>
+              <w:bottom w:w="60" w:type="dxa"/>
+              <w:right w:w="100" w:type="dxa"/>
+            </w:tcMar>
+          </w:tcPr>
+          <w:p>
+            <w:r>
+              <w:rPr>
+                <w:sz w:val="20"/>
+                <w:szCs w:val="20"/>
+              </w:rPr>
+              <w:t>(none)</w:t>
+            </w:r>
+          </w:p>
+        </w:tc>
+        <w:tc>
+          <w:tcPr>
+            <w:tcW w:w="1805" w:type="dxa"/>
+            <w:tcBorders>
+              <w:top w:val="single" w:sz="1" w:space="0" w:color="CCCCCC"/>
+              <w:left w:val="single" w:sz="1" w:space="0" w:color="CCCCCC"/>
+              <w:bottom w:val="single" w:sz="1" w:space="0" w:color="CCCCCC"/>
+              <w:right w:val="single" w:sz="1" w:space="0" w:color="CCCCCC"/>
+            </w:tcBorders>
+            <w:tcMar>
+              <w:top w:w="60" w:type="dxa"/>
+              <w:left w:w="100" w:type="dxa"/>
+              <w:bottom w:w="60" w:type="dxa"/>
+              <w:right w:w="100" w:type="dxa"/>
+            </w:tcMar>
+          </w:tcPr>
+          <w:p>
+            <w:r>
+              <w:rPr>
+                <w:sz w:val="20"/>
+                <w:szCs w:val="20"/>
+              </w:rPr>
+              <w:t>All</w:t>
             </w:r>
           </w:p>
         </w:tc>
@@ -33993,6 +34950,15 @@
       </w:r>
       <w:r>
         <w:t xml:space="preserve"> in the CDISC ADNCA upload: the message says why (for example derived records, several units, AFRLT as time, or AVAL missing without a BLQ result). Fix the dataset upstream or make the choice the message asks for.</w:t>
+      </w:r>
+    </w:p>
+    <w:p>
+      <w:pPr>
+        <w:spacing w:after="120" w:line="276" w:lineRule="auto"/>
+      </w:pPr>
+      <w:r>
+        <w:rPr/>
+        <w:t>“… exclusion(s) match no sample or profile of these data”: the register names profiles or times that are not in this file, for example after the columns were mapped differently. Restore those exclusions in the Exclusions card, or map the columns as before.</w:t>
       </w:r>
     </w:p>
     <w:p>
@@ -37030,15 +37996,7 @@
                 <w:sz w:val="20"/>
                 <w:szCs w:val="20"/>
               </w:rPr>
-              <w:t xml:space="preserve">For NCA Assistant v1.8.0. New: chapter Working on a Controlled Installation (sign-in, records for review, review signatures, signature sheets, the audit trail page), Tutorial 8, Appendix E on setting up and administering a controlled installation, troubleshooting for </w:t>
-            </w:r>
-            <w:r>
-              <w:rPr>
-                <w:sz w:val="20"/>
-                <w:szCs w:val="20"/>
-              </w:rPr>
-              <w:lastRenderedPageBreak/>
-              <w:t>controlled installations. The chapter on regulated use describes the controls of a controlled installation and the organisation's responsibilities.</w:t>
+              <w:t>For NCA Assistant v1.8.0. New: chapter Working on a Controlled Installation (sign-in, records for review, review signatures, signature sheets, the audit trail page), Tutorial 8, Appendix E on setting up and administering a controlled installation, troubleshooting for controlled installations. The chapter on regulated use describes the controls of a controlled installation and the organisation's responsibilities. Revised within v1.8.0: exclusions with a reason (Leaving Out Data), half-life rules, the sensitivity analysis without exclusions, and one-click example data in the tutorials.</w:t>
             </w:r>
           </w:p>
         </w:tc>

--- a/NCA_Assistant_User_Manual_v1.9.docx
+++ b/NCA_Assistant_User_Manual_v1.9.docx
@@ -9346,6 +9346,10 @@
       <w:r>
         <w:t>, with Dose unit mg, Conc unit mg/L and Time unit h.</w:t>
       </w:r>
+      <w:r>
+        <w:rPr/>
+        <w:t xml:space="preserve"> The Dose panel warns that these doses look like doses per kg; this tutorial uses the nominal 320 mg instead.</w:t>
+      </w:r>
     </w:p>
     <w:p>
       <w:pPr>
@@ -10204,7 +10208,11 @@
         <w:t>Time</w:t>
       </w:r>
       <w:r>
-        <w:t xml:space="preserve"> is the time since the dose of that profile, with the pre-dose sample at 0. A negative pre-dose time is refused: it would make the lag time negative and add the time before the dose to AUC, so set the pre-dose sample to 0.</w:t>
+        <w:t xml:space="preserve"> is the time since the dose of that profile, with the pre-dose sample at 0. </w:t>
+      </w:r>
+      <w:r>
+        <w:rPr/>
+        <w:t>One pre-dose sample per profile drawn just before the dose is analysed at time 0, and its uploaded time is kept: a negative time no earlier than 10% of the profile's duration, such as −0.25 h in a 24 h profile. Any other negative time is refused, because it would make the lag time negative and add the time before the dose to AUC.</w:t>
       </w:r>
     </w:p>
     <w:p>
@@ -10257,8 +10265,20 @@
       <w:pPr>
         <w:spacing w:after="120" w:line="276" w:lineRule="auto"/>
       </w:pPr>
-      <w:r>
-        <w:t>A Dose column must hold the amount given, in the dose unit you select. A weight-based dose in mg/kg with the unit set to mg gives clearance and volume per kilogram, labelled L/h and L. Convert mg/kg to mg first (dose × body weight), or report the values as per kilogram.</w:t>
+      <w:r/>
+      <w:r>
+        <w:rPr/>
+        <w:t xml:space="preserve">A Dose column holds the amount given, in the dose unit you select, or a dose per kg. For a dose per kg, choose the body-weight column (kg) under </w:t>
+      </w:r>
+      <w:r>
+        <w:rPr>
+          <w:b/>
+        </w:rPr>
+        <w:t>Dose per kg: weight column</w:t>
+      </w:r>
+      <w:r>
+        <w:rPr/>
+        <w:t xml:space="preserve"> on the Upload page, and the app uses dose × weight as the amount. Read as mg, a dose in mg/kg gives clearance and volume per kilogram labelled L/h and L; the Dose panel in the analysis says which unit it assumes and warns when the doses look per kg.</w:t>
       </w:r>
     </w:p>
     <w:p>
@@ -11586,6 +11606,10 @@
       </w:pPr>
       <w:r>
         <w:t>Add a Dose column if subjects received different doses (dose escalation, weight-based dosing), or if a subject received different doses in different periods. The app takes the dose of each profile (subject, treatment and period) from this column, so every period is analysed with its own dose. For dose proportionality, see Scenario 11.</w:t>
+      </w:r>
+      <w:r>
+        <w:rPr/>
+        <w:t xml:space="preserve"> With weight-based dosing the column may hold the dose per kg if you also map the body-weight column (see Units and Doses).</w:t>
       </w:r>
     </w:p>
     <w:p>
@@ -12519,7 +12543,11 @@
         <w:spacing w:after="120" w:line="276" w:lineRule="auto"/>
       </w:pPr>
       <w:r>
-        <w:t>Two concentrations describe the low point of the interval. Cmin is the lowest observed concentration from 0 to τ, the pre-dose sample included; with an absorption lag it can fall after the dose. Cτ is the observed concentration at τ, and is left empty when no sample was taken at τ. ICH M13A lists both for steady-state studies, and the EMA modified-release guideline asks for Cτ. Both can be compared in Bioequivalence. AUC to infinity, its % extrapolated and the volume at steady state are single-dose quantities and are left empty.</w:t>
+        <w:t xml:space="preserve">Two concentrations describe the low point of the interval. Cmin is the lowest observed concentration from 0 to τ, the pre-dose sample included; with an absorption lag it can fall after the dose. </w:t>
+      </w:r>
+      <w:r>
+        <w:rPr/>
+        <w:t>Cτ is the observed sample nearest to τ within a trough window (by default ±10% of τ, at most 1 time unit; you can change it under the dosing interval), and its time is in the column Time of Ctau. It is never interpolated, and it is left empty, with a note, when no sample falls within the window. ICH M13A lists both for steady-state studies, and the EMA modified-release guideline asks for Cτ. Both can be compared in Bioequivalence. AUC to infinity, its % extrapolated and the volume at steady state are single-dose quantities and are left empty.</w:t>
       </w:r>
     </w:p>
     <w:p>
@@ -13655,10 +13683,11 @@
         <w:rPr>
           <w:b/>
         </w:rPr>
-        <w:t>A negative pre-dose time</w:t>
-      </w:r>
-      <w:r>
-        <w:t xml:space="preserve">: set it to 0. </w:t>
+        <w:t>Negative times</w:t>
+      </w:r>
+      <w:r>
+        <w:rPr/>
+        <w:t xml:space="preserve">: only one pre-dose sample per profile, just before the dose, is accepted. </w:t>
       </w:r>
       <w:r>
         <w:rPr>
@@ -13709,10 +13738,11 @@
         <w:rPr>
           <w:b/>
         </w:rPr>
-        <w:t>Dose in mg/kg with the unit set to mg</w:t>
-      </w:r>
-      <w:r>
-        <w:t xml:space="preserve">: see Units and Doses. </w:t>
+        <w:t>Dose in mg/kg</w:t>
+      </w:r>
+      <w:r>
+        <w:rPr/>
+        <w:t xml:space="preserve">: map the body-weight column (Units and Doses). </w:t>
       </w:r>
       <w:r>
         <w:rPr>
@@ -14288,12 +14318,26 @@
         <w:t>CDISC ADNCA dataset</w:t>
       </w:r>
       <w:r>
-        <w:t xml:space="preserve">), upload it, and set the Delimiter and Decimal point for a text file. Check the column mapping (Subject ID, Time, Concentration, and where present Treatment / Formulation, Period, Sequence and Dose), set the </w:t>
+        <w:t xml:space="preserve">), upload it, and set the Delimiter and Decimal point for a text file. Check the column mapping (Subject ID, Time, Concentration, and where present Treatment / Formulation, Period, </w:t>
+      </w:r>
+      <w:r>
+        <w:rPr/>
+        <w:t xml:space="preserve">Sequence and Dose, and </w:t>
       </w:r>
       <w:r>
         <w:rPr>
           <w:b/>
         </w:rPr>
+        <w:t>Dose per kg: weight column</w:t>
+      </w:r>
+      <w:r>
+        <w:rPr/>
+        <w:t xml:space="preserve"> for a dose per kg), set the </w:t>
+      </w:r>
+      <w:r>
+        <w:rPr>
+          <w:b/>
+        </w:rPr>
         <w:t>LLOQ value</w:t>
       </w:r>
       <w:r>
@@ -14315,7 +14359,11 @@
         <w:t>Process Data</w:t>
       </w:r>
       <w:r>
-        <w:t xml:space="preserve">. The app runs more than 30 quality checks: errors block processing, warnings do not. Some checks stop data the app cannot analyse safely: a CDISC-style file uploaded as a simple table, mixed units, dates or clock times in the Time column, profiles that do not start near time zero (time since the first dose), several profiles stacked in one column (duplicate times), subject IDs that restart in each sequence, and a decimal point in a decimal-comma file. A second dose inside one profile, or a multi-period file without a mapped Period, gives a warning. </w:t>
+        <w:t xml:space="preserve">. The app runs more than 30 quality checks: errors block processing, warnings do not. Some checks stop data the app cannot analyse safely: a CDISC-style file uploaded as a simple table, mixed units, dates or clock times in the Time column, profiles that do not start near time zero (time since the first dose), several profiles stacked in one column (duplicate times), subject IDs that restart in each sequence, </w:t>
+      </w:r>
+      <w:r>
+        <w:rPr/>
+        <w:t xml:space="preserve">a decimal point in a decimal-comma file, and a negative time other than one pre-dose sample just before the dose. A second dose inside one profile, or a multi-period file without a mapped Period, gives a warning. </w:t>
       </w:r>
       <w:r>
         <w:rPr/>
@@ -14456,6 +14504,30 @@
         <w:rPr/>
         <w:t>. The exclusions go into the downloads and the Analysis Record, whose reproduction script applies them again.</w:t>
       </w:r>
+      <w:r>
+        <w:rPr/>
+        <w:t xml:space="preserve"> </w:t>
+      </w:r>
+      <w:r>
+        <w:rPr>
+          <w:b/>
+        </w:rPr>
+        <w:t>Download exclusions</w:t>
+      </w:r>
+      <w:r>
+        <w:rPr/>
+        <w:t xml:space="preserve"> saves the register as a file, and </w:t>
+      </w:r>
+      <w:r>
+        <w:rPr>
+          <w:b/>
+        </w:rPr>
+        <w:t>Load exclusions from a file</w:t>
+      </w:r>
+      <w:r>
+        <w:rPr/>
+        <w:t xml:space="preserve"> reads it back (or the analysis_settings.json of a record) for the same data, each exclusion keeping who made it and when. The register lives only in the browser session, so the browser asks before you close or reload the page while it holds changes you have not downloaded.</w:t>
+      </w:r>
     </w:p>
     <w:p>
       <w:pPr>
@@ -15187,7 +15259,15 @@
       </w:r>
       <w:r>
         <w:rPr/>
-        <w:t xml:space="preserve"> changes them or switches them off. By default a fit is flagged when its points span less than two half-lives, when AUC∞ is more than 20% extrapolated (not at steady state) or, after an IV bolus, more than 20% back-extrapolated. A flag changes no value and leaves nothing out. It marks the fits worth a second look: Half-Life Review adds (flagged) to those profiles in its list and shows each rule as pass or fail. All paths use the same rules, and the Analysis Record stores them.</w:t>
+        <w:t xml:space="preserve"> changes them or switches them off. By default a fit is flagged when its points span less than two half-lives, when AUC∞ is more than 20% extrapolated </w:t>
+      </w:r>
+      <w:r>
+        <w:rPr/>
+        <w:t>(at steady state: more than 20% of AUCτ extrapolated past the last sample) or, after an IV bolus, more than 20% back-extrapolated. A flag changes no value and leaves nothing out. It marks the fits worth a second look: Half-Life Review adds (flagged) to those profiles in its list and shows each rule as pass or fail. All paths use the same rules, and the Analysis Record stores them.</w:t>
+      </w:r>
+      <w:r>
+        <w:rPr/>
+        <w:t xml:space="preserve"> A profile without flags shows none, no half-life or rules off, so the column is never empty.</w:t>
       </w:r>
     </w:p>
     <w:p>
@@ -17077,7 +17157,10 @@
       </w:r>
       <w:r>
         <w:rPr/>
-        <w:t xml:space="preserve"> names any half-life rule the fit breaks, and </w:t>
+      </w:r>
+      <w:r>
+        <w:rPr/>
+        <w:t xml:space="preserve"> names any half-life rule the fit breaks (or says none, no half-life or rules off), and </w:t>
       </w:r>
       <w:r>
         <w:rPr>
@@ -18167,6 +18250,60 @@
                 <w:szCs w:val="20"/>
               </w:rPr>
               <w:t>Profiles you left out, and profiles whose half-life fit breaks a rule; shown when there are any</w:t>
+            </w:r>
+          </w:p>
+        </w:tc>
+      </w:tr>
+      <w:tr>
+        <w:tc>
+          <w:tcPr>
+            <w:tcW w:w="4513" w:type="dxa"/>
+            <w:tcBorders>
+              <w:top w:val="single" w:sz="1" w:space="0" w:color="CCCCCC"/>
+              <w:left w:val="single" w:sz="1" w:space="0" w:color="CCCCCC"/>
+              <w:bottom w:val="single" w:sz="1" w:space="0" w:color="CCCCCC"/>
+              <w:right w:val="single" w:sz="1" w:space="0" w:color="CCCCCC"/>
+            </w:tcBorders>
+            <w:tcMar>
+              <w:top w:w="60" w:type="dxa"/>
+              <w:left w:w="100" w:type="dxa"/>
+              <w:bottom w:w="60" w:type="dxa"/>
+              <w:right w:w="100" w:type="dxa"/>
+            </w:tcMar>
+          </w:tcPr>
+          <w:p>
+            <w:r>
+              <w:rPr>
+                <w:sz w:val="20"/>
+                <w:szCs w:val="20"/>
+              </w:rPr>
+              <w:t>Subjects without both treatments</w:t>
+            </w:r>
+          </w:p>
+        </w:tc>
+        <w:tc>
+          <w:tcPr>
+            <w:tcW w:w="4513" w:type="dxa"/>
+            <w:tcBorders>
+              <w:top w:val="single" w:sz="1" w:space="0" w:color="CCCCCC"/>
+              <w:left w:val="single" w:sz="1" w:space="0" w:color="CCCCCC"/>
+              <w:bottom w:val="single" w:sz="1" w:space="0" w:color="CCCCCC"/>
+              <w:right w:val="single" w:sz="1" w:space="0" w:color="CCCCCC"/>
+            </w:tcBorders>
+            <w:tcMar>
+              <w:top w:w="60" w:type="dxa"/>
+              <w:left w:w="100" w:type="dxa"/>
+              <w:bottom w:w="60" w:type="dxa"/>
+              <w:right w:w="100" w:type="dxa"/>
+            </w:tcMar>
+          </w:tcPr>
+          <w:p>
+            <w:r>
+              <w:rPr>
+                <w:sz w:val="20"/>
+                <w:szCs w:val="20"/>
+              </w:rPr>
+              <w:t>In a 2×2 crossover or paired comparison: subjects left out of both models because they lack Test or Reference; shown when there are any</w:t>
             </w:r>
           </w:p>
         </w:tc>
@@ -20217,6 +20354,10 @@
       <w:r>
         <w:t>2. Enter each exclusion with its reason and, where it applies, the protocol section. Enter pre-specified exclusions before you run the bioequivalence analysis: the register marks any exclusion made after the results were seen.</w:t>
       </w:r>
+      <w:r>
+        <w:rPr/>
+        <w:t xml:space="preserve"> Download the register before you end the session; loaded back later, it keeps its timing.</w:t>
+      </w:r>
     </w:p>
     <w:p>
       <w:pPr>
@@ -21967,7 +22108,15 @@
         <w:spacing w:after="120" w:line="276" w:lineRule="auto"/>
       </w:pPr>
       <w:r>
-        <w:t>At steady state AUCτ replaces AUC∞. You enter the dosing interval τ; AUCτ is the AUC from 0 to τ, interpolated between samples and extrapolated with λz when the last sample is missing or earlier than τ (not reported if that fit was rejected). Cavg = AUCτ/τ, fluctuation = (Cmax − Cmin)/Cavg × 100 and swing = (Cmax − Cmin)/Cmin. In fluctuation and swing, Cmax is the highest observed concentration from 0 to τ. The Cmax column is NonCompart's and covers the whole profile. When sampling goes on after τ and the highest value lies there, the two differ and a note names the profile; check the dosing times, because a sample after τ may follow the next dose. Cmin is the lowest observed concentration from 0 to τ, the pre-dose sample included, and Cτ is the observed concentration at τ; the two differ when the minimum falls after the dose. A BLQ result within the interval enters Cmin at the value the BLQ rule gave it (0 or LLOQ/2). CL/F and Vz/F are calculated from AUCτ. AUC∞, its % extrapolated, AUMC∞, and the single-dose Vss and MRT are not meaningful during repeated dosing and are left empty. A half-life from one interval is unreliable when the interval does not cover the terminal phase.</w:t>
+        <w:t xml:space="preserve">At steady state AUCτ replaces AUC∞. You enter the dosing interval τ; AUCτ is the AUC from 0 to τ, interpolated between samples and extrapolated with λz when the last sample is missing or earlier than τ </w:t>
+      </w:r>
+      <w:r>
+        <w:rPr/>
+        <w:t xml:space="preserve">(not reported if that fit was rejected); the extrapolated share is the column AUC Within Dosing Interval % Extrapolated, with a note and, above the limit of the half-life rules, a flag. Cavg = AUCτ/τ, fluctuation = (Cmax − Cmin)/Cavg × 100 and swing = (Cmax − Cmin)/Cmin. In fluctuation and swing, Cmax is the highest observed concentration from 0 to τ. The Cmax column is NonCompart's and covers the whole profile. When sampling goes on after τ and the highest value lies there, the two differ and a note names the profile; check the dosing times, because a sample after τ may follow the next dose. Cmin is the lowest observed concentration from 0 to τ, the pre-dose sample included, </w:t>
+      </w:r>
+      <w:r>
+        <w:rPr/>
+        <w:t>and Cτ is the observed sample nearest to τ within the trough window; the two differ when the minimum falls after the dose. A BLQ result within the interval enters Cmin at the value the BLQ rule gave it (0 or LLOQ/2). CL/F and Vz/F are calculated from AUCτ. AUC∞, its % extrapolated, AUMC∞, and the single-dose Vss and MRT are not meaningful during repeated dosing and are left empty. A half-life from one interval is unreliable when the interval does not cover the terminal phase.</w:t>
       </w:r>
     </w:p>
     <w:p>
@@ -22150,7 +22299,11 @@
         <w:spacing w:after="120" w:line="276" w:lineRule="auto"/>
       </w:pPr>
       <w:r>
-        <w:t>Mixed effects (nlme::lme): Subject is a random intercept, and denominator df use the containment method. Subjects with only one treatment still contribute. ICH M13A (2.2.3.2) allows a general linear or a mixed model, but its primary analysis includes all data of the subjects with evaluable data for both products; with the mixed model the app also uses subjects with one treatment, which is not that population. Use the model your protocol or statistical analysis plan specifies, for example the mixed model as a sensitivity analysis. If the mixed model was chosen and cannot be fitted, the app shows the fixed-effects result for information, says so in the Model column, and gives no verdict: the model is not changed after the data are seen. This is EMA Method B (one within-subject variance; results agree with replicateBE). It is not the FDA model for replicate designs, which has separate Test and Reference variances, a subject-by-formulation interaction and Satterthwaite degrees of freedom.</w:t>
+        <w:t xml:space="preserve">Mixed effects (nlme::lme): Subject is a random intercept, and denominator df use the containment method. </w:t>
+      </w:r>
+      <w:r>
+        <w:rPr/>
+        <w:t>In a 2×2 crossover and the paired comparison, subjects without both treatments are left out before either model is fitted, as the EMA guideline asks, and are counted in the column Subjects without both treatments. ICH M13A (2.2.3.2) allows a general linear or a mixed model; its primary analysis includes all data of the subjects with evaluable data for both products. In replicate designs the mixed model still uses subjects who received one treatment only, because their repeated administrations inform the within-subject variance. Use the model your protocol or statistical analysis plan specifies, for example the mixed model as a sensitivity analysis. If the mixed model was chosen and cannot be fitted, the app shows the fixed-effects result for information, says so in the Model column, and gives no verdict: the model is not changed after the data are seen. This is EMA Method B (one within-subject variance; results agree with replicateBE). It is not the FDA model for replicate designs, which has separate Test and Reference variances, a subject-by-formulation interaction and Satterthwaite degrees of freedom.</w:t>
       </w:r>
     </w:p>
     <w:p>
@@ -24975,7 +25128,7 @@
                 <w:sz w:val="20"/>
                 <w:szCs w:val="20"/>
               </w:rPr>
-              <w:t>The half-life rules the fit breaks, in words; empty when it breaks none</w:t>
+              <w:t>The half-life rules the fit breaks, in words; none, no half-life or rules off when it breaks none</w:t>
             </w:r>
           </w:p>
         </w:tc>
@@ -25159,7 +25312,7 @@
                 <w:sz w:val="20"/>
                 <w:szCs w:val="20"/>
               </w:rPr>
-              <w:t>All, with λz (FLAG_AUCPE single dose, FLAG_AUCPBE IV bolus)</w:t>
+              <w:t>All, with λz (FLAG_AUCPE: AUC∞ single dose, AUCτ at steady state; FLAG_AUCPBE IV bolus)</w:t>
             </w:r>
           </w:p>
         </w:tc>
@@ -28620,7 +28773,7 @@
                 <w:sz w:val="20"/>
                 <w:szCs w:val="20"/>
               </w:rPr>
-              <w:t>TAU</w:t>
+              <w:t>AUCTAU_PCTEXT</w:t>
             </w:r>
           </w:p>
         </w:tc>
@@ -28646,7 +28799,7 @@
                 <w:sz w:val="20"/>
                 <w:szCs w:val="20"/>
               </w:rPr>
-              <w:t>Dosing Interval (tau)</w:t>
+              <w:t>AUC Within Dosing Interval % Extrapolated</w:t>
             </w:r>
           </w:p>
         </w:tc>
@@ -28672,7 +28825,7 @@
                 <w:sz w:val="20"/>
                 <w:szCs w:val="20"/>
               </w:rPr>
-              <w:t>The dosing interval you entered</w:t>
+              <w:t>Share of AUCτ extrapolated with λz past the last sample, %; 0 when sampling reaches τ</w:t>
             </w:r>
           </w:p>
         </w:tc>
@@ -28698,7 +28851,7 @@
                 <w:sz w:val="20"/>
                 <w:szCs w:val="20"/>
               </w:rPr>
-              <w:t>h</w:t>
+              <w:t>(none)</w:t>
             </w:r>
           </w:p>
         </w:tc>
@@ -28752,7 +28905,7 @@
                 <w:sz w:val="20"/>
                 <w:szCs w:val="20"/>
               </w:rPr>
-              <w:t>CAVG</w:t>
+              <w:t>TAU</w:t>
             </w:r>
           </w:p>
         </w:tc>
@@ -28778,7 +28931,7 @@
                 <w:sz w:val="20"/>
                 <w:szCs w:val="20"/>
               </w:rPr>
-              <w:t>Average Concentration (Cavg)</w:t>
+              <w:t>Dosing Interval (tau)</w:t>
             </w:r>
           </w:p>
         </w:tc>
@@ -28804,7 +28957,7 @@
                 <w:sz w:val="20"/>
                 <w:szCs w:val="20"/>
               </w:rPr>
-              <w:t>AUCτ/τ</w:t>
+              <w:t>The dosing interval you entered</w:t>
             </w:r>
           </w:p>
         </w:tc>
@@ -28830,7 +28983,7 @@
                 <w:sz w:val="20"/>
                 <w:szCs w:val="20"/>
               </w:rPr>
-              <w:t>ng/mL</w:t>
+              <w:t>h</w:t>
             </w:r>
           </w:p>
         </w:tc>
@@ -28884,7 +29037,7 @@
                 <w:sz w:val="20"/>
                 <w:szCs w:val="20"/>
               </w:rPr>
-              <w:t>CMIN_SS</w:t>
+              <w:t>CAVG</w:t>
             </w:r>
           </w:p>
         </w:tc>
@@ -28910,7 +29063,7 @@
                 <w:sz w:val="20"/>
                 <w:szCs w:val="20"/>
               </w:rPr>
-              <w:t>Minimum Concentration (Cmin)</w:t>
+              <w:t>Average Concentration (Cavg)</w:t>
             </w:r>
           </w:p>
         </w:tc>
@@ -28936,7 +29089,7 @@
                 <w:sz w:val="20"/>
                 <w:szCs w:val="20"/>
               </w:rPr>
-              <w:t>Lowest observed concentration from 0 to τ, pre-dose included</w:t>
+              <w:t>AUCτ/τ</w:t>
             </w:r>
           </w:p>
         </w:tc>
@@ -29016,6 +29169,138 @@
                 <w:sz w:val="20"/>
                 <w:szCs w:val="20"/>
               </w:rPr>
+              <w:t>CMIN_SS</w:t>
+            </w:r>
+          </w:p>
+        </w:tc>
+        <w:tc>
+          <w:tcPr>
+            <w:tcW w:w="1805" w:type="dxa"/>
+            <w:tcBorders>
+              <w:top w:val="single" w:sz="1" w:space="0" w:color="CCCCCC"/>
+              <w:left w:val="single" w:sz="1" w:space="0" w:color="CCCCCC"/>
+              <w:bottom w:val="single" w:sz="1" w:space="0" w:color="CCCCCC"/>
+              <w:right w:val="single" w:sz="1" w:space="0" w:color="CCCCCC"/>
+            </w:tcBorders>
+            <w:tcMar>
+              <w:top w:w="60" w:type="dxa"/>
+              <w:left w:w="100" w:type="dxa"/>
+              <w:bottom w:w="60" w:type="dxa"/>
+              <w:right w:w="100" w:type="dxa"/>
+            </w:tcMar>
+          </w:tcPr>
+          <w:p>
+            <w:r>
+              <w:rPr>
+                <w:sz w:val="20"/>
+                <w:szCs w:val="20"/>
+              </w:rPr>
+              <w:t>Minimum Concentration (Cmin)</w:t>
+            </w:r>
+          </w:p>
+        </w:tc>
+        <w:tc>
+          <w:tcPr>
+            <w:tcW w:w="1805" w:type="dxa"/>
+            <w:tcBorders>
+              <w:top w:val="single" w:sz="1" w:space="0" w:color="CCCCCC"/>
+              <w:left w:val="single" w:sz="1" w:space="0" w:color="CCCCCC"/>
+              <w:bottom w:val="single" w:sz="1" w:space="0" w:color="CCCCCC"/>
+              <w:right w:val="single" w:sz="1" w:space="0" w:color="CCCCCC"/>
+            </w:tcBorders>
+            <w:tcMar>
+              <w:top w:w="60" w:type="dxa"/>
+              <w:left w:w="100" w:type="dxa"/>
+              <w:bottom w:w="60" w:type="dxa"/>
+              <w:right w:w="100" w:type="dxa"/>
+            </w:tcMar>
+          </w:tcPr>
+          <w:p>
+            <w:r>
+              <w:rPr>
+                <w:sz w:val="20"/>
+                <w:szCs w:val="20"/>
+              </w:rPr>
+              <w:t>Lowest observed concentration from 0 to τ, pre-dose included</w:t>
+            </w:r>
+          </w:p>
+        </w:tc>
+        <w:tc>
+          <w:tcPr>
+            <w:tcW w:w="1805" w:type="dxa"/>
+            <w:tcBorders>
+              <w:top w:val="single" w:sz="1" w:space="0" w:color="CCCCCC"/>
+              <w:left w:val="single" w:sz="1" w:space="0" w:color="CCCCCC"/>
+              <w:bottom w:val="single" w:sz="1" w:space="0" w:color="CCCCCC"/>
+              <w:right w:val="single" w:sz="1" w:space="0" w:color="CCCCCC"/>
+            </w:tcBorders>
+            <w:tcMar>
+              <w:top w:w="60" w:type="dxa"/>
+              <w:left w:w="100" w:type="dxa"/>
+              <w:bottom w:w="60" w:type="dxa"/>
+              <w:right w:w="100" w:type="dxa"/>
+            </w:tcMar>
+          </w:tcPr>
+          <w:p>
+            <w:r>
+              <w:rPr>
+                <w:sz w:val="20"/>
+                <w:szCs w:val="20"/>
+              </w:rPr>
+              <w:t>ng/mL</w:t>
+            </w:r>
+          </w:p>
+        </w:tc>
+        <w:tc>
+          <w:tcPr>
+            <w:tcW w:w="1805" w:type="dxa"/>
+            <w:tcBorders>
+              <w:top w:val="single" w:sz="1" w:space="0" w:color="CCCCCC"/>
+              <w:left w:val="single" w:sz="1" w:space="0" w:color="CCCCCC"/>
+              <w:bottom w:val="single" w:sz="1" w:space="0" w:color="CCCCCC"/>
+              <w:right w:val="single" w:sz="1" w:space="0" w:color="CCCCCC"/>
+            </w:tcBorders>
+            <w:tcMar>
+              <w:top w:w="60" w:type="dxa"/>
+              <w:left w:w="100" w:type="dxa"/>
+              <w:bottom w:w="60" w:type="dxa"/>
+              <w:right w:w="100" w:type="dxa"/>
+            </w:tcMar>
+          </w:tcPr>
+          <w:p>
+            <w:r>
+              <w:rPr>
+                <w:sz w:val="20"/>
+                <w:szCs w:val="20"/>
+              </w:rPr>
+              <w:t>Steady state</w:t>
+            </w:r>
+          </w:p>
+        </w:tc>
+      </w:tr>
+      <w:tr>
+        <w:tc>
+          <w:tcPr>
+            <w:tcW w:w="1805" w:type="dxa"/>
+            <w:tcBorders>
+              <w:top w:val="single" w:sz="1" w:space="0" w:color="CCCCCC"/>
+              <w:left w:val="single" w:sz="1" w:space="0" w:color="CCCCCC"/>
+              <w:bottom w:val="single" w:sz="1" w:space="0" w:color="CCCCCC"/>
+              <w:right w:val="single" w:sz="1" w:space="0" w:color="CCCCCC"/>
+            </w:tcBorders>
+            <w:tcMar>
+              <w:top w:w="60" w:type="dxa"/>
+              <w:left w:w="100" w:type="dxa"/>
+              <w:bottom w:w="60" w:type="dxa"/>
+              <w:right w:w="100" w:type="dxa"/>
+            </w:tcMar>
+          </w:tcPr>
+          <w:p>
+            <w:r>
+              <w:rPr>
+                <w:sz w:val="20"/>
+                <w:szCs w:val="20"/>
+              </w:rPr>
               <w:lastRenderedPageBreak/>
               <w:t>CTAU_SS</w:t>
             </w:r>
@@ -29069,7 +29354,7 @@
                 <w:sz w:val="20"/>
                 <w:szCs w:val="20"/>
               </w:rPr>
-              <w:t>Observed concentration at τ; empty without a sample at τ</w:t>
+              <w:t>Observed sample nearest to τ within the trough window (default ±10% of τ, at most 1 time unit); empty when there is none</w:t>
             </w:r>
           </w:p>
         </w:tc>
@@ -29096,6 +29381,138 @@
                 <w:szCs w:val="20"/>
               </w:rPr>
               <w:t>ng/mL</w:t>
+            </w:r>
+          </w:p>
+        </w:tc>
+        <w:tc>
+          <w:tcPr>
+            <w:tcW w:w="1805" w:type="dxa"/>
+            <w:tcBorders>
+              <w:top w:val="single" w:sz="1" w:space="0" w:color="CCCCCC"/>
+              <w:left w:val="single" w:sz="1" w:space="0" w:color="CCCCCC"/>
+              <w:bottom w:val="single" w:sz="1" w:space="0" w:color="CCCCCC"/>
+              <w:right w:val="single" w:sz="1" w:space="0" w:color="CCCCCC"/>
+            </w:tcBorders>
+            <w:tcMar>
+              <w:top w:w="60" w:type="dxa"/>
+              <w:left w:w="100" w:type="dxa"/>
+              <w:bottom w:w="60" w:type="dxa"/>
+              <w:right w:w="100" w:type="dxa"/>
+            </w:tcMar>
+          </w:tcPr>
+          <w:p>
+            <w:r>
+              <w:rPr>
+                <w:sz w:val="20"/>
+                <w:szCs w:val="20"/>
+              </w:rPr>
+              <w:t>Steady state</w:t>
+            </w:r>
+          </w:p>
+        </w:tc>
+      </w:tr>
+      <w:tr>
+        <w:tc>
+          <w:tcPr>
+            <w:tcW w:w="1805" w:type="dxa"/>
+            <w:tcBorders>
+              <w:top w:val="single" w:sz="1" w:space="0" w:color="CCCCCC"/>
+              <w:left w:val="single" w:sz="1" w:space="0" w:color="CCCCCC"/>
+              <w:bottom w:val="single" w:sz="1" w:space="0" w:color="CCCCCC"/>
+              <w:right w:val="single" w:sz="1" w:space="0" w:color="CCCCCC"/>
+            </w:tcBorders>
+            <w:tcMar>
+              <w:top w:w="60" w:type="dxa"/>
+              <w:left w:w="100" w:type="dxa"/>
+              <w:bottom w:w="60" w:type="dxa"/>
+              <w:right w:w="100" w:type="dxa"/>
+            </w:tcMar>
+          </w:tcPr>
+          <w:p>
+            <w:r>
+              <w:rPr>
+                <w:sz w:val="20"/>
+                <w:szCs w:val="20"/>
+              </w:rPr>
+              <w:t>CTAU_TIME</w:t>
+            </w:r>
+          </w:p>
+        </w:tc>
+        <w:tc>
+          <w:tcPr>
+            <w:tcW w:w="1805" w:type="dxa"/>
+            <w:tcBorders>
+              <w:top w:val="single" w:sz="1" w:space="0" w:color="CCCCCC"/>
+              <w:left w:val="single" w:sz="1" w:space="0" w:color="CCCCCC"/>
+              <w:bottom w:val="single" w:sz="1" w:space="0" w:color="CCCCCC"/>
+              <w:right w:val="single" w:sz="1" w:space="0" w:color="CCCCCC"/>
+            </w:tcBorders>
+            <w:tcMar>
+              <w:top w:w="60" w:type="dxa"/>
+              <w:left w:w="100" w:type="dxa"/>
+              <w:bottom w:w="60" w:type="dxa"/>
+              <w:right w:w="100" w:type="dxa"/>
+            </w:tcMar>
+          </w:tcPr>
+          <w:p>
+            <w:r>
+              <w:rPr>
+                <w:sz w:val="20"/>
+                <w:szCs w:val="20"/>
+              </w:rPr>
+              <w:t>Time of Ctau</w:t>
+            </w:r>
+          </w:p>
+        </w:tc>
+        <w:tc>
+          <w:tcPr>
+            <w:tcW w:w="1805" w:type="dxa"/>
+            <w:tcBorders>
+              <w:top w:val="single" w:sz="1" w:space="0" w:color="CCCCCC"/>
+              <w:left w:val="single" w:sz="1" w:space="0" w:color="CCCCCC"/>
+              <w:bottom w:val="single" w:sz="1" w:space="0" w:color="CCCCCC"/>
+              <w:right w:val="single" w:sz="1" w:space="0" w:color="CCCCCC"/>
+            </w:tcBorders>
+            <w:tcMar>
+              <w:top w:w="60" w:type="dxa"/>
+              <w:left w:w="100" w:type="dxa"/>
+              <w:bottom w:w="60" w:type="dxa"/>
+              <w:right w:w="100" w:type="dxa"/>
+            </w:tcMar>
+          </w:tcPr>
+          <w:p>
+            <w:r>
+              <w:rPr>
+                <w:sz w:val="20"/>
+                <w:szCs w:val="20"/>
+              </w:rPr>
+              <w:t>Time of the sample used as Cτ</w:t>
+            </w:r>
+          </w:p>
+        </w:tc>
+        <w:tc>
+          <w:tcPr>
+            <w:tcW w:w="1805" w:type="dxa"/>
+            <w:tcBorders>
+              <w:top w:val="single" w:sz="1" w:space="0" w:color="CCCCCC"/>
+              <w:left w:val="single" w:sz="1" w:space="0" w:color="CCCCCC"/>
+              <w:bottom w:val="single" w:sz="1" w:space="0" w:color="CCCCCC"/>
+              <w:right w:val="single" w:sz="1" w:space="0" w:color="CCCCCC"/>
+            </w:tcBorders>
+            <w:tcMar>
+              <w:top w:w="60" w:type="dxa"/>
+              <w:left w:w="100" w:type="dxa"/>
+              <w:bottom w:w="60" w:type="dxa"/>
+              <w:right w:w="100" w:type="dxa"/>
+            </w:tcMar>
+          </w:tcPr>
+          <w:p>
+            <w:r>
+              <w:rPr>
+                <w:sz w:val="20"/>
+                <w:szCs w:val="20"/>
+              </w:rPr>
+              <w:t>h</w:t>
             </w:r>
           </w:p>
         </w:tc>
@@ -34894,6 +35311,24 @@
       </w:r>
       <w:r>
         <w:t>: time is probably measured from the first dose of the study. Use the time since the dose of each period (in CDISC terms ARRLT or NRRLT, not AFRLT).</w:t>
+      </w:r>
+    </w:p>
+    <w:p>
+      <w:pPr>
+        <w:spacing w:after="120" w:line="276" w:lineRule="auto"/>
+      </w:pPr>
+      <w:r>
+        <w:rPr/>
+        <w:t>“N negative time values detected”: only one pre-dose sample per profile, no earlier than 10% of the profile's duration before the dose, is analysed at time 0. Check whether time counts from the dose of each period.</w:t>
+      </w:r>
+    </w:p>
+    <w:p>
+      <w:pPr>
+        <w:spacing w:after="120" w:line="276" w:lineRule="auto"/>
+      </w:pPr>
+      <w:r>
+        <w:rPr/>
+        <w:t>“A weight column for doses per kg needs a Dose column”: map the Dose column as well, or set Dose per kg: weight column back to (no).</w:t>
       </w:r>
     </w:p>
     <w:p>
@@ -37996,7 +38431,7 @@
                 <w:sz w:val="20"/>
                 <w:szCs w:val="20"/>
               </w:rPr>
-              <w:t>For NCA Assistant v1.8.0. New: chapter Working on a Controlled Installation (sign-in, records for review, review signatures, signature sheets, the audit trail page), Tutorial 8, Appendix E on setting up and administering a controlled installation, troubleshooting for controlled installations. The chapter on regulated use describes the controls of a controlled installation and the organisation's responsibilities. Revised within v1.8.0: exclusions with a reason (Leaving Out Data), half-life rules, the sensitivity analysis without exclusions, and one-click example data in the tutorials.</w:t>
+              <w:t>For NCA Assistant v1.8.0. New: chapter Working on a Controlled Installation (sign-in, records for review, review signatures, signature sheets, the audit trail page), Tutorial 8, Appendix E on setting up and administering a controlled installation, troubleshooting for controlled installations. The chapter on regulated use describes the controls of a controlled installation and the organisation's responsibilities. Revised within v1.8.0: exclusions with a reason (Leaving Out Data), half-life rules, the sensitivity analysis without exclusions, and one-click example data in the tutorials; after an adversarial review of the app: doses per kg, the trough window for Cτ, AUCτ extrapolation, complete subjects in Method B, pre-dose samples at a negative time, loading the exclusion register again.</w:t>
             </w:r>
           </w:p>
         </w:tc>

--- a/NCA_Assistant_User_Manual_v1.9.docx
+++ b/NCA_Assistant_User_Manual_v1.9.docx
@@ -154,7 +154,7 @@
       <w:pPr>
         <w:pStyle w:val="Kop1"/>
       </w:pPr>
-      <w:bookmarkStart w:id="0" w:name="_Toc241506888"/>
+      <w:bookmarkStart w:id="0" w:name="_Toc241507979"/>
       <w:r>
         <w:lastRenderedPageBreak/>
         <w:t>Table of Contents</w:t>
@@ -192,7 +192,7 @@
           <w:r>
             <w:fldChar w:fldCharType="separate"/>
           </w:r>
-          <w:hyperlink w:anchor="_Toc241506888" w:history="1">
+          <w:hyperlink w:anchor="_Toc241507979" w:history="1">
             <w:r>
               <w:rPr>
                 <w:rStyle w:val="Hyperlink"/>
@@ -216,7 +216,7 @@
               <w:rPr>
                 <w:noProof/>
               </w:rPr>
-              <w:instrText xml:space="preserve"> PAGEREF _Toc241506888 \h </w:instrText>
+              <w:instrText xml:space="preserve"> PAGEREF _Toc241507979 \h </w:instrText>
             </w:r>
             <w:r>
               <w:rPr>
@@ -258,7 +258,7 @@
               <w14:ligatures w14:val="standardContextual"/>
             </w:rPr>
           </w:pPr>
-          <w:hyperlink w:anchor="_Toc241506889" w:history="1">
+          <w:hyperlink w:anchor="_Toc241507980" w:history="1">
             <w:r>
               <w:rPr>
                 <w:rStyle w:val="Hyperlink"/>
@@ -282,7 +282,7 @@
               <w:rPr>
                 <w:noProof/>
               </w:rPr>
-              <w:instrText xml:space="preserve"> PAGEREF _Toc241506889 \h </w:instrText>
+              <w:instrText xml:space="preserve"> PAGEREF _Toc241507980 \h </w:instrText>
             </w:r>
             <w:r>
               <w:rPr>
@@ -299,7 +299,7 @@
               <w:rPr>
                 <w:noProof/>
               </w:rPr>
-              <w:t>6</w:t>
+              <w:t>5</w:t>
             </w:r>
             <w:r>
               <w:rPr>
@@ -324,7 +324,7 @@
               <w14:ligatures w14:val="standardContextual"/>
             </w:rPr>
           </w:pPr>
-          <w:hyperlink w:anchor="_Toc241506890" w:history="1">
+          <w:hyperlink w:anchor="_Toc241507981" w:history="1">
             <w:r>
               <w:rPr>
                 <w:rStyle w:val="Hyperlink"/>
@@ -348,7 +348,7 @@
               <w:rPr>
                 <w:noProof/>
               </w:rPr>
-              <w:instrText xml:space="preserve"> PAGEREF _Toc241506890 \h </w:instrText>
+              <w:instrText xml:space="preserve"> PAGEREF _Toc241507981 \h </w:instrText>
             </w:r>
             <w:r>
               <w:rPr>
@@ -365,7 +365,7 @@
               <w:rPr>
                 <w:noProof/>
               </w:rPr>
-              <w:t>6</w:t>
+              <w:t>5</w:t>
             </w:r>
             <w:r>
               <w:rPr>
@@ -390,7 +390,7 @@
               <w14:ligatures w14:val="standardContextual"/>
             </w:rPr>
           </w:pPr>
-          <w:hyperlink w:anchor="_Toc241506891" w:history="1">
+          <w:hyperlink w:anchor="_Toc241507982" w:history="1">
             <w:r>
               <w:rPr>
                 <w:rStyle w:val="Hyperlink"/>
@@ -414,7 +414,7 @@
               <w:rPr>
                 <w:noProof/>
               </w:rPr>
-              <w:instrText xml:space="preserve"> PAGEREF _Toc241506891 \h </w:instrText>
+              <w:instrText xml:space="preserve"> PAGEREF _Toc241507982 \h </w:instrText>
             </w:r>
             <w:r>
               <w:rPr>
@@ -431,7 +431,7 @@
               <w:rPr>
                 <w:noProof/>
               </w:rPr>
-              <w:t>8</w:t>
+              <w:t>7</w:t>
             </w:r>
             <w:r>
               <w:rPr>
@@ -456,7 +456,7 @@
               <w14:ligatures w14:val="standardContextual"/>
             </w:rPr>
           </w:pPr>
-          <w:hyperlink w:anchor="_Toc241506892" w:history="1">
+          <w:hyperlink w:anchor="_Toc241507983" w:history="1">
             <w:r>
               <w:rPr>
                 <w:rStyle w:val="Hyperlink"/>
@@ -480,7 +480,7 @@
               <w:rPr>
                 <w:noProof/>
               </w:rPr>
-              <w:instrText xml:space="preserve"> PAGEREF _Toc241506892 \h </w:instrText>
+              <w:instrText xml:space="preserve"> PAGEREF _Toc241507983 \h </w:instrText>
             </w:r>
             <w:r>
               <w:rPr>
@@ -497,7 +497,7 @@
               <w:rPr>
                 <w:noProof/>
               </w:rPr>
-              <w:t>8</w:t>
+              <w:t>7</w:t>
             </w:r>
             <w:r>
               <w:rPr>
@@ -522,7 +522,7 @@
               <w14:ligatures w14:val="standardContextual"/>
             </w:rPr>
           </w:pPr>
-          <w:hyperlink w:anchor="_Toc241506893" w:history="1">
+          <w:hyperlink w:anchor="_Toc241507984" w:history="1">
             <w:r>
               <w:rPr>
                 <w:rStyle w:val="Hyperlink"/>
@@ -546,7 +546,7 @@
               <w:rPr>
                 <w:noProof/>
               </w:rPr>
-              <w:instrText xml:space="preserve"> PAGEREF _Toc241506893 \h </w:instrText>
+              <w:instrText xml:space="preserve"> PAGEREF _Toc241507984 \h </w:instrText>
             </w:r>
             <w:r>
               <w:rPr>
@@ -563,7 +563,7 @@
               <w:rPr>
                 <w:noProof/>
               </w:rPr>
-              <w:t>8</w:t>
+              <w:t>7</w:t>
             </w:r>
             <w:r>
               <w:rPr>
@@ -588,7 +588,7 @@
               <w14:ligatures w14:val="standardContextual"/>
             </w:rPr>
           </w:pPr>
-          <w:hyperlink w:anchor="_Toc241506894" w:history="1">
+          <w:hyperlink w:anchor="_Toc241507985" w:history="1">
             <w:r>
               <w:rPr>
                 <w:rStyle w:val="Hyperlink"/>
@@ -612,7 +612,7 @@
               <w:rPr>
                 <w:noProof/>
               </w:rPr>
-              <w:instrText xml:space="preserve"> PAGEREF _Toc241506894 \h </w:instrText>
+              <w:instrText xml:space="preserve"> PAGEREF _Toc241507985 \h </w:instrText>
             </w:r>
             <w:r>
               <w:rPr>
@@ -629,7 +629,7 @@
               <w:rPr>
                 <w:noProof/>
               </w:rPr>
-              <w:t>8</w:t>
+              <w:t>7</w:t>
             </w:r>
             <w:r>
               <w:rPr>
@@ -654,7 +654,7 @@
               <w14:ligatures w14:val="standardContextual"/>
             </w:rPr>
           </w:pPr>
-          <w:hyperlink w:anchor="_Toc241506895" w:history="1">
+          <w:hyperlink w:anchor="_Toc241507986" w:history="1">
             <w:r>
               <w:rPr>
                 <w:rStyle w:val="Hyperlink"/>
@@ -678,7 +678,7 @@
               <w:rPr>
                 <w:noProof/>
               </w:rPr>
-              <w:instrText xml:space="preserve"> PAGEREF _Toc241506895 \h </w:instrText>
+              <w:instrText xml:space="preserve"> PAGEREF _Toc241507986 \h </w:instrText>
             </w:r>
             <w:r>
               <w:rPr>
@@ -695,7 +695,7 @@
               <w:rPr>
                 <w:noProof/>
               </w:rPr>
-              <w:t>9</w:t>
+              <w:t>8</w:t>
             </w:r>
             <w:r>
               <w:rPr>
@@ -720,7 +720,7 @@
               <w14:ligatures w14:val="standardContextual"/>
             </w:rPr>
           </w:pPr>
-          <w:hyperlink w:anchor="_Toc241506896" w:history="1">
+          <w:hyperlink w:anchor="_Toc241507987" w:history="1">
             <w:r>
               <w:rPr>
                 <w:rStyle w:val="Hyperlink"/>
@@ -744,7 +744,7 @@
               <w:rPr>
                 <w:noProof/>
               </w:rPr>
-              <w:instrText xml:space="preserve"> PAGEREF _Toc241506896 \h </w:instrText>
+              <w:instrText xml:space="preserve"> PAGEREF _Toc241507987 \h </w:instrText>
             </w:r>
             <w:r>
               <w:rPr>
@@ -761,7 +761,7 @@
               <w:rPr>
                 <w:noProof/>
               </w:rPr>
-              <w:t>9</w:t>
+              <w:t>8</w:t>
             </w:r>
             <w:r>
               <w:rPr>
@@ -786,7 +786,7 @@
               <w14:ligatures w14:val="standardContextual"/>
             </w:rPr>
           </w:pPr>
-          <w:hyperlink w:anchor="_Toc241506897" w:history="1">
+          <w:hyperlink w:anchor="_Toc241507988" w:history="1">
             <w:r>
               <w:rPr>
                 <w:rStyle w:val="Hyperlink"/>
@@ -810,7 +810,7 @@
               <w:rPr>
                 <w:noProof/>
               </w:rPr>
-              <w:instrText xml:space="preserve"> PAGEREF _Toc241506897 \h </w:instrText>
+              <w:instrText xml:space="preserve"> PAGEREF _Toc241507988 \h </w:instrText>
             </w:r>
             <w:r>
               <w:rPr>
@@ -827,7 +827,7 @@
               <w:rPr>
                 <w:noProof/>
               </w:rPr>
-              <w:t>10</w:t>
+              <w:t>9</w:t>
             </w:r>
             <w:r>
               <w:rPr>
@@ -852,7 +852,7 @@
               <w14:ligatures w14:val="standardContextual"/>
             </w:rPr>
           </w:pPr>
-          <w:hyperlink w:anchor="_Toc241506898" w:history="1">
+          <w:hyperlink w:anchor="_Toc241507989" w:history="1">
             <w:r>
               <w:rPr>
                 <w:rStyle w:val="Hyperlink"/>
@@ -876,7 +876,7 @@
               <w:rPr>
                 <w:noProof/>
               </w:rPr>
-              <w:instrText xml:space="preserve"> PAGEREF _Toc241506898 \h </w:instrText>
+              <w:instrText xml:space="preserve"> PAGEREF _Toc241507989 \h </w:instrText>
             </w:r>
             <w:r>
               <w:rPr>
@@ -893,7 +893,7 @@
               <w:rPr>
                 <w:noProof/>
               </w:rPr>
-              <w:t>10</w:t>
+              <w:t>9</w:t>
             </w:r>
             <w:r>
               <w:rPr>
@@ -918,7 +918,7 @@
               <w14:ligatures w14:val="standardContextual"/>
             </w:rPr>
           </w:pPr>
-          <w:hyperlink w:anchor="_Toc241506899" w:history="1">
+          <w:hyperlink w:anchor="_Toc241507990" w:history="1">
             <w:r>
               <w:rPr>
                 <w:rStyle w:val="Hyperlink"/>
@@ -942,7 +942,7 @@
               <w:rPr>
                 <w:noProof/>
               </w:rPr>
-              <w:instrText xml:space="preserve"> PAGEREF _Toc241506899 \h </w:instrText>
+              <w:instrText xml:space="preserve"> PAGEREF _Toc241507990 \h </w:instrText>
             </w:r>
             <w:r>
               <w:rPr>
@@ -959,7 +959,7 @@
               <w:rPr>
                 <w:noProof/>
               </w:rPr>
-              <w:t>10</w:t>
+              <w:t>9</w:t>
             </w:r>
             <w:r>
               <w:rPr>
@@ -984,7 +984,7 @@
               <w14:ligatures w14:val="standardContextual"/>
             </w:rPr>
           </w:pPr>
-          <w:hyperlink w:anchor="_Toc241506900" w:history="1">
+          <w:hyperlink w:anchor="_Toc241507991" w:history="1">
             <w:r>
               <w:rPr>
                 <w:rStyle w:val="Hyperlink"/>
@@ -1008,7 +1008,7 @@
               <w:rPr>
                 <w:noProof/>
               </w:rPr>
-              <w:instrText xml:space="preserve"> PAGEREF _Toc241506900 \h </w:instrText>
+              <w:instrText xml:space="preserve"> PAGEREF _Toc241507991 \h </w:instrText>
             </w:r>
             <w:r>
               <w:rPr>
@@ -1025,7 +1025,7 @@
               <w:rPr>
                 <w:noProof/>
               </w:rPr>
-              <w:t>11</w:t>
+              <w:t>10</w:t>
             </w:r>
             <w:r>
               <w:rPr>
@@ -1050,7 +1050,7 @@
               <w14:ligatures w14:val="standardContextual"/>
             </w:rPr>
           </w:pPr>
-          <w:hyperlink w:anchor="_Toc241506901" w:history="1">
+          <w:hyperlink w:anchor="_Toc241507992" w:history="1">
             <w:r>
               <w:rPr>
                 <w:rStyle w:val="Hyperlink"/>
@@ -1074,7 +1074,7 @@
               <w:rPr>
                 <w:noProof/>
               </w:rPr>
-              <w:instrText xml:space="preserve"> PAGEREF _Toc241506901 \h </w:instrText>
+              <w:instrText xml:space="preserve"> PAGEREF _Toc241507992 \h </w:instrText>
             </w:r>
             <w:r>
               <w:rPr>
@@ -1091,7 +1091,7 @@
               <w:rPr>
                 <w:noProof/>
               </w:rPr>
-              <w:t>11</w:t>
+              <w:t>10</w:t>
             </w:r>
             <w:r>
               <w:rPr>
@@ -1116,7 +1116,7 @@
               <w14:ligatures w14:val="standardContextual"/>
             </w:rPr>
           </w:pPr>
-          <w:hyperlink w:anchor="_Toc241506902" w:history="1">
+          <w:hyperlink w:anchor="_Toc241507993" w:history="1">
             <w:r>
               <w:rPr>
                 <w:rStyle w:val="Hyperlink"/>
@@ -1140,7 +1140,7 @@
               <w:rPr>
                 <w:noProof/>
               </w:rPr>
-              <w:instrText xml:space="preserve"> PAGEREF _Toc241506902 \h </w:instrText>
+              <w:instrText xml:space="preserve"> PAGEREF _Toc241507993 \h </w:instrText>
             </w:r>
             <w:r>
               <w:rPr>
@@ -1157,7 +1157,7 @@
               <w:rPr>
                 <w:noProof/>
               </w:rPr>
-              <w:t>12</w:t>
+              <w:t>11</w:t>
             </w:r>
             <w:r>
               <w:rPr>
@@ -1182,7 +1182,7 @@
               <w14:ligatures w14:val="standardContextual"/>
             </w:rPr>
           </w:pPr>
-          <w:hyperlink w:anchor="_Toc241506903" w:history="1">
+          <w:hyperlink w:anchor="_Toc241507994" w:history="1">
             <w:r>
               <w:rPr>
                 <w:rStyle w:val="Hyperlink"/>
@@ -1206,7 +1206,7 @@
               <w:rPr>
                 <w:noProof/>
               </w:rPr>
-              <w:instrText xml:space="preserve"> PAGEREF _Toc241506903 \h </w:instrText>
+              <w:instrText xml:space="preserve"> PAGEREF _Toc241507994 \h </w:instrText>
             </w:r>
             <w:r>
               <w:rPr>
@@ -1223,7 +1223,7 @@
               <w:rPr>
                 <w:noProof/>
               </w:rPr>
-              <w:t>12</w:t>
+              <w:t>11</w:t>
             </w:r>
             <w:r>
               <w:rPr>
@@ -1248,7 +1248,7 @@
               <w14:ligatures w14:val="standardContextual"/>
             </w:rPr>
           </w:pPr>
-          <w:hyperlink w:anchor="_Toc241506904" w:history="1">
+          <w:hyperlink w:anchor="_Toc241507995" w:history="1">
             <w:r>
               <w:rPr>
                 <w:rStyle w:val="Hyperlink"/>
@@ -1272,7 +1272,7 @@
               <w:rPr>
                 <w:noProof/>
               </w:rPr>
-              <w:instrText xml:space="preserve"> PAGEREF _Toc241506904 \h </w:instrText>
+              <w:instrText xml:space="preserve"> PAGEREF _Toc241507995 \h </w:instrText>
             </w:r>
             <w:r>
               <w:rPr>
@@ -1289,7 +1289,7 @@
               <w:rPr>
                 <w:noProof/>
               </w:rPr>
-              <w:t>12</w:t>
+              <w:t>11</w:t>
             </w:r>
             <w:r>
               <w:rPr>
@@ -1314,7 +1314,7 @@
               <w14:ligatures w14:val="standardContextual"/>
             </w:rPr>
           </w:pPr>
-          <w:hyperlink w:anchor="_Toc241506905" w:history="1">
+          <w:hyperlink w:anchor="_Toc241507996" w:history="1">
             <w:r>
               <w:rPr>
                 <w:rStyle w:val="Hyperlink"/>
@@ -1338,7 +1338,7 @@
               <w:rPr>
                 <w:noProof/>
               </w:rPr>
-              <w:instrText xml:space="preserve"> PAGEREF _Toc241506905 \h </w:instrText>
+              <w:instrText xml:space="preserve"> PAGEREF _Toc241507996 \h </w:instrText>
             </w:r>
             <w:r>
               <w:rPr>
@@ -1355,7 +1355,7 @@
               <w:rPr>
                 <w:noProof/>
               </w:rPr>
-              <w:t>13</w:t>
+              <w:t>12</w:t>
             </w:r>
             <w:r>
               <w:rPr>
@@ -1380,7 +1380,7 @@
               <w14:ligatures w14:val="standardContextual"/>
             </w:rPr>
           </w:pPr>
-          <w:hyperlink w:anchor="_Toc241506906" w:history="1">
+          <w:hyperlink w:anchor="_Toc241507997" w:history="1">
             <w:r>
               <w:rPr>
                 <w:rStyle w:val="Hyperlink"/>
@@ -1404,7 +1404,7 @@
               <w:rPr>
                 <w:noProof/>
               </w:rPr>
-              <w:instrText xml:space="preserve"> PAGEREF _Toc241506906 \h </w:instrText>
+              <w:instrText xml:space="preserve"> PAGEREF _Toc241507997 \h </w:instrText>
             </w:r>
             <w:r>
               <w:rPr>
@@ -1421,7 +1421,7 @@
               <w:rPr>
                 <w:noProof/>
               </w:rPr>
-              <w:t>15</w:t>
+              <w:t>14</w:t>
             </w:r>
             <w:r>
               <w:rPr>
@@ -1446,7 +1446,7 @@
               <w14:ligatures w14:val="standardContextual"/>
             </w:rPr>
           </w:pPr>
-          <w:hyperlink w:anchor="_Toc241506907" w:history="1">
+          <w:hyperlink w:anchor="_Toc241507998" w:history="1">
             <w:r>
               <w:rPr>
                 <w:rStyle w:val="Hyperlink"/>
@@ -1470,7 +1470,7 @@
               <w:rPr>
                 <w:noProof/>
               </w:rPr>
-              <w:instrText xml:space="preserve"> PAGEREF _Toc241506907 \h </w:instrText>
+              <w:instrText xml:space="preserve"> PAGEREF _Toc241507998 \h </w:instrText>
             </w:r>
             <w:r>
               <w:rPr>
@@ -1487,7 +1487,7 @@
               <w:rPr>
                 <w:noProof/>
               </w:rPr>
-              <w:t>15</w:t>
+              <w:t>14</w:t>
             </w:r>
             <w:r>
               <w:rPr>
@@ -1512,7 +1512,7 @@
               <w14:ligatures w14:val="standardContextual"/>
             </w:rPr>
           </w:pPr>
-          <w:hyperlink w:anchor="_Toc241506908" w:history="1">
+          <w:hyperlink w:anchor="_Toc241507999" w:history="1">
             <w:r>
               <w:rPr>
                 <w:rStyle w:val="Hyperlink"/>
@@ -1536,7 +1536,7 @@
               <w:rPr>
                 <w:noProof/>
               </w:rPr>
-              <w:instrText xml:space="preserve"> PAGEREF _Toc241506908 \h </w:instrText>
+              <w:instrText xml:space="preserve"> PAGEREF _Toc241507999 \h </w:instrText>
             </w:r>
             <w:r>
               <w:rPr>
@@ -1553,7 +1553,7 @@
               <w:rPr>
                 <w:noProof/>
               </w:rPr>
-              <w:t>15</w:t>
+              <w:t>14</w:t>
             </w:r>
             <w:r>
               <w:rPr>
@@ -1578,7 +1578,7 @@
               <w14:ligatures w14:val="standardContextual"/>
             </w:rPr>
           </w:pPr>
-          <w:hyperlink w:anchor="_Toc241506909" w:history="1">
+          <w:hyperlink w:anchor="_Toc241508000" w:history="1">
             <w:r>
               <w:rPr>
                 <w:rStyle w:val="Hyperlink"/>
@@ -1602,7 +1602,7 @@
               <w:rPr>
                 <w:noProof/>
               </w:rPr>
-              <w:instrText xml:space="preserve"> PAGEREF _Toc241506909 \h </w:instrText>
+              <w:instrText xml:space="preserve"> PAGEREF _Toc241508000 \h </w:instrText>
             </w:r>
             <w:r>
               <w:rPr>
@@ -1619,7 +1619,7 @@
               <w:rPr>
                 <w:noProof/>
               </w:rPr>
-              <w:t>16</w:t>
+              <w:t>15</w:t>
             </w:r>
             <w:r>
               <w:rPr>
@@ -1644,7 +1644,7 @@
               <w14:ligatures w14:val="standardContextual"/>
             </w:rPr>
           </w:pPr>
-          <w:hyperlink w:anchor="_Toc241506910" w:history="1">
+          <w:hyperlink w:anchor="_Toc241508001" w:history="1">
             <w:r>
               <w:rPr>
                 <w:rStyle w:val="Hyperlink"/>
@@ -1668,7 +1668,7 @@
               <w:rPr>
                 <w:noProof/>
               </w:rPr>
-              <w:instrText xml:space="preserve"> PAGEREF _Toc241506910 \h </w:instrText>
+              <w:instrText xml:space="preserve"> PAGEREF _Toc241508001 \h </w:instrText>
             </w:r>
             <w:r>
               <w:rPr>
@@ -1685,7 +1685,7 @@
               <w:rPr>
                 <w:noProof/>
               </w:rPr>
-              <w:t>16</w:t>
+              <w:t>15</w:t>
             </w:r>
             <w:r>
               <w:rPr>
@@ -1710,7 +1710,7 @@
               <w14:ligatures w14:val="standardContextual"/>
             </w:rPr>
           </w:pPr>
-          <w:hyperlink w:anchor="_Toc241506911" w:history="1">
+          <w:hyperlink w:anchor="_Toc241508002" w:history="1">
             <w:r>
               <w:rPr>
                 <w:rStyle w:val="Hyperlink"/>
@@ -1734,7 +1734,7 @@
               <w:rPr>
                 <w:noProof/>
               </w:rPr>
-              <w:instrText xml:space="preserve"> PAGEREF _Toc241506911 \h </w:instrText>
+              <w:instrText xml:space="preserve"> PAGEREF _Toc241508002 \h </w:instrText>
             </w:r>
             <w:r>
               <w:rPr>
@@ -1751,7 +1751,7 @@
               <w:rPr>
                 <w:noProof/>
               </w:rPr>
-              <w:t>16</w:t>
+              <w:t>15</w:t>
             </w:r>
             <w:r>
               <w:rPr>
@@ -1776,7 +1776,7 @@
               <w14:ligatures w14:val="standardContextual"/>
             </w:rPr>
           </w:pPr>
-          <w:hyperlink w:anchor="_Toc241506912" w:history="1">
+          <w:hyperlink w:anchor="_Toc241508003" w:history="1">
             <w:r>
               <w:rPr>
                 <w:rStyle w:val="Hyperlink"/>
@@ -1800,7 +1800,7 @@
               <w:rPr>
                 <w:noProof/>
               </w:rPr>
-              <w:instrText xml:space="preserve"> PAGEREF _Toc241506912 \h </w:instrText>
+              <w:instrText xml:space="preserve"> PAGEREF _Toc241508003 \h </w:instrText>
             </w:r>
             <w:r>
               <w:rPr>
@@ -1817,7 +1817,7 @@
               <w:rPr>
                 <w:noProof/>
               </w:rPr>
-              <w:t>17</w:t>
+              <w:t>16</w:t>
             </w:r>
             <w:r>
               <w:rPr>
@@ -1842,7 +1842,7 @@
               <w14:ligatures w14:val="standardContextual"/>
             </w:rPr>
           </w:pPr>
-          <w:hyperlink w:anchor="_Toc241506913" w:history="1">
+          <w:hyperlink w:anchor="_Toc241508004" w:history="1">
             <w:r>
               <w:rPr>
                 <w:rStyle w:val="Hyperlink"/>
@@ -1866,7 +1866,7 @@
               <w:rPr>
                 <w:noProof/>
               </w:rPr>
-              <w:instrText xml:space="preserve"> PAGEREF _Toc241506913 \h </w:instrText>
+              <w:instrText xml:space="preserve"> PAGEREF _Toc241508004 \h </w:instrText>
             </w:r>
             <w:r>
               <w:rPr>
@@ -1883,7 +1883,7 @@
               <w:rPr>
                 <w:noProof/>
               </w:rPr>
-              <w:t>17</w:t>
+              <w:t>16</w:t>
             </w:r>
             <w:r>
               <w:rPr>
@@ -1908,7 +1908,7 @@
               <w14:ligatures w14:val="standardContextual"/>
             </w:rPr>
           </w:pPr>
-          <w:hyperlink w:anchor="_Toc241506914" w:history="1">
+          <w:hyperlink w:anchor="_Toc241508005" w:history="1">
             <w:r>
               <w:rPr>
                 <w:rStyle w:val="Hyperlink"/>
@@ -1932,7 +1932,7 @@
               <w:rPr>
                 <w:noProof/>
               </w:rPr>
-              <w:instrText xml:space="preserve"> PAGEREF _Toc241506914 \h </w:instrText>
+              <w:instrText xml:space="preserve"> PAGEREF _Toc241508005 \h </w:instrText>
             </w:r>
             <w:r>
               <w:rPr>
@@ -1949,7 +1949,7 @@
               <w:rPr>
                 <w:noProof/>
               </w:rPr>
-              <w:t>17</w:t>
+              <w:t>16</w:t>
             </w:r>
             <w:r>
               <w:rPr>
@@ -1974,7 +1974,7 @@
               <w14:ligatures w14:val="standardContextual"/>
             </w:rPr>
           </w:pPr>
-          <w:hyperlink w:anchor="_Toc241506915" w:history="1">
+          <w:hyperlink w:anchor="_Toc241508006" w:history="1">
             <w:r>
               <w:rPr>
                 <w:rStyle w:val="Hyperlink"/>
@@ -1998,7 +1998,7 @@
               <w:rPr>
                 <w:noProof/>
               </w:rPr>
-              <w:instrText xml:space="preserve"> PAGEREF _Toc241506915 \h </w:instrText>
+              <w:instrText xml:space="preserve"> PAGEREF _Toc241508006 \h </w:instrText>
             </w:r>
             <w:r>
               <w:rPr>
@@ -2015,7 +2015,7 @@
               <w:rPr>
                 <w:noProof/>
               </w:rPr>
-              <w:t>17</w:t>
+              <w:t>16</w:t>
             </w:r>
             <w:r>
               <w:rPr>
@@ -2040,7 +2040,7 @@
               <w14:ligatures w14:val="standardContextual"/>
             </w:rPr>
           </w:pPr>
-          <w:hyperlink w:anchor="_Toc241506916" w:history="1">
+          <w:hyperlink w:anchor="_Toc241508007" w:history="1">
             <w:r>
               <w:rPr>
                 <w:rStyle w:val="Hyperlink"/>
@@ -2064,7 +2064,7 @@
               <w:rPr>
                 <w:noProof/>
               </w:rPr>
-              <w:instrText xml:space="preserve"> PAGEREF _Toc241506916 \h </w:instrText>
+              <w:instrText xml:space="preserve"> PAGEREF _Toc241508007 \h </w:instrText>
             </w:r>
             <w:r>
               <w:rPr>
@@ -2081,7 +2081,7 @@
               <w:rPr>
                 <w:noProof/>
               </w:rPr>
-              <w:t>18</w:t>
+              <w:t>17</w:t>
             </w:r>
             <w:r>
               <w:rPr>
@@ -2106,7 +2106,7 @@
               <w14:ligatures w14:val="standardContextual"/>
             </w:rPr>
           </w:pPr>
-          <w:hyperlink w:anchor="_Toc241506917" w:history="1">
+          <w:hyperlink w:anchor="_Toc241508008" w:history="1">
             <w:r>
               <w:rPr>
                 <w:rStyle w:val="Hyperlink"/>
@@ -2130,7 +2130,7 @@
               <w:rPr>
                 <w:noProof/>
               </w:rPr>
-              <w:instrText xml:space="preserve"> PAGEREF _Toc241506917 \h </w:instrText>
+              <w:instrText xml:space="preserve"> PAGEREF _Toc241508008 \h </w:instrText>
             </w:r>
             <w:r>
               <w:rPr>
@@ -2147,7 +2147,7 @@
               <w:rPr>
                 <w:noProof/>
               </w:rPr>
-              <w:t>18</w:t>
+              <w:t>17</w:t>
             </w:r>
             <w:r>
               <w:rPr>
@@ -2172,7 +2172,7 @@
               <w14:ligatures w14:val="standardContextual"/>
             </w:rPr>
           </w:pPr>
-          <w:hyperlink w:anchor="_Toc241506918" w:history="1">
+          <w:hyperlink w:anchor="_Toc241508009" w:history="1">
             <w:r>
               <w:rPr>
                 <w:rStyle w:val="Hyperlink"/>
@@ -2196,7 +2196,7 @@
               <w:rPr>
                 <w:noProof/>
               </w:rPr>
-              <w:instrText xml:space="preserve"> PAGEREF _Toc241506918 \h </w:instrText>
+              <w:instrText xml:space="preserve"> PAGEREF _Toc241508009 \h </w:instrText>
             </w:r>
             <w:r>
               <w:rPr>
@@ -2213,7 +2213,7 @@
               <w:rPr>
                 <w:noProof/>
               </w:rPr>
-              <w:t>18</w:t>
+              <w:t>17</w:t>
             </w:r>
             <w:r>
               <w:rPr>
@@ -2238,7 +2238,7 @@
               <w14:ligatures w14:val="standardContextual"/>
             </w:rPr>
           </w:pPr>
-          <w:hyperlink w:anchor="_Toc241506919" w:history="1">
+          <w:hyperlink w:anchor="_Toc241508010" w:history="1">
             <w:r>
               <w:rPr>
                 <w:rStyle w:val="Hyperlink"/>
@@ -2262,7 +2262,7 @@
               <w:rPr>
                 <w:noProof/>
               </w:rPr>
-              <w:instrText xml:space="preserve"> PAGEREF _Toc241506919 \h </w:instrText>
+              <w:instrText xml:space="preserve"> PAGEREF _Toc241508010 \h </w:instrText>
             </w:r>
             <w:r>
               <w:rPr>
@@ -2279,7 +2279,7 @@
               <w:rPr>
                 <w:noProof/>
               </w:rPr>
-              <w:t>19</w:t>
+              <w:t>18</w:t>
             </w:r>
             <w:r>
               <w:rPr>
@@ -2304,7 +2304,7 @@
               <w14:ligatures w14:val="standardContextual"/>
             </w:rPr>
           </w:pPr>
-          <w:hyperlink w:anchor="_Toc241506920" w:history="1">
+          <w:hyperlink w:anchor="_Toc241508011" w:history="1">
             <w:r>
               <w:rPr>
                 <w:rStyle w:val="Hyperlink"/>
@@ -2328,7 +2328,7 @@
               <w:rPr>
                 <w:noProof/>
               </w:rPr>
-              <w:instrText xml:space="preserve"> PAGEREF _Toc241506920 \h </w:instrText>
+              <w:instrText xml:space="preserve"> PAGEREF _Toc241508011 \h </w:instrText>
             </w:r>
             <w:r>
               <w:rPr>
@@ -2345,7 +2345,7 @@
               <w:rPr>
                 <w:noProof/>
               </w:rPr>
-              <w:t>19</w:t>
+              <w:t>18</w:t>
             </w:r>
             <w:r>
               <w:rPr>
@@ -2370,7 +2370,7 @@
               <w14:ligatures w14:val="standardContextual"/>
             </w:rPr>
           </w:pPr>
-          <w:hyperlink w:anchor="_Toc241506921" w:history="1">
+          <w:hyperlink w:anchor="_Toc241508012" w:history="1">
             <w:r>
               <w:rPr>
                 <w:rStyle w:val="Hyperlink"/>
@@ -2394,7 +2394,7 @@
               <w:rPr>
                 <w:noProof/>
               </w:rPr>
-              <w:instrText xml:space="preserve"> PAGEREF _Toc241506921 \h </w:instrText>
+              <w:instrText xml:space="preserve"> PAGEREF _Toc241508012 \h </w:instrText>
             </w:r>
             <w:r>
               <w:rPr>
@@ -2411,7 +2411,7 @@
               <w:rPr>
                 <w:noProof/>
               </w:rPr>
-              <w:t>19</w:t>
+              <w:t>18</w:t>
             </w:r>
             <w:r>
               <w:rPr>
@@ -2436,7 +2436,7 @@
               <w14:ligatures w14:val="standardContextual"/>
             </w:rPr>
           </w:pPr>
-          <w:hyperlink w:anchor="_Toc241506922" w:history="1">
+          <w:hyperlink w:anchor="_Toc241508013" w:history="1">
             <w:r>
               <w:rPr>
                 <w:rStyle w:val="Hyperlink"/>
@@ -2460,7 +2460,7 @@
               <w:rPr>
                 <w:noProof/>
               </w:rPr>
-              <w:instrText xml:space="preserve"> PAGEREF _Toc241506922 \h </w:instrText>
+              <w:instrText xml:space="preserve"> PAGEREF _Toc241508013 \h </w:instrText>
             </w:r>
             <w:r>
               <w:rPr>
@@ -2477,7 +2477,7 @@
               <w:rPr>
                 <w:noProof/>
               </w:rPr>
-              <w:t>19</w:t>
+              <w:t>18</w:t>
             </w:r>
             <w:r>
               <w:rPr>
@@ -2502,7 +2502,7 @@
               <w14:ligatures w14:val="standardContextual"/>
             </w:rPr>
           </w:pPr>
-          <w:hyperlink w:anchor="_Toc241506923" w:history="1">
+          <w:hyperlink w:anchor="_Toc241508014" w:history="1">
             <w:r>
               <w:rPr>
                 <w:rStyle w:val="Hyperlink"/>
@@ -2526,7 +2526,7 @@
               <w:rPr>
                 <w:noProof/>
               </w:rPr>
-              <w:instrText xml:space="preserve"> PAGEREF _Toc241506923 \h </w:instrText>
+              <w:instrText xml:space="preserve"> PAGEREF _Toc241508014 \h </w:instrText>
             </w:r>
             <w:r>
               <w:rPr>
@@ -2543,7 +2543,7 @@
               <w:rPr>
                 <w:noProof/>
               </w:rPr>
-              <w:t>19</w:t>
+              <w:t>18</w:t>
             </w:r>
             <w:r>
               <w:rPr>
@@ -2568,7 +2568,7 @@
               <w14:ligatures w14:val="standardContextual"/>
             </w:rPr>
           </w:pPr>
-          <w:hyperlink w:anchor="_Toc241506924" w:history="1">
+          <w:hyperlink w:anchor="_Toc241508015" w:history="1">
             <w:r>
               <w:rPr>
                 <w:rStyle w:val="Hyperlink"/>
@@ -2592,7 +2592,7 @@
               <w:rPr>
                 <w:noProof/>
               </w:rPr>
-              <w:instrText xml:space="preserve"> PAGEREF _Toc241506924 \h </w:instrText>
+              <w:instrText xml:space="preserve"> PAGEREF _Toc241508015 \h </w:instrText>
             </w:r>
             <w:r>
               <w:rPr>
@@ -2609,7 +2609,7 @@
               <w:rPr>
                 <w:noProof/>
               </w:rPr>
-              <w:t>20</w:t>
+              <w:t>19</w:t>
             </w:r>
             <w:r>
               <w:rPr>
@@ -2634,7 +2634,7 @@
               <w14:ligatures w14:val="standardContextual"/>
             </w:rPr>
           </w:pPr>
-          <w:hyperlink w:anchor="_Toc241506925" w:history="1">
+          <w:hyperlink w:anchor="_Toc241508016" w:history="1">
             <w:r>
               <w:rPr>
                 <w:rStyle w:val="Hyperlink"/>
@@ -2658,7 +2658,7 @@
               <w:rPr>
                 <w:noProof/>
               </w:rPr>
-              <w:instrText xml:space="preserve"> PAGEREF _Toc241506925 \h </w:instrText>
+              <w:instrText xml:space="preserve"> PAGEREF _Toc241508016 \h </w:instrText>
             </w:r>
             <w:r>
               <w:rPr>
@@ -2675,7 +2675,7 @@
               <w:rPr>
                 <w:noProof/>
               </w:rPr>
-              <w:t>21</w:t>
+              <w:t>20</w:t>
             </w:r>
             <w:r>
               <w:rPr>
@@ -2700,7 +2700,7 @@
               <w14:ligatures w14:val="standardContextual"/>
             </w:rPr>
           </w:pPr>
-          <w:hyperlink w:anchor="_Toc241506926" w:history="1">
+          <w:hyperlink w:anchor="_Toc241508017" w:history="1">
             <w:r>
               <w:rPr>
                 <w:rStyle w:val="Hyperlink"/>
@@ -2724,7 +2724,7 @@
               <w:rPr>
                 <w:noProof/>
               </w:rPr>
-              <w:instrText xml:space="preserve"> PAGEREF _Toc241506926 \h </w:instrText>
+              <w:instrText xml:space="preserve"> PAGEREF _Toc241508017 \h </w:instrText>
             </w:r>
             <w:r>
               <w:rPr>
@@ -2741,7 +2741,7 @@
               <w:rPr>
                 <w:noProof/>
               </w:rPr>
-              <w:t>22</w:t>
+              <w:t>21</w:t>
             </w:r>
             <w:r>
               <w:rPr>
@@ -2766,7 +2766,7 @@
               <w14:ligatures w14:val="standardContextual"/>
             </w:rPr>
           </w:pPr>
-          <w:hyperlink w:anchor="_Toc241506927" w:history="1">
+          <w:hyperlink w:anchor="_Toc241508018" w:history="1">
             <w:r>
               <w:rPr>
                 <w:rStyle w:val="Hyperlink"/>
@@ -2790,7 +2790,7 @@
               <w:rPr>
                 <w:noProof/>
               </w:rPr>
-              <w:instrText xml:space="preserve"> PAGEREF _Toc241506927 \h </w:instrText>
+              <w:instrText xml:space="preserve"> PAGEREF _Toc241508018 \h </w:instrText>
             </w:r>
             <w:r>
               <w:rPr>
@@ -2807,7 +2807,7 @@
               <w:rPr>
                 <w:noProof/>
               </w:rPr>
-              <w:t>22</w:t>
+              <w:t>21</w:t>
             </w:r>
             <w:r>
               <w:rPr>
@@ -2832,7 +2832,7 @@
               <w14:ligatures w14:val="standardContextual"/>
             </w:rPr>
           </w:pPr>
-          <w:hyperlink w:anchor="_Toc241506928" w:history="1">
+          <w:hyperlink w:anchor="_Toc241508019" w:history="1">
             <w:r>
               <w:rPr>
                 <w:rStyle w:val="Hyperlink"/>
@@ -2856,7 +2856,7 @@
               <w:rPr>
                 <w:noProof/>
               </w:rPr>
-              <w:instrText xml:space="preserve"> PAGEREF _Toc241506928 \h </w:instrText>
+              <w:instrText xml:space="preserve"> PAGEREF _Toc241508019 \h </w:instrText>
             </w:r>
             <w:r>
               <w:rPr>
@@ -2873,7 +2873,7 @@
               <w:rPr>
                 <w:noProof/>
               </w:rPr>
-              <w:t>23</w:t>
+              <w:t>22</w:t>
             </w:r>
             <w:r>
               <w:rPr>
@@ -2898,7 +2898,7 @@
               <w14:ligatures w14:val="standardContextual"/>
             </w:rPr>
           </w:pPr>
-          <w:hyperlink w:anchor="_Toc241506929" w:history="1">
+          <w:hyperlink w:anchor="_Toc241508020" w:history="1">
             <w:r>
               <w:rPr>
                 <w:rStyle w:val="Hyperlink"/>
@@ -2922,7 +2922,7 @@
               <w:rPr>
                 <w:noProof/>
               </w:rPr>
-              <w:instrText xml:space="preserve"> PAGEREF _Toc241506929 \h </w:instrText>
+              <w:instrText xml:space="preserve"> PAGEREF _Toc241508020 \h </w:instrText>
             </w:r>
             <w:r>
               <w:rPr>
@@ -2939,7 +2939,7 @@
               <w:rPr>
                 <w:noProof/>
               </w:rPr>
-              <w:t>23</w:t>
+              <w:t>22</w:t>
             </w:r>
             <w:r>
               <w:rPr>
@@ -2964,7 +2964,7 @@
               <w14:ligatures w14:val="standardContextual"/>
             </w:rPr>
           </w:pPr>
-          <w:hyperlink w:anchor="_Toc241506930" w:history="1">
+          <w:hyperlink w:anchor="_Toc241508021" w:history="1">
             <w:r>
               <w:rPr>
                 <w:rStyle w:val="Hyperlink"/>
@@ -2988,7 +2988,7 @@
               <w:rPr>
                 <w:noProof/>
               </w:rPr>
-              <w:instrText xml:space="preserve"> PAGEREF _Toc241506930 \h </w:instrText>
+              <w:instrText xml:space="preserve"> PAGEREF _Toc241508021 \h </w:instrText>
             </w:r>
             <w:r>
               <w:rPr>
@@ -3005,7 +3005,7 @@
               <w:rPr>
                 <w:noProof/>
               </w:rPr>
-              <w:t>25</w:t>
+              <w:t>24</w:t>
             </w:r>
             <w:r>
               <w:rPr>
@@ -3030,7 +3030,7 @@
               <w14:ligatures w14:val="standardContextual"/>
             </w:rPr>
           </w:pPr>
-          <w:hyperlink w:anchor="_Toc241506931" w:history="1">
+          <w:hyperlink w:anchor="_Toc241508022" w:history="1">
             <w:r>
               <w:rPr>
                 <w:rStyle w:val="Hyperlink"/>
@@ -3054,7 +3054,7 @@
               <w:rPr>
                 <w:noProof/>
               </w:rPr>
-              <w:instrText xml:space="preserve"> PAGEREF _Toc241506931 \h </w:instrText>
+              <w:instrText xml:space="preserve"> PAGEREF _Toc241508022 \h </w:instrText>
             </w:r>
             <w:r>
               <w:rPr>
@@ -3071,7 +3071,7 @@
               <w:rPr>
                 <w:noProof/>
               </w:rPr>
-              <w:t>25</w:t>
+              <w:t>24</w:t>
             </w:r>
             <w:r>
               <w:rPr>
@@ -3096,7 +3096,7 @@
               <w14:ligatures w14:val="standardContextual"/>
             </w:rPr>
           </w:pPr>
-          <w:hyperlink w:anchor="_Toc241506932" w:history="1">
+          <w:hyperlink w:anchor="_Toc241508023" w:history="1">
             <w:r>
               <w:rPr>
                 <w:rStyle w:val="Hyperlink"/>
@@ -3120,7 +3120,7 @@
               <w:rPr>
                 <w:noProof/>
               </w:rPr>
-              <w:instrText xml:space="preserve"> PAGEREF _Toc241506932 \h </w:instrText>
+              <w:instrText xml:space="preserve"> PAGEREF _Toc241508023 \h </w:instrText>
             </w:r>
             <w:r>
               <w:rPr>
@@ -3137,7 +3137,7 @@
               <w:rPr>
                 <w:noProof/>
               </w:rPr>
-              <w:t>26</w:t>
+              <w:t>25</w:t>
             </w:r>
             <w:r>
               <w:rPr>
@@ -3162,7 +3162,7 @@
               <w14:ligatures w14:val="standardContextual"/>
             </w:rPr>
           </w:pPr>
-          <w:hyperlink w:anchor="_Toc241506933" w:history="1">
+          <w:hyperlink w:anchor="_Toc241508024" w:history="1">
             <w:r>
               <w:rPr>
                 <w:rStyle w:val="Hyperlink"/>
@@ -3186,7 +3186,7 @@
               <w:rPr>
                 <w:noProof/>
               </w:rPr>
-              <w:instrText xml:space="preserve"> PAGEREF _Toc241506933 \h </w:instrText>
+              <w:instrText xml:space="preserve"> PAGEREF _Toc241508024 \h </w:instrText>
             </w:r>
             <w:r>
               <w:rPr>
@@ -3203,7 +3203,7 @@
               <w:rPr>
                 <w:noProof/>
               </w:rPr>
-              <w:t>29</w:t>
+              <w:t>28</w:t>
             </w:r>
             <w:r>
               <w:rPr>
@@ -3228,7 +3228,7 @@
               <w14:ligatures w14:val="standardContextual"/>
             </w:rPr>
           </w:pPr>
-          <w:hyperlink w:anchor="_Toc241506934" w:history="1">
+          <w:hyperlink w:anchor="_Toc241508025" w:history="1">
             <w:r>
               <w:rPr>
                 <w:rStyle w:val="Hyperlink"/>
@@ -3252,7 +3252,7 @@
               <w:rPr>
                 <w:noProof/>
               </w:rPr>
-              <w:instrText xml:space="preserve"> PAGEREF _Toc241506934 \h </w:instrText>
+              <w:instrText xml:space="preserve"> PAGEREF _Toc241508025 \h </w:instrText>
             </w:r>
             <w:r>
               <w:rPr>
@@ -3269,7 +3269,7 @@
               <w:rPr>
                 <w:noProof/>
               </w:rPr>
-              <w:t>30</w:t>
+              <w:t>29</w:t>
             </w:r>
             <w:r>
               <w:rPr>
@@ -3294,7 +3294,7 @@
               <w14:ligatures w14:val="standardContextual"/>
             </w:rPr>
           </w:pPr>
-          <w:hyperlink w:anchor="_Toc241506935" w:history="1">
+          <w:hyperlink w:anchor="_Toc241508026" w:history="1">
             <w:r>
               <w:rPr>
                 <w:rStyle w:val="Hyperlink"/>
@@ -3318,7 +3318,7 @@
               <w:rPr>
                 <w:noProof/>
               </w:rPr>
-              <w:instrText xml:space="preserve"> PAGEREF _Toc241506935 \h </w:instrText>
+              <w:instrText xml:space="preserve"> PAGEREF _Toc241508026 \h </w:instrText>
             </w:r>
             <w:r>
               <w:rPr>
@@ -3335,7 +3335,7 @@
               <w:rPr>
                 <w:noProof/>
               </w:rPr>
-              <w:t>32</w:t>
+              <w:t>31</w:t>
             </w:r>
             <w:r>
               <w:rPr>
@@ -3360,7 +3360,7 @@
               <w14:ligatures w14:val="standardContextual"/>
             </w:rPr>
           </w:pPr>
-          <w:hyperlink w:anchor="_Toc241506936" w:history="1">
+          <w:hyperlink w:anchor="_Toc241508027" w:history="1">
             <w:r>
               <w:rPr>
                 <w:rStyle w:val="Hyperlink"/>
@@ -3384,7 +3384,7 @@
               <w:rPr>
                 <w:noProof/>
               </w:rPr>
-              <w:instrText xml:space="preserve"> PAGEREF _Toc241506936 \h </w:instrText>
+              <w:instrText xml:space="preserve"> PAGEREF _Toc241508027 \h </w:instrText>
             </w:r>
             <w:r>
               <w:rPr>
@@ -3401,7 +3401,7 @@
               <w:rPr>
                 <w:noProof/>
               </w:rPr>
-              <w:t>32</w:t>
+              <w:t>31</w:t>
             </w:r>
             <w:r>
               <w:rPr>
@@ -3426,7 +3426,7 @@
               <w14:ligatures w14:val="standardContextual"/>
             </w:rPr>
           </w:pPr>
-          <w:hyperlink w:anchor="_Toc241506937" w:history="1">
+          <w:hyperlink w:anchor="_Toc241508028" w:history="1">
             <w:r>
               <w:rPr>
                 <w:rStyle w:val="Hyperlink"/>
@@ -3450,7 +3450,7 @@
               <w:rPr>
                 <w:noProof/>
               </w:rPr>
-              <w:instrText xml:space="preserve"> PAGEREF _Toc241506937 \h </w:instrText>
+              <w:instrText xml:space="preserve"> PAGEREF _Toc241508028 \h </w:instrText>
             </w:r>
             <w:r>
               <w:rPr>
@@ -3467,7 +3467,7 @@
               <w:rPr>
                 <w:noProof/>
               </w:rPr>
-              <w:t>32</w:t>
+              <w:t>31</w:t>
             </w:r>
             <w:r>
               <w:rPr>
@@ -3492,7 +3492,7 @@
               <w14:ligatures w14:val="standardContextual"/>
             </w:rPr>
           </w:pPr>
-          <w:hyperlink w:anchor="_Toc241506938" w:history="1">
+          <w:hyperlink w:anchor="_Toc241508029" w:history="1">
             <w:r>
               <w:rPr>
                 <w:rStyle w:val="Hyperlink"/>
@@ -3516,7 +3516,7 @@
               <w:rPr>
                 <w:noProof/>
               </w:rPr>
-              <w:instrText xml:space="preserve"> PAGEREF _Toc241506938 \h </w:instrText>
+              <w:instrText xml:space="preserve"> PAGEREF _Toc241508029 \h </w:instrText>
             </w:r>
             <w:r>
               <w:rPr>
@@ -3533,7 +3533,7 @@
               <w:rPr>
                 <w:noProof/>
               </w:rPr>
-              <w:t>32</w:t>
+              <w:t>31</w:t>
             </w:r>
             <w:r>
               <w:rPr>
@@ -3558,7 +3558,7 @@
               <w14:ligatures w14:val="standardContextual"/>
             </w:rPr>
           </w:pPr>
-          <w:hyperlink w:anchor="_Toc241506939" w:history="1">
+          <w:hyperlink w:anchor="_Toc241508030" w:history="1">
             <w:r>
               <w:rPr>
                 <w:rStyle w:val="Hyperlink"/>
@@ -3582,7 +3582,7 @@
               <w:rPr>
                 <w:noProof/>
               </w:rPr>
-              <w:instrText xml:space="preserve"> PAGEREF _Toc241506939 \h </w:instrText>
+              <w:instrText xml:space="preserve"> PAGEREF _Toc241508030 \h </w:instrText>
             </w:r>
             <w:r>
               <w:rPr>
@@ -3599,7 +3599,7 @@
               <w:rPr>
                 <w:noProof/>
               </w:rPr>
-              <w:t>33</w:t>
+              <w:t>32</w:t>
             </w:r>
             <w:r>
               <w:rPr>
@@ -3624,7 +3624,7 @@
               <w14:ligatures w14:val="standardContextual"/>
             </w:rPr>
           </w:pPr>
-          <w:hyperlink w:anchor="_Toc241506940" w:history="1">
+          <w:hyperlink w:anchor="_Toc241508031" w:history="1">
             <w:r>
               <w:rPr>
                 <w:rStyle w:val="Hyperlink"/>
@@ -3648,7 +3648,7 @@
               <w:rPr>
                 <w:noProof/>
               </w:rPr>
-              <w:instrText xml:space="preserve"> PAGEREF _Toc241506940 \h </w:instrText>
+              <w:instrText xml:space="preserve"> PAGEREF _Toc241508031 \h </w:instrText>
             </w:r>
             <w:r>
               <w:rPr>
@@ -3665,7 +3665,7 @@
               <w:rPr>
                 <w:noProof/>
               </w:rPr>
-              <w:t>33</w:t>
+              <w:t>32</w:t>
             </w:r>
             <w:r>
               <w:rPr>
@@ -3690,7 +3690,7 @@
               <w14:ligatures w14:val="standardContextual"/>
             </w:rPr>
           </w:pPr>
-          <w:hyperlink w:anchor="_Toc241506941" w:history="1">
+          <w:hyperlink w:anchor="_Toc241508032" w:history="1">
             <w:r>
               <w:rPr>
                 <w:rStyle w:val="Hyperlink"/>
@@ -3714,7 +3714,7 @@
               <w:rPr>
                 <w:noProof/>
               </w:rPr>
-              <w:instrText xml:space="preserve"> PAGEREF _Toc241506941 \h </w:instrText>
+              <w:instrText xml:space="preserve"> PAGEREF _Toc241508032 \h </w:instrText>
             </w:r>
             <w:r>
               <w:rPr>
@@ -3731,7 +3731,7 @@
               <w:rPr>
                 <w:noProof/>
               </w:rPr>
-              <w:t>34</w:t>
+              <w:t>33</w:t>
             </w:r>
             <w:r>
               <w:rPr>
@@ -3756,13 +3756,13 @@
               <w14:ligatures w14:val="standardContextual"/>
             </w:rPr>
           </w:pPr>
-          <w:hyperlink w:anchor="_Toc241506942" w:history="1">
+          <w:hyperlink w:anchor="_Toc241508033" w:history="1">
             <w:r>
               <w:rPr>
                 <w:rStyle w:val="Hyperlink"/>
                 <w:noProof/>
               </w:rPr>
-              <w:t>Working on a Controlled Installation</w:t>
+              <w:t>Working in a Regulated Environment</w:t>
             </w:r>
             <w:r>
               <w:rPr>
@@ -3780,7 +3780,7 @@
               <w:rPr>
                 <w:noProof/>
               </w:rPr>
-              <w:instrText xml:space="preserve"> PAGEREF _Toc241506942 \h </w:instrText>
+              <w:instrText xml:space="preserve"> PAGEREF _Toc241508033 \h </w:instrText>
             </w:r>
             <w:r>
               <w:rPr>
@@ -3797,7 +3797,7 @@
               <w:rPr>
                 <w:noProof/>
               </w:rPr>
-              <w:t>35</w:t>
+              <w:t>34</w:t>
             </w:r>
             <w:r>
               <w:rPr>
@@ -3822,13 +3822,13 @@
               <w14:ligatures w14:val="standardContextual"/>
             </w:rPr>
           </w:pPr>
-          <w:hyperlink w:anchor="_Toc241506943" w:history="1">
+          <w:hyperlink w:anchor="_Toc241508034" w:history="1">
             <w:r>
               <w:rPr>
                 <w:rStyle w:val="Hyperlink"/>
                 <w:noProof/>
               </w:rPr>
-              <w:t>What Is Different on a Controlled Installation</w:t>
+              <w:t>Before You Rely on the App</w:t>
             </w:r>
             <w:r>
               <w:rPr>
@@ -3846,7 +3846,7 @@
               <w:rPr>
                 <w:noProof/>
               </w:rPr>
-              <w:instrText xml:space="preserve"> PAGEREF _Toc241506943 \h </w:instrText>
+              <w:instrText xml:space="preserve"> PAGEREF _Toc241508034 \h </w:instrText>
             </w:r>
             <w:r>
               <w:rPr>
@@ -3863,7 +3863,7 @@
               <w:rPr>
                 <w:noProof/>
               </w:rPr>
-              <w:t>35</w:t>
+              <w:t>34</w:t>
             </w:r>
             <w:r>
               <w:rPr>
@@ -3888,13 +3888,13 @@
               <w14:ligatures w14:val="standardContextual"/>
             </w:rPr>
           </w:pPr>
-          <w:hyperlink w:anchor="_Toc241506944" w:history="1">
+          <w:hyperlink w:anchor="_Toc241508035" w:history="1">
             <w:r>
               <w:rPr>
                 <w:rStyle w:val="Hyperlink"/>
                 <w:noProof/>
               </w:rPr>
-              <w:t>Signing In for the First Time</w:t>
+              <w:t>How a Controlled Installation Works</w:t>
             </w:r>
             <w:r>
               <w:rPr>
@@ -3912,7 +3912,7 @@
               <w:rPr>
                 <w:noProof/>
               </w:rPr>
-              <w:instrText xml:space="preserve"> PAGEREF _Toc241506944 \h </w:instrText>
+              <w:instrText xml:space="preserve"> PAGEREF _Toc241508035 \h </w:instrText>
             </w:r>
             <w:r>
               <w:rPr>
@@ -3929,7 +3929,7 @@
               <w:rPr>
                 <w:noProof/>
               </w:rPr>
-              <w:t>35</w:t>
+              <w:t>34</w:t>
             </w:r>
             <w:r>
               <w:rPr>
@@ -3954,13 +3954,13 @@
               <w14:ligatures w14:val="standardContextual"/>
             </w:rPr>
           </w:pPr>
-          <w:hyperlink w:anchor="_Toc241506945" w:history="1">
+          <w:hyperlink w:anchor="_Toc241508036" w:history="1">
             <w:r>
               <w:rPr>
                 <w:rStyle w:val="Hyperlink"/>
                 <w:noProof/>
               </w:rPr>
-              <w:t>Changing Your Password</w:t>
+              <w:t>Signing In and Staying Signed In</w:t>
             </w:r>
             <w:r>
               <w:rPr>
@@ -3978,7 +3978,7 @@
               <w:rPr>
                 <w:noProof/>
               </w:rPr>
-              <w:instrText xml:space="preserve"> PAGEREF _Toc241506945 \h </w:instrText>
+              <w:instrText xml:space="preserve"> PAGEREF _Toc241508036 \h </w:instrText>
             </w:r>
             <w:r>
               <w:rPr>
@@ -3995,7 +3995,7 @@
               <w:rPr>
                 <w:noProof/>
               </w:rPr>
-              <w:t>36</w:t>
+              <w:t>37</w:t>
             </w:r>
             <w:r>
               <w:rPr>
@@ -4020,13 +4020,13 @@
               <w14:ligatures w14:val="standardContextual"/>
             </w:rPr>
           </w:pPr>
-          <w:hyperlink w:anchor="_Toc241506946" w:history="1">
+          <w:hyperlink w:anchor="_Toc241508037" w:history="1">
             <w:r>
               <w:rPr>
                 <w:rStyle w:val="Hyperlink"/>
                 <w:noProof/>
               </w:rPr>
-              <w:t>Staying Signed In</w:t>
+              <w:t>A Study, Step by Step</w:t>
             </w:r>
             <w:r>
               <w:rPr>
@@ -4044,7 +4044,7 @@
               <w:rPr>
                 <w:noProof/>
               </w:rPr>
-              <w:instrText xml:space="preserve"> PAGEREF _Toc241506946 \h </w:instrText>
+              <w:instrText xml:space="preserve"> PAGEREF _Toc241508037 \h </w:instrText>
             </w:r>
             <w:r>
               <w:rPr>
@@ -4061,7 +4061,7 @@
               <w:rPr>
                 <w:noProof/>
               </w:rPr>
-              <w:t>36</w:t>
+              <w:t>37</w:t>
             </w:r>
             <w:r>
               <w:rPr>
@@ -4086,13 +4086,13 @@
               <w14:ligatures w14:val="standardContextual"/>
             </w:rPr>
           </w:pPr>
-          <w:hyperlink w:anchor="_Toc241506947" w:history="1">
+          <w:hyperlink w:anchor="_Toc241508038" w:history="1">
             <w:r>
               <w:rPr>
                 <w:rStyle w:val="Hyperlink"/>
                 <w:noProof/>
               </w:rPr>
-              <w:t>Creating a Record for Review</w:t>
+              <w:t>Reviewing the Audit Trail and Inspections</w:t>
             </w:r>
             <w:r>
               <w:rPr>
@@ -4110,7 +4110,7 @@
               <w:rPr>
                 <w:noProof/>
               </w:rPr>
-              <w:instrText xml:space="preserve"> PAGEREF _Toc241506947 \h </w:instrText>
+              <w:instrText xml:space="preserve"> PAGEREF _Toc241508038 \h </w:instrText>
             </w:r>
             <w:r>
               <w:rPr>
@@ -4127,7 +4127,7 @@
               <w:rPr>
                 <w:noProof/>
               </w:rPr>
-              <w:t>36</w:t>
+              <w:t>41</w:t>
             </w:r>
             <w:r>
               <w:rPr>
@@ -4152,13 +4152,13 @@
               <w14:ligatures w14:val="standardContextual"/>
             </w:rPr>
           </w:pPr>
-          <w:hyperlink w:anchor="_Toc241506948" w:history="1">
+          <w:hyperlink w:anchor="_Toc241508039" w:history="1">
             <w:r>
               <w:rPr>
                 <w:rStyle w:val="Hyperlink"/>
                 <w:noProof/>
               </w:rPr>
-              <w:t>Reviewing and Signing a Record</w:t>
+              <w:t>Good Practice: Data You Can Trust</w:t>
             </w:r>
             <w:r>
               <w:rPr>
@@ -4176,7 +4176,7 @@
               <w:rPr>
                 <w:noProof/>
               </w:rPr>
-              <w:instrText xml:space="preserve"> PAGEREF _Toc241506948 \h </w:instrText>
+              <w:instrText xml:space="preserve"> PAGEREF _Toc241508039 \h </w:instrText>
             </w:r>
             <w:r>
               <w:rPr>
@@ -4193,7 +4193,7 @@
               <w:rPr>
                 <w:noProof/>
               </w:rPr>
-              <w:t>36</w:t>
+              <w:t>42</w:t>
             </w:r>
             <w:r>
               <w:rPr>
@@ -4218,13 +4218,13 @@
               <w14:ligatures w14:val="standardContextual"/>
             </w:rPr>
           </w:pPr>
-          <w:hyperlink w:anchor="_Toc241506949" w:history="1">
+          <w:hyperlink w:anchor="_Toc241508040" w:history="1">
             <w:r>
               <w:rPr>
                 <w:rStyle w:val="Hyperlink"/>
                 <w:noProof/>
               </w:rPr>
-              <w:t>The Signature Sheet</w:t>
+              <w:t>What the App Does and What Your Organisation Does</w:t>
             </w:r>
             <w:r>
               <w:rPr>
@@ -4242,7 +4242,7 @@
               <w:rPr>
                 <w:noProof/>
               </w:rPr>
-              <w:instrText xml:space="preserve"> PAGEREF _Toc241506949 \h </w:instrText>
+              <w:instrText xml:space="preserve"> PAGEREF _Toc241508040 \h </w:instrText>
             </w:r>
             <w:r>
               <w:rPr>
@@ -4259,7 +4259,7 @@
               <w:rPr>
                 <w:noProof/>
               </w:rPr>
-              <w:t>37</w:t>
+              <w:t>42</w:t>
             </w:r>
             <w:r>
               <w:rPr>
@@ -4284,13 +4284,13 @@
               <w14:ligatures w14:val="standardContextual"/>
             </w:rPr>
           </w:pPr>
-          <w:hyperlink w:anchor="_Toc241506950" w:history="1">
+          <w:hyperlink w:anchor="_Toc241508041" w:history="1">
             <w:r>
               <w:rPr>
                 <w:rStyle w:val="Hyperlink"/>
                 <w:noProof/>
               </w:rPr>
-              <w:t>Reviewing the Audit Trail</w:t>
+              <w:t>Upgrades, Data Protection and Problems</w:t>
             </w:r>
             <w:r>
               <w:rPr>
@@ -4308,7 +4308,7 @@
               <w:rPr>
                 <w:noProof/>
               </w:rPr>
-              <w:instrText xml:space="preserve"> PAGEREF _Toc241506950 \h </w:instrText>
+              <w:instrText xml:space="preserve"> PAGEREF _Toc241508041 \h </w:instrText>
             </w:r>
             <w:r>
               <w:rPr>
@@ -4325,7 +4325,7 @@
               <w:rPr>
                 <w:noProof/>
               </w:rPr>
-              <w:t>37</w:t>
+              <w:t>43</w:t>
             </w:r>
             <w:r>
               <w:rPr>
@@ -4350,13 +4350,13 @@
               <w14:ligatures w14:val="standardContextual"/>
             </w:rPr>
           </w:pPr>
-          <w:hyperlink w:anchor="_Toc241506951" w:history="1">
+          <w:hyperlink w:anchor="_Toc241508042" w:history="1">
             <w:r>
               <w:rPr>
                 <w:rStyle w:val="Hyperlink"/>
                 <w:noProof/>
               </w:rPr>
-              <w:t>For Inspectors</w:t>
+              <w:t>Tutorial 8: From Analysis to Approved Record</w:t>
             </w:r>
             <w:r>
               <w:rPr>
@@ -4374,7 +4374,7 @@
               <w:rPr>
                 <w:noProof/>
               </w:rPr>
-              <w:instrText xml:space="preserve"> PAGEREF _Toc241506951 \h </w:instrText>
+              <w:instrText xml:space="preserve"> PAGEREF _Toc241508042 \h </w:instrText>
             </w:r>
             <w:r>
               <w:rPr>
@@ -4391,7 +4391,7 @@
               <w:rPr>
                 <w:noProof/>
               </w:rPr>
-              <w:t>38</w:t>
+              <w:t>44</w:t>
             </w:r>
             <w:r>
               <w:rPr>
@@ -4416,13 +4416,13 @@
               <w14:ligatures w14:val="standardContextual"/>
             </w:rPr>
           </w:pPr>
-          <w:hyperlink w:anchor="_Toc241506952" w:history="1">
+          <w:hyperlink w:anchor="_Toc241508043" w:history="1">
             <w:r>
               <w:rPr>
                 <w:rStyle w:val="Hyperlink"/>
                 <w:noProof/>
               </w:rPr>
-              <w:t>Tutorial 8: From Analysis to Approved Record</w:t>
+              <w:t>Key Points</w:t>
             </w:r>
             <w:r>
               <w:rPr>
@@ -4440,7 +4440,7 @@
               <w:rPr>
                 <w:noProof/>
               </w:rPr>
-              <w:instrText xml:space="preserve"> PAGEREF _Toc241506952 \h </w:instrText>
+              <w:instrText xml:space="preserve"> PAGEREF _Toc241508043 \h </w:instrText>
             </w:r>
             <w:r>
               <w:rPr>
@@ -4457,7 +4457,7 @@
               <w:rPr>
                 <w:noProof/>
               </w:rPr>
-              <w:t>38</w:t>
+              <w:t>44</w:t>
             </w:r>
             <w:r>
               <w:rPr>
@@ -4482,13 +4482,13 @@
               <w14:ligatures w14:val="standardContextual"/>
             </w:rPr>
           </w:pPr>
-          <w:hyperlink w:anchor="_Toc241506953" w:history="1">
+          <w:hyperlink w:anchor="_Toc241508044" w:history="1">
             <w:r>
               <w:rPr>
                 <w:rStyle w:val="Hyperlink"/>
                 <w:noProof/>
               </w:rPr>
-              <w:t>Using NCA Assistant in a Regulated Environment</w:t>
+              <w:t>Installing NCA Assistant for Regulated Use</w:t>
             </w:r>
             <w:r>
               <w:rPr>
@@ -4506,7 +4506,7 @@
               <w:rPr>
                 <w:noProof/>
               </w:rPr>
-              <w:instrText xml:space="preserve"> PAGEREF _Toc241506953 \h </w:instrText>
+              <w:instrText xml:space="preserve"> PAGEREF _Toc241508044 \h </w:instrText>
             </w:r>
             <w:r>
               <w:rPr>
@@ -4523,7 +4523,7 @@
               <w:rPr>
                 <w:noProof/>
               </w:rPr>
-              <w:t>39</w:t>
+              <w:t>46</w:t>
             </w:r>
             <w:r>
               <w:rPr>
@@ -4548,13 +4548,13 @@
               <w14:ligatures w14:val="standardContextual"/>
             </w:rPr>
           </w:pPr>
-          <w:hyperlink w:anchor="_Toc241506954" w:history="1">
+          <w:hyperlink w:anchor="_Toc241508045" w:history="1">
             <w:r>
               <w:rPr>
                 <w:rStyle w:val="Hyperlink"/>
                 <w:noProof/>
               </w:rPr>
-              <w:t>Status and Scope</w:t>
+              <w:t>What You Need Before You Start</w:t>
             </w:r>
             <w:r>
               <w:rPr>
@@ -4572,7 +4572,7 @@
               <w:rPr>
                 <w:noProof/>
               </w:rPr>
-              <w:instrText xml:space="preserve"> PAGEREF _Toc241506954 \h </w:instrText>
+              <w:instrText xml:space="preserve"> PAGEREF _Toc241508045 \h </w:instrText>
             </w:r>
             <w:r>
               <w:rPr>
@@ -4589,7 +4589,7 @@
               <w:rPr>
                 <w:noProof/>
               </w:rPr>
-              <w:t>39</w:t>
+              <w:t>46</w:t>
             </w:r>
             <w:r>
               <w:rPr>
@@ -4614,13 +4614,13 @@
               <w14:ligatures w14:val="standardContextual"/>
             </w:rPr>
           </w:pPr>
-          <w:hyperlink w:anchor="_Toc241506955" w:history="1">
+          <w:hyperlink w:anchor="_Toc241508046" w:history="1">
             <w:r>
               <w:rPr>
                 <w:rStyle w:val="Hyperlink"/>
                 <w:noProof/>
               </w:rPr>
-              <w:t>Which Rules Apply</w:t>
+              <w:t>Step 1: Plan and Approve</w:t>
             </w:r>
             <w:r>
               <w:rPr>
@@ -4638,7 +4638,7 @@
               <w:rPr>
                 <w:noProof/>
               </w:rPr>
-              <w:instrText xml:space="preserve"> PAGEREF _Toc241506955 \h </w:instrText>
+              <w:instrText xml:space="preserve"> PAGEREF _Toc241508046 \h </w:instrText>
             </w:r>
             <w:r>
               <w:rPr>
@@ -4655,7 +4655,7 @@
               <w:rPr>
                 <w:noProof/>
               </w:rPr>
-              <w:t>39</w:t>
+              <w:t>47</w:t>
             </w:r>
             <w:r>
               <w:rPr>
@@ -4680,13 +4680,13 @@
               <w14:ligatures w14:val="standardContextual"/>
             </w:rPr>
           </w:pPr>
-          <w:hyperlink w:anchor="_Toc241506956" w:history="1">
+          <w:hyperlink w:anchor="_Toc241508047" w:history="1">
             <w:r>
               <w:rPr>
                 <w:rStyle w:val="Hyperlink"/>
                 <w:noProof/>
               </w:rPr>
-              <w:t>Installing a Qualified Instance</w:t>
+              <w:t>Step 2: Prepare the Server</w:t>
             </w:r>
             <w:r>
               <w:rPr>
@@ -4704,7 +4704,7 @@
               <w:rPr>
                 <w:noProof/>
               </w:rPr>
-              <w:instrText xml:space="preserve"> PAGEREF _Toc241506956 \h </w:instrText>
+              <w:instrText xml:space="preserve"> PAGEREF _Toc241508047 \h </w:instrText>
             </w:r>
             <w:r>
               <w:rPr>
@@ -4721,7 +4721,7 @@
               <w:rPr>
                 <w:noProof/>
               </w:rPr>
-              <w:t>39</w:t>
+              <w:t>48</w:t>
             </w:r>
             <w:r>
               <w:rPr>
@@ -4746,13 +4746,13 @@
               <w14:ligatures w14:val="standardContextual"/>
             </w:rPr>
           </w:pPr>
-          <w:hyperlink w:anchor="_Toc241506957" w:history="1">
+          <w:hyperlink w:anchor="_Toc241508048" w:history="1">
             <w:r>
               <w:rPr>
                 <w:rStyle w:val="Hyperlink"/>
                 <w:noProof/>
               </w:rPr>
-              <w:t>Qualification</w:t>
+              <w:t>Step 3: Install the Release and the Validated Packages</w:t>
             </w:r>
             <w:r>
               <w:rPr>
@@ -4770,7 +4770,7 @@
               <w:rPr>
                 <w:noProof/>
               </w:rPr>
-              <w:instrText xml:space="preserve"> PAGEREF _Toc241506957 \h </w:instrText>
+              <w:instrText xml:space="preserve"> PAGEREF _Toc241508048 \h </w:instrText>
             </w:r>
             <w:r>
               <w:rPr>
@@ -4787,7 +4787,7 @@
               <w:rPr>
                 <w:noProof/>
               </w:rPr>
-              <w:t>39</w:t>
+              <w:t>48</w:t>
             </w:r>
             <w:r>
               <w:rPr>
@@ -4812,13 +4812,13 @@
               <w14:ligatures w14:val="standardContextual"/>
             </w:rPr>
           </w:pPr>
-          <w:hyperlink w:anchor="_Toc241506958" w:history="1">
+          <w:hyperlink w:anchor="_Toc241508049" w:history="1">
             <w:r>
               <w:rPr>
                 <w:rStyle w:val="Hyperlink"/>
                 <w:noProof/>
               </w:rPr>
-              <w:t>Controls on a Controlled Installation, and Your Responsibilities</w:t>
+              <w:t>Step 4: Configure Shiny Server and nginx</w:t>
             </w:r>
             <w:r>
               <w:rPr>
@@ -4836,7 +4836,7 @@
               <w:rPr>
                 <w:noProof/>
               </w:rPr>
-              <w:instrText xml:space="preserve"> PAGEREF _Toc241506958 \h </w:instrText>
+              <w:instrText xml:space="preserve"> PAGEREF _Toc241508049 \h </w:instrText>
             </w:r>
             <w:r>
               <w:rPr>
@@ -4853,7 +4853,7 @@
               <w:rPr>
                 <w:noProof/>
               </w:rPr>
-              <w:t>40</w:t>
+              <w:t>49</w:t>
             </w:r>
             <w:r>
               <w:rPr>
@@ -4878,13 +4878,13 @@
               <w14:ligatures w14:val="standardContextual"/>
             </w:rPr>
           </w:pPr>
-          <w:hyperlink w:anchor="_Toc241506959" w:history="1">
+          <w:hyperlink w:anchor="_Toc241508050" w:history="1">
             <w:r>
               <w:rPr>
                 <w:rStyle w:val="Hyperlink"/>
                 <w:noProof/>
               </w:rPr>
-              <w:t>Before Each Analysis</w:t>
+              <w:t>Step 5: Create the Controlled Directory and the Settings</w:t>
             </w:r>
             <w:r>
               <w:rPr>
@@ -4902,7 +4902,7 @@
               <w:rPr>
                 <w:noProof/>
               </w:rPr>
-              <w:instrText xml:space="preserve"> PAGEREF _Toc241506959 \h </w:instrText>
+              <w:instrText xml:space="preserve"> PAGEREF _Toc241508050 \h </w:instrText>
             </w:r>
             <w:r>
               <w:rPr>
@@ -4919,7 +4919,7 @@
               <w:rPr>
                 <w:noProof/>
               </w:rPr>
-              <w:t>41</w:t>
+              <w:t>49</w:t>
             </w:r>
             <w:r>
               <w:rPr>
@@ -4944,13 +4944,13 @@
               <w14:ligatures w14:val="standardContextual"/>
             </w:rPr>
           </w:pPr>
-          <w:hyperlink w:anchor="_Toc241506960" w:history="1">
+          <w:hyperlink w:anchor="_Toc241508051" w:history="1">
             <w:r>
               <w:rPr>
                 <w:rStyle w:val="Hyperlink"/>
                 <w:noProof/>
               </w:rPr>
-              <w:t>Exclusions, Outliers and Deviations</w:t>
+              <w:t>Step 6: Protect the Audit Trail and the Records</w:t>
             </w:r>
             <w:r>
               <w:rPr>
@@ -4968,7 +4968,7 @@
               <w:rPr>
                 <w:noProof/>
               </w:rPr>
-              <w:instrText xml:space="preserve"> PAGEREF _Toc241506960 \h </w:instrText>
+              <w:instrText xml:space="preserve"> PAGEREF _Toc241508051 \h </w:instrText>
             </w:r>
             <w:r>
               <w:rPr>
@@ -4985,7 +4985,7 @@
               <w:rPr>
                 <w:noProof/>
               </w:rPr>
-              <w:t>41</w:t>
+              <w:t>50</w:t>
             </w:r>
             <w:r>
               <w:rPr>
@@ -5010,13 +5010,13 @@
               <w14:ligatures w14:val="standardContextual"/>
             </w:rPr>
           </w:pPr>
-          <w:hyperlink w:anchor="_Toc241506961" w:history="1">
+          <w:hyperlink w:anchor="_Toc241508052" w:history="1">
             <w:r>
               <w:rPr>
                 <w:rStyle w:val="Hyperlink"/>
                 <w:noProof/>
               </w:rPr>
-              <w:t>Reading Verdicts in a Regulated Context</w:t>
+              <w:t>Step 7: Issue the Accounts</w:t>
             </w:r>
             <w:r>
               <w:rPr>
@@ -5034,7 +5034,7 @@
               <w:rPr>
                 <w:noProof/>
               </w:rPr>
-              <w:instrText xml:space="preserve"> PAGEREF _Toc241506961 \h </w:instrText>
+              <w:instrText xml:space="preserve"> PAGEREF _Toc241508052 \h </w:instrText>
             </w:r>
             <w:r>
               <w:rPr>
@@ -5051,7 +5051,7 @@
               <w:rPr>
                 <w:noProof/>
               </w:rPr>
-              <w:t>41</w:t>
+              <w:t>51</w:t>
             </w:r>
             <w:r>
               <w:rPr>
@@ -5076,13 +5076,13 @@
               <w14:ligatures w14:val="standardContextual"/>
             </w:rPr>
           </w:pPr>
-          <w:hyperlink w:anchor="_Toc241506962" w:history="1">
+          <w:hyperlink w:anchor="_Toc241508053" w:history="1">
             <w:r>
               <w:rPr>
                 <w:rStyle w:val="Hyperlink"/>
                 <w:noProof/>
               </w:rPr>
-              <w:t>The Analysis Record in a Regulated Context</w:t>
+              <w:t>Step 8: Qualify the Installation</w:t>
             </w:r>
             <w:r>
               <w:rPr>
@@ -5100,7 +5100,7 @@
               <w:rPr>
                 <w:noProof/>
               </w:rPr>
-              <w:instrText xml:space="preserve"> PAGEREF _Toc241506962 \h </w:instrText>
+              <w:instrText xml:space="preserve"> PAGEREF _Toc241508053 \h </w:instrText>
             </w:r>
             <w:r>
               <w:rPr>
@@ -5117,7 +5117,7 @@
               <w:rPr>
                 <w:noProof/>
               </w:rPr>
-              <w:t>42</w:t>
+              <w:t>51</w:t>
             </w:r>
             <w:r>
               <w:rPr>
@@ -5142,13 +5142,13 @@
               <w14:ligatures w14:val="standardContextual"/>
             </w:rPr>
           </w:pPr>
-          <w:hyperlink w:anchor="_Toc241506963" w:history="1">
+          <w:hyperlink w:anchor="_Toc241508054" w:history="1">
             <w:r>
               <w:rPr>
                 <w:rStyle w:val="Hyperlink"/>
                 <w:noProof/>
               </w:rPr>
-              <w:t>Reporting and Citing</w:t>
+              <w:t>Step 9: Go Live</w:t>
             </w:r>
             <w:r>
               <w:rPr>
@@ -5166,7 +5166,7 @@
               <w:rPr>
                 <w:noProof/>
               </w:rPr>
-              <w:instrText xml:space="preserve"> PAGEREF _Toc241506963 \h </w:instrText>
+              <w:instrText xml:space="preserve"> PAGEREF _Toc241508054 \h </w:instrText>
             </w:r>
             <w:r>
               <w:rPr>
@@ -5183,7 +5183,7 @@
               <w:rPr>
                 <w:noProof/>
               </w:rPr>
-              <w:t>42</w:t>
+              <w:t>52</w:t>
             </w:r>
             <w:r>
               <w:rPr>
@@ -5208,13 +5208,13 @@
               <w14:ligatures w14:val="standardContextual"/>
             </w:rPr>
           </w:pPr>
-          <w:hyperlink w:anchor="_Toc241506964" w:history="1">
+          <w:hyperlink w:anchor="_Toc241508055" w:history="1">
             <w:r>
               <w:rPr>
                 <w:rStyle w:val="Hyperlink"/>
                 <w:noProof/>
               </w:rPr>
-              <w:t>Archiving and Retention</w:t>
+              <w:t>Running the Installation</w:t>
             </w:r>
             <w:r>
               <w:rPr>
@@ -5232,7 +5232,7 @@
               <w:rPr>
                 <w:noProof/>
               </w:rPr>
-              <w:instrText xml:space="preserve"> PAGEREF _Toc241506964 \h </w:instrText>
+              <w:instrText xml:space="preserve"> PAGEREF _Toc241508055 \h </w:instrText>
             </w:r>
             <w:r>
               <w:rPr>
@@ -5249,7 +5249,7 @@
               <w:rPr>
                 <w:noProof/>
               </w:rPr>
-              <w:t>42</w:t>
+              <w:t>52</w:t>
             </w:r>
             <w:r>
               <w:rPr>
@@ -5274,13 +5274,13 @@
               <w14:ligatures w14:val="standardContextual"/>
             </w:rPr>
           </w:pPr>
-          <w:hyperlink w:anchor="_Toc241506965" w:history="1">
+          <w:hyperlink w:anchor="_Toc241508056" w:history="1">
             <w:r>
               <w:rPr>
                 <w:rStyle w:val="Hyperlink"/>
                 <w:noProof/>
               </w:rPr>
-              <w:t>Upgrades and Change Control</w:t>
+              <w:t>Changes and Upgrades</w:t>
             </w:r>
             <w:r>
               <w:rPr>
@@ -5298,7 +5298,7 @@
               <w:rPr>
                 <w:noProof/>
               </w:rPr>
-              <w:instrText xml:space="preserve"> PAGEREF _Toc241506965 \h </w:instrText>
+              <w:instrText xml:space="preserve"> PAGEREF _Toc241508056 \h </w:instrText>
             </w:r>
             <w:r>
               <w:rPr>
@@ -5315,7 +5315,7 @@
               <w:rPr>
                 <w:noProof/>
               </w:rPr>
-              <w:t>42</w:t>
+              <w:t>52</w:t>
             </w:r>
             <w:r>
               <w:rPr>
@@ -5340,13 +5340,13 @@
               <w14:ligatures w14:val="standardContextual"/>
             </w:rPr>
           </w:pPr>
-          <w:hyperlink w:anchor="_Toc241506966" w:history="1">
+          <w:hyperlink w:anchor="_Toc241508057" w:history="1">
             <w:r>
               <w:rPr>
                 <w:rStyle w:val="Hyperlink"/>
                 <w:noProof/>
               </w:rPr>
-              <w:t>Data Protection</w:t>
+              <w:t>When Something Goes Wrong</w:t>
             </w:r>
             <w:r>
               <w:rPr>
@@ -5364,7 +5364,7 @@
               <w:rPr>
                 <w:noProof/>
               </w:rPr>
-              <w:instrText xml:space="preserve"> PAGEREF _Toc241506966 \h </w:instrText>
+              <w:instrText xml:space="preserve"> PAGEREF _Toc241508057 \h </w:instrText>
             </w:r>
             <w:r>
               <w:rPr>
@@ -5381,7 +5381,7 @@
               <w:rPr>
                 <w:noProof/>
               </w:rPr>
-              <w:t>42</w:t>
+              <w:t>53</w:t>
             </w:r>
             <w:r>
               <w:rPr>
@@ -5406,13 +5406,13 @@
               <w14:ligatures w14:val="standardContextual"/>
             </w:rPr>
           </w:pPr>
-          <w:hyperlink w:anchor="_Toc241506967" w:history="1">
+          <w:hyperlink w:anchor="_Toc241508058" w:history="1">
             <w:r>
               <w:rPr>
                 <w:rStyle w:val="Hyperlink"/>
                 <w:noProof/>
               </w:rPr>
-              <w:t>Reporting Problems</w:t>
+              <w:t>Retiring an Installation</w:t>
             </w:r>
             <w:r>
               <w:rPr>
@@ -5430,7 +5430,7 @@
               <w:rPr>
                 <w:noProof/>
               </w:rPr>
-              <w:instrText xml:space="preserve"> PAGEREF _Toc241506967 \h </w:instrText>
+              <w:instrText xml:space="preserve"> PAGEREF _Toc241508058 \h </w:instrText>
             </w:r>
             <w:r>
               <w:rPr>
@@ -5447,7 +5447,73 @@
               <w:rPr>
                 <w:noProof/>
               </w:rPr>
-              <w:t>43</w:t>
+              <w:t>53</w:t>
+            </w:r>
+            <w:r>
+              <w:rPr>
+                <w:noProof/>
+              </w:rPr>
+              <w:fldChar w:fldCharType="end"/>
+            </w:r>
+          </w:hyperlink>
+        </w:p>
+        <w:p>
+          <w:pPr>
+            <w:pStyle w:val="Inhopg2"/>
+            <w:tabs>
+              <w:tab w:val="right" w:leader="dot" w:pos="9016"/>
+            </w:tabs>
+            <w:rPr>
+              <w:rFonts w:asciiTheme="minorHAnsi" w:eastAsiaTheme="minorEastAsia" w:hAnsiTheme="minorHAnsi" w:cstheme="minorBidi"/>
+              <w:noProof/>
+              <w:kern w:val="2"/>
+              <w:sz w:val="24"/>
+              <w:szCs w:val="24"/>
+              <w14:ligatures w14:val="standardContextual"/>
+            </w:rPr>
+          </w:pPr>
+          <w:hyperlink w:anchor="_Toc241508059" w:history="1">
+            <w:r>
+              <w:rPr>
+                <w:rStyle w:val="Hyperlink"/>
+                <w:noProof/>
+              </w:rPr>
+              <w:t>Checklist</w:t>
+            </w:r>
+            <w:r>
+              <w:rPr>
+                <w:noProof/>
+              </w:rPr>
+              <w:tab/>
+            </w:r>
+            <w:r>
+              <w:rPr>
+                <w:noProof/>
+              </w:rPr>
+              <w:fldChar w:fldCharType="begin"/>
+            </w:r>
+            <w:r>
+              <w:rPr>
+                <w:noProof/>
+              </w:rPr>
+              <w:instrText xml:space="preserve"> PAGEREF _Toc241508059 \h </w:instrText>
+            </w:r>
+            <w:r>
+              <w:rPr>
+                <w:noProof/>
+              </w:rPr>
+            </w:r>
+            <w:r>
+              <w:rPr>
+                <w:noProof/>
+              </w:rPr>
+              <w:fldChar w:fldCharType="separate"/>
+            </w:r>
+            <w:r>
+              <w:rPr>
+                <w:noProof/>
+              </w:rPr>
+              <w:t>53</w:t>
             </w:r>
             <w:r>
               <w:rPr>
@@ -5472,13 +5538,13 @@
               <w14:ligatures w14:val="standardContextual"/>
             </w:rPr>
           </w:pPr>
-          <w:hyperlink w:anchor="_Toc241506968" w:history="1">
+          <w:hyperlink w:anchor="_Toc241508060" w:history="1">
             <w:r>
               <w:rPr>
                 <w:rStyle w:val="Hyperlink"/>
                 <w:noProof/>
               </w:rPr>
-              <w:t>Installing NCA Assistant for Regulated Use</w:t>
+              <w:t>Introduction to Non-Compartmental Analysis</w:t>
             </w:r>
             <w:r>
               <w:rPr>
@@ -5496,7 +5562,7 @@
               <w:rPr>
                 <w:noProof/>
               </w:rPr>
-              <w:instrText xml:space="preserve"> PAGEREF _Toc241506968 \h </w:instrText>
+              <w:instrText xml:space="preserve"> PAGEREF _Toc241508060 \h </w:instrText>
             </w:r>
             <w:r>
               <w:rPr>
@@ -5513,7 +5579,7 @@
               <w:rPr>
                 <w:noProof/>
               </w:rPr>
-              <w:t>44</w:t>
+              <w:t>54</w:t>
             </w:r>
             <w:r>
               <w:rPr>
@@ -5538,13 +5604,13 @@
               <w14:ligatures w14:val="standardContextual"/>
             </w:rPr>
           </w:pPr>
-          <w:hyperlink w:anchor="_Toc241506969" w:history="1">
+          <w:hyperlink w:anchor="_Toc241508061" w:history="1">
             <w:r>
               <w:rPr>
                 <w:rStyle w:val="Hyperlink"/>
                 <w:noProof/>
               </w:rPr>
-              <w:t>What You Need Before You Start</w:t>
+              <w:t>What Is Non-Compartmental Analysis?</w:t>
             </w:r>
             <w:r>
               <w:rPr>
@@ -5562,7 +5628,7 @@
               <w:rPr>
                 <w:noProof/>
               </w:rPr>
-              <w:instrText xml:space="preserve"> PAGEREF _Toc241506969 \h </w:instrText>
+              <w:instrText xml:space="preserve"> PAGEREF _Toc241508061 \h </w:instrText>
             </w:r>
             <w:r>
               <w:rPr>
@@ -5579,7 +5645,7 @@
               <w:rPr>
                 <w:noProof/>
               </w:rPr>
-              <w:t>44</w:t>
+              <w:t>54</w:t>
             </w:r>
             <w:r>
               <w:rPr>
@@ -5604,13 +5670,13 @@
               <w14:ligatures w14:val="standardContextual"/>
             </w:rPr>
           </w:pPr>
-          <w:hyperlink w:anchor="_Toc241506970" w:history="1">
+          <w:hyperlink w:anchor="_Toc241508062" w:history="1">
             <w:r>
               <w:rPr>
                 <w:rStyle w:val="Hyperlink"/>
                 <w:noProof/>
               </w:rPr>
-              <w:t>Step 1: Plan and Approve</w:t>
+              <w:t>The Concentration–Time Curve</w:t>
             </w:r>
             <w:r>
               <w:rPr>
@@ -5628,7 +5694,7 @@
               <w:rPr>
                 <w:noProof/>
               </w:rPr>
-              <w:instrText xml:space="preserve"> PAGEREF _Toc241506970 \h </w:instrText>
+              <w:instrText xml:space="preserve"> PAGEREF _Toc241508062 \h </w:instrText>
             </w:r>
             <w:r>
               <w:rPr>
@@ -5645,7 +5711,7 @@
               <w:rPr>
                 <w:noProof/>
               </w:rPr>
-              <w:t>45</w:t>
+              <w:t>54</w:t>
             </w:r>
             <w:r>
               <w:rPr>
@@ -5670,13 +5736,13 @@
               <w14:ligatures w14:val="standardContextual"/>
             </w:rPr>
           </w:pPr>
-          <w:hyperlink w:anchor="_Toc241506971" w:history="1">
+          <w:hyperlink w:anchor="_Toc241508063" w:history="1">
             <w:r>
               <w:rPr>
                 <w:rStyle w:val="Hyperlink"/>
                 <w:noProof/>
               </w:rPr>
-              <w:t>Step 2: Prepare the Server</w:t>
+              <w:t>Key Pharmacokinetic Parameters</w:t>
             </w:r>
             <w:r>
               <w:rPr>
@@ -5694,7 +5760,7 @@
               <w:rPr>
                 <w:noProof/>
               </w:rPr>
-              <w:instrText xml:space="preserve"> PAGEREF _Toc241506971 \h </w:instrText>
+              <w:instrText xml:space="preserve"> PAGEREF _Toc241508063 \h </w:instrText>
             </w:r>
             <w:r>
               <w:rPr>
@@ -5711,7 +5777,7 @@
               <w:rPr>
                 <w:noProof/>
               </w:rPr>
-              <w:t>46</w:t>
+              <w:t>54</w:t>
             </w:r>
             <w:r>
               <w:rPr>
@@ -5736,13 +5802,13 @@
               <w14:ligatures w14:val="standardContextual"/>
             </w:rPr>
           </w:pPr>
-          <w:hyperlink w:anchor="_Toc241506972" w:history="1">
+          <w:hyperlink w:anchor="_Toc241508064" w:history="1">
             <w:r>
               <w:rPr>
                 <w:rStyle w:val="Hyperlink"/>
                 <w:noProof/>
               </w:rPr>
-              <w:t>Step 3: Install the Release and the Validated Packages</w:t>
+              <w:t>Why NCA Is Used So Widely</w:t>
             </w:r>
             <w:r>
               <w:rPr>
@@ -5760,7 +5826,7 @@
               <w:rPr>
                 <w:noProof/>
               </w:rPr>
-              <w:instrText xml:space="preserve"> PAGEREF _Toc241506972 \h </w:instrText>
+              <w:instrText xml:space="preserve"> PAGEREF _Toc241508064 \h </w:instrText>
             </w:r>
             <w:r>
               <w:rPr>
@@ -5777,7 +5843,7 @@
               <w:rPr>
                 <w:noProof/>
               </w:rPr>
-              <w:t>46</w:t>
+              <w:t>55</w:t>
             </w:r>
             <w:r>
               <w:rPr>
@@ -5802,13 +5868,13 @@
               <w14:ligatures w14:val="standardContextual"/>
             </w:rPr>
           </w:pPr>
-          <w:hyperlink w:anchor="_Toc241506973" w:history="1">
+          <w:hyperlink w:anchor="_Toc241508065" w:history="1">
             <w:r>
               <w:rPr>
                 <w:rStyle w:val="Hyperlink"/>
                 <w:noProof/>
               </w:rPr>
-              <w:t>Step 4: Configure Shiny Server and nginx</w:t>
+              <w:t>When to Use NCA vs. Compartmental Modelling</w:t>
             </w:r>
             <w:r>
               <w:rPr>
@@ -5826,7 +5892,7 @@
               <w:rPr>
                 <w:noProof/>
               </w:rPr>
-              <w:instrText xml:space="preserve"> PAGEREF _Toc241506973 \h </w:instrText>
+              <w:instrText xml:space="preserve"> PAGEREF _Toc241508065 \h </w:instrText>
             </w:r>
             <w:r>
               <w:rPr>
@@ -5843,7 +5909,73 @@
               <w:rPr>
                 <w:noProof/>
               </w:rPr>
-              <w:t>47</w:t>
+              <w:t>55</w:t>
+            </w:r>
+            <w:r>
+              <w:rPr>
+                <w:noProof/>
+              </w:rPr>
+              <w:fldChar w:fldCharType="end"/>
+            </w:r>
+          </w:hyperlink>
+        </w:p>
+        <w:p>
+          <w:pPr>
+            <w:pStyle w:val="Inhopg1"/>
+            <w:tabs>
+              <w:tab w:val="right" w:leader="dot" w:pos="9016"/>
+            </w:tabs>
+            <w:rPr>
+              <w:rFonts w:asciiTheme="minorHAnsi" w:eastAsiaTheme="minorEastAsia" w:hAnsiTheme="minorHAnsi" w:cstheme="minorBidi"/>
+              <w:noProof/>
+              <w:kern w:val="2"/>
+              <w:sz w:val="24"/>
+              <w:szCs w:val="24"/>
+              <w14:ligatures w14:val="standardContextual"/>
+            </w:rPr>
+          </w:pPr>
+          <w:hyperlink w:anchor="_Toc241508066" w:history="1">
+            <w:r>
+              <w:rPr>
+                <w:rStyle w:val="Hyperlink"/>
+                <w:noProof/>
+              </w:rPr>
+              <w:t>Theoretical Background</w:t>
+            </w:r>
+            <w:r>
+              <w:rPr>
+                <w:noProof/>
+              </w:rPr>
+              <w:tab/>
+            </w:r>
+            <w:r>
+              <w:rPr>
+                <w:noProof/>
+              </w:rPr>
+              <w:fldChar w:fldCharType="begin"/>
+            </w:r>
+            <w:r>
+              <w:rPr>
+                <w:noProof/>
+              </w:rPr>
+              <w:instrText xml:space="preserve"> PAGEREF _Toc241508066 \h </w:instrText>
+            </w:r>
+            <w:r>
+              <w:rPr>
+                <w:noProof/>
+              </w:rPr>
+            </w:r>
+            <w:r>
+              <w:rPr>
+                <w:noProof/>
+              </w:rPr>
+              <w:fldChar w:fldCharType="separate"/>
+            </w:r>
+            <w:r>
+              <w:rPr>
+                <w:noProof/>
+              </w:rPr>
+              <w:t>56</w:t>
             </w:r>
             <w:r>
               <w:rPr>
@@ -5868,13 +6000,13 @@
               <w14:ligatures w14:val="standardContextual"/>
             </w:rPr>
           </w:pPr>
-          <w:hyperlink w:anchor="_Toc241506974" w:history="1">
+          <w:hyperlink w:anchor="_Toc241508067" w:history="1">
             <w:r>
               <w:rPr>
                 <w:rStyle w:val="Hyperlink"/>
                 <w:noProof/>
               </w:rPr>
-              <w:t>Step 5: Create the Controlled Directory and the Settings</w:t>
+              <w:t>Trapezoidal Methods for AUC Calculation</w:t>
             </w:r>
             <w:r>
               <w:rPr>
@@ -5892,7 +6024,7 @@
               <w:rPr>
                 <w:noProof/>
               </w:rPr>
-              <w:instrText xml:space="preserve"> PAGEREF _Toc241506974 \h </w:instrText>
+              <w:instrText xml:space="preserve"> PAGEREF _Toc241508067 \h </w:instrText>
             </w:r>
             <w:r>
               <w:rPr>
@@ -5909,7 +6041,7 @@
               <w:rPr>
                 <w:noProof/>
               </w:rPr>
-              <w:t>47</w:t>
+              <w:t>56</w:t>
             </w:r>
             <w:r>
               <w:rPr>
@@ -5934,13 +6066,13 @@
               <w14:ligatures w14:val="standardContextual"/>
             </w:rPr>
           </w:pPr>
-          <w:hyperlink w:anchor="_Toc241506975" w:history="1">
+          <w:hyperlink w:anchor="_Toc241508068" w:history="1">
             <w:r>
               <w:rPr>
                 <w:rStyle w:val="Hyperlink"/>
                 <w:noProof/>
               </w:rPr>
-              <w:t>Step 6: Protect the Audit Trail and the Records</w:t>
+              <w:t>Terminal Phase Characterisation and Half-Life Estimation</w:t>
             </w:r>
             <w:r>
               <w:rPr>
@@ -5958,7 +6090,7 @@
               <w:rPr>
                 <w:noProof/>
               </w:rPr>
-              <w:instrText xml:space="preserve"> PAGEREF _Toc241506975 \h </w:instrText>
+              <w:instrText xml:space="preserve"> PAGEREF _Toc241508068 \h </w:instrText>
             </w:r>
             <w:r>
               <w:rPr>
@@ -5975,7 +6107,7 @@
               <w:rPr>
                 <w:noProof/>
               </w:rPr>
-              <w:t>48</w:t>
+              <w:t>56</w:t>
             </w:r>
             <w:r>
               <w:rPr>
@@ -6000,13 +6132,13 @@
               <w14:ligatures w14:val="standardContextual"/>
             </w:rPr>
           </w:pPr>
-          <w:hyperlink w:anchor="_Toc241506976" w:history="1">
+          <w:hyperlink w:anchor="_Toc241508069" w:history="1">
             <w:r>
               <w:rPr>
                 <w:rStyle w:val="Hyperlink"/>
                 <w:noProof/>
               </w:rPr>
-              <w:t>Step 7: Issue the Accounts</w:t>
+              <w:t>BLQ Handling: Pharmacological Rationale</w:t>
             </w:r>
             <w:r>
               <w:rPr>
@@ -6024,7 +6156,7 @@
               <w:rPr>
                 <w:noProof/>
               </w:rPr>
-              <w:instrText xml:space="preserve"> PAGEREF _Toc241506976 \h </w:instrText>
+              <w:instrText xml:space="preserve"> PAGEREF _Toc241508069 \h </w:instrText>
             </w:r>
             <w:r>
               <w:rPr>
@@ -6041,7 +6173,7 @@
               <w:rPr>
                 <w:noProof/>
               </w:rPr>
-              <w:t>49</w:t>
+              <w:t>57</w:t>
             </w:r>
             <w:r>
               <w:rPr>
@@ -6066,13 +6198,13 @@
               <w14:ligatures w14:val="standardContextual"/>
             </w:rPr>
           </w:pPr>
-          <w:hyperlink w:anchor="_Toc241506977" w:history="1">
+          <w:hyperlink w:anchor="_Toc241508070" w:history="1">
             <w:r>
               <w:rPr>
                 <w:rStyle w:val="Hyperlink"/>
                 <w:noProof/>
               </w:rPr>
-              <w:t>Step 8: Qualify the Installation</w:t>
+              <w:t>Steady-State Considerations</w:t>
             </w:r>
             <w:r>
               <w:rPr>
@@ -6090,7 +6222,7 @@
               <w:rPr>
                 <w:noProof/>
               </w:rPr>
-              <w:instrText xml:space="preserve"> PAGEREF _Toc241506977 \h </w:instrText>
+              <w:instrText xml:space="preserve"> PAGEREF _Toc241508070 \h </w:instrText>
             </w:r>
             <w:r>
               <w:rPr>
@@ -6107,7 +6239,7 @@
               <w:rPr>
                 <w:noProof/>
               </w:rPr>
-              <w:t>49</w:t>
+              <w:t>58</w:t>
             </w:r>
             <w:r>
               <w:rPr>
@@ -6132,13 +6264,13 @@
               <w14:ligatures w14:val="standardContextual"/>
             </w:rPr>
           </w:pPr>
-          <w:hyperlink w:anchor="_Toc241506978" w:history="1">
+          <w:hyperlink w:anchor="_Toc241508071" w:history="1">
             <w:r>
               <w:rPr>
                 <w:rStyle w:val="Hyperlink"/>
                 <w:noProof/>
               </w:rPr>
-              <w:t>Step 9: Go Live</w:t>
+              <w:t>Partial AUCs: Interpolation and the End of the Interval</w:t>
             </w:r>
             <w:r>
               <w:rPr>
@@ -6156,7 +6288,7 @@
               <w:rPr>
                 <w:noProof/>
               </w:rPr>
-              <w:instrText xml:space="preserve"> PAGEREF _Toc241506978 \h </w:instrText>
+              <w:instrText xml:space="preserve"> PAGEREF _Toc241508071 \h </w:instrText>
             </w:r>
             <w:r>
               <w:rPr>
@@ -6173,7 +6305,73 @@
               <w:rPr>
                 <w:noProof/>
               </w:rPr>
-              <w:t>50</w:t>
+              <w:t>58</w:t>
+            </w:r>
+            <w:r>
+              <w:rPr>
+                <w:noProof/>
+              </w:rPr>
+              <w:fldChar w:fldCharType="end"/>
+            </w:r>
+          </w:hyperlink>
+        </w:p>
+        <w:p>
+          <w:pPr>
+            <w:pStyle w:val="Inhopg1"/>
+            <w:tabs>
+              <w:tab w:val="right" w:leader="dot" w:pos="9016"/>
+            </w:tabs>
+            <w:rPr>
+              <w:rFonts w:asciiTheme="minorHAnsi" w:eastAsiaTheme="minorEastAsia" w:hAnsiTheme="minorHAnsi" w:cstheme="minorBidi"/>
+              <w:noProof/>
+              <w:kern w:val="2"/>
+              <w:sz w:val="24"/>
+              <w:szCs w:val="24"/>
+              <w14:ligatures w14:val="standardContextual"/>
+            </w:rPr>
+          </w:pPr>
+          <w:hyperlink w:anchor="_Toc241508072" w:history="1">
+            <w:r>
+              <w:rPr>
+                <w:rStyle w:val="Hyperlink"/>
+                <w:noProof/>
+              </w:rPr>
+              <w:t>Statistical Methods</w:t>
+            </w:r>
+            <w:r>
+              <w:rPr>
+                <w:noProof/>
+              </w:rPr>
+              <w:tab/>
+            </w:r>
+            <w:r>
+              <w:rPr>
+                <w:noProof/>
+              </w:rPr>
+              <w:fldChar w:fldCharType="begin"/>
+            </w:r>
+            <w:r>
+              <w:rPr>
+                <w:noProof/>
+              </w:rPr>
+              <w:instrText xml:space="preserve"> PAGEREF _Toc241508072 \h </w:instrText>
+            </w:r>
+            <w:r>
+              <w:rPr>
+                <w:noProof/>
+              </w:rPr>
+            </w:r>
+            <w:r>
+              <w:rPr>
+                <w:noProof/>
+              </w:rPr>
+              <w:fldChar w:fldCharType="separate"/>
+            </w:r>
+            <w:r>
+              <w:rPr>
+                <w:noProof/>
+              </w:rPr>
+              <w:t>59</w:t>
             </w:r>
             <w:r>
               <w:rPr>
@@ -6198,13 +6396,13 @@
               <w14:ligatures w14:val="standardContextual"/>
             </w:rPr>
           </w:pPr>
-          <w:hyperlink w:anchor="_Toc241506979" w:history="1">
+          <w:hyperlink w:anchor="_Toc241508073" w:history="1">
             <w:r>
               <w:rPr>
                 <w:rStyle w:val="Hyperlink"/>
                 <w:noProof/>
               </w:rPr>
-              <w:t>Running the Installation</w:t>
+              <w:t>The Two One-Sided Tests (TOST) Procedure</w:t>
             </w:r>
             <w:r>
               <w:rPr>
@@ -6222,7 +6420,7 @@
               <w:rPr>
                 <w:noProof/>
               </w:rPr>
-              <w:instrText xml:space="preserve"> PAGEREF _Toc241506979 \h </w:instrText>
+              <w:instrText xml:space="preserve"> PAGEREF _Toc241508073 \h </w:instrText>
             </w:r>
             <w:r>
               <w:rPr>
@@ -6239,7 +6437,7 @@
               <w:rPr>
                 <w:noProof/>
               </w:rPr>
-              <w:t>50</w:t>
+              <w:t>59</w:t>
             </w:r>
             <w:r>
               <w:rPr>
@@ -6264,13 +6462,13 @@
               <w14:ligatures w14:val="standardContextual"/>
             </w:rPr>
           </w:pPr>
-          <w:hyperlink w:anchor="_Toc241506980" w:history="1">
+          <w:hyperlink w:anchor="_Toc241508074" w:history="1">
             <w:r>
               <w:rPr>
                 <w:rStyle w:val="Hyperlink"/>
                 <w:noProof/>
               </w:rPr>
-              <w:t>Changes and Upgrades</w:t>
+              <w:t>The ANOVA Model for Crossover Designs</w:t>
             </w:r>
             <w:r>
               <w:rPr>
@@ -6288,7 +6486,7 @@
               <w:rPr>
                 <w:noProof/>
               </w:rPr>
-              <w:instrText xml:space="preserve"> PAGEREF _Toc241506980 \h </w:instrText>
+              <w:instrText xml:space="preserve"> PAGEREF _Toc241508074 \h </w:instrText>
             </w:r>
             <w:r>
               <w:rPr>
@@ -6305,7 +6503,7 @@
               <w:rPr>
                 <w:noProof/>
               </w:rPr>
-              <w:t>50</w:t>
+              <w:t>59</w:t>
             </w:r>
             <w:r>
               <w:rPr>
@@ -6330,13 +6528,13 @@
               <w14:ligatures w14:val="standardContextual"/>
             </w:rPr>
           </w:pPr>
-          <w:hyperlink w:anchor="_Toc241506981" w:history="1">
+          <w:hyperlink w:anchor="_Toc241508075" w:history="1">
             <w:r>
               <w:rPr>
                 <w:rStyle w:val="Hyperlink"/>
                 <w:noProof/>
               </w:rPr>
-              <w:t>When Something Goes Wrong</w:t>
+              <w:t>Fixed-Effects vs. Mixed-Effects Models</w:t>
             </w:r>
             <w:r>
               <w:rPr>
@@ -6354,7 +6552,7 @@
               <w:rPr>
                 <w:noProof/>
               </w:rPr>
-              <w:instrText xml:space="preserve"> PAGEREF _Toc241506981 \h </w:instrText>
+              <w:instrText xml:space="preserve"> PAGEREF _Toc241508075 \h </w:instrText>
             </w:r>
             <w:r>
               <w:rPr>
@@ -6371,7 +6569,7 @@
               <w:rPr>
                 <w:noProof/>
               </w:rPr>
-              <w:t>51</w:t>
+              <w:t>59</w:t>
             </w:r>
             <w:r>
               <w:rPr>
@@ -6396,13 +6594,13 @@
               <w14:ligatures w14:val="standardContextual"/>
             </w:rPr>
           </w:pPr>
-          <w:hyperlink w:anchor="_Toc241506982" w:history="1">
+          <w:hyperlink w:anchor="_Toc241508076" w:history="1">
             <w:r>
               <w:rPr>
                 <w:rStyle w:val="Hyperlink"/>
                 <w:noProof/>
               </w:rPr>
-              <w:t>Retiring an Installation</w:t>
+              <w:t>Confidence Interval Construction</w:t>
             </w:r>
             <w:r>
               <w:rPr>
@@ -6420,7 +6618,7 @@
               <w:rPr>
                 <w:noProof/>
               </w:rPr>
-              <w:instrText xml:space="preserve"> PAGEREF _Toc241506982 \h </w:instrText>
+              <w:instrText xml:space="preserve"> PAGEREF _Toc241508076 \h </w:instrText>
             </w:r>
             <w:r>
               <w:rPr>
@@ -6437,7 +6635,7 @@
               <w:rPr>
                 <w:noProof/>
               </w:rPr>
-              <w:t>51</w:t>
+              <w:t>59</w:t>
             </w:r>
             <w:r>
               <w:rPr>
@@ -6462,13 +6660,13 @@
               <w14:ligatures w14:val="standardContextual"/>
             </w:rPr>
           </w:pPr>
-          <w:hyperlink w:anchor="_Toc241506983" w:history="1">
+          <w:hyperlink w:anchor="_Toc241508077" w:history="1">
             <w:r>
               <w:rPr>
                 <w:rStyle w:val="Hyperlink"/>
                 <w:noProof/>
               </w:rPr>
-              <w:t>Checklist</w:t>
+              <w:t>Design-Specific Models</w:t>
             </w:r>
             <w:r>
               <w:rPr>
@@ -6486,7 +6684,7 @@
               <w:rPr>
                 <w:noProof/>
               </w:rPr>
-              <w:instrText xml:space="preserve"> PAGEREF _Toc241506983 \h </w:instrText>
+              <w:instrText xml:space="preserve"> PAGEREF _Toc241508077 \h </w:instrText>
             </w:r>
             <w:r>
               <w:rPr>
@@ -6503,7 +6701,271 @@
               <w:rPr>
                 <w:noProof/>
               </w:rPr>
-              <w:t>51</w:t>
+              <w:t>60</w:t>
+            </w:r>
+            <w:r>
+              <w:rPr>
+                <w:noProof/>
+              </w:rPr>
+              <w:fldChar w:fldCharType="end"/>
+            </w:r>
+          </w:hyperlink>
+        </w:p>
+        <w:p>
+          <w:pPr>
+            <w:pStyle w:val="Inhopg2"/>
+            <w:tabs>
+              <w:tab w:val="right" w:leader="dot" w:pos="9016"/>
+            </w:tabs>
+            <w:rPr>
+              <w:rFonts w:asciiTheme="minorHAnsi" w:eastAsiaTheme="minorEastAsia" w:hAnsiTheme="minorHAnsi" w:cstheme="minorBidi"/>
+              <w:noProof/>
+              <w:kern w:val="2"/>
+              <w:sz w:val="24"/>
+              <w:szCs w:val="24"/>
+              <w14:ligatures w14:val="standardContextual"/>
+            </w:rPr>
+          </w:pPr>
+          <w:hyperlink w:anchor="_Toc241508078" w:history="1">
+            <w:r>
+              <w:rPr>
+                <w:rStyle w:val="Hyperlink"/>
+                <w:noProof/>
+              </w:rPr>
+              <w:t>Drug–Drug Interaction Analysis</w:t>
+            </w:r>
+            <w:r>
+              <w:rPr>
+                <w:noProof/>
+              </w:rPr>
+              <w:tab/>
+            </w:r>
+            <w:r>
+              <w:rPr>
+                <w:noProof/>
+              </w:rPr>
+              <w:fldChar w:fldCharType="begin"/>
+            </w:r>
+            <w:r>
+              <w:rPr>
+                <w:noProof/>
+              </w:rPr>
+              <w:instrText xml:space="preserve"> PAGEREF _Toc241508078 \h </w:instrText>
+            </w:r>
+            <w:r>
+              <w:rPr>
+                <w:noProof/>
+              </w:rPr>
+            </w:r>
+            <w:r>
+              <w:rPr>
+                <w:noProof/>
+              </w:rPr>
+              <w:fldChar w:fldCharType="separate"/>
+            </w:r>
+            <w:r>
+              <w:rPr>
+                <w:noProof/>
+              </w:rPr>
+              <w:t>60</w:t>
+            </w:r>
+            <w:r>
+              <w:rPr>
+                <w:noProof/>
+              </w:rPr>
+              <w:fldChar w:fldCharType="end"/>
+            </w:r>
+          </w:hyperlink>
+        </w:p>
+        <w:p>
+          <w:pPr>
+            <w:pStyle w:val="Inhopg2"/>
+            <w:tabs>
+              <w:tab w:val="right" w:leader="dot" w:pos="9016"/>
+            </w:tabs>
+            <w:rPr>
+              <w:rFonts w:asciiTheme="minorHAnsi" w:eastAsiaTheme="minorEastAsia" w:hAnsiTheme="minorHAnsi" w:cstheme="minorBidi"/>
+              <w:noProof/>
+              <w:kern w:val="2"/>
+              <w:sz w:val="24"/>
+              <w:szCs w:val="24"/>
+              <w14:ligatures w14:val="standardContextual"/>
+            </w:rPr>
+          </w:pPr>
+          <w:hyperlink w:anchor="_Toc241508079" w:history="1">
+            <w:r>
+              <w:rPr>
+                <w:rStyle w:val="Hyperlink"/>
+                <w:noProof/>
+              </w:rPr>
+              <w:t>Power and Sample Size for Bioequivalence</w:t>
+            </w:r>
+            <w:r>
+              <w:rPr>
+                <w:noProof/>
+              </w:rPr>
+              <w:tab/>
+            </w:r>
+            <w:r>
+              <w:rPr>
+                <w:noProof/>
+              </w:rPr>
+              <w:fldChar w:fldCharType="begin"/>
+            </w:r>
+            <w:r>
+              <w:rPr>
+                <w:noProof/>
+              </w:rPr>
+              <w:instrText xml:space="preserve"> PAGEREF _Toc241508079 \h </w:instrText>
+            </w:r>
+            <w:r>
+              <w:rPr>
+                <w:noProof/>
+              </w:rPr>
+            </w:r>
+            <w:r>
+              <w:rPr>
+                <w:noProof/>
+              </w:rPr>
+              <w:fldChar w:fldCharType="separate"/>
+            </w:r>
+            <w:r>
+              <w:rPr>
+                <w:noProof/>
+              </w:rPr>
+              <w:t>60</w:t>
+            </w:r>
+            <w:r>
+              <w:rPr>
+                <w:noProof/>
+              </w:rPr>
+              <w:fldChar w:fldCharType="end"/>
+            </w:r>
+          </w:hyperlink>
+        </w:p>
+        <w:p>
+          <w:pPr>
+            <w:pStyle w:val="Inhopg2"/>
+            <w:tabs>
+              <w:tab w:val="right" w:leader="dot" w:pos="9016"/>
+            </w:tabs>
+            <w:rPr>
+              <w:rFonts w:asciiTheme="minorHAnsi" w:eastAsiaTheme="minorEastAsia" w:hAnsiTheme="minorHAnsi" w:cstheme="minorBidi"/>
+              <w:noProof/>
+              <w:kern w:val="2"/>
+              <w:sz w:val="24"/>
+              <w:szCs w:val="24"/>
+              <w14:ligatures w14:val="standardContextual"/>
+            </w:rPr>
+          </w:pPr>
+          <w:hyperlink w:anchor="_Toc241508080" w:history="1">
+            <w:r>
+              <w:rPr>
+                <w:rStyle w:val="Hyperlink"/>
+                <w:noProof/>
+              </w:rPr>
+              <w:t>Partial AUCs in Bioequivalence</w:t>
+            </w:r>
+            <w:r>
+              <w:rPr>
+                <w:noProof/>
+              </w:rPr>
+              <w:tab/>
+            </w:r>
+            <w:r>
+              <w:rPr>
+                <w:noProof/>
+              </w:rPr>
+              <w:fldChar w:fldCharType="begin"/>
+            </w:r>
+            <w:r>
+              <w:rPr>
+                <w:noProof/>
+              </w:rPr>
+              <w:instrText xml:space="preserve"> PAGEREF _Toc241508080 \h </w:instrText>
+            </w:r>
+            <w:r>
+              <w:rPr>
+                <w:noProof/>
+              </w:rPr>
+            </w:r>
+            <w:r>
+              <w:rPr>
+                <w:noProof/>
+              </w:rPr>
+              <w:fldChar w:fldCharType="separate"/>
+            </w:r>
+            <w:r>
+              <w:rPr>
+                <w:noProof/>
+              </w:rPr>
+              <w:t>61</w:t>
+            </w:r>
+            <w:r>
+              <w:rPr>
+                <w:noProof/>
+              </w:rPr>
+              <w:fldChar w:fldCharType="end"/>
+            </w:r>
+          </w:hyperlink>
+        </w:p>
+        <w:p>
+          <w:pPr>
+            <w:pStyle w:val="Inhopg2"/>
+            <w:tabs>
+              <w:tab w:val="right" w:leader="dot" w:pos="9016"/>
+            </w:tabs>
+            <w:rPr>
+              <w:rFonts w:asciiTheme="minorHAnsi" w:eastAsiaTheme="minorEastAsia" w:hAnsiTheme="minorHAnsi" w:cstheme="minorBidi"/>
+              <w:noProof/>
+              <w:kern w:val="2"/>
+              <w:sz w:val="24"/>
+              <w:szCs w:val="24"/>
+              <w14:ligatures w14:val="standardContextual"/>
+            </w:rPr>
+          </w:pPr>
+          <w:hyperlink w:anchor="_Toc241508081" w:history="1">
+            <w:r>
+              <w:rPr>
+                <w:rStyle w:val="Hyperlink"/>
+                <w:noProof/>
+              </w:rPr>
+              <w:t>Regulatory Guidelines</w:t>
+            </w:r>
+            <w:r>
+              <w:rPr>
+                <w:noProof/>
+              </w:rPr>
+              <w:tab/>
+            </w:r>
+            <w:r>
+              <w:rPr>
+                <w:noProof/>
+              </w:rPr>
+              <w:fldChar w:fldCharType="begin"/>
+            </w:r>
+            <w:r>
+              <w:rPr>
+                <w:noProof/>
+              </w:rPr>
+              <w:instrText xml:space="preserve"> PAGEREF _Toc241508081 \h </w:instrText>
+            </w:r>
+            <w:r>
+              <w:rPr>
+                <w:noProof/>
+              </w:rPr>
+            </w:r>
+            <w:r>
+              <w:rPr>
+                <w:noProof/>
+              </w:rPr>
+              <w:fldChar w:fldCharType="separate"/>
+            </w:r>
+            <w:r>
+              <w:rPr>
+                <w:noProof/>
+              </w:rPr>
+              <w:t>61</w:t>
             </w:r>
             <w:r>
               <w:rPr>
@@ -6528,13 +6990,13 @@
               <w14:ligatures w14:val="standardContextual"/>
             </w:rPr>
           </w:pPr>
-          <w:hyperlink w:anchor="_Toc241506984" w:history="1">
+          <w:hyperlink w:anchor="_Toc241508082" w:history="1">
             <w:r>
               <w:rPr>
                 <w:rStyle w:val="Hyperlink"/>
                 <w:noProof/>
               </w:rPr>
-              <w:t>Introduction to Non-Compartmental Analysis</w:t>
+              <w:t>Appendices</w:t>
             </w:r>
             <w:r>
               <w:rPr>
@@ -6552,7 +7014,7 @@
               <w:rPr>
                 <w:noProof/>
               </w:rPr>
-              <w:instrText xml:space="preserve"> PAGEREF _Toc241506984 \h </w:instrText>
+              <w:instrText xml:space="preserve"> PAGEREF _Toc241508082 \h </w:instrText>
             </w:r>
             <w:r>
               <w:rPr>
@@ -6569,7 +7031,7 @@
               <w:rPr>
                 <w:noProof/>
               </w:rPr>
-              <w:t>52</w:t>
+              <w:t>63</w:t>
             </w:r>
             <w:r>
               <w:rPr>
@@ -6594,13 +7056,13 @@
               <w14:ligatures w14:val="standardContextual"/>
             </w:rPr>
           </w:pPr>
-          <w:hyperlink w:anchor="_Toc241506985" w:history="1">
+          <w:hyperlink w:anchor="_Toc241508083" w:history="1">
             <w:r>
               <w:rPr>
                 <w:rStyle w:val="Hyperlink"/>
                 <w:noProof/>
               </w:rPr>
-              <w:t>What Is Non-Compartmental Analysis?</w:t>
+              <w:t>Appendix A: Output Parameters</w:t>
             </w:r>
             <w:r>
               <w:rPr>
@@ -6618,7 +7080,7 @@
               <w:rPr>
                 <w:noProof/>
               </w:rPr>
-              <w:instrText xml:space="preserve"> PAGEREF _Toc241506985 \h </w:instrText>
+              <w:instrText xml:space="preserve"> PAGEREF _Toc241508083 \h </w:instrText>
             </w:r>
             <w:r>
               <w:rPr>
@@ -6635,7 +7097,7 @@
               <w:rPr>
                 <w:noProof/>
               </w:rPr>
-              <w:t>52</w:t>
+              <w:t>63</w:t>
             </w:r>
             <w:r>
               <w:rPr>
@@ -6660,13 +7122,13 @@
               <w14:ligatures w14:val="standardContextual"/>
             </w:rPr>
           </w:pPr>
-          <w:hyperlink w:anchor="_Toc241506986" w:history="1">
+          <w:hyperlink w:anchor="_Toc241508084" w:history="1">
             <w:r>
               <w:rPr>
                 <w:rStyle w:val="Hyperlink"/>
                 <w:noProof/>
               </w:rPr>
-              <w:t>The Concentration–Time Curve</w:t>
+              <w:t>Appendix B: Glossary</w:t>
             </w:r>
             <w:r>
               <w:rPr>
@@ -6684,7 +7146,7 @@
               <w:rPr>
                 <w:noProof/>
               </w:rPr>
-              <w:instrText xml:space="preserve"> PAGEREF _Toc241506986 \h </w:instrText>
+              <w:instrText xml:space="preserve"> PAGEREF _Toc241508084 \h </w:instrText>
             </w:r>
             <w:r>
               <w:rPr>
@@ -6701,7 +7163,7 @@
               <w:rPr>
                 <w:noProof/>
               </w:rPr>
-              <w:t>52</w:t>
+              <w:t>67</w:t>
             </w:r>
             <w:r>
               <w:rPr>
@@ -6726,13 +7188,13 @@
               <w14:ligatures w14:val="standardContextual"/>
             </w:rPr>
           </w:pPr>
-          <w:hyperlink w:anchor="_Toc241506987" w:history="1">
+          <w:hyperlink w:anchor="_Toc241508085" w:history="1">
             <w:r>
               <w:rPr>
                 <w:rStyle w:val="Hyperlink"/>
                 <w:noProof/>
               </w:rPr>
-              <w:t>Key Pharmacokinetic Parameters</w:t>
+              <w:t>Appendix C: Recognised Column Names</w:t>
             </w:r>
             <w:r>
               <w:rPr>
@@ -6750,7 +7212,7 @@
               <w:rPr>
                 <w:noProof/>
               </w:rPr>
-              <w:instrText xml:space="preserve"> PAGEREF _Toc241506987 \h </w:instrText>
+              <w:instrText xml:space="preserve"> PAGEREF _Toc241508085 \h </w:instrText>
             </w:r>
             <w:r>
               <w:rPr>
@@ -6767,7 +7229,7 @@
               <w:rPr>
                 <w:noProof/>
               </w:rPr>
-              <w:t>52</w:t>
+              <w:t>70</w:t>
             </w:r>
             <w:r>
               <w:rPr>
@@ -6792,13 +7254,13 @@
               <w14:ligatures w14:val="standardContextual"/>
             </w:rPr>
           </w:pPr>
-          <w:hyperlink w:anchor="_Toc241506988" w:history="1">
+          <w:hyperlink w:anchor="_Toc241508086" w:history="1">
             <w:r>
               <w:rPr>
                 <w:rStyle w:val="Hyperlink"/>
                 <w:noProof/>
               </w:rPr>
-              <w:t>Why NCA Is Used So Widely</w:t>
+              <w:t>Appendix D: Troubleshooting</w:t>
             </w:r>
             <w:r>
               <w:rPr>
@@ -6816,7 +7278,7 @@
               <w:rPr>
                 <w:noProof/>
               </w:rPr>
-              <w:instrText xml:space="preserve"> PAGEREF _Toc241506988 \h </w:instrText>
+              <w:instrText xml:space="preserve"> PAGEREF _Toc241508086 \h </w:instrText>
             </w:r>
             <w:r>
               <w:rPr>
@@ -6833,7 +7295,7 @@
               <w:rPr>
                 <w:noProof/>
               </w:rPr>
-              <w:t>53</w:t>
+              <w:t>70</w:t>
             </w:r>
             <w:r>
               <w:rPr>
@@ -6858,13 +7320,13 @@
               <w14:ligatures w14:val="standardContextual"/>
             </w:rPr>
           </w:pPr>
-          <w:hyperlink w:anchor="_Toc241506989" w:history="1">
+          <w:hyperlink w:anchor="_Toc241508087" w:history="1">
             <w:r>
               <w:rPr>
                 <w:rStyle w:val="Hyperlink"/>
                 <w:noProof/>
               </w:rPr>
-              <w:t>When to Use NCA vs. Compartmental Modelling</w:t>
+              <w:t>Appendix E: Setting Up and Administering a Controlled Installation</w:t>
             </w:r>
             <w:r>
               <w:rPr>
@@ -6882,7 +7344,7 @@
               <w:rPr>
                 <w:noProof/>
               </w:rPr>
-              <w:instrText xml:space="preserve"> PAGEREF _Toc241506989 \h </w:instrText>
+              <w:instrText xml:space="preserve"> PAGEREF _Toc241508087 \h </w:instrText>
             </w:r>
             <w:r>
               <w:rPr>
@@ -6899,73 +7361,7 @@
               <w:rPr>
                 <w:noProof/>
               </w:rPr>
-              <w:t>53</w:t>
-            </w:r>
-            <w:r>
-              <w:rPr>
-                <w:noProof/>
-              </w:rPr>
-              <w:fldChar w:fldCharType="end"/>
-            </w:r>
-          </w:hyperlink>
-        </w:p>
-        <w:p>
-          <w:pPr>
-            <w:pStyle w:val="Inhopg1"/>
-            <w:tabs>
-              <w:tab w:val="right" w:leader="dot" w:pos="9016"/>
-            </w:tabs>
-            <w:rPr>
-              <w:rFonts w:asciiTheme="minorHAnsi" w:eastAsiaTheme="minorEastAsia" w:hAnsiTheme="minorHAnsi" w:cstheme="minorBidi"/>
-              <w:noProof/>
-              <w:kern w:val="2"/>
-              <w:sz w:val="24"/>
-              <w:szCs w:val="24"/>
-              <w14:ligatures w14:val="standardContextual"/>
-            </w:rPr>
-          </w:pPr>
-          <w:hyperlink w:anchor="_Toc241506990" w:history="1">
-            <w:r>
-              <w:rPr>
-                <w:rStyle w:val="Hyperlink"/>
-                <w:noProof/>
-              </w:rPr>
-              <w:t>Theoretical Background</w:t>
-            </w:r>
-            <w:r>
-              <w:rPr>
-                <w:noProof/>
-              </w:rPr>
-              <w:tab/>
-            </w:r>
-            <w:r>
-              <w:rPr>
-                <w:noProof/>
-              </w:rPr>
-              <w:fldChar w:fldCharType="begin"/>
-            </w:r>
-            <w:r>
-              <w:rPr>
-                <w:noProof/>
-              </w:rPr>
-              <w:instrText xml:space="preserve"> PAGEREF _Toc241506990 \h </w:instrText>
-            </w:r>
-            <w:r>
-              <w:rPr>
-                <w:noProof/>
-              </w:rPr>
-            </w:r>
-            <w:r>
-              <w:rPr>
-                <w:noProof/>
-              </w:rPr>
-              <w:fldChar w:fldCharType="separate"/>
-            </w:r>
-            <w:r>
-              <w:rPr>
-                <w:noProof/>
-              </w:rPr>
-              <w:t>54</w:t>
+              <w:t>73</w:t>
             </w:r>
             <w:r>
               <w:rPr>
@@ -6990,13 +7386,13 @@
               <w14:ligatures w14:val="standardContextual"/>
             </w:rPr>
           </w:pPr>
-          <w:hyperlink w:anchor="_Toc241506991" w:history="1">
+          <w:hyperlink w:anchor="_Toc241508088" w:history="1">
             <w:r>
               <w:rPr>
                 <w:rStyle w:val="Hyperlink"/>
                 <w:noProof/>
               </w:rPr>
-              <w:t>Trapezoidal Methods for AUC Calculation</w:t>
+              <w:t>Appendix F: References</w:t>
             </w:r>
             <w:r>
               <w:rPr>
@@ -7014,7 +7410,7 @@
               <w:rPr>
                 <w:noProof/>
               </w:rPr>
-              <w:instrText xml:space="preserve"> PAGEREF _Toc241506991 \h </w:instrText>
+              <w:instrText xml:space="preserve"> PAGEREF _Toc241508088 \h </w:instrText>
             </w:r>
             <w:r>
               <w:rPr>
@@ -7031,7 +7427,7 @@
               <w:rPr>
                 <w:noProof/>
               </w:rPr>
-              <w:t>54</w:t>
+              <w:t>76</w:t>
             </w:r>
             <w:r>
               <w:rPr>
@@ -7056,13 +7452,13 @@
               <w14:ligatures w14:val="standardContextual"/>
             </w:rPr>
           </w:pPr>
-          <w:hyperlink w:anchor="_Toc241506992" w:history="1">
+          <w:hyperlink w:anchor="_Toc241508089" w:history="1">
             <w:r>
               <w:rPr>
                 <w:rStyle w:val="Hyperlink"/>
                 <w:noProof/>
               </w:rPr>
-              <w:t>Terminal Phase Characterisation and Half-Life Estimation</w:t>
+              <w:t>Appendix G: Document Control</w:t>
             </w:r>
             <w:r>
               <w:rPr>
@@ -7080,7 +7476,7 @@
               <w:rPr>
                 <w:noProof/>
               </w:rPr>
-              <w:instrText xml:space="preserve"> PAGEREF _Toc241506992 \h </w:instrText>
+              <w:instrText xml:space="preserve"> PAGEREF _Toc241508089 \h </w:instrText>
             </w:r>
             <w:r>
               <w:rPr>
@@ -7097,1393 +7493,7 @@
               <w:rPr>
                 <w:noProof/>
               </w:rPr>
-              <w:t>54</w:t>
-            </w:r>
-            <w:r>
-              <w:rPr>
-                <w:noProof/>
-              </w:rPr>
-              <w:fldChar w:fldCharType="end"/>
-            </w:r>
-          </w:hyperlink>
-        </w:p>
-        <w:p>
-          <w:pPr>
-            <w:pStyle w:val="Inhopg2"/>
-            <w:tabs>
-              <w:tab w:val="right" w:leader="dot" w:pos="9016"/>
-            </w:tabs>
-            <w:rPr>
-              <w:rFonts w:asciiTheme="minorHAnsi" w:eastAsiaTheme="minorEastAsia" w:hAnsiTheme="minorHAnsi" w:cstheme="minorBidi"/>
-              <w:noProof/>
-              <w:kern w:val="2"/>
-              <w:sz w:val="24"/>
-              <w:szCs w:val="24"/>
-              <w14:ligatures w14:val="standardContextual"/>
-            </w:rPr>
-          </w:pPr>
-          <w:hyperlink w:anchor="_Toc241506993" w:history="1">
-            <w:r>
-              <w:rPr>
-                <w:rStyle w:val="Hyperlink"/>
-                <w:noProof/>
-              </w:rPr>
-              <w:t>BLQ Handling: Pharmacological Rationale</w:t>
-            </w:r>
-            <w:r>
-              <w:rPr>
-                <w:noProof/>
-              </w:rPr>
-              <w:tab/>
-            </w:r>
-            <w:r>
-              <w:rPr>
-                <w:noProof/>
-              </w:rPr>
-              <w:fldChar w:fldCharType="begin"/>
-            </w:r>
-            <w:r>
-              <w:rPr>
-                <w:noProof/>
-              </w:rPr>
-              <w:instrText xml:space="preserve"> PAGEREF _Toc241506993 \h </w:instrText>
-            </w:r>
-            <w:r>
-              <w:rPr>
-                <w:noProof/>
-              </w:rPr>
-            </w:r>
-            <w:r>
-              <w:rPr>
-                <w:noProof/>
-              </w:rPr>
-              <w:fldChar w:fldCharType="separate"/>
-            </w:r>
-            <w:r>
-              <w:rPr>
-                <w:noProof/>
-              </w:rPr>
-              <w:t>55</w:t>
-            </w:r>
-            <w:r>
-              <w:rPr>
-                <w:noProof/>
-              </w:rPr>
-              <w:fldChar w:fldCharType="end"/>
-            </w:r>
-          </w:hyperlink>
-        </w:p>
-        <w:p>
-          <w:pPr>
-            <w:pStyle w:val="Inhopg2"/>
-            <w:tabs>
-              <w:tab w:val="right" w:leader="dot" w:pos="9016"/>
-            </w:tabs>
-            <w:rPr>
-              <w:rFonts w:asciiTheme="minorHAnsi" w:eastAsiaTheme="minorEastAsia" w:hAnsiTheme="minorHAnsi" w:cstheme="minorBidi"/>
-              <w:noProof/>
-              <w:kern w:val="2"/>
-              <w:sz w:val="24"/>
-              <w:szCs w:val="24"/>
-              <w14:ligatures w14:val="standardContextual"/>
-            </w:rPr>
-          </w:pPr>
-          <w:hyperlink w:anchor="_Toc241506994" w:history="1">
-            <w:r>
-              <w:rPr>
-                <w:rStyle w:val="Hyperlink"/>
-                <w:noProof/>
-              </w:rPr>
-              <w:t>Steady-State Considerations</w:t>
-            </w:r>
-            <w:r>
-              <w:rPr>
-                <w:noProof/>
-              </w:rPr>
-              <w:tab/>
-            </w:r>
-            <w:r>
-              <w:rPr>
-                <w:noProof/>
-              </w:rPr>
-              <w:fldChar w:fldCharType="begin"/>
-            </w:r>
-            <w:r>
-              <w:rPr>
-                <w:noProof/>
-              </w:rPr>
-              <w:instrText xml:space="preserve"> PAGEREF _Toc241506994 \h </w:instrText>
-            </w:r>
-            <w:r>
-              <w:rPr>
-                <w:noProof/>
-              </w:rPr>
-            </w:r>
-            <w:r>
-              <w:rPr>
-                <w:noProof/>
-              </w:rPr>
-              <w:fldChar w:fldCharType="separate"/>
-            </w:r>
-            <w:r>
-              <w:rPr>
-                <w:noProof/>
-              </w:rPr>
-              <w:t>56</w:t>
-            </w:r>
-            <w:r>
-              <w:rPr>
-                <w:noProof/>
-              </w:rPr>
-              <w:fldChar w:fldCharType="end"/>
-            </w:r>
-          </w:hyperlink>
-        </w:p>
-        <w:p>
-          <w:pPr>
-            <w:pStyle w:val="Inhopg2"/>
-            <w:tabs>
-              <w:tab w:val="right" w:leader="dot" w:pos="9016"/>
-            </w:tabs>
-            <w:rPr>
-              <w:rFonts w:asciiTheme="minorHAnsi" w:eastAsiaTheme="minorEastAsia" w:hAnsiTheme="minorHAnsi" w:cstheme="minorBidi"/>
-              <w:noProof/>
-              <w:kern w:val="2"/>
-              <w:sz w:val="24"/>
-              <w:szCs w:val="24"/>
-              <w14:ligatures w14:val="standardContextual"/>
-            </w:rPr>
-          </w:pPr>
-          <w:hyperlink w:anchor="_Toc241506995" w:history="1">
-            <w:r>
-              <w:rPr>
-                <w:rStyle w:val="Hyperlink"/>
-                <w:noProof/>
-              </w:rPr>
-              <w:t>Partial AUCs: Interpolation and the End of the Interval</w:t>
-            </w:r>
-            <w:r>
-              <w:rPr>
-                <w:noProof/>
-              </w:rPr>
-              <w:tab/>
-            </w:r>
-            <w:r>
-              <w:rPr>
-                <w:noProof/>
-              </w:rPr>
-              <w:fldChar w:fldCharType="begin"/>
-            </w:r>
-            <w:r>
-              <w:rPr>
-                <w:noProof/>
-              </w:rPr>
-              <w:instrText xml:space="preserve"> PAGEREF _Toc241506995 \h </w:instrText>
-            </w:r>
-            <w:r>
-              <w:rPr>
-                <w:noProof/>
-              </w:rPr>
-            </w:r>
-            <w:r>
-              <w:rPr>
-                <w:noProof/>
-              </w:rPr>
-              <w:fldChar w:fldCharType="separate"/>
-            </w:r>
-            <w:r>
-              <w:rPr>
-                <w:noProof/>
-              </w:rPr>
-              <w:t>56</w:t>
-            </w:r>
-            <w:r>
-              <w:rPr>
-                <w:noProof/>
-              </w:rPr>
-              <w:fldChar w:fldCharType="end"/>
-            </w:r>
-          </w:hyperlink>
-        </w:p>
-        <w:p>
-          <w:pPr>
-            <w:pStyle w:val="Inhopg1"/>
-            <w:tabs>
-              <w:tab w:val="right" w:leader="dot" w:pos="9016"/>
-            </w:tabs>
-            <w:rPr>
-              <w:rFonts w:asciiTheme="minorHAnsi" w:eastAsiaTheme="minorEastAsia" w:hAnsiTheme="minorHAnsi" w:cstheme="minorBidi"/>
-              <w:noProof/>
-              <w:kern w:val="2"/>
-              <w:sz w:val="24"/>
-              <w:szCs w:val="24"/>
-              <w14:ligatures w14:val="standardContextual"/>
-            </w:rPr>
-          </w:pPr>
-          <w:hyperlink w:anchor="_Toc241506996" w:history="1">
-            <w:r>
-              <w:rPr>
-                <w:rStyle w:val="Hyperlink"/>
-                <w:noProof/>
-              </w:rPr>
-              <w:t>Statistical Methods</w:t>
-            </w:r>
-            <w:r>
-              <w:rPr>
-                <w:noProof/>
-              </w:rPr>
-              <w:tab/>
-            </w:r>
-            <w:r>
-              <w:rPr>
-                <w:noProof/>
-              </w:rPr>
-              <w:fldChar w:fldCharType="begin"/>
-            </w:r>
-            <w:r>
-              <w:rPr>
-                <w:noProof/>
-              </w:rPr>
-              <w:instrText xml:space="preserve"> PAGEREF _Toc241506996 \h </w:instrText>
-            </w:r>
-            <w:r>
-              <w:rPr>
-                <w:noProof/>
-              </w:rPr>
-            </w:r>
-            <w:r>
-              <w:rPr>
-                <w:noProof/>
-              </w:rPr>
-              <w:fldChar w:fldCharType="separate"/>
-            </w:r>
-            <w:r>
-              <w:rPr>
-                <w:noProof/>
-              </w:rPr>
-              <w:t>57</w:t>
-            </w:r>
-            <w:r>
-              <w:rPr>
-                <w:noProof/>
-              </w:rPr>
-              <w:fldChar w:fldCharType="end"/>
-            </w:r>
-          </w:hyperlink>
-        </w:p>
-        <w:p>
-          <w:pPr>
-            <w:pStyle w:val="Inhopg2"/>
-            <w:tabs>
-              <w:tab w:val="right" w:leader="dot" w:pos="9016"/>
-            </w:tabs>
-            <w:rPr>
-              <w:rFonts w:asciiTheme="minorHAnsi" w:eastAsiaTheme="minorEastAsia" w:hAnsiTheme="minorHAnsi" w:cstheme="minorBidi"/>
-              <w:noProof/>
-              <w:kern w:val="2"/>
-              <w:sz w:val="24"/>
-              <w:szCs w:val="24"/>
-              <w14:ligatures w14:val="standardContextual"/>
-            </w:rPr>
-          </w:pPr>
-          <w:hyperlink w:anchor="_Toc241506997" w:history="1">
-            <w:r>
-              <w:rPr>
-                <w:rStyle w:val="Hyperlink"/>
-                <w:noProof/>
-              </w:rPr>
-              <w:t>The Two One-Sided Tests (TOST) Procedure</w:t>
-            </w:r>
-            <w:r>
-              <w:rPr>
-                <w:noProof/>
-              </w:rPr>
-              <w:tab/>
-            </w:r>
-            <w:r>
-              <w:rPr>
-                <w:noProof/>
-              </w:rPr>
-              <w:fldChar w:fldCharType="begin"/>
-            </w:r>
-            <w:r>
-              <w:rPr>
-                <w:noProof/>
-              </w:rPr>
-              <w:instrText xml:space="preserve"> PAGEREF _Toc241506997 \h </w:instrText>
-            </w:r>
-            <w:r>
-              <w:rPr>
-                <w:noProof/>
-              </w:rPr>
-            </w:r>
-            <w:r>
-              <w:rPr>
-                <w:noProof/>
-              </w:rPr>
-              <w:fldChar w:fldCharType="separate"/>
-            </w:r>
-            <w:r>
-              <w:rPr>
-                <w:noProof/>
-              </w:rPr>
-              <w:t>57</w:t>
-            </w:r>
-            <w:r>
-              <w:rPr>
-                <w:noProof/>
-              </w:rPr>
-              <w:fldChar w:fldCharType="end"/>
-            </w:r>
-          </w:hyperlink>
-        </w:p>
-        <w:p>
-          <w:pPr>
-            <w:pStyle w:val="Inhopg2"/>
-            <w:tabs>
-              <w:tab w:val="right" w:leader="dot" w:pos="9016"/>
-            </w:tabs>
-            <w:rPr>
-              <w:rFonts w:asciiTheme="minorHAnsi" w:eastAsiaTheme="minorEastAsia" w:hAnsiTheme="minorHAnsi" w:cstheme="minorBidi"/>
-              <w:noProof/>
-              <w:kern w:val="2"/>
-              <w:sz w:val="24"/>
-              <w:szCs w:val="24"/>
-              <w14:ligatures w14:val="standardContextual"/>
-            </w:rPr>
-          </w:pPr>
-          <w:hyperlink w:anchor="_Toc241506998" w:history="1">
-            <w:r>
-              <w:rPr>
-                <w:rStyle w:val="Hyperlink"/>
-                <w:noProof/>
-              </w:rPr>
-              <w:t>The ANOVA Model for Crossover Designs</w:t>
-            </w:r>
-            <w:r>
-              <w:rPr>
-                <w:noProof/>
-              </w:rPr>
-              <w:tab/>
-            </w:r>
-            <w:r>
-              <w:rPr>
-                <w:noProof/>
-              </w:rPr>
-              <w:fldChar w:fldCharType="begin"/>
-            </w:r>
-            <w:r>
-              <w:rPr>
-                <w:noProof/>
-              </w:rPr>
-              <w:instrText xml:space="preserve"> PAGEREF _Toc241506998 \h </w:instrText>
-            </w:r>
-            <w:r>
-              <w:rPr>
-                <w:noProof/>
-              </w:rPr>
-            </w:r>
-            <w:r>
-              <w:rPr>
-                <w:noProof/>
-              </w:rPr>
-              <w:fldChar w:fldCharType="separate"/>
-            </w:r>
-            <w:r>
-              <w:rPr>
-                <w:noProof/>
-              </w:rPr>
-              <w:t>57</w:t>
-            </w:r>
-            <w:r>
-              <w:rPr>
-                <w:noProof/>
-              </w:rPr>
-              <w:fldChar w:fldCharType="end"/>
-            </w:r>
-          </w:hyperlink>
-        </w:p>
-        <w:p>
-          <w:pPr>
-            <w:pStyle w:val="Inhopg2"/>
-            <w:tabs>
-              <w:tab w:val="right" w:leader="dot" w:pos="9016"/>
-            </w:tabs>
-            <w:rPr>
-              <w:rFonts w:asciiTheme="minorHAnsi" w:eastAsiaTheme="minorEastAsia" w:hAnsiTheme="minorHAnsi" w:cstheme="minorBidi"/>
-              <w:noProof/>
-              <w:kern w:val="2"/>
-              <w:sz w:val="24"/>
-              <w:szCs w:val="24"/>
-              <w14:ligatures w14:val="standardContextual"/>
-            </w:rPr>
-          </w:pPr>
-          <w:hyperlink w:anchor="_Toc241506999" w:history="1">
-            <w:r>
-              <w:rPr>
-                <w:rStyle w:val="Hyperlink"/>
-                <w:noProof/>
-              </w:rPr>
-              <w:t>Fixed-Effects vs. Mixed-Effects Models</w:t>
-            </w:r>
-            <w:r>
-              <w:rPr>
-                <w:noProof/>
-              </w:rPr>
-              <w:tab/>
-            </w:r>
-            <w:r>
-              <w:rPr>
-                <w:noProof/>
-              </w:rPr>
-              <w:fldChar w:fldCharType="begin"/>
-            </w:r>
-            <w:r>
-              <w:rPr>
-                <w:noProof/>
-              </w:rPr>
-              <w:instrText xml:space="preserve"> PAGEREF _Toc241506999 \h </w:instrText>
-            </w:r>
-            <w:r>
-              <w:rPr>
-                <w:noProof/>
-              </w:rPr>
-            </w:r>
-            <w:r>
-              <w:rPr>
-                <w:noProof/>
-              </w:rPr>
-              <w:fldChar w:fldCharType="separate"/>
-            </w:r>
-            <w:r>
-              <w:rPr>
-                <w:noProof/>
-              </w:rPr>
-              <w:t>57</w:t>
-            </w:r>
-            <w:r>
-              <w:rPr>
-                <w:noProof/>
-              </w:rPr>
-              <w:fldChar w:fldCharType="end"/>
-            </w:r>
-          </w:hyperlink>
-        </w:p>
-        <w:p>
-          <w:pPr>
-            <w:pStyle w:val="Inhopg2"/>
-            <w:tabs>
-              <w:tab w:val="right" w:leader="dot" w:pos="9016"/>
-            </w:tabs>
-            <w:rPr>
-              <w:rFonts w:asciiTheme="minorHAnsi" w:eastAsiaTheme="minorEastAsia" w:hAnsiTheme="minorHAnsi" w:cstheme="minorBidi"/>
-              <w:noProof/>
-              <w:kern w:val="2"/>
-              <w:sz w:val="24"/>
-              <w:szCs w:val="24"/>
-              <w14:ligatures w14:val="standardContextual"/>
-            </w:rPr>
-          </w:pPr>
-          <w:hyperlink w:anchor="_Toc241507000" w:history="1">
-            <w:r>
-              <w:rPr>
-                <w:rStyle w:val="Hyperlink"/>
-                <w:noProof/>
-              </w:rPr>
-              <w:t>Confidence Interval Construction</w:t>
-            </w:r>
-            <w:r>
-              <w:rPr>
-                <w:noProof/>
-              </w:rPr>
-              <w:tab/>
-            </w:r>
-            <w:r>
-              <w:rPr>
-                <w:noProof/>
-              </w:rPr>
-              <w:fldChar w:fldCharType="begin"/>
-            </w:r>
-            <w:r>
-              <w:rPr>
-                <w:noProof/>
-              </w:rPr>
-              <w:instrText xml:space="preserve"> PAGEREF _Toc241507000 \h </w:instrText>
-            </w:r>
-            <w:r>
-              <w:rPr>
-                <w:noProof/>
-              </w:rPr>
-            </w:r>
-            <w:r>
-              <w:rPr>
-                <w:noProof/>
-              </w:rPr>
-              <w:fldChar w:fldCharType="separate"/>
-            </w:r>
-            <w:r>
-              <w:rPr>
-                <w:noProof/>
-              </w:rPr>
-              <w:t>57</w:t>
-            </w:r>
-            <w:r>
-              <w:rPr>
-                <w:noProof/>
-              </w:rPr>
-              <w:fldChar w:fldCharType="end"/>
-            </w:r>
-          </w:hyperlink>
-        </w:p>
-        <w:p>
-          <w:pPr>
-            <w:pStyle w:val="Inhopg2"/>
-            <w:tabs>
-              <w:tab w:val="right" w:leader="dot" w:pos="9016"/>
-            </w:tabs>
-            <w:rPr>
-              <w:rFonts w:asciiTheme="minorHAnsi" w:eastAsiaTheme="minorEastAsia" w:hAnsiTheme="minorHAnsi" w:cstheme="minorBidi"/>
-              <w:noProof/>
-              <w:kern w:val="2"/>
-              <w:sz w:val="24"/>
-              <w:szCs w:val="24"/>
-              <w14:ligatures w14:val="standardContextual"/>
-            </w:rPr>
-          </w:pPr>
-          <w:hyperlink w:anchor="_Toc241507001" w:history="1">
-            <w:r>
-              <w:rPr>
-                <w:rStyle w:val="Hyperlink"/>
-                <w:noProof/>
-              </w:rPr>
-              <w:t>Design-Specific Models</w:t>
-            </w:r>
-            <w:r>
-              <w:rPr>
-                <w:noProof/>
-              </w:rPr>
-              <w:tab/>
-            </w:r>
-            <w:r>
-              <w:rPr>
-                <w:noProof/>
-              </w:rPr>
-              <w:fldChar w:fldCharType="begin"/>
-            </w:r>
-            <w:r>
-              <w:rPr>
-                <w:noProof/>
-              </w:rPr>
-              <w:instrText xml:space="preserve"> PAGEREF _Toc241507001 \h </w:instrText>
-            </w:r>
-            <w:r>
-              <w:rPr>
-                <w:noProof/>
-              </w:rPr>
-            </w:r>
-            <w:r>
-              <w:rPr>
-                <w:noProof/>
-              </w:rPr>
-              <w:fldChar w:fldCharType="separate"/>
-            </w:r>
-            <w:r>
-              <w:rPr>
-                <w:noProof/>
-              </w:rPr>
-              <w:t>58</w:t>
-            </w:r>
-            <w:r>
-              <w:rPr>
-                <w:noProof/>
-              </w:rPr>
-              <w:fldChar w:fldCharType="end"/>
-            </w:r>
-          </w:hyperlink>
-        </w:p>
-        <w:p>
-          <w:pPr>
-            <w:pStyle w:val="Inhopg2"/>
-            <w:tabs>
-              <w:tab w:val="right" w:leader="dot" w:pos="9016"/>
-            </w:tabs>
-            <w:rPr>
-              <w:rFonts w:asciiTheme="minorHAnsi" w:eastAsiaTheme="minorEastAsia" w:hAnsiTheme="minorHAnsi" w:cstheme="minorBidi"/>
-              <w:noProof/>
-              <w:kern w:val="2"/>
-              <w:sz w:val="24"/>
-              <w:szCs w:val="24"/>
-              <w14:ligatures w14:val="standardContextual"/>
-            </w:rPr>
-          </w:pPr>
-          <w:hyperlink w:anchor="_Toc241507002" w:history="1">
-            <w:r>
-              <w:rPr>
-                <w:rStyle w:val="Hyperlink"/>
-                <w:noProof/>
-              </w:rPr>
-              <w:t>Drug–Drug Interaction Analysis</w:t>
-            </w:r>
-            <w:r>
-              <w:rPr>
-                <w:noProof/>
-              </w:rPr>
-              <w:tab/>
-            </w:r>
-            <w:r>
-              <w:rPr>
-                <w:noProof/>
-              </w:rPr>
-              <w:fldChar w:fldCharType="begin"/>
-            </w:r>
-            <w:r>
-              <w:rPr>
-                <w:noProof/>
-              </w:rPr>
-              <w:instrText xml:space="preserve"> PAGEREF _Toc241507002 \h </w:instrText>
-            </w:r>
-            <w:r>
-              <w:rPr>
-                <w:noProof/>
-              </w:rPr>
-            </w:r>
-            <w:r>
-              <w:rPr>
-                <w:noProof/>
-              </w:rPr>
-              <w:fldChar w:fldCharType="separate"/>
-            </w:r>
-            <w:r>
-              <w:rPr>
-                <w:noProof/>
-              </w:rPr>
-              <w:t>58</w:t>
-            </w:r>
-            <w:r>
-              <w:rPr>
-                <w:noProof/>
-              </w:rPr>
-              <w:fldChar w:fldCharType="end"/>
-            </w:r>
-          </w:hyperlink>
-        </w:p>
-        <w:p>
-          <w:pPr>
-            <w:pStyle w:val="Inhopg2"/>
-            <w:tabs>
-              <w:tab w:val="right" w:leader="dot" w:pos="9016"/>
-            </w:tabs>
-            <w:rPr>
-              <w:rFonts w:asciiTheme="minorHAnsi" w:eastAsiaTheme="minorEastAsia" w:hAnsiTheme="minorHAnsi" w:cstheme="minorBidi"/>
-              <w:noProof/>
-              <w:kern w:val="2"/>
-              <w:sz w:val="24"/>
-              <w:szCs w:val="24"/>
-              <w14:ligatures w14:val="standardContextual"/>
-            </w:rPr>
-          </w:pPr>
-          <w:hyperlink w:anchor="_Toc241507003" w:history="1">
-            <w:r>
-              <w:rPr>
-                <w:rStyle w:val="Hyperlink"/>
-                <w:noProof/>
-              </w:rPr>
-              <w:t>Power and Sample Size for Bioequivalence</w:t>
-            </w:r>
-            <w:r>
-              <w:rPr>
-                <w:noProof/>
-              </w:rPr>
-              <w:tab/>
-            </w:r>
-            <w:r>
-              <w:rPr>
-                <w:noProof/>
-              </w:rPr>
-              <w:fldChar w:fldCharType="begin"/>
-            </w:r>
-            <w:r>
-              <w:rPr>
-                <w:noProof/>
-              </w:rPr>
-              <w:instrText xml:space="preserve"> PAGEREF _Toc241507003 \h </w:instrText>
-            </w:r>
-            <w:r>
-              <w:rPr>
-                <w:noProof/>
-              </w:rPr>
-            </w:r>
-            <w:r>
-              <w:rPr>
-                <w:noProof/>
-              </w:rPr>
-              <w:fldChar w:fldCharType="separate"/>
-            </w:r>
-            <w:r>
-              <w:rPr>
-                <w:noProof/>
-              </w:rPr>
-              <w:t>58</w:t>
-            </w:r>
-            <w:r>
-              <w:rPr>
-                <w:noProof/>
-              </w:rPr>
-              <w:fldChar w:fldCharType="end"/>
-            </w:r>
-          </w:hyperlink>
-        </w:p>
-        <w:p>
-          <w:pPr>
-            <w:pStyle w:val="Inhopg2"/>
-            <w:tabs>
-              <w:tab w:val="right" w:leader="dot" w:pos="9016"/>
-            </w:tabs>
-            <w:rPr>
-              <w:rFonts w:asciiTheme="minorHAnsi" w:eastAsiaTheme="minorEastAsia" w:hAnsiTheme="minorHAnsi" w:cstheme="minorBidi"/>
-              <w:noProof/>
-              <w:kern w:val="2"/>
-              <w:sz w:val="24"/>
-              <w:szCs w:val="24"/>
-              <w14:ligatures w14:val="standardContextual"/>
-            </w:rPr>
-          </w:pPr>
-          <w:hyperlink w:anchor="_Toc241507004" w:history="1">
-            <w:r>
-              <w:rPr>
-                <w:rStyle w:val="Hyperlink"/>
-                <w:noProof/>
-              </w:rPr>
-              <w:t>Partial AUCs in Bioequivalence</w:t>
-            </w:r>
-            <w:r>
-              <w:rPr>
-                <w:noProof/>
-              </w:rPr>
-              <w:tab/>
-            </w:r>
-            <w:r>
-              <w:rPr>
-                <w:noProof/>
-              </w:rPr>
-              <w:fldChar w:fldCharType="begin"/>
-            </w:r>
-            <w:r>
-              <w:rPr>
-                <w:noProof/>
-              </w:rPr>
-              <w:instrText xml:space="preserve"> PAGEREF _Toc241507004 \h </w:instrText>
-            </w:r>
-            <w:r>
-              <w:rPr>
-                <w:noProof/>
-              </w:rPr>
-            </w:r>
-            <w:r>
-              <w:rPr>
-                <w:noProof/>
-              </w:rPr>
-              <w:fldChar w:fldCharType="separate"/>
-            </w:r>
-            <w:r>
-              <w:rPr>
-                <w:noProof/>
-              </w:rPr>
-              <w:t>59</w:t>
-            </w:r>
-            <w:r>
-              <w:rPr>
-                <w:noProof/>
-              </w:rPr>
-              <w:fldChar w:fldCharType="end"/>
-            </w:r>
-          </w:hyperlink>
-        </w:p>
-        <w:p>
-          <w:pPr>
-            <w:pStyle w:val="Inhopg2"/>
-            <w:tabs>
-              <w:tab w:val="right" w:leader="dot" w:pos="9016"/>
-            </w:tabs>
-            <w:rPr>
-              <w:rFonts w:asciiTheme="minorHAnsi" w:eastAsiaTheme="minorEastAsia" w:hAnsiTheme="minorHAnsi" w:cstheme="minorBidi"/>
-              <w:noProof/>
-              <w:kern w:val="2"/>
-              <w:sz w:val="24"/>
-              <w:szCs w:val="24"/>
-              <w14:ligatures w14:val="standardContextual"/>
-            </w:rPr>
-          </w:pPr>
-          <w:hyperlink w:anchor="_Toc241507005" w:history="1">
-            <w:r>
-              <w:rPr>
-                <w:rStyle w:val="Hyperlink"/>
-                <w:noProof/>
-              </w:rPr>
-              <w:t>Regulatory Guidelines</w:t>
-            </w:r>
-            <w:r>
-              <w:rPr>
-                <w:noProof/>
-              </w:rPr>
-              <w:tab/>
-            </w:r>
-            <w:r>
-              <w:rPr>
-                <w:noProof/>
-              </w:rPr>
-              <w:fldChar w:fldCharType="begin"/>
-            </w:r>
-            <w:r>
-              <w:rPr>
-                <w:noProof/>
-              </w:rPr>
-              <w:instrText xml:space="preserve"> PAGEREF _Toc241507005 \h </w:instrText>
-            </w:r>
-            <w:r>
-              <w:rPr>
-                <w:noProof/>
-              </w:rPr>
-            </w:r>
-            <w:r>
-              <w:rPr>
-                <w:noProof/>
-              </w:rPr>
-              <w:fldChar w:fldCharType="separate"/>
-            </w:r>
-            <w:r>
-              <w:rPr>
-                <w:noProof/>
-              </w:rPr>
-              <w:t>59</w:t>
-            </w:r>
-            <w:r>
-              <w:rPr>
-                <w:noProof/>
-              </w:rPr>
-              <w:fldChar w:fldCharType="end"/>
-            </w:r>
-          </w:hyperlink>
-        </w:p>
-        <w:p>
-          <w:pPr>
-            <w:pStyle w:val="Inhopg1"/>
-            <w:tabs>
-              <w:tab w:val="right" w:leader="dot" w:pos="9016"/>
-            </w:tabs>
-            <w:rPr>
-              <w:rFonts w:asciiTheme="minorHAnsi" w:eastAsiaTheme="minorEastAsia" w:hAnsiTheme="minorHAnsi" w:cstheme="minorBidi"/>
-              <w:noProof/>
-              <w:kern w:val="2"/>
-              <w:sz w:val="24"/>
-              <w:szCs w:val="24"/>
-              <w14:ligatures w14:val="standardContextual"/>
-            </w:rPr>
-          </w:pPr>
-          <w:hyperlink w:anchor="_Toc241507006" w:history="1">
-            <w:r>
-              <w:rPr>
-                <w:rStyle w:val="Hyperlink"/>
-                <w:noProof/>
-              </w:rPr>
-              <w:t>Appendices</w:t>
-            </w:r>
-            <w:r>
-              <w:rPr>
-                <w:noProof/>
-              </w:rPr>
-              <w:tab/>
-            </w:r>
-            <w:r>
-              <w:rPr>
-                <w:noProof/>
-              </w:rPr>
-              <w:fldChar w:fldCharType="begin"/>
-            </w:r>
-            <w:r>
-              <w:rPr>
-                <w:noProof/>
-              </w:rPr>
-              <w:instrText xml:space="preserve"> PAGEREF _Toc241507006 \h </w:instrText>
-            </w:r>
-            <w:r>
-              <w:rPr>
-                <w:noProof/>
-              </w:rPr>
-            </w:r>
-            <w:r>
-              <w:rPr>
-                <w:noProof/>
-              </w:rPr>
-              <w:fldChar w:fldCharType="separate"/>
-            </w:r>
-            <w:r>
-              <w:rPr>
-                <w:noProof/>
-              </w:rPr>
-              <w:t>61</w:t>
-            </w:r>
-            <w:r>
-              <w:rPr>
-                <w:noProof/>
-              </w:rPr>
-              <w:fldChar w:fldCharType="end"/>
-            </w:r>
-          </w:hyperlink>
-        </w:p>
-        <w:p>
-          <w:pPr>
-            <w:pStyle w:val="Inhopg2"/>
-            <w:tabs>
-              <w:tab w:val="right" w:leader="dot" w:pos="9016"/>
-            </w:tabs>
-            <w:rPr>
-              <w:rFonts w:asciiTheme="minorHAnsi" w:eastAsiaTheme="minorEastAsia" w:hAnsiTheme="minorHAnsi" w:cstheme="minorBidi"/>
-              <w:noProof/>
-              <w:kern w:val="2"/>
-              <w:sz w:val="24"/>
-              <w:szCs w:val="24"/>
-              <w14:ligatures w14:val="standardContextual"/>
-            </w:rPr>
-          </w:pPr>
-          <w:hyperlink w:anchor="_Toc241507007" w:history="1">
-            <w:r>
-              <w:rPr>
-                <w:rStyle w:val="Hyperlink"/>
-                <w:noProof/>
-              </w:rPr>
-              <w:t>Appendix A: Output Parameters</w:t>
-            </w:r>
-            <w:r>
-              <w:rPr>
-                <w:noProof/>
-              </w:rPr>
-              <w:tab/>
-            </w:r>
-            <w:r>
-              <w:rPr>
-                <w:noProof/>
-              </w:rPr>
-              <w:fldChar w:fldCharType="begin"/>
-            </w:r>
-            <w:r>
-              <w:rPr>
-                <w:noProof/>
-              </w:rPr>
-              <w:instrText xml:space="preserve"> PAGEREF _Toc241507007 \h </w:instrText>
-            </w:r>
-            <w:r>
-              <w:rPr>
-                <w:noProof/>
-              </w:rPr>
-            </w:r>
-            <w:r>
-              <w:rPr>
-                <w:noProof/>
-              </w:rPr>
-              <w:fldChar w:fldCharType="separate"/>
-            </w:r>
-            <w:r>
-              <w:rPr>
-                <w:noProof/>
-              </w:rPr>
-              <w:t>61</w:t>
-            </w:r>
-            <w:r>
-              <w:rPr>
-                <w:noProof/>
-              </w:rPr>
-              <w:fldChar w:fldCharType="end"/>
-            </w:r>
-          </w:hyperlink>
-        </w:p>
-        <w:p>
-          <w:pPr>
-            <w:pStyle w:val="Inhopg2"/>
-            <w:tabs>
-              <w:tab w:val="right" w:leader="dot" w:pos="9016"/>
-            </w:tabs>
-            <w:rPr>
-              <w:rFonts w:asciiTheme="minorHAnsi" w:eastAsiaTheme="minorEastAsia" w:hAnsiTheme="minorHAnsi" w:cstheme="minorBidi"/>
-              <w:noProof/>
-              <w:kern w:val="2"/>
-              <w:sz w:val="24"/>
-              <w:szCs w:val="24"/>
-              <w14:ligatures w14:val="standardContextual"/>
-            </w:rPr>
-          </w:pPr>
-          <w:hyperlink w:anchor="_Toc241507008" w:history="1">
-            <w:r>
-              <w:rPr>
-                <w:rStyle w:val="Hyperlink"/>
-                <w:noProof/>
-              </w:rPr>
-              <w:t>Appendix B: Glossary</w:t>
-            </w:r>
-            <w:r>
-              <w:rPr>
-                <w:noProof/>
-              </w:rPr>
-              <w:tab/>
-            </w:r>
-            <w:r>
-              <w:rPr>
-                <w:noProof/>
-              </w:rPr>
-              <w:fldChar w:fldCharType="begin"/>
-            </w:r>
-            <w:r>
-              <w:rPr>
-                <w:noProof/>
-              </w:rPr>
-              <w:instrText xml:space="preserve"> PAGEREF _Toc241507008 \h </w:instrText>
-            </w:r>
-            <w:r>
-              <w:rPr>
-                <w:noProof/>
-              </w:rPr>
-            </w:r>
-            <w:r>
-              <w:rPr>
-                <w:noProof/>
-              </w:rPr>
-              <w:fldChar w:fldCharType="separate"/>
-            </w:r>
-            <w:r>
-              <w:rPr>
-                <w:noProof/>
-              </w:rPr>
-              <w:t>65</w:t>
-            </w:r>
-            <w:r>
-              <w:rPr>
-                <w:noProof/>
-              </w:rPr>
-              <w:fldChar w:fldCharType="end"/>
-            </w:r>
-          </w:hyperlink>
-        </w:p>
-        <w:p>
-          <w:pPr>
-            <w:pStyle w:val="Inhopg2"/>
-            <w:tabs>
-              <w:tab w:val="right" w:leader="dot" w:pos="9016"/>
-            </w:tabs>
-            <w:rPr>
-              <w:rFonts w:asciiTheme="minorHAnsi" w:eastAsiaTheme="minorEastAsia" w:hAnsiTheme="minorHAnsi" w:cstheme="minorBidi"/>
-              <w:noProof/>
-              <w:kern w:val="2"/>
-              <w:sz w:val="24"/>
-              <w:szCs w:val="24"/>
-              <w14:ligatures w14:val="standardContextual"/>
-            </w:rPr>
-          </w:pPr>
-          <w:hyperlink w:anchor="_Toc241507009" w:history="1">
-            <w:r>
-              <w:rPr>
-                <w:rStyle w:val="Hyperlink"/>
-                <w:noProof/>
-              </w:rPr>
-              <w:t>Appendix C: Recognised Column Names</w:t>
-            </w:r>
-            <w:r>
-              <w:rPr>
-                <w:noProof/>
-              </w:rPr>
-              <w:tab/>
-            </w:r>
-            <w:r>
-              <w:rPr>
-                <w:noProof/>
-              </w:rPr>
-              <w:fldChar w:fldCharType="begin"/>
-            </w:r>
-            <w:r>
-              <w:rPr>
-                <w:noProof/>
-              </w:rPr>
-              <w:instrText xml:space="preserve"> PAGEREF _Toc241507009 \h </w:instrText>
-            </w:r>
-            <w:r>
-              <w:rPr>
-                <w:noProof/>
-              </w:rPr>
-            </w:r>
-            <w:r>
-              <w:rPr>
-                <w:noProof/>
-              </w:rPr>
-              <w:fldChar w:fldCharType="separate"/>
-            </w:r>
-            <w:r>
-              <w:rPr>
-                <w:noProof/>
-              </w:rPr>
-              <w:t>68</w:t>
-            </w:r>
-            <w:r>
-              <w:rPr>
-                <w:noProof/>
-              </w:rPr>
-              <w:fldChar w:fldCharType="end"/>
-            </w:r>
-          </w:hyperlink>
-        </w:p>
-        <w:p>
-          <w:pPr>
-            <w:pStyle w:val="Inhopg2"/>
-            <w:tabs>
-              <w:tab w:val="right" w:leader="dot" w:pos="9016"/>
-            </w:tabs>
-            <w:rPr>
-              <w:rFonts w:asciiTheme="minorHAnsi" w:eastAsiaTheme="minorEastAsia" w:hAnsiTheme="minorHAnsi" w:cstheme="minorBidi"/>
-              <w:noProof/>
-              <w:kern w:val="2"/>
-              <w:sz w:val="24"/>
-              <w:szCs w:val="24"/>
-              <w14:ligatures w14:val="standardContextual"/>
-            </w:rPr>
-          </w:pPr>
-          <w:hyperlink w:anchor="_Toc241507010" w:history="1">
-            <w:r>
-              <w:rPr>
-                <w:rStyle w:val="Hyperlink"/>
-                <w:noProof/>
-              </w:rPr>
-              <w:t>Appendix D: Troubleshooting</w:t>
-            </w:r>
-            <w:r>
-              <w:rPr>
-                <w:noProof/>
-              </w:rPr>
-              <w:tab/>
-            </w:r>
-            <w:r>
-              <w:rPr>
-                <w:noProof/>
-              </w:rPr>
-              <w:fldChar w:fldCharType="begin"/>
-            </w:r>
-            <w:r>
-              <w:rPr>
-                <w:noProof/>
-              </w:rPr>
-              <w:instrText xml:space="preserve"> PAGEREF _Toc241507010 \h </w:instrText>
-            </w:r>
-            <w:r>
-              <w:rPr>
-                <w:noProof/>
-              </w:rPr>
-            </w:r>
-            <w:r>
-              <w:rPr>
-                <w:noProof/>
-              </w:rPr>
-              <w:fldChar w:fldCharType="separate"/>
-            </w:r>
-            <w:r>
-              <w:rPr>
-                <w:noProof/>
-              </w:rPr>
-              <w:t>68</w:t>
-            </w:r>
-            <w:r>
-              <w:rPr>
-                <w:noProof/>
-              </w:rPr>
-              <w:fldChar w:fldCharType="end"/>
-            </w:r>
-          </w:hyperlink>
-        </w:p>
-        <w:p>
-          <w:pPr>
-            <w:pStyle w:val="Inhopg2"/>
-            <w:tabs>
-              <w:tab w:val="right" w:leader="dot" w:pos="9016"/>
-            </w:tabs>
-            <w:rPr>
-              <w:rFonts w:asciiTheme="minorHAnsi" w:eastAsiaTheme="minorEastAsia" w:hAnsiTheme="minorHAnsi" w:cstheme="minorBidi"/>
-              <w:noProof/>
-              <w:kern w:val="2"/>
-              <w:sz w:val="24"/>
-              <w:szCs w:val="24"/>
-              <w14:ligatures w14:val="standardContextual"/>
-            </w:rPr>
-          </w:pPr>
-          <w:hyperlink w:anchor="_Toc241507011" w:history="1">
-            <w:r>
-              <w:rPr>
-                <w:rStyle w:val="Hyperlink"/>
-                <w:noProof/>
-              </w:rPr>
-              <w:t>Appendix E: Setting Up and Administering a Controlled Installation</w:t>
-            </w:r>
-            <w:r>
-              <w:rPr>
-                <w:noProof/>
-              </w:rPr>
-              <w:tab/>
-            </w:r>
-            <w:r>
-              <w:rPr>
-                <w:noProof/>
-              </w:rPr>
-              <w:fldChar w:fldCharType="begin"/>
-            </w:r>
-            <w:r>
-              <w:rPr>
-                <w:noProof/>
-              </w:rPr>
-              <w:instrText xml:space="preserve"> PAGEREF _Toc241507011 \h </w:instrText>
-            </w:r>
-            <w:r>
-              <w:rPr>
-                <w:noProof/>
-              </w:rPr>
-            </w:r>
-            <w:r>
-              <w:rPr>
-                <w:noProof/>
-              </w:rPr>
-              <w:fldChar w:fldCharType="separate"/>
-            </w:r>
-            <w:r>
-              <w:rPr>
-                <w:noProof/>
-              </w:rPr>
-              <w:t>71</w:t>
-            </w:r>
-            <w:r>
-              <w:rPr>
-                <w:noProof/>
-              </w:rPr>
-              <w:fldChar w:fldCharType="end"/>
-            </w:r>
-          </w:hyperlink>
-        </w:p>
-        <w:p>
-          <w:pPr>
-            <w:pStyle w:val="Inhopg2"/>
-            <w:tabs>
-              <w:tab w:val="right" w:leader="dot" w:pos="9016"/>
-            </w:tabs>
-            <w:rPr>
-              <w:rFonts w:asciiTheme="minorHAnsi" w:eastAsiaTheme="minorEastAsia" w:hAnsiTheme="minorHAnsi" w:cstheme="minorBidi"/>
-              <w:noProof/>
-              <w:kern w:val="2"/>
-              <w:sz w:val="24"/>
-              <w:szCs w:val="24"/>
-              <w14:ligatures w14:val="standardContextual"/>
-            </w:rPr>
-          </w:pPr>
-          <w:hyperlink w:anchor="_Toc241507012" w:history="1">
-            <w:r>
-              <w:rPr>
-                <w:rStyle w:val="Hyperlink"/>
-                <w:noProof/>
-              </w:rPr>
-              <w:t>Appendix F: References</w:t>
-            </w:r>
-            <w:r>
-              <w:rPr>
-                <w:noProof/>
-              </w:rPr>
-              <w:tab/>
-            </w:r>
-            <w:r>
-              <w:rPr>
-                <w:noProof/>
-              </w:rPr>
-              <w:fldChar w:fldCharType="begin"/>
-            </w:r>
-            <w:r>
-              <w:rPr>
-                <w:noProof/>
-              </w:rPr>
-              <w:instrText xml:space="preserve"> PAGEREF _Toc241507012 \h </w:instrText>
-            </w:r>
-            <w:r>
-              <w:rPr>
-                <w:noProof/>
-              </w:rPr>
-            </w:r>
-            <w:r>
-              <w:rPr>
-                <w:noProof/>
-              </w:rPr>
-              <w:fldChar w:fldCharType="separate"/>
-            </w:r>
-            <w:r>
-              <w:rPr>
-                <w:noProof/>
-              </w:rPr>
-              <w:t>74</w:t>
-            </w:r>
-            <w:r>
-              <w:rPr>
-                <w:noProof/>
-              </w:rPr>
-              <w:fldChar w:fldCharType="end"/>
-            </w:r>
-          </w:hyperlink>
-        </w:p>
-        <w:p>
-          <w:pPr>
-            <w:pStyle w:val="Inhopg2"/>
-            <w:tabs>
-              <w:tab w:val="right" w:leader="dot" w:pos="9016"/>
-            </w:tabs>
-            <w:rPr>
-              <w:rFonts w:asciiTheme="minorHAnsi" w:eastAsiaTheme="minorEastAsia" w:hAnsiTheme="minorHAnsi" w:cstheme="minorBidi"/>
-              <w:noProof/>
-              <w:kern w:val="2"/>
-              <w:sz w:val="24"/>
-              <w:szCs w:val="24"/>
-              <w14:ligatures w14:val="standardContextual"/>
-            </w:rPr>
-          </w:pPr>
-          <w:hyperlink w:anchor="_Toc241507013" w:history="1">
-            <w:r>
-              <w:rPr>
-                <w:rStyle w:val="Hyperlink"/>
-                <w:noProof/>
-              </w:rPr>
-              <w:t>Appendix G: Document Control</w:t>
-            </w:r>
-            <w:r>
-              <w:rPr>
-                <w:noProof/>
-              </w:rPr>
-              <w:tab/>
-            </w:r>
-            <w:r>
-              <w:rPr>
-                <w:noProof/>
-              </w:rPr>
-              <w:fldChar w:fldCharType="begin"/>
-            </w:r>
-            <w:r>
-              <w:rPr>
-                <w:noProof/>
-              </w:rPr>
-              <w:instrText xml:space="preserve"> PAGEREF _Toc241507013 \h </w:instrText>
-            </w:r>
-            <w:r>
-              <w:rPr>
-                <w:noProof/>
-              </w:rPr>
-            </w:r>
-            <w:r>
-              <w:rPr>
-                <w:noProof/>
-              </w:rPr>
-              <w:fldChar w:fldCharType="separate"/>
-            </w:r>
-            <w:r>
-              <w:rPr>
-                <w:noProof/>
-              </w:rPr>
-              <w:t>75</w:t>
+              <w:t>77</w:t>
             </w:r>
             <w:r>
               <w:rPr>
@@ -8519,7 +7529,7 @@
         <w:pStyle w:val="Kop1"/>
         <w:pageBreakBefore/>
       </w:pPr>
-      <w:bookmarkStart w:id="1" w:name="_Toc241506889"/>
+      <w:bookmarkStart w:id="1" w:name="_Toc241507980"/>
       <w:r>
         <w:lastRenderedPageBreak/>
         <w:t>Intended Use and Your Data</w:t>
@@ -8531,7 +7541,7 @@
         <w:spacing w:after="120" w:line="276" w:lineRule="auto"/>
       </w:pPr>
       <w:r>
-        <w:t>NCA Assistant is for pharmacokineticists doing non-compartmental analysis, average bioequivalence testing and study planning. It gives no reference-scaled bioequivalence verdict (ABEL, RSABE). The public instance and a standard installation have no audit trail, electronic signature or access control; a controlled installation on your organisation's server adds them (Working on a Controlled Installation). The public instance on shinyapps.io is for evaluation and training, with synthetic or pseudonymised data. For regulated work, install a tagged release on your own system and qualify it there with the validation package. Responsibility for the analysis and its conclusions stays with the user. Not for dosing decisions for individual patients.</w:t>
+        <w:t>NCA Assistant is for pharmacokineticists doing non-compartmental analysis, average bioequivalence testing and study planning. It gives no reference-scaled bioequivalence verdict (ABEL, RSABE). The public instance and a standard installation have no audit trail, electronic signature or access control; a controlled installation on your organisation's server adds them (Working in a Regulated Environment). The public instance on shinyapps.io is for evaluation and training, with synthetic or pseudonymised data. For regulated work, install a tagged release on your own system and qualify it there with the validation package. Responsibility for the analysis and its conclusions stays with the user. Not for dosing decisions for individual patients.</w:t>
       </w:r>
     </w:p>
     <w:p>
@@ -8559,7 +7569,7 @@
         <w:t>Status.</w:t>
       </w:r>
       <w:r>
-        <w:t xml:space="preserve"> NCA Assistant is not validated for your use. The validation package in the repository (a URS, an IQ/OQ/PQ protocol and a test script with more than 400 tests) is a starting point: the developer's test run shows that the code does what the tests check, on the developer's computer. Qualifying the installation you use is your responsibility; the chapter on regulated use explains how.</w:t>
+        <w:t xml:space="preserve"> NCA Assistant is not validated for your use. The validation package in the repository (a URS, an IQ/OQ/PQ protocol and a test script with more than 400 tests) is a starting point: the developer's test run shows that the code does what the tests check, on the developer's computer. Qualifying the installation you use is your responsibility; the chapters Working in a Regulated Environment and Installing NCA Assistant for Regulated Use explain how.</w:t>
       </w:r>
     </w:p>
     <w:p>
@@ -8580,7 +7590,7 @@
       <w:pPr>
         <w:pStyle w:val="Kop2"/>
       </w:pPr>
-      <w:bookmarkStart w:id="2" w:name="_Toc241506890"/>
+      <w:bookmarkStart w:id="2" w:name="_Toc241507981"/>
       <w:r>
         <w:t>What the App Does Not Do</w:t>
       </w:r>
@@ -9121,7 +8131,7 @@
         <w:pStyle w:val="Kop1"/>
         <w:pageBreakBefore/>
       </w:pPr>
-      <w:bookmarkStart w:id="3" w:name="_Toc241506891"/>
+      <w:bookmarkStart w:id="3" w:name="_Toc241507982"/>
       <w:r>
         <w:lastRenderedPageBreak/>
         <w:t>Getting Started</w:t>
@@ -9132,7 +8142,7 @@
       <w:pPr>
         <w:pStyle w:val="Kop2"/>
       </w:pPr>
-      <w:bookmarkStart w:id="4" w:name="_Toc241506892"/>
+      <w:bookmarkStart w:id="4" w:name="_Toc241507983"/>
       <w:r>
         <w:t>Opening the Public App</w:t>
       </w:r>
@@ -9150,7 +8160,7 @@
       <w:pPr>
         <w:pStyle w:val="Kop2"/>
       </w:pPr>
-      <w:bookmarkStart w:id="5" w:name="_Toc241506893"/>
+      <w:bookmarkStart w:id="5" w:name="_Toc241507984"/>
       <w:r>
         <w:t>Installing the App on Your Own Computer</w:t>
       </w:r>
@@ -9230,7 +8240,7 @@
       <w:pPr>
         <w:pStyle w:val="Kop2"/>
       </w:pPr>
-      <w:bookmarkStart w:id="6" w:name="_Toc241506894"/>
+      <w:bookmarkStart w:id="6" w:name="_Toc241507985"/>
       <w:r>
         <w:t>The Hub Screen</w:t>
       </w:r>
@@ -9857,7 +8867,7 @@
       <w:pPr>
         <w:pStyle w:val="Kop2"/>
       </w:pPr>
-      <w:bookmarkStart w:id="7" w:name="_Toc241506895"/>
+      <w:bookmarkStart w:id="7" w:name="_Toc241507986"/>
       <w:r>
         <w:t>Getting Help Inside the App</w:t>
       </w:r>
@@ -9875,7 +8885,7 @@
       <w:pPr>
         <w:pStyle w:val="Kop2"/>
       </w:pPr>
-      <w:bookmarkStart w:id="8" w:name="_Toc241506896"/>
+      <w:bookmarkStart w:id="8" w:name="_Toc241507987"/>
       <w:r>
         <w:t>Saving Your Work</w:t>
       </w:r>
@@ -9894,7 +8904,7 @@
         <w:pStyle w:val="Kop1"/>
         <w:pageBreakBefore/>
       </w:pPr>
-      <w:bookmarkStart w:id="9" w:name="_Toc241506897"/>
+      <w:bookmarkStart w:id="9" w:name="_Toc241507988"/>
       <w:r>
         <w:lastRenderedPageBreak/>
         <w:t>Tutorials</w:t>
@@ -9906,14 +8916,14 @@
         <w:spacing w:after="120" w:line="276" w:lineRule="auto"/>
       </w:pPr>
       <w:r>
-        <w:t>Eight short tutorials, from a first analysis without a file to a bioequivalence study with partial AUCs, and one on reviewing a record on a controlled installation (Tutorial 8, in the chapter Working on a Controlled Installation). Each gives the steps with the labels the app shows, then questions. The answers are in the Answer Key at the end of this chapter, rounded as the app displays them. The example files are in the Data Guide (top navigation bar), under Example Datasets. The first time, do the tutorials in order: later ones assume you know the upload steps. Do the tutorials on the public app, on your own computer or on a training installation, never on a controlled production server, where every practice run would be recorded.</w:t>
+        <w:t>Eight short tutorials, from a first analysis without a file to a bioequivalence study with partial AUCs, and one on reviewing a record on a controlled installation (Tutorial 8, in the chapter Working in a Regulated Environment). Each gives the steps with the labels the app shows, then questions. The answers are in the Answer Key at the end of this chapter, rounded as the app displays them. The example files are in the Data Guide (top navigation bar), under Example Datasets. The first time, do the tutorials in order: later ones assume you know the upload steps. Do the tutorials on the public app, on your own computer or on a training installation, never on a controlled production server, where every practice run would be recorded.</w:t>
       </w:r>
     </w:p>
     <w:p>
       <w:pPr>
         <w:pStyle w:val="Kop2"/>
       </w:pPr>
-      <w:bookmarkStart w:id="10" w:name="_Toc241506898"/>
+      <w:bookmarkStart w:id="10" w:name="_Toc241507989"/>
       <w:r>
         <w:t>Tutorial 1: A First Analysis Without a File</w:t>
       </w:r>
@@ -10052,7 +9062,7 @@
       <w:pPr>
         <w:pStyle w:val="Kop2"/>
       </w:pPr>
-      <w:bookmarkStart w:id="11" w:name="_Toc241506899"/>
+      <w:bookmarkStart w:id="11" w:name="_Toc241507990"/>
       <w:r>
         <w:t>Tutorial 2: Uploading Data with BLQ Results</w:t>
       </w:r>
@@ -10298,7 +9308,7 @@
       <w:pPr>
         <w:pStyle w:val="Kop2"/>
       </w:pPr>
-      <w:bookmarkStart w:id="12" w:name="_Toc241506900"/>
+      <w:bookmarkStart w:id="12" w:name="_Toc241507991"/>
       <w:r>
         <w:t>Tutorial 3: All Subjects at Once (Theophylline)</w:t>
       </w:r>
@@ -10484,7 +9494,7 @@
       <w:pPr>
         <w:pStyle w:val="Kop2"/>
       </w:pPr>
-      <w:bookmarkStart w:id="13" w:name="_Toc241506901"/>
+      <w:bookmarkStart w:id="13" w:name="_Toc241507992"/>
       <w:r>
         <w:t>Tutorial 4: Bioequivalence</w:t>
       </w:r>
@@ -10691,7 +9701,7 @@
       <w:pPr>
         <w:pStyle w:val="Kop2"/>
       </w:pPr>
-      <w:bookmarkStart w:id="14" w:name="_Toc241506902"/>
+      <w:bookmarkStart w:id="14" w:name="_Toc241507993"/>
       <w:r>
         <w:t>Tutorial 5: Planning a Study</w:t>
       </w:r>
@@ -10850,7 +9860,7 @@
       <w:pPr>
         <w:pStyle w:val="Kop2"/>
       </w:pPr>
-      <w:bookmarkStart w:id="15" w:name="_Toc241506903"/>
+      <w:bookmarkStart w:id="15" w:name="_Toc241507994"/>
       <w:r>
         <w:t>Tutorial 6: Partial AUCs</w:t>
       </w:r>
@@ -10982,7 +9992,7 @@
       <w:pPr>
         <w:pStyle w:val="Kop2"/>
       </w:pPr>
-      <w:bookmarkStart w:id="16" w:name="_Toc241506904"/>
+      <w:bookmarkStart w:id="16" w:name="_Toc241507995"/>
       <w:r>
         <w:t>Tutorial 7: Figures</w:t>
       </w:r>
@@ -11091,7 +10101,7 @@
       <w:pPr>
         <w:pStyle w:val="Kop2"/>
       </w:pPr>
-      <w:bookmarkStart w:id="17" w:name="_Toc241506905"/>
+      <w:bookmarkStart w:id="17" w:name="_Toc241507996"/>
       <w:r>
         <w:t>Answer Key</w:t>
       </w:r>
@@ -11204,7 +10214,7 @@
         <w:pStyle w:val="Kop1"/>
         <w:pageBreakBefore/>
       </w:pPr>
-      <w:bookmarkStart w:id="18" w:name="_Toc241506906"/>
+      <w:bookmarkStart w:id="18" w:name="_Toc241507997"/>
       <w:r>
         <w:lastRenderedPageBreak/>
         <w:t>Preparing Your Data and Study Types</w:t>
@@ -11215,7 +10225,7 @@
       <w:pPr>
         <w:pStyle w:val="Kop2"/>
       </w:pPr>
-      <w:bookmarkStart w:id="19" w:name="_Toc241506907"/>
+      <w:bookmarkStart w:id="19" w:name="_Toc241507998"/>
       <w:r>
         <w:t>General Format Rules</w:t>
       </w:r>
@@ -11319,7 +10329,7 @@
       <w:pPr>
         <w:pStyle w:val="Kop2"/>
       </w:pPr>
-      <w:bookmarkStart w:id="20" w:name="_Toc241506908"/>
+      <w:bookmarkStart w:id="20" w:name="_Toc241507999"/>
       <w:r>
         <w:t>Scenario 1: Single Subject</w:t>
       </w:r>
@@ -12021,7 +11031,7 @@
       <w:pPr>
         <w:pStyle w:val="Kop2"/>
       </w:pPr>
-      <w:bookmarkStart w:id="21" w:name="_Toc241506909"/>
+      <w:bookmarkStart w:id="21" w:name="_Toc241508000"/>
       <w:r>
         <w:t>Scenario 2: Multiple Subjects, Same Dose</w:t>
       </w:r>
@@ -12631,7 +11641,7 @@
       <w:pPr>
         <w:pStyle w:val="Kop2"/>
       </w:pPr>
-      <w:bookmarkStart w:id="22" w:name="_Toc241506910"/>
+      <w:bookmarkStart w:id="22" w:name="_Toc241508001"/>
       <w:r>
         <w:t>Scenario 3: Multiple Subjects, Different Doses</w:t>
       </w:r>
@@ -12649,7 +11659,7 @@
       <w:pPr>
         <w:pStyle w:val="Kop2"/>
       </w:pPr>
-      <w:bookmarkStart w:id="23" w:name="_Toc241506911"/>
+      <w:bookmarkStart w:id="23" w:name="_Toc241508002"/>
       <w:r>
         <w:t>Scenario 4: Standard 2-Period Crossover (BE)</w:t>
       </w:r>
@@ -13521,7 +12531,7 @@
       <w:pPr>
         <w:pStyle w:val="Kop2"/>
       </w:pPr>
-      <w:bookmarkStart w:id="24" w:name="_Toc241506912"/>
+      <w:bookmarkStart w:id="24" w:name="_Toc241508003"/>
       <w:r>
         <w:t>Scenario 5: Replicate Designs and Paired Comparison</w:t>
       </w:r>
@@ -13539,7 +12549,7 @@
       <w:pPr>
         <w:pStyle w:val="Kop2"/>
       </w:pPr>
-      <w:bookmarkStart w:id="25" w:name="_Toc241506913"/>
+      <w:bookmarkStart w:id="25" w:name="_Toc241508004"/>
       <w:r>
         <w:t>Scenario 6: Parallel-Group BE</w:t>
       </w:r>
@@ -13557,7 +12567,7 @@
       <w:pPr>
         <w:pStyle w:val="Kop2"/>
       </w:pPr>
-      <w:bookmarkStart w:id="26" w:name="_Toc241506914"/>
+      <w:bookmarkStart w:id="26" w:name="_Toc241508005"/>
       <w:r>
         <w:t>Scenario 7: Steady-State PK</w:t>
       </w:r>
@@ -13591,7 +12601,7 @@
       <w:pPr>
         <w:pStyle w:val="Kop2"/>
       </w:pPr>
-      <w:bookmarkStart w:id="27" w:name="_Toc241506915"/>
+      <w:bookmarkStart w:id="27" w:name="_Toc241508006"/>
       <w:r>
         <w:t>Scenario 8: Drug–Drug Interaction Study</w:t>
       </w:r>
@@ -13621,7 +12631,7 @@
       <w:pPr>
         <w:pStyle w:val="Kop2"/>
       </w:pPr>
-      <w:bookmarkStart w:id="28" w:name="_Toc241506916"/>
+      <w:bookmarkStart w:id="28" w:name="_Toc241508007"/>
       <w:r>
         <w:t>Scenario 9: CDISC ADNCA Dataset</w:t>
       </w:r>
@@ -13679,7 +12689,7 @@
       <w:pPr>
         <w:pStyle w:val="Kop2"/>
       </w:pPr>
-      <w:bookmarkStart w:id="29" w:name="_Toc241506917"/>
+      <w:bookmarkStart w:id="29" w:name="_Toc241508008"/>
       <w:r>
         <w:t>Scenario 10: IV Bolus and IV Infusion</w:t>
       </w:r>
@@ -13705,7 +12715,7 @@
       <w:pPr>
         <w:pStyle w:val="Kop2"/>
       </w:pPr>
-      <w:bookmarkStart w:id="30" w:name="_Toc241506918"/>
+      <w:bookmarkStart w:id="30" w:name="_Toc241508009"/>
       <w:r>
         <w:t>Scenario 11: Single Ascending Dose and Dose Proportionality</w:t>
       </w:r>
@@ -13727,7 +12737,7 @@
       <w:pPr>
         <w:pStyle w:val="Kop2"/>
       </w:pPr>
-      <w:bookmarkStart w:id="31" w:name="_Toc241506919"/>
+      <w:bookmarkStart w:id="31" w:name="_Toc241508010"/>
       <w:r>
         <w:t>Scenario 12: Multiple Dosing and Accumulation</w:t>
       </w:r>
@@ -13769,7 +12779,7 @@
       <w:pPr>
         <w:pStyle w:val="Kop2"/>
       </w:pPr>
-      <w:bookmarkStart w:id="32" w:name="_Toc241506920"/>
+      <w:bookmarkStart w:id="32" w:name="_Toc241508011"/>
       <w:r>
         <w:t>Scenario 13: Food Effect</w:t>
       </w:r>
@@ -13787,7 +12797,7 @@
       <w:pPr>
         <w:pStyle w:val="Kop2"/>
       </w:pPr>
-      <w:bookmarkStart w:id="33" w:name="_Toc241506921"/>
+      <w:bookmarkStart w:id="33" w:name="_Toc241508012"/>
       <w:r>
         <w:t>Scenario 14: Metabolites and Several Analytes</w:t>
       </w:r>
@@ -13805,7 +12815,7 @@
       <w:pPr>
         <w:pStyle w:val="Kop2"/>
       </w:pPr>
-      <w:bookmarkStart w:id="34" w:name="_Toc241506922"/>
+      <w:bookmarkStart w:id="34" w:name="_Toc241508013"/>
       <w:r>
         <w:t>Scenario 15: Absolute and Relative Bioavailability</w:t>
       </w:r>
@@ -13823,7 +12833,7 @@
       <w:pPr>
         <w:pStyle w:val="Kop2"/>
       </w:pPr>
-      <w:bookmarkStart w:id="35" w:name="_Toc241506923"/>
+      <w:bookmarkStart w:id="35" w:name="_Toc241508014"/>
       <w:r>
         <w:t>Studies with Three or More Treatments</w:t>
       </w:r>
@@ -13845,7 +12855,7 @@
       <w:pPr>
         <w:pStyle w:val="Kop2"/>
       </w:pPr>
-      <w:bookmarkStart w:id="36" w:name="_Toc241506924"/>
+      <w:bookmarkStart w:id="36" w:name="_Toc241508015"/>
       <w:r>
         <w:t>BLQ Handling</w:t>
       </w:r>
@@ -14675,7 +13685,7 @@
       <w:pPr>
         <w:pStyle w:val="Kop2"/>
       </w:pPr>
-      <w:bookmarkStart w:id="37" w:name="_Toc241506925"/>
+      <w:bookmarkStart w:id="37" w:name="_Toc241508016"/>
       <w:r>
         <w:t>Common Mistakes</w:t>
       </w:r>
@@ -14801,7 +13811,7 @@
         <w:t>Excluding a subject by deleting rows</w:t>
       </w:r>
       <w:r>
-        <w:t>: the app has no control to exclude a subject or period, and the Analysis Record then holds only the edited file. Follow the procedure in Exclusions, Outliers and Deviations, in the chapter on regulated use.</w:t>
+        <w:t>: the Analysis Record then holds only the edited file. Leave data out in the app instead, with a reason (Leaving Out Data, and Exclusions, Outliers and Deviations in the chapter Working in a Regulated Environment).</w:t>
       </w:r>
     </w:p>
     <w:p>
@@ -14809,7 +13819,7 @@
         <w:pStyle w:val="Kop1"/>
         <w:pageBreakBefore/>
       </w:pPr>
-      <w:bookmarkStart w:id="38" w:name="_Toc241506926"/>
+      <w:bookmarkStart w:id="38" w:name="_Toc241508017"/>
       <w:r>
         <w:lastRenderedPageBreak/>
         <w:t>Using the App</w:t>
@@ -14828,7 +13838,7 @@
       <w:pPr>
         <w:pStyle w:val="Kop2"/>
       </w:pPr>
-      <w:bookmarkStart w:id="39" w:name="_Toc241506927"/>
+      <w:bookmarkStart w:id="39" w:name="_Toc241508018"/>
       <w:r>
         <w:t>Path 1: Plan a Study</w:t>
       </w:r>
@@ -15301,7 +14311,7 @@
       <w:pPr>
         <w:pStyle w:val="Kop2"/>
       </w:pPr>
-      <w:bookmarkStart w:id="40" w:name="_Toc241506928"/>
+      <w:bookmarkStart w:id="40" w:name="_Toc241508019"/>
       <w:r>
         <w:lastRenderedPageBreak/>
         <w:t>Path 2: Upload &amp; Check Data</w:t>
@@ -15523,7 +14533,7 @@
       <w:pPr>
         <w:pStyle w:val="Kop2"/>
       </w:pPr>
-      <w:bookmarkStart w:id="41" w:name="_Toc241506929"/>
+      <w:bookmarkStart w:id="41" w:name="_Toc241508020"/>
       <w:r>
         <w:t>Path 3: Visualize Data</w:t>
       </w:r>
@@ -15781,7 +14791,7 @@
       <w:pPr>
         <w:pStyle w:val="Kop2"/>
       </w:pPr>
-      <w:bookmarkStart w:id="42" w:name="_Toc241506930"/>
+      <w:bookmarkStart w:id="42" w:name="_Toc241508021"/>
       <w:r>
         <w:t>Path 4: One Subject at a Time</w:t>
       </w:r>
@@ -15956,7 +14966,7 @@
       <w:pPr>
         <w:pStyle w:val="Kop2"/>
       </w:pPr>
-      <w:bookmarkStart w:id="43" w:name="_Toc241506931"/>
+      <w:bookmarkStart w:id="43" w:name="_Toc241508022"/>
       <w:r>
         <w:t>Path 5: All Subjects (Batch)</w:t>
       </w:r>
@@ -16273,7 +15283,7 @@
       <w:pPr>
         <w:pStyle w:val="Kop2"/>
       </w:pPr>
-      <w:bookmarkStart w:id="44" w:name="_Toc241506932"/>
+      <w:bookmarkStart w:id="44" w:name="_Toc241508023"/>
       <w:r>
         <w:t>Path 6: Bioequivalence</w:t>
       </w:r>
@@ -17159,7 +16169,7 @@
       <w:pPr>
         <w:pStyle w:val="Kop2"/>
       </w:pPr>
-      <w:bookmarkStart w:id="45" w:name="_Toc241506933"/>
+      <w:bookmarkStart w:id="45" w:name="_Toc241508024"/>
       <w:r>
         <w:t>Analysing Drug–Drug Interaction Studies</w:t>
       </w:r>
@@ -17288,7 +16298,7 @@
       <w:pPr>
         <w:pStyle w:val="Kop2"/>
       </w:pPr>
-      <w:bookmarkStart w:id="46" w:name="_Toc241506934"/>
+      <w:bookmarkStart w:id="46" w:name="_Toc241508025"/>
       <w:r>
         <w:t>Complete Analysis Record</w:t>
       </w:r>
@@ -17326,7 +16336,7 @@
         <w:t>Study name (optional)</w:t>
       </w:r>
       <w:r>
-        <w:t xml:space="preserve"> first: they appear in the record, but they are typed, not signed in, so they do not establish who did the analysis. On a controlled installation, the analyst is your name from the sign-in, and the record is also stored on the server for review (Working on a Controlled Installation).</w:t>
+        <w:t xml:space="preserve"> first: they appear in the record, but they are typed, not signed in, so they do not establish who did the analysis. On a controlled installation, the analyst is your name from the sign-in, and the record is also stored on the server for review (Working in a Regulated Environment).</w:t>
       </w:r>
     </w:p>
     <w:p>
@@ -17665,7 +16675,7 @@
       </w:r>
       <w:r>
         <w:lastRenderedPageBreak/>
-        <w:t>computer that ran the app (UTC on shinyapps.io), and the summary names the time zone. On a controlled installation, the stored copy on the server is covered by the audit trail, and the reviewer's signature is bound to the record's SHA-256 (The Signature Sheet, in the chapter Working on a Controlled Installation).</w:t>
+        <w:t>computer that ran the app (UTC on shinyapps.io), and the summary names the time zone. On a controlled installation, the stored copy on the server is covered by the audit trail, and the reviewer's signature is bound to the record's SHA-256 (The Signature Sheet, in the chapter Working in a Regulated Environment).</w:t>
       </w:r>
     </w:p>
     <w:p>
@@ -17703,7 +16713,7 @@
         <w:pStyle w:val="Kop1"/>
         <w:pageBreakBefore/>
       </w:pPr>
-      <w:bookmarkStart w:id="47" w:name="_Toc241506935"/>
+      <w:bookmarkStart w:id="47" w:name="_Toc241508026"/>
       <w:r>
         <w:lastRenderedPageBreak/>
         <w:t>Reading Your Results</w:t>
@@ -17714,7 +16724,7 @@
       <w:pPr>
         <w:pStyle w:val="Kop2"/>
       </w:pPr>
-      <w:bookmarkStart w:id="48" w:name="_Toc241506936"/>
+      <w:bookmarkStart w:id="48" w:name="_Toc241508027"/>
       <w:r>
         <w:t>The Data Quality Report</w:t>
       </w:r>
@@ -18099,7 +17109,7 @@
       <w:pPr>
         <w:pStyle w:val="Kop2"/>
       </w:pPr>
-      <w:bookmarkStart w:id="49" w:name="_Toc241506937"/>
+      <w:bookmarkStart w:id="49" w:name="_Toc241508028"/>
       <w:r>
         <w:t>The Parameter Table</w:t>
       </w:r>
@@ -18135,7 +17145,7 @@
       <w:pPr>
         <w:pStyle w:val="Kop2"/>
       </w:pPr>
-      <w:bookmarkStart w:id="50" w:name="_Toc241506938"/>
+      <w:bookmarkStart w:id="50" w:name="_Toc241508029"/>
       <w:r>
         <w:t>Summary Statistics</w:t>
       </w:r>
@@ -18575,7 +17585,7 @@
       <w:pPr>
         <w:pStyle w:val="Kop2"/>
       </w:pPr>
-      <w:bookmarkStart w:id="51" w:name="_Toc241506939"/>
+      <w:bookmarkStart w:id="51" w:name="_Toc241508030"/>
       <w:r>
         <w:t>The Bioequivalence Table and Forest Plot</w:t>
       </w:r>
@@ -19292,7 +18302,7 @@
       <w:pPr>
         <w:pStyle w:val="Kop2"/>
       </w:pPr>
-      <w:bookmarkStart w:id="52" w:name="_Toc241506940"/>
+      <w:bookmarkStart w:id="52" w:name="_Toc241508031"/>
       <w:r>
         <w:t>Judging the Terminal Phase</w:t>
       </w:r>
@@ -19405,7 +18415,7 @@
       <w:pPr>
         <w:pStyle w:val="Kop2"/>
       </w:pPr>
-      <w:bookmarkStart w:id="53" w:name="_Toc241506941"/>
+      <w:bookmarkStart w:id="53" w:name="_Toc241508032"/>
       <w:r>
         <w:t>Checking Plausibility</w:t>
       </w:r>
@@ -19535,10 +18545,10 @@
         <w:pStyle w:val="Kop1"/>
         <w:pageBreakBefore/>
       </w:pPr>
-      <w:bookmarkStart w:id="54" w:name="_Toc241506942"/>
+      <w:bookmarkStart w:id="54" w:name="_Toc241508033"/>
       <w:r>
         <w:lastRenderedPageBreak/>
-        <w:t>Working on a Controlled Installation</w:t>
+        <w:t>Working in a Regulated Environment</w:t>
       </w:r>
       <w:bookmarkEnd w:id="54"/>
     </w:p>
@@ -19547,18 +18557,132 @@
         <w:spacing w:after="120" w:line="276" w:lineRule="auto"/>
       </w:pPr>
       <w:r>
-        <w:t>Your organisation may run NCA Assistant on its own server in controlled mode. Then you sign in with a personal account, the app records what you do in an audit trail, your Analysis Records are stored on the server, and a reviewer signs them. This chapter is for analysts, reviewers and inspectors. Setting up the server is in the chapter Installing NCA Assistant for Regulated Use.</w:t>
+        <w:t>This chapter is for everyone who uses NCA Assistant for work that has to stand up to an audit or an inspection: analysts, reviewers, inspectors and the system owner. It explains what a controlled installation does, how its audit trail and its accounts work, and how a study is carried out on it, from loading the data to an approved and archived record. It also says what the app leaves to your organisation. Setting up the server is in the next chapter, Installing NCA Assistant for Regulated Use.</w:t>
+      </w:r>
+    </w:p>
+    <w:p>
+      <w:pPr>
+        <w:spacing w:after="120" w:line="276" w:lineRule="auto"/>
+      </w:pPr>
+      <w:r>
+        <w:t>After this chapter you should be able to:</w:t>
+      </w:r>
+    </w:p>
+    <w:p>
+      <w:pPr>
+        <w:spacing w:after="120" w:line="276" w:lineRule="auto"/>
+      </w:pPr>
+      <w:r>
+        <w:t>• say which work needs a controlled installation, and which rules apply;</w:t>
+      </w:r>
+    </w:p>
+    <w:p>
+      <w:pPr>
+        <w:spacing w:after="120" w:line="276" w:lineRule="auto"/>
+      </w:pPr>
+      <w:r>
+        <w:t>• explain to an inspector what the audit trail records, and how a change to it would be detected;</w:t>
+      </w:r>
+    </w:p>
+    <w:p>
+      <w:pPr>
+        <w:spacing w:after="120" w:line="276" w:lineRule="auto"/>
+      </w:pPr>
+      <w:r>
+        <w:t>• carry out a study analysis so that every step can be traced, from the source file to the signed record;</w:t>
+      </w:r>
+    </w:p>
+    <w:p>
+      <w:pPr>
+        <w:spacing w:after="120" w:line="276" w:lineRule="auto"/>
+      </w:pPr>
+      <w:r>
+        <w:t>• review and sign a record, and review the audit trail;</w:t>
+      </w:r>
+    </w:p>
+    <w:p>
+      <w:pPr>
+        <w:spacing w:after="120" w:line="276" w:lineRule="auto"/>
+      </w:pPr>
+      <w:r>
+        <w:t>• tell which controls the app provides and which your organisation must provide.</w:t>
+      </w:r>
+    </w:p>
+    <w:p>
+      <w:pPr>
+        <w:spacing w:after="120" w:line="276" w:lineRule="auto"/>
+      </w:pPr>
+      <w:r>
+        <w:t>New to controlled mode? Read the sections in order, then do Tutorial 8 at the end, on a training installation.</w:t>
       </w:r>
     </w:p>
     <w:p>
       <w:pPr>
         <w:pStyle w:val="Kop2"/>
       </w:pPr>
-      <w:bookmarkStart w:id="55" w:name="_Toc241506943"/>
+      <w:bookmarkStart w:id="55" w:name="_Toc241508034"/>
+      <w:r>
+        <w:t>Before You Rely on the App</w:t>
+      </w:r>
+      <w:bookmarkEnd w:id="55"/>
+    </w:p>
+    <w:p>
+      <w:pPr>
+        <w:pStyle w:val="Kop3"/>
+      </w:pPr>
+      <w:r>
+        <w:t>Status and Scope</w:t>
+      </w:r>
+    </w:p>
+    <w:p>
+      <w:pPr>
+        <w:spacing w:after="120" w:line="276" w:lineRule="auto"/>
+      </w:pPr>
+      <w:r>
+        <w:t>NCA Assistant is open-source software without warranty or supplier support, and it is not validated for your use. It performs average bioequivalence only, not ABEL or RSABE. The public instance on shinyapps.io is outside the scope of any qualification: its package versions are set by the deployment, not by the validated release. For records under 21 CFR Part 11 or EU GMP Annex 11, use a controlled installation; a qualification of controlled mode holds only for the server on which it was carried out, not in general.</w:t>
+      </w:r>
+    </w:p>
+    <w:p>
+      <w:pPr>
+        <w:pStyle w:val="Kop3"/>
+      </w:pPr>
+      <w:r>
+        <w:t>Which Rules Apply</w:t>
+      </w:r>
+    </w:p>
+    <w:p>
+      <w:pPr>
+        <w:spacing w:after="120" w:line="276" w:lineRule="auto"/>
+      </w:pPr>
+      <w:r>
+        <w:t>Bioequivalence and drug interaction studies are clinical trials, so good clinical practice applies: ICH E6(R3) and the EMA guideline on computerised systems and electronic data in clinical trials (EMA/INS/GCP/112288/2023). EU GMP Annex 11 and 21 CFR Part 11 apply where your organisation or the use falls under them. Your own procedure for validating computerised systems decides what is needed; the validation package gives the evidence to start from.</w:t>
+      </w:r>
+    </w:p>
+    <w:p>
+      <w:pPr>
+        <w:spacing w:after="120" w:line="276" w:lineRule="auto"/>
+      </w:pPr>
+      <w:r>
+        <w:t>Qualifying an installation, from the approval of the protocol to the release by QA, is Step 8 of Installing NCA Assistant for Regulated Use.</w:t>
+      </w:r>
+    </w:p>
+    <w:p>
+      <w:pPr>
+        <w:pStyle w:val="Kop2"/>
+      </w:pPr>
+      <w:bookmarkStart w:id="56" w:name="_Toc241508035"/>
+      <w:r>
+        <w:t>How a Controlled Installation Works</w:t>
+      </w:r>
+      <w:bookmarkEnd w:id="56"/>
+    </w:p>
+    <w:p>
+      <w:pPr>
+        <w:pStyle w:val="Kop3"/>
+      </w:pPr>
       <w:r>
         <w:t>What Is Different on a Controlled Installation</w:t>
       </w:r>
-      <w:bookmarkEnd w:id="55"/>
     </w:p>
     <w:p>
       <w:pPr>
@@ -20173,13 +19297,353 @@
     </w:p>
     <w:p>
       <w:pPr>
+        <w:pStyle w:val="Kop3"/>
+      </w:pPr>
+      <w:r>
+        <w:t>Roles</w:t>
+      </w:r>
+    </w:p>
+    <w:p>
+      <w:pPr>
+        <w:spacing w:after="120" w:line="276" w:lineRule="auto"/>
+      </w:pPr>
+      <w:r>
+        <w:t>Every user has one or more roles. The app checks the role on the server for every action, so a hidden button is never the only protection.</w:t>
+      </w:r>
+    </w:p>
+    <w:p>
+      <w:pPr>
+        <w:spacing w:after="120" w:line="276" w:lineRule="auto"/>
+      </w:pPr>
+      <w:r>
+        <w:t xml:space="preserve">• </w:t>
+      </w:r>
+      <w:r>
+        <w:rPr>
+          <w:b/>
+        </w:rPr>
+        <w:t>Analyst</w:t>
+      </w:r>
+      <w:r>
+        <w:t>: loads data, runs analyses and creates records. Sees only their own records on the Records page, and not the Audit trail page.</w:t>
+      </w:r>
+    </w:p>
+    <w:p>
+      <w:pPr>
+        <w:spacing w:after="120" w:line="276" w:lineRule="auto"/>
+      </w:pPr>
+      <w:r>
+        <w:t xml:space="preserve">• </w:t>
+      </w:r>
+      <w:r>
+        <w:rPr>
+          <w:b/>
+        </w:rPr>
+        <w:t>Reviewer</w:t>
+      </w:r>
+      <w:r>
+        <w:t>: sees all records and their history, approves or rejects the records of others, and reviews and signs the audit trail. A reviewer can never approve their own record, not even with the analyst role as well.</w:t>
+      </w:r>
+    </w:p>
+    <w:p>
+      <w:pPr>
+        <w:spacing w:after="120" w:line="276" w:lineRule="auto"/>
+      </w:pPr>
+      <w:r>
+        <w:t xml:space="preserve">• </w:t>
+      </w:r>
+      <w:r>
+        <w:rPr>
+          <w:b/>
+        </w:rPr>
+        <w:t>Inspector</w:t>
+      </w:r>
+      <w:r>
+        <w:t>: sees what a reviewer sees, and can export and verify, but cannot sign or change anything. Meant for an auditor or an inspector, for the length of an inspection.</w:t>
+      </w:r>
+    </w:p>
+    <w:p>
+      <w:pPr>
+        <w:spacing w:after="120" w:line="276" w:lineRule="auto"/>
+      </w:pPr>
+      <w:r>
+        <w:t xml:space="preserve">• </w:t>
+      </w:r>
+      <w:r>
+        <w:rPr>
+          <w:b/>
+        </w:rPr>
+        <w:t>System owner</w:t>
+      </w:r>
+      <w:r>
+        <w:t>: not a role in the app. The system owner manages the accounts on the server with gxp/manage_users.R, and each change is logged under their own name, with a reason.</w:t>
+      </w:r>
+    </w:p>
+    <w:p>
+      <w:pPr>
+        <w:spacing w:after="120" w:line="276" w:lineRule="auto"/>
+      </w:pPr>
+      <w:r>
+        <w:t>Give each person the smallest role that fits. The app stops you from signing your own record, but not from signing a colleague's record for a study you worked on. That is for your procedure to prevent.</w:t>
+      </w:r>
+    </w:p>
+    <w:p>
+      <w:pPr>
+        <w:pStyle w:val="Kop3"/>
+      </w:pPr>
+      <w:r>
+        <w:t>How the Audit Trail Works</w:t>
+      </w:r>
+    </w:p>
+    <w:p>
+      <w:pPr>
+        <w:spacing w:after="120" w:line="276" w:lineRule="auto"/>
+      </w:pPr>
+      <w:r>
+        <w:t>The audit trail is a list of entries that only grows. Each entry records one event, with:</w:t>
+      </w:r>
+    </w:p>
+    <w:p>
+      <w:pPr>
+        <w:spacing w:after="120" w:line="276" w:lineRule="auto"/>
+      </w:pPr>
+      <w:r>
+        <w:t>• a sequence number and the time in UTC, from the server's clock;</w:t>
+      </w:r>
+    </w:p>
+    <w:p>
+      <w:pPr>
+        <w:spacing w:after="120" w:line="276" w:lineRule="auto"/>
+      </w:pPr>
+      <w:r>
+        <w:lastRenderedPageBreak/>
+        <w:t>• the user ID, role and organisation;</w:t>
+      </w:r>
+    </w:p>
+    <w:p>
+      <w:pPr>
+        <w:spacing w:after="120" w:line="276" w:lineRule="auto"/>
+      </w:pPr>
+      <w:r>
+        <w:t>• the event and what it concerned (a file, a record or an account), with the SHA-256 of that file or record where there is one;</w:t>
+      </w:r>
+    </w:p>
+    <w:p>
+      <w:pPr>
+        <w:spacing w:after="120" w:line="276" w:lineRule="auto"/>
+      </w:pPr>
+      <w:r>
+        <w:t>• the details, such as the settings of an analysis run or the reason for a signature or an exclusion;</w:t>
+      </w:r>
+    </w:p>
+    <w:p>
+      <w:pPr>
+        <w:spacing w:after="120" w:line="276" w:lineRule="auto"/>
+      </w:pPr>
+      <w:r>
+        <w:t>• the app version and the SHA-256 of the pipeline code in use.</w:t>
+      </w:r>
+    </w:p>
+    <w:p>
+      <w:pPr>
+        <w:spacing w:after="120" w:line="276" w:lineRule="auto"/>
+      </w:pPr>
+      <w:r>
+        <w:rPr>
+          <w:b/>
+        </w:rPr>
+        <w:t>What is recorded.</w:t>
+      </w:r>
+      <w:r>
+        <w:t xml:space="preserve"> Sign-ins, failed sign-ins and lockouts; password changes and failed attempts; every data file loaded; every analysis run, with its settings; every record created, downloaded, verified or signed; every exclusion added, restored or loaded from a file; downloads of results; reviews, exports and verifications of the trail itself; account changes by the system owner; security alerts; and every start and stop of the app. Moving between pages is not recorded.</w:t>
+      </w:r>
+    </w:p>
+    <w:p>
+      <w:pPr>
+        <w:spacing w:after="120" w:line="276" w:lineRule="auto"/>
+      </w:pPr>
+      <w:r>
+        <w:rPr>
+          <w:b/>
+        </w:rPr>
+        <w:t>How a change would show.</w:t>
+      </w:r>
+      <w:r>
+        <w:t xml:space="preserve"> Each entry also holds the fingerprint (the SHA-256 hash) of the entry before it, and its own fingerprint is computed over all of that. Think of numbered pages where every page repeats the seal of the page before. Change one word on page 40, and its seal no longer fits page 41, or any page after it. On top of that, the database refuses to change or delete an entry. Verify chain on the Audit trail page, or manage_users.R verify on the server, recomputes every fingerprint and reports the first entry that does not fit.</w:t>
+      </w:r>
+    </w:p>
+    <w:p>
+      <w:pPr>
+        <w:spacing w:after="120" w:line="276" w:lineRule="auto"/>
+      </w:pPr>
+      <w:r>
+        <w:rPr>
+          <w:b/>
+        </w:rPr>
+        <w:t>What it cannot see on its own.</w:t>
+      </w:r>
+      <w:r>
+        <w:t xml:space="preserve"> Someone with root access to the server could replace the whole trail with a new one that is consistent in itself. This is why the system owner files the fingerprint of the last entry (the head) outside the server at fixed times: a rebuilt trail would not contain the filed heads. The signature sheets in your study files and the backups would show it as well.</w:t>
+      </w:r>
+    </w:p>
+    <w:p>
+      <w:pPr>
+        <w:spacing w:after="120" w:line="276" w:lineRule="auto"/>
+      </w:pPr>
+      <w:r>
+        <w:rPr>
+          <w:b/>
+        </w:rPr>
+        <w:t>Fail-closed.</w:t>
+      </w:r>
+      <w:r>
+        <w:t xml:space="preserve"> If an entry cannot be written, for example because the disk is full, the action it belongs to does not happen, and the app says so. An analysis that is not in the trail was not done on this installation.</w:t>
+      </w:r>
+    </w:p>
+    <w:p>
+      <w:pPr>
+        <w:pStyle w:val="Kop3"/>
+      </w:pPr>
+      <w:r>
+        <w:t>How Accounts Work</w:t>
+      </w:r>
+    </w:p>
+    <w:p>
+      <w:pPr>
+        <w:spacing w:after="120" w:line="276" w:lineRule="auto"/>
+      </w:pPr>
+      <w:r>
+        <w:t>An account goes through the same stages from the first day to the last, and each stage is in the audit trail.</w:t>
+      </w:r>
+    </w:p>
+    <w:p>
+      <w:pPr>
+        <w:spacing w:after="120" w:line="276" w:lineRule="auto"/>
+      </w:pPr>
+      <w:r>
+        <w:t xml:space="preserve">1. </w:t>
+      </w:r>
+      <w:r>
+        <w:rPr>
+          <w:b/>
+        </w:rPr>
+        <w:t>Identity and training.</w:t>
+      </w:r>
+      <w:r>
+        <w:t xml:space="preserve"> Before creating an account, the system owner checks who the person is and that their training is recorded.</w:t>
+      </w:r>
+    </w:p>
+    <w:p>
+      <w:pPr>
+        <w:spacing w:after="120" w:line="276" w:lineRule="auto"/>
+      </w:pPr>
+      <w:r>
+        <w:t xml:space="preserve">2. </w:t>
+      </w:r>
+      <w:r>
+        <w:rPr>
+          <w:b/>
+        </w:rPr>
+        <w:t>Creation.</w:t>
+      </w:r>
+      <w:r>
+        <w:t xml:space="preserve"> The system owner runs manage_users.R add with the user ID, the printed name, the roles and a reason. The printed name is the one on records and signature sheets.</w:t>
+      </w:r>
+    </w:p>
+    <w:p>
+      <w:pPr>
+        <w:spacing w:after="120" w:line="276" w:lineRule="auto"/>
+      </w:pPr>
+      <w:r>
+        <w:t xml:space="preserve">3. </w:t>
+      </w:r>
+      <w:r>
+        <w:rPr>
+          <w:b/>
+        </w:rPr>
+        <w:t>First sign-in.</w:t>
+      </w:r>
+      <w:r>
+        <w:t xml:space="preserve"> A new account's password is admin, and the app makes you choose your own straight away (Signing In for the First Time). The system owner creates the account only when you are ready to sign in, and checks afterwards that you did.</w:t>
+      </w:r>
+    </w:p>
+    <w:p>
+      <w:pPr>
+        <w:spacing w:after="120" w:line="276" w:lineRule="auto"/>
+      </w:pPr>
+      <w:r>
+        <w:t xml:space="preserve">4. </w:t>
+      </w:r>
+      <w:r>
+        <w:rPr>
+          <w:b/>
+        </w:rPr>
+        <w:t>Passwords.</w:t>
+      </w:r>
+      <w:r>
+        <w:t xml:space="preserve"> At least 12 characters, with a digit, a lower-case and an upper-case letter. A password expires after 90 days. Five wrong passwords lock the account, and only the system owner can open it again, with a reset.</w:t>
+      </w:r>
+    </w:p>
+    <w:p>
+      <w:pPr>
+        <w:spacing w:after="120" w:line="276" w:lineRule="auto"/>
+      </w:pPr>
+      <w:r>
+        <w:t xml:space="preserve">5. </w:t>
+      </w:r>
+      <w:r>
+        <w:rPr>
+          <w:b/>
+        </w:rPr>
+        <w:t>Changes of role.</w:t>
+      </w:r>
+      <w:r>
+        <w:t xml:space="preserve"> The system owner changes roles with manage_users.R role. A change applies at once: a reviewer whose role is removed can no longer sign, even in a session that is still open.</w:t>
+      </w:r>
+    </w:p>
+    <w:p>
+      <w:pPr>
+        <w:spacing w:after="120" w:line="276" w:lineRule="auto"/>
+      </w:pPr>
+      <w:r>
+        <w:lastRenderedPageBreak/>
+        <w:t xml:space="preserve">6. </w:t>
+      </w:r>
+      <w:r>
+        <w:rPr>
+          <w:b/>
+        </w:rPr>
+        <w:t>Deactivation.</w:t>
+      </w:r>
+      <w:r>
+        <w:t xml:space="preserve"> When someone leaves, or no longer needs access, the system owner deactivates the account the same day. Accounts are never deleted and a user ID is never used again, so every entry in the trail keeps pointing to one person.</w:t>
+      </w:r>
+    </w:p>
+    <w:p>
+      <w:pPr>
+        <w:spacing w:after="120" w:line="276" w:lineRule="auto"/>
+      </w:pPr>
+      <w:r>
+        <w:t>The Users tab of the Audit trail page shows every account with its roles, status and history.</w:t>
+      </w:r>
+    </w:p>
+    <w:p>
+      <w:pPr>
         <w:pStyle w:val="Kop2"/>
       </w:pPr>
-      <w:bookmarkStart w:id="56" w:name="_Toc241506944"/>
+      <w:bookmarkStart w:id="57" w:name="_Toc241508036"/>
+      <w:r>
+        <w:t>Signing In and Staying Signed In</w:t>
+      </w:r>
+      <w:bookmarkEnd w:id="57"/>
+    </w:p>
+    <w:p>
+      <w:pPr>
+        <w:pStyle w:val="Kop3"/>
+      </w:pPr>
       <w:r>
         <w:t>Signing In for the First Time</w:t>
       </w:r>
-      <w:bookmarkEnd w:id="56"/>
     </w:p>
     <w:p>
       <w:pPr>
@@ -20227,113 +19691,1329 @@
         <w:spacing w:after="120" w:line="276" w:lineRule="auto"/>
       </w:pPr>
       <w:r>
+        <w:t>If admin does not work for your new account, someone may have used it before you. Tell the system owner at once, so that the account is checked and reset.</w:t>
+      </w:r>
+    </w:p>
+    <w:p>
+      <w:pPr>
+        <w:pStyle w:val="Kop3"/>
+      </w:pPr>
+      <w:r>
+        <w:t>Changing Your Password</w:t>
+      </w:r>
+    </w:p>
+    <w:p>
+      <w:pPr>
+        <w:spacing w:after="120" w:line="276" w:lineRule="auto"/>
+      </w:pPr>
+      <w:r>
+        <w:t xml:space="preserve">Open the menu with your name in the top bar and choose </w:t>
+      </w:r>
+      <w:r>
+        <w:rPr>
+          <w:b/>
+        </w:rPr>
+        <w:t>Change password</w:t>
+      </w:r>
+      <w:r>
+        <w:t>. Enter your current password, then the new one twice. You stay signed in. The password also expires after 90 days, and the app then asks for a new one when you sign in.</w:t>
+      </w:r>
+    </w:p>
+    <w:p>
+      <w:pPr>
+        <w:spacing w:after="120" w:line="276" w:lineRule="auto"/>
+      </w:pPr>
+      <w:r>
+        <w:t>If you think someone else knows it, change it at once and tell the system owner. If you have forgotten it, ask the system owner for a reset: you then sign in with admin and choose a new password.</w:t>
+      </w:r>
+    </w:p>
+    <w:p>
+      <w:pPr>
+        <w:spacing w:after="120" w:line="276" w:lineRule="auto"/>
+      </w:pPr>
+      <w:r>
+        <w:t>After five wrong passwords at sign-in, your account is locked. Only the system owner can unlock it.</w:t>
+      </w:r>
+    </w:p>
+    <w:p>
+      <w:pPr>
+        <w:pStyle w:val="Kop3"/>
+      </w:pPr>
+      <w:r>
+        <w:t>Staying Signed In</w:t>
+      </w:r>
+    </w:p>
+    <w:p>
+      <w:pPr>
+        <w:spacing w:after="120" w:line="276" w:lineRule="auto"/>
+      </w:pPr>
+      <w:r>
+        <w:t xml:space="preserve">After 15 minutes without activity you are signed out. Moving the mouse, typing and scrolling all count as activity. Two minutes before the end, a message counts down; click </w:t>
+      </w:r>
+      <w:r>
+        <w:rPr>
+          <w:b/>
+        </w:rPr>
+        <w:t>Stay signed in</w:t>
+      </w:r>
+      <w:r>
+        <w:t>, or move the mouse. When you are signed out, the uploaded file, the settings and the results are gone, as when you close the browser: upload the file again. Records you created are safe, because they are stored on the server when you create them.</w:t>
+      </w:r>
+    </w:p>
+    <w:p>
+      <w:pPr>
+        <w:spacing w:after="120" w:line="276" w:lineRule="auto"/>
+      </w:pPr>
+      <w:r>
+        <w:t xml:space="preserve">To sign out yourself, open the menu with your name and choose </w:t>
+      </w:r>
+      <w:r>
+        <w:rPr>
+          <w:b/>
+        </w:rPr>
+        <w:t>Sign out</w:t>
+      </w:r>
+      <w:r>
+        <w:t>.</w:t>
+      </w:r>
+    </w:p>
+    <w:p>
+      <w:pPr>
+        <w:pStyle w:val="Kop2"/>
+      </w:pPr>
+      <w:bookmarkStart w:id="58" w:name="_Toc241508037"/>
+      <w:r>
+        <w:t>A Study, Step by Step</w:t>
+      </w:r>
+      <w:bookmarkEnd w:id="58"/>
+    </w:p>
+    <w:p>
+      <w:pPr>
+        <w:spacing w:after="120" w:line="276" w:lineRule="auto"/>
+      </w:pPr>
+      <w:r>
+        <w:t>The steps below follow one study from start to finish. Each says who does it and what the audit trail shows afterwards. Your procedures may add steps; they should not leave any out.</w:t>
+      </w:r>
+    </w:p>
+    <w:p>
+      <w:pPr>
+        <w:pStyle w:val="Kop3"/>
+      </w:pPr>
+      <w:r>
+        <w:t>Before the Study</w:t>
+      </w:r>
+    </w:p>
+    <w:p>
+      <w:pPr>
+        <w:spacing w:after="120" w:line="276" w:lineRule="auto"/>
+      </w:pPr>
+      <w:r>
+        <w:t xml:space="preserve">• The protocol or the statistical analysis plan fixes every setting that changes results: design and Reference treatment, model, acceptance limits and what they apply to, BLQ rule and </w:t>
+      </w:r>
+      <w:r>
         <w:lastRenderedPageBreak/>
-        <w:t>If admin does not work for your new account, someone may have used it before you. Tell the system owner at once, so that the account is checked and reset.</w:t>
+        <w:t>LLOQ, minimum R² and half-life rules, partial AUC intervals, trough window, and the criteria for leaving data out.</w:t>
+      </w:r>
+    </w:p>
+    <w:p>
+      <w:pPr>
+        <w:spacing w:after="120" w:line="276" w:lineRule="auto"/>
+      </w:pPr>
+      <w:r>
+        <w:t>• Everyone who will analyse or review has an account with the right role, and has been trained on this chapter.</w:t>
+      </w:r>
+    </w:p>
+    <w:p>
+      <w:pPr>
+        <w:spacing w:after="120" w:line="276" w:lineRule="auto"/>
+      </w:pPr>
+      <w:r>
+        <w:t>• The installation runs the qualified release. The About page shows the version.</w:t>
+      </w:r>
+    </w:p>
+    <w:p>
+      <w:pPr>
+        <w:pStyle w:val="Kop3"/>
+      </w:pPr>
+      <w:r>
+        <w:t>Before Each Analysis</w:t>
+      </w:r>
+    </w:p>
+    <w:p>
+      <w:pPr>
+        <w:spacing w:after="120" w:line="276" w:lineRule="auto"/>
+      </w:pPr>
+      <w:r>
+        <w:t>On a controlled installation, check that the top bar shows the shield icon and your name. Check on the About page that the version and the pipeline SHA-256 are those of your qualified release (the release manifest, validation/release_manifest.csv, lists the hash of every file). Record the SHA-256 of the source data file. Check the settings against the protocol and the statistical analysis plan: design, Reference treatment, model, acceptance limits and their scope, BLQ rule and LLOQ, partial AUC intervals and their roles.</w:t>
+      </w:r>
+    </w:p>
+    <w:p>
+      <w:pPr>
+        <w:pStyle w:val="Kop3"/>
+      </w:pPr>
+      <w:r>
+        <w:t>Loading the Data</w:t>
+      </w:r>
+    </w:p>
+    <w:p>
+      <w:pPr>
+        <w:spacing w:after="120" w:line="276" w:lineRule="auto"/>
+      </w:pPr>
+      <w:r>
+        <w:t>Upload the source file as it came from the laboratory or data management, unedited. The audit trail records its SHA-256, and so does the record, so anyone can later check that the file in the study file is the one that was analysed. If the data were typed from paper, or typed in by hand in One Subject at a Time, the record says so, and the reviewer checks every value against the source.</w:t>
+      </w:r>
+    </w:p>
+    <w:p>
+      <w:pPr>
+        <w:pStyle w:val="Kop3"/>
+      </w:pPr>
+      <w:r>
+        <w:t>Exclusions, Outliers and Deviations</w:t>
+      </w:r>
+    </w:p>
+    <w:p>
+      <w:pPr>
+        <w:spacing w:after="120" w:line="276" w:lineRule="auto"/>
+      </w:pPr>
+      <w:r>
+        <w:t xml:space="preserve">Leave data out in the app, with </w:t>
+      </w:r>
+      <w:r>
+        <w:rPr>
+          <w:b/>
+        </w:rPr>
+        <w:t>Add an exclusion</w:t>
+      </w:r>
+      <w:r>
+        <w:t xml:space="preserve"> on the Upload page (see Leaving Out Data), rather than by editing the file. ICH M13A (2.2.1) asks for the criteria to be defined in the protocol and for any exclusion to be documented before the bioanalysis. Extreme values should not be removed on statistical grounds alone; only contemporaneously documented protocol violations justify removal (M13A 2.2.1.1). A subject without measurable concentrations, or with very low ones (AUC below 5% of the geometric mean), may be excluded only as an exception, in general for no more than one subject. A period with a pre-dose concentration above 5% of Cmax is excluded from the primary analysis (2.2.3.3).</w:t>
+      </w:r>
+    </w:p>
+    <w:p>
+      <w:pPr>
+        <w:spacing w:after="120" w:line="276" w:lineRule="auto"/>
+      </w:pPr>
+      <w:r>
+        <w:t>A procedure that keeps the chain from source to result intact:</w:t>
+      </w:r>
+    </w:p>
+    <w:p>
+      <w:pPr>
+        <w:spacing w:after="120" w:line="276" w:lineRule="auto"/>
+      </w:pPr>
+      <w:r>
+        <w:t>1. Upload the unedited source file; the Analysis Record holds its SHA-256.</w:t>
+      </w:r>
+    </w:p>
+    <w:p>
+      <w:pPr>
+        <w:spacing w:after="120" w:line="276" w:lineRule="auto"/>
+      </w:pPr>
+      <w:r>
+        <w:t>2. Enter each exclusion with its reason and, where it applies, the protocol section. Enter pre-specified exclusions before you run the bioequivalence analysis: the register marks any exclusion made after the results were seen. Download the register before you end the session; loaded back later, it keeps its timing.</w:t>
+      </w:r>
+    </w:p>
+    <w:p>
+      <w:pPr>
+        <w:spacing w:after="120" w:line="276" w:lineRule="auto"/>
+      </w:pPr>
+      <w:r>
+        <w:t>3. Run the analysis and create the Analysis Record. It holds the register, the results with and without the exclusions, and a reproduction script that applies the same exclusions.</w:t>
+      </w:r>
+    </w:p>
+    <w:p>
+      <w:pPr>
+        <w:spacing w:after="120" w:line="276" w:lineRule="auto"/>
+      </w:pPr>
+      <w:r>
+        <w:t>4. Report the sensitivity analysis where the plan asks for it.</w:t>
+      </w:r>
+    </w:p>
+    <w:p>
+      <w:pPr>
+        <w:spacing w:after="120" w:line="276" w:lineRule="auto"/>
+      </w:pPr>
+      <w:r>
+        <w:t>5. If you still prepare a separate analysis file, file the SHA-256 of both files and the script that made it with the record.</w:t>
+      </w:r>
+    </w:p>
+    <w:p>
+      <w:pPr>
+        <w:pStyle w:val="Kop3"/>
+      </w:pPr>
+      <w:r>
+        <w:t>Running the Analysis</w:t>
+      </w:r>
+    </w:p>
+    <w:p>
+      <w:pPr>
+        <w:spacing w:after="120" w:line="276" w:lineRule="auto"/>
+      </w:pPr>
+      <w:r>
+        <w:lastRenderedPageBreak/>
+        <w:t>Every run is recorded with its settings, including the runs you later discard. That is on purpose: the reviewer sees the history of the data and will ask why a setting changed. So change a setting only for a reason you can write down, write that reason in the study file, and do not try settings until a result looks right. A run on the wrong file or with a wrong setting is not a problem in itself. Leaving it unexplained is.</w:t>
+      </w:r>
+    </w:p>
+    <w:p>
+      <w:pPr>
+        <w:pStyle w:val="Kop3"/>
+      </w:pPr>
+      <w:r>
+        <w:t>Creating a Record for Review</w:t>
+      </w:r>
+    </w:p>
+    <w:p>
+      <w:pPr>
+        <w:spacing w:after="120" w:line="276" w:lineRule="auto"/>
+      </w:pPr>
+      <w:r>
+        <w:t xml:space="preserve">Create an Analysis Record as usual, with </w:t>
+      </w:r>
+      <w:r>
+        <w:rPr>
+          <w:b/>
+        </w:rPr>
+        <w:t>Generate Analysis Record</w:t>
+      </w:r>
+      <w:r>
+        <w:t xml:space="preserve"> (Complete Analysis Record, in the chapter on using the app). The record names you as the analyst, from your sign-in. After the download, a line under the button says </w:t>
+      </w:r>
+      <w:r>
+        <w:rPr>
+          <w:b/>
+        </w:rPr>
+        <w:t>Stored for review</w:t>
+      </w:r>
+      <w:r>
+        <w:t xml:space="preserve">, with the first characters of the record's SHA-256, and </w:t>
+      </w:r>
+      <w:r>
+        <w:rPr>
+          <w:b/>
+        </w:rPr>
+        <w:t>Open in Records</w:t>
+      </w:r>
+      <w:r>
+        <w:t xml:space="preserve">. A Figure Record is stored in the same way but is not reviewed: its line says </w:t>
+      </w:r>
+      <w:r>
+        <w:rPr>
+          <w:b/>
+        </w:rPr>
+        <w:t>Stored</w:t>
+      </w:r>
+      <w:r>
+        <w:t>.</w:t>
+      </w:r>
+    </w:p>
+    <w:p>
+      <w:pPr>
+        <w:spacing w:after="120" w:line="276" w:lineRule="auto"/>
+      </w:pPr>
+      <w:r>
+        <w:t xml:space="preserve">On the </w:t>
+      </w:r>
+      <w:r>
+        <w:rPr>
+          <w:b/>
+        </w:rPr>
+        <w:t>Records</w:t>
+      </w:r>
+      <w:r>
+        <w:t xml:space="preserve"> page you see your own records and whether they are awaiting review, approved or rejected. A rejected record stays as it is. If the analysis must change, run it again and create a new record.</w:t>
+      </w:r>
+    </w:p>
+    <w:p>
+      <w:pPr>
+        <w:spacing w:after="120" w:line="276" w:lineRule="auto"/>
+      </w:pPr>
+      <w:r>
+        <w:rPr>
+          <w:b/>
+        </w:rPr>
+        <w:t>Data typed in by hand.</w:t>
+      </w:r>
+      <w:r>
+        <w:t xml:space="preserve"> In One Subject at a Time you can still type in times and concentrations. The record then says so, and the reviewer checks every value against the source document. The same applies to a file that someone typed from a paper source: tell the reviewer where the file came from.</w:t>
+      </w:r>
+    </w:p>
+    <w:p>
+      <w:pPr>
+        <w:pStyle w:val="Kop3"/>
+      </w:pPr>
+      <w:r>
+        <w:t>Reviewing and Signing a Record</w:t>
+      </w:r>
+    </w:p>
+    <w:p>
+      <w:pPr>
+        <w:spacing w:after="120" w:line="276" w:lineRule="auto"/>
+      </w:pPr>
+      <w:r>
+        <w:rPr>
+          <w:b/>
+        </w:rPr>
+        <w:t>For reviewers.</w:t>
+      </w:r>
+      <w:r>
+        <w:t xml:space="preserve"> Open </w:t>
+      </w:r>
+      <w:r>
+        <w:rPr>
+          <w:b/>
+        </w:rPr>
+        <w:t>Records</w:t>
+      </w:r>
+      <w:r>
+        <w:t xml:space="preserve">. The list starts at </w:t>
+      </w:r>
+      <w:r>
+        <w:rPr>
+          <w:b/>
+        </w:rPr>
+        <w:t>Awaiting review, not mine</w:t>
+      </w:r>
+      <w:r>
+        <w:t xml:space="preserve">; choose </w:t>
+      </w:r>
+      <w:r>
+        <w:rPr>
+          <w:b/>
+        </w:rPr>
+        <w:t>All records</w:t>
+      </w:r>
+      <w:r>
+        <w:t xml:space="preserve"> or </w:t>
+      </w:r>
+      <w:r>
+        <w:rPr>
+          <w:b/>
+        </w:rPr>
+        <w:t>My records</w:t>
+      </w:r>
+      <w:r>
+        <w:t xml:space="preserve"> to see others. Your own records have no Approve or Reject buttons: someone else must review them.</w:t>
+      </w:r>
+    </w:p>
+    <w:p>
+      <w:pPr>
+        <w:spacing w:after="120" w:line="276" w:lineRule="auto"/>
+      </w:pPr>
+      <w:r>
+        <w:t xml:space="preserve">Select a record. The details show the type, the study, who created it and when, the outcome of the reproduction check, and the SHA-256. Below them, </w:t>
+      </w:r>
+      <w:r>
+        <w:rPr>
+          <w:b/>
+        </w:rPr>
+        <w:t>Audit history of the data</w:t>
+      </w:r>
+      <w:r>
+        <w:t xml:space="preserve"> lists every run on the same data before the record was made, with the settings that changed between runs. A label says so when there was more than one run. </w:t>
+      </w:r>
+      <w:r>
+        <w:rPr>
+          <w:b/>
+        </w:rPr>
+        <w:t>Open summary</w:t>
+      </w:r>
+      <w:r>
+        <w:t xml:space="preserve"> shows the record's own summary; </w:t>
+      </w:r>
+      <w:r>
+        <w:rPr>
+          <w:b/>
+        </w:rPr>
+        <w:t>Download</w:t>
+      </w:r>
+      <w:r>
+        <w:t xml:space="preserve"> gives the zip.</w:t>
+      </w:r>
+    </w:p>
+    <w:p>
+      <w:pPr>
+        <w:spacing w:after="120" w:line="276" w:lineRule="auto"/>
+      </w:pPr>
+      <w:r>
+        <w:t>Before you approve, check:</w:t>
+      </w:r>
+    </w:p>
+    <w:p>
+      <w:pPr>
+        <w:spacing w:after="120" w:line="276" w:lineRule="auto"/>
+      </w:pPr>
+      <w:r>
+        <w:t>• the settings match the protocol and the statistical analysis plan (design, Reference treatment, model, limits, BLQ rule and LLOQ, partial AUC intervals);</w:t>
+      </w:r>
+    </w:p>
+    <w:p>
+      <w:pPr>
+        <w:spacing w:after="120" w:line="276" w:lineRule="auto"/>
+      </w:pPr>
+      <w:r>
+        <w:t>• the data SHA-256 matches the source file, and, where the data were typed in (the record is marked) or the file was typed from paper, every value matches the source document;</w:t>
+      </w:r>
+    </w:p>
+    <w:p>
+      <w:pPr>
+        <w:spacing w:after="120" w:line="276" w:lineRule="auto"/>
+      </w:pPr>
+      <w:r>
+        <w:t>• earlier runs on the same data are explained, especially when a setting changed between runs;</w:t>
+      </w:r>
+    </w:p>
+    <w:p>
+      <w:pPr>
+        <w:spacing w:after="120" w:line="276" w:lineRule="auto"/>
+      </w:pPr>
+      <w:r>
+        <w:t>• the reproduction check says MATCH;</w:t>
+      </w:r>
+    </w:p>
+    <w:p>
+      <w:pPr>
+        <w:spacing w:after="120" w:line="276" w:lineRule="auto"/>
+      </w:pPr>
+      <w:r>
+        <w:t>• the checks and notes of the analysis have been dealt with.</w:t>
+      </w:r>
+    </w:p>
+    <w:p>
+      <w:pPr>
+        <w:spacing w:after="120" w:line="276" w:lineRule="auto"/>
+      </w:pPr>
+      <w:r>
+        <w:t xml:space="preserve">Then click </w:t>
+      </w:r>
+      <w:r>
+        <w:rPr>
+          <w:b/>
+        </w:rPr>
+        <w:t>Approve</w:t>
+      </w:r>
+      <w:r>
+        <w:t xml:space="preserve"> or </w:t>
+      </w:r>
+      <w:r>
+        <w:rPr>
+          <w:b/>
+        </w:rPr>
+        <w:t>Reject</w:t>
+      </w:r>
+      <w:r>
+        <w:t xml:space="preserve">. The dialog shows which record you sign and what your signature means. For a rejection, type the reason; </w:t>
+      </w:r>
+      <w:r>
+        <w:rPr>
+          <w:b/>
+        </w:rPr>
+        <w:t>Sign</w:t>
+      </w:r>
+      <w:r>
+        <w:t xml:space="preserve"> stays grey until you do. Type your user ID and password and click </w:t>
+      </w:r>
+      <w:r>
+        <w:rPr>
+          <w:b/>
+        </w:rPr>
+        <w:t>Sign</w:t>
+      </w:r>
+      <w:r>
+        <w:t>, or press Enter. After a wrong password the message says how many attempts are left; the third failure signs you out. A record is reviewed once, and then stays approved or rejected.</w:t>
+      </w:r>
+    </w:p>
+    <w:p>
+      <w:pPr>
+        <w:pStyle w:val="Kop3"/>
+      </w:pPr>
+      <w:r>
+        <w:lastRenderedPageBreak/>
+        <w:t>The Signature Sheet</w:t>
+      </w:r>
+    </w:p>
+    <w:p>
+      <w:pPr>
+        <w:spacing w:after="120" w:line="276" w:lineRule="auto"/>
+      </w:pPr>
+      <w:r>
+        <w:t xml:space="preserve">Every reviewed record has a signature sheet, a web page you can print or file. It shows the record and its SHA-256, who created it and when, who reviewed it, when, with which meaning and reason, and the audit entry of the signature. All times are in UTC. </w:t>
+      </w:r>
+      <w:r>
+        <w:rPr>
+          <w:b/>
+        </w:rPr>
+        <w:t>Download (with signature sheet)</w:t>
+      </w:r>
+      <w:r>
+        <w:t xml:space="preserve"> gives a zip with the record and the sheet together; file both in the study file.</w:t>
+      </w:r>
+    </w:p>
+    <w:p>
+      <w:pPr>
+        <w:spacing w:after="120" w:line="276" w:lineRule="auto"/>
+      </w:pPr>
+      <w:r>
+        <w:t xml:space="preserve">Before it shows a signature, the app checks that the stored record still matches its SHA-256. </w:t>
+      </w:r>
+      <w:r>
+        <w:rPr>
+          <w:b/>
+        </w:rPr>
+        <w:t>Signature valid</w:t>
+      </w:r>
+      <w:r>
+        <w:t xml:space="preserve"> means it does. </w:t>
+      </w:r>
+      <w:r>
+        <w:rPr>
+          <w:b/>
+        </w:rPr>
+        <w:t>Signature INVALID</w:t>
+      </w:r>
+      <w:r>
+        <w:t xml:space="preserve">, in red, means the stored record has changed since it was signed: tell the system owner at once. To check a copy you hold, for example from the study file, upload it under </w:t>
+      </w:r>
+      <w:r>
+        <w:rPr>
+          <w:b/>
+        </w:rPr>
+        <w:t>Verify a record file</w:t>
+      </w:r>
+      <w:r>
+        <w:t xml:space="preserve"> on the Records page. The app lists the signatures of that exact file, or says that no record with its SHA-256 exists.</w:t>
+      </w:r>
+    </w:p>
+    <w:p>
+      <w:pPr>
+        <w:pStyle w:val="Kop3"/>
+      </w:pPr>
+      <w:r>
+        <w:t>Reading Verdicts in a Regulated Context</w:t>
+      </w:r>
+    </w:p>
+    <w:p>
+      <w:pPr>
+        <w:spacing w:after="120" w:line="276" w:lineRule="auto"/>
+      </w:pPr>
+      <w:r>
+        <w:t>• A verdict is computed on all the data you uploaded. When the checks name data that ICH M13A excludes, the verdict is not the M13A primary analysis (Path 6, Running and Reading the Results).</w:t>
+      </w:r>
+    </w:p>
+    <w:p>
+      <w:pPr>
+        <w:spacing w:after="120" w:line="276" w:lineRule="auto"/>
+      </w:pPr>
+      <w:r>
+        <w:t>• Widened limits are not ABEL or RSABE, and All compared metrics also widens AUC to last point and AUC to infinity, which no guideline allows for bioequivalence. To widen a partial AUC, choose Cmax and partial AUCs.</w:t>
+      </w:r>
+    </w:p>
+    <w:p>
+      <w:pPr>
+        <w:spacing w:after="120" w:line="276" w:lineRule="auto"/>
+      </w:pPr>
+      <w:r>
+        <w:t>• ICH M13A allows a fixed or a mixed model, but its primary analysis includes only subjects with data for both treatments (2.2.3.2). In a 2×2 crossover the app leaves subjects without both treatments out of both models; in replicate designs the mixed model still uses them, so use it there only when the plan specifies it.</w:t>
+      </w:r>
+    </w:p>
+    <w:p>
+      <w:pPr>
+        <w:spacing w:after="120" w:line="276" w:lineRule="auto"/>
+      </w:pPr>
+      <w:r>
+        <w:t>• For parallel groups the pooled-variance interval is the app's primary result; if the plan specifies an unequal-variance (Welch) analysis, that is your primary result.</w:t>
+      </w:r>
+    </w:p>
+    <w:p>
+      <w:pPr>
+        <w:pStyle w:val="Kop3"/>
+      </w:pPr>
+      <w:r>
+        <w:t>The Analysis Record in a Regulated Context</w:t>
+      </w:r>
+    </w:p>
+    <w:p>
+      <w:pPr>
+        <w:spacing w:after="120" w:line="276" w:lineRule="auto"/>
+      </w:pPr>
+      <w:r>
+        <w:t>The record documents one analysis and shows that it can be reproduced with the same code and packages (Complete Analysis Record, in the chapter on using the app). It does not re-derive the bioequivalence statistics, it is not signed, and whoever changes a file can recompute its hash. Store the zip, or its SHA-256, in a controlled system. The Analyst name and Study name fields are typed, not signed in: record who ran the analysis in your log. For a manual selection of half-life points, the record keeps the final selection but not the reason: write the reason in the study file. On a controlled installation the record is stored on the server, the analyst is the signed-in user, and the review signature is kept in the audit trail and shown on the signature sheet, bound to the record's SHA-256.</w:t>
+      </w:r>
+    </w:p>
+    <w:p>
+      <w:pPr>
+        <w:pStyle w:val="Kop3"/>
+      </w:pPr>
+      <w:r>
+        <w:t>Reporting and Citing</w:t>
+      </w:r>
+    </w:p>
+    <w:p>
+      <w:pPr>
+        <w:spacing w:after="120" w:line="276" w:lineRule="auto"/>
+      </w:pPr>
+      <w:r>
+        <w:t>Cite the software with its version: ter Heine R. NCA Assistant (v1.8.0). Radboud Applied Pharmacometrics, Radboudumc, Nijmegen, The Netherlands. https://github.com/Robterheine/NCAassistant. Add the pipeline SHA-256, the reference of your qualification, and the SHA-256 of the Analysis Record. The Example Methods Paragraphs on the Statistical Methods page describe the calculations; they say the analysis follows ICH M13A, EMA and FDA guidance, so check that your study design and analysis do before you keep that sentence. For a sample-size justification, record the planner's inputs and result (Path 1).</w:t>
+      </w:r>
+    </w:p>
+    <w:p>
+      <w:pPr>
+        <w:pStyle w:val="Kop3"/>
+      </w:pPr>
+      <w:r>
+        <w:lastRenderedPageBreak/>
+        <w:t>Archiving and Retention</w:t>
+      </w:r>
+    </w:p>
+    <w:p>
+      <w:pPr>
+        <w:spacing w:after="120" w:line="276" w:lineRule="auto"/>
+      </w:pPr>
+      <w:r>
+        <w:t>File the source data file, the analysis file, the Analysis Record, the SHA-256 of the zip, the release tag, validation/renv.lock and the qualification reference together. Keep them as long as your procedures and the law require; in the EU the trial master file of a clinical trial is kept for at least 25 years (Regulation (EU) No 536/2014, Article 58). The app keeps nothing: download the record before you close the session. On a controlled installation, the system owner archives the audit trail and the records with manage_users.R archive (Appendix E), which also keeps the software needed to verify and restore them.</w:t>
       </w:r>
     </w:p>
     <w:p>
       <w:pPr>
         <w:pStyle w:val="Kop2"/>
       </w:pPr>
-      <w:bookmarkStart w:id="57" w:name="_Toc241506945"/>
-      <w:r>
-        <w:t>Changing Your Password</w:t>
-      </w:r>
-      <w:bookmarkEnd w:id="57"/>
-    </w:p>
-    <w:p>
-      <w:pPr>
-        <w:spacing w:after="120" w:line="276" w:lineRule="auto"/>
-      </w:pPr>
-      <w:r>
-        <w:t xml:space="preserve">Open the menu with your name in the top bar and choose </w:t>
-      </w:r>
-      <w:r>
-        <w:rPr>
-          <w:b/>
-        </w:rPr>
-        <w:t>Change password</w:t>
-      </w:r>
-      <w:r>
-        <w:t>. Enter your current password, then the new one twice. You stay signed in. The password also expires after 90 days, and the app then asks for a new one when you sign in.</w:t>
-      </w:r>
-    </w:p>
-    <w:p>
-      <w:pPr>
-        <w:spacing w:after="120" w:line="276" w:lineRule="auto"/>
-      </w:pPr>
-      <w:r>
-        <w:t>If you think someone else knows it, change it at once and tell the system owner. If you have forgotten it, ask the system owner for a reset: you then sign in with admin and choose a new password.</w:t>
-      </w:r>
-    </w:p>
-    <w:p>
-      <w:pPr>
-        <w:spacing w:after="120" w:line="276" w:lineRule="auto"/>
-      </w:pPr>
-      <w:r>
-        <w:t>After five wrong passwords at sign-in, your account is locked. Only the system owner can unlock it.</w:t>
+      <w:bookmarkStart w:id="59" w:name="_Toc241508038"/>
+      <w:r>
+        <w:t>Reviewing the Audit Trail and Inspections</w:t>
+      </w:r>
+      <w:bookmarkEnd w:id="59"/>
+    </w:p>
+    <w:p>
+      <w:pPr>
+        <w:pStyle w:val="Kop3"/>
+      </w:pPr>
+      <w:r>
+        <w:t>Reviewing the Audit Trail</w:t>
+      </w:r>
+    </w:p>
+    <w:p>
+      <w:pPr>
+        <w:spacing w:after="120" w:line="276" w:lineRule="auto"/>
+      </w:pPr>
+      <w:r>
+        <w:rPr>
+          <w:b/>
+        </w:rPr>
+        <w:t>For reviewers and inspectors.</w:t>
+      </w:r>
+      <w:r>
+        <w:t xml:space="preserve"> Open </w:t>
+      </w:r>
+      <w:r>
+        <w:rPr>
+          <w:b/>
+        </w:rPr>
+        <w:t>Audit trail</w:t>
+      </w:r>
+      <w:r>
+        <w:t>. The line at the top says when the trail was last reviewed and how many entries have been added since.</w:t>
+      </w:r>
+    </w:p>
+    <w:p>
+      <w:pPr>
+        <w:spacing w:after="120" w:line="276" w:lineRule="auto"/>
+      </w:pPr>
+      <w:r>
+        <w:t xml:space="preserve">• </w:t>
+      </w:r>
+      <w:r>
+        <w:rPr>
+          <w:b/>
+        </w:rPr>
+        <w:t>Exceptions</w:t>
+      </w:r>
+      <w:r>
+        <w:t xml:space="preserve"> lists what needs attention: failed and locked sign-ins and security alerts, refused signatures and password changes, rejected records, stored records that no longer match their SHA-256, data analysed more than once before a record, data analysed without a record, app starts without a preceding stop, changes in the configuration, entries out of time order, activity outside working hours, and one user signed in twice at the same time. Start here.</w:t>
+      </w:r>
+    </w:p>
+    <w:p>
+      <w:pPr>
+        <w:spacing w:after="120" w:line="276" w:lineRule="auto"/>
+      </w:pPr>
+      <w:r>
+        <w:t xml:space="preserve">• </w:t>
+      </w:r>
+      <w:r>
+        <w:rPr>
+          <w:b/>
+        </w:rPr>
+        <w:t>All entries</w:t>
+      </w:r>
+      <w:r>
+        <w:t xml:space="preserve"> shows the whole trail in plain words, newest first. Filter by date, user or event, or search for a file name or SHA-256. Select an entry to see all of it, including the settings of a run.</w:t>
+      </w:r>
+    </w:p>
+    <w:p>
+      <w:pPr>
+        <w:spacing w:after="120" w:line="276" w:lineRule="auto"/>
+      </w:pPr>
+      <w:r>
+        <w:t xml:space="preserve">• </w:t>
+      </w:r>
+      <w:r>
+        <w:rPr>
+          <w:b/>
+        </w:rPr>
+        <w:t>Users</w:t>
+      </w:r>
+      <w:r>
+        <w:t xml:space="preserve"> lists every account with its roles, status and role history.</w:t>
+      </w:r>
+    </w:p>
+    <w:p>
+      <w:pPr>
+        <w:spacing w:after="120" w:line="276" w:lineRule="auto"/>
+      </w:pPr>
+      <w:r>
+        <w:rPr>
+          <w:b/>
+        </w:rPr>
+        <w:t>Verify chain</w:t>
+      </w:r>
+      <w:r>
+        <w:t xml:space="preserve"> checks that no entry has been changed, inserted or removed. </w:t>
+      </w:r>
+      <w:r>
+        <w:rPr>
+          <w:b/>
+        </w:rPr>
+        <w:t>Export CSV</w:t>
+      </w:r>
+      <w:r>
+        <w:t xml:space="preserve"> saves the entries of the current filter, for example one study, with the result of the check at the top. After a review, a reviewer clicks Sign trail review and signs with user ID and password; this records the period reviewed. How often to review, and what else triggers a review, is set by your organisation's procedure.</w:t>
+      </w:r>
+    </w:p>
+    <w:p>
+      <w:pPr>
+        <w:pStyle w:val="Kop3"/>
+      </w:pPr>
+      <w:r>
+        <w:t>For Inspectors</w:t>
+      </w:r>
+    </w:p>
+    <w:p>
+      <w:pPr>
+        <w:spacing w:after="120" w:line="276" w:lineRule="auto"/>
+      </w:pPr>
+      <w:r>
+        <w:t>An inspector account can see every record, its history and signatures, the audit trail and the user overview, and can export and verify, but cannot sign or change anything. The system owner creates one per inspection and deactivates it afterwards.</w:t>
+      </w:r>
+    </w:p>
+    <w:p>
+      <w:pPr>
+        <w:pStyle w:val="Kop3"/>
+      </w:pPr>
+      <w:r>
+        <w:t>Preparing for an Inspection</w:t>
+      </w:r>
+    </w:p>
+    <w:p>
+      <w:pPr>
+        <w:spacing w:after="120" w:line="276" w:lineRule="auto"/>
+      </w:pPr>
+      <w:r>
+        <w:t>An inspector will usually want to follow one result back to its source. For each study, be ready to show:</w:t>
+      </w:r>
+    </w:p>
+    <w:p>
+      <w:pPr>
+        <w:spacing w:after="120" w:line="276" w:lineRule="auto"/>
+      </w:pPr>
+      <w:r>
+        <w:t>1. the signed records with their signature sheets (Download, with signature sheet);</w:t>
+      </w:r>
+    </w:p>
+    <w:p>
+      <w:pPr>
+        <w:spacing w:after="120" w:line="276" w:lineRule="auto"/>
+      </w:pPr>
+      <w:r>
+        <w:t>2. the CSV export of the audit trail for the study's data files, with the result of Verify chain at the top;</w:t>
+      </w:r>
+    </w:p>
+    <w:p>
+      <w:pPr>
+        <w:spacing w:after="120" w:line="276" w:lineRule="auto"/>
+      </w:pPr>
+      <w:r>
+        <w:t>3. the source data files, whose SHA-256 matches the records;</w:t>
+      </w:r>
+    </w:p>
+    <w:p>
+      <w:pPr>
+        <w:spacing w:after="120" w:line="276" w:lineRule="auto"/>
+      </w:pPr>
+      <w:r>
+        <w:t>4. the exclusion register with its reasons, and the notes in the study file that explain repeated runs;</w:t>
+      </w:r>
+    </w:p>
+    <w:p>
+      <w:pPr>
+        <w:spacing w:after="120" w:line="276" w:lineRule="auto"/>
+      </w:pPr>
+      <w:r>
+        <w:lastRenderedPageBreak/>
+        <w:t>5. the qualification summary report of the installation, and the release it covers;</w:t>
+      </w:r>
+    </w:p>
+    <w:p>
+      <w:pPr>
+        <w:spacing w:after="120" w:line="276" w:lineRule="auto"/>
+      </w:pPr>
+      <w:r>
+        <w:t>6. the account list, and the most recent account review and trail review.</w:t>
+      </w:r>
+    </w:p>
+    <w:p>
+      <w:pPr>
+        <w:spacing w:after="120" w:line="276" w:lineRule="auto"/>
+      </w:pPr>
+      <w:r>
+        <w:t>Create an inspector account for the inspection, and deactivate it afterwards. If the inspector asks how a change to the trail would be detected, show Verify chain and the heads filed in your quality system.</w:t>
       </w:r>
     </w:p>
     <w:p>
       <w:pPr>
         <w:pStyle w:val="Kop2"/>
       </w:pPr>
-      <w:bookmarkStart w:id="58" w:name="_Toc241506946"/>
-      <w:r>
-        <w:t>Staying Signed In</w:t>
-      </w:r>
-      <w:bookmarkEnd w:id="58"/>
-    </w:p>
-    <w:p>
-      <w:pPr>
-        <w:spacing w:after="120" w:line="276" w:lineRule="auto"/>
-      </w:pPr>
-      <w:r>
-        <w:t xml:space="preserve">After 15 minutes without activity you are signed out. Moving the mouse, typing and scrolling all count as activity. Two minutes before the end, a message counts down; click </w:t>
-      </w:r>
-      <w:r>
-        <w:rPr>
-          <w:b/>
-        </w:rPr>
-        <w:t>Stay signed in</w:t>
-      </w:r>
-      <w:r>
-        <w:t>, or move the mouse. When you are signed out, the uploaded file, the settings and the results are gone, as when you close the browser: upload the file again. Records you created are safe, because they are stored on the server when you create them.</w:t>
-      </w:r>
-    </w:p>
-    <w:p>
-      <w:pPr>
-        <w:spacing w:after="120" w:line="276" w:lineRule="auto"/>
-      </w:pPr>
-      <w:r>
-        <w:t xml:space="preserve">To sign out yourself, open the menu with your name and choose </w:t>
-      </w:r>
-      <w:r>
-        <w:rPr>
-          <w:b/>
-        </w:rPr>
-        <w:t>Sign out</w:t>
-      </w:r>
-      <w:r>
-        <w:t>.</w:t>
+      <w:bookmarkStart w:id="60" w:name="_Toc241508039"/>
+      <w:r>
+        <w:t>Good Practice: Data You Can Trust</w:t>
+      </w:r>
+      <w:bookmarkEnd w:id="60"/>
+    </w:p>
+    <w:p>
+      <w:pPr>
+        <w:spacing w:after="120" w:line="276" w:lineRule="auto"/>
+      </w:pPr>
+      <w:r>
+        <w:t>Inspectors use the ALCOA+ principles to judge whether data can be trusted. The app supports each principle, but only when it is used as intended.</w:t>
+      </w:r>
+    </w:p>
+    <w:p>
+      <w:pPr>
+        <w:spacing w:after="120" w:line="276" w:lineRule="auto"/>
+      </w:pPr>
+      <w:r>
+        <w:t xml:space="preserve">• </w:t>
+      </w:r>
+      <w:r>
+        <w:rPr>
+          <w:b/>
+        </w:rPr>
+        <w:t>Attributable.</w:t>
+      </w:r>
+      <w:r>
+        <w:t xml:space="preserve"> Every action carries a personal user ID. Never share an account or let someone else work in your session, and sign out when you leave your desk.</w:t>
+      </w:r>
+    </w:p>
+    <w:p>
+      <w:pPr>
+        <w:spacing w:after="120" w:line="276" w:lineRule="auto"/>
+      </w:pPr>
+      <w:r>
+        <w:t xml:space="preserve">• </w:t>
+      </w:r>
+      <w:r>
+        <w:rPr>
+          <w:b/>
+        </w:rPr>
+        <w:t>Legible and enduring.</w:t>
+      </w:r>
+      <w:r>
+        <w:t xml:space="preserve"> Records are stored read-only with their SHA-256, and archived together with the software that opens them.</w:t>
+      </w:r>
+    </w:p>
+    <w:p>
+      <w:pPr>
+        <w:spacing w:after="120" w:line="276" w:lineRule="auto"/>
+      </w:pPr>
+      <w:r>
+        <w:t xml:space="preserve">• </w:t>
+      </w:r>
+      <w:r>
+        <w:rPr>
+          <w:b/>
+        </w:rPr>
+        <w:t>Contemporaneous.</w:t>
+      </w:r>
+      <w:r>
+        <w:t xml:space="preserve"> Entries are written when the action happens, in UTC. Write down the reasons for your decisions at the time, in the study file, not afterwards.</w:t>
+      </w:r>
+    </w:p>
+    <w:p>
+      <w:pPr>
+        <w:spacing w:after="120" w:line="276" w:lineRule="auto"/>
+      </w:pPr>
+      <w:r>
+        <w:t xml:space="preserve">• </w:t>
+      </w:r>
+      <w:r>
+        <w:rPr>
+          <w:b/>
+        </w:rPr>
+        <w:t>Original.</w:t>
+      </w:r>
+      <w:r>
+        <w:t xml:space="preserve"> The uploaded file is kept unchanged in the record. Analyse the original file, not a copy you edited.</w:t>
+      </w:r>
+    </w:p>
+    <w:p>
+      <w:pPr>
+        <w:spacing w:after="120" w:line="276" w:lineRule="auto"/>
+      </w:pPr>
+      <w:r>
+        <w:t xml:space="preserve">• </w:t>
+      </w:r>
+      <w:r>
+        <w:rPr>
+          <w:b/>
+        </w:rPr>
+        <w:t>Accurate.</w:t>
+      </w:r>
+      <w:r>
+        <w:t xml:space="preserve"> The reproduction check and the reviewer's check support accuracy; values typed in by hand are checked against the source.</w:t>
+      </w:r>
+    </w:p>
+    <w:p>
+      <w:pPr>
+        <w:spacing w:after="120" w:line="276" w:lineRule="auto"/>
+      </w:pPr>
+      <w:r>
+        <w:t xml:space="preserve">• </w:t>
+      </w:r>
+      <w:r>
+        <w:rPr>
+          <w:b/>
+        </w:rPr>
+        <w:t>Complete and consistent.</w:t>
+      </w:r>
+      <w:r>
+        <w:t xml:space="preserve"> Every run is in the trail, including those that were not used. Do not delete, rename or replace downloaded records to tidy up a study file.</w:t>
+      </w:r>
+    </w:p>
+    <w:p>
+      <w:pPr>
+        <w:spacing w:after="120" w:line="276" w:lineRule="auto"/>
+      </w:pPr>
+      <w:r>
+        <w:t xml:space="preserve">• </w:t>
+      </w:r>
+      <w:r>
+        <w:rPr>
+          <w:b/>
+        </w:rPr>
+        <w:t>Available.</w:t>
+      </w:r>
+      <w:r>
+        <w:t xml:space="preserve"> An inspector account, the CSV export and the archive keep the data available for the whole retention period.</w:t>
+      </w:r>
+    </w:p>
+    <w:p>
+      <w:pPr>
+        <w:spacing w:after="120" w:line="276" w:lineRule="auto"/>
+      </w:pPr>
+      <w:r>
+        <w:t>Things go wrong in real studies: a wrong file, a lost session, a record the reviewer rejects. Deal with them openly. Report anything that looks wrong with the installation to the system owner, and never work around the app, for example by analysing study data on the public instance.</w:t>
       </w:r>
     </w:p>
     <w:p>
       <w:pPr>
         <w:pStyle w:val="Kop2"/>
       </w:pPr>
-      <w:bookmarkStart w:id="59" w:name="_Toc241506947"/>
-      <w:r>
-        <w:t>Creating a Record for Review</w:t>
-      </w:r>
-      <w:bookmarkEnd w:id="59"/>
-    </w:p>
-    <w:p>
-      <w:pPr>
-        <w:spacing w:after="120" w:line="276" w:lineRule="auto"/>
-      </w:pPr>
-      <w:r>
-        <w:t xml:space="preserve">Create an Analysis Record as usual, with </w:t>
+      <w:bookmarkStart w:id="61" w:name="_Toc241508040"/>
+      <w:r>
+        <w:t>What the App Does and What Your Organisation Does</w:t>
+      </w:r>
+      <w:bookmarkEnd w:id="61"/>
+    </w:p>
+    <w:p>
+      <w:pPr>
+        <w:spacing w:after="120" w:line="276" w:lineRule="auto"/>
+      </w:pPr>
+      <w:r>
+        <w:t>On the public app and in a standard installation, the app has no user accounts, no audit trail and no electronic signatures. Put these controls in place around it:</w:t>
+      </w:r>
+    </w:p>
+    <w:p>
+      <w:pPr>
+        <w:spacing w:after="120" w:line="276" w:lineRule="auto"/>
+      </w:pPr>
+      <w:r>
+        <w:t>• access to the qualified installation restricted to trained users;</w:t>
+      </w:r>
+    </w:p>
+    <w:p>
+      <w:pPr>
+        <w:spacing w:after="120" w:line="276" w:lineRule="auto"/>
+      </w:pPr>
+      <w:r>
+        <w:t>• a log entry for every analysis: who ran it, when, on which data file (with its SHA-256), with which release, and for what purpose;</w:t>
+      </w:r>
+    </w:p>
+    <w:p>
+      <w:pPr>
+        <w:spacing w:after="120" w:line="276" w:lineRule="auto"/>
+      </w:pPr>
+      <w:r>
+        <w:t>• a second person who checks the settings against the protocol and the results before they are used;</w:t>
+      </w:r>
+    </w:p>
+    <w:p>
+      <w:pPr>
+        <w:spacing w:after="120" w:line="276" w:lineRule="auto"/>
+      </w:pPr>
+      <w:r>
+        <w:t>• archiving of the source files and the Analysis Records in a system with an audit trail.</w:t>
+      </w:r>
+    </w:p>
+    <w:p>
+      <w:pPr>
+        <w:spacing w:after="120" w:line="276" w:lineRule="auto"/>
+      </w:pPr>
+      <w:r>
+        <w:t xml:space="preserve">A controlled installation provides personal accounts with roles, a password policy, an audit trail, stored records, review signatures, an audit trail page and archives (this chapter, </w:t>
+      </w:r>
+      <w:r>
+        <w:lastRenderedPageBreak/>
+        <w:t>Installing NCA Assistant for Regulated Use, and Appendix E). What stays with your organisation:</w:t>
+      </w:r>
+    </w:p>
+    <w:p>
+      <w:pPr>
+        <w:spacing w:after="120" w:line="276" w:lineRule="auto"/>
+      </w:pPr>
+      <w:r>
+        <w:t>• the server as set up in Installing NCA Assistant for Regulated Use, reached only through two-factor sign-in from managed devices, with a monitored system log;</w:t>
+      </w:r>
+    </w:p>
+    <w:p>
+      <w:pPr>
+        <w:spacing w:after="120" w:line="276" w:lineRule="auto"/>
+      </w:pPr>
+      <w:r>
+        <w:t>• a named system owner who is not an analyst or reviewer on the same studies, and root access only for IT;</w:t>
+      </w:r>
+    </w:p>
+    <w:p>
+      <w:pPr>
+        <w:spacing w:after="120" w:line="276" w:lineRule="auto"/>
+      </w:pPr>
+      <w:r>
+        <w:t>• account management: an identity check before an account is given out, accounts created or reset only when the person signs in at once, reporting when admin does not work, a periodic review of accounts, and deactivation on the day someone leaves;</w:t>
+      </w:r>
+    </w:p>
+    <w:p>
+      <w:pPr>
+        <w:spacing w:after="120" w:line="276" w:lineRule="auto"/>
+      </w:pPr>
+      <w:r>
+        <w:t>• training records, and a written policy that electronic signatures are binding (for submissions to the FDA, also the certification letter of 21 CFR 11.100(c));</w:t>
+      </w:r>
+    </w:p>
+    <w:p>
+      <w:pPr>
+        <w:spacing w:after="120" w:line="276" w:lineRule="auto"/>
+      </w:pPr>
+      <w:r>
+        <w:t>• review of the audit trail at a fixed interval and before each study report, with extra reviews after failed sign-ins, a broken chain or repeated runs, and filing the trail head in your quality system;</w:t>
+      </w:r>
+    </w:p>
+    <w:p>
+      <w:pPr>
+        <w:spacing w:after="120" w:line="276" w:lineRule="auto"/>
+      </w:pPr>
+      <w:r>
+        <w:t>• an investigation, with corrective action, of a broken chain or an unexplained gap between an app stop and start;</w:t>
+      </w:r>
+    </w:p>
+    <w:p>
+      <w:pPr>
+        <w:spacing w:after="120" w:line="276" w:lineRule="auto"/>
+      </w:pPr>
+      <w:r>
+        <w:t>• producing the trail in an inspection: the CSV export of the study, the signature sheets, and on request the archive with its verification report, and an inspector account for the inspection;</w:t>
+      </w:r>
+    </w:p>
+    <w:p>
+      <w:pPr>
+        <w:spacing w:after="120" w:line="276" w:lineRule="auto"/>
+      </w:pPr>
+      <w:r>
+        <w:t>• archives at the end of each study and when the server is retired, backups at a separate site, restore tests and a disaster recovery plan;</w:t>
+      </w:r>
+    </w:p>
+    <w:p>
+      <w:pPr>
+        <w:spacing w:after="120" w:line="276" w:lineRule="auto"/>
+      </w:pPr>
+      <w:r>
+        <w:t>• a privacy notice for users, and patching, security testing and incident response for the server.</w:t>
+      </w:r>
+    </w:p>
+    <w:p>
+      <w:pPr>
+        <w:spacing w:after="120" w:line="276" w:lineRule="auto"/>
+      </w:pPr>
+      <w:r>
+        <w:rPr>
+          <w:b/>
+        </w:rPr>
+        <w:t>Limits you accept.</w:t>
+      </w:r>
+      <w:r>
+        <w:t xml:space="preserve"> Until its owner signs in, a new account can be taken over with the starting password admin by anyone who knows the user ID: create accounts only when the owner signs in at once. The audit trail shows any change, but someone with root access to the server could rebuild it; the heads you file, the signature sheets and the backups would reveal such a rebuild. Reviewers see every study on the server: separate sponsors need separate installations. A deactivated user's open session runs on until the 15-minute timeout, although signing is refused at once.</w:t>
+      </w:r>
+    </w:p>
+    <w:p>
+      <w:pPr>
+        <w:pStyle w:val="Kop2"/>
+      </w:pPr>
+      <w:bookmarkStart w:id="62" w:name="_Toc241508041"/>
+      <w:r>
+        <w:t>Upgrades, Data Protection and Problems</w:t>
+      </w:r>
+      <w:bookmarkEnd w:id="62"/>
+    </w:p>
+    <w:p>
+      <w:pPr>
+        <w:pStyle w:val="Kop3"/>
+      </w:pPr>
+      <w:r>
+        <w:t>Upgrades and Change Control</w:t>
+      </w:r>
+    </w:p>
+    <w:p>
+      <w:pPr>
+        <w:spacing w:after="120" w:line="276" w:lineRule="auto"/>
+      </w:pPr>
+      <w:r>
+        <w:t>Read the version history on the About page before you upgrade. Entries marked "Results can differ" and "Correctness fix" tell you which analyses a new version may change. A new release, a new R version or a new package version needs at least a targeted re-qualification (URS section 7); decide in advance whether completed analyses are repeated. On a controlled installation the audit trail continues across versions; each app start records the version and configuration in use.</w:t>
+      </w:r>
+    </w:p>
+    <w:p>
+      <w:pPr>
+        <w:pStyle w:val="Kop3"/>
+      </w:pPr>
+      <w:r>
+        <w:t>Data Protection</w:t>
+      </w:r>
+    </w:p>
+    <w:p>
+      <w:pPr>
+        <w:spacing w:after="120" w:line="276" w:lineRule="auto"/>
+      </w:pPr>
+      <w:r>
+        <w:t xml:space="preserve">Use a local installation for real study data. Pseudonymised data are still personal data under the GDPR (Article 4(5)), and pharmacokinetic data from a trial are health data (Article 9). </w:t>
+      </w:r>
+      <w:r>
+        <w:lastRenderedPageBreak/>
+        <w:t>Sending them to a hosted service needs a processor agreement and, for a host outside the EU, a transfer basis. Upload only synthetic, example or anonymised data to the public instance. The audit trail of a controlled installation holds personal data about its users: who did what, and when. Tell users in a privacy notice, and keep the trail as long as the records it belongs to.</w:t>
+      </w:r>
+    </w:p>
+    <w:p>
+      <w:pPr>
+        <w:pStyle w:val="Kop3"/>
+      </w:pPr>
+      <w:r>
+        <w:t>Reporting Problems</w:t>
+      </w:r>
+    </w:p>
+    <w:p>
+      <w:pPr>
+        <w:spacing w:after="120" w:line="276" w:lineRule="auto"/>
+      </w:pPr>
+      <w:r>
+        <w:t>Report problems at github.com/Robterheine/NCAassistant/issues, with a description of the data (never the data themselves, unless synthetic). Correctness fixes are listed in the version history under "Correctness fix", with the situations they affect.</w:t>
+      </w:r>
+    </w:p>
+    <w:p>
+      <w:pPr>
+        <w:pStyle w:val="Kop2"/>
+      </w:pPr>
+      <w:bookmarkStart w:id="63" w:name="_Toc241508042"/>
+      <w:r>
+        <w:t>Tutorial 8: From Analysis to Approved Record</w:t>
+      </w:r>
+      <w:bookmarkEnd w:id="63"/>
+    </w:p>
+    <w:p>
+      <w:pPr>
+        <w:spacing w:after="120" w:line="276" w:lineRule="auto"/>
+      </w:pPr>
+      <w:r>
+        <w:t>Do this tutorial on a training installation, never on the production server: practice runs would end up in the real audit trail. A training installation in controlled mode runs on your own computer (Appendix E, A Training Installation). You need two accounts, an analyst and a reviewer; use two browsers, or a normal and a private window, to be signed in as both.</w:t>
+      </w:r>
+    </w:p>
+    <w:p>
+      <w:pPr>
+        <w:spacing w:after="120" w:line="276" w:lineRule="auto"/>
+      </w:pPr>
+      <w:r>
+        <w:t>1. As the system owner, create an analyst and a reviewer account with gxp/manage_users.R add.</w:t>
+      </w:r>
+    </w:p>
+    <w:p>
+      <w:pPr>
+        <w:spacing w:after="120" w:line="276" w:lineRule="auto"/>
+      </w:pPr>
+      <w:r>
+        <w:t xml:space="preserve">2. Sign in as the analyst and choose a new password. Open 4. One Subject at a Time, choose </w:t>
+      </w:r>
+      <w:r>
+        <w:rPr>
+          <w:b/>
+        </w:rPr>
+        <w:t>Enter data manually (type values directly)</w:t>
+      </w:r>
+      <w:r>
+        <w:t xml:space="preserve">, click </w:t>
+      </w:r>
+      <w:r>
+        <w:rPr>
+          <w:b/>
+        </w:rPr>
+        <w:t>Use This Data</w:t>
+      </w:r>
+      <w:r>
+        <w:t xml:space="preserve"> and run the analysis with the settings of Tutorial 1.</w:t>
+      </w:r>
+    </w:p>
+    <w:p>
+      <w:pPr>
+        <w:spacing w:after="120" w:line="276" w:lineRule="auto"/>
+      </w:pPr>
+      <w:r>
+        <w:t xml:space="preserve">3. Set </w:t>
+      </w:r>
+      <w:r>
+        <w:rPr>
+          <w:b/>
+        </w:rPr>
+        <w:t>Min R² for half-life</w:t>
+      </w:r>
+      <w:r>
+        <w:t xml:space="preserve"> to 0.9 and click </w:t>
+      </w:r>
+      <w:r>
+        <w:rPr>
+          <w:b/>
+        </w:rPr>
+        <w:t>Run PK Analysis</w:t>
+      </w:r>
+      <w:r>
+        <w:t xml:space="preserve"> again.</w:t>
+      </w:r>
+    </w:p>
+    <w:p>
+      <w:pPr>
+        <w:spacing w:after="120" w:line="276" w:lineRule="auto"/>
+      </w:pPr>
+      <w:r>
+        <w:t xml:space="preserve">4. Type Tutorial 8 as Study name and click </w:t>
       </w:r>
       <w:r>
         <w:rPr>
@@ -20342,42 +21022,15 @@
         <w:t>Generate Analysis Record</w:t>
       </w:r>
       <w:r>
-        <w:t xml:space="preserve"> (Complete Analysis Record, in the chapter on using the app). The record names you as the analyst, from your sign-in. After the download, a line under the button says </w:t>
-      </w:r>
-      <w:r>
-        <w:rPr>
-          <w:b/>
-        </w:rPr>
-        <w:t>Stored for review</w:t>
-      </w:r>
-      <w:r>
-        <w:t xml:space="preserve">, with the first characters of the record's SHA-256, and </w:t>
-      </w:r>
-      <w:r>
-        <w:rPr>
-          <w:b/>
-        </w:rPr>
-        <w:t>Open in Records</w:t>
-      </w:r>
-      <w:r>
-        <w:t xml:space="preserve">. A Figure Record is stored in the same way but is not reviewed: its line says </w:t>
-      </w:r>
-      <w:r>
-        <w:rPr>
-          <w:b/>
-        </w:rPr>
-        <w:t>Stored</w:t>
-      </w:r>
-      <w:r>
-        <w:t>.</w:t>
-      </w:r>
-    </w:p>
-    <w:p>
-      <w:pPr>
-        <w:spacing w:after="120" w:line="276" w:lineRule="auto"/>
-      </w:pPr>
-      <w:r>
-        <w:t xml:space="preserve">On the </w:t>
+        <w:t>. Read the line under the button.</w:t>
+      </w:r>
+    </w:p>
+    <w:p>
+      <w:pPr>
+        <w:spacing w:after="120" w:line="276" w:lineRule="auto"/>
+      </w:pPr>
+      <w:r>
+        <w:t xml:space="preserve">5. Sign in as the reviewer in the other window. Open </w:t>
       </w:r>
       <w:r>
         <w:rPr>
@@ -20386,568 +21039,122 @@
         <w:t>Records</w:t>
       </w:r>
       <w:r>
-        <w:t xml:space="preserve"> page you see your own records and whether they are awaiting review, approved or rejected. A rejected record stays as it is. If the analysis must change, run it again and create a new record.</w:t>
-      </w:r>
-    </w:p>
-    <w:p>
-      <w:pPr>
-        <w:spacing w:after="120" w:line="276" w:lineRule="auto"/>
-      </w:pPr>
-      <w:r>
-        <w:rPr>
-          <w:b/>
-        </w:rPr>
-        <w:t>Data typed in by hand.</w:t>
-      </w:r>
-      <w:r>
-        <w:t xml:space="preserve"> In One Subject at a Time you can still type in times and concentrations. The record then says so, and the reviewer checks every value against the source document. The same applies to a file that someone typed from a paper source: tell the reviewer where the file came from.</w:t>
+        <w:t>, select the record and read its details and the audit history of the data.</w:t>
+      </w:r>
+    </w:p>
+    <w:p>
+      <w:pPr>
+        <w:spacing w:after="120" w:line="276" w:lineRule="auto"/>
+      </w:pPr>
+      <w:r>
+        <w:t xml:space="preserve">6. Click </w:t>
+      </w:r>
+      <w:r>
+        <w:rPr>
+          <w:b/>
+        </w:rPr>
+        <w:t>Reject</w:t>
+      </w:r>
+      <w:r>
+        <w:t>, type the reason "Min R² changed from the protocol without a reason", and sign.</w:t>
+      </w:r>
+    </w:p>
+    <w:p>
+      <w:pPr>
+        <w:spacing w:after="120" w:line="276" w:lineRule="auto"/>
+      </w:pPr>
+      <w:r>
+        <w:t xml:space="preserve">7. As the analyst, set </w:t>
+      </w:r>
+      <w:r>
+        <w:rPr>
+          <w:b/>
+        </w:rPr>
+        <w:t>Min R² for half-life</w:t>
+      </w:r>
+      <w:r>
+        <w:t xml:space="preserve"> back to 0.7, run the analysis again and create a new record.</w:t>
+      </w:r>
+    </w:p>
+    <w:p>
+      <w:pPr>
+        <w:spacing w:after="120" w:line="276" w:lineRule="auto"/>
+      </w:pPr>
+      <w:r>
+        <w:t>8. As the reviewer, approve the new record, and download its signature sheet.</w:t>
+      </w:r>
+    </w:p>
+    <w:p>
+      <w:pPr>
+        <w:spacing w:after="120" w:line="276" w:lineRule="auto"/>
+      </w:pPr>
+      <w:r>
+        <w:rPr>
+          <w:b/>
+        </w:rPr>
+        <w:t>Questions:</w:t>
+      </w:r>
+      <w:r>
+        <w:t xml:space="preserve"> 1) What does the audit history of the first record show, and which setting changed? 2) Why is the data marked for the reviewer? 3) How many runs does the history of the second record list, and why? 4) What does the signature sheet say about who created the record and what the reviewer's signature means? 5) What happens when the reviewer, who also has the analyst role, wants to approve a record of their own?</w:t>
       </w:r>
     </w:p>
     <w:p>
       <w:pPr>
         <w:pStyle w:val="Kop2"/>
       </w:pPr>
-      <w:bookmarkStart w:id="60" w:name="_Toc241506948"/>
-      <w:r>
-        <w:t>Reviewing and Signing a Record</w:t>
-      </w:r>
-      <w:bookmarkEnd w:id="60"/>
-    </w:p>
-    <w:p>
-      <w:pPr>
-        <w:spacing w:after="120" w:line="276" w:lineRule="auto"/>
-      </w:pPr>
-      <w:r>
-        <w:rPr>
-          <w:b/>
-        </w:rPr>
-        <w:t>For reviewers.</w:t>
-      </w:r>
-      <w:r>
-        <w:t xml:space="preserve"> Open </w:t>
-      </w:r>
-      <w:r>
-        <w:rPr>
-          <w:b/>
-        </w:rPr>
-        <w:t>Records</w:t>
-      </w:r>
-      <w:r>
-        <w:t xml:space="preserve">. The list starts at </w:t>
-      </w:r>
-      <w:r>
-        <w:rPr>
-          <w:b/>
-        </w:rPr>
-        <w:t>Awaiting review, not mine</w:t>
-      </w:r>
-      <w:r>
-        <w:t xml:space="preserve">; choose </w:t>
-      </w:r>
-      <w:r>
-        <w:rPr>
-          <w:b/>
-        </w:rPr>
-        <w:t>All records</w:t>
-      </w:r>
-      <w:r>
-        <w:t xml:space="preserve"> or </w:t>
-      </w:r>
-      <w:r>
-        <w:rPr>
-          <w:b/>
-        </w:rPr>
-        <w:t>My records</w:t>
-      </w:r>
-      <w:r>
-        <w:t xml:space="preserve"> to see others. Your own records have no Approve or Reject buttons: someone else must review them.</w:t>
-      </w:r>
-    </w:p>
-    <w:p>
-      <w:pPr>
-        <w:spacing w:after="120" w:line="276" w:lineRule="auto"/>
-      </w:pPr>
-      <w:r>
-        <w:t xml:space="preserve">Select a record. The details show the type, the study, who created it and when, the outcome of the reproduction check, and the SHA-256. Below them, </w:t>
-      </w:r>
-      <w:r>
-        <w:rPr>
-          <w:b/>
-        </w:rPr>
-        <w:t>Audit history of the data</w:t>
-      </w:r>
-      <w:r>
-        <w:t xml:space="preserve"> lists every run on the same data before the record was made, with the settings that changed </w:t>
-      </w:r>
+      <w:bookmarkStart w:id="64" w:name="_Toc241508043"/>
+      <w:r>
+        <w:t>Key Points</w:t>
+      </w:r>
+      <w:bookmarkEnd w:id="64"/>
+    </w:p>
+    <w:p>
+      <w:pPr>
+        <w:spacing w:after="120" w:line="276" w:lineRule="auto"/>
+      </w:pPr>
+      <w:r>
+        <w:t>• Regulated work runs on a controlled installation only. The public app and open mode have no audit trail and no signatures.</w:t>
+      </w:r>
+    </w:p>
+    <w:p>
+      <w:pPr>
+        <w:spacing w:after="120" w:line="276" w:lineRule="auto"/>
+      </w:pPr>
+      <w:r>
+        <w:t>• Your user ID and password are your signature. Keep the password to yourself.</w:t>
+      </w:r>
+    </w:p>
+    <w:p>
+      <w:pPr>
+        <w:spacing w:after="120" w:line="276" w:lineRule="auto"/>
+      </w:pPr>
+      <w:r>
+        <w:t>• Every run is recorded. Change a setting only for a reason, and write the reason down.</w:t>
+      </w:r>
+    </w:p>
+    <w:p>
+      <w:pPr>
+        <w:spacing w:after="120" w:line="276" w:lineRule="auto"/>
+      </w:pPr>
       <w:r>
         <w:lastRenderedPageBreak/>
-        <w:t xml:space="preserve">between runs. A label says so when there was more than one run. </w:t>
-      </w:r>
-      <w:r>
-        <w:rPr>
-          <w:b/>
-        </w:rPr>
-        <w:t>Open summary</w:t>
-      </w:r>
-      <w:r>
-        <w:t xml:space="preserve"> shows the record's own summary; </w:t>
-      </w:r>
-      <w:r>
-        <w:rPr>
-          <w:b/>
-        </w:rPr>
-        <w:t>Download</w:t>
-      </w:r>
-      <w:r>
-        <w:t xml:space="preserve"> gives the zip.</w:t>
-      </w:r>
-    </w:p>
-    <w:p>
-      <w:pPr>
-        <w:spacing w:after="120" w:line="276" w:lineRule="auto"/>
-      </w:pPr>
-      <w:r>
-        <w:t>Before you approve, check:</w:t>
-      </w:r>
-    </w:p>
-    <w:p>
-      <w:pPr>
-        <w:spacing w:after="120" w:line="276" w:lineRule="auto"/>
-      </w:pPr>
-      <w:r>
-        <w:t>• the settings match the protocol and the statistical analysis plan (design, Reference treatment, model, limits, BLQ rule and LLOQ, partial AUC intervals);</w:t>
-      </w:r>
-    </w:p>
-    <w:p>
-      <w:pPr>
-        <w:spacing w:after="120" w:line="276" w:lineRule="auto"/>
-      </w:pPr>
-      <w:r>
-        <w:t>• the data SHA-256 matches the source file, and, where the data were typed in (the record is marked) or the file was typed from paper, every value matches the source document;</w:t>
-      </w:r>
-    </w:p>
-    <w:p>
-      <w:pPr>
-        <w:spacing w:after="120" w:line="276" w:lineRule="auto"/>
-      </w:pPr>
-      <w:r>
-        <w:t>• earlier runs on the same data are explained, especially when a setting changed between runs;</w:t>
-      </w:r>
-    </w:p>
-    <w:p>
-      <w:pPr>
-        <w:spacing w:after="120" w:line="276" w:lineRule="auto"/>
-      </w:pPr>
-      <w:r>
-        <w:t>• the reproduction check says MATCH;</w:t>
-      </w:r>
-    </w:p>
-    <w:p>
-      <w:pPr>
-        <w:spacing w:after="120" w:line="276" w:lineRule="auto"/>
-      </w:pPr>
-      <w:r>
-        <w:t>• the checks and notes of the analysis have been dealt with.</w:t>
-      </w:r>
-    </w:p>
-    <w:p>
-      <w:pPr>
-        <w:spacing w:after="120" w:line="276" w:lineRule="auto"/>
-      </w:pPr>
-      <w:r>
-        <w:t xml:space="preserve">Then click </w:t>
-      </w:r>
-      <w:r>
-        <w:rPr>
-          <w:b/>
-        </w:rPr>
-        <w:t>Approve</w:t>
-      </w:r>
-      <w:r>
-        <w:t xml:space="preserve"> or </w:t>
-      </w:r>
-      <w:r>
-        <w:rPr>
-          <w:b/>
-        </w:rPr>
-        <w:t>Reject</w:t>
-      </w:r>
-      <w:r>
-        <w:t xml:space="preserve">. The dialog shows which record you sign and what your signature means. For a rejection, type the reason; </w:t>
-      </w:r>
-      <w:r>
-        <w:rPr>
-          <w:b/>
-        </w:rPr>
-        <w:t>Sign</w:t>
-      </w:r>
-      <w:r>
-        <w:t xml:space="preserve"> stays grey until you do. Type your user ID and password and click </w:t>
-      </w:r>
-      <w:r>
-        <w:rPr>
-          <w:b/>
-        </w:rPr>
-        <w:t>Sign</w:t>
-      </w:r>
-      <w:r>
-        <w:t>, or press Enter. After a wrong password the message says how many attempts are left; the third failure signs you out. A record is reviewed once, and then stays approved or rejected.</w:t>
-      </w:r>
-    </w:p>
-    <w:p>
-      <w:pPr>
-        <w:pStyle w:val="Kop2"/>
-      </w:pPr>
-      <w:bookmarkStart w:id="61" w:name="_Toc241506949"/>
-      <w:r>
-        <w:t>The Signature Sheet</w:t>
-      </w:r>
-      <w:bookmarkEnd w:id="61"/>
-    </w:p>
-    <w:p>
-      <w:pPr>
-        <w:spacing w:after="120" w:line="276" w:lineRule="auto"/>
-      </w:pPr>
-      <w:r>
-        <w:t xml:space="preserve">Every reviewed record has a signature sheet, a web page you can print or file. It shows the record and its SHA-256, who created it and when, who reviewed it, when, with which meaning and reason, and the audit entry of the signature. All times are in UTC. </w:t>
-      </w:r>
-      <w:r>
-        <w:rPr>
-          <w:b/>
-        </w:rPr>
-        <w:t>Download (with signature sheet)</w:t>
-      </w:r>
-      <w:r>
-        <w:t xml:space="preserve"> gives a zip with the record and the sheet together; file both in the study file.</w:t>
-      </w:r>
-    </w:p>
-    <w:p>
-      <w:pPr>
-        <w:spacing w:after="120" w:line="276" w:lineRule="auto"/>
-      </w:pPr>
-      <w:r>
-        <w:t xml:space="preserve">Before it shows a signature, the app checks that the stored record still matches its SHA-256. </w:t>
-      </w:r>
-      <w:r>
-        <w:rPr>
-          <w:b/>
-        </w:rPr>
-        <w:t>Signature valid</w:t>
-      </w:r>
-      <w:r>
-        <w:t xml:space="preserve"> means it does. </w:t>
-      </w:r>
-      <w:r>
-        <w:rPr>
-          <w:b/>
-        </w:rPr>
-        <w:t>Signature INVALID</w:t>
-      </w:r>
-      <w:r>
-        <w:t xml:space="preserve">, in red, means the stored record has changed since it was signed: tell the system owner at once. To check a copy you hold, for example from the study file, upload it under </w:t>
-      </w:r>
-      <w:r>
-        <w:rPr>
-          <w:b/>
-        </w:rPr>
-        <w:t>Verify a record file</w:t>
-      </w:r>
-      <w:r>
-        <w:t xml:space="preserve"> on the Records page. The app lists the signatures of that exact file, or says that no record with its SHA-256 exists.</w:t>
-      </w:r>
-    </w:p>
-    <w:p>
-      <w:pPr>
-        <w:pStyle w:val="Kop2"/>
-      </w:pPr>
-      <w:bookmarkStart w:id="62" w:name="_Toc241506950"/>
-      <w:r>
-        <w:t>Reviewing the Audit Trail</w:t>
-      </w:r>
-      <w:bookmarkEnd w:id="62"/>
-    </w:p>
-    <w:p>
-      <w:pPr>
-        <w:spacing w:after="120" w:line="276" w:lineRule="auto"/>
-      </w:pPr>
-      <w:r>
-        <w:rPr>
-          <w:b/>
-        </w:rPr>
-        <w:t>For reviewers and inspectors.</w:t>
-      </w:r>
-      <w:r>
-        <w:t xml:space="preserve"> Open </w:t>
-      </w:r>
-      <w:r>
-        <w:rPr>
-          <w:b/>
-        </w:rPr>
-        <w:t>Audit trail</w:t>
-      </w:r>
-      <w:r>
-        <w:t>. The line at the top says when the trail was last reviewed and how many entries have been added since.</w:t>
-      </w:r>
-    </w:p>
-    <w:p>
-      <w:pPr>
-        <w:spacing w:after="120" w:line="276" w:lineRule="auto"/>
-      </w:pPr>
-      <w:r>
-        <w:t xml:space="preserve">• </w:t>
-      </w:r>
-      <w:r>
-        <w:rPr>
-          <w:b/>
-        </w:rPr>
-        <w:t>Exceptions</w:t>
-      </w:r>
-      <w:r>
-        <w:t xml:space="preserve"> lists what needs attention: failed and locked sign-ins and security alerts, refused signatures and password changes, rejected records, stored records that no longer match their SHA-256, data analysed more than once before a record, data analysed without a record, app starts without a preceding stop, changes in the configuration, entries out of time order, activity outside working hours, and one user signed in twice at the same time. Start here.</w:t>
-      </w:r>
-    </w:p>
-    <w:p>
-      <w:pPr>
-        <w:spacing w:after="120" w:line="276" w:lineRule="auto"/>
-      </w:pPr>
-      <w:r>
-        <w:t xml:space="preserve">• </w:t>
-      </w:r>
-      <w:r>
-        <w:rPr>
-          <w:b/>
-        </w:rPr>
-        <w:t>All entries</w:t>
-      </w:r>
-      <w:r>
-        <w:t xml:space="preserve"> shows the whole trail in plain words, newest first. Filter by date, user or event, or search for a file name or SHA-256. Select an entry to see all of it, including the settings of a run.</w:t>
-      </w:r>
-    </w:p>
-    <w:p>
-      <w:pPr>
-        <w:spacing w:after="120" w:line="276" w:lineRule="auto"/>
-      </w:pPr>
-      <w:r>
-        <w:t xml:space="preserve">• </w:t>
-      </w:r>
-      <w:r>
-        <w:rPr>
-          <w:b/>
-        </w:rPr>
-        <w:t>Users</w:t>
-      </w:r>
-      <w:r>
-        <w:t xml:space="preserve"> lists every account with its roles, status and role history.</w:t>
-      </w:r>
-    </w:p>
-    <w:p>
-      <w:pPr>
-        <w:spacing w:after="120" w:line="276" w:lineRule="auto"/>
-      </w:pPr>
-      <w:r>
-        <w:rPr>
-          <w:b/>
-        </w:rPr>
-        <w:lastRenderedPageBreak/>
-        <w:t>Verify chain</w:t>
-      </w:r>
-      <w:r>
-        <w:t xml:space="preserve"> checks that no entry has been changed, inserted or removed. </w:t>
-      </w:r>
-      <w:r>
-        <w:rPr>
-          <w:b/>
-        </w:rPr>
-        <w:t>Export CSV</w:t>
-      </w:r>
-      <w:r>
-        <w:t xml:space="preserve"> saves the entries of the current filter, for example one study, with the result of the check at the top. After a review, a reviewer clicks Sign trail review and signs with user ID and password; this records the period reviewed. How often to review, and what else triggers a review, is set by your organisation's procedure.</w:t>
-      </w:r>
-    </w:p>
-    <w:p>
-      <w:pPr>
-        <w:pStyle w:val="Kop2"/>
-      </w:pPr>
-      <w:bookmarkStart w:id="63" w:name="_Toc241506951"/>
-      <w:r>
-        <w:t>For Inspectors</w:t>
-      </w:r>
-      <w:bookmarkEnd w:id="63"/>
-    </w:p>
-    <w:p>
-      <w:pPr>
-        <w:spacing w:after="120" w:line="276" w:lineRule="auto"/>
-      </w:pPr>
-      <w:r>
-        <w:t>An inspector account can see every record, its history and signatures, the audit trail and the user overview, and can export and verify, but cannot sign or change anything. The system owner creates one per inspection and deactivates it afterwards.</w:t>
-      </w:r>
-    </w:p>
-    <w:p>
-      <w:pPr>
-        <w:pStyle w:val="Kop2"/>
-      </w:pPr>
-      <w:bookmarkStart w:id="64" w:name="_Toc241506952"/>
-      <w:r>
-        <w:t>Tutorial 8: From Analysis to Approved Record</w:t>
-      </w:r>
-      <w:bookmarkEnd w:id="64"/>
-    </w:p>
-    <w:p>
-      <w:pPr>
-        <w:spacing w:after="120" w:line="276" w:lineRule="auto"/>
-      </w:pPr>
-      <w:r>
-        <w:t>Do this tutorial on a training installation, never on the production server: practice runs would end up in the real audit trail. A training installation in controlled mode runs on your own computer (Appendix E, A Training Installation). You need two accounts, an analyst and a reviewer; use two browsers, or a normal and a private window, to be signed in as both.</w:t>
-      </w:r>
-    </w:p>
-    <w:p>
-      <w:pPr>
-        <w:spacing w:after="120" w:line="276" w:lineRule="auto"/>
-      </w:pPr>
-      <w:r>
-        <w:t>1. As the system owner, create an analyst and a reviewer account with gxp/manage_users.R add.</w:t>
-      </w:r>
-    </w:p>
-    <w:p>
-      <w:pPr>
-        <w:spacing w:after="120" w:line="276" w:lineRule="auto"/>
-      </w:pPr>
-      <w:r>
-        <w:t xml:space="preserve">2. Sign in as the analyst and choose a new password. Open 4. One Subject at a Time, choose </w:t>
-      </w:r>
-      <w:r>
-        <w:rPr>
-          <w:b/>
-        </w:rPr>
-        <w:t>Enter data manually (type values directly)</w:t>
-      </w:r>
-      <w:r>
-        <w:t xml:space="preserve">, click </w:t>
-      </w:r>
-      <w:r>
-        <w:rPr>
-          <w:b/>
-        </w:rPr>
-        <w:t>Use This Data</w:t>
-      </w:r>
-      <w:r>
-        <w:t xml:space="preserve"> and run the analysis with the settings of Tutorial 1.</w:t>
-      </w:r>
-    </w:p>
-    <w:p>
-      <w:pPr>
-        <w:spacing w:after="120" w:line="276" w:lineRule="auto"/>
-      </w:pPr>
-      <w:r>
-        <w:t xml:space="preserve">3. Set </w:t>
-      </w:r>
-      <w:r>
-        <w:rPr>
-          <w:b/>
-        </w:rPr>
-        <w:t>Min R² for half-life</w:t>
-      </w:r>
-      <w:r>
-        <w:t xml:space="preserve"> to 0.9 and click </w:t>
-      </w:r>
-      <w:r>
-        <w:rPr>
-          <w:b/>
-        </w:rPr>
-        <w:t>Run PK Analysis</w:t>
-      </w:r>
-      <w:r>
-        <w:t xml:space="preserve"> again.</w:t>
-      </w:r>
-    </w:p>
-    <w:p>
-      <w:pPr>
-        <w:spacing w:after="120" w:line="276" w:lineRule="auto"/>
-      </w:pPr>
-      <w:r>
-        <w:t xml:space="preserve">4. Type Tutorial 8 as Study name and click </w:t>
-      </w:r>
-      <w:r>
-        <w:rPr>
-          <w:b/>
-        </w:rPr>
-        <w:t>Generate Analysis Record</w:t>
-      </w:r>
-      <w:r>
-        <w:t>. Read the line under the button.</w:t>
-      </w:r>
-    </w:p>
-    <w:p>
-      <w:pPr>
-        <w:spacing w:after="120" w:line="276" w:lineRule="auto"/>
-      </w:pPr>
-      <w:r>
-        <w:t xml:space="preserve">5. Sign in as the reviewer in the other window. Open </w:t>
-      </w:r>
-      <w:r>
-        <w:rPr>
-          <w:b/>
-        </w:rPr>
-        <w:t>Records</w:t>
-      </w:r>
-      <w:r>
-        <w:t>, select the record and read its details and the audit history of the data.</w:t>
-      </w:r>
-    </w:p>
-    <w:p>
-      <w:pPr>
-        <w:spacing w:after="120" w:line="276" w:lineRule="auto"/>
-      </w:pPr>
-      <w:r>
-        <w:t xml:space="preserve">6. Click </w:t>
-      </w:r>
-      <w:r>
-        <w:rPr>
-          <w:b/>
-        </w:rPr>
-        <w:t>Reject</w:t>
-      </w:r>
-      <w:r>
-        <w:t>, type the reason "Min R² changed from the protocol without a reason", and sign.</w:t>
-      </w:r>
-    </w:p>
-    <w:p>
-      <w:pPr>
-        <w:spacing w:after="120" w:line="276" w:lineRule="auto"/>
-      </w:pPr>
-      <w:r>
-        <w:t xml:space="preserve">7. As the analyst, set </w:t>
-      </w:r>
-      <w:r>
-        <w:rPr>
-          <w:b/>
-        </w:rPr>
-        <w:t>Min R² for half-life</w:t>
-      </w:r>
-      <w:r>
-        <w:t xml:space="preserve"> back to 0.7, run the analysis again and create a new record.</w:t>
-      </w:r>
-    </w:p>
-    <w:p>
-      <w:pPr>
-        <w:spacing w:after="120" w:line="276" w:lineRule="auto"/>
-      </w:pPr>
-      <w:r>
-        <w:t>8. As the reviewer, approve the new record, and download its signature sheet.</w:t>
-      </w:r>
-    </w:p>
-    <w:p>
-      <w:pPr>
-        <w:spacing w:after="120" w:line="276" w:lineRule="auto"/>
-      </w:pPr>
-      <w:r>
-        <w:rPr>
-          <w:b/>
-        </w:rPr>
-        <w:t>Questions:</w:t>
-      </w:r>
-      <w:r>
-        <w:t xml:space="preserve"> 1) What does the audit history of the first record show, and which setting changed? 2) Why is the data marked for the reviewer? 3) How many runs does the history of the second record list, and why? 4) What does the signature sheet say about who created the record and what the reviewer's signature means? 5) What happens when the reviewer, who also has the analyst role, wants to approve a record of their own?</w:t>
+        <w:t>• Leave data out in the app, with a reason, never by editing the file.</w:t>
+      </w:r>
+    </w:p>
+    <w:p>
+      <w:pPr>
+        <w:spacing w:after="120" w:line="276" w:lineRule="auto"/>
+      </w:pPr>
+      <w:r>
+        <w:t>• Someone else approves your record, after checking the settings against the protocol and the history of the data.</w:t>
+      </w:r>
+    </w:p>
+    <w:p>
+      <w:pPr>
+        <w:spacing w:after="120" w:line="276" w:lineRule="auto"/>
+      </w:pPr>
+      <w:r>
+        <w:t>• If something looks wrong, stop and tell the system owner.</w:t>
       </w:r>
     </w:p>
     <w:p>
@@ -20955,538 +21162,12 @@
         <w:pStyle w:val="Kop1"/>
         <w:pageBreakBefore/>
       </w:pPr>
-      <w:bookmarkStart w:id="65" w:name="_Toc241506953"/>
-      <w:r>
-        <w:lastRenderedPageBreak/>
-        <w:t>Using NCA Assistant in a Regulated Environment</w:t>
-      </w:r>
-      <w:bookmarkEnd w:id="65"/>
-    </w:p>
-    <w:p>
-      <w:pPr>
-        <w:spacing w:after="120" w:line="276" w:lineRule="auto"/>
-      </w:pPr>
-      <w:r>
-        <w:t>This chapter is for users who report results from the app in a clinical study, a regulatory submission or another setting under a quality system. It does not replace your organisation's procedures for computerised systems.</w:t>
-      </w:r>
-    </w:p>
-    <w:p>
-      <w:pPr>
-        <w:pStyle w:val="Kop2"/>
-      </w:pPr>
-      <w:bookmarkStart w:id="66" w:name="_Toc241506954"/>
-      <w:r>
-        <w:t>Status and Scope</w:t>
-      </w:r>
-      <w:bookmarkEnd w:id="66"/>
-    </w:p>
-    <w:p>
-      <w:pPr>
-        <w:spacing w:after="120" w:line="276" w:lineRule="auto"/>
-      </w:pPr>
-      <w:r>
-        <w:t>NCA Assistant is open-source software without warranty or supplier support, and it is not validated for your use. It performs average bioequivalence only, not ABEL or RSABE. The public instance on shinyapps.io is outside the scope of any qualification: its package versions are set by the deployment, not by the validated release. For records under 21 CFR Part 11 or EU GMP Annex 11, use a controlled installation; a qualification of controlled mode holds only for the server on which it was carried out, not in general.</w:t>
-      </w:r>
-    </w:p>
-    <w:p>
-      <w:pPr>
-        <w:pStyle w:val="Kop2"/>
-      </w:pPr>
-      <w:bookmarkStart w:id="67" w:name="_Toc241506955"/>
-      <w:r>
-        <w:t>Which Rules Apply</w:t>
-      </w:r>
-      <w:bookmarkEnd w:id="67"/>
-    </w:p>
-    <w:p>
-      <w:pPr>
-        <w:spacing w:after="120" w:line="276" w:lineRule="auto"/>
-      </w:pPr>
-      <w:r>
-        <w:t>Bioequivalence and drug interaction studies are clinical trials, so good clinical practice applies: ICH E6(R3) and the EMA guideline on computerised systems and electronic data in clinical trials (EMA/INS/GCP/112288/2023). EU GMP Annex 11 and 21 CFR Part 11 apply where your organisation or the use falls under them. Your own procedure for validating computerised systems decides what is needed; the validation package gives the evidence to start from.</w:t>
-      </w:r>
-    </w:p>
-    <w:p>
-      <w:pPr>
-        <w:pStyle w:val="Kop2"/>
-      </w:pPr>
-      <w:bookmarkStart w:id="68" w:name="_Toc241506956"/>
-      <w:r>
-        <w:t>Installing a Qualified Instance</w:t>
-      </w:r>
-      <w:bookmarkEnd w:id="68"/>
-    </w:p>
-    <w:p>
-      <w:pPr>
-        <w:spacing w:after="120" w:line="276" w:lineRule="auto"/>
-      </w:pPr>
-      <w:r>
-        <w:t>The chapter Installing NCA Assistant for Regulated Use gives every step, from the server to the release by QA. On a single computer, for evaluation or training only, Rscript install_and_run.R --validated installs the validated package versions (see Installing the App on Your Own Computer); that is not a qualified configuration.</w:t>
-      </w:r>
-    </w:p>
-    <w:p>
-      <w:pPr>
-        <w:pStyle w:val="Kop2"/>
-      </w:pPr>
-      <w:bookmarkStart w:id="69" w:name="_Toc241506957"/>
-      <w:r>
-        <w:t>Qualification</w:t>
-      </w:r>
-      <w:bookmarkEnd w:id="69"/>
-    </w:p>
-    <w:p>
-      <w:pPr>
-        <w:spacing w:after="120" w:line="276" w:lineRule="auto"/>
-      </w:pPr>
-      <w:r>
-        <w:t>The validation folder holds the User Requirement Specification, the IQ/OQ/PQ protocol and the test script. In outline:</w:t>
-      </w:r>
-    </w:p>
-    <w:p>
-      <w:pPr>
-        <w:spacing w:after="120" w:line="276" w:lineRule="auto"/>
-      </w:pPr>
-      <w:r>
-        <w:t>1. Review the URS and its risk assessment against your intended use, and approve the protocol before execution (protocol section 1.2).</w:t>
-      </w:r>
-    </w:p>
-    <w:p>
-      <w:pPr>
-        <w:spacing w:after="120" w:line="276" w:lineRule="auto"/>
-      </w:pPr>
-      <w:r>
-        <w:t>2. Run Rscript validation/validation.R and keep validation_results.csv and validation_environment.txt. The installation checks IQ-REL-01 and IQ-REL-02 compare your files and package versions with the release; IQ-REL-02 names every package that differs. The script installs nothing. If a package is missing it stops, and you install the validated versions first.</w:t>
-      </w:r>
-    </w:p>
-    <w:p>
-      <w:pPr>
-        <w:spacing w:after="120" w:line="276" w:lineRule="auto"/>
-      </w:pPr>
-      <w:r>
-        <w:t>3. Carry out the manual OQ tests (protocol section 4) and the user PQ (section 5): analyse datasets like your own studies and compare the results with an independent reference.</w:t>
-      </w:r>
-    </w:p>
-    <w:p>
-      <w:pPr>
-        <w:spacing w:after="120" w:line="276" w:lineRule="auto"/>
-      </w:pPr>
-      <w:r>
-        <w:t>4. Assess every deviation and every SUPPORTIVE failure, and have QA sign the outcome (sections 7 and 8).</w:t>
-      </w:r>
-    </w:p>
-    <w:p>
-      <w:pPr>
-        <w:spacing w:after="120" w:line="276" w:lineRule="auto"/>
-      </w:pPr>
-      <w:r>
-        <w:lastRenderedPageBreak/>
-        <w:t>The checklist for adopting organisations in section 1.3 of the protocol lists these steps. Step 8 of Installing NCA Assistant for Regulated Use describes them in the order they are carried out.</w:t>
-      </w:r>
-    </w:p>
-    <w:p>
-      <w:pPr>
-        <w:pStyle w:val="Kop2"/>
-      </w:pPr>
-      <w:bookmarkStart w:id="70" w:name="_Toc241506958"/>
-      <w:r>
-        <w:t>Controls on a Controlled Installation, and Your Responsibilities</w:t>
-      </w:r>
-      <w:bookmarkEnd w:id="70"/>
-    </w:p>
-    <w:p>
-      <w:pPr>
-        <w:spacing w:after="120" w:line="276" w:lineRule="auto"/>
-      </w:pPr>
-      <w:r>
-        <w:t>On the public app and in a standard installation, the app has no user accounts, no audit trail and no electronic signatures. Put these controls in place around it:</w:t>
-      </w:r>
-    </w:p>
-    <w:p>
-      <w:pPr>
-        <w:spacing w:after="120" w:line="276" w:lineRule="auto"/>
-      </w:pPr>
-      <w:r>
-        <w:t>• access to the qualified installation restricted to trained users;</w:t>
-      </w:r>
-    </w:p>
-    <w:p>
-      <w:pPr>
-        <w:spacing w:after="120" w:line="276" w:lineRule="auto"/>
-      </w:pPr>
-      <w:r>
-        <w:t>• a log entry for every analysis: who ran it, when, on which data file (with its SHA-256), with which release, and for what purpose;</w:t>
-      </w:r>
-    </w:p>
-    <w:p>
-      <w:pPr>
-        <w:spacing w:after="120" w:line="276" w:lineRule="auto"/>
-      </w:pPr>
-      <w:r>
-        <w:t>• a second person who checks the settings against the protocol and the results before they are used;</w:t>
-      </w:r>
-    </w:p>
-    <w:p>
-      <w:pPr>
-        <w:spacing w:after="120" w:line="276" w:lineRule="auto"/>
-      </w:pPr>
-      <w:r>
-        <w:t>• archiving of the source files and the Analysis Records in a system with an audit trail.</w:t>
-      </w:r>
-    </w:p>
-    <w:p>
-      <w:pPr>
-        <w:spacing w:after="120" w:line="276" w:lineRule="auto"/>
-      </w:pPr>
-      <w:r>
-        <w:t>A controlled installation provides personal accounts with roles, a password policy, an audit trail, stored records, review signatures, an audit trail page and archives (Working on a Controlled Installation, Installing NCA Assistant for Regulated Use, and Appendix E). What stays with your organisation:</w:t>
-      </w:r>
-    </w:p>
-    <w:p>
-      <w:pPr>
-        <w:spacing w:after="120" w:line="276" w:lineRule="auto"/>
-      </w:pPr>
-      <w:r>
-        <w:t>• the server as set up in Installing NCA Assistant for Regulated Use, reached only through two-factor sign-in from managed devices, with a monitored system log;</w:t>
-      </w:r>
-    </w:p>
-    <w:p>
-      <w:pPr>
-        <w:spacing w:after="120" w:line="276" w:lineRule="auto"/>
-      </w:pPr>
-      <w:r>
-        <w:t>• a named system owner who is not an analyst or reviewer on the same studies, and root access only for IT;</w:t>
-      </w:r>
-    </w:p>
-    <w:p>
-      <w:pPr>
-        <w:spacing w:after="120" w:line="276" w:lineRule="auto"/>
-      </w:pPr>
-      <w:r>
-        <w:t>• account management: an identity check before an account is given out, accounts created or reset only when the person signs in at once, reporting when admin does not work, a periodic review of accounts, and deactivation on the day someone leaves;</w:t>
-      </w:r>
-    </w:p>
-    <w:p>
-      <w:pPr>
-        <w:spacing w:after="120" w:line="276" w:lineRule="auto"/>
-      </w:pPr>
-      <w:r>
-        <w:t>• training records, and a written policy that electronic signatures are binding (for submissions to the FDA, also the certification letter of 21 CFR 11.100(c));</w:t>
-      </w:r>
-    </w:p>
-    <w:p>
-      <w:pPr>
-        <w:spacing w:after="120" w:line="276" w:lineRule="auto"/>
-      </w:pPr>
-      <w:r>
-        <w:t>• review of the audit trail at a fixed interval and before each study report, with extra reviews after failed sign-ins, a broken chain or repeated runs, and filing the trail head in your quality system;</w:t>
-      </w:r>
-    </w:p>
-    <w:p>
-      <w:pPr>
-        <w:spacing w:after="120" w:line="276" w:lineRule="auto"/>
-      </w:pPr>
-      <w:r>
-        <w:t>• an investigation, with corrective action, of a broken chain or an unexplained gap between an app stop and start;</w:t>
-      </w:r>
-    </w:p>
-    <w:p>
-      <w:pPr>
-        <w:spacing w:after="120" w:line="276" w:lineRule="auto"/>
-      </w:pPr>
-      <w:r>
-        <w:t>• producing the trail in an inspection: the CSV export of the study, the signature sheets, and on request the archive with its verification report, and an inspector account for the inspection;</w:t>
-      </w:r>
-    </w:p>
-    <w:p>
-      <w:pPr>
-        <w:spacing w:after="120" w:line="276" w:lineRule="auto"/>
-      </w:pPr>
-      <w:r>
-        <w:t>• archives at the end of each study and when the server is retired, backups at a separate site, restore tests and a disaster recovery plan;</w:t>
-      </w:r>
-    </w:p>
-    <w:p>
-      <w:pPr>
-        <w:spacing w:after="120" w:line="276" w:lineRule="auto"/>
-      </w:pPr>
-      <w:r>
-        <w:t>• a privacy notice for users, and patching, security testing and incident response for the server.</w:t>
-      </w:r>
-    </w:p>
-    <w:p>
-      <w:pPr>
-        <w:spacing w:after="120" w:line="276" w:lineRule="auto"/>
-      </w:pPr>
-      <w:r>
-        <w:rPr>
-          <w:b/>
-        </w:rPr>
-        <w:t>Limits you accept.</w:t>
-      </w:r>
-      <w:r>
-        <w:t xml:space="preserve"> Until its owner signs in, a new account can be taken over with the starting password admin by anyone who knows the user ID: create accounts only when the owner signs in at once. The audit trail shows any change, but someone with root access to </w:t>
-      </w:r>
-      <w:r>
-        <w:lastRenderedPageBreak/>
-        <w:t>the server could rebuild it; the heads you file, the signature sheets and the backups would reveal such a rebuild. Reviewers see every study on the server: separate sponsors need separate installations. A deactivated user's open session runs on until the 15-minute timeout, although signing is refused at once.</w:t>
-      </w:r>
-    </w:p>
-    <w:p>
-      <w:pPr>
-        <w:pStyle w:val="Kop2"/>
-      </w:pPr>
-      <w:bookmarkStart w:id="71" w:name="_Toc241506959"/>
-      <w:r>
-        <w:t>Before Each Analysis</w:t>
-      </w:r>
-      <w:bookmarkEnd w:id="71"/>
-    </w:p>
-    <w:p>
-      <w:pPr>
-        <w:spacing w:after="120" w:line="276" w:lineRule="auto"/>
-      </w:pPr>
-      <w:r>
-        <w:t>On a controlled installation, check that the top bar shows the shield icon and your name. Check on the About page that the version and the pipeline SHA-256 are those of your qualified release (the release manifest, validation/release_manifest.csv, lists the hash of every file). Record the SHA-256 of the source data file. Check the settings against the protocol and the statistical analysis plan: design, Reference treatment, model, acceptance limits and their scope, BLQ rule and LLOQ, partial AUC intervals and their roles.</w:t>
-      </w:r>
-    </w:p>
-    <w:p>
-      <w:pPr>
-        <w:pStyle w:val="Kop2"/>
-      </w:pPr>
-      <w:bookmarkStart w:id="72" w:name="_Toc241506960"/>
-      <w:r>
-        <w:t>Exclusions, Outliers and Deviations</w:t>
-      </w:r>
-      <w:bookmarkEnd w:id="72"/>
-    </w:p>
-    <w:p>
-      <w:pPr>
-        <w:spacing w:after="120" w:line="276" w:lineRule="auto"/>
-      </w:pPr>
-      <w:r>
-        <w:t xml:space="preserve">Leave data out in the app, with </w:t>
-      </w:r>
-      <w:r>
-        <w:rPr>
-          <w:b/>
-        </w:rPr>
-        <w:t>Add an exclusion</w:t>
-      </w:r>
-      <w:r>
-        <w:t xml:space="preserve"> on the Upload page (see Leaving Out Data), rather than by editing the file. ICH M13A (2.2.1) asks for the criteria to be defined in the protocol and for any exclusion to be documented before the bioanalysis. Extreme values should not be removed on statistical grounds alone; only contemporaneously documented protocol violations justify removal (M13A 2.2.1.1). A subject without measurable concentrations, or with very low ones (AUC below 5% of the geometric mean), may be excluded only as an exception, in general for no more than one subject. A period with a pre-dose concentration above 5% of Cmax is excluded from the primary analysis (2.2.3.3).</w:t>
-      </w:r>
-    </w:p>
-    <w:p>
-      <w:pPr>
-        <w:spacing w:after="120" w:line="276" w:lineRule="auto"/>
-      </w:pPr>
-      <w:r>
-        <w:t>A procedure that keeps the chain from source to result intact:</w:t>
-      </w:r>
-    </w:p>
-    <w:p>
-      <w:pPr>
-        <w:spacing w:after="120" w:line="276" w:lineRule="auto"/>
-      </w:pPr>
-      <w:r>
-        <w:t>1. Upload the unedited source file; the Analysis Record holds its SHA-256.</w:t>
-      </w:r>
-    </w:p>
-    <w:p>
-      <w:pPr>
-        <w:spacing w:after="120" w:line="276" w:lineRule="auto"/>
-      </w:pPr>
-      <w:r>
-        <w:t>2. Enter each exclusion with its reason and, where it applies, the protocol section. Enter pre-specified exclusions before you run the bioequivalence analysis: the register marks any exclusion made after the results were seen. Download the register before you end the session; loaded back later, it keeps its timing.</w:t>
-      </w:r>
-    </w:p>
-    <w:p>
-      <w:pPr>
-        <w:spacing w:after="120" w:line="276" w:lineRule="auto"/>
-      </w:pPr>
-      <w:r>
-        <w:t>3. Run the analysis and create the Analysis Record. It holds the register, the results with and without the exclusions, and a reproduction script that applies the same exclusions.</w:t>
-      </w:r>
-    </w:p>
-    <w:p>
-      <w:pPr>
-        <w:spacing w:after="120" w:line="276" w:lineRule="auto"/>
-      </w:pPr>
-      <w:r>
-        <w:t>4. Report the sensitivity analysis where the plan asks for it.</w:t>
-      </w:r>
-    </w:p>
-    <w:p>
-      <w:pPr>
-        <w:spacing w:after="120" w:line="276" w:lineRule="auto"/>
-      </w:pPr>
-      <w:r>
-        <w:t>5. If you still prepare a separate analysis file, file the SHA-256 of both files and the script that made it with the record.</w:t>
-      </w:r>
-    </w:p>
-    <w:p>
-      <w:pPr>
-        <w:pStyle w:val="Kop2"/>
-      </w:pPr>
-      <w:bookmarkStart w:id="73" w:name="_Toc241506961"/>
-      <w:r>
-        <w:t>Reading Verdicts in a Regulated Context</w:t>
-      </w:r>
-      <w:bookmarkEnd w:id="73"/>
-    </w:p>
-    <w:p>
-      <w:pPr>
-        <w:spacing w:after="120" w:line="276" w:lineRule="auto"/>
-      </w:pPr>
-      <w:r>
-        <w:t>• A verdict is computed on all the data you uploaded. When the checks name data that ICH M13A excludes, the verdict is not the M13A primary analysis (Path 6, Running and Reading the Results).</w:t>
-      </w:r>
-    </w:p>
-    <w:p>
-      <w:pPr>
-        <w:spacing w:after="120" w:line="276" w:lineRule="auto"/>
-      </w:pPr>
-      <w:r>
-        <w:t>• Widened limits are not ABEL or RSABE, and All compared metrics also widens AUC to last point and AUC to infinity, which no guideline allows for bioequivalence. To widen a partial AUC, choose Cmax and partial AUCs.</w:t>
-      </w:r>
-    </w:p>
-    <w:p>
-      <w:pPr>
-        <w:spacing w:after="120" w:line="276" w:lineRule="auto"/>
-      </w:pPr>
-      <w:r>
-        <w:lastRenderedPageBreak/>
-        <w:t>• ICH M13A allows a fixed or a mixed model, but its primary analysis includes only subjects with data for both treatments (2.2.3.2). The mixed model also uses subjects with one treatment, which is not that population; use it only when the plan specifies it.</w:t>
-      </w:r>
-    </w:p>
-    <w:p>
-      <w:pPr>
-        <w:spacing w:after="120" w:line="276" w:lineRule="auto"/>
-      </w:pPr>
-      <w:r>
-        <w:t>• For parallel groups the pooled-variance interval is the app's primary result; if the plan specifies an unequal-variance (Welch) analysis, that is your primary result.</w:t>
-      </w:r>
-    </w:p>
-    <w:p>
-      <w:pPr>
-        <w:pStyle w:val="Kop2"/>
-      </w:pPr>
-      <w:bookmarkStart w:id="74" w:name="_Toc241506962"/>
-      <w:r>
-        <w:t>The Analysis Record in a Regulated Context</w:t>
-      </w:r>
-      <w:bookmarkEnd w:id="74"/>
-    </w:p>
-    <w:p>
-      <w:pPr>
-        <w:spacing w:after="120" w:line="276" w:lineRule="auto"/>
-      </w:pPr>
-      <w:r>
-        <w:t>The record documents one analysis and shows that it can be reproduced with the same code and packages (Complete Analysis Record, in the chapter on using the app). It does not re-derive the bioequivalence statistics, it is not signed, and whoever changes a file can recompute its hash. Store the zip, or its SHA-256, in a controlled system. The Analyst name and Study name fields are typed, not signed in: record who ran the analysis in your log. For a manual selection of half-life points, the record keeps the final selection but not the reason: write the reason in the study file. On a controlled installation the record is stored on the server, the analyst is the signed-in user, and the review signature is kept in the audit trail and shown on the signature sheet, bound to the record's SHA-256.</w:t>
-      </w:r>
-    </w:p>
-    <w:p>
-      <w:pPr>
-        <w:pStyle w:val="Kop2"/>
-      </w:pPr>
-      <w:bookmarkStart w:id="75" w:name="_Toc241506963"/>
-      <w:r>
-        <w:t>Reporting and Citing</w:t>
-      </w:r>
-      <w:bookmarkEnd w:id="75"/>
-    </w:p>
-    <w:p>
-      <w:pPr>
-        <w:spacing w:after="120" w:line="276" w:lineRule="auto"/>
-      </w:pPr>
-      <w:r>
-        <w:t>Cite the software with its version: ter Heine R. NCA Assistant (v1.8.0). Radboud Applied Pharmacometrics, Radboudumc, Nijmegen, The Netherlands. https://github.com/Robterheine/NCAassistant. Add the pipeline SHA-256, the reference of your qualification, and the SHA-256 of the Analysis Record. The Example Methods Paragraphs on the Statistical Methods page describe the calculations; they say the analysis follows ICH M13A, EMA and FDA guidance, so check that your study design and analysis do before you keep that sentence. For a sample-size justification, record the planner's inputs and result (Path 1).</w:t>
-      </w:r>
-    </w:p>
-    <w:p>
-      <w:pPr>
-        <w:pStyle w:val="Kop2"/>
-      </w:pPr>
-      <w:bookmarkStart w:id="76" w:name="_Toc241506964"/>
-      <w:r>
-        <w:t>Archiving and Retention</w:t>
-      </w:r>
-      <w:bookmarkEnd w:id="76"/>
-    </w:p>
-    <w:p>
-      <w:pPr>
-        <w:spacing w:after="120" w:line="276" w:lineRule="auto"/>
-      </w:pPr>
-      <w:r>
-        <w:t>File the source data file, the analysis file, the Analysis Record, the SHA-256 of the zip, the release tag, validation/renv.lock and the qualification reference together. Keep them as long as your procedures and the law require; in the EU the trial master file of a clinical trial is kept for at least 25 years (Regulation (EU) No 536/2014, Article 58). The app keeps nothing: download the record before you close the session. On a controlled installation, the system owner archives the audit trail and the records with manage_users.R archive (Appendix E), which also keeps the software needed to verify and restore them.</w:t>
-      </w:r>
-    </w:p>
-    <w:p>
-      <w:pPr>
-        <w:pStyle w:val="Kop2"/>
-      </w:pPr>
-      <w:bookmarkStart w:id="77" w:name="_Toc241506965"/>
-      <w:r>
-        <w:t>Upgrades and Change Control</w:t>
-      </w:r>
-      <w:bookmarkEnd w:id="77"/>
-    </w:p>
-    <w:p>
-      <w:pPr>
-        <w:spacing w:after="120" w:line="276" w:lineRule="auto"/>
-      </w:pPr>
-      <w:r>
-        <w:t>Read the version history on the About page before you upgrade. Entries marked "Results can differ" and "Correctness fix" tell you which analyses a new version may change. A new release, a new R version or a new package version needs at least a targeted re-qualification (URS section 7); decide in advance whether completed analyses are repeated. On a controlled installation the audit trail continues across versions; each app start records the version and configuration in use.</w:t>
-      </w:r>
-    </w:p>
-    <w:p>
-      <w:pPr>
-        <w:pStyle w:val="Kop2"/>
-      </w:pPr>
-      <w:bookmarkStart w:id="78" w:name="_Toc241506966"/>
-      <w:r>
-        <w:t>Data Protection</w:t>
-      </w:r>
-      <w:bookmarkEnd w:id="78"/>
-    </w:p>
-    <w:p>
-      <w:pPr>
-        <w:spacing w:after="120" w:line="276" w:lineRule="auto"/>
-      </w:pPr>
-      <w:r>
-        <w:lastRenderedPageBreak/>
-        <w:t>Use a local installation for real study data. Pseudonymised data are still personal data under the GDPR (Article 4(5)), and pharmacokinetic data from a trial are health data (Article 9). Sending them to a hosted service needs a processor agreement and, for a host outside the EU, a transfer basis. Upload only synthetic, example or anonymised data to the public instance. The audit trail of a controlled installation holds personal data about its users: who did what, and when. Tell users in a privacy notice, and keep the trail as long as the records it belongs to.</w:t>
-      </w:r>
-    </w:p>
-    <w:p>
-      <w:pPr>
-        <w:pStyle w:val="Kop2"/>
-      </w:pPr>
-      <w:bookmarkStart w:id="79" w:name="_Toc241506967"/>
-      <w:r>
-        <w:t>Reporting Problems</w:t>
-      </w:r>
-      <w:bookmarkEnd w:id="79"/>
-    </w:p>
-    <w:p>
-      <w:pPr>
-        <w:spacing w:after="120" w:line="276" w:lineRule="auto"/>
-      </w:pPr>
-      <w:r>
-        <w:t>Report problems at github.com/Robterheine/NCAassistant/issues, with a description of the data (never the data themselves, unless synthetic). Correctness fixes are listed in the version history under "Correctness fix", with the situations they affect.</w:t>
-      </w:r>
-    </w:p>
-    <w:p>
-      <w:pPr>
-        <w:pStyle w:val="Kop1"/>
-        <w:pageBreakBefore/>
-      </w:pPr>
-      <w:bookmarkStart w:id="80" w:name="_Toc241506968"/>
+      <w:bookmarkStart w:id="65" w:name="_Toc241508044"/>
       <w:r>
         <w:lastRenderedPageBreak/>
         <w:t>Installing NCA Assistant for Regulated Use</w:t>
       </w:r>
-      <w:bookmarkEnd w:id="80"/>
+      <w:bookmarkEnd w:id="65"/>
     </w:p>
     <w:p>
       <w:pPr>
@@ -21516,11 +21197,11 @@
       <w:pPr>
         <w:pStyle w:val="Kop2"/>
       </w:pPr>
-      <w:bookmarkStart w:id="81" w:name="_Toc241506969"/>
+      <w:bookmarkStart w:id="66" w:name="_Toc241508045"/>
       <w:r>
         <w:t>What You Need Before You Start</w:t>
       </w:r>
-      <w:bookmarkEnd w:id="81"/>
+      <w:bookmarkEnd w:id="66"/>
     </w:p>
     <w:p>
       <w:pPr>
@@ -21773,11 +21454,11 @@
       <w:pPr>
         <w:pStyle w:val="Kop2"/>
       </w:pPr>
-      <w:bookmarkStart w:id="82" w:name="_Toc241506970"/>
+      <w:bookmarkStart w:id="67" w:name="_Toc241508046"/>
       <w:r>
         <w:t>Step 1: Plan and Approve</w:t>
       </w:r>
-      <w:bookmarkEnd w:id="82"/>
+      <w:bookmarkEnd w:id="67"/>
     </w:p>
     <w:p>
       <w:pPr>
@@ -21889,11 +21570,11 @@
       <w:pPr>
         <w:pStyle w:val="Kop2"/>
       </w:pPr>
-      <w:bookmarkStart w:id="83" w:name="_Toc241506971"/>
+      <w:bookmarkStart w:id="68" w:name="_Toc241508047"/>
       <w:r>
         <w:t>Step 2: Prepare the Server</w:t>
       </w:r>
-      <w:bookmarkEnd w:id="83"/>
+      <w:bookmarkEnd w:id="68"/>
     </w:p>
     <w:p>
       <w:pPr>
@@ -22026,11 +21707,11 @@
       <w:pPr>
         <w:pStyle w:val="Kop2"/>
       </w:pPr>
-      <w:bookmarkStart w:id="84" w:name="_Toc241506972"/>
+      <w:bookmarkStart w:id="69" w:name="_Toc241508048"/>
       <w:r>
         <w:t>Step 3: Install the Release and the Validated Packages</w:t>
       </w:r>
-      <w:bookmarkEnd w:id="84"/>
+      <w:bookmarkEnd w:id="69"/>
     </w:p>
     <w:p>
       <w:pPr>
@@ -22167,11 +21848,11 @@
       <w:pPr>
         <w:pStyle w:val="Kop2"/>
       </w:pPr>
-      <w:bookmarkStart w:id="85" w:name="_Toc241506973"/>
+      <w:bookmarkStart w:id="70" w:name="_Toc241508049"/>
       <w:r>
         <w:t>Step 4: Configure Shiny Server and nginx</w:t>
       </w:r>
-      <w:bookmarkEnd w:id="85"/>
+      <w:bookmarkEnd w:id="70"/>
     </w:p>
     <w:p>
       <w:pPr>
@@ -22236,11 +21917,11 @@
       <w:pPr>
         <w:pStyle w:val="Kop2"/>
       </w:pPr>
-      <w:bookmarkStart w:id="86" w:name="_Toc241506974"/>
+      <w:bookmarkStart w:id="71" w:name="_Toc241508050"/>
       <w:r>
         <w:t>Step 5: Create the Controlled Directory and the Settings</w:t>
       </w:r>
-      <w:bookmarkEnd w:id="86"/>
+      <w:bookmarkEnd w:id="71"/>
     </w:p>
     <w:p>
       <w:pPr>
@@ -22430,11 +22111,11 @@
       <w:pPr>
         <w:pStyle w:val="Kop2"/>
       </w:pPr>
-      <w:bookmarkStart w:id="87" w:name="_Toc241506975"/>
+      <w:bookmarkStart w:id="72" w:name="_Toc241508051"/>
       <w:r>
         <w:t>Step 6: Protect the Audit Trail and the Records</w:t>
       </w:r>
-      <w:bookmarkEnd w:id="87"/>
+      <w:bookmarkEnd w:id="72"/>
     </w:p>
     <w:p>
       <w:pPr>
@@ -22530,12 +22211,12 @@
       <w:pPr>
         <w:pStyle w:val="Kop2"/>
       </w:pPr>
-      <w:bookmarkStart w:id="88" w:name="_Toc241506976"/>
+      <w:bookmarkStart w:id="73" w:name="_Toc241508052"/>
       <w:r>
         <w:lastRenderedPageBreak/>
         <w:t>Step 7: Issue the Accounts</w:t>
       </w:r>
-      <w:bookmarkEnd w:id="88"/>
+      <w:bookmarkEnd w:id="73"/>
     </w:p>
     <w:p>
       <w:pPr>
@@ -22631,11 +22312,11 @@
       <w:pPr>
         <w:pStyle w:val="Kop2"/>
       </w:pPr>
-      <w:bookmarkStart w:id="89" w:name="_Toc241506977"/>
+      <w:bookmarkStart w:id="74" w:name="_Toc241508053"/>
       <w:r>
         <w:t>Step 8: Qualify the Installation</w:t>
       </w:r>
-      <w:bookmarkEnd w:id="89"/>
+      <w:bookmarkEnd w:id="74"/>
     </w:p>
     <w:p>
       <w:pPr>
@@ -22782,11 +22463,11 @@
       <w:pPr>
         <w:pStyle w:val="Kop2"/>
       </w:pPr>
-      <w:bookmarkStart w:id="90" w:name="_Toc241506978"/>
+      <w:bookmarkStart w:id="75" w:name="_Toc241508054"/>
       <w:r>
         <w:t>Step 9: Go Live</w:t>
       </w:r>
-      <w:bookmarkEnd w:id="90"/>
+      <w:bookmarkEnd w:id="75"/>
     </w:p>
     <w:p>
       <w:pPr>
@@ -22860,11 +22541,11 @@
       <w:pPr>
         <w:pStyle w:val="Kop2"/>
       </w:pPr>
-      <w:bookmarkStart w:id="91" w:name="_Toc241506979"/>
+      <w:bookmarkStart w:id="76" w:name="_Toc241508055"/>
       <w:r>
         <w:t>Running the Installation</w:t>
       </w:r>
-      <w:bookmarkEnd w:id="91"/>
+      <w:bookmarkEnd w:id="76"/>
     </w:p>
     <w:p>
       <w:pPr>
@@ -22980,11 +22661,11 @@
       <w:pPr>
         <w:pStyle w:val="Kop2"/>
       </w:pPr>
-      <w:bookmarkStart w:id="92" w:name="_Toc241506980"/>
+      <w:bookmarkStart w:id="77" w:name="_Toc241508056"/>
       <w:r>
         <w:t>Changes and Upgrades</w:t>
       </w:r>
-      <w:bookmarkEnd w:id="92"/>
+      <w:bookmarkEnd w:id="77"/>
     </w:p>
     <w:p>
       <w:pPr>
@@ -23070,11 +22751,11 @@
       <w:pPr>
         <w:pStyle w:val="Kop2"/>
       </w:pPr>
-      <w:bookmarkStart w:id="93" w:name="_Toc241506981"/>
+      <w:bookmarkStart w:id="78" w:name="_Toc241508057"/>
       <w:r>
         <w:t>When Something Goes Wrong</w:t>
       </w:r>
-      <w:bookmarkEnd w:id="93"/>
+      <w:bookmarkEnd w:id="78"/>
     </w:p>
     <w:p>
       <w:pPr>
@@ -23112,11 +22793,11 @@
       <w:pPr>
         <w:pStyle w:val="Kop2"/>
       </w:pPr>
-      <w:bookmarkStart w:id="94" w:name="_Toc241506982"/>
+      <w:bookmarkStart w:id="79" w:name="_Toc241508058"/>
       <w:r>
         <w:t>Retiring an Installation</w:t>
       </w:r>
-      <w:bookmarkEnd w:id="94"/>
+      <w:bookmarkEnd w:id="79"/>
     </w:p>
     <w:p>
       <w:pPr>
@@ -23190,11 +22871,11 @@
       <w:pPr>
         <w:pStyle w:val="Kop2"/>
       </w:pPr>
-      <w:bookmarkStart w:id="95" w:name="_Toc241506983"/>
+      <w:bookmarkStart w:id="80" w:name="_Toc241508059"/>
       <w:r>
         <w:t>Checklist</w:t>
       </w:r>
-      <w:bookmarkEnd w:id="95"/>
+      <w:bookmarkEnd w:id="80"/>
     </w:p>
     <w:p>
       <w:pPr>
@@ -23217,22 +22898,22 @@
         <w:pStyle w:val="Kop1"/>
         <w:pageBreakBefore/>
       </w:pPr>
-      <w:bookmarkStart w:id="96" w:name="_Toc241506984"/>
+      <w:bookmarkStart w:id="81" w:name="_Toc241508060"/>
       <w:r>
         <w:lastRenderedPageBreak/>
         <w:t>Introduction to Non-Compartmental Analysis</w:t>
       </w:r>
-      <w:bookmarkEnd w:id="96"/>
+      <w:bookmarkEnd w:id="81"/>
     </w:p>
     <w:p>
       <w:pPr>
         <w:pStyle w:val="Kop2"/>
       </w:pPr>
-      <w:bookmarkStart w:id="97" w:name="_Toc241506985"/>
+      <w:bookmarkStart w:id="82" w:name="_Toc241508061"/>
       <w:r>
         <w:t>What Is Non-Compartmental Analysis?</w:t>
       </w:r>
-      <w:bookmarkEnd w:id="97"/>
+      <w:bookmarkEnd w:id="82"/>
     </w:p>
     <w:p>
       <w:pPr>
@@ -23254,11 +22935,11 @@
       <w:pPr>
         <w:pStyle w:val="Kop2"/>
       </w:pPr>
-      <w:bookmarkStart w:id="98" w:name="_Toc241506986"/>
+      <w:bookmarkStart w:id="83" w:name="_Toc241508062"/>
       <w:r>
         <w:t>The Concentration–Time Curve</w:t>
       </w:r>
-      <w:bookmarkEnd w:id="98"/>
+      <w:bookmarkEnd w:id="83"/>
     </w:p>
     <w:p>
       <w:pPr>
@@ -23272,11 +22953,11 @@
       <w:pPr>
         <w:pStyle w:val="Kop2"/>
       </w:pPr>
-      <w:bookmarkStart w:id="99" w:name="_Toc241506987"/>
+      <w:bookmarkStart w:id="84" w:name="_Toc241508063"/>
       <w:r>
         <w:t>Key Pharmacokinetic Parameters</w:t>
       </w:r>
-      <w:bookmarkEnd w:id="99"/>
+      <w:bookmarkEnd w:id="84"/>
     </w:p>
     <w:tbl>
       <w:tblPr>
@@ -24371,11 +24052,11 @@
       <w:pPr>
         <w:pStyle w:val="Kop2"/>
       </w:pPr>
-      <w:bookmarkStart w:id="100" w:name="_Toc241506988"/>
+      <w:bookmarkStart w:id="85" w:name="_Toc241508064"/>
       <w:r>
         <w:t>Why NCA Is Used So Widely</w:t>
       </w:r>
-      <w:bookmarkEnd w:id="100"/>
+      <w:bookmarkEnd w:id="85"/>
     </w:p>
     <w:p>
       <w:pPr>
@@ -24406,11 +24087,11 @@
       <w:pPr>
         <w:pStyle w:val="Kop2"/>
       </w:pPr>
-      <w:bookmarkStart w:id="101" w:name="_Toc241506989"/>
+      <w:bookmarkStart w:id="86" w:name="_Toc241508065"/>
       <w:r>
         <w:t>When to Use NCA vs. Compartmental Modelling</w:t>
       </w:r>
-      <w:bookmarkEnd w:id="101"/>
+      <w:bookmarkEnd w:id="86"/>
     </w:p>
     <w:p>
       <w:pPr>
@@ -24425,22 +24106,22 @@
         <w:pStyle w:val="Kop1"/>
         <w:pageBreakBefore/>
       </w:pPr>
-      <w:bookmarkStart w:id="102" w:name="_Toc241506990"/>
+      <w:bookmarkStart w:id="87" w:name="_Toc241508066"/>
       <w:r>
         <w:lastRenderedPageBreak/>
         <w:t>Theoretical Background</w:t>
       </w:r>
-      <w:bookmarkEnd w:id="102"/>
+      <w:bookmarkEnd w:id="87"/>
     </w:p>
     <w:p>
       <w:pPr>
         <w:pStyle w:val="Kop2"/>
       </w:pPr>
-      <w:bookmarkStart w:id="103" w:name="_Toc241506991"/>
+      <w:bookmarkStart w:id="88" w:name="_Toc241508067"/>
       <w:r>
         <w:t>Trapezoidal Methods for AUC Calculation</w:t>
       </w:r>
-      <w:bookmarkEnd w:id="103"/>
+      <w:bookmarkEnd w:id="88"/>
     </w:p>
     <w:p>
       <w:pPr>
@@ -24586,11 +24267,11 @@
       <w:pPr>
         <w:pStyle w:val="Kop2"/>
       </w:pPr>
-      <w:bookmarkStart w:id="104" w:name="_Toc241506992"/>
+      <w:bookmarkStart w:id="89" w:name="_Toc241508068"/>
       <w:r>
         <w:t>Terminal Phase Characterisation and Half-Life Estimation</w:t>
       </w:r>
-      <w:bookmarkEnd w:id="104"/>
+      <w:bookmarkEnd w:id="89"/>
     </w:p>
     <w:p>
       <w:pPr>
@@ -24745,11 +24426,11 @@
       <w:pPr>
         <w:pStyle w:val="Kop2"/>
       </w:pPr>
-      <w:bookmarkStart w:id="105" w:name="_Toc241506993"/>
+      <w:bookmarkStart w:id="90" w:name="_Toc241508069"/>
       <w:r>
         <w:t>BLQ Handling: Pharmacological Rationale</w:t>
       </w:r>
-      <w:bookmarkEnd w:id="105"/>
+      <w:bookmarkEnd w:id="90"/>
     </w:p>
     <w:p>
       <w:pPr>
@@ -24767,11 +24448,11 @@
       <w:pPr>
         <w:pStyle w:val="Kop2"/>
       </w:pPr>
-      <w:bookmarkStart w:id="106" w:name="_Toc241506994"/>
+      <w:bookmarkStart w:id="91" w:name="_Toc241508070"/>
       <w:r>
         <w:t>Steady-State Considerations</w:t>
       </w:r>
-      <w:bookmarkEnd w:id="106"/>
+      <w:bookmarkEnd w:id="91"/>
     </w:p>
     <w:p>
       <w:pPr>
@@ -24785,11 +24466,11 @@
       <w:pPr>
         <w:pStyle w:val="Kop2"/>
       </w:pPr>
-      <w:bookmarkStart w:id="107" w:name="_Toc241506995"/>
+      <w:bookmarkStart w:id="92" w:name="_Toc241508071"/>
       <w:r>
         <w:t>Partial AUCs: Interpolation and the End of the Interval</w:t>
       </w:r>
-      <w:bookmarkEnd w:id="107"/>
+      <w:bookmarkEnd w:id="92"/>
     </w:p>
     <w:p>
       <w:pPr>
@@ -24828,22 +24509,22 @@
         <w:pStyle w:val="Kop1"/>
         <w:pageBreakBefore/>
       </w:pPr>
-      <w:bookmarkStart w:id="108" w:name="_Toc241506996"/>
+      <w:bookmarkStart w:id="93" w:name="_Toc241508072"/>
       <w:r>
         <w:lastRenderedPageBreak/>
         <w:t>Statistical Methods</w:t>
       </w:r>
-      <w:bookmarkEnd w:id="108"/>
+      <w:bookmarkEnd w:id="93"/>
     </w:p>
     <w:p>
       <w:pPr>
         <w:pStyle w:val="Kop2"/>
       </w:pPr>
-      <w:bookmarkStart w:id="109" w:name="_Toc241506997"/>
+      <w:bookmarkStart w:id="94" w:name="_Toc241508073"/>
       <w:r>
         <w:t>The Two One-Sided Tests (TOST) Procedure</w:t>
       </w:r>
-      <w:bookmarkEnd w:id="109"/>
+      <w:bookmarkEnd w:id="94"/>
     </w:p>
     <w:p>
       <w:pPr>
@@ -24908,11 +24589,11 @@
       <w:pPr>
         <w:pStyle w:val="Kop2"/>
       </w:pPr>
-      <w:bookmarkStart w:id="110" w:name="_Toc241506998"/>
+      <w:bookmarkStart w:id="95" w:name="_Toc241508074"/>
       <w:r>
         <w:t>The ANOVA Model for Crossover Designs</w:t>
       </w:r>
-      <w:bookmarkEnd w:id="110"/>
+      <w:bookmarkEnd w:id="95"/>
     </w:p>
     <w:p>
       <w:pPr>
@@ -24942,11 +24623,11 @@
       <w:pPr>
         <w:pStyle w:val="Kop2"/>
       </w:pPr>
-      <w:bookmarkStart w:id="111" w:name="_Toc241506999"/>
+      <w:bookmarkStart w:id="96" w:name="_Toc241508075"/>
       <w:r>
         <w:t>Fixed-Effects vs. Mixed-Effects Models</w:t>
       </w:r>
-      <w:bookmarkEnd w:id="111"/>
+      <w:bookmarkEnd w:id="96"/>
     </w:p>
     <w:p>
       <w:pPr>
@@ -24968,11 +24649,11 @@
       <w:pPr>
         <w:pStyle w:val="Kop2"/>
       </w:pPr>
-      <w:bookmarkStart w:id="112" w:name="_Toc241507000"/>
+      <w:bookmarkStart w:id="97" w:name="_Toc241508076"/>
       <w:r>
         <w:t>Confidence Interval Construction</w:t>
       </w:r>
-      <w:bookmarkEnd w:id="112"/>
+      <w:bookmarkEnd w:id="97"/>
     </w:p>
     <w:p>
       <w:pPr>
@@ -24995,11 +24676,11 @@
       <w:pPr>
         <w:pStyle w:val="Kop2"/>
       </w:pPr>
-      <w:bookmarkStart w:id="113" w:name="_Toc241507001"/>
+      <w:bookmarkStart w:id="98" w:name="_Toc241508077"/>
       <w:r>
         <w:t>Design-Specific Models</w:t>
       </w:r>
-      <w:bookmarkEnd w:id="113"/>
+      <w:bookmarkEnd w:id="98"/>
     </w:p>
     <w:p>
       <w:pPr>
@@ -25079,11 +24760,11 @@
       <w:pPr>
         <w:pStyle w:val="Kop2"/>
       </w:pPr>
-      <w:bookmarkStart w:id="114" w:name="_Toc241507002"/>
+      <w:bookmarkStart w:id="99" w:name="_Toc241508078"/>
       <w:r>
         <w:t>Drug–Drug Interaction Analysis</w:t>
       </w:r>
-      <w:bookmarkEnd w:id="114"/>
+      <w:bookmarkEnd w:id="99"/>
     </w:p>
     <w:p>
       <w:pPr>
@@ -25105,11 +24786,11 @@
       <w:pPr>
         <w:pStyle w:val="Kop2"/>
       </w:pPr>
-      <w:bookmarkStart w:id="115" w:name="_Toc241507003"/>
+      <w:bookmarkStart w:id="100" w:name="_Toc241508079"/>
       <w:r>
         <w:t>Power and Sample Size for Bioequivalence</w:t>
       </w:r>
-      <w:bookmarkEnd w:id="115"/>
+      <w:bookmarkEnd w:id="100"/>
     </w:p>
     <w:p>
       <w:pPr>
@@ -25132,11 +24813,11 @@
       <w:pPr>
         <w:pStyle w:val="Kop2"/>
       </w:pPr>
-      <w:bookmarkStart w:id="116" w:name="_Toc241507004"/>
+      <w:bookmarkStart w:id="101" w:name="_Toc241508080"/>
       <w:r>
         <w:t>Partial AUCs in Bioequivalence</w:t>
       </w:r>
-      <w:bookmarkEnd w:id="116"/>
+      <w:bookmarkEnd w:id="101"/>
     </w:p>
     <w:p>
       <w:pPr>
@@ -25198,11 +24879,11 @@
       <w:pPr>
         <w:pStyle w:val="Kop2"/>
       </w:pPr>
-      <w:bookmarkStart w:id="117" w:name="_Toc241507005"/>
+      <w:bookmarkStart w:id="102" w:name="_Toc241508081"/>
       <w:r>
         <w:t>Regulatory Guidelines</w:t>
       </w:r>
-      <w:bookmarkEnd w:id="117"/>
+      <w:bookmarkEnd w:id="102"/>
     </w:p>
     <w:p>
       <w:pPr>
@@ -25391,22 +25072,22 @@
         <w:pStyle w:val="Kop1"/>
         <w:pageBreakBefore/>
       </w:pPr>
-      <w:bookmarkStart w:id="118" w:name="_Toc241507006"/>
+      <w:bookmarkStart w:id="103" w:name="_Toc241508082"/>
       <w:r>
         <w:lastRenderedPageBreak/>
         <w:t>Appendices</w:t>
       </w:r>
-      <w:bookmarkEnd w:id="118"/>
+      <w:bookmarkEnd w:id="103"/>
     </w:p>
     <w:p>
       <w:pPr>
         <w:pStyle w:val="Kop2"/>
       </w:pPr>
-      <w:bookmarkStart w:id="119" w:name="_Toc241507007"/>
+      <w:bookmarkStart w:id="104" w:name="_Toc241508083"/>
       <w:r>
         <w:t>Appendix A: Output Parameters</w:t>
       </w:r>
-      <w:bookmarkEnd w:id="119"/>
+      <w:bookmarkEnd w:id="104"/>
     </w:p>
     <w:p>
       <w:pPr>
@@ -34194,11 +33875,11 @@
       <w:pPr>
         <w:pStyle w:val="Kop2"/>
       </w:pPr>
-      <w:bookmarkStart w:id="120" w:name="_Toc241507008"/>
+      <w:bookmarkStart w:id="105" w:name="_Toc241508084"/>
       <w:r>
         <w:t>Appendix B: Glossary</w:t>
       </w:r>
-      <w:bookmarkEnd w:id="120"/>
+      <w:bookmarkEnd w:id="105"/>
     </w:p>
     <w:tbl>
       <w:tblPr>
@@ -37382,11 +37063,11 @@
       <w:pPr>
         <w:pStyle w:val="Kop2"/>
       </w:pPr>
-      <w:bookmarkStart w:id="121" w:name="_Toc241507009"/>
+      <w:bookmarkStart w:id="106" w:name="_Toc241508085"/>
       <w:r>
         <w:t>Appendix C: Recognised Column Names</w:t>
       </w:r>
-      <w:bookmarkEnd w:id="121"/>
+      <w:bookmarkEnd w:id="106"/>
     </w:p>
     <w:tbl>
       <w:tblPr>
@@ -37867,11 +37548,11 @@
       <w:pPr>
         <w:pStyle w:val="Kop2"/>
       </w:pPr>
-      <w:bookmarkStart w:id="122" w:name="_Toc241507010"/>
+      <w:bookmarkStart w:id="107" w:name="_Toc241508086"/>
       <w:r>
         <w:t>Appendix D: Troubleshooting</w:t>
       </w:r>
-      <w:bookmarkEnd w:id="122"/>
+      <w:bookmarkEnd w:id="107"/>
     </w:p>
     <w:p>
       <w:pPr>
@@ -38436,11 +38117,11 @@
       <w:pPr>
         <w:pStyle w:val="Kop2"/>
       </w:pPr>
-      <w:bookmarkStart w:id="123" w:name="_Toc241507011"/>
+      <w:bookmarkStart w:id="108" w:name="_Toc241508087"/>
       <w:r>
         <w:t>Appendix E: Setting Up and Administering a Controlled Installation</w:t>
       </w:r>
-      <w:bookmarkEnd w:id="123"/>
+      <w:bookmarkEnd w:id="108"/>
     </w:p>
     <w:p>
       <w:pPr>
@@ -39587,11 +39268,11 @@
       <w:pPr>
         <w:pStyle w:val="Kop2"/>
       </w:pPr>
-      <w:bookmarkStart w:id="124" w:name="_Toc241507012"/>
+      <w:bookmarkStart w:id="109" w:name="_Toc241508088"/>
       <w:r>
         <w:t>Appendix F: References</w:t>
       </w:r>
-      <w:bookmarkEnd w:id="124"/>
+      <w:bookmarkEnd w:id="109"/>
     </w:p>
     <w:p>
       <w:pPr>
@@ -39814,11 +39495,11 @@
       <w:pPr>
         <w:pStyle w:val="Kop2"/>
       </w:pPr>
-      <w:bookmarkStart w:id="125" w:name="_Toc241507013"/>
+      <w:bookmarkStart w:id="110" w:name="_Toc241508089"/>
       <w:r>
         <w:t>Appendix G: Document Control</w:t>
       </w:r>
-      <w:bookmarkEnd w:id="125"/>
+      <w:bookmarkEnd w:id="110"/>
     </w:p>
     <w:p>
       <w:pPr>
@@ -40616,7 +40297,6 @@
                 <w:sz w:val="20"/>
                 <w:szCs w:val="20"/>
               </w:rPr>
-              <w:lastRenderedPageBreak/>
               <w:t>1.6</w:t>
             </w:r>
           </w:p>
@@ -40931,7 +40611,6 @@
                 <w:sz w:val="20"/>
                 <w:szCs w:val="20"/>
               </w:rPr>
-              <w:lastRenderedPageBreak/>
               <w:t>1.9</w:t>
             </w:r>
           </w:p>
@@ -41006,7 +40685,7 @@
                 <w:sz w:val="20"/>
                 <w:szCs w:val="20"/>
               </w:rPr>
-              <w:t>For NCA Assistant v1.8.0. New: chapter Working on a Controlled Installation (sign-in, records for review, review signatures, signature sheets, the audit trail page), Tutorial 8, Appendix E on setting up and administering a controlled installation, troubleshooting for controlled installations. The chapter on regulated use describes the controls of a controlled installation and the organisation's responsibilities. Revised within v1.8.0: exclusions with a reason (Leaving Out Data), half-life rules, the sensitivity analysis without exclusions, and one-click example data in the tutorials; after an adversarial review of the app: doses per kg, the trough window for Cτ, AUCτ extrapolation, complete subjects in Method B, pre-dose samples at a negative time, loading the exclusion register again; new chapter Installing NCA Assistant for Regulated Use, with Appendix E as its reference.</w:t>
+              <w:t>For NCA Assistant v1.8.0. New: chapter Working on a Controlled Installation (sign-in, records for review, review signatures, signature sheets, the audit trail page), Tutorial 8, Appendix E on setting up and administering a controlled installation, troubleshooting for controlled installations. The chapter on regulated use describes the controls of a controlled installation and the organisation's responsibilities. Revised within v1.8.0: exclusions with a reason (Leaving Out Data), half-life rules, the sensitivity analysis without exclusions, and one-click example data in the tutorials; after an adversarial review of the app: doses per kg, the trough window for Cτ, AUCτ extrapolation, complete subjects in Method B, pre-dose samples at a negative time, loading the exclusion register again; new chapter Installing NCA Assistant for Regulated Use, with Appendix E as its reference; the chapters Working on a Controlled Installation and Using NCA Assistant in a Regulated Environment merged into one chapter, Working in a Regulated Environment, with new sections on roles, the audit trail, accounts, a study step by step, inspections and good practice.</w:t>
             </w:r>
           </w:p>
         </w:tc>

--- a/NCA_Assistant_User_Manual_v1.9.docx
+++ b/NCA_Assistant_User_Manual_v1.9.docx
@@ -154,7 +154,7 @@
       <w:pPr>
         <w:pStyle w:val="Kop1"/>
       </w:pPr>
-      <w:bookmarkStart w:id="0" w:name="_Toc241518377"/>
+      <w:bookmarkStart w:id="0" w:name="_Toc241526044"/>
       <w:r>
         <w:lastRenderedPageBreak/>
         <w:t>Table of Contents</w:t>
@@ -192,7 +192,7 @@
           <w:r>
             <w:fldChar w:fldCharType="separate"/>
           </w:r>
-          <w:hyperlink w:anchor="_Toc241518377" w:history="1">
+          <w:hyperlink w:anchor="_Toc241526044" w:history="1">
             <w:r>
               <w:rPr>
                 <w:rStyle w:val="Hyperlink"/>
@@ -216,7 +216,7 @@
               <w:rPr>
                 <w:noProof/>
               </w:rPr>
-              <w:instrText xml:space="preserve"> PAGEREF _Toc241518377 \h </w:instrText>
+              <w:instrText xml:space="preserve"> PAGEREF _Toc241526044 \h </w:instrText>
             </w:r>
             <w:r>
               <w:rPr>
@@ -258,7 +258,7 @@
               <w14:ligatures w14:val="standardContextual"/>
             </w:rPr>
           </w:pPr>
-          <w:hyperlink w:anchor="_Toc241518378" w:history="1">
+          <w:hyperlink w:anchor="_Toc241526045" w:history="1">
             <w:r>
               <w:rPr>
                 <w:rStyle w:val="Hyperlink"/>
@@ -282,7 +282,7 @@
               <w:rPr>
                 <w:noProof/>
               </w:rPr>
-              <w:instrText xml:space="preserve"> PAGEREF _Toc241518378 \h </w:instrText>
+              <w:instrText xml:space="preserve"> PAGEREF _Toc241526045 \h </w:instrText>
             </w:r>
             <w:r>
               <w:rPr>
@@ -324,7 +324,7 @@
               <w14:ligatures w14:val="standardContextual"/>
             </w:rPr>
           </w:pPr>
-          <w:hyperlink w:anchor="_Toc241518379" w:history="1">
+          <w:hyperlink w:anchor="_Toc241526046" w:history="1">
             <w:r>
               <w:rPr>
                 <w:rStyle w:val="Hyperlink"/>
@@ -348,7 +348,7 @@
               <w:rPr>
                 <w:noProof/>
               </w:rPr>
-              <w:instrText xml:space="preserve"> PAGEREF _Toc241518379 \h </w:instrText>
+              <w:instrText xml:space="preserve"> PAGEREF _Toc241526046 \h </w:instrText>
             </w:r>
             <w:r>
               <w:rPr>
@@ -390,7 +390,7 @@
               <w14:ligatures w14:val="standardContextual"/>
             </w:rPr>
           </w:pPr>
-          <w:hyperlink w:anchor="_Toc241518380" w:history="1">
+          <w:hyperlink w:anchor="_Toc241526047" w:history="1">
             <w:r>
               <w:rPr>
                 <w:rStyle w:val="Hyperlink"/>
@@ -414,7 +414,7 @@
               <w:rPr>
                 <w:noProof/>
               </w:rPr>
-              <w:instrText xml:space="preserve"> PAGEREF _Toc241518380 \h </w:instrText>
+              <w:instrText xml:space="preserve"> PAGEREF _Toc241526047 \h </w:instrText>
             </w:r>
             <w:r>
               <w:rPr>
@@ -456,7 +456,7 @@
               <w14:ligatures w14:val="standardContextual"/>
             </w:rPr>
           </w:pPr>
-          <w:hyperlink w:anchor="_Toc241518381" w:history="1">
+          <w:hyperlink w:anchor="_Toc241526048" w:history="1">
             <w:r>
               <w:rPr>
                 <w:rStyle w:val="Hyperlink"/>
@@ -480,7 +480,7 @@
               <w:rPr>
                 <w:noProof/>
               </w:rPr>
-              <w:instrText xml:space="preserve"> PAGEREF _Toc241518381 \h </w:instrText>
+              <w:instrText xml:space="preserve"> PAGEREF _Toc241526048 \h </w:instrText>
             </w:r>
             <w:r>
               <w:rPr>
@@ -522,7 +522,7 @@
               <w14:ligatures w14:val="standardContextual"/>
             </w:rPr>
           </w:pPr>
-          <w:hyperlink w:anchor="_Toc241518382" w:history="1">
+          <w:hyperlink w:anchor="_Toc241526049" w:history="1">
             <w:r>
               <w:rPr>
                 <w:rStyle w:val="Hyperlink"/>
@@ -546,7 +546,7 @@
               <w:rPr>
                 <w:noProof/>
               </w:rPr>
-              <w:instrText xml:space="preserve"> PAGEREF _Toc241518382 \h </w:instrText>
+              <w:instrText xml:space="preserve"> PAGEREF _Toc241526049 \h </w:instrText>
             </w:r>
             <w:r>
               <w:rPr>
@@ -588,7 +588,7 @@
               <w14:ligatures w14:val="standardContextual"/>
             </w:rPr>
           </w:pPr>
-          <w:hyperlink w:anchor="_Toc241518383" w:history="1">
+          <w:hyperlink w:anchor="_Toc241526050" w:history="1">
             <w:r>
               <w:rPr>
                 <w:rStyle w:val="Hyperlink"/>
@@ -612,7 +612,7 @@
               <w:rPr>
                 <w:noProof/>
               </w:rPr>
-              <w:instrText xml:space="preserve"> PAGEREF _Toc241518383 \h </w:instrText>
+              <w:instrText xml:space="preserve"> PAGEREF _Toc241526050 \h </w:instrText>
             </w:r>
             <w:r>
               <w:rPr>
@@ -654,7 +654,7 @@
               <w14:ligatures w14:val="standardContextual"/>
             </w:rPr>
           </w:pPr>
-          <w:hyperlink w:anchor="_Toc241518384" w:history="1">
+          <w:hyperlink w:anchor="_Toc241526051" w:history="1">
             <w:r>
               <w:rPr>
                 <w:rStyle w:val="Hyperlink"/>
@@ -678,7 +678,7 @@
               <w:rPr>
                 <w:noProof/>
               </w:rPr>
-              <w:instrText xml:space="preserve"> PAGEREF _Toc241518384 \h </w:instrText>
+              <w:instrText xml:space="preserve"> PAGEREF _Toc241526051 \h </w:instrText>
             </w:r>
             <w:r>
               <w:rPr>
@@ -720,7 +720,7 @@
               <w14:ligatures w14:val="standardContextual"/>
             </w:rPr>
           </w:pPr>
-          <w:hyperlink w:anchor="_Toc241518385" w:history="1">
+          <w:hyperlink w:anchor="_Toc241526052" w:history="1">
             <w:r>
               <w:rPr>
                 <w:rStyle w:val="Hyperlink"/>
@@ -744,7 +744,7 @@
               <w:rPr>
                 <w:noProof/>
               </w:rPr>
-              <w:instrText xml:space="preserve"> PAGEREF _Toc241518385 \h </w:instrText>
+              <w:instrText xml:space="preserve"> PAGEREF _Toc241526052 \h </w:instrText>
             </w:r>
             <w:r>
               <w:rPr>
@@ -786,7 +786,7 @@
               <w14:ligatures w14:val="standardContextual"/>
             </w:rPr>
           </w:pPr>
-          <w:hyperlink w:anchor="_Toc241518386" w:history="1">
+          <w:hyperlink w:anchor="_Toc241526053" w:history="1">
             <w:r>
               <w:rPr>
                 <w:rStyle w:val="Hyperlink"/>
@@ -810,7 +810,7 @@
               <w:rPr>
                 <w:noProof/>
               </w:rPr>
-              <w:instrText xml:space="preserve"> PAGEREF _Toc241518386 \h </w:instrText>
+              <w:instrText xml:space="preserve"> PAGEREF _Toc241526053 \h </w:instrText>
             </w:r>
             <w:r>
               <w:rPr>
@@ -852,7 +852,7 @@
               <w14:ligatures w14:val="standardContextual"/>
             </w:rPr>
           </w:pPr>
-          <w:hyperlink w:anchor="_Toc241518387" w:history="1">
+          <w:hyperlink w:anchor="_Toc241526054" w:history="1">
             <w:r>
               <w:rPr>
                 <w:rStyle w:val="Hyperlink"/>
@@ -876,7 +876,7 @@
               <w:rPr>
                 <w:noProof/>
               </w:rPr>
-              <w:instrText xml:space="preserve"> PAGEREF _Toc241518387 \h </w:instrText>
+              <w:instrText xml:space="preserve"> PAGEREF _Toc241526054 \h </w:instrText>
             </w:r>
             <w:r>
               <w:rPr>
@@ -893,7 +893,7 @@
               <w:rPr>
                 <w:noProof/>
               </w:rPr>
-              <w:t>10</w:t>
+              <w:t>11</w:t>
             </w:r>
             <w:r>
               <w:rPr>
@@ -918,7 +918,7 @@
               <w14:ligatures w14:val="standardContextual"/>
             </w:rPr>
           </w:pPr>
-          <w:hyperlink w:anchor="_Toc241518388" w:history="1">
+          <w:hyperlink w:anchor="_Toc241526055" w:history="1">
             <w:r>
               <w:rPr>
                 <w:rStyle w:val="Hyperlink"/>
@@ -942,7 +942,7 @@
               <w:rPr>
                 <w:noProof/>
               </w:rPr>
-              <w:instrText xml:space="preserve"> PAGEREF _Toc241518388 \h </w:instrText>
+              <w:instrText xml:space="preserve"> PAGEREF _Toc241526055 \h </w:instrText>
             </w:r>
             <w:r>
               <w:rPr>
@@ -959,7 +959,7 @@
               <w:rPr>
                 <w:noProof/>
               </w:rPr>
-              <w:t>10</w:t>
+              <w:t>11</w:t>
             </w:r>
             <w:r>
               <w:rPr>
@@ -984,7 +984,7 @@
               <w14:ligatures w14:val="standardContextual"/>
             </w:rPr>
           </w:pPr>
-          <w:hyperlink w:anchor="_Toc241518389" w:history="1">
+          <w:hyperlink w:anchor="_Toc241526056" w:history="1">
             <w:r>
               <w:rPr>
                 <w:rStyle w:val="Hyperlink"/>
@@ -1008,7 +1008,7 @@
               <w:rPr>
                 <w:noProof/>
               </w:rPr>
-              <w:instrText xml:space="preserve"> PAGEREF _Toc241518389 \h </w:instrText>
+              <w:instrText xml:space="preserve"> PAGEREF _Toc241526056 \h </w:instrText>
             </w:r>
             <w:r>
               <w:rPr>
@@ -1025,7 +1025,7 @@
               <w:rPr>
                 <w:noProof/>
               </w:rPr>
-              <w:t>10</w:t>
+              <w:t>11</w:t>
             </w:r>
             <w:r>
               <w:rPr>
@@ -1050,7 +1050,7 @@
               <w14:ligatures w14:val="standardContextual"/>
             </w:rPr>
           </w:pPr>
-          <w:hyperlink w:anchor="_Toc241518390" w:history="1">
+          <w:hyperlink w:anchor="_Toc241526057" w:history="1">
             <w:r>
               <w:rPr>
                 <w:rStyle w:val="Hyperlink"/>
@@ -1074,7 +1074,7 @@
               <w:rPr>
                 <w:noProof/>
               </w:rPr>
-              <w:instrText xml:space="preserve"> PAGEREF _Toc241518390 \h </w:instrText>
+              <w:instrText xml:space="preserve"> PAGEREF _Toc241526057 \h </w:instrText>
             </w:r>
             <w:r>
               <w:rPr>
@@ -1091,7 +1091,7 @@
               <w:rPr>
                 <w:noProof/>
               </w:rPr>
-              <w:t>11</w:t>
+              <w:t>12</w:t>
             </w:r>
             <w:r>
               <w:rPr>
@@ -1116,7 +1116,7 @@
               <w14:ligatures w14:val="standardContextual"/>
             </w:rPr>
           </w:pPr>
-          <w:hyperlink w:anchor="_Toc241518391" w:history="1">
+          <w:hyperlink w:anchor="_Toc241526058" w:history="1">
             <w:r>
               <w:rPr>
                 <w:rStyle w:val="Hyperlink"/>
@@ -1140,7 +1140,7 @@
               <w:rPr>
                 <w:noProof/>
               </w:rPr>
-              <w:instrText xml:space="preserve"> PAGEREF _Toc241518391 \h </w:instrText>
+              <w:instrText xml:space="preserve"> PAGEREF _Toc241526058 \h </w:instrText>
             </w:r>
             <w:r>
               <w:rPr>
@@ -1157,7 +1157,7 @@
               <w:rPr>
                 <w:noProof/>
               </w:rPr>
-              <w:t>11</w:t>
+              <w:t>12</w:t>
             </w:r>
             <w:r>
               <w:rPr>
@@ -1182,7 +1182,7 @@
               <w14:ligatures w14:val="standardContextual"/>
             </w:rPr>
           </w:pPr>
-          <w:hyperlink w:anchor="_Toc241518392" w:history="1">
+          <w:hyperlink w:anchor="_Toc241526059" w:history="1">
             <w:r>
               <w:rPr>
                 <w:rStyle w:val="Hyperlink"/>
@@ -1206,7 +1206,7 @@
               <w:rPr>
                 <w:noProof/>
               </w:rPr>
-              <w:instrText xml:space="preserve"> PAGEREF _Toc241518392 \h </w:instrText>
+              <w:instrText xml:space="preserve"> PAGEREF _Toc241526059 \h </w:instrText>
             </w:r>
             <w:r>
               <w:rPr>
@@ -1223,7 +1223,7 @@
               <w:rPr>
                 <w:noProof/>
               </w:rPr>
-              <w:t>12</w:t>
+              <w:t>13</w:t>
             </w:r>
             <w:r>
               <w:rPr>
@@ -1248,7 +1248,7 @@
               <w14:ligatures w14:val="standardContextual"/>
             </w:rPr>
           </w:pPr>
-          <w:hyperlink w:anchor="_Toc241518393" w:history="1">
+          <w:hyperlink w:anchor="_Toc241526060" w:history="1">
             <w:r>
               <w:rPr>
                 <w:rStyle w:val="Hyperlink"/>
@@ -1272,7 +1272,7 @@
               <w:rPr>
                 <w:noProof/>
               </w:rPr>
-              <w:instrText xml:space="preserve"> PAGEREF _Toc241518393 \h </w:instrText>
+              <w:instrText xml:space="preserve"> PAGEREF _Toc241526060 \h </w:instrText>
             </w:r>
             <w:r>
               <w:rPr>
@@ -1289,7 +1289,7 @@
               <w:rPr>
                 <w:noProof/>
               </w:rPr>
-              <w:t>12</w:t>
+              <w:t>13</w:t>
             </w:r>
             <w:r>
               <w:rPr>
@@ -1314,7 +1314,7 @@
               <w14:ligatures w14:val="standardContextual"/>
             </w:rPr>
           </w:pPr>
-          <w:hyperlink w:anchor="_Toc241518394" w:history="1">
+          <w:hyperlink w:anchor="_Toc241526061" w:history="1">
             <w:r>
               <w:rPr>
                 <w:rStyle w:val="Hyperlink"/>
@@ -1338,7 +1338,7 @@
               <w:rPr>
                 <w:noProof/>
               </w:rPr>
-              <w:instrText xml:space="preserve"> PAGEREF _Toc241518394 \h </w:instrText>
+              <w:instrText xml:space="preserve"> PAGEREF _Toc241526061 \h </w:instrText>
             </w:r>
             <w:r>
               <w:rPr>
@@ -1355,7 +1355,7 @@
               <w:rPr>
                 <w:noProof/>
               </w:rPr>
-              <w:t>12</w:t>
+              <w:t>13</w:t>
             </w:r>
             <w:r>
               <w:rPr>
@@ -1380,7 +1380,7 @@
               <w14:ligatures w14:val="standardContextual"/>
             </w:rPr>
           </w:pPr>
-          <w:hyperlink w:anchor="_Toc241518395" w:history="1">
+          <w:hyperlink w:anchor="_Toc241526062" w:history="1">
             <w:r>
               <w:rPr>
                 <w:rStyle w:val="Hyperlink"/>
@@ -1404,7 +1404,7 @@
               <w:rPr>
                 <w:noProof/>
               </w:rPr>
-              <w:instrText xml:space="preserve"> PAGEREF _Toc241518395 \h </w:instrText>
+              <w:instrText xml:space="preserve"> PAGEREF _Toc241526062 \h </w:instrText>
             </w:r>
             <w:r>
               <w:rPr>
@@ -1421,7 +1421,7 @@
               <w:rPr>
                 <w:noProof/>
               </w:rPr>
-              <w:t>13</w:t>
+              <w:t>14</w:t>
             </w:r>
             <w:r>
               <w:rPr>
@@ -1446,7 +1446,7 @@
               <w14:ligatures w14:val="standardContextual"/>
             </w:rPr>
           </w:pPr>
-          <w:hyperlink w:anchor="_Toc241518396" w:history="1">
+          <w:hyperlink w:anchor="_Toc241526063" w:history="1">
             <w:r>
               <w:rPr>
                 <w:rStyle w:val="Hyperlink"/>
@@ -1470,7 +1470,7 @@
               <w:rPr>
                 <w:noProof/>
               </w:rPr>
-              <w:instrText xml:space="preserve"> PAGEREF _Toc241518396 \h </w:instrText>
+              <w:instrText xml:space="preserve"> PAGEREF _Toc241526063 \h </w:instrText>
             </w:r>
             <w:r>
               <w:rPr>
@@ -1487,7 +1487,7 @@
               <w:rPr>
                 <w:noProof/>
               </w:rPr>
-              <w:t>15</w:t>
+              <w:t>16</w:t>
             </w:r>
             <w:r>
               <w:rPr>
@@ -1512,7 +1512,7 @@
               <w14:ligatures w14:val="standardContextual"/>
             </w:rPr>
           </w:pPr>
-          <w:hyperlink w:anchor="_Toc241518397" w:history="1">
+          <w:hyperlink w:anchor="_Toc241526064" w:history="1">
             <w:r>
               <w:rPr>
                 <w:rStyle w:val="Hyperlink"/>
@@ -1536,7 +1536,7 @@
               <w:rPr>
                 <w:noProof/>
               </w:rPr>
-              <w:instrText xml:space="preserve"> PAGEREF _Toc241518397 \h </w:instrText>
+              <w:instrText xml:space="preserve"> PAGEREF _Toc241526064 \h </w:instrText>
             </w:r>
             <w:r>
               <w:rPr>
@@ -1553,7 +1553,7 @@
               <w:rPr>
                 <w:noProof/>
               </w:rPr>
-              <w:t>15</w:t>
+              <w:t>16</w:t>
             </w:r>
             <w:r>
               <w:rPr>
@@ -1578,7 +1578,7 @@
               <w14:ligatures w14:val="standardContextual"/>
             </w:rPr>
           </w:pPr>
-          <w:hyperlink w:anchor="_Toc241518398" w:history="1">
+          <w:hyperlink w:anchor="_Toc241526065" w:history="1">
             <w:r>
               <w:rPr>
                 <w:rStyle w:val="Hyperlink"/>
@@ -1602,7 +1602,7 @@
               <w:rPr>
                 <w:noProof/>
               </w:rPr>
-              <w:instrText xml:space="preserve"> PAGEREF _Toc241518398 \h </w:instrText>
+              <w:instrText xml:space="preserve"> PAGEREF _Toc241526065 \h </w:instrText>
             </w:r>
             <w:r>
               <w:rPr>
@@ -1619,7 +1619,7 @@
               <w:rPr>
                 <w:noProof/>
               </w:rPr>
-              <w:t>15</w:t>
+              <w:t>16</w:t>
             </w:r>
             <w:r>
               <w:rPr>
@@ -1644,7 +1644,7 @@
               <w14:ligatures w14:val="standardContextual"/>
             </w:rPr>
           </w:pPr>
-          <w:hyperlink w:anchor="_Toc241518399" w:history="1">
+          <w:hyperlink w:anchor="_Toc241526066" w:history="1">
             <w:r>
               <w:rPr>
                 <w:rStyle w:val="Hyperlink"/>
@@ -1668,7 +1668,7 @@
               <w:rPr>
                 <w:noProof/>
               </w:rPr>
-              <w:instrText xml:space="preserve"> PAGEREF _Toc241518399 \h </w:instrText>
+              <w:instrText xml:space="preserve"> PAGEREF _Toc241526066 \h </w:instrText>
             </w:r>
             <w:r>
               <w:rPr>
@@ -1685,7 +1685,7 @@
               <w:rPr>
                 <w:noProof/>
               </w:rPr>
-              <w:t>16</w:t>
+              <w:t>17</w:t>
             </w:r>
             <w:r>
               <w:rPr>
@@ -1710,7 +1710,7 @@
               <w14:ligatures w14:val="standardContextual"/>
             </w:rPr>
           </w:pPr>
-          <w:hyperlink w:anchor="_Toc241518400" w:history="1">
+          <w:hyperlink w:anchor="_Toc241526067" w:history="1">
             <w:r>
               <w:rPr>
                 <w:rStyle w:val="Hyperlink"/>
@@ -1734,7 +1734,7 @@
               <w:rPr>
                 <w:noProof/>
               </w:rPr>
-              <w:instrText xml:space="preserve"> PAGEREF _Toc241518400 \h </w:instrText>
+              <w:instrText xml:space="preserve"> PAGEREF _Toc241526067 \h </w:instrText>
             </w:r>
             <w:r>
               <w:rPr>
@@ -1751,7 +1751,7 @@
               <w:rPr>
                 <w:noProof/>
               </w:rPr>
-              <w:t>16</w:t>
+              <w:t>17</w:t>
             </w:r>
             <w:r>
               <w:rPr>
@@ -1776,7 +1776,7 @@
               <w14:ligatures w14:val="standardContextual"/>
             </w:rPr>
           </w:pPr>
-          <w:hyperlink w:anchor="_Toc241518401" w:history="1">
+          <w:hyperlink w:anchor="_Toc241526068" w:history="1">
             <w:r>
               <w:rPr>
                 <w:rStyle w:val="Hyperlink"/>
@@ -1800,7 +1800,7 @@
               <w:rPr>
                 <w:noProof/>
               </w:rPr>
-              <w:instrText xml:space="preserve"> PAGEREF _Toc241518401 \h </w:instrText>
+              <w:instrText xml:space="preserve"> PAGEREF _Toc241526068 \h </w:instrText>
             </w:r>
             <w:r>
               <w:rPr>
@@ -1817,7 +1817,7 @@
               <w:rPr>
                 <w:noProof/>
               </w:rPr>
-              <w:t>16</w:t>
+              <w:t>17</w:t>
             </w:r>
             <w:r>
               <w:rPr>
@@ -1842,7 +1842,7 @@
               <w14:ligatures w14:val="standardContextual"/>
             </w:rPr>
           </w:pPr>
-          <w:hyperlink w:anchor="_Toc241518402" w:history="1">
+          <w:hyperlink w:anchor="_Toc241526069" w:history="1">
             <w:r>
               <w:rPr>
                 <w:rStyle w:val="Hyperlink"/>
@@ -1866,7 +1866,7 @@
               <w:rPr>
                 <w:noProof/>
               </w:rPr>
-              <w:instrText xml:space="preserve"> PAGEREF _Toc241518402 \h </w:instrText>
+              <w:instrText xml:space="preserve"> PAGEREF _Toc241526069 \h </w:instrText>
             </w:r>
             <w:r>
               <w:rPr>
@@ -1883,7 +1883,7 @@
               <w:rPr>
                 <w:noProof/>
               </w:rPr>
-              <w:t>17</w:t>
+              <w:t>18</w:t>
             </w:r>
             <w:r>
               <w:rPr>
@@ -1908,7 +1908,7 @@
               <w14:ligatures w14:val="standardContextual"/>
             </w:rPr>
           </w:pPr>
-          <w:hyperlink w:anchor="_Toc241518403" w:history="1">
+          <w:hyperlink w:anchor="_Toc241526070" w:history="1">
             <w:r>
               <w:rPr>
                 <w:rStyle w:val="Hyperlink"/>
@@ -1932,7 +1932,7 @@
               <w:rPr>
                 <w:noProof/>
               </w:rPr>
-              <w:instrText xml:space="preserve"> PAGEREF _Toc241518403 \h </w:instrText>
+              <w:instrText xml:space="preserve"> PAGEREF _Toc241526070 \h </w:instrText>
             </w:r>
             <w:r>
               <w:rPr>
@@ -1949,7 +1949,7 @@
               <w:rPr>
                 <w:noProof/>
               </w:rPr>
-              <w:t>17</w:t>
+              <w:t>18</w:t>
             </w:r>
             <w:r>
               <w:rPr>
@@ -1974,7 +1974,7 @@
               <w14:ligatures w14:val="standardContextual"/>
             </w:rPr>
           </w:pPr>
-          <w:hyperlink w:anchor="_Toc241518404" w:history="1">
+          <w:hyperlink w:anchor="_Toc241526071" w:history="1">
             <w:r>
               <w:rPr>
                 <w:rStyle w:val="Hyperlink"/>
@@ -1998,7 +1998,7 @@
               <w:rPr>
                 <w:noProof/>
               </w:rPr>
-              <w:instrText xml:space="preserve"> PAGEREF _Toc241518404 \h </w:instrText>
+              <w:instrText xml:space="preserve"> PAGEREF _Toc241526071 \h </w:instrText>
             </w:r>
             <w:r>
               <w:rPr>
@@ -2015,7 +2015,7 @@
               <w:rPr>
                 <w:noProof/>
               </w:rPr>
-              <w:t>17</w:t>
+              <w:t>18</w:t>
             </w:r>
             <w:r>
               <w:rPr>
@@ -2040,7 +2040,7 @@
               <w14:ligatures w14:val="standardContextual"/>
             </w:rPr>
           </w:pPr>
-          <w:hyperlink w:anchor="_Toc241518405" w:history="1">
+          <w:hyperlink w:anchor="_Toc241526072" w:history="1">
             <w:r>
               <w:rPr>
                 <w:rStyle w:val="Hyperlink"/>
@@ -2064,7 +2064,7 @@
               <w:rPr>
                 <w:noProof/>
               </w:rPr>
-              <w:instrText xml:space="preserve"> PAGEREF _Toc241518405 \h </w:instrText>
+              <w:instrText xml:space="preserve"> PAGEREF _Toc241526072 \h </w:instrText>
             </w:r>
             <w:r>
               <w:rPr>
@@ -2081,7 +2081,7 @@
               <w:rPr>
                 <w:noProof/>
               </w:rPr>
-              <w:t>18</w:t>
+              <w:t>19</w:t>
             </w:r>
             <w:r>
               <w:rPr>
@@ -2106,7 +2106,7 @@
               <w14:ligatures w14:val="standardContextual"/>
             </w:rPr>
           </w:pPr>
-          <w:hyperlink w:anchor="_Toc241518406" w:history="1">
+          <w:hyperlink w:anchor="_Toc241526073" w:history="1">
             <w:r>
               <w:rPr>
                 <w:rStyle w:val="Hyperlink"/>
@@ -2130,7 +2130,7 @@
               <w:rPr>
                 <w:noProof/>
               </w:rPr>
-              <w:instrText xml:space="preserve"> PAGEREF _Toc241518406 \h </w:instrText>
+              <w:instrText xml:space="preserve"> PAGEREF _Toc241526073 \h </w:instrText>
             </w:r>
             <w:r>
               <w:rPr>
@@ -2147,7 +2147,7 @@
               <w:rPr>
                 <w:noProof/>
               </w:rPr>
-              <w:t>18</w:t>
+              <w:t>19</w:t>
             </w:r>
             <w:r>
               <w:rPr>
@@ -2172,7 +2172,7 @@
               <w14:ligatures w14:val="standardContextual"/>
             </w:rPr>
           </w:pPr>
-          <w:hyperlink w:anchor="_Toc241518407" w:history="1">
+          <w:hyperlink w:anchor="_Toc241526074" w:history="1">
             <w:r>
               <w:rPr>
                 <w:rStyle w:val="Hyperlink"/>
@@ -2196,7 +2196,7 @@
               <w:rPr>
                 <w:noProof/>
               </w:rPr>
-              <w:instrText xml:space="preserve"> PAGEREF _Toc241518407 \h </w:instrText>
+              <w:instrText xml:space="preserve"> PAGEREF _Toc241526074 \h </w:instrText>
             </w:r>
             <w:r>
               <w:rPr>
@@ -2213,7 +2213,7 @@
               <w:rPr>
                 <w:noProof/>
               </w:rPr>
-              <w:t>19</w:t>
+              <w:t>20</w:t>
             </w:r>
             <w:r>
               <w:rPr>
@@ -2238,7 +2238,7 @@
               <w14:ligatures w14:val="standardContextual"/>
             </w:rPr>
           </w:pPr>
-          <w:hyperlink w:anchor="_Toc241518408" w:history="1">
+          <w:hyperlink w:anchor="_Toc241526075" w:history="1">
             <w:r>
               <w:rPr>
                 <w:rStyle w:val="Hyperlink"/>
@@ -2262,7 +2262,7 @@
               <w:rPr>
                 <w:noProof/>
               </w:rPr>
-              <w:instrText xml:space="preserve"> PAGEREF _Toc241518408 \h </w:instrText>
+              <w:instrText xml:space="preserve"> PAGEREF _Toc241526075 \h </w:instrText>
             </w:r>
             <w:r>
               <w:rPr>
@@ -2279,7 +2279,7 @@
               <w:rPr>
                 <w:noProof/>
               </w:rPr>
-              <w:t>19</w:t>
+              <w:t>20</w:t>
             </w:r>
             <w:r>
               <w:rPr>
@@ -2304,7 +2304,7 @@
               <w14:ligatures w14:val="standardContextual"/>
             </w:rPr>
           </w:pPr>
-          <w:hyperlink w:anchor="_Toc241518409" w:history="1">
+          <w:hyperlink w:anchor="_Toc241526076" w:history="1">
             <w:r>
               <w:rPr>
                 <w:rStyle w:val="Hyperlink"/>
@@ -2328,7 +2328,7 @@
               <w:rPr>
                 <w:noProof/>
               </w:rPr>
-              <w:instrText xml:space="preserve"> PAGEREF _Toc241518409 \h </w:instrText>
+              <w:instrText xml:space="preserve"> PAGEREF _Toc241526076 \h </w:instrText>
             </w:r>
             <w:r>
               <w:rPr>
@@ -2345,7 +2345,7 @@
               <w:rPr>
                 <w:noProof/>
               </w:rPr>
-              <w:t>19</w:t>
+              <w:t>20</w:t>
             </w:r>
             <w:r>
               <w:rPr>
@@ -2370,7 +2370,7 @@
               <w14:ligatures w14:val="standardContextual"/>
             </w:rPr>
           </w:pPr>
-          <w:hyperlink w:anchor="_Toc241518410" w:history="1">
+          <w:hyperlink w:anchor="_Toc241526077" w:history="1">
             <w:r>
               <w:rPr>
                 <w:rStyle w:val="Hyperlink"/>
@@ -2394,7 +2394,7 @@
               <w:rPr>
                 <w:noProof/>
               </w:rPr>
-              <w:instrText xml:space="preserve"> PAGEREF _Toc241518410 \h </w:instrText>
+              <w:instrText xml:space="preserve"> PAGEREF _Toc241526077 \h </w:instrText>
             </w:r>
             <w:r>
               <w:rPr>
@@ -2411,7 +2411,7 @@
               <w:rPr>
                 <w:noProof/>
               </w:rPr>
-              <w:t>19</w:t>
+              <w:t>20</w:t>
             </w:r>
             <w:r>
               <w:rPr>
@@ -2436,7 +2436,7 @@
               <w14:ligatures w14:val="standardContextual"/>
             </w:rPr>
           </w:pPr>
-          <w:hyperlink w:anchor="_Toc241518411" w:history="1">
+          <w:hyperlink w:anchor="_Toc241526078" w:history="1">
             <w:r>
               <w:rPr>
                 <w:rStyle w:val="Hyperlink"/>
@@ -2460,7 +2460,7 @@
               <w:rPr>
                 <w:noProof/>
               </w:rPr>
-              <w:instrText xml:space="preserve"> PAGEREF _Toc241518411 \h </w:instrText>
+              <w:instrText xml:space="preserve"> PAGEREF _Toc241526078 \h </w:instrText>
             </w:r>
             <w:r>
               <w:rPr>
@@ -2477,7 +2477,7 @@
               <w:rPr>
                 <w:noProof/>
               </w:rPr>
-              <w:t>20</w:t>
+              <w:t>21</w:t>
             </w:r>
             <w:r>
               <w:rPr>
@@ -2502,7 +2502,7 @@
               <w14:ligatures w14:val="standardContextual"/>
             </w:rPr>
           </w:pPr>
-          <w:hyperlink w:anchor="_Toc241518412" w:history="1">
+          <w:hyperlink w:anchor="_Toc241526079" w:history="1">
             <w:r>
               <w:rPr>
                 <w:rStyle w:val="Hyperlink"/>
@@ -2526,7 +2526,7 @@
               <w:rPr>
                 <w:noProof/>
               </w:rPr>
-              <w:instrText xml:space="preserve"> PAGEREF _Toc241518412 \h </w:instrText>
+              <w:instrText xml:space="preserve"> PAGEREF _Toc241526079 \h </w:instrText>
             </w:r>
             <w:r>
               <w:rPr>
@@ -2543,7 +2543,7 @@
               <w:rPr>
                 <w:noProof/>
               </w:rPr>
-              <w:t>20</w:t>
+              <w:t>21</w:t>
             </w:r>
             <w:r>
               <w:rPr>
@@ -2568,7 +2568,7 @@
               <w14:ligatures w14:val="standardContextual"/>
             </w:rPr>
           </w:pPr>
-          <w:hyperlink w:anchor="_Toc241518413" w:history="1">
+          <w:hyperlink w:anchor="_Toc241526080" w:history="1">
             <w:r>
               <w:rPr>
                 <w:rStyle w:val="Hyperlink"/>
@@ -2592,7 +2592,7 @@
               <w:rPr>
                 <w:noProof/>
               </w:rPr>
-              <w:instrText xml:space="preserve"> PAGEREF _Toc241518413 \h </w:instrText>
+              <w:instrText xml:space="preserve"> PAGEREF _Toc241526080 \h </w:instrText>
             </w:r>
             <w:r>
               <w:rPr>
@@ -2609,7 +2609,7 @@
               <w:rPr>
                 <w:noProof/>
               </w:rPr>
-              <w:t>20</w:t>
+              <w:t>21</w:t>
             </w:r>
             <w:r>
               <w:rPr>
@@ -2634,7 +2634,7 @@
               <w14:ligatures w14:val="standardContextual"/>
             </w:rPr>
           </w:pPr>
-          <w:hyperlink w:anchor="_Toc241518414" w:history="1">
+          <w:hyperlink w:anchor="_Toc241526081" w:history="1">
             <w:r>
               <w:rPr>
                 <w:rStyle w:val="Hyperlink"/>
@@ -2658,7 +2658,7 @@
               <w:rPr>
                 <w:noProof/>
               </w:rPr>
-              <w:instrText xml:space="preserve"> PAGEREF _Toc241518414 \h </w:instrText>
+              <w:instrText xml:space="preserve"> PAGEREF _Toc241526081 \h </w:instrText>
             </w:r>
             <w:r>
               <w:rPr>
@@ -2675,7 +2675,7 @@
               <w:rPr>
                 <w:noProof/>
               </w:rPr>
-              <w:t>20</w:t>
+              <w:t>21</w:t>
             </w:r>
             <w:r>
               <w:rPr>
@@ -2700,7 +2700,7 @@
               <w14:ligatures w14:val="standardContextual"/>
             </w:rPr>
           </w:pPr>
-          <w:hyperlink w:anchor="_Toc241518415" w:history="1">
+          <w:hyperlink w:anchor="_Toc241526082" w:history="1">
             <w:r>
               <w:rPr>
                 <w:rStyle w:val="Hyperlink"/>
@@ -2724,7 +2724,7 @@
               <w:rPr>
                 <w:noProof/>
               </w:rPr>
-              <w:instrText xml:space="preserve"> PAGEREF _Toc241518415 \h </w:instrText>
+              <w:instrText xml:space="preserve"> PAGEREF _Toc241526082 \h </w:instrText>
             </w:r>
             <w:r>
               <w:rPr>
@@ -2741,7 +2741,7 @@
               <w:rPr>
                 <w:noProof/>
               </w:rPr>
-              <w:t>21</w:t>
+              <w:t>22</w:t>
             </w:r>
             <w:r>
               <w:rPr>
@@ -2766,7 +2766,7 @@
               <w14:ligatures w14:val="standardContextual"/>
             </w:rPr>
           </w:pPr>
-          <w:hyperlink w:anchor="_Toc241518416" w:history="1">
+          <w:hyperlink w:anchor="_Toc241526083" w:history="1">
             <w:r>
               <w:rPr>
                 <w:rStyle w:val="Hyperlink"/>
@@ -2790,7 +2790,7 @@
               <w:rPr>
                 <w:noProof/>
               </w:rPr>
-              <w:instrText xml:space="preserve"> PAGEREF _Toc241518416 \h </w:instrText>
+              <w:instrText xml:space="preserve"> PAGEREF _Toc241526083 \h </w:instrText>
             </w:r>
             <w:r>
               <w:rPr>
@@ -2807,7 +2807,7 @@
               <w:rPr>
                 <w:noProof/>
               </w:rPr>
-              <w:t>23</w:t>
+              <w:t>24</w:t>
             </w:r>
             <w:r>
               <w:rPr>
@@ -2832,7 +2832,7 @@
               <w14:ligatures w14:val="standardContextual"/>
             </w:rPr>
           </w:pPr>
-          <w:hyperlink w:anchor="_Toc241518417" w:history="1">
+          <w:hyperlink w:anchor="_Toc241526084" w:history="1">
             <w:r>
               <w:rPr>
                 <w:rStyle w:val="Hyperlink"/>
@@ -2856,7 +2856,7 @@
               <w:rPr>
                 <w:noProof/>
               </w:rPr>
-              <w:instrText xml:space="preserve"> PAGEREF _Toc241518417 \h </w:instrText>
+              <w:instrText xml:space="preserve"> PAGEREF _Toc241526084 \h </w:instrText>
             </w:r>
             <w:r>
               <w:rPr>
@@ -2873,7 +2873,7 @@
               <w:rPr>
                 <w:noProof/>
               </w:rPr>
-              <w:t>23</w:t>
+              <w:t>24</w:t>
             </w:r>
             <w:r>
               <w:rPr>
@@ -2898,7 +2898,7 @@
               <w14:ligatures w14:val="standardContextual"/>
             </w:rPr>
           </w:pPr>
-          <w:hyperlink w:anchor="_Toc241518418" w:history="1">
+          <w:hyperlink w:anchor="_Toc241526085" w:history="1">
             <w:r>
               <w:rPr>
                 <w:rStyle w:val="Hyperlink"/>
@@ -2922,7 +2922,7 @@
               <w:rPr>
                 <w:noProof/>
               </w:rPr>
-              <w:instrText xml:space="preserve"> PAGEREF _Toc241518418 \h </w:instrText>
+              <w:instrText xml:space="preserve"> PAGEREF _Toc241526085 \h </w:instrText>
             </w:r>
             <w:r>
               <w:rPr>
@@ -2939,7 +2939,7 @@
               <w:rPr>
                 <w:noProof/>
               </w:rPr>
-              <w:t>24</w:t>
+              <w:t>25</w:t>
             </w:r>
             <w:r>
               <w:rPr>
@@ -2964,7 +2964,7 @@
               <w14:ligatures w14:val="standardContextual"/>
             </w:rPr>
           </w:pPr>
-          <w:hyperlink w:anchor="_Toc241518419" w:history="1">
+          <w:hyperlink w:anchor="_Toc241526086" w:history="1">
             <w:r>
               <w:rPr>
                 <w:rStyle w:val="Hyperlink"/>
@@ -2988,7 +2988,7 @@
               <w:rPr>
                 <w:noProof/>
               </w:rPr>
-              <w:instrText xml:space="preserve"> PAGEREF _Toc241518419 \h </w:instrText>
+              <w:instrText xml:space="preserve"> PAGEREF _Toc241526086 \h </w:instrText>
             </w:r>
             <w:r>
               <w:rPr>
@@ -3005,7 +3005,7 @@
               <w:rPr>
                 <w:noProof/>
               </w:rPr>
-              <w:t>24</w:t>
+              <w:t>26</w:t>
             </w:r>
             <w:r>
               <w:rPr>
@@ -3030,7 +3030,7 @@
               <w14:ligatures w14:val="standardContextual"/>
             </w:rPr>
           </w:pPr>
-          <w:hyperlink w:anchor="_Toc241518420" w:history="1">
+          <w:hyperlink w:anchor="_Toc241526087" w:history="1">
             <w:r>
               <w:rPr>
                 <w:rStyle w:val="Hyperlink"/>
@@ -3054,7 +3054,7 @@
               <w:rPr>
                 <w:noProof/>
               </w:rPr>
-              <w:instrText xml:space="preserve"> PAGEREF _Toc241518420 \h </w:instrText>
+              <w:instrText xml:space="preserve"> PAGEREF _Toc241526087 \h </w:instrText>
             </w:r>
             <w:r>
               <w:rPr>
@@ -3071,7 +3071,7 @@
               <w:rPr>
                 <w:noProof/>
               </w:rPr>
-              <w:t>26</w:t>
+              <w:t>28</w:t>
             </w:r>
             <w:r>
               <w:rPr>
@@ -3096,7 +3096,7 @@
               <w14:ligatures w14:val="standardContextual"/>
             </w:rPr>
           </w:pPr>
-          <w:hyperlink w:anchor="_Toc241518421" w:history="1">
+          <w:hyperlink w:anchor="_Toc241526088" w:history="1">
             <w:r>
               <w:rPr>
                 <w:rStyle w:val="Hyperlink"/>
@@ -3120,7 +3120,7 @@
               <w:rPr>
                 <w:noProof/>
               </w:rPr>
-              <w:instrText xml:space="preserve"> PAGEREF _Toc241518421 \h </w:instrText>
+              <w:instrText xml:space="preserve"> PAGEREF _Toc241526088 \h </w:instrText>
             </w:r>
             <w:r>
               <w:rPr>
@@ -3137,7 +3137,7 @@
               <w:rPr>
                 <w:noProof/>
               </w:rPr>
-              <w:t>26</w:t>
+              <w:t>28</w:t>
             </w:r>
             <w:r>
               <w:rPr>
@@ -3162,7 +3162,7 @@
               <w14:ligatures w14:val="standardContextual"/>
             </w:rPr>
           </w:pPr>
-          <w:hyperlink w:anchor="_Toc241518422" w:history="1">
+          <w:hyperlink w:anchor="_Toc241526089" w:history="1">
             <w:r>
               <w:rPr>
                 <w:rStyle w:val="Hyperlink"/>
@@ -3186,7 +3186,7 @@
               <w:rPr>
                 <w:noProof/>
               </w:rPr>
-              <w:instrText xml:space="preserve"> PAGEREF _Toc241518422 \h </w:instrText>
+              <w:instrText xml:space="preserve"> PAGEREF _Toc241526089 \h </w:instrText>
             </w:r>
             <w:r>
               <w:rPr>
@@ -3203,7 +3203,7 @@
               <w:rPr>
                 <w:noProof/>
               </w:rPr>
-              <w:t>27</w:t>
+              <w:t>30</w:t>
             </w:r>
             <w:r>
               <w:rPr>
@@ -3228,7 +3228,7 @@
               <w14:ligatures w14:val="standardContextual"/>
             </w:rPr>
           </w:pPr>
-          <w:hyperlink w:anchor="_Toc241518423" w:history="1">
+          <w:hyperlink w:anchor="_Toc241526090" w:history="1">
             <w:r>
               <w:rPr>
                 <w:rStyle w:val="Hyperlink"/>
@@ -3252,7 +3252,7 @@
               <w:rPr>
                 <w:noProof/>
               </w:rPr>
-              <w:instrText xml:space="preserve"> PAGEREF _Toc241518423 \h </w:instrText>
+              <w:instrText xml:space="preserve"> PAGEREF _Toc241526090 \h </w:instrText>
             </w:r>
             <w:r>
               <w:rPr>
@@ -3269,7 +3269,7 @@
               <w:rPr>
                 <w:noProof/>
               </w:rPr>
-              <w:t>30</w:t>
+              <w:t>33</w:t>
             </w:r>
             <w:r>
               <w:rPr>
@@ -3294,7 +3294,7 @@
               <w14:ligatures w14:val="standardContextual"/>
             </w:rPr>
           </w:pPr>
-          <w:hyperlink w:anchor="_Toc241518424" w:history="1">
+          <w:hyperlink w:anchor="_Toc241526091" w:history="1">
             <w:r>
               <w:rPr>
                 <w:rStyle w:val="Hyperlink"/>
@@ -3318,7 +3318,7 @@
               <w:rPr>
                 <w:noProof/>
               </w:rPr>
-              <w:instrText xml:space="preserve"> PAGEREF _Toc241518424 \h </w:instrText>
+              <w:instrText xml:space="preserve"> PAGEREF _Toc241526091 \h </w:instrText>
             </w:r>
             <w:r>
               <w:rPr>
@@ -3335,7 +3335,7 @@
               <w:rPr>
                 <w:noProof/>
               </w:rPr>
-              <w:t>31</w:t>
+              <w:t>33</w:t>
             </w:r>
             <w:r>
               <w:rPr>
@@ -3360,7 +3360,7 @@
               <w14:ligatures w14:val="standardContextual"/>
             </w:rPr>
           </w:pPr>
-          <w:hyperlink w:anchor="_Toc241518425" w:history="1">
+          <w:hyperlink w:anchor="_Toc241526092" w:history="1">
             <w:r>
               <w:rPr>
                 <w:rStyle w:val="Hyperlink"/>
@@ -3384,7 +3384,7 @@
               <w:rPr>
                 <w:noProof/>
               </w:rPr>
-              <w:instrText xml:space="preserve"> PAGEREF _Toc241518425 \h </w:instrText>
+              <w:instrText xml:space="preserve"> PAGEREF _Toc241526092 \h </w:instrText>
             </w:r>
             <w:r>
               <w:rPr>
@@ -3401,7 +3401,7 @@
               <w:rPr>
                 <w:noProof/>
               </w:rPr>
-              <w:t>33</w:t>
+              <w:t>36</w:t>
             </w:r>
             <w:r>
               <w:rPr>
@@ -3426,7 +3426,7 @@
               <w14:ligatures w14:val="standardContextual"/>
             </w:rPr>
           </w:pPr>
-          <w:hyperlink w:anchor="_Toc241518426" w:history="1">
+          <w:hyperlink w:anchor="_Toc241526093" w:history="1">
             <w:r>
               <w:rPr>
                 <w:rStyle w:val="Hyperlink"/>
@@ -3450,7 +3450,7 @@
               <w:rPr>
                 <w:noProof/>
               </w:rPr>
-              <w:instrText xml:space="preserve"> PAGEREF _Toc241518426 \h </w:instrText>
+              <w:instrText xml:space="preserve"> PAGEREF _Toc241526093 \h </w:instrText>
             </w:r>
             <w:r>
               <w:rPr>
@@ -3467,7 +3467,7 @@
               <w:rPr>
                 <w:noProof/>
               </w:rPr>
-              <w:t>33</w:t>
+              <w:t>36</w:t>
             </w:r>
             <w:r>
               <w:rPr>
@@ -3492,7 +3492,7 @@
               <w14:ligatures w14:val="standardContextual"/>
             </w:rPr>
           </w:pPr>
-          <w:hyperlink w:anchor="_Toc241518427" w:history="1">
+          <w:hyperlink w:anchor="_Toc241526094" w:history="1">
             <w:r>
               <w:rPr>
                 <w:rStyle w:val="Hyperlink"/>
@@ -3516,7 +3516,7 @@
               <w:rPr>
                 <w:noProof/>
               </w:rPr>
-              <w:instrText xml:space="preserve"> PAGEREF _Toc241518427 \h </w:instrText>
+              <w:instrText xml:space="preserve"> PAGEREF _Toc241526094 \h </w:instrText>
             </w:r>
             <w:r>
               <w:rPr>
@@ -3533,7 +3533,7 @@
               <w:rPr>
                 <w:noProof/>
               </w:rPr>
-              <w:t>33</w:t>
+              <w:t>36</w:t>
             </w:r>
             <w:r>
               <w:rPr>
@@ -3558,7 +3558,7 @@
               <w14:ligatures w14:val="standardContextual"/>
             </w:rPr>
           </w:pPr>
-          <w:hyperlink w:anchor="_Toc241518428" w:history="1">
+          <w:hyperlink w:anchor="_Toc241526095" w:history="1">
             <w:r>
               <w:rPr>
                 <w:rStyle w:val="Hyperlink"/>
@@ -3582,7 +3582,7 @@
               <w:rPr>
                 <w:noProof/>
               </w:rPr>
-              <w:instrText xml:space="preserve"> PAGEREF _Toc241518428 \h </w:instrText>
+              <w:instrText xml:space="preserve"> PAGEREF _Toc241526095 \h </w:instrText>
             </w:r>
             <w:r>
               <w:rPr>
@@ -3599,7 +3599,7 @@
               <w:rPr>
                 <w:noProof/>
               </w:rPr>
-              <w:t>33</w:t>
+              <w:t>36</w:t>
             </w:r>
             <w:r>
               <w:rPr>
@@ -3624,7 +3624,7 @@
               <w14:ligatures w14:val="standardContextual"/>
             </w:rPr>
           </w:pPr>
-          <w:hyperlink w:anchor="_Toc241518429" w:history="1">
+          <w:hyperlink w:anchor="_Toc241526096" w:history="1">
             <w:r>
               <w:rPr>
                 <w:rStyle w:val="Hyperlink"/>
@@ -3648,7 +3648,7 @@
               <w:rPr>
                 <w:noProof/>
               </w:rPr>
-              <w:instrText xml:space="preserve"> PAGEREF _Toc241518429 \h </w:instrText>
+              <w:instrText xml:space="preserve"> PAGEREF _Toc241526096 \h </w:instrText>
             </w:r>
             <w:r>
               <w:rPr>
@@ -3665,7 +3665,7 @@
               <w:rPr>
                 <w:noProof/>
               </w:rPr>
-              <w:t>34</w:t>
+              <w:t>37</w:t>
             </w:r>
             <w:r>
               <w:rPr>
@@ -3690,7 +3690,7 @@
               <w14:ligatures w14:val="standardContextual"/>
             </w:rPr>
           </w:pPr>
-          <w:hyperlink w:anchor="_Toc241518430" w:history="1">
+          <w:hyperlink w:anchor="_Toc241526097" w:history="1">
             <w:r>
               <w:rPr>
                 <w:rStyle w:val="Hyperlink"/>
@@ -3714,7 +3714,7 @@
               <w:rPr>
                 <w:noProof/>
               </w:rPr>
-              <w:instrText xml:space="preserve"> PAGEREF _Toc241518430 \h </w:instrText>
+              <w:instrText xml:space="preserve"> PAGEREF _Toc241526097 \h </w:instrText>
             </w:r>
             <w:r>
               <w:rPr>
@@ -3731,7 +3731,7 @@
               <w:rPr>
                 <w:noProof/>
               </w:rPr>
-              <w:t>34</w:t>
+              <w:t>38</w:t>
             </w:r>
             <w:r>
               <w:rPr>
@@ -3756,7 +3756,7 @@
               <w14:ligatures w14:val="standardContextual"/>
             </w:rPr>
           </w:pPr>
-          <w:hyperlink w:anchor="_Toc241518431" w:history="1">
+          <w:hyperlink w:anchor="_Toc241526098" w:history="1">
             <w:r>
               <w:rPr>
                 <w:rStyle w:val="Hyperlink"/>
@@ -3780,7 +3780,7 @@
               <w:rPr>
                 <w:noProof/>
               </w:rPr>
-              <w:instrText xml:space="preserve"> PAGEREF _Toc241518431 \h </w:instrText>
+              <w:instrText xml:space="preserve"> PAGEREF _Toc241526098 \h </w:instrText>
             </w:r>
             <w:r>
               <w:rPr>
@@ -3797,7 +3797,7 @@
               <w:rPr>
                 <w:noProof/>
               </w:rPr>
-              <w:t>35</w:t>
+              <w:t>39</w:t>
             </w:r>
             <w:r>
               <w:rPr>
@@ -3822,7 +3822,7 @@
               <w14:ligatures w14:val="standardContextual"/>
             </w:rPr>
           </w:pPr>
-          <w:hyperlink w:anchor="_Toc241518432" w:history="1">
+          <w:hyperlink w:anchor="_Toc241526099" w:history="1">
             <w:r>
               <w:rPr>
                 <w:rStyle w:val="Hyperlink"/>
@@ -3846,7 +3846,7 @@
               <w:rPr>
                 <w:noProof/>
               </w:rPr>
-              <w:instrText xml:space="preserve"> PAGEREF _Toc241518432 \h </w:instrText>
+              <w:instrText xml:space="preserve"> PAGEREF _Toc241526099 \h </w:instrText>
             </w:r>
             <w:r>
               <w:rPr>
@@ -3863,7 +3863,7 @@
               <w:rPr>
                 <w:noProof/>
               </w:rPr>
-              <w:t>36</w:t>
+              <w:t>40</w:t>
             </w:r>
             <w:r>
               <w:rPr>
@@ -3888,7 +3888,7 @@
               <w14:ligatures w14:val="standardContextual"/>
             </w:rPr>
           </w:pPr>
-          <w:hyperlink w:anchor="_Toc241518433" w:history="1">
+          <w:hyperlink w:anchor="_Toc241526100" w:history="1">
             <w:r>
               <w:rPr>
                 <w:rStyle w:val="Hyperlink"/>
@@ -3912,7 +3912,7 @@
               <w:rPr>
                 <w:noProof/>
               </w:rPr>
-              <w:instrText xml:space="preserve"> PAGEREF _Toc241518433 \h </w:instrText>
+              <w:instrText xml:space="preserve"> PAGEREF _Toc241526100 \h </w:instrText>
             </w:r>
             <w:r>
               <w:rPr>
@@ -3929,7 +3929,7 @@
               <w:rPr>
                 <w:noProof/>
               </w:rPr>
-              <w:t>36</w:t>
+              <w:t>40</w:t>
             </w:r>
             <w:r>
               <w:rPr>
@@ -3954,7 +3954,7 @@
               <w14:ligatures w14:val="standardContextual"/>
             </w:rPr>
           </w:pPr>
-          <w:hyperlink w:anchor="_Toc241518434" w:history="1">
+          <w:hyperlink w:anchor="_Toc241526101" w:history="1">
             <w:r>
               <w:rPr>
                 <w:rStyle w:val="Hyperlink"/>
@@ -3978,7 +3978,7 @@
               <w:rPr>
                 <w:noProof/>
               </w:rPr>
-              <w:instrText xml:space="preserve"> PAGEREF _Toc241518434 \h </w:instrText>
+              <w:instrText xml:space="preserve"> PAGEREF _Toc241526101 \h </w:instrText>
             </w:r>
             <w:r>
               <w:rPr>
@@ -3995,7 +3995,7 @@
               <w:rPr>
                 <w:noProof/>
               </w:rPr>
-              <w:t>37</w:t>
+              <w:t>41</w:t>
             </w:r>
             <w:r>
               <w:rPr>
@@ -4020,7 +4020,7 @@
               <w14:ligatures w14:val="standardContextual"/>
             </w:rPr>
           </w:pPr>
-          <w:hyperlink w:anchor="_Toc241518435" w:history="1">
+          <w:hyperlink w:anchor="_Toc241526102" w:history="1">
             <w:r>
               <w:rPr>
                 <w:rStyle w:val="Hyperlink"/>
@@ -4044,7 +4044,7 @@
               <w:rPr>
                 <w:noProof/>
               </w:rPr>
-              <w:instrText xml:space="preserve"> PAGEREF _Toc241518435 \h </w:instrText>
+              <w:instrText xml:space="preserve"> PAGEREF _Toc241526102 \h </w:instrText>
             </w:r>
             <w:r>
               <w:rPr>
@@ -4061,7 +4061,7 @@
               <w:rPr>
                 <w:noProof/>
               </w:rPr>
-              <w:t>39</w:t>
+              <w:t>43</w:t>
             </w:r>
             <w:r>
               <w:rPr>
@@ -4086,7 +4086,7 @@
               <w14:ligatures w14:val="standardContextual"/>
             </w:rPr>
           </w:pPr>
-          <w:hyperlink w:anchor="_Toc241518436" w:history="1">
+          <w:hyperlink w:anchor="_Toc241526103" w:history="1">
             <w:r>
               <w:rPr>
                 <w:rStyle w:val="Hyperlink"/>
@@ -4110,7 +4110,7 @@
               <w:rPr>
                 <w:noProof/>
               </w:rPr>
-              <w:instrText xml:space="preserve"> PAGEREF _Toc241518436 \h </w:instrText>
+              <w:instrText xml:space="preserve"> PAGEREF _Toc241526103 \h </w:instrText>
             </w:r>
             <w:r>
               <w:rPr>
@@ -4127,7 +4127,7 @@
               <w:rPr>
                 <w:noProof/>
               </w:rPr>
-              <w:t>39</w:t>
+              <w:t>43</w:t>
             </w:r>
             <w:r>
               <w:rPr>
@@ -4152,7 +4152,7 @@
               <w14:ligatures w14:val="standardContextual"/>
             </w:rPr>
           </w:pPr>
-          <w:hyperlink w:anchor="_Toc241518437" w:history="1">
+          <w:hyperlink w:anchor="_Toc241526104" w:history="1">
             <w:r>
               <w:rPr>
                 <w:rStyle w:val="Hyperlink"/>
@@ -4176,7 +4176,7 @@
               <w:rPr>
                 <w:noProof/>
               </w:rPr>
-              <w:instrText xml:space="preserve"> PAGEREF _Toc241518437 \h </w:instrText>
+              <w:instrText xml:space="preserve"> PAGEREF _Toc241526104 \h </w:instrText>
             </w:r>
             <w:r>
               <w:rPr>
@@ -4193,7 +4193,7 @@
               <w:rPr>
                 <w:noProof/>
               </w:rPr>
-              <w:t>43</w:t>
+              <w:t>48</w:t>
             </w:r>
             <w:r>
               <w:rPr>
@@ -4218,7 +4218,7 @@
               <w14:ligatures w14:val="standardContextual"/>
             </w:rPr>
           </w:pPr>
-          <w:hyperlink w:anchor="_Toc241518438" w:history="1">
+          <w:hyperlink w:anchor="_Toc241526105" w:history="1">
             <w:r>
               <w:rPr>
                 <w:rStyle w:val="Hyperlink"/>
@@ -4242,7 +4242,7 @@
               <w:rPr>
                 <w:noProof/>
               </w:rPr>
-              <w:instrText xml:space="preserve"> PAGEREF _Toc241518438 \h </w:instrText>
+              <w:instrText xml:space="preserve"> PAGEREF _Toc241526105 \h </w:instrText>
             </w:r>
             <w:r>
               <w:rPr>
@@ -4259,7 +4259,7 @@
               <w:rPr>
                 <w:noProof/>
               </w:rPr>
-              <w:t>44</w:t>
+              <w:t>50</w:t>
             </w:r>
             <w:r>
               <w:rPr>
@@ -4284,7 +4284,7 @@
               <w14:ligatures w14:val="standardContextual"/>
             </w:rPr>
           </w:pPr>
-          <w:hyperlink w:anchor="_Toc241518439" w:history="1">
+          <w:hyperlink w:anchor="_Toc241526106" w:history="1">
             <w:r>
               <w:rPr>
                 <w:rStyle w:val="Hyperlink"/>
@@ -4308,7 +4308,7 @@
               <w:rPr>
                 <w:noProof/>
               </w:rPr>
-              <w:instrText xml:space="preserve"> PAGEREF _Toc241518439 \h </w:instrText>
+              <w:instrText xml:space="preserve"> PAGEREF _Toc241526106 \h </w:instrText>
             </w:r>
             <w:r>
               <w:rPr>
@@ -4325,7 +4325,7 @@
               <w:rPr>
                 <w:noProof/>
               </w:rPr>
-              <w:t>44</w:t>
+              <w:t>50</w:t>
             </w:r>
             <w:r>
               <w:rPr>
@@ -4350,7 +4350,7 @@
               <w14:ligatures w14:val="standardContextual"/>
             </w:rPr>
           </w:pPr>
-          <w:hyperlink w:anchor="_Toc241518440" w:history="1">
+          <w:hyperlink w:anchor="_Toc241526107" w:history="1">
             <w:r>
               <w:rPr>
                 <w:rStyle w:val="Hyperlink"/>
@@ -4374,7 +4374,7 @@
               <w:rPr>
                 <w:noProof/>
               </w:rPr>
-              <w:instrText xml:space="preserve"> PAGEREF _Toc241518440 \h </w:instrText>
+              <w:instrText xml:space="preserve"> PAGEREF _Toc241526107 \h </w:instrText>
             </w:r>
             <w:r>
               <w:rPr>
@@ -4391,7 +4391,7 @@
               <w:rPr>
                 <w:noProof/>
               </w:rPr>
-              <w:t>45</w:t>
+              <w:t>51</w:t>
             </w:r>
             <w:r>
               <w:rPr>
@@ -4416,7 +4416,7 @@
               <w14:ligatures w14:val="standardContextual"/>
             </w:rPr>
           </w:pPr>
-          <w:hyperlink w:anchor="_Toc241518441" w:history="1">
+          <w:hyperlink w:anchor="_Toc241526108" w:history="1">
             <w:r>
               <w:rPr>
                 <w:rStyle w:val="Hyperlink"/>
@@ -4440,7 +4440,7 @@
               <w:rPr>
                 <w:noProof/>
               </w:rPr>
-              <w:instrText xml:space="preserve"> PAGEREF _Toc241518441 \h </w:instrText>
+              <w:instrText xml:space="preserve"> PAGEREF _Toc241526108 \h </w:instrText>
             </w:r>
             <w:r>
               <w:rPr>
@@ -4457,7 +4457,7 @@
               <w:rPr>
                 <w:noProof/>
               </w:rPr>
-              <w:t>46</w:t>
+              <w:t>52</w:t>
             </w:r>
             <w:r>
               <w:rPr>
@@ -4482,7 +4482,7 @@
               <w14:ligatures w14:val="standardContextual"/>
             </w:rPr>
           </w:pPr>
-          <w:hyperlink w:anchor="_Toc241518442" w:history="1">
+          <w:hyperlink w:anchor="_Toc241526109" w:history="1">
             <w:r>
               <w:rPr>
                 <w:rStyle w:val="Hyperlink"/>
@@ -4506,7 +4506,7 @@
               <w:rPr>
                 <w:noProof/>
               </w:rPr>
-              <w:instrText xml:space="preserve"> PAGEREF _Toc241518442 \h </w:instrText>
+              <w:instrText xml:space="preserve"> PAGEREF _Toc241526109 \h </w:instrText>
             </w:r>
             <w:r>
               <w:rPr>
@@ -4523,7 +4523,7 @@
               <w:rPr>
                 <w:noProof/>
               </w:rPr>
-              <w:t>47</w:t>
+              <w:t>52</w:t>
             </w:r>
             <w:r>
               <w:rPr>
@@ -4548,7 +4548,7 @@
               <w14:ligatures w14:val="standardContextual"/>
             </w:rPr>
           </w:pPr>
-          <w:hyperlink w:anchor="_Toc241518443" w:history="1">
+          <w:hyperlink w:anchor="_Toc241526110" w:history="1">
             <w:r>
               <w:rPr>
                 <w:rStyle w:val="Hyperlink"/>
@@ -4572,7 +4572,7 @@
               <w:rPr>
                 <w:noProof/>
               </w:rPr>
-              <w:instrText xml:space="preserve"> PAGEREF _Toc241518443 \h </w:instrText>
+              <w:instrText xml:space="preserve"> PAGEREF _Toc241526110 \h </w:instrText>
             </w:r>
             <w:r>
               <w:rPr>
@@ -4589,7 +4589,7 @@
               <w:rPr>
                 <w:noProof/>
               </w:rPr>
-              <w:t>48</w:t>
+              <w:t>54</w:t>
             </w:r>
             <w:r>
               <w:rPr>
@@ -4614,7 +4614,7 @@
               <w14:ligatures w14:val="standardContextual"/>
             </w:rPr>
           </w:pPr>
-          <w:hyperlink w:anchor="_Toc241518444" w:history="1">
+          <w:hyperlink w:anchor="_Toc241526111" w:history="1">
             <w:r>
               <w:rPr>
                 <w:rStyle w:val="Hyperlink"/>
@@ -4638,7 +4638,7 @@
               <w:rPr>
                 <w:noProof/>
               </w:rPr>
-              <w:instrText xml:space="preserve"> PAGEREF _Toc241518444 \h </w:instrText>
+              <w:instrText xml:space="preserve"> PAGEREF _Toc241526111 \h </w:instrText>
             </w:r>
             <w:r>
               <w:rPr>
@@ -4655,7 +4655,7 @@
               <w:rPr>
                 <w:noProof/>
               </w:rPr>
-              <w:t>48</w:t>
+              <w:t>54</w:t>
             </w:r>
             <w:r>
               <w:rPr>
@@ -4680,7 +4680,7 @@
               <w14:ligatures w14:val="standardContextual"/>
             </w:rPr>
           </w:pPr>
-          <w:hyperlink w:anchor="_Toc241518445" w:history="1">
+          <w:hyperlink w:anchor="_Toc241526112" w:history="1">
             <w:r>
               <w:rPr>
                 <w:rStyle w:val="Hyperlink"/>
@@ -4704,7 +4704,7 @@
               <w:rPr>
                 <w:noProof/>
               </w:rPr>
-              <w:instrText xml:space="preserve"> PAGEREF _Toc241518445 \h </w:instrText>
+              <w:instrText xml:space="preserve"> PAGEREF _Toc241526112 \h </w:instrText>
             </w:r>
             <w:r>
               <w:rPr>
@@ -4721,7 +4721,7 @@
               <w:rPr>
                 <w:noProof/>
               </w:rPr>
-              <w:t>49</w:t>
+              <w:t>55</w:t>
             </w:r>
             <w:r>
               <w:rPr>
@@ -4746,7 +4746,7 @@
               <w14:ligatures w14:val="standardContextual"/>
             </w:rPr>
           </w:pPr>
-          <w:hyperlink w:anchor="_Toc241518446" w:history="1">
+          <w:hyperlink w:anchor="_Toc241526113" w:history="1">
             <w:r>
               <w:rPr>
                 <w:rStyle w:val="Hyperlink"/>
@@ -4770,7 +4770,7 @@
               <w:rPr>
                 <w:noProof/>
               </w:rPr>
-              <w:instrText xml:space="preserve"> PAGEREF _Toc241518446 \h </w:instrText>
+              <w:instrText xml:space="preserve"> PAGEREF _Toc241526113 \h </w:instrText>
             </w:r>
             <w:r>
               <w:rPr>
@@ -4787,7 +4787,7 @@
               <w:rPr>
                 <w:noProof/>
               </w:rPr>
-              <w:t>50</w:t>
+              <w:t>56</w:t>
             </w:r>
             <w:r>
               <w:rPr>
@@ -4812,7 +4812,7 @@
               <w14:ligatures w14:val="standardContextual"/>
             </w:rPr>
           </w:pPr>
-          <w:hyperlink w:anchor="_Toc241518447" w:history="1">
+          <w:hyperlink w:anchor="_Toc241526114" w:history="1">
             <w:r>
               <w:rPr>
                 <w:rStyle w:val="Hyperlink"/>
@@ -4836,7 +4836,7 @@
               <w:rPr>
                 <w:noProof/>
               </w:rPr>
-              <w:instrText xml:space="preserve"> PAGEREF _Toc241518447 \h </w:instrText>
+              <w:instrText xml:space="preserve"> PAGEREF _Toc241526114 \h </w:instrText>
             </w:r>
             <w:r>
               <w:rPr>
@@ -4853,7 +4853,7 @@
               <w:rPr>
                 <w:noProof/>
               </w:rPr>
-              <w:t>51</w:t>
+              <w:t>57</w:t>
             </w:r>
             <w:r>
               <w:rPr>
@@ -4878,7 +4878,7 @@
               <w14:ligatures w14:val="standardContextual"/>
             </w:rPr>
           </w:pPr>
-          <w:hyperlink w:anchor="_Toc241518448" w:history="1">
+          <w:hyperlink w:anchor="_Toc241526115" w:history="1">
             <w:r>
               <w:rPr>
                 <w:rStyle w:val="Hyperlink"/>
@@ -4902,7 +4902,7 @@
               <w:rPr>
                 <w:noProof/>
               </w:rPr>
-              <w:instrText xml:space="preserve"> PAGEREF _Toc241518448 \h </w:instrText>
+              <w:instrText xml:space="preserve"> PAGEREF _Toc241526115 \h </w:instrText>
             </w:r>
             <w:r>
               <w:rPr>
@@ -4919,7 +4919,7 @@
               <w:rPr>
                 <w:noProof/>
               </w:rPr>
-              <w:t>51</w:t>
+              <w:t>57</w:t>
             </w:r>
             <w:r>
               <w:rPr>
@@ -4944,7 +4944,7 @@
               <w14:ligatures w14:val="standardContextual"/>
             </w:rPr>
           </w:pPr>
-          <w:hyperlink w:anchor="_Toc241518449" w:history="1">
+          <w:hyperlink w:anchor="_Toc241526116" w:history="1">
             <w:r>
               <w:rPr>
                 <w:rStyle w:val="Hyperlink"/>
@@ -4968,7 +4968,7 @@
               <w:rPr>
                 <w:noProof/>
               </w:rPr>
-              <w:instrText xml:space="preserve"> PAGEREF _Toc241518449 \h </w:instrText>
+              <w:instrText xml:space="preserve"> PAGEREF _Toc241526116 \h </w:instrText>
             </w:r>
             <w:r>
               <w:rPr>
@@ -4985,7 +4985,7 @@
               <w:rPr>
                 <w:noProof/>
               </w:rPr>
-              <w:t>52</w:t>
+              <w:t>58</w:t>
             </w:r>
             <w:r>
               <w:rPr>
@@ -5010,7 +5010,7 @@
               <w14:ligatures w14:val="standardContextual"/>
             </w:rPr>
           </w:pPr>
-          <w:hyperlink w:anchor="_Toc241518450" w:history="1">
+          <w:hyperlink w:anchor="_Toc241526117" w:history="1">
             <w:r>
               <w:rPr>
                 <w:rStyle w:val="Hyperlink"/>
@@ -5034,7 +5034,7 @@
               <w:rPr>
                 <w:noProof/>
               </w:rPr>
-              <w:instrText xml:space="preserve"> PAGEREF _Toc241518450 \h </w:instrText>
+              <w:instrText xml:space="preserve"> PAGEREF _Toc241526117 \h </w:instrText>
             </w:r>
             <w:r>
               <w:rPr>
@@ -5051,7 +5051,7 @@
               <w:rPr>
                 <w:noProof/>
               </w:rPr>
-              <w:t>52</w:t>
+              <w:t>58</w:t>
             </w:r>
             <w:r>
               <w:rPr>
@@ -5076,7 +5076,7 @@
               <w14:ligatures w14:val="standardContextual"/>
             </w:rPr>
           </w:pPr>
-          <w:hyperlink w:anchor="_Toc241518451" w:history="1">
+          <w:hyperlink w:anchor="_Toc241526118" w:history="1">
             <w:r>
               <w:rPr>
                 <w:rStyle w:val="Hyperlink"/>
@@ -5100,7 +5100,7 @@
               <w:rPr>
                 <w:noProof/>
               </w:rPr>
-              <w:instrText xml:space="preserve"> PAGEREF _Toc241518451 \h </w:instrText>
+              <w:instrText xml:space="preserve"> PAGEREF _Toc241526118 \h </w:instrText>
             </w:r>
             <w:r>
               <w:rPr>
@@ -5117,7 +5117,7 @@
               <w:rPr>
                 <w:noProof/>
               </w:rPr>
-              <w:t>53</w:t>
+              <w:t>59</w:t>
             </w:r>
             <w:r>
               <w:rPr>
@@ -5142,7 +5142,7 @@
               <w14:ligatures w14:val="standardContextual"/>
             </w:rPr>
           </w:pPr>
-          <w:hyperlink w:anchor="_Toc241518452" w:history="1">
+          <w:hyperlink w:anchor="_Toc241526119" w:history="1">
             <w:r>
               <w:rPr>
                 <w:rStyle w:val="Hyperlink"/>
@@ -5166,7 +5166,7 @@
               <w:rPr>
                 <w:noProof/>
               </w:rPr>
-              <w:instrText xml:space="preserve"> PAGEREF _Toc241518452 \h </w:instrText>
+              <w:instrText xml:space="preserve"> PAGEREF _Toc241526119 \h </w:instrText>
             </w:r>
             <w:r>
               <w:rPr>
@@ -5183,7 +5183,7 @@
               <w:rPr>
                 <w:noProof/>
               </w:rPr>
-              <w:t>53</w:t>
+              <w:t>59</w:t>
             </w:r>
             <w:r>
               <w:rPr>
@@ -5208,7 +5208,7 @@
               <w14:ligatures w14:val="standardContextual"/>
             </w:rPr>
           </w:pPr>
-          <w:hyperlink w:anchor="_Toc241518453" w:history="1">
+          <w:hyperlink w:anchor="_Toc241526120" w:history="1">
             <w:r>
               <w:rPr>
                 <w:rStyle w:val="Hyperlink"/>
@@ -5232,7 +5232,7 @@
               <w:rPr>
                 <w:noProof/>
               </w:rPr>
-              <w:instrText xml:space="preserve"> PAGEREF _Toc241518453 \h </w:instrText>
+              <w:instrText xml:space="preserve"> PAGEREF _Toc241526120 \h </w:instrText>
             </w:r>
             <w:r>
               <w:rPr>
@@ -5249,7 +5249,7 @@
               <w:rPr>
                 <w:noProof/>
               </w:rPr>
-              <w:t>54</w:t>
+              <w:t>60</w:t>
             </w:r>
             <w:r>
               <w:rPr>
@@ -5274,7 +5274,7 @@
               <w14:ligatures w14:val="standardContextual"/>
             </w:rPr>
           </w:pPr>
-          <w:hyperlink w:anchor="_Toc241518454" w:history="1">
+          <w:hyperlink w:anchor="_Toc241526121" w:history="1">
             <w:r>
               <w:rPr>
                 <w:rStyle w:val="Hyperlink"/>
@@ -5298,7 +5298,7 @@
               <w:rPr>
                 <w:noProof/>
               </w:rPr>
-              <w:instrText xml:space="preserve"> PAGEREF _Toc241518454 \h </w:instrText>
+              <w:instrText xml:space="preserve"> PAGEREF _Toc241526121 \h </w:instrText>
             </w:r>
             <w:r>
               <w:rPr>
@@ -5315,7 +5315,7 @@
               <w:rPr>
                 <w:noProof/>
               </w:rPr>
-              <w:t>54</w:t>
+              <w:t>60</w:t>
             </w:r>
             <w:r>
               <w:rPr>
@@ -5340,7 +5340,7 @@
               <w14:ligatures w14:val="standardContextual"/>
             </w:rPr>
           </w:pPr>
-          <w:hyperlink w:anchor="_Toc241518455" w:history="1">
+          <w:hyperlink w:anchor="_Toc241526122" w:history="1">
             <w:r>
               <w:rPr>
                 <w:rStyle w:val="Hyperlink"/>
@@ -5364,7 +5364,7 @@
               <w:rPr>
                 <w:noProof/>
               </w:rPr>
-              <w:instrText xml:space="preserve"> PAGEREF _Toc241518455 \h </w:instrText>
+              <w:instrText xml:space="preserve"> PAGEREF _Toc241526122 \h </w:instrText>
             </w:r>
             <w:r>
               <w:rPr>
@@ -5381,7 +5381,7 @@
               <w:rPr>
                 <w:noProof/>
               </w:rPr>
-              <w:t>55</w:t>
+              <w:t>61</w:t>
             </w:r>
             <w:r>
               <w:rPr>
@@ -5406,7 +5406,7 @@
               <w14:ligatures w14:val="standardContextual"/>
             </w:rPr>
           </w:pPr>
-          <w:hyperlink w:anchor="_Toc241518456" w:history="1">
+          <w:hyperlink w:anchor="_Toc241526123" w:history="1">
             <w:r>
               <w:rPr>
                 <w:rStyle w:val="Hyperlink"/>
@@ -5430,7 +5430,7 @@
               <w:rPr>
                 <w:noProof/>
               </w:rPr>
-              <w:instrText xml:space="preserve"> PAGEREF _Toc241518456 \h </w:instrText>
+              <w:instrText xml:space="preserve"> PAGEREF _Toc241526123 \h </w:instrText>
             </w:r>
             <w:r>
               <w:rPr>
@@ -5447,7 +5447,7 @@
               <w:rPr>
                 <w:noProof/>
               </w:rPr>
-              <w:t>55</w:t>
+              <w:t>61</w:t>
             </w:r>
             <w:r>
               <w:rPr>
@@ -5472,7 +5472,7 @@
               <w14:ligatures w14:val="standardContextual"/>
             </w:rPr>
           </w:pPr>
-          <w:hyperlink w:anchor="_Toc241518457" w:history="1">
+          <w:hyperlink w:anchor="_Toc241526124" w:history="1">
             <w:r>
               <w:rPr>
                 <w:rStyle w:val="Hyperlink"/>
@@ -5496,7 +5496,7 @@
               <w:rPr>
                 <w:noProof/>
               </w:rPr>
-              <w:instrText xml:space="preserve"> PAGEREF _Toc241518457 \h </w:instrText>
+              <w:instrText xml:space="preserve"> PAGEREF _Toc241526124 \h </w:instrText>
             </w:r>
             <w:r>
               <w:rPr>
@@ -5513,7 +5513,7 @@
               <w:rPr>
                 <w:noProof/>
               </w:rPr>
-              <w:t>55</w:t>
+              <w:t>61</w:t>
             </w:r>
             <w:r>
               <w:rPr>
@@ -5538,7 +5538,7 @@
               <w14:ligatures w14:val="standardContextual"/>
             </w:rPr>
           </w:pPr>
-          <w:hyperlink w:anchor="_Toc241518458" w:history="1">
+          <w:hyperlink w:anchor="_Toc241526125" w:history="1">
             <w:r>
               <w:rPr>
                 <w:rStyle w:val="Hyperlink"/>
@@ -5562,7 +5562,7 @@
               <w:rPr>
                 <w:noProof/>
               </w:rPr>
-              <w:instrText xml:space="preserve"> PAGEREF _Toc241518458 \h </w:instrText>
+              <w:instrText xml:space="preserve"> PAGEREF _Toc241526125 \h </w:instrText>
             </w:r>
             <w:r>
               <w:rPr>
@@ -5579,7 +5579,7 @@
               <w:rPr>
                 <w:noProof/>
               </w:rPr>
-              <w:t>56</w:t>
+              <w:t>62</w:t>
             </w:r>
             <w:r>
               <w:rPr>
@@ -5604,7 +5604,7 @@
               <w14:ligatures w14:val="standardContextual"/>
             </w:rPr>
           </w:pPr>
-          <w:hyperlink w:anchor="_Toc241518459" w:history="1">
+          <w:hyperlink w:anchor="_Toc241526126" w:history="1">
             <w:r>
               <w:rPr>
                 <w:rStyle w:val="Hyperlink"/>
@@ -5628,7 +5628,7 @@
               <w:rPr>
                 <w:noProof/>
               </w:rPr>
-              <w:instrText xml:space="preserve"> PAGEREF _Toc241518459 \h </w:instrText>
+              <w:instrText xml:space="preserve"> PAGEREF _Toc241526126 \h </w:instrText>
             </w:r>
             <w:r>
               <w:rPr>
@@ -5645,7 +5645,7 @@
               <w:rPr>
                 <w:noProof/>
               </w:rPr>
-              <w:t>57</w:t>
+              <w:t>63</w:t>
             </w:r>
             <w:r>
               <w:rPr>
@@ -5670,7 +5670,7 @@
               <w14:ligatures w14:val="standardContextual"/>
             </w:rPr>
           </w:pPr>
-          <w:hyperlink w:anchor="_Toc241518460" w:history="1">
+          <w:hyperlink w:anchor="_Toc241526127" w:history="1">
             <w:r>
               <w:rPr>
                 <w:rStyle w:val="Hyperlink"/>
@@ -5694,7 +5694,7 @@
               <w:rPr>
                 <w:noProof/>
               </w:rPr>
-              <w:instrText xml:space="preserve"> PAGEREF _Toc241518460 \h </w:instrText>
+              <w:instrText xml:space="preserve"> PAGEREF _Toc241526127 \h </w:instrText>
             </w:r>
             <w:r>
               <w:rPr>
@@ -5711,7 +5711,7 @@
               <w:rPr>
                 <w:noProof/>
               </w:rPr>
-              <w:t>57</w:t>
+              <w:t>63</w:t>
             </w:r>
             <w:r>
               <w:rPr>
@@ -5736,7 +5736,7 @@
               <w14:ligatures w14:val="standardContextual"/>
             </w:rPr>
           </w:pPr>
-          <w:hyperlink w:anchor="_Toc241518461" w:history="1">
+          <w:hyperlink w:anchor="_Toc241526128" w:history="1">
             <w:r>
               <w:rPr>
                 <w:rStyle w:val="Hyperlink"/>
@@ -5760,7 +5760,7 @@
               <w:rPr>
                 <w:noProof/>
               </w:rPr>
-              <w:instrText xml:space="preserve"> PAGEREF _Toc241518461 \h </w:instrText>
+              <w:instrText xml:space="preserve"> PAGEREF _Toc241526128 \h </w:instrText>
             </w:r>
             <w:r>
               <w:rPr>
@@ -5777,7 +5777,7 @@
               <w:rPr>
                 <w:noProof/>
               </w:rPr>
-              <w:t>57</w:t>
+              <w:t>63</w:t>
             </w:r>
             <w:r>
               <w:rPr>
@@ -5802,7 +5802,7 @@
               <w14:ligatures w14:val="standardContextual"/>
             </w:rPr>
           </w:pPr>
-          <w:hyperlink w:anchor="_Toc241518462" w:history="1">
+          <w:hyperlink w:anchor="_Toc241526129" w:history="1">
             <w:r>
               <w:rPr>
                 <w:rStyle w:val="Hyperlink"/>
@@ -5826,7 +5826,7 @@
               <w:rPr>
                 <w:noProof/>
               </w:rPr>
-              <w:instrText xml:space="preserve"> PAGEREF _Toc241518462 \h </w:instrText>
+              <w:instrText xml:space="preserve"> PAGEREF _Toc241526129 \h </w:instrText>
             </w:r>
             <w:r>
               <w:rPr>
@@ -5843,7 +5843,7 @@
               <w:rPr>
                 <w:noProof/>
               </w:rPr>
-              <w:t>57</w:t>
+              <w:t>63</w:t>
             </w:r>
             <w:r>
               <w:rPr>
@@ -5868,7 +5868,7 @@
               <w14:ligatures w14:val="standardContextual"/>
             </w:rPr>
           </w:pPr>
-          <w:hyperlink w:anchor="_Toc241518463" w:history="1">
+          <w:hyperlink w:anchor="_Toc241526130" w:history="1">
             <w:r>
               <w:rPr>
                 <w:rStyle w:val="Hyperlink"/>
@@ -5892,7 +5892,7 @@
               <w:rPr>
                 <w:noProof/>
               </w:rPr>
-              <w:instrText xml:space="preserve"> PAGEREF _Toc241518463 \h </w:instrText>
+              <w:instrText xml:space="preserve"> PAGEREF _Toc241526130 \h </w:instrText>
             </w:r>
             <w:r>
               <w:rPr>
@@ -5909,7 +5909,7 @@
               <w:rPr>
                 <w:noProof/>
               </w:rPr>
-              <w:t>58</w:t>
+              <w:t>64</w:t>
             </w:r>
             <w:r>
               <w:rPr>
@@ -5934,7 +5934,7 @@
               <w14:ligatures w14:val="standardContextual"/>
             </w:rPr>
           </w:pPr>
-          <w:hyperlink w:anchor="_Toc241518464" w:history="1">
+          <w:hyperlink w:anchor="_Toc241526131" w:history="1">
             <w:r>
               <w:rPr>
                 <w:rStyle w:val="Hyperlink"/>
@@ -5958,7 +5958,7 @@
               <w:rPr>
                 <w:noProof/>
               </w:rPr>
-              <w:instrText xml:space="preserve"> PAGEREF _Toc241518464 \h </w:instrText>
+              <w:instrText xml:space="preserve"> PAGEREF _Toc241526131 \h </w:instrText>
             </w:r>
             <w:r>
               <w:rPr>
@@ -5975,7 +5975,7 @@
               <w:rPr>
                 <w:noProof/>
               </w:rPr>
-              <w:t>58</w:t>
+              <w:t>64</w:t>
             </w:r>
             <w:r>
               <w:rPr>
@@ -6000,7 +6000,7 @@
               <w14:ligatures w14:val="standardContextual"/>
             </w:rPr>
           </w:pPr>
-          <w:hyperlink w:anchor="_Toc241518465" w:history="1">
+          <w:hyperlink w:anchor="_Toc241526132" w:history="1">
             <w:r>
               <w:rPr>
                 <w:rStyle w:val="Hyperlink"/>
@@ -6024,7 +6024,7 @@
               <w:rPr>
                 <w:noProof/>
               </w:rPr>
-              <w:instrText xml:space="preserve"> PAGEREF _Toc241518465 \h </w:instrText>
+              <w:instrText xml:space="preserve"> PAGEREF _Toc241526132 \h </w:instrText>
             </w:r>
             <w:r>
               <w:rPr>
@@ -6041,7 +6041,7 @@
               <w:rPr>
                 <w:noProof/>
               </w:rPr>
-              <w:t>59</w:t>
+              <w:t>65</w:t>
             </w:r>
             <w:r>
               <w:rPr>
@@ -6066,7 +6066,7 @@
               <w14:ligatures w14:val="standardContextual"/>
             </w:rPr>
           </w:pPr>
-          <w:hyperlink w:anchor="_Toc241518466" w:history="1">
+          <w:hyperlink w:anchor="_Toc241526133" w:history="1">
             <w:r>
               <w:rPr>
                 <w:rStyle w:val="Hyperlink"/>
@@ -6090,7 +6090,7 @@
               <w:rPr>
                 <w:noProof/>
               </w:rPr>
-              <w:instrText xml:space="preserve"> PAGEREF _Toc241518466 \h </w:instrText>
+              <w:instrText xml:space="preserve"> PAGEREF _Toc241526133 \h </w:instrText>
             </w:r>
             <w:r>
               <w:rPr>
@@ -6107,7 +6107,7 @@
               <w:rPr>
                 <w:noProof/>
               </w:rPr>
-              <w:t>59</w:t>
+              <w:t>65</w:t>
             </w:r>
             <w:r>
               <w:rPr>
@@ -6132,7 +6132,7 @@
               <w14:ligatures w14:val="standardContextual"/>
             </w:rPr>
           </w:pPr>
-          <w:hyperlink w:anchor="_Toc241518467" w:history="1">
+          <w:hyperlink w:anchor="_Toc241526134" w:history="1">
             <w:r>
               <w:rPr>
                 <w:rStyle w:val="Hyperlink"/>
@@ -6156,7 +6156,7 @@
               <w:rPr>
                 <w:noProof/>
               </w:rPr>
-              <w:instrText xml:space="preserve"> PAGEREF _Toc241518467 \h </w:instrText>
+              <w:instrText xml:space="preserve"> PAGEREF _Toc241526134 \h </w:instrText>
             </w:r>
             <w:r>
               <w:rPr>
@@ -6173,7 +6173,7 @@
               <w:rPr>
                 <w:noProof/>
               </w:rPr>
-              <w:t>59</w:t>
+              <w:t>65</w:t>
             </w:r>
             <w:r>
               <w:rPr>
@@ -6198,7 +6198,7 @@
               <w14:ligatures w14:val="standardContextual"/>
             </w:rPr>
           </w:pPr>
-          <w:hyperlink w:anchor="_Toc241518468" w:history="1">
+          <w:hyperlink w:anchor="_Toc241526135" w:history="1">
             <w:r>
               <w:rPr>
                 <w:rStyle w:val="Hyperlink"/>
@@ -6222,7 +6222,7 @@
               <w:rPr>
                 <w:noProof/>
               </w:rPr>
-              <w:instrText xml:space="preserve"> PAGEREF _Toc241518468 \h </w:instrText>
+              <w:instrText xml:space="preserve"> PAGEREF _Toc241526135 \h </w:instrText>
             </w:r>
             <w:r>
               <w:rPr>
@@ -6239,7 +6239,7 @@
               <w:rPr>
                 <w:noProof/>
               </w:rPr>
-              <w:t>60</w:t>
+              <w:t>66</w:t>
             </w:r>
             <w:r>
               <w:rPr>
@@ -6264,7 +6264,7 @@
               <w14:ligatures w14:val="standardContextual"/>
             </w:rPr>
           </w:pPr>
-          <w:hyperlink w:anchor="_Toc241518469" w:history="1">
+          <w:hyperlink w:anchor="_Toc241526136" w:history="1">
             <w:r>
               <w:rPr>
                 <w:rStyle w:val="Hyperlink"/>
@@ -6288,7 +6288,7 @@
               <w:rPr>
                 <w:noProof/>
               </w:rPr>
-              <w:instrText xml:space="preserve"> PAGEREF _Toc241518469 \h </w:instrText>
+              <w:instrText xml:space="preserve"> PAGEREF _Toc241526136 \h </w:instrText>
             </w:r>
             <w:r>
               <w:rPr>
@@ -6305,7 +6305,7 @@
               <w:rPr>
                 <w:noProof/>
               </w:rPr>
-              <w:t>61</w:t>
+              <w:t>67</w:t>
             </w:r>
             <w:r>
               <w:rPr>
@@ -6330,7 +6330,7 @@
               <w14:ligatures w14:val="standardContextual"/>
             </w:rPr>
           </w:pPr>
-          <w:hyperlink w:anchor="_Toc241518470" w:history="1">
+          <w:hyperlink w:anchor="_Toc241526137" w:history="1">
             <w:r>
               <w:rPr>
                 <w:rStyle w:val="Hyperlink"/>
@@ -6354,7 +6354,7 @@
               <w:rPr>
                 <w:noProof/>
               </w:rPr>
-              <w:instrText xml:space="preserve"> PAGEREF _Toc241518470 \h </w:instrText>
+              <w:instrText xml:space="preserve"> PAGEREF _Toc241526137 \h </w:instrText>
             </w:r>
             <w:r>
               <w:rPr>
@@ -6371,7 +6371,7 @@
               <w:rPr>
                 <w:noProof/>
               </w:rPr>
-              <w:t>61</w:t>
+              <w:t>67</w:t>
             </w:r>
             <w:r>
               <w:rPr>
@@ -6396,7 +6396,7 @@
               <w14:ligatures w14:val="standardContextual"/>
             </w:rPr>
           </w:pPr>
-          <w:hyperlink w:anchor="_Toc241518471" w:history="1">
+          <w:hyperlink w:anchor="_Toc241526138" w:history="1">
             <w:r>
               <w:rPr>
                 <w:rStyle w:val="Hyperlink"/>
@@ -6420,7 +6420,7 @@
               <w:rPr>
                 <w:noProof/>
               </w:rPr>
-              <w:instrText xml:space="preserve"> PAGEREF _Toc241518471 \h </w:instrText>
+              <w:instrText xml:space="preserve"> PAGEREF _Toc241526138 \h </w:instrText>
             </w:r>
             <w:r>
               <w:rPr>
@@ -6437,7 +6437,7 @@
               <w:rPr>
                 <w:noProof/>
               </w:rPr>
-              <w:t>62</w:t>
+              <w:t>68</w:t>
             </w:r>
             <w:r>
               <w:rPr>
@@ -6462,7 +6462,7 @@
               <w14:ligatures w14:val="standardContextual"/>
             </w:rPr>
           </w:pPr>
-          <w:hyperlink w:anchor="_Toc241518472" w:history="1">
+          <w:hyperlink w:anchor="_Toc241526139" w:history="1">
             <w:r>
               <w:rPr>
                 <w:rStyle w:val="Hyperlink"/>
@@ -6486,7 +6486,7 @@
               <w:rPr>
                 <w:noProof/>
               </w:rPr>
-              <w:instrText xml:space="preserve"> PAGEREF _Toc241518472 \h </w:instrText>
+              <w:instrText xml:space="preserve"> PAGEREF _Toc241526139 \h </w:instrText>
             </w:r>
             <w:r>
               <w:rPr>
@@ -6503,7 +6503,7 @@
               <w:rPr>
                 <w:noProof/>
               </w:rPr>
-              <w:t>62</w:t>
+              <w:t>68</w:t>
             </w:r>
             <w:r>
               <w:rPr>
@@ -6528,7 +6528,7 @@
               <w14:ligatures w14:val="standardContextual"/>
             </w:rPr>
           </w:pPr>
-          <w:hyperlink w:anchor="_Toc241518473" w:history="1">
+          <w:hyperlink w:anchor="_Toc241526140" w:history="1">
             <w:r>
               <w:rPr>
                 <w:rStyle w:val="Hyperlink"/>
@@ -6552,7 +6552,7 @@
               <w:rPr>
                 <w:noProof/>
               </w:rPr>
-              <w:instrText xml:space="preserve"> PAGEREF _Toc241518473 \h </w:instrText>
+              <w:instrText xml:space="preserve"> PAGEREF _Toc241526140 \h </w:instrText>
             </w:r>
             <w:r>
               <w:rPr>
@@ -6569,7 +6569,7 @@
               <w:rPr>
                 <w:noProof/>
               </w:rPr>
-              <w:t>62</w:t>
+              <w:t>68</w:t>
             </w:r>
             <w:r>
               <w:rPr>
@@ -6594,7 +6594,7 @@
               <w14:ligatures w14:val="standardContextual"/>
             </w:rPr>
           </w:pPr>
-          <w:hyperlink w:anchor="_Toc241518474" w:history="1">
+          <w:hyperlink w:anchor="_Toc241526141" w:history="1">
             <w:r>
               <w:rPr>
                 <w:rStyle w:val="Hyperlink"/>
@@ -6618,7 +6618,7 @@
               <w:rPr>
                 <w:noProof/>
               </w:rPr>
-              <w:instrText xml:space="preserve"> PAGEREF _Toc241518474 \h </w:instrText>
+              <w:instrText xml:space="preserve"> PAGEREF _Toc241526141 \h </w:instrText>
             </w:r>
             <w:r>
               <w:rPr>
@@ -6635,7 +6635,7 @@
               <w:rPr>
                 <w:noProof/>
               </w:rPr>
-              <w:t>62</w:t>
+              <w:t>68</w:t>
             </w:r>
             <w:r>
               <w:rPr>
@@ -6660,7 +6660,7 @@
               <w14:ligatures w14:val="standardContextual"/>
             </w:rPr>
           </w:pPr>
-          <w:hyperlink w:anchor="_Toc241518475" w:history="1">
+          <w:hyperlink w:anchor="_Toc241526142" w:history="1">
             <w:r>
               <w:rPr>
                 <w:rStyle w:val="Hyperlink"/>
@@ -6684,7 +6684,7 @@
               <w:rPr>
                 <w:noProof/>
               </w:rPr>
-              <w:instrText xml:space="preserve"> PAGEREF _Toc241518475 \h </w:instrText>
+              <w:instrText xml:space="preserve"> PAGEREF _Toc241526142 \h </w:instrText>
             </w:r>
             <w:r>
               <w:rPr>
@@ -6701,7 +6701,7 @@
               <w:rPr>
                 <w:noProof/>
               </w:rPr>
-              <w:t>62</w:t>
+              <w:t>68</w:t>
             </w:r>
             <w:r>
               <w:rPr>
@@ -6726,7 +6726,7 @@
               <w14:ligatures w14:val="standardContextual"/>
             </w:rPr>
           </w:pPr>
-          <w:hyperlink w:anchor="_Toc241518476" w:history="1">
+          <w:hyperlink w:anchor="_Toc241526143" w:history="1">
             <w:r>
               <w:rPr>
                 <w:rStyle w:val="Hyperlink"/>
@@ -6750,7 +6750,7 @@
               <w:rPr>
                 <w:noProof/>
               </w:rPr>
-              <w:instrText xml:space="preserve"> PAGEREF _Toc241518476 \h </w:instrText>
+              <w:instrText xml:space="preserve"> PAGEREF _Toc241526143 \h </w:instrText>
             </w:r>
             <w:r>
               <w:rPr>
@@ -6767,7 +6767,7 @@
               <w:rPr>
                 <w:noProof/>
               </w:rPr>
-              <w:t>63</w:t>
+              <w:t>69</w:t>
             </w:r>
             <w:r>
               <w:rPr>
@@ -6792,7 +6792,7 @@
               <w14:ligatures w14:val="standardContextual"/>
             </w:rPr>
           </w:pPr>
-          <w:hyperlink w:anchor="_Toc241518477" w:history="1">
+          <w:hyperlink w:anchor="_Toc241526144" w:history="1">
             <w:r>
               <w:rPr>
                 <w:rStyle w:val="Hyperlink"/>
@@ -6816,7 +6816,7 @@
               <w:rPr>
                 <w:noProof/>
               </w:rPr>
-              <w:instrText xml:space="preserve"> PAGEREF _Toc241518477 \h </w:instrText>
+              <w:instrText xml:space="preserve"> PAGEREF _Toc241526144 \h </w:instrText>
             </w:r>
             <w:r>
               <w:rPr>
@@ -6833,7 +6833,7 @@
               <w:rPr>
                 <w:noProof/>
               </w:rPr>
-              <w:t>63</w:t>
+              <w:t>69</w:t>
             </w:r>
             <w:r>
               <w:rPr>
@@ -6858,7 +6858,7 @@
               <w14:ligatures w14:val="standardContextual"/>
             </w:rPr>
           </w:pPr>
-          <w:hyperlink w:anchor="_Toc241518478" w:history="1">
+          <w:hyperlink w:anchor="_Toc241526145" w:history="1">
             <w:r>
               <w:rPr>
                 <w:rStyle w:val="Hyperlink"/>
@@ -6882,7 +6882,7 @@
               <w:rPr>
                 <w:noProof/>
               </w:rPr>
-              <w:instrText xml:space="preserve"> PAGEREF _Toc241518478 \h </w:instrText>
+              <w:instrText xml:space="preserve"> PAGEREF _Toc241526145 \h </w:instrText>
             </w:r>
             <w:r>
               <w:rPr>
@@ -6899,7 +6899,7 @@
               <w:rPr>
                 <w:noProof/>
               </w:rPr>
-              <w:t>63</w:t>
+              <w:t>69</w:t>
             </w:r>
             <w:r>
               <w:rPr>
@@ -6924,7 +6924,7 @@
               <w14:ligatures w14:val="standardContextual"/>
             </w:rPr>
           </w:pPr>
-          <w:hyperlink w:anchor="_Toc241518479" w:history="1">
+          <w:hyperlink w:anchor="_Toc241526146" w:history="1">
             <w:r>
               <w:rPr>
                 <w:rStyle w:val="Hyperlink"/>
@@ -6948,7 +6948,7 @@
               <w:rPr>
                 <w:noProof/>
               </w:rPr>
-              <w:instrText xml:space="preserve"> PAGEREF _Toc241518479 \h </w:instrText>
+              <w:instrText xml:space="preserve"> PAGEREF _Toc241526146 \h </w:instrText>
             </w:r>
             <w:r>
               <w:rPr>
@@ -6965,7 +6965,7 @@
               <w:rPr>
                 <w:noProof/>
               </w:rPr>
-              <w:t>64</w:t>
+              <w:t>70</w:t>
             </w:r>
             <w:r>
               <w:rPr>
@@ -6990,7 +6990,7 @@
               <w14:ligatures w14:val="standardContextual"/>
             </w:rPr>
           </w:pPr>
-          <w:hyperlink w:anchor="_Toc241518480" w:history="1">
+          <w:hyperlink w:anchor="_Toc241526147" w:history="1">
             <w:r>
               <w:rPr>
                 <w:rStyle w:val="Hyperlink"/>
@@ -7014,7 +7014,7 @@
               <w:rPr>
                 <w:noProof/>
               </w:rPr>
-              <w:instrText xml:space="preserve"> PAGEREF _Toc241518480 \h </w:instrText>
+              <w:instrText xml:space="preserve"> PAGEREF _Toc241526147 \h </w:instrText>
             </w:r>
             <w:r>
               <w:rPr>
@@ -7031,7 +7031,7 @@
               <w:rPr>
                 <w:noProof/>
               </w:rPr>
-              <w:t>64</w:t>
+              <w:t>70</w:t>
             </w:r>
             <w:r>
               <w:rPr>
@@ -7056,7 +7056,7 @@
               <w14:ligatures w14:val="standardContextual"/>
             </w:rPr>
           </w:pPr>
-          <w:hyperlink w:anchor="_Toc241518481" w:history="1">
+          <w:hyperlink w:anchor="_Toc241526148" w:history="1">
             <w:r>
               <w:rPr>
                 <w:rStyle w:val="Hyperlink"/>
@@ -7080,7 +7080,7 @@
               <w:rPr>
                 <w:noProof/>
               </w:rPr>
-              <w:instrText xml:space="preserve"> PAGEREF _Toc241518481 \h </w:instrText>
+              <w:instrText xml:space="preserve"> PAGEREF _Toc241526148 \h </w:instrText>
             </w:r>
             <w:r>
               <w:rPr>
@@ -7097,7 +7097,7 @@
               <w:rPr>
                 <w:noProof/>
               </w:rPr>
-              <w:t>66</w:t>
+              <w:t>72</w:t>
             </w:r>
             <w:r>
               <w:rPr>
@@ -7122,7 +7122,7 @@
               <w14:ligatures w14:val="standardContextual"/>
             </w:rPr>
           </w:pPr>
-          <w:hyperlink w:anchor="_Toc241518482" w:history="1">
+          <w:hyperlink w:anchor="_Toc241526149" w:history="1">
             <w:r>
               <w:rPr>
                 <w:rStyle w:val="Hyperlink"/>
@@ -7146,7 +7146,7 @@
               <w:rPr>
                 <w:noProof/>
               </w:rPr>
-              <w:instrText xml:space="preserve"> PAGEREF _Toc241518482 \h </w:instrText>
+              <w:instrText xml:space="preserve"> PAGEREF _Toc241526149 \h </w:instrText>
             </w:r>
             <w:r>
               <w:rPr>
@@ -7163,7 +7163,7 @@
               <w:rPr>
                 <w:noProof/>
               </w:rPr>
-              <w:t>66</w:t>
+              <w:t>72</w:t>
             </w:r>
             <w:r>
               <w:rPr>
@@ -7188,7 +7188,7 @@
               <w14:ligatures w14:val="standardContextual"/>
             </w:rPr>
           </w:pPr>
-          <w:hyperlink w:anchor="_Toc241518483" w:history="1">
+          <w:hyperlink w:anchor="_Toc241526150" w:history="1">
             <w:r>
               <w:rPr>
                 <w:rStyle w:val="Hyperlink"/>
@@ -7212,7 +7212,7 @@
               <w:rPr>
                 <w:noProof/>
               </w:rPr>
-              <w:instrText xml:space="preserve"> PAGEREF _Toc241518483 \h </w:instrText>
+              <w:instrText xml:space="preserve"> PAGEREF _Toc241526150 \h </w:instrText>
             </w:r>
             <w:r>
               <w:rPr>
@@ -7229,7 +7229,7 @@
               <w:rPr>
                 <w:noProof/>
               </w:rPr>
-              <w:t>70</w:t>
+              <w:t>76</w:t>
             </w:r>
             <w:r>
               <w:rPr>
@@ -7254,7 +7254,7 @@
               <w14:ligatures w14:val="standardContextual"/>
             </w:rPr>
           </w:pPr>
-          <w:hyperlink w:anchor="_Toc241518484" w:history="1">
+          <w:hyperlink w:anchor="_Toc241526151" w:history="1">
             <w:r>
               <w:rPr>
                 <w:rStyle w:val="Hyperlink"/>
@@ -7278,7 +7278,7 @@
               <w:rPr>
                 <w:noProof/>
               </w:rPr>
-              <w:instrText xml:space="preserve"> PAGEREF _Toc241518484 \h </w:instrText>
+              <w:instrText xml:space="preserve"> PAGEREF _Toc241526151 \h </w:instrText>
             </w:r>
             <w:r>
               <w:rPr>
@@ -7295,7 +7295,7 @@
               <w:rPr>
                 <w:noProof/>
               </w:rPr>
-              <w:t>74</w:t>
+              <w:t>80</w:t>
             </w:r>
             <w:r>
               <w:rPr>
@@ -7320,7 +7320,7 @@
               <w14:ligatures w14:val="standardContextual"/>
             </w:rPr>
           </w:pPr>
-          <w:hyperlink w:anchor="_Toc241518485" w:history="1">
+          <w:hyperlink w:anchor="_Toc241526152" w:history="1">
             <w:r>
               <w:rPr>
                 <w:rStyle w:val="Hyperlink"/>
@@ -7344,7 +7344,7 @@
               <w:rPr>
                 <w:noProof/>
               </w:rPr>
-              <w:instrText xml:space="preserve"> PAGEREF _Toc241518485 \h </w:instrText>
+              <w:instrText xml:space="preserve"> PAGEREF _Toc241526152 \h </w:instrText>
             </w:r>
             <w:r>
               <w:rPr>
@@ -7361,7 +7361,7 @@
               <w:rPr>
                 <w:noProof/>
               </w:rPr>
-              <w:t>74</w:t>
+              <w:t>80</w:t>
             </w:r>
             <w:r>
               <w:rPr>
@@ -7386,7 +7386,7 @@
               <w14:ligatures w14:val="standardContextual"/>
             </w:rPr>
           </w:pPr>
-          <w:hyperlink w:anchor="_Toc241518486" w:history="1">
+          <w:hyperlink w:anchor="_Toc241526153" w:history="1">
             <w:r>
               <w:rPr>
                 <w:rStyle w:val="Hyperlink"/>
@@ -7410,7 +7410,7 @@
               <w:rPr>
                 <w:noProof/>
               </w:rPr>
-              <w:instrText xml:space="preserve"> PAGEREF _Toc241518486 \h </w:instrText>
+              <w:instrText xml:space="preserve"> PAGEREF _Toc241526153 \h </w:instrText>
             </w:r>
             <w:r>
               <w:rPr>
@@ -7427,7 +7427,7 @@
               <w:rPr>
                 <w:noProof/>
               </w:rPr>
-              <w:t>77</w:t>
+              <w:t>83</w:t>
             </w:r>
             <w:r>
               <w:rPr>
@@ -7452,7 +7452,7 @@
               <w14:ligatures w14:val="standardContextual"/>
             </w:rPr>
           </w:pPr>
-          <w:hyperlink w:anchor="_Toc241518487" w:history="1">
+          <w:hyperlink w:anchor="_Toc241526154" w:history="1">
             <w:r>
               <w:rPr>
                 <w:rStyle w:val="Hyperlink"/>
@@ -7476,7 +7476,7 @@
               <w:rPr>
                 <w:noProof/>
               </w:rPr>
-              <w:instrText xml:space="preserve"> PAGEREF _Toc241518487 \h </w:instrText>
+              <w:instrText xml:space="preserve"> PAGEREF _Toc241526154 \h </w:instrText>
             </w:r>
             <w:r>
               <w:rPr>
@@ -7493,7 +7493,7 @@
               <w:rPr>
                 <w:noProof/>
               </w:rPr>
-              <w:t>80</w:t>
+              <w:t>86</w:t>
             </w:r>
             <w:r>
               <w:rPr>
@@ -7518,7 +7518,7 @@
               <w14:ligatures w14:val="standardContextual"/>
             </w:rPr>
           </w:pPr>
-          <w:hyperlink w:anchor="_Toc241518488" w:history="1">
+          <w:hyperlink w:anchor="_Toc241526155" w:history="1">
             <w:r>
               <w:rPr>
                 <w:rStyle w:val="Hyperlink"/>
@@ -7542,7 +7542,7 @@
               <w:rPr>
                 <w:noProof/>
               </w:rPr>
-              <w:instrText xml:space="preserve"> PAGEREF _Toc241518488 \h </w:instrText>
+              <w:instrText xml:space="preserve"> PAGEREF _Toc241526155 \h </w:instrText>
             </w:r>
             <w:r>
               <w:rPr>
@@ -7559,7 +7559,7 @@
               <w:rPr>
                 <w:noProof/>
               </w:rPr>
-              <w:t>81</w:t>
+              <w:t>87</w:t>
             </w:r>
             <w:r>
               <w:rPr>
@@ -7595,7 +7595,7 @@
         <w:pStyle w:val="Kop1"/>
         <w:pageBreakBefore/>
       </w:pPr>
-      <w:bookmarkStart w:id="1" w:name="_Toc241518378"/>
+      <w:bookmarkStart w:id="1" w:name="_Toc241526045"/>
       <w:r>
         <w:lastRenderedPageBreak/>
         <w:t>How to Use This Manual</w:t>
@@ -7725,7 +7725,7 @@
         <w:pStyle w:val="Kop1"/>
         <w:pageBreakBefore/>
       </w:pPr>
-      <w:bookmarkStart w:id="2" w:name="_Toc241518379"/>
+      <w:bookmarkStart w:id="2" w:name="_Toc241526046"/>
       <w:r>
         <w:lastRenderedPageBreak/>
         <w:t>Intended Use and Your Data</w:t>
@@ -7786,7 +7786,7 @@
       <w:pPr>
         <w:pStyle w:val="Kop2"/>
       </w:pPr>
-      <w:bookmarkStart w:id="3" w:name="_Toc241518380"/>
+      <w:bookmarkStart w:id="3" w:name="_Toc241526047"/>
       <w:r>
         <w:t>What the App Does Not Do</w:t>
       </w:r>
@@ -8327,7 +8327,7 @@
         <w:pStyle w:val="Kop1"/>
         <w:pageBreakBefore/>
       </w:pPr>
-      <w:bookmarkStart w:id="4" w:name="_Toc241518381"/>
+      <w:bookmarkStart w:id="4" w:name="_Toc241526048"/>
       <w:r>
         <w:lastRenderedPageBreak/>
         <w:t>Getting Started</w:t>
@@ -8338,7 +8338,7 @@
       <w:pPr>
         <w:pStyle w:val="Kop2"/>
       </w:pPr>
-      <w:bookmarkStart w:id="5" w:name="_Toc241518382"/>
+      <w:bookmarkStart w:id="5" w:name="_Toc241526049"/>
       <w:r>
         <w:t>Opening the Public App</w:t>
       </w:r>
@@ -8356,7 +8356,7 @@
       <w:pPr>
         <w:pStyle w:val="Kop2"/>
       </w:pPr>
-      <w:bookmarkStart w:id="6" w:name="_Toc241518383"/>
+      <w:bookmarkStart w:id="6" w:name="_Toc241526050"/>
       <w:r>
         <w:t>Installing the App on Your Own Computer</w:t>
       </w:r>
@@ -8436,7 +8436,7 @@
       <w:pPr>
         <w:pStyle w:val="Kop2"/>
       </w:pPr>
-      <w:bookmarkStart w:id="7" w:name="_Toc241518384"/>
+      <w:bookmarkStart w:id="7" w:name="_Toc241526051"/>
       <w:r>
         <w:t>The Hub Screen</w:t>
       </w:r>
@@ -9061,9 +9061,76 @@
     </w:p>
     <w:p>
       <w:pPr>
+        <w:keepNext/>
+        <w:spacing w:after="120" w:line="276" w:lineRule="auto"/>
+        <w:jc w:val="center"/>
+      </w:pPr>
+      <w:r>
+        <w:rPr>
+          <w:noProof/>
+        </w:rPr>
+        <w:drawing>
+          <wp:inline distT="0" distB="0" distL="0" distR="0" wp14:anchorId="4136886A" wp14:editId="641C222C">
+            <wp:extent cx="5669280" cy="3644537"/>
+            <wp:effectExtent l="0" t="0" r="0" b="0"/>
+            <wp:docPr id="1" name="Picture 1"/>
+            <wp:cNvGraphicFramePr>
+              <a:graphicFrameLocks xmlns:a="http://schemas.openxmlformats.org/drawingml/2006/main" noChangeAspect="1"/>
+            </wp:cNvGraphicFramePr>
+            <a:graphic xmlns:a="http://schemas.openxmlformats.org/drawingml/2006/main">
+              <a:graphicData uri="http://schemas.openxmlformats.org/drawingml/2006/picture">
+                <pic:pic xmlns:pic="http://schemas.openxmlformats.org/drawingml/2006/picture">
+                  <pic:nvPicPr>
+                    <pic:cNvPr id="0" name="hub.png"/>
+                    <pic:cNvPicPr/>
+                  </pic:nvPicPr>
+                  <pic:blipFill>
+                    <a:blip r:embed="rId7"/>
+                    <a:stretch>
+                      <a:fillRect/>
+                    </a:stretch>
+                  </pic:blipFill>
+                  <pic:spPr>
+                    <a:xfrm>
+                      <a:off x="0" y="0"/>
+                      <a:ext cx="5669280" cy="3644537"/>
+                    </a:xfrm>
+                    <a:prstGeom prst="rect">
+                      <a:avLst/>
+                    </a:prstGeom>
+                  </pic:spPr>
+                </pic:pic>
+              </a:graphicData>
+            </a:graphic>
+          </wp:inline>
+        </w:drawing>
+      </w:r>
+    </w:p>
+    <w:p>
+      <w:pPr>
+        <w:spacing w:after="120" w:line="276" w:lineRule="auto"/>
+        <w:jc w:val="center"/>
+      </w:pPr>
+      <w:r>
+        <w:rPr>
+          <w:b/>
+          <w:sz w:val="18"/>
+        </w:rPr>
+        <w:t xml:space="preserve">Figure 1. </w:t>
+      </w:r>
+      <w:r>
+        <w:rPr>
+          <w:i/>
+          <w:sz w:val="18"/>
+        </w:rPr>
+        <w:t>The hub, with the six paths numbered in the order of a typical study.</w:t>
+      </w:r>
+    </w:p>
+    <w:p>
+      <w:pPr>
         <w:pStyle w:val="Kop2"/>
       </w:pPr>
-      <w:bookmarkStart w:id="8" w:name="_Toc241518385"/>
+      <w:bookmarkStart w:id="8" w:name="_Toc241526052"/>
       <w:r>
         <w:t>Getting Help Inside the App</w:t>
       </w:r>
@@ -9081,7 +9148,7 @@
       <w:pPr>
         <w:pStyle w:val="Kop2"/>
       </w:pPr>
-      <w:bookmarkStart w:id="9" w:name="_Toc241518386"/>
+      <w:bookmarkStart w:id="9" w:name="_Toc241526053"/>
       <w:r>
         <w:t>Saving Your Work</w:t>
       </w:r>
@@ -9092,6 +9159,7 @@
         <w:spacing w:after="120" w:line="276" w:lineRule="auto"/>
       </w:pPr>
       <w:r>
+        <w:lastRenderedPageBreak/>
         <w:t>The app keeps nothing between sessions. Before you close the browser tab, or leave the public app idle, download what you need: the results as Excel or CSV, the figure, or the Complete Analysis Record, which holds the data, the settings and a script that reproduces the analysis. After a disconnect, upload the file again and click Process Data. On a controlled installation, your records and the audit trail are kept on the server; the uploaded file and the results are not.</w:t>
       </w:r>
     </w:p>
@@ -9100,7 +9168,7 @@
         <w:pStyle w:val="Kop1"/>
         <w:pageBreakBefore/>
       </w:pPr>
-      <w:bookmarkStart w:id="10" w:name="_Toc241518387"/>
+      <w:bookmarkStart w:id="10" w:name="_Toc241526054"/>
       <w:r>
         <w:lastRenderedPageBreak/>
         <w:t>Tutorials</w:t>
@@ -9127,7 +9195,7 @@
       <w:pPr>
         <w:pStyle w:val="Kop2"/>
       </w:pPr>
-      <w:bookmarkStart w:id="11" w:name="_Toc241518388"/>
+      <w:bookmarkStart w:id="11" w:name="_Toc241526055"/>
       <w:r>
         <w:t>Tutorial 1: A First Analysis Without a File</w:t>
       </w:r>
@@ -9266,7 +9334,7 @@
       <w:pPr>
         <w:pStyle w:val="Kop2"/>
       </w:pPr>
-      <w:bookmarkStart w:id="12" w:name="_Toc241518389"/>
+      <w:bookmarkStart w:id="12" w:name="_Toc241526056"/>
       <w:r>
         <w:t>Tutorial 2: Uploading Data with BLQ Results</w:t>
       </w:r>
@@ -9512,7 +9580,7 @@
       <w:pPr>
         <w:pStyle w:val="Kop2"/>
       </w:pPr>
-      <w:bookmarkStart w:id="13" w:name="_Toc241518390"/>
+      <w:bookmarkStart w:id="13" w:name="_Toc241526057"/>
       <w:r>
         <w:t>Tutorial 3: All Subjects at Once (Theophylline)</w:t>
       </w:r>
@@ -9698,7 +9766,7 @@
       <w:pPr>
         <w:pStyle w:val="Kop2"/>
       </w:pPr>
-      <w:bookmarkStart w:id="14" w:name="_Toc241518391"/>
+      <w:bookmarkStart w:id="14" w:name="_Toc241526058"/>
       <w:r>
         <w:t>Tutorial 4: Bioequivalence</w:t>
       </w:r>
@@ -9902,7 +9970,7 @@
       <w:pPr>
         <w:pStyle w:val="Kop2"/>
       </w:pPr>
-      <w:bookmarkStart w:id="15" w:name="_Toc241518392"/>
+      <w:bookmarkStart w:id="15" w:name="_Toc241526059"/>
       <w:r>
         <w:t>Tutorial 5: Planning a Study</w:t>
       </w:r>
@@ -10061,7 +10129,7 @@
       <w:pPr>
         <w:pStyle w:val="Kop2"/>
       </w:pPr>
-      <w:bookmarkStart w:id="16" w:name="_Toc241518393"/>
+      <w:bookmarkStart w:id="16" w:name="_Toc241526060"/>
       <w:r>
         <w:t>Tutorial 6: Partial AUCs</w:t>
       </w:r>
@@ -10193,7 +10261,7 @@
       <w:pPr>
         <w:pStyle w:val="Kop2"/>
       </w:pPr>
-      <w:bookmarkStart w:id="17" w:name="_Toc241518394"/>
+      <w:bookmarkStart w:id="17" w:name="_Toc241526061"/>
       <w:r>
         <w:t>Tutorial 7: Figures</w:t>
       </w:r>
@@ -10299,7 +10367,7 @@
       <w:pPr>
         <w:pStyle w:val="Kop2"/>
       </w:pPr>
-      <w:bookmarkStart w:id="18" w:name="_Toc241518395"/>
+      <w:bookmarkStart w:id="18" w:name="_Toc241526062"/>
       <w:r>
         <w:t>Answer Key</w:t>
       </w:r>
@@ -10412,7 +10480,7 @@
         <w:pStyle w:val="Kop1"/>
         <w:pageBreakBefore/>
       </w:pPr>
-      <w:bookmarkStart w:id="19" w:name="_Toc241518396"/>
+      <w:bookmarkStart w:id="19" w:name="_Toc241526063"/>
       <w:r>
         <w:lastRenderedPageBreak/>
         <w:t>Preparing Your Data and Study Types</w:t>
@@ -10423,7 +10491,7 @@
       <w:pPr>
         <w:pStyle w:val="Kop2"/>
       </w:pPr>
-      <w:bookmarkStart w:id="20" w:name="_Toc241518397"/>
+      <w:bookmarkStart w:id="20" w:name="_Toc241526064"/>
       <w:r>
         <w:t>General Format Rules</w:t>
       </w:r>
@@ -10527,7 +10595,7 @@
       <w:pPr>
         <w:pStyle w:val="Kop2"/>
       </w:pPr>
-      <w:bookmarkStart w:id="21" w:name="_Toc241518398"/>
+      <w:bookmarkStart w:id="21" w:name="_Toc241526065"/>
       <w:r>
         <w:t>Scenario 1: Single Subject</w:t>
       </w:r>
@@ -11229,7 +11297,7 @@
       <w:pPr>
         <w:pStyle w:val="Kop2"/>
       </w:pPr>
-      <w:bookmarkStart w:id="22" w:name="_Toc241518399"/>
+      <w:bookmarkStart w:id="22" w:name="_Toc241526066"/>
       <w:r>
         <w:t>Scenario 2: Multiple Subjects, Same Dose</w:t>
       </w:r>
@@ -11839,7 +11907,7 @@
       <w:pPr>
         <w:pStyle w:val="Kop2"/>
       </w:pPr>
-      <w:bookmarkStart w:id="23" w:name="_Toc241518400"/>
+      <w:bookmarkStart w:id="23" w:name="_Toc241526067"/>
       <w:r>
         <w:t>Scenario 3: Multiple Subjects, Different Doses</w:t>
       </w:r>
@@ -11857,7 +11925,7 @@
       <w:pPr>
         <w:pStyle w:val="Kop2"/>
       </w:pPr>
-      <w:bookmarkStart w:id="24" w:name="_Toc241518401"/>
+      <w:bookmarkStart w:id="24" w:name="_Toc241526068"/>
       <w:r>
         <w:t>Scenario 4: Standard 2-Period Crossover (BE)</w:t>
       </w:r>
@@ -12729,7 +12797,7 @@
       <w:pPr>
         <w:pStyle w:val="Kop2"/>
       </w:pPr>
-      <w:bookmarkStart w:id="25" w:name="_Toc241518402"/>
+      <w:bookmarkStart w:id="25" w:name="_Toc241526069"/>
       <w:r>
         <w:t>Scenario 5: Replicate Designs and Paired Comparison</w:t>
       </w:r>
@@ -12747,7 +12815,7 @@
       <w:pPr>
         <w:pStyle w:val="Kop2"/>
       </w:pPr>
-      <w:bookmarkStart w:id="26" w:name="_Toc241518403"/>
+      <w:bookmarkStart w:id="26" w:name="_Toc241526070"/>
       <w:r>
         <w:t>Scenario 6: Parallel-Group BE</w:t>
       </w:r>
@@ -12765,7 +12833,7 @@
       <w:pPr>
         <w:pStyle w:val="Kop2"/>
       </w:pPr>
-      <w:bookmarkStart w:id="27" w:name="_Toc241518404"/>
+      <w:bookmarkStart w:id="27" w:name="_Toc241526071"/>
       <w:r>
         <w:t>Scenario 7: Steady-State PK</w:t>
       </w:r>
@@ -13577,7 +13645,7 @@
       <w:pPr>
         <w:pStyle w:val="Kop2"/>
       </w:pPr>
-      <w:bookmarkStart w:id="28" w:name="_Toc241518405"/>
+      <w:bookmarkStart w:id="28" w:name="_Toc241526072"/>
       <w:r>
         <w:t>Scenario 8: Drug–Drug Interaction Study</w:t>
       </w:r>
@@ -13603,7 +13671,7 @@
       <w:pPr>
         <w:pStyle w:val="Kop2"/>
       </w:pPr>
-      <w:bookmarkStart w:id="29" w:name="_Toc241518406"/>
+      <w:bookmarkStart w:id="29" w:name="_Toc241526073"/>
       <w:r>
         <w:t>Scenario 9: CDISC ADNCA Dataset</w:t>
       </w:r>
@@ -13662,7 +13730,7 @@
       <w:pPr>
         <w:pStyle w:val="Kop2"/>
       </w:pPr>
-      <w:bookmarkStart w:id="30" w:name="_Toc241518407"/>
+      <w:bookmarkStart w:id="30" w:name="_Toc241526074"/>
       <w:r>
         <w:t>Scenario 10: IV Bolus and IV Infusion</w:t>
       </w:r>
@@ -13688,7 +13756,7 @@
       <w:pPr>
         <w:pStyle w:val="Kop2"/>
       </w:pPr>
-      <w:bookmarkStart w:id="31" w:name="_Toc241518408"/>
+      <w:bookmarkStart w:id="31" w:name="_Toc241526075"/>
       <w:r>
         <w:t>Scenario 11: Single Ascending Dose and Dose Proportionality</w:t>
       </w:r>
@@ -13706,7 +13774,7 @@
       <w:pPr>
         <w:pStyle w:val="Kop2"/>
       </w:pPr>
-      <w:bookmarkStart w:id="32" w:name="_Toc241518409"/>
+      <w:bookmarkStart w:id="32" w:name="_Toc241526076"/>
       <w:r>
         <w:t>Scenario 12: Multiple Dosing and Accumulation</w:t>
       </w:r>
@@ -13748,7 +13816,7 @@
       <w:pPr>
         <w:pStyle w:val="Kop2"/>
       </w:pPr>
-      <w:bookmarkStart w:id="33" w:name="_Toc241518410"/>
+      <w:bookmarkStart w:id="33" w:name="_Toc241526077"/>
       <w:r>
         <w:t>Scenario 13: Food Effect</w:t>
       </w:r>
@@ -13767,7 +13835,7 @@
       <w:pPr>
         <w:pStyle w:val="Kop2"/>
       </w:pPr>
-      <w:bookmarkStart w:id="34" w:name="_Toc241518411"/>
+      <w:bookmarkStart w:id="34" w:name="_Toc241526078"/>
       <w:r>
         <w:t>Scenario 14: Metabolites and Several Analytes</w:t>
       </w:r>
@@ -13785,7 +13853,7 @@
       <w:pPr>
         <w:pStyle w:val="Kop2"/>
       </w:pPr>
-      <w:bookmarkStart w:id="35" w:name="_Toc241518412"/>
+      <w:bookmarkStart w:id="35" w:name="_Toc241526079"/>
       <w:r>
         <w:t>Scenario 15: Absolute and Relative Bioavailability</w:t>
       </w:r>
@@ -13803,7 +13871,7 @@
       <w:pPr>
         <w:pStyle w:val="Kop2"/>
       </w:pPr>
-      <w:bookmarkStart w:id="36" w:name="_Toc241518413"/>
+      <w:bookmarkStart w:id="36" w:name="_Toc241526080"/>
       <w:r>
         <w:t>Studies with Three or More Treatments</w:t>
       </w:r>
@@ -13821,7 +13889,7 @@
       <w:pPr>
         <w:pStyle w:val="Kop2"/>
       </w:pPr>
-      <w:bookmarkStart w:id="37" w:name="_Toc241518414"/>
+      <w:bookmarkStart w:id="37" w:name="_Toc241526081"/>
       <w:r>
         <w:t>BLQ Handling</w:t>
       </w:r>
@@ -14651,7 +14719,7 @@
       <w:pPr>
         <w:pStyle w:val="Kop2"/>
       </w:pPr>
-      <w:bookmarkStart w:id="38" w:name="_Toc241518415"/>
+      <w:bookmarkStart w:id="38" w:name="_Toc241526082"/>
       <w:r>
         <w:t>Common Mistakes</w:t>
       </w:r>
@@ -14786,7 +14854,7 @@
         <w:pStyle w:val="Kop1"/>
         <w:pageBreakBefore/>
       </w:pPr>
-      <w:bookmarkStart w:id="39" w:name="_Toc241518416"/>
+      <w:bookmarkStart w:id="39" w:name="_Toc241526083"/>
       <w:r>
         <w:lastRenderedPageBreak/>
         <w:t>Using the App</w:t>
@@ -14805,7 +14873,7 @@
       <w:pPr>
         <w:pStyle w:val="Kop2"/>
       </w:pPr>
-      <w:bookmarkStart w:id="40" w:name="_Toc241518417"/>
+      <w:bookmarkStart w:id="40" w:name="_Toc241526084"/>
       <w:r>
         <w:t>Path 1: Plan a Study</w:t>
       </w:r>
@@ -15278,7 +15346,7 @@
       <w:pPr>
         <w:pStyle w:val="Kop2"/>
       </w:pPr>
-      <w:bookmarkStart w:id="41" w:name="_Toc241518418"/>
+      <w:bookmarkStart w:id="41" w:name="_Toc241526085"/>
       <w:r>
         <w:lastRenderedPageBreak/>
         <w:t>Path 2: Upload &amp; Check Data</w:t>
@@ -15385,6 +15453,73 @@
     </w:p>
     <w:p>
       <w:pPr>
+        <w:keepNext/>
+        <w:spacing w:after="120" w:line="276" w:lineRule="auto"/>
+        <w:jc w:val="center"/>
+      </w:pPr>
+      <w:r>
+        <w:rPr>
+          <w:noProof/>
+        </w:rPr>
+        <w:drawing>
+          <wp:inline distT="0" distB="0" distL="0" distR="0" wp14:anchorId="2657DFC2" wp14:editId="142FCCED">
+            <wp:extent cx="5669280" cy="3644537"/>
+            <wp:effectExtent l="0" t="0" r="0" b="0"/>
+            <wp:docPr id="2" name="Picture 2"/>
+            <wp:cNvGraphicFramePr>
+              <a:graphicFrameLocks xmlns:a="http://schemas.openxmlformats.org/drawingml/2006/main" noChangeAspect="1"/>
+            </wp:cNvGraphicFramePr>
+            <a:graphic xmlns:a="http://schemas.openxmlformats.org/drawingml/2006/main">
+              <a:graphicData uri="http://schemas.openxmlformats.org/drawingml/2006/picture">
+                <pic:pic xmlns:pic="http://schemas.openxmlformats.org/drawingml/2006/picture">
+                  <pic:nvPicPr>
+                    <pic:cNvPr id="0" name="upload.png"/>
+                    <pic:cNvPicPr/>
+                  </pic:nvPicPr>
+                  <pic:blipFill>
+                    <a:blip r:embed="rId8"/>
+                    <a:stretch>
+                      <a:fillRect/>
+                    </a:stretch>
+                  </pic:blipFill>
+                  <pic:spPr>
+                    <a:xfrm>
+                      <a:off x="0" y="0"/>
+                      <a:ext cx="5669280" cy="3644537"/>
+                    </a:xfrm>
+                    <a:prstGeom prst="rect">
+                      <a:avLst/>
+                    </a:prstGeom>
+                  </pic:spPr>
+                </pic:pic>
+              </a:graphicData>
+            </a:graphic>
+          </wp:inline>
+        </w:drawing>
+      </w:r>
+    </w:p>
+    <w:p>
+      <w:pPr>
+        <w:spacing w:after="120" w:line="276" w:lineRule="auto"/>
+        <w:jc w:val="center"/>
+      </w:pPr>
+      <w:r>
+        <w:rPr>
+          <w:b/>
+          <w:sz w:val="18"/>
+        </w:rPr>
+        <w:t xml:space="preserve">Figure 2. </w:t>
+      </w:r>
+      <w:r>
+        <w:rPr>
+          <w:i/>
+          <w:sz w:val="18"/>
+        </w:rPr>
+        <w:t>Upload &amp; Check Data after Load example: the file, its Example dataset badge and the Or use an example controls.</w:t>
+      </w:r>
+    </w:p>
+    <w:p>
+      <w:pPr>
         <w:pStyle w:val="Kop3"/>
       </w:pPr>
       <w:r>
@@ -15431,6 +15566,7 @@
         <w:spacing w:after="120" w:line="276" w:lineRule="auto"/>
       </w:pPr>
       <w:r>
+        <w:lastRenderedPageBreak/>
         <w:t xml:space="preserve">An excluded sample is treated as if it was never collected. Cmax, Tmax, AUC and the half-life of that profile are calculated without it, and the BLQ rule is applied afterwards. The dialog warns when you pick the Cmax sample, the last measurable sample or a pre-dose sample. An excluded profile keeps its NCA result, with a 1 in the </w:t>
       </w:r>
       <w:r>
@@ -15498,9 +15634,76 @@
     </w:p>
     <w:p>
       <w:pPr>
+        <w:keepNext/>
+        <w:spacing w:after="120" w:line="276" w:lineRule="auto"/>
+        <w:jc w:val="center"/>
+      </w:pPr>
+      <w:r>
+        <w:rPr>
+          <w:noProof/>
+        </w:rPr>
+        <w:drawing>
+          <wp:inline distT="0" distB="0" distL="0" distR="0" wp14:anchorId="08D56376" wp14:editId="7D5564A7">
+            <wp:extent cx="5669280" cy="1453397"/>
+            <wp:effectExtent l="0" t="0" r="0" b="0"/>
+            <wp:docPr id="3" name="Picture 3"/>
+            <wp:cNvGraphicFramePr>
+              <a:graphicFrameLocks xmlns:a="http://schemas.openxmlformats.org/drawingml/2006/main" noChangeAspect="1"/>
+            </wp:cNvGraphicFramePr>
+            <a:graphic xmlns:a="http://schemas.openxmlformats.org/drawingml/2006/main">
+              <a:graphicData uri="http://schemas.openxmlformats.org/drawingml/2006/picture">
+                <pic:pic xmlns:pic="http://schemas.openxmlformats.org/drawingml/2006/picture">
+                  <pic:nvPicPr>
+                    <pic:cNvPr id="0" name="exclusions.png"/>
+                    <pic:cNvPicPr/>
+                  </pic:nvPicPr>
+                  <pic:blipFill>
+                    <a:blip r:embed="rId9"/>
+                    <a:stretch>
+                      <a:fillRect/>
+                    </a:stretch>
+                  </pic:blipFill>
+                  <pic:spPr>
+                    <a:xfrm>
+                      <a:off x="0" y="0"/>
+                      <a:ext cx="5669280" cy="1453397"/>
+                    </a:xfrm>
+                    <a:prstGeom prst="rect">
+                      <a:avLst/>
+                    </a:prstGeom>
+                  </pic:spPr>
+                </pic:pic>
+              </a:graphicData>
+            </a:graphic>
+          </wp:inline>
+        </w:drawing>
+      </w:r>
+    </w:p>
+    <w:p>
+      <w:pPr>
+        <w:spacing w:after="120" w:line="276" w:lineRule="auto"/>
+        <w:jc w:val="center"/>
+      </w:pPr>
+      <w:r>
+        <w:rPr>
+          <w:b/>
+          <w:sz w:val="18"/>
+        </w:rPr>
+        <w:t xml:space="preserve">Figure 3. </w:t>
+      </w:r>
+      <w:r>
+        <w:rPr>
+          <w:i/>
+          <w:sz w:val="18"/>
+        </w:rPr>
+        <w:t>The Exclusions card on the Upload page, before any exclusion has been made.</w:t>
+      </w:r>
+    </w:p>
+    <w:p>
+      <w:pPr>
         <w:pStyle w:val="Kop2"/>
       </w:pPr>
-      <w:bookmarkStart w:id="42" w:name="_Toc241518419"/>
+      <w:bookmarkStart w:id="42" w:name="_Toc241526086"/>
       <w:r>
         <w:t>Path 3: Visualize Data</w:t>
       </w:r>
@@ -15528,48 +15731,51 @@
         <w:pStyle w:val="Kop3"/>
       </w:pPr>
       <w:r>
+        <w:t>Plot Types</w:t>
+      </w:r>
+    </w:p>
+    <w:p>
+      <w:pPr>
+        <w:spacing w:after="120" w:line="276" w:lineRule="auto"/>
+      </w:pPr>
+      <w:r>
+        <w:rPr>
+          <w:b/>
+        </w:rPr>
+        <w:t>Plot Type</w:t>
+      </w:r>
+      <w:r>
+        <w:t xml:space="preserve"> has three options. Individual Profiles (spaghetti plot) draws one concentration–time line per profile (subject, treatment and period), coloured by a grouping of your choice; use it to look at individual variability, outliers and carry-over. </w:t>
+      </w:r>
+      <w:r>
+        <w:rPr>
+          <w:b/>
+        </w:rPr>
+        <w:t>Summary Plot</w:t>
+      </w:r>
+      <w:r>
+        <w:t xml:space="preserve"> (geometric mean ×/÷ geometric SD) shows the geometric mean at each time point, with error bars from the geometric mean divided and multiplied by the geometric SD. Treatment groups are overlaid automatically. Both plots shows the spaghetti plot above the summary plot.</w:t>
+      </w:r>
+    </w:p>
+    <w:p>
+      <w:pPr>
+        <w:spacing w:after="120" w:line="276" w:lineRule="auto"/>
+      </w:pPr>
+      <w:r>
+        <w:t xml:space="preserve">Concentrations at a time point are usually skewed to the right, so the geometric mean describes the typical profile better than the arithmetic mean. The </w:t>
+      </w:r>
+      <w:r>
+        <w:rPr>
+          <w:b/>
+        </w:rPr>
+        <w:t>Summary statistic</w:t>
+      </w:r>
+      <w:r>
+        <w:t xml:space="preserve"> dropdown also offers the arithmetic mean ± SD, labelled as arithmetic and with a warning. Values of zero, for example BLQ results set to 0, cannot enter a geometric mean and are left out at that time point. Where more than half of the samples at a time point are zero or BLQ, no geometric mean is drawn there, because the remaining values would overstate the typical concentration. The figure legend counts the values left out. The mean profile groups </w:t>
+      </w:r>
+      <w:r>
         <w:lastRenderedPageBreak/>
-        <w:t>Plot Types</w:t>
-      </w:r>
-    </w:p>
-    <w:p>
-      <w:pPr>
-        <w:spacing w:after="120" w:line="276" w:lineRule="auto"/>
-      </w:pPr>
-      <w:r>
-        <w:rPr>
-          <w:b/>
-        </w:rPr>
-        <w:t>Plot Type</w:t>
-      </w:r>
-      <w:r>
-        <w:t xml:space="preserve"> has three options. Individual Profiles (spaghetti plot) draws one concentration–time line per profile (subject, treatment and period), coloured by a grouping of your choice; use it to look at individual variability, outliers and carry-over. </w:t>
-      </w:r>
-      <w:r>
-        <w:rPr>
-          <w:b/>
-        </w:rPr>
-        <w:t>Summary Plot</w:t>
-      </w:r>
-      <w:r>
-        <w:t xml:space="preserve"> (geometric mean ×/÷ geometric SD) shows the geometric mean at each time point, with error bars from the geometric mean divided and multiplied by the geometric SD. Treatment groups are overlaid automatically. Both plots shows the spaghetti plot above the summary plot.</w:t>
-      </w:r>
-    </w:p>
-    <w:p>
-      <w:pPr>
-        <w:spacing w:after="120" w:line="276" w:lineRule="auto"/>
-      </w:pPr>
-      <w:r>
-        <w:t xml:space="preserve">Concentrations at a time point are usually skewed to the right, so the geometric mean describes the typical profile better than the arithmetic mean. The </w:t>
-      </w:r>
-      <w:r>
-        <w:rPr>
-          <w:b/>
-        </w:rPr>
-        <w:t>Summary statistic</w:t>
-      </w:r>
-      <w:r>
-        <w:t xml:space="preserve"> dropdown also offers the arithmetic mean ± SD, labelled as arithmetic and with a warning. Values of zero, for example BLQ results set to 0, cannot enter a geometric mean and are left out at that time point. Where more than half of the samples at a time point are zero or BLQ, no geometric mean is drawn there, because the remaining values would overstate the typical concentration. The figure legend counts the values left out. The mean profile groups samples by exact time. With actual sampling times that differ between subjects it then shows single values, and the app says so; use nominal times for this figure.</w:t>
+        <w:t>samples by exact time. With actual sampling times that differ between subjects it then shows single values, and the app says so; use nominal times for this figure.</w:t>
       </w:r>
     </w:p>
     <w:p>
@@ -15716,105 +15922,244 @@
         <w:pStyle w:val="Kop3"/>
       </w:pPr>
       <w:r>
+        <w:t>Exporting a Figure</w:t>
+      </w:r>
+    </w:p>
+    <w:p>
+      <w:pPr>
+        <w:spacing w:after="120" w:line="276" w:lineRule="auto"/>
+      </w:pPr>
+      <w:r>
+        <w:t xml:space="preserve">Export controls are at the bottom of the sidebar under </w:t>
+      </w:r>
+      <w:r>
+        <w:rPr>
+          <w:b/>
+        </w:rPr>
+        <w:t>Export Figure</w:t>
+      </w:r>
+      <w:r>
+        <w:t xml:space="preserve">, always visible. A small “Will export” label above the button shows which plot will be downloaded; with Both plots, Which plot to export? chooses one. Format: PNG (Word documents, presentations, email), PDF (vector; recommended for journals that accept PDF figures), or SVG (to edit in Inkscape or Adobe Illustrator). Width (in) and Height (in) take 2–20 inches; journals usually ask for 3.0–3.5 in for a single column and 6.5–7.0 in for a double column. Resolution (DPI): 150 (screen and drafts), 300 (print, default) or 600 (high-resolution submission). </w:t>
+      </w:r>
+      <w:r>
+        <w:rPr>
+          <w:b/>
+        </w:rPr>
+        <w:t>Download Figure</w:t>
+      </w:r>
+      <w:r>
+        <w:t xml:space="preserve"> is grey until the first plot has appeared. The file name includes the plot type (spaghetti_plot.png or summary_plot.png), so both can be downloaded without overwriting each other.</w:t>
+      </w:r>
+    </w:p>
+    <w:p>
+      <w:pPr>
+        <w:spacing w:after="120" w:line="276" w:lineRule="auto"/>
+      </w:pPr>
+      <w:r>
+        <w:t>The plots on screen are interactive (plotly): hover to see subject, time and concentration; drag to zoom; reset with the home icon. The exported file is a separate static figure (ggplot2) built from your sidebar settings.</w:t>
+      </w:r>
+    </w:p>
+    <w:p>
+      <w:pPr>
+        <w:pStyle w:val="Kop2"/>
+      </w:pPr>
+      <w:bookmarkStart w:id="43" w:name="_Toc241526087"/>
+      <w:r>
         <w:lastRenderedPageBreak/>
-        <w:t>Exporting a Figure</w:t>
-      </w:r>
-    </w:p>
-    <w:p>
-      <w:pPr>
-        <w:spacing w:after="120" w:line="276" w:lineRule="auto"/>
-      </w:pPr>
-      <w:r>
-        <w:t xml:space="preserve">Export controls are at the bottom of the sidebar under </w:t>
-      </w:r>
-      <w:r>
-        <w:rPr>
-          <w:b/>
-        </w:rPr>
-        <w:t>Export Figure</w:t>
-      </w:r>
-      <w:r>
-        <w:t xml:space="preserve">, always visible. A small “Will export” label above the button shows which plot will be downloaded; with Both plots, Which plot to export? chooses one. Format: PNG (Word documents, presentations, email), PDF (vector; recommended for journals that accept PDF figures), or SVG (to edit in Inkscape or Adobe Illustrator). Width (in) and Height (in) take 2–20 inches; journals usually ask for 3.0–3.5 in for a single column and 6.5–7.0 in for a double column. Resolution (DPI): 150 (screen and drafts), 300 (print, default) or 600 (high-resolution submission). </w:t>
-      </w:r>
-      <w:r>
-        <w:rPr>
-          <w:b/>
-        </w:rPr>
-        <w:t>Download Figure</w:t>
-      </w:r>
-      <w:r>
-        <w:t xml:space="preserve"> is grey until the first plot has appeared. The file name includes the plot type (spaghetti_plot.png or summary_plot.png), so both can be downloaded without overwriting each other.</w:t>
-      </w:r>
-    </w:p>
-    <w:p>
-      <w:pPr>
-        <w:spacing w:after="120" w:line="276" w:lineRule="auto"/>
-      </w:pPr>
-      <w:r>
-        <w:t>The plots on screen are interactive (plotly): hover to see subject, time and concentration; drag to zoom; reset with the home icon. The exported file is a separate static figure (ggplot2) built from your sidebar settings.</w:t>
+        <w:t>Path 4: One Subject at a Time</w:t>
+      </w:r>
+      <w:bookmarkEnd w:id="43"/>
+    </w:p>
+    <w:p>
+      <w:pPr>
+        <w:spacing w:after="120" w:line="276" w:lineRule="auto"/>
+      </w:pPr>
+      <w:r>
+        <w:t xml:space="preserve">Under </w:t>
+      </w:r>
+      <w:r>
+        <w:rPr>
+          <w:b/>
+        </w:rPr>
+        <w:t>Where is your data?</w:t>
+      </w:r>
+      <w:r>
+        <w:t xml:space="preserve">, choose </w:t>
+      </w:r>
+      <w:r>
+        <w:rPr>
+          <w:b/>
+        </w:rPr>
+        <w:t>Use my uploaded dataset (from step 2)</w:t>
+      </w:r>
+      <w:r>
+        <w:t xml:space="preserve"> to step through the profiles with the arrow buttons, or </w:t>
+      </w:r>
+      <w:r>
+        <w:rPr>
+          <w:b/>
+        </w:rPr>
+        <w:t>Enter data manually (type values directly)</w:t>
+      </w:r>
+      <w:r>
+        <w:t xml:space="preserve"> to type times and concentrations, one per line, and click </w:t>
+      </w:r>
+      <w:r>
+        <w:rPr>
+          <w:b/>
+        </w:rPr>
+        <w:t>Use This Data</w:t>
+      </w:r>
+      <w:r>
+        <w:t xml:space="preserve"> (at least 3 points; Tutorial 1). Under </w:t>
+      </w:r>
+      <w:r>
+        <w:rPr>
+          <w:b/>
+        </w:rPr>
+        <w:t>Analysis Settings</w:t>
+      </w:r>
+      <w:r>
+        <w:t xml:space="preserve">, set the Dose (filled in from the Dose column when there is one), the units, the </w:t>
+      </w:r>
+      <w:r>
+        <w:rPr>
+          <w:b/>
+        </w:rPr>
+        <w:t>Route of administration</w:t>
+      </w:r>
+      <w:r>
+        <w:t xml:space="preserve"> and the minimum R², and click </w:t>
+      </w:r>
+      <w:r>
+        <w:rPr>
+          <w:b/>
+        </w:rPr>
+        <w:t>Run PK Analysis</w:t>
+      </w:r>
+      <w:r>
+        <w:t xml:space="preserve">. The </w:t>
+      </w:r>
+      <w:r>
+        <w:rPr>
+          <w:b/>
+        </w:rPr>
+        <w:t>PK Parameters</w:t>
+      </w:r>
+      <w:r>
+        <w:t xml:space="preserve"> card shows the results; the </w:t>
+      </w:r>
+      <w:r>
+        <w:rPr>
+          <w:b/>
+        </w:rPr>
+        <w:t>Half-Life Calculation</w:t>
+      </w:r>
+      <w:r>
+        <w:t xml:space="preserve"> card shows the terminal-phase points, which you can change under </w:t>
+      </w:r>
+      <w:r>
+        <w:rPr>
+          <w:b/>
+        </w:rPr>
+        <w:t>Points for half-life:</w:t>
+      </w:r>
+      <w:r>
+        <w:t xml:space="preserve"> and </w:t>
+      </w:r>
+      <w:r>
+        <w:rPr>
+          <w:b/>
+        </w:rPr>
+        <w:t>Recalculate</w:t>
+      </w:r>
+      <w:r>
+        <w:t xml:space="preserve">. The result belongs to the profile and settings it was computed with: selecting another profile, or changing a setting, clears it. Downloads: </w:t>
+      </w:r>
+      <w:r>
+        <w:rPr>
+          <w:b/>
+        </w:rPr>
+        <w:t>Download Results (CSV)</w:t>
+      </w:r>
+      <w:r>
+        <w:t xml:space="preserve"> and a Complete Analysis Record.</w:t>
+      </w:r>
+    </w:p>
+    <w:p>
+      <w:pPr>
+        <w:spacing w:after="120" w:line="276" w:lineRule="auto"/>
+      </w:pPr>
+      <w:r>
+        <w:t>On a controlled installation, data you type in are marked in the audit trail and on the Records page, and the reviewer checks every value against the source document.</w:t>
+      </w:r>
+    </w:p>
+    <w:p>
+      <w:pPr>
+        <w:spacing w:after="120" w:line="276" w:lineRule="auto"/>
+      </w:pPr>
+      <w:r>
+        <w:rPr>
+          <w:b/>
+        </w:rPr>
+        <w:t>Partial AUCs (optional)</w:t>
+      </w:r>
+      <w:r>
+        <w:t xml:space="preserve">: set </w:t>
+      </w:r>
+      <w:r>
+        <w:rPr>
+          <w:b/>
+        </w:rPr>
+        <w:t>Number of intervals</w:t>
+      </w:r>
+      <w:r>
+        <w:t xml:space="preserve"> and enter the start and end of each, in the time unit of your data. Tick </w:t>
+      </w:r>
+      <w:r>
+        <w:rPr>
+          <w:b/>
+        </w:rPr>
+        <w:t>End at the last measurable concentration (t)</w:t>
+      </w:r>
+      <w:r>
+        <w:t xml:space="preserve"> for an interval that runs to the end of the profile, and </w:t>
+      </w:r>
+      <w:r>
+        <w:rPr>
+          <w:b/>
+        </w:rPr>
+        <w:t>Also report Cmax and Tmax in this interval</w:t>
+      </w:r>
+      <w:r>
+        <w:t xml:space="preserve"> when the protocol asks for the peak inside a window. An interval that reaches past the last measurable concentration stays empty, with a note saying so: partial AUCs are never extrapolated.</w:t>
       </w:r>
     </w:p>
     <w:p>
       <w:pPr>
         <w:pStyle w:val="Kop2"/>
       </w:pPr>
-      <w:bookmarkStart w:id="43" w:name="_Toc241518420"/>
-      <w:r>
-        <w:t>Path 4: One Subject at a Time</w:t>
-      </w:r>
-      <w:bookmarkEnd w:id="43"/>
-    </w:p>
-    <w:p>
-      <w:pPr>
-        <w:spacing w:after="120" w:line="276" w:lineRule="auto"/>
-      </w:pPr>
-      <w:r>
-        <w:t xml:space="preserve">Under </w:t>
-      </w:r>
-      <w:r>
-        <w:rPr>
-          <w:b/>
-        </w:rPr>
-        <w:t>Where is your data?</w:t>
-      </w:r>
-      <w:r>
-        <w:t xml:space="preserve">, choose </w:t>
-      </w:r>
-      <w:r>
-        <w:rPr>
-          <w:b/>
-        </w:rPr>
-        <w:t>Use my uploaded dataset (from step 2)</w:t>
-      </w:r>
-      <w:r>
-        <w:t xml:space="preserve"> to step through the profiles with the arrow buttons, or </w:t>
-      </w:r>
-      <w:r>
-        <w:rPr>
-          <w:b/>
-        </w:rPr>
-        <w:t>Enter data manually (type values directly)</w:t>
-      </w:r>
-      <w:r>
-        <w:t xml:space="preserve"> to type times and concentrations, one per line, and click </w:t>
-      </w:r>
-      <w:r>
-        <w:rPr>
-          <w:b/>
-        </w:rPr>
-        <w:t>Use This Data</w:t>
-      </w:r>
-      <w:r>
-        <w:t xml:space="preserve"> (at least 3 points; Tutorial 1). Under </w:t>
-      </w:r>
-      <w:r>
-        <w:rPr>
-          <w:b/>
-        </w:rPr>
-        <w:t>Analysis Settings</w:t>
-      </w:r>
-      <w:r>
-        <w:t xml:space="preserve">, set the Dose (filled in from the Dose column when there is one), the units, the </w:t>
+      <w:bookmarkStart w:id="44" w:name="_Toc241526088"/>
+      <w:r>
+        <w:t>Path 5: All Subjects (Batch)</w:t>
+      </w:r>
+      <w:bookmarkEnd w:id="44"/>
+    </w:p>
+    <w:p>
+      <w:pPr>
+        <w:spacing w:after="120" w:line="276" w:lineRule="auto"/>
+      </w:pPr>
+      <w:r>
+        <w:t xml:space="preserve">The sidebar has three cards. </w:t>
+      </w:r>
+      <w:r>
+        <w:rPr>
+          <w:b/>
+        </w:rPr>
+        <w:t>Administration</w:t>
+      </w:r>
+      <w:r>
+        <w:t xml:space="preserve">: </w:t>
       </w:r>
       <w:r>
         <w:rPr>
@@ -15823,34 +16168,186 @@
         <w:t>Route of administration</w:t>
       </w:r>
       <w:r>
-        <w:t xml:space="preserve"> and the minimum R², and click </w:t>
-      </w:r>
-      <w:r>
-        <w:rPr>
-          <w:b/>
-        </w:rPr>
-        <w:t>Run PK Analysis</w:t>
-      </w:r>
-      <w:r>
-        <w:t xml:space="preserve">. The </w:t>
-      </w:r>
-      <w:r>
-        <w:rPr>
-          <w:b/>
-        </w:rPr>
-        <w:t>PK Parameters</w:t>
-      </w:r>
-      <w:r>
-        <w:t xml:space="preserve"> card shows the results; the </w:t>
-      </w:r>
-      <w:r>
-        <w:rPr>
-          <w:b/>
-        </w:rPr>
-        <w:t>Half-Life Calculation</w:t>
-      </w:r>
-      <w:r>
-        <w:t xml:space="preserve"> card shows the terminal-phase points, which you can change under </w:t>
+        <w:t xml:space="preserve">, </w:t>
+      </w:r>
+      <w:r>
+        <w:rPr>
+          <w:b/>
+        </w:rPr>
+        <w:t>Dose information</w:t>
+      </w:r>
+      <w:r>
+        <w:t xml:space="preserve"> (</w:t>
+      </w:r>
+      <w:r>
+        <w:rPr>
+          <w:b/>
+        </w:rPr>
+        <w:t>Same dose for all subjects</w:t>
+      </w:r>
+      <w:r>
+        <w:t xml:space="preserve">, or </w:t>
+      </w:r>
+      <w:r>
+        <w:rPr>
+          <w:b/>
+        </w:rPr>
+        <w:t>Doses differ by subject or period (from Dose column in data)</w:t>
+      </w:r>
+      <w:r>
+        <w:t xml:space="preserve">), the dose, the infusion duration for an infusion, and </w:t>
+      </w:r>
+      <w:r>
+        <w:rPr>
+          <w:b/>
+        </w:rPr>
+        <w:t>Steady-state (drug given repeatedly)</w:t>
+      </w:r>
+      <w:r>
+        <w:t xml:space="preserve"> with the Dosing interval τ. </w:t>
+      </w:r>
+      <w:r>
+        <w:rPr>
+          <w:b/>
+        </w:rPr>
+        <w:t>Units</w:t>
+      </w:r>
+      <w:r>
+        <w:t xml:space="preserve">: Dose unit, Time unit, Conc unit, and the molecular weight for molar units. </w:t>
+      </w:r>
+      <w:r>
+        <w:rPr>
+          <w:b/>
+        </w:rPr>
+        <w:t>Calculation Method</w:t>
+      </w:r>
+      <w:r>
+        <w:t xml:space="preserve">: </w:t>
+      </w:r>
+      <w:r>
+        <w:rPr>
+          <w:b/>
+        </w:rPr>
+        <w:t>Trapezoidal method</w:t>
+      </w:r>
+      <w:r>
+        <w:t xml:space="preserve"> (</w:t>
+      </w:r>
+      <w:r>
+        <w:rPr>
+          <w:b/>
+        </w:rPr>
+        <w:t>Linear-up / Log-down</w:t>
+      </w:r>
+      <w:r>
+        <w:t xml:space="preserve">, the default, or </w:t>
+      </w:r>
+      <w:r>
+        <w:rPr>
+          <w:b/>
+        </w:rPr>
+        <w:t>Linear-up / Linear-down</w:t>
+      </w:r>
+      <w:r>
+        <w:t xml:space="preserve">), </w:t>
+      </w:r>
+      <w:r>
+        <w:rPr>
+          <w:b/>
+        </w:rPr>
+        <w:t>Minimum R² for half-life estimation</w:t>
+      </w:r>
+      <w:r>
+        <w:t xml:space="preserve"> (default 0.70), the half-life rules below it (</w:t>
+      </w:r>
+      <w:r>
+        <w:rPr>
+          <w:b/>
+        </w:rPr>
+        <w:t>Edit half-life rules…</w:t>
+      </w:r>
+      <w:r>
+        <w:t xml:space="preserve">), and </w:t>
+      </w:r>
+      <w:r>
+        <w:rPr>
+          <w:b/>
+        </w:rPr>
+        <w:t>Calculate dose-normalised parameters</w:t>
+      </w:r>
+      <w:r>
+        <w:t xml:space="preserve"> (at steady state also AUCτ, Cavg, Cmin and Cτ). Then </w:t>
+      </w:r>
+      <w:r>
+        <w:rPr>
+          <w:b/>
+        </w:rPr>
+        <w:t>Partial AUCs (optional)</w:t>
+      </w:r>
+      <w:r>
+        <w:t xml:space="preserve"> and </w:t>
+      </w:r>
+      <w:r>
+        <w:rPr>
+          <w:b/>
+        </w:rPr>
+        <w:t>Run Analysis on All Subjects</w:t>
+      </w:r>
+      <w:r>
+        <w:t>.</w:t>
+      </w:r>
+    </w:p>
+    <w:p>
+      <w:pPr>
+        <w:spacing w:after="120" w:line="276" w:lineRule="auto"/>
+      </w:pPr>
+      <w:r>
+        <w:t xml:space="preserve">The results are in five tabs. Concentration-Time Profiles shows all profiles and a Mean ± SD plot; that mean is arithmetic, so use Visualize Data for geometric summaries. </w:t>
+      </w:r>
+      <w:r>
+        <w:rPr>
+          <w:b/>
+        </w:rPr>
+        <w:t>All Parameters (per profile)</w:t>
+      </w:r>
+      <w:r>
+        <w:t xml:space="preserve"> is the table, with a short default view and </w:t>
+      </w:r>
+      <w:r>
+        <w:rPr>
+          <w:b/>
+        </w:rPr>
+        <w:t>Show all parameters</w:t>
+      </w:r>
+      <w:r>
+        <w:t xml:space="preserve"> for every column; AUC % Extrapolated above 20% is flagged in amber, and </w:t>
+      </w:r>
+      <w:r>
+        <w:rPr>
+          <w:b/>
+        </w:rPr>
+        <w:t>Half-Life Flags</w:t>
+      </w:r>
+      <w:r>
+        <w:t xml:space="preserve"> names any half-life rule a fit breaks. </w:t>
+      </w:r>
+      <w:r>
+        <w:rPr>
+          <w:b/>
+        </w:rPr>
+        <w:t>Summary Statistics</w:t>
+      </w:r>
+      <w:r>
+        <w:t xml:space="preserve"> gives the statistics per treatment. Individual Profiles (grid view) shows one small plot per profile, and </w:t>
+      </w:r>
+      <w:r>
+        <w:rPr>
+          <w:b/>
+        </w:rPr>
+        <w:t>Half-Life Review</w:t>
+      </w:r>
+      <w:r>
+        <w:t xml:space="preserve"> lets you choose the terminal-phase points of any profile: select it under Profile:, tick the points under </w:t>
       </w:r>
       <w:r>
         <w:rPr>
@@ -15859,107 +16356,432 @@
         <w:t>Points for half-life:</w:t>
       </w:r>
       <w:r>
+        <w:t xml:space="preserve"> and click </w:t>
+      </w:r>
+      <w:r>
+        <w:rPr>
+          <w:b/>
+        </w:rPr>
+        <w:t>Recalculate</w:t>
+      </w:r>
+      <w:r>
+        <w:t xml:space="preserve">. A selection stays with its profile; </w:t>
+      </w:r>
+      <w:r>
+        <w:rPr>
+          <w:b/>
+        </w:rPr>
+        <w:t>Remove override (automatic fit)</w:t>
+      </w:r>
+      <w:r>
+        <w:t xml:space="preserve"> returns it to the automatic fit. A CDISC parameter codes panel lists the official code of each parameter.</w:t>
+      </w:r>
+    </w:p>
+    <w:p>
+      <w:pPr>
+        <w:keepNext/>
+        <w:spacing w:after="120" w:line="276" w:lineRule="auto"/>
+        <w:jc w:val="center"/>
+      </w:pPr>
+      <w:r>
+        <w:rPr>
+          <w:noProof/>
+        </w:rPr>
+        <w:lastRenderedPageBreak/>
+        <w:drawing>
+          <wp:inline distT="0" distB="0" distL="0" distR="0" wp14:anchorId="5003631D" wp14:editId="2CFE2089">
+            <wp:extent cx="5669280" cy="3644537"/>
+            <wp:effectExtent l="0" t="0" r="0" b="0"/>
+            <wp:docPr id="4" name="Picture 4"/>
+            <wp:cNvGraphicFramePr>
+              <a:graphicFrameLocks xmlns:a="http://schemas.openxmlformats.org/drawingml/2006/main" noChangeAspect="1"/>
+            </wp:cNvGraphicFramePr>
+            <a:graphic xmlns:a="http://schemas.openxmlformats.org/drawingml/2006/main">
+              <a:graphicData uri="http://schemas.openxmlformats.org/drawingml/2006/picture">
+                <pic:pic xmlns:pic="http://schemas.openxmlformats.org/drawingml/2006/picture">
+                  <pic:nvPicPr>
+                    <pic:cNvPr id="0" name="batch.png"/>
+                    <pic:cNvPicPr/>
+                  </pic:nvPicPr>
+                  <pic:blipFill>
+                    <a:blip r:embed="rId10"/>
+                    <a:stretch>
+                      <a:fillRect/>
+                    </a:stretch>
+                  </pic:blipFill>
+                  <pic:spPr>
+                    <a:xfrm>
+                      <a:off x="0" y="0"/>
+                      <a:ext cx="5669280" cy="3644537"/>
+                    </a:xfrm>
+                    <a:prstGeom prst="rect">
+                      <a:avLst/>
+                    </a:prstGeom>
+                  </pic:spPr>
+                </pic:pic>
+              </a:graphicData>
+            </a:graphic>
+          </wp:inline>
+        </w:drawing>
+      </w:r>
+    </w:p>
+    <w:p>
+      <w:pPr>
+        <w:spacing w:after="120" w:line="276" w:lineRule="auto"/>
+        <w:jc w:val="center"/>
+      </w:pPr>
+      <w:r>
+        <w:rPr>
+          <w:b/>
+          <w:sz w:val="18"/>
+        </w:rPr>
+        <w:t xml:space="preserve">Figure 4. </w:t>
+      </w:r>
+      <w:r>
+        <w:rPr>
+          <w:i/>
+          <w:sz w:val="18"/>
+        </w:rPr>
+        <w:t>All Subjects (Batch) with the theophylline example of Tutorial 3: the settings, a note from the analysis and the parameter table, where the amber cell marks an AUC more than 20% extrapolated.</w:t>
+      </w:r>
+    </w:p>
+    <w:p>
+      <w:pPr>
+        <w:spacing w:after="120" w:line="276" w:lineRule="auto"/>
+      </w:pPr>
+      <w:r>
+        <w:t xml:space="preserve">When the automatic terminal fit of a profile has an adjusted R² below the minimum, its half-life, AUC∞, CL/F, Vz/F and MRT are left empty and a note names the profile; select the points in </w:t>
+      </w:r>
+      <w:r>
+        <w:rPr>
+          <w:b/>
+        </w:rPr>
+        <w:t>Half-Life Review</w:t>
+      </w:r>
+      <w:r>
+        <w:t xml:space="preserve"> if you want a value. Profiles with fewer than 2 positive concentrations are left out, with an amber note listing them. A single-dose run also notes profiles whose pre-dose concentration is above 5% of Cmax. At steady state, parameters extrapolated to infinity and the single-dose volume and MRT are left empty. Changing a setting clears the results, so run the analysis again.</w:t>
+      </w:r>
+    </w:p>
+    <w:p>
+      <w:pPr>
+        <w:spacing w:after="120" w:line="276" w:lineRule="auto"/>
+      </w:pPr>
+      <w:r>
+        <w:rPr>
+          <w:b/>
+        </w:rPr>
+        <w:t>Half-life rules.</w:t>
+      </w:r>
+      <w:r>
+        <w:t xml:space="preserve"> The line under the minimum R² shows the rules in force; </w:t>
+      </w:r>
+      <w:r>
+        <w:rPr>
+          <w:b/>
+        </w:rPr>
+        <w:t>Edit half-life rules…</w:t>
+      </w:r>
+      <w:r>
+        <w:t xml:space="preserve"> changes them or switches them off. By default a fit is flagged when its points span less than two half-lives, when AUC∞ is more than 20% extrapolated (at steady state: more than 20% of AUCτ extrapolated past the last sample) or, after an IV bolus, more than 20% back-extrapolated. A flag changes no value and leaves nothing out. It marks the fits worth a second look: Half-Life Review adds (flagged) to those profiles in its list and shows each rule as pass or fail. All paths use the same rules, and the Analysis Record stores them. A profile without flags shows none, no half-life or rules off, so the column is never empty.</w:t>
+      </w:r>
+    </w:p>
+    <w:p>
+      <w:pPr>
+        <w:spacing w:after="120" w:line="276" w:lineRule="auto"/>
+      </w:pPr>
+      <w:r>
+        <w:t>Partial AUCs join the table, the summary statistics and the downloads. An interval that reaches past the last measurable concentration of a profile stays empty for that profile, and a note names the profile and its last measurable time. With dose normalisation switched on, the partial AUCs and the Cmax within an interval are divided by the dose as well; the time of that maximum is not.</w:t>
+      </w:r>
+    </w:p>
+    <w:p>
+      <w:pPr>
+        <w:spacing w:after="120" w:line="276" w:lineRule="auto"/>
+      </w:pPr>
+      <w:r>
+        <w:t xml:space="preserve">Downloads: </w:t>
+      </w:r>
+      <w:r>
+        <w:rPr>
+          <w:b/>
+        </w:rPr>
+        <w:t>Download Results (CSV)</w:t>
+      </w:r>
+      <w:r>
+        <w:t xml:space="preserve">, </w:t>
+      </w:r>
+      <w:r>
+        <w:rPr>
+          <w:b/>
+        </w:rPr>
+        <w:t>Download Results (Excel)</w:t>
+      </w:r>
+      <w:r>
+        <w:t>, with summary statistics per treatment and a sheet of CDISC codes, and a Complete Analysis Record. For a study report, use the record: the plain downloads carry no app version, data hash or settings.</w:t>
+      </w:r>
+    </w:p>
+    <w:p>
+      <w:pPr>
+        <w:pStyle w:val="Kop2"/>
+      </w:pPr>
+      <w:bookmarkStart w:id="45" w:name="_Toc241526089"/>
+      <w:r>
+        <w:lastRenderedPageBreak/>
+        <w:t>Path 6: Bioequivalence</w:t>
+      </w:r>
+      <w:bookmarkEnd w:id="45"/>
+    </w:p>
+    <w:p>
+      <w:pPr>
+        <w:spacing w:after="120" w:line="276" w:lineRule="auto"/>
+      </w:pPr>
+      <w:r>
+        <w:t>Runs the NCA, then the ANOVA, then the confidence interval and a forest plot, and gives a verdict where one is justified.</w:t>
+      </w:r>
+    </w:p>
+    <w:p>
+      <w:pPr>
+        <w:pStyle w:val="Kop3"/>
+      </w:pPr>
+      <w:r>
+        <w:t>Step 1: PK Analysis Settings</w:t>
+      </w:r>
+    </w:p>
+    <w:p>
+      <w:pPr>
+        <w:spacing w:after="120" w:line="276" w:lineRule="auto"/>
+      </w:pPr>
+      <w:r>
+        <w:rPr>
+          <w:b/>
+        </w:rPr>
+        <w:t>Dose information</w:t>
+      </w:r>
+      <w:r>
+        <w:t xml:space="preserve">, dose, units, </w:t>
+      </w:r>
+      <w:r>
+        <w:rPr>
+          <w:b/>
+        </w:rPr>
+        <w:t>Route of administration</w:t>
+      </w:r>
+      <w:r>
+        <w:t xml:space="preserve"> (oral, IM or SC, or IV bolus; an IV infusion is not supported here), trapezoidal method and minimum R², as in Path 5, and </w:t>
+      </w:r>
+      <w:r>
+        <w:rPr>
+          <w:b/>
+        </w:rPr>
+        <w:t>Steady-state (drug given repeatedly)</w:t>
+      </w:r>
+      <w:r>
+        <w:t xml:space="preserve"> with τ for steady-state data. At steady state AUC Within Dosing Interval replaces AUC to last point and AUC to infinity; after a first run, Minimum Concentration (Cmin) and Concentration at Tau (Ctau) can be added to the parameters to compare.</w:t>
+      </w:r>
+    </w:p>
+    <w:p>
+      <w:pPr>
+        <w:pStyle w:val="Kop3"/>
+      </w:pPr>
+      <w:r>
+        <w:t>Step 2: Bioequivalence Settings</w:t>
+      </w:r>
+    </w:p>
+    <w:p>
+      <w:pPr>
+        <w:spacing w:after="120" w:line="276" w:lineRule="auto"/>
+      </w:pPr>
+      <w:r>
+        <w:rPr>
+          <w:b/>
+        </w:rPr>
+        <w:t>Study design</w:t>
+      </w:r>
+      <w:r>
+        <w:t>: 2×2 standard crossover, 2×2×3 or 2×2×4 full replicate, 2×3×3 partial replicate, parallel groups, or paired comparison. The design found at upload is pre-selected, and a crossover chosen for one-period data is flagged. If all subjects received the treatments in the same order, the data are analysed as a paired comparison.</w:t>
+      </w:r>
+    </w:p>
+    <w:p>
+      <w:pPr>
+        <w:spacing w:after="120" w:line="276" w:lineRule="auto"/>
+      </w:pPr>
+      <w:r>
+        <w:rPr>
+          <w:b/>
+        </w:rPr>
+        <w:t>Reference treatment</w:t>
+      </w:r>
+      <w:r>
+        <w:t>: the ratio is Test ÷ Reference. The run is blocked until one is chosen, and the results table shows the comparison, for example “New / Old”.</w:t>
+      </w:r>
+    </w:p>
+    <w:p>
+      <w:pPr>
+        <w:spacing w:after="120" w:line="276" w:lineRule="auto"/>
+      </w:pPr>
+      <w:r>
+        <w:rPr>
+          <w:b/>
+        </w:rPr>
+        <w:t>Statistical model</w:t>
+      </w:r>
+      <w:r>
+        <w:t xml:space="preserve">: leave it at </w:t>
+      </w:r>
+      <w:r>
+        <w:rPr>
+          <w:b/>
+        </w:rPr>
+        <w:t>Fixed effects (all terms fixed)</w:t>
+      </w:r>
+      <w:r>
+        <w:t xml:space="preserve"> unless the protocol specifies the mixed model. The model has Sequence, Subject, Period and Treatment as factors; with fixed effects this is EMA Method A, and the mixed model (random subject intercept) is EMA Method B, not the FDA model for replicate designs. Fixed-Effects vs. Mixed-Effects Models, in Statistical Methods, explains the difference.</w:t>
+      </w:r>
+    </w:p>
+    <w:p>
+      <w:pPr>
+        <w:spacing w:after="120" w:line="276" w:lineRule="auto"/>
+      </w:pPr>
+      <w:r>
+        <w:rPr>
+          <w:b/>
+        </w:rPr>
+        <w:t>Log-transform (recommended)</w:t>
+      </w:r>
+      <w:r>
+        <w:t xml:space="preserve">, </w:t>
+      </w:r>
+      <w:r>
+        <w:rPr>
+          <w:b/>
+        </w:rPr>
+        <w:t>Parameters to compare</w:t>
+      </w:r>
+      <w:r>
+        <w:t xml:space="preserve"> (Cmax and AUC to last point by default, the primary parameters of ICH M13A; AUC to infinity, Tmax and half-life can be added), </w:t>
+      </w:r>
+      <w:r>
+        <w:rPr>
+          <w:b/>
+        </w:rPr>
+        <w:t>Confidence interval</w:t>
+      </w:r>
+      <w:r>
+        <w:t xml:space="preserve"> (80 to 99%; a verdict is given only at 90%) and the acceptance limits </w:t>
+      </w:r>
+      <w:r>
+        <w:rPr>
+          <w:b/>
+        </w:rPr>
+        <w:t>Lower (%)</w:t>
+      </w:r>
+      <w:r>
         <w:t xml:space="preserve"> and </w:t>
       </w:r>
       <w:r>
         <w:rPr>
           <w:b/>
         </w:rPr>
-        <w:t>Recalculate</w:t>
-      </w:r>
-      <w:r>
-        <w:t xml:space="preserve">. The result belongs to the profile and settings it was computed with: selecting another profile, or changing a setting, clears it. Downloads: </w:t>
-      </w:r>
-      <w:r>
-        <w:rPr>
-          <w:b/>
-        </w:rPr>
-        <w:t>Download Results (CSV)</w:t>
-      </w:r>
-      <w:r>
-        <w:t xml:space="preserve"> and a Complete Analysis Record.</w:t>
-      </w:r>
-    </w:p>
-    <w:p>
-      <w:pPr>
-        <w:spacing w:after="120" w:line="276" w:lineRule="auto"/>
-      </w:pPr>
-      <w:r>
-        <w:t>On a controlled installation, data you type in are marked in the audit trail and on the Records page, and the reviewer checks every value against the source document.</w:t>
-      </w:r>
-    </w:p>
-    <w:p>
-      <w:pPr>
-        <w:spacing w:after="120" w:line="276" w:lineRule="auto"/>
-      </w:pPr>
-      <w:r>
-        <w:rPr>
-          <w:b/>
-        </w:rPr>
-        <w:t>Partial AUCs (optional)</w:t>
-      </w:r>
-      <w:r>
-        <w:t xml:space="preserve">: set </w:t>
-      </w:r>
-      <w:r>
-        <w:rPr>
-          <w:b/>
-        </w:rPr>
-        <w:t>Number of intervals</w:t>
-      </w:r>
-      <w:r>
-        <w:t xml:space="preserve"> and enter the start and end of each, in the time unit of your data. Tick </w:t>
-      </w:r>
-      <w:r>
-        <w:rPr>
-          <w:b/>
-        </w:rPr>
-        <w:t>End at the last measurable concentration (t)</w:t>
-      </w:r>
-      <w:r>
-        <w:t xml:space="preserve"> for an interval that runs to the end of the profile, and </w:t>
-      </w:r>
-      <w:r>
-        <w:rPr>
-          <w:b/>
-        </w:rPr>
-        <w:t>Also report Cmax and Tmax in this interval</w:t>
-      </w:r>
-      <w:r>
-        <w:t xml:space="preserve"> when the protocol asks for the peak inside a window. An interval that reaches past the last measurable concentration stays empty, with a note saying so: partial AUCs are never extrapolated.</w:t>
-      </w:r>
-    </w:p>
-    <w:p>
-      <w:pPr>
-        <w:pStyle w:val="Kop2"/>
-      </w:pPr>
-      <w:bookmarkStart w:id="44" w:name="_Toc241518421"/>
-      <w:r>
-        <w:t>Path 5: All Subjects (Batch)</w:t>
-      </w:r>
-      <w:bookmarkEnd w:id="44"/>
-    </w:p>
-    <w:p>
-      <w:pPr>
-        <w:spacing w:after="120" w:line="276" w:lineRule="auto"/>
-      </w:pPr>
-      <w:r>
-        <w:t xml:space="preserve">The sidebar has three cards. </w:t>
-      </w:r>
-      <w:r>
-        <w:rPr>
-          <w:b/>
-        </w:rPr>
-        <w:t>Administration</w:t>
-      </w:r>
-      <w:r>
-        <w:t xml:space="preserve">: </w:t>
-      </w:r>
-      <w:r>
-        <w:rPr>
-          <w:b/>
-        </w:rPr>
-        <w:t>Route of administration</w:t>
+        <w:t>Upper (%)</w:t>
+      </w:r>
+      <w:r>
+        <w:t xml:space="preserve">. Click </w:t>
+      </w:r>
+      <w:r>
+        <w:rPr>
+          <w:b/>
+        </w:rPr>
+        <w:t>Run Complete BE Analysis</w:t>
+      </w:r>
+      <w:r>
+        <w:t>. Changing a setting clears the results; the parameters you chose are kept.</w:t>
+      </w:r>
+    </w:p>
+    <w:p>
+      <w:pPr>
+        <w:pStyle w:val="Kop3"/>
+      </w:pPr>
+      <w:r>
+        <w:t>Widened and Narrowed Limits</w:t>
+      </w:r>
+    </w:p>
+    <w:p>
+      <w:pPr>
+        <w:spacing w:after="120" w:line="276" w:lineRule="auto"/>
+      </w:pPr>
+      <w:r>
+        <w:t xml:space="preserve">With limits wider than 80–125%, two more settings appear. </w:t>
+      </w:r>
+      <w:r>
+        <w:rPr>
+          <w:b/>
+        </w:rPr>
+        <w:t>Widened limits apply to</w:t>
+      </w:r>
+      <w:r>
+        <w:t xml:space="preserve"> chooses Cmax only, Cmax and partial AUCs (not AUC to last point or to infinity), or All compared metrics (e.g. no-effect boundaries); the default is Cmax only. Also require the point estimate within 80.00–125.00% is ticked; untick it only for comparisons without such a rule, such as drug-interaction no-effect boundaries.</w:t>
+      </w:r>
+    </w:p>
+    <w:p>
+      <w:pPr>
+        <w:spacing w:after="120" w:line="276" w:lineRule="auto"/>
+      </w:pPr>
+      <w:r>
+        <w:rPr>
+          <w:b/>
+        </w:rPr>
+        <w:t>Widened limits are not ABEL or RSABE.</w:t>
+      </w:r>
+      <w:r>
+        <w:t xml:space="preserve"> Entering limits wider than 80.00–125.00% does not perform a reference-scaled analysis: the app does not check the conditions for widening (a pre-specified, clinically justified widening, CVwR of this study above 30%, the cap at 50%, a CVwR not driven by outliers; EMA 2010, section 4.1.10), and it does not compute the FDA scaled criterion. Use widened limits only when the protocol fixes them in advance, and document the justification outside the app. For replicate designs a table shows the within-subject variability of the Reference (and of the Test when replicated) and the EMA widened limits it would imply, for information only.</w:t>
+      </w:r>
+    </w:p>
+    <w:p>
+      <w:pPr>
+        <w:spacing w:after="120" w:line="276" w:lineRule="auto"/>
+      </w:pPr>
+      <w:r>
+        <w:lastRenderedPageBreak/>
+        <w:t>For a narrow therapeutic index drug under the EMA approach, enter 90.00 and 111.11. Narrowed limits apply to every compared metric; the FDA NTID scaled test and its variability comparison are not available.</w:t>
+      </w:r>
+    </w:p>
+    <w:p>
+      <w:pPr>
+        <w:pStyle w:val="Kop3"/>
+      </w:pPr>
+      <w:r>
+        <w:t>Running and Reading the Results</w:t>
+      </w:r>
+    </w:p>
+    <w:p>
+      <w:pPr>
+        <w:spacing w:after="120" w:line="276" w:lineRule="auto"/>
+      </w:pPr>
+      <w:r>
+        <w:t xml:space="preserve">The tabs are </w:t>
+      </w:r>
+      <w:r>
+        <w:rPr>
+          <w:b/>
+        </w:rPr>
+        <w:t>Test vs. Reference Comparison</w:t>
+      </w:r>
+      <w:r>
+        <w:t xml:space="preserve"> (the table and the forest plot), PK Parameter Table, Statistical Details (ANOVA), Concentration-Time Profiles, Individual Profiles and </w:t>
+      </w:r>
+      <w:r>
+        <w:rPr>
+          <w:b/>
+        </w:rPr>
+        <w:t>Half-Life Review</w:t>
+      </w:r>
+      <w:r>
+        <w:t xml:space="preserve">. Downloads: </w:t>
+      </w:r>
+      <w:r>
+        <w:rPr>
+          <w:b/>
+        </w:rPr>
+        <w:t>Download Complete BE Report (Excel)</w:t>
       </w:r>
       <w:r>
         <w:t xml:space="preserve">, </w:t>
@@ -15968,584 +16790,103 @@
         <w:rPr>
           <w:b/>
         </w:rPr>
-        <w:t>Dose information</w:t>
-      </w:r>
-      <w:r>
-        <w:t xml:space="preserve"> (</w:t>
-      </w:r>
-      <w:r>
-        <w:rPr>
-          <w:b/>
-        </w:rPr>
-        <w:t>Same dose for all subjects</w:t>
-      </w:r>
-      <w:r>
-        <w:t xml:space="preserve">, or </w:t>
-      </w:r>
-      <w:r>
-        <w:rPr>
-          <w:b/>
-        </w:rPr>
-        <w:t>Doses differ by subject or period (from Dose column in data)</w:t>
-      </w:r>
-      <w:r>
-        <w:t xml:space="preserve">), the dose, the infusion duration for an infusion, and </w:t>
-      </w:r>
-      <w:r>
-        <w:rPr>
-          <w:b/>
-        </w:rPr>
-        <w:t>Steady-state (drug given repeatedly)</w:t>
-      </w:r>
-      <w:r>
-        <w:t xml:space="preserve"> with the Dosing interval τ. </w:t>
-      </w:r>
-      <w:r>
-        <w:rPr>
-          <w:b/>
-        </w:rPr>
-        <w:t>Units</w:t>
-      </w:r>
-      <w:r>
-        <w:t xml:space="preserve">: Dose unit, Time unit, Conc unit, and the molecular weight for molar units. </w:t>
-      </w:r>
-      <w:r>
-        <w:rPr>
-          <w:b/>
-        </w:rPr>
-        <w:t>Calculation Method</w:t>
-      </w:r>
-      <w:r>
-        <w:t xml:space="preserve">: </w:t>
-      </w:r>
-      <w:r>
-        <w:rPr>
-          <w:b/>
-        </w:rPr>
-        <w:t>Trapezoidal method</w:t>
-      </w:r>
-      <w:r>
-        <w:t xml:space="preserve"> (</w:t>
-      </w:r>
-      <w:r>
-        <w:rPr>
-          <w:b/>
-        </w:rPr>
-        <w:t>Linear-up / Log-down</w:t>
-      </w:r>
-      <w:r>
-        <w:t xml:space="preserve">, the default, or </w:t>
-      </w:r>
-      <w:r>
-        <w:rPr>
-          <w:b/>
-        </w:rPr>
-        <w:t>Linear-up / Linear-down</w:t>
-      </w:r>
-      <w:r>
-        <w:t xml:space="preserve">), </w:t>
-      </w:r>
-      <w:r>
-        <w:rPr>
-          <w:b/>
-        </w:rPr>
-        <w:t>Minimum R² for half-life estimation</w:t>
-      </w:r>
-      <w:r>
-        <w:t xml:space="preserve"> (default 0.70), the half-life rules below it (</w:t>
-      </w:r>
-      <w:r>
-        <w:rPr>
-          <w:b/>
-        </w:rPr>
-        <w:t>Edit half-life rules…</w:t>
-      </w:r>
-      <w:r>
-        <w:t xml:space="preserve">), and </w:t>
-      </w:r>
-      <w:r>
-        <w:rPr>
-          <w:b/>
-        </w:rPr>
-        <w:t>Calculate dose-normalised parameters</w:t>
-      </w:r>
-      <w:r>
-        <w:t xml:space="preserve"> (at steady state also AUCτ, Cavg, Cmin and Cτ). Then </w:t>
-      </w:r>
-      <w:r>
-        <w:rPr>
-          <w:b/>
-        </w:rPr>
-        <w:t>Partial AUCs (optional)</w:t>
-      </w:r>
-      <w:r>
-        <w:t xml:space="preserve"> and </w:t>
-      </w:r>
-      <w:r>
-        <w:rPr>
-          <w:b/>
-        </w:rPr>
-        <w:t>Run Analysis on All Subjects</w:t>
-      </w:r>
-      <w:r>
-        <w:t>.</w:t>
-      </w:r>
-    </w:p>
-    <w:p>
-      <w:pPr>
-        <w:spacing w:after="120" w:line="276" w:lineRule="auto"/>
-      </w:pPr>
+        <w:t>Download CI Table (CSV)</w:t>
+      </w:r>
+      <w:r>
+        <w:t xml:space="preserve"> and a Complete Analysis Record. The verdict uses confidence limits rounded to two decimals. A design summary and an amber warning for subjects missing a treatment appear after the NCA. Reading Your Results explains the columns.</w:t>
+      </w:r>
+    </w:p>
+    <w:p>
+      <w:pPr>
+        <w:keepNext/>
+        <w:spacing w:after="120" w:line="276" w:lineRule="auto"/>
+        <w:jc w:val="center"/>
+      </w:pPr>
+      <w:r>
+        <w:rPr>
+          <w:noProof/>
+        </w:rPr>
+        <w:drawing>
+          <wp:inline distT="0" distB="0" distL="0" distR="0" wp14:anchorId="2C32E8CF" wp14:editId="381A1A27">
+            <wp:extent cx="5669280" cy="3644537"/>
+            <wp:effectExtent l="0" t="0" r="0" b="0"/>
+            <wp:docPr id="5" name="Picture 5"/>
+            <wp:cNvGraphicFramePr>
+              <a:graphicFrameLocks xmlns:a="http://schemas.openxmlformats.org/drawingml/2006/main" noChangeAspect="1"/>
+            </wp:cNvGraphicFramePr>
+            <a:graphic xmlns:a="http://schemas.openxmlformats.org/drawingml/2006/main">
+              <a:graphicData uri="http://schemas.openxmlformats.org/drawingml/2006/picture">
+                <pic:pic xmlns:pic="http://schemas.openxmlformats.org/drawingml/2006/picture">
+                  <pic:nvPicPr>
+                    <pic:cNvPr id="0" name="be.png"/>
+                    <pic:cNvPicPr/>
+                  </pic:nvPicPr>
+                  <pic:blipFill>
+                    <a:blip r:embed="rId11"/>
+                    <a:stretch>
+                      <a:fillRect/>
+                    </a:stretch>
+                  </pic:blipFill>
+                  <pic:spPr>
+                    <a:xfrm>
+                      <a:off x="0" y="0"/>
+                      <a:ext cx="5669280" cy="3644537"/>
+                    </a:xfrm>
+                    <a:prstGeom prst="rect">
+                      <a:avLst/>
+                    </a:prstGeom>
+                  </pic:spPr>
+                </pic:pic>
+              </a:graphicData>
+            </a:graphic>
+          </wp:inline>
+        </w:drawing>
+      </w:r>
+    </w:p>
+    <w:p>
+      <w:pPr>
+        <w:spacing w:after="120" w:line="276" w:lineRule="auto"/>
+        <w:jc w:val="center"/>
+      </w:pPr>
+      <w:r>
+        <w:rPr>
+          <w:b/>
+          <w:sz w:val="18"/>
+        </w:rPr>
+        <w:t xml:space="preserve">Figure 5. </w:t>
+      </w:r>
+      <w:r>
+        <w:rPr>
+          <w:i/>
+          <w:sz w:val="18"/>
+        </w:rPr>
+        <w:t>Bioequivalence with the crossover example of Tutorial 4: the checks, the design found in the data and the comparison table.</w:t>
+      </w:r>
+    </w:p>
+    <w:p>
+      <w:pPr>
+        <w:spacing w:after="120" w:line="276" w:lineRule="auto"/>
+      </w:pPr>
+      <w:r>
+        <w:t>With the results the app lists points that ICH M13A asks you to check. A profile without any measurable concentration has no NCA result and is counted under Profiles missing; its subject leaves the comparison, which M13A (2.2.1.1) accepts only as a planned exception, in general for no more than one subject. A profile with a single measurable concentration keeps its Cmax, Tmax and AUC to last point and stays in the comparison. A period whose AUC to last point is below 5% of the geometric mean of that treatment is flagged as very low exposure, on the same terms. A single-dose study also lists a pre-dose concentration above 5% of Cmax, and AUC to last point covering less than 80% of AUC∞ in more than 20% of the profiles; neither check runs at steady state. Fewer than 12 evaluable subjects is checked on the smaller of the Test and Reference counts.</w:t>
+      </w:r>
+    </w:p>
+    <w:p>
+      <w:pPr>
+        <w:spacing w:after="120" w:line="276" w:lineRule="auto"/>
+      </w:pPr>
+      <w:r>
+        <w:rPr>
+          <w:b/>
+        </w:rPr>
+        <w:t>A verdict is computed on all the data you uploaded.</w:t>
+      </w:r>
+      <w:r>
+        <w:t xml:space="preserve"> When the checks name a period with a pre-dose concentration above 5% of Cmax, ICH M13A (2.2.3.3) excludes it from the primary analysis, so the verdict shown is not the M13A primary analysis: exclude the period </w:t>
+      </w:r>
       <w:r>
         <w:lastRenderedPageBreak/>
-        <w:t xml:space="preserve">The results are in five tabs. Concentration-Time Profiles shows all profiles and a Mean ± SD plot; that mean is arithmetic, so use Visualize Data for geometric summaries. </w:t>
-      </w:r>
-      <w:r>
-        <w:rPr>
-          <w:b/>
-        </w:rPr>
-        <w:t>All Parameters (per profile)</w:t>
-      </w:r>
-      <w:r>
-        <w:t xml:space="preserve"> is the table, with a short default view and </w:t>
-      </w:r>
-      <w:r>
-        <w:rPr>
-          <w:b/>
-        </w:rPr>
-        <w:t>Show all parameters</w:t>
-      </w:r>
-      <w:r>
-        <w:t xml:space="preserve"> for every column; AUC % Extrapolated above 20% is flagged in amber, and </w:t>
-      </w:r>
-      <w:r>
-        <w:rPr>
-          <w:b/>
-        </w:rPr>
-        <w:t>Half-Life Flags</w:t>
-      </w:r>
-      <w:r>
-        <w:t xml:space="preserve"> names any half-life rule a fit breaks. </w:t>
-      </w:r>
-      <w:r>
-        <w:rPr>
-          <w:b/>
-        </w:rPr>
-        <w:t>Summary Statistics</w:t>
-      </w:r>
-      <w:r>
-        <w:t xml:space="preserve"> gives the statistics per treatment. Individual Profiles (grid view) shows one small plot per profile, and </w:t>
-      </w:r>
-      <w:r>
-        <w:rPr>
-          <w:b/>
-        </w:rPr>
-        <w:t>Half-Life Review</w:t>
-      </w:r>
-      <w:r>
-        <w:t xml:space="preserve"> lets you choose the terminal-phase points of any profile: select it under Profile:, tick the points under </w:t>
-      </w:r>
-      <w:r>
-        <w:rPr>
-          <w:b/>
-        </w:rPr>
-        <w:t>Points for half-life:</w:t>
-      </w:r>
-      <w:r>
-        <w:t xml:space="preserve"> and click </w:t>
-      </w:r>
-      <w:r>
-        <w:rPr>
-          <w:b/>
-        </w:rPr>
-        <w:t>Recalculate</w:t>
-      </w:r>
-      <w:r>
-        <w:t xml:space="preserve">. A selection stays with its profile; </w:t>
-      </w:r>
-      <w:r>
-        <w:rPr>
-          <w:b/>
-        </w:rPr>
-        <w:t>Remove override (automatic fit)</w:t>
-      </w:r>
-      <w:r>
-        <w:t xml:space="preserve"> returns it to the automatic fit. A CDISC parameter codes panel lists the official code of each parameter.</w:t>
-      </w:r>
-    </w:p>
-    <w:p>
-      <w:pPr>
-        <w:spacing w:after="120" w:line="276" w:lineRule="auto"/>
-      </w:pPr>
-      <w:r>
-        <w:t xml:space="preserve">When the automatic terminal fit of a profile has an adjusted R² below the minimum, its half-life, AUC∞, CL/F, Vz/F and MRT are left empty and a note names the profile; select the points in </w:t>
-      </w:r>
-      <w:r>
-        <w:rPr>
-          <w:b/>
-        </w:rPr>
-        <w:t>Half-Life Review</w:t>
-      </w:r>
-      <w:r>
-        <w:t xml:space="preserve"> if you want a value. Profiles with fewer than 2 positive concentrations are left out, with an amber note listing them. A single-dose run also notes profiles whose pre-dose concentration is above 5% of Cmax. At steady state, parameters extrapolated to infinity and the single-dose volume and MRT are left empty. Changing a setting clears the results, so run the analysis again.</w:t>
-      </w:r>
-    </w:p>
-    <w:p>
-      <w:pPr>
-        <w:spacing w:after="120" w:line="276" w:lineRule="auto"/>
-      </w:pPr>
-      <w:r>
-        <w:rPr>
-          <w:b/>
-        </w:rPr>
-        <w:t>Half-life rules.</w:t>
-      </w:r>
-      <w:r>
-        <w:t xml:space="preserve"> The line under the minimum R² shows the rules in force; </w:t>
-      </w:r>
-      <w:r>
-        <w:rPr>
-          <w:b/>
-        </w:rPr>
-        <w:t>Edit half-life rules…</w:t>
-      </w:r>
-      <w:r>
-        <w:t xml:space="preserve"> changes them or switches them off. By default a fit is flagged when its points span less than two half-lives, when AUC∞ is more than 20% extrapolated (at steady state: more than 20% of AUCτ extrapolated past the last sample) or, after an IV bolus, more than 20% back-extrapolated. A flag changes no value and leaves nothing out. It marks the fits worth a second look: Half-Life Review adds (flagged) to those profiles in its list and shows each rule as pass or fail. All paths use the same rules, and the Analysis Record stores them. A profile without flags shows none, no half-life or rules off, so the column is never empty.</w:t>
-      </w:r>
-    </w:p>
-    <w:p>
-      <w:pPr>
-        <w:spacing w:after="120" w:line="276" w:lineRule="auto"/>
-      </w:pPr>
-      <w:r>
-        <w:t>Partial AUCs join the table, the summary statistics and the downloads. An interval that reaches past the last measurable concentration of a profile stays empty for that profile, and a note names the profile and its last measurable time. With dose normalisation switched on, the partial AUCs and the Cmax within an interval are divided by the dose as well; the time of that maximum is not.</w:t>
-      </w:r>
-    </w:p>
-    <w:p>
-      <w:pPr>
-        <w:spacing w:after="120" w:line="276" w:lineRule="auto"/>
-      </w:pPr>
-      <w:r>
-        <w:t xml:space="preserve">Downloads: </w:t>
-      </w:r>
-      <w:r>
-        <w:rPr>
-          <w:b/>
-        </w:rPr>
-        <w:t>Download Results (CSV)</w:t>
-      </w:r>
-      <w:r>
-        <w:t xml:space="preserve">, </w:t>
-      </w:r>
-      <w:r>
-        <w:rPr>
-          <w:b/>
-        </w:rPr>
-        <w:t>Download Results (Excel)</w:t>
-      </w:r>
-      <w:r>
-        <w:t>, with summary statistics per treatment and a sheet of CDISC codes, and a Complete Analysis Record. For a study report, use the record: the plain downloads carry no app version, data hash or settings.</w:t>
-      </w:r>
-    </w:p>
-    <w:p>
-      <w:pPr>
-        <w:pStyle w:val="Kop2"/>
-      </w:pPr>
-      <w:bookmarkStart w:id="45" w:name="_Toc241518422"/>
-      <w:r>
-        <w:t>Path 6: Bioequivalence</w:t>
-      </w:r>
-      <w:bookmarkEnd w:id="45"/>
-    </w:p>
-    <w:p>
-      <w:pPr>
-        <w:spacing w:after="120" w:line="276" w:lineRule="auto"/>
-      </w:pPr>
-      <w:r>
-        <w:t>Runs the NCA, then the ANOVA, then the confidence interval and a forest plot, and gives a verdict where one is justified.</w:t>
-      </w:r>
-    </w:p>
-    <w:p>
-      <w:pPr>
-        <w:pStyle w:val="Kop3"/>
-      </w:pPr>
-      <w:r>
-        <w:t>Step 1: PK Analysis Settings</w:t>
-      </w:r>
-    </w:p>
-    <w:p>
-      <w:pPr>
-        <w:spacing w:after="120" w:line="276" w:lineRule="auto"/>
-      </w:pPr>
-      <w:r>
-        <w:rPr>
-          <w:b/>
-        </w:rPr>
-        <w:t>Dose information</w:t>
-      </w:r>
-      <w:r>
-        <w:t xml:space="preserve">, dose, units, </w:t>
-      </w:r>
-      <w:r>
-        <w:rPr>
-          <w:b/>
-        </w:rPr>
-        <w:t>Route of administration</w:t>
-      </w:r>
-      <w:r>
-        <w:t xml:space="preserve"> (oral, IM or SC, or IV bolus; an IV infusion is not supported here), trapezoidal method and minimum R², as in Path 5, and </w:t>
-      </w:r>
-      <w:r>
-        <w:rPr>
-          <w:b/>
-        </w:rPr>
-        <w:t>Steady-state (drug given repeatedly)</w:t>
-      </w:r>
-      <w:r>
-        <w:t xml:space="preserve"> with τ for steady-state data. At steady state AUC Within Dosing Interval replaces AUC to last point and AUC to infinity; after a first run, Minimum Concentration (Cmin) and Concentration at Tau (Ctau) can be added to the parameters to compare.</w:t>
-      </w:r>
-    </w:p>
-    <w:p>
-      <w:pPr>
-        <w:pStyle w:val="Kop3"/>
-      </w:pPr>
-      <w:r>
-        <w:lastRenderedPageBreak/>
-        <w:t>Step 2: Bioequivalence Settings</w:t>
-      </w:r>
-    </w:p>
-    <w:p>
-      <w:pPr>
-        <w:spacing w:after="120" w:line="276" w:lineRule="auto"/>
-      </w:pPr>
-      <w:r>
-        <w:rPr>
-          <w:b/>
-        </w:rPr>
-        <w:t>Study design</w:t>
-      </w:r>
-      <w:r>
-        <w:t>: 2×2 standard crossover, 2×2×3 or 2×2×4 full replicate, 2×3×3 partial replicate, parallel groups, or paired comparison. The design found at upload is pre-selected, and a crossover chosen for one-period data is flagged. If all subjects received the treatments in the same order, the data are analysed as a paired comparison.</w:t>
-      </w:r>
-    </w:p>
-    <w:p>
-      <w:pPr>
-        <w:spacing w:after="120" w:line="276" w:lineRule="auto"/>
-      </w:pPr>
-      <w:r>
-        <w:rPr>
-          <w:b/>
-        </w:rPr>
-        <w:t>Reference treatment</w:t>
-      </w:r>
-      <w:r>
-        <w:t>: the ratio is Test ÷ Reference. The run is blocked until one is chosen, and the results table shows the comparison, for example “New / Old”.</w:t>
-      </w:r>
-    </w:p>
-    <w:p>
-      <w:pPr>
-        <w:spacing w:after="120" w:line="276" w:lineRule="auto"/>
-      </w:pPr>
-      <w:r>
-        <w:rPr>
-          <w:b/>
-        </w:rPr>
-        <w:t>Statistical model</w:t>
-      </w:r>
-      <w:r>
-        <w:t xml:space="preserve">: leave it at </w:t>
-      </w:r>
-      <w:r>
-        <w:rPr>
-          <w:b/>
-        </w:rPr>
-        <w:t>Fixed effects (all terms fixed)</w:t>
-      </w:r>
-      <w:r>
-        <w:t xml:space="preserve"> unless the protocol specifies the mixed model. The model has Sequence, Subject, Period and Treatment as factors; with fixed effects this is EMA Method A, and the mixed model (random subject intercept) is EMA Method B, not the FDA model for replicate designs. Fixed-Effects vs. Mixed-Effects Models, in Statistical Methods, explains the difference.</w:t>
-      </w:r>
-    </w:p>
-    <w:p>
-      <w:pPr>
-        <w:spacing w:after="120" w:line="276" w:lineRule="auto"/>
-      </w:pPr>
-      <w:r>
-        <w:rPr>
-          <w:b/>
-        </w:rPr>
-        <w:t>Log-transform (recommended)</w:t>
-      </w:r>
-      <w:r>
-        <w:t xml:space="preserve">, </w:t>
-      </w:r>
-      <w:r>
-        <w:rPr>
-          <w:b/>
-        </w:rPr>
-        <w:t>Parameters to compare</w:t>
-      </w:r>
-      <w:r>
-        <w:t xml:space="preserve"> (Cmax and AUC to last point by default, the primary parameters of ICH M13A; AUC to infinity, Tmax and half-life can be added), </w:t>
-      </w:r>
-      <w:r>
-        <w:rPr>
-          <w:b/>
-        </w:rPr>
-        <w:t>Confidence interval</w:t>
-      </w:r>
-      <w:r>
-        <w:t xml:space="preserve"> (80 to 99%; a verdict is given only at 90%) and the acceptance limits </w:t>
-      </w:r>
-      <w:r>
-        <w:rPr>
-          <w:b/>
-        </w:rPr>
-        <w:t>Lower (%)</w:t>
-      </w:r>
-      <w:r>
-        <w:t xml:space="preserve"> and </w:t>
-      </w:r>
-      <w:r>
-        <w:rPr>
-          <w:b/>
-        </w:rPr>
-        <w:t>Upper (%)</w:t>
-      </w:r>
-      <w:r>
-        <w:t xml:space="preserve">. Click </w:t>
-      </w:r>
-      <w:r>
-        <w:rPr>
-          <w:b/>
-        </w:rPr>
-        <w:t>Run Complete BE Analysis</w:t>
-      </w:r>
-      <w:r>
-        <w:t>. Changing a setting clears the results; the parameters you chose are kept.</w:t>
-      </w:r>
-    </w:p>
-    <w:p>
-      <w:pPr>
-        <w:pStyle w:val="Kop3"/>
-      </w:pPr>
-      <w:r>
-        <w:t>Widened and Narrowed Limits</w:t>
-      </w:r>
-    </w:p>
-    <w:p>
-      <w:pPr>
-        <w:spacing w:after="120" w:line="276" w:lineRule="auto"/>
-      </w:pPr>
-      <w:r>
-        <w:t xml:space="preserve">With limits wider than 80–125%, two more settings appear. </w:t>
-      </w:r>
-      <w:r>
-        <w:rPr>
-          <w:b/>
-        </w:rPr>
-        <w:t>Widened limits apply to</w:t>
-      </w:r>
-      <w:r>
-        <w:t xml:space="preserve"> chooses Cmax only, Cmax and partial AUCs (not AUC to last point or to infinity), or All compared metrics (e.g. no-effect boundaries); the default is Cmax only. Also require the point estimate within 80.00–125.00% is ticked; untick it only for comparisons without such a rule, such as drug-interaction no-effect boundaries.</w:t>
-      </w:r>
-    </w:p>
-    <w:p>
-      <w:pPr>
-        <w:spacing w:after="120" w:line="276" w:lineRule="auto"/>
-      </w:pPr>
-      <w:r>
-        <w:rPr>
-          <w:b/>
-        </w:rPr>
-        <w:t>Widened limits are not ABEL or RSABE.</w:t>
-      </w:r>
-      <w:r>
-        <w:t xml:space="preserve"> Entering limits wider than 80.00–125.00% does not perform a reference-scaled analysis: the app does not check the conditions for widening (a pre-specified, clinically justified widening, CVwR of this study above 30%, the cap at 50%, a CVwR not driven by outliers; EMA 2010, section 4.1.10), and it does not compute the FDA scaled criterion. Use widened limits only when the protocol fixes them in advance, and document the justification outside the app. For replicate designs a table shows the within-subject variability of the Reference (and of the Test when replicated) and the EMA widened limits it would imply, for information only.</w:t>
-      </w:r>
-    </w:p>
-    <w:p>
-      <w:pPr>
-        <w:spacing w:after="120" w:line="276" w:lineRule="auto"/>
-      </w:pPr>
-      <w:r>
-        <w:t>For a narrow therapeutic index drug under the EMA approach, enter 90.00 and 111.11. Narrowed limits apply to every compared metric; the FDA NTID scaled test and its variability comparison are not available.</w:t>
-      </w:r>
-    </w:p>
-    <w:p>
-      <w:pPr>
-        <w:pStyle w:val="Kop3"/>
-      </w:pPr>
-      <w:r>
-        <w:t>Running and Reading the Results</w:t>
-      </w:r>
-    </w:p>
-    <w:p>
-      <w:pPr>
-        <w:spacing w:after="120" w:line="276" w:lineRule="auto"/>
-      </w:pPr>
-      <w:r>
-        <w:t xml:space="preserve">The tabs are </w:t>
-      </w:r>
-      <w:r>
-        <w:rPr>
-          <w:b/>
-        </w:rPr>
-        <w:t>Test vs. Reference Comparison</w:t>
-      </w:r>
-      <w:r>
-        <w:t xml:space="preserve"> (the table and the forest plot), PK Parameter Table, Statistical Details (ANOVA), Concentration-Time Profiles, Individual Profiles and </w:t>
-      </w:r>
-      <w:r>
-        <w:rPr>
-          <w:b/>
-        </w:rPr>
-        <w:t>Half-Life Review</w:t>
-      </w:r>
-      <w:r>
-        <w:t xml:space="preserve">. Downloads: </w:t>
-      </w:r>
-      <w:r>
-        <w:rPr>
-          <w:b/>
-        </w:rPr>
-        <w:t>Download Complete BE Report (Excel)</w:t>
-      </w:r>
-      <w:r>
-        <w:t xml:space="preserve">, </w:t>
-      </w:r>
-      <w:r>
-        <w:rPr>
-          <w:b/>
-        </w:rPr>
-        <w:t>Download CI Table (CSV)</w:t>
-      </w:r>
-      <w:r>
-        <w:t xml:space="preserve"> and a Complete Analysis Record. The verdict uses confidence limits rounded to two decimals. A design summary and an amber warning for subjects missing a treatment appear after the NCA. Reading Your Results explains the columns.</w:t>
-      </w:r>
-    </w:p>
-    <w:p>
-      <w:pPr>
-        <w:spacing w:after="120" w:line="276" w:lineRule="auto"/>
-      </w:pPr>
-      <w:r>
-        <w:t xml:space="preserve">With the results the app lists points that ICH M13A asks you to check. A profile without any measurable concentration has no NCA result and is counted under Profiles missing; its </w:t>
-      </w:r>
-      <w:r>
-        <w:lastRenderedPageBreak/>
-        <w:t>subject leaves the comparison, which M13A (2.2.1.1) accepts only as a planned exception, in general for no more than one subject. A profile with a single measurable concentration keeps its Cmax, Tmax and AUC to last point and stays in the comparison. A period whose AUC to last point is below 5% of the geometric mean of that treatment is flagged as very low exposure, on the same terms. A single-dose study also lists a pre-dose concentration above 5% of Cmax, and AUC to last point covering less than 80% of AUC∞ in more than 20% of the profiles; neither check runs at steady state. Fewer than 12 evaluable subjects is checked on the smaller of the Test and Reference counts.</w:t>
-      </w:r>
-    </w:p>
-    <w:p>
-      <w:pPr>
-        <w:spacing w:after="120" w:line="276" w:lineRule="auto"/>
-      </w:pPr>
-      <w:r>
-        <w:rPr>
-          <w:b/>
-        </w:rPr>
-        <w:t>A verdict is computed on all the data you uploaded.</w:t>
-      </w:r>
-      <w:r>
-        <w:t xml:space="preserve"> When the checks name a period with a pre-dose concentration above 5% of Cmax, ICH M13A (2.2.3.3) excludes it from the primary analysis, so the verdict shown is not the M13A primary analysis: exclude the period in the Exclusions card on the Upload page, with the protocol's reason (see Leaving Out Data), and run again. With fewer than 12 evaluable subjects, M13A (2.2.3.1) does not accept the study as pivotal, and the verdict is a statistical result only.</w:t>
+        <w:t>in the Exclusions card on the Upload page, with the protocol's reason (see Leaving Out Data), and run again. With fewer than 12 evaluable subjects, M13A (2.2.3.1) does not accept the study as pivotal, and the verdict is a statistical result only.</w:t>
       </w:r>
     </w:p>
     <w:p>
@@ -17084,43 +17425,95 @@
         <w:pStyle w:val="Kop3"/>
       </w:pPr>
       <w:r>
+        <w:t>Partial AUCs in Bioequivalence</w:t>
+      </w:r>
+    </w:p>
+    <w:p>
+      <w:pPr>
+        <w:spacing w:after="120" w:line="276" w:lineRule="auto"/>
+      </w:pPr>
+      <w:r>
+        <w:t xml:space="preserve">Partial AUC intervals here also carry a role, set under </w:t>
+      </w:r>
+      <w:r>
+        <w:rPr>
+          <w:b/>
+        </w:rPr>
+        <w:t>Role in bioequivalence</w:t>
+      </w:r>
+      <w:r>
+        <w:t xml:space="preserve">. A </w:t>
+      </w:r>
+      <w:r>
+        <w:rPr>
+          <w:b/>
+        </w:rPr>
+        <w:t>Pivotal (verdict)</w:t>
+      </w:r>
+      <w:r>
+        <w:t xml:space="preserve"> interval receives a bioequivalence verdict, a </w:t>
+      </w:r>
+      <w:r>
+        <w:rPr>
+          <w:b/>
+        </w:rPr>
+        <w:t>Supportive (no verdict)</w:t>
+      </w:r>
+      <w:r>
+        <w:t xml:space="preserve"> interval only its ratio and confidence interval. The metrics appear under </w:t>
+      </w:r>
+      <w:r>
+        <w:rPr>
+          <w:b/>
+        </w:rPr>
+        <w:t>Parameters to compare</w:t>
+      </w:r>
+      <w:r>
+        <w:t>, ticked, as soon as the intervals are valid, and Cmax within an interval can be compared as well. A metric whose value is zero in any profile receives no estimate and no verdict, because zero cannot be log-transformed and the profiles that would drop out are the low-exposure ones. That metric keeps its row in the table and in the forest plot, with the reason, the zero counts per treatment and the number of profiles that have no value.</w:t>
+      </w:r>
+    </w:p>
+    <w:p>
+      <w:pPr>
+        <w:pStyle w:val="Kop2"/>
+      </w:pPr>
+      <w:bookmarkStart w:id="46" w:name="_Toc241526090"/>
+      <w:r>
         <w:lastRenderedPageBreak/>
-        <w:t>Partial AUCs in Bioequivalence</w:t>
-      </w:r>
-    </w:p>
-    <w:p>
-      <w:pPr>
-        <w:spacing w:after="120" w:line="276" w:lineRule="auto"/>
-      </w:pPr>
-      <w:r>
-        <w:t xml:space="preserve">Partial AUC intervals here also carry a role, set under </w:t>
-      </w:r>
-      <w:r>
-        <w:rPr>
-          <w:b/>
-        </w:rPr>
-        <w:t>Role in bioequivalence</w:t>
-      </w:r>
-      <w:r>
-        <w:t xml:space="preserve">. A </w:t>
-      </w:r>
-      <w:r>
-        <w:rPr>
-          <w:b/>
-        </w:rPr>
-        <w:t>Pivotal (verdict)</w:t>
-      </w:r>
-      <w:r>
-        <w:t xml:space="preserve"> interval receives a bioequivalence verdict, a </w:t>
-      </w:r>
-      <w:r>
-        <w:rPr>
-          <w:b/>
-        </w:rPr>
-        <w:t>Supportive (no verdict)</w:t>
-      </w:r>
-      <w:r>
-        <w:t xml:space="preserve"> interval only its ratio and confidence interval. The metrics appear under </w:t>
+        <w:t>Analysing Drug–Drug Interaction Studies</w:t>
+      </w:r>
+      <w:bookmarkEnd w:id="46"/>
+    </w:p>
+    <w:p>
+      <w:pPr>
+        <w:spacing w:after="120" w:line="276" w:lineRule="auto"/>
+      </w:pPr>
+      <w:r>
+        <w:t>Bioequivalence (Path 6) can also analyse drug–drug interaction (DDI) studies: the design compares two conditions within subjects, with an ANOVA model and a confidence interval for the geometric mean ratio.</w:t>
+      </w:r>
+    </w:p>
+    <w:p>
+      <w:pPr>
+        <w:pStyle w:val="Kop3"/>
+      </w:pPr>
+      <w:r>
+        <w:t>How to Set Up a DDI Analysis</w:t>
+      </w:r>
+    </w:p>
+    <w:p>
+      <w:pPr>
+        <w:spacing w:after="120" w:line="276" w:lineRule="auto"/>
+      </w:pPr>
+      <w:r>
+        <w:t xml:space="preserve">Prepare the data as a crossover dataset (Scenario 4 or 5). Choose the victim drug given alone as the </w:t>
+      </w:r>
+      <w:r>
+        <w:rPr>
+          <w:b/>
+        </w:rPr>
+        <w:t>Reference treatment</w:t>
+      </w:r>
+      <w:r>
+        <w:t xml:space="preserve">, so the ratio is (with perpetrator) ÷ (alone): the fold-change in exposure. For a single-dose victim, tick AUC to infinity under </w:t>
       </w:r>
       <w:r>
         <w:rPr>
@@ -17129,169 +17522,120 @@
         <w:t>Parameters to compare</w:t>
       </w:r>
       <w:r>
-        <w:t>, ticked, as soon as the intervals are valid, and Cmax within an interval can be compared as well. A metric whose value is zero in any profile receives no estimate and no verdict, because zero cannot be log-transformed and the profiles that would drop out are the low-exposure ones. That metric keeps its row in the table and in the forest plot, with the reason, the zero counts per treatment and the number of profiles that have no value.</w:t>
+        <w:t xml:space="preserve"> as well; at steady state compare AUC Within Dosing Interval, Cmax and Cmin.</w:t>
+      </w:r>
+    </w:p>
+    <w:p>
+      <w:pPr>
+        <w:spacing w:after="120" w:line="276" w:lineRule="auto"/>
+      </w:pPr>
+      <w:r>
+        <w:t>Run the analysis. A ratio of 200% means the perpetrator doubled the victim's exposure; 50% means it halved it. Check the Comparison column to confirm which treatment is in the denominator.</w:t>
+      </w:r>
+    </w:p>
+    <w:p>
+      <w:pPr>
+        <w:pStyle w:val="Kop3"/>
+      </w:pPr>
+      <w:r>
+        <w:t>Interpreting DDI Results</w:t>
+      </w:r>
+    </w:p>
+    <w:p>
+      <w:pPr>
+        <w:spacing w:after="120" w:line="276" w:lineRule="auto"/>
+      </w:pPr>
+      <w:r>
+        <w:t>A DDI study quantifies how large the interaction is; it is not a test of equivalence. ICH M12 (section 5.2) asks for the geometric mean ratio with and without the precipitant and its 90% confidence interval for AUC and Cmax (and Cmin when relevant), and for the range of individual ratios. The app does not give individual ratios: compute them from the exported PK Parameter Table. Interpret the result against no-effect boundaries for the victim drug, preferably based on its exposure-response relationship (section 5.3.1). The default no-effect boundaries are a 90% CI within 80–125%, which M12 calls generally acceptable but overly conservative for most drugs.</w:t>
+      </w:r>
+    </w:p>
+    <w:p>
+      <w:pPr>
+        <w:spacing w:after="120" w:line="276" w:lineRule="auto"/>
+      </w:pPr>
+      <w:r>
+        <w:t>If the study used a sensitive index substrate, the point estimate also classifies the precipitant (M12 section 5.3.2): a strong, moderate or weak inhibitor raises the substrate's AUC at least 5-fold, 2- to 5-fold, or 1.25- to 2-fold; a strong, moderate or weak inducer lowers it by at least 80%, by 50 to 80%, or by 20 to 50%. These classes describe the precipitant, not the size of the interaction for other victim drugs.</w:t>
+      </w:r>
+    </w:p>
+    <w:p>
+      <w:pPr>
+        <w:pStyle w:val="Kop3"/>
+      </w:pPr>
+      <w:r>
+        <w:t>Practical Considerations</w:t>
+      </w:r>
+    </w:p>
+    <w:p>
+      <w:pPr>
+        <w:spacing w:after="120" w:line="276" w:lineRule="auto"/>
+      </w:pPr>
+      <w:r>
+        <w:t xml:space="preserve">To compare with no-effect boundaries, enter them as acceptance limits, choose All compared metrics under </w:t>
+      </w:r>
+      <w:r>
+        <w:rPr>
+          <w:b/>
+        </w:rPr>
+        <w:t>Widened limits apply to</w:t>
+      </w:r>
+      <w:r>
+        <w:t>, and untick the point-estimate requirement if it does not apply. A YES in the Bioequivalent? column then means that the 90% CI lies within the boundaries you entered; it is not a bioequivalence conclusion.</w:t>
+      </w:r>
+    </w:p>
+    <w:p>
+      <w:pPr>
+        <w:spacing w:after="120" w:line="276" w:lineRule="auto"/>
+      </w:pPr>
+      <w:r>
+        <w:t>For fixed-order DDI studies (all subjects receive the victim alone first, then with the perpetrator), select Paired comparison. The app reports the ratio and its confidence interval without a verdict, because period and interaction effects cannot be separated: read the interval against the boundaries yourself.</w:t>
+      </w:r>
+    </w:p>
+    <w:p>
+      <w:pPr>
+        <w:spacing w:after="120" w:line="276" w:lineRule="auto"/>
+      </w:pPr>
+      <w:r>
+        <w:t>The forest plot and confidence interval table can go into the DDI section of a clinical study report when they were produced on a qualified installation and reviewed according to your procedures.</w:t>
       </w:r>
     </w:p>
     <w:p>
       <w:pPr>
         <w:pStyle w:val="Kop2"/>
       </w:pPr>
-      <w:bookmarkStart w:id="46" w:name="_Toc241518423"/>
-      <w:r>
-        <w:t>Analysing Drug–Drug Interaction Studies</w:t>
-      </w:r>
-      <w:bookmarkEnd w:id="46"/>
-    </w:p>
-    <w:p>
-      <w:pPr>
-        <w:spacing w:after="120" w:line="276" w:lineRule="auto"/>
-      </w:pPr>
-      <w:r>
-        <w:t>Bioequivalence (Path 6) can also analyse drug–drug interaction (DDI) studies: the design compares two conditions within subjects, with an ANOVA model and a confidence interval for the geometric mean ratio.</w:t>
-      </w:r>
-    </w:p>
-    <w:p>
-      <w:pPr>
-        <w:pStyle w:val="Kop3"/>
-      </w:pPr>
-      <w:r>
-        <w:t>How to Set Up a DDI Analysis</w:t>
-      </w:r>
-    </w:p>
-    <w:p>
-      <w:pPr>
-        <w:spacing w:after="120" w:line="276" w:lineRule="auto"/>
-      </w:pPr>
-      <w:r>
-        <w:t xml:space="preserve">Prepare the data as a crossover dataset (Scenario 4 or 5). Choose the victim drug given alone as the </w:t>
-      </w:r>
-      <w:r>
-        <w:rPr>
-          <w:b/>
-        </w:rPr>
-        <w:t>Reference treatment</w:t>
-      </w:r>
-      <w:r>
-        <w:t xml:space="preserve">, so the ratio is (with perpetrator) ÷ (alone): the fold-change in exposure. For a single-dose victim, tick AUC to infinity under </w:t>
-      </w:r>
-      <w:r>
-        <w:rPr>
-          <w:b/>
-        </w:rPr>
-        <w:t>Parameters to compare</w:t>
-      </w:r>
-      <w:r>
-        <w:t xml:space="preserve"> as well; at steady state compare AUC Within Dosing Interval, Cmax and Cmin.</w:t>
-      </w:r>
-    </w:p>
-    <w:p>
-      <w:pPr>
-        <w:spacing w:after="120" w:line="276" w:lineRule="auto"/>
-      </w:pPr>
-      <w:r>
-        <w:t>Run the analysis. A ratio of 200% means the perpetrator doubled the victim's exposure; 50% means it halved it. Check the Comparison column to confirm which treatment is in the denominator.</w:t>
-      </w:r>
-    </w:p>
-    <w:p>
-      <w:pPr>
-        <w:pStyle w:val="Kop3"/>
-      </w:pPr>
-      <w:r>
-        <w:t>Interpreting DDI Results</w:t>
-      </w:r>
-    </w:p>
-    <w:p>
-      <w:pPr>
-        <w:spacing w:after="120" w:line="276" w:lineRule="auto"/>
-      </w:pPr>
-      <w:r>
-        <w:t>A DDI study quantifies how large the interaction is; it is not a test of equivalence. ICH M12 (section 5.2) asks for the geometric mean ratio with and without the precipitant and its 90% confidence interval for AUC and Cmax (and Cmin when relevant), and for the range of individual ratios. The app does not give individual ratios: compute them from the exported PK Parameter Table. Interpret the result against no-effect boundaries for the victim drug, preferably based on its exposure-response relationship (section 5.3.1). The default no-effect boundaries are a 90% CI within 80–125%, which M12 calls generally acceptable but overly conservative for most drugs.</w:t>
-      </w:r>
-    </w:p>
-    <w:p>
-      <w:pPr>
-        <w:spacing w:after="120" w:line="276" w:lineRule="auto"/>
-      </w:pPr>
-      <w:r>
-        <w:t>If the study used a sensitive index substrate, the point estimate also classifies the precipitant (M12 section 5.3.2): a strong, moderate or weak inhibitor raises the substrate's AUC at least 5-fold, 2- to 5-fold, or 1.25- to 2-fold; a strong, moderate or weak inducer lowers it by at least 80%, by 50 to 80%, or by 20 to 50%. These classes describe the precipitant, not the size of the interaction for other victim drugs.</w:t>
-      </w:r>
-    </w:p>
-    <w:p>
-      <w:pPr>
-        <w:pStyle w:val="Kop3"/>
-      </w:pPr>
-      <w:r>
-        <w:t>Practical Considerations</w:t>
-      </w:r>
-    </w:p>
-    <w:p>
-      <w:pPr>
-        <w:spacing w:after="120" w:line="276" w:lineRule="auto"/>
-      </w:pPr>
-      <w:r>
-        <w:t xml:space="preserve">To compare with no-effect boundaries, enter them as acceptance limits, choose All compared metrics under </w:t>
-      </w:r>
-      <w:r>
-        <w:rPr>
-          <w:b/>
-        </w:rPr>
-        <w:t>Widened limits apply to</w:t>
-      </w:r>
-      <w:r>
-        <w:t>, and untick the point-estimate requirement if it does not apply. A YES in the Bioequivalent? column then means that the 90% CI lies within the boundaries you entered; it is not a bioequivalence conclusion.</w:t>
-      </w:r>
-    </w:p>
-    <w:p>
-      <w:pPr>
-        <w:spacing w:after="120" w:line="276" w:lineRule="auto"/>
-      </w:pPr>
-      <w:r>
-        <w:t xml:space="preserve">For fixed-order DDI studies (all subjects receive the victim alone first, then with the perpetrator), select Paired comparison. The app reports the ratio and its confidence interval </w:t>
-      </w:r>
-      <w:r>
+      <w:bookmarkStart w:id="47" w:name="_Toc241526091"/>
+      <w:r>
+        <w:t>Complete Analysis Record</w:t>
+      </w:r>
+      <w:bookmarkEnd w:id="47"/>
+    </w:p>
+    <w:p>
+      <w:pPr>
+        <w:spacing w:after="120" w:line="276" w:lineRule="auto"/>
+      </w:pPr>
+      <w:r>
+        <w:t xml:space="preserve">Available from One Subject at a Time, All Subjects and Bioequivalence, with </w:t>
+      </w:r>
+      <w:r>
+        <w:rPr>
+          <w:b/>
+        </w:rPr>
+        <w:t>Generate Analysis Record</w:t>
+      </w:r>
+      <w:r>
+        <w:t xml:space="preserve">; Visualize Data produces a similar Figure Record. Fill in </w:t>
+      </w:r>
+      <w:r>
+        <w:rPr>
+          <w:b/>
+        </w:rPr>
+        <w:t xml:space="preserve">Analyst name </w:t>
+      </w:r>
+      <w:r>
+        <w:rPr>
+          <w:b/>
+        </w:rPr>
         <w:lastRenderedPageBreak/>
-        <w:t>without a verdict, because period and interaction effects cannot be separated: read the interval against the boundaries yourself.</w:t>
-      </w:r>
-    </w:p>
-    <w:p>
-      <w:pPr>
-        <w:spacing w:after="120" w:line="276" w:lineRule="auto"/>
-      </w:pPr>
-      <w:r>
-        <w:t>The forest plot and confidence interval table can go into the DDI section of a clinical study report when they were produced on a qualified installation and reviewed according to your procedures.</w:t>
-      </w:r>
-    </w:p>
-    <w:p>
-      <w:pPr>
-        <w:pStyle w:val="Kop2"/>
-      </w:pPr>
-      <w:bookmarkStart w:id="47" w:name="_Toc241518424"/>
-      <w:r>
-        <w:t>Complete Analysis Record</w:t>
-      </w:r>
-      <w:bookmarkEnd w:id="47"/>
-    </w:p>
-    <w:p>
-      <w:pPr>
-        <w:spacing w:after="120" w:line="276" w:lineRule="auto"/>
-      </w:pPr>
-      <w:r>
-        <w:t xml:space="preserve">Available from One Subject at a Time, All Subjects and Bioequivalence, with </w:t>
-      </w:r>
-      <w:r>
-        <w:rPr>
-          <w:b/>
-        </w:rPr>
-        <w:t>Generate Analysis Record</w:t>
-      </w:r>
-      <w:r>
-        <w:t xml:space="preserve">; Visualize Data produces a similar Figure Record. Fill in </w:t>
-      </w:r>
-      <w:r>
-        <w:rPr>
-          <w:b/>
-        </w:rPr>
-        <w:t>Analyst name (optional)</w:t>
+        <w:t>(optional)</w:t>
       </w:r>
       <w:r>
         <w:t xml:space="preserve"> and </w:t>
@@ -17638,26 +17982,23 @@
         <w:t>What the record shows and what it does not.</w:t>
       </w:r>
       <w:r>
-        <w:t xml:space="preserve"> MATCH shows that the analysis can be reproduced with the same code and packages. It is not independent verification. For a bioequivalence record the script recomputes the NCA parameters only: the ANOVA, the confidence intervals and the verdict are recorded in results.xlsx and are not recomputed, and the script does not check results.xlsx. The manifest is not signed: whoever changes a file can also recompute its hash. To make the record tamper-evident, store the zip, or its SHA-256, in a controlled system. The record is not an audit trail in the sense of 21 CFR Part 11 or EU GMP Annex 11; it documents one analysis. Timestamps come from the clock of the </w:t>
-      </w:r>
+        <w:t xml:space="preserve"> MATCH shows that the analysis can be reproduced with the same code and packages. It is not independent verification. For a bioequivalence record the script recomputes the NCA parameters only: the ANOVA, the confidence intervals and the verdict are recorded in results.xlsx and are not recomputed, and the script does not check results.xlsx. The manifest is not signed: whoever changes a file can also recompute its hash. To make the record tamper-evident, store the zip, or its SHA-256, in a controlled system. The record is not an audit trail in the sense of 21 CFR Part 11 or EU GMP Annex 11; it documents one analysis. Timestamps come from the clock of the computer that ran the app (UTC on shinyapps.io), and the summary names the time zone. On a controlled installation, the stored copy on the server is covered by the audit trail, and the reviewer's signature is bound to the record's SHA-256 (The Signature Sheet, in the chapter Working in a Regulated Environment).</w:t>
+      </w:r>
+    </w:p>
+    <w:p>
+      <w:pPr>
+        <w:spacing w:after="120" w:line="276" w:lineRule="auto"/>
+      </w:pPr>
+      <w:r>
+        <w:t>If the uploaded file was no longer available when the record was made, the record holds the table as the app read it, written as CSV, with a different name and hash; the settings and the Checks say so. Keep the original source file with the record.</w:t>
+      </w:r>
+    </w:p>
+    <w:p>
+      <w:pPr>
+        <w:spacing w:after="120" w:line="276" w:lineRule="auto"/>
+      </w:pPr>
       <w:r>
         <w:lastRenderedPageBreak/>
-        <w:t>computer that ran the app (UTC on shinyapps.io), and the summary names the time zone. On a controlled installation, the stored copy on the server is covered by the audit trail, and the reviewer's signature is bound to the record's SHA-256 (The Signature Sheet, in the chapter Working in a Regulated Environment).</w:t>
-      </w:r>
-    </w:p>
-    <w:p>
-      <w:pPr>
-        <w:spacing w:after="120" w:line="276" w:lineRule="auto"/>
-      </w:pPr>
-      <w:r>
-        <w:t>If the uploaded file was no longer available when the record was made, the record holds the table as the app read it, written as CSV, with a different name and hash; the settings and the Checks say so. Keep the original source file with the record.</w:t>
-      </w:r>
-    </w:p>
-    <w:p>
-      <w:pPr>
-        <w:spacing w:after="120" w:line="276" w:lineRule="auto"/>
-      </w:pPr>
-      <w:r>
         <w:t>Partial AUC intervals, their roles and the BLQ share used for the notes are recorded, and the reproduction script recalculates the partial AUCs. Change an interval in the settings file afterwards and the check reports DIFFERENT.</w:t>
       </w:r>
     </w:p>
@@ -17680,7 +18021,7 @@
         <w:pStyle w:val="Kop1"/>
         <w:pageBreakBefore/>
       </w:pPr>
-      <w:bookmarkStart w:id="48" w:name="_Toc241518425"/>
+      <w:bookmarkStart w:id="48" w:name="_Toc241526092"/>
       <w:r>
         <w:lastRenderedPageBreak/>
         <w:t>Reading Your Results</w:t>
@@ -17691,7 +18032,7 @@
       <w:pPr>
         <w:pStyle w:val="Kop2"/>
       </w:pPr>
-      <w:bookmarkStart w:id="49" w:name="_Toc241518426"/>
+      <w:bookmarkStart w:id="49" w:name="_Toc241526093"/>
       <w:r>
         <w:t>The Data Quality Report</w:t>
       </w:r>
@@ -17703,6 +18044,73 @@
       </w:pPr>
       <w:r>
         <w:t>After Process Data, the Upload page lists what the checks found, one line per finding.</w:t>
+      </w:r>
+    </w:p>
+    <w:p>
+      <w:pPr>
+        <w:keepNext/>
+        <w:spacing w:after="120" w:line="276" w:lineRule="auto"/>
+        <w:jc w:val="center"/>
+      </w:pPr>
+      <w:r>
+        <w:rPr>
+          <w:noProof/>
+        </w:rPr>
+        <w:drawing>
+          <wp:inline distT="0" distB="0" distL="0" distR="0" wp14:anchorId="5C6A128C" wp14:editId="6C567087">
+            <wp:extent cx="5669280" cy="2144019"/>
+            <wp:effectExtent l="0" t="0" r="0" b="0"/>
+            <wp:docPr id="6" name="Picture 6"/>
+            <wp:cNvGraphicFramePr>
+              <a:graphicFrameLocks xmlns:a="http://schemas.openxmlformats.org/drawingml/2006/main" noChangeAspect="1"/>
+            </wp:cNvGraphicFramePr>
+            <a:graphic xmlns:a="http://schemas.openxmlformats.org/drawingml/2006/main">
+              <a:graphicData uri="http://schemas.openxmlformats.org/drawingml/2006/picture">
+                <pic:pic xmlns:pic="http://schemas.openxmlformats.org/drawingml/2006/picture">
+                  <pic:nvPicPr>
+                    <pic:cNvPr id="0" name="quality.png"/>
+                    <pic:cNvPicPr/>
+                  </pic:nvPicPr>
+                  <pic:blipFill>
+                    <a:blip r:embed="rId12"/>
+                    <a:stretch>
+                      <a:fillRect/>
+                    </a:stretch>
+                  </pic:blipFill>
+                  <pic:spPr>
+                    <a:xfrm>
+                      <a:off x="0" y="0"/>
+                      <a:ext cx="5669280" cy="2144019"/>
+                    </a:xfrm>
+                    <a:prstGeom prst="rect">
+                      <a:avLst/>
+                    </a:prstGeom>
+                  </pic:spPr>
+                </pic:pic>
+              </a:graphicData>
+            </a:graphic>
+          </wp:inline>
+        </w:drawing>
+      </w:r>
+    </w:p>
+    <w:p>
+      <w:pPr>
+        <w:spacing w:after="120" w:line="276" w:lineRule="auto"/>
+        <w:jc w:val="center"/>
+      </w:pPr>
+      <w:r>
+        <w:rPr>
+          <w:b/>
+          <w:sz w:val="18"/>
+        </w:rPr>
+        <w:t xml:space="preserve">Figure 6. </w:t>
+      </w:r>
+      <w:r>
+        <w:rPr>
+          <w:i/>
+          <w:sz w:val="18"/>
+        </w:rPr>
+        <w:t>The data quality report for example_blq.csv with an LLOQ of 0.5 (Tutorial 2).</w:t>
       </w:r>
     </w:p>
     <w:tbl>
@@ -18076,7 +18484,7 @@
       <w:pPr>
         <w:pStyle w:val="Kop2"/>
       </w:pPr>
-      <w:bookmarkStart w:id="50" w:name="_Toc241518427"/>
+      <w:bookmarkStart w:id="50" w:name="_Toc241526094"/>
       <w:r>
         <w:t>The Parameter Table</w:t>
       </w:r>
@@ -18112,7 +18520,7 @@
       <w:pPr>
         <w:pStyle w:val="Kop2"/>
       </w:pPr>
-      <w:bookmarkStart w:id="51" w:name="_Toc241518428"/>
+      <w:bookmarkStart w:id="51" w:name="_Toc241526095"/>
       <w:r>
         <w:t>Summary Statistics</w:t>
       </w:r>
@@ -18123,6 +18531,7 @@
         <w:spacing w:after="120" w:line="276" w:lineRule="auto"/>
       </w:pPr>
       <w:r>
+        <w:lastRenderedPageBreak/>
         <w:t>Summary Statistics gives, per treatment and parameter:</w:t>
       </w:r>
     </w:p>
@@ -18544,7 +18953,6 @@
         <w:spacing w:after="120" w:line="276" w:lineRule="auto"/>
       </w:pPr>
       <w:r>
-        <w:lastRenderedPageBreak/>
         <w:t>Geometric statistics need positive values; they are not meaningful for Tmax or for a parameter that can be zero.</w:t>
       </w:r>
     </w:p>
@@ -18552,7 +18960,7 @@
       <w:pPr>
         <w:pStyle w:val="Kop2"/>
       </w:pPr>
-      <w:bookmarkStart w:id="52" w:name="_Toc241518429"/>
+      <w:bookmarkStart w:id="52" w:name="_Toc241526096"/>
       <w:r>
         <w:t>The Bioequivalence Table and Forest Plot</w:t>
       </w:r>
@@ -19254,7 +19662,11 @@
         <w:spacing w:after="120" w:line="276" w:lineRule="auto"/>
       </w:pPr>
       <w:r>
-        <w:t>The forest plot shows each estimate as a point with its confidence interval as a horizontal bar, and the acceptance limits as vertical lines: a bar entirely between the lines is a YES. The Residual Variance (MSE) and Degrees of Freedom are in the downloads (Download CI Table (CSV)); the within-subject CV of a crossover is 100·√(exp(MSE) − 1).</w:t>
+        <w:t xml:space="preserve">The forest plot shows each estimate as a point with its confidence interval as a horizontal bar, and the acceptance limits as vertical lines: a bar entirely between the lines is a YES. </w:t>
+      </w:r>
+      <w:r>
+        <w:lastRenderedPageBreak/>
+        <w:t>The Residual Variance (MSE) and Degrees of Freedom are in the downloads (Download CI Table (CSV)); the within-subject CV of a crossover is 100·√(exp(MSE) − 1).</w:t>
       </w:r>
     </w:p>
     <w:p>
@@ -19269,7 +19681,7 @@
       <w:pPr>
         <w:pStyle w:val="Kop2"/>
       </w:pPr>
-      <w:bookmarkStart w:id="53" w:name="_Toc241518430"/>
+      <w:bookmarkStart w:id="53" w:name="_Toc241526097"/>
       <w:r>
         <w:t>Judging the Terminal Phase</w:t>
       </w:r>
@@ -19305,92 +19717,159 @@
         <w:spacing w:after="120" w:line="276" w:lineRule="auto"/>
       </w:pPr>
       <w:r>
+        <w:t xml:space="preserve">• </w:t>
+      </w:r>
+      <w:r>
+        <w:rPr>
+          <w:b/>
+        </w:rPr>
+        <w:t>Span</w:t>
+      </w:r>
+      <w:r>
+        <w:t xml:space="preserve">: as a rule of thumb the points should cover at least two half-lives; ICH M13A (2.1.8) asks for sampling over at least three. The </w:t>
+      </w:r>
+      <w:r>
+        <w:rPr>
+          <w:b/>
+        </w:rPr>
+        <w:t>Half-Life Flags</w:t>
+      </w:r>
+      <w:r>
+        <w:t xml:space="preserve"> column marks a fit that spans less than two half-lives.</w:t>
+      </w:r>
+    </w:p>
+    <w:p>
+      <w:pPr>
+        <w:spacing w:after="120" w:line="276" w:lineRule="auto"/>
+      </w:pPr>
+      <w:r>
+        <w:t xml:space="preserve">• </w:t>
+      </w:r>
+      <w:r>
+        <w:rPr>
+          <w:b/>
+        </w:rPr>
+        <w:t>Adjusted R²</w:t>
+      </w:r>
+      <w:r>
+        <w:t>: the app's default minimum of 0.70 is a floor, not a recommendation; many analysis plans use 0.80 or 0.90.</w:t>
+      </w:r>
+    </w:p>
+    <w:p>
+      <w:pPr>
+        <w:spacing w:after="120" w:line="276" w:lineRule="auto"/>
+      </w:pPr>
+      <w:r>
+        <w:t xml:space="preserve">• </w:t>
+      </w:r>
+      <w:r>
+        <w:rPr>
+          <w:b/>
+        </w:rPr>
+        <w:t>AUC % Extrapolated</w:t>
+      </w:r>
+      <w:r>
+        <w:t xml:space="preserve"> above 20% (amber in the table): the extrapolated part carries much of AUC to infinity. Report AUC to infinity, CL/F, Vz/F and half-life with a flag, or leave them out of the descriptive statistics, as the plan says. The </w:t>
+      </w:r>
+      <w:r>
+        <w:rPr>
+          <w:b/>
+        </w:rPr>
+        <w:t>Half-Life Flags</w:t>
+      </w:r>
+      <w:r>
+        <w:t xml:space="preserve"> column marks it too.</w:t>
+      </w:r>
+    </w:p>
+    <w:p>
+      <w:pPr>
+        <w:spacing w:after="120" w:line="276" w:lineRule="auto"/>
+      </w:pPr>
+      <w:r>
+        <w:t>The app has no switch that leaves flagged values out of Summary Statistics: it uses them, and counts them in the column N Flagged (half-life rules). When your plan asks for statistics without them, download the results (Excel or CSV), remove the affected values where Flag: AUC Extrapolated Above Maximum or Flag: Span Below Minimum is 1, and compute the statistics from what is left. Say in the report which values were left out, and why.</w:t>
+      </w:r>
+    </w:p>
+    <w:p>
+      <w:pPr>
+        <w:spacing w:after="120" w:line="276" w:lineRule="auto"/>
+      </w:pPr>
+      <w:r>
+        <w:t>Half-Life Review shows the fit the results use, on a log scale, with the chosen points marked.</w:t>
+      </w:r>
+    </w:p>
+    <w:p>
+      <w:pPr>
+        <w:keepNext/>
+        <w:spacing w:after="120" w:line="276" w:lineRule="auto"/>
+        <w:jc w:val="center"/>
+      </w:pPr>
+      <w:r>
+        <w:rPr>
+          <w:noProof/>
+        </w:rPr>
         <w:lastRenderedPageBreak/>
-        <w:t xml:space="preserve">• </w:t>
-      </w:r>
-      <w:r>
-        <w:rPr>
-          <w:b/>
-        </w:rPr>
-        <w:t>Span</w:t>
-      </w:r>
-      <w:r>
-        <w:t xml:space="preserve">: as a rule of thumb the points should cover at least two half-lives; ICH M13A (2.1.8) asks for sampling over at least three. The </w:t>
-      </w:r>
-      <w:r>
-        <w:rPr>
-          <w:b/>
-        </w:rPr>
-        <w:t>Half-Life Flags</w:t>
-      </w:r>
-      <w:r>
-        <w:t xml:space="preserve"> column marks a fit that spans less than two half-lives.</w:t>
-      </w:r>
-    </w:p>
-    <w:p>
-      <w:pPr>
-        <w:spacing w:after="120" w:line="276" w:lineRule="auto"/>
-      </w:pPr>
-      <w:r>
-        <w:t xml:space="preserve">• </w:t>
-      </w:r>
-      <w:r>
-        <w:rPr>
-          <w:b/>
-        </w:rPr>
-        <w:t>Adjusted R²</w:t>
-      </w:r>
-      <w:r>
-        <w:t>: the app's default minimum of 0.70 is a floor, not a recommendation; many analysis plans use 0.80 or 0.90.</w:t>
-      </w:r>
-    </w:p>
-    <w:p>
-      <w:pPr>
-        <w:spacing w:after="120" w:line="276" w:lineRule="auto"/>
-      </w:pPr>
-      <w:r>
-        <w:t xml:space="preserve">• </w:t>
-      </w:r>
-      <w:r>
-        <w:rPr>
-          <w:b/>
-        </w:rPr>
-        <w:t>AUC % Extrapolated</w:t>
-      </w:r>
-      <w:r>
-        <w:t xml:space="preserve"> above 20% (amber in the table): the extrapolated part carries much of AUC to infinity. Report AUC to infinity, CL/F, Vz/F and half-life with a flag, or leave them out of the descriptive statistics, as the plan says. The </w:t>
-      </w:r>
-      <w:r>
-        <w:rPr>
-          <w:b/>
-        </w:rPr>
-        <w:t>Half-Life Flags</w:t>
-      </w:r>
-      <w:r>
-        <w:t xml:space="preserve"> column marks it too.</w:t>
-      </w:r>
-    </w:p>
-    <w:p>
-      <w:pPr>
-        <w:spacing w:after="120" w:line="276" w:lineRule="auto"/>
-      </w:pPr>
-      <w:r>
-        <w:t>The app has no switch that leaves flagged values out of Summary Statistics: it uses them, and counts them in the column N Flagged (half-life rules). When your plan asks for statistics without them, download the results (Excel or CSV), remove the affected values where Flag: AUC Extrapolated Above Maximum or Flag: Span Below Minimum is 1, and compute the statistics from what is left. Say in the report which values were left out, and why.</w:t>
-      </w:r>
-    </w:p>
-    <w:p>
-      <w:pPr>
-        <w:spacing w:after="120" w:line="276" w:lineRule="auto"/>
-      </w:pPr>
-      <w:r>
-        <w:t>Half-Life Review shows the fit the results use, on a log scale, with the chosen points marked.</w:t>
+        <w:drawing>
+          <wp:inline distT="0" distB="0" distL="0" distR="0" wp14:anchorId="4B27EBEB" wp14:editId="55928065">
+            <wp:extent cx="5669280" cy="3644537"/>
+            <wp:effectExtent l="0" t="0" r="0" b="0"/>
+            <wp:docPr id="7" name="Picture 7"/>
+            <wp:cNvGraphicFramePr>
+              <a:graphicFrameLocks xmlns:a="http://schemas.openxmlformats.org/drawingml/2006/main" noChangeAspect="1"/>
+            </wp:cNvGraphicFramePr>
+            <a:graphic xmlns:a="http://schemas.openxmlformats.org/drawingml/2006/main">
+              <a:graphicData uri="http://schemas.openxmlformats.org/drawingml/2006/picture">
+                <pic:pic xmlns:pic="http://schemas.openxmlformats.org/drawingml/2006/picture">
+                  <pic:nvPicPr>
+                    <pic:cNvPr id="0" name="halflife.png"/>
+                    <pic:cNvPicPr/>
+                  </pic:nvPicPr>
+                  <pic:blipFill>
+                    <a:blip r:embed="rId13"/>
+                    <a:stretch>
+                      <a:fillRect/>
+                    </a:stretch>
+                  </pic:blipFill>
+                  <pic:spPr>
+                    <a:xfrm>
+                      <a:off x="0" y="0"/>
+                      <a:ext cx="5669280" cy="3644537"/>
+                    </a:xfrm>
+                    <a:prstGeom prst="rect">
+                      <a:avLst/>
+                    </a:prstGeom>
+                  </pic:spPr>
+                </pic:pic>
+              </a:graphicData>
+            </a:graphic>
+          </wp:inline>
+        </w:drawing>
+      </w:r>
+    </w:p>
+    <w:p>
+      <w:pPr>
+        <w:spacing w:after="120" w:line="276" w:lineRule="auto"/>
+        <w:jc w:val="center"/>
+      </w:pPr>
+      <w:r>
+        <w:rPr>
+          <w:b/>
+          <w:sz w:val="18"/>
+        </w:rPr>
+        <w:t xml:space="preserve">Figure 7. </w:t>
+      </w:r>
+      <w:r>
+        <w:rPr>
+          <w:i/>
+          <w:sz w:val="18"/>
+        </w:rPr>
+        <w:t>Half-Life Review for theophylline subject 1: the fitted points in red and the rules, with flags for a span of 1.07 half-lives and 31.5% extrapolated.</w:t>
       </w:r>
     </w:p>
     <w:p>
       <w:pPr>
         <w:pStyle w:val="Kop2"/>
       </w:pPr>
-      <w:bookmarkStart w:id="54" w:name="_Toc241518431"/>
+      <w:bookmarkStart w:id="54" w:name="_Toc241526098"/>
       <w:r>
         <w:t>Checking Plausibility</w:t>
       </w:r>
@@ -19520,7 +19999,7 @@
         <w:pStyle w:val="Kop1"/>
         <w:pageBreakBefore/>
       </w:pPr>
-      <w:bookmarkStart w:id="55" w:name="_Toc241518432"/>
+      <w:bookmarkStart w:id="55" w:name="_Toc241526099"/>
       <w:r>
         <w:lastRenderedPageBreak/>
         <w:t>Working in a Regulated Environment</w:t>
@@ -19595,7 +20074,7 @@
       <w:pPr>
         <w:pStyle w:val="Kop2"/>
       </w:pPr>
-      <w:bookmarkStart w:id="56" w:name="_Toc241518433"/>
+      <w:bookmarkStart w:id="56" w:name="_Toc241526100"/>
       <w:r>
         <w:t>Before You Rely on the App</w:t>
       </w:r>
@@ -19659,7 +20138,7 @@
       <w:pPr>
         <w:pStyle w:val="Kop2"/>
       </w:pPr>
-      <w:bookmarkStart w:id="57" w:name="_Toc241518434"/>
+      <w:bookmarkStart w:id="57" w:name="_Toc241526101"/>
       <w:r>
         <w:lastRenderedPageBreak/>
         <w:t>How a Controlled Installation Works</w:t>
@@ -20621,7 +21100,7 @@
       <w:pPr>
         <w:pStyle w:val="Kop2"/>
       </w:pPr>
-      <w:bookmarkStart w:id="58" w:name="_Toc241518435"/>
+      <w:bookmarkStart w:id="58" w:name="_Toc241526102"/>
       <w:r>
         <w:t>Signing In and Staying Signed In</w:t>
       </w:r>
@@ -20771,7 +21250,7 @@
       <w:pPr>
         <w:pStyle w:val="Kop2"/>
       </w:pPr>
-      <w:bookmarkStart w:id="59" w:name="_Toc241518436"/>
+      <w:bookmarkStart w:id="59" w:name="_Toc241526103"/>
       <w:r>
         <w:t>A Study, Step by Step</w:t>
       </w:r>
@@ -21126,6 +21605,74 @@
     </w:p>
     <w:p>
       <w:pPr>
+        <w:keepNext/>
+        <w:spacing w:after="120" w:line="276" w:lineRule="auto"/>
+        <w:jc w:val="center"/>
+      </w:pPr>
+      <w:r>
+        <w:rPr>
+          <w:noProof/>
+        </w:rPr>
+        <w:lastRenderedPageBreak/>
+        <w:drawing>
+          <wp:inline distT="0" distB="0" distL="0" distR="0" wp14:anchorId="70547D5A" wp14:editId="7459DDA7">
+            <wp:extent cx="5669280" cy="3644537"/>
+            <wp:effectExtent l="0" t="0" r="0" b="0"/>
+            <wp:docPr id="8" name="Picture 8"/>
+            <wp:cNvGraphicFramePr>
+              <a:graphicFrameLocks xmlns:a="http://schemas.openxmlformats.org/drawingml/2006/main" noChangeAspect="1"/>
+            </wp:cNvGraphicFramePr>
+            <a:graphic xmlns:a="http://schemas.openxmlformats.org/drawingml/2006/main">
+              <a:graphicData uri="http://schemas.openxmlformats.org/drawingml/2006/picture">
+                <pic:pic xmlns:pic="http://schemas.openxmlformats.org/drawingml/2006/picture">
+                  <pic:nvPicPr>
+                    <pic:cNvPr id="0" name="records.png"/>
+                    <pic:cNvPicPr/>
+                  </pic:nvPicPr>
+                  <pic:blipFill>
+                    <a:blip r:embed="rId14"/>
+                    <a:stretch>
+                      <a:fillRect/>
+                    </a:stretch>
+                  </pic:blipFill>
+                  <pic:spPr>
+                    <a:xfrm>
+                      <a:off x="0" y="0"/>
+                      <a:ext cx="5669280" cy="3644537"/>
+                    </a:xfrm>
+                    <a:prstGeom prst="rect">
+                      <a:avLst/>
+                    </a:prstGeom>
+                  </pic:spPr>
+                </pic:pic>
+              </a:graphicData>
+            </a:graphic>
+          </wp:inline>
+        </w:drawing>
+      </w:r>
+    </w:p>
+    <w:p>
+      <w:pPr>
+        <w:spacing w:after="120" w:line="276" w:lineRule="auto"/>
+        <w:jc w:val="center"/>
+      </w:pPr>
+      <w:r>
+        <w:rPr>
+          <w:b/>
+          <w:sz w:val="18"/>
+        </w:rPr>
+        <w:t xml:space="preserve">Figure 8. </w:t>
+      </w:r>
+      <w:r>
+        <w:rPr>
+          <w:i/>
+          <w:sz w:val="18"/>
+        </w:rPr>
+        <w:t>The Records page of a reviewer: an approved record with its reproduction check, valid signature and the audit history of its data.</w:t>
+      </w:r>
+    </w:p>
+    <w:p>
+      <w:pPr>
         <w:spacing w:after="120" w:line="276" w:lineRule="auto"/>
       </w:pPr>
       <w:r>
@@ -21169,25 +21716,1009 @@
         <w:spacing w:after="120" w:line="276" w:lineRule="auto"/>
       </w:pPr>
       <w:r>
+        <w:t>• the checks and notes of the analysis have been dealt with.</w:t>
+      </w:r>
+    </w:p>
+    <w:p>
+      <w:pPr>
+        <w:spacing w:after="120" w:line="276" w:lineRule="auto"/>
+      </w:pPr>
+      <w:r>
+        <w:t xml:space="preserve">Then click </w:t>
+      </w:r>
+      <w:r>
+        <w:rPr>
+          <w:b/>
+        </w:rPr>
+        <w:t>Approve</w:t>
+      </w:r>
+      <w:r>
+        <w:t xml:space="preserve"> or </w:t>
+      </w:r>
+      <w:r>
+        <w:rPr>
+          <w:b/>
+        </w:rPr>
+        <w:t>Reject</w:t>
+      </w:r>
+      <w:r>
+        <w:t xml:space="preserve">. The dialog shows which record you sign and what your signature means. For a rejection, type the reason; </w:t>
+      </w:r>
+      <w:r>
+        <w:rPr>
+          <w:b/>
+        </w:rPr>
+        <w:t>Sign</w:t>
+      </w:r>
+      <w:r>
+        <w:t xml:space="preserve"> stays grey until you do. Type your user ID and password and click </w:t>
+      </w:r>
+      <w:r>
+        <w:rPr>
+          <w:b/>
+        </w:rPr>
+        <w:t>Sign</w:t>
+      </w:r>
+      <w:r>
+        <w:t>, or press Enter. After a wrong password the message says how many attempts are left; the third failure signs you out. A record is reviewed once, and then stays approved or rejected.</w:t>
+      </w:r>
+    </w:p>
+    <w:p>
+      <w:pPr>
+        <w:keepNext/>
+        <w:spacing w:after="120" w:line="276" w:lineRule="auto"/>
+        <w:jc w:val="center"/>
+      </w:pPr>
+      <w:r>
+        <w:rPr>
+          <w:noProof/>
+        </w:rPr>
         <w:lastRenderedPageBreak/>
-        <w:t>• the checks and notes of the analysis have been dealt with.</w:t>
-      </w:r>
-    </w:p>
-    <w:p>
-      <w:pPr>
-        <w:spacing w:after="120" w:line="276" w:lineRule="auto"/>
-      </w:pPr>
-      <w:r>
-        <w:t xml:space="preserve">Then click </w:t>
-      </w:r>
-      <w:r>
-        <w:rPr>
-          <w:b/>
-        </w:rPr>
-        <w:t>Approve</w:t>
-      </w:r>
-      <w:r>
-        <w:t xml:space="preserve"> or </w:t>
+        <w:drawing>
+          <wp:inline distT="0" distB="0" distL="0" distR="0" wp14:anchorId="36994887" wp14:editId="31803C6F">
+            <wp:extent cx="3291840" cy="3570380"/>
+            <wp:effectExtent l="0" t="0" r="0" b="0"/>
+            <wp:docPr id="9" name="Picture 9"/>
+            <wp:cNvGraphicFramePr>
+              <a:graphicFrameLocks xmlns:a="http://schemas.openxmlformats.org/drawingml/2006/main" noChangeAspect="1"/>
+            </wp:cNvGraphicFramePr>
+            <a:graphic xmlns:a="http://schemas.openxmlformats.org/drawingml/2006/main">
+              <a:graphicData uri="http://schemas.openxmlformats.org/drawingml/2006/picture">
+                <pic:pic xmlns:pic="http://schemas.openxmlformats.org/drawingml/2006/picture">
+                  <pic:nvPicPr>
+                    <pic:cNvPr id="0" name="sign_dialog.png"/>
+                    <pic:cNvPicPr/>
+                  </pic:nvPicPr>
+                  <pic:blipFill>
+                    <a:blip r:embed="rId15"/>
+                    <a:stretch>
+                      <a:fillRect/>
+                    </a:stretch>
+                  </pic:blipFill>
+                  <pic:spPr>
+                    <a:xfrm>
+                      <a:off x="0" y="0"/>
+                      <a:ext cx="3291840" cy="3570380"/>
+                    </a:xfrm>
+                    <a:prstGeom prst="rect">
+                      <a:avLst/>
+                    </a:prstGeom>
+                  </pic:spPr>
+                </pic:pic>
+              </a:graphicData>
+            </a:graphic>
+          </wp:inline>
+        </w:drawing>
+      </w:r>
+    </w:p>
+    <w:p>
+      <w:pPr>
+        <w:spacing w:after="120" w:line="276" w:lineRule="auto"/>
+        <w:jc w:val="center"/>
+      </w:pPr>
+      <w:r>
+        <w:rPr>
+          <w:b/>
+          <w:sz w:val="18"/>
+        </w:rPr>
+        <w:t xml:space="preserve">Figure 9. </w:t>
+      </w:r>
+      <w:r>
+        <w:rPr>
+          <w:i/>
+          <w:sz w:val="18"/>
+        </w:rPr>
+        <w:t>The signing dialog: the record, what the signature means, and the user ID and password.</w:t>
+      </w:r>
+    </w:p>
+    <w:p>
+      <w:pPr>
+        <w:pStyle w:val="Kop3"/>
+      </w:pPr>
+      <w:r>
+        <w:t>The Signature Sheet</w:t>
+      </w:r>
+    </w:p>
+    <w:p>
+      <w:pPr>
+        <w:spacing w:after="120" w:line="276" w:lineRule="auto"/>
+      </w:pPr>
+      <w:r>
+        <w:t xml:space="preserve">Every reviewed record has a signature sheet, a web page you can print or file. It shows the record and its SHA-256, who created it and when, who reviewed it, when, with which meaning and reason, and the audit entry of the signature. All times are in UTC. </w:t>
+      </w:r>
+      <w:r>
+        <w:rPr>
+          <w:b/>
+        </w:rPr>
+        <w:t>Download (with signature sheet)</w:t>
+      </w:r>
+      <w:r>
+        <w:t xml:space="preserve"> gives a zip with the record and the sheet together; file both in the study file.</w:t>
+      </w:r>
+    </w:p>
+    <w:p>
+      <w:pPr>
+        <w:spacing w:after="120" w:line="276" w:lineRule="auto"/>
+      </w:pPr>
+      <w:r>
+        <w:t xml:space="preserve">Before it shows a signature, the app checks that the stored record still matches its SHA-256. </w:t>
+      </w:r>
+      <w:r>
+        <w:rPr>
+          <w:b/>
+        </w:rPr>
+        <w:t>Signature valid</w:t>
+      </w:r>
+      <w:r>
+        <w:t xml:space="preserve"> means it does. </w:t>
+      </w:r>
+      <w:r>
+        <w:rPr>
+          <w:b/>
+        </w:rPr>
+        <w:t>Signature INVALID</w:t>
+      </w:r>
+      <w:r>
+        <w:t xml:space="preserve">, in red, means the stored record has changed since it was signed: tell the system owner at once. To check a copy you hold, for example from the study file, upload it under </w:t>
+      </w:r>
+      <w:r>
+        <w:rPr>
+          <w:b/>
+        </w:rPr>
+        <w:t>Verify a record file</w:t>
+      </w:r>
+      <w:r>
+        <w:t xml:space="preserve"> on the Records page. The app lists the signatures of that exact file, or says that no record with its SHA-256 exists.</w:t>
+      </w:r>
+    </w:p>
+    <w:p>
+      <w:pPr>
+        <w:pStyle w:val="Kop3"/>
+      </w:pPr>
+      <w:r>
+        <w:t>Reading Verdicts in a Regulated Context</w:t>
+      </w:r>
+    </w:p>
+    <w:p>
+      <w:pPr>
+        <w:spacing w:after="120" w:line="276" w:lineRule="auto"/>
+      </w:pPr>
+      <w:r>
+        <w:t>• A verdict is computed on all the data you uploaded. When the checks name data that ICH M13A excludes, the verdict is not the M13A primary analysis (Path 6, Running and Reading the Results).</w:t>
+      </w:r>
+    </w:p>
+    <w:p>
+      <w:pPr>
+        <w:spacing w:after="120" w:line="276" w:lineRule="auto"/>
+      </w:pPr>
+      <w:r>
+        <w:t>• Widened limits are not ABEL or RSABE, and All compared metrics also widens AUC to last point and AUC to infinity, which no guideline allows for bioequivalence. To widen a partial AUC, choose Cmax and partial AUCs.</w:t>
+      </w:r>
+    </w:p>
+    <w:p>
+      <w:pPr>
+        <w:spacing w:after="120" w:line="276" w:lineRule="auto"/>
+      </w:pPr>
+      <w:r>
+        <w:t>• ICH M13A allows a fixed or a mixed model, but its primary analysis includes only subjects with data for both treatments (2.2.3.2). In a 2×2 crossover the app leaves subjects without both treatments out of both models; in replicate designs the mixed model still uses them, so use it there only when the plan specifies it.</w:t>
+      </w:r>
+    </w:p>
+    <w:p>
+      <w:pPr>
+        <w:spacing w:after="120" w:line="276" w:lineRule="auto"/>
+      </w:pPr>
+      <w:r>
+        <w:lastRenderedPageBreak/>
+        <w:t>• For parallel groups the pooled-variance interval is the app's primary result; if the plan specifies an unequal-variance (Welch) analysis, that is your primary result.</w:t>
+      </w:r>
+    </w:p>
+    <w:p>
+      <w:pPr>
+        <w:pStyle w:val="Kop3"/>
+      </w:pPr>
+      <w:r>
+        <w:t>The Analysis Record in a Regulated Context</w:t>
+      </w:r>
+    </w:p>
+    <w:p>
+      <w:pPr>
+        <w:spacing w:after="120" w:line="276" w:lineRule="auto"/>
+      </w:pPr>
+      <w:r>
+        <w:t>The record documents one analysis and shows that it can be reproduced with the same code and packages (Complete Analysis Record, in the chapter on using the app). It does not re-derive the bioequivalence statistics, it is not signed, and whoever changes a file can recompute its hash. Store the zip, or its SHA-256, in a controlled system. The Analyst name and Study name fields are typed, not signed in: record who ran the analysis in your log. For a manual selection of half-life points, the record keeps the final selection but not the reason: write the reason in the study file. On a controlled installation the record is stored on the server, the analyst is the signed-in user, and the review signature is kept in the audit trail and shown on the signature sheet, bound to the record's SHA-256.</w:t>
+      </w:r>
+    </w:p>
+    <w:p>
+      <w:pPr>
+        <w:pStyle w:val="Kop3"/>
+      </w:pPr>
+      <w:r>
+        <w:t>Reporting and Citing</w:t>
+      </w:r>
+    </w:p>
+    <w:p>
+      <w:pPr>
+        <w:spacing w:after="120" w:line="276" w:lineRule="auto"/>
+      </w:pPr>
+      <w:r>
+        <w:t>Cite the software with its version: ter Heine R. NCA Assistant (v1.8.0). Radboud Applied Pharmacometrics, Radboudumc, Nijmegen, The Netherlands. https://github.com/Robterheine/NCAassistant. Add the pipeline SHA-256, the reference of your qualification, and the SHA-256 of the Analysis Record. The Example Methods Paragraphs on the Statistical Methods page describe the calculations; they say the analysis follows ICH M13A, EMA and FDA guidance, so check that your study design and analysis do before you keep that sentence. For a sample-size justification, record the planner's inputs and result (Path 1).</w:t>
+      </w:r>
+    </w:p>
+    <w:p>
+      <w:pPr>
+        <w:pStyle w:val="Kop3"/>
+      </w:pPr>
+      <w:r>
+        <w:t>Archiving and Retention</w:t>
+      </w:r>
+    </w:p>
+    <w:p>
+      <w:pPr>
+        <w:spacing w:after="120" w:line="276" w:lineRule="auto"/>
+      </w:pPr>
+      <w:r>
+        <w:t>File the source data file, the analysis file, the Analysis Record, the SHA-256 of the zip, the release tag, validation/renv.lock and the qualification reference together. Keep them as long as your procedures and the law require; in the EU the trial master file of a clinical trial is kept for at least 25 years (Regulation (EU) No 536/2014, Article 58). The app keeps nothing: download the record before you close the session. On a controlled installation, the system owner archives the audit trail and the records with manage_users.R archive (Appendix E), which also keeps the software needed to verify and restore them.</w:t>
+      </w:r>
+    </w:p>
+    <w:p>
+      <w:pPr>
+        <w:pStyle w:val="Kop2"/>
+      </w:pPr>
+      <w:bookmarkStart w:id="60" w:name="_Toc241526104"/>
+      <w:r>
+        <w:t>Reviewing the Audit Trail and Inspections</w:t>
+      </w:r>
+      <w:bookmarkEnd w:id="60"/>
+    </w:p>
+    <w:p>
+      <w:pPr>
+        <w:pStyle w:val="Kop3"/>
+      </w:pPr>
+      <w:r>
+        <w:t>Reviewing the Audit Trail</w:t>
+      </w:r>
+    </w:p>
+    <w:p>
+      <w:pPr>
+        <w:spacing w:after="120" w:line="276" w:lineRule="auto"/>
+      </w:pPr>
+      <w:r>
+        <w:rPr>
+          <w:b/>
+        </w:rPr>
+        <w:t>For reviewers and inspectors.</w:t>
+      </w:r>
+      <w:r>
+        <w:t xml:space="preserve"> Open </w:t>
+      </w:r>
+      <w:r>
+        <w:rPr>
+          <w:b/>
+        </w:rPr>
+        <w:t>Audit trail</w:t>
+      </w:r>
+      <w:r>
+        <w:t>. The line at the top says when the trail was last reviewed and how many entries have been added since.</w:t>
+      </w:r>
+    </w:p>
+    <w:p>
+      <w:pPr>
+        <w:keepNext/>
+        <w:spacing w:after="120" w:line="276" w:lineRule="auto"/>
+        <w:jc w:val="center"/>
+      </w:pPr>
+      <w:r>
+        <w:rPr>
+          <w:noProof/>
+        </w:rPr>
+        <w:lastRenderedPageBreak/>
+        <w:drawing>
+          <wp:inline distT="0" distB="0" distL="0" distR="0" wp14:anchorId="1F9B3C8D" wp14:editId="216EB8FA">
+            <wp:extent cx="5669280" cy="2834640"/>
+            <wp:effectExtent l="0" t="0" r="0" b="0"/>
+            <wp:docPr id="10" name="Picture 10"/>
+            <wp:cNvGraphicFramePr>
+              <a:graphicFrameLocks xmlns:a="http://schemas.openxmlformats.org/drawingml/2006/main" noChangeAspect="1"/>
+            </wp:cNvGraphicFramePr>
+            <a:graphic xmlns:a="http://schemas.openxmlformats.org/drawingml/2006/main">
+              <a:graphicData uri="http://schemas.openxmlformats.org/drawingml/2006/picture">
+                <pic:pic xmlns:pic="http://schemas.openxmlformats.org/drawingml/2006/picture">
+                  <pic:nvPicPr>
+                    <pic:cNvPr id="0" name="audit.png"/>
+                    <pic:cNvPicPr/>
+                  </pic:nvPicPr>
+                  <pic:blipFill>
+                    <a:blip r:embed="rId16"/>
+                    <a:stretch>
+                      <a:fillRect/>
+                    </a:stretch>
+                  </pic:blipFill>
+                  <pic:spPr>
+                    <a:xfrm>
+                      <a:off x="0" y="0"/>
+                      <a:ext cx="5669280" cy="2834640"/>
+                    </a:xfrm>
+                    <a:prstGeom prst="rect">
+                      <a:avLst/>
+                    </a:prstGeom>
+                  </pic:spPr>
+                </pic:pic>
+              </a:graphicData>
+            </a:graphic>
+          </wp:inline>
+        </w:drawing>
+      </w:r>
+    </w:p>
+    <w:p>
+      <w:pPr>
+        <w:spacing w:after="120" w:line="276" w:lineRule="auto"/>
+        <w:jc w:val="center"/>
+      </w:pPr>
+      <w:r>
+        <w:rPr>
+          <w:b/>
+          <w:sz w:val="18"/>
+        </w:rPr>
+        <w:t xml:space="preserve">Figure 10. </w:t>
+      </w:r>
+      <w:r>
+        <w:rPr>
+          <w:i/>
+          <w:sz w:val="18"/>
+        </w:rPr>
+        <w:t>The Exceptions tab of the Audit trail page. Every count is zero here; a category with entries lists them below it.</w:t>
+      </w:r>
+    </w:p>
+    <w:p>
+      <w:pPr>
+        <w:spacing w:after="120" w:line="276" w:lineRule="auto"/>
+      </w:pPr>
+      <w:r>
+        <w:t xml:space="preserve">• </w:t>
+      </w:r>
+      <w:r>
+        <w:rPr>
+          <w:b/>
+        </w:rPr>
+        <w:t>Exceptions</w:t>
+      </w:r>
+      <w:r>
+        <w:t xml:space="preserve"> lists what needs attention: failed and locked sign-ins and security alerts, refused signatures and password changes, rejected records, stored records that no longer match their SHA-256, data analysed more than once before a record, data analysed without a record, app starts without a preceding stop, changes in the configuration, entries out of time order, activity outside working hours, and one user signed in twice at the same time. Start here.</w:t>
+      </w:r>
+    </w:p>
+    <w:p>
+      <w:pPr>
+        <w:spacing w:after="120" w:line="276" w:lineRule="auto"/>
+      </w:pPr>
+      <w:r>
+        <w:t xml:space="preserve">• </w:t>
+      </w:r>
+      <w:r>
+        <w:rPr>
+          <w:b/>
+        </w:rPr>
+        <w:t>All entries</w:t>
+      </w:r>
+      <w:r>
+        <w:t xml:space="preserve"> shows the whole trail in plain words, newest first. Filter by date, user or event, or search for a file name or SHA-256. Select an entry to see all of it, including the settings of a run.</w:t>
+      </w:r>
+    </w:p>
+    <w:p>
+      <w:pPr>
+        <w:spacing w:after="120" w:line="276" w:lineRule="auto"/>
+      </w:pPr>
+      <w:r>
+        <w:t xml:space="preserve">• </w:t>
+      </w:r>
+      <w:r>
+        <w:rPr>
+          <w:b/>
+        </w:rPr>
+        <w:t>Users</w:t>
+      </w:r>
+      <w:r>
+        <w:t xml:space="preserve"> lists every account with its roles, status and role history.</w:t>
+      </w:r>
+    </w:p>
+    <w:p>
+      <w:pPr>
+        <w:spacing w:after="120" w:line="276" w:lineRule="auto"/>
+      </w:pPr>
+      <w:r>
+        <w:rPr>
+          <w:b/>
+        </w:rPr>
+        <w:t>Verify chain</w:t>
+      </w:r>
+      <w:r>
+        <w:t xml:space="preserve"> checks that no entry has been changed, inserted or removed. </w:t>
+      </w:r>
+      <w:r>
+        <w:rPr>
+          <w:b/>
+        </w:rPr>
+        <w:t>Export CSV</w:t>
+      </w:r>
+      <w:r>
+        <w:t xml:space="preserve"> saves the entries of the current filter, for example one study, with the result of the check at the top. After a review, a reviewer clicks Sign trail review and signs with user ID and password; this records the period reviewed. How often to review, and what else triggers a review, is set by your organisation's procedure.</w:t>
+      </w:r>
+    </w:p>
+    <w:p>
+      <w:pPr>
+        <w:pStyle w:val="Kop3"/>
+      </w:pPr>
+      <w:r>
+        <w:t>For Inspectors</w:t>
+      </w:r>
+    </w:p>
+    <w:p>
+      <w:pPr>
+        <w:spacing w:after="120" w:line="276" w:lineRule="auto"/>
+      </w:pPr>
+      <w:r>
+        <w:t>An inspector account can see every record, its history and signatures, the audit trail and the user overview, and can export and verify, but cannot sign or change anything. The system owner creates one per inspection and deactivates it afterwards.</w:t>
+      </w:r>
+    </w:p>
+    <w:p>
+      <w:pPr>
+        <w:pStyle w:val="Kop3"/>
+      </w:pPr>
+      <w:r>
+        <w:t>Preparing for an Inspection</w:t>
+      </w:r>
+    </w:p>
+    <w:p>
+      <w:pPr>
+        <w:spacing w:after="120" w:line="276" w:lineRule="auto"/>
+      </w:pPr>
+      <w:r>
+        <w:t>An inspector will usually want to follow one result back to its source. For each study, be ready to show:</w:t>
+      </w:r>
+    </w:p>
+    <w:p>
+      <w:pPr>
+        <w:spacing w:after="120" w:line="276" w:lineRule="auto"/>
+      </w:pPr>
+      <w:r>
+        <w:t>1. the signed records with their signature sheets (Download, with signature sheet);</w:t>
+      </w:r>
+    </w:p>
+    <w:p>
+      <w:pPr>
+        <w:spacing w:after="120" w:line="276" w:lineRule="auto"/>
+      </w:pPr>
+      <w:r>
+        <w:t>2. the CSV export of the audit trail for the study's data files, with the result of Verify chain at the top;</w:t>
+      </w:r>
+    </w:p>
+    <w:p>
+      <w:pPr>
+        <w:spacing w:after="120" w:line="276" w:lineRule="auto"/>
+      </w:pPr>
+      <w:r>
+        <w:lastRenderedPageBreak/>
+        <w:t>3. the source data files, whose SHA-256 matches the records;</w:t>
+      </w:r>
+    </w:p>
+    <w:p>
+      <w:pPr>
+        <w:spacing w:after="120" w:line="276" w:lineRule="auto"/>
+      </w:pPr>
+      <w:r>
+        <w:t>4. the exclusion register with its reasons, and the notes in the study file that explain repeated runs;</w:t>
+      </w:r>
+    </w:p>
+    <w:p>
+      <w:pPr>
+        <w:spacing w:after="120" w:line="276" w:lineRule="auto"/>
+      </w:pPr>
+      <w:r>
+        <w:t>5. the qualification summary report of the installation, and the release it covers;</w:t>
+      </w:r>
+    </w:p>
+    <w:p>
+      <w:pPr>
+        <w:spacing w:after="120" w:line="276" w:lineRule="auto"/>
+      </w:pPr>
+      <w:r>
+        <w:t>6. the account list, and the most recent account review and trail review.</w:t>
+      </w:r>
+    </w:p>
+    <w:p>
+      <w:pPr>
+        <w:spacing w:after="120" w:line="276" w:lineRule="auto"/>
+      </w:pPr>
+      <w:r>
+        <w:t>Create an inspector account for the inspection, and deactivate it afterwards. If the inspector asks how a change to the trail would be detected, show Verify chain and the heads filed in your quality system.</w:t>
+      </w:r>
+    </w:p>
+    <w:p>
+      <w:pPr>
+        <w:pStyle w:val="Kop2"/>
+      </w:pPr>
+      <w:bookmarkStart w:id="61" w:name="_Toc241526105"/>
+      <w:r>
+        <w:t>Good Practice: Data You Can Trust</w:t>
+      </w:r>
+      <w:bookmarkEnd w:id="61"/>
+    </w:p>
+    <w:p>
+      <w:pPr>
+        <w:spacing w:after="120" w:line="276" w:lineRule="auto"/>
+      </w:pPr>
+      <w:r>
+        <w:t>Inspectors use the ALCOA+ principles to judge whether data can be trusted. The app supports each principle, but only when it is used as intended.</w:t>
+      </w:r>
+    </w:p>
+    <w:p>
+      <w:pPr>
+        <w:spacing w:after="120" w:line="276" w:lineRule="auto"/>
+      </w:pPr>
+      <w:r>
+        <w:t xml:space="preserve">• </w:t>
+      </w:r>
+      <w:r>
+        <w:rPr>
+          <w:b/>
+        </w:rPr>
+        <w:t>Attributable.</w:t>
+      </w:r>
+      <w:r>
+        <w:t xml:space="preserve"> Every action carries a personal user ID. Never share an account or let someone else work in your session, and sign out when you leave your desk.</w:t>
+      </w:r>
+    </w:p>
+    <w:p>
+      <w:pPr>
+        <w:spacing w:after="120" w:line="276" w:lineRule="auto"/>
+      </w:pPr>
+      <w:r>
+        <w:t xml:space="preserve">• </w:t>
+      </w:r>
+      <w:r>
+        <w:rPr>
+          <w:b/>
+        </w:rPr>
+        <w:t>Legible and enduring.</w:t>
+      </w:r>
+      <w:r>
+        <w:t xml:space="preserve"> Records are stored read-only with their SHA-256, and archived together with the software that opens them.</w:t>
+      </w:r>
+    </w:p>
+    <w:p>
+      <w:pPr>
+        <w:spacing w:after="120" w:line="276" w:lineRule="auto"/>
+      </w:pPr>
+      <w:r>
+        <w:t xml:space="preserve">• </w:t>
+      </w:r>
+      <w:r>
+        <w:rPr>
+          <w:b/>
+        </w:rPr>
+        <w:t>Contemporaneous.</w:t>
+      </w:r>
+      <w:r>
+        <w:t xml:space="preserve"> Entries are written when the action happens, in UTC. Write down the reasons for your decisions at the time, in the study file, not afterwards.</w:t>
+      </w:r>
+    </w:p>
+    <w:p>
+      <w:pPr>
+        <w:spacing w:after="120" w:line="276" w:lineRule="auto"/>
+      </w:pPr>
+      <w:r>
+        <w:t xml:space="preserve">• </w:t>
+      </w:r>
+      <w:r>
+        <w:rPr>
+          <w:b/>
+        </w:rPr>
+        <w:t>Original.</w:t>
+      </w:r>
+      <w:r>
+        <w:t xml:space="preserve"> The uploaded file is kept unchanged in the record. Analyse the original file, not a copy you edited.</w:t>
+      </w:r>
+    </w:p>
+    <w:p>
+      <w:pPr>
+        <w:spacing w:after="120" w:line="276" w:lineRule="auto"/>
+      </w:pPr>
+      <w:r>
+        <w:t xml:space="preserve">• </w:t>
+      </w:r>
+      <w:r>
+        <w:rPr>
+          <w:b/>
+        </w:rPr>
+        <w:t>Accurate.</w:t>
+      </w:r>
+      <w:r>
+        <w:t xml:space="preserve"> The reproduction check and the reviewer's check support accuracy; values typed in by hand are checked against the source.</w:t>
+      </w:r>
+    </w:p>
+    <w:p>
+      <w:pPr>
+        <w:spacing w:after="120" w:line="276" w:lineRule="auto"/>
+      </w:pPr>
+      <w:r>
+        <w:t xml:space="preserve">• </w:t>
+      </w:r>
+      <w:r>
+        <w:rPr>
+          <w:b/>
+        </w:rPr>
+        <w:t>Complete and consistent.</w:t>
+      </w:r>
+      <w:r>
+        <w:t xml:space="preserve"> Every run is in the trail, including those that were not used. Do not delete, rename or replace downloaded records to tidy up a study file.</w:t>
+      </w:r>
+    </w:p>
+    <w:p>
+      <w:pPr>
+        <w:spacing w:after="120" w:line="276" w:lineRule="auto"/>
+      </w:pPr>
+      <w:r>
+        <w:t xml:space="preserve">• </w:t>
+      </w:r>
+      <w:r>
+        <w:rPr>
+          <w:b/>
+        </w:rPr>
+        <w:t>Available.</w:t>
+      </w:r>
+      <w:r>
+        <w:t xml:space="preserve"> An inspector account, the CSV export and the archive keep the data available for the whole retention period.</w:t>
+      </w:r>
+    </w:p>
+    <w:p>
+      <w:pPr>
+        <w:spacing w:after="120" w:line="276" w:lineRule="auto"/>
+      </w:pPr>
+      <w:r>
+        <w:t>Things go wrong in real studies: a wrong file, a lost session, a record the reviewer rejects. Deal with them openly. Report anything that looks wrong with the installation to the system owner, and never work around the app, for example by analysing study data on the public instance.</w:t>
+      </w:r>
+    </w:p>
+    <w:p>
+      <w:pPr>
+        <w:pStyle w:val="Kop2"/>
+      </w:pPr>
+      <w:bookmarkStart w:id="62" w:name="_Toc241526106"/>
+      <w:r>
+        <w:t>What the App Does and What Your Organisation Does</w:t>
+      </w:r>
+      <w:bookmarkEnd w:id="62"/>
+    </w:p>
+    <w:p>
+      <w:pPr>
+        <w:spacing w:after="120" w:line="276" w:lineRule="auto"/>
+      </w:pPr>
+      <w:r>
+        <w:t>A standard installation has no user accounts, no audit trail and no electronic signatures. Where your procedures allow a qualified standard installation for regulated work with hybrid records (see Status and Scope), put these controls in place around it:</w:t>
+      </w:r>
+    </w:p>
+    <w:p>
+      <w:pPr>
+        <w:spacing w:after="120" w:line="276" w:lineRule="auto"/>
+      </w:pPr>
+      <w:r>
+        <w:t>• access to the qualified installation restricted to trained users;</w:t>
+      </w:r>
+    </w:p>
+    <w:p>
+      <w:pPr>
+        <w:spacing w:after="120" w:line="276" w:lineRule="auto"/>
+      </w:pPr>
+      <w:r>
+        <w:t>• a log entry for every analysis: who ran it, when, on which data file (with its SHA-256), with which release, and for what purpose;</w:t>
+      </w:r>
+    </w:p>
+    <w:p>
+      <w:pPr>
+        <w:spacing w:after="120" w:line="276" w:lineRule="auto"/>
+      </w:pPr>
+      <w:r>
+        <w:t>• a second person who checks the settings against the protocol and the results before they are used;</w:t>
+      </w:r>
+    </w:p>
+    <w:p>
+      <w:pPr>
+        <w:spacing w:after="120" w:line="276" w:lineRule="auto"/>
+      </w:pPr>
+      <w:r>
+        <w:lastRenderedPageBreak/>
+        <w:t>• archiving of the source files and the Analysis Records in a system with an audit trail.</w:t>
+      </w:r>
+    </w:p>
+    <w:p>
+      <w:pPr>
+        <w:spacing w:after="120" w:line="276" w:lineRule="auto"/>
+      </w:pPr>
+      <w:r>
+        <w:t>A controlled installation provides personal accounts with roles, a password policy, an audit trail, stored records, review signatures, an audit trail page and archives (this chapter, Installing NCA Assistant for Regulated Use, and Appendix E). What stays with your organisation:</w:t>
+      </w:r>
+    </w:p>
+    <w:p>
+      <w:pPr>
+        <w:spacing w:after="120" w:line="276" w:lineRule="auto"/>
+      </w:pPr>
+      <w:r>
+        <w:t>• the server as set up in Installing NCA Assistant for Regulated Use, reached only through two-factor sign-in from managed devices, with a monitored system log;</w:t>
+      </w:r>
+    </w:p>
+    <w:p>
+      <w:pPr>
+        <w:spacing w:after="120" w:line="276" w:lineRule="auto"/>
+      </w:pPr>
+      <w:r>
+        <w:t>• a named system owner who is not an analyst or reviewer on the same studies, and root access only for IT;</w:t>
+      </w:r>
+    </w:p>
+    <w:p>
+      <w:pPr>
+        <w:spacing w:after="120" w:line="276" w:lineRule="auto"/>
+      </w:pPr>
+      <w:r>
+        <w:t>• account management: an identity check before an account is given out, accounts created or reset only when the person signs in at once, reporting when admin does not work, a periodic review of accounts, and deactivation on the day someone leaves;</w:t>
+      </w:r>
+    </w:p>
+    <w:p>
+      <w:pPr>
+        <w:spacing w:after="120" w:line="276" w:lineRule="auto"/>
+      </w:pPr>
+      <w:r>
+        <w:t>• training records, and a written policy that electronic signatures are binding (for submissions to the FDA, also the certification letter of 21 CFR 11.100(c));</w:t>
+      </w:r>
+    </w:p>
+    <w:p>
+      <w:pPr>
+        <w:spacing w:after="120" w:line="276" w:lineRule="auto"/>
+      </w:pPr>
+      <w:r>
+        <w:t>• review of the audit trail at a fixed interval and before each study report, with extra reviews after failed sign-ins, a broken chain or repeated runs, and filing the trail head in your quality system;</w:t>
+      </w:r>
+    </w:p>
+    <w:p>
+      <w:pPr>
+        <w:spacing w:after="120" w:line="276" w:lineRule="auto"/>
+      </w:pPr>
+      <w:r>
+        <w:t>• an investigation, with corrective action, of a broken chain or an unexplained gap between an app stop and start;</w:t>
+      </w:r>
+    </w:p>
+    <w:p>
+      <w:pPr>
+        <w:spacing w:after="120" w:line="276" w:lineRule="auto"/>
+      </w:pPr>
+      <w:r>
+        <w:t>• producing the trail in an inspection: the CSV export of the study, the signature sheets, and on request the archive with its verification report, and an inspector account for the inspection;</w:t>
+      </w:r>
+    </w:p>
+    <w:p>
+      <w:pPr>
+        <w:spacing w:after="120" w:line="276" w:lineRule="auto"/>
+      </w:pPr>
+      <w:r>
+        <w:t>• archives at the end of each study and when the server is retired, backups at a separate site, restore tests and a disaster recovery plan;</w:t>
+      </w:r>
+    </w:p>
+    <w:p>
+      <w:pPr>
+        <w:spacing w:after="120" w:line="276" w:lineRule="auto"/>
+      </w:pPr>
+      <w:r>
+        <w:t>• a privacy notice for users, and patching, security testing and incident response for the server.</w:t>
+      </w:r>
+    </w:p>
+    <w:p>
+      <w:pPr>
+        <w:spacing w:after="120" w:line="276" w:lineRule="auto"/>
+      </w:pPr>
+      <w:r>
+        <w:rPr>
+          <w:b/>
+        </w:rPr>
+        <w:t>Limits you accept.</w:t>
+      </w:r>
+      <w:r>
+        <w:t xml:space="preserve"> Until its owner signs in, a new account can be taken over with the starting password admin by anyone who knows the user ID: create accounts only when the owner signs in at once. The audit trail shows any change, but someone with root access to the server could rebuild it; the heads you file, the signature sheets and the backups would reveal such a rebuild. Reviewers see every study on the server: separate sponsors need separate installations. A deactivated user's open session runs on until the 15-minute timeout, although signing is refused at once.</w:t>
+      </w:r>
+    </w:p>
+    <w:p>
+      <w:pPr>
+        <w:pStyle w:val="Kop2"/>
+      </w:pPr>
+      <w:bookmarkStart w:id="63" w:name="_Toc241526107"/>
+      <w:r>
+        <w:t>Upgrades, Data Protection and Problems</w:t>
+      </w:r>
+      <w:bookmarkEnd w:id="63"/>
+    </w:p>
+    <w:p>
+      <w:pPr>
+        <w:pStyle w:val="Kop3"/>
+      </w:pPr>
+      <w:r>
+        <w:t>Upgrades and Change Control</w:t>
+      </w:r>
+    </w:p>
+    <w:p>
+      <w:pPr>
+        <w:spacing w:after="120" w:line="276" w:lineRule="auto"/>
+      </w:pPr>
+      <w:r>
+        <w:t>Read the version history on the About page before you upgrade. Entries marked "Results can differ" and "Correctness fix" tell you which analyses a new version may change. A new release, a new R version or a new package version needs at least a targeted re-qualification (URS section 7); decide in advance whether completed analyses are repeated. On a controlled installation the audit trail continues across versions; each app start records the version and configuration in use.</w:t>
+      </w:r>
+    </w:p>
+    <w:p>
+      <w:pPr>
+        <w:pStyle w:val="Kop3"/>
+      </w:pPr>
+      <w:r>
+        <w:lastRenderedPageBreak/>
+        <w:t>Data Protection</w:t>
+      </w:r>
+    </w:p>
+    <w:p>
+      <w:pPr>
+        <w:spacing w:after="120" w:line="276" w:lineRule="auto"/>
+      </w:pPr>
+      <w:r>
+        <w:t>Use a local installation for real study data. Pseudonymised data are still personal data under the GDPR (Article 4(5)), and pharmacokinetic data from a trial are health data (Article 9). Sending them to a hosted service needs a processor agreement and, for a host outside the EU, a transfer basis. Upload only synthetic, example or anonymised data to the public instance. The audit trail of a controlled installation holds personal data about its users: who did what, and when. Tell users in a privacy notice, and keep the trail as long as the records it belongs to.</w:t>
+      </w:r>
+    </w:p>
+    <w:p>
+      <w:pPr>
+        <w:pStyle w:val="Kop3"/>
+      </w:pPr>
+      <w:r>
+        <w:t>Reporting Problems</w:t>
+      </w:r>
+    </w:p>
+    <w:p>
+      <w:pPr>
+        <w:spacing w:after="120" w:line="276" w:lineRule="auto"/>
+      </w:pPr>
+      <w:r>
+        <w:t>Report problems at github.com/Robterheine/NCAassistant/issues, with a description of the data (never the data themselves, unless synthetic). Correctness fixes are listed in the version history under "Correctness fix", with the situations they affect.</w:t>
+      </w:r>
+    </w:p>
+    <w:p>
+      <w:pPr>
+        <w:pStyle w:val="Kop2"/>
+      </w:pPr>
+      <w:bookmarkStart w:id="64" w:name="_Toc241526108"/>
+      <w:r>
+        <w:t>Tutorial 8: From Analysis to Approved Record</w:t>
+      </w:r>
+      <w:bookmarkEnd w:id="64"/>
+    </w:p>
+    <w:p>
+      <w:pPr>
+        <w:spacing w:after="120" w:line="276" w:lineRule="auto"/>
+      </w:pPr>
+      <w:r>
+        <w:t>Do this tutorial on a training installation, never on the production server: practice runs would end up in the real audit trail. A training installation in controlled mode runs on your own computer (Appendix E, A Training Installation). You need two accounts, an analyst and a reviewer; use two browsers, or a normal and a private window, to be signed in as both.</w:t>
+      </w:r>
+    </w:p>
+    <w:p>
+      <w:pPr>
+        <w:spacing w:after="120" w:line="276" w:lineRule="auto"/>
+      </w:pPr>
+      <w:r>
+        <w:t>1. As the system owner, create an analyst and a reviewer account with gxp/manage_users.R add.</w:t>
+      </w:r>
+    </w:p>
+    <w:p>
+      <w:pPr>
+        <w:spacing w:after="120" w:line="276" w:lineRule="auto"/>
+      </w:pPr>
+      <w:r>
+        <w:t xml:space="preserve">2. Sign in as the analyst and choose a new password. Open 4. One Subject at a Time, choose </w:t>
+      </w:r>
+      <w:r>
+        <w:rPr>
+          <w:b/>
+        </w:rPr>
+        <w:t>Enter data manually (type values directly)</w:t>
+      </w:r>
+      <w:r>
+        <w:t xml:space="preserve">, click </w:t>
+      </w:r>
+      <w:r>
+        <w:rPr>
+          <w:b/>
+        </w:rPr>
+        <w:t>Use This Data</w:t>
+      </w:r>
+      <w:r>
+        <w:t xml:space="preserve"> and run the analysis with the settings of Tutorial 1.</w:t>
+      </w:r>
+    </w:p>
+    <w:p>
+      <w:pPr>
+        <w:spacing w:after="120" w:line="276" w:lineRule="auto"/>
+      </w:pPr>
+      <w:r>
+        <w:t xml:space="preserve">3. Set </w:t>
+      </w:r>
+      <w:r>
+        <w:rPr>
+          <w:b/>
+        </w:rPr>
+        <w:t>Min R² for half-life</w:t>
+      </w:r>
+      <w:r>
+        <w:t xml:space="preserve"> to 0.9 and click </w:t>
+      </w:r>
+      <w:r>
+        <w:rPr>
+          <w:b/>
+        </w:rPr>
+        <w:t>Run PK Analysis</w:t>
+      </w:r>
+      <w:r>
+        <w:t xml:space="preserve"> again.</w:t>
+      </w:r>
+    </w:p>
+    <w:p>
+      <w:pPr>
+        <w:spacing w:after="120" w:line="276" w:lineRule="auto"/>
+      </w:pPr>
+      <w:r>
+        <w:t xml:space="preserve">4. Type Tutorial 8 as Study name and click </w:t>
+      </w:r>
+      <w:r>
+        <w:rPr>
+          <w:b/>
+        </w:rPr>
+        <w:t>Generate Analysis Record</w:t>
+      </w:r>
+      <w:r>
+        <w:t>. Read the line under the button.</w:t>
+      </w:r>
+    </w:p>
+    <w:p>
+      <w:pPr>
+        <w:spacing w:after="120" w:line="276" w:lineRule="auto"/>
+      </w:pPr>
+      <w:r>
+        <w:t xml:space="preserve">5. Sign in as the reviewer in the other window. Open </w:t>
+      </w:r>
+      <w:r>
+        <w:rPr>
+          <w:b/>
+        </w:rPr>
+        <w:t>Records</w:t>
+      </w:r>
+      <w:r>
+        <w:t>, select the record and read its details and the audit history of the data.</w:t>
+      </w:r>
+    </w:p>
+    <w:p>
+      <w:pPr>
+        <w:spacing w:after="120" w:line="276" w:lineRule="auto"/>
+      </w:pPr>
+      <w:r>
+        <w:t xml:space="preserve">6. Click </w:t>
       </w:r>
       <w:r>
         <w:rPr>
@@ -21196,150 +22727,57 @@
         <w:t>Reject</w:t>
       </w:r>
       <w:r>
-        <w:t xml:space="preserve">. The dialog shows which record you sign and what your signature means. For a rejection, type the reason; </w:t>
-      </w:r>
-      <w:r>
-        <w:rPr>
-          <w:b/>
-        </w:rPr>
-        <w:t>Sign</w:t>
-      </w:r>
-      <w:r>
-        <w:t xml:space="preserve"> stays grey until you do. Type your user ID and password and click </w:t>
-      </w:r>
-      <w:r>
-        <w:rPr>
-          <w:b/>
-        </w:rPr>
-        <w:t>Sign</w:t>
-      </w:r>
-      <w:r>
-        <w:t>, or press Enter. After a wrong password the message says how many attempts are left; the third failure signs you out. A record is reviewed once, and then stays approved or rejected.</w:t>
-      </w:r>
-    </w:p>
-    <w:p>
-      <w:pPr>
-        <w:pStyle w:val="Kop3"/>
-      </w:pPr>
-      <w:r>
-        <w:t>The Signature Sheet</w:t>
-      </w:r>
-    </w:p>
-    <w:p>
-      <w:pPr>
-        <w:spacing w:after="120" w:line="276" w:lineRule="auto"/>
-      </w:pPr>
-      <w:r>
-        <w:t xml:space="preserve">Every reviewed record has a signature sheet, a web page you can print or file. It shows the record and its SHA-256, who created it and when, who reviewed it, when, with which meaning and reason, and the audit entry of the signature. All times are in UTC. </w:t>
-      </w:r>
-      <w:r>
-        <w:rPr>
-          <w:b/>
-        </w:rPr>
-        <w:t>Download (with signature sheet)</w:t>
-      </w:r>
-      <w:r>
-        <w:t xml:space="preserve"> gives a zip with the record and the sheet together; file both in the study file.</w:t>
-      </w:r>
-    </w:p>
-    <w:p>
-      <w:pPr>
-        <w:spacing w:after="120" w:line="276" w:lineRule="auto"/>
-      </w:pPr>
-      <w:r>
-        <w:t xml:space="preserve">Before it shows a signature, the app checks that the stored record still matches its SHA-256. </w:t>
-      </w:r>
-      <w:r>
-        <w:rPr>
-          <w:b/>
-        </w:rPr>
-        <w:t>Signature valid</w:t>
-      </w:r>
-      <w:r>
-        <w:t xml:space="preserve"> means it does. </w:t>
-      </w:r>
-      <w:r>
-        <w:rPr>
-          <w:b/>
-        </w:rPr>
-        <w:t>Signature INVALID</w:t>
-      </w:r>
-      <w:r>
-        <w:t xml:space="preserve">, in red, means the stored record has changed since it was signed: tell the system owner at once. To check a copy you hold, for example from the study file, upload it under </w:t>
-      </w:r>
-      <w:r>
-        <w:rPr>
-          <w:b/>
-        </w:rPr>
-        <w:t>Verify a record file</w:t>
-      </w:r>
-      <w:r>
-        <w:t xml:space="preserve"> on the Records page. The app lists the signatures of that exact file, or says that no record with its SHA-256 exists.</w:t>
-      </w:r>
-    </w:p>
-    <w:p>
-      <w:pPr>
-        <w:pStyle w:val="Kop3"/>
-      </w:pPr>
-      <w:r>
-        <w:t>Reading Verdicts in a Regulated Context</w:t>
-      </w:r>
-    </w:p>
-    <w:p>
-      <w:pPr>
-        <w:spacing w:after="120" w:line="276" w:lineRule="auto"/>
-      </w:pPr>
-      <w:r>
-        <w:t>• A verdict is computed on all the data you uploaded. When the checks name data that ICH M13A excludes, the verdict is not the M13A primary analysis (Path 6, Running and Reading the Results).</w:t>
-      </w:r>
-    </w:p>
-    <w:p>
-      <w:pPr>
-        <w:spacing w:after="120" w:line="276" w:lineRule="auto"/>
-      </w:pPr>
-      <w:r>
-        <w:t>• Widened limits are not ABEL or RSABE, and All compared metrics also widens AUC to last point and AUC to infinity, which no guideline allows for bioequivalence. To widen a partial AUC, choose Cmax and partial AUCs.</w:t>
-      </w:r>
-    </w:p>
-    <w:p>
-      <w:pPr>
-        <w:spacing w:after="120" w:line="276" w:lineRule="auto"/>
-      </w:pPr>
-      <w:r>
-        <w:t>• ICH M13A allows a fixed or a mixed model, but its primary analysis includes only subjects with data for both treatments (2.2.3.2). In a 2×2 crossover the app leaves subjects without both treatments out of both models; in replicate designs the mixed model still uses them, so use it there only when the plan specifies it.</w:t>
-      </w:r>
-    </w:p>
-    <w:p>
-      <w:pPr>
-        <w:spacing w:after="120" w:line="276" w:lineRule="auto"/>
-      </w:pPr>
-      <w:r>
-        <w:t>• For parallel groups the pooled-variance interval is the app's primary result; if the plan specifies an unequal-variance (Welch) analysis, that is your primary result.</w:t>
-      </w:r>
-    </w:p>
-    <w:p>
-      <w:pPr>
-        <w:pStyle w:val="Kop3"/>
-      </w:pPr>
-      <w:r>
-        <w:t>The Analysis Record in a Regulated Context</w:t>
-      </w:r>
-    </w:p>
-    <w:p>
-      <w:pPr>
-        <w:spacing w:after="120" w:line="276" w:lineRule="auto"/>
-      </w:pPr>
-      <w:r>
-        <w:t>The record documents one analysis and shows that it can be reproduced with the same code and packages (Complete Analysis Record, in the chapter on using the app). It does not re-derive the bioequivalence statistics, it is not signed, and whoever changes a file can recompute its hash. Store the zip, or its SHA-256, in a controlled system. The Analyst name and Study name fields are typed, not signed in: record who ran the analysis in your log. For a manual selection of half-life points, the record keeps the final selection but not the reason: write the reason in the study file. On a controlled installation the record is stored on the server, the analyst is the signed-in user, and the review signature is kept in the audit trail and shown on the signature sheet, bound to the record's SHA-256.</w:t>
-      </w:r>
-    </w:p>
-    <w:p>
-      <w:pPr>
-        <w:pStyle w:val="Kop3"/>
-      </w:pPr>
-      <w:r>
-        <w:t>Reporting and Citing</w:t>
-      </w:r>
+        <w:t>, type the reason "Min R² changed from the protocol without a reason", and sign.</w:t>
+      </w:r>
+    </w:p>
+    <w:p>
+      <w:pPr>
+        <w:spacing w:after="120" w:line="276" w:lineRule="auto"/>
+      </w:pPr>
+      <w:r>
+        <w:t xml:space="preserve">7. As the analyst, set </w:t>
+      </w:r>
+      <w:r>
+        <w:rPr>
+          <w:b/>
+        </w:rPr>
+        <w:t>Min R² for half-life</w:t>
+      </w:r>
+      <w:r>
+        <w:t xml:space="preserve"> back to 0.7, run the analysis again and create a new record.</w:t>
+      </w:r>
+    </w:p>
+    <w:p>
+      <w:pPr>
+        <w:spacing w:after="120" w:line="276" w:lineRule="auto"/>
+      </w:pPr>
+      <w:r>
+        <w:t>8. As the reviewer, approve the new record, and download its signature sheet.</w:t>
+      </w:r>
+    </w:p>
+    <w:p>
+      <w:pPr>
+        <w:spacing w:after="120" w:line="276" w:lineRule="auto"/>
+      </w:pPr>
+      <w:r>
+        <w:rPr>
+          <w:b/>
+        </w:rPr>
+        <w:t>Questions:</w:t>
+      </w:r>
+      <w:r>
+        <w:t xml:space="preserve"> 1) What does the audit history of the first record show, and which setting changed? 2) Why is the data marked for the reviewer? 3) How many runs does the history of the second record list, and why? 4) What does the signature sheet say about who created the record and what the reviewer's signature means? 5) What happens when the reviewer, who also has the analyst role, wants to approve a record of their own?</w:t>
+      </w:r>
+    </w:p>
+    <w:p>
+      <w:pPr>
+        <w:pStyle w:val="Kop2"/>
+      </w:pPr>
+      <w:bookmarkStart w:id="65" w:name="_Toc241526109"/>
+      <w:r>
+        <w:t>Key Points</w:t>
+      </w:r>
+      <w:bookmarkEnd w:id="65"/>
     </w:p>
     <w:p>
       <w:pPr>
@@ -21347,765 +22785,6 @@
       </w:pPr>
       <w:r>
         <w:lastRenderedPageBreak/>
-        <w:t>Cite the software with its version: ter Heine R. NCA Assistant (v1.8.0). Radboud Applied Pharmacometrics, Radboudumc, Nijmegen, The Netherlands. https://github.com/Robterheine/NCAassistant. Add the pipeline SHA-256, the reference of your qualification, and the SHA-256 of the Analysis Record. The Example Methods Paragraphs on the Statistical Methods page describe the calculations; they say the analysis follows ICH M13A, EMA and FDA guidance, so check that your study design and analysis do before you keep that sentence. For a sample-size justification, record the planner's inputs and result (Path 1).</w:t>
-      </w:r>
-    </w:p>
-    <w:p>
-      <w:pPr>
-        <w:pStyle w:val="Kop3"/>
-      </w:pPr>
-      <w:r>
-        <w:t>Archiving and Retention</w:t>
-      </w:r>
-    </w:p>
-    <w:p>
-      <w:pPr>
-        <w:spacing w:after="120" w:line="276" w:lineRule="auto"/>
-      </w:pPr>
-      <w:r>
-        <w:t>File the source data file, the analysis file, the Analysis Record, the SHA-256 of the zip, the release tag, validation/renv.lock and the qualification reference together. Keep them as long as your procedures and the law require; in the EU the trial master file of a clinical trial is kept for at least 25 years (Regulation (EU) No 536/2014, Article 58). The app keeps nothing: download the record before you close the session. On a controlled installation, the system owner archives the audit trail and the records with manage_users.R archive (Appendix E), which also keeps the software needed to verify and restore them.</w:t>
-      </w:r>
-    </w:p>
-    <w:p>
-      <w:pPr>
-        <w:pStyle w:val="Kop2"/>
-      </w:pPr>
-      <w:bookmarkStart w:id="60" w:name="_Toc241518437"/>
-      <w:r>
-        <w:t>Reviewing the Audit Trail and Inspections</w:t>
-      </w:r>
-      <w:bookmarkEnd w:id="60"/>
-    </w:p>
-    <w:p>
-      <w:pPr>
-        <w:pStyle w:val="Kop3"/>
-      </w:pPr>
-      <w:r>
-        <w:t>Reviewing the Audit Trail</w:t>
-      </w:r>
-    </w:p>
-    <w:p>
-      <w:pPr>
-        <w:spacing w:after="120" w:line="276" w:lineRule="auto"/>
-      </w:pPr>
-      <w:r>
-        <w:rPr>
-          <w:b/>
-        </w:rPr>
-        <w:t>For reviewers and inspectors.</w:t>
-      </w:r>
-      <w:r>
-        <w:t xml:space="preserve"> Open </w:t>
-      </w:r>
-      <w:r>
-        <w:rPr>
-          <w:b/>
-        </w:rPr>
-        <w:t>Audit trail</w:t>
-      </w:r>
-      <w:r>
-        <w:t>. The line at the top says when the trail was last reviewed and how many entries have been added since.</w:t>
-      </w:r>
-    </w:p>
-    <w:p>
-      <w:pPr>
-        <w:spacing w:after="120" w:line="276" w:lineRule="auto"/>
-      </w:pPr>
-      <w:r>
-        <w:t xml:space="preserve">• </w:t>
-      </w:r>
-      <w:r>
-        <w:rPr>
-          <w:b/>
-        </w:rPr>
-        <w:t>Exceptions</w:t>
-      </w:r>
-      <w:r>
-        <w:t xml:space="preserve"> lists what needs attention: failed and locked sign-ins and security alerts, refused signatures and password changes, rejected records, stored records that no longer match their SHA-256, data analysed more than once before a record, data analysed without a record, app starts without a preceding stop, changes in the configuration, entries out of time order, activity outside working hours, and one user signed in twice at the same time. Start here.</w:t>
-      </w:r>
-    </w:p>
-    <w:p>
-      <w:pPr>
-        <w:spacing w:after="120" w:line="276" w:lineRule="auto"/>
-      </w:pPr>
-      <w:r>
-        <w:t xml:space="preserve">• </w:t>
-      </w:r>
-      <w:r>
-        <w:rPr>
-          <w:b/>
-        </w:rPr>
-        <w:t>All entries</w:t>
-      </w:r>
-      <w:r>
-        <w:t xml:space="preserve"> shows the whole trail in plain words, newest first. Filter by date, user or event, or search for a file name or SHA-256. Select an entry to see all of it, including the settings of a run.</w:t>
-      </w:r>
-    </w:p>
-    <w:p>
-      <w:pPr>
-        <w:spacing w:after="120" w:line="276" w:lineRule="auto"/>
-      </w:pPr>
-      <w:r>
-        <w:t xml:space="preserve">• </w:t>
-      </w:r>
-      <w:r>
-        <w:rPr>
-          <w:b/>
-        </w:rPr>
-        <w:t>Users</w:t>
-      </w:r>
-      <w:r>
-        <w:t xml:space="preserve"> lists every account with its roles, status and role history.</w:t>
-      </w:r>
-    </w:p>
-    <w:p>
-      <w:pPr>
-        <w:spacing w:after="120" w:line="276" w:lineRule="auto"/>
-      </w:pPr>
-      <w:r>
-        <w:rPr>
-          <w:b/>
-        </w:rPr>
-        <w:t>Verify chain</w:t>
-      </w:r>
-      <w:r>
-        <w:t xml:space="preserve"> checks that no entry has been changed, inserted or removed. </w:t>
-      </w:r>
-      <w:r>
-        <w:rPr>
-          <w:b/>
-        </w:rPr>
-        <w:t>Export CSV</w:t>
-      </w:r>
-      <w:r>
-        <w:t xml:space="preserve"> saves the entries of the current filter, for example one study, with the result of the check at the top. After a review, a reviewer clicks Sign trail review and signs with user ID and password; this records the period reviewed. How often to review, and what else triggers a review, is set by your organisation's procedure.</w:t>
-      </w:r>
-    </w:p>
-    <w:p>
-      <w:pPr>
-        <w:pStyle w:val="Kop3"/>
-      </w:pPr>
-      <w:r>
-        <w:t>For Inspectors</w:t>
-      </w:r>
-    </w:p>
-    <w:p>
-      <w:pPr>
-        <w:spacing w:after="120" w:line="276" w:lineRule="auto"/>
-      </w:pPr>
-      <w:r>
-        <w:t>An inspector account can see every record, its history and signatures, the audit trail and the user overview, and can export and verify, but cannot sign or change anything. The system owner creates one per inspection and deactivates it afterwards.</w:t>
-      </w:r>
-    </w:p>
-    <w:p>
-      <w:pPr>
-        <w:pStyle w:val="Kop3"/>
-      </w:pPr>
-      <w:r>
-        <w:t>Preparing for an Inspection</w:t>
-      </w:r>
-    </w:p>
-    <w:p>
-      <w:pPr>
-        <w:spacing w:after="120" w:line="276" w:lineRule="auto"/>
-      </w:pPr>
-      <w:r>
-        <w:lastRenderedPageBreak/>
-        <w:t>An inspector will usually want to follow one result back to its source. For each study, be ready to show:</w:t>
-      </w:r>
-    </w:p>
-    <w:p>
-      <w:pPr>
-        <w:spacing w:after="120" w:line="276" w:lineRule="auto"/>
-      </w:pPr>
-      <w:r>
-        <w:t>1. the signed records with their signature sheets (Download, with signature sheet);</w:t>
-      </w:r>
-    </w:p>
-    <w:p>
-      <w:pPr>
-        <w:spacing w:after="120" w:line="276" w:lineRule="auto"/>
-      </w:pPr>
-      <w:r>
-        <w:t>2. the CSV export of the audit trail for the study's data files, with the result of Verify chain at the top;</w:t>
-      </w:r>
-    </w:p>
-    <w:p>
-      <w:pPr>
-        <w:spacing w:after="120" w:line="276" w:lineRule="auto"/>
-      </w:pPr>
-      <w:r>
-        <w:t>3. the source data files, whose SHA-256 matches the records;</w:t>
-      </w:r>
-    </w:p>
-    <w:p>
-      <w:pPr>
-        <w:spacing w:after="120" w:line="276" w:lineRule="auto"/>
-      </w:pPr>
-      <w:r>
-        <w:t>4. the exclusion register with its reasons, and the notes in the study file that explain repeated runs;</w:t>
-      </w:r>
-    </w:p>
-    <w:p>
-      <w:pPr>
-        <w:spacing w:after="120" w:line="276" w:lineRule="auto"/>
-      </w:pPr>
-      <w:r>
-        <w:t>5. the qualification summary report of the installation, and the release it covers;</w:t>
-      </w:r>
-    </w:p>
-    <w:p>
-      <w:pPr>
-        <w:spacing w:after="120" w:line="276" w:lineRule="auto"/>
-      </w:pPr>
-      <w:r>
-        <w:t>6. the account list, and the most recent account review and trail review.</w:t>
-      </w:r>
-    </w:p>
-    <w:p>
-      <w:pPr>
-        <w:spacing w:after="120" w:line="276" w:lineRule="auto"/>
-      </w:pPr>
-      <w:r>
-        <w:t>Create an inspector account for the inspection, and deactivate it afterwards. If the inspector asks how a change to the trail would be detected, show Verify chain and the heads filed in your quality system.</w:t>
-      </w:r>
-    </w:p>
-    <w:p>
-      <w:pPr>
-        <w:pStyle w:val="Kop2"/>
-      </w:pPr>
-      <w:bookmarkStart w:id="61" w:name="_Toc241518438"/>
-      <w:r>
-        <w:t>Good Practice: Data You Can Trust</w:t>
-      </w:r>
-      <w:bookmarkEnd w:id="61"/>
-    </w:p>
-    <w:p>
-      <w:pPr>
-        <w:spacing w:after="120" w:line="276" w:lineRule="auto"/>
-      </w:pPr>
-      <w:r>
-        <w:t>Inspectors use the ALCOA+ principles to judge whether data can be trusted. The app supports each principle, but only when it is used as intended.</w:t>
-      </w:r>
-    </w:p>
-    <w:p>
-      <w:pPr>
-        <w:spacing w:after="120" w:line="276" w:lineRule="auto"/>
-      </w:pPr>
-      <w:r>
-        <w:t xml:space="preserve">• </w:t>
-      </w:r>
-      <w:r>
-        <w:rPr>
-          <w:b/>
-        </w:rPr>
-        <w:t>Attributable.</w:t>
-      </w:r>
-      <w:r>
-        <w:t xml:space="preserve"> Every action carries a personal user ID. Never share an account or let someone else work in your session, and sign out when you leave your desk.</w:t>
-      </w:r>
-    </w:p>
-    <w:p>
-      <w:pPr>
-        <w:spacing w:after="120" w:line="276" w:lineRule="auto"/>
-      </w:pPr>
-      <w:r>
-        <w:t xml:space="preserve">• </w:t>
-      </w:r>
-      <w:r>
-        <w:rPr>
-          <w:b/>
-        </w:rPr>
-        <w:t>Legible and enduring.</w:t>
-      </w:r>
-      <w:r>
-        <w:t xml:space="preserve"> Records are stored read-only with their SHA-256, and archived together with the software that opens them.</w:t>
-      </w:r>
-    </w:p>
-    <w:p>
-      <w:pPr>
-        <w:spacing w:after="120" w:line="276" w:lineRule="auto"/>
-      </w:pPr>
-      <w:r>
-        <w:t xml:space="preserve">• </w:t>
-      </w:r>
-      <w:r>
-        <w:rPr>
-          <w:b/>
-        </w:rPr>
-        <w:t>Contemporaneous.</w:t>
-      </w:r>
-      <w:r>
-        <w:t xml:space="preserve"> Entries are written when the action happens, in UTC. Write down the reasons for your decisions at the time, in the study file, not afterwards.</w:t>
-      </w:r>
-    </w:p>
-    <w:p>
-      <w:pPr>
-        <w:spacing w:after="120" w:line="276" w:lineRule="auto"/>
-      </w:pPr>
-      <w:r>
-        <w:t xml:space="preserve">• </w:t>
-      </w:r>
-      <w:r>
-        <w:rPr>
-          <w:b/>
-        </w:rPr>
-        <w:t>Original.</w:t>
-      </w:r>
-      <w:r>
-        <w:t xml:space="preserve"> The uploaded file is kept unchanged in the record. Analyse the original file, not a copy you edited.</w:t>
-      </w:r>
-    </w:p>
-    <w:p>
-      <w:pPr>
-        <w:spacing w:after="120" w:line="276" w:lineRule="auto"/>
-      </w:pPr>
-      <w:r>
-        <w:t xml:space="preserve">• </w:t>
-      </w:r>
-      <w:r>
-        <w:rPr>
-          <w:b/>
-        </w:rPr>
-        <w:t>Accurate.</w:t>
-      </w:r>
-      <w:r>
-        <w:t xml:space="preserve"> The reproduction check and the reviewer's check support accuracy; values typed in by hand are checked against the source.</w:t>
-      </w:r>
-    </w:p>
-    <w:p>
-      <w:pPr>
-        <w:spacing w:after="120" w:line="276" w:lineRule="auto"/>
-      </w:pPr>
-      <w:r>
-        <w:t xml:space="preserve">• </w:t>
-      </w:r>
-      <w:r>
-        <w:rPr>
-          <w:b/>
-        </w:rPr>
-        <w:t>Complete and consistent.</w:t>
-      </w:r>
-      <w:r>
-        <w:t xml:space="preserve"> Every run is in the trail, including those that were not used. Do not delete, rename or replace downloaded records to tidy up a study file.</w:t>
-      </w:r>
-    </w:p>
-    <w:p>
-      <w:pPr>
-        <w:spacing w:after="120" w:line="276" w:lineRule="auto"/>
-      </w:pPr>
-      <w:r>
-        <w:t xml:space="preserve">• </w:t>
-      </w:r>
-      <w:r>
-        <w:rPr>
-          <w:b/>
-        </w:rPr>
-        <w:t>Available.</w:t>
-      </w:r>
-      <w:r>
-        <w:t xml:space="preserve"> An inspector account, the CSV export and the archive keep the data available for the whole retention period.</w:t>
-      </w:r>
-    </w:p>
-    <w:p>
-      <w:pPr>
-        <w:spacing w:after="120" w:line="276" w:lineRule="auto"/>
-      </w:pPr>
-      <w:r>
-        <w:t>Things go wrong in real studies: a wrong file, a lost session, a record the reviewer rejects. Deal with them openly. Report anything that looks wrong with the installation to the system owner, and never work around the app, for example by analysing study data on the public instance.</w:t>
-      </w:r>
-    </w:p>
-    <w:p>
-      <w:pPr>
-        <w:pStyle w:val="Kop2"/>
-      </w:pPr>
-      <w:bookmarkStart w:id="62" w:name="_Toc241518439"/>
-      <w:r>
-        <w:t>What the App Does and What Your Organisation Does</w:t>
-      </w:r>
-      <w:bookmarkEnd w:id="62"/>
-    </w:p>
-    <w:p>
-      <w:pPr>
-        <w:spacing w:after="120" w:line="276" w:lineRule="auto"/>
-      </w:pPr>
-      <w:r>
-        <w:t>A standard installation has no user accounts, no audit trail and no electronic signatures. Where your procedures allow a qualified standard installation for regulated work with hybrid records (see Status and Scope), put these controls in place around it:</w:t>
-      </w:r>
-    </w:p>
-    <w:p>
-      <w:pPr>
-        <w:spacing w:after="120" w:line="276" w:lineRule="auto"/>
-      </w:pPr>
-      <w:r>
-        <w:lastRenderedPageBreak/>
-        <w:t>• access to the qualified installation restricted to trained users;</w:t>
-      </w:r>
-    </w:p>
-    <w:p>
-      <w:pPr>
-        <w:spacing w:after="120" w:line="276" w:lineRule="auto"/>
-      </w:pPr>
-      <w:r>
-        <w:t>• a log entry for every analysis: who ran it, when, on which data file (with its SHA-256), with which release, and for what purpose;</w:t>
-      </w:r>
-    </w:p>
-    <w:p>
-      <w:pPr>
-        <w:spacing w:after="120" w:line="276" w:lineRule="auto"/>
-      </w:pPr>
-      <w:r>
-        <w:t>• a second person who checks the settings against the protocol and the results before they are used;</w:t>
-      </w:r>
-    </w:p>
-    <w:p>
-      <w:pPr>
-        <w:spacing w:after="120" w:line="276" w:lineRule="auto"/>
-      </w:pPr>
-      <w:r>
-        <w:t>• archiving of the source files and the Analysis Records in a system with an audit trail.</w:t>
-      </w:r>
-    </w:p>
-    <w:p>
-      <w:pPr>
-        <w:spacing w:after="120" w:line="276" w:lineRule="auto"/>
-      </w:pPr>
-      <w:r>
-        <w:t>A controlled installation provides personal accounts with roles, a password policy, an audit trail, stored records, review signatures, an audit trail page and archives (this chapter, Installing NCA Assistant for Regulated Use, and Appendix E). What stays with your organisation:</w:t>
-      </w:r>
-    </w:p>
-    <w:p>
-      <w:pPr>
-        <w:spacing w:after="120" w:line="276" w:lineRule="auto"/>
-      </w:pPr>
-      <w:r>
-        <w:t>• the server as set up in Installing NCA Assistant for Regulated Use, reached only through two-factor sign-in from managed devices, with a monitored system log;</w:t>
-      </w:r>
-    </w:p>
-    <w:p>
-      <w:pPr>
-        <w:spacing w:after="120" w:line="276" w:lineRule="auto"/>
-      </w:pPr>
-      <w:r>
-        <w:t>• a named system owner who is not an analyst or reviewer on the same studies, and root access only for IT;</w:t>
-      </w:r>
-    </w:p>
-    <w:p>
-      <w:pPr>
-        <w:spacing w:after="120" w:line="276" w:lineRule="auto"/>
-      </w:pPr>
-      <w:r>
-        <w:t>• account management: an identity check before an account is given out, accounts created or reset only when the person signs in at once, reporting when admin does not work, a periodic review of accounts, and deactivation on the day someone leaves;</w:t>
-      </w:r>
-    </w:p>
-    <w:p>
-      <w:pPr>
-        <w:spacing w:after="120" w:line="276" w:lineRule="auto"/>
-      </w:pPr>
-      <w:r>
-        <w:t>• training records, and a written policy that electronic signatures are binding (for submissions to the FDA, also the certification letter of 21 CFR 11.100(c));</w:t>
-      </w:r>
-    </w:p>
-    <w:p>
-      <w:pPr>
-        <w:spacing w:after="120" w:line="276" w:lineRule="auto"/>
-      </w:pPr>
-      <w:r>
-        <w:t>• review of the audit trail at a fixed interval and before each study report, with extra reviews after failed sign-ins, a broken chain or repeated runs, and filing the trail head in your quality system;</w:t>
-      </w:r>
-    </w:p>
-    <w:p>
-      <w:pPr>
-        <w:spacing w:after="120" w:line="276" w:lineRule="auto"/>
-      </w:pPr>
-      <w:r>
-        <w:t>• an investigation, with corrective action, of a broken chain or an unexplained gap between an app stop and start;</w:t>
-      </w:r>
-    </w:p>
-    <w:p>
-      <w:pPr>
-        <w:spacing w:after="120" w:line="276" w:lineRule="auto"/>
-      </w:pPr>
-      <w:r>
-        <w:t>• producing the trail in an inspection: the CSV export of the study, the signature sheets, and on request the archive with its verification report, and an inspector account for the inspection;</w:t>
-      </w:r>
-    </w:p>
-    <w:p>
-      <w:pPr>
-        <w:spacing w:after="120" w:line="276" w:lineRule="auto"/>
-      </w:pPr>
-      <w:r>
-        <w:t>• archives at the end of each study and when the server is retired, backups at a separate site, restore tests and a disaster recovery plan;</w:t>
-      </w:r>
-    </w:p>
-    <w:p>
-      <w:pPr>
-        <w:spacing w:after="120" w:line="276" w:lineRule="auto"/>
-      </w:pPr>
-      <w:r>
-        <w:t>• a privacy notice for users, and patching, security testing and incident response for the server.</w:t>
-      </w:r>
-    </w:p>
-    <w:p>
-      <w:pPr>
-        <w:spacing w:after="120" w:line="276" w:lineRule="auto"/>
-      </w:pPr>
-      <w:r>
-        <w:rPr>
-          <w:b/>
-        </w:rPr>
-        <w:t>Limits you accept.</w:t>
-      </w:r>
-      <w:r>
-        <w:t xml:space="preserve"> Until its owner signs in, a new account can be taken over with the starting password admin by anyone who knows the user ID: create accounts only when the owner signs in at once. The audit trail shows any change, but someone with root access to the server could rebuild it; the heads you file, the signature sheets and the backups would reveal such a rebuild. Reviewers see every study on the server: separate sponsors need separate installations. A deactivated user's open session runs on until the 15-minute timeout, although signing is refused at once.</w:t>
-      </w:r>
-    </w:p>
-    <w:p>
-      <w:pPr>
-        <w:pStyle w:val="Kop2"/>
-      </w:pPr>
-      <w:bookmarkStart w:id="63" w:name="_Toc241518440"/>
-      <w:r>
-        <w:t>Upgrades, Data Protection and Problems</w:t>
-      </w:r>
-      <w:bookmarkEnd w:id="63"/>
-    </w:p>
-    <w:p>
-      <w:pPr>
-        <w:pStyle w:val="Kop3"/>
-      </w:pPr>
-      <w:r>
-        <w:t>Upgrades and Change Control</w:t>
-      </w:r>
-    </w:p>
-    <w:p>
-      <w:pPr>
-        <w:spacing w:after="120" w:line="276" w:lineRule="auto"/>
-      </w:pPr>
-      <w:r>
-        <w:lastRenderedPageBreak/>
-        <w:t>Read the version history on the About page before you upgrade. Entries marked "Results can differ" and "Correctness fix" tell you which analyses a new version may change. A new release, a new R version or a new package version needs at least a targeted re-qualification (URS section 7); decide in advance whether completed analyses are repeated. On a controlled installation the audit trail continues across versions; each app start records the version and configuration in use.</w:t>
-      </w:r>
-    </w:p>
-    <w:p>
-      <w:pPr>
-        <w:pStyle w:val="Kop3"/>
-      </w:pPr>
-      <w:r>
-        <w:t>Data Protection</w:t>
-      </w:r>
-    </w:p>
-    <w:p>
-      <w:pPr>
-        <w:spacing w:after="120" w:line="276" w:lineRule="auto"/>
-      </w:pPr>
-      <w:r>
-        <w:t>Use a local installation for real study data. Pseudonymised data are still personal data under the GDPR (Article 4(5)), and pharmacokinetic data from a trial are health data (Article 9). Sending them to a hosted service needs a processor agreement and, for a host outside the EU, a transfer basis. Upload only synthetic, example or anonymised data to the public instance. The audit trail of a controlled installation holds personal data about its users: who did what, and when. Tell users in a privacy notice, and keep the trail as long as the records it belongs to.</w:t>
-      </w:r>
-    </w:p>
-    <w:p>
-      <w:pPr>
-        <w:pStyle w:val="Kop3"/>
-      </w:pPr>
-      <w:r>
-        <w:t>Reporting Problems</w:t>
-      </w:r>
-    </w:p>
-    <w:p>
-      <w:pPr>
-        <w:spacing w:after="120" w:line="276" w:lineRule="auto"/>
-      </w:pPr>
-      <w:r>
-        <w:t>Report problems at github.com/Robterheine/NCAassistant/issues, with a description of the data (never the data themselves, unless synthetic). Correctness fixes are listed in the version history under "Correctness fix", with the situations they affect.</w:t>
-      </w:r>
-    </w:p>
-    <w:p>
-      <w:pPr>
-        <w:pStyle w:val="Kop2"/>
-      </w:pPr>
-      <w:bookmarkStart w:id="64" w:name="_Toc241518441"/>
-      <w:r>
-        <w:t>Tutorial 8: From Analysis to Approved Record</w:t>
-      </w:r>
-      <w:bookmarkEnd w:id="64"/>
-    </w:p>
-    <w:p>
-      <w:pPr>
-        <w:spacing w:after="120" w:line="276" w:lineRule="auto"/>
-      </w:pPr>
-      <w:r>
-        <w:t>Do this tutorial on a training installation, never on the production server: practice runs would end up in the real audit trail. A training installation in controlled mode runs on your own computer (Appendix E, A Training Installation). You need two accounts, an analyst and a reviewer; use two browsers, or a normal and a private window, to be signed in as both.</w:t>
-      </w:r>
-    </w:p>
-    <w:p>
-      <w:pPr>
-        <w:spacing w:after="120" w:line="276" w:lineRule="auto"/>
-      </w:pPr>
-      <w:r>
-        <w:t>1. As the system owner, create an analyst and a reviewer account with gxp/manage_users.R add.</w:t>
-      </w:r>
-    </w:p>
-    <w:p>
-      <w:pPr>
-        <w:spacing w:after="120" w:line="276" w:lineRule="auto"/>
-      </w:pPr>
-      <w:r>
-        <w:t xml:space="preserve">2. Sign in as the analyst and choose a new password. Open 4. One Subject at a Time, choose </w:t>
-      </w:r>
-      <w:r>
-        <w:rPr>
-          <w:b/>
-        </w:rPr>
-        <w:t>Enter data manually (type values directly)</w:t>
-      </w:r>
-      <w:r>
-        <w:t xml:space="preserve">, click </w:t>
-      </w:r>
-      <w:r>
-        <w:rPr>
-          <w:b/>
-        </w:rPr>
-        <w:t>Use This Data</w:t>
-      </w:r>
-      <w:r>
-        <w:t xml:space="preserve"> and run the analysis with the settings of Tutorial 1.</w:t>
-      </w:r>
-    </w:p>
-    <w:p>
-      <w:pPr>
-        <w:spacing w:after="120" w:line="276" w:lineRule="auto"/>
-      </w:pPr>
-      <w:r>
-        <w:t xml:space="preserve">3. Set </w:t>
-      </w:r>
-      <w:r>
-        <w:rPr>
-          <w:b/>
-        </w:rPr>
-        <w:t>Min R² for half-life</w:t>
-      </w:r>
-      <w:r>
-        <w:t xml:space="preserve"> to 0.9 and click </w:t>
-      </w:r>
-      <w:r>
-        <w:rPr>
-          <w:b/>
-        </w:rPr>
-        <w:t>Run PK Analysis</w:t>
-      </w:r>
-      <w:r>
-        <w:t xml:space="preserve"> again.</w:t>
-      </w:r>
-    </w:p>
-    <w:p>
-      <w:pPr>
-        <w:spacing w:after="120" w:line="276" w:lineRule="auto"/>
-      </w:pPr>
-      <w:r>
-        <w:t xml:space="preserve">4. Type Tutorial 8 as Study name and click </w:t>
-      </w:r>
-      <w:r>
-        <w:rPr>
-          <w:b/>
-        </w:rPr>
-        <w:t>Generate Analysis Record</w:t>
-      </w:r>
-      <w:r>
-        <w:t>. Read the line under the button.</w:t>
-      </w:r>
-    </w:p>
-    <w:p>
-      <w:pPr>
-        <w:spacing w:after="120" w:line="276" w:lineRule="auto"/>
-      </w:pPr>
-      <w:r>
-        <w:t xml:space="preserve">5. Sign in as the reviewer in the other window. Open </w:t>
-      </w:r>
-      <w:r>
-        <w:rPr>
-          <w:b/>
-        </w:rPr>
-        <w:t>Records</w:t>
-      </w:r>
-      <w:r>
-        <w:t>, select the record and read its details and the audit history of the data.</w:t>
-      </w:r>
-    </w:p>
-    <w:p>
-      <w:pPr>
-        <w:spacing w:after="120" w:line="276" w:lineRule="auto"/>
-      </w:pPr>
-      <w:r>
-        <w:t xml:space="preserve">6. Click </w:t>
-      </w:r>
-      <w:r>
-        <w:rPr>
-          <w:b/>
-        </w:rPr>
-        <w:t>Reject</w:t>
-      </w:r>
-      <w:r>
-        <w:t>, type the reason "Min R² changed from the protocol without a reason", and sign.</w:t>
-      </w:r>
-    </w:p>
-    <w:p>
-      <w:pPr>
-        <w:spacing w:after="120" w:line="276" w:lineRule="auto"/>
-      </w:pPr>
-      <w:r>
-        <w:t xml:space="preserve">7. As the analyst, set </w:t>
-      </w:r>
-      <w:r>
-        <w:rPr>
-          <w:b/>
-        </w:rPr>
-        <w:t>Min R² for half-life</w:t>
-      </w:r>
-      <w:r>
-        <w:t xml:space="preserve"> back to 0.7, run the analysis again and create a new record.</w:t>
-      </w:r>
-    </w:p>
-    <w:p>
-      <w:pPr>
-        <w:spacing w:after="120" w:line="276" w:lineRule="auto"/>
-      </w:pPr>
-      <w:r>
-        <w:t>8. As the reviewer, approve the new record, and download its signature sheet.</w:t>
-      </w:r>
-    </w:p>
-    <w:p>
-      <w:pPr>
-        <w:spacing w:after="120" w:line="276" w:lineRule="auto"/>
-      </w:pPr>
-      <w:r>
-        <w:rPr>
-          <w:b/>
-        </w:rPr>
-        <w:t>Questions:</w:t>
-      </w:r>
-      <w:r>
-        <w:t xml:space="preserve"> 1) What does the audit history of the first record show, and which setting changed? 2) Why is the data marked for the reviewer? 3) How many runs does the history of </w:t>
-      </w:r>
-      <w:r>
-        <w:lastRenderedPageBreak/>
-        <w:t>the second record list, and why? 4) What does the signature sheet say about who created the record and what the reviewer's signature means? 5) What happens when the reviewer, who also has the analyst role, wants to approve a record of their own?</w:t>
-      </w:r>
-    </w:p>
-    <w:p>
-      <w:pPr>
-        <w:pStyle w:val="Kop2"/>
-      </w:pPr>
-      <w:bookmarkStart w:id="65" w:name="_Toc241518442"/>
-      <w:r>
-        <w:t>Key Points</w:t>
-      </w:r>
-      <w:bookmarkEnd w:id="65"/>
-    </w:p>
-    <w:p>
-      <w:pPr>
-        <w:spacing w:after="120" w:line="276" w:lineRule="auto"/>
-      </w:pPr>
-      <w:r>
         <w:t>• Records under 21 CFR Part 11 or EU GMP Annex 11 need a controlled installation. A standard installation is used for regulated work only with hybrid records and the procedural controls of this chapter; the public app, never.</w:t>
       </w:r>
     </w:p>
@@ -22154,7 +22833,7 @@
         <w:pStyle w:val="Kop1"/>
         <w:pageBreakBefore/>
       </w:pPr>
-      <w:bookmarkStart w:id="66" w:name="_Toc241518443"/>
+      <w:bookmarkStart w:id="66" w:name="_Toc241526110"/>
       <w:r>
         <w:lastRenderedPageBreak/>
         <w:t>Installing NCA Assistant for Regulated Use</w:t>
@@ -22189,7 +22868,7 @@
       <w:pPr>
         <w:pStyle w:val="Kop2"/>
       </w:pPr>
-      <w:bookmarkStart w:id="67" w:name="_Toc241518444"/>
+      <w:bookmarkStart w:id="67" w:name="_Toc241526111"/>
       <w:r>
         <w:t>What You Need Before You Start</w:t>
       </w:r>
@@ -22446,7 +23125,7 @@
       <w:pPr>
         <w:pStyle w:val="Kop2"/>
       </w:pPr>
-      <w:bookmarkStart w:id="68" w:name="_Toc241518445"/>
+      <w:bookmarkStart w:id="68" w:name="_Toc241526112"/>
       <w:r>
         <w:t>Step 1: Plan and Approve</w:t>
       </w:r>
@@ -22562,7 +23241,7 @@
       <w:pPr>
         <w:pStyle w:val="Kop2"/>
       </w:pPr>
-      <w:bookmarkStart w:id="69" w:name="_Toc241518446"/>
+      <w:bookmarkStart w:id="69" w:name="_Toc241526113"/>
       <w:r>
         <w:t>Step 2: Prepare the Server</w:t>
       </w:r>
@@ -22699,7 +23378,7 @@
       <w:pPr>
         <w:pStyle w:val="Kop2"/>
       </w:pPr>
-      <w:bookmarkStart w:id="70" w:name="_Toc241518447"/>
+      <w:bookmarkStart w:id="70" w:name="_Toc241526114"/>
       <w:r>
         <w:lastRenderedPageBreak/>
         <w:t>Step 3: Install the Release and the Validated Packages</w:t>
@@ -22837,7 +23516,7 @@
       <w:pPr>
         <w:pStyle w:val="Kop2"/>
       </w:pPr>
-      <w:bookmarkStart w:id="71" w:name="_Toc241518448"/>
+      <w:bookmarkStart w:id="71" w:name="_Toc241526115"/>
       <w:r>
         <w:t>Step 4: Configure Shiny Server and nginx</w:t>
       </w:r>
@@ -22915,7 +23594,7 @@
       <w:pPr>
         <w:pStyle w:val="Kop2"/>
       </w:pPr>
-      <w:bookmarkStart w:id="72" w:name="_Toc241518449"/>
+      <w:bookmarkStart w:id="72" w:name="_Toc241526116"/>
       <w:r>
         <w:t>Step 5: Create the Controlled Directory and the Settings</w:t>
       </w:r>
@@ -23108,7 +23787,7 @@
       <w:pPr>
         <w:pStyle w:val="Kop2"/>
       </w:pPr>
-      <w:bookmarkStart w:id="73" w:name="_Toc241518450"/>
+      <w:bookmarkStart w:id="73" w:name="_Toc241526117"/>
       <w:r>
         <w:t>Step 6: Protect the Audit Trail and the Records</w:t>
       </w:r>
@@ -23277,7 +23956,7 @@
       <w:pPr>
         <w:pStyle w:val="Kop2"/>
       </w:pPr>
-      <w:bookmarkStart w:id="74" w:name="_Toc241518451"/>
+      <w:bookmarkStart w:id="74" w:name="_Toc241526118"/>
       <w:r>
         <w:t>Step 7: Issue the Accounts</w:t>
       </w:r>
@@ -23377,7 +24056,7 @@
       <w:pPr>
         <w:pStyle w:val="Kop2"/>
       </w:pPr>
-      <w:bookmarkStart w:id="75" w:name="_Toc241518452"/>
+      <w:bookmarkStart w:id="75" w:name="_Toc241526119"/>
       <w:r>
         <w:t>Step 8: Qualify the Installation</w:t>
       </w:r>
@@ -23528,7 +24207,7 @@
       <w:pPr>
         <w:pStyle w:val="Kop2"/>
       </w:pPr>
-      <w:bookmarkStart w:id="76" w:name="_Toc241518453"/>
+      <w:bookmarkStart w:id="76" w:name="_Toc241526120"/>
       <w:r>
         <w:t>Step 9: Go Live</w:t>
       </w:r>
@@ -23606,7 +24285,7 @@
       <w:pPr>
         <w:pStyle w:val="Kop2"/>
       </w:pPr>
-      <w:bookmarkStart w:id="77" w:name="_Toc241518454"/>
+      <w:bookmarkStart w:id="77" w:name="_Toc241526121"/>
       <w:r>
         <w:t>Running the Installation</w:t>
       </w:r>
@@ -23727,7 +24406,7 @@
       <w:pPr>
         <w:pStyle w:val="Kop2"/>
       </w:pPr>
-      <w:bookmarkStart w:id="78" w:name="_Toc241518455"/>
+      <w:bookmarkStart w:id="78" w:name="_Toc241526122"/>
       <w:r>
         <w:t>Changes and Upgrades</w:t>
       </w:r>
@@ -23813,7 +24492,7 @@
       <w:pPr>
         <w:pStyle w:val="Kop2"/>
       </w:pPr>
-      <w:bookmarkStart w:id="79" w:name="_Toc241518456"/>
+      <w:bookmarkStart w:id="79" w:name="_Toc241526123"/>
       <w:r>
         <w:t>When Something Goes Wrong</w:t>
       </w:r>
@@ -23855,7 +24534,7 @@
       <w:pPr>
         <w:pStyle w:val="Kop2"/>
       </w:pPr>
-      <w:bookmarkStart w:id="80" w:name="_Toc241518457"/>
+      <w:bookmarkStart w:id="80" w:name="_Toc241526124"/>
       <w:r>
         <w:t>Retiring an Installation</w:t>
       </w:r>
@@ -23934,7 +24613,7 @@
       <w:pPr>
         <w:pStyle w:val="Kop2"/>
       </w:pPr>
-      <w:bookmarkStart w:id="81" w:name="_Toc241518458"/>
+      <w:bookmarkStart w:id="81" w:name="_Toc241526125"/>
       <w:r>
         <w:t>Checklist</w:t>
       </w:r>
@@ -24033,7 +24712,7 @@
         <w:pStyle w:val="Kop1"/>
         <w:pageBreakBefore/>
       </w:pPr>
-      <w:bookmarkStart w:id="82" w:name="_Toc241518459"/>
+      <w:bookmarkStart w:id="82" w:name="_Toc241526126"/>
       <w:r>
         <w:lastRenderedPageBreak/>
         <w:t>Introduction to Non-Compartmental Analysis</w:t>
@@ -24044,7 +24723,7 @@
       <w:pPr>
         <w:pStyle w:val="Kop2"/>
       </w:pPr>
-      <w:bookmarkStart w:id="83" w:name="_Toc241518460"/>
+      <w:bookmarkStart w:id="83" w:name="_Toc241526127"/>
       <w:r>
         <w:t>What Is Non-Compartmental Analysis?</w:t>
       </w:r>
@@ -24070,7 +24749,7 @@
       <w:pPr>
         <w:pStyle w:val="Kop2"/>
       </w:pPr>
-      <w:bookmarkStart w:id="84" w:name="_Toc241518461"/>
+      <w:bookmarkStart w:id="84" w:name="_Toc241526128"/>
       <w:r>
         <w:t>The Concentration–Time Curve</w:t>
       </w:r>
@@ -24088,7 +24767,7 @@
       <w:pPr>
         <w:pStyle w:val="Kop2"/>
       </w:pPr>
-      <w:bookmarkStart w:id="85" w:name="_Toc241518462"/>
+      <w:bookmarkStart w:id="85" w:name="_Toc241526129"/>
       <w:r>
         <w:t>Key Pharmacokinetic Parameters</w:t>
       </w:r>
@@ -25187,7 +25866,7 @@
       <w:pPr>
         <w:pStyle w:val="Kop2"/>
       </w:pPr>
-      <w:bookmarkStart w:id="86" w:name="_Toc241518463"/>
+      <w:bookmarkStart w:id="86" w:name="_Toc241526130"/>
       <w:r>
         <w:t>Why NCA Is Used So Widely</w:t>
       </w:r>
@@ -25222,7 +25901,7 @@
       <w:pPr>
         <w:pStyle w:val="Kop2"/>
       </w:pPr>
-      <w:bookmarkStart w:id="87" w:name="_Toc241518464"/>
+      <w:bookmarkStart w:id="87" w:name="_Toc241526131"/>
       <w:r>
         <w:t>When to Use NCA vs. Compartmental Modelling</w:t>
       </w:r>
@@ -25241,7 +25920,7 @@
         <w:pStyle w:val="Kop1"/>
         <w:pageBreakBefore/>
       </w:pPr>
-      <w:bookmarkStart w:id="88" w:name="_Toc241518465"/>
+      <w:bookmarkStart w:id="88" w:name="_Toc241526132"/>
       <w:r>
         <w:lastRenderedPageBreak/>
         <w:t>Theoretical Background</w:t>
@@ -25252,7 +25931,7 @@
       <w:pPr>
         <w:pStyle w:val="Kop2"/>
       </w:pPr>
-      <w:bookmarkStart w:id="89" w:name="_Toc241518466"/>
+      <w:bookmarkStart w:id="89" w:name="_Toc241526133"/>
       <w:r>
         <w:t>Trapezoidal Methods for AUC Calculation</w:t>
       </w:r>
@@ -25402,7 +26081,7 @@
       <w:pPr>
         <w:pStyle w:val="Kop2"/>
       </w:pPr>
-      <w:bookmarkStart w:id="90" w:name="_Toc241518467"/>
+      <w:bookmarkStart w:id="90" w:name="_Toc241526134"/>
       <w:r>
         <w:t>Terminal Phase Characterisation and Half-Life Estimation</w:t>
       </w:r>
@@ -25561,7 +26240,7 @@
       <w:pPr>
         <w:pStyle w:val="Kop2"/>
       </w:pPr>
-      <w:bookmarkStart w:id="91" w:name="_Toc241518468"/>
+      <w:bookmarkStart w:id="91" w:name="_Toc241526135"/>
       <w:r>
         <w:t>BLQ Handling: Pharmacological Rationale</w:t>
       </w:r>
@@ -25583,7 +26262,7 @@
       <w:pPr>
         <w:pStyle w:val="Kop2"/>
       </w:pPr>
-      <w:bookmarkStart w:id="92" w:name="_Toc241518469"/>
+      <w:bookmarkStart w:id="92" w:name="_Toc241526136"/>
       <w:r>
         <w:t>Steady-State Considerations</w:t>
       </w:r>
@@ -25601,7 +26280,7 @@
       <w:pPr>
         <w:pStyle w:val="Kop2"/>
       </w:pPr>
-      <w:bookmarkStart w:id="93" w:name="_Toc241518470"/>
+      <w:bookmarkStart w:id="93" w:name="_Toc241526137"/>
       <w:r>
         <w:t>Partial AUCs: Interpolation and the End of the Interval</w:t>
       </w:r>
@@ -25644,7 +26323,7 @@
         <w:pStyle w:val="Kop1"/>
         <w:pageBreakBefore/>
       </w:pPr>
-      <w:bookmarkStart w:id="94" w:name="_Toc241518471"/>
+      <w:bookmarkStart w:id="94" w:name="_Toc241526138"/>
       <w:r>
         <w:lastRenderedPageBreak/>
         <w:t>Statistical Methods</w:t>
@@ -25655,7 +26334,7 @@
       <w:pPr>
         <w:pStyle w:val="Kop2"/>
       </w:pPr>
-      <w:bookmarkStart w:id="95" w:name="_Toc241518472"/>
+      <w:bookmarkStart w:id="95" w:name="_Toc241526139"/>
       <w:r>
         <w:t>The Two One-Sided Tests (TOST) Procedure</w:t>
       </w:r>
@@ -25724,7 +26403,7 @@
       <w:pPr>
         <w:pStyle w:val="Kop2"/>
       </w:pPr>
-      <w:bookmarkStart w:id="96" w:name="_Toc241518473"/>
+      <w:bookmarkStart w:id="96" w:name="_Toc241526140"/>
       <w:r>
         <w:t>The ANOVA Model for Crossover Designs</w:t>
       </w:r>
@@ -25758,7 +26437,7 @@
       <w:pPr>
         <w:pStyle w:val="Kop2"/>
       </w:pPr>
-      <w:bookmarkStart w:id="97" w:name="_Toc241518474"/>
+      <w:bookmarkStart w:id="97" w:name="_Toc241526141"/>
       <w:r>
         <w:t>Fixed-Effects vs. Mixed-Effects Models</w:t>
       </w:r>
@@ -25784,7 +26463,7 @@
       <w:pPr>
         <w:pStyle w:val="Kop2"/>
       </w:pPr>
-      <w:bookmarkStart w:id="98" w:name="_Toc241518475"/>
+      <w:bookmarkStart w:id="98" w:name="_Toc241526142"/>
       <w:r>
         <w:t>Confidence Interval Construction</w:t>
       </w:r>
@@ -25811,7 +26490,7 @@
       <w:pPr>
         <w:pStyle w:val="Kop2"/>
       </w:pPr>
-      <w:bookmarkStart w:id="99" w:name="_Toc241518476"/>
+      <w:bookmarkStart w:id="99" w:name="_Toc241526143"/>
       <w:r>
         <w:t>Design-Specific Models</w:t>
       </w:r>
@@ -25895,7 +26574,7 @@
       <w:pPr>
         <w:pStyle w:val="Kop2"/>
       </w:pPr>
-      <w:bookmarkStart w:id="100" w:name="_Toc241518477"/>
+      <w:bookmarkStart w:id="100" w:name="_Toc241526144"/>
       <w:r>
         <w:t>Drug–Drug Interaction Analysis</w:t>
       </w:r>
@@ -25921,7 +26600,7 @@
       <w:pPr>
         <w:pStyle w:val="Kop2"/>
       </w:pPr>
-      <w:bookmarkStart w:id="101" w:name="_Toc241518478"/>
+      <w:bookmarkStart w:id="101" w:name="_Toc241526145"/>
       <w:r>
         <w:t>Power and Sample Size for Bioequivalence</w:t>
       </w:r>
@@ -25948,7 +26627,7 @@
       <w:pPr>
         <w:pStyle w:val="Kop2"/>
       </w:pPr>
-      <w:bookmarkStart w:id="102" w:name="_Toc241518479"/>
+      <w:bookmarkStart w:id="102" w:name="_Toc241526146"/>
       <w:r>
         <w:t>Partial AUCs in Bioequivalence</w:t>
       </w:r>
@@ -26014,7 +26693,7 @@
       <w:pPr>
         <w:pStyle w:val="Kop2"/>
       </w:pPr>
-      <w:bookmarkStart w:id="103" w:name="_Toc241518480"/>
+      <w:bookmarkStart w:id="103" w:name="_Toc241526147"/>
       <w:r>
         <w:t>Regulatory Guidelines</w:t>
       </w:r>
@@ -26207,7 +26886,7 @@
         <w:pStyle w:val="Kop1"/>
         <w:pageBreakBefore/>
       </w:pPr>
-      <w:bookmarkStart w:id="104" w:name="_Toc241518481"/>
+      <w:bookmarkStart w:id="104" w:name="_Toc241526148"/>
       <w:r>
         <w:lastRenderedPageBreak/>
         <w:t>Appendices</w:t>
@@ -26218,7 +26897,7 @@
       <w:pPr>
         <w:pStyle w:val="Kop2"/>
       </w:pPr>
-      <w:bookmarkStart w:id="105" w:name="_Toc241518482"/>
+      <w:bookmarkStart w:id="105" w:name="_Toc241526149"/>
       <w:r>
         <w:t>Appendix A: Output Parameters</w:t>
       </w:r>
@@ -35010,7 +35689,7 @@
       <w:pPr>
         <w:pStyle w:val="Kop2"/>
       </w:pPr>
-      <w:bookmarkStart w:id="106" w:name="_Toc241518483"/>
+      <w:bookmarkStart w:id="106" w:name="_Toc241526150"/>
       <w:r>
         <w:t>Appendix B: Glossary</w:t>
       </w:r>
@@ -38963,7 +39642,7 @@
       <w:pPr>
         <w:pStyle w:val="Kop2"/>
       </w:pPr>
-      <w:bookmarkStart w:id="107" w:name="_Toc241518484"/>
+      <w:bookmarkStart w:id="107" w:name="_Toc241526151"/>
       <w:r>
         <w:t>Appendix C: Recognised Column Names</w:t>
       </w:r>
@@ -39448,7 +40127,7 @@
       <w:pPr>
         <w:pStyle w:val="Kop2"/>
       </w:pPr>
-      <w:bookmarkStart w:id="108" w:name="_Toc241518485"/>
+      <w:bookmarkStart w:id="108" w:name="_Toc241526152"/>
       <w:r>
         <w:t>Appendix D: Troubleshooting</w:t>
       </w:r>
@@ -40017,7 +40696,7 @@
       <w:pPr>
         <w:pStyle w:val="Kop2"/>
       </w:pPr>
-      <w:bookmarkStart w:id="109" w:name="_Toc241518486"/>
+      <w:bookmarkStart w:id="109" w:name="_Toc241526153"/>
       <w:r>
         <w:t>Appendix E: Setting Up and Administering a Controlled Installation</w:t>
       </w:r>
@@ -41185,7 +41864,7 @@
       <w:pPr>
         <w:pStyle w:val="Kop2"/>
       </w:pPr>
-      <w:bookmarkStart w:id="110" w:name="_Toc241518487"/>
+      <w:bookmarkStart w:id="110" w:name="_Toc241526154"/>
       <w:r>
         <w:t>Appendix F: References</w:t>
       </w:r>
@@ -41412,7 +42091,7 @@
       <w:pPr>
         <w:pStyle w:val="Kop2"/>
       </w:pPr>
-      <w:bookmarkStart w:id="111" w:name="_Toc241518488"/>
+      <w:bookmarkStart w:id="111" w:name="_Toc241526155"/>
       <w:r>
         <w:t>Appendix G: Document Control</w:t>
       </w:r>
@@ -42596,7 +43275,7 @@
                 <w:sz w:val="20"/>
                 <w:szCs w:val="20"/>
               </w:rPr>
-              <w:t>For NCA Assistant v1.8.0. New: chapter Working on a Controlled Installation (sign-in, records for review, review signatures, signature sheets, the audit trail page), Tutorial 8, Appendix E on setting up and administering a controlled installation, troubleshooting for controlled installations. The chapter on regulated use describes the controls of a controlled installation and the organisation's responsibilities. Revised within v1.8.0: exclusions with a reason (Leaving Out Data), half-life rules, the sensitivity analysis without exclusions, and one-click example data in the tutorials; after an adversarial review of the app: doses per kg, the trough window for Cτ, AUCτ extrapolation, complete subjects in Method B, pre-dose samples at a negative time, loading the exclusion register again; new chapter Installing NCA Assistant for Regulated Use, with Appendix E as its reference; the chapters Working on a Controlled Installation and Using NCA Assistant in a Regulated Environment merged into one chapter, Working in a Regulated Environment, with new sections on roles, the audit trail, accounts, a study step by step, inspections and good practice; after a review by a PhD student, a senior pharmacometrician, a system engineer and a regulatory compliance officer: How to Use This Manual, 14 glossary terms, which installation for which work, a worked steady-state example, reporting without flagged values, an optional Tutorial 3 question, and server notes on backups, TLS, SELinux, the firewall and the time zone.</w:t>
+              <w:t>For NCA Assistant v1.8.0. New: chapter Working on a Controlled Installation (sign-in, records for review, review signatures, signature sheets, the audit trail page), Tutorial 8, Appendix E on setting up and administering a controlled installation, troubleshooting for controlled installations. The chapter on regulated use describes the controls of a controlled installation and the organisation's responsibilities. Revised within v1.8.0: exclusions with a reason (Leaving Out Data), half-life rules, the sensitivity analysis without exclusions, and one-click example data in the tutorials; after an adversarial review of the app: doses per kg, the trough window for Cτ, AUCτ extrapolation, complete subjects in Method B, pre-dose samples at a negative time, loading the exclusion register again; new chapter Installing NCA Assistant for Regulated Use, with Appendix E as its reference; the chapters Working on a Controlled Installation and Using NCA Assistant in a Regulated Environment merged into one chapter, Working in a Regulated Environment, with new sections on roles, the audit trail, accounts, a study step by step, inspections and good practice; after a review by a PhD student, a senior pharmacometrician, a system engineer and a regulatory compliance officer: How to Use This Manual, 14 glossary terms, which installation for which work, a worked steady-state example, reporting without flagged values, an optional Tutorial 3 question, and server notes on backups, TLS, SELinux, the firewall and the time zone; ten screenshots (Figures 1 to 10).</w:t>
             </w:r>
           </w:p>
         </w:tc>
@@ -42604,12 +43283,12 @@
     </w:tbl>
     <w:p/>
     <w:sectPr>
-      <w:headerReference w:type="even" r:id="rId7"/>
-      <w:headerReference w:type="default" r:id="rId8"/>
-      <w:footerReference w:type="even" r:id="rId9"/>
-      <w:footerReference w:type="default" r:id="rId10"/>
-      <w:headerReference w:type="first" r:id="rId11"/>
-      <w:footerReference w:type="first" r:id="rId12"/>
+      <w:headerReference w:type="even" r:id="rId17"/>
+      <w:headerReference w:type="default" r:id="rId18"/>
+      <w:footerReference w:type="even" r:id="rId19"/>
+      <w:footerReference w:type="default" r:id="rId20"/>
+      <w:headerReference w:type="first" r:id="rId21"/>
+      <w:footerReference w:type="first" r:id="rId22"/>
       <w:pgSz w:w="11906" w:h="16838"/>
       <w:pgMar w:top="1440" w:right="1440" w:bottom="1440" w:left="1440" w:header="708" w:footer="708" w:gutter="0"/>
       <w:cols w:space="708"/>

--- a/NCA_Assistant_User_Manual_v1.9.docx
+++ b/NCA_Assistant_User_Manual_v1.9.docx
@@ -16894,7 +16894,7 @@
         <w:spacing w:after="120" w:line="276" w:lineRule="auto"/>
       </w:pPr>
       <w:r>
-        <w:t>For parallel groups the app also calculates the Welch interval, which does not assume equal variances, and reports it when it would change the conclusion. The pooled interval stays the primary result; if your statistical analysis plan or a guidance asks for an unequal-variance analysis, the app's verdict is not your primary result.</w:t>
+        <w:t>For parallel groups the results table also shows the Welch interval, which does not assume equal variances, next to the pooled interval. The pooled interval stays the primary result and decides the verdict; if your statistical analysis plan or a guidance asks for an unequal-variance analysis, the app's verdict is not your primary result.</w:t>
       </w:r>
     </w:p>
     <w:p>
@@ -21928,8 +21928,7 @@
         <w:spacing w:after="120" w:line="276" w:lineRule="auto"/>
       </w:pPr>
       <w:r>
-        <w:lastRenderedPageBreak/>
-        <w:t>• For parallel groups the pooled-variance interval is the app's primary result; if the plan specifies an unequal-variance (Welch) analysis, that is your primary result.</w:t>
+        <w:t>• For parallel groups the pooled-variance interval is the app's primary result. ICH M13A, the EMA guideline and the FDA guidance of May 2026 do not say which interval to use; if the plan specifies an unequal-variance (Welch) analysis, that is your primary result.</w:t>
       </w:r>
     </w:p>
     <w:p>
@@ -26539,7 +26538,7 @@
         <w:t>R</w:t>
       </w:r>
       <w:r>
-        <w:t xml:space="preserve"> − 2. Differences between subjects enter the comparison, so more subjects are needed than in a crossover. The interval assumes equal variances in both groups (pooled variance). The app also calculates the Welch interval, which allows unequal variances, and reports it as a sensitivity result when it leads to a different conclusion. When the analysis plan specifies an unequal-variance analysis, that is the primary result, not the app's verdict.</w:t>
+        <w:t xml:space="preserve"> − 2. Differences between subjects enter the comparison, so more subjects are needed than in a crossover. The interval assumes equal variances in both groups (pooled variance). The results table also shows the Welch interval, which allows unequal variances, as supplementary information. When the analysis plan specifies an unequal-variance analysis, that is the primary result, not the app's verdict.</w:t>
       </w:r>
     </w:p>
     <w:p>
@@ -39619,7 +39618,7 @@
                 <w:sz w:val="20"/>
                 <w:szCs w:val="20"/>
               </w:rPr>
-              <w:t>A confidence interval for a parallel design that does not assume equal variances in the two groups</w:t>
+              <w:t>A confidence interval for a parallel design that does not assume equal variances in the two groups; shown next to the pooled interval as supplementary information</w:t>
             </w:r>
           </w:p>
         </w:tc>

--- a/NCA_Assistant_User_Manual_v1.9.docx
+++ b/NCA_Assistant_User_Manual_v1.9.docx
@@ -21960,7 +21960,7 @@
         <w:spacing w:after="120" w:line="276" w:lineRule="auto"/>
       </w:pPr>
       <w:r>
-        <w:t>Cite the software with its version: ter Heine R. NCA Assistant (v1.8.0). Radboud Applied Pharmacometrics, Radboudumc, Nijmegen, The Netherlands. https://github.com/Robterheine/NCAassistant. Add the pipeline SHA-256, the reference of your qualification, and the SHA-256 of the Analysis Record. The Example Methods Paragraphs on the Statistical Methods page describe the calculations; they say the analysis follows ICH M13A, EMA and FDA guidance, so check that your study design and analysis do before you keep that sentence. For a sample-size justification, record the planner's inputs and result (Path 1).</w:t>
+        <w:t>Cite the article that describes NCA Assistant: ter Heine R. NCA Assistant: An Open-source R/Shiny Interface for Non-compartmental Pharmacokinetic Analysis, Bioequivalence Testing and Study Planning. The AAPS Journal. 2026;28(6):163. doi:10.1208/s12248-026-01316-w. To cite the exact version you ran, add: ter Heine R. NCA Assistant (v1.8.0). Radboud Applied Pharmacometrics, Radboudumc, Nijmegen, The Netherlands. https://github.com/Robterheine/NCAassistant. Add the pipeline SHA-256, the reference of your qualification, and the SHA-256 of the Analysis Record. The Example Methods Paragraphs on the Statistical Methods page describe the calculations; they say the analysis follows ICH M13A, EMA and FDA guidance, so check that your study design and analysis do before you keep that sentence. For a sample-size justification, record the planner's inputs and result (Path 1).</w:t>
       </w:r>
     </w:p>
     <w:p>

--- a/NCA_Assistant_User_Manual_v1.9.docx
+++ b/NCA_Assistant_User_Manual_v1.9.docx
@@ -9970,6 +9970,857 @@
       <w:pPr>
         <w:pStyle w:val="Kop2"/>
       </w:pPr>
+      <w:r>
+        <w:rPr/>
+        <w:t>Tutorial 4b: Covariates in a Parallel-Group Study</w:t>
+      </w:r>
+    </w:p>
+    <w:p>
+      <w:pPr>
+        <w:spacing w:after="120" w:line="276" w:lineRule="auto"/>
+      </w:pPr>
+      <w:r>
+        <w:rPr/>
+        <w:t>This tutorial uses example_be_parallel_covariates.csv: 40 subjects in two parallel groups of 20, one oral dose of 100 mg, samples up to 48 h, and the baseline columns Age, Weight and Sex. Suppose the protocol named body weight as a covariate before the study began. A covariate is a characteristic of each subject that may move the PK parameter. Use baseline values only, known before the first dose: a value measured after dosing can be changed by the treatment itself. Choose the covariates before you look at any result.</w:t>
+      </w:r>
+    </w:p>
+    <w:p>
+      <w:pPr>
+        <w:spacing w:after="120" w:line="276" w:lineRule="auto"/>
+      </w:pPr>
+      <w:r>
+        <w:rPr/>
+        <w:t xml:space="preserve">1. On the hub, click </w:t>
+      </w:r>
+      <w:r>
+        <w:rPr>
+          <w:b/>
+        </w:rPr>
+        <w:t>2. Upload &amp; Check Data</w:t>
+      </w:r>
+      <w:r>
+        <w:rPr/>
+        <w:t xml:space="preserve">. Under </w:t>
+      </w:r>
+      <w:r>
+        <w:rPr>
+          <w:b/>
+        </w:rPr>
+        <w:t>Or use an example</w:t>
+      </w:r>
+      <w:r>
+        <w:rPr/>
+        <w:t xml:space="preserve">, choose example_be_parallel_covariates.csv and click </w:t>
+      </w:r>
+      <w:r>
+        <w:rPr>
+          <w:b/>
+        </w:rPr>
+        <w:t>Load example</w:t>
+      </w:r>
+      <w:r>
+        <w:rPr/>
+        <w:t xml:space="preserve">. Check that </w:t>
+      </w:r>
+      <w:r>
+        <w:rPr>
+          <w:b/>
+        </w:rPr>
+        <w:t>Subject ID</w:t>
+      </w:r>
+      <w:r>
+        <w:rPr/>
+        <w:t xml:space="preserve"> is Subject, </w:t>
+      </w:r>
+      <w:r>
+        <w:rPr>
+          <w:b/>
+        </w:rPr>
+        <w:t>Time</w:t>
+      </w:r>
+      <w:r>
+        <w:rPr/>
+        <w:t xml:space="preserve"> is Time, </w:t>
+      </w:r>
+      <w:r>
+        <w:rPr>
+          <w:b/>
+        </w:rPr>
+        <w:t>Concentration</w:t>
+      </w:r>
+      <w:r>
+        <w:rPr/>
+        <w:t xml:space="preserve"> is Conc, </w:t>
+      </w:r>
+      <w:r>
+        <w:rPr>
+          <w:b/>
+        </w:rPr>
+        <w:t>Treatment / Formulation</w:t>
+      </w:r>
+      <w:r>
+        <w:rPr/>
+        <w:t xml:space="preserve"> is Treatment and </w:t>
+      </w:r>
+      <w:r>
+        <w:rPr>
+          <w:b/>
+        </w:rPr>
+        <w:t>Dose</w:t>
+      </w:r>
+      <w:r>
+        <w:rPr/>
+        <w:t xml:space="preserve"> is Dose. Leave </w:t>
+      </w:r>
+      <w:r>
+        <w:rPr>
+          <w:b/>
+        </w:rPr>
+        <w:t>Period</w:t>
+      </w:r>
+      <w:r>
+        <w:rPr/>
+        <w:t xml:space="preserve">, </w:t>
+      </w:r>
+      <w:r>
+        <w:rPr>
+          <w:b/>
+        </w:rPr>
+        <w:t>Sequence</w:t>
+      </w:r>
+      <w:r>
+        <w:rPr/>
+        <w:t xml:space="preserve"> and </w:t>
+      </w:r>
+      <w:r>
+        <w:rPr>
+          <w:b/>
+        </w:rPr>
+        <w:t>Dose per kg: weight column</w:t>
+      </w:r>
+      <w:r>
+        <w:rPr/>
+        <w:t xml:space="preserve"> empty: a column mapped to one of these roles cannot be a covariate. Click </w:t>
+      </w:r>
+      <w:r>
+        <w:rPr>
+          <w:b/>
+        </w:rPr>
+        <w:t>Process Data</w:t>
+      </w:r>
+      <w:r>
+        <w:rPr/>
+        <w:t>.</w:t>
+      </w:r>
+    </w:p>
+    <w:p>
+      <w:pPr>
+        <w:spacing w:after="120" w:line="276" w:lineRule="auto"/>
+      </w:pPr>
+      <w:r>
+        <w:rPr/>
+        <w:t xml:space="preserve">2. Go to </w:t>
+      </w:r>
+      <w:r>
+        <w:rPr>
+          <w:b/>
+        </w:rPr>
+        <w:t>6. Bioequivalence</w:t>
+      </w:r>
+      <w:r>
+        <w:rPr/>
+        <w:t xml:space="preserve">. In </w:t>
+      </w:r>
+      <w:r>
+        <w:rPr>
+          <w:b/>
+        </w:rPr>
+        <w:t>Step 1: PK Analysis Settings</w:t>
+      </w:r>
+      <w:r>
+        <w:rPr/>
+        <w:t xml:space="preserve"> keep </w:t>
+      </w:r>
+      <w:r>
+        <w:rPr>
+          <w:b/>
+        </w:rPr>
+        <w:t>Dose information</w:t>
+      </w:r>
+      <w:r>
+        <w:rPr/>
+        <w:t xml:space="preserve"> at </w:t>
+      </w:r>
+      <w:r>
+        <w:rPr>
+          <w:b/>
+        </w:rPr>
+        <w:t>Different doses (from Dose column)</w:t>
+      </w:r>
+      <w:r>
+        <w:rPr/>
+        <w:t xml:space="preserve">, with units mg, h and ng/mL and the route </w:t>
+      </w:r>
+      <w:r>
+        <w:rPr>
+          <w:b/>
+        </w:rPr>
+        <w:t>Oral / IM / SC (extravascular)</w:t>
+      </w:r>
+      <w:r>
+        <w:rPr/>
+        <w:t>.</w:t>
+      </w:r>
+    </w:p>
+    <w:p>
+      <w:pPr>
+        <w:spacing w:after="120" w:line="276" w:lineRule="auto"/>
+      </w:pPr>
+      <w:r>
+        <w:rPr/>
+        <w:t xml:space="preserve">3. In </w:t>
+      </w:r>
+      <w:r>
+        <w:rPr>
+          <w:b/>
+        </w:rPr>
+        <w:t>Step 2: Bioequivalence Settings</w:t>
+      </w:r>
+      <w:r>
+        <w:rPr/>
+        <w:t xml:space="preserve">, check that </w:t>
+      </w:r>
+      <w:r>
+        <w:rPr>
+          <w:b/>
+        </w:rPr>
+        <w:t>Study design</w:t>
+      </w:r>
+      <w:r>
+        <w:rPr/>
+        <w:t xml:space="preserve"> is </w:t>
+      </w:r>
+      <w:r>
+        <w:rPr>
+          <w:b/>
+        </w:rPr>
+        <w:t>Parallel groups</w:t>
+      </w:r>
+      <w:r>
+        <w:rPr/>
+        <w:t xml:space="preserve"> and that </w:t>
+      </w:r>
+      <w:r>
+        <w:rPr>
+          <w:b/>
+        </w:rPr>
+        <w:t>Reference treatment</w:t>
+      </w:r>
+      <w:r>
+        <w:rPr/>
+        <w:t xml:space="preserve"> is Reference. Open </w:t>
+      </w:r>
+      <w:r>
+        <w:rPr>
+          <w:b/>
+        </w:rPr>
+        <w:t>Covariates (optional)</w:t>
+      </w:r>
+      <w:r>
+        <w:rPr/>
+        <w:t xml:space="preserve">. Under </w:t>
+      </w:r>
+      <w:r>
+        <w:rPr>
+          <w:b/>
+        </w:rPr>
+        <w:t>Baseline characteristics to adjust for</w:t>
+      </w:r>
+      <w:r>
+        <w:rPr/>
+        <w:t>, choose Weight and nothing else. The line below the box reads "Weight : numeric", and the section title shows the badge "1 selected".</w:t>
+      </w:r>
+    </w:p>
+    <w:p>
+      <w:pPr>
+        <w:spacing w:after="120" w:line="276" w:lineRule="auto"/>
+      </w:pPr>
+      <w:r>
+        <w:rPr/>
+        <w:t xml:space="preserve">4. Click </w:t>
+      </w:r>
+      <w:r>
+        <w:rPr>
+          <w:b/>
+        </w:rPr>
+        <w:t>Run Complete BE Analysis</w:t>
+      </w:r>
+      <w:r>
+        <w:rPr/>
+        <w:t>.</w:t>
+      </w:r>
+    </w:p>
+    <w:p>
+      <w:pPr>
+        <w:spacing w:after="120" w:line="276" w:lineRule="auto"/>
+      </w:pPr>
+      <w:r>
+        <w:rPr/>
+        <w:t xml:space="preserve">5. Read the line above the table (Adjusted for: Weight), the table with its two </w:t>
+      </w:r>
+      <w:r>
+        <w:rPr>
+          <w:b/>
+        </w:rPr>
+        <w:t>Unadjusted 90% CI</w:t>
+      </w:r>
+      <w:r>
+        <w:rPr/>
+        <w:t xml:space="preserve"> columns, and the card </w:t>
+      </w:r>
+      <w:r>
+        <w:rPr>
+          <w:b/>
+        </w:rPr>
+        <w:t>Group balance on the covariates</w:t>
+      </w:r>
+      <w:r>
+        <w:rPr/>
+        <w:t>.</w:t>
+      </w:r>
+    </w:p>
+    <w:p>
+      <w:pPr>
+        <w:keepNext/>
+        <w:spacing w:after="120" w:line="276" w:lineRule="auto"/>
+        <w:jc w:val="center"/>
+      </w:pPr>
+      <w:r>
+        <w:drawing>
+          <wp:inline xmlns:a="http://schemas.openxmlformats.org/drawingml/2006/main" xmlns:pic="http://schemas.openxmlformats.org/drawingml/2006/picture">
+            <wp:extent cx="5669280" cy="3670859"/>
+            <wp:docPr id="11" name="Picture 11"/>
+            <wp:cNvGraphicFramePr>
+              <a:graphicFrameLocks noChangeAspect="1"/>
+            </wp:cNvGraphicFramePr>
+            <a:graphic>
+              <a:graphicData uri="http://schemas.openxmlformats.org/drawingml/2006/picture">
+                <pic:pic>
+                  <pic:nvPicPr>
+                    <pic:cNvPr id="0" name="cov_open3.jpg"/>
+                    <pic:cNvPicPr/>
+                  </pic:nvPicPr>
+                  <pic:blipFill>
+                    <a:blip r:embed="rId25"/>
+                    <a:stretch>
+                      <a:fillRect/>
+                    </a:stretch>
+                  </pic:blipFill>
+                  <pic:spPr>
+                    <a:xfrm>
+                      <a:off x="0" y="0"/>
+                      <a:ext cx="5669280" cy="3670859"/>
+                    </a:xfrm>
+                    <a:prstGeom prst="rect"/>
+                  </pic:spPr>
+                </pic:pic>
+              </a:graphicData>
+            </a:graphic>
+          </wp:inline>
+        </w:drawing>
+      </w:r>
+    </w:p>
+    <w:p>
+      <w:pPr>
+        <w:spacing w:after="120" w:line="276" w:lineRule="auto"/>
+        <w:jc w:val="center"/>
+      </w:pPr>
+      <w:r>
+        <w:rPr>
+          <w:i/>
+          <w:sz w:val="18"/>
+        </w:rPr>
+        <w:t>Figure 4b.1. The Covariates (optional) section with Weight chosen, beside the forest plot of the adjusted analysis (Tutorial 4b).</w:t>
+      </w:r>
+    </w:p>
+    <w:p>
+      <w:pPr>
+        <w:keepNext/>
+        <w:spacing w:after="120" w:line="276" w:lineRule="auto"/>
+        <w:jc w:val="center"/>
+      </w:pPr>
+      <w:r>
+        <w:drawing>
+          <wp:inline xmlns:a="http://schemas.openxmlformats.org/drawingml/2006/main" xmlns:pic="http://schemas.openxmlformats.org/drawingml/2006/picture">
+            <wp:extent cx="5669280" cy="3670859"/>
+            <wp:docPr id="12" name="Picture 12"/>
+            <wp:cNvGraphicFramePr>
+              <a:graphicFrameLocks noChangeAspect="1"/>
+            </wp:cNvGraphicFramePr>
+            <a:graphic>
+              <a:graphicData uri="http://schemas.openxmlformats.org/drawingml/2006/picture">
+                <pic:pic>
+                  <pic:nvPicPr>
+                    <pic:cNvPr id="0" name="cov_results3.jpg"/>
+                    <pic:cNvPicPr/>
+                  </pic:nvPicPr>
+                  <pic:blipFill>
+                    <a:blip r:embed="rId26"/>
+                    <a:stretch>
+                      <a:fillRect/>
+                    </a:stretch>
+                  </pic:blipFill>
+                  <pic:spPr>
+                    <a:xfrm>
+                      <a:off x="0" y="0"/>
+                      <a:ext cx="5669280" cy="3670859"/>
+                    </a:xfrm>
+                    <a:prstGeom prst="rect"/>
+                  </pic:spPr>
+                </pic:pic>
+              </a:graphicData>
+            </a:graphic>
+          </wp:inline>
+        </w:drawing>
+      </w:r>
+    </w:p>
+    <w:p>
+      <w:pPr>
+        <w:spacing w:after="120" w:line="276" w:lineRule="auto"/>
+        <w:jc w:val="center"/>
+      </w:pPr>
+      <w:r>
+        <w:rPr>
+          <w:i/>
+          <w:sz w:val="18"/>
+        </w:rPr>
+        <w:t>Figure 4b.2. The group balance card, and the adjusted table with the unadjusted interval beside it (Tutorial 4b).</w:t>
+      </w:r>
+    </w:p>
+    <w:p>
+      <w:pPr>
+        <w:spacing w:after="120" w:line="276" w:lineRule="auto"/>
+      </w:pPr>
+      <w:r>
+        <w:rPr/>
+        <w:t xml:space="preserve">Questions: 1) What are the ratio and the 90% CI for Cmax adjusted for Weight, and what do the unadjusted columns show? 2) Is the product bioequivalent for Cmax with the adjustment, and without it? And for AUC to last point? 3) What is the mean weight in each group, and how large is the standardized difference? 4) By how much does Cmax change per kilogram of body weight? Click </w:t>
+      </w:r>
+      <w:r>
+        <w:rPr>
+          <w:b/>
+        </w:rPr>
+        <w:t>Download Complete BE Report (Excel)</w:t>
+      </w:r>
+      <w:r>
+        <w:rPr/>
+        <w:t xml:space="preserve"> and open the sheet BE_Covariates. 5) How many residual degrees of freedom does the model have, and how does the CV fall with the adjustment? Use the columns Degrees of Freedom, Residual Variance and Unadjusted residual variance in </w:t>
+      </w:r>
+      <w:r>
+        <w:rPr>
+          <w:b/>
+        </w:rPr>
+        <w:t>Download CI Table (CSV)</w:t>
+      </w:r>
+      <w:r>
+        <w:rPr/>
+        <w:t>, and CV = 100·√(exp(MSE) − 1). 6) Why is it wrong to pick Weight after you have seen this table?</w:t>
+      </w:r>
+    </w:p>
+    <w:p>
+      <w:pPr>
+        <w:pStyle w:val="Kop2"/>
+      </w:pPr>
+      <w:r>
+        <w:rPr/>
+        <w:t>Tutorial 4c: Reference-Scaled Bioequivalence (Highly Variable Drug)</w:t>
+      </w:r>
+    </w:p>
+    <w:p>
+      <w:pPr>
+        <w:spacing w:after="120" w:line="276" w:lineRule="auto"/>
+      </w:pPr>
+      <w:r>
+        <w:rPr/>
+        <w:t>This tutorial uses example_be_replicate_hvd.csv: 32 subjects in a 2×2×4 full replicate (TRTR | RTRT), one oral dose of 100 mg, samples up to 48 h. The Reference is highly variable for Cmax. A product is called highly variable when the within-subject variability of the Reference exceeds about 30%. With fixed limits of 80–125% such a product needs many subjects, even when Test and Reference are the same product. EMA ABEL and FDA RSABE scale the limits, or the criterion, to the variability of the Reference. The approach is a declaration made in the protocol before the study: the app never switches by itself. Below you run all three approaches one after another, to compare them. In a real study you run and report only the one the protocol names.</w:t>
+      </w:r>
+    </w:p>
+    <w:p>
+      <w:pPr>
+        <w:spacing w:after="120" w:line="276" w:lineRule="auto"/>
+      </w:pPr>
+      <w:r>
+        <w:rPr/>
+        <w:t xml:space="preserve">1. Load example_be_replicate_hvd.csv as in Tutorial 4b. Check that </w:t>
+      </w:r>
+      <w:r>
+        <w:rPr>
+          <w:b/>
+        </w:rPr>
+        <w:t>Subject ID</w:t>
+      </w:r>
+      <w:r>
+        <w:rPr/>
+        <w:t xml:space="preserve">, </w:t>
+      </w:r>
+      <w:r>
+        <w:rPr>
+          <w:b/>
+        </w:rPr>
+        <w:t>Time</w:t>
+      </w:r>
+      <w:r>
+        <w:rPr/>
+        <w:t xml:space="preserve">, </w:t>
+      </w:r>
+      <w:r>
+        <w:rPr>
+          <w:b/>
+        </w:rPr>
+        <w:t>Concentration</w:t>
+      </w:r>
+      <w:r>
+        <w:rPr/>
+        <w:t xml:space="preserve"> (Conc), </w:t>
+      </w:r>
+      <w:r>
+        <w:rPr>
+          <w:b/>
+        </w:rPr>
+        <w:t>Treatment / Formulation</w:t>
+      </w:r>
+      <w:r>
+        <w:rPr/>
+        <w:t xml:space="preserve">, </w:t>
+      </w:r>
+      <w:r>
+        <w:rPr>
+          <w:b/>
+        </w:rPr>
+        <w:t>Period</w:t>
+      </w:r>
+      <w:r>
+        <w:rPr/>
+        <w:t xml:space="preserve">, </w:t>
+      </w:r>
+      <w:r>
+        <w:rPr>
+          <w:b/>
+        </w:rPr>
+        <w:t>Sequence</w:t>
+      </w:r>
+      <w:r>
+        <w:rPr/>
+        <w:t xml:space="preserve"> and </w:t>
+      </w:r>
+      <w:r>
+        <w:rPr>
+          <w:b/>
+        </w:rPr>
+        <w:t>Dose</w:t>
+      </w:r>
+      <w:r>
+        <w:rPr/>
+        <w:t xml:space="preserve"> are mapped, and click </w:t>
+      </w:r>
+      <w:r>
+        <w:rPr>
+          <w:b/>
+        </w:rPr>
+        <w:t>Process Data</w:t>
+      </w:r>
+      <w:r>
+        <w:rPr/>
+        <w:t>.</w:t>
+      </w:r>
+    </w:p>
+    <w:p>
+      <w:pPr>
+        <w:spacing w:after="120" w:line="276" w:lineRule="auto"/>
+      </w:pPr>
+      <w:r>
+        <w:rPr/>
+        <w:t xml:space="preserve">2. Go to </w:t>
+      </w:r>
+      <w:r>
+        <w:rPr>
+          <w:b/>
+        </w:rPr>
+        <w:t>6. Bioequivalence</w:t>
+      </w:r>
+      <w:r>
+        <w:rPr/>
+        <w:t xml:space="preserve"> and use the dose settings of Tutorial 4b. Check that </w:t>
+      </w:r>
+      <w:r>
+        <w:rPr>
+          <w:b/>
+        </w:rPr>
+        <w:t>Study design</w:t>
+      </w:r>
+      <w:r>
+        <w:rPr/>
+        <w:t xml:space="preserve"> is </w:t>
+      </w:r>
+      <w:r>
+        <w:rPr>
+          <w:b/>
+        </w:rPr>
+        <w:t>2×2×4 full replicate (TRTR | RTRT)</w:t>
+      </w:r>
+      <w:r>
+        <w:rPr/>
+        <w:t xml:space="preserve">, </w:t>
+      </w:r>
+      <w:r>
+        <w:rPr>
+          <w:b/>
+        </w:rPr>
+        <w:t>Reference treatment</w:t>
+      </w:r>
+      <w:r>
+        <w:rPr/>
+        <w:t xml:space="preserve"> is Reference, </w:t>
+      </w:r>
+      <w:r>
+        <w:rPr>
+          <w:b/>
+        </w:rPr>
+        <w:t>Statistical model</w:t>
+      </w:r>
+      <w:r>
+        <w:rPr/>
+        <w:t xml:space="preserve"> is </w:t>
+      </w:r>
+      <w:r>
+        <w:rPr>
+          <w:b/>
+        </w:rPr>
+        <w:t>Fixed effects (all terms fixed)</w:t>
+      </w:r>
+      <w:r>
+        <w:rPr/>
+        <w:t xml:space="preserve">, the parameters are Cmax and AUC to last point, the confidence interval is 90 and the limits are 80 and 125. Keep </w:t>
+      </w:r>
+      <w:r>
+        <w:rPr>
+          <w:b/>
+        </w:rPr>
+        <w:t>Acceptance approach</w:t>
+      </w:r>
+      <w:r>
+        <w:rPr/>
+        <w:t xml:space="preserve"> at </w:t>
+      </w:r>
+      <w:r>
+        <w:rPr>
+          <w:b/>
+        </w:rPr>
+        <w:t>Standard (average bioequivalence)</w:t>
+      </w:r>
+      <w:r>
+        <w:rPr/>
+        <w:t xml:space="preserve"> and click </w:t>
+      </w:r>
+      <w:r>
+        <w:rPr>
+          <w:b/>
+        </w:rPr>
+        <w:t>Run Complete BE Analysis</w:t>
+      </w:r>
+      <w:r>
+        <w:rPr/>
+        <w:t>. Note the ratio, the 90% CI and the verdict of both parameters.</w:t>
+      </w:r>
+    </w:p>
+    <w:p>
+      <w:pPr>
+        <w:spacing w:after="120" w:line="276" w:lineRule="auto"/>
+      </w:pPr>
+      <w:r>
+        <w:rPr/>
+        <w:t xml:space="preserve">3. Set </w:t>
+      </w:r>
+      <w:r>
+        <w:rPr>
+          <w:b/>
+        </w:rPr>
+        <w:t>Acceptance approach</w:t>
+      </w:r>
+      <w:r>
+        <w:rPr/>
+        <w:t xml:space="preserve"> to </w:t>
+      </w:r>
+      <w:r>
+        <w:rPr>
+          <w:b/>
+        </w:rPr>
+        <w:t>FDA RSABE (reference-scaled)</w:t>
+      </w:r>
+      <w:r>
+        <w:rPr/>
+        <w:t xml:space="preserve">. The results are cleared. Click </w:t>
+      </w:r>
+      <w:r>
+        <w:rPr>
+          <w:b/>
+        </w:rPr>
+        <w:t>Run Complete BE Analysis</w:t>
+      </w:r>
+      <w:r>
+        <w:rPr/>
+        <w:t xml:space="preserve"> again. Read the table, including the columns Route, s_WR (FDA contrasts), Limits and Criterion bound, and the lines under it that say how each metric was judged.</w:t>
+      </w:r>
+    </w:p>
+    <w:p>
+      <w:pPr>
+        <w:keepNext/>
+        <w:spacing w:after="120" w:line="276" w:lineRule="auto"/>
+        <w:jc w:val="center"/>
+      </w:pPr>
+      <w:r>
+        <w:drawing>
+          <wp:inline xmlns:a="http://schemas.openxmlformats.org/drawingml/2006/main" xmlns:pic="http://schemas.openxmlformats.org/drawingml/2006/picture">
+            <wp:extent cx="5669280" cy="3670859"/>
+            <wp:docPr id="13" name="Picture 13"/>
+            <wp:cNvGraphicFramePr>
+              <a:graphicFrameLocks noChangeAspect="1"/>
+            </wp:cNvGraphicFramePr>
+            <a:graphic>
+              <a:graphicData uri="http://schemas.openxmlformats.org/drawingml/2006/picture">
+                <pic:pic>
+                  <pic:nvPicPr>
+                    <pic:cNvPr id="0" name="approach.jpg"/>
+                    <pic:cNvPicPr/>
+                  </pic:nvPicPr>
+                  <pic:blipFill>
+                    <a:blip r:embed="rId27"/>
+                    <a:stretch>
+                      <a:fillRect/>
+                    </a:stretch>
+                  </pic:blipFill>
+                  <pic:spPr>
+                    <a:xfrm>
+                      <a:off x="0" y="0"/>
+                      <a:ext cx="5669280" cy="3670859"/>
+                    </a:xfrm>
+                    <a:prstGeom prst="rect"/>
+                  </pic:spPr>
+                </pic:pic>
+              </a:graphicData>
+            </a:graphic>
+          </wp:inline>
+        </w:drawing>
+      </w:r>
+    </w:p>
+    <w:p>
+      <w:pPr>
+        <w:spacing w:after="120" w:line="276" w:lineRule="auto"/>
+        <w:jc w:val="center"/>
+      </w:pPr>
+      <w:r>
+        <w:rPr>
+          <w:i/>
+          <w:sz w:val="18"/>
+        </w:rPr>
+        <w:t>Figure 4c.1. The Acceptance approach selector on a replicate design, set to FDA RSABE, with the note that the choice is a declaration before the run (Tutorial 4c).</w:t>
+      </w:r>
+    </w:p>
+    <w:p>
+      <w:pPr>
+        <w:keepNext/>
+        <w:spacing w:after="120" w:line="276" w:lineRule="auto"/>
+        <w:jc w:val="center"/>
+      </w:pPr>
+      <w:r>
+        <w:drawing>
+          <wp:inline xmlns:a="http://schemas.openxmlformats.org/drawingml/2006/main" xmlns:pic="http://schemas.openxmlformats.org/drawingml/2006/picture">
+            <wp:extent cx="5669280" cy="3670859"/>
+            <wp:docPr id="14" name="Picture 14"/>
+            <wp:cNvGraphicFramePr>
+              <a:graphicFrameLocks noChangeAspect="1"/>
+            </wp:cNvGraphicFramePr>
+            <a:graphic>
+              <a:graphicData uri="http://schemas.openxmlformats.org/drawingml/2006/picture">
+                <pic:pic>
+                  <pic:nvPicPr>
+                    <pic:cNvPr id="0" name="rsabe_results.jpg"/>
+                    <pic:cNvPicPr/>
+                  </pic:nvPicPr>
+                  <pic:blipFill>
+                    <a:blip r:embed="rId28"/>
+                    <a:stretch>
+                      <a:fillRect/>
+                    </a:stretch>
+                  </pic:blipFill>
+                  <pic:spPr>
+                    <a:xfrm>
+                      <a:off x="0" y="0"/>
+                      <a:ext cx="5669280" cy="3670859"/>
+                    </a:xfrm>
+                    <a:prstGeom prst="rect"/>
+                  </pic:spPr>
+                </pic:pic>
+              </a:graphicData>
+            </a:graphic>
+          </wp:inline>
+        </w:drawing>
+      </w:r>
+    </w:p>
+    <w:p>
+      <w:pPr>
+        <w:spacing w:after="120" w:line="276" w:lineRule="auto"/>
+        <w:jc w:val="center"/>
+      </w:pPr>
+      <w:r>
+        <w:rPr>
+          <w:i/>
+          <w:sz w:val="18"/>
+        </w:rPr>
+        <w:t>Figure 4c.2. The lines that say how each metric was judged under RSABE, and the forest plot with one pair of limits per metric (Tutorial 4c).</w:t>
+      </w:r>
+    </w:p>
+    <w:p>
+      <w:pPr>
+        <w:spacing w:after="120" w:line="276" w:lineRule="auto"/>
+      </w:pPr>
+      <w:r>
+        <w:rPr/>
+        <w:t xml:space="preserve">4. Set </w:t>
+      </w:r>
+      <w:r>
+        <w:rPr>
+          <w:b/>
+        </w:rPr>
+        <w:t>Acceptance approach</w:t>
+      </w:r>
+      <w:r>
+        <w:rPr/>
+        <w:t xml:space="preserve"> to </w:t>
+      </w:r>
+      <w:r>
+        <w:rPr>
+          <w:b/>
+        </w:rPr>
+        <w:t>EMA ABEL (Cmax, widened limits)</w:t>
+      </w:r>
+      <w:r>
+        <w:rPr/>
+        <w:t xml:space="preserve"> and run once more. Read the same table and lines.</w:t>
+      </w:r>
+    </w:p>
+    <w:p>
+      <w:pPr>
+        <w:spacing w:after="120" w:line="276" w:lineRule="auto"/>
+      </w:pPr>
+      <w:r>
+        <w:rPr/>
+        <w:t>Questions: 1) What are the ratio, the 90% CI and the verdict for Cmax and for AUC to last point with the standard approach? 2) With RSABE: which route did Cmax take, what are s_WR, the limits and the criterion bound, and what is the verdict? 3) Which route did AUC to last point take with RSABE, and why? 4) With ABEL: what are CVwR and the limits for Cmax, and which limits apply to AUC? 5) Which two conditions must hold for RSABE to conclude bioequivalence? 6) If the protocol named RSABE, which result do you report, and why may you not report the most favourable one?</w:t>
+      </w:r>
+    </w:p>
+    <w:p>
+      <w:pPr>
+        <w:pStyle w:val="Kop2"/>
+      </w:pPr>
       <w:bookmarkStart w:id="15" w:name="_Toc241526059"/>
       <w:r>
         <w:t>Tutorial 5: Planning a Study</w:t>
@@ -10427,6 +11278,36 @@
       </w:r>
       <w:r>
         <w:t xml:space="preserve"> 1) 108.62% (106.27–111.02%). 2) 111.25% (108.95–113.60%). 3) Yes, both intervals lie within 80.00–125.00%. The note says that the study has 6 evaluable subjects, fewer than the 12 ICH M13A asks for, so the verdict is a statistical result only: this study would not be accepted as a pivotal study. 4) The residual variance is 0.000315, so the CV is about 1.8%. The example data are simulated with very little noise.</w:t>
+      </w:r>
+    </w:p>
+    <w:p>
+      <w:pPr>
+        <w:spacing w:after="120" w:line="276" w:lineRule="auto"/>
+      </w:pPr>
+      <w:r>
+        <w:rPr>
+          <w:b/>
+        </w:rPr>
+        <w:t>Tutorial 4b.</w:t>
+      </w:r>
+      <w:r>
+        <w:rPr/>
+        <w:t xml:space="preserve"> 1) 95.04% (90.12–100.22%). The unadjusted columns show 77.76–92.12%; only the limits are shown, not the unadjusted ratio. 2) With the adjustment: yes. Without it: no, the lower limit of 77.76% is below 80%. AUC to last point passes either way (adjusted 98.13%, 93.51–102.99%; unadjusted interval 85.20–96.80%). 3) 68.2 kg on Reference and 77.7 kg on Test (68.16 and 77.69), a standardized difference of 0.88. That is a large imbalance. In these simulated data weight drives the volume of distribution, so the heavier Test group had lower concentrations before the adjustment. 4) The Weight coefficient is −0.0122 on the log scale, which is about 1.2% less Cmax for each kilogram. 5) 37 residual degrees of freedom (40 − 2 − 1). The CV falls from 16.0% (unadjusted residual variance 0.0252) to 9.1% (residual variance 0.00823). 6) Choosing a covariate after you have seen the results lets you search for the interval that passes, and the type I error is no longer controlled. The declaration has to come first. The Analysis Record lists the covariates, but the app cannot know when you chose them.</w:t>
+      </w:r>
+    </w:p>
+    <w:p>
+      <w:pPr>
+        <w:spacing w:after="120" w:line="276" w:lineRule="auto"/>
+      </w:pPr>
+      <w:r>
+        <w:rPr>
+          <w:b/>
+        </w:rPr>
+        <w:t>Tutorial 4c.</w:t>
+      </w:r>
+      <w:r>
+        <w:rPr/>
+        <w:t xml:space="preserve"> 1) Cmax 88.35% (77.52–100.69%): not bioequivalent, because the lower limit is below 80%. AUC to last point 98.20% (90.56–106.50%): bioequivalent. 2) The scaled route. s_WR is 0.399, at or above 0.294; the limits are 70.04–142.78%; the criterion bound is −0.0446, at or below 0; the point estimate of 88.35% lies within 80–125%. RSABE is met. The interval in the table, 76.67–101.81%, comes from the FDA contrasts and differs a little from the standard 77.52–100.69%. 3) The standard route: s_WR is 0.251, below 0.294, so nothing is scaled and the ordinary test against 80–125% applies. The interval of 90.56–106.50% lies within those limits. 4) CVwR is 41.5%, above 30%, and the limits are 73.84–135.43%. The 90% CI of 77.52–100.69% lies within them and the point estimate lies within 80–125%, so Cmax is bioequivalent. AUC keeps 80–125%, because the EMA widens Cmax only. 5) The criterion bound must be at or below 0 (it is the 95% upper confidence bound of the scaled criterion), and the point estimate must lie within 80–125%. 6) The one the protocol declared before the study. Running several approaches and keeping the one that passes defeats the purpose of a pre-specified analysis; you ran all three here only to see how they differ.</w:t>
       </w:r>
     </w:p>
     <w:p>

--- a/NCA_Assistant_User_Manual_v1.9.docx
+++ b/NCA_Assistant_User_Manual_v1.9.docx
@@ -7737,7 +7737,7 @@
         <w:spacing w:after="120" w:line="276" w:lineRule="auto"/>
       </w:pPr>
       <w:r>
-        <w:t>NCA Assistant is for pharmacokineticists doing non-compartmental analysis, average bioequivalence testing and study planning. It gives no reference-scaled bioequivalence verdict (ABEL, RSABE). The public instance and a standard installation have no audit trail, electronic signature or access control; a controlled installation on your organisation's server adds them (Working in a Regulated Environment). The public instance on shinyapps.io is for evaluation and training, with synthetic or pseudonymised data. For regulated work, install a tagged release on your own system and qualify it there with the validation package. Responsibility for the analysis and its conclusions stays with the user. Not for dosing decisions for individual patients.</w:t>
+        <w:t>NCA Assistant is for pharmacokineticists doing non-compartmental analysis, bioequivalence testing and study planning. Average bioequivalence for every design, plus EMA ABEL and FDA RSABE for replicate designs. The FDA scaled test for narrow therapeutic index drugs is for planning only. The public instance and a standard installation have no audit trail, electronic signature or access control; a controlled installation on your organisation's server adds them (Working in a Regulated Environment). The public instance on shinyapps.io is for evaluation and training, with synthetic or pseudonymised data. For regulated work, install a tagged release on your own system and qualify it there with the validation package. Responsibility for the analysis and its conclusions stays with the user. Not for dosing decisions for individual patients.</w:t>
       </w:r>
     </w:p>
     <w:p>
@@ -7765,7 +7765,7 @@
         <w:t>Status.</w:t>
       </w:r>
       <w:r>
-        <w:t xml:space="preserve"> NCA Assistant is not validated for your use. The validation package in the repository (a URS, an IQ/OQ/PQ protocol and a test script with 536 automated and 66 manual tests) is a starting point: the developer's test run shows that the code does what the tests check, on the developer's computer. Qualifying the installation you use is your responsibility; the chapters Working in a Regulated Environment and Installing NCA Assistant for Regulated Use explain how.</w:t>
+        <w:t xml:space="preserve"> NCA Assistant is not validated for your use. The validation package in the repository (a URS, an IQ/OQ/PQ protocol and a test script with 584 automated and 77 manual tests) is a starting point: the developer's test run shows that the code does what the tests check, on the developer's computer. Qualifying the installation you use is your responsibility; the chapters Working in a Regulated Environment and Installing NCA Assistant for Regulated Use explain how.</w:t>
       </w:r>
     </w:p>
     <w:p>
@@ -7906,7 +7906,7 @@
                 <w:sz w:val="20"/>
                 <w:szCs w:val="20"/>
               </w:rPr>
-              <w:t>Reference-scaled bioequivalence verdicts (EMA ABEL, FDA RSABE) and the FDA NTID scaled test</w:t>
+              <w:t>The FDA scaled test for narrow therapeutic index drugs, and the FDA model for replicate designs</w:t>
             </w:r>
           </w:p>
         </w:tc>
@@ -7932,7 +7932,7 @@
                 <w:sz w:val="20"/>
                 <w:szCs w:val="20"/>
               </w:rPr>
-              <w:t>Software that implements them, for example the replicateBE package for ABEL. The app shows CVwR and the limits it would imply for information only.</w:t>
+              <w:t>Software that implements them. Plan a Study plans the NTID test. For a replicate study the app offers EMA ABEL and FDA RSABE.</w:t>
             </w:r>
           </w:p>
         </w:tc>
@@ -9180,7 +9180,7 @@
         <w:spacing w:after="120" w:line="276" w:lineRule="auto"/>
       </w:pPr>
       <w:r>
-        <w:t>Eight short tutorials, from a first analysis without a file to a bioequivalence study with partial AUCs, and one on reviewing a record on a controlled installation (Tutorial 8, in the chapter Working in a Regulated Environment). Each gives the steps with the labels the app shows, then questions. The answers are in the Answer Key at the end of this chapter, rounded as the app displays them. The example files are in the Data Guide (top navigation bar), under Example Datasets. The first time, do the tutorials in order: later ones assume you know the upload steps. Do the tutorials on the public app, on your own computer or on a training installation, never on a controlled production server, where every practice run would be recorded.</w:t>
+        <w:t>Ten short tutorials, from a first analysis without a file to a bioequivalence study with partial AUCs, with baseline covariates (Tutorial 4b) and with a reference-scaled approach (Tutorial 4c), and one on reviewing a record on a controlled installation (Tutorial 8, in the chapter Working in a Regulated Environment). Each gives the steps with the labels the app shows, then questions. The answers are in the Answer Key at the end of this chapter, rounded as the app displays them. The example files are in the Data Guide (top navigation bar), under Example Datasets. The first time, do the tutorials in order: later ones assume you know the upload steps. Do the tutorials on the public app, on your own computer or on a training installation, never on a controlled production server, where every practice run would be recorded.</w:t>
       </w:r>
     </w:p>
     <w:p>
@@ -13689,7 +13689,7 @@
         <w:spacing w:after="120" w:line="276" w:lineRule="auto"/>
       </w:pPr>
       <w:r>
-        <w:t>Same six-column format. Replicate designs: 2×2×3 full replicate (sequences TRT and RTR), 2×3×3 partial replicate (TRR, RTR, RRT) and 2×2×4 full replicate (TRTR, RTRT). Period goes to 3 or 4 and a treatment appears more than once per subject; each administration is analysed as its own profile. Paired comparison: all subjects received the treatments in the same order, so Sequence has one value (or can be left out).</w:t>
+        <w:t>Same six-column format. Replicate designs: 2×2×3 full replicate (sequences TRT and RTR), 2×3×3 partial replicate (TRR, RTR, RRT) and 2×2×4 full replicate (TRTR, RTRT). Period goes to 3 or 4 and a treatment appears more than once per subject; each administration is analysed as its own profile. Paired comparison: all subjects received the treatments in the same order, so Sequence has one value (or can be left out). For a highly variable drug, the Acceptance approach selector in Path 6 offers EMA ABEL (all three replicate designs) and FDA RSABE (2×3×3 and 2×2×4); example_be_replicate_hvd.csv (Tutorial 4c) shows both.</w:t>
       </w:r>
     </w:p>
     <w:p>
@@ -13707,7 +13707,7 @@
         <w:spacing w:after="120" w:line="276" w:lineRule="auto"/>
       </w:pPr>
       <w:r>
-        <w:t>Four columns: Subject, Treatment, Time, Concentration. No Period or Sequence needed.</w:t>
+        <w:t>Four columns: Subject, Treatment, Time, Concentration. No Period or Sequence needed. Baseline characteristics can be added as extra columns (for example Age, Weight, Sex), with the same value in every row of a subject, and used as covariates in Path 6. Keep numbers as plain numbers: text such as “72 kg” or a decimal comma is refused. The example is example_be_parallel_covariates.csv (Tutorial 4b).</w:t>
       </w:r>
     </w:p>
     <w:p>
@@ -17526,6 +17526,70 @@
         <w:rPr>
           <w:b/>
         </w:rPr>
+        <w:t>Acceptance approach</w:t>
+      </w:r>
+      <w:r>
+        <w:t xml:space="preserve"> (replicate designs only): </w:t>
+      </w:r>
+      <w:r>
+        <w:rPr>
+          <w:b/>
+        </w:rPr>
+        <w:t>Standard (average bioequivalence)</w:t>
+      </w:r>
+      <w:r>
+        <w:t xml:space="preserve">, </w:t>
+      </w:r>
+      <w:r>
+        <w:rPr>
+          <w:b/>
+        </w:rPr>
+        <w:t>EMA ABEL (Cmax, widened limits)</w:t>
+      </w:r>
+      <w:r>
+        <w:t xml:space="preserve"> or </w:t>
+      </w:r>
+      <w:r>
+        <w:rPr>
+          <w:b/>
+        </w:rPr>
+        <w:t>FDA RSABE (reference-scaled)</w:t>
+      </w:r>
+      <w:r>
+        <w:t>. The choice is your declaration before the run and belongs in the protocol; the app never switches by itself. ABEL is offered for 2×2×3, 2×3×3 and 2×2×4, RSABE for 2×3×3 and 2×2×4 only, because Appendix G of the FDA guidance has no steps for 2×2×3. With ABEL or RSABE the acceptance limits stay at 80 and 125: the method sets the limits, and they still apply to the metrics it does not scale. Reference-Scaled Approaches, in Statistical Methods, gives the rules.</w:t>
+      </w:r>
+    </w:p>
+    <w:p>
+      <w:pPr>
+        <w:spacing w:after="120" w:line="276" w:lineRule="auto"/>
+      </w:pPr>
+      <w:r>
+        <w:rPr>
+          <w:b/>
+        </w:rPr>
+        <w:t>Covariates (optional)</w:t>
+      </w:r>
+      <w:r>
+        <w:t xml:space="preserve"> (parallel groups only): choose baseline characteristics from the columns of your file that hold no other role. The line under the box says how each was read, numeric or categorical with its number of groups. </w:t>
+      </w:r>
+      <w:r>
+        <w:rPr>
+          <w:b/>
+        </w:rPr>
+        <w:t>Advanced options</w:t>
+      </w:r>
+      <w:r>
+        <w:t xml:space="preserve"> let you treat numeric codes such as 0 and 1 as categories and use the natural log of a covariate; they clear when you untick the box. Choose the covariates before you look at the results, and use values known before the first dose. The adjusted interval is the primary result, and the unadjusted interval is shown beside it. The run stops, with a message that names the problem, for a missing value, text such as “72 kg”, two different values for one subject, a constant or duplicated covariate, more than five covariates, fewer than 12 subjects per group or fewer than 10 residual degrees of freedom.</w:t>
+      </w:r>
+    </w:p>
+    <w:p>
+      <w:pPr>
+        <w:spacing w:after="120" w:line="276" w:lineRule="auto"/>
+      </w:pPr>
+      <w:r>
+        <w:rPr>
+          <w:b/>
+        </w:rPr>
         <w:t>Log-transform (recommended)</w:t>
       </w:r>
       <w:r>
@@ -17613,7 +17677,7 @@
         <w:t>Widened limits are not ABEL or RSABE.</w:t>
       </w:r>
       <w:r>
-        <w:t xml:space="preserve"> Entering limits wider than 80.00–125.00% does not perform a reference-scaled analysis: the app does not check the conditions for widening (a pre-specified, clinically justified widening, CVwR of this study above 30%, the cap at 50%, a CVwR not driven by outliers; EMA 2010, section 4.1.10), and it does not compute the FDA scaled criterion. Use widened limits only when the protocol fixes them in advance, and document the justification outside the app. For replicate designs a table shows the within-subject variability of the Reference (and of the Test when replicated) and the EMA widened limits it would imply, for information only.</w:t>
+        <w:t xml:space="preserve"> Entering limits wider than 80.00–125.00% does not perform a reference-scaled analysis: the app does not check the conditions for widening (a pre-specified, clinically justified widening, CVwR of this study above 30%, the cap at 50%, a CVwR not driven by outliers; EMA 2010, section 4.1.10), and it does not compute the FDA scaled criterion. Use widened limits only when the protocol fixes them in advance, and document the justification outside the app. For a replicate design, choose EMA ABEL or FDA RSABE under Acceptance approach instead: the app then derives the limits, or applies the scaled criterion, from your data. A table also shows the within-subject variability of the Reference (and of the Test when replicated) and the EMA limits it would imply, for information.</w:t>
       </w:r>
     </w:p>
     <w:p>
@@ -17783,6 +17847,85 @@
         <w:spacing w:after="120" w:line="276" w:lineRule="auto"/>
       </w:pPr>
       <w:r>
+        <w:t xml:space="preserve">With covariates, the line </w:t>
+      </w:r>
+      <w:r>
+        <w:rPr>
+          <w:b/>
+        </w:rPr>
+        <w:t>Adjusted for</w:t>
+      </w:r>
+      <w:r>
+        <w:t xml:space="preserve"> names them, the two </w:t>
+      </w:r>
+      <w:r>
+        <w:rPr>
+          <w:b/>
+        </w:rPr>
+        <w:t>Unadjusted CI</w:t>
+      </w:r>
+      <w:r>
+        <w:t xml:space="preserve"> columns give the interval without adjustment, and the card </w:t>
+      </w:r>
+      <w:r>
+        <w:rPr>
+          <w:b/>
+        </w:rPr>
+        <w:t>Group balance on the covariates</w:t>
+      </w:r>
+      <w:r>
+        <w:t xml:space="preserve"> shows mean (SD) or n (%) per group with the standardized difference. The card describes the groups; it is not a test, and covariates are not to be chosen after looking at it. The Welch interval and the covariate coefficients are in the downloads (sheet BE_Covariates).</w:t>
+      </w:r>
+    </w:p>
+    <w:p>
+      <w:pPr>
+        <w:spacing w:after="120" w:line="276" w:lineRule="auto"/>
+      </w:pPr>
+      <w:r>
+        <w:t xml:space="preserve">With ABEL or RSABE the table adds, after the verdict, the columns </w:t>
+      </w:r>
+      <w:r>
+        <w:rPr>
+          <w:b/>
+        </w:rPr>
+        <w:t>Route</w:t>
+      </w:r>
+      <w:r>
+        <w:t xml:space="preserve"> (Scaled or Standard), </w:t>
+      </w:r>
+      <w:r>
+        <w:rPr>
+          <w:b/>
+        </w:rPr>
+        <w:t>s_WR</w:t>
+      </w:r>
+      <w:r>
+        <w:t xml:space="preserve">, </w:t>
+      </w:r>
+      <w:r>
+        <w:rPr>
+          <w:b/>
+        </w:rPr>
+        <w:t>Limits</w:t>
+      </w:r>
+      <w:r>
+        <w:t xml:space="preserve"> and, for RSABE, </w:t>
+      </w:r>
+      <w:r>
+        <w:rPr>
+          <w:b/>
+        </w:rPr>
+        <w:t>Criterion bound</w:t>
+      </w:r>
+      <w:r>
+        <w:t>. Lines under the table say in words how each metric was judged, and the forest plot draws one pair of limits per metric. Below the switch (s_WR under 0.294) the route is Standard, which is not an error: nothing is scaled. The app warns below 24 evaluable subjects for RSABE, and says how many subjects were left out of the contrasts because they lack a period. The sensitivity analysis without exclusions uses the same approach. The downloads add a sheet BE_Scaled with the steps of the assessment.</w:t>
+      </w:r>
+    </w:p>
+    <w:p>
+      <w:pPr>
+        <w:spacing w:after="120" w:line="276" w:lineRule="auto"/>
+      </w:pPr>
+      <w:r>
         <w:rPr>
           <w:b/>
         </w:rPr>
@@ -20420,6 +20563,114 @@
                 <w:szCs w:val="20"/>
               </w:rPr>
               <w:t>The model fitted, and whether a mixed model failed</w:t>
+            </w:r>
+          </w:p>
+        </w:tc>
+      </w:tr>
+      <w:tr>
+        <w:tc>
+          <w:tcPr>
+            <w:tcW w:w="4513" w:type="dxa"/>
+            <w:tcBorders>
+              <w:top w:val="single" w:sz="1" w:space="0" w:color="CCCCCC"/>
+              <w:left w:val="single" w:sz="1" w:space="0" w:color="CCCCCC"/>
+              <w:bottom w:val="single" w:sz="1" w:space="0" w:color="CCCCCC"/>
+              <w:right w:val="single" w:sz="1" w:space="0" w:color="CCCCCC"/>
+            </w:tcBorders>
+            <w:tcMar>
+              <w:top w:w="60" w:type="dxa"/>
+              <w:left w:w="100" w:type="dxa"/>
+              <w:bottom w:w="60" w:type="dxa"/>
+              <w:right w:w="100" w:type="dxa"/>
+            </w:tcMar>
+          </w:tcPr>
+          <w:p>
+            <w:r>
+              <w:rPr>
+                <w:sz w:val="20"/>
+                <w:szCs w:val="20"/>
+              </w:rPr>
+              <w:t>Adjusted for, Unadjusted CI Lower and Upper</w:t>
+            </w:r>
+          </w:p>
+        </w:tc>
+        <w:tc>
+          <w:tcPr>
+            <w:tcW w:w="4513" w:type="dxa"/>
+            <w:tcBorders>
+              <w:top w:val="single" w:sz="1" w:space="0" w:color="CCCCCC"/>
+              <w:left w:val="single" w:sz="1" w:space="0" w:color="CCCCCC"/>
+              <w:bottom w:val="single" w:sz="1" w:space="0" w:color="CCCCCC"/>
+              <w:right w:val="single" w:sz="1" w:space="0" w:color="CCCCCC"/>
+            </w:tcBorders>
+            <w:tcMar>
+              <w:top w:w="60" w:type="dxa"/>
+              <w:left w:w="100" w:type="dxa"/>
+              <w:bottom w:w="60" w:type="dxa"/>
+              <w:right w:w="100" w:type="dxa"/>
+            </w:tcMar>
+          </w:tcPr>
+          <w:p>
+            <w:r>
+              <w:rPr>
+                <w:sz w:val="20"/>
+                <w:szCs w:val="20"/>
+              </w:rPr>
+              <w:t>With covariates: the characteristics the estimate is adjusted for, and the interval without adjustment</w:t>
+            </w:r>
+          </w:p>
+        </w:tc>
+      </w:tr>
+      <w:tr>
+        <w:tc>
+          <w:tcPr>
+            <w:tcW w:w="4513" w:type="dxa"/>
+            <w:tcBorders>
+              <w:top w:val="single" w:sz="1" w:space="0" w:color="CCCCCC"/>
+              <w:left w:val="single" w:sz="1" w:space="0" w:color="CCCCCC"/>
+              <w:bottom w:val="single" w:sz="1" w:space="0" w:color="CCCCCC"/>
+              <w:right w:val="single" w:sz="1" w:space="0" w:color="CCCCCC"/>
+            </w:tcBorders>
+            <w:tcMar>
+              <w:top w:w="60" w:type="dxa"/>
+              <w:left w:w="100" w:type="dxa"/>
+              <w:bottom w:w="60" w:type="dxa"/>
+              <w:right w:w="100" w:type="dxa"/>
+            </w:tcMar>
+          </w:tcPr>
+          <w:p>
+            <w:r>
+              <w:rPr>
+                <w:sz w:val="20"/>
+                <w:szCs w:val="20"/>
+              </w:rPr>
+              <w:t>Route, s_WR, Limits, Criterion bound</w:t>
+            </w:r>
+          </w:p>
+        </w:tc>
+        <w:tc>
+          <w:tcPr>
+            <w:tcW w:w="4513" w:type="dxa"/>
+            <w:tcBorders>
+              <w:top w:val="single" w:sz="1" w:space="0" w:color="CCCCCC"/>
+              <w:left w:val="single" w:sz="1" w:space="0" w:color="CCCCCC"/>
+              <w:bottom w:val="single" w:sz="1" w:space="0" w:color="CCCCCC"/>
+              <w:right w:val="single" w:sz="1" w:space="0" w:color="CCCCCC"/>
+            </w:tcBorders>
+            <w:tcMar>
+              <w:top w:w="60" w:type="dxa"/>
+              <w:left w:w="100" w:type="dxa"/>
+              <w:bottom w:w="60" w:type="dxa"/>
+              <w:right w:w="100" w:type="dxa"/>
+            </w:tcMar>
+          </w:tcPr>
+          <w:p>
+            <w:r>
+              <w:rPr>
+                <w:sz w:val="20"/>
+                <w:szCs w:val="20"/>
+              </w:rPr>
+              <w:t>With ABEL or RSABE: Scaled or Standard; the within-subject SD of the Reference (FDA contrasts for RSABE, EMA model for ABEL); the limits in force; and, for RSABE, the criterion, met at 0 or below</w:t>
             </w:r>
           </w:p>
         </w:tc>
@@ -20974,7 +21225,7 @@
         <w:spacing w:after="120" w:line="276" w:lineRule="auto"/>
       </w:pPr>
       <w:r>
-        <w:t>NCA Assistant is open-source software without warranty or supplier support, and it is not validated for your use. It performs average bioequivalence only, not ABEL or RSABE. The public instance on shinyapps.io is outside the scope of any qualification: its package versions are set by the deployment, not by the validated release. For records under 21 CFR Part 11 or EU GMP Annex 11, use a controlled installation; a qualification of controlled mode holds only for the server on which it was carried out, not in general.</w:t>
+        <w:t>NCA Assistant is open-source software without warranty or supplier support, and it is not validated for your use. Its bioequivalence analysis covers average bioequivalence, EMA ABEL and FDA RSABE, not the FDA scaled test for narrow therapeutic index drugs. The public instance on shinyapps.io is outside the scope of any qualification: its package versions are set by the deployment, not by the validated release. For records under 21 CFR Part 11 or EU GMP Annex 11, use a controlled installation; a qualification of controlled mode holds only for the server on which it was carried out, not in general.</w:t>
       </w:r>
     </w:p>
     <w:p>
@@ -22793,7 +23044,7 @@
         <w:spacing w:after="120" w:line="276" w:lineRule="auto"/>
       </w:pPr>
       <w:r>
-        <w:t>• Widened limits are not ABEL or RSABE, and All compared metrics also widens AUC to last point and AUC to infinity, which no guideline allows for bioequivalence. To widen a partial AUC, choose Cmax and partial AUCs.</w:t>
+        <w:t>• Widened limits you type are not ABEL or RSABE (choose the approach for those), and All compared metrics also widens AUC to last point and AUC to infinity, which no guideline allows for bioequivalence. To widen a partial AUC, choose Cmax and partial AUCs.</w:t>
       </w:r>
     </w:p>
     <w:p>
@@ -23990,7 +24241,7 @@
         <w:spacing w:after="120" w:line="276" w:lineRule="auto"/>
       </w:pPr>
       <w:r>
-        <w:t>• Reference-scaled bioequivalence (ABEL, RSABE), the FDA method for narrow therapeutic index drugs and the FDA model for replicate designs are available for planning only, not for analysis.</w:t>
+        <w:t>• The FDA scaled test for narrow therapeutic index drugs and the FDA model for replicate designs (separate Test and Reference variances and a subject-by-formulation interaction) are not available for analysis. EMA ABEL and FDA RSABE are.</w:t>
       </w:r>
     </w:p>
     <w:p>
@@ -27430,10 +27681,25 @@
         <w:rPr>
           <w:b/>
         </w:rPr>
+        <w:t>Covariates (parallel groups).</w:t>
+      </w:r>
+      <w:r>
+        <w:rPr/>
+        <w:t xml:space="preserve"> When baseline covariates are chosen the model becomes ln(Y) = μ + TRT + covariates + ε: ordinary least squares, main effects only, pooled variance, and N − 2 − p residual degrees of freedom, where p counts the covariate terms (a categorical covariate with k categories has k − 1). The treatment coefficient stays the log ratio of geometric means. The adjusted interval is primary, and the unadjusted pooled interval is shown beside it. ICH M13A (2.2.3.4) asks that stratification factors be accounted for in a parallel study, and the FDA (2026) says an applicant may consider prespecifying baseline prognostic covariates (see also Tsiatis et al., 2008). The covariates must be baseline characteristics named before the analysis. The app cannot check when a value was measured, and the Analysis Record lists the covariates. A missing value stops the analysis, so nobody is dropped or imputed.</w:t>
+      </w:r>
+    </w:p>
+    <w:p>
+      <w:pPr>
+        <w:spacing w:after="120" w:line="276" w:lineRule="auto"/>
+      </w:pPr>
+      <w:r>
+        <w:rPr>
+          <w:b/>
+        </w:rPr>
         <w:t xml:space="preserve">Replicate designs: </w:t>
       </w:r>
       <w:r>
-        <w:t>the same model, with Period at 3 or 4 levels; each administration enters once. The confidence interval uses average bioequivalence limits. The within-subject variability table uses a separate model per treatment (Sequence, Subject and Period, fitted to subjects with that treatment at least twice), as in the replicateBE package; the app's results agree with replicateBE on its 30 reference data sets.</w:t>
+        <w:t>the same model, with Period at 3 or 4 levels; each administration enters once. Under the standard approach the confidence interval uses average bioequivalence limits; under EMA ABEL or FDA RSABE see Reference-Scaled Approaches. The within-subject variability table uses a separate model per treatment (Sequence, Subject and Period, fitted to subjects with that treatment at least twice), as in the replicateBE package; the app's results agree with replicateBE on its 30 reference data sets.</w:t>
       </w:r>
     </w:p>
     <w:p>
@@ -27454,6 +27720,76 @@
       <w:pPr>
         <w:pStyle w:val="Kop2"/>
       </w:pPr>
+      <w:r>
+        <w:t>Reference-Scaled Approaches (EMA ABEL and FDA RSABE)</w:t>
+      </w:r>
+    </w:p>
+    <w:p>
+      <w:pPr>
+        <w:spacing w:after="120" w:line="276" w:lineRule="auto"/>
+      </w:pPr>
+      <w:r>
+        <w:t>For replicate designs the analyst chooses, before the run, between the standard approach, EMA ABEL and FDA RSABE. The 2×3×3 and 2×2×4 designs support both; the 2×2×3 design supports ABEL only.</w:t>
+      </w:r>
+    </w:p>
+    <w:p>
+      <w:pPr>
+        <w:spacing w:after="120" w:line="276" w:lineRule="auto"/>
+      </w:pPr>
+      <w:r>
+        <w:rPr>
+          <w:b/>
+        </w:rPr>
+        <w:t>EMA ABEL (EMA 2010, section 4.1.10).</w:t>
+      </w:r>
+      <w:r>
+        <w:rPr/>
+        <w:t xml:space="preserve"> Cmax only; AUC is judged against 80.00–125.00%. CVwR comes from the EMA model described under Replicate designs. Up to CVwR 30% the limits stay at 80.00–125.00%. Above it they are exp(±0.760·sWR), with sWR = √ln(CVwR² + 1) and CVwR (as a fraction) capped at 0.50, which gives 69.84–143.19% at the cap. Bioequivalence is concluded when the 90% confidence interval lies within the limits and the point estimate within 80.00–125.00%. The guideline asks the applicant to justify that the variability is reliable and not the result of outliers.</w:t>
+      </w:r>
+    </w:p>
+    <w:p>
+      <w:pPr>
+        <w:spacing w:after="120" w:line="276" w:lineRule="auto"/>
+      </w:pPr>
+      <w:r>
+        <w:rPr>
+          <w:b/>
+        </w:rPr>
+        <w:t>FDA RSABE (FDA 2026, Appendix G).</w:t>
+      </w:r>
+      <w:r>
+        <w:rPr/>
+        <w:t xml:space="preserve"> Each log-transformed metric is assessed on the subjects with a value in every period. For each subject the administrations are put in period order and two contrasts formed: I, the mean of the Test values minus the mean of the Reference values, and D, the first minus the second Reference value. I ~ Sequence, by least squares, gives the estimate (the mean of the sequence means, each sequence weighted equally), its standard error and 90% limits from the t distribution with n − m degrees of freedom (n subjects, m sequences). Let x = estimate² − SE² and boundx the larger squared limit. D ~ Sequence gives s²WR = MSE/2 with df(d) residual degrees of freedom. With θ = (ln 1.25 / 0.25)² = 0.7967, y = −θ·s²WR and boundy = y·df(d) / χ²(0.95, df(d)). The criterion bound is (x + y) + √((boundx − x)² + (boundy − y)²), the 95% upper confidence bound of the scaled criterion (Howe, 1974).</w:t>
+      </w:r>
+    </w:p>
+    <w:p>
+      <w:pPr>
+        <w:spacing w:after="120" w:line="276" w:lineRule="auto"/>
+      </w:pPr>
+      <w:r>
+        <w:t>If sWR is 0.294 or higher the route is Scaled: RSABE is met when the criterion bound is at or below 0 and the point estimate, 100·exp(estimate), lies within 80.00–125.00%, compared to four significant figures. Below 0.294 nothing is scaled, and the ordinary test against 80.00–125.00% is used with the model you chose. The limits implied by sWR are exp(±ln 1.25·sWR/0.25).</w:t>
+      </w:r>
+    </w:p>
+    <w:p>
+      <w:pPr>
+        <w:spacing w:after="120" w:line="276" w:lineRule="auto"/>
+      </w:pPr>
+      <w:r>
+        <w:t>Two within-subject SDs are in play. sWR (EMA model) is the residual SD of the period-adjusted model fitted to the Reference data. sWR (FDA contrasts) comes from the difference between a subject's two Reference administrations. They are estimated differently and can differ, and the table names the one it shows.</w:t>
+      </w:r>
+    </w:p>
+    <w:p>
+      <w:pPr>
+        <w:spacing w:after="120" w:line="276" w:lineRule="auto"/>
+      </w:pPr>
+      <w:r>
+        <w:t>The FDA recommends at least 24 evaluable subjects for RSABE; the app warns below 24 and still computes. The PowerTOST documentation reports an inflated type I error for the FDA method when the true CVwR is at or below about 30%, around and below the switch. The partial replicate cannot estimate the Test variance, and with unequal variances its consumer risk can exceed 5% (Tothfalusi and Endrenyi, 2016). A subject who lacks a period leaves the RSABE contrasts. The app does not implement the exact method of Tothfalusi and Endrenyi or other corrections that neither agency has adopted.</w:t>
+      </w:r>
+    </w:p>
+    <w:p>
+      <w:pPr>
+        <w:pStyle w:val="Kop2"/>
+      </w:pPr>
       <w:bookmarkStart w:id="100" w:name="_Toc241526144"/>
       <w:r>
         <w:t>Drug–Drug Interaction Analysis</w:t>
@@ -27491,7 +27827,7 @@
         <w:spacing w:after="120" w:line="276" w:lineRule="auto"/>
       </w:pPr>
       <w:r>
-        <w:t>Exact power via Owen’s Q function for standard ABE. For ABEL, RSABE and NTID, power is simulated in PowerTOST: 100,000 simulated studies for the sample size, 10,000 for power and the power curve. Inputs: within-subject CV (for scaled methods, of Test and Reference), expected ratio, target power and design. A higher CV or a ratio further from 100% needs more subjects; a crossover needs fewer subjects than a parallel design.</w:t>
+        <w:t>Exact power via Owen’s Q function for standard ABE. For ABEL, RSABE and NTID, power is simulated in PowerTOST: 100,000 simulated studies for the sample size, 10,000 for power and the power curve. The Bioequivalence path applies the same ABEL and RSABE criteria to a replicate study, so the planned and the analysed criterion agree; the NTID test is for planning only. Inputs: within-subject CV (for scaled methods, of Test and Reference), expected ratio, target power and design. A higher CV or a ratio further from 100% needs more subjects; a crossover needs fewer subjects than a parallel design.</w:t>
       </w:r>
     </w:p>
     <w:p>
@@ -27558,7 +27894,7 @@
         <w:spacing w:after="120" w:line="276" w:lineRule="auto"/>
       </w:pPr>
       <w:r>
-        <w:t>The EMA allows the acceptance criteria for a partial AUC to be widened in the same way as for Cmax of a highly variable product (EMA/CHMP/EWP/280/96 Rev1, section 6.8.2.2). The app does not scale limits: for a replicate design it shows CVwR and the limits it would imply, and it applies the limits you enter. To widen Cmax and the partial AUCs but not AUC to last point or to infinity, choose Cmax and partial AUCs under Widened limits apply to. The same guideline recommends an early and a terminal partial AUC, split at a pre-specified cut-off such as half the dosing interval, when a single-dose study replaces a multiple-dose study.</w:t>
+        <w:t>The EMA allows the acceptance criteria for a partial AUC to be widened in the same way as for Cmax of a highly variable product (EMA/CHMP/EWP/280/96 Rev1, section 6.8.2.2). Under EMA ABEL the app widens Cmax only. For a partial AUC it uses the limits you enter, which can be widened by hand when the protocol pre-specifies it. To widen Cmax and the partial AUCs but not AUC to last point or to infinity, choose Cmax and partial AUCs under Widened limits apply to. The same guideline recommends an early and a terminal partial AUC, split at a pre-specified cut-off such as half the dosing interval, when a single-dose study replaces a multiple-dose study.</w:t>
       </w:r>
     </w:p>
     <w:p>
@@ -36762,7 +37098,7 @@
                 <w:sz w:val="20"/>
                 <w:szCs w:val="20"/>
               </w:rPr>
-              <w:t>Average bioequivalence with expanding limits (EMA, for highly variable drugs)</w:t>
+              <w:t>Average bioequivalence with expanding limits (EMA, for highly variable drugs): for Cmax, limits that widen with the within-subject variability of the Reference above CVwR 30%, capped at 50%. Chosen under Acceptance approach in replicate designs.</w:t>
             </w:r>
           </w:p>
         </w:tc>
@@ -36790,7 +37126,7 @@
                 <w:sz w:val="20"/>
                 <w:szCs w:val="20"/>
               </w:rPr>
-              <w:t>Adjusted R²</w:t>
+              <w:t>Adjusted and unadjusted interval</w:t>
             </w:r>
           </w:p>
         </w:tc>
@@ -36816,7 +37152,7 @@
                 <w:sz w:val="20"/>
                 <w:szCs w:val="20"/>
               </w:rPr>
-              <w:t>Goodness of fit of the terminal regression, corrected for the number of points; the minimum in the app applies to it</w:t>
+              <w:t>Adjusted: the confidence interval from a model that contains covariates. Unadjusted: the interval from the model with Treatment only. The adjusted interval is the primary result, and the unadjusted one is shown beside it.</w:t>
             </w:r>
           </w:p>
         </w:tc>
@@ -36844,7 +37180,7 @@
                 <w:sz w:val="20"/>
                 <w:szCs w:val="20"/>
               </w:rPr>
-              <w:t>ADNCA</w:t>
+              <w:t>Adjusted R²</w:t>
             </w:r>
           </w:p>
         </w:tc>
@@ -36870,7 +37206,7 @@
                 <w:sz w:val="20"/>
                 <w:szCs w:val="20"/>
               </w:rPr>
-              <w:t>CDISC ADaM dataset for non-compartmental analysis</w:t>
+              <w:t>Goodness of fit of the terminal regression, corrected for the number of points; the minimum in the app applies to it</w:t>
             </w:r>
           </w:p>
         </w:tc>
@@ -36898,7 +37234,7 @@
                 <w:sz w:val="20"/>
                 <w:szCs w:val="20"/>
               </w:rPr>
-              <w:t>ANOVA</w:t>
+              <w:t>ADNCA</w:t>
             </w:r>
           </w:p>
         </w:tc>
@@ -36924,7 +37260,7 @@
                 <w:sz w:val="20"/>
                 <w:szCs w:val="20"/>
               </w:rPr>
-              <w:t>Analysis of variance</w:t>
+              <w:t>CDISC ADaM dataset for non-compartmental analysis</w:t>
             </w:r>
           </w:p>
         </w:tc>
@@ -36952,7 +37288,7 @@
                 <w:sz w:val="20"/>
                 <w:szCs w:val="20"/>
               </w:rPr>
-              <w:t>AUC</w:t>
+              <w:t>ANOVA</w:t>
             </w:r>
           </w:p>
         </w:tc>
@@ -36978,7 +37314,7 @@
                 <w:sz w:val="20"/>
                 <w:szCs w:val="20"/>
               </w:rPr>
-              <w:t>Area under the concentration–time curve</w:t>
+              <w:t>Analysis of variance</w:t>
             </w:r>
           </w:p>
         </w:tc>
@@ -37006,7 +37342,7 @@
                 <w:sz w:val="20"/>
                 <w:szCs w:val="20"/>
               </w:rPr>
-              <w:t>AUC % extrapolated</w:t>
+              <w:t>AUC</w:t>
             </w:r>
           </w:p>
         </w:tc>
@@ -37032,7 +37368,7 @@
                 <w:sz w:val="20"/>
                 <w:szCs w:val="20"/>
               </w:rPr>
-              <w:t>The share of AUC to infinity that lies beyond the last measurable concentration</w:t>
+              <w:t>Area under the concentration–time curve</w:t>
             </w:r>
           </w:p>
         </w:tc>
@@ -37060,7 +37396,7 @@
                 <w:sz w:val="20"/>
                 <w:szCs w:val="20"/>
               </w:rPr>
-              <w:t>AUC to infinity (AUC0–∞)</w:t>
+              <w:t>AUC % extrapolated</w:t>
             </w:r>
           </w:p>
         </w:tc>
@@ -37086,7 +37422,7 @@
                 <w:sz w:val="20"/>
                 <w:szCs w:val="20"/>
               </w:rPr>
-              <w:t>AUC to last point plus Clast/λz</w:t>
+              <w:t>The share of AUC to infinity that lies beyond the last measurable concentration</w:t>
             </w:r>
           </w:p>
         </w:tc>
@@ -37114,7 +37450,7 @@
                 <w:sz w:val="20"/>
                 <w:szCs w:val="20"/>
               </w:rPr>
-              <w:t>AUC to last point (AUC0–t)</w:t>
+              <w:t>AUC to infinity (AUC0–∞)</w:t>
             </w:r>
           </w:p>
         </w:tc>
@@ -37140,7 +37476,7 @@
                 <w:sz w:val="20"/>
                 <w:szCs w:val="20"/>
               </w:rPr>
-              <w:t>AUC from 0 to the last measurable concentration</w:t>
+              <w:t>AUC to last point plus Clast/λz</w:t>
             </w:r>
           </w:p>
         </w:tc>
@@ -37168,7 +37504,7 @@
                 <w:sz w:val="20"/>
                 <w:szCs w:val="20"/>
               </w:rPr>
-              <w:t>AUCτ</w:t>
+              <w:t>AUC to last point (AUC0–t)</w:t>
             </w:r>
           </w:p>
         </w:tc>
@@ -37194,7 +37530,7 @@
                 <w:sz w:val="20"/>
                 <w:szCs w:val="20"/>
               </w:rPr>
-              <w:t>AUC within the dosing interval (steady state)</w:t>
+              <w:t>AUC from 0 to the last measurable concentration</w:t>
             </w:r>
           </w:p>
         </w:tc>
@@ -37222,7 +37558,7 @@
                 <w:sz w:val="20"/>
                 <w:szCs w:val="20"/>
               </w:rPr>
-              <w:t>Audit trail</w:t>
+              <w:t>AUCτ</w:t>
             </w:r>
           </w:p>
         </w:tc>
@@ -37248,7 +37584,7 @@
                 <w:sz w:val="20"/>
                 <w:szCs w:val="20"/>
               </w:rPr>
-              <w:t>On a controlled installation: the record of who did what, when and on which data, kept on the server; entries cannot be changed through the app, and any change made otherwise shows</w:t>
+              <w:t>AUC within the dosing interval (steady state)</w:t>
             </w:r>
           </w:p>
         </w:tc>
@@ -37276,7 +37612,7 @@
                 <w:sz w:val="20"/>
                 <w:szCs w:val="20"/>
               </w:rPr>
-              <w:t>BLQ</w:t>
+              <w:t>Audit trail</w:t>
             </w:r>
           </w:p>
         </w:tc>
@@ -37302,7 +37638,7 @@
                 <w:sz w:val="20"/>
                 <w:szCs w:val="20"/>
               </w:rPr>
-              <w:t>Below the limit of quantification</w:t>
+              <w:t>On a controlled installation: the record of who did what, when and on which data, kept on the server; entries cannot be changed through the app, and any change made otherwise shows</w:t>
             </w:r>
           </w:p>
         </w:tc>
@@ -37330,7 +37666,7 @@
                 <w:sz w:val="20"/>
                 <w:szCs w:val="20"/>
               </w:rPr>
-              <w:t>Cavg</w:t>
+              <w:t>Baseline characteristic</w:t>
             </w:r>
           </w:p>
         </w:tc>
@@ -37356,7 +37692,7 @@
                 <w:sz w:val="20"/>
                 <w:szCs w:val="20"/>
               </w:rPr>
-              <w:t>Average concentration over the dosing interval at steady state: AUCτ / τ</w:t>
+              <w:t>A characteristic of a subject that is known before the first dose, such as age, weight or sex. Only baseline characteristics are suitable as covariates.</w:t>
             </w:r>
           </w:p>
         </w:tc>
@@ -37384,7 +37720,7 @@
                 <w:sz w:val="20"/>
                 <w:szCs w:val="20"/>
               </w:rPr>
-              <w:t>CL/F</w:t>
+              <w:t>BLQ</w:t>
             </w:r>
           </w:p>
         </w:tc>
@@ -37410,7 +37746,7 @@
                 <w:sz w:val="20"/>
                 <w:szCs w:val="20"/>
               </w:rPr>
-              <w:t>Apparent clearance: clearance divided by the bioavailability F</w:t>
+              <w:t>Below the limit of quantification</w:t>
             </w:r>
           </w:p>
         </w:tc>
@@ -37438,7 +37774,7 @@
                 <w:sz w:val="20"/>
                 <w:szCs w:val="20"/>
               </w:rPr>
-              <w:t>Cmax</w:t>
+              <w:t>Cavg</w:t>
             </w:r>
           </w:p>
         </w:tc>
@@ -37464,7 +37800,7 @@
                 <w:sz w:val="20"/>
                 <w:szCs w:val="20"/>
               </w:rPr>
-              <w:t>Maximum observed concentration</w:t>
+              <w:t>Average concentration over the dosing interval at steady state: AUCτ / τ</w:t>
             </w:r>
           </w:p>
         </w:tc>
@@ -37492,7 +37828,7 @@
                 <w:sz w:val="20"/>
                 <w:szCs w:val="20"/>
               </w:rPr>
-              <w:t>Cmin (steady state)</w:t>
+              <w:t>CL/F</w:t>
             </w:r>
           </w:p>
         </w:tc>
@@ -37518,7 +37854,7 @@
                 <w:sz w:val="20"/>
                 <w:szCs w:val="20"/>
               </w:rPr>
-              <w:t>Lowest observed concentration from 0 to τ, the pre-dose sample included</w:t>
+              <w:t>Apparent clearance: clearance divided by the bioavailability F</w:t>
             </w:r>
           </w:p>
         </w:tc>
@@ -37546,7 +37882,7 @@
                 <w:sz w:val="20"/>
                 <w:szCs w:val="20"/>
               </w:rPr>
-              <w:t>Controlled installation</w:t>
+              <w:t>Cmax</w:t>
             </w:r>
           </w:p>
         </w:tc>
@@ -37572,7 +37908,7 @@
                 <w:sz w:val="20"/>
                 <w:szCs w:val="20"/>
               </w:rPr>
-              <w:t>NCA Assistant on your organisation's server in controlled mode, with sign-in, audit trail, stored records and review signatures</w:t>
+              <w:t>Maximum observed concentration</w:t>
             </w:r>
           </w:p>
         </w:tc>
@@ -37600,7 +37936,7 @@
                 <w:sz w:val="20"/>
                 <w:szCs w:val="20"/>
               </w:rPr>
-              <w:t>Crossover</w:t>
+              <w:t>Cmin (steady state)</w:t>
             </w:r>
           </w:p>
         </w:tc>
@@ -37626,7 +37962,7 @@
                 <w:sz w:val="20"/>
                 <w:szCs w:val="20"/>
               </w:rPr>
-              <w:t>A design in which each subject receives the treatments in turn, in periods separated by a washout</w:t>
+              <w:t>Lowest observed concentration from 0 to τ, the pre-dose sample included</w:t>
             </w:r>
           </w:p>
         </w:tc>
@@ -37654,7 +37990,7 @@
                 <w:sz w:val="20"/>
                 <w:szCs w:val="20"/>
               </w:rPr>
-              <w:t>Cτ</w:t>
+              <w:t>Controlled installation</w:t>
             </w:r>
           </w:p>
         </w:tc>
@@ -37680,7 +38016,7 @@
                 <w:sz w:val="20"/>
                 <w:szCs w:val="20"/>
               </w:rPr>
-              <w:t>Concentration at the end of the dosing interval: the observed sample nearest to τ within the trough window</w:t>
+              <w:t>NCA Assistant on your organisation's server in controlled mode, with sign-in, audit trail, stored records and review signatures</w:t>
             </w:r>
           </w:p>
         </w:tc>
@@ -37708,7 +38044,7 @@
                 <w:sz w:val="20"/>
                 <w:szCs w:val="20"/>
               </w:rPr>
-              <w:t>CV%</w:t>
+              <w:t>Covariate</w:t>
             </w:r>
           </w:p>
         </w:tc>
@@ -37734,7 +38070,7 @@
                 <w:sz w:val="20"/>
                 <w:szCs w:val="20"/>
               </w:rPr>
-              <w:t>Coefficient of variation</w:t>
+              <w:t>A subject characteristic that may influence a PK parameter and is included in the model. NCA Assistant offers baseline covariates for parallel-group studies.</w:t>
             </w:r>
           </w:p>
         </w:tc>
@@ -37762,7 +38098,7 @@
                 <w:sz w:val="20"/>
                 <w:szCs w:val="20"/>
               </w:rPr>
-              <w:t>CVwR / CVwT</w:t>
+              <w:t>Criterion bound</w:t>
             </w:r>
           </w:p>
         </w:tc>
@@ -37788,7 +38124,7 @@
                 <w:sz w:val="20"/>
                 <w:szCs w:val="20"/>
               </w:rPr>
-              <w:t>Within-subject coefficient of variation of the Reference / Test</w:t>
+              <w:t>In RSABE, the 95% upper confidence bound of the scaled criterion. RSABE requires it to be at or below 0.</w:t>
             </w:r>
           </w:p>
         </w:tc>
@@ -37816,7 +38152,7 @@
                 <w:sz w:val="20"/>
                 <w:szCs w:val="20"/>
               </w:rPr>
-              <w:t>DDI</w:t>
+              <w:t>Crossover</w:t>
             </w:r>
           </w:p>
         </w:tc>
@@ -37842,7 +38178,7 @@
                 <w:sz w:val="20"/>
                 <w:szCs w:val="20"/>
               </w:rPr>
-              <w:t>Drug–drug interaction</w:t>
+              <w:t>A design in which each subject receives the treatments in turn, in periods separated by a washout</w:t>
             </w:r>
           </w:p>
         </w:tc>
@@ -37870,7 +38206,7 @@
                 <w:sz w:val="20"/>
                 <w:szCs w:val="20"/>
               </w:rPr>
-              <w:t>EMA Method A / B</w:t>
+              <w:t>Cτ</w:t>
             </w:r>
           </w:p>
         </w:tc>
@@ -37896,7 +38232,7 @@
                 <w:sz w:val="20"/>
                 <w:szCs w:val="20"/>
               </w:rPr>
-              <w:t>The fixed-effects (A) and mixed-effects (B) ANOVA of the EMA questions and answers on bioequivalence</w:t>
+              <w:t>Concentration at the end of the dosing interval: the observed sample nearest to τ within the trough window</w:t>
             </w:r>
           </w:p>
         </w:tc>
@@ -37924,6 +38260,222 @@
                 <w:sz w:val="20"/>
                 <w:szCs w:val="20"/>
               </w:rPr>
+              <w:t>CV%</w:t>
+            </w:r>
+          </w:p>
+        </w:tc>
+        <w:tc>
+          <w:tcPr>
+            <w:tcW w:w="4513" w:type="dxa"/>
+            <w:tcBorders>
+              <w:top w:val="single" w:sz="1" w:space="0" w:color="CCCCCC"/>
+              <w:left w:val="single" w:sz="1" w:space="0" w:color="CCCCCC"/>
+              <w:bottom w:val="single" w:sz="1" w:space="0" w:color="CCCCCC"/>
+              <w:right w:val="single" w:sz="1" w:space="0" w:color="CCCCCC"/>
+            </w:tcBorders>
+            <w:tcMar>
+              <w:top w:w="60" w:type="dxa"/>
+              <w:left w:w="100" w:type="dxa"/>
+              <w:bottom w:w="60" w:type="dxa"/>
+              <w:right w:w="100" w:type="dxa"/>
+            </w:tcMar>
+          </w:tcPr>
+          <w:p>
+            <w:r>
+              <w:rPr>
+                <w:sz w:val="20"/>
+                <w:szCs w:val="20"/>
+              </w:rPr>
+              <w:t>Coefficient of variation</w:t>
+            </w:r>
+          </w:p>
+        </w:tc>
+      </w:tr>
+      <w:tr>
+        <w:tc>
+          <w:tcPr>
+            <w:tcW w:w="4513" w:type="dxa"/>
+            <w:tcBorders>
+              <w:top w:val="single" w:sz="1" w:space="0" w:color="CCCCCC"/>
+              <w:left w:val="single" w:sz="1" w:space="0" w:color="CCCCCC"/>
+              <w:bottom w:val="single" w:sz="1" w:space="0" w:color="CCCCCC"/>
+              <w:right w:val="single" w:sz="1" w:space="0" w:color="CCCCCC"/>
+            </w:tcBorders>
+            <w:tcMar>
+              <w:top w:w="60" w:type="dxa"/>
+              <w:left w:w="100" w:type="dxa"/>
+              <w:bottom w:w="60" w:type="dxa"/>
+              <w:right w:w="100" w:type="dxa"/>
+            </w:tcMar>
+          </w:tcPr>
+          <w:p>
+            <w:r>
+              <w:rPr>
+                <w:sz w:val="20"/>
+                <w:szCs w:val="20"/>
+              </w:rPr>
+              <w:t>CVwR / CVwT</w:t>
+            </w:r>
+          </w:p>
+        </w:tc>
+        <w:tc>
+          <w:tcPr>
+            <w:tcW w:w="4513" w:type="dxa"/>
+            <w:tcBorders>
+              <w:top w:val="single" w:sz="1" w:space="0" w:color="CCCCCC"/>
+              <w:left w:val="single" w:sz="1" w:space="0" w:color="CCCCCC"/>
+              <w:bottom w:val="single" w:sz="1" w:space="0" w:color="CCCCCC"/>
+              <w:right w:val="single" w:sz="1" w:space="0" w:color="CCCCCC"/>
+            </w:tcBorders>
+            <w:tcMar>
+              <w:top w:w="60" w:type="dxa"/>
+              <w:left w:w="100" w:type="dxa"/>
+              <w:bottom w:w="60" w:type="dxa"/>
+              <w:right w:w="100" w:type="dxa"/>
+            </w:tcMar>
+          </w:tcPr>
+          <w:p>
+            <w:r>
+              <w:rPr>
+                <w:sz w:val="20"/>
+                <w:szCs w:val="20"/>
+              </w:rPr>
+              <w:t>Within-subject coefficient of variation of the Reference / Test</w:t>
+            </w:r>
+          </w:p>
+        </w:tc>
+      </w:tr>
+      <w:tr>
+        <w:tc>
+          <w:tcPr>
+            <w:tcW w:w="4513" w:type="dxa"/>
+            <w:tcBorders>
+              <w:top w:val="single" w:sz="1" w:space="0" w:color="CCCCCC"/>
+              <w:left w:val="single" w:sz="1" w:space="0" w:color="CCCCCC"/>
+              <w:bottom w:val="single" w:sz="1" w:space="0" w:color="CCCCCC"/>
+              <w:right w:val="single" w:sz="1" w:space="0" w:color="CCCCCC"/>
+            </w:tcBorders>
+            <w:tcMar>
+              <w:top w:w="60" w:type="dxa"/>
+              <w:left w:w="100" w:type="dxa"/>
+              <w:bottom w:w="60" w:type="dxa"/>
+              <w:right w:w="100" w:type="dxa"/>
+            </w:tcMar>
+          </w:tcPr>
+          <w:p>
+            <w:r>
+              <w:rPr>
+                <w:sz w:val="20"/>
+                <w:szCs w:val="20"/>
+              </w:rPr>
+              <w:t>DDI</w:t>
+            </w:r>
+          </w:p>
+        </w:tc>
+        <w:tc>
+          <w:tcPr>
+            <w:tcW w:w="4513" w:type="dxa"/>
+            <w:tcBorders>
+              <w:top w:val="single" w:sz="1" w:space="0" w:color="CCCCCC"/>
+              <w:left w:val="single" w:sz="1" w:space="0" w:color="CCCCCC"/>
+              <w:bottom w:val="single" w:sz="1" w:space="0" w:color="CCCCCC"/>
+              <w:right w:val="single" w:sz="1" w:space="0" w:color="CCCCCC"/>
+            </w:tcBorders>
+            <w:tcMar>
+              <w:top w:w="60" w:type="dxa"/>
+              <w:left w:w="100" w:type="dxa"/>
+              <w:bottom w:w="60" w:type="dxa"/>
+              <w:right w:w="100" w:type="dxa"/>
+            </w:tcMar>
+          </w:tcPr>
+          <w:p>
+            <w:r>
+              <w:rPr>
+                <w:sz w:val="20"/>
+                <w:szCs w:val="20"/>
+              </w:rPr>
+              <w:t>Drug–drug interaction</w:t>
+            </w:r>
+          </w:p>
+        </w:tc>
+      </w:tr>
+      <w:tr>
+        <w:tc>
+          <w:tcPr>
+            <w:tcW w:w="4513" w:type="dxa"/>
+            <w:tcBorders>
+              <w:top w:val="single" w:sz="1" w:space="0" w:color="CCCCCC"/>
+              <w:left w:val="single" w:sz="1" w:space="0" w:color="CCCCCC"/>
+              <w:bottom w:val="single" w:sz="1" w:space="0" w:color="CCCCCC"/>
+              <w:right w:val="single" w:sz="1" w:space="0" w:color="CCCCCC"/>
+            </w:tcBorders>
+            <w:tcMar>
+              <w:top w:w="60" w:type="dxa"/>
+              <w:left w:w="100" w:type="dxa"/>
+              <w:bottom w:w="60" w:type="dxa"/>
+              <w:right w:w="100" w:type="dxa"/>
+            </w:tcMar>
+          </w:tcPr>
+          <w:p>
+            <w:r>
+              <w:rPr>
+                <w:sz w:val="20"/>
+                <w:szCs w:val="20"/>
+              </w:rPr>
+              <w:t>EMA Method A / B</w:t>
+            </w:r>
+          </w:p>
+        </w:tc>
+        <w:tc>
+          <w:tcPr>
+            <w:tcW w:w="4513" w:type="dxa"/>
+            <w:tcBorders>
+              <w:top w:val="single" w:sz="1" w:space="0" w:color="CCCCCC"/>
+              <w:left w:val="single" w:sz="1" w:space="0" w:color="CCCCCC"/>
+              <w:bottom w:val="single" w:sz="1" w:space="0" w:color="CCCCCC"/>
+              <w:right w:val="single" w:sz="1" w:space="0" w:color="CCCCCC"/>
+            </w:tcBorders>
+            <w:tcMar>
+              <w:top w:w="60" w:type="dxa"/>
+              <w:left w:w="100" w:type="dxa"/>
+              <w:bottom w:w="60" w:type="dxa"/>
+              <w:right w:w="100" w:type="dxa"/>
+            </w:tcMar>
+          </w:tcPr>
+          <w:p>
+            <w:r>
+              <w:rPr>
+                <w:sz w:val="20"/>
+                <w:szCs w:val="20"/>
+              </w:rPr>
+              <w:t>The fixed-effects (A) and mixed-effects (B) ANOVA of the EMA questions and answers on bioequivalence</w:t>
+            </w:r>
+          </w:p>
+        </w:tc>
+      </w:tr>
+      <w:tr>
+        <w:tc>
+          <w:tcPr>
+            <w:tcW w:w="4513" w:type="dxa"/>
+            <w:tcBorders>
+              <w:top w:val="single" w:sz="1" w:space="0" w:color="CCCCCC"/>
+              <w:left w:val="single" w:sz="1" w:space="0" w:color="CCCCCC"/>
+              <w:bottom w:val="single" w:sz="1" w:space="0" w:color="CCCCCC"/>
+              <w:right w:val="single" w:sz="1" w:space="0" w:color="CCCCCC"/>
+            </w:tcBorders>
+            <w:tcMar>
+              <w:top w:w="60" w:type="dxa"/>
+              <w:left w:w="100" w:type="dxa"/>
+              <w:bottom w:w="60" w:type="dxa"/>
+              <w:right w:w="100" w:type="dxa"/>
+            </w:tcMar>
+          </w:tcPr>
+          <w:p>
+            <w:r>
+              <w:rPr>
+                <w:sz w:val="20"/>
+                <w:szCs w:val="20"/>
+              </w:rPr>
               <w:t>Exclusion register</w:t>
             </w:r>
           </w:p>
@@ -38635,7 +39187,7 @@
                 <w:sz w:val="20"/>
                 <w:szCs w:val="20"/>
               </w:rPr>
-              <w:t>IQ / OQ / PQ</w:t>
+              <w:t>Intra-subject contrast</w:t>
             </w:r>
           </w:p>
         </w:tc>
@@ -38661,7 +39213,7 @@
                 <w:sz w:val="20"/>
                 <w:szCs w:val="20"/>
               </w:rPr>
-              <w:t>Installation, operational and performance qualification: the tests that show a system is installed correctly, works as specified, and does what your own use needs</w:t>
+              <w:t>In the FDA RSABE method, a difference of log values within one subject: the Test mean minus the Reference mean (I), and the first minus the second Reference administration (D).</w:t>
             </w:r>
           </w:p>
         </w:tc>
@@ -38689,7 +39241,7 @@
                 <w:sz w:val="20"/>
                 <w:szCs w:val="20"/>
               </w:rPr>
-              <w:t>λz</w:t>
+              <w:t>IQ / OQ / PQ</w:t>
             </w:r>
           </w:p>
         </w:tc>
@@ -38715,7 +39267,7 @@
                 <w:sz w:val="20"/>
                 <w:szCs w:val="20"/>
               </w:rPr>
-              <w:t>Terminal elimination rate constant</w:t>
+              <w:t>Installation, operational and performance qualification: the tests that show a system is installed correctly, works as specified, and does what your own use needs</w:t>
             </w:r>
           </w:p>
         </w:tc>
@@ -38743,7 +39295,7 @@
                 <w:sz w:val="20"/>
                 <w:szCs w:val="20"/>
               </w:rPr>
-              <w:t>LLOQ</w:t>
+              <w:t>Point estimate constraint</w:t>
             </w:r>
           </w:p>
         </w:tc>
@@ -38769,7 +39321,7 @@
                 <w:sz w:val="20"/>
                 <w:szCs w:val="20"/>
               </w:rPr>
-              <w:t>Lower limit of quantification</w:t>
+              <w:t>The requirement, for widened or scaled limits, that the point estimate also lies within 80.00–125.00%.</w:t>
             </w:r>
           </w:p>
         </w:tc>
@@ -38797,7 +39349,7 @@
                 <w:sz w:val="20"/>
                 <w:szCs w:val="20"/>
               </w:rPr>
-              <w:t>MRT</w:t>
+              <w:t>Route</w:t>
             </w:r>
           </w:p>
         </w:tc>
@@ -38823,7 +39375,7 @@
                 <w:sz w:val="20"/>
                 <w:szCs w:val="20"/>
               </w:rPr>
-              <w:t>Mean residence time</w:t>
+              <w:t>In a scaled run, Scaled when the method scaled the limits for that metric, and Standard when the ordinary 80.00–125.00% test applied (for example sWR below 0.294, or AUC under ABEL).</w:t>
             </w:r>
           </w:p>
         </w:tc>
@@ -38851,7 +39403,7 @@
                 <w:sz w:val="20"/>
                 <w:szCs w:val="20"/>
               </w:rPr>
-              <w:t>MSE</w:t>
+              <w:t>Scaled limit</w:t>
             </w:r>
           </w:p>
         </w:tc>
@@ -38877,7 +39429,7 @@
                 <w:sz w:val="20"/>
                 <w:szCs w:val="20"/>
               </w:rPr>
-              <w:t>Mean squared error: the residual variance of the ANOVA model</w:t>
+              <w:t>The acceptance limits implied by the variability of the Reference: exp(±0.760·sWR) for ABEL, exp(±ln 1.25·sWR/0.25) for RSABE.</w:t>
             </w:r>
           </w:p>
         </w:tc>
@@ -38905,7 +39457,7 @@
                 <w:sz w:val="20"/>
                 <w:szCs w:val="20"/>
               </w:rPr>
-              <w:t>NCA</w:t>
+              <w:t>Standardized difference</w:t>
             </w:r>
           </w:p>
         </w:tc>
@@ -38931,7 +39483,7 @@
                 <w:sz w:val="20"/>
                 <w:szCs w:val="20"/>
               </w:rPr>
-              <w:t>Non-compartmental analysis</w:t>
+              <w:t>A measure of imbalance between groups on a baseline characteristic: the difference in means divided by the pooled SD (for a category, the difference in proportions divided by the pooled SD). It describes the groups and is not a test.</w:t>
             </w:r>
           </w:p>
         </w:tc>
@@ -38959,7 +39511,7 @@
                 <w:sz w:val="20"/>
                 <w:szCs w:val="20"/>
               </w:rPr>
-              <w:t>NTID</w:t>
+              <w:t>Switch</w:t>
             </w:r>
           </w:p>
         </w:tc>
@@ -38985,7 +39537,7 @@
                 <w:sz w:val="20"/>
                 <w:szCs w:val="20"/>
               </w:rPr>
-              <w:t>Narrow therapeutic index drug</w:t>
+              <w:t>The value of sWR at which RSABE starts to scale, 0.294 (about CVwR 30%). Below it the ordinary test applies.</w:t>
             </w:r>
           </w:p>
         </w:tc>
@@ -39013,7 +39565,7 @@
                 <w:sz w:val="20"/>
                 <w:szCs w:val="20"/>
               </w:rPr>
-              <w:t>Open mode</w:t>
+              <w:t>sWR</w:t>
             </w:r>
           </w:p>
         </w:tc>
@@ -39039,7 +39591,7 @@
                 <w:sz w:val="20"/>
                 <w:szCs w:val="20"/>
               </w:rPr>
-              <w:t>The app without controlled mode: no sign-in, audit trail or electronic signatures</w:t>
+              <w:t>The within-subject standard deviation of the Reference on the log scale. The EMA model and the FDA contrasts estimate it differently, so the table says which one it shows.</w:t>
             </w:r>
           </w:p>
         </w:tc>
@@ -39067,7 +39619,7 @@
                 <w:sz w:val="20"/>
                 <w:szCs w:val="20"/>
               </w:rPr>
-              <w:t>Owen's Q</w:t>
+              <w:t>λz</w:t>
             </w:r>
           </w:p>
         </w:tc>
@@ -39093,7 +39645,7 @@
                 <w:sz w:val="20"/>
                 <w:szCs w:val="20"/>
               </w:rPr>
-              <w:t>The function PowerTOST uses for exact power of the two one-sided tests</w:t>
+              <w:t>Terminal elimination rate constant</w:t>
             </w:r>
           </w:p>
         </w:tc>
@@ -39121,6 +39673,384 @@
                 <w:sz w:val="20"/>
                 <w:szCs w:val="20"/>
               </w:rPr>
+              <w:t>LLOQ</w:t>
+            </w:r>
+          </w:p>
+        </w:tc>
+        <w:tc>
+          <w:tcPr>
+            <w:tcW w:w="4513" w:type="dxa"/>
+            <w:tcBorders>
+              <w:top w:val="single" w:sz="1" w:space="0" w:color="CCCCCC"/>
+              <w:left w:val="single" w:sz="1" w:space="0" w:color="CCCCCC"/>
+              <w:bottom w:val="single" w:sz="1" w:space="0" w:color="CCCCCC"/>
+              <w:right w:val="single" w:sz="1" w:space="0" w:color="CCCCCC"/>
+            </w:tcBorders>
+            <w:tcMar>
+              <w:top w:w="60" w:type="dxa"/>
+              <w:left w:w="100" w:type="dxa"/>
+              <w:bottom w:w="60" w:type="dxa"/>
+              <w:right w:w="100" w:type="dxa"/>
+            </w:tcMar>
+          </w:tcPr>
+          <w:p>
+            <w:r>
+              <w:rPr>
+                <w:sz w:val="20"/>
+                <w:szCs w:val="20"/>
+              </w:rPr>
+              <w:t>Lower limit of quantification</w:t>
+            </w:r>
+          </w:p>
+        </w:tc>
+      </w:tr>
+      <w:tr>
+        <w:tc>
+          <w:tcPr>
+            <w:tcW w:w="4513" w:type="dxa"/>
+            <w:tcBorders>
+              <w:top w:val="single" w:sz="1" w:space="0" w:color="CCCCCC"/>
+              <w:left w:val="single" w:sz="1" w:space="0" w:color="CCCCCC"/>
+              <w:bottom w:val="single" w:sz="1" w:space="0" w:color="CCCCCC"/>
+              <w:right w:val="single" w:sz="1" w:space="0" w:color="CCCCCC"/>
+            </w:tcBorders>
+            <w:tcMar>
+              <w:top w:w="60" w:type="dxa"/>
+              <w:left w:w="100" w:type="dxa"/>
+              <w:bottom w:w="60" w:type="dxa"/>
+              <w:right w:w="100" w:type="dxa"/>
+            </w:tcMar>
+          </w:tcPr>
+          <w:p>
+            <w:r>
+              <w:rPr>
+                <w:sz w:val="20"/>
+                <w:szCs w:val="20"/>
+              </w:rPr>
+              <w:t>MRT</w:t>
+            </w:r>
+          </w:p>
+        </w:tc>
+        <w:tc>
+          <w:tcPr>
+            <w:tcW w:w="4513" w:type="dxa"/>
+            <w:tcBorders>
+              <w:top w:val="single" w:sz="1" w:space="0" w:color="CCCCCC"/>
+              <w:left w:val="single" w:sz="1" w:space="0" w:color="CCCCCC"/>
+              <w:bottom w:val="single" w:sz="1" w:space="0" w:color="CCCCCC"/>
+              <w:right w:val="single" w:sz="1" w:space="0" w:color="CCCCCC"/>
+            </w:tcBorders>
+            <w:tcMar>
+              <w:top w:w="60" w:type="dxa"/>
+              <w:left w:w="100" w:type="dxa"/>
+              <w:bottom w:w="60" w:type="dxa"/>
+              <w:right w:w="100" w:type="dxa"/>
+            </w:tcMar>
+          </w:tcPr>
+          <w:p>
+            <w:r>
+              <w:rPr>
+                <w:sz w:val="20"/>
+                <w:szCs w:val="20"/>
+              </w:rPr>
+              <w:t>Mean residence time</w:t>
+            </w:r>
+          </w:p>
+        </w:tc>
+      </w:tr>
+      <w:tr>
+        <w:tc>
+          <w:tcPr>
+            <w:tcW w:w="4513" w:type="dxa"/>
+            <w:tcBorders>
+              <w:top w:val="single" w:sz="1" w:space="0" w:color="CCCCCC"/>
+              <w:left w:val="single" w:sz="1" w:space="0" w:color="CCCCCC"/>
+              <w:bottom w:val="single" w:sz="1" w:space="0" w:color="CCCCCC"/>
+              <w:right w:val="single" w:sz="1" w:space="0" w:color="CCCCCC"/>
+            </w:tcBorders>
+            <w:tcMar>
+              <w:top w:w="60" w:type="dxa"/>
+              <w:left w:w="100" w:type="dxa"/>
+              <w:bottom w:w="60" w:type="dxa"/>
+              <w:right w:w="100" w:type="dxa"/>
+            </w:tcMar>
+          </w:tcPr>
+          <w:p>
+            <w:r>
+              <w:rPr>
+                <w:sz w:val="20"/>
+                <w:szCs w:val="20"/>
+              </w:rPr>
+              <w:t>MSE</w:t>
+            </w:r>
+          </w:p>
+        </w:tc>
+        <w:tc>
+          <w:tcPr>
+            <w:tcW w:w="4513" w:type="dxa"/>
+            <w:tcBorders>
+              <w:top w:val="single" w:sz="1" w:space="0" w:color="CCCCCC"/>
+              <w:left w:val="single" w:sz="1" w:space="0" w:color="CCCCCC"/>
+              <w:bottom w:val="single" w:sz="1" w:space="0" w:color="CCCCCC"/>
+              <w:right w:val="single" w:sz="1" w:space="0" w:color="CCCCCC"/>
+            </w:tcBorders>
+            <w:tcMar>
+              <w:top w:w="60" w:type="dxa"/>
+              <w:left w:w="100" w:type="dxa"/>
+              <w:bottom w:w="60" w:type="dxa"/>
+              <w:right w:w="100" w:type="dxa"/>
+            </w:tcMar>
+          </w:tcPr>
+          <w:p>
+            <w:r>
+              <w:rPr>
+                <w:sz w:val="20"/>
+                <w:szCs w:val="20"/>
+              </w:rPr>
+              <w:t>Mean squared error: the residual variance of the ANOVA model</w:t>
+            </w:r>
+          </w:p>
+        </w:tc>
+      </w:tr>
+      <w:tr>
+        <w:tc>
+          <w:tcPr>
+            <w:tcW w:w="4513" w:type="dxa"/>
+            <w:tcBorders>
+              <w:top w:val="single" w:sz="1" w:space="0" w:color="CCCCCC"/>
+              <w:left w:val="single" w:sz="1" w:space="0" w:color="CCCCCC"/>
+              <w:bottom w:val="single" w:sz="1" w:space="0" w:color="CCCCCC"/>
+              <w:right w:val="single" w:sz="1" w:space="0" w:color="CCCCCC"/>
+            </w:tcBorders>
+            <w:tcMar>
+              <w:top w:w="60" w:type="dxa"/>
+              <w:left w:w="100" w:type="dxa"/>
+              <w:bottom w:w="60" w:type="dxa"/>
+              <w:right w:w="100" w:type="dxa"/>
+            </w:tcMar>
+          </w:tcPr>
+          <w:p>
+            <w:r>
+              <w:rPr>
+                <w:sz w:val="20"/>
+                <w:szCs w:val="20"/>
+              </w:rPr>
+              <w:t>NCA</w:t>
+            </w:r>
+          </w:p>
+        </w:tc>
+        <w:tc>
+          <w:tcPr>
+            <w:tcW w:w="4513" w:type="dxa"/>
+            <w:tcBorders>
+              <w:top w:val="single" w:sz="1" w:space="0" w:color="CCCCCC"/>
+              <w:left w:val="single" w:sz="1" w:space="0" w:color="CCCCCC"/>
+              <w:bottom w:val="single" w:sz="1" w:space="0" w:color="CCCCCC"/>
+              <w:right w:val="single" w:sz="1" w:space="0" w:color="CCCCCC"/>
+            </w:tcBorders>
+            <w:tcMar>
+              <w:top w:w="60" w:type="dxa"/>
+              <w:left w:w="100" w:type="dxa"/>
+              <w:bottom w:w="60" w:type="dxa"/>
+              <w:right w:w="100" w:type="dxa"/>
+            </w:tcMar>
+          </w:tcPr>
+          <w:p>
+            <w:r>
+              <w:rPr>
+                <w:sz w:val="20"/>
+                <w:szCs w:val="20"/>
+              </w:rPr>
+              <w:t>Non-compartmental analysis</w:t>
+            </w:r>
+          </w:p>
+        </w:tc>
+      </w:tr>
+      <w:tr>
+        <w:tc>
+          <w:tcPr>
+            <w:tcW w:w="4513" w:type="dxa"/>
+            <w:tcBorders>
+              <w:top w:val="single" w:sz="1" w:space="0" w:color="CCCCCC"/>
+              <w:left w:val="single" w:sz="1" w:space="0" w:color="CCCCCC"/>
+              <w:bottom w:val="single" w:sz="1" w:space="0" w:color="CCCCCC"/>
+              <w:right w:val="single" w:sz="1" w:space="0" w:color="CCCCCC"/>
+            </w:tcBorders>
+            <w:tcMar>
+              <w:top w:w="60" w:type="dxa"/>
+              <w:left w:w="100" w:type="dxa"/>
+              <w:bottom w:w="60" w:type="dxa"/>
+              <w:right w:w="100" w:type="dxa"/>
+            </w:tcMar>
+          </w:tcPr>
+          <w:p>
+            <w:r>
+              <w:rPr>
+                <w:sz w:val="20"/>
+                <w:szCs w:val="20"/>
+              </w:rPr>
+              <w:t>NTID</w:t>
+            </w:r>
+          </w:p>
+        </w:tc>
+        <w:tc>
+          <w:tcPr>
+            <w:tcW w:w="4513" w:type="dxa"/>
+            <w:tcBorders>
+              <w:top w:val="single" w:sz="1" w:space="0" w:color="CCCCCC"/>
+              <w:left w:val="single" w:sz="1" w:space="0" w:color="CCCCCC"/>
+              <w:bottom w:val="single" w:sz="1" w:space="0" w:color="CCCCCC"/>
+              <w:right w:val="single" w:sz="1" w:space="0" w:color="CCCCCC"/>
+            </w:tcBorders>
+            <w:tcMar>
+              <w:top w:w="60" w:type="dxa"/>
+              <w:left w:w="100" w:type="dxa"/>
+              <w:bottom w:w="60" w:type="dxa"/>
+              <w:right w:w="100" w:type="dxa"/>
+            </w:tcMar>
+          </w:tcPr>
+          <w:p>
+            <w:r>
+              <w:rPr>
+                <w:sz w:val="20"/>
+                <w:szCs w:val="20"/>
+              </w:rPr>
+              <w:t>Narrow therapeutic index drug</w:t>
+            </w:r>
+          </w:p>
+        </w:tc>
+      </w:tr>
+      <w:tr>
+        <w:tc>
+          <w:tcPr>
+            <w:tcW w:w="4513" w:type="dxa"/>
+            <w:tcBorders>
+              <w:top w:val="single" w:sz="1" w:space="0" w:color="CCCCCC"/>
+              <w:left w:val="single" w:sz="1" w:space="0" w:color="CCCCCC"/>
+              <w:bottom w:val="single" w:sz="1" w:space="0" w:color="CCCCCC"/>
+              <w:right w:val="single" w:sz="1" w:space="0" w:color="CCCCCC"/>
+            </w:tcBorders>
+            <w:tcMar>
+              <w:top w:w="60" w:type="dxa"/>
+              <w:left w:w="100" w:type="dxa"/>
+              <w:bottom w:w="60" w:type="dxa"/>
+              <w:right w:w="100" w:type="dxa"/>
+            </w:tcMar>
+          </w:tcPr>
+          <w:p>
+            <w:r>
+              <w:rPr>
+                <w:sz w:val="20"/>
+                <w:szCs w:val="20"/>
+              </w:rPr>
+              <w:t>Open mode</w:t>
+            </w:r>
+          </w:p>
+        </w:tc>
+        <w:tc>
+          <w:tcPr>
+            <w:tcW w:w="4513" w:type="dxa"/>
+            <w:tcBorders>
+              <w:top w:val="single" w:sz="1" w:space="0" w:color="CCCCCC"/>
+              <w:left w:val="single" w:sz="1" w:space="0" w:color="CCCCCC"/>
+              <w:bottom w:val="single" w:sz="1" w:space="0" w:color="CCCCCC"/>
+              <w:right w:val="single" w:sz="1" w:space="0" w:color="CCCCCC"/>
+            </w:tcBorders>
+            <w:tcMar>
+              <w:top w:w="60" w:type="dxa"/>
+              <w:left w:w="100" w:type="dxa"/>
+              <w:bottom w:w="60" w:type="dxa"/>
+              <w:right w:w="100" w:type="dxa"/>
+            </w:tcMar>
+          </w:tcPr>
+          <w:p>
+            <w:r>
+              <w:rPr>
+                <w:sz w:val="20"/>
+                <w:szCs w:val="20"/>
+              </w:rPr>
+              <w:t>The app without controlled mode: no sign-in, audit trail or electronic signatures</w:t>
+            </w:r>
+          </w:p>
+        </w:tc>
+      </w:tr>
+      <w:tr>
+        <w:tc>
+          <w:tcPr>
+            <w:tcW w:w="4513" w:type="dxa"/>
+            <w:tcBorders>
+              <w:top w:val="single" w:sz="1" w:space="0" w:color="CCCCCC"/>
+              <w:left w:val="single" w:sz="1" w:space="0" w:color="CCCCCC"/>
+              <w:bottom w:val="single" w:sz="1" w:space="0" w:color="CCCCCC"/>
+              <w:right w:val="single" w:sz="1" w:space="0" w:color="CCCCCC"/>
+            </w:tcBorders>
+            <w:tcMar>
+              <w:top w:w="60" w:type="dxa"/>
+              <w:left w:w="100" w:type="dxa"/>
+              <w:bottom w:w="60" w:type="dxa"/>
+              <w:right w:w="100" w:type="dxa"/>
+            </w:tcMar>
+          </w:tcPr>
+          <w:p>
+            <w:r>
+              <w:rPr>
+                <w:sz w:val="20"/>
+                <w:szCs w:val="20"/>
+              </w:rPr>
+              <w:t>Owen's Q</w:t>
+            </w:r>
+          </w:p>
+        </w:tc>
+        <w:tc>
+          <w:tcPr>
+            <w:tcW w:w="4513" w:type="dxa"/>
+            <w:tcBorders>
+              <w:top w:val="single" w:sz="1" w:space="0" w:color="CCCCCC"/>
+              <w:left w:val="single" w:sz="1" w:space="0" w:color="CCCCCC"/>
+              <w:bottom w:val="single" w:sz="1" w:space="0" w:color="CCCCCC"/>
+              <w:right w:val="single" w:sz="1" w:space="0" w:color="CCCCCC"/>
+            </w:tcBorders>
+            <w:tcMar>
+              <w:top w:w="60" w:type="dxa"/>
+              <w:left w:w="100" w:type="dxa"/>
+              <w:bottom w:w="60" w:type="dxa"/>
+              <w:right w:w="100" w:type="dxa"/>
+            </w:tcMar>
+          </w:tcPr>
+          <w:p>
+            <w:r>
+              <w:rPr>
+                <w:sz w:val="20"/>
+                <w:szCs w:val="20"/>
+              </w:rPr>
+              <w:t>The function PowerTOST uses for exact power of the two one-sided tests</w:t>
+            </w:r>
+          </w:p>
+        </w:tc>
+      </w:tr>
+      <w:tr>
+        <w:tc>
+          <w:tcPr>
+            <w:tcW w:w="4513" w:type="dxa"/>
+            <w:tcBorders>
+              <w:top w:val="single" w:sz="1" w:space="0" w:color="CCCCCC"/>
+              <w:left w:val="single" w:sz="1" w:space="0" w:color="CCCCCC"/>
+              <w:bottom w:val="single" w:sz="1" w:space="0" w:color="CCCCCC"/>
+              <w:right w:val="single" w:sz="1" w:space="0" w:color="CCCCCC"/>
+            </w:tcBorders>
+            <w:tcMar>
+              <w:top w:w="60" w:type="dxa"/>
+              <w:left w:w="100" w:type="dxa"/>
+              <w:bottom w:w="60" w:type="dxa"/>
+              <w:right w:w="100" w:type="dxa"/>
+            </w:tcMar>
+          </w:tcPr>
+          <w:p>
+            <w:r>
+              <w:rPr>
+                <w:sz w:val="20"/>
+                <w:szCs w:val="20"/>
+              </w:rPr>
               <w:lastRenderedPageBreak/>
               <w:t>Partial AUC</w:t>
             </w:r>
@@ -39634,7 +40564,7 @@
                 <w:sz w:val="20"/>
                 <w:szCs w:val="20"/>
               </w:rPr>
-              <w:t>Reference-scaled average bioequivalence (FDA, for highly variable drugs)</w:t>
+              <w:t>Reference-scaled average bioequivalence (FDA, for highly variable drugs): when the within-subject SD of the Reference (sWR) is 0.294 or higher, the criterion scales with sWR, and the point estimate must also lie within 80.00–125.00%. Chosen under Acceptance approach in 2×3×3 and 2×2×4 designs.</w:t>
             </w:r>
           </w:p>
         </w:tc>
@@ -41328,6 +42258,46 @@
         <w:spacing w:after="120" w:line="276" w:lineRule="auto"/>
       </w:pPr>
       <w:r>
+        <w:t>Route says Standard although I chose RSABE: for that metric sWR is below 0.294, so nothing is scaled and the ordinary test against 80.00–125.00% applies. This is not an error. Under ABEL the same happens for AUC, which the EMA never widens, and for Cmax when CVwR is 30% or lower.</w:t>
+      </w:r>
+    </w:p>
+    <w:p>
+      <w:pPr>
+        <w:spacing w:after="120" w:line="276" w:lineRule="auto"/>
+      </w:pPr>
+      <w:r>
+        <w:t>Warning about fewer than 24 subjects: the FDA recommends at least 24 evaluable subjects for RSABE. The app computes the result anyway; discuss the sample size.</w:t>
+      </w:r>
+    </w:p>
+    <w:p>
+      <w:pPr>
+        <w:spacing w:after="120" w:line="276" w:lineRule="auto"/>
+      </w:pPr>
+      <w:r>
+        <w:t>Subjects left out of the RSABE contrasts: a subject who lacks a value in one or more periods cannot form the two contrasts. The number of subjects used is in the downloads (the Subjects columns and the sheet BE_Scaled).</w:t>
+      </w:r>
+    </w:p>
+    <w:p>
+      <w:pPr>
+        <w:spacing w:after="120" w:line="276" w:lineRule="auto"/>
+      </w:pPr>
+      <w:r>
+        <w:t>The run stopped with a covariate message: the message names the column and the subjects. The usual causes are a missing value, text such as “72 kg” or a decimal comma, two values for one subject and a constant column. Fix the file and upload it again, or remove the covariate.</w:t>
+      </w:r>
+    </w:p>
+    <w:p>
+      <w:pPr>
+        <w:spacing w:after="120" w:line="276" w:lineRule="auto"/>
+      </w:pPr>
+      <w:r>
+        <w:t>My approach was cleared: changing any setting clears the results. The approach stays selected unless the design no longer offers it.</w:t>
+      </w:r>
+    </w:p>
+    <w:p>
+      <w:pPr>
+        <w:spacing w:after="120" w:line="276" w:lineRule="auto"/>
+      </w:pPr>
+      <w:r>
         <w:rPr>
           <w:b/>
         </w:rPr>
@@ -42780,6 +43750,14 @@
         <w:spacing w:after="120" w:line="276" w:lineRule="auto"/>
       </w:pPr>
       <w:r>
+        <w:t>Davit BM, Chen ML, Conner DP, et al. Implementation of a reference-scaled average bioequivalence approach for highly variable generic drug products by the US Food and Drug Administration. AAPS J. 2012;14(4):915–924. doi:10.1208/s12248-012-9406-x.</w:t>
+      </w:r>
+    </w:p>
+    <w:p>
+      <w:pPr>
+        <w:spacing w:after="120" w:line="276" w:lineRule="auto"/>
+      </w:pPr>
+      <w:r>
         <w:t>European Medicines Agency. Guideline on the investigation of bioequivalence. CPMP/EWP/QWP/1401/98 Rev. 1, 2010.</w:t>
       </w:r>
     </w:p>
@@ -42804,6 +43782,22 @@
         <w:spacing w:after="120" w:line="276" w:lineRule="auto"/>
       </w:pPr>
       <w:r>
+        <w:t>Fuglsang A, Schütz H, Labes D. Reference datasets for bioequivalence trials in a two-group parallel design. AAPS J. 2015;17(2):400–404. doi:10.1208/s12248-014-9704-6.</w:t>
+      </w:r>
+    </w:p>
+    <w:p>
+      <w:pPr>
+        <w:spacing w:after="120" w:line="276" w:lineRule="auto"/>
+      </w:pPr>
+      <w:r>
+        <w:t>Food and Drug Administration. Statistical Approaches to Establishing Bioequivalence. Guidance for industry, May 2026 (Appendix G: reference-scaled average bioequivalence).</w:t>
+      </w:r>
+    </w:p>
+    <w:p>
+      <w:pPr>
+        <w:spacing w:after="120" w:line="276" w:lineRule="auto"/>
+      </w:pPr>
+      <w:r>
         <w:t xml:space="preserve">Hopefl R, et al. A 2024 update on US FDA implementation of partial area under the curve into bioavailability and bioequivalence assessments. </w:t>
       </w:r>
       <w:r>
@@ -42814,6 +43808,14 @@
       </w:r>
       <w:r>
         <w:t>. 2025;117:1185–1193.</w:t>
+      </w:r>
+    </w:p>
+    <w:p>
+      <w:pPr>
+        <w:spacing w:after="120" w:line="276" w:lineRule="auto"/>
+      </w:pPr>
+      <w:r>
+        <w:t>Howe WG. Approximate confidence limits on the mean of X+Y where X and Y are two tabled independent random variables. J Am Stat Assoc. 1974;69:789–794.</w:t>
       </w:r>
     </w:p>
     <w:p>
@@ -42948,6 +43950,22 @@
       </w:r>
       <w:r>
         <w:t>. 2000;17(10):1278–1283.</w:t>
+      </w:r>
+    </w:p>
+    <w:p>
+      <w:pPr>
+        <w:spacing w:after="120" w:line="276" w:lineRule="auto"/>
+      </w:pPr>
+      <w:r>
+        <w:t>Tothfalusi L, Endrenyi L. An exact procedure for the evaluation of reference-scaled average bioequivalence. AAPS J. 2016;18(2):476–489. doi:10.1208/s12248-016-9873-6.</w:t>
+      </w:r>
+    </w:p>
+    <w:p>
+      <w:pPr>
+        <w:spacing w:after="120" w:line="276" w:lineRule="auto"/>
+      </w:pPr>
+      <w:r>
+        <w:t>Tsiatis AA, Davidian M, Zhang M, Lu X. Covariate adjustment for two-sample treatment comparisons in randomized clinical trials: a principled yet flexible approach. Stat Med. 2008;27(23):4658–4677. doi:10.1002/sim.3113.</w:t>
       </w:r>
     </w:p>
     <w:p>
@@ -44155,7 +45173,7 @@
                 <w:sz w:val="20"/>
                 <w:szCs w:val="20"/>
               </w:rPr>
-              <w:t>For NCA Assistant v1.8.0. New: chapter Working on a Controlled Installation (sign-in, records for review, review signatures, signature sheets, the audit trail page), Tutorial 8, Appendix E on setting up and administering a controlled installation, troubleshooting for controlled installations. The chapter on regulated use describes the controls of a controlled installation and the organisation's responsibilities. Revised within v1.8.0: exclusions with a reason (Leaving Out Data), half-life rules, the sensitivity analysis without exclusions, and one-click example data in the tutorials; after an adversarial review of the app: doses per kg, the trough window for Cτ, AUCτ extrapolation, complete subjects in Method B, pre-dose samples at a negative time, loading the exclusion register again; new chapter Installing NCA Assistant for Regulated Use, with Appendix E as its reference; the chapters Working on a Controlled Installation and Using NCA Assistant in a Regulated Environment merged into one chapter, Working in a Regulated Environment, with new sections on roles, the audit trail, accounts, a study step by step, inspections and good practice; after a review by a PhD student, a senior pharmacometrician, a system engineer and a regulatory compliance officer: How to Use This Manual, 14 glossary terms, which installation for which work, a worked steady-state example, reporting without flagged values, an optional Tutorial 3 question, and server notes on backups, TLS, SELinux, the firewall and the time zone; ten screenshots (Figures 1 to 10).</w:t>
+              <w:t>For NCA Assistant v1.8.0. New: chapter Working on a Controlled Installation (sign-in, records for review, review signatures, signature sheets, the audit trail page), Tutorial 8, Appendix E on setting up and administering a controlled installation, troubleshooting for controlled installations. The chapter on regulated use describes the controls of a controlled installation and the organisation's responsibilities. Revised within v1.8.0: exclusions with a reason (Leaving Out Data), half-life rules, the sensitivity analysis without exclusions, and one-click example data in the tutorials; after an adversarial review of the app: doses per kg, the trough window for Cτ, AUCτ extrapolation, complete subjects in Method B, pre-dose samples at a negative time, loading the exclusion register again; new chapter Installing NCA Assistant for Regulated Use, with Appendix E as its reference; the chapters Working on a Controlled Installation and Using NCA Assistant in a Regulated Environment merged into one chapter, Working in a Regulated Environment, with new sections on roles, the audit trail, accounts, a study step by step, inspections and good practice; after a review by a PhD student, a senior pharmacometrician, a system engineer and a regulatory compliance officer: How to Use This Manual, 14 glossary terms, which installation for which work, a worked steady-state example, reporting without flagged values, an optional Tutorial 3 question, and server notes on backups, TLS, SELinux, the firewall and the time zone; ten screenshots (Figures 1 to 10). Also added to v1.8.0: the Welch interval beside the pooled interval for parallel groups, checked against the eleven published datasets of Fuglsang et al. (2015); the citation of the NCA Assistant article; covariate adjustment for parallel groups; EMA ABEL and FDA RSABE for replicate designs (Acceptance approach); Tutorials 4b and 4c with two example files and four figures; and the scope statement, glossary, troubleshooting and references revised.</w:t>
             </w:r>
           </w:p>
         </w:tc>

--- a/NCA_Assistant_User_Manual_v1.9.docx
+++ b/NCA_Assistant_User_Manual_v1.9.docx
@@ -7765,7 +7765,7 @@
         <w:t>Status.</w:t>
       </w:r>
       <w:r>
-        <w:t xml:space="preserve"> NCA Assistant is not validated for your use. The validation package in the repository (a URS, an IQ/OQ/PQ protocol and a test script with 584 automated and 77 manual tests) is a starting point: the developer's test run shows that the code does what the tests check, on the developer's computer. Qualifying the installation you use is your responsibility; the chapters Working in a Regulated Environment and Installing NCA Assistant for Regulated Use explain how.</w:t>
+        <w:t xml:space="preserve"> NCA Assistant is not validated for your use. The validation package in the repository (a URS, an IQ/OQ/PQ protocol and a test script with 585 automated and 77 manual tests) is a starting point: the developer's test run shows that the code does what the tests check, on the developer's computer. Qualifying the installation you use is your responsibility; the chapters Working in a Regulated Environment and Installing NCA Assistant for Regulated Use explain how.</w:t>
       </w:r>
     </w:p>
     <w:p>
@@ -45125,7 +45125,7 @@
                 <w:sz w:val="20"/>
                 <w:szCs w:val="20"/>
               </w:rPr>
-              <w:t>September 2026</w:t>
+              <w:t>30 September 2026</w:t>
             </w:r>
           </w:p>
         </w:tc>

--- a/NCA_Assistant_User_Manual_v1.9.docx
+++ b/NCA_Assistant_User_Manual_v1.9.docx
@@ -7765,7 +7765,7 @@
         <w:t>Status.</w:t>
       </w:r>
       <w:r>
-        <w:t xml:space="preserve"> NCA Assistant is not validated for your use. The validation package in the repository (a URS, an IQ/OQ/PQ protocol and a test script with 585 automated and 77 manual tests) is a starting point: the developer's test run shows that the code does what the tests check, on the developer's computer. Qualifying the installation you use is your responsibility; the chapters Working in a Regulated Environment and Installing NCA Assistant for Regulated Use explain how.</w:t>
+        <w:t xml:space="preserve"> NCA Assistant is not validated for your use. The validation package in the repository (a URS, an IQ/OQ/PQ protocol and a test script with 590 automated and 77 manual tests) is a starting point: the developer's test run shows that the code does what the tests check, on the developer's computer. Qualifying the installation you use is your responsibility; the chapters Working in a Regulated Environment and Installing NCA Assistant for Regulated Use explain how.</w:t>
       </w:r>
     </w:p>
     <w:p>

--- a/NCA_Assistant_User_Manual_v1.9.docx
+++ b/NCA_Assistant_User_Manual_v1.9.docx
@@ -7737,7 +7737,7 @@
         <w:spacing w:after="120" w:line="276" w:lineRule="auto"/>
       </w:pPr>
       <w:r>
-        <w:t>NCA Assistant is for pharmacokineticists doing non-compartmental analysis, bioequivalence testing and study planning. Average bioequivalence for every design, plus EMA ABEL and FDA RSABE for replicate designs. The FDA scaled test for narrow therapeutic index drugs is for planning only. The public instance and a standard installation have no audit trail, electronic signature or access control; a controlled installation on your organisation's server adds them (Working in a Regulated Environment). The public instance on shinyapps.io is for evaluation and training, with synthetic or pseudonymised data. For regulated work, install a tagged release on your own system and qualify it there with the validation package. Responsibility for the analysis and its conclusions stays with the user. Not for dosing decisions for individual patients.</w:t>
+        <w:t>NCA Assistant is for pharmacokineticists doing non-compartmental analysis, bioequivalence testing and study planning. Average bioequivalence for every design, plus EMA ABEL and FDA RSABE for replicate designs. The FDA scaled test for narrow therapeutic index drugs is for planning only. Studies run in several groups (ICH M13A, 2.2.3.5) are not modelled; a group column in the file is ignored. The public instance and a standard installation have no audit trail, electronic signature or access control; a controlled installation on your organisation's server adds them (Working in a Regulated Environment). The public instance on shinyapps.io is for evaluation and training, with synthetic or pseudonymised data. For regulated work, install a tagged release on your own system and qualify it there with the validation package. Responsibility for the analysis and its conclusions stays with the user. Not for dosing decisions for individual patients.</w:t>
       </w:r>
     </w:p>
     <w:p>
@@ -7765,7 +7765,7 @@
         <w:t>Status.</w:t>
       </w:r>
       <w:r>
-        <w:t xml:space="preserve"> NCA Assistant is not validated for your use. The validation package in the repository (a URS, an IQ/OQ/PQ protocol and a test script with 590 automated and 77 manual tests) is a starting point: the developer's test run shows that the code does what the tests check, on the developer's computer. Qualifying the installation you use is your responsibility; the chapters Working in a Regulated Environment and Installing NCA Assistant for Regulated Use explain how.</w:t>
+        <w:t xml:space="preserve"> NCA Assistant is not validated for your use. The validation package in the repository (a URS, an IQ/OQ/PQ protocol and a test script with 596 automated and 77 manual tests) is a starting point: the developer's test run shows that the code does what the tests check, on the developer's computer. Qualifying the installation you use is your responsibility; the chapters Working in a Regulated Environment and Installing NCA Assistant for Regulated Use explain how.</w:t>
       </w:r>
     </w:p>
     <w:p>
@@ -15288,7 +15288,7 @@
                 <w:sz w:val="20"/>
                 <w:szCs w:val="20"/>
               </w:rPr>
-              <w:t>Before and between measurable → LLOQ/2, after the last → missing</w:t>
+              <w:t>Before and between measurable → LLOQ/2, after the last → missing, pre-dose → 0</w:t>
             </w:r>
           </w:p>
         </w:tc>
@@ -15314,7 +15314,7 @@
                 <w:sz w:val="20"/>
                 <w:szCs w:val="20"/>
               </w:rPr>
-              <w:t>BLQ before and between measurable values = LLOQ/2; after the last = missing; pre-dose = 0</w:t>
+              <w:t>BLQ before and between measurable values = LLOQ/2; after the last = missing; pre-dose = 0; a profile without any measurable value = missing, apart from its pre-dose sample</w:t>
             </w:r>
           </w:p>
         </w:tc>
@@ -15501,7 +15501,7 @@
                 <w:sz w:val="20"/>
                 <w:szCs w:val="20"/>
               </w:rPr>
-              <w:t>Before first quantifiable → LLOQ/2, rest → zero</w:t>
+              <w:t>Before first quantifiable → LLOQ/2, all other BLQ → zero (also in a profile with no quantifiable value)</w:t>
             </w:r>
           </w:p>
         </w:tc>
@@ -27181,7 +27181,7 @@
         <w:spacing w:after="120" w:line="276" w:lineRule="auto"/>
       </w:pPr>
       <w:r>
-        <w:t>Proposed by Yeh and Kwan (1978): the linear formula while concentrations rise and the logarithmic formula while they fall. It is the default in NCA Assistant. Choose the method in the protocol: ICH M13A (2.2.2.2) asks for it to be reported, and the two methods give slightly different results (in Tutorial 4, an AUC to last point ratio of 111.25% with linear-up/log-down and 111.16% with the linear method).</w:t>
+        <w:t>Proposed by Yeh and Kwan (1978): the linear formula while concentrations rise and the logarithmic formula while they fall. It is the default in NCA Assistant. Choose the method in the protocol: ICH M13A (2.2.2.2) asks for it to be reported, and the two methods give slightly different results (in Tutorial 4, an AUC to last point ratio of 111.25% with linear-up/log-down and 111.16% with the linear method). A falling segment that ends at zero (a value set by a BLQ rule) has no logarithm, so the app integrates it with the linear formula.</w:t>
       </w:r>
     </w:p>
     <w:p>
@@ -27613,8 +27613,7 @@
         <w:spacing w:after="120" w:line="276" w:lineRule="auto"/>
       </w:pPr>
       <w:r>
-        <w:lastRenderedPageBreak/>
-        <w:t>where δ is the treatment coefficient on the log scale, SE its standard error from the model, and df the denominator degrees of freedom. The limits are rounded to two decimals before comparison with the acceptance limits, as the EMA guideline (2010, section 4.1.8) and the FDA (2026) ask. Bioequivalence is concluded when the rounded interval lies within the limits (80.00–125.00% by default) and, for wider limits, the point estimate lies within 80.00–125.00%. A verdict is given only for the 90% interval, which corresponds to the two one-sided tests at α = 0.05; at another level the app shows the interval without a verdict. Widened limits apply to Cmax only unless you choose otherwise (Path 6, Widened and Narrowed Limits).</w:t>
+        <w:t>where δ is the treatment coefficient on the log scale, SE its standard error from the model, and df the denominator degrees of freedom. The limits are rounded to two decimals, with halves rounded up as in SAS, before comparison with the acceptance limits, as the EMA guideline (2010, section 4.1.8) and the FDA (2026) ask. Bioequivalence is concluded when the rounded interval lies within the limits (80.00–125.00% by default) and, for wider limits, the point estimate lies within 80.00–125.00%. A verdict is given only for the 90% interval, which corresponds to the two one-sided tests at α = 0.05; at another level the app shows the interval without a verdict. Widened limits apply to Cmax only unless you choose otherwise (Path 6, Widened and Narrowed Limits).</w:t>
       </w:r>
     </w:p>
     <w:p>
@@ -27767,7 +27766,7 @@
         <w:spacing w:after="120" w:line="276" w:lineRule="auto"/>
       </w:pPr>
       <w:r>
-        <w:t>If sWR is 0.294 or higher the route is Scaled: RSABE is met when the criterion bound is at or below 0 and the point estimate, 100·exp(estimate), lies within 80.00–125.00%, compared to four significant figures. Below 0.294 nothing is scaled, and the ordinary test against 80.00–125.00% is used with the model you chose. The limits implied by sWR are exp(±ln 1.25·sWR/0.25).</w:t>
+        <w:t>If sWR is 0.294 or higher the route is Scaled: RSABE is met when the criterion bound is at or below 0 and the point estimate, 100·exp(estimate), lies within 80.00–125.00%, rounded to two decimals at both limits. Below 0.294 nothing is scaled, and the ordinary test against 80.00–125.00% is used with the model you chose. The results then say that this model is not the FDA model for replicate designs (Appendix C), which has separate Test and Reference variances and Satterthwaite degrees of freedom. The limits implied by sWR are exp(±ln 1.25·sWR/0.25).</w:t>
       </w:r>
     </w:p>
     <w:p>
@@ -45125,7 +45124,7 @@
                 <w:sz w:val="20"/>
                 <w:szCs w:val="20"/>
               </w:rPr>
-              <w:t>30 September 2026</w:t>
+              <w:t>7 October 2026</w:t>
             </w:r>
           </w:p>
         </w:tc>

--- a/NCA_Assistant_User_Manual_v1.9.docx
+++ b/NCA_Assistant_User_Manual_v1.9.docx
@@ -7765,7 +7765,7 @@
         <w:t>Status.</w:t>
       </w:r>
       <w:r>
-        <w:t xml:space="preserve"> NCA Assistant is not validated for your use. The validation package in the repository (a URS, an IQ/OQ/PQ protocol and a test script with 596 automated and 77 manual tests) is a starting point: the developer's test run shows that the code does what the tests check, on the developer's computer. Qualifying the installation you use is your responsibility; the chapters Working in a Regulated Environment and Installing NCA Assistant for Regulated Use explain how.</w:t>
+        <w:t xml:space="preserve"> NCA Assistant is not validated for your use. The validation package in the repository (a URS, an IQ/OQ/PQ protocol and a test script with 627 automated and 84 manual tests) is a starting point: the developer's test run shows that the code does what the tests check, on the developer's computer. Qualifying the installation you use is your responsibility; the chapters Working in a Regulated Environment and Installing NCA Assistant for Regulated Use explain how.</w:t>
       </w:r>
     </w:p>
     <w:p>
@@ -17738,7 +17738,7 @@
         <w:t>Download CI Table (CSV)</w:t>
       </w:r>
       <w:r>
-        <w:t xml:space="preserve"> and a Complete Analysis Record. The verdict uses confidence limits rounded to two decimals. A design summary and an amber warning for subjects missing a treatment appear after the NCA. Reading Your Results explains the columns.</w:t>
+        <w:t xml:space="preserve"> and a Complete Analysis Record. The verdict uses confidence limits rounded to two decimals. A design summary and an amber warning for subjects missing a treatment appear after the NCA. Reading Your Results explains the columns. If the selected design does not fit the data, the run stops with a message and shows no results.</w:t>
       </w:r>
     </w:p>
     <w:p>
@@ -18679,7 +18679,7 @@
         <w:spacing w:after="120" w:line="276" w:lineRule="auto"/>
       </w:pPr>
       <w:r>
-        <w:t>The zip contains results.xlsx, app_results_reference.csv, analysis_settings.json, nca_pipeline.R (the app's own data-processing code), reproduce_analysis.R, reproduction_check.txt, data_integrity.txt, analysis_summary.html and a copy of the data file. From the batch and bioequivalence paths, results.xlsx has a Checks sheet, and the summary a Checks and Notes section, with the data quality findings and the notes shown with the results, such as the ICH M13A checks. data_integrity.txt holds SHA-256 hashes of the data, the settings, the results, the reference results, the script and the pipeline code. A SHA-256 hash is a 64-character fingerprint that changes if a single character in the file changes.</w:t>
+        <w:t>The zip contains results.xlsx, app_results_reference.csv, analysis_settings.json, nca_pipeline.R (the app's own data-processing code), reproduce_analysis.R, reproduction_check.txt, data_integrity.txt, analysis_summary.html and a copy of the data file. From the batch and bioequivalence paths, results.xlsx has a Checks sheet, and the summary a Checks and Notes section, with the data quality findings and the notes shown with the results, such as the ICH M13A checks. A bioequivalence record also holds app_be_reference.csv (the app's table with its unrounded estimates, and app_be_sensitivity_reference.csv when exclusions were made) and the app's bioequivalence code: be_analysis.R, be_scaled.R, designs.R and utils.R. data_integrity.txt holds SHA-256 hashes of the data, the settings, the results, the reference results, the script and the pipeline code, and for a bioequivalence record these files too. A SHA-256 hash is a 64-character fingerprint that changes if a single character in the file changes.</w:t>
       </w:r>
     </w:p>
     <w:p>
@@ -18822,7 +18822,7 @@
                 <w:sz w:val="20"/>
                 <w:szCs w:val="20"/>
               </w:rPr>
-              <w:t>The shipped pipeline, run again on the enclosed data and settings, gives the same NCA parameters (largest relative difference below 10⁻⁶)</w:t>
+              <w:t>The shipped pipeline, run again on the enclosed data and settings, gives the same NCA parameters (largest relative difference below 10⁻⁶); for a bioequivalence record, also the same point estimates, confidence limits and verdict</w:t>
             </w:r>
           </w:p>
         </w:tc>
@@ -18930,7 +18930,7 @@
                 <w:sz w:val="20"/>
                 <w:szCs w:val="20"/>
               </w:rPr>
-              <w:t>Different results, or a data file, pipeline code or reference results that were changed, or a parameter present on one side only</w:t>
+              <w:t>Different results, or a data file, pipeline code, bioequivalence code or reference results that were changed, a changed setting or Reference treatment, or a parameter present on one side only</w:t>
             </w:r>
           </w:p>
         </w:tc>
@@ -19006,7 +19006,7 @@
         <w:t>What the record shows and what it does not.</w:t>
       </w:r>
       <w:r>
-        <w:t xml:space="preserve"> MATCH shows that the analysis can be reproduced with the same code and packages. It is not independent verification. For a bioequivalence record the script recomputes the NCA parameters only: the ANOVA, the confidence intervals and the verdict are recorded in results.xlsx and are not recomputed, and the script does not check results.xlsx. The manifest is not signed: whoever changes a file can also recompute its hash. To make the record tamper-evident, store the zip, or its SHA-256, in a controlled system. The record is not an audit trail in the sense of 21 CFR Part 11 or EU GMP Annex 11; it documents one analysis. Timestamps come from the clock of the computer that ran the app (UTC on shinyapps.io), and the summary names the time zone. On a controlled installation, the stored copy on the server is covered by the audit trail, and the reviewer's signature is bound to the record's SHA-256 (The Signature Sheet, in the chapter Working in a Regulated Environment).</w:t>
+        <w:t xml:space="preserve"> MATCH shows that the analysis can be reproduced with the same code and packages. It is not independent verification. For a bioequivalence record the script recomputes the NCA parameters and then the point estimates, confidence limits and verdict, with the same code the app used. It does not compare the ANOVA tables or results.xlsx. The manifest is not signed: whoever changes a file can also recompute its hash. To make the record tamper-evident, store the zip, or its SHA-256, in a controlled system. The record is not an audit trail in the sense of 21 CFR Part 11 or EU GMP Annex 11; it documents one analysis. Timestamps come from the clock of the computer that ran the app (UTC on shinyapps.io), and the summary names the time zone. On a controlled installation, the stored copy on the server is covered by the audit trail, and the reviewer's signature is bound to the record's SHA-256 (The Signature Sheet, in the chapter Working in a Regulated Environment).</w:t>
       </w:r>
     </w:p>
     <w:p>
@@ -19037,7 +19037,7 @@
         <w:t>Re-running a record.</w:t>
       </w:r>
       <w:r>
-        <w:t xml:space="preserve"> Unzip it into an empty folder. In R, set the working directory to that folder (setwd("path/to/folder")) and run source("reproduce_analysis.R"). The script checks the data hash, recomputes the results and prints the outcome. It also says whether R and the packages are the versions the record was made with. Under other versions, a result other than MATCH can come from the versions alone.</w:t>
+        <w:t xml:space="preserve"> Unzip it into an empty folder. In R, set the working directory to that folder (setwd("path/to/folder")) and run source("reproduce_analysis.R"). The script checks the data hash, recomputes the results (for a bioequivalence record, also the confidence limits and the verdict) and prints the outcome. It also says whether R and the packages are the versions the record was made with. Under other versions, a result other than MATCH can come from the versions alone.</w:t>
       </w:r>
     </w:p>
     <w:p>
@@ -23076,7 +23076,7 @@
         <w:spacing w:after="120" w:line="276" w:lineRule="auto"/>
       </w:pPr>
       <w:r>
-        <w:t>The record documents one analysis and shows that it can be reproduced with the same code and packages (Complete Analysis Record, in the chapter on using the app). It does not re-derive the bioequivalence statistics, it is not signed, and whoever changes a file can recompute its hash. Store the zip, or its SHA-256, in a controlled system. The Analyst name and Study name fields are typed, not signed in: record who ran the analysis in your log. For a manual selection of half-life points, the record keeps the final selection but not the reason: write the reason in the study file. On a controlled installation the record is stored on the server, the analyst is the signed-in user, and the review signature is kept in the audit trail and shown on the signature sheet, bound to the record's SHA-256.</w:t>
+        <w:t>The record documents one analysis and shows that it can be reproduced with the same code and packages (Complete Analysis Record, in the chapter on using the app). For a bioequivalence analysis it recomputes the confidence intervals and the verdict, but not the ANOVA tables. It is not signed, and whoever changes a file can recompute its hash. Store the zip, or its SHA-256, in a controlled system. The Analyst name and Study name fields are typed, not signed in: record who ran the analysis in your log. For a manual selection of half-life points, the record keeps the final selection but not the reason: write the reason in the study file. On a controlled installation the record is stored on the server, the analyst is the signed-in user, and the review signature is kept in the audit trail and shown on the signature sheet, bound to the record's SHA-256.</w:t>
       </w:r>
     </w:p>
     <w:p>
@@ -42308,6 +42308,20 @@
     </w:p>
     <w:p>
       <w:pPr>
+        <w:spacing w:after="120" w:line="276" w:lineRule="auto"/>
+      </w:pPr>
+      <w:r>
+        <w:rPr>
+          <w:b/>
+        </w:rPr>
+        <w:t>“The analysis was not run”:</w:t>
+      </w:r>
+      <w:r>
+        <w:t xml:space="preserve"> the selected design does not fit the data. The message says what the data have, for example four sequences, and what the design expects. Choose the design that matches the study, or check the Period and Sequence columns on the Upload page. If the sequence labels carry a group, as in TR-G1 and TR-G2, the study was run in several groups, which the app does not model.</w:t>
+      </w:r>
+    </w:p>
+    <w:p>
+      <w:pPr>
         <w:pStyle w:val="Kop3"/>
       </w:pPr>
       <w:r>
@@ -45172,7 +45186,7 @@
                 <w:sz w:val="20"/>
                 <w:szCs w:val="20"/>
               </w:rPr>
-              <w:t>For NCA Assistant v1.8.0. New: chapter Working on a Controlled Installation (sign-in, records for review, review signatures, signature sheets, the audit trail page), Tutorial 8, Appendix E on setting up and administering a controlled installation, troubleshooting for controlled installations. The chapter on regulated use describes the controls of a controlled installation and the organisation's responsibilities. Revised within v1.8.0: exclusions with a reason (Leaving Out Data), half-life rules, the sensitivity analysis without exclusions, and one-click example data in the tutorials; after an adversarial review of the app: doses per kg, the trough window for Cτ, AUCτ extrapolation, complete subjects in Method B, pre-dose samples at a negative time, loading the exclusion register again; new chapter Installing NCA Assistant for Regulated Use, with Appendix E as its reference; the chapters Working on a Controlled Installation and Using NCA Assistant in a Regulated Environment merged into one chapter, Working in a Regulated Environment, with new sections on roles, the audit trail, accounts, a study step by step, inspections and good practice; after a review by a PhD student, a senior pharmacometrician, a system engineer and a regulatory compliance officer: How to Use This Manual, 14 glossary terms, which installation for which work, a worked steady-state example, reporting without flagged values, an optional Tutorial 3 question, and server notes on backups, TLS, SELinux, the firewall and the time zone; ten screenshots (Figures 1 to 10). Also added to v1.8.0: the Welch interval beside the pooled interval for parallel groups, checked against the eleven published datasets of Fuglsang et al. (2015); the citation of the NCA Assistant article; covariate adjustment for parallel groups; EMA ABEL and FDA RSABE for replicate designs (Acceptance approach); Tutorials 4b and 4c with two example files and four figures; and the scope statement, glossary, troubleshooting and references revised.</w:t>
+              <w:t>For NCA Assistant v1.9.0. New: chapter Working on a Controlled Installation (sign-in, records for review, review signatures, signature sheets, the audit trail page), Tutorial 8, Appendix E on setting up and administering a controlled installation, troubleshooting for controlled installations. The chapter on regulated use describes the controls of a controlled installation and the organisation's responsibilities. Revised within v1.8.0: exclusions with a reason (Leaving Out Data), half-life rules, the sensitivity analysis without exclusions, and one-click example data in the tutorials; after an adversarial review of the app: doses per kg, the trough window for Cτ, AUCτ extrapolation, complete subjects in Method B, pre-dose samples at a negative time, loading the exclusion register again; new chapter Installing NCA Assistant for Regulated Use, with Appendix E as its reference; the chapters Working on a Controlled Installation and Using NCA Assistant in a Regulated Environment merged into one chapter, Working in a Regulated Environment, with new sections on roles, the audit trail, accounts, a study step by step, inspections and good practice; after a review by a PhD student, a senior pharmacometrician, a system engineer and a regulatory compliance officer: How to Use This Manual, 14 glossary terms, which installation for which work, a worked steady-state example, reporting without flagged values, an optional Tutorial 3 question, and server notes on backups, TLS, SELinux, the firewall and the time zone; ten screenshots (Figures 1 to 10). Also added to v1.8.0: the Welch interval beside the pooled interval for parallel groups, checked against the eleven published datasets of Fuglsang et al. (2015); the citation of the NCA Assistant article; covariate adjustment for parallel groups; EMA ABEL and FDA RSABE for replicate designs (Acceptance approach); Tutorials 4b and 4c with two example files and four figures; and the scope statement, glossary, troubleshooting and references revised. Also: the Analysis Record of a bioequivalence run recomputes the confidence intervals and the verdict, and a design that does not fit the data is refused (Complete Analysis Record, Path 6, Appendix D).</w:t>
             </w:r>
           </w:p>
         </w:tc>

--- a/NCA_Assistant_User_Manual_v1.9.docx
+++ b/NCA_Assistant_User_Manual_v1.9.docx
@@ -7765,7 +7765,7 @@
         <w:t>Status.</w:t>
       </w:r>
       <w:r>
-        <w:t xml:space="preserve"> NCA Assistant is not validated for your use. The validation package in the repository (a URS, an IQ/OQ/PQ protocol and a test script with 627 automated and 84 manual tests) is a starting point: the developer's test run shows that the code does what the tests check, on the developer's computer. Qualifying the installation you use is your responsibility; the chapters Working in a Regulated Environment and Installing NCA Assistant for Regulated Use explain how.</w:t>
+        <w:t xml:space="preserve"> NCA Assistant is not validated for your use. The validation package in the repository (a URS, an IQ/OQ/PQ protocol and a test script with 629 automated and 82 manual tests) is a starting point: the developer's test run shows that the code does what the tests check, on the developer's computer. Qualifying the installation you use is your responsibility; the chapters Working in a Regulated Environment and Installing NCA Assistant for Regulated Use explain how.</w:t>
       </w:r>
     </w:p>
     <w:p>
